--- a/Doc/KVDDokumentacija_GodotSpele_Sidorcenko.docx
+++ b/Doc/KVDDokumentacija_GodotSpele_Sidorcenko.docx
@@ -9,9 +9,6 @@
         <w:jc w:val="center"/>
       </w:pPr>
       <w:r>
-        <w:rPr>
-          <w:noProof/>
-        </w:rPr>
         <w:drawing>
           <wp:inline distT="0" distB="0" distL="0" distR="0" wp14:anchorId="004B529F" wp14:editId="64AD3E34">
             <wp:extent cx="1455166" cy="513080"/>
@@ -1626,12 +1623,21 @@
         </w:rPr>
         <w:tab/>
       </w:r>
+      <w:proofErr w:type="spellStart"/>
       <w:r>
         <w:rPr>
           <w:color w:val="auto"/>
           <w:sz w:val="24"/>
         </w:rPr>
-        <w:t xml:space="preserve">Lietojumgadījumu diagramma </w:t>
+        <w:t>Lietojumgadījumu</w:t>
+      </w:r>
+      <w:proofErr w:type="spellEnd"/>
+      <w:r>
+        <w:rPr>
+          <w:color w:val="auto"/>
+          <w:sz w:val="24"/>
+        </w:rPr>
+        <w:t xml:space="preserve"> diagramma </w:t>
       </w:r>
       <w:r>
         <w:rPr>
@@ -1640,7 +1646,47 @@
           <w:color w:val="auto"/>
           <w:sz w:val="24"/>
         </w:rPr>
-        <w:t>(Use Case)</w:t>
+        <w:t>(</w:t>
+      </w:r>
+      <w:proofErr w:type="spellStart"/>
+      <w:r>
+        <w:rPr>
+          <w:i/>
+          <w:iCs/>
+          <w:color w:val="auto"/>
+          <w:sz w:val="24"/>
+        </w:rPr>
+        <w:t>Use</w:t>
+      </w:r>
+      <w:proofErr w:type="spellEnd"/>
+      <w:r>
+        <w:rPr>
+          <w:i/>
+          <w:iCs/>
+          <w:color w:val="auto"/>
+          <w:sz w:val="24"/>
+        </w:rPr>
+        <w:t xml:space="preserve"> </w:t>
+      </w:r>
+      <w:proofErr w:type="spellStart"/>
+      <w:r>
+        <w:rPr>
+          <w:i/>
+          <w:iCs/>
+          <w:color w:val="auto"/>
+          <w:sz w:val="24"/>
+        </w:rPr>
+        <w:t>Case</w:t>
+      </w:r>
+      <w:proofErr w:type="spellEnd"/>
+      <w:r>
+        <w:rPr>
+          <w:i/>
+          <w:iCs/>
+          <w:color w:val="auto"/>
+          <w:sz w:val="24"/>
+        </w:rPr>
+        <w:t>)</w:t>
       </w:r>
       <w:r>
         <w:rPr>
@@ -1728,7 +1774,27 @@
           <w:color w:val="auto"/>
           <w:sz w:val="24"/>
         </w:rPr>
-        <w:t>(Activity)</w:t>
+        <w:t>(</w:t>
+      </w:r>
+      <w:proofErr w:type="spellStart"/>
+      <w:r>
+        <w:rPr>
+          <w:i/>
+          <w:iCs/>
+          <w:color w:val="auto"/>
+          <w:sz w:val="24"/>
+        </w:rPr>
+        <w:t>Activity</w:t>
+      </w:r>
+      <w:proofErr w:type="spellEnd"/>
+      <w:r>
+        <w:rPr>
+          <w:i/>
+          <w:iCs/>
+          <w:color w:val="auto"/>
+          <w:sz w:val="24"/>
+        </w:rPr>
+        <w:t>)</w:t>
       </w:r>
       <w:r>
         <w:rPr>
@@ -1816,7 +1882,27 @@
           <w:color w:val="auto"/>
           <w:sz w:val="24"/>
         </w:rPr>
-        <w:t>(State)</w:t>
+        <w:t>(</w:t>
+      </w:r>
+      <w:proofErr w:type="spellStart"/>
+      <w:r>
+        <w:rPr>
+          <w:i/>
+          <w:iCs/>
+          <w:color w:val="auto"/>
+          <w:sz w:val="24"/>
+        </w:rPr>
+        <w:t>State</w:t>
+      </w:r>
+      <w:proofErr w:type="spellEnd"/>
+      <w:r>
+        <w:rPr>
+          <w:i/>
+          <w:iCs/>
+          <w:color w:val="auto"/>
+          <w:sz w:val="24"/>
+        </w:rPr>
+        <w:t>)</w:t>
       </w:r>
       <w:r>
         <w:rPr>
@@ -3501,7 +3587,6 @@
         <w:rPr>
           <w:sz w:val="24"/>
           <w:u w:val="single"/>
-          <w:lang w:val="ru-RU"/>
         </w:rPr>
       </w:pPr>
       <w:r>
@@ -4651,13 +4736,7 @@
         <w:rPr>
           <w:sz w:val="24"/>
         </w:rPr>
-        <w:t>Sistēma aprēķina kopējo rezultātu, izmantojot noteiktu formulu</w:t>
-      </w:r>
-      <w:r>
-        <w:rPr>
-          <w:sz w:val="24"/>
-        </w:rPr>
-        <w:t>.</w:t>
+        <w:t>Sistēma aprēķina kopējo rezultātu, izmantojot noteiktu formulu.</w:t>
       </w:r>
     </w:p>
     <w:p>
@@ -5112,13 +5191,7 @@
         <w:rPr>
           <w:sz w:val="24"/>
         </w:rPr>
-        <w:t xml:space="preserve"> </w:t>
-      </w:r>
-      <w:r>
-        <w:rPr>
-          <w:sz w:val="24"/>
-        </w:rPr>
-        <w:t>spēles laikā</w:t>
+        <w:t xml:space="preserve"> spēles laikā</w:t>
       </w:r>
       <w:r>
         <w:rPr>
@@ -5409,14 +5482,7 @@
         <w:rPr>
           <w:sz w:val="24"/>
         </w:rPr>
-        <w:t>Saglabāts rezultāts</w:t>
-      </w:r>
-      <w:r>
-        <w:rPr>
-          <w:sz w:val="24"/>
-          <w:lang w:val="ru-RU"/>
-        </w:rPr>
-        <w:t>.</w:t>
+        <w:t>Saglabāts rezultāts.</w:t>
       </w:r>
     </w:p>
     <w:p>
@@ -8494,7 +8560,6 @@
           <w:b/>
           <w:bCs/>
           <w:sz w:val="24"/>
-          <w:lang w:val="en-US"/>
         </w:rPr>
       </w:pPr>
       <w:r>
@@ -8503,23 +8568,7 @@
           <w:bCs/>
           <w:sz w:val="24"/>
         </w:rPr>
-        <w:t>FP.2</w:t>
-      </w:r>
-      <w:r>
-        <w:rPr>
-          <w:b/>
-          <w:bCs/>
-          <w:sz w:val="24"/>
-        </w:rPr>
-        <w:t>3</w:t>
-      </w:r>
-      <w:r>
-        <w:rPr>
-          <w:b/>
-          <w:bCs/>
-          <w:sz w:val="24"/>
-        </w:rPr>
-        <w:t xml:space="preserve">. </w:t>
+        <w:t xml:space="preserve">FP.23. </w:t>
       </w:r>
       <w:r>
         <w:rPr>
@@ -8631,20 +8680,7 @@
         <w:rPr>
           <w:sz w:val="24"/>
         </w:rPr>
-        <w:t xml:space="preserve">Lietotājs nospiež </w:t>
-      </w:r>
-      <w:r>
-        <w:rPr>
-          <w:sz w:val="24"/>
-          <w:lang w:val="en-US"/>
-        </w:rPr>
-        <w:t>“</w:t>
-      </w:r>
-      <w:r>
-        <w:rPr>
-          <w:sz w:val="24"/>
-        </w:rPr>
-        <w:t>A” taustiņu.</w:t>
+        <w:t>Lietotājs nospiež “A” taustiņu.</w:t>
       </w:r>
     </w:p>
     <w:p>
@@ -8809,13 +8845,7 @@
         <w:rPr>
           <w:sz w:val="24"/>
         </w:rPr>
-        <w:t>J</w:t>
-      </w:r>
-      <w:r>
-        <w:rPr>
-          <w:sz w:val="24"/>
-        </w:rPr>
-        <w:t>a lietotājs nospiež “W”, “A”, “S” vai “D”, sistēma aprēķina virzienu, kurā jāvirza varonis.</w:t>
+        <w:t>Ja lietotājs nospiež “W”, “A”, “S” vai “D”, sistēma aprēķina virzienu, kurā jāvirza varonis.</w:t>
       </w:r>
     </w:p>
     <w:p>
@@ -8956,15 +8986,23 @@
         <w:rPr>
           <w:sz w:val="24"/>
           <w:u w:val="single"/>
-          <w:lang w:val="ru-RU"/>
-        </w:rPr>
-      </w:pPr>
+        </w:rPr>
+      </w:pPr>
+      <w:proofErr w:type="spellStart"/>
       <w:r>
         <w:rPr>
           <w:sz w:val="24"/>
           <w:u w:val="single"/>
         </w:rPr>
-        <w:t>Izvaddati:</w:t>
+        <w:t>Izvaddati</w:t>
+      </w:r>
+      <w:proofErr w:type="spellEnd"/>
+      <w:r>
+        <w:rPr>
+          <w:sz w:val="24"/>
+          <w:u w:val="single"/>
+        </w:rPr>
+        <w:t>:</w:t>
       </w:r>
     </w:p>
     <w:p>
@@ -10090,6 +10128,7 @@
         <w:rPr>
           <w:b/>
           <w:bCs/>
+          <w:lang w:val="lv-LV"/>
         </w:rPr>
       </w:pPr>
       <w:proofErr w:type="spellStart"/>
@@ -11471,6 +11510,4404 @@
         <w:t>Testpiemēru kopa</w:t>
       </w:r>
       <w:bookmarkEnd w:id="22"/>
+    </w:p>
+    <w:p>
+      <w:pPr>
+        <w:spacing w:after="0" w:line="360" w:lineRule="auto"/>
+        <w:ind w:left="0" w:right="0" w:firstLine="851"/>
+        <w:contextualSpacing/>
+        <w:rPr>
+          <w:sz w:val="24"/>
+        </w:rPr>
+      </w:pPr>
+      <w:r>
+        <w:rPr>
+          <w:sz w:val="24"/>
+        </w:rPr>
+        <w:t>Tabulā “Testpiemēru kopa” ir apkopoti visi testpiemēri, kas tika izmantoti projekta “</w:t>
+      </w:r>
+      <w:proofErr w:type="spellStart"/>
+      <w:r>
+        <w:rPr>
+          <w:sz w:val="24"/>
+        </w:rPr>
+        <w:t>Light</w:t>
+      </w:r>
+      <w:proofErr w:type="spellEnd"/>
+      <w:r>
+        <w:rPr>
+          <w:sz w:val="24"/>
+        </w:rPr>
+        <w:t xml:space="preserve"> </w:t>
+      </w:r>
+      <w:proofErr w:type="spellStart"/>
+      <w:r>
+        <w:rPr>
+          <w:sz w:val="24"/>
+        </w:rPr>
+        <w:t>Seeker</w:t>
+      </w:r>
+      <w:proofErr w:type="spellEnd"/>
+      <w:r>
+        <w:rPr>
+          <w:sz w:val="24"/>
+        </w:rPr>
+        <w:t>” funkcionālās darbības pārbaudei. Šajā tabulā ir norādīts katra testpiemēra ID un nosaukums, kā arī priekšnosacījumi (kas jāizpilda pirms testa uzsākšanas), veicamās darbības (kārtība, kā tests jāizpilda) un sagaidāmais rezultāts (kā jāuzvedas sistēmai, ja funkcionalitāte strādā korekti). Testpiemēru kopa nodrošina pārskatāmu un atkārtojamu testēšanas procesu, kas ļauj pārliecināties par spēles kvalitāti un atbilstību izvirzītajām prasībām.</w:t>
+      </w:r>
+    </w:p>
+    <w:p>
+      <w:pPr>
+        <w:pStyle w:val="a3"/>
+        <w:numPr>
+          <w:ilvl w:val="1"/>
+          <w:numId w:val="21"/>
+        </w:numPr>
+        <w:spacing w:after="0" w:line="360" w:lineRule="auto"/>
+        <w:ind w:right="0"/>
+        <w:jc w:val="right"/>
+        <w:rPr>
+          <w:b/>
+          <w:bCs/>
+          <w:sz w:val="20"/>
+          <w:szCs w:val="20"/>
+        </w:rPr>
+      </w:pPr>
+      <w:r>
+        <w:rPr>
+          <w:b/>
+          <w:bCs/>
+          <w:sz w:val="20"/>
+          <w:szCs w:val="20"/>
+        </w:rPr>
+        <w:t>T</w:t>
+      </w:r>
+      <w:r>
+        <w:rPr>
+          <w:b/>
+          <w:bCs/>
+          <w:sz w:val="20"/>
+          <w:szCs w:val="20"/>
+        </w:rPr>
+        <w:t>abula</w:t>
+      </w:r>
+    </w:p>
+    <w:p>
+      <w:pPr>
+        <w:pStyle w:val="a3"/>
+        <w:spacing w:after="0" w:line="360" w:lineRule="auto"/>
+        <w:ind w:left="0" w:right="0" w:firstLine="0"/>
+        <w:jc w:val="center"/>
+        <w:rPr>
+          <w:b/>
+          <w:bCs/>
+          <w:sz w:val="20"/>
+          <w:szCs w:val="20"/>
+        </w:rPr>
+      </w:pPr>
+      <w:r>
+        <w:rPr>
+          <w:b/>
+          <w:bCs/>
+          <w:sz w:val="20"/>
+          <w:szCs w:val="20"/>
+        </w:rPr>
+        <w:t>Testpiemēru kopa</w:t>
+      </w:r>
+    </w:p>
+    <w:tbl>
+      <w:tblPr>
+        <w:tblStyle w:val="ad"/>
+        <w:tblW w:w="0" w:type="auto"/>
+        <w:tblLook w:val="04A0" w:firstRow="1" w:lastRow="0" w:firstColumn="1" w:lastColumn="0" w:noHBand="0" w:noVBand="1"/>
+      </w:tblPr>
+      <w:tblGrid>
+        <w:gridCol w:w="917"/>
+        <w:gridCol w:w="1709"/>
+        <w:gridCol w:w="2483"/>
+        <w:gridCol w:w="2043"/>
+        <w:gridCol w:w="2192"/>
+      </w:tblGrid>
+      <w:tr>
+        <w:tc>
+          <w:tcPr>
+            <w:tcW w:w="0" w:type="auto"/>
+          </w:tcPr>
+          <w:p>
+            <w:pPr>
+              <w:pStyle w:val="a3"/>
+              <w:spacing w:after="0" w:line="240" w:lineRule="auto"/>
+              <w:ind w:left="0" w:right="0" w:firstLine="0"/>
+              <w:jc w:val="center"/>
+              <w:rPr>
+                <w:b/>
+                <w:bCs/>
+                <w:sz w:val="20"/>
+                <w:szCs w:val="20"/>
+              </w:rPr>
+            </w:pPr>
+            <w:r>
+              <w:rPr>
+                <w:b/>
+                <w:bCs/>
+                <w:sz w:val="20"/>
+                <w:szCs w:val="20"/>
+              </w:rPr>
+              <w:t>TST_ID</w:t>
+            </w:r>
+          </w:p>
+        </w:tc>
+        <w:tc>
+          <w:tcPr>
+            <w:tcW w:w="0" w:type="auto"/>
+          </w:tcPr>
+          <w:p>
+            <w:pPr>
+              <w:pStyle w:val="a3"/>
+              <w:spacing w:after="0" w:line="240" w:lineRule="auto"/>
+              <w:ind w:left="0" w:right="0" w:firstLine="0"/>
+              <w:jc w:val="center"/>
+              <w:rPr>
+                <w:b/>
+                <w:bCs/>
+                <w:sz w:val="20"/>
+                <w:szCs w:val="20"/>
+              </w:rPr>
+            </w:pPr>
+            <w:r>
+              <w:rPr>
+                <w:b/>
+                <w:bCs/>
+                <w:sz w:val="20"/>
+                <w:szCs w:val="20"/>
+              </w:rPr>
+              <w:t>Testpiemēra nosaukums</w:t>
+            </w:r>
+          </w:p>
+        </w:tc>
+        <w:tc>
+          <w:tcPr>
+            <w:tcW w:w="0" w:type="auto"/>
+          </w:tcPr>
+          <w:p>
+            <w:pPr>
+              <w:pStyle w:val="a3"/>
+              <w:spacing w:after="0" w:line="240" w:lineRule="auto"/>
+              <w:ind w:left="0" w:right="0" w:firstLine="0"/>
+              <w:jc w:val="center"/>
+              <w:rPr>
+                <w:b/>
+                <w:bCs/>
+                <w:sz w:val="20"/>
+                <w:szCs w:val="20"/>
+              </w:rPr>
+            </w:pPr>
+            <w:r>
+              <w:rPr>
+                <w:b/>
+                <w:bCs/>
+                <w:sz w:val="20"/>
+                <w:szCs w:val="20"/>
+              </w:rPr>
+              <w:t>Priekšnosacījumi</w:t>
+            </w:r>
+          </w:p>
+        </w:tc>
+        <w:tc>
+          <w:tcPr>
+            <w:tcW w:w="0" w:type="auto"/>
+          </w:tcPr>
+          <w:p>
+            <w:pPr>
+              <w:pStyle w:val="a3"/>
+              <w:spacing w:after="0" w:line="240" w:lineRule="auto"/>
+              <w:ind w:left="0" w:right="0" w:firstLine="0"/>
+              <w:jc w:val="center"/>
+              <w:rPr>
+                <w:b/>
+                <w:bCs/>
+                <w:sz w:val="20"/>
+                <w:szCs w:val="20"/>
+              </w:rPr>
+            </w:pPr>
+            <w:r>
+              <w:rPr>
+                <w:b/>
+                <w:bCs/>
+                <w:sz w:val="20"/>
+                <w:szCs w:val="20"/>
+              </w:rPr>
+              <w:t>Veicamās darbības</w:t>
+            </w:r>
+          </w:p>
+        </w:tc>
+        <w:tc>
+          <w:tcPr>
+            <w:tcW w:w="0" w:type="auto"/>
+          </w:tcPr>
+          <w:p>
+            <w:pPr>
+              <w:pStyle w:val="a3"/>
+              <w:spacing w:after="0" w:line="240" w:lineRule="auto"/>
+              <w:ind w:left="0" w:right="0" w:firstLine="0"/>
+              <w:jc w:val="center"/>
+              <w:rPr>
+                <w:b/>
+                <w:bCs/>
+                <w:sz w:val="20"/>
+                <w:szCs w:val="20"/>
+              </w:rPr>
+            </w:pPr>
+            <w:r>
+              <w:rPr>
+                <w:b/>
+                <w:bCs/>
+                <w:sz w:val="20"/>
+                <w:szCs w:val="20"/>
+              </w:rPr>
+              <w:t>Sagaidāmais rezultāts</w:t>
+            </w:r>
+          </w:p>
+        </w:tc>
+      </w:tr>
+      <w:tr>
+        <w:tc>
+          <w:tcPr>
+            <w:tcW w:w="0" w:type="auto"/>
+          </w:tcPr>
+          <w:p>
+            <w:pPr>
+              <w:pStyle w:val="a3"/>
+              <w:spacing w:after="0" w:line="240" w:lineRule="auto"/>
+              <w:ind w:left="0" w:right="0" w:firstLine="0"/>
+              <w:jc w:val="left"/>
+              <w:rPr>
+                <w:sz w:val="20"/>
+                <w:szCs w:val="20"/>
+              </w:rPr>
+            </w:pPr>
+            <w:r>
+              <w:rPr>
+                <w:sz w:val="20"/>
+                <w:szCs w:val="20"/>
+              </w:rPr>
+              <w:t>TST_1</w:t>
+            </w:r>
+          </w:p>
+        </w:tc>
+        <w:tc>
+          <w:tcPr>
+            <w:tcW w:w="0" w:type="auto"/>
+          </w:tcPr>
+          <w:p>
+            <w:pPr>
+              <w:pStyle w:val="a3"/>
+              <w:spacing w:after="0" w:line="240" w:lineRule="auto"/>
+              <w:ind w:left="0" w:right="0" w:firstLine="0"/>
+              <w:jc w:val="left"/>
+              <w:rPr>
+                <w:sz w:val="20"/>
+                <w:szCs w:val="20"/>
+              </w:rPr>
+            </w:pPr>
+            <w:r>
+              <w:rPr>
+                <w:sz w:val="20"/>
+                <w:szCs w:val="20"/>
+              </w:rPr>
+              <w:t>Galvenās izvēlnes attēlošana</w:t>
+            </w:r>
+          </w:p>
+        </w:tc>
+        <w:tc>
+          <w:tcPr>
+            <w:tcW w:w="0" w:type="auto"/>
+          </w:tcPr>
+          <w:p>
+            <w:pPr>
+              <w:pStyle w:val="a3"/>
+              <w:spacing w:after="0" w:line="240" w:lineRule="auto"/>
+              <w:ind w:left="0" w:right="0" w:firstLine="0"/>
+              <w:jc w:val="left"/>
+              <w:rPr>
+                <w:sz w:val="20"/>
+                <w:szCs w:val="20"/>
+              </w:rPr>
+            </w:pPr>
+            <w:r>
+              <w:rPr>
+                <w:sz w:val="20"/>
+                <w:szCs w:val="20"/>
+              </w:rPr>
+              <w:t>1) Dators ir ieslēgts;</w:t>
+            </w:r>
+          </w:p>
+          <w:p>
+            <w:pPr>
+              <w:pStyle w:val="a3"/>
+              <w:spacing w:after="0" w:line="240" w:lineRule="auto"/>
+              <w:ind w:left="0" w:right="0" w:firstLine="0"/>
+              <w:jc w:val="left"/>
+              <w:rPr>
+                <w:sz w:val="20"/>
+                <w:szCs w:val="20"/>
+              </w:rPr>
+            </w:pPr>
+            <w:r>
+              <w:rPr>
+                <w:sz w:val="20"/>
+                <w:szCs w:val="20"/>
+              </w:rPr>
+              <w:t>2) Spēle ir instalēta.</w:t>
+            </w:r>
+          </w:p>
+        </w:tc>
+        <w:tc>
+          <w:tcPr>
+            <w:tcW w:w="0" w:type="auto"/>
+          </w:tcPr>
+          <w:p>
+            <w:pPr>
+              <w:pStyle w:val="a3"/>
+              <w:spacing w:after="0" w:line="240" w:lineRule="auto"/>
+              <w:ind w:left="0" w:right="0" w:firstLine="0"/>
+              <w:jc w:val="left"/>
+              <w:rPr>
+                <w:sz w:val="20"/>
+                <w:szCs w:val="20"/>
+              </w:rPr>
+            </w:pPr>
+            <w:r>
+              <w:rPr>
+                <w:sz w:val="20"/>
+                <w:szCs w:val="20"/>
+              </w:rPr>
+              <w:t>Palaist spēli.</w:t>
+            </w:r>
+          </w:p>
+        </w:tc>
+        <w:tc>
+          <w:tcPr>
+            <w:tcW w:w="0" w:type="auto"/>
+          </w:tcPr>
+          <w:p>
+            <w:pPr>
+              <w:pStyle w:val="a3"/>
+              <w:spacing w:after="0" w:line="240" w:lineRule="auto"/>
+              <w:ind w:left="0" w:right="0" w:firstLine="0"/>
+              <w:jc w:val="left"/>
+              <w:rPr>
+                <w:sz w:val="20"/>
+                <w:szCs w:val="20"/>
+              </w:rPr>
+            </w:pPr>
+            <w:r>
+              <w:rPr>
+                <w:sz w:val="20"/>
+                <w:szCs w:val="20"/>
+              </w:rPr>
+              <w:t>1) Ekrānā redzama galvenā izvēlne ar pogām;</w:t>
+            </w:r>
+          </w:p>
+          <w:p>
+            <w:pPr>
+              <w:pStyle w:val="a3"/>
+              <w:spacing w:after="0" w:line="240" w:lineRule="auto"/>
+              <w:ind w:left="0" w:right="0" w:firstLine="0"/>
+              <w:jc w:val="left"/>
+              <w:rPr>
+                <w:sz w:val="20"/>
+                <w:szCs w:val="20"/>
+              </w:rPr>
+            </w:pPr>
+            <w:r>
+              <w:rPr>
+                <w:sz w:val="20"/>
+                <w:szCs w:val="20"/>
+              </w:rPr>
+              <w:t>2) Skan fona mūzika.</w:t>
+            </w:r>
+          </w:p>
+        </w:tc>
+      </w:tr>
+      <w:tr>
+        <w:tc>
+          <w:tcPr>
+            <w:tcW w:w="0" w:type="auto"/>
+          </w:tcPr>
+          <w:p>
+            <w:pPr>
+              <w:pStyle w:val="a3"/>
+              <w:spacing w:after="0" w:line="240" w:lineRule="auto"/>
+              <w:ind w:left="0" w:right="0" w:firstLine="0"/>
+              <w:jc w:val="left"/>
+              <w:rPr>
+                <w:sz w:val="20"/>
+                <w:szCs w:val="20"/>
+              </w:rPr>
+            </w:pPr>
+            <w:r>
+              <w:rPr>
+                <w:sz w:val="20"/>
+                <w:szCs w:val="20"/>
+              </w:rPr>
+              <w:t>TST_</w:t>
+            </w:r>
+            <w:r>
+              <w:rPr>
+                <w:sz w:val="20"/>
+                <w:szCs w:val="20"/>
+              </w:rPr>
+              <w:t>2</w:t>
+            </w:r>
+          </w:p>
+        </w:tc>
+        <w:tc>
+          <w:tcPr>
+            <w:tcW w:w="0" w:type="auto"/>
+          </w:tcPr>
+          <w:p>
+            <w:pPr>
+              <w:pStyle w:val="a3"/>
+              <w:spacing w:after="0" w:line="240" w:lineRule="auto"/>
+              <w:ind w:left="0" w:right="0" w:firstLine="0"/>
+              <w:jc w:val="left"/>
+              <w:rPr>
+                <w:sz w:val="20"/>
+                <w:szCs w:val="20"/>
+              </w:rPr>
+            </w:pPr>
+            <w:r>
+              <w:rPr>
+                <w:sz w:val="20"/>
+                <w:szCs w:val="20"/>
+              </w:rPr>
+              <w:t>Spēles sākšana no galvenās izvēlnes</w:t>
+            </w:r>
+          </w:p>
+        </w:tc>
+        <w:tc>
+          <w:tcPr>
+            <w:tcW w:w="0" w:type="auto"/>
+            <w:vMerge w:val="restart"/>
+          </w:tcPr>
+          <w:p>
+            <w:pPr>
+              <w:pStyle w:val="a3"/>
+              <w:spacing w:after="0" w:line="240" w:lineRule="auto"/>
+              <w:ind w:left="0" w:right="0" w:firstLine="0"/>
+              <w:jc w:val="left"/>
+              <w:rPr>
+                <w:sz w:val="20"/>
+                <w:szCs w:val="20"/>
+              </w:rPr>
+            </w:pPr>
+            <w:r>
+              <w:rPr>
+                <w:sz w:val="20"/>
+                <w:szCs w:val="20"/>
+              </w:rPr>
+              <w:t>Veiksmīgi izpildīts TST_1.</w:t>
+            </w:r>
+          </w:p>
+        </w:tc>
+        <w:tc>
+          <w:tcPr>
+            <w:tcW w:w="0" w:type="auto"/>
+          </w:tcPr>
+          <w:p>
+            <w:pPr>
+              <w:pStyle w:val="a3"/>
+              <w:spacing w:after="0" w:line="240" w:lineRule="auto"/>
+              <w:ind w:left="0" w:right="0" w:firstLine="0"/>
+              <w:jc w:val="left"/>
+              <w:rPr>
+                <w:sz w:val="20"/>
+                <w:szCs w:val="20"/>
+              </w:rPr>
+            </w:pPr>
+            <w:r>
+              <w:rPr>
+                <w:sz w:val="20"/>
+                <w:szCs w:val="20"/>
+              </w:rPr>
+              <w:t>Galvenajā izvēlnē nospiest pogu "Sākt spēli".</w:t>
+            </w:r>
+          </w:p>
+        </w:tc>
+        <w:tc>
+          <w:tcPr>
+            <w:tcW w:w="0" w:type="auto"/>
+          </w:tcPr>
+          <w:p>
+            <w:pPr>
+              <w:pStyle w:val="a3"/>
+              <w:spacing w:after="0" w:line="240" w:lineRule="auto"/>
+              <w:ind w:left="0" w:right="0" w:firstLine="0"/>
+              <w:jc w:val="left"/>
+              <w:rPr>
+                <w:sz w:val="20"/>
+                <w:szCs w:val="20"/>
+              </w:rPr>
+            </w:pPr>
+            <w:r>
+              <w:rPr>
+                <w:sz w:val="20"/>
+                <w:szCs w:val="20"/>
+              </w:rPr>
+              <w:t>Tiek atvērts līmeņu saraksta skats.</w:t>
+            </w:r>
+          </w:p>
+        </w:tc>
+      </w:tr>
+      <w:tr>
+        <w:tc>
+          <w:tcPr>
+            <w:tcW w:w="0" w:type="auto"/>
+          </w:tcPr>
+          <w:p>
+            <w:pPr>
+              <w:pStyle w:val="a3"/>
+              <w:spacing w:after="0" w:line="240" w:lineRule="auto"/>
+              <w:ind w:left="0" w:right="0" w:firstLine="0"/>
+              <w:jc w:val="left"/>
+              <w:rPr>
+                <w:sz w:val="20"/>
+                <w:szCs w:val="20"/>
+              </w:rPr>
+            </w:pPr>
+            <w:r>
+              <w:rPr>
+                <w:sz w:val="20"/>
+                <w:szCs w:val="20"/>
+              </w:rPr>
+              <w:t>TST_</w:t>
+            </w:r>
+            <w:r>
+              <w:rPr>
+                <w:sz w:val="20"/>
+                <w:szCs w:val="20"/>
+              </w:rPr>
+              <w:t>3</w:t>
+            </w:r>
+          </w:p>
+        </w:tc>
+        <w:tc>
+          <w:tcPr>
+            <w:tcW w:w="0" w:type="auto"/>
+          </w:tcPr>
+          <w:p>
+            <w:pPr>
+              <w:pStyle w:val="a3"/>
+              <w:spacing w:after="0" w:line="240" w:lineRule="auto"/>
+              <w:ind w:left="0" w:right="0" w:firstLine="0"/>
+              <w:jc w:val="left"/>
+              <w:rPr>
+                <w:sz w:val="20"/>
+                <w:szCs w:val="20"/>
+              </w:rPr>
+            </w:pPr>
+            <w:r>
+              <w:rPr>
+                <w:sz w:val="20"/>
+                <w:szCs w:val="20"/>
+              </w:rPr>
+              <w:t>Līmeņu saraksta attēlošana</w:t>
+            </w:r>
+          </w:p>
+        </w:tc>
+        <w:tc>
+          <w:tcPr>
+            <w:tcW w:w="0" w:type="auto"/>
+            <w:vMerge/>
+          </w:tcPr>
+          <w:p>
+            <w:pPr>
+              <w:pStyle w:val="a3"/>
+              <w:spacing w:after="0" w:line="240" w:lineRule="auto"/>
+              <w:ind w:left="0" w:right="0" w:firstLine="0"/>
+              <w:jc w:val="left"/>
+              <w:rPr>
+                <w:sz w:val="20"/>
+                <w:szCs w:val="20"/>
+              </w:rPr>
+            </w:pPr>
+          </w:p>
+        </w:tc>
+        <w:tc>
+          <w:tcPr>
+            <w:tcW w:w="0" w:type="auto"/>
+          </w:tcPr>
+          <w:p>
+            <w:pPr>
+              <w:pStyle w:val="a3"/>
+              <w:spacing w:after="0" w:line="240" w:lineRule="auto"/>
+              <w:ind w:left="0" w:right="0" w:firstLine="0"/>
+              <w:jc w:val="left"/>
+              <w:rPr>
+                <w:sz w:val="20"/>
+                <w:szCs w:val="20"/>
+              </w:rPr>
+            </w:pPr>
+            <w:r>
+              <w:rPr>
+                <w:sz w:val="20"/>
+                <w:szCs w:val="20"/>
+              </w:rPr>
+              <w:t>Vizualizēt līmeņu sarakstu.</w:t>
+            </w:r>
+          </w:p>
+        </w:tc>
+        <w:tc>
+          <w:tcPr>
+            <w:tcW w:w="0" w:type="auto"/>
+          </w:tcPr>
+          <w:p>
+            <w:pPr>
+              <w:pStyle w:val="a3"/>
+              <w:spacing w:after="0" w:line="240" w:lineRule="auto"/>
+              <w:ind w:left="0" w:right="0" w:firstLine="0"/>
+              <w:jc w:val="left"/>
+              <w:rPr>
+                <w:sz w:val="20"/>
+                <w:szCs w:val="20"/>
+              </w:rPr>
+            </w:pPr>
+            <w:r>
+              <w:rPr>
+                <w:sz w:val="20"/>
+                <w:szCs w:val="20"/>
+              </w:rPr>
+              <w:t>1) Pieejamie līmeņi ir aktīvi;</w:t>
+            </w:r>
+          </w:p>
+          <w:p>
+            <w:pPr>
+              <w:pStyle w:val="a3"/>
+              <w:spacing w:after="0" w:line="240" w:lineRule="auto"/>
+              <w:ind w:left="0" w:right="0" w:firstLine="0"/>
+              <w:jc w:val="left"/>
+              <w:rPr>
+                <w:sz w:val="20"/>
+                <w:szCs w:val="20"/>
+              </w:rPr>
+            </w:pPr>
+            <w:r>
+              <w:rPr>
+                <w:sz w:val="20"/>
+                <w:szCs w:val="20"/>
+              </w:rPr>
+              <w:t>2) Bloķētajiem līmeņiem redzama slēdzenes ikona.</w:t>
+            </w:r>
+          </w:p>
+        </w:tc>
+      </w:tr>
+      <w:tr>
+        <w:tc>
+          <w:tcPr>
+            <w:tcW w:w="0" w:type="auto"/>
+          </w:tcPr>
+          <w:p>
+            <w:pPr>
+              <w:pStyle w:val="a3"/>
+              <w:spacing w:after="0" w:line="240" w:lineRule="auto"/>
+              <w:ind w:left="0" w:right="0" w:firstLine="0"/>
+              <w:jc w:val="left"/>
+              <w:rPr>
+                <w:sz w:val="20"/>
+                <w:szCs w:val="20"/>
+              </w:rPr>
+            </w:pPr>
+            <w:r>
+              <w:rPr>
+                <w:sz w:val="20"/>
+                <w:szCs w:val="20"/>
+              </w:rPr>
+              <w:t>TST_</w:t>
+            </w:r>
+            <w:r>
+              <w:rPr>
+                <w:sz w:val="20"/>
+                <w:szCs w:val="20"/>
+              </w:rPr>
+              <w:t>4</w:t>
+            </w:r>
+          </w:p>
+        </w:tc>
+        <w:tc>
+          <w:tcPr>
+            <w:tcW w:w="0" w:type="auto"/>
+          </w:tcPr>
+          <w:p>
+            <w:pPr>
+              <w:pStyle w:val="a3"/>
+              <w:spacing w:after="0" w:line="240" w:lineRule="auto"/>
+              <w:ind w:left="0" w:right="0" w:firstLine="0"/>
+              <w:jc w:val="left"/>
+              <w:rPr>
+                <w:sz w:val="20"/>
+                <w:szCs w:val="20"/>
+              </w:rPr>
+            </w:pPr>
+            <w:r>
+              <w:rPr>
+                <w:sz w:val="20"/>
+                <w:szCs w:val="20"/>
+              </w:rPr>
+              <w:t>Līmeņa atbloķēšana pēc pabeigšanas</w:t>
+            </w:r>
+          </w:p>
+        </w:tc>
+        <w:tc>
+          <w:tcPr>
+            <w:tcW w:w="0" w:type="auto"/>
+          </w:tcPr>
+          <w:p>
+            <w:pPr>
+              <w:pStyle w:val="a3"/>
+              <w:spacing w:after="0" w:line="240" w:lineRule="auto"/>
+              <w:ind w:left="0" w:right="0" w:firstLine="0"/>
+              <w:jc w:val="left"/>
+              <w:rPr>
+                <w:sz w:val="20"/>
+                <w:szCs w:val="20"/>
+              </w:rPr>
+            </w:pPr>
+            <w:r>
+              <w:rPr>
+                <w:sz w:val="20"/>
+                <w:szCs w:val="20"/>
+              </w:rPr>
+              <w:t>1) Līmenis 1 ir pieejams;</w:t>
+            </w:r>
+          </w:p>
+          <w:p>
+            <w:pPr>
+              <w:pStyle w:val="a3"/>
+              <w:spacing w:after="0" w:line="240" w:lineRule="auto"/>
+              <w:ind w:left="0" w:right="0" w:firstLine="0"/>
+              <w:jc w:val="left"/>
+              <w:rPr>
+                <w:sz w:val="20"/>
+                <w:szCs w:val="20"/>
+              </w:rPr>
+            </w:pPr>
+            <w:r>
+              <w:rPr>
+                <w:sz w:val="20"/>
+                <w:szCs w:val="20"/>
+              </w:rPr>
+              <w:t>2) Līmenis 2 ir bloķēts.</w:t>
+            </w:r>
+          </w:p>
+        </w:tc>
+        <w:tc>
+          <w:tcPr>
+            <w:tcW w:w="0" w:type="auto"/>
+          </w:tcPr>
+          <w:p>
+            <w:pPr>
+              <w:pStyle w:val="a3"/>
+              <w:spacing w:after="0" w:line="240" w:lineRule="auto"/>
+              <w:ind w:left="0" w:right="0" w:firstLine="0"/>
+              <w:jc w:val="left"/>
+              <w:rPr>
+                <w:sz w:val="20"/>
+                <w:szCs w:val="20"/>
+              </w:rPr>
+            </w:pPr>
+            <w:r>
+              <w:rPr>
+                <w:sz w:val="20"/>
+                <w:szCs w:val="20"/>
+              </w:rPr>
+              <w:t>1) Palaist līmeni 1;</w:t>
+            </w:r>
+          </w:p>
+          <w:p>
+            <w:pPr>
+              <w:pStyle w:val="a3"/>
+              <w:spacing w:after="0" w:line="240" w:lineRule="auto"/>
+              <w:ind w:left="0" w:right="0" w:firstLine="0"/>
+              <w:jc w:val="left"/>
+              <w:rPr>
+                <w:sz w:val="20"/>
+                <w:szCs w:val="20"/>
+              </w:rPr>
+            </w:pPr>
+            <w:r>
+              <w:rPr>
+                <w:sz w:val="20"/>
+                <w:szCs w:val="20"/>
+              </w:rPr>
+              <w:t>2) Pabeigt līmeni ar vismaz 1 zvaigzni;</w:t>
+            </w:r>
+          </w:p>
+          <w:p>
+            <w:pPr>
+              <w:pStyle w:val="a3"/>
+              <w:spacing w:after="0" w:line="240" w:lineRule="auto"/>
+              <w:ind w:left="0" w:right="0" w:firstLine="0"/>
+              <w:jc w:val="left"/>
+              <w:rPr>
+                <w:sz w:val="20"/>
+                <w:szCs w:val="20"/>
+              </w:rPr>
+            </w:pPr>
+            <w:r>
+              <w:rPr>
+                <w:sz w:val="20"/>
+                <w:szCs w:val="20"/>
+              </w:rPr>
+              <w:t>3) Atvērt līmeņu sarakstu.</w:t>
+            </w:r>
+          </w:p>
+        </w:tc>
+        <w:tc>
+          <w:tcPr>
+            <w:tcW w:w="0" w:type="auto"/>
+          </w:tcPr>
+          <w:p>
+            <w:pPr>
+              <w:pStyle w:val="a3"/>
+              <w:spacing w:after="0" w:line="240" w:lineRule="auto"/>
+              <w:ind w:left="0" w:right="0" w:firstLine="0"/>
+              <w:jc w:val="left"/>
+              <w:rPr>
+                <w:sz w:val="20"/>
+                <w:szCs w:val="20"/>
+              </w:rPr>
+            </w:pPr>
+          </w:p>
+          <w:p>
+            <w:pPr>
+              <w:spacing w:line="240" w:lineRule="auto"/>
+              <w:jc w:val="left"/>
+              <w:rPr>
+                <w:sz w:val="20"/>
+                <w:szCs w:val="20"/>
+              </w:rPr>
+            </w:pPr>
+          </w:p>
+          <w:p>
+            <w:pPr>
+              <w:spacing w:line="240" w:lineRule="auto"/>
+              <w:jc w:val="left"/>
+              <w:rPr>
+                <w:sz w:val="20"/>
+                <w:szCs w:val="20"/>
+              </w:rPr>
+            </w:pPr>
+            <w:r>
+              <w:rPr>
+                <w:sz w:val="20"/>
+                <w:szCs w:val="20"/>
+              </w:rPr>
+              <w:t>Līmenis 2 ir atbloķēts un pieejams startēšanai.</w:t>
+            </w:r>
+          </w:p>
+        </w:tc>
+      </w:tr>
+      <w:tr>
+        <w:tc>
+          <w:tcPr>
+            <w:tcW w:w="0" w:type="auto"/>
+          </w:tcPr>
+          <w:p>
+            <w:pPr>
+              <w:pStyle w:val="a3"/>
+              <w:spacing w:after="0" w:line="240" w:lineRule="auto"/>
+              <w:ind w:left="0" w:right="0" w:firstLine="0"/>
+              <w:jc w:val="left"/>
+              <w:rPr>
+                <w:sz w:val="20"/>
+                <w:szCs w:val="20"/>
+              </w:rPr>
+            </w:pPr>
+            <w:r>
+              <w:rPr>
+                <w:sz w:val="20"/>
+                <w:szCs w:val="20"/>
+              </w:rPr>
+              <w:t>TST_</w:t>
+            </w:r>
+            <w:r>
+              <w:rPr>
+                <w:sz w:val="20"/>
+                <w:szCs w:val="20"/>
+              </w:rPr>
+              <w:t>5</w:t>
+            </w:r>
+          </w:p>
+        </w:tc>
+        <w:tc>
+          <w:tcPr>
+            <w:tcW w:w="0" w:type="auto"/>
+          </w:tcPr>
+          <w:p>
+            <w:pPr>
+              <w:pStyle w:val="a3"/>
+              <w:tabs>
+                <w:tab w:val="left" w:pos="803"/>
+              </w:tabs>
+              <w:spacing w:after="0" w:line="240" w:lineRule="auto"/>
+              <w:ind w:left="0" w:right="0" w:firstLine="0"/>
+              <w:jc w:val="left"/>
+              <w:rPr>
+                <w:sz w:val="20"/>
+                <w:szCs w:val="20"/>
+              </w:rPr>
+            </w:pPr>
+            <w:r>
+              <w:rPr>
+                <w:sz w:val="20"/>
+                <w:szCs w:val="20"/>
+              </w:rPr>
+              <w:t>Zvaigžņu piešķiršana pēc rezultāta</w:t>
+            </w:r>
+          </w:p>
+        </w:tc>
+        <w:tc>
+          <w:tcPr>
+            <w:tcW w:w="0" w:type="auto"/>
+          </w:tcPr>
+          <w:p>
+            <w:pPr>
+              <w:pStyle w:val="a3"/>
+              <w:spacing w:after="0" w:line="240" w:lineRule="auto"/>
+              <w:ind w:left="0" w:right="0" w:firstLine="0"/>
+              <w:jc w:val="left"/>
+              <w:rPr>
+                <w:sz w:val="20"/>
+                <w:szCs w:val="20"/>
+              </w:rPr>
+            </w:pPr>
+            <w:r>
+              <w:rPr>
+                <w:sz w:val="20"/>
+                <w:szCs w:val="20"/>
+              </w:rPr>
+              <w:t>Līmenim konfigurēta zvaigžņu vērtēšanas sistēma.</w:t>
+            </w:r>
+          </w:p>
+        </w:tc>
+        <w:tc>
+          <w:tcPr>
+            <w:tcW w:w="0" w:type="auto"/>
+          </w:tcPr>
+          <w:p>
+            <w:pPr>
+              <w:pStyle w:val="a3"/>
+              <w:spacing w:after="0" w:line="240" w:lineRule="auto"/>
+              <w:ind w:left="0" w:right="0" w:firstLine="0"/>
+              <w:jc w:val="left"/>
+              <w:rPr>
+                <w:sz w:val="20"/>
+                <w:szCs w:val="20"/>
+              </w:rPr>
+            </w:pPr>
+            <w:r>
+              <w:rPr>
+                <w:sz w:val="20"/>
+                <w:szCs w:val="20"/>
+              </w:rPr>
+              <w:t>1) Palaist līmeni;</w:t>
+            </w:r>
+          </w:p>
+          <w:p>
+            <w:pPr>
+              <w:pStyle w:val="a3"/>
+              <w:spacing w:after="0" w:line="240" w:lineRule="auto"/>
+              <w:ind w:left="0" w:right="0" w:firstLine="0"/>
+              <w:jc w:val="left"/>
+              <w:rPr>
+                <w:sz w:val="20"/>
+                <w:szCs w:val="20"/>
+              </w:rPr>
+            </w:pPr>
+            <w:r>
+              <w:rPr>
+                <w:sz w:val="20"/>
+                <w:szCs w:val="20"/>
+              </w:rPr>
+              <w:t>2) Pabeigt līmeni ar maksimālo rezultātu.</w:t>
+            </w:r>
+          </w:p>
+        </w:tc>
+        <w:tc>
+          <w:tcPr>
+            <w:tcW w:w="0" w:type="auto"/>
+          </w:tcPr>
+          <w:p>
+            <w:pPr>
+              <w:pStyle w:val="a3"/>
+              <w:spacing w:after="0" w:line="240" w:lineRule="auto"/>
+              <w:ind w:left="0" w:right="0" w:firstLine="0"/>
+              <w:jc w:val="left"/>
+              <w:rPr>
+                <w:sz w:val="20"/>
+                <w:szCs w:val="20"/>
+              </w:rPr>
+            </w:pPr>
+          </w:p>
+          <w:p>
+            <w:pPr>
+              <w:spacing w:line="240" w:lineRule="auto"/>
+              <w:jc w:val="left"/>
+              <w:rPr>
+                <w:sz w:val="20"/>
+                <w:szCs w:val="20"/>
+              </w:rPr>
+            </w:pPr>
+            <w:r>
+              <w:rPr>
+                <w:sz w:val="20"/>
+                <w:szCs w:val="20"/>
+              </w:rPr>
+              <w:t>1) Rezultātu logā tiek parādītas 3 zvaigznes;</w:t>
+            </w:r>
+          </w:p>
+          <w:p>
+            <w:pPr>
+              <w:spacing w:line="240" w:lineRule="auto"/>
+              <w:jc w:val="left"/>
+              <w:rPr>
+                <w:sz w:val="20"/>
+                <w:szCs w:val="20"/>
+              </w:rPr>
+            </w:pPr>
+            <w:r>
+              <w:rPr>
+                <w:sz w:val="20"/>
+                <w:szCs w:val="20"/>
+              </w:rPr>
+              <w:t>2) Līmeņu sarakstā redzamas 3 zvaigznes pie līmeņa.</w:t>
+            </w:r>
+          </w:p>
+        </w:tc>
+      </w:tr>
+      <w:tr>
+        <w:tc>
+          <w:tcPr>
+            <w:tcW w:w="0" w:type="auto"/>
+          </w:tcPr>
+          <w:p>
+            <w:pPr>
+              <w:pStyle w:val="a3"/>
+              <w:spacing w:after="0" w:line="240" w:lineRule="auto"/>
+              <w:ind w:left="0" w:right="0" w:firstLine="0"/>
+              <w:jc w:val="left"/>
+              <w:rPr>
+                <w:sz w:val="20"/>
+                <w:szCs w:val="20"/>
+              </w:rPr>
+            </w:pPr>
+            <w:r>
+              <w:rPr>
+                <w:sz w:val="20"/>
+                <w:szCs w:val="20"/>
+              </w:rPr>
+              <w:t>TST_</w:t>
+            </w:r>
+            <w:r>
+              <w:rPr>
+                <w:sz w:val="20"/>
+                <w:szCs w:val="20"/>
+              </w:rPr>
+              <w:t>6</w:t>
+            </w:r>
+          </w:p>
+        </w:tc>
+        <w:tc>
+          <w:tcPr>
+            <w:tcW w:w="0" w:type="auto"/>
+          </w:tcPr>
+          <w:p>
+            <w:pPr>
+              <w:pStyle w:val="a3"/>
+              <w:spacing w:after="0" w:line="240" w:lineRule="auto"/>
+              <w:ind w:left="0" w:right="0" w:firstLine="0"/>
+              <w:jc w:val="left"/>
+              <w:rPr>
+                <w:sz w:val="20"/>
+                <w:szCs w:val="20"/>
+              </w:rPr>
+            </w:pPr>
+            <w:r>
+              <w:rPr>
+                <w:sz w:val="20"/>
+                <w:szCs w:val="20"/>
+              </w:rPr>
+              <w:t>Līmeņa sākšana no saraksta</w:t>
+            </w:r>
+          </w:p>
+        </w:tc>
+        <w:tc>
+          <w:tcPr>
+            <w:tcW w:w="0" w:type="auto"/>
+          </w:tcPr>
+          <w:p>
+            <w:pPr>
+              <w:pStyle w:val="a3"/>
+              <w:spacing w:after="0" w:line="240" w:lineRule="auto"/>
+              <w:ind w:left="0" w:right="0" w:firstLine="0"/>
+              <w:jc w:val="left"/>
+              <w:rPr>
+                <w:sz w:val="20"/>
+                <w:szCs w:val="20"/>
+              </w:rPr>
+            </w:pPr>
+            <w:r>
+              <w:rPr>
+                <w:sz w:val="20"/>
+                <w:szCs w:val="20"/>
+              </w:rPr>
+              <w:t>1) Veiksmīgi izpildīts TST_3;</w:t>
+            </w:r>
+          </w:p>
+          <w:p>
+            <w:pPr>
+              <w:pStyle w:val="a3"/>
+              <w:spacing w:after="0" w:line="240" w:lineRule="auto"/>
+              <w:ind w:left="0" w:right="0" w:firstLine="0"/>
+              <w:jc w:val="left"/>
+              <w:rPr>
+                <w:sz w:val="20"/>
+                <w:szCs w:val="20"/>
+              </w:rPr>
+            </w:pPr>
+            <w:r>
+              <w:rPr>
+                <w:sz w:val="20"/>
+                <w:szCs w:val="20"/>
+              </w:rPr>
+              <w:t>2) Ir vismaz viens pieejams līmenis.</w:t>
+            </w:r>
+          </w:p>
+        </w:tc>
+        <w:tc>
+          <w:tcPr>
+            <w:tcW w:w="0" w:type="auto"/>
+          </w:tcPr>
+          <w:p>
+            <w:pPr>
+              <w:pStyle w:val="a3"/>
+              <w:spacing w:after="0" w:line="240" w:lineRule="auto"/>
+              <w:ind w:left="0" w:right="0" w:firstLine="0"/>
+              <w:jc w:val="left"/>
+              <w:rPr>
+                <w:sz w:val="20"/>
+                <w:szCs w:val="20"/>
+              </w:rPr>
+            </w:pPr>
+            <w:r>
+              <w:rPr>
+                <w:sz w:val="20"/>
+                <w:szCs w:val="20"/>
+              </w:rPr>
+              <w:t>Noklikšķināt uz pieejamā līmeņa ikonas.</w:t>
+            </w:r>
+          </w:p>
+        </w:tc>
+        <w:tc>
+          <w:tcPr>
+            <w:tcW w:w="0" w:type="auto"/>
+          </w:tcPr>
+          <w:p>
+            <w:pPr>
+              <w:pStyle w:val="a3"/>
+              <w:spacing w:after="0" w:line="240" w:lineRule="auto"/>
+              <w:ind w:left="0" w:right="0" w:firstLine="0"/>
+              <w:jc w:val="left"/>
+              <w:rPr>
+                <w:sz w:val="20"/>
+                <w:szCs w:val="20"/>
+              </w:rPr>
+            </w:pPr>
+            <w:r>
+              <w:rPr>
+                <w:sz w:val="20"/>
+                <w:szCs w:val="20"/>
+              </w:rPr>
+              <w:t>Tiek ielādēta spēles aina izvēlētajam līmenim.</w:t>
+            </w:r>
+          </w:p>
+        </w:tc>
+      </w:tr>
+      <w:tr>
+        <w:tc>
+          <w:tcPr>
+            <w:tcW w:w="0" w:type="auto"/>
+          </w:tcPr>
+          <w:p>
+            <w:pPr>
+              <w:pStyle w:val="a3"/>
+              <w:spacing w:after="0" w:line="240" w:lineRule="auto"/>
+              <w:ind w:left="0" w:right="0" w:firstLine="0"/>
+              <w:jc w:val="left"/>
+              <w:rPr>
+                <w:sz w:val="20"/>
+                <w:szCs w:val="20"/>
+              </w:rPr>
+            </w:pPr>
+            <w:r>
+              <w:rPr>
+                <w:sz w:val="20"/>
+                <w:szCs w:val="20"/>
+              </w:rPr>
+              <w:t>TST_</w:t>
+            </w:r>
+            <w:r>
+              <w:rPr>
+                <w:sz w:val="20"/>
+                <w:szCs w:val="20"/>
+              </w:rPr>
+              <w:t>7</w:t>
+            </w:r>
+          </w:p>
+        </w:tc>
+        <w:tc>
+          <w:tcPr>
+            <w:tcW w:w="0" w:type="auto"/>
+          </w:tcPr>
+          <w:p>
+            <w:pPr>
+              <w:pStyle w:val="a3"/>
+              <w:spacing w:after="0" w:line="240" w:lineRule="auto"/>
+              <w:ind w:left="0" w:right="0" w:firstLine="0"/>
+              <w:jc w:val="left"/>
+              <w:rPr>
+                <w:sz w:val="20"/>
+                <w:szCs w:val="20"/>
+              </w:rPr>
+            </w:pPr>
+            <w:r>
+              <w:rPr>
+                <w:sz w:val="20"/>
+                <w:szCs w:val="20"/>
+              </w:rPr>
+              <w:t>Pauzes izvēlnes atvēršana</w:t>
+            </w:r>
+          </w:p>
+        </w:tc>
+        <w:tc>
+          <w:tcPr>
+            <w:tcW w:w="0" w:type="auto"/>
+            <w:vMerge w:val="restart"/>
+          </w:tcPr>
+          <w:p>
+            <w:pPr>
+              <w:pStyle w:val="a3"/>
+              <w:spacing w:after="0" w:line="240" w:lineRule="auto"/>
+              <w:ind w:left="0" w:right="0" w:firstLine="0"/>
+              <w:jc w:val="left"/>
+              <w:rPr>
+                <w:sz w:val="20"/>
+                <w:szCs w:val="20"/>
+              </w:rPr>
+            </w:pPr>
+            <w:r>
+              <w:rPr>
+                <w:sz w:val="20"/>
+                <w:szCs w:val="20"/>
+              </w:rPr>
+              <w:t>Veiksmīgi izpildīts TST_6 (līmenis darbojas).</w:t>
+            </w:r>
+          </w:p>
+          <w:p>
+            <w:pPr>
+              <w:pStyle w:val="a3"/>
+              <w:tabs>
+                <w:tab w:val="left" w:pos="623"/>
+              </w:tabs>
+              <w:spacing w:after="0" w:line="240" w:lineRule="auto"/>
+              <w:ind w:left="0" w:right="0"/>
+              <w:jc w:val="left"/>
+              <w:rPr>
+                <w:sz w:val="20"/>
+                <w:szCs w:val="20"/>
+              </w:rPr>
+            </w:pPr>
+            <w:r>
+              <w:rPr>
+                <w:sz w:val="20"/>
+                <w:szCs w:val="20"/>
+              </w:rPr>
+              <w:tab/>
+            </w:r>
+          </w:p>
+        </w:tc>
+        <w:tc>
+          <w:tcPr>
+            <w:tcW w:w="0" w:type="auto"/>
+          </w:tcPr>
+          <w:p>
+            <w:pPr>
+              <w:pStyle w:val="a3"/>
+              <w:spacing w:after="0" w:line="240" w:lineRule="auto"/>
+              <w:ind w:left="0" w:right="0" w:firstLine="0"/>
+              <w:jc w:val="left"/>
+              <w:rPr>
+                <w:sz w:val="20"/>
+                <w:szCs w:val="20"/>
+              </w:rPr>
+            </w:pPr>
+            <w:r>
+              <w:rPr>
+                <w:sz w:val="20"/>
+                <w:szCs w:val="20"/>
+              </w:rPr>
+              <w:t>Spēles laikā nospiest taustiņu "</w:t>
+            </w:r>
+            <w:proofErr w:type="spellStart"/>
+            <w:r>
+              <w:rPr>
+                <w:sz w:val="20"/>
+                <w:szCs w:val="20"/>
+              </w:rPr>
+              <w:t>Esc</w:t>
+            </w:r>
+            <w:proofErr w:type="spellEnd"/>
+            <w:r>
+              <w:rPr>
+                <w:sz w:val="20"/>
+                <w:szCs w:val="20"/>
+              </w:rPr>
+              <w:t>".</w:t>
+            </w:r>
+          </w:p>
+        </w:tc>
+        <w:tc>
+          <w:tcPr>
+            <w:tcW w:w="0" w:type="auto"/>
+          </w:tcPr>
+          <w:p>
+            <w:pPr>
+              <w:pStyle w:val="a3"/>
+              <w:spacing w:after="0" w:line="240" w:lineRule="auto"/>
+              <w:ind w:left="0" w:right="0" w:firstLine="0"/>
+              <w:jc w:val="left"/>
+              <w:rPr>
+                <w:sz w:val="20"/>
+                <w:szCs w:val="20"/>
+              </w:rPr>
+            </w:pPr>
+            <w:r>
+              <w:rPr>
+                <w:sz w:val="20"/>
+                <w:szCs w:val="20"/>
+              </w:rPr>
+              <w:t>1) Spēle apstājas;</w:t>
+            </w:r>
+          </w:p>
+          <w:p>
+            <w:pPr>
+              <w:pStyle w:val="a3"/>
+              <w:spacing w:after="0" w:line="240" w:lineRule="auto"/>
+              <w:ind w:left="0" w:right="0" w:firstLine="0"/>
+              <w:jc w:val="left"/>
+              <w:rPr>
+                <w:sz w:val="20"/>
+                <w:szCs w:val="20"/>
+              </w:rPr>
+            </w:pPr>
+            <w:r>
+              <w:rPr>
+                <w:sz w:val="20"/>
+                <w:szCs w:val="20"/>
+              </w:rPr>
+              <w:t>2) Ekrānā parādās pauzes logs ar pogām.</w:t>
+            </w:r>
+          </w:p>
+        </w:tc>
+      </w:tr>
+      <w:tr>
+        <w:tc>
+          <w:tcPr>
+            <w:tcW w:w="0" w:type="auto"/>
+          </w:tcPr>
+          <w:p>
+            <w:pPr>
+              <w:pStyle w:val="a3"/>
+              <w:spacing w:after="0" w:line="240" w:lineRule="auto"/>
+              <w:ind w:left="0" w:right="0" w:firstLine="0"/>
+              <w:jc w:val="left"/>
+              <w:rPr>
+                <w:sz w:val="20"/>
+                <w:szCs w:val="20"/>
+              </w:rPr>
+            </w:pPr>
+            <w:r>
+              <w:rPr>
+                <w:sz w:val="20"/>
+                <w:szCs w:val="20"/>
+              </w:rPr>
+              <w:t>TST_</w:t>
+            </w:r>
+            <w:r>
+              <w:rPr>
+                <w:sz w:val="20"/>
+                <w:szCs w:val="20"/>
+              </w:rPr>
+              <w:t>8</w:t>
+            </w:r>
+          </w:p>
+        </w:tc>
+        <w:tc>
+          <w:tcPr>
+            <w:tcW w:w="0" w:type="auto"/>
+          </w:tcPr>
+          <w:p>
+            <w:pPr>
+              <w:pStyle w:val="a3"/>
+              <w:spacing w:after="0" w:line="240" w:lineRule="auto"/>
+              <w:ind w:left="0" w:right="0" w:firstLine="0"/>
+              <w:jc w:val="left"/>
+              <w:rPr>
+                <w:sz w:val="20"/>
+                <w:szCs w:val="20"/>
+              </w:rPr>
+            </w:pPr>
+            <w:r>
+              <w:rPr>
+                <w:sz w:val="20"/>
+                <w:szCs w:val="20"/>
+              </w:rPr>
+              <w:t>Līmeņa rezultātu loga attēlošana</w:t>
+            </w:r>
+          </w:p>
+        </w:tc>
+        <w:tc>
+          <w:tcPr>
+            <w:tcW w:w="0" w:type="auto"/>
+            <w:vMerge/>
+          </w:tcPr>
+          <w:p>
+            <w:pPr>
+              <w:pStyle w:val="a3"/>
+              <w:tabs>
+                <w:tab w:val="left" w:pos="623"/>
+              </w:tabs>
+              <w:spacing w:after="0" w:line="240" w:lineRule="auto"/>
+              <w:ind w:left="0" w:right="0" w:firstLine="0"/>
+              <w:jc w:val="left"/>
+              <w:rPr>
+                <w:sz w:val="20"/>
+                <w:szCs w:val="20"/>
+              </w:rPr>
+            </w:pPr>
+          </w:p>
+        </w:tc>
+        <w:tc>
+          <w:tcPr>
+            <w:tcW w:w="0" w:type="auto"/>
+          </w:tcPr>
+          <w:p>
+            <w:pPr>
+              <w:pStyle w:val="a3"/>
+              <w:spacing w:after="0" w:line="240" w:lineRule="auto"/>
+              <w:ind w:left="0" w:right="0" w:firstLine="0"/>
+              <w:jc w:val="left"/>
+              <w:rPr>
+                <w:sz w:val="20"/>
+                <w:szCs w:val="20"/>
+              </w:rPr>
+            </w:pPr>
+            <w:r>
+              <w:rPr>
+                <w:sz w:val="20"/>
+                <w:szCs w:val="20"/>
+              </w:rPr>
+              <w:t>1) Pabeigt līmeni;</w:t>
+            </w:r>
+          </w:p>
+          <w:p>
+            <w:pPr>
+              <w:pStyle w:val="a3"/>
+              <w:spacing w:after="0" w:line="240" w:lineRule="auto"/>
+              <w:ind w:left="0" w:right="0" w:firstLine="0"/>
+              <w:jc w:val="left"/>
+              <w:rPr>
+                <w:sz w:val="20"/>
+                <w:szCs w:val="20"/>
+              </w:rPr>
+            </w:pPr>
+            <w:r>
+              <w:rPr>
+                <w:sz w:val="20"/>
+                <w:szCs w:val="20"/>
+              </w:rPr>
+              <w:t>2) Sagaidīt rezultātu logu.</w:t>
+            </w:r>
+          </w:p>
+        </w:tc>
+        <w:tc>
+          <w:tcPr>
+            <w:tcW w:w="0" w:type="auto"/>
+          </w:tcPr>
+          <w:p>
+            <w:pPr>
+              <w:pStyle w:val="a3"/>
+              <w:spacing w:after="0" w:line="240" w:lineRule="auto"/>
+              <w:ind w:left="0" w:right="0" w:firstLine="0"/>
+              <w:jc w:val="left"/>
+              <w:rPr>
+                <w:sz w:val="20"/>
+                <w:szCs w:val="20"/>
+              </w:rPr>
+            </w:pPr>
+            <w:r>
+              <w:rPr>
+                <w:sz w:val="20"/>
+                <w:szCs w:val="20"/>
+              </w:rPr>
+              <w:t>1) Rezultātu logā redzams zvaigžņu skaits un statistika;</w:t>
+            </w:r>
+          </w:p>
+          <w:p>
+            <w:pPr>
+              <w:pStyle w:val="a3"/>
+              <w:spacing w:after="0" w:line="240" w:lineRule="auto"/>
+              <w:ind w:left="0" w:right="0" w:firstLine="0"/>
+              <w:jc w:val="left"/>
+              <w:rPr>
+                <w:sz w:val="20"/>
+                <w:szCs w:val="20"/>
+              </w:rPr>
+            </w:pPr>
+            <w:r>
+              <w:rPr>
+                <w:sz w:val="20"/>
+                <w:szCs w:val="20"/>
+              </w:rPr>
+              <w:t>2) Redzamas pogas "Nākamais līmenis" un "Galvenā izvēlne".</w:t>
+            </w:r>
+          </w:p>
+        </w:tc>
+      </w:tr>
+      <w:tr>
+        <w:tc>
+          <w:tcPr>
+            <w:tcW w:w="0" w:type="auto"/>
+          </w:tcPr>
+          <w:p>
+            <w:pPr>
+              <w:pStyle w:val="a3"/>
+              <w:spacing w:after="0" w:line="240" w:lineRule="auto"/>
+              <w:ind w:left="0" w:right="0" w:firstLine="0"/>
+              <w:jc w:val="left"/>
+              <w:rPr>
+                <w:sz w:val="20"/>
+                <w:szCs w:val="20"/>
+              </w:rPr>
+            </w:pPr>
+            <w:r>
+              <w:rPr>
+                <w:sz w:val="20"/>
+                <w:szCs w:val="20"/>
+              </w:rPr>
+              <w:t>TST_</w:t>
+            </w:r>
+            <w:r>
+              <w:rPr>
+                <w:sz w:val="20"/>
+                <w:szCs w:val="20"/>
+              </w:rPr>
+              <w:t>9</w:t>
+            </w:r>
+          </w:p>
+        </w:tc>
+        <w:tc>
+          <w:tcPr>
+            <w:tcW w:w="0" w:type="auto"/>
+          </w:tcPr>
+          <w:p>
+            <w:pPr>
+              <w:pStyle w:val="a3"/>
+              <w:spacing w:after="0" w:line="240" w:lineRule="auto"/>
+              <w:ind w:left="0" w:right="0" w:firstLine="0"/>
+              <w:jc w:val="left"/>
+              <w:rPr>
+                <w:sz w:val="20"/>
+                <w:szCs w:val="20"/>
+              </w:rPr>
+            </w:pPr>
+            <w:r>
+              <w:rPr>
+                <w:sz w:val="20"/>
+                <w:szCs w:val="20"/>
+              </w:rPr>
+              <w:t>Automātiska progresa saglabāšana</w:t>
+            </w:r>
+          </w:p>
+        </w:tc>
+        <w:tc>
+          <w:tcPr>
+            <w:tcW w:w="0" w:type="auto"/>
+            <w:vMerge/>
+          </w:tcPr>
+          <w:p>
+            <w:pPr>
+              <w:pStyle w:val="a3"/>
+              <w:spacing w:after="0" w:line="240" w:lineRule="auto"/>
+              <w:ind w:left="0" w:right="0" w:firstLine="0"/>
+              <w:jc w:val="left"/>
+              <w:rPr>
+                <w:sz w:val="20"/>
+                <w:szCs w:val="20"/>
+              </w:rPr>
+            </w:pPr>
+          </w:p>
+        </w:tc>
+        <w:tc>
+          <w:tcPr>
+            <w:tcW w:w="0" w:type="auto"/>
+          </w:tcPr>
+          <w:p>
+            <w:pPr>
+              <w:pStyle w:val="a3"/>
+              <w:spacing w:after="0" w:line="240" w:lineRule="auto"/>
+              <w:ind w:left="0" w:right="0" w:firstLine="0"/>
+              <w:jc w:val="left"/>
+              <w:rPr>
+                <w:sz w:val="20"/>
+                <w:szCs w:val="20"/>
+              </w:rPr>
+            </w:pPr>
+            <w:r>
+              <w:rPr>
+                <w:sz w:val="20"/>
+                <w:szCs w:val="20"/>
+              </w:rPr>
+              <w:t>1) Pabeigt līmeni;</w:t>
+            </w:r>
+          </w:p>
+          <w:p>
+            <w:pPr>
+              <w:pStyle w:val="a3"/>
+              <w:spacing w:after="0" w:line="240" w:lineRule="auto"/>
+              <w:ind w:left="0" w:right="0" w:firstLine="0"/>
+              <w:jc w:val="left"/>
+              <w:rPr>
+                <w:sz w:val="20"/>
+                <w:szCs w:val="20"/>
+              </w:rPr>
+            </w:pPr>
+            <w:r>
+              <w:rPr>
+                <w:sz w:val="20"/>
+                <w:szCs w:val="20"/>
+              </w:rPr>
+              <w:t>2) Aizvērt spēli;</w:t>
+            </w:r>
+          </w:p>
+          <w:p>
+            <w:pPr>
+              <w:pStyle w:val="a3"/>
+              <w:spacing w:after="0" w:line="240" w:lineRule="auto"/>
+              <w:ind w:left="0" w:right="0" w:firstLine="0"/>
+              <w:jc w:val="left"/>
+              <w:rPr>
+                <w:sz w:val="20"/>
+                <w:szCs w:val="20"/>
+              </w:rPr>
+            </w:pPr>
+            <w:r>
+              <w:rPr>
+                <w:sz w:val="20"/>
+                <w:szCs w:val="20"/>
+              </w:rPr>
+              <w:lastRenderedPageBreak/>
+              <w:t>3) Atkārtoti palaist spēli;</w:t>
+            </w:r>
+          </w:p>
+          <w:p>
+            <w:pPr>
+              <w:pStyle w:val="a3"/>
+              <w:spacing w:after="0" w:line="240" w:lineRule="auto"/>
+              <w:ind w:left="0" w:right="0" w:firstLine="0"/>
+              <w:jc w:val="left"/>
+              <w:rPr>
+                <w:sz w:val="20"/>
+                <w:szCs w:val="20"/>
+              </w:rPr>
+            </w:pPr>
+            <w:r>
+              <w:rPr>
+                <w:sz w:val="20"/>
+                <w:szCs w:val="20"/>
+              </w:rPr>
+              <w:t>4) Atvērt līmeņu sarakstu.</w:t>
+            </w:r>
+          </w:p>
+        </w:tc>
+        <w:tc>
+          <w:tcPr>
+            <w:tcW w:w="0" w:type="auto"/>
+          </w:tcPr>
+          <w:p>
+            <w:pPr>
+              <w:pStyle w:val="a3"/>
+              <w:spacing w:after="0" w:line="240" w:lineRule="auto"/>
+              <w:ind w:left="0" w:right="0" w:firstLine="0"/>
+              <w:jc w:val="left"/>
+              <w:rPr>
+                <w:sz w:val="20"/>
+                <w:szCs w:val="20"/>
+              </w:rPr>
+            </w:pPr>
+            <w:r>
+              <w:rPr>
+                <w:sz w:val="20"/>
+                <w:szCs w:val="20"/>
+              </w:rPr>
+              <w:lastRenderedPageBreak/>
+              <w:t>1) Pabeigtais līmenis saglabājas ar zvaigznēm;</w:t>
+            </w:r>
+          </w:p>
+          <w:p>
+            <w:pPr>
+              <w:pStyle w:val="a3"/>
+              <w:spacing w:after="0" w:line="240" w:lineRule="auto"/>
+              <w:ind w:left="0" w:right="0" w:firstLine="0"/>
+              <w:jc w:val="left"/>
+              <w:rPr>
+                <w:sz w:val="20"/>
+                <w:szCs w:val="20"/>
+              </w:rPr>
+            </w:pPr>
+            <w:r>
+              <w:rPr>
+                <w:sz w:val="20"/>
+                <w:szCs w:val="20"/>
+              </w:rPr>
+              <w:lastRenderedPageBreak/>
+              <w:t>2) Nākamais līmenis ir atbloķēts.</w:t>
+            </w:r>
+          </w:p>
+        </w:tc>
+      </w:tr>
+      <w:tr>
+        <w:tc>
+          <w:tcPr>
+            <w:tcW w:w="0" w:type="auto"/>
+          </w:tcPr>
+          <w:p>
+            <w:pPr>
+              <w:pStyle w:val="a3"/>
+              <w:spacing w:after="0" w:line="240" w:lineRule="auto"/>
+              <w:ind w:left="0" w:right="0" w:firstLine="0"/>
+              <w:jc w:val="left"/>
+              <w:rPr>
+                <w:sz w:val="20"/>
+                <w:szCs w:val="20"/>
+              </w:rPr>
+            </w:pPr>
+            <w:r>
+              <w:rPr>
+                <w:sz w:val="20"/>
+                <w:szCs w:val="20"/>
+              </w:rPr>
+              <w:lastRenderedPageBreak/>
+              <w:t>TST_</w:t>
+            </w:r>
+            <w:r>
+              <w:rPr>
+                <w:sz w:val="20"/>
+                <w:szCs w:val="20"/>
+              </w:rPr>
+              <w:t>10</w:t>
+            </w:r>
+          </w:p>
+        </w:tc>
+        <w:tc>
+          <w:tcPr>
+            <w:tcW w:w="0" w:type="auto"/>
+          </w:tcPr>
+          <w:p>
+            <w:pPr>
+              <w:pStyle w:val="a3"/>
+              <w:tabs>
+                <w:tab w:val="left" w:pos="728"/>
+              </w:tabs>
+              <w:spacing w:after="0" w:line="240" w:lineRule="auto"/>
+              <w:ind w:left="0" w:right="0" w:firstLine="0"/>
+              <w:jc w:val="left"/>
+              <w:rPr>
+                <w:sz w:val="20"/>
+                <w:szCs w:val="20"/>
+              </w:rPr>
+            </w:pPr>
+            <w:r>
+              <w:rPr>
+                <w:sz w:val="20"/>
+                <w:szCs w:val="20"/>
+              </w:rPr>
+              <w:t>Progresa atiestatīšana</w:t>
+            </w:r>
+          </w:p>
+        </w:tc>
+        <w:tc>
+          <w:tcPr>
+            <w:tcW w:w="0" w:type="auto"/>
+          </w:tcPr>
+          <w:p>
+            <w:pPr>
+              <w:pStyle w:val="a3"/>
+              <w:spacing w:after="0" w:line="240" w:lineRule="auto"/>
+              <w:ind w:left="0" w:right="0" w:firstLine="0"/>
+              <w:jc w:val="left"/>
+              <w:rPr>
+                <w:sz w:val="20"/>
+                <w:szCs w:val="20"/>
+              </w:rPr>
+            </w:pPr>
+            <w:r>
+              <w:rPr>
+                <w:sz w:val="20"/>
+                <w:szCs w:val="20"/>
+              </w:rPr>
+              <w:t>1) Sistēmā ir saglabāts progress;</w:t>
+            </w:r>
+          </w:p>
+          <w:p>
+            <w:pPr>
+              <w:pStyle w:val="a3"/>
+              <w:spacing w:after="0" w:line="240" w:lineRule="auto"/>
+              <w:ind w:left="0" w:right="0" w:firstLine="0"/>
+              <w:jc w:val="left"/>
+              <w:rPr>
+                <w:sz w:val="20"/>
+                <w:szCs w:val="20"/>
+              </w:rPr>
+            </w:pPr>
+            <w:r>
+              <w:rPr>
+                <w:sz w:val="20"/>
+                <w:szCs w:val="20"/>
+              </w:rPr>
+              <w:t>2) Pieejama poga "Atiestatīt progresu".</w:t>
+            </w:r>
+          </w:p>
+        </w:tc>
+        <w:tc>
+          <w:tcPr>
+            <w:tcW w:w="0" w:type="auto"/>
+          </w:tcPr>
+          <w:p>
+            <w:pPr>
+              <w:pStyle w:val="a3"/>
+              <w:spacing w:after="0" w:line="240" w:lineRule="auto"/>
+              <w:ind w:left="0" w:right="0" w:firstLine="0"/>
+              <w:jc w:val="left"/>
+              <w:rPr>
+                <w:sz w:val="20"/>
+                <w:szCs w:val="20"/>
+              </w:rPr>
+            </w:pPr>
+            <w:r>
+              <w:rPr>
+                <w:sz w:val="20"/>
+                <w:szCs w:val="20"/>
+              </w:rPr>
+              <w:t>1) Atvērt skatu ar pogu "Atiestatīt progresu";</w:t>
+            </w:r>
+          </w:p>
+          <w:p>
+            <w:pPr>
+              <w:pStyle w:val="a3"/>
+              <w:spacing w:after="0" w:line="240" w:lineRule="auto"/>
+              <w:ind w:left="0" w:right="0" w:firstLine="0"/>
+              <w:jc w:val="left"/>
+              <w:rPr>
+                <w:sz w:val="20"/>
+                <w:szCs w:val="20"/>
+              </w:rPr>
+            </w:pPr>
+            <w:r>
+              <w:rPr>
+                <w:sz w:val="20"/>
+                <w:szCs w:val="20"/>
+              </w:rPr>
+              <w:t>2) Nospiež pogu;</w:t>
+            </w:r>
+          </w:p>
+          <w:p>
+            <w:pPr>
+              <w:pStyle w:val="a3"/>
+              <w:spacing w:after="0" w:line="240" w:lineRule="auto"/>
+              <w:ind w:left="0" w:right="0" w:firstLine="0"/>
+              <w:jc w:val="left"/>
+              <w:rPr>
+                <w:sz w:val="20"/>
+                <w:szCs w:val="20"/>
+              </w:rPr>
+            </w:pPr>
+            <w:r>
+              <w:rPr>
+                <w:sz w:val="20"/>
+                <w:szCs w:val="20"/>
+              </w:rPr>
+              <w:t>3) Apstiprināt atiestatīšanu (ja nepieciešams).</w:t>
+            </w:r>
+          </w:p>
+        </w:tc>
+        <w:tc>
+          <w:tcPr>
+            <w:tcW w:w="0" w:type="auto"/>
+          </w:tcPr>
+          <w:p>
+            <w:pPr>
+              <w:pStyle w:val="a3"/>
+              <w:spacing w:after="0" w:line="240" w:lineRule="auto"/>
+              <w:ind w:left="0" w:right="0" w:firstLine="0"/>
+              <w:jc w:val="left"/>
+              <w:rPr>
+                <w:sz w:val="20"/>
+                <w:szCs w:val="20"/>
+              </w:rPr>
+            </w:pPr>
+            <w:r>
+              <w:rPr>
+                <w:sz w:val="20"/>
+                <w:szCs w:val="20"/>
+              </w:rPr>
+              <w:t>1) Visi līmeņi kļūst bloķēti;</w:t>
+            </w:r>
+          </w:p>
+          <w:p>
+            <w:pPr>
+              <w:pStyle w:val="a3"/>
+              <w:spacing w:after="0" w:line="240" w:lineRule="auto"/>
+              <w:ind w:left="0" w:right="0" w:firstLine="0"/>
+              <w:jc w:val="left"/>
+              <w:rPr>
+                <w:sz w:val="20"/>
+                <w:szCs w:val="20"/>
+              </w:rPr>
+            </w:pPr>
+            <w:r>
+              <w:rPr>
+                <w:sz w:val="20"/>
+                <w:szCs w:val="20"/>
+              </w:rPr>
+              <w:t>2) Zvaigznes un progress tiek dzēsts.</w:t>
+            </w:r>
+          </w:p>
+        </w:tc>
+      </w:tr>
+      <w:tr>
+        <w:tc>
+          <w:tcPr>
+            <w:tcW w:w="0" w:type="auto"/>
+          </w:tcPr>
+          <w:p>
+            <w:pPr>
+              <w:pStyle w:val="a3"/>
+              <w:spacing w:after="0" w:line="240" w:lineRule="auto"/>
+              <w:ind w:left="0" w:right="0" w:firstLine="0"/>
+              <w:jc w:val="left"/>
+              <w:rPr>
+                <w:sz w:val="20"/>
+                <w:szCs w:val="20"/>
+              </w:rPr>
+            </w:pPr>
+            <w:r>
+              <w:rPr>
+                <w:sz w:val="20"/>
+                <w:szCs w:val="20"/>
+              </w:rPr>
+              <w:t>TST_1</w:t>
+            </w:r>
+            <w:r>
+              <w:rPr>
+                <w:sz w:val="20"/>
+                <w:szCs w:val="20"/>
+              </w:rPr>
+              <w:t>1</w:t>
+            </w:r>
+          </w:p>
+        </w:tc>
+        <w:tc>
+          <w:tcPr>
+            <w:tcW w:w="0" w:type="auto"/>
+          </w:tcPr>
+          <w:p>
+            <w:pPr>
+              <w:pStyle w:val="a3"/>
+              <w:spacing w:after="0" w:line="240" w:lineRule="auto"/>
+              <w:ind w:left="0" w:right="0" w:firstLine="0"/>
+              <w:jc w:val="left"/>
+              <w:rPr>
+                <w:sz w:val="20"/>
+                <w:szCs w:val="20"/>
+              </w:rPr>
+            </w:pPr>
+            <w:r>
+              <w:rPr>
+                <w:sz w:val="20"/>
+                <w:szCs w:val="20"/>
+              </w:rPr>
+              <w:t>Iestatījumu loga atvēršana</w:t>
+            </w:r>
+          </w:p>
+        </w:tc>
+        <w:tc>
+          <w:tcPr>
+            <w:tcW w:w="0" w:type="auto"/>
+          </w:tcPr>
+          <w:p>
+            <w:pPr>
+              <w:pStyle w:val="a3"/>
+              <w:tabs>
+                <w:tab w:val="left" w:pos="600"/>
+              </w:tabs>
+              <w:spacing w:after="0" w:line="240" w:lineRule="auto"/>
+              <w:ind w:left="0" w:right="0" w:firstLine="0"/>
+              <w:jc w:val="left"/>
+              <w:rPr>
+                <w:sz w:val="20"/>
+                <w:szCs w:val="20"/>
+              </w:rPr>
+            </w:pPr>
+            <w:r>
+              <w:rPr>
+                <w:sz w:val="20"/>
+                <w:szCs w:val="20"/>
+              </w:rPr>
+              <w:tab/>
+            </w:r>
+            <w:r>
+              <w:rPr>
+                <w:sz w:val="20"/>
+                <w:szCs w:val="20"/>
+              </w:rPr>
+              <w:t>1) Veiksmīgi izpildīts TST_1.</w:t>
+            </w:r>
+          </w:p>
+        </w:tc>
+        <w:tc>
+          <w:tcPr>
+            <w:tcW w:w="0" w:type="auto"/>
+          </w:tcPr>
+          <w:p>
+            <w:pPr>
+              <w:pStyle w:val="a3"/>
+              <w:spacing w:after="0" w:line="240" w:lineRule="auto"/>
+              <w:ind w:left="0" w:right="0" w:firstLine="0"/>
+              <w:jc w:val="left"/>
+              <w:rPr>
+                <w:sz w:val="20"/>
+                <w:szCs w:val="20"/>
+              </w:rPr>
+            </w:pPr>
+            <w:r>
+              <w:rPr>
+                <w:sz w:val="20"/>
+                <w:szCs w:val="20"/>
+              </w:rPr>
+              <w:t>Galvenajā izvēlnē nospiest pogu "Iestatījumi".</w:t>
+            </w:r>
+          </w:p>
+        </w:tc>
+        <w:tc>
+          <w:tcPr>
+            <w:tcW w:w="0" w:type="auto"/>
+          </w:tcPr>
+          <w:p>
+            <w:pPr>
+              <w:pStyle w:val="a3"/>
+              <w:spacing w:after="0" w:line="240" w:lineRule="auto"/>
+              <w:ind w:left="0" w:right="0" w:firstLine="0"/>
+              <w:jc w:val="left"/>
+              <w:rPr>
+                <w:sz w:val="20"/>
+                <w:szCs w:val="20"/>
+              </w:rPr>
+            </w:pPr>
+            <w:r>
+              <w:rPr>
+                <w:sz w:val="20"/>
+                <w:szCs w:val="20"/>
+              </w:rPr>
+              <w:t>Tiek attēlots iestatījumu logs.</w:t>
+            </w:r>
+          </w:p>
+        </w:tc>
+      </w:tr>
+      <w:tr>
+        <w:tc>
+          <w:tcPr>
+            <w:tcW w:w="0" w:type="auto"/>
+          </w:tcPr>
+          <w:p>
+            <w:pPr>
+              <w:pStyle w:val="a3"/>
+              <w:spacing w:after="0" w:line="240" w:lineRule="auto"/>
+              <w:ind w:left="0" w:right="0" w:firstLine="0"/>
+              <w:jc w:val="left"/>
+              <w:rPr>
+                <w:sz w:val="20"/>
+                <w:szCs w:val="20"/>
+              </w:rPr>
+            </w:pPr>
+            <w:r>
+              <w:rPr>
+                <w:sz w:val="20"/>
+                <w:szCs w:val="20"/>
+              </w:rPr>
+              <w:t>TST_1</w:t>
+            </w:r>
+            <w:r>
+              <w:rPr>
+                <w:sz w:val="20"/>
+                <w:szCs w:val="20"/>
+              </w:rPr>
+              <w:t>2</w:t>
+            </w:r>
+          </w:p>
+        </w:tc>
+        <w:tc>
+          <w:tcPr>
+            <w:tcW w:w="0" w:type="auto"/>
+          </w:tcPr>
+          <w:p>
+            <w:pPr>
+              <w:pStyle w:val="a3"/>
+              <w:spacing w:after="0" w:line="240" w:lineRule="auto"/>
+              <w:ind w:left="0" w:right="0" w:firstLine="0"/>
+              <w:jc w:val="left"/>
+              <w:rPr>
+                <w:sz w:val="20"/>
+                <w:szCs w:val="20"/>
+              </w:rPr>
+            </w:pPr>
+            <w:r>
+              <w:rPr>
+                <w:sz w:val="20"/>
+                <w:szCs w:val="20"/>
+              </w:rPr>
+              <w:t>Skaņas skaļuma maiņa un saglabāšana</w:t>
+            </w:r>
+          </w:p>
+        </w:tc>
+        <w:tc>
+          <w:tcPr>
+            <w:tcW w:w="0" w:type="auto"/>
+          </w:tcPr>
+          <w:p>
+            <w:pPr>
+              <w:pStyle w:val="a3"/>
+              <w:spacing w:after="0" w:line="240" w:lineRule="auto"/>
+              <w:ind w:left="0" w:right="0" w:firstLine="0"/>
+              <w:jc w:val="left"/>
+              <w:rPr>
+                <w:sz w:val="20"/>
+                <w:szCs w:val="20"/>
+              </w:rPr>
+            </w:pPr>
+            <w:r>
+              <w:rPr>
+                <w:sz w:val="20"/>
+                <w:szCs w:val="20"/>
+              </w:rPr>
+              <w:t>Veiksmīgi izpildīts TST_11.</w:t>
+            </w:r>
+          </w:p>
+        </w:tc>
+        <w:tc>
+          <w:tcPr>
+            <w:tcW w:w="0" w:type="auto"/>
+          </w:tcPr>
+          <w:p>
+            <w:pPr>
+              <w:pStyle w:val="a3"/>
+              <w:spacing w:after="0" w:line="240" w:lineRule="auto"/>
+              <w:ind w:left="0" w:right="0" w:firstLine="0"/>
+              <w:jc w:val="left"/>
+              <w:rPr>
+                <w:sz w:val="20"/>
+                <w:szCs w:val="20"/>
+              </w:rPr>
+            </w:pPr>
+            <w:r>
+              <w:rPr>
+                <w:sz w:val="20"/>
+                <w:szCs w:val="20"/>
+              </w:rPr>
+              <w:t>1) Iestatījumu logā pārvietot skaļuma slīdni;</w:t>
+            </w:r>
+          </w:p>
+          <w:p>
+            <w:pPr>
+              <w:pStyle w:val="a3"/>
+              <w:spacing w:after="0" w:line="240" w:lineRule="auto"/>
+              <w:ind w:left="0" w:right="0" w:firstLine="0"/>
+              <w:jc w:val="left"/>
+              <w:rPr>
+                <w:sz w:val="20"/>
+                <w:szCs w:val="20"/>
+              </w:rPr>
+            </w:pPr>
+            <w:r>
+              <w:rPr>
+                <w:sz w:val="20"/>
+                <w:szCs w:val="20"/>
+              </w:rPr>
+              <w:t>2) Aizvērt iestatījumus;</w:t>
+            </w:r>
+          </w:p>
+          <w:p>
+            <w:pPr>
+              <w:pStyle w:val="a3"/>
+              <w:spacing w:after="0" w:line="240" w:lineRule="auto"/>
+              <w:ind w:left="0" w:right="0" w:firstLine="0"/>
+              <w:jc w:val="left"/>
+              <w:rPr>
+                <w:sz w:val="20"/>
+                <w:szCs w:val="20"/>
+              </w:rPr>
+            </w:pPr>
+            <w:r>
+              <w:rPr>
+                <w:sz w:val="20"/>
+                <w:szCs w:val="20"/>
+              </w:rPr>
+              <w:t>3) Aizvērt un atkārtoti palaist spēli;</w:t>
+            </w:r>
+          </w:p>
+          <w:p>
+            <w:pPr>
+              <w:pStyle w:val="a3"/>
+              <w:spacing w:after="0" w:line="240" w:lineRule="auto"/>
+              <w:ind w:left="0" w:right="0" w:firstLine="0"/>
+              <w:jc w:val="left"/>
+              <w:rPr>
+                <w:sz w:val="20"/>
+                <w:szCs w:val="20"/>
+              </w:rPr>
+            </w:pPr>
+            <w:r>
+              <w:rPr>
+                <w:sz w:val="20"/>
+                <w:szCs w:val="20"/>
+              </w:rPr>
+              <w:t>4) Atvērt iestatījumus vēlreiz.</w:t>
+            </w:r>
+          </w:p>
+        </w:tc>
+        <w:tc>
+          <w:tcPr>
+            <w:tcW w:w="0" w:type="auto"/>
+          </w:tcPr>
+          <w:p>
+            <w:pPr>
+              <w:pStyle w:val="a3"/>
+              <w:spacing w:after="0" w:line="240" w:lineRule="auto"/>
+              <w:ind w:left="0" w:right="0" w:firstLine="0"/>
+              <w:jc w:val="left"/>
+              <w:rPr>
+                <w:sz w:val="20"/>
+                <w:szCs w:val="20"/>
+              </w:rPr>
+            </w:pPr>
+            <w:r>
+              <w:rPr>
+                <w:sz w:val="20"/>
+                <w:szCs w:val="20"/>
+              </w:rPr>
+              <w:t>1) Skaļums mainās uzreiz pēc slīdņa pārvietošanas;</w:t>
+            </w:r>
+          </w:p>
+          <w:p>
+            <w:pPr>
+              <w:pStyle w:val="a3"/>
+              <w:spacing w:after="0" w:line="240" w:lineRule="auto"/>
+              <w:ind w:left="0" w:right="0" w:firstLine="0"/>
+              <w:jc w:val="left"/>
+              <w:rPr>
+                <w:sz w:val="20"/>
+                <w:szCs w:val="20"/>
+              </w:rPr>
+            </w:pPr>
+            <w:r>
+              <w:rPr>
+                <w:sz w:val="20"/>
+                <w:szCs w:val="20"/>
+              </w:rPr>
+              <w:t>2) Pēc restartēšanas saglabājas tā pati skaļuma vērtība.</w:t>
+            </w:r>
+          </w:p>
+        </w:tc>
+      </w:tr>
+      <w:tr>
+        <w:tc>
+          <w:tcPr>
+            <w:tcW w:w="0" w:type="auto"/>
+          </w:tcPr>
+          <w:p>
+            <w:pPr>
+              <w:pStyle w:val="a3"/>
+              <w:spacing w:after="0" w:line="240" w:lineRule="auto"/>
+              <w:ind w:left="0" w:right="0" w:firstLine="0"/>
+              <w:jc w:val="left"/>
+              <w:rPr>
+                <w:sz w:val="20"/>
+                <w:szCs w:val="20"/>
+              </w:rPr>
+            </w:pPr>
+            <w:r>
+              <w:rPr>
+                <w:sz w:val="20"/>
+                <w:szCs w:val="20"/>
+              </w:rPr>
+              <w:t>TST_1</w:t>
+            </w:r>
+            <w:r>
+              <w:rPr>
+                <w:sz w:val="20"/>
+                <w:szCs w:val="20"/>
+              </w:rPr>
+              <w:t>3</w:t>
+            </w:r>
+          </w:p>
+        </w:tc>
+        <w:tc>
+          <w:tcPr>
+            <w:tcW w:w="0" w:type="auto"/>
+          </w:tcPr>
+          <w:p>
+            <w:pPr>
+              <w:pStyle w:val="a3"/>
+              <w:spacing w:after="0" w:line="240" w:lineRule="auto"/>
+              <w:ind w:left="0" w:right="0" w:firstLine="0"/>
+              <w:jc w:val="left"/>
+              <w:rPr>
+                <w:sz w:val="20"/>
+                <w:szCs w:val="20"/>
+              </w:rPr>
+            </w:pPr>
+            <w:r>
+              <w:rPr>
+                <w:sz w:val="20"/>
+                <w:szCs w:val="20"/>
+              </w:rPr>
+              <w:t>Veikala attēlošana</w:t>
+            </w:r>
+          </w:p>
+        </w:tc>
+        <w:tc>
+          <w:tcPr>
+            <w:tcW w:w="0" w:type="auto"/>
+          </w:tcPr>
+          <w:p>
+            <w:pPr>
+              <w:pStyle w:val="a3"/>
+              <w:spacing w:after="0" w:line="240" w:lineRule="auto"/>
+              <w:ind w:left="0" w:right="0" w:firstLine="0"/>
+              <w:jc w:val="left"/>
+              <w:rPr>
+                <w:sz w:val="20"/>
+                <w:szCs w:val="20"/>
+              </w:rPr>
+            </w:pPr>
+            <w:r>
+              <w:rPr>
+                <w:sz w:val="20"/>
+                <w:szCs w:val="20"/>
+              </w:rPr>
+              <w:t>Veiksmīgi izpildīts TST_1.</w:t>
+            </w:r>
+          </w:p>
+        </w:tc>
+        <w:tc>
+          <w:tcPr>
+            <w:tcW w:w="0" w:type="auto"/>
+          </w:tcPr>
+          <w:p>
+            <w:pPr>
+              <w:pStyle w:val="a3"/>
+              <w:spacing w:after="0" w:line="240" w:lineRule="auto"/>
+              <w:ind w:left="0" w:right="0" w:firstLine="0"/>
+              <w:jc w:val="left"/>
+              <w:rPr>
+                <w:sz w:val="20"/>
+                <w:szCs w:val="20"/>
+              </w:rPr>
+            </w:pPr>
+            <w:r>
+              <w:rPr>
+                <w:sz w:val="20"/>
+                <w:szCs w:val="20"/>
+              </w:rPr>
+              <w:t>Galvenajā izvēlnē nospiest pogu "Veikals".</w:t>
+            </w:r>
+          </w:p>
+        </w:tc>
+        <w:tc>
+          <w:tcPr>
+            <w:tcW w:w="0" w:type="auto"/>
+          </w:tcPr>
+          <w:p>
+            <w:pPr>
+              <w:pStyle w:val="a3"/>
+              <w:spacing w:after="0" w:line="240" w:lineRule="auto"/>
+              <w:ind w:left="0" w:right="0" w:firstLine="0"/>
+              <w:jc w:val="left"/>
+              <w:rPr>
+                <w:sz w:val="20"/>
+                <w:szCs w:val="20"/>
+              </w:rPr>
+            </w:pPr>
+            <w:r>
+              <w:rPr>
+                <w:sz w:val="20"/>
+                <w:szCs w:val="20"/>
+              </w:rPr>
+              <w:t>Ekrānā redzams veikals ar precēm un cenām.</w:t>
+            </w:r>
+          </w:p>
+        </w:tc>
+      </w:tr>
+      <w:tr>
+        <w:tc>
+          <w:tcPr>
+            <w:tcW w:w="0" w:type="auto"/>
+          </w:tcPr>
+          <w:p>
+            <w:pPr>
+              <w:pStyle w:val="a3"/>
+              <w:spacing w:after="0" w:line="240" w:lineRule="auto"/>
+              <w:ind w:left="0" w:right="0" w:firstLine="0"/>
+              <w:jc w:val="left"/>
+              <w:rPr>
+                <w:sz w:val="20"/>
+                <w:szCs w:val="20"/>
+              </w:rPr>
+            </w:pPr>
+            <w:r>
+              <w:rPr>
+                <w:sz w:val="20"/>
+                <w:szCs w:val="20"/>
+              </w:rPr>
+              <w:t>TST_1</w:t>
+            </w:r>
+            <w:r>
+              <w:rPr>
+                <w:sz w:val="20"/>
+                <w:szCs w:val="20"/>
+              </w:rPr>
+              <w:t>4</w:t>
+            </w:r>
+          </w:p>
+        </w:tc>
+        <w:tc>
+          <w:tcPr>
+            <w:tcW w:w="0" w:type="auto"/>
+          </w:tcPr>
+          <w:p>
+            <w:pPr>
+              <w:pStyle w:val="a3"/>
+              <w:spacing w:after="0" w:line="240" w:lineRule="auto"/>
+              <w:ind w:left="0" w:right="0" w:firstLine="0"/>
+              <w:jc w:val="left"/>
+              <w:rPr>
+                <w:sz w:val="20"/>
+                <w:szCs w:val="20"/>
+              </w:rPr>
+            </w:pPr>
+            <w:r>
+              <w:rPr>
+                <w:sz w:val="20"/>
+                <w:szCs w:val="20"/>
+              </w:rPr>
+              <w:t>Pirkuma veikšana veikalā</w:t>
+            </w:r>
+          </w:p>
+        </w:tc>
+        <w:tc>
+          <w:tcPr>
+            <w:tcW w:w="0" w:type="auto"/>
+          </w:tcPr>
+          <w:p>
+            <w:pPr>
+              <w:pStyle w:val="a3"/>
+              <w:spacing w:after="0" w:line="240" w:lineRule="auto"/>
+              <w:ind w:left="0" w:right="0" w:firstLine="0"/>
+              <w:jc w:val="left"/>
+              <w:rPr>
+                <w:sz w:val="20"/>
+                <w:szCs w:val="20"/>
+              </w:rPr>
+            </w:pPr>
+            <w:r>
+              <w:rPr>
+                <w:sz w:val="20"/>
+                <w:szCs w:val="20"/>
+              </w:rPr>
+              <w:t>1) Veiksmīgi izpildīts TST_13;</w:t>
+            </w:r>
+          </w:p>
+          <w:p>
+            <w:pPr>
+              <w:pStyle w:val="a3"/>
+              <w:spacing w:after="0" w:line="240" w:lineRule="auto"/>
+              <w:ind w:left="0" w:right="0" w:firstLine="0"/>
+              <w:jc w:val="left"/>
+              <w:rPr>
+                <w:sz w:val="20"/>
+                <w:szCs w:val="20"/>
+              </w:rPr>
+            </w:pPr>
+            <w:r>
+              <w:rPr>
+                <w:sz w:val="20"/>
+                <w:szCs w:val="20"/>
+              </w:rPr>
+              <w:t>2) Lietotājam ir pietiekami resursi.</w:t>
+            </w:r>
+          </w:p>
+        </w:tc>
+        <w:tc>
+          <w:tcPr>
+            <w:tcW w:w="0" w:type="auto"/>
+          </w:tcPr>
+          <w:p>
+            <w:pPr>
+              <w:pStyle w:val="a3"/>
+              <w:spacing w:after="0" w:line="240" w:lineRule="auto"/>
+              <w:ind w:left="0" w:right="0" w:firstLine="0"/>
+              <w:jc w:val="left"/>
+              <w:rPr>
+                <w:sz w:val="20"/>
+                <w:szCs w:val="20"/>
+              </w:rPr>
+            </w:pPr>
+            <w:r>
+              <w:rPr>
+                <w:sz w:val="20"/>
+                <w:szCs w:val="20"/>
+              </w:rPr>
+              <w:t>1) Veikalā izvēlēties preci;</w:t>
+            </w:r>
+          </w:p>
+          <w:p>
+            <w:pPr>
+              <w:pStyle w:val="a3"/>
+              <w:spacing w:after="0" w:line="240" w:lineRule="auto"/>
+              <w:ind w:left="0" w:right="0" w:firstLine="0"/>
+              <w:jc w:val="left"/>
+              <w:rPr>
+                <w:sz w:val="20"/>
+                <w:szCs w:val="20"/>
+              </w:rPr>
+            </w:pPr>
+            <w:r>
+              <w:rPr>
+                <w:sz w:val="20"/>
+                <w:szCs w:val="20"/>
+              </w:rPr>
+              <w:t>2) Nospiež pogu "Pirkt".</w:t>
+            </w:r>
+          </w:p>
+        </w:tc>
+        <w:tc>
+          <w:tcPr>
+            <w:tcW w:w="0" w:type="auto"/>
+          </w:tcPr>
+          <w:p>
+            <w:pPr>
+              <w:pStyle w:val="a3"/>
+              <w:spacing w:after="0" w:line="240" w:lineRule="auto"/>
+              <w:ind w:left="0" w:right="0" w:firstLine="0"/>
+              <w:jc w:val="left"/>
+              <w:rPr>
+                <w:sz w:val="20"/>
+                <w:szCs w:val="20"/>
+              </w:rPr>
+            </w:pPr>
+            <w:r>
+              <w:rPr>
+                <w:sz w:val="20"/>
+                <w:szCs w:val="20"/>
+              </w:rPr>
+              <w:t>1</w:t>
+            </w:r>
+            <w:r>
+              <w:rPr>
+                <w:sz w:val="20"/>
+                <w:szCs w:val="20"/>
+              </w:rPr>
+              <w:t>) Pogas teksts mainās uz "Nopirkts";</w:t>
+            </w:r>
+          </w:p>
+          <w:p>
+            <w:pPr>
+              <w:pStyle w:val="a3"/>
+              <w:spacing w:after="0" w:line="240" w:lineRule="auto"/>
+              <w:ind w:left="0" w:right="0" w:firstLine="0"/>
+              <w:jc w:val="left"/>
+              <w:rPr>
+                <w:sz w:val="20"/>
+                <w:szCs w:val="20"/>
+              </w:rPr>
+            </w:pPr>
+            <w:r>
+              <w:rPr>
+                <w:sz w:val="20"/>
+                <w:szCs w:val="20"/>
+              </w:rPr>
+              <w:t>2</w:t>
+            </w:r>
+            <w:r>
+              <w:rPr>
+                <w:sz w:val="20"/>
+                <w:szCs w:val="20"/>
+              </w:rPr>
+              <w:t>) Priekšmets parādās skapī.</w:t>
+            </w:r>
+          </w:p>
+        </w:tc>
+      </w:tr>
+      <w:tr>
+        <w:tc>
+          <w:tcPr>
+            <w:tcW w:w="0" w:type="auto"/>
+          </w:tcPr>
+          <w:p>
+            <w:pPr>
+              <w:pStyle w:val="a3"/>
+              <w:spacing w:after="0" w:line="240" w:lineRule="auto"/>
+              <w:ind w:left="0" w:right="0" w:firstLine="0"/>
+              <w:jc w:val="left"/>
+              <w:rPr>
+                <w:sz w:val="20"/>
+                <w:szCs w:val="20"/>
+              </w:rPr>
+            </w:pPr>
+            <w:r>
+              <w:rPr>
+                <w:sz w:val="20"/>
+                <w:szCs w:val="20"/>
+              </w:rPr>
+              <w:t>TST_1</w:t>
+            </w:r>
+            <w:r>
+              <w:rPr>
+                <w:sz w:val="20"/>
+                <w:szCs w:val="20"/>
+              </w:rPr>
+              <w:t>5</w:t>
+            </w:r>
+          </w:p>
+        </w:tc>
+        <w:tc>
+          <w:tcPr>
+            <w:tcW w:w="0" w:type="auto"/>
+          </w:tcPr>
+          <w:p>
+            <w:pPr>
+              <w:pStyle w:val="a3"/>
+              <w:spacing w:after="0" w:line="240" w:lineRule="auto"/>
+              <w:ind w:left="0" w:right="0" w:firstLine="0"/>
+              <w:jc w:val="left"/>
+              <w:rPr>
+                <w:sz w:val="20"/>
+                <w:szCs w:val="20"/>
+              </w:rPr>
+            </w:pPr>
+            <w:r>
+              <w:rPr>
+                <w:sz w:val="20"/>
+                <w:szCs w:val="20"/>
+              </w:rPr>
+              <w:t>Skapja attēlošana</w:t>
+            </w:r>
+          </w:p>
+        </w:tc>
+        <w:tc>
+          <w:tcPr>
+            <w:tcW w:w="0" w:type="auto"/>
+          </w:tcPr>
+          <w:p>
+            <w:pPr>
+              <w:pStyle w:val="a3"/>
+              <w:spacing w:after="0" w:line="240" w:lineRule="auto"/>
+              <w:ind w:left="0" w:right="0" w:firstLine="0"/>
+              <w:jc w:val="left"/>
+              <w:rPr>
+                <w:sz w:val="20"/>
+                <w:szCs w:val="20"/>
+              </w:rPr>
+            </w:pPr>
+            <w:r>
+              <w:rPr>
+                <w:sz w:val="20"/>
+                <w:szCs w:val="20"/>
+              </w:rPr>
+              <w:t>Veiksmīgi izpildīts TST_14.</w:t>
+            </w:r>
+          </w:p>
+        </w:tc>
+        <w:tc>
+          <w:tcPr>
+            <w:tcW w:w="0" w:type="auto"/>
+          </w:tcPr>
+          <w:p>
+            <w:pPr>
+              <w:pStyle w:val="a3"/>
+              <w:spacing w:after="0" w:line="240" w:lineRule="auto"/>
+              <w:ind w:left="0" w:right="0" w:firstLine="0"/>
+              <w:jc w:val="left"/>
+              <w:rPr>
+                <w:sz w:val="20"/>
+                <w:szCs w:val="20"/>
+              </w:rPr>
+            </w:pPr>
+            <w:r>
+              <w:rPr>
+                <w:sz w:val="20"/>
+                <w:szCs w:val="20"/>
+              </w:rPr>
+              <w:t>Nospiež pogu "Skapis" galvenajā izvēlnē vai veikalā.</w:t>
+            </w:r>
+          </w:p>
+        </w:tc>
+        <w:tc>
+          <w:tcPr>
+            <w:tcW w:w="0" w:type="auto"/>
+          </w:tcPr>
+          <w:p>
+            <w:pPr>
+              <w:pStyle w:val="a3"/>
+              <w:spacing w:after="0" w:line="240" w:lineRule="auto"/>
+              <w:ind w:left="0" w:right="0" w:firstLine="0"/>
+              <w:jc w:val="left"/>
+              <w:rPr>
+                <w:sz w:val="20"/>
+                <w:szCs w:val="20"/>
+              </w:rPr>
+            </w:pPr>
+            <w:r>
+              <w:rPr>
+                <w:sz w:val="20"/>
+                <w:szCs w:val="20"/>
+              </w:rPr>
+              <w:t>Ekrānā redzams skapja saturs ar iegādātajiem priekšmetiem.</w:t>
+            </w:r>
+          </w:p>
+        </w:tc>
+      </w:tr>
+      <w:tr>
+        <w:tc>
+          <w:tcPr>
+            <w:tcW w:w="0" w:type="auto"/>
+          </w:tcPr>
+          <w:p>
+            <w:pPr>
+              <w:pStyle w:val="a3"/>
+              <w:spacing w:after="0" w:line="240" w:lineRule="auto"/>
+              <w:ind w:left="0" w:right="0" w:firstLine="0"/>
+              <w:jc w:val="left"/>
+              <w:rPr>
+                <w:sz w:val="20"/>
+                <w:szCs w:val="20"/>
+              </w:rPr>
+            </w:pPr>
+            <w:r>
+              <w:rPr>
+                <w:sz w:val="20"/>
+                <w:szCs w:val="20"/>
+              </w:rPr>
+              <w:t>TST_1</w:t>
+            </w:r>
+            <w:r>
+              <w:rPr>
+                <w:sz w:val="20"/>
+                <w:szCs w:val="20"/>
+              </w:rPr>
+              <w:t>6</w:t>
+            </w:r>
+          </w:p>
+        </w:tc>
+        <w:tc>
+          <w:tcPr>
+            <w:tcW w:w="0" w:type="auto"/>
+          </w:tcPr>
+          <w:p>
+            <w:pPr>
+              <w:pStyle w:val="a3"/>
+              <w:spacing w:after="0" w:line="240" w:lineRule="auto"/>
+              <w:ind w:left="0" w:right="0" w:firstLine="0"/>
+              <w:jc w:val="left"/>
+              <w:rPr>
+                <w:sz w:val="20"/>
+                <w:szCs w:val="20"/>
+              </w:rPr>
+            </w:pPr>
+            <w:r>
+              <w:rPr>
+                <w:sz w:val="20"/>
+                <w:szCs w:val="20"/>
+              </w:rPr>
+              <w:t>Tērpa izvēle skapī</w:t>
+            </w:r>
+          </w:p>
+        </w:tc>
+        <w:tc>
+          <w:tcPr>
+            <w:tcW w:w="0" w:type="auto"/>
+          </w:tcPr>
+          <w:p>
+            <w:pPr>
+              <w:pStyle w:val="a3"/>
+              <w:spacing w:after="0" w:line="240" w:lineRule="auto"/>
+              <w:ind w:left="0" w:right="0" w:firstLine="0"/>
+              <w:jc w:val="left"/>
+              <w:rPr>
+                <w:sz w:val="20"/>
+                <w:szCs w:val="20"/>
+              </w:rPr>
+            </w:pPr>
+            <w:r>
+              <w:rPr>
+                <w:sz w:val="20"/>
+                <w:szCs w:val="20"/>
+              </w:rPr>
+              <w:t>1) Veiksmīgi izpildīts TST_15;</w:t>
+            </w:r>
+          </w:p>
+          <w:p>
+            <w:pPr>
+              <w:pStyle w:val="a3"/>
+              <w:spacing w:after="0" w:line="240" w:lineRule="auto"/>
+              <w:ind w:left="0" w:right="0" w:firstLine="0"/>
+              <w:jc w:val="left"/>
+              <w:rPr>
+                <w:sz w:val="20"/>
+                <w:szCs w:val="20"/>
+              </w:rPr>
+            </w:pPr>
+            <w:r>
+              <w:rPr>
+                <w:sz w:val="20"/>
+                <w:szCs w:val="20"/>
+              </w:rPr>
+              <w:t>2) Skapī ir vismaz viens priekšmets.</w:t>
+            </w:r>
+          </w:p>
+        </w:tc>
+        <w:tc>
+          <w:tcPr>
+            <w:tcW w:w="0" w:type="auto"/>
+          </w:tcPr>
+          <w:p>
+            <w:pPr>
+              <w:pStyle w:val="a3"/>
+              <w:spacing w:after="0" w:line="240" w:lineRule="auto"/>
+              <w:ind w:left="0" w:right="0" w:firstLine="0"/>
+              <w:jc w:val="left"/>
+              <w:rPr>
+                <w:sz w:val="20"/>
+                <w:szCs w:val="20"/>
+              </w:rPr>
+            </w:pPr>
+            <w:r>
+              <w:rPr>
+                <w:sz w:val="20"/>
+                <w:szCs w:val="20"/>
+              </w:rPr>
+              <w:t>1) Skapī izvēlēties priekšmetu;</w:t>
+            </w:r>
+          </w:p>
+          <w:p>
+            <w:pPr>
+              <w:pStyle w:val="a3"/>
+              <w:spacing w:after="0" w:line="240" w:lineRule="auto"/>
+              <w:ind w:left="0" w:right="0" w:firstLine="0"/>
+              <w:jc w:val="left"/>
+              <w:rPr>
+                <w:sz w:val="20"/>
+                <w:szCs w:val="20"/>
+              </w:rPr>
+            </w:pPr>
+            <w:r>
+              <w:rPr>
+                <w:sz w:val="20"/>
+                <w:szCs w:val="20"/>
+              </w:rPr>
+              <w:t>2) Nospiež pogu "Izvēlēties" vai līdzīgu.</w:t>
+            </w:r>
+          </w:p>
+        </w:tc>
+        <w:tc>
+          <w:tcPr>
+            <w:tcW w:w="0" w:type="auto"/>
+          </w:tcPr>
+          <w:p>
+            <w:pPr>
+              <w:pStyle w:val="a3"/>
+              <w:spacing w:after="0" w:line="240" w:lineRule="auto"/>
+              <w:ind w:left="0" w:right="0" w:firstLine="0"/>
+              <w:jc w:val="left"/>
+              <w:rPr>
+                <w:sz w:val="20"/>
+                <w:szCs w:val="20"/>
+              </w:rPr>
+            </w:pPr>
+            <w:r>
+              <w:rPr>
+                <w:sz w:val="20"/>
+                <w:szCs w:val="20"/>
+              </w:rPr>
+              <w:t>Galvenā varoņa vizuālais izskats spēlē mainās uz izvēlēto tērpu.</w:t>
+            </w:r>
+          </w:p>
+        </w:tc>
+      </w:tr>
+      <w:tr>
+        <w:tc>
+          <w:tcPr>
+            <w:tcW w:w="0" w:type="auto"/>
+          </w:tcPr>
+          <w:p>
+            <w:pPr>
+              <w:pStyle w:val="a3"/>
+              <w:spacing w:after="0" w:line="240" w:lineRule="auto"/>
+              <w:ind w:left="0" w:right="0" w:firstLine="0"/>
+              <w:jc w:val="left"/>
+              <w:rPr>
+                <w:sz w:val="20"/>
+                <w:szCs w:val="20"/>
+              </w:rPr>
+            </w:pPr>
+            <w:r>
+              <w:rPr>
+                <w:sz w:val="20"/>
+                <w:szCs w:val="20"/>
+              </w:rPr>
+              <w:t>TST_1</w:t>
+            </w:r>
+            <w:r>
+              <w:rPr>
+                <w:sz w:val="20"/>
+                <w:szCs w:val="20"/>
+              </w:rPr>
+              <w:t>7</w:t>
+            </w:r>
+          </w:p>
+        </w:tc>
+        <w:tc>
+          <w:tcPr>
+            <w:tcW w:w="0" w:type="auto"/>
+          </w:tcPr>
+          <w:p>
+            <w:pPr>
+              <w:pStyle w:val="a3"/>
+              <w:tabs>
+                <w:tab w:val="left" w:pos="915"/>
+              </w:tabs>
+              <w:spacing w:after="0" w:line="240" w:lineRule="auto"/>
+              <w:ind w:left="0" w:right="0" w:firstLine="0"/>
+              <w:jc w:val="left"/>
+              <w:rPr>
+                <w:sz w:val="20"/>
+                <w:szCs w:val="20"/>
+              </w:rPr>
+            </w:pPr>
+            <w:r>
+              <w:rPr>
+                <w:sz w:val="20"/>
+                <w:szCs w:val="20"/>
+              </w:rPr>
+              <w:t>Atgriešanās uz galveno izvēlni</w:t>
+            </w:r>
+          </w:p>
+        </w:tc>
+        <w:tc>
+          <w:tcPr>
+            <w:tcW w:w="0" w:type="auto"/>
+          </w:tcPr>
+          <w:p>
+            <w:pPr>
+              <w:pStyle w:val="a3"/>
+              <w:spacing w:after="0" w:line="240" w:lineRule="auto"/>
+              <w:ind w:left="0" w:right="0" w:firstLine="0"/>
+              <w:jc w:val="left"/>
+              <w:rPr>
+                <w:sz w:val="20"/>
+                <w:szCs w:val="20"/>
+              </w:rPr>
+            </w:pPr>
+            <w:r>
+              <w:rPr>
+                <w:sz w:val="20"/>
+                <w:szCs w:val="20"/>
+              </w:rPr>
+              <w:t>Atvērts jebkurš cits skats (piem., līmeņu saraksts).</w:t>
+            </w:r>
+          </w:p>
+        </w:tc>
+        <w:tc>
+          <w:tcPr>
+            <w:tcW w:w="0" w:type="auto"/>
+          </w:tcPr>
+          <w:p>
+            <w:pPr>
+              <w:pStyle w:val="a3"/>
+              <w:spacing w:after="0" w:line="240" w:lineRule="auto"/>
+              <w:ind w:left="0" w:right="0" w:firstLine="0"/>
+              <w:jc w:val="left"/>
+              <w:rPr>
+                <w:sz w:val="20"/>
+                <w:szCs w:val="20"/>
+              </w:rPr>
+            </w:pPr>
+            <w:r>
+              <w:rPr>
+                <w:sz w:val="20"/>
+                <w:szCs w:val="20"/>
+              </w:rPr>
+              <w:t>Nospiež pogu "Galvenā izvēlne" vai "Atpakaļ".</w:t>
+            </w:r>
+          </w:p>
+        </w:tc>
+        <w:tc>
+          <w:tcPr>
+            <w:tcW w:w="0" w:type="auto"/>
+          </w:tcPr>
+          <w:p>
+            <w:pPr>
+              <w:pStyle w:val="a3"/>
+              <w:spacing w:after="0" w:line="240" w:lineRule="auto"/>
+              <w:ind w:left="0" w:right="0" w:firstLine="0"/>
+              <w:jc w:val="left"/>
+              <w:rPr>
+                <w:sz w:val="20"/>
+                <w:szCs w:val="20"/>
+              </w:rPr>
+            </w:pPr>
+            <w:r>
+              <w:rPr>
+                <w:sz w:val="20"/>
+                <w:szCs w:val="20"/>
+              </w:rPr>
+              <w:t>Tiek ielādēta galvenā izvēlne ar pogām un mūziku.</w:t>
+            </w:r>
+          </w:p>
+        </w:tc>
+      </w:tr>
+      <w:tr>
+        <w:tc>
+          <w:tcPr>
+            <w:tcW w:w="0" w:type="auto"/>
+          </w:tcPr>
+          <w:p>
+            <w:pPr>
+              <w:pStyle w:val="a3"/>
+              <w:spacing w:after="0" w:line="240" w:lineRule="auto"/>
+              <w:ind w:left="0" w:right="0" w:firstLine="0"/>
+              <w:jc w:val="left"/>
+              <w:rPr>
+                <w:sz w:val="20"/>
+                <w:szCs w:val="20"/>
+              </w:rPr>
+            </w:pPr>
+            <w:r>
+              <w:rPr>
+                <w:sz w:val="20"/>
+                <w:szCs w:val="20"/>
+              </w:rPr>
+              <w:t>TST_1</w:t>
+            </w:r>
+            <w:r>
+              <w:rPr>
+                <w:sz w:val="20"/>
+                <w:szCs w:val="20"/>
+              </w:rPr>
+              <w:t>8</w:t>
+            </w:r>
+          </w:p>
+        </w:tc>
+        <w:tc>
+          <w:tcPr>
+            <w:tcW w:w="0" w:type="auto"/>
+          </w:tcPr>
+          <w:p>
+            <w:pPr>
+              <w:pStyle w:val="a3"/>
+              <w:spacing w:after="0" w:line="240" w:lineRule="auto"/>
+              <w:ind w:left="0" w:right="0" w:firstLine="0"/>
+              <w:jc w:val="left"/>
+              <w:rPr>
+                <w:sz w:val="20"/>
+                <w:szCs w:val="20"/>
+              </w:rPr>
+            </w:pPr>
+            <w:r>
+              <w:rPr>
+                <w:sz w:val="20"/>
+                <w:szCs w:val="20"/>
+              </w:rPr>
+              <w:t>Spēles aizvēršana</w:t>
+            </w:r>
+          </w:p>
+        </w:tc>
+        <w:tc>
+          <w:tcPr>
+            <w:tcW w:w="0" w:type="auto"/>
+          </w:tcPr>
+          <w:p>
+            <w:pPr>
+              <w:pStyle w:val="a3"/>
+              <w:spacing w:after="0" w:line="240" w:lineRule="auto"/>
+              <w:ind w:left="0" w:right="0" w:firstLine="0"/>
+              <w:jc w:val="left"/>
+              <w:rPr>
+                <w:sz w:val="20"/>
+                <w:szCs w:val="20"/>
+              </w:rPr>
+            </w:pPr>
+            <w:r>
+              <w:rPr>
+                <w:sz w:val="20"/>
+                <w:szCs w:val="20"/>
+              </w:rPr>
+              <w:t>Veiksmīgi izpildīts TST_1.</w:t>
+            </w:r>
+          </w:p>
+        </w:tc>
+        <w:tc>
+          <w:tcPr>
+            <w:tcW w:w="0" w:type="auto"/>
+          </w:tcPr>
+          <w:p>
+            <w:pPr>
+              <w:pStyle w:val="a3"/>
+              <w:spacing w:after="0" w:line="240" w:lineRule="auto"/>
+              <w:ind w:left="0" w:right="0" w:firstLine="0"/>
+              <w:jc w:val="left"/>
+              <w:rPr>
+                <w:sz w:val="20"/>
+                <w:szCs w:val="20"/>
+              </w:rPr>
+            </w:pPr>
+            <w:r>
+              <w:rPr>
+                <w:sz w:val="20"/>
+                <w:szCs w:val="20"/>
+              </w:rPr>
+              <w:t>1) Galvenajā izvēlnē nospiest pogu "Iziet";</w:t>
+            </w:r>
+          </w:p>
+          <w:p>
+            <w:pPr>
+              <w:pStyle w:val="a3"/>
+              <w:spacing w:after="0" w:line="240" w:lineRule="auto"/>
+              <w:ind w:left="0" w:right="0" w:firstLine="0"/>
+              <w:jc w:val="left"/>
+              <w:rPr>
+                <w:sz w:val="20"/>
+                <w:szCs w:val="20"/>
+              </w:rPr>
+            </w:pPr>
+            <w:r>
+              <w:rPr>
+                <w:sz w:val="20"/>
+                <w:szCs w:val="20"/>
+              </w:rPr>
+              <w:t>2) Ja parādās dialogs, apstiprināt iziešanu.</w:t>
+            </w:r>
+          </w:p>
+        </w:tc>
+        <w:tc>
+          <w:tcPr>
+            <w:tcW w:w="0" w:type="auto"/>
+          </w:tcPr>
+          <w:p>
+            <w:pPr>
+              <w:pStyle w:val="a3"/>
+              <w:spacing w:after="0" w:line="240" w:lineRule="auto"/>
+              <w:ind w:left="0" w:right="0" w:firstLine="0"/>
+              <w:jc w:val="left"/>
+              <w:rPr>
+                <w:sz w:val="20"/>
+                <w:szCs w:val="20"/>
+              </w:rPr>
+            </w:pPr>
+            <w:r>
+              <w:rPr>
+                <w:sz w:val="20"/>
+                <w:szCs w:val="20"/>
+              </w:rPr>
+              <w:t>1) Spēles logs tiek aizvērts;</w:t>
+            </w:r>
+          </w:p>
+          <w:p>
+            <w:pPr>
+              <w:pStyle w:val="a3"/>
+              <w:spacing w:after="0" w:line="240" w:lineRule="auto"/>
+              <w:ind w:left="0" w:right="0" w:firstLine="0"/>
+              <w:jc w:val="left"/>
+              <w:rPr>
+                <w:sz w:val="20"/>
+                <w:szCs w:val="20"/>
+              </w:rPr>
+            </w:pPr>
+            <w:r>
+              <w:rPr>
+                <w:sz w:val="20"/>
+                <w:szCs w:val="20"/>
+              </w:rPr>
+              <w:t>2) Nākamajā palaišanas reizē progress ir saglabājies.</w:t>
+            </w:r>
+          </w:p>
+        </w:tc>
+      </w:tr>
+      <w:tr>
+        <w:tc>
+          <w:tcPr>
+            <w:tcW w:w="0" w:type="auto"/>
+          </w:tcPr>
+          <w:p>
+            <w:pPr>
+              <w:pStyle w:val="a3"/>
+              <w:spacing w:after="0" w:line="240" w:lineRule="auto"/>
+              <w:ind w:left="0" w:right="0" w:firstLine="0"/>
+              <w:jc w:val="left"/>
+              <w:rPr>
+                <w:sz w:val="20"/>
+                <w:szCs w:val="20"/>
+              </w:rPr>
+            </w:pPr>
+            <w:r>
+              <w:rPr>
+                <w:sz w:val="20"/>
+                <w:szCs w:val="20"/>
+              </w:rPr>
+              <w:t>TST_1</w:t>
+            </w:r>
+            <w:r>
+              <w:rPr>
+                <w:sz w:val="20"/>
+                <w:szCs w:val="20"/>
+              </w:rPr>
+              <w:t>9</w:t>
+            </w:r>
+          </w:p>
+        </w:tc>
+        <w:tc>
+          <w:tcPr>
+            <w:tcW w:w="0" w:type="auto"/>
+          </w:tcPr>
+          <w:p>
+            <w:pPr>
+              <w:pStyle w:val="a3"/>
+              <w:tabs>
+                <w:tab w:val="left" w:pos="1020"/>
+              </w:tabs>
+              <w:spacing w:after="0" w:line="240" w:lineRule="auto"/>
+              <w:ind w:left="0" w:right="0" w:firstLine="0"/>
+              <w:jc w:val="left"/>
+              <w:rPr>
+                <w:sz w:val="20"/>
+                <w:szCs w:val="20"/>
+              </w:rPr>
+            </w:pPr>
+            <w:r>
+              <w:rPr>
+                <w:sz w:val="20"/>
+                <w:szCs w:val="20"/>
+              </w:rPr>
+              <w:t>Skaņas efekti pogām</w:t>
+            </w:r>
+          </w:p>
+        </w:tc>
+        <w:tc>
+          <w:tcPr>
+            <w:tcW w:w="0" w:type="auto"/>
+          </w:tcPr>
+          <w:p>
+            <w:pPr>
+              <w:pStyle w:val="a3"/>
+              <w:spacing w:after="0" w:line="240" w:lineRule="auto"/>
+              <w:ind w:left="0" w:right="0" w:firstLine="0"/>
+              <w:jc w:val="left"/>
+              <w:rPr>
+                <w:sz w:val="20"/>
+                <w:szCs w:val="20"/>
+              </w:rPr>
+            </w:pPr>
+            <w:r>
+              <w:rPr>
+                <w:sz w:val="20"/>
+                <w:szCs w:val="20"/>
+              </w:rPr>
+              <w:t>1) Veiksmīgi izpildīts TST_1;</w:t>
+            </w:r>
+          </w:p>
+          <w:p>
+            <w:pPr>
+              <w:pStyle w:val="a3"/>
+              <w:spacing w:after="0" w:line="240" w:lineRule="auto"/>
+              <w:ind w:left="0" w:right="0" w:firstLine="0"/>
+              <w:jc w:val="left"/>
+              <w:rPr>
+                <w:sz w:val="20"/>
+                <w:szCs w:val="20"/>
+              </w:rPr>
+            </w:pPr>
+            <w:r>
+              <w:rPr>
+                <w:sz w:val="20"/>
+                <w:szCs w:val="20"/>
+              </w:rPr>
+              <w:t>2) Skaņa nav izslēgta iestatījumos.</w:t>
+            </w:r>
+          </w:p>
+        </w:tc>
+        <w:tc>
+          <w:tcPr>
+            <w:tcW w:w="0" w:type="auto"/>
+          </w:tcPr>
+          <w:p>
+            <w:pPr>
+              <w:pStyle w:val="a3"/>
+              <w:spacing w:after="0" w:line="240" w:lineRule="auto"/>
+              <w:ind w:left="0" w:right="0" w:firstLine="0"/>
+              <w:jc w:val="left"/>
+              <w:rPr>
+                <w:sz w:val="20"/>
+                <w:szCs w:val="20"/>
+              </w:rPr>
+            </w:pPr>
+            <w:r>
+              <w:rPr>
+                <w:sz w:val="20"/>
+                <w:szCs w:val="20"/>
+              </w:rPr>
+              <w:t>1) Ar peli uzbraukt uz pogām galvenajā izvēlnē;</w:t>
+            </w:r>
+          </w:p>
+          <w:p>
+            <w:pPr>
+              <w:pStyle w:val="a3"/>
+              <w:spacing w:after="0" w:line="240" w:lineRule="auto"/>
+              <w:ind w:left="0" w:right="0" w:firstLine="0"/>
+              <w:jc w:val="left"/>
+              <w:rPr>
+                <w:sz w:val="20"/>
+                <w:szCs w:val="20"/>
+              </w:rPr>
+            </w:pPr>
+            <w:r>
+              <w:rPr>
+                <w:sz w:val="20"/>
+                <w:szCs w:val="20"/>
+              </w:rPr>
+              <w:t>2) Nospiež pogas.</w:t>
+            </w:r>
+          </w:p>
+        </w:tc>
+        <w:tc>
+          <w:tcPr>
+            <w:tcW w:w="0" w:type="auto"/>
+          </w:tcPr>
+          <w:p>
+            <w:pPr>
+              <w:pStyle w:val="a3"/>
+              <w:spacing w:after="0" w:line="240" w:lineRule="auto"/>
+              <w:ind w:left="0" w:right="0" w:firstLine="0"/>
+              <w:jc w:val="left"/>
+              <w:rPr>
+                <w:sz w:val="20"/>
+                <w:szCs w:val="20"/>
+              </w:rPr>
+            </w:pPr>
+            <w:r>
+              <w:rPr>
+                <w:sz w:val="20"/>
+                <w:szCs w:val="20"/>
+              </w:rPr>
+              <w:t>Pie "</w:t>
+            </w:r>
+            <w:proofErr w:type="spellStart"/>
+            <w:r>
+              <w:rPr>
+                <w:sz w:val="20"/>
+                <w:szCs w:val="20"/>
+              </w:rPr>
+              <w:t>hover</w:t>
+            </w:r>
+            <w:proofErr w:type="spellEnd"/>
+            <w:r>
+              <w:rPr>
+                <w:sz w:val="20"/>
+                <w:szCs w:val="20"/>
+              </w:rPr>
+              <w:t>" un klikšķa tiek atskaņots atbilstošs skaņas efekts.</w:t>
+            </w:r>
+          </w:p>
+        </w:tc>
+      </w:tr>
+      <w:tr>
+        <w:tc>
+          <w:tcPr>
+            <w:tcW w:w="0" w:type="auto"/>
+          </w:tcPr>
+          <w:p>
+            <w:pPr>
+              <w:pStyle w:val="a3"/>
+              <w:spacing w:after="0" w:line="240" w:lineRule="auto"/>
+              <w:ind w:left="0" w:right="0" w:firstLine="0"/>
+              <w:jc w:val="left"/>
+              <w:rPr>
+                <w:sz w:val="20"/>
+                <w:szCs w:val="20"/>
+              </w:rPr>
+            </w:pPr>
+            <w:r>
+              <w:rPr>
+                <w:sz w:val="20"/>
+                <w:szCs w:val="20"/>
+              </w:rPr>
+              <w:t>TST_</w:t>
+            </w:r>
+            <w:r>
+              <w:rPr>
+                <w:sz w:val="20"/>
+                <w:szCs w:val="20"/>
+              </w:rPr>
+              <w:t>20</w:t>
+            </w:r>
+          </w:p>
+        </w:tc>
+        <w:tc>
+          <w:tcPr>
+            <w:tcW w:w="0" w:type="auto"/>
+          </w:tcPr>
+          <w:p>
+            <w:pPr>
+              <w:pStyle w:val="a3"/>
+              <w:spacing w:after="0" w:line="240" w:lineRule="auto"/>
+              <w:ind w:left="0" w:right="0" w:firstLine="0"/>
+              <w:jc w:val="left"/>
+              <w:rPr>
+                <w:sz w:val="20"/>
+                <w:szCs w:val="20"/>
+              </w:rPr>
+            </w:pPr>
+            <w:r>
+              <w:rPr>
+                <w:sz w:val="20"/>
+                <w:szCs w:val="20"/>
+              </w:rPr>
+              <w:t>Fona mūzika dažādos skatos</w:t>
+            </w:r>
+          </w:p>
+        </w:tc>
+        <w:tc>
+          <w:tcPr>
+            <w:tcW w:w="0" w:type="auto"/>
+          </w:tcPr>
+          <w:p>
+            <w:pPr>
+              <w:pStyle w:val="a3"/>
+              <w:spacing w:after="0" w:line="240" w:lineRule="auto"/>
+              <w:ind w:left="0" w:right="0" w:firstLine="0"/>
+              <w:jc w:val="left"/>
+              <w:rPr>
+                <w:sz w:val="20"/>
+                <w:szCs w:val="20"/>
+              </w:rPr>
+            </w:pPr>
+            <w:r>
+              <w:rPr>
+                <w:sz w:val="20"/>
+                <w:szCs w:val="20"/>
+              </w:rPr>
+              <w:t>Veiksmīgi izpildīts TST_1.</w:t>
+            </w:r>
+          </w:p>
+        </w:tc>
+        <w:tc>
+          <w:tcPr>
+            <w:tcW w:w="0" w:type="auto"/>
+          </w:tcPr>
+          <w:p>
+            <w:pPr>
+              <w:pStyle w:val="a3"/>
+              <w:spacing w:after="0" w:line="240" w:lineRule="auto"/>
+              <w:ind w:left="0" w:right="0" w:firstLine="0"/>
+              <w:jc w:val="left"/>
+              <w:rPr>
+                <w:sz w:val="20"/>
+                <w:szCs w:val="20"/>
+              </w:rPr>
+            </w:pPr>
+            <w:r>
+              <w:rPr>
+                <w:sz w:val="20"/>
+                <w:szCs w:val="20"/>
+              </w:rPr>
+              <w:t>1) Klausīties mūziku galvenajā izvēlnē;</w:t>
+            </w:r>
+          </w:p>
+          <w:p>
+            <w:pPr>
+              <w:pStyle w:val="a3"/>
+              <w:spacing w:after="0" w:line="240" w:lineRule="auto"/>
+              <w:ind w:left="0" w:right="0" w:firstLine="0"/>
+              <w:jc w:val="left"/>
+              <w:rPr>
+                <w:sz w:val="20"/>
+                <w:szCs w:val="20"/>
+              </w:rPr>
+            </w:pPr>
+            <w:r>
+              <w:rPr>
+                <w:sz w:val="20"/>
+                <w:szCs w:val="20"/>
+              </w:rPr>
+              <w:t>2) Atvērt līmeņu sarakstu;</w:t>
+            </w:r>
+          </w:p>
+          <w:p>
+            <w:pPr>
+              <w:pStyle w:val="a3"/>
+              <w:spacing w:after="0" w:line="240" w:lineRule="auto"/>
+              <w:ind w:left="0" w:right="0" w:firstLine="0"/>
+              <w:jc w:val="left"/>
+              <w:rPr>
+                <w:sz w:val="20"/>
+                <w:szCs w:val="20"/>
+              </w:rPr>
+            </w:pPr>
+            <w:r>
+              <w:rPr>
+                <w:sz w:val="20"/>
+                <w:szCs w:val="20"/>
+              </w:rPr>
+              <w:t>3) Palaist līmeni.</w:t>
+            </w:r>
+          </w:p>
+        </w:tc>
+        <w:tc>
+          <w:tcPr>
+            <w:tcW w:w="0" w:type="auto"/>
+          </w:tcPr>
+          <w:p>
+            <w:pPr>
+              <w:pStyle w:val="a3"/>
+              <w:spacing w:after="0" w:line="240" w:lineRule="auto"/>
+              <w:ind w:left="0" w:right="0" w:firstLine="0"/>
+              <w:jc w:val="left"/>
+              <w:rPr>
+                <w:sz w:val="20"/>
+                <w:szCs w:val="20"/>
+              </w:rPr>
+            </w:pPr>
+            <w:r>
+              <w:rPr>
+                <w:sz w:val="20"/>
+                <w:szCs w:val="20"/>
+              </w:rPr>
+              <w:t>1) Katram skatam atskaņojas pareizais mūzikas celiņš;</w:t>
+            </w:r>
+          </w:p>
+          <w:p>
+            <w:pPr>
+              <w:pStyle w:val="a3"/>
+              <w:spacing w:after="0" w:line="240" w:lineRule="auto"/>
+              <w:ind w:left="0" w:right="0" w:firstLine="0"/>
+              <w:jc w:val="left"/>
+              <w:rPr>
+                <w:sz w:val="20"/>
+                <w:szCs w:val="20"/>
+              </w:rPr>
+            </w:pPr>
+            <w:r>
+              <w:rPr>
+                <w:sz w:val="20"/>
+                <w:szCs w:val="20"/>
+              </w:rPr>
+              <w:t>2) Skaļums atbilst iestatījumiem.</w:t>
+            </w:r>
+          </w:p>
+        </w:tc>
+      </w:tr>
+      <w:tr>
+        <w:tc>
+          <w:tcPr>
+            <w:tcW w:w="0" w:type="auto"/>
+          </w:tcPr>
+          <w:p>
+            <w:pPr>
+              <w:pStyle w:val="a3"/>
+              <w:spacing w:after="0" w:line="240" w:lineRule="auto"/>
+              <w:ind w:left="0" w:right="0" w:firstLine="0"/>
+              <w:jc w:val="left"/>
+              <w:rPr>
+                <w:sz w:val="20"/>
+                <w:szCs w:val="20"/>
+              </w:rPr>
+            </w:pPr>
+            <w:r>
+              <w:rPr>
+                <w:sz w:val="20"/>
+                <w:szCs w:val="20"/>
+              </w:rPr>
+              <w:t>TST_</w:t>
+            </w:r>
+            <w:r>
+              <w:rPr>
+                <w:sz w:val="20"/>
+                <w:szCs w:val="20"/>
+              </w:rPr>
+              <w:t>21</w:t>
+            </w:r>
+          </w:p>
+        </w:tc>
+        <w:tc>
+          <w:tcPr>
+            <w:tcW w:w="0" w:type="auto"/>
+          </w:tcPr>
+          <w:p>
+            <w:pPr>
+              <w:pStyle w:val="a3"/>
+              <w:spacing w:after="0" w:line="240" w:lineRule="auto"/>
+              <w:ind w:left="0" w:right="0" w:firstLine="0"/>
+              <w:jc w:val="left"/>
+              <w:rPr>
+                <w:sz w:val="20"/>
+                <w:szCs w:val="20"/>
+              </w:rPr>
+            </w:pPr>
+            <w:r>
+              <w:rPr>
+                <w:sz w:val="20"/>
+                <w:szCs w:val="20"/>
+              </w:rPr>
+              <w:t xml:space="preserve">Nākamā līmeņa </w:t>
+            </w:r>
+            <w:proofErr w:type="spellStart"/>
+            <w:r>
+              <w:rPr>
+                <w:sz w:val="20"/>
+                <w:szCs w:val="20"/>
+              </w:rPr>
+              <w:t>ielāde</w:t>
+            </w:r>
+            <w:proofErr w:type="spellEnd"/>
+            <w:r>
+              <w:rPr>
+                <w:sz w:val="20"/>
+                <w:szCs w:val="20"/>
+              </w:rPr>
+              <w:t xml:space="preserve"> no rezultātu loga</w:t>
+            </w:r>
+          </w:p>
+        </w:tc>
+        <w:tc>
+          <w:tcPr>
+            <w:tcW w:w="0" w:type="auto"/>
+          </w:tcPr>
+          <w:p>
+            <w:pPr>
+              <w:pStyle w:val="a3"/>
+              <w:spacing w:after="0" w:line="240" w:lineRule="auto"/>
+              <w:ind w:left="0" w:right="0" w:firstLine="0"/>
+              <w:jc w:val="left"/>
+              <w:rPr>
+                <w:sz w:val="20"/>
+                <w:szCs w:val="20"/>
+              </w:rPr>
+            </w:pPr>
+            <w:r>
+              <w:rPr>
+                <w:sz w:val="20"/>
+                <w:szCs w:val="20"/>
+              </w:rPr>
+              <w:t>1) Veiksmīgi izpildīts TST_8;</w:t>
+            </w:r>
+          </w:p>
+          <w:p>
+            <w:pPr>
+              <w:pStyle w:val="a3"/>
+              <w:spacing w:after="0" w:line="240" w:lineRule="auto"/>
+              <w:ind w:left="0" w:right="0" w:firstLine="0"/>
+              <w:jc w:val="left"/>
+              <w:rPr>
+                <w:sz w:val="20"/>
+                <w:szCs w:val="20"/>
+              </w:rPr>
+            </w:pPr>
+            <w:r>
+              <w:rPr>
+                <w:sz w:val="20"/>
+                <w:szCs w:val="20"/>
+              </w:rPr>
+              <w:t>2) Progresā pieejams nākamais līmenis.</w:t>
+            </w:r>
+          </w:p>
+        </w:tc>
+        <w:tc>
+          <w:tcPr>
+            <w:tcW w:w="0" w:type="auto"/>
+          </w:tcPr>
+          <w:p>
+            <w:pPr>
+              <w:pStyle w:val="a3"/>
+              <w:spacing w:after="0" w:line="240" w:lineRule="auto"/>
+              <w:ind w:left="0" w:right="0" w:firstLine="0"/>
+              <w:jc w:val="left"/>
+              <w:rPr>
+                <w:sz w:val="20"/>
+                <w:szCs w:val="20"/>
+              </w:rPr>
+            </w:pPr>
+            <w:r>
+              <w:rPr>
+                <w:sz w:val="20"/>
+                <w:szCs w:val="20"/>
+              </w:rPr>
+              <w:t>Rezultātu logā nospiest pogu "Nākamais līmenis".</w:t>
+            </w:r>
+          </w:p>
+        </w:tc>
+        <w:tc>
+          <w:tcPr>
+            <w:tcW w:w="0" w:type="auto"/>
+          </w:tcPr>
+          <w:p>
+            <w:pPr>
+              <w:pStyle w:val="a3"/>
+              <w:spacing w:after="0" w:line="240" w:lineRule="auto"/>
+              <w:ind w:left="0" w:right="0" w:firstLine="0"/>
+              <w:jc w:val="left"/>
+              <w:rPr>
+                <w:sz w:val="20"/>
+                <w:szCs w:val="20"/>
+              </w:rPr>
+            </w:pPr>
+            <w:r>
+              <w:rPr>
+                <w:sz w:val="20"/>
+                <w:szCs w:val="20"/>
+              </w:rPr>
+              <w:t>Tiek ielādēts nākamais līmenis bez atgriešanās izvēlnēs.</w:t>
+            </w:r>
+          </w:p>
+        </w:tc>
+      </w:tr>
+      <w:tr>
+        <w:tc>
+          <w:tcPr>
+            <w:tcW w:w="0" w:type="auto"/>
+          </w:tcPr>
+          <w:p>
+            <w:pPr>
+              <w:pStyle w:val="a3"/>
+              <w:spacing w:after="0" w:line="240" w:lineRule="auto"/>
+              <w:ind w:left="0" w:right="0" w:firstLine="0"/>
+              <w:jc w:val="left"/>
+              <w:rPr>
+                <w:sz w:val="20"/>
+                <w:szCs w:val="20"/>
+              </w:rPr>
+            </w:pPr>
+            <w:r>
+              <w:rPr>
+                <w:sz w:val="20"/>
+                <w:szCs w:val="20"/>
+              </w:rPr>
+              <w:t>TST_</w:t>
+            </w:r>
+            <w:r>
+              <w:rPr>
+                <w:sz w:val="20"/>
+                <w:szCs w:val="20"/>
+              </w:rPr>
+              <w:t>22</w:t>
+            </w:r>
+          </w:p>
+        </w:tc>
+        <w:tc>
+          <w:tcPr>
+            <w:tcW w:w="0" w:type="auto"/>
+          </w:tcPr>
+          <w:p>
+            <w:pPr>
+              <w:pStyle w:val="a3"/>
+              <w:tabs>
+                <w:tab w:val="left" w:pos="1080"/>
+              </w:tabs>
+              <w:spacing w:after="0" w:line="240" w:lineRule="auto"/>
+              <w:ind w:left="0" w:right="0" w:firstLine="0"/>
+              <w:jc w:val="left"/>
+              <w:rPr>
+                <w:sz w:val="20"/>
+                <w:szCs w:val="20"/>
+              </w:rPr>
+            </w:pPr>
+            <w:r>
+              <w:rPr>
+                <w:sz w:val="20"/>
+                <w:szCs w:val="20"/>
+              </w:rPr>
+              <w:t xml:space="preserve">Automātiska progresa </w:t>
+            </w:r>
+            <w:proofErr w:type="spellStart"/>
+            <w:r>
+              <w:rPr>
+                <w:sz w:val="20"/>
+                <w:szCs w:val="20"/>
+              </w:rPr>
+              <w:t>ielāde</w:t>
+            </w:r>
+            <w:proofErr w:type="spellEnd"/>
+            <w:r>
+              <w:rPr>
+                <w:sz w:val="20"/>
+                <w:szCs w:val="20"/>
+              </w:rPr>
+              <w:t xml:space="preserve"> startā</w:t>
+            </w:r>
+          </w:p>
+        </w:tc>
+        <w:tc>
+          <w:tcPr>
+            <w:tcW w:w="0" w:type="auto"/>
+          </w:tcPr>
+          <w:p>
+            <w:pPr>
+              <w:pStyle w:val="a3"/>
+              <w:spacing w:after="0" w:line="240" w:lineRule="auto"/>
+              <w:ind w:left="0" w:right="0" w:firstLine="0"/>
+              <w:jc w:val="left"/>
+              <w:rPr>
+                <w:sz w:val="20"/>
+                <w:szCs w:val="20"/>
+              </w:rPr>
+            </w:pPr>
+            <w:r>
+              <w:rPr>
+                <w:sz w:val="20"/>
+                <w:szCs w:val="20"/>
+              </w:rPr>
+              <w:t>Sistēmā saglabāts progress (pabeigti līmeņi, pirkumi, iestatījumi).</w:t>
+            </w:r>
+          </w:p>
+        </w:tc>
+        <w:tc>
+          <w:tcPr>
+            <w:tcW w:w="0" w:type="auto"/>
+          </w:tcPr>
+          <w:p>
+            <w:pPr>
+              <w:pStyle w:val="a3"/>
+              <w:spacing w:after="0" w:line="240" w:lineRule="auto"/>
+              <w:ind w:left="0" w:right="0" w:firstLine="0"/>
+              <w:jc w:val="left"/>
+              <w:rPr>
+                <w:sz w:val="20"/>
+                <w:szCs w:val="20"/>
+              </w:rPr>
+            </w:pPr>
+            <w:r>
+              <w:rPr>
+                <w:sz w:val="20"/>
+                <w:szCs w:val="20"/>
+              </w:rPr>
+              <w:t>1) Palaist spēli;</w:t>
+            </w:r>
+          </w:p>
+          <w:p>
+            <w:pPr>
+              <w:pStyle w:val="a3"/>
+              <w:spacing w:after="0" w:line="240" w:lineRule="auto"/>
+              <w:ind w:left="0" w:right="0" w:firstLine="0"/>
+              <w:jc w:val="left"/>
+              <w:rPr>
+                <w:sz w:val="20"/>
+                <w:szCs w:val="20"/>
+              </w:rPr>
+            </w:pPr>
+            <w:r>
+              <w:rPr>
+                <w:sz w:val="20"/>
+                <w:szCs w:val="20"/>
+              </w:rPr>
+              <w:t>2) Atvērt līmeņu sarakstu;</w:t>
+            </w:r>
+          </w:p>
+          <w:p>
+            <w:pPr>
+              <w:pStyle w:val="a3"/>
+              <w:spacing w:after="0" w:line="240" w:lineRule="auto"/>
+              <w:ind w:left="0" w:right="0" w:firstLine="0"/>
+              <w:jc w:val="left"/>
+              <w:rPr>
+                <w:sz w:val="20"/>
+                <w:szCs w:val="20"/>
+              </w:rPr>
+            </w:pPr>
+            <w:r>
+              <w:rPr>
+                <w:sz w:val="20"/>
+                <w:szCs w:val="20"/>
+              </w:rPr>
+              <w:lastRenderedPageBreak/>
+              <w:t>3) Atvērt veikalu un skapi;</w:t>
+            </w:r>
+          </w:p>
+          <w:p>
+            <w:pPr>
+              <w:pStyle w:val="a3"/>
+              <w:spacing w:after="0" w:line="240" w:lineRule="auto"/>
+              <w:ind w:left="0" w:right="0" w:firstLine="0"/>
+              <w:jc w:val="left"/>
+              <w:rPr>
+                <w:sz w:val="20"/>
+                <w:szCs w:val="20"/>
+              </w:rPr>
+            </w:pPr>
+            <w:r>
+              <w:rPr>
+                <w:sz w:val="20"/>
+                <w:szCs w:val="20"/>
+              </w:rPr>
+              <w:t>4) Atvērt iestatījumu logu.</w:t>
+            </w:r>
+          </w:p>
+        </w:tc>
+        <w:tc>
+          <w:tcPr>
+            <w:tcW w:w="0" w:type="auto"/>
+          </w:tcPr>
+          <w:p>
+            <w:pPr>
+              <w:pStyle w:val="a3"/>
+              <w:spacing w:after="0" w:line="240" w:lineRule="auto"/>
+              <w:ind w:left="0" w:right="0" w:firstLine="0"/>
+              <w:jc w:val="left"/>
+              <w:rPr>
+                <w:sz w:val="20"/>
+                <w:szCs w:val="20"/>
+              </w:rPr>
+            </w:pPr>
+            <w:r>
+              <w:rPr>
+                <w:sz w:val="20"/>
+                <w:szCs w:val="20"/>
+              </w:rPr>
+              <w:lastRenderedPageBreak/>
+              <w:t>1) Līmeņu statusi un zvaigznes atbilst saglabātajam;</w:t>
+            </w:r>
+          </w:p>
+          <w:p>
+            <w:pPr>
+              <w:pStyle w:val="a3"/>
+              <w:spacing w:after="0" w:line="240" w:lineRule="auto"/>
+              <w:ind w:left="0" w:right="0" w:firstLine="0"/>
+              <w:jc w:val="left"/>
+              <w:rPr>
+                <w:sz w:val="20"/>
+                <w:szCs w:val="20"/>
+              </w:rPr>
+            </w:pPr>
+            <w:r>
+              <w:rPr>
+                <w:sz w:val="20"/>
+                <w:szCs w:val="20"/>
+              </w:rPr>
+              <w:lastRenderedPageBreak/>
+              <w:t>2) Veikalā un skapī redzami iegādātie priekšmeti;</w:t>
+            </w:r>
+          </w:p>
+          <w:p>
+            <w:pPr>
+              <w:pStyle w:val="a3"/>
+              <w:spacing w:after="0" w:line="240" w:lineRule="auto"/>
+              <w:ind w:left="0" w:right="0" w:firstLine="0"/>
+              <w:jc w:val="left"/>
+              <w:rPr>
+                <w:sz w:val="20"/>
+                <w:szCs w:val="20"/>
+              </w:rPr>
+            </w:pPr>
+            <w:r>
+              <w:rPr>
+                <w:sz w:val="20"/>
+                <w:szCs w:val="20"/>
+              </w:rPr>
+              <w:t>3) Iestatījumu vērtības ir iepriekš saglabātās.</w:t>
+            </w:r>
+          </w:p>
+        </w:tc>
+      </w:tr>
+      <w:tr>
+        <w:tc>
+          <w:tcPr>
+            <w:tcW w:w="0" w:type="auto"/>
+          </w:tcPr>
+          <w:p>
+            <w:pPr>
+              <w:pStyle w:val="a3"/>
+              <w:spacing w:after="0" w:line="240" w:lineRule="auto"/>
+              <w:ind w:left="0" w:right="0" w:firstLine="0"/>
+              <w:jc w:val="left"/>
+              <w:rPr>
+                <w:sz w:val="20"/>
+                <w:szCs w:val="20"/>
+              </w:rPr>
+            </w:pPr>
+            <w:r>
+              <w:rPr>
+                <w:sz w:val="20"/>
+                <w:szCs w:val="20"/>
+              </w:rPr>
+              <w:lastRenderedPageBreak/>
+              <w:t>TST_</w:t>
+            </w:r>
+            <w:r>
+              <w:rPr>
+                <w:sz w:val="20"/>
+                <w:szCs w:val="20"/>
+              </w:rPr>
+              <w:t>23</w:t>
+            </w:r>
+          </w:p>
+        </w:tc>
+        <w:tc>
+          <w:tcPr>
+            <w:tcW w:w="0" w:type="auto"/>
+          </w:tcPr>
+          <w:p>
+            <w:pPr>
+              <w:pStyle w:val="a3"/>
+              <w:tabs>
+                <w:tab w:val="left" w:pos="473"/>
+              </w:tabs>
+              <w:spacing w:after="0" w:line="240" w:lineRule="auto"/>
+              <w:ind w:left="0" w:right="0" w:firstLine="0"/>
+              <w:jc w:val="left"/>
+              <w:rPr>
+                <w:sz w:val="20"/>
+                <w:szCs w:val="20"/>
+              </w:rPr>
+            </w:pPr>
+            <w:r>
+              <w:rPr>
+                <w:sz w:val="20"/>
+                <w:szCs w:val="20"/>
+              </w:rPr>
+              <w:t>Galvenā varoņa kontrole</w:t>
+            </w:r>
+          </w:p>
+        </w:tc>
+        <w:tc>
+          <w:tcPr>
+            <w:tcW w:w="0" w:type="auto"/>
+          </w:tcPr>
+          <w:p>
+            <w:pPr>
+              <w:pStyle w:val="a3"/>
+              <w:spacing w:after="0" w:line="240" w:lineRule="auto"/>
+              <w:ind w:left="0" w:right="0" w:firstLine="0"/>
+              <w:jc w:val="left"/>
+              <w:rPr>
+                <w:sz w:val="20"/>
+                <w:szCs w:val="20"/>
+              </w:rPr>
+            </w:pPr>
+            <w:r>
+              <w:rPr>
+                <w:sz w:val="20"/>
+                <w:szCs w:val="20"/>
+              </w:rPr>
+              <w:t>1) Veiksmīgi izpildīts TST_6.</w:t>
+            </w:r>
+          </w:p>
+        </w:tc>
+        <w:tc>
+          <w:tcPr>
+            <w:tcW w:w="0" w:type="auto"/>
+          </w:tcPr>
+          <w:p>
+            <w:pPr>
+              <w:pStyle w:val="a3"/>
+              <w:spacing w:after="0" w:line="240" w:lineRule="auto"/>
+              <w:ind w:left="0" w:right="0" w:firstLine="0"/>
+              <w:jc w:val="left"/>
+              <w:rPr>
+                <w:sz w:val="20"/>
+                <w:szCs w:val="20"/>
+              </w:rPr>
+            </w:pPr>
+            <w:r>
+              <w:rPr>
+                <w:sz w:val="20"/>
+                <w:szCs w:val="20"/>
+              </w:rPr>
+              <w:t>1) Spēlē nospiest taustiņu "W";</w:t>
+            </w:r>
+          </w:p>
+          <w:p>
+            <w:pPr>
+              <w:pStyle w:val="a3"/>
+              <w:spacing w:after="0" w:line="240" w:lineRule="auto"/>
+              <w:ind w:left="0" w:right="0" w:firstLine="0"/>
+              <w:jc w:val="left"/>
+              <w:rPr>
+                <w:sz w:val="20"/>
+                <w:szCs w:val="20"/>
+              </w:rPr>
+            </w:pPr>
+            <w:r>
+              <w:rPr>
+                <w:sz w:val="20"/>
+                <w:szCs w:val="20"/>
+              </w:rPr>
+              <w:t>2) Nospiež taustiņu "A";</w:t>
+            </w:r>
+          </w:p>
+          <w:p>
+            <w:pPr>
+              <w:pStyle w:val="a3"/>
+              <w:spacing w:after="0" w:line="240" w:lineRule="auto"/>
+              <w:ind w:left="0" w:right="0" w:firstLine="0"/>
+              <w:jc w:val="left"/>
+              <w:rPr>
+                <w:sz w:val="20"/>
+                <w:szCs w:val="20"/>
+              </w:rPr>
+            </w:pPr>
+            <w:r>
+              <w:rPr>
+                <w:sz w:val="20"/>
+                <w:szCs w:val="20"/>
+              </w:rPr>
+              <w:t>3) Nospiež taustiņu "S";</w:t>
+            </w:r>
+          </w:p>
+          <w:p>
+            <w:pPr>
+              <w:pStyle w:val="a3"/>
+              <w:spacing w:after="0" w:line="240" w:lineRule="auto"/>
+              <w:ind w:left="0" w:right="0" w:firstLine="0"/>
+              <w:jc w:val="left"/>
+              <w:rPr>
+                <w:sz w:val="20"/>
+                <w:szCs w:val="20"/>
+              </w:rPr>
+            </w:pPr>
+            <w:r>
+              <w:rPr>
+                <w:sz w:val="20"/>
+                <w:szCs w:val="20"/>
+              </w:rPr>
+              <w:t>4) Nospiež taustiņu "D";</w:t>
+            </w:r>
+          </w:p>
+          <w:p>
+            <w:pPr>
+              <w:pStyle w:val="a3"/>
+              <w:spacing w:after="0" w:line="240" w:lineRule="auto"/>
+              <w:ind w:left="0" w:right="0" w:firstLine="0"/>
+              <w:jc w:val="left"/>
+              <w:rPr>
+                <w:sz w:val="20"/>
+                <w:szCs w:val="20"/>
+              </w:rPr>
+            </w:pPr>
+            <w:r>
+              <w:rPr>
+                <w:sz w:val="20"/>
+                <w:szCs w:val="20"/>
+              </w:rPr>
+              <w:t>5) Nospiež taustiņu "</w:t>
+            </w:r>
+            <w:proofErr w:type="spellStart"/>
+            <w:r>
+              <w:rPr>
+                <w:sz w:val="20"/>
+                <w:szCs w:val="20"/>
+              </w:rPr>
+              <w:t>Space</w:t>
+            </w:r>
+            <w:proofErr w:type="spellEnd"/>
+            <w:r>
+              <w:rPr>
+                <w:sz w:val="20"/>
+                <w:szCs w:val="20"/>
+              </w:rPr>
+              <w:t>";</w:t>
+            </w:r>
+          </w:p>
+          <w:p>
+            <w:pPr>
+              <w:pStyle w:val="a3"/>
+              <w:spacing w:after="0" w:line="240" w:lineRule="auto"/>
+              <w:ind w:left="0" w:right="0" w:firstLine="0"/>
+              <w:jc w:val="left"/>
+              <w:rPr>
+                <w:sz w:val="20"/>
+                <w:szCs w:val="20"/>
+              </w:rPr>
+            </w:pPr>
+            <w:r>
+              <w:rPr>
+                <w:sz w:val="20"/>
+                <w:szCs w:val="20"/>
+              </w:rPr>
+              <w:t>6) Nospiež taustiņu "</w:t>
+            </w:r>
+            <w:proofErr w:type="spellStart"/>
+            <w:r>
+              <w:rPr>
+                <w:sz w:val="20"/>
+                <w:szCs w:val="20"/>
+              </w:rPr>
+              <w:t>Ctrl</w:t>
+            </w:r>
+            <w:proofErr w:type="spellEnd"/>
+            <w:r>
+              <w:rPr>
+                <w:sz w:val="20"/>
+                <w:szCs w:val="20"/>
+              </w:rPr>
+              <w:t>".</w:t>
+            </w:r>
+          </w:p>
+        </w:tc>
+        <w:tc>
+          <w:tcPr>
+            <w:tcW w:w="0" w:type="auto"/>
+          </w:tcPr>
+          <w:p>
+            <w:pPr>
+              <w:pStyle w:val="a3"/>
+              <w:spacing w:after="0" w:line="240" w:lineRule="auto"/>
+              <w:ind w:left="0" w:right="0" w:firstLine="0"/>
+              <w:jc w:val="left"/>
+              <w:rPr>
+                <w:sz w:val="20"/>
+                <w:szCs w:val="20"/>
+              </w:rPr>
+            </w:pPr>
+            <w:r>
+              <w:rPr>
+                <w:sz w:val="20"/>
+                <w:szCs w:val="20"/>
+              </w:rPr>
+              <w:t>1) "W" kustina varoni uz priekšu;</w:t>
+            </w:r>
+          </w:p>
+          <w:p>
+            <w:pPr>
+              <w:pStyle w:val="a3"/>
+              <w:spacing w:after="0" w:line="240" w:lineRule="auto"/>
+              <w:ind w:left="0" w:right="0" w:firstLine="0"/>
+              <w:jc w:val="left"/>
+              <w:rPr>
+                <w:sz w:val="20"/>
+                <w:szCs w:val="20"/>
+              </w:rPr>
+            </w:pPr>
+            <w:r>
+              <w:rPr>
+                <w:sz w:val="20"/>
+                <w:szCs w:val="20"/>
+              </w:rPr>
+              <w:t>2) "A" – pa kreisi; "S" – atpakaļ; "D" – pa labi;</w:t>
+            </w:r>
+          </w:p>
+          <w:p>
+            <w:pPr>
+              <w:pStyle w:val="a3"/>
+              <w:spacing w:after="0" w:line="240" w:lineRule="auto"/>
+              <w:ind w:left="0" w:right="0" w:firstLine="0"/>
+              <w:jc w:val="left"/>
+              <w:rPr>
+                <w:sz w:val="20"/>
+                <w:szCs w:val="20"/>
+              </w:rPr>
+            </w:pPr>
+            <w:r>
+              <w:rPr>
+                <w:sz w:val="20"/>
+                <w:szCs w:val="20"/>
+              </w:rPr>
+              <w:t>3) "</w:t>
+            </w:r>
+            <w:proofErr w:type="spellStart"/>
+            <w:r>
+              <w:rPr>
+                <w:sz w:val="20"/>
+                <w:szCs w:val="20"/>
+              </w:rPr>
+              <w:t>Space</w:t>
+            </w:r>
+            <w:proofErr w:type="spellEnd"/>
+            <w:r>
+              <w:rPr>
+                <w:sz w:val="20"/>
+                <w:szCs w:val="20"/>
+              </w:rPr>
+              <w:t>" izraisa lēcienu;</w:t>
+            </w:r>
+          </w:p>
+          <w:p>
+            <w:pPr>
+              <w:pStyle w:val="a3"/>
+              <w:spacing w:after="0" w:line="240" w:lineRule="auto"/>
+              <w:ind w:left="0" w:right="0" w:firstLine="0"/>
+              <w:jc w:val="left"/>
+              <w:rPr>
+                <w:sz w:val="20"/>
+                <w:szCs w:val="20"/>
+              </w:rPr>
+            </w:pPr>
+            <w:r>
+              <w:rPr>
+                <w:sz w:val="20"/>
+                <w:szCs w:val="20"/>
+              </w:rPr>
+              <w:t>4) "</w:t>
+            </w:r>
+            <w:proofErr w:type="spellStart"/>
+            <w:r>
+              <w:rPr>
+                <w:sz w:val="20"/>
+                <w:szCs w:val="20"/>
+              </w:rPr>
+              <w:t>Ctrl</w:t>
+            </w:r>
+            <w:proofErr w:type="spellEnd"/>
+            <w:r>
+              <w:rPr>
+                <w:sz w:val="20"/>
+                <w:szCs w:val="20"/>
+              </w:rPr>
+              <w:t>" izraisa pietupšanos.</w:t>
+            </w:r>
+          </w:p>
+        </w:tc>
+      </w:tr>
+    </w:tbl>
+    <w:p>
+      <w:pPr>
+        <w:pStyle w:val="a3"/>
+        <w:spacing w:after="0" w:line="360" w:lineRule="auto"/>
+        <w:ind w:left="0" w:right="0" w:firstLine="0"/>
+        <w:jc w:val="center"/>
+        <w:rPr>
+          <w:b/>
+          <w:bCs/>
+          <w:sz w:val="20"/>
+          <w:szCs w:val="20"/>
+        </w:rPr>
+      </w:pPr>
     </w:p>
     <w:p>
       <w:pPr>
@@ -11758,7 +16195,6 @@
         <w:docPartUnique/>
       </w:docPartObj>
     </w:sdtPr>
-    <w:sdtEndPr/>
     <w:sdtContent>
       <w:p>
         <w:pPr>
@@ -16736,6 +21172,146 @@
     </w:lvl>
   </w:abstractNum>
   <w:abstractNum w:abstractNumId="46" w15:restartNumberingAfterBreak="0">
+    <w:nsid w:val="3CEE40A0"/>
+    <w:multiLevelType w:val="multilevel"/>
+    <w:tmpl w:val="5F328562"/>
+    <w:lvl w:ilvl="0">
+      <w:start w:val="1"/>
+      <w:numFmt w:val="decimal"/>
+      <w:lvlText w:val="%1."/>
+      <w:lvlJc w:val="left"/>
+      <w:pPr>
+        <w:tabs>
+          <w:tab w:val="num" w:pos="720"/>
+        </w:tabs>
+        <w:ind w:left="567" w:hanging="207"/>
+      </w:pPr>
+      <w:rPr>
+        <w:rFonts w:hint="default"/>
+      </w:rPr>
+    </w:lvl>
+    <w:lvl w:ilvl="1">
+      <w:start w:val="1"/>
+      <w:numFmt w:val="decimal"/>
+      <w:lvlText w:val="%2."/>
+      <w:lvlJc w:val="left"/>
+      <w:pPr>
+        <w:tabs>
+          <w:tab w:val="num" w:pos="1440"/>
+        </w:tabs>
+        <w:ind w:left="1440" w:hanging="360"/>
+      </w:pPr>
+      <w:rPr>
+        <w:rFonts w:hint="default"/>
+      </w:rPr>
+    </w:lvl>
+    <w:lvl w:ilvl="2">
+      <w:start w:val="1"/>
+      <w:numFmt w:val="decimal"/>
+      <w:lvlText w:val="%3."/>
+      <w:lvlJc w:val="left"/>
+      <w:pPr>
+        <w:tabs>
+          <w:tab w:val="num" w:pos="2160"/>
+        </w:tabs>
+        <w:ind w:left="2160" w:hanging="360"/>
+      </w:pPr>
+      <w:rPr>
+        <w:rFonts w:hint="default"/>
+      </w:rPr>
+    </w:lvl>
+    <w:lvl w:ilvl="3">
+      <w:start w:val="1"/>
+      <w:numFmt w:val="decimal"/>
+      <w:lvlText w:val="%4."/>
+      <w:lvlJc w:val="left"/>
+      <w:pPr>
+        <w:tabs>
+          <w:tab w:val="num" w:pos="2880"/>
+        </w:tabs>
+        <w:ind w:left="2880" w:hanging="360"/>
+      </w:pPr>
+      <w:rPr>
+        <w:rFonts w:hint="default"/>
+      </w:rPr>
+    </w:lvl>
+    <w:lvl w:ilvl="4">
+      <w:start w:val="1"/>
+      <w:numFmt w:val="decimal"/>
+      <w:lvlText w:val="%5."/>
+      <w:lvlJc w:val="left"/>
+      <w:pPr>
+        <w:tabs>
+          <w:tab w:val="num" w:pos="3600"/>
+        </w:tabs>
+        <w:ind w:left="3600" w:hanging="360"/>
+      </w:pPr>
+      <w:rPr>
+        <w:rFonts w:hint="default"/>
+      </w:rPr>
+    </w:lvl>
+    <w:lvl w:ilvl="5">
+      <w:start w:val="1"/>
+      <w:numFmt w:val="decimal"/>
+      <w:lvlText w:val="%6."/>
+      <w:lvlJc w:val="left"/>
+      <w:pPr>
+        <w:tabs>
+          <w:tab w:val="num" w:pos="4320"/>
+        </w:tabs>
+        <w:ind w:left="4320" w:hanging="360"/>
+      </w:pPr>
+      <w:rPr>
+        <w:rFonts w:hint="default"/>
+      </w:rPr>
+    </w:lvl>
+    <w:lvl w:ilvl="6">
+      <w:start w:val="1"/>
+      <w:numFmt w:val="decimal"/>
+      <w:lvlText w:val="%7."/>
+      <w:lvlJc w:val="left"/>
+      <w:pPr>
+        <w:tabs>
+          <w:tab w:val="num" w:pos="5040"/>
+        </w:tabs>
+        <w:ind w:left="5040" w:hanging="360"/>
+      </w:pPr>
+      <w:rPr>
+        <w:rFonts w:hint="default"/>
+      </w:rPr>
+    </w:lvl>
+    <w:lvl w:ilvl="7">
+      <w:start w:val="1"/>
+      <w:numFmt w:val="decimal"/>
+      <w:lvlText w:val="%8."/>
+      <w:lvlJc w:val="left"/>
+      <w:pPr>
+        <w:tabs>
+          <w:tab w:val="num" w:pos="5760"/>
+        </w:tabs>
+        <w:ind w:left="5760" w:hanging="360"/>
+      </w:pPr>
+      <w:rPr>
+        <w:rFonts w:hint="default"/>
+      </w:rPr>
+    </w:lvl>
+    <w:lvl w:ilvl="8">
+      <w:start w:val="1"/>
+      <w:numFmt w:val="decimal"/>
+      <w:lvlText w:val="%9."/>
+      <w:lvlJc w:val="left"/>
+      <w:pPr>
+        <w:tabs>
+          <w:tab w:val="num" w:pos="6480"/>
+        </w:tabs>
+        <w:ind w:left="6480" w:hanging="360"/>
+      </w:pPr>
+      <w:rPr>
+        <w:rFonts w:hint="default"/>
+      </w:rPr>
+    </w:lvl>
+  </w:abstractNum>
+  <w:abstractNum w:abstractNumId="47" w15:restartNumberingAfterBreak="0">
     <w:nsid w:val="3CF72187"/>
     <w:multiLevelType w:val="hybridMultilevel"/>
     <w:tmpl w:val="90A0BD38"/>
@@ -16824,7 +21400,7 @@
       </w:pPr>
     </w:lvl>
   </w:abstractNum>
-  <w:abstractNum w:abstractNumId="47" w15:restartNumberingAfterBreak="0">
+  <w:abstractNum w:abstractNumId="48" w15:restartNumberingAfterBreak="0">
     <w:nsid w:val="3D465728"/>
     <w:multiLevelType w:val="hybridMultilevel"/>
     <w:tmpl w:val="1B945204"/>
@@ -16913,7 +21489,7 @@
       </w:pPr>
     </w:lvl>
   </w:abstractNum>
-  <w:abstractNum w:abstractNumId="48" w15:restartNumberingAfterBreak="0">
+  <w:abstractNum w:abstractNumId="49" w15:restartNumberingAfterBreak="0">
     <w:nsid w:val="3EA912D0"/>
     <w:multiLevelType w:val="hybridMultilevel"/>
     <w:tmpl w:val="13C00108"/>
@@ -17002,7 +21578,7 @@
       </w:pPr>
     </w:lvl>
   </w:abstractNum>
-  <w:abstractNum w:abstractNumId="49" w15:restartNumberingAfterBreak="0">
+  <w:abstractNum w:abstractNumId="50" w15:restartNumberingAfterBreak="0">
     <w:nsid w:val="3EAF719B"/>
     <w:multiLevelType w:val="hybridMultilevel"/>
     <w:tmpl w:val="CDC0C558"/>
@@ -17091,7 +21667,7 @@
       </w:pPr>
     </w:lvl>
   </w:abstractNum>
-  <w:abstractNum w:abstractNumId="50" w15:restartNumberingAfterBreak="0">
+  <w:abstractNum w:abstractNumId="51" w15:restartNumberingAfterBreak="0">
     <w:nsid w:val="409C5D90"/>
     <w:multiLevelType w:val="hybridMultilevel"/>
     <w:tmpl w:val="569CFB78"/>
@@ -17180,7 +21756,7 @@
       </w:pPr>
     </w:lvl>
   </w:abstractNum>
-  <w:abstractNum w:abstractNumId="51" w15:restartNumberingAfterBreak="0">
+  <w:abstractNum w:abstractNumId="52" w15:restartNumberingAfterBreak="0">
     <w:nsid w:val="40B823A9"/>
     <w:multiLevelType w:val="hybridMultilevel"/>
     <w:tmpl w:val="9F10AB3A"/>
@@ -17392,7 +21968,7 @@
       </w:rPr>
     </w:lvl>
   </w:abstractNum>
-  <w:abstractNum w:abstractNumId="52" w15:restartNumberingAfterBreak="0">
+  <w:abstractNum w:abstractNumId="53" w15:restartNumberingAfterBreak="0">
     <w:nsid w:val="41884809"/>
     <w:multiLevelType w:val="hybridMultilevel"/>
     <w:tmpl w:val="8E8ACE56"/>
@@ -17481,7 +22057,7 @@
       </w:pPr>
     </w:lvl>
   </w:abstractNum>
-  <w:abstractNum w:abstractNumId="53" w15:restartNumberingAfterBreak="0">
+  <w:abstractNum w:abstractNumId="54" w15:restartNumberingAfterBreak="0">
     <w:nsid w:val="42266197"/>
     <w:multiLevelType w:val="hybridMultilevel"/>
     <w:tmpl w:val="F9C6C142"/>
@@ -17570,7 +22146,7 @@
       </w:pPr>
     </w:lvl>
   </w:abstractNum>
-  <w:abstractNum w:abstractNumId="54" w15:restartNumberingAfterBreak="0">
+  <w:abstractNum w:abstractNumId="55" w15:restartNumberingAfterBreak="0">
     <w:nsid w:val="44B750EA"/>
     <w:multiLevelType w:val="hybridMultilevel"/>
     <w:tmpl w:val="E8A6B368"/>
@@ -17782,7 +22358,7 @@
       </w:rPr>
     </w:lvl>
   </w:abstractNum>
-  <w:abstractNum w:abstractNumId="55" w15:restartNumberingAfterBreak="0">
+  <w:abstractNum w:abstractNumId="56" w15:restartNumberingAfterBreak="0">
     <w:nsid w:val="46875F21"/>
     <w:multiLevelType w:val="hybridMultilevel"/>
     <w:tmpl w:val="A14A3E34"/>
@@ -17871,10 +22447,10 @@
       </w:pPr>
     </w:lvl>
   </w:abstractNum>
-  <w:abstractNum w:abstractNumId="56" w15:restartNumberingAfterBreak="0">
+  <w:abstractNum w:abstractNumId="57" w15:restartNumberingAfterBreak="0">
     <w:nsid w:val="46975059"/>
     <w:multiLevelType w:val="multilevel"/>
-    <w:tmpl w:val="5F328562"/>
+    <w:tmpl w:val="CEC017E8"/>
     <w:lvl w:ilvl="0">
       <w:start w:val="1"/>
       <w:numFmt w:val="decimal"/>
@@ -18011,7 +22587,7 @@
       </w:rPr>
     </w:lvl>
   </w:abstractNum>
-  <w:abstractNum w:abstractNumId="57" w15:restartNumberingAfterBreak="0">
+  <w:abstractNum w:abstractNumId="58" w15:restartNumberingAfterBreak="0">
     <w:nsid w:val="493B3256"/>
     <w:multiLevelType w:val="hybridMultilevel"/>
     <w:tmpl w:val="F042D70C"/>
@@ -18100,7 +22676,7 @@
       </w:pPr>
     </w:lvl>
   </w:abstractNum>
-  <w:abstractNum w:abstractNumId="58" w15:restartNumberingAfterBreak="0">
+  <w:abstractNum w:abstractNumId="59" w15:restartNumberingAfterBreak="0">
     <w:nsid w:val="495C108F"/>
     <w:multiLevelType w:val="hybridMultilevel"/>
     <w:tmpl w:val="DE2245D6"/>
@@ -18312,7 +22888,7 @@
       </w:rPr>
     </w:lvl>
   </w:abstractNum>
-  <w:abstractNum w:abstractNumId="59" w15:restartNumberingAfterBreak="0">
+  <w:abstractNum w:abstractNumId="60" w15:restartNumberingAfterBreak="0">
     <w:nsid w:val="4B46773E"/>
     <w:multiLevelType w:val="hybridMultilevel"/>
     <w:tmpl w:val="ACA0FA7A"/>
@@ -18401,7 +22977,7 @@
       </w:pPr>
     </w:lvl>
   </w:abstractNum>
-  <w:abstractNum w:abstractNumId="60" w15:restartNumberingAfterBreak="0">
+  <w:abstractNum w:abstractNumId="61" w15:restartNumberingAfterBreak="0">
     <w:nsid w:val="4CBD36F9"/>
     <w:multiLevelType w:val="hybridMultilevel"/>
     <w:tmpl w:val="CF2C6268"/>
@@ -18490,7 +23066,7 @@
       </w:pPr>
     </w:lvl>
   </w:abstractNum>
-  <w:abstractNum w:abstractNumId="61" w15:restartNumberingAfterBreak="0">
+  <w:abstractNum w:abstractNumId="62" w15:restartNumberingAfterBreak="0">
     <w:nsid w:val="4DD0697A"/>
     <w:multiLevelType w:val="hybridMultilevel"/>
     <w:tmpl w:val="302EB180"/>
@@ -18579,7 +23155,7 @@
       </w:pPr>
     </w:lvl>
   </w:abstractNum>
-  <w:abstractNum w:abstractNumId="62" w15:restartNumberingAfterBreak="0">
+  <w:abstractNum w:abstractNumId="63" w15:restartNumberingAfterBreak="0">
     <w:nsid w:val="52DB6A00"/>
     <w:multiLevelType w:val="hybridMultilevel"/>
     <w:tmpl w:val="391C5FEA"/>
@@ -18668,7 +23244,7 @@
       </w:pPr>
     </w:lvl>
   </w:abstractNum>
-  <w:abstractNum w:abstractNumId="63" w15:restartNumberingAfterBreak="0">
+  <w:abstractNum w:abstractNumId="64" w15:restartNumberingAfterBreak="0">
     <w:nsid w:val="535111AE"/>
     <w:multiLevelType w:val="hybridMultilevel"/>
     <w:tmpl w:val="E470502A"/>
@@ -18757,7 +23333,7 @@
       </w:pPr>
     </w:lvl>
   </w:abstractNum>
-  <w:abstractNum w:abstractNumId="64" w15:restartNumberingAfterBreak="0">
+  <w:abstractNum w:abstractNumId="65" w15:restartNumberingAfterBreak="0">
     <w:nsid w:val="54742FCB"/>
     <w:multiLevelType w:val="multilevel"/>
     <w:tmpl w:val="C12ADBC8"/>
@@ -18969,7 +23545,7 @@
       </w:rPr>
     </w:lvl>
   </w:abstractNum>
-  <w:abstractNum w:abstractNumId="65" w15:restartNumberingAfterBreak="0">
+  <w:abstractNum w:abstractNumId="66" w15:restartNumberingAfterBreak="0">
     <w:nsid w:val="588112E8"/>
     <w:multiLevelType w:val="hybridMultilevel"/>
     <w:tmpl w:val="0AF4A6C6"/>
@@ -19058,7 +23634,7 @@
       </w:pPr>
     </w:lvl>
   </w:abstractNum>
-  <w:abstractNum w:abstractNumId="66" w15:restartNumberingAfterBreak="0">
+  <w:abstractNum w:abstractNumId="67" w15:restartNumberingAfterBreak="0">
     <w:nsid w:val="5A3A1F4C"/>
     <w:multiLevelType w:val="hybridMultilevel"/>
     <w:tmpl w:val="DA4E6D1C"/>
@@ -19147,7 +23723,7 @@
       </w:pPr>
     </w:lvl>
   </w:abstractNum>
-  <w:abstractNum w:abstractNumId="67" w15:restartNumberingAfterBreak="0">
+  <w:abstractNum w:abstractNumId="68" w15:restartNumberingAfterBreak="0">
     <w:nsid w:val="5AAE7BD8"/>
     <w:multiLevelType w:val="hybridMultilevel"/>
     <w:tmpl w:val="A87AFB6E"/>
@@ -19236,7 +23812,7 @@
       </w:pPr>
     </w:lvl>
   </w:abstractNum>
-  <w:abstractNum w:abstractNumId="68" w15:restartNumberingAfterBreak="0">
+  <w:abstractNum w:abstractNumId="69" w15:restartNumberingAfterBreak="0">
     <w:nsid w:val="5FDB294F"/>
     <w:multiLevelType w:val="hybridMultilevel"/>
     <w:tmpl w:val="EE18C9C2"/>
@@ -19448,7 +24024,7 @@
       </w:rPr>
     </w:lvl>
   </w:abstractNum>
-  <w:abstractNum w:abstractNumId="69" w15:restartNumberingAfterBreak="0">
+  <w:abstractNum w:abstractNumId="70" w15:restartNumberingAfterBreak="0">
     <w:nsid w:val="62C159F6"/>
     <w:multiLevelType w:val="hybridMultilevel"/>
     <w:tmpl w:val="A254DD0E"/>
@@ -19537,7 +24113,7 @@
       </w:pPr>
     </w:lvl>
   </w:abstractNum>
-  <w:abstractNum w:abstractNumId="70" w15:restartNumberingAfterBreak="0">
+  <w:abstractNum w:abstractNumId="71" w15:restartNumberingAfterBreak="0">
     <w:nsid w:val="634B775D"/>
     <w:multiLevelType w:val="hybridMultilevel"/>
     <w:tmpl w:val="0D8AD064"/>
@@ -19626,7 +24202,7 @@
       </w:pPr>
     </w:lvl>
   </w:abstractNum>
-  <w:abstractNum w:abstractNumId="71" w15:restartNumberingAfterBreak="0">
+  <w:abstractNum w:abstractNumId="72" w15:restartNumberingAfterBreak="0">
     <w:nsid w:val="667F675E"/>
     <w:multiLevelType w:val="hybridMultilevel"/>
     <w:tmpl w:val="39189906"/>
@@ -19715,7 +24291,7 @@
       </w:pPr>
     </w:lvl>
   </w:abstractNum>
-  <w:abstractNum w:abstractNumId="72" w15:restartNumberingAfterBreak="0">
+  <w:abstractNum w:abstractNumId="73" w15:restartNumberingAfterBreak="0">
     <w:nsid w:val="6835047E"/>
     <w:multiLevelType w:val="hybridMultilevel"/>
     <w:tmpl w:val="40FA1AE2"/>
@@ -19804,7 +24380,7 @@
       </w:pPr>
     </w:lvl>
   </w:abstractNum>
-  <w:abstractNum w:abstractNumId="73" w15:restartNumberingAfterBreak="0">
+  <w:abstractNum w:abstractNumId="74" w15:restartNumberingAfterBreak="0">
     <w:nsid w:val="69DB354B"/>
     <w:multiLevelType w:val="hybridMultilevel"/>
     <w:tmpl w:val="418E646C"/>
@@ -19893,7 +24469,7 @@
       </w:pPr>
     </w:lvl>
   </w:abstractNum>
-  <w:abstractNum w:abstractNumId="74" w15:restartNumberingAfterBreak="0">
+  <w:abstractNum w:abstractNumId="75" w15:restartNumberingAfterBreak="0">
     <w:nsid w:val="6A9778B1"/>
     <w:multiLevelType w:val="hybridMultilevel"/>
     <w:tmpl w:val="5BCE63A0"/>
@@ -19982,7 +24558,7 @@
       </w:pPr>
     </w:lvl>
   </w:abstractNum>
-  <w:abstractNum w:abstractNumId="75" w15:restartNumberingAfterBreak="0">
+  <w:abstractNum w:abstractNumId="76" w15:restartNumberingAfterBreak="0">
     <w:nsid w:val="6B87794B"/>
     <w:multiLevelType w:val="hybridMultilevel"/>
     <w:tmpl w:val="0F081C92"/>
@@ -20194,7 +24770,7 @@
       </w:rPr>
     </w:lvl>
   </w:abstractNum>
-  <w:abstractNum w:abstractNumId="76" w15:restartNumberingAfterBreak="0">
+  <w:abstractNum w:abstractNumId="77" w15:restartNumberingAfterBreak="0">
     <w:nsid w:val="6C043244"/>
     <w:multiLevelType w:val="hybridMultilevel"/>
     <w:tmpl w:val="7D824108"/>
@@ -20283,7 +24859,7 @@
       </w:pPr>
     </w:lvl>
   </w:abstractNum>
-  <w:abstractNum w:abstractNumId="77" w15:restartNumberingAfterBreak="0">
+  <w:abstractNum w:abstractNumId="78" w15:restartNumberingAfterBreak="0">
     <w:nsid w:val="6CF008BC"/>
     <w:multiLevelType w:val="hybridMultilevel"/>
     <w:tmpl w:val="2C3C689C"/>
@@ -20372,7 +24948,7 @@
       </w:pPr>
     </w:lvl>
   </w:abstractNum>
-  <w:abstractNum w:abstractNumId="78" w15:restartNumberingAfterBreak="0">
+  <w:abstractNum w:abstractNumId="79" w15:restartNumberingAfterBreak="0">
     <w:nsid w:val="6EC72247"/>
     <w:multiLevelType w:val="hybridMultilevel"/>
     <w:tmpl w:val="3866F60A"/>
@@ -20461,7 +25037,7 @@
       </w:pPr>
     </w:lvl>
   </w:abstractNum>
-  <w:abstractNum w:abstractNumId="79" w15:restartNumberingAfterBreak="0">
+  <w:abstractNum w:abstractNumId="80" w15:restartNumberingAfterBreak="0">
     <w:nsid w:val="71215CB6"/>
     <w:multiLevelType w:val="hybridMultilevel"/>
     <w:tmpl w:val="03DC4AE6"/>
@@ -20673,7 +25249,7 @@
       </w:rPr>
     </w:lvl>
   </w:abstractNum>
-  <w:abstractNum w:abstractNumId="80" w15:restartNumberingAfterBreak="0">
+  <w:abstractNum w:abstractNumId="81" w15:restartNumberingAfterBreak="0">
     <w:nsid w:val="730C5ACD"/>
     <w:multiLevelType w:val="hybridMultilevel"/>
     <w:tmpl w:val="6BD8A30E"/>
@@ -20762,7 +25338,7 @@
       </w:pPr>
     </w:lvl>
   </w:abstractNum>
-  <w:abstractNum w:abstractNumId="81" w15:restartNumberingAfterBreak="0">
+  <w:abstractNum w:abstractNumId="82" w15:restartNumberingAfterBreak="0">
     <w:nsid w:val="73541C8D"/>
     <w:multiLevelType w:val="hybridMultilevel"/>
     <w:tmpl w:val="1478C53C"/>
@@ -20851,7 +25427,7 @@
       </w:pPr>
     </w:lvl>
   </w:abstractNum>
-  <w:abstractNum w:abstractNumId="82" w15:restartNumberingAfterBreak="0">
+  <w:abstractNum w:abstractNumId="83" w15:restartNumberingAfterBreak="0">
     <w:nsid w:val="73FA0568"/>
     <w:multiLevelType w:val="hybridMultilevel"/>
     <w:tmpl w:val="35A0C126"/>
@@ -20937,7 +25513,7 @@
       </w:pPr>
     </w:lvl>
   </w:abstractNum>
-  <w:abstractNum w:abstractNumId="83" w15:restartNumberingAfterBreak="0">
+  <w:abstractNum w:abstractNumId="84" w15:restartNumberingAfterBreak="0">
     <w:nsid w:val="74664AF8"/>
     <w:multiLevelType w:val="hybridMultilevel"/>
     <w:tmpl w:val="AEB8784E"/>
@@ -21149,7 +25725,7 @@
       </w:rPr>
     </w:lvl>
   </w:abstractNum>
-  <w:abstractNum w:abstractNumId="84" w15:restartNumberingAfterBreak="0">
+  <w:abstractNum w:abstractNumId="85" w15:restartNumberingAfterBreak="0">
     <w:nsid w:val="75812135"/>
     <w:multiLevelType w:val="hybridMultilevel"/>
     <w:tmpl w:val="59161448"/>
@@ -21361,7 +25937,7 @@
       </w:rPr>
     </w:lvl>
   </w:abstractNum>
-  <w:abstractNum w:abstractNumId="85" w15:restartNumberingAfterBreak="0">
+  <w:abstractNum w:abstractNumId="86" w15:restartNumberingAfterBreak="0">
     <w:nsid w:val="75D07585"/>
     <w:multiLevelType w:val="hybridMultilevel"/>
     <w:tmpl w:val="23329D96"/>
@@ -21450,7 +26026,7 @@
       </w:pPr>
     </w:lvl>
   </w:abstractNum>
-  <w:abstractNum w:abstractNumId="86" w15:restartNumberingAfterBreak="0">
+  <w:abstractNum w:abstractNumId="87" w15:restartNumberingAfterBreak="0">
     <w:nsid w:val="75E8251C"/>
     <w:multiLevelType w:val="hybridMultilevel"/>
     <w:tmpl w:val="5FEA12B4"/>
@@ -21671,7 +26247,7 @@
       </w:rPr>
     </w:lvl>
   </w:abstractNum>
-  <w:abstractNum w:abstractNumId="87" w15:restartNumberingAfterBreak="0">
+  <w:abstractNum w:abstractNumId="88" w15:restartNumberingAfterBreak="0">
     <w:nsid w:val="760C074D"/>
     <w:multiLevelType w:val="hybridMultilevel"/>
     <w:tmpl w:val="D246635A"/>
@@ -21760,7 +26336,7 @@
       </w:pPr>
     </w:lvl>
   </w:abstractNum>
-  <w:abstractNum w:abstractNumId="88" w15:restartNumberingAfterBreak="0">
+  <w:abstractNum w:abstractNumId="89" w15:restartNumberingAfterBreak="0">
     <w:nsid w:val="76173469"/>
     <w:multiLevelType w:val="hybridMultilevel"/>
     <w:tmpl w:val="C32E48CE"/>
@@ -21972,7 +26548,7 @@
       </w:rPr>
     </w:lvl>
   </w:abstractNum>
-  <w:abstractNum w:abstractNumId="89" w15:restartNumberingAfterBreak="0">
+  <w:abstractNum w:abstractNumId="90" w15:restartNumberingAfterBreak="0">
     <w:nsid w:val="78EE16DE"/>
     <w:multiLevelType w:val="multilevel"/>
     <w:tmpl w:val="F5648EA6"/>
@@ -22085,7 +26661,7 @@
       </w:pPr>
     </w:lvl>
   </w:abstractNum>
-  <w:abstractNum w:abstractNumId="90" w15:restartNumberingAfterBreak="0">
+  <w:abstractNum w:abstractNumId="91" w15:restartNumberingAfterBreak="0">
     <w:nsid w:val="79091FD6"/>
     <w:multiLevelType w:val="hybridMultilevel"/>
     <w:tmpl w:val="A6D242CA"/>
@@ -22174,7 +26750,7 @@
       </w:pPr>
     </w:lvl>
   </w:abstractNum>
-  <w:abstractNum w:abstractNumId="91" w15:restartNumberingAfterBreak="0">
+  <w:abstractNum w:abstractNumId="92" w15:restartNumberingAfterBreak="0">
     <w:nsid w:val="798E1C0A"/>
     <w:multiLevelType w:val="hybridMultilevel"/>
     <w:tmpl w:val="8F94AF0C"/>
@@ -22263,7 +26839,7 @@
       </w:pPr>
     </w:lvl>
   </w:abstractNum>
-  <w:abstractNum w:abstractNumId="92" w15:restartNumberingAfterBreak="0">
+  <w:abstractNum w:abstractNumId="93" w15:restartNumberingAfterBreak="0">
     <w:nsid w:val="7ABA0B70"/>
     <w:multiLevelType w:val="hybridMultilevel"/>
     <w:tmpl w:val="B900D2D0"/>
@@ -22352,7 +26928,7 @@
       </w:pPr>
     </w:lvl>
   </w:abstractNum>
-  <w:abstractNum w:abstractNumId="93" w15:restartNumberingAfterBreak="0">
+  <w:abstractNum w:abstractNumId="94" w15:restartNumberingAfterBreak="0">
     <w:nsid w:val="7CB747EE"/>
     <w:multiLevelType w:val="hybridMultilevel"/>
     <w:tmpl w:val="6688091C"/>
@@ -22441,7 +27017,7 @@
       </w:pPr>
     </w:lvl>
   </w:abstractNum>
-  <w:abstractNum w:abstractNumId="94" w15:restartNumberingAfterBreak="0">
+  <w:abstractNum w:abstractNumId="95" w15:restartNumberingAfterBreak="0">
     <w:nsid w:val="7DE62645"/>
     <w:multiLevelType w:val="hybridMultilevel"/>
     <w:tmpl w:val="C4FA2C8A"/>
@@ -22531,13 +27107,13 @@
     </w:lvl>
   </w:abstractNum>
   <w:num w:numId="1" w16cid:durableId="871303984">
-    <w:abstractNumId w:val="64"/>
+    <w:abstractNumId w:val="65"/>
   </w:num>
   <w:num w:numId="2" w16cid:durableId="1262910627">
-    <w:abstractNumId w:val="83"/>
+    <w:abstractNumId w:val="84"/>
   </w:num>
   <w:num w:numId="3" w16cid:durableId="1760517672">
-    <w:abstractNumId w:val="54"/>
+    <w:abstractNumId w:val="55"/>
   </w:num>
   <w:num w:numId="4" w16cid:durableId="76557851">
     <w:abstractNumId w:val="36"/>
@@ -22546,19 +27122,19 @@
     <w:abstractNumId w:val="12"/>
   </w:num>
   <w:num w:numId="6" w16cid:durableId="402221678">
-    <w:abstractNumId w:val="51"/>
+    <w:abstractNumId w:val="52"/>
   </w:num>
   <w:num w:numId="7" w16cid:durableId="1308121903">
     <w:abstractNumId w:val="16"/>
   </w:num>
   <w:num w:numId="8" w16cid:durableId="186793166">
-    <w:abstractNumId w:val="79"/>
+    <w:abstractNumId w:val="80"/>
   </w:num>
   <w:num w:numId="9" w16cid:durableId="1679649967">
-    <w:abstractNumId w:val="68"/>
+    <w:abstractNumId w:val="69"/>
   </w:num>
   <w:num w:numId="10" w16cid:durableId="1613972653">
-    <w:abstractNumId w:val="75"/>
+    <w:abstractNumId w:val="76"/>
   </w:num>
   <w:num w:numId="11" w16cid:durableId="486744876">
     <w:abstractNumId w:val="3"/>
@@ -22567,19 +27143,19 @@
     <w:abstractNumId w:val="29"/>
   </w:num>
   <w:num w:numId="13" w16cid:durableId="67699304">
-    <w:abstractNumId w:val="58"/>
+    <w:abstractNumId w:val="59"/>
   </w:num>
   <w:num w:numId="14" w16cid:durableId="1656029628">
-    <w:abstractNumId w:val="88"/>
+    <w:abstractNumId w:val="89"/>
   </w:num>
   <w:num w:numId="15" w16cid:durableId="1014962492">
-    <w:abstractNumId w:val="84"/>
+    <w:abstractNumId w:val="85"/>
   </w:num>
   <w:num w:numId="16" w16cid:durableId="612059645">
     <w:abstractNumId w:val="28"/>
   </w:num>
   <w:num w:numId="17" w16cid:durableId="156114076">
-    <w:abstractNumId w:val="86"/>
+    <w:abstractNumId w:val="87"/>
   </w:num>
   <w:num w:numId="18" w16cid:durableId="414400323">
     <w:abstractNumId w:val="41"/>
@@ -22588,13 +27164,13 @@
     <w:abstractNumId w:val="17"/>
   </w:num>
   <w:num w:numId="20" w16cid:durableId="665477012">
-    <w:abstractNumId w:val="82"/>
+    <w:abstractNumId w:val="83"/>
   </w:num>
   <w:num w:numId="21" w16cid:durableId="1180045182">
-    <w:abstractNumId w:val="56"/>
+    <w:abstractNumId w:val="57"/>
   </w:num>
   <w:num w:numId="22" w16cid:durableId="1744062689">
-    <w:abstractNumId w:val="56"/>
+    <w:abstractNumId w:val="57"/>
     <w:lvlOverride w:ilvl="0">
       <w:lvl w:ilvl="0">
         <w:start w:val="1"/>
@@ -22750,25 +27326,25 @@
     </w:lvlOverride>
   </w:num>
   <w:num w:numId="23" w16cid:durableId="70198880">
-    <w:abstractNumId w:val="87"/>
+    <w:abstractNumId w:val="88"/>
   </w:num>
   <w:num w:numId="24" w16cid:durableId="1945767907">
-    <w:abstractNumId w:val="62"/>
+    <w:abstractNumId w:val="63"/>
   </w:num>
   <w:num w:numId="25" w16cid:durableId="1808089822">
     <w:abstractNumId w:val="39"/>
   </w:num>
   <w:num w:numId="26" w16cid:durableId="206987248">
-    <w:abstractNumId w:val="52"/>
+    <w:abstractNumId w:val="53"/>
   </w:num>
   <w:num w:numId="27" w16cid:durableId="1503664249">
-    <w:abstractNumId w:val="92"/>
+    <w:abstractNumId w:val="93"/>
   </w:num>
   <w:num w:numId="28" w16cid:durableId="538904048">
-    <w:abstractNumId w:val="53"/>
+    <w:abstractNumId w:val="54"/>
   </w:num>
   <w:num w:numId="29" w16cid:durableId="700713644">
-    <w:abstractNumId w:val="59"/>
+    <w:abstractNumId w:val="60"/>
   </w:num>
   <w:num w:numId="30" w16cid:durableId="1036079539">
     <w:abstractNumId w:val="35"/>
@@ -22783,22 +27359,22 @@
     <w:abstractNumId w:val="38"/>
   </w:num>
   <w:num w:numId="34" w16cid:durableId="576865694">
-    <w:abstractNumId w:val="66"/>
+    <w:abstractNumId w:val="67"/>
   </w:num>
   <w:num w:numId="35" w16cid:durableId="781725961">
     <w:abstractNumId w:val="42"/>
   </w:num>
   <w:num w:numId="36" w16cid:durableId="289016657">
-    <w:abstractNumId w:val="94"/>
+    <w:abstractNumId w:val="95"/>
   </w:num>
   <w:num w:numId="37" w16cid:durableId="1856578618">
     <w:abstractNumId w:val="1"/>
   </w:num>
   <w:num w:numId="38" w16cid:durableId="628753374">
-    <w:abstractNumId w:val="57"/>
+    <w:abstractNumId w:val="58"/>
   </w:num>
   <w:num w:numId="39" w16cid:durableId="443892033">
-    <w:abstractNumId w:val="91"/>
+    <w:abstractNumId w:val="92"/>
   </w:num>
   <w:num w:numId="40" w16cid:durableId="97071368">
     <w:abstractNumId w:val="20"/>
@@ -22810,16 +27386,16 @@
     <w:abstractNumId w:val="19"/>
   </w:num>
   <w:num w:numId="43" w16cid:durableId="302664907">
-    <w:abstractNumId w:val="73"/>
+    <w:abstractNumId w:val="74"/>
   </w:num>
   <w:num w:numId="44" w16cid:durableId="1781753498">
-    <w:abstractNumId w:val="81"/>
+    <w:abstractNumId w:val="82"/>
   </w:num>
   <w:num w:numId="45" w16cid:durableId="686365776">
     <w:abstractNumId w:val="32"/>
   </w:num>
   <w:num w:numId="46" w16cid:durableId="498543472">
-    <w:abstractNumId w:val="50"/>
+    <w:abstractNumId w:val="51"/>
   </w:num>
   <w:num w:numId="47" w16cid:durableId="1606423332">
     <w:abstractNumId w:val="27"/>
@@ -22828,19 +27404,19 @@
     <w:abstractNumId w:val="40"/>
   </w:num>
   <w:num w:numId="49" w16cid:durableId="1101217129">
-    <w:abstractNumId w:val="55"/>
+    <w:abstractNumId w:val="56"/>
   </w:num>
   <w:num w:numId="50" w16cid:durableId="1430665355">
-    <w:abstractNumId w:val="49"/>
+    <w:abstractNumId w:val="50"/>
   </w:num>
   <w:num w:numId="51" w16cid:durableId="1088618965">
     <w:abstractNumId w:val="22"/>
   </w:num>
   <w:num w:numId="52" w16cid:durableId="1543008186">
-    <w:abstractNumId w:val="93"/>
+    <w:abstractNumId w:val="94"/>
   </w:num>
   <w:num w:numId="53" w16cid:durableId="1379663898">
-    <w:abstractNumId w:val="60"/>
+    <w:abstractNumId w:val="61"/>
   </w:num>
   <w:num w:numId="54" w16cid:durableId="1535652907">
     <w:abstractNumId w:val="2"/>
@@ -22855,22 +27431,22 @@
     <w:abstractNumId w:val="7"/>
   </w:num>
   <w:num w:numId="58" w16cid:durableId="1162040377">
-    <w:abstractNumId w:val="67"/>
+    <w:abstractNumId w:val="68"/>
   </w:num>
   <w:num w:numId="59" w16cid:durableId="1242250167">
-    <w:abstractNumId w:val="47"/>
+    <w:abstractNumId w:val="48"/>
   </w:num>
   <w:num w:numId="60" w16cid:durableId="660036870">
-    <w:abstractNumId w:val="48"/>
+    <w:abstractNumId w:val="49"/>
   </w:num>
   <w:num w:numId="61" w16cid:durableId="1997147708">
-    <w:abstractNumId w:val="69"/>
+    <w:abstractNumId w:val="70"/>
   </w:num>
   <w:num w:numId="62" w16cid:durableId="1088229718">
-    <w:abstractNumId w:val="90"/>
+    <w:abstractNumId w:val="91"/>
   </w:num>
   <w:num w:numId="63" w16cid:durableId="1550804414">
-    <w:abstractNumId w:val="65"/>
+    <w:abstractNumId w:val="66"/>
   </w:num>
   <w:num w:numId="64" w16cid:durableId="2125727411">
     <w:abstractNumId w:val="44"/>
@@ -22882,7 +27458,7 @@
     <w:abstractNumId w:val="34"/>
   </w:num>
   <w:num w:numId="67" w16cid:durableId="1110508584">
-    <w:abstractNumId w:val="72"/>
+    <w:abstractNumId w:val="73"/>
   </w:num>
   <w:num w:numId="68" w16cid:durableId="1051265365">
     <w:abstractNumId w:val="21"/>
@@ -22894,28 +27470,28 @@
     <w:abstractNumId w:val="15"/>
   </w:num>
   <w:num w:numId="71" w16cid:durableId="2000494107">
-    <w:abstractNumId w:val="74"/>
+    <w:abstractNumId w:val="75"/>
   </w:num>
   <w:num w:numId="72" w16cid:durableId="1322658772">
     <w:abstractNumId w:val="24"/>
   </w:num>
   <w:num w:numId="73" w16cid:durableId="270016388">
-    <w:abstractNumId w:val="76"/>
+    <w:abstractNumId w:val="77"/>
   </w:num>
   <w:num w:numId="74" w16cid:durableId="1477263707">
-    <w:abstractNumId w:val="70"/>
+    <w:abstractNumId w:val="71"/>
   </w:num>
   <w:num w:numId="75" w16cid:durableId="1307125220">
     <w:abstractNumId w:val="4"/>
   </w:num>
   <w:num w:numId="76" w16cid:durableId="776868343">
-    <w:abstractNumId w:val="63"/>
+    <w:abstractNumId w:val="64"/>
   </w:num>
   <w:num w:numId="77" w16cid:durableId="431557098">
     <w:abstractNumId w:val="13"/>
   </w:num>
   <w:num w:numId="78" w16cid:durableId="1714188659">
-    <w:abstractNumId w:val="77"/>
+    <w:abstractNumId w:val="78"/>
   </w:num>
   <w:num w:numId="79" w16cid:durableId="1531260477">
     <w:abstractNumId w:val="9"/>
@@ -22924,13 +27500,13 @@
     <w:abstractNumId w:val="5"/>
   </w:num>
   <w:num w:numId="81" w16cid:durableId="725644753">
-    <w:abstractNumId w:val="85"/>
+    <w:abstractNumId w:val="86"/>
   </w:num>
   <w:num w:numId="82" w16cid:durableId="1092240172">
     <w:abstractNumId w:val="30"/>
   </w:num>
   <w:num w:numId="83" w16cid:durableId="710495211">
-    <w:abstractNumId w:val="80"/>
+    <w:abstractNumId w:val="81"/>
   </w:num>
   <w:num w:numId="84" w16cid:durableId="146173450">
     <w:abstractNumId w:val="0"/>
@@ -22939,13 +27515,13 @@
     <w:abstractNumId w:val="43"/>
   </w:num>
   <w:num w:numId="86" w16cid:durableId="135074754">
-    <w:abstractNumId w:val="78"/>
+    <w:abstractNumId w:val="79"/>
   </w:num>
   <w:num w:numId="87" w16cid:durableId="945843373">
     <w:abstractNumId w:val="11"/>
   </w:num>
   <w:num w:numId="88" w16cid:durableId="73629169">
-    <w:abstractNumId w:val="46"/>
+    <w:abstractNumId w:val="47"/>
   </w:num>
   <w:num w:numId="89" w16cid:durableId="624117755">
     <w:abstractNumId w:val="45"/>
@@ -22957,19 +27533,22 @@
     <w:abstractNumId w:val="10"/>
   </w:num>
   <w:num w:numId="92" w16cid:durableId="894705202">
-    <w:abstractNumId w:val="71"/>
+    <w:abstractNumId w:val="72"/>
   </w:num>
   <w:num w:numId="93" w16cid:durableId="584536271">
     <w:abstractNumId w:val="37"/>
   </w:num>
   <w:num w:numId="94" w16cid:durableId="1650137357">
-    <w:abstractNumId w:val="61"/>
+    <w:abstractNumId w:val="62"/>
   </w:num>
   <w:num w:numId="95" w16cid:durableId="2088185338">
-    <w:abstractNumId w:val="89"/>
+    <w:abstractNumId w:val="90"/>
   </w:num>
   <w:num w:numId="96" w16cid:durableId="1570574234">
     <w:abstractNumId w:val="33"/>
+  </w:num>
+  <w:num w:numId="97" w16cid:durableId="47457971">
+    <w:abstractNumId w:val="46"/>
   </w:num>
 </w:numbering>
 </file>

--- a/Doc/KVDDokumentacija_GodotSpele_Sidorcenko.docx
+++ b/Doc/KVDDokumentacija_GodotSpele_Sidorcenko.docx
@@ -266,44 +266,37 @@
             <w:pStyle w:val="TOC1"/>
             <w:tabs>
               <w:tab w:val="clear" w:pos="708"/>
-              <w:tab w:val="right" w:pos="9344" w:leader="dot"/>
+              <w:tab w:val="left" w:pos="440" w:leader="none"/>
+              <w:tab w:val="right" w:pos="9353" w:leader="dot"/>
             </w:tabs>
-            <w:spacing w:lineRule="auto" w:line="360"/>
-            <w:ind w:hanging="11" w:start="0" w:end="6"/>
-            <w:rPr>
-              <w:rFonts w:ascii="Aptos" w:hAnsi="Aptos" w:eastAsia="" w:cs="" w:asciiTheme="minorHAnsi" w:cstheme="minorBidi" w:eastAsiaTheme="minorEastAsia" w:hAnsiTheme="minorHAnsi"/>
-              <w:color w:val="auto"/>
-              <w:sz w:val="24"/>
-            </w:rPr>
+            <w:rPr/>
           </w:pPr>
           <w:r>
             <w:fldChar w:fldCharType="begin"/>
           </w:r>
           <w:r>
             <w:rPr>
-              <w:sz w:val="24"/>
+              <w:rStyle w:val="IndexLink"/>
             </w:rPr>
-            <w:instrText xml:space="preserve"> TOC \o "1-3" \u \h</w:instrText>
+            <w:instrText xml:space="preserve"> TOC \o "1-3" \h</w:instrText>
           </w:r>
           <w:r>
             <w:rPr>
-              <w:sz w:val="24"/>
+              <w:rStyle w:val="IndexLink"/>
             </w:rPr>
             <w:fldChar w:fldCharType="separate"/>
           </w:r>
-          <w:r>
-            <w:rPr>
-              <w:sz w:val="24"/>
-            </w:rPr>
-            <w:t>Ievads</w:t>
-            <w:tab/>
-          </w:r>
-          <w:r>
-            <w:rPr>
-              <w:sz w:val="24"/>
-            </w:rPr>
-            <w:t>4</w:t>
-          </w:r>
+          <w:hyperlink w:anchor="__RefHeading___Toc2278_2856212045" w:tooltip="Ievads">
+            <w:r>
+              <w:rPr>
+                <w:rStyle w:val="IndexLink"/>
+              </w:rPr>
+              <w:tab/>
+              <w:t>Ievads</w:t>
+              <w:tab/>
+              <w:t>4</w:t>
+            </w:r>
+          </w:hyperlink>
         </w:p>
         <w:p>
           <w:pPr>
@@ -311,43 +304,22 @@
             <w:tabs>
               <w:tab w:val="clear" w:pos="708"/>
               <w:tab w:val="left" w:pos="440" w:leader="none"/>
-              <w:tab w:val="right" w:pos="9344" w:leader="dot"/>
+              <w:tab w:val="right" w:pos="9353" w:leader="dot"/>
             </w:tabs>
-            <w:spacing w:lineRule="auto" w:line="360"/>
-            <w:ind w:hanging="11" w:start="0" w:end="6"/>
-            <w:rPr>
-              <w:rFonts w:ascii="Aptos" w:hAnsi="Aptos" w:eastAsia="" w:cs="" w:asciiTheme="minorHAnsi" w:cstheme="minorBidi" w:eastAsiaTheme="minorEastAsia" w:hAnsiTheme="minorHAnsi"/>
-              <w:color w:val="auto"/>
-              <w:sz w:val="24"/>
-            </w:rPr>
+            <w:rPr/>
           </w:pPr>
-          <w:r>
-            <w:rPr>
-              <w:sz w:val="24"/>
-            </w:rPr>
-            <w:t>1.</w:t>
-          </w:r>
-          <w:r>
-            <w:rPr>
-              <w:rFonts w:eastAsia="" w:cs="" w:ascii="Aptos" w:hAnsi="Aptos" w:asciiTheme="minorHAnsi" w:cstheme="minorBidi" w:eastAsiaTheme="minorEastAsia" w:hAnsiTheme="minorHAnsi"/>
-              <w:color w:val="auto"/>
-              <w:sz w:val="24"/>
-            </w:rPr>
-            <w:tab/>
-          </w:r>
-          <w:r>
-            <w:rPr>
-              <w:sz w:val="24"/>
-            </w:rPr>
-            <w:t>Uzdevuma formulējums</w:t>
-            <w:tab/>
-          </w:r>
-          <w:r>
-            <w:rPr>
-              <w:sz w:val="24"/>
-            </w:rPr>
-            <w:t>6</w:t>
-          </w:r>
+          <w:hyperlink w:anchor="__RefHeading___Toc2280_2856212045" w:tooltip="Uzdevuma formulējums">
+            <w:r>
+              <w:rPr>
+                <w:rStyle w:val="IndexLink"/>
+              </w:rPr>
+              <w:t>1.</w:t>
+              <w:tab/>
+              <w:t>Uzdevuma formulējums</w:t>
+              <w:tab/>
+              <w:t>6</w:t>
+            </w:r>
+          </w:hyperlink>
         </w:p>
         <w:p>
           <w:pPr>
@@ -355,219 +327,114 @@
             <w:tabs>
               <w:tab w:val="clear" w:pos="708"/>
               <w:tab w:val="left" w:pos="440" w:leader="none"/>
-              <w:tab w:val="right" w:pos="9344" w:leader="dot"/>
+              <w:tab w:val="right" w:pos="9353" w:leader="dot"/>
             </w:tabs>
-            <w:spacing w:lineRule="auto" w:line="360"/>
-            <w:ind w:hanging="11" w:start="0" w:end="6"/>
-            <w:rPr>
-              <w:rFonts w:ascii="Aptos" w:hAnsi="Aptos" w:eastAsia="" w:cs="" w:asciiTheme="minorHAnsi" w:cstheme="minorBidi" w:eastAsiaTheme="minorEastAsia" w:hAnsiTheme="minorHAnsi"/>
-              <w:color w:val="auto"/>
-              <w:sz w:val="24"/>
-            </w:rPr>
+            <w:rPr/>
           </w:pPr>
-          <w:r>
-            <w:rPr>
-              <w:sz w:val="24"/>
-            </w:rPr>
-            <w:t>2.</w:t>
-          </w:r>
-          <w:r>
-            <w:rPr>
-              <w:rFonts w:eastAsia="" w:cs="" w:ascii="Aptos" w:hAnsi="Aptos" w:asciiTheme="minorHAnsi" w:cstheme="minorBidi" w:eastAsiaTheme="minorEastAsia" w:hAnsiTheme="minorHAnsi"/>
-              <w:color w:val="auto"/>
-              <w:sz w:val="24"/>
-            </w:rPr>
-            <w:tab/>
-          </w:r>
-          <w:r>
-            <w:rPr>
-              <w:sz w:val="24"/>
-            </w:rPr>
-            <w:t>Programmatūras prasību specifikācija</w:t>
-            <w:tab/>
-          </w:r>
-          <w:r>
-            <w:rPr>
-              <w:sz w:val="24"/>
-            </w:rPr>
-            <w:t>8</w:t>
-          </w:r>
+          <w:hyperlink w:anchor="__RefHeading___Toc2282_2856212045" w:tooltip="Programmatūras prasību specifikācija">
+            <w:r>
+              <w:rPr>
+                <w:rStyle w:val="IndexLink"/>
+              </w:rPr>
+              <w:t>2.</w:t>
+              <w:tab/>
+              <w:t>Programmatūras prasību specifikācija</w:t>
+              <w:tab/>
+              <w:t>8</w:t>
+            </w:r>
+          </w:hyperlink>
         </w:p>
         <w:p>
           <w:pPr>
             <w:pStyle w:val="TOC2"/>
             <w:tabs>
               <w:tab w:val="clear" w:pos="708"/>
-              <w:tab w:val="left" w:pos="960" w:leader="none"/>
-              <w:tab w:val="right" w:pos="9344" w:leader="dot"/>
+              <w:tab w:val="left" w:pos="880" w:leader="none"/>
+              <w:tab w:val="right" w:pos="9353" w:leader="dot"/>
             </w:tabs>
-            <w:spacing w:lineRule="auto" w:line="360"/>
-            <w:ind w:hanging="11" w:start="220" w:end="6"/>
-            <w:rPr>
-              <w:rFonts w:ascii="Aptos" w:hAnsi="Aptos" w:eastAsia="" w:cs="" w:asciiTheme="minorHAnsi" w:cstheme="minorBidi" w:eastAsiaTheme="minorEastAsia" w:hAnsiTheme="minorHAnsi"/>
-              <w:color w:val="auto"/>
-              <w:sz w:val="24"/>
-            </w:rPr>
+            <w:rPr/>
           </w:pPr>
-          <w:r>
-            <w:rPr>
-              <w:sz w:val="24"/>
-            </w:rPr>
-            <w:t>2.1.</w:t>
-          </w:r>
-          <w:r>
-            <w:rPr>
-              <w:rFonts w:eastAsia="" w:cs="" w:ascii="Aptos" w:hAnsi="Aptos" w:asciiTheme="minorHAnsi" w:cstheme="minorBidi" w:eastAsiaTheme="minorEastAsia" w:hAnsiTheme="minorHAnsi"/>
-              <w:color w:val="auto"/>
-              <w:sz w:val="24"/>
-            </w:rPr>
-            <w:tab/>
-          </w:r>
-          <w:r>
-            <w:rPr>
-              <w:sz w:val="24"/>
-            </w:rPr>
-            <w:t>Produkta perspektīva</w:t>
-            <w:tab/>
-          </w:r>
-          <w:r>
-            <w:rPr>
-              <w:sz w:val="24"/>
-            </w:rPr>
-            <w:t>8</w:t>
-          </w:r>
+          <w:hyperlink w:anchor="__RefHeading___Toc2284_2856212045" w:tooltip="Produkta perspektīva">
+            <w:r>
+              <w:rPr>
+                <w:rStyle w:val="IndexLink"/>
+              </w:rPr>
+              <w:t>2.1.</w:t>
+              <w:tab/>
+              <w:t>Produkta perspektīva</w:t>
+              <w:tab/>
+              <w:t>8</w:t>
+            </w:r>
+          </w:hyperlink>
         </w:p>
         <w:p>
           <w:pPr>
             <w:pStyle w:val="TOC2"/>
             <w:tabs>
               <w:tab w:val="clear" w:pos="708"/>
-              <w:tab w:val="left" w:pos="960" w:leader="none"/>
-              <w:tab w:val="right" w:pos="9344" w:leader="dot"/>
+              <w:tab w:val="left" w:pos="880" w:leader="none"/>
+              <w:tab w:val="right" w:pos="9353" w:leader="dot"/>
             </w:tabs>
-            <w:spacing w:lineRule="auto" w:line="360"/>
-            <w:ind w:hanging="11" w:start="220" w:end="6"/>
-            <w:rPr>
-              <w:rFonts w:ascii="Aptos" w:hAnsi="Aptos" w:eastAsia="" w:cs="" w:asciiTheme="minorHAnsi" w:cstheme="minorBidi" w:eastAsiaTheme="minorEastAsia" w:hAnsiTheme="minorHAnsi"/>
-              <w:color w:val="auto"/>
-              <w:sz w:val="24"/>
-            </w:rPr>
+            <w:rPr/>
           </w:pPr>
-          <w:r>
-            <w:rPr>
-              <w:sz w:val="24"/>
-            </w:rPr>
-            <w:t>2.2.</w:t>
-          </w:r>
-          <w:r>
-            <w:rPr>
-              <w:rFonts w:eastAsia="" w:cs="" w:ascii="Aptos" w:hAnsi="Aptos" w:asciiTheme="minorHAnsi" w:cstheme="minorBidi" w:eastAsiaTheme="minorEastAsia" w:hAnsiTheme="minorHAnsi"/>
-              <w:color w:val="auto"/>
-              <w:sz w:val="24"/>
-            </w:rPr>
-            <w:tab/>
-          </w:r>
-          <w:r>
-            <w:rPr>
-              <w:sz w:val="24"/>
-            </w:rPr>
-            <w:t>Sistēmas funkcionālās prasības</w:t>
-            <w:tab/>
-          </w:r>
-          <w:r>
-            <w:rPr>
-              <w:sz w:val="24"/>
-            </w:rPr>
-            <w:t>8</w:t>
-          </w:r>
+          <w:hyperlink w:anchor="__RefHeading___Toc2286_2856212045" w:tooltip="Sistēmas funkcionālās prasības">
+            <w:r>
+              <w:rPr>
+                <w:rStyle w:val="IndexLink"/>
+              </w:rPr>
+              <w:t>2.2.</w:t>
+              <w:tab/>
+              <w:t>Sistēmas funkcionālās prasības</w:t>
+              <w:tab/>
+              <w:t>8</w:t>
+            </w:r>
+          </w:hyperlink>
         </w:p>
         <w:p>
           <w:pPr>
             <w:pStyle w:val="TOC2"/>
             <w:tabs>
               <w:tab w:val="clear" w:pos="708"/>
-              <w:tab w:val="left" w:pos="960" w:leader="none"/>
-              <w:tab w:val="right" w:pos="9344" w:leader="dot"/>
+              <w:tab w:val="left" w:pos="880" w:leader="none"/>
+              <w:tab w:val="right" w:pos="9353" w:leader="dot"/>
             </w:tabs>
-            <w:spacing w:lineRule="auto" w:line="360"/>
-            <w:ind w:hanging="11" w:start="220" w:end="6"/>
-            <w:rPr>
-              <w:rFonts w:ascii="Aptos" w:hAnsi="Aptos" w:eastAsia="" w:cs="" w:asciiTheme="minorHAnsi" w:cstheme="minorBidi" w:eastAsiaTheme="minorEastAsia" w:hAnsiTheme="minorHAnsi"/>
-              <w:color w:val="auto"/>
-              <w:sz w:val="24"/>
-            </w:rPr>
+            <w:rPr/>
           </w:pPr>
-          <w:r>
-            <w:rPr>
-              <w:sz w:val="24"/>
-            </w:rPr>
-            <w:t>2.3.</w:t>
-          </w:r>
-          <w:r>
-            <w:rPr>
-              <w:rFonts w:eastAsia="" w:cs="" w:ascii="Aptos" w:hAnsi="Aptos" w:asciiTheme="minorHAnsi" w:cstheme="minorBidi" w:eastAsiaTheme="minorEastAsia" w:hAnsiTheme="minorHAnsi"/>
-              <w:color w:val="auto"/>
-              <w:sz w:val="24"/>
-            </w:rPr>
-            <w:tab/>
-          </w:r>
-          <w:r>
-            <w:rPr>
-              <w:sz w:val="24"/>
-            </w:rPr>
-            <w:t>Sistēmas nefunkcionālās prasības</w:t>
-            <w:tab/>
-          </w:r>
-          <w:r>
-            <w:rPr>
-              <w:sz w:val="24"/>
-            </w:rPr>
-            <w:t>8</w:t>
-          </w:r>
+          <w:hyperlink w:anchor="__RefHeading___Toc2288_2856212045" w:tooltip="Sistēmas nefunkcionālās prasības">
+            <w:r>
+              <w:rPr>
+                <w:rStyle w:val="IndexLink"/>
+              </w:rPr>
+              <w:t>2.3.</w:t>
+              <w:tab/>
+              <w:t>Sistēmas nefunkcionālās prasības</w:t>
+              <w:tab/>
+              <w:t>18</w:t>
+            </w:r>
+          </w:hyperlink>
         </w:p>
         <w:p>
           <w:pPr>
             <w:pStyle w:val="TOC2"/>
             <w:tabs>
               <w:tab w:val="clear" w:pos="708"/>
-              <w:tab w:val="left" w:pos="960" w:leader="none"/>
-              <w:tab w:val="right" w:pos="9344" w:leader="dot"/>
+              <w:tab w:val="left" w:pos="880" w:leader="none"/>
+              <w:tab w:val="right" w:pos="9353" w:leader="dot"/>
             </w:tabs>
-            <w:spacing w:lineRule="auto" w:line="360"/>
-            <w:ind w:hanging="11" w:start="220" w:end="6"/>
-            <w:rPr>
-              <w:rFonts w:ascii="Aptos" w:hAnsi="Aptos" w:eastAsia="" w:cs="" w:asciiTheme="minorHAnsi" w:cstheme="minorBidi" w:eastAsiaTheme="minorEastAsia" w:hAnsiTheme="minorHAnsi"/>
-              <w:color w:val="auto"/>
-              <w:sz w:val="24"/>
-            </w:rPr>
+            <w:rPr/>
           </w:pPr>
-          <w:r>
-            <w:rPr>
-              <w:sz w:val="24"/>
-            </w:rPr>
-            <w:t>2.4.</w:t>
-          </w:r>
-          <w:r>
-            <w:rPr>
-              <w:rFonts w:eastAsia="" w:cs="" w:ascii="Aptos" w:hAnsi="Aptos" w:asciiTheme="minorHAnsi" w:cstheme="minorBidi" w:eastAsiaTheme="minorEastAsia" w:hAnsiTheme="minorHAnsi"/>
-              <w:color w:val="auto"/>
-              <w:sz w:val="24"/>
-            </w:rPr>
-            <w:tab/>
-          </w:r>
-          <w:r>
-            <w:rPr>
-              <w:sz w:val="24"/>
-            </w:rPr>
-            <w:t>Gala lietotāja raksturiezīmes</w:t>
-            <w:tab/>
-          </w:r>
-          <w:r>
-            <w:rPr>
-              <w:sz w:val="24"/>
-            </w:rPr>
-            <w:t>8</w:t>
-          </w:r>
+          <w:hyperlink w:anchor="__RefHeading___Toc2290_2856212045" w:tooltip="Gala lietotāja raksturiezīmes">
+            <w:r>
+              <w:rPr>
+                <w:rStyle w:val="IndexLink"/>
+              </w:rPr>
+              <w:t>2.4.</w:t>
+              <w:tab/>
+              <w:t>Gala lietotāja raksturiezīmes</w:t>
+              <w:tab/>
+              <w:t>18</w:t>
+            </w:r>
+          </w:hyperlink>
         </w:p>
         <w:p>
           <w:pPr>
@@ -575,145 +442,82 @@
             <w:tabs>
               <w:tab w:val="clear" w:pos="708"/>
               <w:tab w:val="left" w:pos="440" w:leader="none"/>
-              <w:tab w:val="right" w:pos="9344" w:leader="dot"/>
+              <w:tab w:val="right" w:pos="9353" w:leader="dot"/>
             </w:tabs>
-            <w:spacing w:lineRule="auto" w:line="360"/>
-            <w:ind w:hanging="11" w:start="0" w:end="6"/>
-            <w:rPr>
-              <w:rFonts w:ascii="Aptos" w:hAnsi="Aptos" w:eastAsia="" w:cs="" w:asciiTheme="minorHAnsi" w:cstheme="minorBidi" w:eastAsiaTheme="minorEastAsia" w:hAnsiTheme="minorHAnsi"/>
-              <w:color w:val="auto"/>
-              <w:sz w:val="24"/>
-            </w:rPr>
+            <w:rPr/>
           </w:pPr>
-          <w:r>
-            <w:rPr>
-              <w:sz w:val="24"/>
-            </w:rPr>
-            <w:t>3.</w:t>
-          </w:r>
-          <w:r>
-            <w:rPr>
-              <w:rFonts w:eastAsia="" w:cs="" w:ascii="Aptos" w:hAnsi="Aptos" w:asciiTheme="minorHAnsi" w:cstheme="minorBidi" w:eastAsiaTheme="minorEastAsia" w:hAnsiTheme="minorHAnsi"/>
-              <w:color w:val="auto"/>
-              <w:sz w:val="24"/>
-            </w:rPr>
-            <w:tab/>
-          </w:r>
-          <w:r>
-            <w:rPr>
-              <w:sz w:val="24"/>
-            </w:rPr>
-            <w:t>Izstrādes līdzekļu, rīku apraksts un izvēles pamatojums</w:t>
-            <w:tab/>
-          </w:r>
-          <w:r>
-            <w:rPr>
-              <w:sz w:val="24"/>
-            </w:rPr>
-            <w:t>9</w:t>
-          </w:r>
+          <w:hyperlink w:anchor="__RefHeading___Toc2292_2856212045" w:tooltip="Izstrādes līdzekļu, rīku apraksts un izvēles pamatojums">
+            <w:r>
+              <w:rPr>
+                <w:rStyle w:val="IndexLink"/>
+              </w:rPr>
+              <w:t>3.</w:t>
+              <w:tab/>
+              <w:t>Izstrādes līdzekļu, rīku apraksts un izvēles pamatojums</w:t>
+              <w:tab/>
+              <w:t>19</w:t>
+            </w:r>
+          </w:hyperlink>
         </w:p>
         <w:p>
           <w:pPr>
             <w:pStyle w:val="TOC2"/>
             <w:tabs>
               <w:tab w:val="clear" w:pos="708"/>
-              <w:tab w:val="left" w:pos="960" w:leader="none"/>
-              <w:tab w:val="right" w:pos="9344" w:leader="dot"/>
+              <w:tab w:val="left" w:pos="880" w:leader="none"/>
+              <w:tab w:val="right" w:pos="9353" w:leader="dot"/>
             </w:tabs>
-            <w:spacing w:lineRule="auto" w:line="360"/>
-            <w:ind w:hanging="11" w:start="220" w:end="6"/>
-            <w:rPr>
-              <w:rFonts w:ascii="Aptos" w:hAnsi="Aptos" w:eastAsia="" w:cs="" w:asciiTheme="minorHAnsi" w:cstheme="minorBidi" w:eastAsiaTheme="minorEastAsia" w:hAnsiTheme="minorHAnsi"/>
-              <w:color w:val="auto"/>
-              <w:sz w:val="24"/>
-            </w:rPr>
+            <w:rPr/>
           </w:pPr>
-          <w:r>
-            <w:rPr>
-              <w:sz w:val="24"/>
-            </w:rPr>
-            <w:t>3.1.</w:t>
-          </w:r>
-          <w:r>
-            <w:rPr>
-              <w:rFonts w:eastAsia="" w:cs="" w:ascii="Aptos" w:hAnsi="Aptos" w:asciiTheme="minorHAnsi" w:cstheme="minorBidi" w:eastAsiaTheme="minorEastAsia" w:hAnsiTheme="minorHAnsi"/>
-              <w:color w:val="auto"/>
-              <w:sz w:val="24"/>
-            </w:rPr>
-            <w:tab/>
-          </w:r>
-          <w:r>
-            <w:rPr>
-              <w:sz w:val="24"/>
-            </w:rPr>
-            <w:t>Izvēlēto risinājuma līdzekļu un valodu apraksts</w:t>
-            <w:tab/>
-          </w:r>
-          <w:r>
-            <w:rPr>
-              <w:sz w:val="24"/>
-            </w:rPr>
-            <w:t>9</w:t>
-          </w:r>
+          <w:hyperlink w:anchor="__RefHeading___Toc2294_2856212045" w:tooltip="Izvēlēto risinājuma līdzekļu un valodu apraksts">
+            <w:r>
+              <w:rPr>
+                <w:rStyle w:val="IndexLink"/>
+              </w:rPr>
+              <w:t>3.1.</w:t>
+              <w:tab/>
+              <w:t>Izvēlēto risinājuma līdzekļu un valodu apraksts</w:t>
+              <w:tab/>
+              <w:t>19</w:t>
+            </w:r>
+          </w:hyperlink>
         </w:p>
         <w:p>
           <w:pPr>
             <w:pStyle w:val="TOC2"/>
             <w:tabs>
               <w:tab w:val="clear" w:pos="708"/>
-              <w:tab w:val="left" w:pos="960" w:leader="none"/>
-              <w:tab w:val="right" w:pos="9344" w:leader="dot"/>
+              <w:tab w:val="left" w:pos="880" w:leader="none"/>
+              <w:tab w:val="right" w:pos="9353" w:leader="dot"/>
             </w:tabs>
-            <w:spacing w:lineRule="auto" w:line="360"/>
-            <w:ind w:hanging="11" w:start="220" w:end="6"/>
-            <w:rPr>
-              <w:rFonts w:ascii="Aptos" w:hAnsi="Aptos" w:eastAsia="" w:cs="" w:asciiTheme="minorHAnsi" w:cstheme="minorBidi" w:eastAsiaTheme="minorEastAsia" w:hAnsiTheme="minorHAnsi"/>
-              <w:color w:val="auto"/>
-              <w:sz w:val="24"/>
-            </w:rPr>
+            <w:rPr/>
           </w:pPr>
-          <w:r>
-            <w:rPr>
-              <w:sz w:val="24"/>
-            </w:rPr>
-            <w:t>3.2.</w:t>
-          </w:r>
-          <w:r>
-            <w:rPr>
-              <w:rFonts w:eastAsia="" w:cs="" w:ascii="Aptos" w:hAnsi="Aptos" w:asciiTheme="minorHAnsi" w:cstheme="minorBidi" w:eastAsiaTheme="minorEastAsia" w:hAnsiTheme="minorHAnsi"/>
-              <w:color w:val="auto"/>
-              <w:sz w:val="24"/>
-            </w:rPr>
-            <w:tab/>
-          </w:r>
-          <w:r>
-            <w:rPr>
-              <w:sz w:val="24"/>
-            </w:rPr>
-            <w:t xml:space="preserve">Iespējamo </w:t>
-          </w:r>
-          <w:r>
-            <w:rPr>
-              <w:i/>
-              <w:iCs/>
-              <w:sz w:val="24"/>
-            </w:rPr>
-            <w:t xml:space="preserve">(alternatīvo) </w:t>
-          </w:r>
-          <w:r>
-            <w:rPr>
-              <w:sz w:val="24"/>
-            </w:rPr>
-            <w:t>risinājuma līdzekļu un valodu apraksts</w:t>
-            <w:tab/>
-          </w:r>
-          <w:r>
-            <w:rPr>
-              <w:sz w:val="24"/>
-            </w:rPr>
-            <w:t>9</w:t>
-          </w:r>
+          <w:hyperlink w:anchor="__RefHeading___Toc2296_2856212045" w:tooltip="Iespējamo (alternatīvo) risinājuma līdzekļu un valodu apraksts">
+            <w:r>
+              <w:rPr>
+                <w:rStyle w:val="IndexLink"/>
+              </w:rPr>
+              <w:t>3.2.</w:t>
+              <w:tab/>
+              <w:t xml:space="preserve">Iespējamo </w:t>
+            </w:r>
+            <w:r>
+              <w:rPr>
+                <w:rStyle w:val="IndexLink"/>
+                <w:i/>
+                <w:iCs/>
+              </w:rPr>
+              <w:t xml:space="preserve">(alternatīvo) </w:t>
+            </w:r>
+            <w:r>
+              <w:rPr>
+                <w:rStyle w:val="IndexLink"/>
+              </w:rPr>
+              <w:t>risinājuma līdzekļu un valodu apraksts</w:t>
+              <w:tab/>
+              <w:t>20</w:t>
+            </w:r>
+          </w:hyperlink>
         </w:p>
         <w:p>
           <w:pPr>
@@ -721,457 +525,245 @@
             <w:tabs>
               <w:tab w:val="clear" w:pos="708"/>
               <w:tab w:val="left" w:pos="440" w:leader="none"/>
-              <w:tab w:val="right" w:pos="9344" w:leader="dot"/>
+              <w:tab w:val="right" w:pos="9353" w:leader="dot"/>
             </w:tabs>
-            <w:spacing w:lineRule="auto" w:line="360"/>
-            <w:ind w:hanging="11" w:start="0" w:end="6"/>
-            <w:rPr>
-              <w:rFonts w:ascii="Aptos" w:hAnsi="Aptos" w:eastAsia="" w:cs="" w:asciiTheme="minorHAnsi" w:cstheme="minorBidi" w:eastAsiaTheme="minorEastAsia" w:hAnsiTheme="minorHAnsi"/>
-              <w:color w:val="auto"/>
-              <w:sz w:val="24"/>
-            </w:rPr>
+            <w:rPr/>
           </w:pPr>
-          <w:r>
-            <w:rPr>
-              <w:sz w:val="24"/>
-            </w:rPr>
-            <w:t>4.</w:t>
-          </w:r>
-          <w:r>
-            <w:rPr>
-              <w:rFonts w:eastAsia="" w:cs="" w:ascii="Aptos" w:hAnsi="Aptos" w:asciiTheme="minorHAnsi" w:cstheme="minorBidi" w:eastAsiaTheme="minorEastAsia" w:hAnsiTheme="minorHAnsi"/>
-              <w:color w:val="auto"/>
-              <w:sz w:val="24"/>
-            </w:rPr>
-            <w:tab/>
-          </w:r>
-          <w:r>
-            <w:rPr>
-              <w:sz w:val="24"/>
-            </w:rPr>
-            <w:t>Sistēmas modelēšana un projektēšana</w:t>
-            <w:tab/>
-          </w:r>
-          <w:r>
-            <w:rPr>
-              <w:sz w:val="24"/>
-            </w:rPr>
-            <w:t>10</w:t>
-          </w:r>
+          <w:hyperlink w:anchor="__RefHeading___Toc2298_2856212045" w:tooltip="Sistēmas modelēšana un projektēšana">
+            <w:r>
+              <w:rPr>
+                <w:rStyle w:val="IndexLink"/>
+              </w:rPr>
+              <w:t>4.</w:t>
+              <w:tab/>
+              <w:t>Sistēmas modelēšana un projektēšana</w:t>
+              <w:tab/>
+              <w:t>21</w:t>
+            </w:r>
+          </w:hyperlink>
         </w:p>
         <w:p>
           <w:pPr>
             <w:pStyle w:val="TOC2"/>
             <w:tabs>
               <w:tab w:val="clear" w:pos="708"/>
-              <w:tab w:val="left" w:pos="960" w:leader="none"/>
-              <w:tab w:val="right" w:pos="9344" w:leader="dot"/>
+              <w:tab w:val="left" w:pos="880" w:leader="none"/>
+              <w:tab w:val="right" w:pos="9353" w:leader="dot"/>
             </w:tabs>
-            <w:spacing w:lineRule="auto" w:line="360"/>
-            <w:ind w:hanging="11" w:start="220" w:end="6"/>
-            <w:rPr>
-              <w:rFonts w:ascii="Aptos" w:hAnsi="Aptos" w:eastAsia="" w:cs="" w:asciiTheme="minorHAnsi" w:cstheme="minorBidi" w:eastAsiaTheme="minorEastAsia" w:hAnsiTheme="minorHAnsi"/>
-              <w:color w:val="auto"/>
-              <w:sz w:val="24"/>
-            </w:rPr>
+            <w:rPr/>
           </w:pPr>
-          <w:r>
-            <w:rPr>
-              <w:sz w:val="24"/>
-            </w:rPr>
-            <w:t>4.1.</w:t>
-          </w:r>
-          <w:r>
-            <w:rPr>
-              <w:rFonts w:eastAsia="" w:cs="" w:ascii="Aptos" w:hAnsi="Aptos" w:asciiTheme="minorHAnsi" w:cstheme="minorBidi" w:eastAsiaTheme="minorEastAsia" w:hAnsiTheme="minorHAnsi"/>
-              <w:color w:val="auto"/>
-              <w:sz w:val="24"/>
-            </w:rPr>
-            <w:tab/>
-          </w:r>
-          <w:r>
-            <w:rPr>
-              <w:sz w:val="24"/>
-            </w:rPr>
-            <w:t>Sistēmas struktūras modelis</w:t>
-            <w:tab/>
-          </w:r>
-          <w:r>
-            <w:rPr>
-              <w:sz w:val="24"/>
-            </w:rPr>
-            <w:t>10</w:t>
-          </w:r>
+          <w:hyperlink w:anchor="__RefHeading___Toc2300_2856212045" w:tooltip="Sistēmas struktūras modelis">
+            <w:r>
+              <w:rPr>
+                <w:rStyle w:val="IndexLink"/>
+              </w:rPr>
+              <w:t>4.1.</w:t>
+              <w:tab/>
+              <w:t>Sistēmas struktūras modelis</w:t>
+              <w:tab/>
+              <w:t>21</w:t>
+            </w:r>
+          </w:hyperlink>
         </w:p>
         <w:p>
           <w:pPr>
             <w:pStyle w:val="TOC3"/>
             <w:tabs>
               <w:tab w:val="clear" w:pos="708"/>
-              <w:tab w:val="left" w:pos="1200" w:leader="none"/>
-              <w:tab w:val="right" w:pos="9344" w:leader="dot"/>
+              <w:tab w:val="left" w:pos="1320" w:leader="none"/>
+              <w:tab w:val="right" w:pos="9353" w:leader="dot"/>
             </w:tabs>
-            <w:spacing w:lineRule="auto" w:line="360"/>
-            <w:ind w:hanging="11" w:start="440" w:end="6"/>
-            <w:rPr>
-              <w:rFonts w:ascii="Aptos" w:hAnsi="Aptos" w:eastAsia="" w:cs="" w:asciiTheme="minorHAnsi" w:cstheme="minorBidi" w:eastAsiaTheme="minorEastAsia" w:hAnsiTheme="minorHAnsi"/>
-              <w:color w:val="auto"/>
-              <w:sz w:val="24"/>
-            </w:rPr>
+            <w:rPr/>
           </w:pPr>
-          <w:r>
-            <w:rPr>
-              <w:color w:val="auto"/>
-              <w:sz w:val="24"/>
-            </w:rPr>
-            <w:t>4.1.1.</w:t>
-          </w:r>
-          <w:r>
-            <w:rPr>
-              <w:rFonts w:eastAsia="" w:cs="" w:ascii="Aptos" w:hAnsi="Aptos" w:asciiTheme="minorHAnsi" w:cstheme="minorBidi" w:eastAsiaTheme="minorEastAsia" w:hAnsiTheme="minorHAnsi"/>
-              <w:color w:val="auto"/>
-              <w:sz w:val="24"/>
-            </w:rPr>
-            <w:tab/>
-          </w:r>
-          <w:r>
-            <w:rPr>
-              <w:color w:val="auto"/>
-              <w:sz w:val="24"/>
-            </w:rPr>
-            <w:t>Sistēmas struktūra (izvietojuma diagramma / komponenšu diagramma)</w:t>
-          </w:r>
-          <w:r>
-            <w:rPr>
-              <w:sz w:val="24"/>
-            </w:rPr>
-            <w:tab/>
-          </w:r>
-          <w:r>
-            <w:rPr>
-              <w:sz w:val="24"/>
-            </w:rPr>
-            <w:t>10</w:t>
-          </w:r>
+          <w:hyperlink w:anchor="__RefHeading___Toc2302_2856212045" w:tooltip="Sistēmas struktūra (komponenšu diagramma)">
+            <w:r>
+              <w:rPr>
+                <w:rStyle w:val="IndexLink"/>
+              </w:rPr>
+              <w:t>4.1.1.</w:t>
+              <w:tab/>
+              <w:t>Sistēmas struktūra (komponenšu diagramma)</w:t>
+              <w:tab/>
+              <w:t>21</w:t>
+            </w:r>
+          </w:hyperlink>
         </w:p>
         <w:p>
           <w:pPr>
             <w:pStyle w:val="TOC3"/>
             <w:tabs>
               <w:tab w:val="clear" w:pos="708"/>
-              <w:tab w:val="left" w:pos="1200" w:leader="none"/>
-              <w:tab w:val="right" w:pos="9344" w:leader="dot"/>
+              <w:tab w:val="left" w:pos="1320" w:leader="none"/>
+              <w:tab w:val="right" w:pos="9353" w:leader="dot"/>
             </w:tabs>
-            <w:spacing w:lineRule="auto" w:line="360"/>
-            <w:ind w:hanging="11" w:start="440" w:end="6"/>
-            <w:rPr>
-              <w:rFonts w:ascii="Aptos" w:hAnsi="Aptos" w:eastAsia="" w:cs="" w:asciiTheme="minorHAnsi" w:cstheme="minorBidi" w:eastAsiaTheme="minorEastAsia" w:hAnsiTheme="minorHAnsi"/>
-              <w:color w:val="auto"/>
-              <w:sz w:val="24"/>
-            </w:rPr>
+            <w:rPr/>
           </w:pPr>
-          <w:r>
-            <w:rPr>
-              <w:color w:val="auto"/>
-              <w:sz w:val="24"/>
-            </w:rPr>
-            <w:t>4.1.2.</w:t>
-          </w:r>
-          <w:r>
-            <w:rPr>
-              <w:rFonts w:eastAsia="" w:cs="" w:ascii="Aptos" w:hAnsi="Aptos" w:asciiTheme="minorHAnsi" w:cstheme="minorBidi" w:eastAsiaTheme="minorEastAsia" w:hAnsiTheme="minorHAnsi"/>
-              <w:color w:val="auto"/>
-              <w:sz w:val="24"/>
-            </w:rPr>
-            <w:tab/>
-          </w:r>
-          <w:r>
-            <w:rPr>
-              <w:color w:val="auto"/>
-              <w:sz w:val="24"/>
-            </w:rPr>
-            <w:t>Klašu diagramma / ER diagramma</w:t>
-          </w:r>
-          <w:r>
-            <w:rPr>
-              <w:sz w:val="24"/>
-            </w:rPr>
-            <w:tab/>
-          </w:r>
-          <w:r>
-            <w:rPr>
-              <w:sz w:val="24"/>
-            </w:rPr>
-            <w:t>10</w:t>
-          </w:r>
+          <w:hyperlink w:anchor="__RefHeading___Toc2304_2856212045" w:tooltip="Klašu diagramma / ER diagramma">
+            <w:r>
+              <w:rPr>
+                <w:rStyle w:val="IndexLink"/>
+              </w:rPr>
+              <w:t>4.1.2.</w:t>
+              <w:tab/>
+              <w:t>Klašu diagramma / ER diagramma</w:t>
+              <w:tab/>
+              <w:t>22</w:t>
+            </w:r>
+          </w:hyperlink>
         </w:p>
         <w:p>
           <w:pPr>
             <w:pStyle w:val="TOC2"/>
             <w:tabs>
               <w:tab w:val="clear" w:pos="708"/>
-              <w:tab w:val="left" w:pos="960" w:leader="none"/>
-              <w:tab w:val="right" w:pos="9344" w:leader="dot"/>
+              <w:tab w:val="left" w:pos="880" w:leader="none"/>
+              <w:tab w:val="right" w:pos="9353" w:leader="dot"/>
             </w:tabs>
-            <w:spacing w:lineRule="auto" w:line="360"/>
-            <w:ind w:hanging="11" w:start="220" w:end="6"/>
-            <w:rPr>
-              <w:rFonts w:ascii="Aptos" w:hAnsi="Aptos" w:eastAsia="" w:cs="" w:asciiTheme="minorHAnsi" w:cstheme="minorBidi" w:eastAsiaTheme="minorEastAsia" w:hAnsiTheme="minorHAnsi"/>
-              <w:color w:val="auto"/>
-              <w:sz w:val="24"/>
-            </w:rPr>
+            <w:rPr/>
           </w:pPr>
-          <w:r>
-            <w:rPr>
-              <w:sz w:val="24"/>
-            </w:rPr>
-            <w:t>4.2.</w:t>
-          </w:r>
-          <w:r>
-            <w:rPr>
-              <w:rFonts w:eastAsia="" w:cs="" w:ascii="Aptos" w:hAnsi="Aptos" w:asciiTheme="minorHAnsi" w:cstheme="minorBidi" w:eastAsiaTheme="minorEastAsia" w:hAnsiTheme="minorHAnsi"/>
-              <w:color w:val="auto"/>
-              <w:sz w:val="24"/>
-            </w:rPr>
-            <w:tab/>
-          </w:r>
-          <w:r>
-            <w:rPr>
-              <w:sz w:val="24"/>
-            </w:rPr>
-            <w:t>Funkcionālais un dinamiskais sistēmas modelis</w:t>
-            <w:tab/>
-          </w:r>
-          <w:r>
-            <w:rPr>
-              <w:sz w:val="24"/>
-            </w:rPr>
-            <w:t>10</w:t>
-          </w:r>
+          <w:hyperlink w:anchor="__RefHeading___Toc2306_2856212045" w:tooltip="Funkcionālais un dinamiskais sistēmas modelis">
+            <w:r>
+              <w:rPr>
+                <w:rStyle w:val="IndexLink"/>
+              </w:rPr>
+              <w:t>4.2.</w:t>
+              <w:tab/>
+              <w:t>Funkcionālais un dinamiskais sistēmas modelis</w:t>
+              <w:tab/>
+              <w:t>22</w:t>
+            </w:r>
+          </w:hyperlink>
         </w:p>
         <w:p>
           <w:pPr>
             <w:pStyle w:val="TOC3"/>
             <w:tabs>
               <w:tab w:val="clear" w:pos="708"/>
-              <w:tab w:val="left" w:pos="1200" w:leader="none"/>
-              <w:tab w:val="right" w:pos="9344" w:leader="dot"/>
+              <w:tab w:val="left" w:pos="1320" w:leader="none"/>
+              <w:tab w:val="right" w:pos="9353" w:leader="dot"/>
             </w:tabs>
-            <w:spacing w:lineRule="auto" w:line="360"/>
-            <w:ind w:hanging="11" w:start="440" w:end="6"/>
-            <w:rPr>
-              <w:rFonts w:ascii="Aptos" w:hAnsi="Aptos" w:eastAsia="" w:cs="" w:asciiTheme="minorHAnsi" w:cstheme="minorBidi" w:eastAsiaTheme="minorEastAsia" w:hAnsiTheme="minorHAnsi"/>
-              <w:color w:val="auto"/>
-              <w:sz w:val="24"/>
-            </w:rPr>
+            <w:rPr/>
           </w:pPr>
-          <w:r>
-            <w:rPr>
-              <w:color w:val="auto"/>
-              <w:sz w:val="24"/>
-            </w:rPr>
-            <w:t>4.2.1.</w:t>
-          </w:r>
-          <w:r>
-            <w:rPr>
-              <w:rFonts w:eastAsia="" w:cs="" w:ascii="Aptos" w:hAnsi="Aptos" w:asciiTheme="minorHAnsi" w:cstheme="minorBidi" w:eastAsiaTheme="minorEastAsia" w:hAnsiTheme="minorHAnsi"/>
-              <w:color w:val="auto"/>
-              <w:sz w:val="24"/>
-            </w:rPr>
-            <w:tab/>
-          </w:r>
-          <w:r>
-            <w:rPr>
-              <w:color w:val="auto"/>
-              <w:sz w:val="24"/>
-            </w:rPr>
-            <w:t xml:space="preserve">Lietojumgadījumu diagramma </w:t>
-          </w:r>
-          <w:r>
-            <w:rPr>
-              <w:i/>
-              <w:iCs/>
-              <w:color w:val="auto"/>
-              <w:sz w:val="24"/>
-            </w:rPr>
-            <w:t>(Use Case)</w:t>
-          </w:r>
-          <w:r>
-            <w:rPr>
-              <w:sz w:val="24"/>
-            </w:rPr>
-            <w:tab/>
-          </w:r>
-          <w:r>
-            <w:rPr>
-              <w:sz w:val="24"/>
-            </w:rPr>
-            <w:t>10</w:t>
-          </w:r>
+          <w:hyperlink w:anchor="__RefHeading___Toc2308_2856212045" w:tooltip="Lietojumgadījumu diagramma (Use Case)">
+            <w:r>
+              <w:rPr>
+                <w:rStyle w:val="IndexLink"/>
+              </w:rPr>
+              <w:t>4.2.1.</w:t>
+              <w:tab/>
+              <w:t xml:space="preserve">Lietojumgadījumu diagramma </w:t>
+            </w:r>
+            <w:r>
+              <w:rPr>
+                <w:rStyle w:val="IndexLink"/>
+                <w:i/>
+                <w:iCs/>
+              </w:rPr>
+              <w:t>(Use Case)</w:t>
+            </w:r>
+            <w:r>
+              <w:rPr>
+                <w:rStyle w:val="IndexLink"/>
+              </w:rPr>
+              <w:tab/>
+              <w:t>22</w:t>
+            </w:r>
+          </w:hyperlink>
         </w:p>
         <w:p>
           <w:pPr>
             <w:pStyle w:val="TOC3"/>
             <w:tabs>
               <w:tab w:val="clear" w:pos="708"/>
-              <w:tab w:val="left" w:pos="1200" w:leader="none"/>
-              <w:tab w:val="right" w:pos="9344" w:leader="dot"/>
+              <w:tab w:val="left" w:pos="1320" w:leader="none"/>
+              <w:tab w:val="right" w:pos="9353" w:leader="dot"/>
             </w:tabs>
-            <w:spacing w:lineRule="auto" w:line="360"/>
-            <w:ind w:hanging="11" w:start="440" w:end="6"/>
-            <w:rPr>
-              <w:rFonts w:ascii="Aptos" w:hAnsi="Aptos" w:eastAsia="" w:cs="" w:asciiTheme="minorHAnsi" w:cstheme="minorBidi" w:eastAsiaTheme="minorEastAsia" w:hAnsiTheme="minorHAnsi"/>
-              <w:color w:val="auto"/>
-              <w:sz w:val="24"/>
-            </w:rPr>
+            <w:rPr/>
           </w:pPr>
-          <w:r>
-            <w:rPr>
-              <w:color w:val="auto"/>
-              <w:sz w:val="24"/>
-            </w:rPr>
-            <w:t>4.2.2.</w:t>
-          </w:r>
-          <w:r>
-            <w:rPr>
-              <w:rFonts w:eastAsia="" w:cs="" w:ascii="Aptos" w:hAnsi="Aptos" w:asciiTheme="minorHAnsi" w:cstheme="minorBidi" w:eastAsiaTheme="minorEastAsia" w:hAnsiTheme="minorHAnsi"/>
-              <w:color w:val="auto"/>
-              <w:sz w:val="24"/>
-            </w:rPr>
-            <w:tab/>
-          </w:r>
-          <w:r>
-            <w:rPr>
-              <w:color w:val="auto"/>
-              <w:sz w:val="24"/>
-            </w:rPr>
-            <w:t xml:space="preserve">Aktivitāšu diagramma </w:t>
-          </w:r>
-          <w:r>
-            <w:rPr>
-              <w:i/>
-              <w:iCs/>
-              <w:color w:val="auto"/>
-              <w:sz w:val="24"/>
-            </w:rPr>
-            <w:t>(Activity)</w:t>
-          </w:r>
-          <w:r>
-            <w:rPr>
-              <w:sz w:val="24"/>
-            </w:rPr>
-            <w:tab/>
-          </w:r>
-          <w:r>
-            <w:rPr>
-              <w:sz w:val="24"/>
-            </w:rPr>
-            <w:t>10</w:t>
-          </w:r>
+          <w:hyperlink w:anchor="__RefHeading___Toc2310_2856212045" w:tooltip="Aktivitāšu diagramma (Activity)">
+            <w:r>
+              <w:rPr>
+                <w:rStyle w:val="IndexLink"/>
+              </w:rPr>
+              <w:t>4.2.2.</w:t>
+              <w:tab/>
+              <w:t xml:space="preserve">Aktivitāšu diagramma </w:t>
+            </w:r>
+            <w:r>
+              <w:rPr>
+                <w:rStyle w:val="IndexLink"/>
+                <w:i/>
+                <w:iCs/>
+              </w:rPr>
+              <w:t>(Activity)</w:t>
+            </w:r>
+            <w:r>
+              <w:rPr>
+                <w:rStyle w:val="IndexLink"/>
+              </w:rPr>
+              <w:tab/>
+              <w:t>22</w:t>
+            </w:r>
+          </w:hyperlink>
         </w:p>
         <w:p>
           <w:pPr>
             <w:pStyle w:val="TOC3"/>
             <w:tabs>
               <w:tab w:val="clear" w:pos="708"/>
-              <w:tab w:val="left" w:pos="1200" w:leader="none"/>
-              <w:tab w:val="right" w:pos="9344" w:leader="dot"/>
+              <w:tab w:val="left" w:pos="1320" w:leader="none"/>
+              <w:tab w:val="right" w:pos="9353" w:leader="dot"/>
             </w:tabs>
-            <w:spacing w:lineRule="auto" w:line="360"/>
-            <w:ind w:hanging="11" w:start="440" w:end="6"/>
-            <w:rPr>
-              <w:rFonts w:ascii="Aptos" w:hAnsi="Aptos" w:eastAsia="" w:cs="" w:asciiTheme="minorHAnsi" w:cstheme="minorBidi" w:eastAsiaTheme="minorEastAsia" w:hAnsiTheme="minorHAnsi"/>
-              <w:color w:val="auto"/>
-              <w:sz w:val="24"/>
-            </w:rPr>
+            <w:rPr/>
           </w:pPr>
-          <w:r>
-            <w:rPr>
-              <w:color w:val="auto"/>
-              <w:sz w:val="24"/>
-            </w:rPr>
-            <w:t>4.2.3.</w:t>
-          </w:r>
-          <w:r>
-            <w:rPr>
-              <w:rFonts w:eastAsia="" w:cs="" w:ascii="Aptos" w:hAnsi="Aptos" w:asciiTheme="minorHAnsi" w:cstheme="minorBidi" w:eastAsiaTheme="minorEastAsia" w:hAnsiTheme="minorHAnsi"/>
-              <w:color w:val="auto"/>
-              <w:sz w:val="24"/>
-            </w:rPr>
-            <w:tab/>
-          </w:r>
-          <w:r>
-            <w:rPr>
-              <w:color w:val="auto"/>
-              <w:sz w:val="24"/>
-            </w:rPr>
-            <w:t xml:space="preserve">Stāvokļu diagramma </w:t>
-          </w:r>
-          <w:r>
-            <w:rPr>
-              <w:i/>
-              <w:iCs/>
-              <w:color w:val="auto"/>
-              <w:sz w:val="24"/>
-            </w:rPr>
-            <w:t>(State)</w:t>
-          </w:r>
-          <w:r>
-            <w:rPr>
-              <w:sz w:val="24"/>
-            </w:rPr>
-            <w:tab/>
-          </w:r>
-          <w:r>
-            <w:rPr>
-              <w:sz w:val="24"/>
-            </w:rPr>
-            <w:t>10</w:t>
-          </w:r>
+          <w:hyperlink w:anchor="__RefHeading___Toc2312_2856212045" w:tooltip="Stāvokļu diagramma (State)">
+            <w:r>
+              <w:rPr>
+                <w:rStyle w:val="IndexLink"/>
+              </w:rPr>
+              <w:t>4.2.3.</w:t>
+              <w:tab/>
+              <w:t xml:space="preserve">Stāvokļu diagramma </w:t>
+            </w:r>
+            <w:r>
+              <w:rPr>
+                <w:rStyle w:val="IndexLink"/>
+                <w:i/>
+                <w:iCs/>
+              </w:rPr>
+              <w:t>(State)</w:t>
+            </w:r>
+            <w:r>
+              <w:rPr>
+                <w:rStyle w:val="IndexLink"/>
+              </w:rPr>
+              <w:tab/>
+              <w:t>22</w:t>
+            </w:r>
+          </w:hyperlink>
         </w:p>
         <w:p>
           <w:pPr>
             <w:pStyle w:val="TOC2"/>
             <w:tabs>
               <w:tab w:val="clear" w:pos="708"/>
-              <w:tab w:val="left" w:pos="960" w:leader="none"/>
-              <w:tab w:val="right" w:pos="9344" w:leader="dot"/>
+              <w:tab w:val="left" w:pos="880" w:leader="none"/>
+              <w:tab w:val="right" w:pos="9353" w:leader="dot"/>
             </w:tabs>
-            <w:spacing w:lineRule="auto" w:line="360"/>
-            <w:ind w:hanging="11" w:start="220" w:end="6"/>
-            <w:rPr>
-              <w:rFonts w:ascii="Aptos" w:hAnsi="Aptos" w:eastAsia="" w:cs="" w:asciiTheme="minorHAnsi" w:cstheme="minorBidi" w:eastAsiaTheme="minorEastAsia" w:hAnsiTheme="minorHAnsi"/>
-              <w:color w:val="auto"/>
-              <w:sz w:val="24"/>
-            </w:rPr>
+            <w:rPr/>
           </w:pPr>
-          <w:r>
-            <w:rPr>
-              <w:sz w:val="24"/>
-            </w:rPr>
-            <w:t>4.3.</w:t>
-          </w:r>
-          <w:r>
-            <w:rPr>
-              <w:rFonts w:eastAsia="" w:cs="" w:ascii="Aptos" w:hAnsi="Aptos" w:asciiTheme="minorHAnsi" w:cstheme="minorBidi" w:eastAsiaTheme="minorEastAsia" w:hAnsiTheme="minorHAnsi"/>
-              <w:color w:val="auto"/>
-              <w:sz w:val="24"/>
-            </w:rPr>
-            <w:tab/>
-          </w:r>
-          <w:r>
-            <w:rPr>
-              <w:sz w:val="24"/>
-            </w:rPr>
-            <w:t>Datu struktūru apraksts</w:t>
-            <w:tab/>
-          </w:r>
-          <w:r>
-            <w:rPr>
-              <w:sz w:val="24"/>
-            </w:rPr>
-            <w:t>10</w:t>
-          </w:r>
+          <w:hyperlink w:anchor="__RefHeading___Toc2314_2856212045" w:tooltip="Datu struktūru apraksts">
+            <w:r>
+              <w:rPr>
+                <w:rStyle w:val="IndexLink"/>
+              </w:rPr>
+              <w:t>4.3.</w:t>
+              <w:tab/>
+              <w:t>Datu struktūru apraksts</w:t>
+              <w:tab/>
+              <w:t>22</w:t>
+            </w:r>
+          </w:hyperlink>
         </w:p>
         <w:p>
           <w:pPr>
@@ -1179,43 +771,22 @@
             <w:tabs>
               <w:tab w:val="clear" w:pos="708"/>
               <w:tab w:val="left" w:pos="440" w:leader="none"/>
-              <w:tab w:val="right" w:pos="9344" w:leader="dot"/>
+              <w:tab w:val="right" w:pos="9353" w:leader="dot"/>
             </w:tabs>
-            <w:spacing w:lineRule="auto" w:line="360"/>
-            <w:ind w:hanging="11" w:start="0" w:end="6"/>
-            <w:rPr>
-              <w:rFonts w:ascii="Aptos" w:hAnsi="Aptos" w:eastAsia="" w:cs="" w:asciiTheme="minorHAnsi" w:cstheme="minorBidi" w:eastAsiaTheme="minorEastAsia" w:hAnsiTheme="minorHAnsi"/>
-              <w:color w:val="auto"/>
-              <w:sz w:val="24"/>
-            </w:rPr>
+            <w:rPr/>
           </w:pPr>
-          <w:r>
-            <w:rPr>
-              <w:sz w:val="24"/>
-            </w:rPr>
-            <w:t>5.</w:t>
-          </w:r>
-          <w:r>
-            <w:rPr>
-              <w:rFonts w:eastAsia="" w:cs="" w:ascii="Aptos" w:hAnsi="Aptos" w:asciiTheme="minorHAnsi" w:cstheme="minorBidi" w:eastAsiaTheme="minorEastAsia" w:hAnsiTheme="minorHAnsi"/>
-              <w:color w:val="auto"/>
-              <w:sz w:val="24"/>
-            </w:rPr>
-            <w:tab/>
-          </w:r>
-          <w:r>
-            <w:rPr>
-              <w:sz w:val="24"/>
-            </w:rPr>
-            <w:t>Lietotāju ceļvedis</w:t>
-            <w:tab/>
-          </w:r>
-          <w:r>
-            <w:rPr>
-              <w:sz w:val="24"/>
-            </w:rPr>
-            <w:t>11</w:t>
-          </w:r>
+          <w:hyperlink w:anchor="__RefHeading___Toc2316_2856212045" w:tooltip="Lietotāju ceļvedis">
+            <w:r>
+              <w:rPr>
+                <w:rStyle w:val="IndexLink"/>
+              </w:rPr>
+              <w:t>5.</w:t>
+              <w:tab/>
+              <w:t>Lietotāju ceļvedis</w:t>
+              <w:tab/>
+              <w:t>23</w:t>
+            </w:r>
+          </w:hyperlink>
         </w:p>
         <w:p>
           <w:pPr>
@@ -1223,204 +794,91 @@
             <w:tabs>
               <w:tab w:val="clear" w:pos="708"/>
               <w:tab w:val="left" w:pos="440" w:leader="none"/>
-              <w:tab w:val="right" w:pos="9344" w:leader="dot"/>
+              <w:tab w:val="right" w:pos="9353" w:leader="dot"/>
             </w:tabs>
-            <w:spacing w:lineRule="auto" w:line="360"/>
-            <w:ind w:hanging="11" w:start="0" w:end="6"/>
-            <w:rPr>
-              <w:rFonts w:ascii="Aptos" w:hAnsi="Aptos" w:eastAsia="" w:cs="" w:asciiTheme="minorHAnsi" w:cstheme="minorBidi" w:eastAsiaTheme="minorEastAsia" w:hAnsiTheme="minorHAnsi"/>
-              <w:color w:val="auto"/>
-              <w:sz w:val="24"/>
-            </w:rPr>
+            <w:rPr/>
           </w:pPr>
-          <w:r>
-            <w:rPr>
-              <w:sz w:val="24"/>
-            </w:rPr>
-            <w:t>6.</w:t>
-          </w:r>
-          <w:r>
-            <w:rPr>
-              <w:rFonts w:eastAsia="" w:cs="" w:ascii="Aptos" w:hAnsi="Aptos" w:asciiTheme="minorHAnsi" w:cstheme="minorBidi" w:eastAsiaTheme="minorEastAsia" w:hAnsiTheme="minorHAnsi"/>
-              <w:color w:val="auto"/>
-              <w:sz w:val="24"/>
-            </w:rPr>
-            <w:tab/>
-          </w:r>
-          <w:r>
-            <w:rPr>
-              <w:sz w:val="24"/>
-            </w:rPr>
-            <w:t>Testēšanas dokumentācija</w:t>
-            <w:tab/>
-          </w:r>
-          <w:r>
-            <w:rPr>
-              <w:sz w:val="24"/>
-            </w:rPr>
-            <w:t>12</w:t>
-          </w:r>
+          <w:hyperlink w:anchor="__RefHeading___Toc2318_2856212045" w:tooltip="Testēšanas dokumentācija">
+            <w:r>
+              <w:rPr>
+                <w:rStyle w:val="IndexLink"/>
+              </w:rPr>
+              <w:t>6.</w:t>
+              <w:tab/>
+              <w:t>Testēšanas dokumentācija</w:t>
+              <w:tab/>
+              <w:t>24</w:t>
+            </w:r>
+          </w:hyperlink>
         </w:p>
         <w:p>
           <w:pPr>
             <w:pStyle w:val="TOC2"/>
             <w:tabs>
               <w:tab w:val="clear" w:pos="708"/>
-              <w:tab w:val="left" w:pos="960" w:leader="none"/>
-              <w:tab w:val="right" w:pos="9344" w:leader="dot"/>
+              <w:tab w:val="left" w:pos="880" w:leader="none"/>
+              <w:tab w:val="right" w:pos="9353" w:leader="dot"/>
             </w:tabs>
-            <w:spacing w:lineRule="auto" w:line="360"/>
-            <w:ind w:hanging="11" w:start="220" w:end="6"/>
-            <w:rPr>
-              <w:rFonts w:ascii="Aptos" w:hAnsi="Aptos" w:eastAsia="" w:cs="" w:asciiTheme="minorHAnsi" w:cstheme="minorBidi" w:eastAsiaTheme="minorEastAsia" w:hAnsiTheme="minorHAnsi"/>
-              <w:color w:val="auto"/>
-              <w:sz w:val="24"/>
-            </w:rPr>
+            <w:rPr/>
           </w:pPr>
-          <w:r>
-            <w:rPr>
-              <w:sz w:val="24"/>
-            </w:rPr>
-            <w:t>6.1.</w:t>
-          </w:r>
-          <w:r>
-            <w:rPr>
-              <w:rFonts w:eastAsia="" w:cs="" w:ascii="Aptos" w:hAnsi="Aptos" w:asciiTheme="minorHAnsi" w:cstheme="minorBidi" w:eastAsiaTheme="minorEastAsia" w:hAnsiTheme="minorHAnsi"/>
-              <w:color w:val="auto"/>
-              <w:sz w:val="24"/>
-            </w:rPr>
-            <w:tab/>
-          </w:r>
-          <w:r>
-            <w:rPr>
-              <w:sz w:val="24"/>
-            </w:rPr>
-            <w:t>Izvēlētās testēšanas metodes, rīku apraksts un pamatojums</w:t>
-            <w:tab/>
-          </w:r>
-          <w:r>
-            <w:rPr>
-              <w:sz w:val="24"/>
-            </w:rPr>
-            <w:t>12</w:t>
-          </w:r>
+          <w:hyperlink w:anchor="__RefHeading___Toc2320_2856212045" w:tooltip="Izvēlētās testēšanas metodes, rīku apraksts un pamatojums">
+            <w:r>
+              <w:rPr>
+                <w:rStyle w:val="IndexLink"/>
+              </w:rPr>
+              <w:t>6.1.</w:t>
+              <w:tab/>
+              <w:t>Izvēlētās testēšanas metodes, rīku apraksts un pamatojums</w:t>
+              <w:tab/>
+              <w:t>24</w:t>
+            </w:r>
+          </w:hyperlink>
         </w:p>
         <w:p>
           <w:pPr>
             <w:pStyle w:val="TOC2"/>
             <w:tabs>
               <w:tab w:val="clear" w:pos="708"/>
-              <w:tab w:val="left" w:pos="960" w:leader="none"/>
-              <w:tab w:val="right" w:pos="9344" w:leader="dot"/>
+              <w:tab w:val="left" w:pos="880" w:leader="none"/>
+              <w:tab w:val="right" w:pos="9353" w:leader="dot"/>
             </w:tabs>
-            <w:spacing w:lineRule="auto" w:line="360"/>
-            <w:ind w:hanging="11" w:start="220" w:end="6"/>
-            <w:rPr>
-              <w:rFonts w:ascii="Aptos" w:hAnsi="Aptos" w:eastAsia="" w:cs="" w:asciiTheme="minorHAnsi" w:cstheme="minorBidi" w:eastAsiaTheme="minorEastAsia" w:hAnsiTheme="minorHAnsi"/>
-              <w:color w:val="auto"/>
-              <w:sz w:val="24"/>
-            </w:rPr>
+            <w:rPr/>
           </w:pPr>
-          <w:r>
-            <w:rPr>
-              <w:sz w:val="24"/>
-            </w:rPr>
-            <w:t>6.2.</w:t>
-          </w:r>
-          <w:r>
-            <w:rPr>
-              <w:rFonts w:eastAsia="" w:cs="" w:ascii="Aptos" w:hAnsi="Aptos" w:asciiTheme="minorHAnsi" w:cstheme="minorBidi" w:eastAsiaTheme="minorEastAsia" w:hAnsiTheme="minorHAnsi"/>
-              <w:color w:val="auto"/>
-              <w:sz w:val="24"/>
-            </w:rPr>
-            <w:tab/>
-          </w:r>
-          <w:r>
-            <w:rPr>
-              <w:sz w:val="24"/>
-            </w:rPr>
-            <w:t>Testpiemēru kopa</w:t>
-            <w:tab/>
-          </w:r>
-          <w:r>
-            <w:rPr>
-              <w:sz w:val="24"/>
-            </w:rPr>
-            <w:t>12</w:t>
-          </w:r>
+          <w:hyperlink w:anchor="__RefHeading___Toc2322_2856212045" w:tooltip="Testpiemēru kopa">
+            <w:r>
+              <w:rPr>
+                <w:rStyle w:val="IndexLink"/>
+              </w:rPr>
+              <w:t>6.2.</w:t>
+              <w:tab/>
+              <w:t>Testpiemēru kopa</w:t>
+              <w:tab/>
+              <w:t>24</w:t>
+            </w:r>
+          </w:hyperlink>
         </w:p>
         <w:p>
           <w:pPr>
             <w:pStyle w:val="TOC2"/>
             <w:tabs>
               <w:tab w:val="clear" w:pos="708"/>
-              <w:tab w:val="left" w:pos="960" w:leader="none"/>
-              <w:tab w:val="right" w:pos="9344" w:leader="dot"/>
+              <w:tab w:val="left" w:pos="880" w:leader="none"/>
+              <w:tab w:val="right" w:pos="9353" w:leader="dot"/>
             </w:tabs>
-            <w:spacing w:lineRule="auto" w:line="360"/>
-            <w:ind w:hanging="11" w:start="220" w:end="6"/>
-            <w:rPr>
-              <w:rFonts w:ascii="Aptos" w:hAnsi="Aptos" w:eastAsia="" w:cs="" w:asciiTheme="minorHAnsi" w:cstheme="minorBidi" w:eastAsiaTheme="minorEastAsia" w:hAnsiTheme="minorHAnsi"/>
-              <w:color w:val="auto"/>
-              <w:sz w:val="24"/>
-            </w:rPr>
+            <w:rPr/>
           </w:pPr>
-          <w:r>
-            <w:rPr>
-              <w:sz w:val="24"/>
-            </w:rPr>
-            <w:t>6.3.</w:t>
-          </w:r>
-          <w:r>
-            <w:rPr>
-              <w:rFonts w:eastAsia="" w:cs="" w:ascii="Aptos" w:hAnsi="Aptos" w:asciiTheme="minorHAnsi" w:cstheme="minorBidi" w:eastAsiaTheme="minorEastAsia" w:hAnsiTheme="minorHAnsi"/>
-              <w:color w:val="auto"/>
-              <w:sz w:val="24"/>
-            </w:rPr>
-            <w:tab/>
-          </w:r>
-          <w:r>
-            <w:rPr>
-              <w:sz w:val="24"/>
-            </w:rPr>
-            <w:t>Testēšanas žurnāls</w:t>
-            <w:tab/>
-          </w:r>
-          <w:r>
-            <w:rPr>
-              <w:sz w:val="24"/>
-            </w:rPr>
-            <w:t>12</w:t>
-          </w:r>
-        </w:p>
-        <w:p>
-          <w:pPr>
-            <w:pStyle w:val="TOC1"/>
-            <w:tabs>
-              <w:tab w:val="clear" w:pos="708"/>
-              <w:tab w:val="right" w:pos="9344" w:leader="dot"/>
-            </w:tabs>
-            <w:spacing w:lineRule="auto" w:line="360"/>
-            <w:ind w:hanging="11" w:start="0" w:end="6"/>
-            <w:rPr>
-              <w:rFonts w:ascii="Aptos" w:hAnsi="Aptos" w:eastAsia="" w:cs="" w:asciiTheme="minorHAnsi" w:cstheme="minorBidi" w:eastAsiaTheme="minorEastAsia" w:hAnsiTheme="minorHAnsi"/>
-              <w:color w:val="auto"/>
-              <w:sz w:val="24"/>
-            </w:rPr>
-          </w:pPr>
-          <w:r>
-            <w:rPr>
-              <w:sz w:val="24"/>
-            </w:rPr>
-            <w:t>Secinājumi</w:t>
-            <w:tab/>
-          </w:r>
-          <w:r>
-            <w:rPr>
-              <w:sz w:val="24"/>
-            </w:rPr>
-            <w:t>13</w:t>
-          </w:r>
+          <w:hyperlink w:anchor="__RefHeading___Toc2324_2856212045" w:tooltip="Testēšanas žurnāls">
+            <w:r>
+              <w:rPr>
+                <w:rStyle w:val="IndexLink"/>
+              </w:rPr>
+              <w:t>6.3.</w:t>
+              <w:tab/>
+              <w:t>Testēšanas žurnāls</w:t>
+              <w:tab/>
+              <w:t>27</w:t>
+            </w:r>
+          </w:hyperlink>
         </w:p>
         <w:p>
           <w:pPr>
@@ -1428,127 +886,112 @@
             <w:tabs>
               <w:tab w:val="clear" w:pos="708"/>
               <w:tab w:val="left" w:pos="440" w:leader="none"/>
-              <w:tab w:val="right" w:pos="9344" w:leader="dot"/>
+              <w:tab w:val="right" w:pos="9353" w:leader="dot"/>
             </w:tabs>
-            <w:spacing w:lineRule="auto" w:line="360"/>
-            <w:ind w:hanging="11" w:start="0" w:end="6"/>
-            <w:rPr>
-              <w:rFonts w:ascii="Aptos" w:hAnsi="Aptos" w:eastAsia="" w:cs="" w:asciiTheme="minorHAnsi" w:cstheme="minorBidi" w:eastAsiaTheme="minorEastAsia" w:hAnsiTheme="minorHAnsi"/>
-              <w:color w:val="auto"/>
-              <w:sz w:val="24"/>
-            </w:rPr>
+            <w:rPr/>
           </w:pPr>
-          <w:r>
-            <w:rPr>
-              <w:sz w:val="24"/>
-            </w:rPr>
-            <w:t>Lietoto terminu un saīsinājumu skaidrojumi</w:t>
-            <w:tab/>
-          </w:r>
-          <w:r>
-            <w:rPr>
-              <w:sz w:val="24"/>
-            </w:rPr>
-            <w:t>14</w:t>
-          </w:r>
+          <w:hyperlink w:anchor="__RefHeading___Toc2326_2856212045" w:tooltip="Secinājumi">
+            <w:r>
+              <w:rPr>
+                <w:rStyle w:val="IndexLink"/>
+              </w:rPr>
+              <w:tab/>
+              <w:t>Secinājumi</w:t>
+              <w:tab/>
+              <w:t>28</w:t>
+            </w:r>
+          </w:hyperlink>
         </w:p>
         <w:p>
           <w:pPr>
             <w:pStyle w:val="TOC1"/>
             <w:tabs>
               <w:tab w:val="clear" w:pos="708"/>
-              <w:tab w:val="right" w:pos="9344" w:leader="dot"/>
+              <w:tab w:val="left" w:pos="440" w:leader="none"/>
+              <w:tab w:val="right" w:pos="9353" w:leader="dot"/>
             </w:tabs>
-            <w:spacing w:lineRule="auto" w:line="360"/>
-            <w:ind w:hanging="11" w:start="0" w:end="6"/>
-            <w:rPr>
-              <w:rFonts w:ascii="Aptos" w:hAnsi="Aptos" w:eastAsia="" w:cs="" w:asciiTheme="minorHAnsi" w:cstheme="minorBidi" w:eastAsiaTheme="minorEastAsia" w:hAnsiTheme="minorHAnsi"/>
-              <w:color w:val="auto"/>
-              <w:sz w:val="24"/>
-            </w:rPr>
+            <w:rPr/>
           </w:pPr>
-          <w:r>
-            <w:rPr>
-              <w:sz w:val="24"/>
-            </w:rPr>
-            <w:t>Literatūras un informācijas avotu saraksts</w:t>
-            <w:tab/>
-          </w:r>
-          <w:r>
-            <w:rPr>
-              <w:sz w:val="24"/>
-            </w:rPr>
-            <w:t>15</w:t>
-          </w:r>
+          <w:hyperlink w:anchor="__RefHeading___Toc2328_2856212045" w:tooltip="Lietoto terminu un saīsinājumu skaidrojumi">
+            <w:r>
+              <w:rPr>
+                <w:rStyle w:val="IndexLink"/>
+              </w:rPr>
+              <w:tab/>
+              <w:t>Lietoto terminu un saīsinājumu skaidrojumi</w:t>
+              <w:tab/>
+              <w:t>29</w:t>
+            </w:r>
+          </w:hyperlink>
         </w:p>
         <w:p>
           <w:pPr>
             <w:pStyle w:val="TOC1"/>
             <w:tabs>
               <w:tab w:val="clear" w:pos="708"/>
-              <w:tab w:val="right" w:pos="9344" w:leader="dot"/>
+              <w:tab w:val="left" w:pos="440" w:leader="none"/>
+              <w:tab w:val="right" w:pos="9353" w:leader="dot"/>
             </w:tabs>
-            <w:spacing w:lineRule="auto" w:line="360"/>
-            <w:ind w:hanging="11" w:start="0" w:end="6"/>
-            <w:rPr>
-              <w:rFonts w:ascii="Aptos" w:hAnsi="Aptos" w:eastAsia="" w:cs="" w:asciiTheme="minorHAnsi" w:cstheme="minorBidi" w:eastAsiaTheme="minorEastAsia" w:hAnsiTheme="minorHAnsi"/>
-              <w:color w:val="auto"/>
-              <w:sz w:val="24"/>
-            </w:rPr>
+            <w:rPr/>
           </w:pPr>
+          <w:hyperlink w:anchor="__RefHeading___Toc2330_2856212045" w:tooltip="Literatūras un informācijas avotu saraksts">
+            <w:r>
+              <w:rPr>
+                <w:rStyle w:val="IndexLink"/>
+              </w:rPr>
+              <w:tab/>
+              <w:t>Literatūras un informācijas avotu saraksts</w:t>
+              <w:tab/>
+              <w:t>30</w:t>
+            </w:r>
+          </w:hyperlink>
+        </w:p>
+        <w:p>
+          <w:pPr>
+            <w:pStyle w:val="TOC1"/>
+            <w:tabs>
+              <w:tab w:val="clear" w:pos="708"/>
+              <w:tab w:val="left" w:pos="440" w:leader="none"/>
+              <w:tab w:val="right" w:pos="9353" w:leader="dot"/>
+            </w:tabs>
+            <w:rPr/>
+          </w:pPr>
+          <w:hyperlink w:anchor="__RefHeading___Toc2332_2856212045" w:tooltip="Pielikumi">
+            <w:r>
+              <w:rPr>
+                <w:rStyle w:val="IndexLink"/>
+              </w:rPr>
+              <w:tab/>
+              <w:t>Pielikumi</w:t>
+              <w:tab/>
+              <w:t>31</w:t>
+            </w:r>
+          </w:hyperlink>
           <w:r>
             <w:rPr>
-              <w:sz w:val="24"/>
-            </w:rPr>
-            <w:t>Pielikumi</w:t>
-            <w:tab/>
-          </w:r>
-          <w:r>
-            <w:rPr>
-              <w:sz w:val="24"/>
-            </w:rPr>
-            <w:t>16</w:t>
-          </w:r>
-          <w:r>
-            <w:rPr>
-              <w:sz w:val="24"/>
+              <w:rStyle w:val="IndexLink"/>
             </w:rPr>
             <w:fldChar w:fldCharType="end"/>
           </w:r>
         </w:p>
+        <w:p>
+          <w:pPr>
+            <w:sectPr>
+              <w:type w:val="nextPage"/>
+              <w:pgSz w:w="11906" w:h="16838"/>
+              <w:pgMar w:left="1418" w:right="1134" w:gutter="0" w:header="0" w:top="1134" w:footer="0" w:bottom="1134"/>
+              <w:pgNumType w:fmt="decimal"/>
+              <w:formProt w:val="false"/>
+              <w:textDirection w:val="lrTb"/>
+              <w:docGrid w:type="default" w:linePitch="100" w:charSpace="0"/>
+            </w:sectPr>
+          </w:pPr>
+          <w:r>
+            <w:br w:type="page"/>
+          </w:r>
+        </w:p>
       </w:sdtContent>
     </w:sdt>
-    <w:p>
-      <w:pPr>
-        <w:sectPr>
-          <w:type w:val="nextPage"/>
-          <w:pgSz w:w="11906" w:h="16838"/>
-          <w:pgMar w:left="1418" w:right="1134" w:gutter="0" w:header="0" w:top="1134" w:footer="0" w:bottom="1134"/>
-          <w:pgNumType w:fmt="decimal"/>
-          <w:formProt w:val="false"/>
-          <w:textDirection w:val="lrTb"/>
-          <w:docGrid w:type="default" w:linePitch="100" w:charSpace="0"/>
-        </w:sectPr>
-        <w:pStyle w:val="TOC1"/>
-        <w:tabs>
-          <w:tab w:val="clear" w:pos="708"/>
-          <w:tab w:val="right" w:pos="9344" w:leader="dot"/>
-        </w:tabs>
-        <w:spacing w:lineRule="auto" w:line="360" w:before="0" w:after="240"/>
-        <w:ind w:hanging="11" w:start="0" w:end="6"/>
-        <w:rPr>
-          <w:sz w:val="24"/>
-        </w:rPr>
-      </w:pPr>
-      <w:r>
-        <w:rPr>
-          <w:sz w:val="24"/>
-        </w:rPr>
-      </w:r>
-      <w:r>
-        <w:br w:type="page"/>
-      </w:r>
-    </w:p>
     <w:p>
       <w:pPr>
         <w:pStyle w:val="Heading1"/>
@@ -1556,15 +999,18 @@
           <w:ilvl w:val="0"/>
           <w:numId w:val="0"/>
         </w:numPr>
+        <w:spacing w:before="0" w:after="240"/>
         <w:ind w:hanging="0" w:start="0" w:end="11"/>
         <w:rPr/>
       </w:pPr>
-      <w:bookmarkStart w:id="0" w:name="_Toc212298881"/>
+      <w:bookmarkStart w:id="0" w:name="__RefHeading___Toc2278_2856212045"/>
+      <w:bookmarkStart w:id="1" w:name="_Toc212298881"/>
+      <w:bookmarkEnd w:id="0"/>
       <w:r>
         <w:rPr/>
         <w:t>Ievads</w:t>
       </w:r>
-      <w:bookmarkEnd w:id="0"/>
+      <w:bookmarkEnd w:id="1"/>
     </w:p>
     <w:p>
       <w:pPr>
@@ -1739,12 +1185,14 @@
         <w:ind w:hanging="431" w:start="431" w:end="11"/>
         <w:rPr/>
       </w:pPr>
-      <w:bookmarkStart w:id="1" w:name="_Toc212298882"/>
+      <w:bookmarkStart w:id="2" w:name="__RefHeading___Toc2280_2856212045"/>
+      <w:bookmarkStart w:id="3" w:name="_Toc212298882"/>
+      <w:bookmarkEnd w:id="2"/>
       <w:r>
         <w:rPr/>
         <w:t>Uzdevuma formulējums</w:t>
       </w:r>
-      <w:bookmarkEnd w:id="1"/>
+      <w:bookmarkEnd w:id="3"/>
     </w:p>
     <w:p>
       <w:pPr>
@@ -2130,12 +1578,14 @@
         <w:ind w:hanging="431" w:start="431" w:end="11"/>
         <w:rPr/>
       </w:pPr>
-      <w:bookmarkStart w:id="2" w:name="_Toc212298883"/>
+      <w:bookmarkStart w:id="4" w:name="__RefHeading___Toc2282_2856212045"/>
+      <w:bookmarkStart w:id="5" w:name="_Toc212298883"/>
+      <w:bookmarkEnd w:id="4"/>
       <w:r>
         <w:rPr/>
         <w:t>Programmatūras prasību specifikācija</w:t>
       </w:r>
-      <w:bookmarkEnd w:id="2"/>
+      <w:bookmarkEnd w:id="5"/>
     </w:p>
     <w:p>
       <w:pPr>
@@ -2159,12 +1609,14 @@
         <w:ind w:hanging="0" w:start="0"/>
         <w:rPr/>
       </w:pPr>
-      <w:bookmarkStart w:id="3" w:name="_Toc212298884"/>
+      <w:bookmarkStart w:id="6" w:name="__RefHeading___Toc2284_2856212045"/>
+      <w:bookmarkStart w:id="7" w:name="_Toc212298884"/>
+      <w:bookmarkEnd w:id="6"/>
       <w:r>
         <w:rPr/>
         <w:t>Produkta perspektīva</w:t>
       </w:r>
-      <w:bookmarkEnd w:id="3"/>
+      <w:bookmarkEnd w:id="7"/>
     </w:p>
     <w:p>
       <w:pPr>
@@ -2188,12 +1640,14 @@
         <w:ind w:hanging="0" w:start="0"/>
         <w:rPr/>
       </w:pPr>
-      <w:bookmarkStart w:id="4" w:name="_Toc212298885"/>
+      <w:bookmarkStart w:id="8" w:name="__RefHeading___Toc2286_2856212045"/>
+      <w:bookmarkStart w:id="9" w:name="_Toc212298885"/>
+      <w:bookmarkEnd w:id="8"/>
       <w:r>
         <w:rPr/>
         <w:t>Sistēmas funkcionālās prasības</w:t>
       </w:r>
-      <w:bookmarkEnd w:id="4"/>
+      <w:bookmarkEnd w:id="9"/>
     </w:p>
     <w:p>
       <w:pPr>
@@ -4867,23 +4321,7 @@
           <w:bCs/>
           <w:sz w:val="24"/>
         </w:rPr>
-        <w:t>FP.1</w:t>
-      </w:r>
-      <w:r>
-        <w:rPr>
-          <w:b/>
-          <w:bCs/>
-          <w:sz w:val="24"/>
-        </w:rPr>
-        <w:t>3</w:t>
-      </w:r>
-      <w:r>
-        <w:rPr>
-          <w:b/>
-          <w:bCs/>
-          <w:sz w:val="24"/>
-        </w:rPr>
-        <w:t xml:space="preserve">. </w:t>
+        <w:t xml:space="preserve">FP.13. </w:t>
       </w:r>
       <w:r>
         <w:rPr>
@@ -5110,23 +4548,7 @@
           <w:bCs/>
           <w:sz w:val="24"/>
         </w:rPr>
-        <w:t>FP.1</w:t>
-      </w:r>
-      <w:r>
-        <w:rPr>
-          <w:b/>
-          <w:bCs/>
-          <w:sz w:val="24"/>
-        </w:rPr>
-        <w:t>4</w:t>
-      </w:r>
-      <w:r>
-        <w:rPr>
-          <w:b/>
-          <w:bCs/>
-          <w:sz w:val="24"/>
-        </w:rPr>
-        <w:t>. Veikala attēlošana</w:t>
+        <w:t>FP.14. Veikala attēlošana</w:t>
       </w:r>
     </w:p>
     <w:p>
@@ -5331,23 +4753,7 @@
           <w:bCs/>
           <w:sz w:val="24"/>
         </w:rPr>
-        <w:t>FP.1</w:t>
-      </w:r>
-      <w:r>
-        <w:rPr>
-          <w:b/>
-          <w:bCs/>
-          <w:sz w:val="24"/>
-        </w:rPr>
-        <w:t>5</w:t>
-      </w:r>
-      <w:r>
-        <w:rPr>
-          <w:b/>
-          <w:bCs/>
-          <w:sz w:val="24"/>
-        </w:rPr>
-        <w:t>. Pirkuma veikšana veikalā</w:t>
+        <w:t>FP.15. Pirkuma veikšana veikalā</w:t>
       </w:r>
     </w:p>
     <w:p>
@@ -5552,23 +4958,7 @@
           <w:bCs/>
           <w:sz w:val="24"/>
         </w:rPr>
-        <w:t>FP.1</w:t>
-      </w:r>
-      <w:r>
-        <w:rPr>
-          <w:b/>
-          <w:bCs/>
-          <w:sz w:val="24"/>
-        </w:rPr>
-        <w:t>6</w:t>
-      </w:r>
-      <w:r>
-        <w:rPr>
-          <w:b/>
-          <w:bCs/>
-          <w:sz w:val="24"/>
-        </w:rPr>
-        <w:t>. Skapja attēlošana</w:t>
+        <w:t>FP.16. Skapja attēlošana</w:t>
       </w:r>
     </w:p>
     <w:p>
@@ -5756,23 +5146,7 @@
           <w:bCs/>
           <w:sz w:val="24"/>
         </w:rPr>
-        <w:t>FP.1</w:t>
-      </w:r>
-      <w:r>
-        <w:rPr>
-          <w:b/>
-          <w:bCs/>
-          <w:sz w:val="24"/>
-        </w:rPr>
-        <w:t>7</w:t>
-      </w:r>
-      <w:r>
-        <w:rPr>
-          <w:b/>
-          <w:bCs/>
-          <w:sz w:val="24"/>
-        </w:rPr>
-        <w:t xml:space="preserve">. </w:t>
+        <w:t xml:space="preserve">FP.17. </w:t>
       </w:r>
       <w:r>
         <w:rPr>
@@ -5965,23 +5339,7 @@
           <w:bCs/>
           <w:sz w:val="24"/>
         </w:rPr>
-        <w:t>FP.1</w:t>
-      </w:r>
-      <w:r>
-        <w:rPr>
-          <w:b/>
-          <w:bCs/>
-          <w:sz w:val="24"/>
-        </w:rPr>
-        <w:t>8</w:t>
-      </w:r>
-      <w:r>
-        <w:rPr>
-          <w:b/>
-          <w:bCs/>
-          <w:sz w:val="24"/>
-        </w:rPr>
-        <w:t>. Atgriešanās uz galveno izvēlni</w:t>
+        <w:t>FP.18. Atgriešanās uz galveno izvēlni</w:t>
       </w:r>
     </w:p>
     <w:p>
@@ -6165,23 +5523,7 @@
           <w:bCs/>
           <w:sz w:val="24"/>
         </w:rPr>
-        <w:t>FP.1</w:t>
-      </w:r>
-      <w:r>
-        <w:rPr>
-          <w:b/>
-          <w:bCs/>
-          <w:sz w:val="24"/>
-        </w:rPr>
-        <w:t>9</w:t>
-      </w:r>
-      <w:r>
-        <w:rPr>
-          <w:b/>
-          <w:bCs/>
-          <w:sz w:val="24"/>
-        </w:rPr>
-        <w:t>. Spēles aizvēršana</w:t>
+        <w:t>FP.19. Spēles aizvēršana</w:t>
       </w:r>
     </w:p>
     <w:p>
@@ -6365,23 +5707,7 @@
           <w:bCs/>
           <w:sz w:val="24"/>
         </w:rPr>
-        <w:t>FP.</w:t>
-      </w:r>
-      <w:r>
-        <w:rPr>
-          <w:b/>
-          <w:bCs/>
-          <w:sz w:val="24"/>
-        </w:rPr>
-        <w:t>20</w:t>
-      </w:r>
-      <w:r>
-        <w:rPr>
-          <w:b/>
-          <w:bCs/>
-          <w:sz w:val="24"/>
-        </w:rPr>
-        <w:t>. Skaņas efekti</w:t>
+        <w:t>FP.20. Skaņas efekti</w:t>
       </w:r>
     </w:p>
     <w:p>
@@ -6565,23 +5891,7 @@
           <w:bCs/>
           <w:sz w:val="24"/>
         </w:rPr>
-        <w:t>FP.2</w:t>
-      </w:r>
-      <w:r>
-        <w:rPr>
-          <w:b/>
-          <w:bCs/>
-          <w:sz w:val="24"/>
-        </w:rPr>
-        <w:t>1</w:t>
-      </w:r>
-      <w:r>
-        <w:rPr>
-          <w:b/>
-          <w:bCs/>
-          <w:sz w:val="24"/>
-        </w:rPr>
-        <w:t>. Fona mūzika</w:t>
+        <w:t>FP.21. Fona mūzika</w:t>
       </w:r>
     </w:p>
     <w:p>
@@ -6765,228 +6075,175 @@
           <w:bCs/>
           <w:sz w:val="24"/>
         </w:rPr>
-        <w:t>FP.2</w:t>
-      </w:r>
-      <w:r>
+        <w:t>FP.22. Nākamā līmeņa ielāde</w:t>
+      </w:r>
+    </w:p>
+    <w:p>
+      <w:pPr>
+        <w:pStyle w:val="Normal"/>
+        <w:spacing w:lineRule="auto" w:line="360" w:before="0" w:after="0"/>
+        <w:ind w:firstLine="851" w:start="0" w:end="0"/>
+        <w:rPr>
+          <w:sz w:val="24"/>
+          <w:u w:val="single"/>
+        </w:rPr>
+      </w:pPr>
+      <w:r>
+        <w:rPr>
+          <w:sz w:val="24"/>
+          <w:u w:val="single"/>
+        </w:rPr>
+        <w:t>Mērķis:</w:t>
+      </w:r>
+    </w:p>
+    <w:p>
+      <w:pPr>
+        <w:pStyle w:val="Normal"/>
+        <w:spacing w:lineRule="auto" w:line="360" w:before="0" w:after="0"/>
+        <w:ind w:firstLine="851" w:start="0" w:end="0"/>
+        <w:rPr>
+          <w:sz w:val="24"/>
+        </w:rPr>
+      </w:pPr>
+      <w:r>
+        <w:rPr>
+          <w:sz w:val="24"/>
+        </w:rPr>
+        <w:t>Piedāvāt ātru pāreju uz nākamo līmeni pēc rezultātu loga.</w:t>
+      </w:r>
+    </w:p>
+    <w:p>
+      <w:pPr>
+        <w:pStyle w:val="Normal"/>
+        <w:spacing w:lineRule="auto" w:line="360" w:before="0" w:after="0"/>
+        <w:ind w:firstLine="851" w:start="0" w:end="0"/>
+        <w:rPr>
+          <w:sz w:val="24"/>
+          <w:u w:val="single"/>
+        </w:rPr>
+      </w:pPr>
+      <w:r>
+        <w:rPr>
+          <w:sz w:val="24"/>
+          <w:u w:val="single"/>
+        </w:rPr>
+        <w:t>Ievaddati:</w:t>
+      </w:r>
+    </w:p>
+    <w:p>
+      <w:pPr>
+        <w:pStyle w:val="ListParagraph"/>
+        <w:spacing w:lineRule="auto" w:line="360" w:before="0" w:after="0"/>
+        <w:ind w:hanging="0" w:start="851" w:end="0"/>
+        <w:contextualSpacing/>
+        <w:rPr>
+          <w:sz w:val="24"/>
+        </w:rPr>
+      </w:pPr>
+      <w:r>
+        <w:rPr>
+          <w:sz w:val="24"/>
+        </w:rPr>
+        <w:t>Lietotājs nospiež “Nākamais līmenis” rezultātu loga.</w:t>
+      </w:r>
+    </w:p>
+    <w:p>
+      <w:pPr>
+        <w:pStyle w:val="Normal"/>
+        <w:spacing w:lineRule="auto" w:line="360" w:before="0" w:after="0"/>
+        <w:ind w:firstLine="851" w:start="0" w:end="0"/>
+        <w:rPr>
+          <w:sz w:val="24"/>
+          <w:u w:val="single"/>
+        </w:rPr>
+      </w:pPr>
+      <w:r>
+        <w:rPr>
+          <w:sz w:val="24"/>
+          <w:u w:val="single"/>
+        </w:rPr>
+        <w:t>Apstrāde:</w:t>
+      </w:r>
+    </w:p>
+    <w:p>
+      <w:pPr>
+        <w:pStyle w:val="ListParagraph"/>
+        <w:spacing w:lineRule="auto" w:line="360" w:before="0" w:after="0"/>
+        <w:ind w:hanging="0" w:start="851" w:end="0"/>
+        <w:contextualSpacing/>
+        <w:rPr>
+          <w:sz w:val="24"/>
+        </w:rPr>
+      </w:pPr>
+      <w:r>
+        <w:rPr>
+          <w:sz w:val="24"/>
+        </w:rPr>
+        <w:t>Sistēma ielādē nākamo līmeni.</w:t>
+      </w:r>
+    </w:p>
+    <w:p>
+      <w:pPr>
+        <w:pStyle w:val="Normal"/>
+        <w:spacing w:lineRule="auto" w:line="360" w:before="0" w:after="0"/>
+        <w:ind w:firstLine="851" w:start="0" w:end="0"/>
+        <w:rPr>
+          <w:sz w:val="24"/>
+          <w:u w:val="single"/>
+        </w:rPr>
+      </w:pPr>
+      <w:r>
+        <w:rPr>
+          <w:sz w:val="24"/>
+          <w:u w:val="single"/>
+        </w:rPr>
+        <w:t>Izvaddati:</w:t>
+      </w:r>
+    </w:p>
+    <w:p>
+      <w:pPr>
+        <w:pStyle w:val="ListParagraph"/>
+        <w:spacing w:lineRule="auto" w:line="360" w:before="0" w:after="0"/>
+        <w:ind w:hanging="0" w:start="851" w:end="0"/>
+        <w:contextualSpacing/>
+        <w:rPr>
+          <w:sz w:val="24"/>
+        </w:rPr>
+      </w:pPr>
+      <w:r>
+        <w:rPr>
+          <w:sz w:val="24"/>
+        </w:rPr>
+        <w:t>Tiek palaists nākamais līmenis bez atgriešanas līmeņu sarakstā.</w:t>
+      </w:r>
+    </w:p>
+    <w:p>
+      <w:pPr>
+        <w:pStyle w:val="Normal"/>
+        <w:spacing w:lineRule="auto" w:line="360" w:before="0" w:after="0"/>
+        <w:ind w:hanging="0" w:start="0" w:end="0"/>
         <w:rPr>
           <w:b/>
           <w:bCs/>
           <w:sz w:val="24"/>
         </w:rPr>
-        <w:t>2</w:t>
-      </w:r>
+      </w:pPr>
       <w:r>
         <w:rPr>
           <w:b/>
           <w:bCs/>
           <w:sz w:val="24"/>
         </w:rPr>
-        <w:t>. Nākamā līmeņa ielāde</w:t>
-      </w:r>
-    </w:p>
-    <w:p>
-      <w:pPr>
-        <w:pStyle w:val="Normal"/>
-        <w:spacing w:lineRule="auto" w:line="360" w:before="0" w:after="0"/>
-        <w:ind w:firstLine="851" w:start="0" w:end="0"/>
-        <w:rPr>
-          <w:sz w:val="24"/>
-          <w:u w:val="single"/>
-        </w:rPr>
-      </w:pPr>
-      <w:r>
-        <w:rPr>
-          <w:sz w:val="24"/>
-          <w:u w:val="single"/>
-        </w:rPr>
-        <w:t>Mērķis:</w:t>
-      </w:r>
-    </w:p>
-    <w:p>
-      <w:pPr>
-        <w:pStyle w:val="Normal"/>
-        <w:spacing w:lineRule="auto" w:line="360" w:before="0" w:after="0"/>
-        <w:ind w:firstLine="851" w:start="0" w:end="0"/>
-        <w:rPr>
-          <w:sz w:val="24"/>
-        </w:rPr>
-      </w:pPr>
-      <w:r>
-        <w:rPr>
-          <w:sz w:val="24"/>
-        </w:rPr>
-        <w:t>Piedāvāt ātru pāreju uz nākamo līmeni pēc rezultātu loga.</w:t>
-      </w:r>
-    </w:p>
-    <w:p>
-      <w:pPr>
-        <w:pStyle w:val="Normal"/>
-        <w:spacing w:lineRule="auto" w:line="360" w:before="0" w:after="0"/>
-        <w:ind w:firstLine="851" w:start="0" w:end="0"/>
-        <w:rPr>
-          <w:sz w:val="24"/>
-          <w:u w:val="single"/>
-        </w:rPr>
-      </w:pPr>
-      <w:r>
-        <w:rPr>
-          <w:sz w:val="24"/>
-          <w:u w:val="single"/>
-        </w:rPr>
-        <w:t>Ievaddati:</w:t>
-      </w:r>
-    </w:p>
-    <w:p>
-      <w:pPr>
-        <w:pStyle w:val="ListParagraph"/>
-        <w:spacing w:lineRule="auto" w:line="360" w:before="0" w:after="0"/>
-        <w:ind w:hanging="0" w:start="851" w:end="0"/>
-        <w:contextualSpacing/>
-        <w:rPr>
-          <w:sz w:val="24"/>
-        </w:rPr>
-      </w:pPr>
-      <w:r>
-        <w:rPr>
-          <w:sz w:val="24"/>
-        </w:rPr>
-        <w:t>Lietotājs nospiež “Nākamais līmenis” rezultātu loga.</w:t>
-      </w:r>
-    </w:p>
-    <w:p>
-      <w:pPr>
-        <w:pStyle w:val="Normal"/>
-        <w:spacing w:lineRule="auto" w:line="360" w:before="0" w:after="0"/>
-        <w:ind w:firstLine="851" w:start="0" w:end="0"/>
-        <w:rPr>
-          <w:sz w:val="24"/>
-          <w:u w:val="single"/>
-        </w:rPr>
-      </w:pPr>
-      <w:r>
-        <w:rPr>
-          <w:sz w:val="24"/>
-          <w:u w:val="single"/>
-        </w:rPr>
-        <w:t>Apstrāde:</w:t>
-      </w:r>
-    </w:p>
-    <w:p>
-      <w:pPr>
-        <w:pStyle w:val="ListParagraph"/>
-        <w:spacing w:lineRule="auto" w:line="360" w:before="0" w:after="0"/>
-        <w:ind w:hanging="0" w:start="851" w:end="0"/>
-        <w:contextualSpacing/>
-        <w:rPr>
-          <w:sz w:val="24"/>
-        </w:rPr>
-      </w:pPr>
-      <w:r>
-        <w:rPr>
-          <w:sz w:val="24"/>
-        </w:rPr>
-        <w:t>Sistēma ielādē nākamo līme</w:t>
-      </w:r>
-      <w:r>
-        <w:rPr>
-          <w:sz w:val="24"/>
-        </w:rPr>
-        <w:t>n</w:t>
-      </w:r>
-      <w:r>
-        <w:rPr>
-          <w:sz w:val="24"/>
-        </w:rPr>
-        <w:t>i.</w:t>
-      </w:r>
-    </w:p>
-    <w:p>
-      <w:pPr>
-        <w:pStyle w:val="Normal"/>
-        <w:spacing w:lineRule="auto" w:line="360" w:before="0" w:after="0"/>
-        <w:ind w:firstLine="851" w:start="0" w:end="0"/>
-        <w:rPr>
-          <w:sz w:val="24"/>
-          <w:u w:val="single"/>
-        </w:rPr>
-      </w:pPr>
-      <w:r>
-        <w:rPr>
-          <w:sz w:val="24"/>
-          <w:u w:val="single"/>
-        </w:rPr>
-        <w:t>Izvaddati:</w:t>
-      </w:r>
-    </w:p>
-    <w:p>
-      <w:pPr>
-        <w:pStyle w:val="ListParagraph"/>
-        <w:spacing w:lineRule="auto" w:line="360" w:before="0" w:after="0"/>
-        <w:ind w:hanging="0" w:start="851" w:end="0"/>
-        <w:contextualSpacing/>
-        <w:rPr>
-          <w:sz w:val="24"/>
-        </w:rPr>
-      </w:pPr>
-      <w:r>
-        <w:rPr>
-          <w:sz w:val="24"/>
-        </w:rPr>
-        <w:t>Tiek palaists nākamais līmenis bez atgriešanas līmeņu sarakstā.</w:t>
-      </w:r>
-    </w:p>
-    <w:p>
-      <w:pPr>
-        <w:pStyle w:val="Normal"/>
-        <w:spacing w:lineRule="auto" w:line="360" w:before="0" w:after="0"/>
-        <w:ind w:hanging="0" w:start="0" w:end="0"/>
+        <w:t>FP.23.</w:t>
+      </w:r>
+      <w:r>
         <w:rPr>
           <w:b/>
           <w:bCs/>
           <w:sz w:val="24"/>
-        </w:rPr>
-      </w:pPr>
-      <w:r>
-        <w:rPr>
-          <w:b/>
-          <w:bCs/>
-          <w:sz w:val="24"/>
-        </w:rPr>
-        <w:t>FP.2</w:t>
-      </w:r>
-      <w:r>
-        <w:rPr>
-          <w:b/>
-          <w:bCs/>
-          <w:sz w:val="24"/>
-        </w:rPr>
-        <w:t>3</w:t>
-      </w:r>
-      <w:r>
-        <w:rPr>
-          <w:b/>
-          <w:bCs/>
-          <w:sz w:val="24"/>
-        </w:rPr>
-        <w:t>.</w:t>
-      </w:r>
-      <w:r>
-        <w:rPr>
-          <w:b/>
-          <w:bCs/>
-          <w:sz w:val="24"/>
           <w:szCs w:val="24"/>
         </w:rPr>
-        <w:t xml:space="preserve"> </w:t>
-      </w:r>
-      <w:r>
-        <w:rPr>
-          <w:b/>
-          <w:bCs/>
-          <w:sz w:val="24"/>
-          <w:szCs w:val="24"/>
-        </w:rPr>
-        <w:t>Līmeņa atkārtota ielāde no rezultātu loga</w:t>
+        <w:t xml:space="preserve"> Līmeņa atkārtota ielāde no rezultātu loga</w:t>
       </w:r>
     </w:p>
     <w:p>
@@ -7176,23 +6433,7 @@
           <w:bCs/>
           <w:sz w:val="24"/>
         </w:rPr>
-        <w:t>FP.2</w:t>
-      </w:r>
-      <w:r>
-        <w:rPr>
-          <w:b/>
-          <w:bCs/>
-          <w:sz w:val="24"/>
-        </w:rPr>
-        <w:t>4</w:t>
-      </w:r>
-      <w:r>
-        <w:rPr>
-          <w:b/>
-          <w:bCs/>
-          <w:sz w:val="24"/>
-        </w:rPr>
-        <w:t>. Automātiska progresa ielāde</w:t>
+        <w:t>FP.24. Automātiska progresa ielāde</w:t>
       </w:r>
     </w:p>
     <w:p>
@@ -7376,23 +6617,7 @@
           <w:bCs/>
           <w:sz w:val="24"/>
         </w:rPr>
-        <w:t>FP.2</w:t>
-      </w:r>
-      <w:r>
-        <w:rPr>
-          <w:b/>
-          <w:bCs/>
-          <w:sz w:val="24"/>
-        </w:rPr>
-        <w:t>5</w:t>
-      </w:r>
-      <w:r>
-        <w:rPr>
-          <w:b/>
-          <w:bCs/>
-          <w:sz w:val="24"/>
-        </w:rPr>
-        <w:t>. Galvenā varoņa kontrole</w:t>
+        <w:t>FP.25. Galvenā varoņa kontrole</w:t>
       </w:r>
     </w:p>
     <w:p>
@@ -7666,6 +6891,7 @@
             <w:pPr>
               <w:pStyle w:val="ListParagraph"/>
               <w:widowControl/>
+              <w:suppressAutoHyphens w:val="true"/>
               <w:spacing w:lineRule="auto" w:line="240" w:before="0" w:after="0"/>
               <w:ind w:hanging="0" w:start="0" w:end="0"/>
               <w:contextualSpacing/>
@@ -7699,6 +6925,7 @@
             <w:pPr>
               <w:pStyle w:val="ListParagraph"/>
               <w:widowControl/>
+              <w:suppressAutoHyphens w:val="true"/>
               <w:spacing w:lineRule="auto" w:line="240" w:before="0" w:after="0"/>
               <w:ind w:hanging="0" w:start="0" w:end="0"/>
               <w:contextualSpacing/>
@@ -7737,6 +6964,7 @@
             <w:pPr>
               <w:pStyle w:val="ListParagraph"/>
               <w:widowControl/>
+              <w:suppressAutoHyphens w:val="true"/>
               <w:spacing w:lineRule="auto" w:line="240" w:before="0" w:after="0"/>
               <w:ind w:hanging="0" w:start="0" w:end="0"/>
               <w:contextualSpacing/>
@@ -7753,25 +6981,7 @@
                 <w:szCs w:val="20"/>
                 <w:lang w:eastAsia="ru-RU" w:bidi="ar-SA"/>
               </w:rPr>
-              <w:t xml:space="preserve">W </w:t>
-            </w:r>
-            <w:r>
-              <w:rPr>
-                <w:kern w:val="2"/>
-                <w:sz w:val="20"/>
-                <w:szCs w:val="20"/>
-                <w:lang w:eastAsia="ru-RU" w:bidi="ar-SA"/>
-              </w:rPr>
-              <w:t xml:space="preserve">vai </w:t>
-            </w:r>
-            <w:r>
-              <w:rPr>
-                <w:kern w:val="2"/>
-                <w:sz w:val="20"/>
-                <w:szCs w:val="20"/>
-                <w:lang w:eastAsia="ru-RU" w:bidi="ar-SA"/>
-              </w:rPr>
-              <w:t>Space</w:t>
+              <w:t>W vai Space</w:t>
             </w:r>
           </w:p>
         </w:tc>
@@ -7784,6 +6994,7 @@
             <w:pPr>
               <w:pStyle w:val="ListParagraph"/>
               <w:widowControl/>
+              <w:suppressAutoHyphens w:val="true"/>
               <w:spacing w:lineRule="auto" w:line="240" w:before="0" w:after="0"/>
               <w:ind w:hanging="0" w:start="0" w:end="0"/>
               <w:contextualSpacing/>
@@ -7816,6 +7027,7 @@
             <w:pPr>
               <w:pStyle w:val="ListParagraph"/>
               <w:widowControl/>
+              <w:suppressAutoHyphens w:val="true"/>
               <w:spacing w:lineRule="auto" w:line="240" w:before="0" w:after="0"/>
               <w:ind w:hanging="0" w:start="0" w:end="0"/>
               <w:contextualSpacing/>
@@ -7845,6 +7057,7 @@
             <w:pPr>
               <w:pStyle w:val="ListParagraph"/>
               <w:widowControl/>
+              <w:suppressAutoHyphens w:val="true"/>
               <w:spacing w:lineRule="auto" w:line="240" w:before="0" w:after="0"/>
               <w:ind w:hanging="0" w:start="0" w:end="0"/>
               <w:contextualSpacing/>
@@ -7877,6 +7090,7 @@
             <w:pPr>
               <w:pStyle w:val="ListParagraph"/>
               <w:widowControl/>
+              <w:suppressAutoHyphens w:val="true"/>
               <w:spacing w:lineRule="auto" w:line="240" w:before="0" w:after="0"/>
               <w:ind w:hanging="0" w:start="0" w:end="0"/>
               <w:contextualSpacing/>
@@ -7906,6 +7120,7 @@
             <w:pPr>
               <w:pStyle w:val="ListParagraph"/>
               <w:widowControl/>
+              <w:suppressAutoHyphens w:val="true"/>
               <w:spacing w:lineRule="auto" w:line="240" w:before="0" w:after="0"/>
               <w:ind w:hanging="0" w:start="0" w:end="0"/>
               <w:contextualSpacing/>
@@ -7938,6 +7153,7 @@
             <w:pPr>
               <w:pStyle w:val="ListParagraph"/>
               <w:widowControl/>
+              <w:suppressAutoHyphens w:val="true"/>
               <w:spacing w:lineRule="auto" w:line="240" w:before="0" w:after="0"/>
               <w:ind w:hanging="0" w:start="0" w:end="0"/>
               <w:contextualSpacing/>
@@ -7954,16 +7170,7 @@
                 <w:szCs w:val="20"/>
                 <w:lang w:eastAsia="ru-RU" w:bidi="ar-SA"/>
               </w:rPr>
-              <w:t xml:space="preserve">S vai </w:t>
-            </w:r>
-            <w:r>
-              <w:rPr>
-                <w:kern w:val="2"/>
-                <w:sz w:val="20"/>
-                <w:szCs w:val="20"/>
-                <w:lang w:eastAsia="ru-RU" w:bidi="ar-SA"/>
-              </w:rPr>
-              <w:t>Ctrl</w:t>
+              <w:t>S vai Ctrl</w:t>
             </w:r>
           </w:p>
         </w:tc>
@@ -7976,6 +7183,7 @@
             <w:pPr>
               <w:pStyle w:val="ListParagraph"/>
               <w:widowControl/>
+              <w:suppressAutoHyphens w:val="true"/>
               <w:spacing w:lineRule="auto" w:line="240" w:before="0" w:after="0"/>
               <w:ind w:hanging="0" w:start="0" w:end="0"/>
               <w:contextualSpacing/>
@@ -8012,6 +7220,7 @@
             <w:pPr>
               <w:pStyle w:val="ListParagraph"/>
               <w:widowControl/>
+              <w:suppressAutoHyphens w:val="true"/>
               <w:spacing w:lineRule="auto" w:line="240" w:before="0" w:after="0"/>
               <w:ind w:hanging="0" w:start="0" w:end="0"/>
               <w:contextualSpacing/>
@@ -8045,6 +7254,7 @@
             <w:pPr>
               <w:pStyle w:val="ListParagraph"/>
               <w:widowControl/>
+              <w:suppressAutoHyphens w:val="true"/>
               <w:spacing w:lineRule="auto" w:line="240" w:before="0" w:after="0"/>
               <w:ind w:hanging="0" w:start="0" w:end="0"/>
               <w:contextualSpacing/>
@@ -8105,23 +7315,7 @@
           <w:bCs/>
           <w:sz w:val="24"/>
         </w:rPr>
-        <w:t>FP.2</w:t>
-      </w:r>
-      <w:r>
-        <w:rPr>
-          <w:b/>
-          <w:bCs/>
-          <w:sz w:val="24"/>
-        </w:rPr>
-        <w:t>6</w:t>
-      </w:r>
-      <w:r>
-        <w:rPr>
-          <w:b/>
-          <w:bCs/>
-          <w:sz w:val="24"/>
-        </w:rPr>
-        <w:t xml:space="preserve">. </w:t>
+        <w:t xml:space="preserve">FP.26. </w:t>
       </w:r>
       <w:r>
         <w:rPr>
@@ -8397,23 +7591,7 @@
           <w:bCs/>
           <w:sz w:val="24"/>
         </w:rPr>
-        <w:t>FP.2</w:t>
-      </w:r>
-      <w:r>
-        <w:rPr>
-          <w:b/>
-          <w:bCs/>
-          <w:sz w:val="24"/>
-        </w:rPr>
-        <w:t>7</w:t>
-      </w:r>
-      <w:r>
-        <w:rPr>
-          <w:b/>
-          <w:bCs/>
-          <w:sz w:val="24"/>
-        </w:rPr>
-        <w:t xml:space="preserve">. </w:t>
+        <w:t xml:space="preserve">FP.27. </w:t>
       </w:r>
       <w:r>
         <w:rPr>
@@ -8621,12 +7799,14 @@
         <w:ind w:hanging="0" w:start="0"/>
         <w:rPr/>
       </w:pPr>
-      <w:bookmarkStart w:id="5" w:name="_Toc212298886"/>
+      <w:bookmarkStart w:id="10" w:name="__RefHeading___Toc2288_2856212045"/>
+      <w:bookmarkStart w:id="11" w:name="_Toc212298886"/>
+      <w:bookmarkEnd w:id="10"/>
       <w:r>
         <w:rPr/>
         <w:t>Sistēmas nefunkcionālās prasības</w:t>
       </w:r>
-      <w:bookmarkEnd w:id="5"/>
+      <w:bookmarkEnd w:id="11"/>
     </w:p>
     <w:p>
       <w:pPr>
@@ -8994,12 +8174,14 @@
         <w:ind w:hanging="0" w:start="0"/>
         <w:rPr/>
       </w:pPr>
-      <w:bookmarkStart w:id="6" w:name="_Toc212298887"/>
+      <w:bookmarkStart w:id="12" w:name="__RefHeading___Toc2290_2856212045"/>
+      <w:bookmarkStart w:id="13" w:name="_Toc212298887"/>
+      <w:bookmarkEnd w:id="12"/>
       <w:r>
         <w:rPr/>
         <w:t>Gala lietotāja raksturiezīmes</w:t>
       </w:r>
-      <w:bookmarkEnd w:id="6"/>
+      <w:bookmarkEnd w:id="13"/>
     </w:p>
     <w:p>
       <w:pPr>
@@ -9045,12 +8227,14 @@
         <w:ind w:hanging="431" w:start="431" w:end="11"/>
         <w:rPr/>
       </w:pPr>
-      <w:bookmarkStart w:id="7" w:name="_Toc212298888"/>
+      <w:bookmarkStart w:id="14" w:name="__RefHeading___Toc2292_2856212045"/>
+      <w:bookmarkStart w:id="15" w:name="_Toc212298888"/>
+      <w:bookmarkEnd w:id="14"/>
       <w:r>
         <w:rPr/>
         <w:t>Izstrādes līdzekļu, rīku apraksts un izvēles pamatojums</w:t>
       </w:r>
-      <w:bookmarkEnd w:id="7"/>
+      <w:bookmarkEnd w:id="15"/>
     </w:p>
     <w:p>
       <w:pPr>
@@ -9094,12 +8278,14 @@
         <w:ind w:hanging="0" w:start="0"/>
         <w:rPr/>
       </w:pPr>
-      <w:bookmarkStart w:id="8" w:name="_Toc212298889"/>
+      <w:bookmarkStart w:id="16" w:name="__RefHeading___Toc2294_2856212045"/>
+      <w:bookmarkStart w:id="17" w:name="_Toc212298889"/>
+      <w:bookmarkEnd w:id="16"/>
       <w:r>
         <w:rPr/>
         <w:t>Izvēlēto risinājuma līdzekļu un valodu apraksts</w:t>
       </w:r>
-      <w:bookmarkEnd w:id="8"/>
+      <w:bookmarkEnd w:id="17"/>
     </w:p>
     <w:p>
       <w:pPr>
@@ -9581,7 +8767,9 @@
         <w:ind w:hanging="0" w:start="0"/>
         <w:rPr/>
       </w:pPr>
-      <w:bookmarkStart w:id="9" w:name="_Toc212298890"/>
+      <w:bookmarkStart w:id="18" w:name="__RefHeading___Toc2296_2856212045"/>
+      <w:bookmarkStart w:id="19" w:name="_Toc212298890"/>
+      <w:bookmarkEnd w:id="18"/>
       <w:r>
         <w:rPr/>
         <w:t xml:space="preserve">Iespējamo </w:t>
@@ -9597,7 +8785,7 @@
         <w:rPr/>
         <w:t>risinājuma līdzekļu un valodu apraksts</w:t>
       </w:r>
-      <w:bookmarkEnd w:id="9"/>
+      <w:bookmarkEnd w:id="19"/>
     </w:p>
     <w:p>
       <w:pPr>
@@ -9813,12 +9001,14 @@
         <w:ind w:hanging="431" w:start="431" w:end="11"/>
         <w:rPr/>
       </w:pPr>
-      <w:bookmarkStart w:id="10" w:name="_Toc212298891"/>
+      <w:bookmarkStart w:id="20" w:name="__RefHeading___Toc2298_2856212045"/>
+      <w:bookmarkStart w:id="21" w:name="_Toc212298891"/>
+      <w:bookmarkEnd w:id="20"/>
       <w:r>
         <w:rPr/>
         <w:t>Sistēmas modelēšana un projektēšana</w:t>
       </w:r>
-      <w:bookmarkEnd w:id="10"/>
+      <w:bookmarkEnd w:id="21"/>
     </w:p>
     <w:p>
       <w:pPr>
@@ -9866,12 +9056,14 @@
         <w:ind w:hanging="0" w:start="0"/>
         <w:rPr/>
       </w:pPr>
-      <w:bookmarkStart w:id="11" w:name="_Toc212298892"/>
+      <w:bookmarkStart w:id="22" w:name="__RefHeading___Toc2300_2856212045"/>
+      <w:bookmarkStart w:id="23" w:name="_Toc212298892"/>
+      <w:bookmarkEnd w:id="22"/>
       <w:r>
         <w:rPr/>
         <w:t>Sistēmas struktūras modelis</w:t>
       </w:r>
-      <w:bookmarkEnd w:id="11"/>
+      <w:bookmarkEnd w:id="23"/>
     </w:p>
     <w:p>
       <w:pPr>
@@ -9917,12 +9109,14 @@
         <w:ind w:hanging="11" w:start="11" w:end="6"/>
         <w:rPr/>
       </w:pPr>
-      <w:bookmarkStart w:id="12" w:name="_Toc212298893"/>
+      <w:bookmarkStart w:id="24" w:name="__RefHeading___Toc2302_2856212045"/>
+      <w:bookmarkStart w:id="25" w:name="_Toc212298893"/>
+      <w:bookmarkEnd w:id="24"/>
       <w:r>
         <w:rPr/>
         <w:t>Sistēmas struktūra (komponenšu diagramma)</w:t>
       </w:r>
-      <w:bookmarkEnd w:id="12"/>
+      <w:bookmarkEnd w:id="25"/>
     </w:p>
     <w:p>
       <w:pPr>
@@ -10061,12 +9255,595 @@
         <w:ind w:hanging="11" w:start="11" w:end="6"/>
         <w:rPr/>
       </w:pPr>
-      <w:bookmarkStart w:id="13" w:name="_Toc212298894"/>
+      <w:bookmarkStart w:id="26" w:name="__RefHeading___Toc2304_2856212045"/>
+      <w:bookmarkStart w:id="27" w:name="_Toc212298894"/>
+      <w:bookmarkEnd w:id="26"/>
       <w:r>
         <w:rPr/>
-        <w:t>Klašu diagramma / ER diagramma</w:t>
-      </w:r>
-      <w:bookmarkEnd w:id="13"/>
+        <w:t xml:space="preserve">Klašu diagramma </w:t>
+      </w:r>
+      <w:bookmarkEnd w:id="27"/>
+    </w:p>
+    <w:p>
+      <w:pPr>
+        <w:pStyle w:val="BodyText"/>
+        <w:spacing w:lineRule="auto" w:line="360" w:before="0" w:after="0"/>
+        <w:ind w:firstLine="850" w:start="0" w:end="0"/>
+        <w:contextualSpacing/>
+        <w:rPr/>
+      </w:pPr>
+      <w:r>
+        <w:rPr>
+          <w:i w:val="false"/>
+          <w:iCs w:val="false"/>
+          <w:sz w:val="24"/>
+          <w:szCs w:val="24"/>
+        </w:rPr>
+        <w:t xml:space="preserve">Šajā apakšnodaļā ir attēlota spēles “Light Seeker” klašu diagramma. Tā tika izvēlēta tāpēc, ka šī diagramma vislabāk parāda sistēmas galvenās programmatūras klases, to atribūtus, metodes un savstarpējās saites. Šajā projektā svarīgāk ir parādīt spēles loģikas objektus un to sadarbību, jo spēle izmanto lokālu datu glabāšanu failos </w:t>
+      </w:r>
+      <w:r>
+        <w:rPr>
+          <w:rStyle w:val="Emphasis"/>
+          <w:i w:val="false"/>
+          <w:iCs w:val="false"/>
+          <w:sz w:val="24"/>
+          <w:szCs w:val="24"/>
+        </w:rPr>
+        <w:t>settings</w:t>
+      </w:r>
+      <w:r>
+        <w:rPr>
+          <w:rStyle w:val="Emphasis"/>
+          <w:i w:val="false"/>
+          <w:iCs w:val="false"/>
+          <w:sz w:val="24"/>
+          <w:szCs w:val="24"/>
+        </w:rPr>
+        <w:t>.cfg</w:t>
+      </w:r>
+      <w:r>
+        <w:rPr>
+          <w:i w:val="false"/>
+          <w:iCs w:val="false"/>
+          <w:sz w:val="24"/>
+          <w:szCs w:val="24"/>
+        </w:rPr>
+        <w:t xml:space="preserve"> un </w:t>
+      </w:r>
+      <w:r>
+        <w:rPr>
+          <w:rStyle w:val="Emphasis"/>
+          <w:i w:val="false"/>
+          <w:iCs w:val="false"/>
+          <w:sz w:val="24"/>
+          <w:szCs w:val="24"/>
+        </w:rPr>
+        <w:t>progress</w:t>
+      </w:r>
+      <w:r>
+        <w:rPr>
+          <w:rStyle w:val="Emphasis"/>
+          <w:i w:val="false"/>
+          <w:iCs w:val="false"/>
+          <w:sz w:val="24"/>
+          <w:szCs w:val="24"/>
+        </w:rPr>
+        <w:t>.cfg</w:t>
+      </w:r>
+      <w:r>
+        <w:rPr>
+          <w:i w:val="false"/>
+          <w:iCs w:val="false"/>
+          <w:sz w:val="24"/>
+          <w:szCs w:val="24"/>
+        </w:rPr>
+        <w:t>, nevis relāciju datubāzi.</w:t>
+      </w:r>
+    </w:p>
+    <w:p>
+      <w:pPr>
+        <w:pStyle w:val="BodyText"/>
+        <w:spacing w:lineRule="auto" w:line="360" w:before="0" w:after="0"/>
+        <w:ind w:firstLine="850" w:start="0" w:end="0"/>
+        <w:contextualSpacing/>
+        <w:rPr/>
+      </w:pPr>
+      <w:r>
+        <w:rPr>
+          <w:i w:val="false"/>
+          <w:iCs w:val="false"/>
+          <w:sz w:val="24"/>
+          <w:szCs w:val="24"/>
+        </w:rPr>
+        <w:t xml:space="preserve">Diagrammā ir attēlotas svarīgākās sistēmas klases: </w:t>
+      </w:r>
+      <w:r>
+        <w:rPr>
+          <w:rStyle w:val="Emphasis"/>
+          <w:i w:val="false"/>
+          <w:iCs w:val="false"/>
+          <w:sz w:val="24"/>
+          <w:szCs w:val="24"/>
+        </w:rPr>
+        <w:t>SceneManager</w:t>
+      </w:r>
+      <w:r>
+        <w:rPr>
+          <w:i w:val="false"/>
+          <w:iCs w:val="false"/>
+          <w:sz w:val="24"/>
+          <w:szCs w:val="24"/>
+        </w:rPr>
+        <w:t xml:space="preserve">, </w:t>
+      </w:r>
+      <w:r>
+        <w:rPr>
+          <w:rStyle w:val="Emphasis"/>
+          <w:i w:val="false"/>
+          <w:iCs w:val="false"/>
+          <w:sz w:val="24"/>
+          <w:szCs w:val="24"/>
+        </w:rPr>
+        <w:t>Level</w:t>
+      </w:r>
+      <w:r>
+        <w:rPr>
+          <w:i w:val="false"/>
+          <w:iCs w:val="false"/>
+          <w:sz w:val="24"/>
+          <w:szCs w:val="24"/>
+        </w:rPr>
+        <w:t xml:space="preserve">, </w:t>
+      </w:r>
+      <w:r>
+        <w:rPr>
+          <w:rStyle w:val="Emphasis"/>
+          <w:i w:val="false"/>
+          <w:iCs w:val="false"/>
+          <w:sz w:val="24"/>
+          <w:szCs w:val="24"/>
+        </w:rPr>
+        <w:t>Player</w:t>
+      </w:r>
+      <w:r>
+        <w:rPr>
+          <w:i w:val="false"/>
+          <w:iCs w:val="false"/>
+          <w:sz w:val="24"/>
+          <w:szCs w:val="24"/>
+        </w:rPr>
+        <w:t xml:space="preserve">, </w:t>
+      </w:r>
+      <w:r>
+        <w:rPr>
+          <w:rStyle w:val="Emphasis"/>
+          <w:i w:val="false"/>
+          <w:iCs w:val="false"/>
+          <w:sz w:val="24"/>
+          <w:szCs w:val="24"/>
+        </w:rPr>
+        <w:t>GameState</w:t>
+      </w:r>
+      <w:r>
+        <w:rPr>
+          <w:i w:val="false"/>
+          <w:iCs w:val="false"/>
+          <w:sz w:val="24"/>
+          <w:szCs w:val="24"/>
+        </w:rPr>
+        <w:t xml:space="preserve">, </w:t>
+      </w:r>
+      <w:r>
+        <w:rPr>
+          <w:rStyle w:val="Emphasis"/>
+          <w:i w:val="false"/>
+          <w:iCs w:val="false"/>
+          <w:sz w:val="24"/>
+          <w:szCs w:val="24"/>
+        </w:rPr>
+        <w:t>CharacterDB</w:t>
+      </w:r>
+      <w:r>
+        <w:rPr>
+          <w:i w:val="false"/>
+          <w:iCs w:val="false"/>
+          <w:sz w:val="24"/>
+          <w:szCs w:val="24"/>
+        </w:rPr>
+        <w:t xml:space="preserve">, </w:t>
+      </w:r>
+      <w:r>
+        <w:rPr>
+          <w:rStyle w:val="Emphasis"/>
+          <w:i w:val="false"/>
+          <w:iCs w:val="false"/>
+          <w:sz w:val="24"/>
+          <w:szCs w:val="24"/>
+        </w:rPr>
+        <w:t>CharacterData</w:t>
+      </w:r>
+      <w:r>
+        <w:rPr>
+          <w:i w:val="false"/>
+          <w:iCs w:val="false"/>
+          <w:sz w:val="24"/>
+          <w:szCs w:val="24"/>
+        </w:rPr>
+        <w:t xml:space="preserve">, </w:t>
+      </w:r>
+      <w:r>
+        <w:rPr>
+          <w:rStyle w:val="Emphasis"/>
+          <w:i w:val="false"/>
+          <w:iCs w:val="false"/>
+          <w:sz w:val="24"/>
+          <w:szCs w:val="24"/>
+        </w:rPr>
+        <w:t>SettingsPanel</w:t>
+      </w:r>
+      <w:r>
+        <w:rPr>
+          <w:i w:val="false"/>
+          <w:iCs w:val="false"/>
+          <w:sz w:val="24"/>
+          <w:szCs w:val="24"/>
+        </w:rPr>
+        <w:t xml:space="preserve">, </w:t>
+      </w:r>
+      <w:r>
+        <w:rPr>
+          <w:rStyle w:val="Emphasis"/>
+          <w:i w:val="false"/>
+          <w:iCs w:val="false"/>
+          <w:sz w:val="24"/>
+          <w:szCs w:val="24"/>
+        </w:rPr>
+        <w:t>Shop</w:t>
+      </w:r>
+      <w:r>
+        <w:rPr>
+          <w:i w:val="false"/>
+          <w:iCs w:val="false"/>
+          <w:sz w:val="24"/>
+          <w:szCs w:val="24"/>
+        </w:rPr>
+        <w:t xml:space="preserve">, </w:t>
+      </w:r>
+      <w:r>
+        <w:rPr>
+          <w:rStyle w:val="Emphasis"/>
+          <w:i w:val="false"/>
+          <w:iCs w:val="false"/>
+          <w:sz w:val="24"/>
+          <w:szCs w:val="24"/>
+        </w:rPr>
+        <w:t>Locker</w:t>
+      </w:r>
+      <w:r>
+        <w:rPr>
+          <w:i w:val="false"/>
+          <w:iCs w:val="false"/>
+          <w:sz w:val="24"/>
+          <w:szCs w:val="24"/>
+        </w:rPr>
+        <w:t xml:space="preserve"> un </w:t>
+      </w:r>
+      <w:r>
+        <w:rPr>
+          <w:rStyle w:val="Emphasis"/>
+          <w:i w:val="false"/>
+          <w:iCs w:val="false"/>
+          <w:sz w:val="24"/>
+          <w:szCs w:val="24"/>
+        </w:rPr>
+        <w:t>LocalStorage</w:t>
+      </w:r>
+      <w:r>
+        <w:rPr>
+          <w:i w:val="false"/>
+          <w:iCs w:val="false"/>
+          <w:sz w:val="24"/>
+          <w:szCs w:val="24"/>
+        </w:rPr>
+        <w:t xml:space="preserve">. </w:t>
+      </w:r>
+      <w:r>
+        <w:rPr>
+          <w:rStyle w:val="Emphasis"/>
+          <w:i w:val="false"/>
+          <w:iCs w:val="false"/>
+          <w:sz w:val="24"/>
+          <w:szCs w:val="24"/>
+        </w:rPr>
+        <w:t>SceneManager</w:t>
+      </w:r>
+      <w:r>
+        <w:rPr>
+          <w:i w:val="false"/>
+          <w:iCs w:val="false"/>
+          <w:sz w:val="24"/>
+          <w:szCs w:val="24"/>
+        </w:rPr>
+        <w:t xml:space="preserve"> nodrošina pārejas starp skatiem un līmeņiem. </w:t>
+      </w:r>
+      <w:r>
+        <w:rPr>
+          <w:rStyle w:val="Emphasis"/>
+          <w:i w:val="false"/>
+          <w:iCs w:val="false"/>
+          <w:sz w:val="24"/>
+          <w:szCs w:val="24"/>
+        </w:rPr>
+        <w:t>Level</w:t>
+      </w:r>
+      <w:r>
+        <w:rPr>
+          <w:i w:val="false"/>
+          <w:iCs w:val="false"/>
+          <w:sz w:val="24"/>
+          <w:szCs w:val="24"/>
+        </w:rPr>
+        <w:t xml:space="preserve"> satur galveno varoni un līmeņa darbības loģiku. </w:t>
+      </w:r>
+      <w:r>
+        <w:rPr>
+          <w:rStyle w:val="Emphasis"/>
+          <w:i w:val="false"/>
+          <w:iCs w:val="false"/>
+          <w:sz w:val="24"/>
+          <w:szCs w:val="24"/>
+        </w:rPr>
+        <w:t>Player</w:t>
+      </w:r>
+      <w:r>
+        <w:rPr>
+          <w:i w:val="false"/>
+          <w:iCs w:val="false"/>
+          <w:sz w:val="24"/>
+          <w:szCs w:val="24"/>
+        </w:rPr>
+        <w:t xml:space="preserve"> izmanto </w:t>
+      </w:r>
+      <w:r>
+        <w:rPr>
+          <w:rStyle w:val="Emphasis"/>
+          <w:i w:val="false"/>
+          <w:iCs w:val="false"/>
+          <w:sz w:val="24"/>
+          <w:szCs w:val="24"/>
+        </w:rPr>
+        <w:t>CharacterDB</w:t>
+      </w:r>
+      <w:r>
+        <w:rPr>
+          <w:i w:val="false"/>
+          <w:iCs w:val="false"/>
+          <w:sz w:val="24"/>
+          <w:szCs w:val="24"/>
+        </w:rPr>
+        <w:t xml:space="preserve"> un </w:t>
+      </w:r>
+      <w:r>
+        <w:rPr>
+          <w:rStyle w:val="Emphasis"/>
+          <w:i w:val="false"/>
+          <w:iCs w:val="false"/>
+          <w:sz w:val="24"/>
+          <w:szCs w:val="24"/>
+        </w:rPr>
+        <w:t>GameState</w:t>
+      </w:r>
+      <w:r>
+        <w:rPr>
+          <w:i w:val="false"/>
+          <w:iCs w:val="false"/>
+          <w:sz w:val="24"/>
+          <w:szCs w:val="24"/>
+        </w:rPr>
+        <w:t xml:space="preserve"> datus, lai ielādētu izvēlēto personāžu un apstrādātu kustības. </w:t>
+      </w:r>
+      <w:r>
+        <w:rPr>
+          <w:rStyle w:val="Emphasis"/>
+          <w:i w:val="false"/>
+          <w:iCs w:val="false"/>
+          <w:sz w:val="24"/>
+          <w:szCs w:val="24"/>
+        </w:rPr>
+        <w:t>GameState</w:t>
+      </w:r>
+      <w:r>
+        <w:rPr>
+          <w:i w:val="false"/>
+          <w:iCs w:val="false"/>
+          <w:sz w:val="24"/>
+          <w:szCs w:val="24"/>
+        </w:rPr>
+        <w:t xml:space="preserve"> pārvalda progresu, zvaigznes, labākos laikus un iestatījumus, savukārt </w:t>
+      </w:r>
+      <w:r>
+        <w:rPr>
+          <w:rStyle w:val="Emphasis"/>
+          <w:i w:val="false"/>
+          <w:iCs w:val="false"/>
+          <w:sz w:val="24"/>
+          <w:szCs w:val="24"/>
+        </w:rPr>
+        <w:t>LocalStorage</w:t>
+      </w:r>
+      <w:r>
+        <w:rPr>
+          <w:i w:val="false"/>
+          <w:iCs w:val="false"/>
+          <w:sz w:val="24"/>
+          <w:szCs w:val="24"/>
+        </w:rPr>
+        <w:t xml:space="preserve"> nodrošina šo datu saglabāšanu lokālajos failos. </w:t>
+      </w:r>
+      <w:r>
+        <w:rPr>
+          <w:rStyle w:val="Emphasis"/>
+          <w:i w:val="false"/>
+          <w:iCs w:val="false"/>
+          <w:sz w:val="24"/>
+          <w:szCs w:val="24"/>
+        </w:rPr>
+        <w:t>SettingsPanel</w:t>
+      </w:r>
+      <w:r>
+        <w:rPr>
+          <w:i w:val="false"/>
+          <w:iCs w:val="false"/>
+          <w:sz w:val="24"/>
+          <w:szCs w:val="24"/>
+        </w:rPr>
+        <w:t xml:space="preserve"> ļauj mainīt iestatījumus, bet </w:t>
+      </w:r>
+      <w:r>
+        <w:rPr>
+          <w:rStyle w:val="Emphasis"/>
+          <w:i w:val="false"/>
+          <w:iCs w:val="false"/>
+          <w:sz w:val="24"/>
+          <w:szCs w:val="24"/>
+        </w:rPr>
+        <w:t>Shop</w:t>
+      </w:r>
+      <w:r>
+        <w:rPr>
+          <w:i w:val="false"/>
+          <w:iCs w:val="false"/>
+          <w:sz w:val="24"/>
+          <w:szCs w:val="24"/>
+        </w:rPr>
+        <w:t xml:space="preserve"> un </w:t>
+      </w:r>
+      <w:r>
+        <w:rPr>
+          <w:rStyle w:val="Emphasis"/>
+          <w:i w:val="false"/>
+          <w:iCs w:val="false"/>
+          <w:sz w:val="24"/>
+          <w:szCs w:val="24"/>
+        </w:rPr>
+        <w:t>Locker</w:t>
+      </w:r>
+      <w:r>
+        <w:rPr>
+          <w:i w:val="false"/>
+          <w:iCs w:val="false"/>
+          <w:sz w:val="24"/>
+          <w:szCs w:val="24"/>
+        </w:rPr>
+        <w:t xml:space="preserve"> izmanto </w:t>
+      </w:r>
+      <w:r>
+        <w:rPr>
+          <w:rStyle w:val="Emphasis"/>
+          <w:i w:val="false"/>
+          <w:iCs w:val="false"/>
+          <w:sz w:val="24"/>
+          <w:szCs w:val="24"/>
+        </w:rPr>
+        <w:t>GameState</w:t>
+      </w:r>
+      <w:r>
+        <w:rPr>
+          <w:i w:val="false"/>
+          <w:iCs w:val="false"/>
+          <w:sz w:val="24"/>
+          <w:szCs w:val="24"/>
+        </w:rPr>
+        <w:t xml:space="preserve"> un </w:t>
+      </w:r>
+      <w:r>
+        <w:rPr>
+          <w:rStyle w:val="Emphasis"/>
+          <w:i w:val="false"/>
+          <w:iCs w:val="false"/>
+          <w:sz w:val="24"/>
+          <w:szCs w:val="24"/>
+        </w:rPr>
+        <w:t>CharacterDB</w:t>
+      </w:r>
+      <w:r>
+        <w:rPr>
+          <w:i w:val="false"/>
+          <w:iCs w:val="false"/>
+          <w:sz w:val="24"/>
+          <w:szCs w:val="24"/>
+        </w:rPr>
+        <w:t>, lai attēlotu personāžus, pirkumus un izvēli. Šāda klašu diagramma palīdz pārskatāmi saprast sistēmas iekšējo uzbūvi un galveno klašu sadarbību spēles darbības nodrošināšanā.</w:t>
+      </w:r>
+    </w:p>
+    <w:p>
+      <w:pPr>
+        <w:pStyle w:val="BodyText"/>
+        <w:spacing w:lineRule="auto" w:line="360" w:before="0" w:after="0"/>
+        <w:ind w:firstLine="850" w:start="0" w:end="0"/>
+        <w:contextualSpacing/>
+        <w:rPr>
+          <w:i w:val="false"/>
+          <w:i w:val="false"/>
+          <w:iCs w:val="false"/>
+          <w:sz w:val="24"/>
+          <w:szCs w:val="24"/>
+        </w:rPr>
+      </w:pPr>
+      <w:r>
+        <w:rPr>
+          <w:i w:val="false"/>
+          <w:iCs w:val="false"/>
+          <w:sz w:val="24"/>
+          <w:szCs w:val="24"/>
+        </w:rPr>
+        <w:drawing>
+          <wp:anchor behindDoc="0" distT="0" distB="0" distL="0" distR="0" simplePos="0" locked="0" layoutInCell="0" allowOverlap="1" relativeHeight="4">
+            <wp:simplePos x="0" y="0"/>
+            <wp:positionH relativeFrom="column">
+              <wp:align>center</wp:align>
+            </wp:positionH>
+            <wp:positionV relativeFrom="paragraph">
+              <wp:posOffset>635</wp:posOffset>
+            </wp:positionV>
+            <wp:extent cx="5939790" cy="4116705"/>
+            <wp:effectExtent l="0" t="0" r="0" b="0"/>
+            <wp:wrapSquare wrapText="largest"/>
+            <wp:docPr id="3" name="Image2"/>
+            <wp:cNvGraphicFramePr>
+              <a:graphicFrameLocks xmlns:a="http://schemas.openxmlformats.org/drawingml/2006/main" noChangeAspect="1"/>
+            </wp:cNvGraphicFramePr>
+            <a:graphic xmlns:a="http://schemas.openxmlformats.org/drawingml/2006/main">
+              <a:graphicData uri="http://schemas.openxmlformats.org/drawingml/2006/picture">
+                <pic:pic xmlns:pic="http://schemas.openxmlformats.org/drawingml/2006/picture">
+                  <pic:nvPicPr>
+                    <pic:cNvPr id="3" name="Image2"/>
+                    <pic:cNvPicPr>
+                      <a:picLocks noChangeAspect="1" noChangeArrowheads="1"/>
+                    </pic:cNvPicPr>
+                  </pic:nvPicPr>
+                  <pic:blipFill>
+                    <a:blip r:embed="rId5"/>
+                    <a:stretch>
+                      <a:fillRect/>
+                    </a:stretch>
+                  </pic:blipFill>
+                  <pic:spPr bwMode="auto">
+                    <a:xfrm>
+                      <a:off x="0" y="0"/>
+                      <a:ext cx="5939790" cy="4116705"/>
+                    </a:xfrm>
+                    <a:prstGeom prst="rect">
+                      <a:avLst/>
+                    </a:prstGeom>
+                    <a:noFill/>
+                  </pic:spPr>
+                </pic:pic>
+              </a:graphicData>
+            </a:graphic>
+          </wp:anchor>
+        </w:drawing>
+      </w:r>
     </w:p>
     <w:p>
       <w:pPr>
@@ -10074,12 +9851,14 @@
         <w:ind w:hanging="0" w:start="0"/>
         <w:rPr/>
       </w:pPr>
-      <w:bookmarkStart w:id="14" w:name="_Toc212298895"/>
+      <w:bookmarkStart w:id="28" w:name="__RefHeading___Toc2306_2856212045"/>
+      <w:bookmarkStart w:id="29" w:name="_Toc212298895"/>
+      <w:bookmarkEnd w:id="28"/>
       <w:r>
         <w:rPr/>
         <w:t>Funkcionālais un dinamiskais sistēmas modelis</w:t>
       </w:r>
-      <w:bookmarkEnd w:id="14"/>
+      <w:bookmarkEnd w:id="29"/>
     </w:p>
     <w:p>
       <w:pPr>
@@ -10087,7 +9866,9 @@
         <w:ind w:hanging="11" w:start="11" w:end="6"/>
         <w:rPr/>
       </w:pPr>
-      <w:bookmarkStart w:id="15" w:name="_Toc212298896"/>
+      <w:bookmarkStart w:id="30" w:name="__RefHeading___Toc2308_2856212045"/>
+      <w:bookmarkStart w:id="31" w:name="_Toc212298896"/>
+      <w:bookmarkEnd w:id="30"/>
       <w:r>
         <w:rPr/>
         <w:t xml:space="preserve">Lietojumgadījumu diagramma </w:t>
@@ -10099,7 +9880,7 @@
         </w:rPr>
         <w:t>(Use Case)</w:t>
       </w:r>
-      <w:bookmarkEnd w:id="15"/>
+      <w:bookmarkEnd w:id="31"/>
     </w:p>
     <w:p>
       <w:pPr>
@@ -10111,7 +9892,9 @@
           <w:iCs/>
         </w:rPr>
       </w:pPr>
-      <w:bookmarkStart w:id="16" w:name="_Toc212298897"/>
+      <w:bookmarkStart w:id="32" w:name="__RefHeading___Toc2310_2856212045"/>
+      <w:bookmarkStart w:id="33" w:name="_Toc212298897"/>
+      <w:bookmarkEnd w:id="32"/>
       <w:r>
         <w:rPr/>
         <w:t xml:space="preserve">Aktivitāšu diagramma </w:t>
@@ -10123,7 +9906,7 @@
         </w:rPr>
         <w:t>(Activity)</w:t>
       </w:r>
-      <w:bookmarkEnd w:id="16"/>
+      <w:bookmarkEnd w:id="33"/>
     </w:p>
     <w:p>
       <w:pPr>
@@ -10135,7 +9918,9 @@
           <w:iCs/>
         </w:rPr>
       </w:pPr>
-      <w:bookmarkStart w:id="17" w:name="_Toc212298898"/>
+      <w:bookmarkStart w:id="34" w:name="__RefHeading___Toc2312_2856212045"/>
+      <w:bookmarkStart w:id="35" w:name="_Toc212298898"/>
+      <w:bookmarkEnd w:id="34"/>
       <w:r>
         <w:rPr/>
         <w:t xml:space="preserve">Stāvokļu diagramma </w:t>
@@ -10147,7 +9932,7 @@
         </w:rPr>
         <w:t>(State)</w:t>
       </w:r>
-      <w:bookmarkEnd w:id="17"/>
+      <w:bookmarkEnd w:id="35"/>
     </w:p>
     <w:p>
       <w:pPr>
@@ -10155,12 +9940,14 @@
         <w:ind w:hanging="0" w:start="0"/>
         <w:rPr/>
       </w:pPr>
-      <w:bookmarkStart w:id="18" w:name="_Toc212298899"/>
+      <w:bookmarkStart w:id="36" w:name="__RefHeading___Toc2314_2856212045"/>
+      <w:bookmarkStart w:id="37" w:name="_Toc212298899"/>
+      <w:bookmarkEnd w:id="36"/>
       <w:r>
         <w:rPr/>
         <w:t>Datu struktūru apraksts</w:t>
       </w:r>
-      <w:bookmarkEnd w:id="18"/>
+      <w:bookmarkEnd w:id="37"/>
     </w:p>
     <w:p>
       <w:pPr>
@@ -10190,12 +9977,14 @@
         <w:ind w:hanging="431" w:start="431" w:end="11"/>
         <w:rPr/>
       </w:pPr>
-      <w:bookmarkStart w:id="19" w:name="_Toc212298900"/>
+      <w:bookmarkStart w:id="38" w:name="__RefHeading___Toc2316_2856212045"/>
+      <w:bookmarkStart w:id="39" w:name="_Toc212298900"/>
+      <w:bookmarkEnd w:id="38"/>
       <w:r>
         <w:rPr/>
         <w:t>Lietotāju ceļvedis</w:t>
       </w:r>
-      <w:bookmarkEnd w:id="19"/>
+      <w:bookmarkEnd w:id="39"/>
     </w:p>
     <w:p>
       <w:pPr>
@@ -10225,12 +10014,14 @@
         <w:ind w:hanging="431" w:start="431" w:end="11"/>
         <w:rPr/>
       </w:pPr>
-      <w:bookmarkStart w:id="20" w:name="_Toc212298901"/>
+      <w:bookmarkStart w:id="40" w:name="__RefHeading___Toc2318_2856212045"/>
+      <w:bookmarkStart w:id="41" w:name="_Toc212298901"/>
+      <w:bookmarkEnd w:id="40"/>
       <w:r>
         <w:rPr/>
         <w:t>Testēšanas dokumentācija</w:t>
       </w:r>
-      <w:bookmarkEnd w:id="20"/>
+      <w:bookmarkEnd w:id="41"/>
     </w:p>
     <w:p>
       <w:pPr>
@@ -10238,12 +10029,14 @@
         <w:ind w:hanging="0" w:start="0"/>
         <w:rPr/>
       </w:pPr>
-      <w:bookmarkStart w:id="21" w:name="_Toc212298902"/>
+      <w:bookmarkStart w:id="42" w:name="__RefHeading___Toc2320_2856212045"/>
+      <w:bookmarkStart w:id="43" w:name="_Toc212298902"/>
+      <w:bookmarkEnd w:id="42"/>
       <w:r>
         <w:rPr/>
         <w:t>Izvēlētās testēšanas metodes, rīku apraksts un pamatojums</w:t>
       </w:r>
-      <w:bookmarkEnd w:id="21"/>
+      <w:bookmarkEnd w:id="43"/>
     </w:p>
     <w:p>
       <w:pPr>
@@ -10251,12 +10044,14 @@
         <w:ind w:hanging="0" w:start="0"/>
         <w:rPr/>
       </w:pPr>
-      <w:bookmarkStart w:id="22" w:name="_Toc212298903"/>
+      <w:bookmarkStart w:id="44" w:name="__RefHeading___Toc2322_2856212045"/>
+      <w:bookmarkStart w:id="45" w:name="_Toc212298903"/>
+      <w:bookmarkEnd w:id="44"/>
       <w:r>
         <w:rPr/>
         <w:t>Testpiemēru kopa</w:t>
       </w:r>
-      <w:bookmarkEnd w:id="22"/>
+      <w:bookmarkEnd w:id="45"/>
     </w:p>
     <w:p>
       <w:pPr>
@@ -10343,23 +10138,24 @@
         <w:tblLook w:val="04a0" w:noHBand="0" w:noVBand="1" w:firstColumn="1" w:lastRow="0" w:lastColumn="0" w:firstRow="1"/>
       </w:tblPr>
       <w:tblGrid>
-        <w:gridCol w:w="916"/>
+        <w:gridCol w:w="915"/>
         <w:gridCol w:w="1709"/>
-        <w:gridCol w:w="2484"/>
-        <w:gridCol w:w="2042"/>
-        <w:gridCol w:w="2193"/>
+        <w:gridCol w:w="2485"/>
+        <w:gridCol w:w="2041"/>
+        <w:gridCol w:w="2194"/>
       </w:tblGrid>
       <w:tr>
         <w:trPr/>
         <w:tc>
           <w:tcPr>
-            <w:tcW w:w="916" w:type="dxa"/>
+            <w:tcW w:w="915" w:type="dxa"/>
             <w:tcBorders/>
           </w:tcPr>
           <w:p>
             <w:pPr>
               <w:pStyle w:val="ListParagraph"/>
               <w:widowControl/>
+              <w:suppressAutoHyphens w:val="true"/>
               <w:spacing w:lineRule="auto" w:line="240" w:before="0" w:after="0"/>
               <w:ind w:hanging="0" w:start="0" w:end="0"/>
               <w:contextualSpacing/>
@@ -10393,6 +10189,7 @@
             <w:pPr>
               <w:pStyle w:val="ListParagraph"/>
               <w:widowControl/>
+              <w:suppressAutoHyphens w:val="true"/>
               <w:spacing w:lineRule="auto" w:line="240" w:before="0" w:after="0"/>
               <w:ind w:hanging="0" w:start="0" w:end="0"/>
               <w:contextualSpacing/>
@@ -10419,13 +10216,14 @@
         </w:tc>
         <w:tc>
           <w:tcPr>
-            <w:tcW w:w="2484" w:type="dxa"/>
+            <w:tcW w:w="2485" w:type="dxa"/>
             <w:tcBorders/>
           </w:tcPr>
           <w:p>
             <w:pPr>
               <w:pStyle w:val="ListParagraph"/>
               <w:widowControl/>
+              <w:suppressAutoHyphens w:val="true"/>
               <w:spacing w:lineRule="auto" w:line="240" w:before="0" w:after="0"/>
               <w:ind w:hanging="0" w:start="0" w:end="0"/>
               <w:contextualSpacing/>
@@ -10452,13 +10250,14 @@
         </w:tc>
         <w:tc>
           <w:tcPr>
-            <w:tcW w:w="2042" w:type="dxa"/>
+            <w:tcW w:w="2041" w:type="dxa"/>
             <w:tcBorders/>
           </w:tcPr>
           <w:p>
             <w:pPr>
               <w:pStyle w:val="ListParagraph"/>
               <w:widowControl/>
+              <w:suppressAutoHyphens w:val="true"/>
               <w:spacing w:lineRule="auto" w:line="240" w:before="0" w:after="0"/>
               <w:ind w:hanging="0" w:start="0" w:end="0"/>
               <w:contextualSpacing/>
@@ -10485,13 +10284,14 @@
         </w:tc>
         <w:tc>
           <w:tcPr>
-            <w:tcW w:w="2193" w:type="dxa"/>
+            <w:tcW w:w="2194" w:type="dxa"/>
             <w:tcBorders/>
           </w:tcPr>
           <w:p>
             <w:pPr>
               <w:pStyle w:val="ListParagraph"/>
               <w:widowControl/>
+              <w:suppressAutoHyphens w:val="true"/>
               <w:spacing w:lineRule="auto" w:line="240" w:before="0" w:after="0"/>
               <w:ind w:hanging="0" w:start="0" w:end="0"/>
               <w:contextualSpacing/>
@@ -10521,13 +10321,14 @@
         <w:trPr/>
         <w:tc>
           <w:tcPr>
-            <w:tcW w:w="916" w:type="dxa"/>
+            <w:tcW w:w="915" w:type="dxa"/>
             <w:tcBorders/>
           </w:tcPr>
           <w:p>
             <w:pPr>
               <w:pStyle w:val="ListParagraph"/>
               <w:widowControl/>
+              <w:suppressAutoHyphens w:val="true"/>
               <w:spacing w:lineRule="auto" w:line="240" w:before="0" w:after="0"/>
               <w:ind w:hanging="0" w:start="0" w:end="0"/>
               <w:contextualSpacing/>
@@ -10557,6 +10358,7 @@
             <w:pPr>
               <w:pStyle w:val="ListParagraph"/>
               <w:widowControl/>
+              <w:suppressAutoHyphens w:val="true"/>
               <w:spacing w:lineRule="auto" w:line="240" w:before="0" w:after="0"/>
               <w:ind w:hanging="0" w:start="0" w:end="0"/>
               <w:contextualSpacing/>
@@ -10579,13 +10381,14 @@
         </w:tc>
         <w:tc>
           <w:tcPr>
-            <w:tcW w:w="2484" w:type="dxa"/>
+            <w:tcW w:w="2485" w:type="dxa"/>
             <w:tcBorders/>
           </w:tcPr>
           <w:p>
             <w:pPr>
               <w:pStyle w:val="ListParagraph"/>
               <w:widowControl/>
+              <w:suppressAutoHyphens w:val="true"/>
               <w:spacing w:lineRule="auto" w:line="240" w:before="0" w:after="0"/>
               <w:ind w:hanging="0" w:start="0" w:end="0"/>
               <w:contextualSpacing/>
@@ -10609,6 +10412,7 @@
             <w:pPr>
               <w:pStyle w:val="ListParagraph"/>
               <w:widowControl/>
+              <w:suppressAutoHyphens w:val="true"/>
               <w:spacing w:lineRule="auto" w:line="240" w:before="0" w:after="0"/>
               <w:ind w:hanging="0" w:start="0" w:end="0"/>
               <w:contextualSpacing/>
@@ -10631,13 +10435,14 @@
         </w:tc>
         <w:tc>
           <w:tcPr>
-            <w:tcW w:w="2042" w:type="dxa"/>
+            <w:tcW w:w="2041" w:type="dxa"/>
             <w:tcBorders/>
           </w:tcPr>
           <w:p>
             <w:pPr>
               <w:pStyle w:val="ListParagraph"/>
               <w:widowControl/>
+              <w:suppressAutoHyphens w:val="true"/>
               <w:spacing w:lineRule="auto" w:line="240" w:before="0" w:after="0"/>
               <w:ind w:hanging="0" w:start="0" w:end="0"/>
               <w:contextualSpacing/>
@@ -10660,13 +10465,14 @@
         </w:tc>
         <w:tc>
           <w:tcPr>
-            <w:tcW w:w="2193" w:type="dxa"/>
+            <w:tcW w:w="2194" w:type="dxa"/>
             <w:tcBorders/>
           </w:tcPr>
           <w:p>
             <w:pPr>
               <w:pStyle w:val="ListParagraph"/>
               <w:widowControl/>
+              <w:suppressAutoHyphens w:val="true"/>
               <w:spacing w:lineRule="auto" w:line="240" w:before="0" w:after="0"/>
               <w:ind w:hanging="0" w:start="0" w:end="0"/>
               <w:contextualSpacing/>
@@ -10690,6 +10496,7 @@
             <w:pPr>
               <w:pStyle w:val="ListParagraph"/>
               <w:widowControl/>
+              <w:suppressAutoHyphens w:val="true"/>
               <w:spacing w:lineRule="auto" w:line="240" w:before="0" w:after="0"/>
               <w:ind w:hanging="0" w:start="0" w:end="0"/>
               <w:contextualSpacing/>
@@ -10715,13 +10522,14 @@
         <w:trPr/>
         <w:tc>
           <w:tcPr>
-            <w:tcW w:w="916" w:type="dxa"/>
+            <w:tcW w:w="915" w:type="dxa"/>
             <w:tcBorders/>
           </w:tcPr>
           <w:p>
             <w:pPr>
               <w:pStyle w:val="ListParagraph"/>
               <w:widowControl/>
+              <w:suppressAutoHyphens w:val="true"/>
               <w:spacing w:lineRule="auto" w:line="240" w:before="0" w:after="0"/>
               <w:ind w:hanging="0" w:start="0" w:end="0"/>
               <w:contextualSpacing/>
@@ -10751,6 +10559,7 @@
             <w:pPr>
               <w:pStyle w:val="ListParagraph"/>
               <w:widowControl/>
+              <w:suppressAutoHyphens w:val="true"/>
               <w:spacing w:lineRule="auto" w:line="240" w:before="0" w:after="0"/>
               <w:ind w:hanging="0" w:start="0" w:end="0"/>
               <w:contextualSpacing/>
@@ -10773,13 +10582,14 @@
         </w:tc>
         <w:tc>
           <w:tcPr>
-            <w:tcW w:w="2484" w:type="dxa"/>
+            <w:tcW w:w="2485" w:type="dxa"/>
             <w:tcBorders/>
           </w:tcPr>
           <w:p>
             <w:pPr>
               <w:pStyle w:val="ListParagraph"/>
               <w:widowControl/>
+              <w:suppressAutoHyphens w:val="true"/>
               <w:spacing w:lineRule="auto" w:line="240" w:before="0" w:after="0"/>
               <w:ind w:hanging="0" w:start="0" w:end="0"/>
               <w:contextualSpacing/>
@@ -10802,13 +10612,14 @@
         </w:tc>
         <w:tc>
           <w:tcPr>
-            <w:tcW w:w="2042" w:type="dxa"/>
+            <w:tcW w:w="2041" w:type="dxa"/>
             <w:tcBorders/>
           </w:tcPr>
           <w:p>
             <w:pPr>
               <w:pStyle w:val="ListParagraph"/>
               <w:widowControl/>
+              <w:suppressAutoHyphens w:val="true"/>
               <w:spacing w:lineRule="auto" w:line="240" w:before="0" w:after="0"/>
               <w:ind w:hanging="0" w:start="0" w:end="0"/>
               <w:contextualSpacing/>
@@ -10831,13 +10642,14 @@
         </w:tc>
         <w:tc>
           <w:tcPr>
-            <w:tcW w:w="2193" w:type="dxa"/>
+            <w:tcW w:w="2194" w:type="dxa"/>
             <w:tcBorders/>
           </w:tcPr>
           <w:p>
             <w:pPr>
               <w:pStyle w:val="ListParagraph"/>
               <w:widowControl/>
+              <w:suppressAutoHyphens w:val="true"/>
               <w:spacing w:lineRule="auto" w:line="240" w:before="0" w:after="0"/>
               <w:ind w:hanging="0" w:start="0" w:end="0"/>
               <w:contextualSpacing/>
@@ -10863,13 +10675,14 @@
         <w:trPr/>
         <w:tc>
           <w:tcPr>
-            <w:tcW w:w="916" w:type="dxa"/>
+            <w:tcW w:w="915" w:type="dxa"/>
             <w:tcBorders/>
           </w:tcPr>
           <w:p>
             <w:pPr>
               <w:pStyle w:val="ListParagraph"/>
               <w:widowControl/>
+              <w:suppressAutoHyphens w:val="true"/>
               <w:spacing w:lineRule="auto" w:line="240" w:before="0" w:after="0"/>
               <w:ind w:hanging="0" w:start="0" w:end="0"/>
               <w:contextualSpacing/>
@@ -10899,6 +10712,7 @@
             <w:pPr>
               <w:pStyle w:val="ListParagraph"/>
               <w:widowControl/>
+              <w:suppressAutoHyphens w:val="true"/>
               <w:spacing w:lineRule="auto" w:line="240" w:before="0" w:after="0"/>
               <w:ind w:hanging="0" w:start="0" w:end="0"/>
               <w:contextualSpacing/>
@@ -10921,13 +10735,14 @@
         </w:tc>
         <w:tc>
           <w:tcPr>
-            <w:tcW w:w="2484" w:type="dxa"/>
+            <w:tcW w:w="2485" w:type="dxa"/>
             <w:tcBorders/>
           </w:tcPr>
           <w:p>
             <w:pPr>
               <w:pStyle w:val="ListParagraph"/>
               <w:widowControl/>
+              <w:suppressAutoHyphens w:val="true"/>
               <w:spacing w:lineRule="auto" w:line="240" w:before="0" w:after="0"/>
               <w:ind w:hanging="0" w:start="0" w:end="0"/>
               <w:contextualSpacing/>
@@ -10950,13 +10765,14 @@
         </w:tc>
         <w:tc>
           <w:tcPr>
-            <w:tcW w:w="2042" w:type="dxa"/>
+            <w:tcW w:w="2041" w:type="dxa"/>
             <w:tcBorders/>
           </w:tcPr>
           <w:p>
             <w:pPr>
               <w:pStyle w:val="ListParagraph"/>
               <w:widowControl/>
+              <w:suppressAutoHyphens w:val="true"/>
               <w:spacing w:lineRule="auto" w:line="240" w:before="0" w:after="0"/>
               <w:ind w:hanging="0" w:start="0" w:end="0"/>
               <w:contextualSpacing/>
@@ -10979,13 +10795,14 @@
         </w:tc>
         <w:tc>
           <w:tcPr>
-            <w:tcW w:w="2193" w:type="dxa"/>
+            <w:tcW w:w="2194" w:type="dxa"/>
             <w:tcBorders/>
           </w:tcPr>
           <w:p>
             <w:pPr>
               <w:pStyle w:val="ListParagraph"/>
               <w:widowControl/>
+              <w:suppressAutoHyphens w:val="true"/>
               <w:spacing w:lineRule="auto" w:line="240" w:before="0" w:after="0"/>
               <w:ind w:hanging="0" w:start="0" w:end="0"/>
               <w:contextualSpacing/>
@@ -11009,6 +10826,7 @@
             <w:pPr>
               <w:pStyle w:val="ListParagraph"/>
               <w:widowControl/>
+              <w:suppressAutoHyphens w:val="true"/>
               <w:spacing w:lineRule="auto" w:line="240" w:before="0" w:after="0"/>
               <w:ind w:hanging="0" w:start="0" w:end="0"/>
               <w:contextualSpacing/>
@@ -11034,13 +10852,14 @@
         <w:trPr/>
         <w:tc>
           <w:tcPr>
-            <w:tcW w:w="916" w:type="dxa"/>
+            <w:tcW w:w="915" w:type="dxa"/>
             <w:tcBorders/>
           </w:tcPr>
           <w:p>
             <w:pPr>
               <w:pStyle w:val="ListParagraph"/>
               <w:widowControl/>
+              <w:suppressAutoHyphens w:val="true"/>
               <w:spacing w:lineRule="auto" w:line="240" w:before="0" w:after="0"/>
               <w:ind w:hanging="0" w:start="0" w:end="0"/>
               <w:contextualSpacing/>
@@ -11070,6 +10889,7 @@
             <w:pPr>
               <w:pStyle w:val="ListParagraph"/>
               <w:widowControl/>
+              <w:suppressAutoHyphens w:val="true"/>
               <w:spacing w:lineRule="auto" w:line="240" w:before="0" w:after="0"/>
               <w:ind w:hanging="0" w:start="0" w:end="0"/>
               <w:contextualSpacing/>
@@ -11092,13 +10912,14 @@
         </w:tc>
         <w:tc>
           <w:tcPr>
-            <w:tcW w:w="2484" w:type="dxa"/>
+            <w:tcW w:w="2485" w:type="dxa"/>
             <w:tcBorders/>
           </w:tcPr>
           <w:p>
             <w:pPr>
               <w:pStyle w:val="ListParagraph"/>
               <w:widowControl/>
+              <w:suppressAutoHyphens w:val="true"/>
               <w:spacing w:lineRule="auto" w:line="240" w:before="0" w:after="0"/>
               <w:ind w:hanging="0" w:start="0" w:end="0"/>
               <w:contextualSpacing/>
@@ -11122,6 +10943,7 @@
             <w:pPr>
               <w:pStyle w:val="ListParagraph"/>
               <w:widowControl/>
+              <w:suppressAutoHyphens w:val="true"/>
               <w:spacing w:lineRule="auto" w:line="240" w:before="0" w:after="0"/>
               <w:ind w:hanging="0" w:start="0" w:end="0"/>
               <w:contextualSpacing/>
@@ -11144,13 +10966,14 @@
         </w:tc>
         <w:tc>
           <w:tcPr>
-            <w:tcW w:w="2042" w:type="dxa"/>
+            <w:tcW w:w="2041" w:type="dxa"/>
             <w:tcBorders/>
           </w:tcPr>
           <w:p>
             <w:pPr>
               <w:pStyle w:val="ListParagraph"/>
               <w:widowControl/>
+              <w:suppressAutoHyphens w:val="true"/>
               <w:spacing w:lineRule="auto" w:line="240" w:before="0" w:after="0"/>
               <w:ind w:hanging="0" w:start="0" w:end="0"/>
               <w:contextualSpacing/>
@@ -11174,6 +10997,7 @@
             <w:pPr>
               <w:pStyle w:val="ListParagraph"/>
               <w:widowControl/>
+              <w:suppressAutoHyphens w:val="true"/>
               <w:spacing w:lineRule="auto" w:line="240" w:before="0" w:after="0"/>
               <w:ind w:hanging="0" w:start="0" w:end="0"/>
               <w:contextualSpacing/>
@@ -11197,6 +11021,7 @@
             <w:pPr>
               <w:pStyle w:val="ListParagraph"/>
               <w:widowControl/>
+              <w:suppressAutoHyphens w:val="true"/>
               <w:spacing w:lineRule="auto" w:line="240" w:before="0" w:after="0"/>
               <w:ind w:hanging="0" w:start="0" w:end="0"/>
               <w:contextualSpacing/>
@@ -11219,13 +11044,14 @@
         </w:tc>
         <w:tc>
           <w:tcPr>
-            <w:tcW w:w="2193" w:type="dxa"/>
+            <w:tcW w:w="2194" w:type="dxa"/>
             <w:tcBorders/>
           </w:tcPr>
           <w:p>
             <w:pPr>
               <w:pStyle w:val="ListParagraph"/>
               <w:widowControl/>
+              <w:suppressAutoHyphens w:val="true"/>
               <w:spacing w:lineRule="auto" w:line="240" w:before="0" w:after="0"/>
               <w:ind w:hanging="0" w:start="0" w:end="0"/>
               <w:contextualSpacing/>
@@ -11237,10 +11063,8 @@
             </w:pPr>
             <w:r>
               <w:rPr>
-                <w:kern w:val="2"/>
-                <w:sz w:val="20"/>
-                <w:szCs w:val="20"/>
-                <w:lang w:eastAsia="ru-RU" w:bidi="ar-SA"/>
+                <w:sz w:val="20"/>
+                <w:szCs w:val="20"/>
               </w:rPr>
             </w:r>
           </w:p>
@@ -11248,6 +11072,7 @@
             <w:pPr>
               <w:pStyle w:val="Normal"/>
               <w:widowControl/>
+              <w:suppressAutoHyphens w:val="true"/>
               <w:spacing w:lineRule="auto" w:line="240" w:before="0" w:after="54"/>
               <w:jc w:val="start"/>
               <w:rPr>
@@ -11257,10 +11082,8 @@
             </w:pPr>
             <w:r>
               <w:rPr>
-                <w:kern w:val="2"/>
-                <w:sz w:val="20"/>
-                <w:szCs w:val="20"/>
-                <w:lang w:eastAsia="ru-RU" w:bidi="ar-SA"/>
+                <w:sz w:val="20"/>
+                <w:szCs w:val="20"/>
               </w:rPr>
             </w:r>
           </w:p>
@@ -11268,6 +11091,7 @@
             <w:pPr>
               <w:pStyle w:val="Normal"/>
               <w:widowControl/>
+              <w:suppressAutoHyphens w:val="true"/>
               <w:spacing w:lineRule="auto" w:line="240" w:before="0" w:after="54"/>
               <w:jc w:val="start"/>
               <w:rPr>
@@ -11291,13 +11115,14 @@
         <w:trPr/>
         <w:tc>
           <w:tcPr>
-            <w:tcW w:w="916" w:type="dxa"/>
+            <w:tcW w:w="915" w:type="dxa"/>
             <w:tcBorders/>
           </w:tcPr>
           <w:p>
             <w:pPr>
               <w:pStyle w:val="ListParagraph"/>
               <w:widowControl/>
+              <w:suppressAutoHyphens w:val="true"/>
               <w:spacing w:lineRule="auto" w:line="240" w:before="0" w:after="0"/>
               <w:ind w:hanging="0" w:start="0" w:end="0"/>
               <w:contextualSpacing/>
@@ -11331,6 +11156,7 @@
                 <w:tab w:val="clear" w:pos="708"/>
                 <w:tab w:val="left" w:pos="803" w:leader="none"/>
               </w:tabs>
+              <w:suppressAutoHyphens w:val="true"/>
               <w:spacing w:lineRule="auto" w:line="240" w:before="0" w:after="0"/>
               <w:ind w:hanging="0" w:start="0" w:end="0"/>
               <w:contextualSpacing/>
@@ -11353,13 +11179,14 @@
         </w:tc>
         <w:tc>
           <w:tcPr>
-            <w:tcW w:w="2484" w:type="dxa"/>
+            <w:tcW w:w="2485" w:type="dxa"/>
             <w:tcBorders/>
           </w:tcPr>
           <w:p>
             <w:pPr>
               <w:pStyle w:val="ListParagraph"/>
               <w:widowControl/>
+              <w:suppressAutoHyphens w:val="true"/>
               <w:spacing w:lineRule="auto" w:line="240" w:before="0" w:after="0"/>
               <w:ind w:hanging="0" w:start="0" w:end="0"/>
               <w:contextualSpacing/>
@@ -11382,13 +11209,14 @@
         </w:tc>
         <w:tc>
           <w:tcPr>
-            <w:tcW w:w="2042" w:type="dxa"/>
+            <w:tcW w:w="2041" w:type="dxa"/>
             <w:tcBorders/>
           </w:tcPr>
           <w:p>
             <w:pPr>
               <w:pStyle w:val="ListParagraph"/>
               <w:widowControl/>
+              <w:suppressAutoHyphens w:val="true"/>
               <w:spacing w:lineRule="auto" w:line="240" w:before="0" w:after="0"/>
               <w:ind w:hanging="0" w:start="0" w:end="0"/>
               <w:contextualSpacing/>
@@ -11412,6 +11240,7 @@
             <w:pPr>
               <w:pStyle w:val="ListParagraph"/>
               <w:widowControl/>
+              <w:suppressAutoHyphens w:val="true"/>
               <w:spacing w:lineRule="auto" w:line="240" w:before="0" w:after="0"/>
               <w:ind w:hanging="0" w:start="0" w:end="0"/>
               <w:contextualSpacing/>
@@ -11434,13 +11263,14 @@
         </w:tc>
         <w:tc>
           <w:tcPr>
-            <w:tcW w:w="2193" w:type="dxa"/>
+            <w:tcW w:w="2194" w:type="dxa"/>
             <w:tcBorders/>
           </w:tcPr>
           <w:p>
             <w:pPr>
               <w:pStyle w:val="ListParagraph"/>
               <w:widowControl/>
+              <w:suppressAutoHyphens w:val="true"/>
               <w:spacing w:lineRule="auto" w:line="240" w:before="0" w:after="0"/>
               <w:ind w:hanging="0" w:start="0" w:end="0"/>
               <w:contextualSpacing/>
@@ -11452,10 +11282,8 @@
             </w:pPr>
             <w:r>
               <w:rPr>
-                <w:kern w:val="2"/>
-                <w:sz w:val="20"/>
-                <w:szCs w:val="20"/>
-                <w:lang w:eastAsia="ru-RU" w:bidi="ar-SA"/>
+                <w:sz w:val="20"/>
+                <w:szCs w:val="20"/>
               </w:rPr>
             </w:r>
           </w:p>
@@ -11463,6 +11291,7 @@
             <w:pPr>
               <w:pStyle w:val="Normal"/>
               <w:widowControl/>
+              <w:suppressAutoHyphens w:val="true"/>
               <w:spacing w:lineRule="auto" w:line="240" w:before="0" w:after="54"/>
               <w:jc w:val="start"/>
               <w:rPr>
@@ -11484,6 +11313,7 @@
             <w:pPr>
               <w:pStyle w:val="Normal"/>
               <w:widowControl/>
+              <w:suppressAutoHyphens w:val="true"/>
               <w:spacing w:lineRule="auto" w:line="240" w:before="0" w:after="54"/>
               <w:jc w:val="start"/>
               <w:rPr>
@@ -11507,13 +11337,14 @@
         <w:trPr/>
         <w:tc>
           <w:tcPr>
-            <w:tcW w:w="916" w:type="dxa"/>
+            <w:tcW w:w="915" w:type="dxa"/>
             <w:tcBorders/>
           </w:tcPr>
           <w:p>
             <w:pPr>
               <w:pStyle w:val="ListParagraph"/>
               <w:widowControl/>
+              <w:suppressAutoHyphens w:val="true"/>
               <w:spacing w:lineRule="auto" w:line="240" w:before="0" w:after="0"/>
               <w:ind w:hanging="0" w:start="0" w:end="0"/>
               <w:contextualSpacing/>
@@ -11543,6 +11374,7 @@
             <w:pPr>
               <w:pStyle w:val="ListParagraph"/>
               <w:widowControl/>
+              <w:suppressAutoHyphens w:val="true"/>
               <w:spacing w:lineRule="auto" w:line="240" w:before="0" w:after="0"/>
               <w:ind w:hanging="0" w:start="0" w:end="0"/>
               <w:contextualSpacing/>
@@ -11565,13 +11397,14 @@
         </w:tc>
         <w:tc>
           <w:tcPr>
-            <w:tcW w:w="2484" w:type="dxa"/>
+            <w:tcW w:w="2485" w:type="dxa"/>
             <w:tcBorders/>
           </w:tcPr>
           <w:p>
             <w:pPr>
               <w:pStyle w:val="ListParagraph"/>
               <w:widowControl/>
+              <w:suppressAutoHyphens w:val="true"/>
               <w:spacing w:lineRule="auto" w:line="240" w:before="0" w:after="0"/>
               <w:ind w:hanging="0" w:start="0" w:end="0"/>
               <w:contextualSpacing/>
@@ -11595,6 +11428,7 @@
             <w:pPr>
               <w:pStyle w:val="ListParagraph"/>
               <w:widowControl/>
+              <w:suppressAutoHyphens w:val="true"/>
               <w:spacing w:lineRule="auto" w:line="240" w:before="0" w:after="0"/>
               <w:ind w:hanging="0" w:start="0" w:end="0"/>
               <w:contextualSpacing/>
@@ -11617,13 +11451,14 @@
         </w:tc>
         <w:tc>
           <w:tcPr>
-            <w:tcW w:w="2042" w:type="dxa"/>
+            <w:tcW w:w="2041" w:type="dxa"/>
             <w:tcBorders/>
           </w:tcPr>
           <w:p>
             <w:pPr>
               <w:pStyle w:val="ListParagraph"/>
               <w:widowControl/>
+              <w:suppressAutoHyphens w:val="true"/>
               <w:spacing w:lineRule="auto" w:line="240" w:before="0" w:after="0"/>
               <w:ind w:hanging="0" w:start="0" w:end="0"/>
               <w:contextualSpacing/>
@@ -11646,13 +11481,14 @@
         </w:tc>
         <w:tc>
           <w:tcPr>
-            <w:tcW w:w="2193" w:type="dxa"/>
+            <w:tcW w:w="2194" w:type="dxa"/>
             <w:tcBorders/>
           </w:tcPr>
           <w:p>
             <w:pPr>
               <w:pStyle w:val="ListParagraph"/>
               <w:widowControl/>
+              <w:suppressAutoHyphens w:val="true"/>
               <w:spacing w:lineRule="auto" w:line="240" w:before="0" w:after="0"/>
               <w:ind w:hanging="0" w:start="0" w:end="0"/>
               <w:contextualSpacing/>
@@ -11678,13 +11514,14 @@
         <w:trPr/>
         <w:tc>
           <w:tcPr>
-            <w:tcW w:w="916" w:type="dxa"/>
+            <w:tcW w:w="915" w:type="dxa"/>
             <w:tcBorders/>
           </w:tcPr>
           <w:p>
             <w:pPr>
               <w:pStyle w:val="ListParagraph"/>
               <w:widowControl/>
+              <w:suppressAutoHyphens w:val="true"/>
               <w:spacing w:lineRule="auto" w:line="240" w:before="0" w:after="0"/>
               <w:ind w:hanging="0" w:start="0" w:end="0"/>
               <w:contextualSpacing/>
@@ -11714,6 +11551,7 @@
             <w:pPr>
               <w:pStyle w:val="ListParagraph"/>
               <w:widowControl/>
+              <w:suppressAutoHyphens w:val="true"/>
               <w:spacing w:lineRule="auto" w:line="240" w:before="0" w:after="0"/>
               <w:ind w:hanging="0" w:start="0" w:end="0"/>
               <w:contextualSpacing/>
@@ -11736,7 +11574,7 @@
         </w:tc>
         <w:tc>
           <w:tcPr>
-            <w:tcW w:w="2484" w:type="dxa"/>
+            <w:tcW w:w="2485" w:type="dxa"/>
             <w:vMerge w:val="restart"/>
             <w:tcBorders/>
           </w:tcPr>
@@ -11744,6 +11582,7 @@
             <w:pPr>
               <w:pStyle w:val="ListParagraph"/>
               <w:widowControl/>
+              <w:suppressAutoHyphens w:val="true"/>
               <w:spacing w:lineRule="auto" w:line="240" w:before="0" w:after="0"/>
               <w:ind w:hanging="0" w:start="0" w:end="0"/>
               <w:contextualSpacing/>
@@ -11771,6 +11610,7 @@
                 <w:tab w:val="clear" w:pos="708"/>
                 <w:tab w:val="left" w:pos="623" w:leader="none"/>
               </w:tabs>
+              <w:suppressAutoHyphens w:val="true"/>
               <w:spacing w:lineRule="auto" w:line="240" w:before="0" w:after="0"/>
               <w:ind w:hanging="10" w:start="0" w:end="0"/>
               <w:contextualSpacing/>
@@ -11793,13 +11633,14 @@
         </w:tc>
         <w:tc>
           <w:tcPr>
-            <w:tcW w:w="2042" w:type="dxa"/>
+            <w:tcW w:w="2041" w:type="dxa"/>
             <w:tcBorders/>
           </w:tcPr>
           <w:p>
             <w:pPr>
               <w:pStyle w:val="ListParagraph"/>
               <w:widowControl/>
+              <w:suppressAutoHyphens w:val="true"/>
               <w:spacing w:lineRule="auto" w:line="240" w:before="0" w:after="0"/>
               <w:ind w:hanging="0" w:start="0" w:end="0"/>
               <w:contextualSpacing/>
@@ -11822,13 +11663,14 @@
         </w:tc>
         <w:tc>
           <w:tcPr>
-            <w:tcW w:w="2193" w:type="dxa"/>
+            <w:tcW w:w="2194" w:type="dxa"/>
             <w:tcBorders/>
           </w:tcPr>
           <w:p>
             <w:pPr>
               <w:pStyle w:val="ListParagraph"/>
               <w:widowControl/>
+              <w:suppressAutoHyphens w:val="true"/>
               <w:spacing w:lineRule="auto" w:line="240" w:before="0" w:after="0"/>
               <w:ind w:hanging="0" w:start="0" w:end="0"/>
               <w:contextualSpacing/>
@@ -11852,6 +11694,7 @@
             <w:pPr>
               <w:pStyle w:val="ListParagraph"/>
               <w:widowControl/>
+              <w:suppressAutoHyphens w:val="true"/>
               <w:spacing w:lineRule="auto" w:line="240" w:before="0" w:after="0"/>
               <w:ind w:hanging="0" w:start="0" w:end="0"/>
               <w:contextualSpacing/>
@@ -11877,13 +11720,14 @@
         <w:trPr/>
         <w:tc>
           <w:tcPr>
-            <w:tcW w:w="916" w:type="dxa"/>
+            <w:tcW w:w="915" w:type="dxa"/>
             <w:tcBorders/>
           </w:tcPr>
           <w:p>
             <w:pPr>
               <w:pStyle w:val="ListParagraph"/>
               <w:widowControl/>
+              <w:suppressAutoHyphens w:val="true"/>
               <w:spacing w:lineRule="auto" w:line="240" w:before="0" w:after="0"/>
               <w:ind w:hanging="0" w:start="0" w:end="0"/>
               <w:contextualSpacing/>
@@ -11913,6 +11757,7 @@
             <w:pPr>
               <w:pStyle w:val="ListParagraph"/>
               <w:widowControl/>
+              <w:suppressAutoHyphens w:val="true"/>
               <w:spacing w:lineRule="auto" w:line="240" w:before="0" w:after="0"/>
               <w:ind w:hanging="0" w:start="0" w:end="0"/>
               <w:contextualSpacing/>
@@ -11935,7 +11780,7 @@
         </w:tc>
         <w:tc>
           <w:tcPr>
-            <w:tcW w:w="2484" w:type="dxa"/>
+            <w:tcW w:w="2485" w:type="dxa"/>
             <w:vMerge w:val="continue"/>
             <w:tcBorders/>
           </w:tcPr>
@@ -11947,6 +11792,7 @@
                 <w:tab w:val="clear" w:pos="708"/>
                 <w:tab w:val="left" w:pos="623" w:leader="none"/>
               </w:tabs>
+              <w:suppressAutoHyphens w:val="true"/>
               <w:spacing w:lineRule="auto" w:line="240" w:before="0" w:after="0"/>
               <w:ind w:hanging="0" w:start="0" w:end="0"/>
               <w:contextualSpacing/>
@@ -11958,23 +11804,22 @@
             </w:pPr>
             <w:r>
               <w:rPr>
-                <w:kern w:val="2"/>
-                <w:sz w:val="20"/>
-                <w:szCs w:val="20"/>
-                <w:lang w:eastAsia="ru-RU" w:bidi="ar-SA"/>
+                <w:sz w:val="20"/>
+                <w:szCs w:val="20"/>
               </w:rPr>
             </w:r>
           </w:p>
         </w:tc>
         <w:tc>
           <w:tcPr>
-            <w:tcW w:w="2042" w:type="dxa"/>
+            <w:tcW w:w="2041" w:type="dxa"/>
             <w:tcBorders/>
           </w:tcPr>
           <w:p>
             <w:pPr>
               <w:pStyle w:val="ListParagraph"/>
               <w:widowControl/>
+              <w:suppressAutoHyphens w:val="true"/>
               <w:spacing w:lineRule="auto" w:line="240" w:before="0" w:after="0"/>
               <w:ind w:hanging="0" w:start="0" w:end="0"/>
               <w:contextualSpacing/>
@@ -11998,6 +11843,7 @@
             <w:pPr>
               <w:pStyle w:val="ListParagraph"/>
               <w:widowControl/>
+              <w:suppressAutoHyphens w:val="true"/>
               <w:spacing w:lineRule="auto" w:line="240" w:before="0" w:after="0"/>
               <w:ind w:hanging="0" w:start="0" w:end="0"/>
               <w:contextualSpacing/>
@@ -12020,13 +11866,14 @@
         </w:tc>
         <w:tc>
           <w:tcPr>
-            <w:tcW w:w="2193" w:type="dxa"/>
+            <w:tcW w:w="2194" w:type="dxa"/>
             <w:tcBorders/>
           </w:tcPr>
           <w:p>
             <w:pPr>
               <w:pStyle w:val="ListParagraph"/>
               <w:widowControl/>
+              <w:suppressAutoHyphens w:val="true"/>
               <w:spacing w:lineRule="auto" w:line="240" w:before="0" w:after="0"/>
               <w:ind w:hanging="0" w:start="0" w:end="0"/>
               <w:contextualSpacing/>
@@ -12050,6 +11897,7 @@
             <w:pPr>
               <w:pStyle w:val="ListParagraph"/>
               <w:widowControl/>
+              <w:suppressAutoHyphens w:val="true"/>
               <w:spacing w:lineRule="auto" w:line="240" w:before="0" w:after="0"/>
               <w:ind w:hanging="0" w:start="0" w:end="0"/>
               <w:contextualSpacing/>
@@ -12075,13 +11923,14 @@
         <w:trPr/>
         <w:tc>
           <w:tcPr>
-            <w:tcW w:w="916" w:type="dxa"/>
+            <w:tcW w:w="915" w:type="dxa"/>
             <w:tcBorders/>
           </w:tcPr>
           <w:p>
             <w:pPr>
               <w:pStyle w:val="ListParagraph"/>
               <w:widowControl/>
+              <w:suppressAutoHyphens w:val="true"/>
               <w:spacing w:lineRule="auto" w:line="240" w:before="0" w:after="0"/>
               <w:ind w:hanging="0" w:start="0" w:end="0"/>
               <w:contextualSpacing/>
@@ -12111,6 +11960,7 @@
             <w:pPr>
               <w:pStyle w:val="ListParagraph"/>
               <w:widowControl/>
+              <w:suppressAutoHyphens w:val="true"/>
               <w:spacing w:lineRule="auto" w:line="240" w:before="0" w:after="0"/>
               <w:ind w:hanging="0" w:start="0" w:end="0"/>
               <w:contextualSpacing/>
@@ -12133,7 +11983,7 @@
         </w:tc>
         <w:tc>
           <w:tcPr>
-            <w:tcW w:w="2484" w:type="dxa"/>
+            <w:tcW w:w="2485" w:type="dxa"/>
             <w:vMerge w:val="continue"/>
             <w:tcBorders/>
           </w:tcPr>
@@ -12141,6 +11991,7 @@
             <w:pPr>
               <w:pStyle w:val="ListParagraph"/>
               <w:widowControl/>
+              <w:suppressAutoHyphens w:val="true"/>
               <w:spacing w:lineRule="auto" w:line="240" w:before="0" w:after="0"/>
               <w:ind w:hanging="0" w:start="0" w:end="0"/>
               <w:contextualSpacing/>
@@ -12152,23 +12003,22 @@
             </w:pPr>
             <w:r>
               <w:rPr>
-                <w:kern w:val="2"/>
-                <w:sz w:val="20"/>
-                <w:szCs w:val="20"/>
-                <w:lang w:eastAsia="ru-RU" w:bidi="ar-SA"/>
+                <w:sz w:val="20"/>
+                <w:szCs w:val="20"/>
               </w:rPr>
             </w:r>
           </w:p>
         </w:tc>
         <w:tc>
           <w:tcPr>
-            <w:tcW w:w="2042" w:type="dxa"/>
+            <w:tcW w:w="2041" w:type="dxa"/>
             <w:tcBorders/>
           </w:tcPr>
           <w:p>
             <w:pPr>
               <w:pStyle w:val="ListParagraph"/>
               <w:widowControl/>
+              <w:suppressAutoHyphens w:val="true"/>
               <w:spacing w:lineRule="auto" w:line="240" w:before="0" w:after="0"/>
               <w:ind w:hanging="0" w:start="0" w:end="0"/>
               <w:contextualSpacing/>
@@ -12192,6 +12042,7 @@
             <w:pPr>
               <w:pStyle w:val="ListParagraph"/>
               <w:widowControl/>
+              <w:suppressAutoHyphens w:val="true"/>
               <w:spacing w:lineRule="auto" w:line="240" w:before="0" w:after="0"/>
               <w:ind w:hanging="0" w:start="0" w:end="0"/>
               <w:contextualSpacing/>
@@ -12215,6 +12066,7 @@
             <w:pPr>
               <w:pStyle w:val="ListParagraph"/>
               <w:widowControl/>
+              <w:suppressAutoHyphens w:val="true"/>
               <w:spacing w:lineRule="auto" w:line="240" w:before="0" w:after="0"/>
               <w:ind w:hanging="0" w:start="0" w:end="0"/>
               <w:contextualSpacing/>
@@ -12238,6 +12090,7 @@
             <w:pPr>
               <w:pStyle w:val="ListParagraph"/>
               <w:widowControl/>
+              <w:suppressAutoHyphens w:val="true"/>
               <w:spacing w:lineRule="auto" w:line="240" w:before="0" w:after="0"/>
               <w:ind w:hanging="0" w:start="0" w:end="0"/>
               <w:contextualSpacing/>
@@ -12260,13 +12113,14 @@
         </w:tc>
         <w:tc>
           <w:tcPr>
-            <w:tcW w:w="2193" w:type="dxa"/>
+            <w:tcW w:w="2194" w:type="dxa"/>
             <w:tcBorders/>
           </w:tcPr>
           <w:p>
             <w:pPr>
               <w:pStyle w:val="ListParagraph"/>
               <w:widowControl/>
+              <w:suppressAutoHyphens w:val="true"/>
               <w:spacing w:lineRule="auto" w:line="240" w:before="0" w:after="0"/>
               <w:ind w:hanging="0" w:start="0" w:end="0"/>
               <w:contextualSpacing/>
@@ -12290,6 +12144,7 @@
             <w:pPr>
               <w:pStyle w:val="ListParagraph"/>
               <w:widowControl/>
+              <w:suppressAutoHyphens w:val="true"/>
               <w:spacing w:lineRule="auto" w:line="240" w:before="0" w:after="0"/>
               <w:ind w:hanging="0" w:start="0" w:end="0"/>
               <w:contextualSpacing/>
@@ -12315,13 +12170,14 @@
         <w:trPr/>
         <w:tc>
           <w:tcPr>
-            <w:tcW w:w="916" w:type="dxa"/>
+            <w:tcW w:w="915" w:type="dxa"/>
             <w:tcBorders/>
           </w:tcPr>
           <w:p>
             <w:pPr>
               <w:pStyle w:val="ListParagraph"/>
               <w:widowControl/>
+              <w:suppressAutoHyphens w:val="true"/>
               <w:spacing w:lineRule="auto" w:line="240" w:before="0" w:after="0"/>
               <w:ind w:hanging="0" w:start="0" w:end="0"/>
               <w:contextualSpacing/>
@@ -12355,6 +12211,7 @@
                 <w:tab w:val="clear" w:pos="708"/>
                 <w:tab w:val="left" w:pos="728" w:leader="none"/>
               </w:tabs>
+              <w:suppressAutoHyphens w:val="true"/>
               <w:spacing w:lineRule="auto" w:line="240" w:before="0" w:after="0"/>
               <w:ind w:hanging="0" w:start="0" w:end="0"/>
               <w:contextualSpacing/>
@@ -12377,13 +12234,14 @@
         </w:tc>
         <w:tc>
           <w:tcPr>
-            <w:tcW w:w="2484" w:type="dxa"/>
+            <w:tcW w:w="2485" w:type="dxa"/>
             <w:tcBorders/>
           </w:tcPr>
           <w:p>
             <w:pPr>
               <w:pStyle w:val="ListParagraph"/>
               <w:widowControl/>
+              <w:suppressAutoHyphens w:val="true"/>
               <w:spacing w:lineRule="auto" w:line="240" w:before="0" w:after="0"/>
               <w:ind w:hanging="0" w:start="0" w:end="0"/>
               <w:contextualSpacing/>
@@ -12407,6 +12265,7 @@
             <w:pPr>
               <w:pStyle w:val="ListParagraph"/>
               <w:widowControl/>
+              <w:suppressAutoHyphens w:val="true"/>
               <w:spacing w:lineRule="auto" w:line="240" w:before="0" w:after="0"/>
               <w:ind w:hanging="0" w:start="0" w:end="0"/>
               <w:contextualSpacing/>
@@ -12429,13 +12288,14 @@
         </w:tc>
         <w:tc>
           <w:tcPr>
-            <w:tcW w:w="2042" w:type="dxa"/>
+            <w:tcW w:w="2041" w:type="dxa"/>
             <w:tcBorders/>
           </w:tcPr>
           <w:p>
             <w:pPr>
               <w:pStyle w:val="ListParagraph"/>
               <w:widowControl/>
+              <w:suppressAutoHyphens w:val="true"/>
               <w:spacing w:lineRule="auto" w:line="240" w:before="0" w:after="0"/>
               <w:ind w:hanging="0" w:start="0" w:end="0"/>
               <w:contextualSpacing/>
@@ -12459,6 +12319,7 @@
             <w:pPr>
               <w:pStyle w:val="ListParagraph"/>
               <w:widowControl/>
+              <w:suppressAutoHyphens w:val="true"/>
               <w:spacing w:lineRule="auto" w:line="240" w:before="0" w:after="0"/>
               <w:ind w:hanging="0" w:start="0" w:end="0"/>
               <w:contextualSpacing/>
@@ -12482,6 +12343,7 @@
             <w:pPr>
               <w:pStyle w:val="ListParagraph"/>
               <w:widowControl/>
+              <w:suppressAutoHyphens w:val="true"/>
               <w:spacing w:lineRule="auto" w:line="240" w:before="0" w:after="0"/>
               <w:ind w:hanging="0" w:start="0" w:end="0"/>
               <w:contextualSpacing/>
@@ -12504,13 +12366,14 @@
         </w:tc>
         <w:tc>
           <w:tcPr>
-            <w:tcW w:w="2193" w:type="dxa"/>
+            <w:tcW w:w="2194" w:type="dxa"/>
             <w:tcBorders/>
           </w:tcPr>
           <w:p>
             <w:pPr>
               <w:pStyle w:val="ListParagraph"/>
               <w:widowControl/>
+              <w:suppressAutoHyphens w:val="true"/>
               <w:spacing w:lineRule="auto" w:line="240" w:before="0" w:after="0"/>
               <w:ind w:hanging="0" w:start="0" w:end="0"/>
               <w:contextualSpacing/>
@@ -12534,6 +12397,7 @@
             <w:pPr>
               <w:pStyle w:val="ListParagraph"/>
               <w:widowControl/>
+              <w:suppressAutoHyphens w:val="true"/>
               <w:spacing w:lineRule="auto" w:line="240" w:before="0" w:after="0"/>
               <w:ind w:hanging="0" w:start="0" w:end="0"/>
               <w:contextualSpacing/>
@@ -12557,6 +12421,7 @@
             <w:pPr>
               <w:pStyle w:val="ListParagraph"/>
               <w:widowControl/>
+              <w:suppressAutoHyphens w:val="true"/>
               <w:spacing w:lineRule="auto" w:line="240" w:before="0" w:after="0"/>
               <w:ind w:hanging="0" w:start="0" w:end="0"/>
               <w:contextualSpacing/>
@@ -12580,6 +12445,7 @@
             <w:pPr>
               <w:pStyle w:val="ListParagraph"/>
               <w:widowControl/>
+              <w:suppressAutoHyphens w:val="true"/>
               <w:spacing w:lineRule="auto" w:line="240" w:before="0" w:after="0"/>
               <w:ind w:hanging="0" w:start="0" w:end="0"/>
               <w:contextualSpacing/>
@@ -12605,13 +12471,14 @@
         <w:trPr/>
         <w:tc>
           <w:tcPr>
-            <w:tcW w:w="916" w:type="dxa"/>
+            <w:tcW w:w="915" w:type="dxa"/>
             <w:tcBorders/>
           </w:tcPr>
           <w:p>
             <w:pPr>
               <w:pStyle w:val="ListParagraph"/>
               <w:widowControl/>
+              <w:suppressAutoHyphens w:val="true"/>
               <w:spacing w:lineRule="auto" w:line="240" w:before="0" w:after="0"/>
               <w:ind w:hanging="0" w:start="0" w:end="0"/>
               <w:contextualSpacing/>
@@ -12641,6 +12508,7 @@
             <w:pPr>
               <w:pStyle w:val="ListParagraph"/>
               <w:widowControl/>
+              <w:suppressAutoHyphens w:val="true"/>
               <w:spacing w:lineRule="auto" w:line="240" w:before="0" w:after="0"/>
               <w:ind w:hanging="0" w:start="0" w:end="0"/>
               <w:contextualSpacing/>
@@ -12663,7 +12531,7 @@
         </w:tc>
         <w:tc>
           <w:tcPr>
-            <w:tcW w:w="2484" w:type="dxa"/>
+            <w:tcW w:w="2485" w:type="dxa"/>
             <w:tcBorders/>
           </w:tcPr>
           <w:p>
@@ -12674,6 +12542,7 @@
                 <w:tab w:val="clear" w:pos="708"/>
                 <w:tab w:val="left" w:pos="600" w:leader="none"/>
               </w:tabs>
+              <w:suppressAutoHyphens w:val="true"/>
               <w:spacing w:lineRule="auto" w:line="240" w:before="0" w:after="0"/>
               <w:ind w:hanging="0" w:start="0" w:end="0"/>
               <w:contextualSpacing/>
@@ -12696,13 +12565,14 @@
         </w:tc>
         <w:tc>
           <w:tcPr>
-            <w:tcW w:w="2042" w:type="dxa"/>
+            <w:tcW w:w="2041" w:type="dxa"/>
             <w:tcBorders/>
           </w:tcPr>
           <w:p>
             <w:pPr>
               <w:pStyle w:val="ListParagraph"/>
               <w:widowControl/>
+              <w:suppressAutoHyphens w:val="true"/>
               <w:spacing w:lineRule="auto" w:line="240" w:before="0" w:after="0"/>
               <w:ind w:hanging="0" w:start="0" w:end="0"/>
               <w:contextualSpacing/>
@@ -12725,13 +12595,14 @@
         </w:tc>
         <w:tc>
           <w:tcPr>
-            <w:tcW w:w="2193" w:type="dxa"/>
+            <w:tcW w:w="2194" w:type="dxa"/>
             <w:tcBorders/>
           </w:tcPr>
           <w:p>
             <w:pPr>
               <w:pStyle w:val="ListParagraph"/>
               <w:widowControl/>
+              <w:suppressAutoHyphens w:val="true"/>
               <w:spacing w:lineRule="auto" w:line="240" w:before="0" w:after="0"/>
               <w:ind w:hanging="0" w:start="0" w:end="0"/>
               <w:contextualSpacing/>
@@ -12757,13 +12628,14 @@
         <w:trPr/>
         <w:tc>
           <w:tcPr>
-            <w:tcW w:w="916" w:type="dxa"/>
+            <w:tcW w:w="915" w:type="dxa"/>
             <w:tcBorders/>
           </w:tcPr>
           <w:p>
             <w:pPr>
               <w:pStyle w:val="ListParagraph"/>
               <w:widowControl/>
+              <w:suppressAutoHyphens w:val="true"/>
               <w:spacing w:lineRule="auto" w:line="240" w:before="0" w:after="0"/>
               <w:ind w:hanging="0" w:start="0" w:end="0"/>
               <w:contextualSpacing/>
@@ -12793,6 +12665,7 @@
             <w:pPr>
               <w:pStyle w:val="ListParagraph"/>
               <w:widowControl/>
+              <w:suppressAutoHyphens w:val="true"/>
               <w:spacing w:lineRule="auto" w:line="240" w:before="0" w:after="0"/>
               <w:ind w:hanging="0" w:start="0" w:end="0"/>
               <w:contextualSpacing/>
@@ -12815,13 +12688,14 @@
         </w:tc>
         <w:tc>
           <w:tcPr>
-            <w:tcW w:w="2484" w:type="dxa"/>
+            <w:tcW w:w="2485" w:type="dxa"/>
             <w:tcBorders/>
           </w:tcPr>
           <w:p>
             <w:pPr>
               <w:pStyle w:val="ListParagraph"/>
               <w:widowControl/>
+              <w:suppressAutoHyphens w:val="true"/>
               <w:spacing w:lineRule="auto" w:line="240" w:before="0" w:after="0"/>
               <w:ind w:hanging="0" w:start="0" w:end="0"/>
               <w:contextualSpacing/>
@@ -12844,13 +12718,14 @@
         </w:tc>
         <w:tc>
           <w:tcPr>
-            <w:tcW w:w="2042" w:type="dxa"/>
+            <w:tcW w:w="2041" w:type="dxa"/>
             <w:tcBorders/>
           </w:tcPr>
           <w:p>
             <w:pPr>
               <w:pStyle w:val="ListParagraph"/>
               <w:widowControl/>
+              <w:suppressAutoHyphens w:val="true"/>
               <w:spacing w:lineRule="auto" w:line="240" w:before="0" w:after="0"/>
               <w:ind w:hanging="0" w:start="0" w:end="0"/>
               <w:contextualSpacing/>
@@ -12874,6 +12749,7 @@
             <w:pPr>
               <w:pStyle w:val="ListParagraph"/>
               <w:widowControl/>
+              <w:suppressAutoHyphens w:val="true"/>
               <w:spacing w:lineRule="auto" w:line="240" w:before="0" w:after="0"/>
               <w:ind w:hanging="0" w:start="0" w:end="0"/>
               <w:contextualSpacing/>
@@ -12897,6 +12773,7 @@
             <w:pPr>
               <w:pStyle w:val="ListParagraph"/>
               <w:widowControl/>
+              <w:suppressAutoHyphens w:val="true"/>
               <w:spacing w:lineRule="auto" w:line="240" w:before="0" w:after="0"/>
               <w:ind w:hanging="0" w:start="0" w:end="0"/>
               <w:contextualSpacing/>
@@ -12920,6 +12797,7 @@
             <w:pPr>
               <w:pStyle w:val="ListParagraph"/>
               <w:widowControl/>
+              <w:suppressAutoHyphens w:val="true"/>
               <w:spacing w:lineRule="auto" w:line="240" w:before="0" w:after="0"/>
               <w:ind w:hanging="0" w:start="0" w:end="0"/>
               <w:contextualSpacing/>
@@ -12942,13 +12820,14 @@
         </w:tc>
         <w:tc>
           <w:tcPr>
-            <w:tcW w:w="2193" w:type="dxa"/>
+            <w:tcW w:w="2194" w:type="dxa"/>
             <w:tcBorders/>
           </w:tcPr>
           <w:p>
             <w:pPr>
               <w:pStyle w:val="ListParagraph"/>
               <w:widowControl/>
+              <w:suppressAutoHyphens w:val="true"/>
               <w:spacing w:lineRule="auto" w:line="240" w:before="0" w:after="0"/>
               <w:ind w:hanging="0" w:start="0" w:end="0"/>
               <w:contextualSpacing/>
@@ -12972,6 +12851,7 @@
             <w:pPr>
               <w:pStyle w:val="ListParagraph"/>
               <w:widowControl/>
+              <w:suppressAutoHyphens w:val="true"/>
               <w:spacing w:lineRule="auto" w:line="240" w:before="0" w:after="0"/>
               <w:ind w:hanging="0" w:start="0" w:end="0"/>
               <w:contextualSpacing/>
@@ -12997,7 +12877,7 @@
         <w:trPr/>
         <w:tc>
           <w:tcPr>
-            <w:tcW w:w="916" w:type="dxa"/>
+            <w:tcW w:w="915" w:type="dxa"/>
             <w:tcBorders>
               <w:top w:val="nil"/>
             </w:tcBorders>
@@ -13006,6 +12886,7 @@
             <w:pPr>
               <w:pStyle w:val="ListParagraph"/>
               <w:widowControl/>
+              <w:suppressAutoHyphens w:val="true"/>
               <w:spacing w:lineRule="auto" w:line="240" w:before="0" w:after="0"/>
               <w:ind w:hanging="0" w:start="0" w:end="0"/>
               <w:contextualSpacing/>
@@ -13037,6 +12918,7 @@
             <w:pPr>
               <w:pStyle w:val="ListParagraph"/>
               <w:widowControl/>
+              <w:suppressAutoHyphens w:val="true"/>
               <w:spacing w:lineRule="auto" w:line="240" w:before="0" w:after="0"/>
               <w:ind w:hanging="0" w:start="0" w:end="0"/>
               <w:contextualSpacing/>
@@ -13059,7 +12941,7 @@
         </w:tc>
         <w:tc>
           <w:tcPr>
-            <w:tcW w:w="2484" w:type="dxa"/>
+            <w:tcW w:w="2485" w:type="dxa"/>
             <w:tcBorders>
               <w:top w:val="nil"/>
             </w:tcBorders>
@@ -13068,6 +12950,7 @@
             <w:pPr>
               <w:pStyle w:val="ListParagraph"/>
               <w:widowControl/>
+              <w:suppressAutoHyphens w:val="true"/>
               <w:spacing w:lineRule="auto" w:line="240" w:before="0" w:after="0"/>
               <w:ind w:hanging="0" w:start="0" w:end="0"/>
               <w:contextualSpacing/>
@@ -13090,7 +12973,7 @@
         </w:tc>
         <w:tc>
           <w:tcPr>
-            <w:tcW w:w="2042" w:type="dxa"/>
+            <w:tcW w:w="2041" w:type="dxa"/>
             <w:tcBorders>
               <w:top w:val="nil"/>
             </w:tcBorders>
@@ -13099,6 +12982,7 @@
             <w:pPr>
               <w:pStyle w:val="ListParagraph"/>
               <w:widowControl/>
+              <w:suppressAutoHyphens w:val="true"/>
               <w:spacing w:lineRule="auto" w:line="240" w:before="0" w:after="0"/>
               <w:ind w:hanging="0" w:start="0" w:end="0"/>
               <w:contextualSpacing/>
@@ -13127,7 +13011,7 @@
         </w:tc>
         <w:tc>
           <w:tcPr>
-            <w:tcW w:w="2193" w:type="dxa"/>
+            <w:tcW w:w="2194" w:type="dxa"/>
             <w:tcBorders>
               <w:top w:val="nil"/>
             </w:tcBorders>
@@ -13136,6 +13020,7 @@
             <w:pPr>
               <w:pStyle w:val="ListParagraph"/>
               <w:widowControl/>
+              <w:suppressAutoHyphens w:val="true"/>
               <w:spacing w:lineRule="auto" w:line="240" w:before="0" w:after="0"/>
               <w:ind w:hanging="0" w:start="0" w:end="0"/>
               <w:contextualSpacing/>
@@ -13163,13 +13048,14 @@
         <w:trPr/>
         <w:tc>
           <w:tcPr>
-            <w:tcW w:w="916" w:type="dxa"/>
+            <w:tcW w:w="915" w:type="dxa"/>
             <w:tcBorders/>
           </w:tcPr>
           <w:p>
             <w:pPr>
               <w:pStyle w:val="ListParagraph"/>
               <w:widowControl/>
+              <w:suppressAutoHyphens w:val="true"/>
               <w:spacing w:lineRule="auto" w:line="240" w:before="0" w:after="0"/>
               <w:ind w:hanging="0" w:start="0" w:end="0"/>
               <w:contextualSpacing/>
@@ -13186,16 +13072,7 @@
                 <w:szCs w:val="20"/>
                 <w:lang w:eastAsia="ru-RU" w:bidi="ar-SA"/>
               </w:rPr>
-              <w:t>TST_1</w:t>
-            </w:r>
-            <w:r>
-              <w:rPr>
-                <w:kern w:val="2"/>
-                <w:sz w:val="20"/>
-                <w:szCs w:val="20"/>
-                <w:lang w:eastAsia="ru-RU" w:bidi="ar-SA"/>
-              </w:rPr>
-              <w:t>4</w:t>
+              <w:t>TST_14</w:t>
             </w:r>
           </w:p>
         </w:tc>
@@ -13208,6 +13085,7 @@
             <w:pPr>
               <w:pStyle w:val="ListParagraph"/>
               <w:widowControl/>
+              <w:suppressAutoHyphens w:val="true"/>
               <w:spacing w:lineRule="auto" w:line="240" w:before="0" w:after="0"/>
               <w:ind w:hanging="0" w:start="0" w:end="0"/>
               <w:contextualSpacing/>
@@ -13230,13 +13108,14 @@
         </w:tc>
         <w:tc>
           <w:tcPr>
-            <w:tcW w:w="2484" w:type="dxa"/>
+            <w:tcW w:w="2485" w:type="dxa"/>
             <w:tcBorders/>
           </w:tcPr>
           <w:p>
             <w:pPr>
               <w:pStyle w:val="ListParagraph"/>
               <w:widowControl/>
+              <w:suppressAutoHyphens w:val="true"/>
               <w:spacing w:lineRule="auto" w:line="240" w:before="0" w:after="0"/>
               <w:ind w:hanging="0" w:start="0" w:end="0"/>
               <w:contextualSpacing/>
@@ -13259,13 +13138,14 @@
         </w:tc>
         <w:tc>
           <w:tcPr>
-            <w:tcW w:w="2042" w:type="dxa"/>
+            <w:tcW w:w="2041" w:type="dxa"/>
             <w:tcBorders/>
           </w:tcPr>
           <w:p>
             <w:pPr>
               <w:pStyle w:val="ListParagraph"/>
               <w:widowControl/>
+              <w:suppressAutoHyphens w:val="true"/>
               <w:spacing w:lineRule="auto" w:line="240" w:before="0" w:after="0"/>
               <w:ind w:hanging="0" w:start="0" w:end="0"/>
               <w:contextualSpacing/>
@@ -13288,13 +13168,14 @@
         </w:tc>
         <w:tc>
           <w:tcPr>
-            <w:tcW w:w="2193" w:type="dxa"/>
+            <w:tcW w:w="2194" w:type="dxa"/>
             <w:tcBorders/>
           </w:tcPr>
           <w:p>
             <w:pPr>
               <w:pStyle w:val="ListParagraph"/>
               <w:widowControl/>
+              <w:suppressAutoHyphens w:val="true"/>
               <w:spacing w:lineRule="auto" w:line="240" w:before="0" w:after="0"/>
               <w:ind w:hanging="0" w:start="0" w:end="0"/>
               <w:contextualSpacing/>
@@ -13320,13 +13201,14 @@
         <w:trPr/>
         <w:tc>
           <w:tcPr>
-            <w:tcW w:w="916" w:type="dxa"/>
+            <w:tcW w:w="915" w:type="dxa"/>
             <w:tcBorders/>
           </w:tcPr>
           <w:p>
             <w:pPr>
               <w:pStyle w:val="ListParagraph"/>
               <w:widowControl/>
+              <w:suppressAutoHyphens w:val="true"/>
               <w:spacing w:lineRule="auto" w:line="240" w:before="0" w:after="0"/>
               <w:ind w:hanging="0" w:start="0" w:end="0"/>
               <w:contextualSpacing/>
@@ -13343,16 +13225,7 @@
                 <w:szCs w:val="20"/>
                 <w:lang w:eastAsia="ru-RU" w:bidi="ar-SA"/>
               </w:rPr>
-              <w:t>TST_1</w:t>
-            </w:r>
-            <w:r>
-              <w:rPr>
-                <w:kern w:val="2"/>
-                <w:sz w:val="20"/>
-                <w:szCs w:val="20"/>
-                <w:lang w:eastAsia="ru-RU" w:bidi="ar-SA"/>
-              </w:rPr>
-              <w:t>5</w:t>
+              <w:t>TST_15</w:t>
             </w:r>
           </w:p>
         </w:tc>
@@ -13365,6 +13238,7 @@
             <w:pPr>
               <w:pStyle w:val="ListParagraph"/>
               <w:widowControl/>
+              <w:suppressAutoHyphens w:val="true"/>
               <w:spacing w:lineRule="auto" w:line="240" w:before="0" w:after="0"/>
               <w:ind w:hanging="0" w:start="0" w:end="0"/>
               <w:contextualSpacing/>
@@ -13387,13 +13261,14 @@
         </w:tc>
         <w:tc>
           <w:tcPr>
-            <w:tcW w:w="2484" w:type="dxa"/>
+            <w:tcW w:w="2485" w:type="dxa"/>
             <w:tcBorders/>
           </w:tcPr>
           <w:p>
             <w:pPr>
               <w:pStyle w:val="ListParagraph"/>
               <w:widowControl/>
+              <w:suppressAutoHyphens w:val="true"/>
               <w:spacing w:lineRule="auto" w:line="240" w:before="0" w:after="0"/>
               <w:ind w:hanging="0" w:start="0" w:end="0"/>
               <w:contextualSpacing/>
@@ -13410,31 +13285,14 @@
                 <w:szCs w:val="20"/>
                 <w:lang w:eastAsia="ru-RU" w:bidi="ar-SA"/>
               </w:rPr>
-              <w:t>1) Veiksmīgi izpildīts TST_1</w:t>
-            </w:r>
-            <w:r>
-              <w:rPr>
-                <w:kern w:val="2"/>
-                <w:sz w:val="20"/>
-                <w:szCs w:val="20"/>
-                <w:lang w:eastAsia="ru-RU" w:bidi="ar-SA"/>
-              </w:rPr>
-              <w:t>4</w:t>
-            </w:r>
-            <w:r>
-              <w:rPr>
-                <w:kern w:val="2"/>
-                <w:sz w:val="20"/>
-                <w:szCs w:val="20"/>
-                <w:lang w:eastAsia="ru-RU" w:bidi="ar-SA"/>
-              </w:rPr>
-              <w:t>;</w:t>
+              <w:t>1) Veiksmīgi izpildīts TST_14;</w:t>
             </w:r>
           </w:p>
           <w:p>
             <w:pPr>
               <w:pStyle w:val="ListParagraph"/>
               <w:widowControl/>
+              <w:suppressAutoHyphens w:val="true"/>
               <w:spacing w:lineRule="auto" w:line="240" w:before="0" w:after="0"/>
               <w:ind w:hanging="0" w:start="0" w:end="0"/>
               <w:contextualSpacing/>
@@ -13464,13 +13322,14 @@
         </w:tc>
         <w:tc>
           <w:tcPr>
-            <w:tcW w:w="2042" w:type="dxa"/>
+            <w:tcW w:w="2041" w:type="dxa"/>
             <w:tcBorders/>
           </w:tcPr>
           <w:p>
             <w:pPr>
               <w:pStyle w:val="ListParagraph"/>
               <w:widowControl/>
+              <w:suppressAutoHyphens w:val="true"/>
               <w:spacing w:lineRule="auto" w:line="240" w:before="0" w:after="0"/>
               <w:ind w:hanging="0" w:start="0" w:end="0"/>
               <w:contextualSpacing/>
@@ -13501,6 +13360,7 @@
             <w:pPr>
               <w:pStyle w:val="ListParagraph"/>
               <w:widowControl/>
+              <w:suppressAutoHyphens w:val="true"/>
               <w:spacing w:lineRule="auto" w:line="240" w:before="0" w:after="0"/>
               <w:ind w:hanging="0" w:start="0" w:end="0"/>
               <w:contextualSpacing/>
@@ -13523,13 +13383,14 @@
         </w:tc>
         <w:tc>
           <w:tcPr>
-            <w:tcW w:w="2193" w:type="dxa"/>
+            <w:tcW w:w="2194" w:type="dxa"/>
             <w:tcBorders/>
           </w:tcPr>
           <w:p>
             <w:pPr>
               <w:pStyle w:val="ListParagraph"/>
               <w:widowControl/>
+              <w:suppressAutoHyphens w:val="true"/>
               <w:spacing w:lineRule="auto" w:line="240" w:before="0" w:after="0"/>
               <w:ind w:hanging="0" w:start="0" w:end="0"/>
               <w:contextualSpacing/>
@@ -13553,6 +13414,7 @@
             <w:pPr>
               <w:pStyle w:val="ListParagraph"/>
               <w:widowControl/>
+              <w:suppressAutoHyphens w:val="true"/>
               <w:spacing w:lineRule="auto" w:line="240" w:before="0" w:after="0"/>
               <w:ind w:hanging="0" w:start="0" w:end="0"/>
               <w:contextualSpacing/>
@@ -13585,13 +13447,14 @@
         <w:trPr/>
         <w:tc>
           <w:tcPr>
-            <w:tcW w:w="916" w:type="dxa"/>
+            <w:tcW w:w="915" w:type="dxa"/>
             <w:tcBorders/>
           </w:tcPr>
           <w:p>
             <w:pPr>
               <w:pStyle w:val="ListParagraph"/>
               <w:widowControl/>
+              <w:suppressAutoHyphens w:val="true"/>
               <w:spacing w:lineRule="auto" w:line="240" w:before="0" w:after="0"/>
               <w:ind w:hanging="0" w:start="0" w:end="0"/>
               <w:contextualSpacing/>
@@ -13608,16 +13471,7 @@
                 <w:szCs w:val="20"/>
                 <w:lang w:eastAsia="ru-RU" w:bidi="ar-SA"/>
               </w:rPr>
-              <w:t>TST_1</w:t>
-            </w:r>
-            <w:r>
-              <w:rPr>
-                <w:kern w:val="2"/>
-                <w:sz w:val="20"/>
-                <w:szCs w:val="20"/>
-                <w:lang w:eastAsia="ru-RU" w:bidi="ar-SA"/>
-              </w:rPr>
-              <w:t>6</w:t>
+              <w:t>TST_16</w:t>
             </w:r>
           </w:p>
         </w:tc>
@@ -13630,6 +13484,7 @@
             <w:pPr>
               <w:pStyle w:val="ListParagraph"/>
               <w:widowControl/>
+              <w:suppressAutoHyphens w:val="true"/>
               <w:spacing w:lineRule="auto" w:line="240" w:before="0" w:after="0"/>
               <w:ind w:hanging="0" w:start="0" w:end="0"/>
               <w:contextualSpacing/>
@@ -13652,13 +13507,14 @@
         </w:tc>
         <w:tc>
           <w:tcPr>
-            <w:tcW w:w="2484" w:type="dxa"/>
+            <w:tcW w:w="2485" w:type="dxa"/>
             <w:tcBorders/>
           </w:tcPr>
           <w:p>
             <w:pPr>
               <w:pStyle w:val="ListParagraph"/>
               <w:widowControl/>
+              <w:suppressAutoHyphens w:val="true"/>
               <w:spacing w:lineRule="auto" w:line="240" w:before="0" w:after="0"/>
               <w:ind w:hanging="0" w:start="0" w:end="0"/>
               <w:contextualSpacing/>
@@ -13681,13 +13537,14 @@
         </w:tc>
         <w:tc>
           <w:tcPr>
-            <w:tcW w:w="2042" w:type="dxa"/>
+            <w:tcW w:w="2041" w:type="dxa"/>
             <w:tcBorders/>
           </w:tcPr>
           <w:p>
             <w:pPr>
               <w:pStyle w:val="ListParagraph"/>
               <w:widowControl/>
+              <w:suppressAutoHyphens w:val="true"/>
               <w:spacing w:lineRule="auto" w:line="240" w:before="0" w:after="0"/>
               <w:ind w:hanging="0" w:start="0" w:end="0"/>
               <w:contextualSpacing/>
@@ -13710,13 +13567,14 @@
         </w:tc>
         <w:tc>
           <w:tcPr>
-            <w:tcW w:w="2193" w:type="dxa"/>
+            <w:tcW w:w="2194" w:type="dxa"/>
             <w:tcBorders/>
           </w:tcPr>
           <w:p>
             <w:pPr>
               <w:pStyle w:val="ListParagraph"/>
               <w:widowControl/>
+              <w:suppressAutoHyphens w:val="true"/>
               <w:spacing w:lineRule="auto" w:line="240" w:before="0" w:after="0"/>
               <w:ind w:hanging="0" w:start="0" w:end="0"/>
               <w:contextualSpacing/>
@@ -13742,13 +13600,14 @@
         <w:trPr/>
         <w:tc>
           <w:tcPr>
-            <w:tcW w:w="916" w:type="dxa"/>
+            <w:tcW w:w="915" w:type="dxa"/>
             <w:tcBorders/>
           </w:tcPr>
           <w:p>
             <w:pPr>
               <w:pStyle w:val="ListParagraph"/>
               <w:widowControl/>
+              <w:suppressAutoHyphens w:val="true"/>
               <w:spacing w:lineRule="auto" w:line="240" w:before="0" w:after="0"/>
               <w:ind w:hanging="0" w:start="0" w:end="0"/>
               <w:contextualSpacing/>
@@ -13765,16 +13624,7 @@
                 <w:szCs w:val="20"/>
                 <w:lang w:eastAsia="ru-RU" w:bidi="ar-SA"/>
               </w:rPr>
-              <w:t>TST_1</w:t>
-            </w:r>
-            <w:r>
-              <w:rPr>
-                <w:kern w:val="2"/>
-                <w:sz w:val="20"/>
-                <w:szCs w:val="20"/>
-                <w:lang w:eastAsia="ru-RU" w:bidi="ar-SA"/>
-              </w:rPr>
-              <w:t>7</w:t>
+              <w:t>TST_17</w:t>
             </w:r>
           </w:p>
         </w:tc>
@@ -13787,6 +13637,7 @@
             <w:pPr>
               <w:pStyle w:val="ListParagraph"/>
               <w:widowControl/>
+              <w:suppressAutoHyphens w:val="true"/>
               <w:spacing w:lineRule="auto" w:line="240" w:before="0" w:after="0"/>
               <w:ind w:hanging="0" w:start="0" w:end="0"/>
               <w:contextualSpacing/>
@@ -13809,13 +13660,14 @@
         </w:tc>
         <w:tc>
           <w:tcPr>
-            <w:tcW w:w="2484" w:type="dxa"/>
+            <w:tcW w:w="2485" w:type="dxa"/>
             <w:tcBorders/>
           </w:tcPr>
           <w:p>
             <w:pPr>
               <w:pStyle w:val="ListParagraph"/>
               <w:widowControl/>
+              <w:suppressAutoHyphens w:val="true"/>
               <w:spacing w:lineRule="auto" w:line="240" w:before="0" w:after="0"/>
               <w:ind w:hanging="0" w:start="0" w:end="0"/>
               <w:contextualSpacing/>
@@ -13839,6 +13691,7 @@
             <w:pPr>
               <w:pStyle w:val="ListParagraph"/>
               <w:widowControl/>
+              <w:suppressAutoHyphens w:val="true"/>
               <w:spacing w:lineRule="auto" w:line="240" w:before="0" w:after="0"/>
               <w:ind w:hanging="0" w:start="0" w:end="0"/>
               <w:contextualSpacing/>
@@ -13868,13 +13721,14 @@
         </w:tc>
         <w:tc>
           <w:tcPr>
-            <w:tcW w:w="2042" w:type="dxa"/>
+            <w:tcW w:w="2041" w:type="dxa"/>
             <w:tcBorders/>
           </w:tcPr>
           <w:p>
             <w:pPr>
               <w:pStyle w:val="ListParagraph"/>
               <w:widowControl/>
+              <w:suppressAutoHyphens w:val="true"/>
               <w:spacing w:lineRule="auto" w:line="240" w:before="0" w:after="0"/>
               <w:ind w:hanging="0" w:start="0" w:end="0"/>
               <w:contextualSpacing/>
@@ -13905,6 +13759,7 @@
             <w:pPr>
               <w:pStyle w:val="ListParagraph"/>
               <w:widowControl/>
+              <w:suppressAutoHyphens w:val="true"/>
               <w:spacing w:lineRule="auto" w:line="240" w:before="0" w:after="0"/>
               <w:ind w:hanging="0" w:start="0" w:end="0"/>
               <w:contextualSpacing/>
@@ -13927,13 +13782,14 @@
         </w:tc>
         <w:tc>
           <w:tcPr>
-            <w:tcW w:w="2193" w:type="dxa"/>
+            <w:tcW w:w="2194" w:type="dxa"/>
             <w:tcBorders/>
           </w:tcPr>
           <w:p>
             <w:pPr>
               <w:pStyle w:val="ListParagraph"/>
               <w:widowControl/>
+              <w:suppressAutoHyphens w:val="true"/>
               <w:spacing w:lineRule="auto" w:line="240" w:before="0" w:after="0"/>
               <w:ind w:hanging="0" w:start="0" w:end="0"/>
               <w:contextualSpacing/>
@@ -13959,13 +13815,14 @@
         <w:trPr/>
         <w:tc>
           <w:tcPr>
-            <w:tcW w:w="916" w:type="dxa"/>
+            <w:tcW w:w="915" w:type="dxa"/>
             <w:tcBorders/>
           </w:tcPr>
           <w:p>
             <w:pPr>
               <w:pStyle w:val="ListParagraph"/>
               <w:widowControl/>
+              <w:suppressAutoHyphens w:val="true"/>
               <w:spacing w:lineRule="auto" w:line="240" w:before="0" w:after="0"/>
               <w:ind w:hanging="0" w:start="0" w:end="0"/>
               <w:contextualSpacing/>
@@ -13982,16 +13839,7 @@
                 <w:szCs w:val="20"/>
                 <w:lang w:eastAsia="ru-RU" w:bidi="ar-SA"/>
               </w:rPr>
-              <w:t>TST_1</w:t>
-            </w:r>
-            <w:r>
-              <w:rPr>
-                <w:kern w:val="2"/>
-                <w:sz w:val="20"/>
-                <w:szCs w:val="20"/>
-                <w:lang w:eastAsia="ru-RU" w:bidi="ar-SA"/>
-              </w:rPr>
-              <w:t>8</w:t>
+              <w:t>TST_18</w:t>
             </w:r>
           </w:p>
         </w:tc>
@@ -14008,6 +13856,7 @@
                 <w:tab w:val="clear" w:pos="708"/>
                 <w:tab w:val="left" w:pos="915" w:leader="none"/>
               </w:tabs>
+              <w:suppressAutoHyphens w:val="true"/>
               <w:spacing w:lineRule="auto" w:line="240" w:before="0" w:after="0"/>
               <w:ind w:hanging="0" w:start="0" w:end="0"/>
               <w:contextualSpacing/>
@@ -14030,13 +13879,14 @@
         </w:tc>
         <w:tc>
           <w:tcPr>
-            <w:tcW w:w="2484" w:type="dxa"/>
+            <w:tcW w:w="2485" w:type="dxa"/>
             <w:tcBorders/>
           </w:tcPr>
           <w:p>
             <w:pPr>
               <w:pStyle w:val="ListParagraph"/>
               <w:widowControl/>
+              <w:suppressAutoHyphens w:val="true"/>
               <w:spacing w:lineRule="auto" w:line="240" w:before="0" w:after="0"/>
               <w:ind w:hanging="0" w:start="0" w:end="0"/>
               <w:contextualSpacing/>
@@ -14059,13 +13909,14 @@
         </w:tc>
         <w:tc>
           <w:tcPr>
-            <w:tcW w:w="2042" w:type="dxa"/>
+            <w:tcW w:w="2041" w:type="dxa"/>
             <w:tcBorders/>
           </w:tcPr>
           <w:p>
             <w:pPr>
               <w:pStyle w:val="ListParagraph"/>
               <w:widowControl/>
+              <w:suppressAutoHyphens w:val="true"/>
               <w:spacing w:lineRule="auto" w:line="240" w:before="0" w:after="0"/>
               <w:ind w:hanging="0" w:start="0" w:end="0"/>
               <w:contextualSpacing/>
@@ -14088,13 +13939,14 @@
         </w:tc>
         <w:tc>
           <w:tcPr>
-            <w:tcW w:w="2193" w:type="dxa"/>
+            <w:tcW w:w="2194" w:type="dxa"/>
             <w:tcBorders/>
           </w:tcPr>
           <w:p>
             <w:pPr>
               <w:pStyle w:val="ListParagraph"/>
               <w:widowControl/>
+              <w:suppressAutoHyphens w:val="true"/>
               <w:spacing w:lineRule="auto" w:line="240" w:before="0" w:after="0"/>
               <w:ind w:hanging="0" w:start="0" w:end="0"/>
               <w:contextualSpacing/>
@@ -14120,13 +13972,14 @@
         <w:trPr/>
         <w:tc>
           <w:tcPr>
-            <w:tcW w:w="916" w:type="dxa"/>
+            <w:tcW w:w="915" w:type="dxa"/>
             <w:tcBorders/>
           </w:tcPr>
           <w:p>
             <w:pPr>
               <w:pStyle w:val="ListParagraph"/>
               <w:widowControl/>
+              <w:suppressAutoHyphens w:val="true"/>
               <w:spacing w:lineRule="auto" w:line="240" w:before="0" w:after="0"/>
               <w:ind w:hanging="0" w:start="0" w:end="0"/>
               <w:contextualSpacing/>
@@ -14143,16 +13996,7 @@
                 <w:szCs w:val="20"/>
                 <w:lang w:eastAsia="ru-RU" w:bidi="ar-SA"/>
               </w:rPr>
-              <w:t>TST_1</w:t>
-            </w:r>
-            <w:r>
-              <w:rPr>
-                <w:kern w:val="2"/>
-                <w:sz w:val="20"/>
-                <w:szCs w:val="20"/>
-                <w:lang w:eastAsia="ru-RU" w:bidi="ar-SA"/>
-              </w:rPr>
-              <w:t>9</w:t>
+              <w:t>TST_19</w:t>
             </w:r>
           </w:p>
         </w:tc>
@@ -14165,6 +14009,7 @@
             <w:pPr>
               <w:pStyle w:val="ListParagraph"/>
               <w:widowControl/>
+              <w:suppressAutoHyphens w:val="true"/>
               <w:spacing w:lineRule="auto" w:line="240" w:before="0" w:after="0"/>
               <w:ind w:hanging="0" w:start="0" w:end="0"/>
               <w:contextualSpacing/>
@@ -14187,13 +14032,14 @@
         </w:tc>
         <w:tc>
           <w:tcPr>
-            <w:tcW w:w="2484" w:type="dxa"/>
+            <w:tcW w:w="2485" w:type="dxa"/>
             <w:tcBorders/>
           </w:tcPr>
           <w:p>
             <w:pPr>
               <w:pStyle w:val="ListParagraph"/>
               <w:widowControl/>
+              <w:suppressAutoHyphens w:val="true"/>
               <w:spacing w:lineRule="auto" w:line="240" w:before="0" w:after="0"/>
               <w:ind w:hanging="0" w:start="0" w:end="0"/>
               <w:contextualSpacing/>
@@ -14216,13 +14062,14 @@
         </w:tc>
         <w:tc>
           <w:tcPr>
-            <w:tcW w:w="2042" w:type="dxa"/>
+            <w:tcW w:w="2041" w:type="dxa"/>
             <w:tcBorders/>
           </w:tcPr>
           <w:p>
             <w:pPr>
               <w:pStyle w:val="ListParagraph"/>
               <w:widowControl/>
+              <w:suppressAutoHyphens w:val="true"/>
               <w:spacing w:lineRule="auto" w:line="240" w:before="0" w:after="0"/>
               <w:ind w:hanging="0" w:start="0" w:end="0"/>
               <w:contextualSpacing/>
@@ -14245,13 +14092,14 @@
         </w:tc>
         <w:tc>
           <w:tcPr>
-            <w:tcW w:w="2193" w:type="dxa"/>
+            <w:tcW w:w="2194" w:type="dxa"/>
             <w:tcBorders/>
           </w:tcPr>
           <w:p>
             <w:pPr>
               <w:pStyle w:val="ListParagraph"/>
               <w:widowControl/>
+              <w:suppressAutoHyphens w:val="true"/>
               <w:spacing w:lineRule="auto" w:line="240" w:before="0" w:after="0"/>
               <w:ind w:hanging="0" w:start="0" w:end="0"/>
               <w:contextualSpacing/>
@@ -14275,6 +14123,7 @@
             <w:pPr>
               <w:pStyle w:val="ListParagraph"/>
               <w:widowControl/>
+              <w:suppressAutoHyphens w:val="true"/>
               <w:spacing w:lineRule="auto" w:line="240" w:before="0" w:after="0"/>
               <w:ind w:hanging="0" w:start="0" w:end="0"/>
               <w:contextualSpacing/>
@@ -14300,13 +14149,14 @@
         <w:trPr/>
         <w:tc>
           <w:tcPr>
-            <w:tcW w:w="916" w:type="dxa"/>
+            <w:tcW w:w="915" w:type="dxa"/>
             <w:tcBorders/>
           </w:tcPr>
           <w:p>
             <w:pPr>
               <w:pStyle w:val="ListParagraph"/>
               <w:widowControl/>
+              <w:suppressAutoHyphens w:val="true"/>
               <w:spacing w:lineRule="auto" w:line="240" w:before="0" w:after="0"/>
               <w:ind w:hanging="0" w:start="0" w:end="0"/>
               <w:contextualSpacing/>
@@ -14323,16 +14173,7 @@
                 <w:szCs w:val="20"/>
                 <w:lang w:eastAsia="ru-RU" w:bidi="ar-SA"/>
               </w:rPr>
-              <w:t>TST_</w:t>
-            </w:r>
-            <w:r>
-              <w:rPr>
-                <w:kern w:val="2"/>
-                <w:sz w:val="20"/>
-                <w:szCs w:val="20"/>
-                <w:lang w:eastAsia="ru-RU" w:bidi="ar-SA"/>
-              </w:rPr>
-              <w:t>20</w:t>
+              <w:t>TST_20</w:t>
             </w:r>
           </w:p>
         </w:tc>
@@ -14349,6 +14190,7 @@
                 <w:tab w:val="clear" w:pos="708"/>
                 <w:tab w:val="left" w:pos="1020" w:leader="none"/>
               </w:tabs>
+              <w:suppressAutoHyphens w:val="true"/>
               <w:spacing w:lineRule="auto" w:line="240" w:before="0" w:after="0"/>
               <w:ind w:hanging="0" w:start="0" w:end="0"/>
               <w:contextualSpacing/>
@@ -14371,13 +14213,14 @@
         </w:tc>
         <w:tc>
           <w:tcPr>
-            <w:tcW w:w="2484" w:type="dxa"/>
+            <w:tcW w:w="2485" w:type="dxa"/>
             <w:tcBorders/>
           </w:tcPr>
           <w:p>
             <w:pPr>
               <w:pStyle w:val="ListParagraph"/>
               <w:widowControl/>
+              <w:suppressAutoHyphens w:val="true"/>
               <w:spacing w:lineRule="auto" w:line="240" w:before="0" w:after="0"/>
               <w:ind w:hanging="0" w:start="0" w:end="0"/>
               <w:contextualSpacing/>
@@ -14401,6 +14244,7 @@
             <w:pPr>
               <w:pStyle w:val="ListParagraph"/>
               <w:widowControl/>
+              <w:suppressAutoHyphens w:val="true"/>
               <w:spacing w:lineRule="auto" w:line="240" w:before="0" w:after="0"/>
               <w:ind w:hanging="0" w:start="0" w:end="0"/>
               <w:contextualSpacing/>
@@ -14423,13 +14267,14 @@
         </w:tc>
         <w:tc>
           <w:tcPr>
-            <w:tcW w:w="2042" w:type="dxa"/>
+            <w:tcW w:w="2041" w:type="dxa"/>
             <w:tcBorders/>
           </w:tcPr>
           <w:p>
             <w:pPr>
               <w:pStyle w:val="ListParagraph"/>
               <w:widowControl/>
+              <w:suppressAutoHyphens w:val="true"/>
               <w:spacing w:lineRule="auto" w:line="240" w:before="0" w:after="0"/>
               <w:ind w:hanging="0" w:start="0" w:end="0"/>
               <w:contextualSpacing/>
@@ -14453,6 +14298,7 @@
             <w:pPr>
               <w:pStyle w:val="ListParagraph"/>
               <w:widowControl/>
+              <w:suppressAutoHyphens w:val="true"/>
               <w:spacing w:lineRule="auto" w:line="240" w:before="0" w:after="0"/>
               <w:ind w:hanging="0" w:start="0" w:end="0"/>
               <w:contextualSpacing/>
@@ -14475,13 +14321,14 @@
         </w:tc>
         <w:tc>
           <w:tcPr>
-            <w:tcW w:w="2193" w:type="dxa"/>
+            <w:tcW w:w="2194" w:type="dxa"/>
             <w:tcBorders/>
           </w:tcPr>
           <w:p>
             <w:pPr>
               <w:pStyle w:val="ListParagraph"/>
               <w:widowControl/>
+              <w:suppressAutoHyphens w:val="true"/>
               <w:spacing w:lineRule="auto" w:line="240" w:before="0" w:after="0"/>
               <w:ind w:hanging="0" w:start="0" w:end="0"/>
               <w:contextualSpacing/>
@@ -14507,13 +14354,14 @@
         <w:trPr/>
         <w:tc>
           <w:tcPr>
-            <w:tcW w:w="916" w:type="dxa"/>
+            <w:tcW w:w="915" w:type="dxa"/>
             <w:tcBorders/>
           </w:tcPr>
           <w:p>
             <w:pPr>
               <w:pStyle w:val="ListParagraph"/>
               <w:widowControl/>
+              <w:suppressAutoHyphens w:val="true"/>
               <w:spacing w:lineRule="auto" w:line="240" w:before="0" w:after="0"/>
               <w:ind w:hanging="0" w:start="0" w:end="0"/>
               <w:contextualSpacing/>
@@ -14530,16 +14378,7 @@
                 <w:szCs w:val="20"/>
                 <w:lang w:eastAsia="ru-RU" w:bidi="ar-SA"/>
               </w:rPr>
-              <w:t>TST_2</w:t>
-            </w:r>
-            <w:r>
-              <w:rPr>
-                <w:kern w:val="2"/>
-                <w:sz w:val="20"/>
-                <w:szCs w:val="20"/>
-                <w:lang w:eastAsia="ru-RU" w:bidi="ar-SA"/>
-              </w:rPr>
-              <w:t>1</w:t>
+              <w:t>TST_21</w:t>
             </w:r>
           </w:p>
         </w:tc>
@@ -14552,6 +14391,7 @@
             <w:pPr>
               <w:pStyle w:val="ListParagraph"/>
               <w:widowControl/>
+              <w:suppressAutoHyphens w:val="true"/>
               <w:spacing w:lineRule="auto" w:line="240" w:before="0" w:after="0"/>
               <w:ind w:hanging="0" w:start="0" w:end="0"/>
               <w:contextualSpacing/>
@@ -14574,13 +14414,14 @@
         </w:tc>
         <w:tc>
           <w:tcPr>
-            <w:tcW w:w="2484" w:type="dxa"/>
+            <w:tcW w:w="2485" w:type="dxa"/>
             <w:tcBorders/>
           </w:tcPr>
           <w:p>
             <w:pPr>
               <w:pStyle w:val="ListParagraph"/>
               <w:widowControl/>
+              <w:suppressAutoHyphens w:val="true"/>
               <w:spacing w:lineRule="auto" w:line="240" w:before="0" w:after="0"/>
               <w:ind w:hanging="0" w:start="0" w:end="0"/>
               <w:contextualSpacing/>
@@ -14603,13 +14444,14 @@
         </w:tc>
         <w:tc>
           <w:tcPr>
-            <w:tcW w:w="2042" w:type="dxa"/>
+            <w:tcW w:w="2041" w:type="dxa"/>
             <w:tcBorders/>
           </w:tcPr>
           <w:p>
             <w:pPr>
               <w:pStyle w:val="ListParagraph"/>
               <w:widowControl/>
+              <w:suppressAutoHyphens w:val="true"/>
               <w:spacing w:lineRule="auto" w:line="240" w:before="0" w:after="0"/>
               <w:ind w:hanging="0" w:start="0" w:end="0"/>
               <w:contextualSpacing/>
@@ -14633,6 +14475,7 @@
             <w:pPr>
               <w:pStyle w:val="ListParagraph"/>
               <w:widowControl/>
+              <w:suppressAutoHyphens w:val="true"/>
               <w:spacing w:lineRule="auto" w:line="240" w:before="0" w:after="0"/>
               <w:ind w:hanging="0" w:start="0" w:end="0"/>
               <w:contextualSpacing/>
@@ -14656,6 +14499,7 @@
             <w:pPr>
               <w:pStyle w:val="ListParagraph"/>
               <w:widowControl/>
+              <w:suppressAutoHyphens w:val="true"/>
               <w:spacing w:lineRule="auto" w:line="240" w:before="0" w:after="0"/>
               <w:ind w:hanging="0" w:start="0" w:end="0"/>
               <w:contextualSpacing/>
@@ -14678,13 +14522,14 @@
         </w:tc>
         <w:tc>
           <w:tcPr>
-            <w:tcW w:w="2193" w:type="dxa"/>
+            <w:tcW w:w="2194" w:type="dxa"/>
             <w:tcBorders/>
           </w:tcPr>
           <w:p>
             <w:pPr>
               <w:pStyle w:val="ListParagraph"/>
               <w:widowControl/>
+              <w:suppressAutoHyphens w:val="true"/>
               <w:spacing w:lineRule="auto" w:line="240" w:before="0" w:after="0"/>
               <w:ind w:hanging="0" w:start="0" w:end="0"/>
               <w:contextualSpacing/>
@@ -14708,6 +14553,7 @@
             <w:pPr>
               <w:pStyle w:val="ListParagraph"/>
               <w:widowControl/>
+              <w:suppressAutoHyphens w:val="true"/>
               <w:spacing w:lineRule="auto" w:line="240" w:before="0" w:after="0"/>
               <w:ind w:hanging="0" w:start="0" w:end="0"/>
               <w:contextualSpacing/>
@@ -14733,13 +14579,14 @@
         <w:trPr/>
         <w:tc>
           <w:tcPr>
-            <w:tcW w:w="916" w:type="dxa"/>
+            <w:tcW w:w="915" w:type="dxa"/>
             <w:tcBorders/>
           </w:tcPr>
           <w:p>
             <w:pPr>
               <w:pStyle w:val="ListParagraph"/>
               <w:widowControl/>
+              <w:suppressAutoHyphens w:val="true"/>
               <w:spacing w:lineRule="auto" w:line="240" w:before="0" w:after="0"/>
               <w:ind w:hanging="0" w:start="0" w:end="0"/>
               <w:contextualSpacing/>
@@ -14756,16 +14603,7 @@
                 <w:szCs w:val="20"/>
                 <w:lang w:eastAsia="ru-RU" w:bidi="ar-SA"/>
               </w:rPr>
-              <w:t>TST_2</w:t>
-            </w:r>
-            <w:r>
-              <w:rPr>
-                <w:kern w:val="2"/>
-                <w:sz w:val="20"/>
-                <w:szCs w:val="20"/>
-                <w:lang w:eastAsia="ru-RU" w:bidi="ar-SA"/>
-              </w:rPr>
-              <w:t>2</w:t>
+              <w:t>TST_22</w:t>
             </w:r>
           </w:p>
         </w:tc>
@@ -14778,6 +14616,7 @@
             <w:pPr>
               <w:pStyle w:val="ListParagraph"/>
               <w:widowControl/>
+              <w:suppressAutoHyphens w:val="true"/>
               <w:spacing w:lineRule="auto" w:line="240" w:before="0" w:after="0"/>
               <w:ind w:hanging="0" w:start="0" w:end="0"/>
               <w:contextualSpacing/>
@@ -14800,13 +14639,14 @@
         </w:tc>
         <w:tc>
           <w:tcPr>
-            <w:tcW w:w="2484" w:type="dxa"/>
+            <w:tcW w:w="2485" w:type="dxa"/>
             <w:tcBorders/>
           </w:tcPr>
           <w:p>
             <w:pPr>
               <w:pStyle w:val="ListParagraph"/>
               <w:widowControl/>
+              <w:suppressAutoHyphens w:val="true"/>
               <w:spacing w:lineRule="auto" w:line="240" w:before="0" w:after="0"/>
               <w:ind w:hanging="0" w:start="0" w:end="0"/>
               <w:contextualSpacing/>
@@ -14830,6 +14670,7 @@
             <w:pPr>
               <w:pStyle w:val="ListParagraph"/>
               <w:widowControl/>
+              <w:suppressAutoHyphens w:val="true"/>
               <w:spacing w:lineRule="auto" w:line="240" w:before="0" w:after="0"/>
               <w:ind w:hanging="0" w:start="0" w:end="0"/>
               <w:contextualSpacing/>
@@ -14852,13 +14693,14 @@
         </w:tc>
         <w:tc>
           <w:tcPr>
-            <w:tcW w:w="2042" w:type="dxa"/>
+            <w:tcW w:w="2041" w:type="dxa"/>
             <w:tcBorders/>
           </w:tcPr>
           <w:p>
             <w:pPr>
               <w:pStyle w:val="ListParagraph"/>
               <w:widowControl/>
+              <w:suppressAutoHyphens w:val="true"/>
               <w:spacing w:lineRule="auto" w:line="240" w:before="0" w:after="0"/>
               <w:ind w:hanging="0" w:start="0" w:end="0"/>
               <w:contextualSpacing/>
@@ -14881,13 +14723,14 @@
         </w:tc>
         <w:tc>
           <w:tcPr>
-            <w:tcW w:w="2193" w:type="dxa"/>
+            <w:tcW w:w="2194" w:type="dxa"/>
             <w:tcBorders/>
           </w:tcPr>
           <w:p>
             <w:pPr>
               <w:pStyle w:val="ListParagraph"/>
               <w:widowControl/>
+              <w:suppressAutoHyphens w:val="true"/>
               <w:spacing w:lineRule="auto" w:line="240" w:before="0" w:after="0"/>
               <w:ind w:hanging="0" w:start="0" w:end="0"/>
               <w:contextualSpacing/>
@@ -14913,13 +14756,14 @@
         <w:trPr/>
         <w:tc>
           <w:tcPr>
-            <w:tcW w:w="916" w:type="dxa"/>
+            <w:tcW w:w="915" w:type="dxa"/>
             <w:tcBorders/>
           </w:tcPr>
           <w:p>
             <w:pPr>
               <w:pStyle w:val="ListParagraph"/>
               <w:widowControl/>
+              <w:suppressAutoHyphens w:val="true"/>
               <w:spacing w:lineRule="auto" w:line="240" w:before="0" w:after="0"/>
               <w:ind w:hanging="0" w:start="0" w:end="0"/>
               <w:contextualSpacing/>
@@ -14936,16 +14780,7 @@
                 <w:szCs w:val="20"/>
                 <w:lang w:eastAsia="ru-RU" w:bidi="ar-SA"/>
               </w:rPr>
-              <w:t>TST_2</w:t>
-            </w:r>
-            <w:r>
-              <w:rPr>
-                <w:kern w:val="2"/>
-                <w:sz w:val="20"/>
-                <w:szCs w:val="20"/>
-                <w:lang w:eastAsia="ru-RU" w:bidi="ar-SA"/>
-              </w:rPr>
-              <w:t>3</w:t>
+              <w:t>TST_23</w:t>
             </w:r>
           </w:p>
         </w:tc>
@@ -14962,6 +14797,7 @@
                 <w:tab w:val="clear" w:pos="708"/>
                 <w:tab w:val="left" w:pos="1080" w:leader="none"/>
               </w:tabs>
+              <w:suppressAutoHyphens w:val="true"/>
               <w:spacing w:lineRule="auto" w:line="240" w:before="0" w:after="0"/>
               <w:ind w:hanging="0" w:start="0" w:end="0"/>
               <w:contextualSpacing/>
@@ -14984,13 +14820,14 @@
         </w:tc>
         <w:tc>
           <w:tcPr>
-            <w:tcW w:w="2484" w:type="dxa"/>
+            <w:tcW w:w="2485" w:type="dxa"/>
             <w:tcBorders/>
           </w:tcPr>
           <w:p>
             <w:pPr>
               <w:pStyle w:val="ListParagraph"/>
               <w:widowControl/>
+              <w:suppressAutoHyphens w:val="true"/>
               <w:spacing w:lineRule="auto" w:line="240" w:before="0" w:after="0"/>
               <w:ind w:hanging="0" w:start="0" w:end="0"/>
               <w:contextualSpacing/>
@@ -15013,13 +14850,14 @@
         </w:tc>
         <w:tc>
           <w:tcPr>
-            <w:tcW w:w="2042" w:type="dxa"/>
+            <w:tcW w:w="2041" w:type="dxa"/>
             <w:tcBorders/>
           </w:tcPr>
           <w:p>
             <w:pPr>
               <w:pStyle w:val="ListParagraph"/>
               <w:widowControl/>
+              <w:suppressAutoHyphens w:val="true"/>
               <w:spacing w:lineRule="auto" w:line="240" w:before="0" w:after="0"/>
               <w:ind w:hanging="0" w:start="0" w:end="0"/>
               <w:contextualSpacing/>
@@ -15043,6 +14881,7 @@
             <w:pPr>
               <w:pStyle w:val="ListParagraph"/>
               <w:widowControl/>
+              <w:suppressAutoHyphens w:val="true"/>
               <w:spacing w:lineRule="auto" w:line="240" w:before="0" w:after="0"/>
               <w:ind w:hanging="0" w:start="0" w:end="0"/>
               <w:contextualSpacing/>
@@ -15066,6 +14905,7 @@
             <w:pPr>
               <w:pStyle w:val="ListParagraph"/>
               <w:widowControl/>
+              <w:suppressAutoHyphens w:val="true"/>
               <w:spacing w:lineRule="auto" w:line="240" w:before="0" w:after="0"/>
               <w:ind w:hanging="0" w:start="0" w:end="0"/>
               <w:contextualSpacing/>
@@ -15089,6 +14929,7 @@
             <w:pPr>
               <w:pStyle w:val="ListParagraph"/>
               <w:widowControl/>
+              <w:suppressAutoHyphens w:val="true"/>
               <w:spacing w:lineRule="auto" w:line="240" w:before="0" w:after="0"/>
               <w:ind w:hanging="0" w:start="0" w:end="0"/>
               <w:contextualSpacing/>
@@ -15111,13 +14952,14 @@
         </w:tc>
         <w:tc>
           <w:tcPr>
-            <w:tcW w:w="2193" w:type="dxa"/>
+            <w:tcW w:w="2194" w:type="dxa"/>
             <w:tcBorders/>
           </w:tcPr>
           <w:p>
             <w:pPr>
               <w:pStyle w:val="ListParagraph"/>
               <w:widowControl/>
+              <w:suppressAutoHyphens w:val="true"/>
               <w:spacing w:lineRule="auto" w:line="240" w:before="0" w:after="0"/>
               <w:ind w:hanging="0" w:start="0" w:end="0"/>
               <w:contextualSpacing/>
@@ -15141,6 +14983,7 @@
             <w:pPr>
               <w:pStyle w:val="ListParagraph"/>
               <w:widowControl/>
+              <w:suppressAutoHyphens w:val="true"/>
               <w:spacing w:lineRule="auto" w:line="240" w:before="0" w:after="0"/>
               <w:ind w:hanging="0" w:start="0" w:end="0"/>
               <w:contextualSpacing/>
@@ -15164,6 +15007,7 @@
             <w:pPr>
               <w:pStyle w:val="ListParagraph"/>
               <w:widowControl/>
+              <w:suppressAutoHyphens w:val="true"/>
               <w:spacing w:lineRule="auto" w:line="240" w:before="0" w:after="0"/>
               <w:ind w:hanging="0" w:start="0" w:end="0"/>
               <w:contextualSpacing/>
@@ -15189,13 +15033,14 @@
         <w:trPr/>
         <w:tc>
           <w:tcPr>
-            <w:tcW w:w="916" w:type="dxa"/>
+            <w:tcW w:w="915" w:type="dxa"/>
             <w:tcBorders/>
           </w:tcPr>
           <w:p>
             <w:pPr>
               <w:pStyle w:val="ListParagraph"/>
               <w:widowControl/>
+              <w:suppressAutoHyphens w:val="true"/>
               <w:spacing w:lineRule="auto" w:line="240" w:before="0" w:after="0"/>
               <w:ind w:hanging="0" w:start="0" w:end="0"/>
               <w:contextualSpacing/>
@@ -15212,16 +15057,7 @@
                 <w:szCs w:val="20"/>
                 <w:lang w:eastAsia="ru-RU" w:bidi="ar-SA"/>
               </w:rPr>
-              <w:t>TST_2</w:t>
-            </w:r>
-            <w:r>
-              <w:rPr>
-                <w:kern w:val="2"/>
-                <w:sz w:val="20"/>
-                <w:szCs w:val="20"/>
-                <w:lang w:eastAsia="ru-RU" w:bidi="ar-SA"/>
-              </w:rPr>
-              <w:t>4</w:t>
+              <w:t>TST_24</w:t>
             </w:r>
           </w:p>
         </w:tc>
@@ -15238,6 +15074,7 @@
                 <w:tab w:val="clear" w:pos="708"/>
                 <w:tab w:val="left" w:pos="473" w:leader="none"/>
               </w:tabs>
+              <w:suppressAutoHyphens w:val="true"/>
               <w:spacing w:lineRule="auto" w:line="240" w:before="0" w:after="0"/>
               <w:ind w:hanging="0" w:start="0" w:end="0"/>
               <w:contextualSpacing/>
@@ -15260,13 +15097,14 @@
         </w:tc>
         <w:tc>
           <w:tcPr>
-            <w:tcW w:w="2484" w:type="dxa"/>
+            <w:tcW w:w="2485" w:type="dxa"/>
             <w:tcBorders/>
           </w:tcPr>
           <w:p>
             <w:pPr>
               <w:pStyle w:val="ListParagraph"/>
               <w:widowControl/>
+              <w:suppressAutoHyphens w:val="true"/>
               <w:spacing w:lineRule="auto" w:line="240" w:before="0" w:after="0"/>
               <w:ind w:hanging="0" w:start="0" w:end="0"/>
               <w:contextualSpacing/>
@@ -15289,13 +15127,14 @@
         </w:tc>
         <w:tc>
           <w:tcPr>
-            <w:tcW w:w="2042" w:type="dxa"/>
+            <w:tcW w:w="2041" w:type="dxa"/>
             <w:tcBorders/>
           </w:tcPr>
           <w:p>
             <w:pPr>
               <w:pStyle w:val="ListParagraph"/>
               <w:widowControl/>
+              <w:suppressAutoHyphens w:val="true"/>
               <w:spacing w:lineRule="auto" w:line="240" w:before="0" w:after="0"/>
               <w:ind w:hanging="0" w:start="0" w:end="0"/>
               <w:contextualSpacing/>
@@ -15322,13 +15161,14 @@
         </w:tc>
         <w:tc>
           <w:tcPr>
-            <w:tcW w:w="2193" w:type="dxa"/>
+            <w:tcW w:w="2194" w:type="dxa"/>
             <w:tcBorders/>
           </w:tcPr>
           <w:p>
             <w:pPr>
               <w:pStyle w:val="ListParagraph"/>
               <w:widowControl/>
+              <w:suppressAutoHyphens w:val="true"/>
               <w:spacing w:lineRule="auto" w:line="240" w:before="0" w:after="0"/>
               <w:ind w:hanging="0" w:start="0" w:end="0"/>
               <w:contextualSpacing/>
@@ -15360,7 +15200,7 @@
         </w:trPr>
         <w:tc>
           <w:tcPr>
-            <w:tcW w:w="916" w:type="dxa"/>
+            <w:tcW w:w="915" w:type="dxa"/>
             <w:tcBorders>
               <w:top w:val="nil"/>
             </w:tcBorders>
@@ -15369,6 +15209,7 @@
             <w:pPr>
               <w:pStyle w:val="ListParagraph"/>
               <w:widowControl/>
+              <w:suppressAutoHyphens w:val="true"/>
               <w:spacing w:lineRule="auto" w:line="240" w:before="0" w:after="0"/>
               <w:ind w:hanging="0" w:start="0" w:end="0"/>
               <w:contextualSpacing/>
@@ -15404,6 +15245,7 @@
                 <w:tab w:val="clear" w:pos="708"/>
                 <w:tab w:val="left" w:pos="473" w:leader="none"/>
               </w:tabs>
+              <w:suppressAutoHyphens w:val="true"/>
               <w:spacing w:lineRule="auto" w:line="240" w:before="0" w:after="0"/>
               <w:ind w:hanging="0" w:start="0" w:end="0"/>
               <w:contextualSpacing/>
@@ -15426,7 +15268,7 @@
         </w:tc>
         <w:tc>
           <w:tcPr>
-            <w:tcW w:w="2484" w:type="dxa"/>
+            <w:tcW w:w="2485" w:type="dxa"/>
             <w:tcBorders>
               <w:top w:val="nil"/>
             </w:tcBorders>
@@ -15435,6 +15277,7 @@
             <w:pPr>
               <w:pStyle w:val="ListParagraph"/>
               <w:widowControl/>
+              <w:suppressAutoHyphens w:val="true"/>
               <w:spacing w:lineRule="auto" w:line="240" w:before="0" w:after="0"/>
               <w:ind w:hanging="0" w:start="0" w:end="0"/>
               <w:contextualSpacing/>
@@ -15459,7 +15302,7 @@
         </w:tc>
         <w:tc>
           <w:tcPr>
-            <w:tcW w:w="2042" w:type="dxa"/>
+            <w:tcW w:w="2041" w:type="dxa"/>
             <w:tcBorders>
               <w:top w:val="nil"/>
             </w:tcBorders>
@@ -15468,6 +15311,7 @@
             <w:pPr>
               <w:pStyle w:val="ListParagraph"/>
               <w:widowControl/>
+              <w:suppressAutoHyphens w:val="true"/>
               <w:spacing w:lineRule="auto" w:line="240" w:before="0" w:after="0"/>
               <w:ind w:hanging="0" w:start="0" w:end="0"/>
               <w:contextualSpacing/>
@@ -15496,7 +15340,7 @@
         </w:tc>
         <w:tc>
           <w:tcPr>
-            <w:tcW w:w="2193" w:type="dxa"/>
+            <w:tcW w:w="2194" w:type="dxa"/>
             <w:tcBorders>
               <w:top w:val="nil"/>
             </w:tcBorders>
@@ -15505,6 +15349,7 @@
             <w:pPr>
               <w:pStyle w:val="ListParagraph"/>
               <w:widowControl/>
+              <w:suppressAutoHyphens w:val="true"/>
               <w:spacing w:lineRule="auto" w:line="240" w:before="0" w:after="0"/>
               <w:ind w:hanging="0" w:start="0" w:end="0"/>
               <w:contextualSpacing/>
@@ -15534,7 +15379,7 @@
         </w:trPr>
         <w:tc>
           <w:tcPr>
-            <w:tcW w:w="916" w:type="dxa"/>
+            <w:tcW w:w="915" w:type="dxa"/>
             <w:tcBorders>
               <w:top w:val="nil"/>
             </w:tcBorders>
@@ -15543,6 +15388,7 @@
             <w:pPr>
               <w:pStyle w:val="ListParagraph"/>
               <w:widowControl/>
+              <w:suppressAutoHyphens w:val="true"/>
               <w:spacing w:lineRule="auto" w:line="240" w:before="0" w:after="0"/>
               <w:ind w:hanging="0" w:start="0" w:end="0"/>
               <w:contextualSpacing/>
@@ -15578,6 +15424,7 @@
                 <w:tab w:val="clear" w:pos="708"/>
                 <w:tab w:val="left" w:pos="473" w:leader="none"/>
               </w:tabs>
+              <w:suppressAutoHyphens w:val="true"/>
               <w:spacing w:lineRule="auto" w:line="240" w:before="0" w:after="0"/>
               <w:ind w:hanging="0" w:start="0" w:end="0"/>
               <w:contextualSpacing/>
@@ -15600,7 +15447,7 @@
         </w:tc>
         <w:tc>
           <w:tcPr>
-            <w:tcW w:w="2484" w:type="dxa"/>
+            <w:tcW w:w="2485" w:type="dxa"/>
             <w:tcBorders>
               <w:top w:val="nil"/>
             </w:tcBorders>
@@ -15609,6 +15456,7 @@
             <w:pPr>
               <w:pStyle w:val="ListParagraph"/>
               <w:widowControl/>
+              <w:suppressAutoHyphens w:val="true"/>
               <w:spacing w:lineRule="auto" w:line="240" w:before="0" w:after="0"/>
               <w:ind w:hanging="0" w:start="0" w:end="0"/>
               <w:contextualSpacing/>
@@ -15625,25 +15473,7 @@
                 <w:szCs w:val="20"/>
                 <w:lang w:eastAsia="ru-RU" w:bidi="ar-SA"/>
               </w:rPr>
-              <w:t>1) Veiksmīgi izpildīts TST_2</w:t>
-            </w:r>
-            <w:r>
-              <w:rPr>
-                <w:kern w:val="2"/>
-                <w:sz w:val="20"/>
-                <w:szCs w:val="20"/>
-                <w:lang w:eastAsia="ru-RU" w:bidi="ar-SA"/>
-              </w:rPr>
-              <w:t>5</w:t>
-            </w:r>
-            <w:r>
-              <w:rPr>
-                <w:kern w:val="2"/>
-                <w:sz w:val="20"/>
-                <w:szCs w:val="20"/>
-                <w:lang w:eastAsia="ru-RU" w:bidi="ar-SA"/>
-              </w:rPr>
-              <w:t>;</w:t>
+              <w:t>1) Veiksmīgi izpildīts TST_25;</w:t>
               <w:br/>
               <w:t>2) Atvērta iestatījumu loga vadības sadaļa;</w:t>
               <w:br/>
@@ -15653,7 +15483,7 @@
         </w:tc>
         <w:tc>
           <w:tcPr>
-            <w:tcW w:w="2042" w:type="dxa"/>
+            <w:tcW w:w="2041" w:type="dxa"/>
             <w:tcBorders>
               <w:top w:val="nil"/>
             </w:tcBorders>
@@ -15662,6 +15492,7 @@
             <w:pPr>
               <w:pStyle w:val="ListParagraph"/>
               <w:widowControl/>
+              <w:suppressAutoHyphens w:val="true"/>
               <w:spacing w:lineRule="auto" w:line="240" w:before="0" w:after="0"/>
               <w:ind w:hanging="0" w:start="0" w:end="0"/>
               <w:contextualSpacing/>
@@ -15688,7 +15519,7 @@
         </w:tc>
         <w:tc>
           <w:tcPr>
-            <w:tcW w:w="2193" w:type="dxa"/>
+            <w:tcW w:w="2194" w:type="dxa"/>
             <w:tcBorders>
               <w:top w:val="nil"/>
             </w:tcBorders>
@@ -15697,6 +15528,7 @@
             <w:pPr>
               <w:pStyle w:val="ListParagraph"/>
               <w:widowControl/>
+              <w:suppressAutoHyphens w:val="true"/>
               <w:spacing w:lineRule="auto" w:line="240" w:before="0" w:after="0"/>
               <w:ind w:hanging="0" w:start="0" w:end="0"/>
               <w:contextualSpacing/>
@@ -15726,7 +15558,7 @@
         </w:trPr>
         <w:tc>
           <w:tcPr>
-            <w:tcW w:w="916" w:type="dxa"/>
+            <w:tcW w:w="915" w:type="dxa"/>
             <w:tcBorders>
               <w:top w:val="nil"/>
             </w:tcBorders>
@@ -15735,6 +15567,7 @@
             <w:pPr>
               <w:pStyle w:val="ListParagraph"/>
               <w:widowControl/>
+              <w:suppressAutoHyphens w:val="true"/>
               <w:spacing w:lineRule="auto" w:line="240" w:before="0" w:after="0"/>
               <w:ind w:hanging="0" w:start="0" w:end="0"/>
               <w:contextualSpacing/>
@@ -15770,6 +15603,7 @@
                 <w:tab w:val="clear" w:pos="708"/>
                 <w:tab w:val="left" w:pos="473" w:leader="none"/>
               </w:tabs>
+              <w:suppressAutoHyphens w:val="true"/>
               <w:spacing w:lineRule="auto" w:line="240" w:before="0" w:after="0"/>
               <w:ind w:hanging="0" w:start="0" w:end="0"/>
               <w:contextualSpacing/>
@@ -15792,7 +15626,7 @@
         </w:tc>
         <w:tc>
           <w:tcPr>
-            <w:tcW w:w="2484" w:type="dxa"/>
+            <w:tcW w:w="2485" w:type="dxa"/>
             <w:vMerge w:val="restart"/>
             <w:tcBorders>
               <w:top w:val="nil"/>
@@ -15802,6 +15636,7 @@
             <w:pPr>
               <w:pStyle w:val="ListParagraph"/>
               <w:widowControl/>
+              <w:suppressAutoHyphens w:val="true"/>
               <w:spacing w:lineRule="auto" w:line="240" w:before="0" w:after="0"/>
               <w:ind w:hanging="0" w:start="0" w:end="0"/>
               <w:contextualSpacing/>
@@ -15826,7 +15661,7 @@
         </w:tc>
         <w:tc>
           <w:tcPr>
-            <w:tcW w:w="2042" w:type="dxa"/>
+            <w:tcW w:w="2041" w:type="dxa"/>
             <w:tcBorders>
               <w:top w:val="nil"/>
             </w:tcBorders>
@@ -15835,6 +15670,7 @@
             <w:pPr>
               <w:pStyle w:val="ListParagraph"/>
               <w:widowControl/>
+              <w:suppressAutoHyphens w:val="true"/>
               <w:spacing w:lineRule="auto" w:line="240" w:before="0" w:after="0"/>
               <w:ind w:hanging="0" w:start="0" w:end="0"/>
               <w:contextualSpacing/>
@@ -15855,7 +15691,7 @@
         </w:tc>
         <w:tc>
           <w:tcPr>
-            <w:tcW w:w="2193" w:type="dxa"/>
+            <w:tcW w:w="2194" w:type="dxa"/>
             <w:tcBorders>
               <w:top w:val="nil"/>
             </w:tcBorders>
@@ -15864,6 +15700,7 @@
             <w:pPr>
               <w:pStyle w:val="ListParagraph"/>
               <w:widowControl/>
+              <w:suppressAutoHyphens w:val="true"/>
               <w:spacing w:lineRule="auto" w:line="240" w:before="0" w:after="0"/>
               <w:ind w:hanging="0" w:start="0" w:end="0"/>
               <w:contextualSpacing/>
@@ -15891,7 +15728,7 @@
         </w:trPr>
         <w:tc>
           <w:tcPr>
-            <w:tcW w:w="916" w:type="dxa"/>
+            <w:tcW w:w="915" w:type="dxa"/>
             <w:tcBorders>
               <w:top w:val="nil"/>
             </w:tcBorders>
@@ -15900,6 +15737,7 @@
             <w:pPr>
               <w:pStyle w:val="ListParagraph"/>
               <w:widowControl/>
+              <w:suppressAutoHyphens w:val="true"/>
               <w:spacing w:lineRule="auto" w:line="240" w:before="0" w:after="0"/>
               <w:ind w:hanging="0" w:start="0" w:end="0"/>
               <w:contextualSpacing/>
@@ -15935,6 +15773,7 @@
                 <w:tab w:val="clear" w:pos="708"/>
                 <w:tab w:val="left" w:pos="473" w:leader="none"/>
               </w:tabs>
+              <w:suppressAutoHyphens w:val="true"/>
               <w:spacing w:lineRule="auto" w:line="240" w:before="0" w:after="0"/>
               <w:ind w:hanging="0" w:start="0" w:end="0"/>
               <w:contextualSpacing/>
@@ -15957,7 +15796,7 @@
         </w:tc>
         <w:tc>
           <w:tcPr>
-            <w:tcW w:w="2484" w:type="dxa"/>
+            <w:tcW w:w="2485" w:type="dxa"/>
             <w:vMerge w:val="continue"/>
             <w:tcBorders>
               <w:top w:val="nil"/>
@@ -15967,6 +15806,7 @@
             <w:pPr>
               <w:pStyle w:val="ListParagraph"/>
               <w:widowControl/>
+              <w:suppressAutoHyphens w:val="true"/>
               <w:spacing w:lineRule="auto" w:line="240" w:before="0" w:after="0"/>
               <w:ind w:hanging="0" w:start="0" w:end="0"/>
               <w:contextualSpacing/>
@@ -15978,17 +15818,15 @@
             </w:pPr>
             <w:r>
               <w:rPr>
-                <w:kern w:val="2"/>
-                <w:sz w:val="20"/>
-                <w:szCs w:val="20"/>
-                <w:lang w:eastAsia="ru-RU" w:bidi="ar-SA"/>
+                <w:sz w:val="20"/>
+                <w:szCs w:val="20"/>
               </w:rPr>
             </w:r>
           </w:p>
         </w:tc>
         <w:tc>
           <w:tcPr>
-            <w:tcW w:w="2042" w:type="dxa"/>
+            <w:tcW w:w="2041" w:type="dxa"/>
             <w:tcBorders>
               <w:top w:val="nil"/>
             </w:tcBorders>
@@ -15997,6 +15835,7 @@
             <w:pPr>
               <w:pStyle w:val="ListParagraph"/>
               <w:widowControl/>
+              <w:suppressAutoHyphens w:val="true"/>
               <w:spacing w:lineRule="auto" w:line="240" w:before="0" w:after="0"/>
               <w:ind w:hanging="0" w:start="0" w:end="0"/>
               <w:contextualSpacing/>
@@ -16017,7 +15856,7 @@
         </w:tc>
         <w:tc>
           <w:tcPr>
-            <w:tcW w:w="2193" w:type="dxa"/>
+            <w:tcW w:w="2194" w:type="dxa"/>
             <w:tcBorders>
               <w:top w:val="nil"/>
             </w:tcBorders>
@@ -16026,6 +15865,7 @@
             <w:pPr>
               <w:pStyle w:val="ListParagraph"/>
               <w:widowControl/>
+              <w:suppressAutoHyphens w:val="true"/>
               <w:spacing w:lineRule="auto" w:line="240" w:before="0" w:after="0"/>
               <w:ind w:hanging="0" w:start="0" w:end="0"/>
               <w:contextualSpacing/>
@@ -16053,7 +15893,7 @@
         </w:trPr>
         <w:tc>
           <w:tcPr>
-            <w:tcW w:w="916" w:type="dxa"/>
+            <w:tcW w:w="915" w:type="dxa"/>
             <w:tcBorders>
               <w:top w:val="nil"/>
             </w:tcBorders>
@@ -16062,6 +15902,7 @@
             <w:pPr>
               <w:pStyle w:val="ListParagraph"/>
               <w:widowControl/>
+              <w:suppressAutoHyphens w:val="true"/>
               <w:spacing w:lineRule="auto" w:line="240" w:before="0" w:after="0"/>
               <w:ind w:hanging="0" w:start="0" w:end="0"/>
               <w:contextualSpacing/>
@@ -16097,6 +15938,7 @@
                 <w:tab w:val="clear" w:pos="708"/>
                 <w:tab w:val="left" w:pos="473" w:leader="none"/>
               </w:tabs>
+              <w:suppressAutoHyphens w:val="true"/>
               <w:spacing w:lineRule="auto" w:line="240" w:before="0" w:after="0"/>
               <w:ind w:hanging="0" w:start="0" w:end="0"/>
               <w:contextualSpacing/>
@@ -16119,7 +15961,7 @@
         </w:tc>
         <w:tc>
           <w:tcPr>
-            <w:tcW w:w="2484" w:type="dxa"/>
+            <w:tcW w:w="2485" w:type="dxa"/>
             <w:vMerge w:val="continue"/>
             <w:tcBorders>
               <w:top w:val="nil"/>
@@ -16129,6 +15971,7 @@
             <w:pPr>
               <w:pStyle w:val="ListParagraph"/>
               <w:widowControl/>
+              <w:suppressAutoHyphens w:val="true"/>
               <w:spacing w:lineRule="auto" w:line="240" w:before="0" w:after="0"/>
               <w:ind w:hanging="0" w:start="0" w:end="0"/>
               <w:contextualSpacing/>
@@ -16140,17 +15983,15 @@
             </w:pPr>
             <w:r>
               <w:rPr>
-                <w:kern w:val="2"/>
-                <w:sz w:val="20"/>
-                <w:szCs w:val="20"/>
-                <w:lang w:eastAsia="ru-RU" w:bidi="ar-SA"/>
+                <w:sz w:val="20"/>
+                <w:szCs w:val="20"/>
               </w:rPr>
             </w:r>
           </w:p>
         </w:tc>
         <w:tc>
           <w:tcPr>
-            <w:tcW w:w="2042" w:type="dxa"/>
+            <w:tcW w:w="2041" w:type="dxa"/>
             <w:tcBorders>
               <w:top w:val="nil"/>
             </w:tcBorders>
@@ -16159,6 +16000,7 @@
             <w:pPr>
               <w:pStyle w:val="ListParagraph"/>
               <w:widowControl/>
+              <w:suppressAutoHyphens w:val="true"/>
               <w:spacing w:lineRule="auto" w:line="240" w:before="0" w:after="0"/>
               <w:ind w:hanging="0" w:start="0" w:end="0"/>
               <w:contextualSpacing/>
@@ -16179,7 +16021,7 @@
         </w:tc>
         <w:tc>
           <w:tcPr>
-            <w:tcW w:w="2193" w:type="dxa"/>
+            <w:tcW w:w="2194" w:type="dxa"/>
             <w:tcBorders>
               <w:top w:val="nil"/>
             </w:tcBorders>
@@ -16188,6 +16030,7 @@
             <w:pPr>
               <w:pStyle w:val="ListParagraph"/>
               <w:widowControl/>
+              <w:suppressAutoHyphens w:val="true"/>
               <w:spacing w:lineRule="auto" w:line="240" w:before="0" w:after="0"/>
               <w:ind w:hanging="0" w:start="0" w:end="0"/>
               <w:contextualSpacing/>
@@ -16215,7 +16058,7 @@
         </w:trPr>
         <w:tc>
           <w:tcPr>
-            <w:tcW w:w="916" w:type="dxa"/>
+            <w:tcW w:w="915" w:type="dxa"/>
             <w:tcBorders>
               <w:top w:val="nil"/>
             </w:tcBorders>
@@ -16224,6 +16067,7 @@
             <w:pPr>
               <w:pStyle w:val="ListParagraph"/>
               <w:widowControl/>
+              <w:suppressAutoHyphens w:val="true"/>
               <w:spacing w:lineRule="auto" w:line="240" w:before="0" w:after="0"/>
               <w:ind w:hanging="0" w:start="0" w:end="0"/>
               <w:contextualSpacing/>
@@ -16259,6 +16103,7 @@
                 <w:tab w:val="clear" w:pos="708"/>
                 <w:tab w:val="left" w:pos="473" w:leader="none"/>
               </w:tabs>
+              <w:suppressAutoHyphens w:val="true"/>
               <w:spacing w:lineRule="auto" w:line="240" w:before="0" w:after="0"/>
               <w:ind w:hanging="0" w:start="0" w:end="0"/>
               <w:contextualSpacing/>
@@ -16281,7 +16126,7 @@
         </w:tc>
         <w:tc>
           <w:tcPr>
-            <w:tcW w:w="2484" w:type="dxa"/>
+            <w:tcW w:w="2485" w:type="dxa"/>
             <w:vMerge w:val="continue"/>
             <w:tcBorders>
               <w:top w:val="nil"/>
@@ -16291,6 +16136,7 @@
             <w:pPr>
               <w:pStyle w:val="ListParagraph"/>
               <w:widowControl/>
+              <w:suppressAutoHyphens w:val="true"/>
               <w:spacing w:lineRule="auto" w:line="240" w:before="0" w:after="0"/>
               <w:ind w:hanging="0" w:start="0" w:end="0"/>
               <w:contextualSpacing/>
@@ -16302,17 +16148,15 @@
             </w:pPr>
             <w:r>
               <w:rPr>
-                <w:kern w:val="2"/>
-                <w:sz w:val="20"/>
-                <w:szCs w:val="20"/>
-                <w:lang w:eastAsia="ru-RU" w:bidi="ar-SA"/>
+                <w:sz w:val="20"/>
+                <w:szCs w:val="20"/>
               </w:rPr>
             </w:r>
           </w:p>
         </w:tc>
         <w:tc>
           <w:tcPr>
-            <w:tcW w:w="2042" w:type="dxa"/>
+            <w:tcW w:w="2041" w:type="dxa"/>
             <w:tcBorders>
               <w:top w:val="nil"/>
             </w:tcBorders>
@@ -16321,6 +16165,7 @@
             <w:pPr>
               <w:pStyle w:val="ListParagraph"/>
               <w:widowControl/>
+              <w:suppressAutoHyphens w:val="true"/>
               <w:spacing w:lineRule="auto" w:line="240" w:before="0" w:after="0"/>
               <w:ind w:hanging="0" w:start="0" w:end="0"/>
               <w:contextualSpacing/>
@@ -16341,7 +16186,7 @@
         </w:tc>
         <w:tc>
           <w:tcPr>
-            <w:tcW w:w="2193" w:type="dxa"/>
+            <w:tcW w:w="2194" w:type="dxa"/>
             <w:tcBorders>
               <w:top w:val="nil"/>
             </w:tcBorders>
@@ -16350,6 +16195,7 @@
             <w:pPr>
               <w:pStyle w:val="ListParagraph"/>
               <w:widowControl/>
+              <w:suppressAutoHyphens w:val="true"/>
               <w:spacing w:lineRule="auto" w:line="240" w:before="0" w:after="0"/>
               <w:ind w:hanging="0" w:start="0" w:end="0"/>
               <w:contextualSpacing/>
@@ -16377,7 +16223,7 @@
         </w:trPr>
         <w:tc>
           <w:tcPr>
-            <w:tcW w:w="916" w:type="dxa"/>
+            <w:tcW w:w="915" w:type="dxa"/>
             <w:tcBorders>
               <w:top w:val="nil"/>
             </w:tcBorders>
@@ -16386,6 +16232,7 @@
             <w:pPr>
               <w:pStyle w:val="ListParagraph"/>
               <w:widowControl/>
+              <w:suppressAutoHyphens w:val="true"/>
               <w:spacing w:lineRule="auto" w:line="240" w:before="0" w:after="0"/>
               <w:ind w:hanging="0" w:start="0" w:end="0"/>
               <w:contextualSpacing/>
@@ -16421,6 +16268,7 @@
                 <w:tab w:val="clear" w:pos="708"/>
                 <w:tab w:val="left" w:pos="473" w:leader="none"/>
               </w:tabs>
+              <w:suppressAutoHyphens w:val="true"/>
               <w:spacing w:lineRule="auto" w:line="240" w:before="0" w:after="0"/>
               <w:ind w:hanging="0" w:start="0" w:end="0"/>
               <w:contextualSpacing/>
@@ -16443,7 +16291,7 @@
         </w:tc>
         <w:tc>
           <w:tcPr>
-            <w:tcW w:w="2484" w:type="dxa"/>
+            <w:tcW w:w="2485" w:type="dxa"/>
             <w:tcBorders>
               <w:top w:val="nil"/>
             </w:tcBorders>
@@ -16452,6 +16300,7 @@
             <w:pPr>
               <w:pStyle w:val="ListParagraph"/>
               <w:widowControl/>
+              <w:suppressAutoHyphens w:val="true"/>
               <w:spacing w:lineRule="auto" w:line="240" w:before="0" w:after="0"/>
               <w:ind w:hanging="0" w:start="0" w:end="0"/>
               <w:contextualSpacing/>
@@ -16476,7 +16325,7 @@
         </w:tc>
         <w:tc>
           <w:tcPr>
-            <w:tcW w:w="2042" w:type="dxa"/>
+            <w:tcW w:w="2041" w:type="dxa"/>
             <w:tcBorders>
               <w:top w:val="nil"/>
             </w:tcBorders>
@@ -16485,6 +16334,7 @@
             <w:pPr>
               <w:pStyle w:val="ListParagraph"/>
               <w:widowControl/>
+              <w:suppressAutoHyphens w:val="true"/>
               <w:spacing w:lineRule="auto" w:line="240" w:before="0" w:after="0"/>
               <w:ind w:hanging="0" w:start="0" w:end="0"/>
               <w:contextualSpacing/>
@@ -16505,7 +16355,7 @@
         </w:tc>
         <w:tc>
           <w:tcPr>
-            <w:tcW w:w="2193" w:type="dxa"/>
+            <w:tcW w:w="2194" w:type="dxa"/>
             <w:tcBorders>
               <w:top w:val="nil"/>
             </w:tcBorders>
@@ -16514,6 +16364,7 @@
             <w:pPr>
               <w:pStyle w:val="ListParagraph"/>
               <w:widowControl/>
+              <w:suppressAutoHyphens w:val="true"/>
               <w:spacing w:lineRule="auto" w:line="240" w:before="0" w:after="0"/>
               <w:ind w:hanging="0" w:start="0" w:end="0"/>
               <w:contextualSpacing/>
@@ -16565,12 +16416,14 @@
         <w:ind w:hanging="0" w:start="0"/>
         <w:rPr/>
       </w:pPr>
-      <w:bookmarkStart w:id="23" w:name="_Toc212298904"/>
+      <w:bookmarkStart w:id="46" w:name="__RefHeading___Toc2324_2856212045"/>
+      <w:bookmarkStart w:id="47" w:name="_Toc212298904"/>
+      <w:bookmarkEnd w:id="46"/>
       <w:r>
         <w:rPr/>
         <w:t>Testēšanas žurnāls</w:t>
       </w:r>
-      <w:bookmarkEnd w:id="23"/>
+      <w:bookmarkEnd w:id="47"/>
     </w:p>
     <w:p>
       <w:pPr>
@@ -16604,12 +16457,14 @@
         <w:ind w:hanging="0" w:start="0" w:end="11"/>
         <w:rPr/>
       </w:pPr>
-      <w:bookmarkStart w:id="24" w:name="_Toc212298905"/>
+      <w:bookmarkStart w:id="48" w:name="__RefHeading___Toc2326_2856212045"/>
+      <w:bookmarkStart w:id="49" w:name="_Toc212298905"/>
+      <w:bookmarkEnd w:id="48"/>
       <w:r>
         <w:rPr/>
         <w:t>Secinājumi</w:t>
       </w:r>
-      <w:bookmarkEnd w:id="24"/>
+      <w:bookmarkEnd w:id="49"/>
     </w:p>
     <w:p>
       <w:pPr>
@@ -16643,12 +16498,14 @@
         <w:ind w:hanging="0" w:start="0" w:end="11"/>
         <w:rPr/>
       </w:pPr>
-      <w:bookmarkStart w:id="25" w:name="_Toc212298906"/>
+      <w:bookmarkStart w:id="50" w:name="__RefHeading___Toc2328_2856212045"/>
+      <w:bookmarkStart w:id="51" w:name="_Toc212298906"/>
+      <w:bookmarkEnd w:id="50"/>
       <w:r>
         <w:rPr/>
         <w:t>Lietoto terminu un saīsinājumu skaidrojumi</w:t>
       </w:r>
-      <w:bookmarkEnd w:id="25"/>
+      <w:bookmarkEnd w:id="51"/>
     </w:p>
     <w:p>
       <w:pPr>
@@ -16721,12 +16578,14 @@
         <w:ind w:hanging="0" w:start="0" w:end="11"/>
         <w:rPr/>
       </w:pPr>
-      <w:bookmarkStart w:id="26" w:name="_Toc212298907"/>
+      <w:bookmarkStart w:id="52" w:name="__RefHeading___Toc2330_2856212045"/>
+      <w:bookmarkStart w:id="53" w:name="_Toc212298907"/>
+      <w:bookmarkEnd w:id="52"/>
       <w:r>
         <w:rPr/>
         <w:t>Literatūras un informācijas avotu saraksts</w:t>
       </w:r>
-      <w:bookmarkEnd w:id="26"/>
+      <w:bookmarkEnd w:id="53"/>
     </w:p>
     <w:p>
       <w:pPr>
@@ -16764,17 +16623,19 @@
         <w:ind w:hanging="0" w:start="0" w:end="11"/>
         <w:rPr/>
       </w:pPr>
-      <w:bookmarkStart w:id="27" w:name="_Toc212298908"/>
+      <w:bookmarkStart w:id="54" w:name="__RefHeading___Toc2332_2856212045"/>
+      <w:bookmarkStart w:id="55" w:name="_Toc212298908"/>
+      <w:bookmarkEnd w:id="54"/>
       <w:r>
         <w:rPr/>
         <w:t>Pielikumi</w:t>
       </w:r>
-      <w:bookmarkEnd w:id="27"/>
+      <w:bookmarkEnd w:id="55"/>
     </w:p>
     <w:sectPr>
-      <w:footerReference w:type="even" r:id="rId5"/>
-      <w:footerReference w:type="default" r:id="rId6"/>
-      <w:footerReference w:type="first" r:id="rId7"/>
+      <w:footerReference w:type="even" r:id="rId6"/>
+      <w:footerReference w:type="default" r:id="rId7"/>
+      <w:footerReference w:type="first" r:id="rId8"/>
       <w:type w:val="nextPage"/>
       <w:pgSz w:w="11906" w:h="16838"/>
       <w:pgMar w:left="1418" w:right="1134" w:gutter="0" w:header="0" w:top="1134" w:footer="720" w:bottom="1134"/>
@@ -16832,7 +16693,7 @@
         </w:r>
         <w:r>
           <w:rPr/>
-          <w:t>22</w:t>
+          <w:t>21</w:t>
         </w:r>
         <w:r>
           <w:rPr/>
@@ -16884,7 +16745,7 @@
         </w:r>
         <w:r>
           <w:rPr/>
-          <w:t>22</w:t>
+          <w:t>21</w:t>
         </w:r>
         <w:r>
           <w:rPr/>
@@ -21108,6 +20969,7 @@
     <w:qFormat/>
     <w:pPr>
       <w:widowControl/>
+      <w:suppressAutoHyphens w:val="true"/>
       <w:bidi w:val="0"/>
       <w:spacing w:lineRule="auto" w:line="259" w:before="0" w:after="54"/>
       <w:ind w:hanging="10" w:start="10" w:end="7"/>
@@ -21137,6 +20999,7 @@
         <w:ilvl w:val="0"/>
         <w:numId w:val="1"/>
       </w:numPr>
+      <w:suppressAutoHyphens w:val="true"/>
       <w:bidi w:val="0"/>
       <w:spacing w:lineRule="auto" w:line="240" w:before="0" w:after="240"/>
       <w:ind w:hanging="431" w:start="431" w:end="11"/>
@@ -21169,6 +21032,7 @@
         <w:ilvl w:val="1"/>
         <w:numId w:val="1"/>
       </w:numPr>
+      <w:suppressAutoHyphens w:val="true"/>
       <w:bidi w:val="0"/>
       <w:spacing w:lineRule="auto" w:line="240" w:before="240" w:after="240"/>
       <w:ind w:hanging="0" w:start="0"/>
@@ -21600,6 +21464,11 @@
     <w:qFormat/>
     <w:rPr/>
   </w:style>
+  <w:style w:type="character" w:styleId="IndexLink">
+    <w:name w:val="Index Link"/>
+    <w:qFormat/>
+    <w:rPr/>
+  </w:style>
   <w:style w:type="paragraph" w:styleId="Heading">
     <w:name w:val="Heading"/>
     <w:basedOn w:val="Normal"/>
@@ -21680,10 +21549,12 @@
     <w:unhideWhenUsed/>
     <w:rsid w:val="004441fe"/>
     <w:pPr>
-      <w:spacing w:before="0" w:after="100"/>
+      <w:spacing w:lineRule="auto" w:line="360" w:before="0" w:after="100"/>
       <w:ind w:start="0"/>
     </w:pPr>
-    <w:rPr/>
+    <w:rPr>
+      <w:sz w:val="24"/>
+    </w:rPr>
   </w:style>
   <w:style w:type="paragraph" w:styleId="TOC2">
     <w:name w:val="toc 2"/>
@@ -21694,10 +21565,12 @@
     <w:unhideWhenUsed/>
     <w:rsid w:val="004441fe"/>
     <w:pPr>
-      <w:spacing w:before="0" w:after="100"/>
+      <w:spacing w:lineRule="auto" w:line="360" w:before="0" w:after="100"/>
       <w:ind w:start="220"/>
     </w:pPr>
-    <w:rPr/>
+    <w:rPr>
+      <w:sz w:val="24"/>
+    </w:rPr>
   </w:style>
   <w:style w:type="paragraph" w:styleId="TOC3">
     <w:name w:val="toc 3"/>
@@ -21708,10 +21581,12 @@
     <w:unhideWhenUsed/>
     <w:rsid w:val="004441fe"/>
     <w:pPr>
-      <w:spacing w:before="0" w:after="100"/>
+      <w:spacing w:lineRule="auto" w:line="360" w:before="0" w:after="100"/>
       <w:ind w:start="440"/>
     </w:pPr>
-    <w:rPr/>
+    <w:rPr>
+      <w:sz w:val="24"/>
+    </w:rPr>
   </w:style>
   <w:style w:type="paragraph" w:styleId="HeaderandFooter">
     <w:name w:val="Header and Footer"/>

--- a/Doc/KVDDokumentacija_GodotSpele_Sidorcenko.docx
+++ b/Doc/KVDDokumentacija_GodotSpele_Sidorcenko.docx
@@ -9270,16 +9270,22 @@
         <w:spacing w:lineRule="auto" w:line="360" w:before="0" w:after="0"/>
         <w:ind w:firstLine="850" w:start="0" w:end="0"/>
         <w:contextualSpacing/>
-        <w:rPr/>
-      </w:pPr>
-      <w:r>
-        <w:rPr>
+        <w:rPr>
+          <w:i w:val="false"/>
           <w:i w:val="false"/>
           <w:iCs w:val="false"/>
           <w:sz w:val="24"/>
           <w:szCs w:val="24"/>
         </w:rPr>
-        <w:t xml:space="preserve">Šajā apakšnodaļā ir attēlota spēles “Light Seeker” klašu diagramma. Tā tika izvēlēta tāpēc, ka šī diagramma vislabāk parāda sistēmas galvenās programmatūras klases, to atribūtus, metodes un savstarpējās saites. Šajā projektā svarīgāk ir parādīt spēles loģikas objektus un to sadarbību, jo spēle izmanto lokālu datu glabāšanu failos </w:t>
+      </w:pPr>
+      <w:r>
+        <w:rPr>
+          <w:i w:val="false"/>
+          <w:iCs w:val="false"/>
+          <w:sz w:val="24"/>
+          <w:szCs w:val="24"/>
+        </w:rPr>
+        <w:t xml:space="preserve">Šajā apakšnodaļā ir attēlota spēles “Light Seeker” klašu diagramma. Tā tika izvēlēta tāpēc, ka šī diagramma vislabāk parāda sistēmas galvenās programmatūras klases, to atribūtus, metodes un savstarpējās saites. Šajā projektā svarīgāk ir parādīt spēles loģikas objektus un to sadarbību, jo spēle izmanto lokālu datu saglabāšanu failos </w:t>
       </w:r>
       <w:r>
         <w:rPr>
@@ -9289,7 +9295,16 @@
           <w:sz w:val="24"/>
           <w:szCs w:val="24"/>
         </w:rPr>
-        <w:t>settings</w:t>
+        <w:t>settings.cfg</w:t>
+      </w:r>
+      <w:r>
+        <w:rPr>
+          <w:i w:val="false"/>
+          <w:iCs w:val="false"/>
+          <w:sz w:val="24"/>
+          <w:szCs w:val="24"/>
+        </w:rPr>
+        <w:t xml:space="preserve"> un </w:t>
       </w:r>
       <w:r>
         <w:rPr>
@@ -9299,7 +9314,7 @@
           <w:sz w:val="24"/>
           <w:szCs w:val="24"/>
         </w:rPr>
-        <w:t>.cfg</w:t>
+        <w:t>progress.cfg</w:t>
       </w:r>
       <w:r>
         <w:rPr>
@@ -9308,7 +9323,26 @@
           <w:sz w:val="24"/>
           <w:szCs w:val="24"/>
         </w:rPr>
-        <w:t xml:space="preserve"> un </w:t>
+        <w:t>, nevis relāciju datubāzi.</w:t>
+      </w:r>
+    </w:p>
+    <w:p>
+      <w:pPr>
+        <w:pStyle w:val="BodyText"/>
+        <w:spacing w:lineRule="auto" w:line="360" w:before="0" w:after="0"/>
+        <w:ind w:firstLine="850" w:start="0" w:end="0"/>
+        <w:contextualSpacing/>
+        <w:rPr>
+          <w:sz w:val="24"/>
+        </w:rPr>
+      </w:pPr>
+      <w:r>
+        <w:rPr>
+          <w:i w:val="false"/>
+          <w:iCs w:val="false"/>
+          <w:sz w:val="24"/>
+        </w:rPr>
+        <w:t xml:space="preserve">Diagrammā ir attēlotas svarīgākās sistēmas klases: </w:t>
       </w:r>
       <w:r>
         <w:rPr>
@@ -9316,9 +9350,16 @@
           <w:i w:val="false"/>
           <w:iCs w:val="false"/>
           <w:sz w:val="24"/>
-          <w:szCs w:val="24"/>
-        </w:rPr>
-        <w:t>progress</w:t>
+        </w:rPr>
+        <w:t>SceneManager</w:t>
+      </w:r>
+      <w:r>
+        <w:rPr>
+          <w:i w:val="false"/>
+          <w:iCs w:val="false"/>
+          <w:sz w:val="24"/>
+        </w:rPr>
+        <w:t xml:space="preserve">, </w:t>
       </w:r>
       <w:r>
         <w:rPr>
@@ -9326,36 +9367,16 @@
           <w:i w:val="false"/>
           <w:iCs w:val="false"/>
           <w:sz w:val="24"/>
-          <w:szCs w:val="24"/>
-        </w:rPr>
-        <w:t>.cfg</w:t>
+        </w:rPr>
+        <w:t>Level</w:t>
       </w:r>
       <w:r>
         <w:rPr>
           <w:i w:val="false"/>
           <w:iCs w:val="false"/>
           <w:sz w:val="24"/>
-          <w:szCs w:val="24"/>
-        </w:rPr>
-        <w:t>, nevis relāciju datubāzi.</w:t>
-      </w:r>
-    </w:p>
-    <w:p>
-      <w:pPr>
-        <w:pStyle w:val="BodyText"/>
-        <w:spacing w:lineRule="auto" w:line="360" w:before="0" w:after="0"/>
-        <w:ind w:firstLine="850" w:start="0" w:end="0"/>
-        <w:contextualSpacing/>
-        <w:rPr/>
-      </w:pPr>
-      <w:r>
-        <w:rPr>
-          <w:i w:val="false"/>
-          <w:iCs w:val="false"/>
-          <w:sz w:val="24"/>
-          <w:szCs w:val="24"/>
-        </w:rPr>
-        <w:t xml:space="preserve">Diagrammā ir attēlotas svarīgākās sistēmas klases: </w:t>
+        </w:rPr>
+        <w:t xml:space="preserve">, </w:t>
       </w:r>
       <w:r>
         <w:rPr>
@@ -9363,16 +9384,14 @@
           <w:i w:val="false"/>
           <w:iCs w:val="false"/>
           <w:sz w:val="24"/>
-          <w:szCs w:val="24"/>
-        </w:rPr>
-        <w:t>SceneManager</w:t>
+        </w:rPr>
+        <w:t>Player</w:t>
       </w:r>
       <w:r>
         <w:rPr>
           <w:i w:val="false"/>
           <w:iCs w:val="false"/>
           <w:sz w:val="24"/>
-          <w:szCs w:val="24"/>
         </w:rPr>
         <w:t xml:space="preserve">, </w:t>
       </w:r>
@@ -9382,16 +9401,14 @@
           <w:i w:val="false"/>
           <w:iCs w:val="false"/>
           <w:sz w:val="24"/>
-          <w:szCs w:val="24"/>
-        </w:rPr>
-        <w:t>Level</w:t>
+        </w:rPr>
+        <w:t>GameState</w:t>
       </w:r>
       <w:r>
         <w:rPr>
           <w:i w:val="false"/>
           <w:iCs w:val="false"/>
           <w:sz w:val="24"/>
-          <w:szCs w:val="24"/>
         </w:rPr>
         <w:t xml:space="preserve">, </w:t>
       </w:r>
@@ -9401,16 +9418,14 @@
           <w:i w:val="false"/>
           <w:iCs w:val="false"/>
           <w:sz w:val="24"/>
-          <w:szCs w:val="24"/>
-        </w:rPr>
-        <w:t>Player</w:t>
+        </w:rPr>
+        <w:t>CharacterDB</w:t>
       </w:r>
       <w:r>
         <w:rPr>
           <w:i w:val="false"/>
           <w:iCs w:val="false"/>
           <w:sz w:val="24"/>
-          <w:szCs w:val="24"/>
         </w:rPr>
         <w:t xml:space="preserve">, </w:t>
       </w:r>
@@ -9420,16 +9435,14 @@
           <w:i w:val="false"/>
           <w:iCs w:val="false"/>
           <w:sz w:val="24"/>
-          <w:szCs w:val="24"/>
-        </w:rPr>
-        <w:t>GameState</w:t>
+        </w:rPr>
+        <w:t>SettingsPanel</w:t>
       </w:r>
       <w:r>
         <w:rPr>
           <w:i w:val="false"/>
           <w:iCs w:val="false"/>
           <w:sz w:val="24"/>
-          <w:szCs w:val="24"/>
         </w:rPr>
         <w:t xml:space="preserve">, </w:t>
       </w:r>
@@ -9439,18 +9452,16 @@
           <w:i w:val="false"/>
           <w:iCs w:val="false"/>
           <w:sz w:val="24"/>
-          <w:szCs w:val="24"/>
-        </w:rPr>
-        <w:t>CharacterDB</w:t>
+        </w:rPr>
+        <w:t>Shop</w:t>
       </w:r>
       <w:r>
         <w:rPr>
           <w:i w:val="false"/>
           <w:iCs w:val="false"/>
           <w:sz w:val="24"/>
-          <w:szCs w:val="24"/>
-        </w:rPr>
-        <w:t xml:space="preserve">, </w:t>
+        </w:rPr>
+        <w:t xml:space="preserve"> un </w:t>
       </w:r>
       <w:r>
         <w:rPr>
@@ -9458,18 +9469,16 @@
           <w:i w:val="false"/>
           <w:iCs w:val="false"/>
           <w:sz w:val="24"/>
-          <w:szCs w:val="24"/>
-        </w:rPr>
-        <w:t>CharacterData</w:t>
+        </w:rPr>
+        <w:t>Locker</w:t>
       </w:r>
       <w:r>
         <w:rPr>
           <w:i w:val="false"/>
           <w:iCs w:val="false"/>
           <w:sz w:val="24"/>
-          <w:szCs w:val="24"/>
-        </w:rPr>
-        <w:t xml:space="preserve">, </w:t>
+        </w:rPr>
+        <w:t xml:space="preserve">. </w:t>
       </w:r>
       <w:r>
         <w:rPr>
@@ -9477,18 +9486,16 @@
           <w:i w:val="false"/>
           <w:iCs w:val="false"/>
           <w:sz w:val="24"/>
-          <w:szCs w:val="24"/>
-        </w:rPr>
-        <w:t>SettingsPanel</w:t>
+        </w:rPr>
+        <w:t>SceneManager</w:t>
       </w:r>
       <w:r>
         <w:rPr>
           <w:i w:val="false"/>
           <w:iCs w:val="false"/>
           <w:sz w:val="24"/>
-          <w:szCs w:val="24"/>
-        </w:rPr>
-        <w:t xml:space="preserve">, </w:t>
+        </w:rPr>
+        <w:t xml:space="preserve"> nodrošina pārejas starp spēles skatiem un līmeņiem. </w:t>
       </w:r>
       <w:r>
         <w:rPr>
@@ -9496,18 +9503,16 @@
           <w:i w:val="false"/>
           <w:iCs w:val="false"/>
           <w:sz w:val="24"/>
-          <w:szCs w:val="24"/>
-        </w:rPr>
-        <w:t>Shop</w:t>
+        </w:rPr>
+        <w:t>Level</w:t>
       </w:r>
       <w:r>
         <w:rPr>
           <w:i w:val="false"/>
           <w:iCs w:val="false"/>
           <w:sz w:val="24"/>
-          <w:szCs w:val="24"/>
-        </w:rPr>
-        <w:t xml:space="preserve">, </w:t>
+        </w:rPr>
+        <w:t xml:space="preserve"> satur galveno varoni un līmeņa darbības loģiku. </w:t>
       </w:r>
       <w:r>
         <w:rPr>
@@ -9515,18 +9520,16 @@
           <w:i w:val="false"/>
           <w:iCs w:val="false"/>
           <w:sz w:val="24"/>
-          <w:szCs w:val="24"/>
-        </w:rPr>
-        <w:t>Locker</w:t>
+        </w:rPr>
+        <w:t>Player</w:t>
       </w:r>
       <w:r>
         <w:rPr>
           <w:i w:val="false"/>
           <w:iCs w:val="false"/>
           <w:sz w:val="24"/>
-          <w:szCs w:val="24"/>
-        </w:rPr>
-        <w:t xml:space="preserve"> un </w:t>
+        </w:rPr>
+        <w:t xml:space="preserve"> izmanto </w:t>
       </w:r>
       <w:r>
         <w:rPr>
@@ -9534,18 +9537,16 @@
           <w:i w:val="false"/>
           <w:iCs w:val="false"/>
           <w:sz w:val="24"/>
-          <w:szCs w:val="24"/>
-        </w:rPr>
-        <w:t>LocalStorage</w:t>
+        </w:rPr>
+        <w:t>GameState</w:t>
       </w:r>
       <w:r>
         <w:rPr>
           <w:i w:val="false"/>
           <w:iCs w:val="false"/>
           <w:sz w:val="24"/>
-          <w:szCs w:val="24"/>
-        </w:rPr>
-        <w:t xml:space="preserve">. </w:t>
+        </w:rPr>
+        <w:t xml:space="preserve"> un </w:t>
       </w:r>
       <w:r>
         <w:rPr>
@@ -9553,18 +9554,16 @@
           <w:i w:val="false"/>
           <w:iCs w:val="false"/>
           <w:sz w:val="24"/>
-          <w:szCs w:val="24"/>
-        </w:rPr>
-        <w:t>SceneManager</w:t>
+        </w:rPr>
+        <w:t>CharacterDB</w:t>
       </w:r>
       <w:r>
         <w:rPr>
           <w:i w:val="false"/>
           <w:iCs w:val="false"/>
           <w:sz w:val="24"/>
-          <w:szCs w:val="24"/>
-        </w:rPr>
-        <w:t xml:space="preserve"> nodrošina pārejas starp skatiem un līmeņiem. </w:t>
+        </w:rPr>
+        <w:t xml:space="preserve"> datus, lai ielādētu izvēlēto personāžu un apstrādātu tā kustības. </w:t>
       </w:r>
       <w:r>
         <w:rPr>
@@ -9572,18 +9571,16 @@
           <w:i w:val="false"/>
           <w:iCs w:val="false"/>
           <w:sz w:val="24"/>
-          <w:szCs w:val="24"/>
-        </w:rPr>
-        <w:t>Level</w:t>
+        </w:rPr>
+        <w:t>GameState</w:t>
       </w:r>
       <w:r>
         <w:rPr>
           <w:i w:val="false"/>
           <w:iCs w:val="false"/>
           <w:sz w:val="24"/>
-          <w:szCs w:val="24"/>
-        </w:rPr>
-        <w:t xml:space="preserve"> satur galveno varoni un līmeņa darbības loģiku. </w:t>
+        </w:rPr>
+        <w:t xml:space="preserve"> pārvalda spēles progresu, zvaigznes, labākos laikus, atbloķētos personāžus un iestatījumus. </w:t>
       </w:r>
       <w:r>
         <w:rPr>
@@ -9591,18 +9588,16 @@
           <w:i w:val="false"/>
           <w:iCs w:val="false"/>
           <w:sz w:val="24"/>
-          <w:szCs w:val="24"/>
-        </w:rPr>
-        <w:t>Player</w:t>
+        </w:rPr>
+        <w:t>SettingsPanel</w:t>
       </w:r>
       <w:r>
         <w:rPr>
           <w:i w:val="false"/>
           <w:iCs w:val="false"/>
           <w:sz w:val="24"/>
-          <w:szCs w:val="24"/>
-        </w:rPr>
-        <w:t xml:space="preserve"> izmanto </w:t>
+        </w:rPr>
+        <w:t xml:space="preserve"> ļauj mainīt video un vadības iestatījumus, savukārt </w:t>
       </w:r>
       <w:r>
         <w:rPr>
@@ -9610,16 +9605,14 @@
           <w:i w:val="false"/>
           <w:iCs w:val="false"/>
           <w:sz w:val="24"/>
-          <w:szCs w:val="24"/>
-        </w:rPr>
-        <w:t>CharacterDB</w:t>
+        </w:rPr>
+        <w:t>Shop</w:t>
       </w:r>
       <w:r>
         <w:rPr>
           <w:i w:val="false"/>
           <w:iCs w:val="false"/>
           <w:sz w:val="24"/>
-          <w:szCs w:val="24"/>
         </w:rPr>
         <w:t xml:space="preserve"> un </w:t>
       </w:r>
@@ -9629,18 +9622,16 @@
           <w:i w:val="false"/>
           <w:iCs w:val="false"/>
           <w:sz w:val="24"/>
-          <w:szCs w:val="24"/>
-        </w:rPr>
-        <w:t>GameState</w:t>
+        </w:rPr>
+        <w:t>Locker</w:t>
       </w:r>
       <w:r>
         <w:rPr>
           <w:i w:val="false"/>
           <w:iCs w:val="false"/>
           <w:sz w:val="24"/>
-          <w:szCs w:val="24"/>
-        </w:rPr>
-        <w:t xml:space="preserve"> datus, lai ielādētu izvēlēto personāžu un apstrādātu kustības. </w:t>
+        </w:rPr>
+        <w:t xml:space="preserve"> izmanto </w:t>
       </w:r>
       <w:r>
         <w:rPr>
@@ -9648,7 +9639,6 @@
           <w:i w:val="false"/>
           <w:iCs w:val="false"/>
           <w:sz w:val="24"/>
-          <w:szCs w:val="24"/>
         </w:rPr>
         <w:t>GameState</w:t>
       </w:r>
@@ -9657,9 +9647,8 @@
           <w:i w:val="false"/>
           <w:iCs w:val="false"/>
           <w:sz w:val="24"/>
-          <w:szCs w:val="24"/>
-        </w:rPr>
-        <w:t xml:space="preserve"> pārvalda progresu, zvaigznes, labākos laikus un iestatījumus, savukārt </w:t>
+        </w:rPr>
+        <w:t xml:space="preserve"> un </w:t>
       </w:r>
       <w:r>
         <w:rPr>
@@ -9667,113 +9656,16 @@
           <w:i w:val="false"/>
           <w:iCs w:val="false"/>
           <w:sz w:val="24"/>
-          <w:szCs w:val="24"/>
-        </w:rPr>
-        <w:t>LocalStorage</w:t>
+        </w:rPr>
+        <w:t>CharacterDB</w:t>
       </w:r>
       <w:r>
         <w:rPr>
           <w:i w:val="false"/>
           <w:iCs w:val="false"/>
           <w:sz w:val="24"/>
-          <w:szCs w:val="24"/>
-        </w:rPr>
-        <w:t xml:space="preserve"> nodrošina šo datu saglabāšanu lokālajos failos. </w:t>
-      </w:r>
-      <w:r>
-        <w:rPr>
-          <w:rStyle w:val="Emphasis"/>
-          <w:i w:val="false"/>
-          <w:iCs w:val="false"/>
-          <w:sz w:val="24"/>
-          <w:szCs w:val="24"/>
-        </w:rPr>
-        <w:t>SettingsPanel</w:t>
-      </w:r>
-      <w:r>
-        <w:rPr>
-          <w:i w:val="false"/>
-          <w:iCs w:val="false"/>
-          <w:sz w:val="24"/>
-          <w:szCs w:val="24"/>
-        </w:rPr>
-        <w:t xml:space="preserve"> ļauj mainīt iestatījumus, bet </w:t>
-      </w:r>
-      <w:r>
-        <w:rPr>
-          <w:rStyle w:val="Emphasis"/>
-          <w:i w:val="false"/>
-          <w:iCs w:val="false"/>
-          <w:sz w:val="24"/>
-          <w:szCs w:val="24"/>
-        </w:rPr>
-        <w:t>Shop</w:t>
-      </w:r>
-      <w:r>
-        <w:rPr>
-          <w:i w:val="false"/>
-          <w:iCs w:val="false"/>
-          <w:sz w:val="24"/>
-          <w:szCs w:val="24"/>
-        </w:rPr>
-        <w:t xml:space="preserve"> un </w:t>
-      </w:r>
-      <w:r>
-        <w:rPr>
-          <w:rStyle w:val="Emphasis"/>
-          <w:i w:val="false"/>
-          <w:iCs w:val="false"/>
-          <w:sz w:val="24"/>
-          <w:szCs w:val="24"/>
-        </w:rPr>
-        <w:t>Locker</w:t>
-      </w:r>
-      <w:r>
-        <w:rPr>
-          <w:i w:val="false"/>
-          <w:iCs w:val="false"/>
-          <w:sz w:val="24"/>
-          <w:szCs w:val="24"/>
-        </w:rPr>
-        <w:t xml:space="preserve"> izmanto </w:t>
-      </w:r>
-      <w:r>
-        <w:rPr>
-          <w:rStyle w:val="Emphasis"/>
-          <w:i w:val="false"/>
-          <w:iCs w:val="false"/>
-          <w:sz w:val="24"/>
-          <w:szCs w:val="24"/>
-        </w:rPr>
-        <w:t>GameState</w:t>
-      </w:r>
-      <w:r>
-        <w:rPr>
-          <w:i w:val="false"/>
-          <w:iCs w:val="false"/>
-          <w:sz w:val="24"/>
-          <w:szCs w:val="24"/>
-        </w:rPr>
-        <w:t xml:space="preserve"> un </w:t>
-      </w:r>
-      <w:r>
-        <w:rPr>
-          <w:rStyle w:val="Emphasis"/>
-          <w:i w:val="false"/>
-          <w:iCs w:val="false"/>
-          <w:sz w:val="24"/>
-          <w:szCs w:val="24"/>
-        </w:rPr>
-        <w:t>CharacterDB</w:t>
-      </w:r>
-      <w:r>
-        <w:rPr>
-          <w:i w:val="false"/>
-          <w:iCs w:val="false"/>
-          <w:sz w:val="24"/>
-          <w:szCs w:val="24"/>
-        </w:rPr>
-        <w:t>, lai attēlotu personāžus, pirkumus un izvēli. Šāda klašu diagramma palīdz pārskatāmi saprast sistēmas iekšējo uzbūvi un galveno klašu sadarbību spēles darbības nodrošināšanā.</w:t>
+        </w:rPr>
+        <w:t>, lai attēlotu personāžus, veiktu iegādi un nodrošinātu personāža izvēli. Šāda klašu diagramma palīdz pārskatāmi saprast sistēmas iekšējo uzbūvi un galveno klašu sadarbību spēles darbības nodrošināšanā.</w:t>
       </w:r>
     </w:p>
     <w:p>
@@ -9797,6 +9689,29 @@
           <w:sz w:val="24"/>
           <w:szCs w:val="24"/>
         </w:rPr>
+      </w:r>
+    </w:p>
+    <w:p>
+      <w:pPr>
+        <w:pStyle w:val="BodyText"/>
+        <w:widowControl/>
+        <w:suppressAutoHyphens w:val="true"/>
+        <w:bidi w:val="0"/>
+        <w:spacing w:lineRule="auto" w:line="360" w:before="0" w:after="0"/>
+        <w:ind w:hanging="0" w:start="0" w:end="0"/>
+        <w:contextualSpacing/>
+        <w:jc w:val="center"/>
+        <w:rPr>
+          <w:b/>
+          <w:bCs/>
+          <w:i w:val="false"/>
+          <w:i w:val="false"/>
+          <w:iCs w:val="false"/>
+          <w:sz w:val="20"/>
+          <w:szCs w:val="20"/>
+        </w:rPr>
+      </w:pPr>
+      <w:r>
         <w:drawing>
           <wp:anchor behindDoc="0" distT="0" distB="0" distL="0" distR="0" simplePos="0" locked="0" layoutInCell="0" allowOverlap="1" relativeHeight="4">
             <wp:simplePos x="0" y="0"/>
@@ -9844,6 +9759,17 @@
           </wp:anchor>
         </w:drawing>
       </w:r>
+      <w:r>
+        <w:rPr>
+          <w:b/>
+          <w:bCs/>
+          <w:i w:val="false"/>
+          <w:iCs w:val="false"/>
+          <w:sz w:val="20"/>
+          <w:szCs w:val="20"/>
+        </w:rPr>
+        <w:t xml:space="preserve">2. attēls. Klašu diagramma </w:t>
+      </w:r>
     </w:p>
     <w:p>
       <w:pPr>
@@ -9862,6 +9788,44 @@
     </w:p>
     <w:p>
       <w:pPr>
+        <w:pStyle w:val="BodyText"/>
+        <w:spacing w:lineRule="auto" w:line="360" w:before="0" w:after="0"/>
+        <w:ind w:firstLine="850" w:start="0" w:end="0"/>
+        <w:contextualSpacing/>
+        <w:rPr>
+          <w:sz w:val="24"/>
+          <w:szCs w:val="24"/>
+        </w:rPr>
+      </w:pPr>
+      <w:r>
+        <w:rPr>
+          <w:sz w:val="24"/>
+          <w:szCs w:val="24"/>
+        </w:rPr>
+        <w:t>Šajā apakšnodaļā ir aprakstīts spēles “Light Seeker” funkcionālais un dinamiskais sistēmas modelis. Tā mērķis ir parādīt, kā lietotājs mijiedarbojas ar sistēmu, kādas galvenās darbības tajā ir iespējamas un kā tās tiek izpildītas spēles darbības laikā. Šis modelis palīdz labāk saprast sistēmas uzvedību, lietotāja iespējas un darbību secību dažādās situācijās.</w:t>
+      </w:r>
+    </w:p>
+    <w:p>
+      <w:pPr>
+        <w:pStyle w:val="BodyText"/>
+        <w:spacing w:lineRule="auto" w:line="360" w:before="0" w:after="0"/>
+        <w:ind w:firstLine="850" w:start="0" w:end="0"/>
+        <w:contextualSpacing/>
+        <w:rPr>
+          <w:sz w:val="24"/>
+          <w:szCs w:val="24"/>
+        </w:rPr>
+      </w:pPr>
+      <w:r>
+        <w:rPr>
+          <w:sz w:val="24"/>
+          <w:szCs w:val="24"/>
+        </w:rPr>
+        <w:t>Apakšnodaļā tiks aplūkoti galvenie lietojumgadījumi, aktivitātes un sistēmas stāvokļi. Tajā būs parādīts, kā lietotājs uzsāk spēli, pārvietojas starp izvēlnēm, maina iestatījumus, izvēlas līmeni, kontrolē varoni un pabeidz spēles līmeņus. Šāds apraksts ļauj pārskatāmi attēlot sistēmas darbību gan no lietotāja, gan no pašas sistēmas skatpunkta, kā arī atvieglo spēles loģikas analīzi un turpmāku pilnveidošanu.</w:t>
+      </w:r>
+    </w:p>
+    <w:p>
+      <w:pPr>
         <w:pStyle w:val="Heading3"/>
         <w:ind w:hanging="11" w:start="11" w:end="6"/>
         <w:rPr/>
@@ -9881,6 +9845,127 @@
         <w:t>(Use Case)</w:t>
       </w:r>
       <w:bookmarkEnd w:id="31"/>
+    </w:p>
+    <w:p>
+      <w:pPr>
+        <w:pStyle w:val="BodyText"/>
+        <w:spacing w:lineRule="auto" w:line="360" w:before="0" w:after="0"/>
+        <w:ind w:firstLine="850" w:start="0" w:end="0"/>
+        <w:contextualSpacing/>
+        <w:rPr>
+          <w:i w:val="false"/>
+          <w:i w:val="false"/>
+          <w:iCs w:val="false"/>
+          <w:sz w:val="24"/>
+          <w:szCs w:val="24"/>
+        </w:rPr>
+      </w:pPr>
+      <w:r>
+        <w:rPr>
+          <w:i w:val="false"/>
+          <w:iCs w:val="false"/>
+          <w:sz w:val="24"/>
+          <w:szCs w:val="24"/>
+        </w:rPr>
+        <w:t>Šajā apakšnodaļā ir attēlota spēles “Light Seeker” lietojumgadījumu diagramma. Tā parāda galvenās darbības, kuras lietotājs var veikt sistēmā, kā arī to saistību ar spēles funkcionalitāti. Lietojumgadījumu diagramma palīdz pārskatāmi saprast sistēmu no lietotāja skatpunkta un parāda, kā lietotājs mijiedarbojas ar spēles galvenajām sadaļām.</w:t>
+      </w:r>
+    </w:p>
+    <w:p>
+      <w:pPr>
+        <w:pStyle w:val="BodyText"/>
+        <w:spacing w:lineRule="auto" w:line="360" w:before="0" w:after="0"/>
+        <w:ind w:firstLine="850" w:start="0" w:end="0"/>
+        <w:contextualSpacing/>
+        <w:rPr>
+          <w:sz w:val="24"/>
+        </w:rPr>
+      </w:pPr>
+      <w:r>
+        <w:rPr>
+          <w:sz w:val="24"/>
+        </w:rPr>
+        <w:t>Diagrammā ir attēlots viens galvenais aktors — lietotājs. Tas var uzsākt spēli, izvēlēties līmeni, spēlēt līmeni, atvērt iestatījumus, apmeklēt veikalu un atvērt skapi. Papildus tam diagrammā ir parādīti arī detalizētāki lietojumgadījumi, kas izriet no galvenajām darbībām, piemēram, galvenā varoņa vadīšana, spēles pauzēšana, spēles turpināšana, līmeņa pārstartēšana, atgriešanās uz galveno izvēlni, līmeņa pabeigšana, pāriešana uz nākamo līmeni, video iestatījumu maiņa, vadības maiņa, vadības atiestatīšana uz noklusējumu, personāžu apskate, personāža iegāde veikalā un personāža izvēle skapī. Šie lietojumgadījumi atbilst dokumentā aprakstītajām funkcionālajām prasībām par spēles sākšanu, līmeņu izvēli, pauzes izvēlni, rezultātu logu, iestatījumiem, veikalu, skapi un personāža vadību.</w:t>
+      </w:r>
+    </w:p>
+    <w:p>
+      <w:pPr>
+        <w:pStyle w:val="BodyText"/>
+        <w:widowControl/>
+        <w:suppressAutoHyphens w:val="true"/>
+        <w:bidi w:val="0"/>
+        <w:spacing w:lineRule="auto" w:line="360" w:before="0" w:after="0"/>
+        <w:ind w:hanging="0" w:start="0" w:end="0"/>
+        <w:contextualSpacing/>
+        <w:jc w:val="center"/>
+        <w:rPr>
+          <w:b/>
+          <w:bCs/>
+          <w:i w:val="false"/>
+          <w:i w:val="false"/>
+          <w:iCs w:val="false"/>
+          <w:sz w:val="20"/>
+          <w:szCs w:val="20"/>
+        </w:rPr>
+      </w:pPr>
+      <w:r>
+        <w:drawing>
+          <wp:anchor behindDoc="0" distT="0" distB="0" distL="0" distR="0" simplePos="0" locked="0" layoutInCell="0" allowOverlap="1" relativeHeight="5">
+            <wp:simplePos x="0" y="0"/>
+            <wp:positionH relativeFrom="column">
+              <wp:align>center</wp:align>
+            </wp:positionH>
+            <wp:positionV relativeFrom="paragraph">
+              <wp:posOffset>635</wp:posOffset>
+            </wp:positionV>
+            <wp:extent cx="5939790" cy="3816985"/>
+            <wp:effectExtent l="0" t="0" r="0" b="0"/>
+            <wp:wrapSquare wrapText="largest"/>
+            <wp:docPr id="4" name="Image3"/>
+            <wp:cNvGraphicFramePr>
+              <a:graphicFrameLocks xmlns:a="http://schemas.openxmlformats.org/drawingml/2006/main" noChangeAspect="1"/>
+            </wp:cNvGraphicFramePr>
+            <a:graphic xmlns:a="http://schemas.openxmlformats.org/drawingml/2006/main">
+              <a:graphicData uri="http://schemas.openxmlformats.org/drawingml/2006/picture">
+                <pic:pic xmlns:pic="http://schemas.openxmlformats.org/drawingml/2006/picture">
+                  <pic:nvPicPr>
+                    <pic:cNvPr id="4" name="Image3"/>
+                    <pic:cNvPicPr>
+                      <a:picLocks noChangeAspect="1" noChangeArrowheads="1"/>
+                    </pic:cNvPicPr>
+                  </pic:nvPicPr>
+                  <pic:blipFill>
+                    <a:blip r:embed="rId6"/>
+                    <a:stretch>
+                      <a:fillRect/>
+                    </a:stretch>
+                  </pic:blipFill>
+                  <pic:spPr bwMode="auto">
+                    <a:xfrm>
+                      <a:off x="0" y="0"/>
+                      <a:ext cx="5939790" cy="3816985"/>
+                    </a:xfrm>
+                    <a:prstGeom prst="rect">
+                      <a:avLst/>
+                    </a:prstGeom>
+                    <a:noFill/>
+                  </pic:spPr>
+                </pic:pic>
+              </a:graphicData>
+            </a:graphic>
+          </wp:anchor>
+        </w:drawing>
+      </w:r>
+      <w:r>
+        <w:rPr>
+          <w:b/>
+          <w:bCs/>
+          <w:i w:val="false"/>
+          <w:iCs w:val="false"/>
+          <w:sz w:val="20"/>
+          <w:szCs w:val="20"/>
+        </w:rPr>
+        <w:t>3. attēls. Lietojumgadījumu diagramma</w:t>
+      </w:r>
     </w:p>
     <w:p>
       <w:pPr>
@@ -16633,9 +16718,9 @@
       <w:bookmarkEnd w:id="55"/>
     </w:p>
     <w:sectPr>
-      <w:footerReference w:type="even" r:id="rId6"/>
-      <w:footerReference w:type="default" r:id="rId7"/>
-      <w:footerReference w:type="first" r:id="rId8"/>
+      <w:footerReference w:type="even" r:id="rId7"/>
+      <w:footerReference w:type="default" r:id="rId8"/>
+      <w:footerReference w:type="first" r:id="rId9"/>
       <w:type w:val="nextPage"/>
       <w:pgSz w:w="11906" w:h="16838"/>
       <w:pgMar w:left="1418" w:right="1134" w:gutter="0" w:header="0" w:top="1134" w:footer="720" w:bottom="1134"/>
@@ -16693,7 +16778,7 @@
         </w:r>
         <w:r>
           <w:rPr/>
-          <w:t>21</w:t>
+          <w:t>33</w:t>
         </w:r>
         <w:r>
           <w:rPr/>
@@ -16745,7 +16830,7 @@
         </w:r>
         <w:r>
           <w:rPr/>
-          <w:t>21</w:t>
+          <w:t>33</w:t>
         </w:r>
         <w:r>
           <w:rPr/>

--- a/Doc/KVDDokumentacija_GodotSpele_Sidorcenko.docx
+++ b/Doc/KVDDokumentacija_GodotSpele_Sidorcenko.docx
@@ -286,17 +286,18 @@
             </w:rPr>
             <w:fldChar w:fldCharType="separate"/>
           </w:r>
-          <w:hyperlink w:anchor="__RefHeading___Toc2278_2856212045" w:tooltip="Ievads">
-            <w:r>
-              <w:rPr>
-                <w:rStyle w:val="IndexLink"/>
-              </w:rPr>
-              <w:tab/>
-              <w:t>Ievads</w:t>
-              <w:tab/>
-              <w:t>4</w:t>
-            </w:r>
-          </w:hyperlink>
+          <w:r>
+            <w:rPr>
+              <w:rStyle w:val="IndexLink"/>
+            </w:rPr>
+            <w:tab/>
+          </w:r>
+          <w:r>
+            <w:rPr/>
+            <w:t>Ievads</w:t>
+            <w:tab/>
+            <w:t>4</w:t>
+          </w:r>
         </w:p>
         <w:p>
           <w:pPr>
@@ -308,18 +309,14 @@
             </w:tabs>
             <w:rPr/>
           </w:pPr>
-          <w:hyperlink w:anchor="__RefHeading___Toc2280_2856212045" w:tooltip="Uzdevuma formulējums">
-            <w:r>
-              <w:rPr>
-                <w:rStyle w:val="IndexLink"/>
-              </w:rPr>
-              <w:t>1.</w:t>
-              <w:tab/>
-              <w:t>Uzdevuma formulējums</w:t>
-              <w:tab/>
-              <w:t>6</w:t>
-            </w:r>
-          </w:hyperlink>
+          <w:r>
+            <w:rPr/>
+            <w:t>1.</w:t>
+            <w:tab/>
+            <w:t>Uzdevuma formulējums</w:t>
+            <w:tab/>
+            <w:t>6</w:t>
+          </w:r>
         </w:p>
         <w:p>
           <w:pPr>
@@ -331,18 +328,14 @@
             </w:tabs>
             <w:rPr/>
           </w:pPr>
-          <w:hyperlink w:anchor="__RefHeading___Toc2282_2856212045" w:tooltip="Programmatūras prasību specifikācija">
-            <w:r>
-              <w:rPr>
-                <w:rStyle w:val="IndexLink"/>
-              </w:rPr>
-              <w:t>2.</w:t>
-              <w:tab/>
-              <w:t>Programmatūras prasību specifikācija</w:t>
-              <w:tab/>
-              <w:t>8</w:t>
-            </w:r>
-          </w:hyperlink>
+          <w:r>
+            <w:rPr/>
+            <w:t>2.</w:t>
+            <w:tab/>
+            <w:t>Programmatūras prasību specifikācija</w:t>
+            <w:tab/>
+            <w:t>8</w:t>
+          </w:r>
         </w:p>
         <w:p>
           <w:pPr>
@@ -354,18 +347,14 @@
             </w:tabs>
             <w:rPr/>
           </w:pPr>
-          <w:hyperlink w:anchor="__RefHeading___Toc2284_2856212045" w:tooltip="Produkta perspektīva">
-            <w:r>
-              <w:rPr>
-                <w:rStyle w:val="IndexLink"/>
-              </w:rPr>
-              <w:t>2.1.</w:t>
-              <w:tab/>
-              <w:t>Produkta perspektīva</w:t>
-              <w:tab/>
-              <w:t>8</w:t>
-            </w:r>
-          </w:hyperlink>
+          <w:r>
+            <w:rPr/>
+            <w:t>2.1.</w:t>
+            <w:tab/>
+            <w:t>Produkta perspektīva</w:t>
+            <w:tab/>
+            <w:t>8</w:t>
+          </w:r>
         </w:p>
         <w:p>
           <w:pPr>
@@ -377,18 +366,14 @@
             </w:tabs>
             <w:rPr/>
           </w:pPr>
-          <w:hyperlink w:anchor="__RefHeading___Toc2286_2856212045" w:tooltip="Sistēmas funkcionālās prasības">
-            <w:r>
-              <w:rPr>
-                <w:rStyle w:val="IndexLink"/>
-              </w:rPr>
-              <w:t>2.2.</w:t>
-              <w:tab/>
-              <w:t>Sistēmas funkcionālās prasības</w:t>
-              <w:tab/>
-              <w:t>8</w:t>
-            </w:r>
-          </w:hyperlink>
+          <w:r>
+            <w:rPr/>
+            <w:t>2.2.</w:t>
+            <w:tab/>
+            <w:t>Sistēmas funkcionālās prasības</w:t>
+            <w:tab/>
+            <w:t>8</w:t>
+          </w:r>
         </w:p>
         <w:p>
           <w:pPr>
@@ -400,18 +385,14 @@
             </w:tabs>
             <w:rPr/>
           </w:pPr>
-          <w:hyperlink w:anchor="__RefHeading___Toc2288_2856212045" w:tooltip="Sistēmas nefunkcionālās prasības">
-            <w:r>
-              <w:rPr>
-                <w:rStyle w:val="IndexLink"/>
-              </w:rPr>
-              <w:t>2.3.</w:t>
-              <w:tab/>
-              <w:t>Sistēmas nefunkcionālās prasības</w:t>
-              <w:tab/>
-              <w:t>18</w:t>
-            </w:r>
-          </w:hyperlink>
+          <w:r>
+            <w:rPr/>
+            <w:t>2.3.</w:t>
+            <w:tab/>
+            <w:t>Sistēmas nefunkcionālās prasības</w:t>
+            <w:tab/>
+            <w:t>18</w:t>
+          </w:r>
         </w:p>
         <w:p>
           <w:pPr>
@@ -423,18 +404,14 @@
             </w:tabs>
             <w:rPr/>
           </w:pPr>
-          <w:hyperlink w:anchor="__RefHeading___Toc2290_2856212045" w:tooltip="Gala lietotāja raksturiezīmes">
-            <w:r>
-              <w:rPr>
-                <w:rStyle w:val="IndexLink"/>
-              </w:rPr>
-              <w:t>2.4.</w:t>
-              <w:tab/>
-              <w:t>Gala lietotāja raksturiezīmes</w:t>
-              <w:tab/>
-              <w:t>18</w:t>
-            </w:r>
-          </w:hyperlink>
+          <w:r>
+            <w:rPr/>
+            <w:t>2.4.</w:t>
+            <w:tab/>
+            <w:t>Gala lietotāja raksturiezīmes</w:t>
+            <w:tab/>
+            <w:t>18</w:t>
+          </w:r>
         </w:p>
         <w:p>
           <w:pPr>
@@ -446,18 +423,14 @@
             </w:tabs>
             <w:rPr/>
           </w:pPr>
-          <w:hyperlink w:anchor="__RefHeading___Toc2292_2856212045" w:tooltip="Izstrādes līdzekļu, rīku apraksts un izvēles pamatojums">
-            <w:r>
-              <w:rPr>
-                <w:rStyle w:val="IndexLink"/>
-              </w:rPr>
-              <w:t>3.</w:t>
-              <w:tab/>
-              <w:t>Izstrādes līdzekļu, rīku apraksts un izvēles pamatojums</w:t>
-              <w:tab/>
-              <w:t>19</w:t>
-            </w:r>
-          </w:hyperlink>
+          <w:r>
+            <w:rPr/>
+            <w:t>3.</w:t>
+            <w:tab/>
+            <w:t>Izstrādes līdzekļu, rīku apraksts un izvēles pamatojums</w:t>
+            <w:tab/>
+            <w:t>19</w:t>
+          </w:r>
         </w:p>
         <w:p>
           <w:pPr>
@@ -469,18 +442,14 @@
             </w:tabs>
             <w:rPr/>
           </w:pPr>
-          <w:hyperlink w:anchor="__RefHeading___Toc2294_2856212045" w:tooltip="Izvēlēto risinājuma līdzekļu un valodu apraksts">
-            <w:r>
-              <w:rPr>
-                <w:rStyle w:val="IndexLink"/>
-              </w:rPr>
-              <w:t>3.1.</w:t>
-              <w:tab/>
-              <w:t>Izvēlēto risinājuma līdzekļu un valodu apraksts</w:t>
-              <w:tab/>
-              <w:t>19</w:t>
-            </w:r>
-          </w:hyperlink>
+          <w:r>
+            <w:rPr/>
+            <w:t>3.1.</w:t>
+            <w:tab/>
+            <w:t>Izvēlēto risinājuma līdzekļu un valodu apraksts</w:t>
+            <w:tab/>
+            <w:t>19</w:t>
+          </w:r>
         </w:p>
         <w:p>
           <w:pPr>
@@ -492,32 +461,25 @@
             </w:tabs>
             <w:rPr/>
           </w:pPr>
-          <w:hyperlink w:anchor="__RefHeading___Toc2296_2856212045" w:tooltip="Iespējamo (alternatīvo) risinājuma līdzekļu un valodu apraksts">
-            <w:r>
-              <w:rPr>
-                <w:rStyle w:val="IndexLink"/>
-              </w:rPr>
-              <w:t>3.2.</w:t>
-              <w:tab/>
-              <w:t xml:space="preserve">Iespējamo </w:t>
-            </w:r>
-            <w:r>
-              <w:rPr>
-                <w:rStyle w:val="IndexLink"/>
-                <w:i/>
-                <w:iCs/>
-              </w:rPr>
-              <w:t xml:space="preserve">(alternatīvo) </w:t>
-            </w:r>
-            <w:r>
-              <w:rPr>
-                <w:rStyle w:val="IndexLink"/>
-              </w:rPr>
-              <w:t>risinājuma līdzekļu un valodu apraksts</w:t>
-              <w:tab/>
-              <w:t>20</w:t>
-            </w:r>
-          </w:hyperlink>
+          <w:r>
+            <w:rPr/>
+            <w:t>3.2.</w:t>
+            <w:tab/>
+            <w:t xml:space="preserve">Iespējamo </w:t>
+          </w:r>
+          <w:r>
+            <w:rPr>
+              <w:i/>
+              <w:iCs/>
+            </w:rPr>
+            <w:t xml:space="preserve">(alternatīvo) </w:t>
+          </w:r>
+          <w:r>
+            <w:rPr/>
+            <w:t>risinājuma līdzekļu un valodu apraksts</w:t>
+            <w:tab/>
+            <w:t>20</w:t>
+          </w:r>
         </w:p>
         <w:p>
           <w:pPr>
@@ -529,18 +491,14 @@
             </w:tabs>
             <w:rPr/>
           </w:pPr>
-          <w:hyperlink w:anchor="__RefHeading___Toc2298_2856212045" w:tooltip="Sistēmas modelēšana un projektēšana">
-            <w:r>
-              <w:rPr>
-                <w:rStyle w:val="IndexLink"/>
-              </w:rPr>
-              <w:t>4.</w:t>
-              <w:tab/>
-              <w:t>Sistēmas modelēšana un projektēšana</w:t>
-              <w:tab/>
-              <w:t>21</w:t>
-            </w:r>
-          </w:hyperlink>
+          <w:r>
+            <w:rPr/>
+            <w:t>4.</w:t>
+            <w:tab/>
+            <w:t>Sistēmas modelēšana un projektēšana</w:t>
+            <w:tab/>
+            <w:t>21</w:t>
+          </w:r>
         </w:p>
         <w:p>
           <w:pPr>
@@ -552,18 +510,14 @@
             </w:tabs>
             <w:rPr/>
           </w:pPr>
-          <w:hyperlink w:anchor="__RefHeading___Toc2300_2856212045" w:tooltip="Sistēmas struktūras modelis">
-            <w:r>
-              <w:rPr>
-                <w:rStyle w:val="IndexLink"/>
-              </w:rPr>
-              <w:t>4.1.</w:t>
-              <w:tab/>
-              <w:t>Sistēmas struktūras modelis</w:t>
-              <w:tab/>
-              <w:t>21</w:t>
-            </w:r>
-          </w:hyperlink>
+          <w:r>
+            <w:rPr/>
+            <w:t>4.1.</w:t>
+            <w:tab/>
+            <w:t>Sistēmas struktūras modelis</w:t>
+            <w:tab/>
+            <w:t>21</w:t>
+          </w:r>
         </w:p>
         <w:p>
           <w:pPr>
@@ -575,18 +529,14 @@
             </w:tabs>
             <w:rPr/>
           </w:pPr>
-          <w:hyperlink w:anchor="__RefHeading___Toc2302_2856212045" w:tooltip="Sistēmas struktūra (komponenšu diagramma)">
-            <w:r>
-              <w:rPr>
-                <w:rStyle w:val="IndexLink"/>
-              </w:rPr>
-              <w:t>4.1.1.</w:t>
-              <w:tab/>
-              <w:t>Sistēmas struktūra (komponenšu diagramma)</w:t>
-              <w:tab/>
-              <w:t>21</w:t>
-            </w:r>
-          </w:hyperlink>
+          <w:r>
+            <w:rPr/>
+            <w:t>4.1.1.</w:t>
+            <w:tab/>
+            <w:t>Sistēmas struktūra (komponenšu diagramma)</w:t>
+            <w:tab/>
+            <w:t>21</w:t>
+          </w:r>
         </w:p>
         <w:p>
           <w:pPr>
@@ -598,18 +548,14 @@
             </w:tabs>
             <w:rPr/>
           </w:pPr>
-          <w:hyperlink w:anchor="__RefHeading___Toc2304_2856212045" w:tooltip="Klašu diagramma / ER diagramma">
-            <w:r>
-              <w:rPr>
-                <w:rStyle w:val="IndexLink"/>
-              </w:rPr>
-              <w:t>4.1.2.</w:t>
-              <w:tab/>
-              <w:t>Klašu diagramma / ER diagramma</w:t>
-              <w:tab/>
-              <w:t>22</w:t>
-            </w:r>
-          </w:hyperlink>
+          <w:r>
+            <w:rPr/>
+            <w:t>4.1.2.</w:t>
+            <w:tab/>
+            <w:t>Klašu diagramma / ER diagramma</w:t>
+            <w:tab/>
+            <w:t>22</w:t>
+          </w:r>
         </w:p>
         <w:p>
           <w:pPr>
@@ -621,18 +567,14 @@
             </w:tabs>
             <w:rPr/>
           </w:pPr>
-          <w:hyperlink w:anchor="__RefHeading___Toc2306_2856212045" w:tooltip="Funkcionālais un dinamiskais sistēmas modelis">
-            <w:r>
-              <w:rPr>
-                <w:rStyle w:val="IndexLink"/>
-              </w:rPr>
-              <w:t>4.2.</w:t>
-              <w:tab/>
-              <w:t>Funkcionālais un dinamiskais sistēmas modelis</w:t>
-              <w:tab/>
-              <w:t>22</w:t>
-            </w:r>
-          </w:hyperlink>
+          <w:r>
+            <w:rPr/>
+            <w:t>4.2.</w:t>
+            <w:tab/>
+            <w:t>Funkcionālais un dinamiskais sistēmas modelis</w:t>
+            <w:tab/>
+            <w:t>22</w:t>
+          </w:r>
         </w:p>
         <w:p>
           <w:pPr>
@@ -644,31 +586,24 @@
             </w:tabs>
             <w:rPr/>
           </w:pPr>
-          <w:hyperlink w:anchor="__RefHeading___Toc2308_2856212045" w:tooltip="Lietojumgadījumu diagramma (Use Case)">
-            <w:r>
-              <w:rPr>
-                <w:rStyle w:val="IndexLink"/>
-              </w:rPr>
-              <w:t>4.2.1.</w:t>
-              <w:tab/>
-              <w:t xml:space="preserve">Lietojumgadījumu diagramma </w:t>
-            </w:r>
-            <w:r>
-              <w:rPr>
-                <w:rStyle w:val="IndexLink"/>
-                <w:i/>
-                <w:iCs/>
-              </w:rPr>
-              <w:t>(Use Case)</w:t>
-            </w:r>
-            <w:r>
-              <w:rPr>
-                <w:rStyle w:val="IndexLink"/>
-              </w:rPr>
-              <w:tab/>
-              <w:t>22</w:t>
-            </w:r>
-          </w:hyperlink>
+          <w:r>
+            <w:rPr/>
+            <w:t>4.2.1.</w:t>
+            <w:tab/>
+            <w:t xml:space="preserve">Lietojumgadījumu diagramma </w:t>
+          </w:r>
+          <w:r>
+            <w:rPr>
+              <w:i/>
+              <w:iCs/>
+            </w:rPr>
+            <w:t>(Use Case)</w:t>
+          </w:r>
+          <w:r>
+            <w:rPr/>
+            <w:tab/>
+            <w:t>22</w:t>
+          </w:r>
         </w:p>
         <w:p>
           <w:pPr>
@@ -680,31 +615,24 @@
             </w:tabs>
             <w:rPr/>
           </w:pPr>
-          <w:hyperlink w:anchor="__RefHeading___Toc2310_2856212045" w:tooltip="Aktivitāšu diagramma (Activity)">
-            <w:r>
-              <w:rPr>
-                <w:rStyle w:val="IndexLink"/>
-              </w:rPr>
-              <w:t>4.2.2.</w:t>
-              <w:tab/>
-              <w:t xml:space="preserve">Aktivitāšu diagramma </w:t>
-            </w:r>
-            <w:r>
-              <w:rPr>
-                <w:rStyle w:val="IndexLink"/>
-                <w:i/>
-                <w:iCs/>
-              </w:rPr>
-              <w:t>(Activity)</w:t>
-            </w:r>
-            <w:r>
-              <w:rPr>
-                <w:rStyle w:val="IndexLink"/>
-              </w:rPr>
-              <w:tab/>
-              <w:t>22</w:t>
-            </w:r>
-          </w:hyperlink>
+          <w:r>
+            <w:rPr/>
+            <w:t>4.2.2.</w:t>
+            <w:tab/>
+            <w:t xml:space="preserve">Aktivitāšu diagramma </w:t>
+          </w:r>
+          <w:r>
+            <w:rPr>
+              <w:i/>
+              <w:iCs/>
+            </w:rPr>
+            <w:t>(Activity)</w:t>
+          </w:r>
+          <w:r>
+            <w:rPr/>
+            <w:tab/>
+            <w:t>22</w:t>
+          </w:r>
         </w:p>
         <w:p>
           <w:pPr>
@@ -716,31 +644,24 @@
             </w:tabs>
             <w:rPr/>
           </w:pPr>
-          <w:hyperlink w:anchor="__RefHeading___Toc2312_2856212045" w:tooltip="Stāvokļu diagramma (State)">
-            <w:r>
-              <w:rPr>
-                <w:rStyle w:val="IndexLink"/>
-              </w:rPr>
-              <w:t>4.2.3.</w:t>
-              <w:tab/>
-              <w:t xml:space="preserve">Stāvokļu diagramma </w:t>
-            </w:r>
-            <w:r>
-              <w:rPr>
-                <w:rStyle w:val="IndexLink"/>
-                <w:i/>
-                <w:iCs/>
-              </w:rPr>
-              <w:t>(State)</w:t>
-            </w:r>
-            <w:r>
-              <w:rPr>
-                <w:rStyle w:val="IndexLink"/>
-              </w:rPr>
-              <w:tab/>
-              <w:t>22</w:t>
-            </w:r>
-          </w:hyperlink>
+          <w:r>
+            <w:rPr/>
+            <w:t>4.2.3.</w:t>
+            <w:tab/>
+            <w:t xml:space="preserve">Stāvokļu diagramma </w:t>
+          </w:r>
+          <w:r>
+            <w:rPr>
+              <w:i/>
+              <w:iCs/>
+            </w:rPr>
+            <w:t>(State)</w:t>
+          </w:r>
+          <w:r>
+            <w:rPr/>
+            <w:tab/>
+            <w:t>22</w:t>
+          </w:r>
         </w:p>
         <w:p>
           <w:pPr>
@@ -752,18 +673,14 @@
             </w:tabs>
             <w:rPr/>
           </w:pPr>
-          <w:hyperlink w:anchor="__RefHeading___Toc2314_2856212045" w:tooltip="Datu struktūru apraksts">
-            <w:r>
-              <w:rPr>
-                <w:rStyle w:val="IndexLink"/>
-              </w:rPr>
-              <w:t>4.3.</w:t>
-              <w:tab/>
-              <w:t>Datu struktūru apraksts</w:t>
-              <w:tab/>
-              <w:t>22</w:t>
-            </w:r>
-          </w:hyperlink>
+          <w:r>
+            <w:rPr/>
+            <w:t>4.3.</w:t>
+            <w:tab/>
+            <w:t>Datu struktūru apraksts</w:t>
+            <w:tab/>
+            <w:t>22</w:t>
+          </w:r>
         </w:p>
         <w:p>
           <w:pPr>
@@ -775,18 +692,14 @@
             </w:tabs>
             <w:rPr/>
           </w:pPr>
-          <w:hyperlink w:anchor="__RefHeading___Toc2316_2856212045" w:tooltip="Lietotāju ceļvedis">
-            <w:r>
-              <w:rPr>
-                <w:rStyle w:val="IndexLink"/>
-              </w:rPr>
-              <w:t>5.</w:t>
-              <w:tab/>
-              <w:t>Lietotāju ceļvedis</w:t>
-              <w:tab/>
-              <w:t>23</w:t>
-            </w:r>
-          </w:hyperlink>
+          <w:r>
+            <w:rPr/>
+            <w:t>5.</w:t>
+            <w:tab/>
+            <w:t>Lietotāju ceļvedis</w:t>
+            <w:tab/>
+            <w:t>23</w:t>
+          </w:r>
         </w:p>
         <w:p>
           <w:pPr>
@@ -798,18 +711,14 @@
             </w:tabs>
             <w:rPr/>
           </w:pPr>
-          <w:hyperlink w:anchor="__RefHeading___Toc2318_2856212045" w:tooltip="Testēšanas dokumentācija">
-            <w:r>
-              <w:rPr>
-                <w:rStyle w:val="IndexLink"/>
-              </w:rPr>
-              <w:t>6.</w:t>
-              <w:tab/>
-              <w:t>Testēšanas dokumentācija</w:t>
-              <w:tab/>
-              <w:t>24</w:t>
-            </w:r>
-          </w:hyperlink>
+          <w:r>
+            <w:rPr/>
+            <w:t>6.</w:t>
+            <w:tab/>
+            <w:t>Testēšanas dokumentācija</w:t>
+            <w:tab/>
+            <w:t>24</w:t>
+          </w:r>
         </w:p>
         <w:p>
           <w:pPr>
@@ -821,18 +730,14 @@
             </w:tabs>
             <w:rPr/>
           </w:pPr>
-          <w:hyperlink w:anchor="__RefHeading___Toc2320_2856212045" w:tooltip="Izvēlētās testēšanas metodes, rīku apraksts un pamatojums">
-            <w:r>
-              <w:rPr>
-                <w:rStyle w:val="IndexLink"/>
-              </w:rPr>
-              <w:t>6.1.</w:t>
-              <w:tab/>
-              <w:t>Izvēlētās testēšanas metodes, rīku apraksts un pamatojums</w:t>
-              <w:tab/>
-              <w:t>24</w:t>
-            </w:r>
-          </w:hyperlink>
+          <w:r>
+            <w:rPr/>
+            <w:t>6.1.</w:t>
+            <w:tab/>
+            <w:t>Izvēlētās testēšanas metodes, rīku apraksts un pamatojums</w:t>
+            <w:tab/>
+            <w:t>24</w:t>
+          </w:r>
         </w:p>
         <w:p>
           <w:pPr>
@@ -844,18 +749,14 @@
             </w:tabs>
             <w:rPr/>
           </w:pPr>
-          <w:hyperlink w:anchor="__RefHeading___Toc2322_2856212045" w:tooltip="Testpiemēru kopa">
-            <w:r>
-              <w:rPr>
-                <w:rStyle w:val="IndexLink"/>
-              </w:rPr>
-              <w:t>6.2.</w:t>
-              <w:tab/>
-              <w:t>Testpiemēru kopa</w:t>
-              <w:tab/>
-              <w:t>24</w:t>
-            </w:r>
-          </w:hyperlink>
+          <w:r>
+            <w:rPr/>
+            <w:t>6.2.</w:t>
+            <w:tab/>
+            <w:t>Testpiemēru kopa</w:t>
+            <w:tab/>
+            <w:t>24</w:t>
+          </w:r>
         </w:p>
         <w:p>
           <w:pPr>
@@ -867,18 +768,14 @@
             </w:tabs>
             <w:rPr/>
           </w:pPr>
-          <w:hyperlink w:anchor="__RefHeading___Toc2324_2856212045" w:tooltip="Testēšanas žurnāls">
-            <w:r>
-              <w:rPr>
-                <w:rStyle w:val="IndexLink"/>
-              </w:rPr>
-              <w:t>6.3.</w:t>
-              <w:tab/>
-              <w:t>Testēšanas žurnāls</w:t>
-              <w:tab/>
-              <w:t>27</w:t>
-            </w:r>
-          </w:hyperlink>
+          <w:r>
+            <w:rPr/>
+            <w:t>6.3.</w:t>
+            <w:tab/>
+            <w:t>Testēšanas žurnāls</w:t>
+            <w:tab/>
+            <w:t>27</w:t>
+          </w:r>
         </w:p>
         <w:p>
           <w:pPr>
@@ -890,17 +787,13 @@
             </w:tabs>
             <w:rPr/>
           </w:pPr>
-          <w:hyperlink w:anchor="__RefHeading___Toc2326_2856212045" w:tooltip="Secinājumi">
-            <w:r>
-              <w:rPr>
-                <w:rStyle w:val="IndexLink"/>
-              </w:rPr>
-              <w:tab/>
-              <w:t>Secinājumi</w:t>
-              <w:tab/>
-              <w:t>28</w:t>
-            </w:r>
-          </w:hyperlink>
+          <w:r>
+            <w:rPr/>
+            <w:tab/>
+            <w:t>Secinājumi</w:t>
+            <w:tab/>
+            <w:t>28</w:t>
+          </w:r>
         </w:p>
         <w:p>
           <w:pPr>
@@ -912,17 +805,13 @@
             </w:tabs>
             <w:rPr/>
           </w:pPr>
-          <w:hyperlink w:anchor="__RefHeading___Toc2328_2856212045" w:tooltip="Lietoto terminu un saīsinājumu skaidrojumi">
-            <w:r>
-              <w:rPr>
-                <w:rStyle w:val="IndexLink"/>
-              </w:rPr>
-              <w:tab/>
-              <w:t>Lietoto terminu un saīsinājumu skaidrojumi</w:t>
-              <w:tab/>
-              <w:t>29</w:t>
-            </w:r>
-          </w:hyperlink>
+          <w:r>
+            <w:rPr/>
+            <w:tab/>
+            <w:t>Lietoto terminu un saīsinājumu skaidrojumi</w:t>
+            <w:tab/>
+            <w:t>29</w:t>
+          </w:r>
         </w:p>
         <w:p>
           <w:pPr>
@@ -934,17 +823,13 @@
             </w:tabs>
             <w:rPr/>
           </w:pPr>
-          <w:hyperlink w:anchor="__RefHeading___Toc2330_2856212045" w:tooltip="Literatūras un informācijas avotu saraksts">
-            <w:r>
-              <w:rPr>
-                <w:rStyle w:val="IndexLink"/>
-              </w:rPr>
-              <w:tab/>
-              <w:t>Literatūras un informācijas avotu saraksts</w:t>
-              <w:tab/>
-              <w:t>30</w:t>
-            </w:r>
-          </w:hyperlink>
+          <w:r>
+            <w:rPr/>
+            <w:tab/>
+            <w:t>Literatūras un informācijas avotu saraksts</w:t>
+            <w:tab/>
+            <w:t>30</w:t>
+          </w:r>
         </w:p>
         <w:p>
           <w:pPr>
@@ -954,23 +839,18 @@
               <w:tab w:val="left" w:pos="440" w:leader="none"/>
               <w:tab w:val="right" w:pos="9353" w:leader="dot"/>
             </w:tabs>
+            <w:spacing w:before="0" w:after="54"/>
             <w:rPr/>
           </w:pPr>
-          <w:hyperlink w:anchor="__RefHeading___Toc2332_2856212045" w:tooltip="Pielikumi">
-            <w:r>
-              <w:rPr>
-                <w:rStyle w:val="IndexLink"/>
-              </w:rPr>
-              <w:tab/>
-              <w:t>Pielikumi</w:t>
-              <w:tab/>
-              <w:t>31</w:t>
-            </w:r>
-          </w:hyperlink>
           <w:r>
-            <w:rPr>
-              <w:rStyle w:val="IndexLink"/>
-            </w:rPr>
+            <w:rPr/>
+            <w:tab/>
+            <w:t>Pielikumi</w:t>
+            <w:tab/>
+            <w:t>31</w:t>
+          </w:r>
+          <w:r>
+            <w:rPr/>
             <w:fldChar w:fldCharType="end"/>
           </w:r>
         </w:p>
@@ -9995,14 +9875,159 @@
     </w:p>
     <w:p>
       <w:pPr>
-        <w:pStyle w:val="Heading3"/>
-        <w:ind w:hanging="11" w:start="11" w:end="6"/>
+        <w:pStyle w:val="BodyText"/>
+        <w:spacing w:lineRule="auto" w:line="360" w:before="0" w:after="0"/>
+        <w:ind w:firstLine="850" w:start="0" w:end="0"/>
+        <w:contextualSpacing/>
+        <w:rPr>
+          <w:i w:val="false"/>
+          <w:i w:val="false"/>
+          <w:iCs w:val="false"/>
+          <w:sz w:val="24"/>
+          <w:szCs w:val="24"/>
+        </w:rPr>
+      </w:pPr>
+      <w:r>
+        <w:rPr>
+          <w:i w:val="false"/>
+          <w:iCs w:val="false"/>
+          <w:sz w:val="24"/>
+          <w:szCs w:val="24"/>
+        </w:rPr>
+        <w:t>Šajā apakšnodaļā ir attēlota spēles “Light Seeker” aktivitāšu diagramma. Tā parāda galveno darbību secību spēles izmantošanas laikā — no spēles palaišanas un galvenās izvēlnes atvēršanas līdz līmeņa ielādei, spēlēšanai, pauzes izvēlnes izmantošanai un rezultāta logam pēc līmeņa pabeigšanas. Aktivitāšu diagramma palīdz saprast, kā sistēma reaģē uz lietotāja darbībām un kādā secībā tiek izpildītas galvenās spēles funkcijas.</w:t>
+      </w:r>
+    </w:p>
+    <w:p>
+      <w:pPr>
+        <w:pStyle w:val="BodyText"/>
+        <w:spacing w:lineRule="auto" w:line="360" w:before="0" w:after="0"/>
+        <w:ind w:firstLine="850" w:start="0" w:end="0"/>
+        <w:contextualSpacing/>
         <w:rPr>
           <w:i/>
           <w:i/>
           <w:iCs/>
         </w:rPr>
       </w:pPr>
+      <w:r>
+        <w:rPr>
+          <w:i w:val="false"/>
+          <w:iCs w:val="false"/>
+          <w:sz w:val="24"/>
+          <w:szCs w:val="24"/>
+        </w:rPr>
+        <w:t xml:space="preserve">Diagrammā ir attēlota tipiska spēles gaitas plūsma. Lietotājs palaiž spēli, atver galveno izvēlni, izvēlas sākt spēli, atver līmeņu sarakstu, izvēlas pieejamo līmeni un ielādē to. Spēles laikā lietotājs vada varoni un var jebkurā brīdī atvērt pauzes izvēlni, nospiežot taustiņu </w:t>
+      </w:r>
+      <w:r>
+        <w:rPr>
+          <w:rStyle w:val="Emphasis"/>
+          <w:i w:val="false"/>
+          <w:iCs w:val="false"/>
+          <w:sz w:val="24"/>
+          <w:szCs w:val="24"/>
+        </w:rPr>
+        <w:t>Esc</w:t>
+      </w:r>
+      <w:r>
+        <w:rPr>
+          <w:i w:val="false"/>
+          <w:iCs w:val="false"/>
+          <w:sz w:val="24"/>
+          <w:szCs w:val="24"/>
+        </w:rPr>
+        <w:t>. No pauzes izvēlnes lietotājs var turpināt spēli, pārstartēt līmeni, atvērt iestatījumus un pēc to maiņas atgriezties atpakaļ uz pauzes izvēlni, vai arī atvērt galveno izvēlni. Ja līmenis tiek pabeigts, sistēma saglabā progresu un aprēķina zvaigznes, pēc tam parāda rezultātu logu. No šī loga lietotājs var pāriet uz nākamo līmeni, izspēlēt līmeni pa jaunu vai atgriezties uz galveno izvēlni. Diagrammā ir parādīta arī pārbaude, vai pašreizējais līmenis ir pēdējais un vai visi līmeņi ir pabeigti. Šāda aktivitāšu diagramma ļauj pārskatāmi attēlot spēles galveno procesu secību un sistēmas darbības loģiku.</w:t>
+      </w:r>
+    </w:p>
+    <w:p>
+      <w:pPr>
+        <w:pStyle w:val="BodyText"/>
+        <w:widowControl/>
+        <w:suppressAutoHyphens w:val="true"/>
+        <w:bidi w:val="0"/>
+        <w:spacing w:lineRule="auto" w:line="360" w:before="0" w:after="0"/>
+        <w:ind w:hanging="0" w:start="0" w:end="0"/>
+        <w:contextualSpacing/>
+        <w:jc w:val="center"/>
+        <w:rPr>
+          <w:b/>
+          <w:bCs/>
+          <w:i w:val="false"/>
+          <w:i w:val="false"/>
+          <w:iCs w:val="false"/>
+          <w:sz w:val="20"/>
+          <w:szCs w:val="20"/>
+        </w:rPr>
+      </w:pPr>
+      <w:r>
+        <w:drawing>
+          <wp:anchor behindDoc="0" distT="0" distB="0" distL="0" distR="0" simplePos="0" locked="0" layoutInCell="0" allowOverlap="1" relativeHeight="6">
+            <wp:simplePos x="0" y="0"/>
+            <wp:positionH relativeFrom="column">
+              <wp:align>center</wp:align>
+            </wp:positionH>
+            <wp:positionV relativeFrom="paragraph">
+              <wp:posOffset>635</wp:posOffset>
+            </wp:positionV>
+            <wp:extent cx="5939790" cy="4415790"/>
+            <wp:effectExtent l="0" t="0" r="0" b="0"/>
+            <wp:wrapSquare wrapText="largest"/>
+            <wp:docPr id="5" name="Image4"/>
+            <wp:cNvGraphicFramePr>
+              <a:graphicFrameLocks xmlns:a="http://schemas.openxmlformats.org/drawingml/2006/main" noChangeAspect="1"/>
+            </wp:cNvGraphicFramePr>
+            <a:graphic xmlns:a="http://schemas.openxmlformats.org/drawingml/2006/main">
+              <a:graphicData uri="http://schemas.openxmlformats.org/drawingml/2006/picture">
+                <pic:pic xmlns:pic="http://schemas.openxmlformats.org/drawingml/2006/picture">
+                  <pic:nvPicPr>
+                    <pic:cNvPr id="5" name="Image4"/>
+                    <pic:cNvPicPr>
+                      <a:picLocks noChangeAspect="1" noChangeArrowheads="1"/>
+                    </pic:cNvPicPr>
+                  </pic:nvPicPr>
+                  <pic:blipFill>
+                    <a:blip r:embed="rId7"/>
+                    <a:stretch>
+                      <a:fillRect/>
+                    </a:stretch>
+                  </pic:blipFill>
+                  <pic:spPr bwMode="auto">
+                    <a:xfrm>
+                      <a:off x="0" y="0"/>
+                      <a:ext cx="5939790" cy="4415790"/>
+                    </a:xfrm>
+                    <a:prstGeom prst="rect">
+                      <a:avLst/>
+                    </a:prstGeom>
+                    <a:noFill/>
+                  </pic:spPr>
+                </pic:pic>
+              </a:graphicData>
+            </a:graphic>
+          </wp:anchor>
+        </w:drawing>
+      </w:r>
+      <w:r>
+        <w:rPr>
+          <w:b/>
+          <w:bCs/>
+          <w:i w:val="false"/>
+          <w:iCs w:val="false"/>
+          <w:sz w:val="20"/>
+          <w:szCs w:val="20"/>
+        </w:rPr>
+        <w:t>4. attēls. Aktivitāšu diagramma</w:t>
+      </w:r>
+    </w:p>
+    <w:p>
+      <w:pPr>
+        <w:pStyle w:val="Heading3"/>
+        <w:ind w:hanging="11" w:start="11" w:end="6"/>
+        <w:rPr>
+          <w:i/>
+          <w:i/>
+          <w:iCs/>
+        </w:rPr>
+      </w:pPr>
       <w:bookmarkStart w:id="34" w:name="__RefHeading___Toc2312_2856212045"/>
       <w:bookmarkStart w:id="35" w:name="_Toc212298898"/>
       <w:bookmarkEnd w:id="34"/>
@@ -10021,6 +10046,401 @@
     </w:p>
     <w:p>
       <w:pPr>
+        <w:pStyle w:val="BodyText"/>
+        <w:spacing w:lineRule="auto" w:line="360" w:before="0" w:after="0"/>
+        <w:ind w:firstLine="850" w:start="0" w:end="0"/>
+        <w:contextualSpacing/>
+        <w:rPr>
+          <w:i w:val="false"/>
+          <w:i w:val="false"/>
+          <w:iCs w:val="false"/>
+          <w:sz w:val="24"/>
+          <w:szCs w:val="24"/>
+        </w:rPr>
+      </w:pPr>
+      <w:r>
+        <w:rPr>
+          <w:i w:val="false"/>
+          <w:iCs w:val="false"/>
+          <w:sz w:val="24"/>
+          <w:szCs w:val="24"/>
+        </w:rPr>
+        <w:t>Šajā apakšnodaļā ir attēlotas spēles “Light Seeker” stāvokļu diagrammas. Tās parāda, kā sistēma un atsevišķi tās objekti maina savus stāvokļus atkarībā no lietotāja darbībām un notikumiem spēles laikā. Šādas diagrammas palīdz pārskatāmi saprast spēles dinamisko uzvedību, pārejas starp galvenajām ainām un galvenā varoņa stāvokļu maiņu līmeņa laikā.</w:t>
+      </w:r>
+    </w:p>
+    <w:p>
+      <w:pPr>
+        <w:pStyle w:val="BodyText"/>
+        <w:spacing w:lineRule="auto" w:line="360" w:before="0" w:after="0"/>
+        <w:ind w:firstLine="850" w:start="0" w:end="0"/>
+        <w:contextualSpacing/>
+        <w:rPr>
+          <w:i/>
+          <w:i/>
+          <w:iCs/>
+        </w:rPr>
+      </w:pPr>
+      <w:r>
+        <w:rPr>
+          <w:i w:val="false"/>
+          <w:iCs w:val="false"/>
+          <w:sz w:val="24"/>
+          <w:szCs w:val="24"/>
+        </w:rPr>
+        <w:t xml:space="preserve">Pirmajā diagrammā ir attēloti spēles galvenie stāvokļi un pārejas starp tiem, kuras pārvalda </w:t>
+      </w:r>
+      <w:r>
+        <w:rPr>
+          <w:rStyle w:val="Emphasis"/>
+          <w:i w:val="false"/>
+          <w:iCs w:val="false"/>
+          <w:sz w:val="24"/>
+          <w:szCs w:val="24"/>
+        </w:rPr>
+        <w:t>SceneManager</w:t>
+      </w:r>
+      <w:r>
+        <w:rPr>
+          <w:i w:val="false"/>
+          <w:iCs w:val="false"/>
+          <w:sz w:val="24"/>
+          <w:szCs w:val="24"/>
+        </w:rPr>
+        <w:t>. Diagrammā redzams, ka no galvenās izvēlnes lietotājs var pāriet uz līmeņu izvēlni, veikalu, skapi vai iestatījumiem. Pēc līmeņa izvēles sistēma pāriet uz līmeņa ielādes stāvokli, pēc tam uz aktīvas spēles stāvokli. Spēles laikā iespējams atvērt pauzes izvēlni, turpināt spēli, atvērt iestatījumus, izspēlēt līmeni pa jaunu vai pēc līmeņa pabeigšanas pāriet uz rezultātu logu. No rezultātu loga lietotājs var pāriet uz nākamo līmeni vai izspēlēt līmeni vēlreiz. Šī diagramma palīdz saprast kopējo spēles plūsmu un pārejas starp galvenajiem sistēmas stāvokļiem.</w:t>
+      </w:r>
+    </w:p>
+    <w:p>
+      <w:pPr>
+        <w:pStyle w:val="BodyText"/>
+        <w:widowControl/>
+        <w:suppressAutoHyphens w:val="true"/>
+        <w:bidi w:val="0"/>
+        <w:spacing w:lineRule="auto" w:line="360" w:before="0" w:after="0"/>
+        <w:ind w:hanging="0" w:start="0" w:end="0"/>
+        <w:contextualSpacing/>
+        <w:jc w:val="center"/>
+        <w:rPr>
+          <w:b/>
+          <w:bCs/>
+          <w:i w:val="false"/>
+          <w:i w:val="false"/>
+          <w:iCs w:val="false"/>
+          <w:sz w:val="20"/>
+          <w:szCs w:val="20"/>
+        </w:rPr>
+      </w:pPr>
+      <w:r>
+        <w:drawing>
+          <wp:anchor behindDoc="0" distT="0" distB="0" distL="0" distR="0" simplePos="0" locked="0" layoutInCell="0" allowOverlap="1" relativeHeight="7">
+            <wp:simplePos x="0" y="0"/>
+            <wp:positionH relativeFrom="column">
+              <wp:align>center</wp:align>
+            </wp:positionH>
+            <wp:positionV relativeFrom="paragraph">
+              <wp:posOffset>635</wp:posOffset>
+            </wp:positionV>
+            <wp:extent cx="5939790" cy="2974340"/>
+            <wp:effectExtent l="0" t="0" r="0" b="0"/>
+            <wp:wrapSquare wrapText="largest"/>
+            <wp:docPr id="6" name="Image5"/>
+            <wp:cNvGraphicFramePr>
+              <a:graphicFrameLocks xmlns:a="http://schemas.openxmlformats.org/drawingml/2006/main" noChangeAspect="1"/>
+            </wp:cNvGraphicFramePr>
+            <a:graphic xmlns:a="http://schemas.openxmlformats.org/drawingml/2006/main">
+              <a:graphicData uri="http://schemas.openxmlformats.org/drawingml/2006/picture">
+                <pic:pic xmlns:pic="http://schemas.openxmlformats.org/drawingml/2006/picture">
+                  <pic:nvPicPr>
+                    <pic:cNvPr id="6" name="Image5"/>
+                    <pic:cNvPicPr>
+                      <a:picLocks noChangeAspect="1" noChangeArrowheads="1"/>
+                    </pic:cNvPicPr>
+                  </pic:nvPicPr>
+                  <pic:blipFill>
+                    <a:blip r:embed="rId8"/>
+                    <a:stretch>
+                      <a:fillRect/>
+                    </a:stretch>
+                  </pic:blipFill>
+                  <pic:spPr bwMode="auto">
+                    <a:xfrm>
+                      <a:off x="0" y="0"/>
+                      <a:ext cx="5939790" cy="2974340"/>
+                    </a:xfrm>
+                    <a:prstGeom prst="rect">
+                      <a:avLst/>
+                    </a:prstGeom>
+                    <a:noFill/>
+                  </pic:spPr>
+                </pic:pic>
+              </a:graphicData>
+            </a:graphic>
+          </wp:anchor>
+        </w:drawing>
+      </w:r>
+      <w:r>
+        <w:rPr>
+          <w:b/>
+          <w:bCs/>
+          <w:i w:val="false"/>
+          <w:iCs w:val="false"/>
+          <w:sz w:val="20"/>
+          <w:szCs w:val="20"/>
+        </w:rPr>
+        <w:t>5. attēls. SceneManager stāvokļu diagramma</w:t>
+      </w:r>
+    </w:p>
+    <w:p>
+      <w:pPr>
+        <w:pStyle w:val="BodyText"/>
+        <w:widowControl/>
+        <w:suppressAutoHyphens w:val="true"/>
+        <w:bidi w:val="0"/>
+        <w:spacing w:lineRule="auto" w:line="360" w:before="0" w:after="0"/>
+        <w:ind w:firstLine="850" w:start="0" w:end="0"/>
+        <w:contextualSpacing/>
+        <w:jc w:val="both"/>
+        <w:rPr>
+          <w:b/>
+          <w:bCs/>
+          <w:i w:val="false"/>
+          <w:i w:val="false"/>
+          <w:iCs w:val="false"/>
+          <w:sz w:val="20"/>
+          <w:szCs w:val="20"/>
+        </w:rPr>
+      </w:pPr>
+      <w:r>
+        <w:rPr>
+          <w:b w:val="false"/>
+          <w:bCs w:val="false"/>
+          <w:i w:val="false"/>
+          <w:iCs w:val="false"/>
+          <w:sz w:val="24"/>
+          <w:szCs w:val="24"/>
+        </w:rPr>
+        <w:t xml:space="preserve">Otrajā diagrammā ir attēloti galvenā varoņa stāvokļi līmeņa laikā. Tā parāda, kā spēlētāja objekts pāriet starp stāvokļiem </w:t>
+      </w:r>
+      <w:r>
+        <w:rPr>
+          <w:rStyle w:val="Emphasis"/>
+          <w:b w:val="false"/>
+          <w:bCs w:val="false"/>
+          <w:i w:val="false"/>
+          <w:iCs w:val="false"/>
+          <w:sz w:val="24"/>
+          <w:szCs w:val="24"/>
+        </w:rPr>
+        <w:t>Idle</w:t>
+      </w:r>
+      <w:r>
+        <w:rPr>
+          <w:b w:val="false"/>
+          <w:bCs w:val="false"/>
+          <w:i w:val="false"/>
+          <w:iCs w:val="false"/>
+          <w:sz w:val="24"/>
+          <w:szCs w:val="24"/>
+        </w:rPr>
+        <w:t xml:space="preserve">, </w:t>
+      </w:r>
+      <w:r>
+        <w:rPr>
+          <w:rStyle w:val="Emphasis"/>
+          <w:b w:val="false"/>
+          <w:bCs w:val="false"/>
+          <w:i w:val="false"/>
+          <w:iCs w:val="false"/>
+          <w:sz w:val="24"/>
+          <w:szCs w:val="24"/>
+        </w:rPr>
+        <w:t>Run</w:t>
+      </w:r>
+      <w:r>
+        <w:rPr>
+          <w:b w:val="false"/>
+          <w:bCs w:val="false"/>
+          <w:i w:val="false"/>
+          <w:iCs w:val="false"/>
+          <w:sz w:val="24"/>
+          <w:szCs w:val="24"/>
+        </w:rPr>
+        <w:t xml:space="preserve">, </w:t>
+      </w:r>
+      <w:r>
+        <w:rPr>
+          <w:rStyle w:val="Emphasis"/>
+          <w:b w:val="false"/>
+          <w:bCs w:val="false"/>
+          <w:i w:val="false"/>
+          <w:iCs w:val="false"/>
+          <w:sz w:val="24"/>
+          <w:szCs w:val="24"/>
+        </w:rPr>
+        <w:t>Jump</w:t>
+      </w:r>
+      <w:r>
+        <w:rPr>
+          <w:b w:val="false"/>
+          <w:bCs w:val="false"/>
+          <w:i w:val="false"/>
+          <w:iCs w:val="false"/>
+          <w:sz w:val="24"/>
+          <w:szCs w:val="24"/>
+        </w:rPr>
+        <w:t xml:space="preserve">, </w:t>
+      </w:r>
+      <w:r>
+        <w:rPr>
+          <w:rStyle w:val="Emphasis"/>
+          <w:b w:val="false"/>
+          <w:bCs w:val="false"/>
+          <w:i w:val="false"/>
+          <w:iCs w:val="false"/>
+          <w:sz w:val="24"/>
+          <w:szCs w:val="24"/>
+        </w:rPr>
+        <w:t>Crouch</w:t>
+      </w:r>
+      <w:r>
+        <w:rPr>
+          <w:b w:val="false"/>
+          <w:bCs w:val="false"/>
+          <w:i w:val="false"/>
+          <w:iCs w:val="false"/>
+          <w:sz w:val="24"/>
+          <w:szCs w:val="24"/>
+        </w:rPr>
+        <w:t xml:space="preserve">, </w:t>
+      </w:r>
+      <w:r>
+        <w:rPr>
+          <w:rStyle w:val="Emphasis"/>
+          <w:b w:val="false"/>
+          <w:bCs w:val="false"/>
+          <w:i w:val="false"/>
+          <w:iCs w:val="false"/>
+          <w:sz w:val="24"/>
+          <w:szCs w:val="24"/>
+        </w:rPr>
+        <w:t>Crouch walk</w:t>
+      </w:r>
+      <w:r>
+        <w:rPr>
+          <w:b w:val="false"/>
+          <w:bCs w:val="false"/>
+          <w:i w:val="false"/>
+          <w:iCs w:val="false"/>
+          <w:sz w:val="24"/>
+          <w:szCs w:val="24"/>
+        </w:rPr>
+        <w:t xml:space="preserve"> un </w:t>
+      </w:r>
+      <w:r>
+        <w:rPr>
+          <w:rStyle w:val="Emphasis"/>
+          <w:b w:val="false"/>
+          <w:bCs w:val="false"/>
+          <w:i w:val="false"/>
+          <w:iCs w:val="false"/>
+          <w:sz w:val="24"/>
+          <w:szCs w:val="24"/>
+        </w:rPr>
+        <w:t>Die</w:t>
+      </w:r>
+      <w:r>
+        <w:rPr>
+          <w:b w:val="false"/>
+          <w:bCs w:val="false"/>
+          <w:i w:val="false"/>
+          <w:iCs w:val="false"/>
+          <w:sz w:val="24"/>
+          <w:szCs w:val="24"/>
+        </w:rPr>
+        <w:t>. Pārejas notiek atkarībā no spēlētāja ievades un situācijas spēlē, piemēram, kustības pa labi vai pa kreisi, lēciena, pietupiena, pietupiena atlaišanas vai nomiršanas. Šajā diagrammā stāvokļu nosaukumi ir atstāti angļu valodā, jo tādi paši nosaukumi tiek izmantoti arī pašā projektā. Diagramma palīdz pārskatāmi saprast galvenā varoņa uzvedību un tā stāvokļu maiņu spēles gaitā.</w:t>
+      </w:r>
+    </w:p>
+    <w:p>
+      <w:pPr>
+        <w:pStyle w:val="BodyText"/>
+        <w:widowControl/>
+        <w:suppressAutoHyphens w:val="true"/>
+        <w:bidi w:val="0"/>
+        <w:spacing w:lineRule="auto" w:line="360" w:before="0" w:after="0"/>
+        <w:ind w:hanging="0" w:start="0" w:end="0"/>
+        <w:contextualSpacing/>
+        <w:jc w:val="center"/>
+        <w:rPr>
+          <w:b/>
+          <w:bCs/>
+          <w:i w:val="false"/>
+          <w:i w:val="false"/>
+          <w:iCs w:val="false"/>
+          <w:sz w:val="20"/>
+          <w:szCs w:val="20"/>
+        </w:rPr>
+      </w:pPr>
+      <w:r>
+        <w:drawing>
+          <wp:anchor behindDoc="0" distT="0" distB="0" distL="0" distR="0" simplePos="0" locked="0" layoutInCell="0" allowOverlap="1" relativeHeight="8">
+            <wp:simplePos x="0" y="0"/>
+            <wp:positionH relativeFrom="column">
+              <wp:align>center</wp:align>
+            </wp:positionH>
+            <wp:positionV relativeFrom="paragraph">
+              <wp:posOffset>635</wp:posOffset>
+            </wp:positionV>
+            <wp:extent cx="5939790" cy="2486660"/>
+            <wp:effectExtent l="0" t="0" r="0" b="0"/>
+            <wp:wrapSquare wrapText="largest"/>
+            <wp:docPr id="7" name="Image6"/>
+            <wp:cNvGraphicFramePr>
+              <a:graphicFrameLocks xmlns:a="http://schemas.openxmlformats.org/drawingml/2006/main" noChangeAspect="1"/>
+            </wp:cNvGraphicFramePr>
+            <a:graphic xmlns:a="http://schemas.openxmlformats.org/drawingml/2006/main">
+              <a:graphicData uri="http://schemas.openxmlformats.org/drawingml/2006/picture">
+                <pic:pic xmlns:pic="http://schemas.openxmlformats.org/drawingml/2006/picture">
+                  <pic:nvPicPr>
+                    <pic:cNvPr id="7" name="Image6"/>
+                    <pic:cNvPicPr>
+                      <a:picLocks noChangeAspect="1" noChangeArrowheads="1"/>
+                    </pic:cNvPicPr>
+                  </pic:nvPicPr>
+                  <pic:blipFill>
+                    <a:blip r:embed="rId9"/>
+                    <a:stretch>
+                      <a:fillRect/>
+                    </a:stretch>
+                  </pic:blipFill>
+                  <pic:spPr bwMode="auto">
+                    <a:xfrm>
+                      <a:off x="0" y="0"/>
+                      <a:ext cx="5939790" cy="2486660"/>
+                    </a:xfrm>
+                    <a:prstGeom prst="rect">
+                      <a:avLst/>
+                    </a:prstGeom>
+                    <a:noFill/>
+                  </pic:spPr>
+                </pic:pic>
+              </a:graphicData>
+            </a:graphic>
+          </wp:anchor>
+        </w:drawing>
+      </w:r>
+      <w:r>
+        <w:rPr>
+          <w:b/>
+          <w:bCs/>
+          <w:i w:val="false"/>
+          <w:iCs w:val="false"/>
+          <w:sz w:val="20"/>
+          <w:szCs w:val="20"/>
+        </w:rPr>
+        <w:t>6. attēls. Player stāvokļu diagramma</w:t>
+      </w:r>
+    </w:p>
+    <w:p>
+      <w:pPr>
         <w:pStyle w:val="Heading2"/>
         <w:ind w:hanging="0" w:start="0"/>
         <w:rPr/>
@@ -10033,6 +10453,510 @@
         <w:t>Datu struktūru apraksts</w:t>
       </w:r>
       <w:bookmarkEnd w:id="37"/>
+    </w:p>
+    <w:p>
+      <w:pPr>
+        <w:pStyle w:val="BodyText"/>
+        <w:spacing w:lineRule="auto" w:line="360" w:before="0" w:after="0"/>
+        <w:ind w:firstLine="850" w:start="0" w:end="0"/>
+        <w:contextualSpacing/>
+        <w:rPr>
+          <w:sz w:val="24"/>
+          <w:szCs w:val="24"/>
+        </w:rPr>
+      </w:pPr>
+      <w:r>
+        <w:rPr>
+          <w:sz w:val="24"/>
+          <w:szCs w:val="24"/>
+        </w:rPr>
+        <w:t>Šajā apakšnodaļā tiek aprakstītas spēlē “Light Seeker” izmantotās datu struktūras un datu tipi, kas nodrošina spēles progresa, iestatījumu, personāžu un ainu pārvaldību. Tā kā spēle ir lokāls viena lietotāja projekts un neizmanto relāciju datubāzi, datu glabāšana un apstrāde tiek organizēta ar iekšējām programmēšanas struktūrām, resursiem un lokāliem saglabāšanas failiem. Šāda pieeja ir piemērota konkrētajam projektam, jo tā nodrošina vienkāršu datu pārvaldību, pietiekamu veiktspēju un ērtu sistēmas paplašināšanu nākotnē.</w:t>
+      </w:r>
+    </w:p>
+    <w:p>
+      <w:pPr>
+        <w:pStyle w:val="BodyText"/>
+        <w:spacing w:lineRule="auto" w:line="360" w:before="0" w:after="0"/>
+        <w:ind w:firstLine="850" w:start="0" w:end="0"/>
+        <w:contextualSpacing/>
+        <w:rPr/>
+      </w:pPr>
+      <w:r>
+        <w:rPr>
+          <w:sz w:val="24"/>
+          <w:szCs w:val="24"/>
+        </w:rPr>
+        <w:t xml:space="preserve">Viena no svarīgākajām datu pārvaldības daļām projektā ir </w:t>
+      </w:r>
+      <w:r>
+        <w:rPr>
+          <w:rStyle w:val="Emphasis"/>
+          <w:b/>
+          <w:bCs/>
+          <w:i w:val="false"/>
+          <w:iCs w:val="false"/>
+          <w:sz w:val="24"/>
+          <w:szCs w:val="24"/>
+        </w:rPr>
+        <w:t>GameState</w:t>
+      </w:r>
+      <w:r>
+        <w:rPr>
+          <w:sz w:val="24"/>
+          <w:szCs w:val="24"/>
+        </w:rPr>
+        <w:t xml:space="preserve">. Šajā struktūrā tiek glabāti galvenie spēles progresa un iestatījumu dati, piemēram, izvēlētais personāžs, līmeņos iegūto zvaigžņu skaits, labākie rezultāti, atbloķētie personāži un citi spēlētāja progresa rādītāji. </w:t>
+      </w:r>
+      <w:r>
+        <w:rPr>
+          <w:rStyle w:val="Emphasis"/>
+          <w:i w:val="false"/>
+          <w:iCs w:val="false"/>
+          <w:sz w:val="24"/>
+          <w:szCs w:val="24"/>
+        </w:rPr>
+        <w:t>GameState</w:t>
+      </w:r>
+      <w:r>
+        <w:rPr>
+          <w:sz w:val="24"/>
+          <w:szCs w:val="24"/>
+        </w:rPr>
+        <w:t xml:space="preserve"> nodrošina šo datu ielādi, saglabāšanu un atjaunošanu spēles darbības laikā. Tas ļauj dažādām sistēmas daļām izmantot vienotus un aktuālus datus bez to dublēšanas vairākās vietās.</w:t>
+      </w:r>
+    </w:p>
+    <w:p>
+      <w:pPr>
+        <w:pStyle w:val="BodyText"/>
+        <w:spacing w:lineRule="auto" w:line="360" w:before="0" w:after="0"/>
+        <w:ind w:firstLine="850" w:start="0" w:end="0"/>
+        <w:contextualSpacing/>
+        <w:rPr/>
+      </w:pPr>
+      <w:r>
+        <w:rPr>
+          <w:sz w:val="24"/>
+          <w:szCs w:val="24"/>
+        </w:rPr>
+        <w:t xml:space="preserve">Spēlē tiek izmantoti arī lokālie saglabāšanas faili </w:t>
+      </w:r>
+      <w:r>
+        <w:rPr>
+          <w:rStyle w:val="Emphasis"/>
+          <w:b/>
+          <w:bCs/>
+          <w:i w:val="false"/>
+          <w:iCs w:val="false"/>
+          <w:sz w:val="24"/>
+          <w:szCs w:val="24"/>
+        </w:rPr>
+        <w:t>settings.cfg</w:t>
+      </w:r>
+      <w:r>
+        <w:rPr>
+          <w:sz w:val="24"/>
+          <w:szCs w:val="24"/>
+        </w:rPr>
+        <w:t xml:space="preserve"> un </w:t>
+      </w:r>
+      <w:r>
+        <w:rPr>
+          <w:rStyle w:val="Emphasis"/>
+          <w:b/>
+          <w:bCs/>
+          <w:i w:val="false"/>
+          <w:iCs w:val="false"/>
+          <w:sz w:val="24"/>
+          <w:szCs w:val="24"/>
+        </w:rPr>
+        <w:t>progress.cfg</w:t>
+      </w:r>
+      <w:r>
+        <w:rPr>
+          <w:sz w:val="24"/>
+          <w:szCs w:val="24"/>
+        </w:rPr>
+        <w:t xml:space="preserve">. Failā </w:t>
+      </w:r>
+      <w:r>
+        <w:rPr>
+          <w:rStyle w:val="Emphasis"/>
+          <w:i w:val="false"/>
+          <w:iCs w:val="false"/>
+          <w:sz w:val="24"/>
+          <w:szCs w:val="24"/>
+        </w:rPr>
+        <w:t>settings.cfg</w:t>
+      </w:r>
+      <w:r>
+        <w:rPr>
+          <w:sz w:val="24"/>
+          <w:szCs w:val="24"/>
+        </w:rPr>
+        <w:t xml:space="preserve"> tiek glabāti lietotāja iestatījumi, piemēram, video iestatījumi, spilgtuma vērtība, VSync un vadības taustiņu konfigurācija. Savukārt failā </w:t>
+      </w:r>
+      <w:r>
+        <w:rPr>
+          <w:rStyle w:val="Emphasis"/>
+          <w:i w:val="false"/>
+          <w:iCs w:val="false"/>
+          <w:sz w:val="24"/>
+          <w:szCs w:val="24"/>
+        </w:rPr>
+        <w:t>progress.cfg</w:t>
+      </w:r>
+      <w:r>
+        <w:rPr>
+          <w:i w:val="false"/>
+          <w:iCs w:val="false"/>
+          <w:sz w:val="24"/>
+          <w:szCs w:val="24"/>
+        </w:rPr>
+        <w:t xml:space="preserve"> </w:t>
+      </w:r>
+      <w:r>
+        <w:rPr>
+          <w:sz w:val="24"/>
+          <w:szCs w:val="24"/>
+        </w:rPr>
+        <w:t>tiek glabāti spēles progresa dati, piemēram, līmeņu atbloķēšanas statuss, iegūto zvaigžņu skaits, labākie laiki, iegādātie personāži un aktīvi izvēlētais varonis. Šāds sadalījums starp iestatījumu un progresa datiem padara sistēmu pārskatāmāku un ļauj nepieciešamības gadījumā atiestatīt progresu, neietekmējot lietotāja iestatījumus.</w:t>
+      </w:r>
+    </w:p>
+    <w:p>
+      <w:pPr>
+        <w:pStyle w:val="BodyText"/>
+        <w:spacing w:lineRule="auto" w:line="360" w:before="0" w:after="0"/>
+        <w:ind w:firstLine="850" w:start="0" w:end="0"/>
+        <w:contextualSpacing/>
+        <w:rPr/>
+      </w:pPr>
+      <w:r>
+        <w:rPr>
+          <w:sz w:val="24"/>
+          <w:szCs w:val="24"/>
+        </w:rPr>
+        <w:t xml:space="preserve">Svarīga datu struktūra projektā ir arī </w:t>
+      </w:r>
+      <w:r>
+        <w:rPr>
+          <w:rStyle w:val="Emphasis"/>
+          <w:b/>
+          <w:bCs/>
+          <w:i w:val="false"/>
+          <w:iCs w:val="false"/>
+          <w:sz w:val="24"/>
+          <w:szCs w:val="24"/>
+        </w:rPr>
+        <w:t>CharacterDB</w:t>
+      </w:r>
+      <w:r>
+        <w:rPr>
+          <w:sz w:val="24"/>
+          <w:szCs w:val="24"/>
+        </w:rPr>
+        <w:t xml:space="preserve">. Tā satur informāciju par visiem spēlē pieejamajiem personāžiem. Šajā struktūrā tiek glabāti personāžu nosaukumi, apraksti, animāciju kadri un citi ar personāžiem saistītie dati. </w:t>
+      </w:r>
+      <w:r>
+        <w:rPr>
+          <w:rStyle w:val="Emphasis"/>
+          <w:i w:val="false"/>
+          <w:iCs w:val="false"/>
+          <w:sz w:val="24"/>
+          <w:szCs w:val="24"/>
+        </w:rPr>
+        <w:t>CharacterDB</w:t>
+      </w:r>
+      <w:r>
+        <w:rPr>
+          <w:sz w:val="24"/>
+          <w:szCs w:val="24"/>
+        </w:rPr>
+        <w:t xml:space="preserve"> tiek izmantota veikala, skapja un paša spēles varoņa attēlošanā. Tas ļauj vienuviet glabāt personāžu informāciju un izmantot to dažādās sistēmas daļās, tādējādi atvieglojot gan datu uzturēšanu, gan jaunu personāžu pievienošanu.</w:t>
+      </w:r>
+    </w:p>
+    <w:p>
+      <w:pPr>
+        <w:pStyle w:val="BodyText"/>
+        <w:spacing w:lineRule="auto" w:line="360" w:before="0" w:after="0"/>
+        <w:ind w:firstLine="850" w:start="0" w:end="0"/>
+        <w:contextualSpacing/>
+        <w:rPr/>
+      </w:pPr>
+      <w:r>
+        <w:rPr>
+          <w:sz w:val="24"/>
+          <w:szCs w:val="24"/>
+        </w:rPr>
+        <w:t xml:space="preserve">Projektā plaši tiek izmantoti arī </w:t>
+      </w:r>
+      <w:r>
+        <w:rPr>
+          <w:rStyle w:val="Emphasis"/>
+          <w:b/>
+          <w:bCs/>
+          <w:i w:val="false"/>
+          <w:iCs w:val="false"/>
+          <w:sz w:val="24"/>
+          <w:szCs w:val="24"/>
+        </w:rPr>
+        <w:t>masīvi</w:t>
+      </w:r>
+      <w:r>
+        <w:rPr>
+          <w:sz w:val="24"/>
+          <w:szCs w:val="24"/>
+        </w:rPr>
+        <w:t>. Masīvi ir viena no galvenajām datu struktūrām, kas tiek izmantota vairāku vērtību glabāšanai noteiktā secībā. Piemēram, ar masīvu palīdzību tiek glabāti līmeņu rezultāti, zvaigžņu skaits katrā līmenī, labākie laiki, atbloķēto personāžu saraksts, kā arī personāžu datu kolekcijas. Šāds risinājums ir ērts, jo ļauj vienkārši piekļūt datiem pēc indeksa un apstrādāt tos ciklos. Masīvi projektā tiek izmantoti gan spēles progresa loģikā, gan lietotāja interfeisā, piemēram, attēlojot līmeņu sarakstu vai veikala kartītes.</w:t>
+      </w:r>
+    </w:p>
+    <w:p>
+      <w:pPr>
+        <w:pStyle w:val="BodyText"/>
+        <w:spacing w:lineRule="auto" w:line="360" w:before="0" w:after="0"/>
+        <w:ind w:firstLine="850" w:start="0" w:end="0"/>
+        <w:contextualSpacing/>
+        <w:rPr/>
+      </w:pPr>
+      <w:r>
+        <w:rPr>
+          <w:sz w:val="24"/>
+          <w:szCs w:val="24"/>
+        </w:rPr>
+        <w:t xml:space="preserve">Papildus tam projektā tiek izmantoti arī </w:t>
+      </w:r>
+      <w:r>
+        <w:rPr>
+          <w:rStyle w:val="Emphasis"/>
+          <w:b/>
+          <w:bCs/>
+          <w:i w:val="false"/>
+          <w:iCs w:val="false"/>
+          <w:sz w:val="24"/>
+          <w:szCs w:val="24"/>
+        </w:rPr>
+        <w:t>resources</w:t>
+      </w:r>
+      <w:r>
+        <w:rPr>
+          <w:sz w:val="24"/>
+          <w:szCs w:val="24"/>
+        </w:rPr>
+        <w:t xml:space="preserve"> jeb resursi. Tie ir Godot dzinēja objekti, kuros iespējams saglabāt strukturētus datus neatkarīgi no konkrētas ainas. Resursi projektā ir noderīgi, jo tie ļauj glabāt personāžu animāciju, tekstūru un citu datu kopas atkārtotai izmantošanai. Šāda pieeja samazina datu dublēšanos un padara sistēmu sakārtotāku. Resursu izmantošana ir īpaši noderīga tajās vietās, kur vieni un tie paši dati jāizmanto vairākās ainās vai objektos.</w:t>
+      </w:r>
+    </w:p>
+    <w:p>
+      <w:pPr>
+        <w:pStyle w:val="BodyText"/>
+        <w:spacing w:lineRule="auto" w:line="360" w:before="0" w:after="0"/>
+        <w:ind w:firstLine="850" w:start="0" w:end="0"/>
+        <w:contextualSpacing/>
+        <w:rPr/>
+      </w:pPr>
+      <w:r>
+        <w:rPr>
+          <w:sz w:val="24"/>
+          <w:szCs w:val="24"/>
+        </w:rPr>
+        <w:t xml:space="preserve">Spēlē tiek izmantoti arī </w:t>
+      </w:r>
+      <w:r>
+        <w:rPr>
+          <w:rStyle w:val="Emphasis"/>
+          <w:b/>
+          <w:bCs/>
+          <w:i w:val="false"/>
+          <w:iCs w:val="false"/>
+          <w:sz w:val="24"/>
+          <w:szCs w:val="24"/>
+        </w:rPr>
+        <w:t>PackedScene</w:t>
+      </w:r>
+      <w:r>
+        <w:rPr>
+          <w:sz w:val="24"/>
+          <w:szCs w:val="24"/>
+        </w:rPr>
+        <w:t xml:space="preserve"> objekti. Tie ļauj saglabāt un pēc vajadzības ielādēt gatavas ainas vai to veidnes. Šāda struktūra ir īpaši noderīga izvēlņu, līmeņu, uznirstošo logu un citu atkārtoti izmantojamu elementu pārvaldībā. Ar </w:t>
+      </w:r>
+      <w:r>
+        <w:rPr>
+          <w:rStyle w:val="Emphasis"/>
+          <w:i w:val="false"/>
+          <w:iCs w:val="false"/>
+          <w:sz w:val="24"/>
+          <w:szCs w:val="24"/>
+        </w:rPr>
+        <w:t>PackedScene</w:t>
+      </w:r>
+      <w:r>
+        <w:rPr>
+          <w:sz w:val="24"/>
+          <w:szCs w:val="24"/>
+        </w:rPr>
+        <w:t xml:space="preserve"> palīdzību iespējams dinamiski izveidot spēles objektus vai pāriet starp dažādiem skatiem. Tas uzlabo projekta modularitāti un padara sistēmu vieglāk paplašināmu, jo jaunu ainu vai elementu var pievienot bez būtiskas esošā koda pārveides.</w:t>
+      </w:r>
+    </w:p>
+    <w:p>
+      <w:pPr>
+        <w:pStyle w:val="BodyText"/>
+        <w:spacing w:lineRule="auto" w:line="360" w:before="0" w:after="0"/>
+        <w:ind w:firstLine="850" w:start="0" w:end="0"/>
+        <w:contextualSpacing/>
+        <w:rPr/>
+      </w:pPr>
+      <w:r>
+        <w:rPr>
+          <w:sz w:val="24"/>
+          <w:szCs w:val="24"/>
+        </w:rPr>
+        <w:t xml:space="preserve">Nozīmīgu lomu projektā spēlē arī </w:t>
+      </w:r>
+      <w:r>
+        <w:rPr>
+          <w:rStyle w:val="Emphasis"/>
+          <w:b/>
+          <w:bCs/>
+          <w:i w:val="false"/>
+          <w:iCs w:val="false"/>
+          <w:sz w:val="24"/>
+          <w:szCs w:val="24"/>
+        </w:rPr>
+        <w:t>Vector2</w:t>
+      </w:r>
+      <w:r>
+        <w:rPr>
+          <w:sz w:val="24"/>
+          <w:szCs w:val="24"/>
+        </w:rPr>
+        <w:t xml:space="preserve"> datu tips. Tas tiek izmantots divdimensiju koordinātu, pozīciju, pārvietošanās virzienu, ātruma un nobīžu glabāšanai. Tā kā “Light Seeker” ir 2D spēle, </w:t>
+      </w:r>
+      <w:r>
+        <w:rPr>
+          <w:rStyle w:val="Emphasis"/>
+          <w:i w:val="false"/>
+          <w:iCs w:val="false"/>
+          <w:sz w:val="24"/>
+          <w:szCs w:val="24"/>
+        </w:rPr>
+        <w:t>Vector2</w:t>
+      </w:r>
+      <w:r>
+        <w:rPr>
+          <w:sz w:val="24"/>
+          <w:szCs w:val="24"/>
+        </w:rPr>
+        <w:t xml:space="preserve"> ir viens no galvenajiem tipiem, kas nepieciešams varoņa kustības, kameras, objektu izvietojuma un dažādu vizuālo elementu pozicionēšanas aprēķinos. Šī tipa izmantošana ļauj pārskatāmi un precīzi veikt telpiskos aprēķinus divdimensiju vidē.</w:t>
+      </w:r>
+    </w:p>
+    <w:p>
+      <w:pPr>
+        <w:pStyle w:val="BodyText"/>
+        <w:spacing w:lineRule="auto" w:line="360" w:before="0" w:after="0"/>
+        <w:ind w:firstLine="850" w:start="0" w:end="0"/>
+        <w:contextualSpacing/>
+        <w:rPr/>
+      </w:pPr>
+      <w:r>
+        <w:rPr>
+          <w:sz w:val="24"/>
+          <w:szCs w:val="24"/>
+        </w:rPr>
+        <w:t xml:space="preserve">Kopumā spēles “Light Seeker” datu struktūras ir veidotas tā, lai nodrošinātu vienkāršu, saprotamu un paplašināmu datu organizāciju. </w:t>
+      </w:r>
+      <w:r>
+        <w:rPr>
+          <w:rStyle w:val="Emphasis"/>
+          <w:i w:val="false"/>
+          <w:iCs w:val="false"/>
+          <w:sz w:val="24"/>
+          <w:szCs w:val="24"/>
+        </w:rPr>
+        <w:t>GameState</w:t>
+      </w:r>
+      <w:r>
+        <w:rPr>
+          <w:sz w:val="24"/>
+          <w:szCs w:val="24"/>
+        </w:rPr>
+        <w:t xml:space="preserve">, </w:t>
+      </w:r>
+      <w:r>
+        <w:rPr>
+          <w:rStyle w:val="Emphasis"/>
+          <w:i w:val="false"/>
+          <w:iCs w:val="false"/>
+          <w:sz w:val="24"/>
+          <w:szCs w:val="24"/>
+        </w:rPr>
+        <w:t>CharacterDB</w:t>
+      </w:r>
+      <w:r>
+        <w:rPr>
+          <w:sz w:val="24"/>
+          <w:szCs w:val="24"/>
+        </w:rPr>
+        <w:t>, lokālie</w:t>
+      </w:r>
+      <w:r>
+        <w:rPr>
+          <w:i w:val="false"/>
+          <w:iCs w:val="false"/>
+          <w:sz w:val="24"/>
+          <w:szCs w:val="24"/>
+        </w:rPr>
+        <w:t xml:space="preserve"> </w:t>
+      </w:r>
+      <w:r>
+        <w:rPr>
+          <w:rStyle w:val="Emphasis"/>
+          <w:i w:val="false"/>
+          <w:iCs w:val="false"/>
+          <w:sz w:val="24"/>
+          <w:szCs w:val="24"/>
+        </w:rPr>
+        <w:t>.cfg</w:t>
+      </w:r>
+      <w:r>
+        <w:rPr>
+          <w:sz w:val="24"/>
+          <w:szCs w:val="24"/>
+        </w:rPr>
+        <w:t xml:space="preserve"> faili, masīvi, resursi, </w:t>
+      </w:r>
+      <w:r>
+        <w:rPr>
+          <w:rStyle w:val="Emphasis"/>
+          <w:i w:val="false"/>
+          <w:iCs w:val="false"/>
+          <w:sz w:val="24"/>
+          <w:szCs w:val="24"/>
+        </w:rPr>
+        <w:t>PackedScene</w:t>
+      </w:r>
+      <w:r>
+        <w:rPr>
+          <w:sz w:val="24"/>
+          <w:szCs w:val="24"/>
+        </w:rPr>
+        <w:t xml:space="preserve"> objekti un </w:t>
+      </w:r>
+      <w:r>
+        <w:rPr>
+          <w:rStyle w:val="Emphasis"/>
+          <w:i w:val="false"/>
+          <w:iCs w:val="false"/>
+          <w:sz w:val="24"/>
+          <w:szCs w:val="24"/>
+        </w:rPr>
+        <w:t>Vector2</w:t>
+      </w:r>
+      <w:r>
+        <w:rPr>
+          <w:sz w:val="24"/>
+          <w:szCs w:val="24"/>
+        </w:rPr>
+        <w:t xml:space="preserve"> tips kopā veido sistēmu, kas nodrošina spēles darbību, datu saglabāšanu un ērtu satura pārvaldību. Šāda pieeja ļauj uzturēt projektu sakārtotu, atvieglo jaunu funkciju ieviešanu un nodrošina stabilu pamatu turpmākai spēles attīstībai.</w:t>
+      </w:r>
     </w:p>
     <w:p>
       <w:pPr>
@@ -10223,9 +11147,9 @@
         <w:tblLook w:val="04a0" w:noHBand="0" w:noVBand="1" w:firstColumn="1" w:lastRow="0" w:lastColumn="0" w:firstRow="1"/>
       </w:tblPr>
       <w:tblGrid>
-        <w:gridCol w:w="915"/>
+        <w:gridCol w:w="914"/>
         <w:gridCol w:w="1709"/>
-        <w:gridCol w:w="2485"/>
+        <w:gridCol w:w="2486"/>
         <w:gridCol w:w="2041"/>
         <w:gridCol w:w="2194"/>
       </w:tblGrid>
@@ -10233,7 +11157,7 @@
         <w:trPr/>
         <w:tc>
           <w:tcPr>
-            <w:tcW w:w="915" w:type="dxa"/>
+            <w:tcW w:w="914" w:type="dxa"/>
             <w:tcBorders/>
           </w:tcPr>
           <w:p>
@@ -10301,7 +11225,7 @@
         </w:tc>
         <w:tc>
           <w:tcPr>
-            <w:tcW w:w="2485" w:type="dxa"/>
+            <w:tcW w:w="2486" w:type="dxa"/>
             <w:tcBorders/>
           </w:tcPr>
           <w:p>
@@ -10406,7 +11330,7 @@
         <w:trPr/>
         <w:tc>
           <w:tcPr>
-            <w:tcW w:w="915" w:type="dxa"/>
+            <w:tcW w:w="914" w:type="dxa"/>
             <w:tcBorders/>
           </w:tcPr>
           <w:p>
@@ -10466,7 +11390,7 @@
         </w:tc>
         <w:tc>
           <w:tcPr>
-            <w:tcW w:w="2485" w:type="dxa"/>
+            <w:tcW w:w="2486" w:type="dxa"/>
             <w:tcBorders/>
           </w:tcPr>
           <w:p>
@@ -10607,7 +11531,7 @@
         <w:trPr/>
         <w:tc>
           <w:tcPr>
-            <w:tcW w:w="915" w:type="dxa"/>
+            <w:tcW w:w="914" w:type="dxa"/>
             <w:tcBorders/>
           </w:tcPr>
           <w:p>
@@ -10667,7 +11591,7 @@
         </w:tc>
         <w:tc>
           <w:tcPr>
-            <w:tcW w:w="2485" w:type="dxa"/>
+            <w:tcW w:w="2486" w:type="dxa"/>
             <w:tcBorders/>
           </w:tcPr>
           <w:p>
@@ -10760,7 +11684,7 @@
         <w:trPr/>
         <w:tc>
           <w:tcPr>
-            <w:tcW w:w="915" w:type="dxa"/>
+            <w:tcW w:w="914" w:type="dxa"/>
             <w:tcBorders/>
           </w:tcPr>
           <w:p>
@@ -10820,7 +11744,7 @@
         </w:tc>
         <w:tc>
           <w:tcPr>
-            <w:tcW w:w="2485" w:type="dxa"/>
+            <w:tcW w:w="2486" w:type="dxa"/>
             <w:tcBorders/>
           </w:tcPr>
           <w:p>
@@ -10937,7 +11861,7 @@
         <w:trPr/>
         <w:tc>
           <w:tcPr>
-            <w:tcW w:w="915" w:type="dxa"/>
+            <w:tcW w:w="914" w:type="dxa"/>
             <w:tcBorders/>
           </w:tcPr>
           <w:p>
@@ -10997,7 +11921,7 @@
         </w:tc>
         <w:tc>
           <w:tcPr>
-            <w:tcW w:w="2485" w:type="dxa"/>
+            <w:tcW w:w="2486" w:type="dxa"/>
             <w:tcBorders/>
           </w:tcPr>
           <w:p>
@@ -11200,7 +12124,7 @@
         <w:trPr/>
         <w:tc>
           <w:tcPr>
-            <w:tcW w:w="915" w:type="dxa"/>
+            <w:tcW w:w="914" w:type="dxa"/>
             <w:tcBorders/>
           </w:tcPr>
           <w:p>
@@ -11264,7 +12188,7 @@
         </w:tc>
         <w:tc>
           <w:tcPr>
-            <w:tcW w:w="2485" w:type="dxa"/>
+            <w:tcW w:w="2486" w:type="dxa"/>
             <w:tcBorders/>
           </w:tcPr>
           <w:p>
@@ -11422,7 +12346,7 @@
         <w:trPr/>
         <w:tc>
           <w:tcPr>
-            <w:tcW w:w="915" w:type="dxa"/>
+            <w:tcW w:w="914" w:type="dxa"/>
             <w:tcBorders/>
           </w:tcPr>
           <w:p>
@@ -11482,7 +12406,7 @@
         </w:tc>
         <w:tc>
           <w:tcPr>
-            <w:tcW w:w="2485" w:type="dxa"/>
+            <w:tcW w:w="2486" w:type="dxa"/>
             <w:tcBorders/>
           </w:tcPr>
           <w:p>
@@ -11599,7 +12523,7 @@
         <w:trPr/>
         <w:tc>
           <w:tcPr>
-            <w:tcW w:w="915" w:type="dxa"/>
+            <w:tcW w:w="914" w:type="dxa"/>
             <w:tcBorders/>
           </w:tcPr>
           <w:p>
@@ -11659,7 +12583,7 @@
         </w:tc>
         <w:tc>
           <w:tcPr>
-            <w:tcW w:w="2485" w:type="dxa"/>
+            <w:tcW w:w="2486" w:type="dxa"/>
             <w:vMerge w:val="restart"/>
             <w:tcBorders/>
           </w:tcPr>
@@ -11805,7 +12729,7 @@
         <w:trPr/>
         <w:tc>
           <w:tcPr>
-            <w:tcW w:w="915" w:type="dxa"/>
+            <w:tcW w:w="914" w:type="dxa"/>
             <w:tcBorders/>
           </w:tcPr>
           <w:p>
@@ -11865,7 +12789,7 @@
         </w:tc>
         <w:tc>
           <w:tcPr>
-            <w:tcW w:w="2485" w:type="dxa"/>
+            <w:tcW w:w="2486" w:type="dxa"/>
             <w:vMerge w:val="continue"/>
             <w:tcBorders/>
           </w:tcPr>
@@ -12008,7 +12932,7 @@
         <w:trPr/>
         <w:tc>
           <w:tcPr>
-            <w:tcW w:w="915" w:type="dxa"/>
+            <w:tcW w:w="914" w:type="dxa"/>
             <w:tcBorders/>
           </w:tcPr>
           <w:p>
@@ -12068,7 +12992,7 @@
         </w:tc>
         <w:tc>
           <w:tcPr>
-            <w:tcW w:w="2485" w:type="dxa"/>
+            <w:tcW w:w="2486" w:type="dxa"/>
             <w:vMerge w:val="continue"/>
             <w:tcBorders/>
           </w:tcPr>
@@ -12255,7 +13179,7 @@
         <w:trPr/>
         <w:tc>
           <w:tcPr>
-            <w:tcW w:w="915" w:type="dxa"/>
+            <w:tcW w:w="914" w:type="dxa"/>
             <w:tcBorders/>
           </w:tcPr>
           <w:p>
@@ -12319,7 +13243,7 @@
         </w:tc>
         <w:tc>
           <w:tcPr>
-            <w:tcW w:w="2485" w:type="dxa"/>
+            <w:tcW w:w="2486" w:type="dxa"/>
             <w:tcBorders/>
           </w:tcPr>
           <w:p>
@@ -12556,7 +13480,7 @@
         <w:trPr/>
         <w:tc>
           <w:tcPr>
-            <w:tcW w:w="915" w:type="dxa"/>
+            <w:tcW w:w="914" w:type="dxa"/>
             <w:tcBorders/>
           </w:tcPr>
           <w:p>
@@ -12616,7 +13540,7 @@
         </w:tc>
         <w:tc>
           <w:tcPr>
-            <w:tcW w:w="2485" w:type="dxa"/>
+            <w:tcW w:w="2486" w:type="dxa"/>
             <w:tcBorders/>
           </w:tcPr>
           <w:p>
@@ -12713,7 +13637,7 @@
         <w:trPr/>
         <w:tc>
           <w:tcPr>
-            <w:tcW w:w="915" w:type="dxa"/>
+            <w:tcW w:w="914" w:type="dxa"/>
             <w:tcBorders/>
           </w:tcPr>
           <w:p>
@@ -12773,7 +13697,7 @@
         </w:tc>
         <w:tc>
           <w:tcPr>
-            <w:tcW w:w="2485" w:type="dxa"/>
+            <w:tcW w:w="2486" w:type="dxa"/>
             <w:tcBorders/>
           </w:tcPr>
           <w:p>
@@ -12962,7 +13886,7 @@
         <w:trPr/>
         <w:tc>
           <w:tcPr>
-            <w:tcW w:w="915" w:type="dxa"/>
+            <w:tcW w:w="914" w:type="dxa"/>
             <w:tcBorders>
               <w:top w:val="nil"/>
             </w:tcBorders>
@@ -13026,7 +13950,7 @@
         </w:tc>
         <w:tc>
           <w:tcPr>
-            <w:tcW w:w="2485" w:type="dxa"/>
+            <w:tcW w:w="2486" w:type="dxa"/>
             <w:tcBorders>
               <w:top w:val="nil"/>
             </w:tcBorders>
@@ -13133,7 +14057,7 @@
         <w:trPr/>
         <w:tc>
           <w:tcPr>
-            <w:tcW w:w="915" w:type="dxa"/>
+            <w:tcW w:w="914" w:type="dxa"/>
             <w:tcBorders/>
           </w:tcPr>
           <w:p>
@@ -13193,7 +14117,7 @@
         </w:tc>
         <w:tc>
           <w:tcPr>
-            <w:tcW w:w="2485" w:type="dxa"/>
+            <w:tcW w:w="2486" w:type="dxa"/>
             <w:tcBorders/>
           </w:tcPr>
           <w:p>
@@ -13286,7 +14210,7 @@
         <w:trPr/>
         <w:tc>
           <w:tcPr>
-            <w:tcW w:w="915" w:type="dxa"/>
+            <w:tcW w:w="914" w:type="dxa"/>
             <w:tcBorders/>
           </w:tcPr>
           <w:p>
@@ -13346,7 +14270,7 @@
         </w:tc>
         <w:tc>
           <w:tcPr>
-            <w:tcW w:w="2485" w:type="dxa"/>
+            <w:tcW w:w="2486" w:type="dxa"/>
             <w:tcBorders/>
           </w:tcPr>
           <w:p>
@@ -13532,7 +14456,7 @@
         <w:trPr/>
         <w:tc>
           <w:tcPr>
-            <w:tcW w:w="915" w:type="dxa"/>
+            <w:tcW w:w="914" w:type="dxa"/>
             <w:tcBorders/>
           </w:tcPr>
           <w:p>
@@ -13592,7 +14516,7 @@
         </w:tc>
         <w:tc>
           <w:tcPr>
-            <w:tcW w:w="2485" w:type="dxa"/>
+            <w:tcW w:w="2486" w:type="dxa"/>
             <w:tcBorders/>
           </w:tcPr>
           <w:p>
@@ -13685,7 +14609,7 @@
         <w:trPr/>
         <w:tc>
           <w:tcPr>
-            <w:tcW w:w="915" w:type="dxa"/>
+            <w:tcW w:w="914" w:type="dxa"/>
             <w:tcBorders/>
           </w:tcPr>
           <w:p>
@@ -13745,7 +14669,7 @@
         </w:tc>
         <w:tc>
           <w:tcPr>
-            <w:tcW w:w="2485" w:type="dxa"/>
+            <w:tcW w:w="2486" w:type="dxa"/>
             <w:tcBorders/>
           </w:tcPr>
           <w:p>
@@ -13900,7 +14824,7 @@
         <w:trPr/>
         <w:tc>
           <w:tcPr>
-            <w:tcW w:w="915" w:type="dxa"/>
+            <w:tcW w:w="914" w:type="dxa"/>
             <w:tcBorders/>
           </w:tcPr>
           <w:p>
@@ -13964,7 +14888,7 @@
         </w:tc>
         <w:tc>
           <w:tcPr>
-            <w:tcW w:w="2485" w:type="dxa"/>
+            <w:tcW w:w="2486" w:type="dxa"/>
             <w:tcBorders/>
           </w:tcPr>
           <w:p>
@@ -14057,7 +14981,7 @@
         <w:trPr/>
         <w:tc>
           <w:tcPr>
-            <w:tcW w:w="915" w:type="dxa"/>
+            <w:tcW w:w="914" w:type="dxa"/>
             <w:tcBorders/>
           </w:tcPr>
           <w:p>
@@ -14117,7 +15041,7 @@
         </w:tc>
         <w:tc>
           <w:tcPr>
-            <w:tcW w:w="2485" w:type="dxa"/>
+            <w:tcW w:w="2486" w:type="dxa"/>
             <w:tcBorders/>
           </w:tcPr>
           <w:p>
@@ -14234,7 +15158,7 @@
         <w:trPr/>
         <w:tc>
           <w:tcPr>
-            <w:tcW w:w="915" w:type="dxa"/>
+            <w:tcW w:w="914" w:type="dxa"/>
             <w:tcBorders/>
           </w:tcPr>
           <w:p>
@@ -14298,7 +15222,7 @@
         </w:tc>
         <w:tc>
           <w:tcPr>
-            <w:tcW w:w="2485" w:type="dxa"/>
+            <w:tcW w:w="2486" w:type="dxa"/>
             <w:tcBorders/>
           </w:tcPr>
           <w:p>
@@ -14439,7 +15363,7 @@
         <w:trPr/>
         <w:tc>
           <w:tcPr>
-            <w:tcW w:w="915" w:type="dxa"/>
+            <w:tcW w:w="914" w:type="dxa"/>
             <w:tcBorders/>
           </w:tcPr>
           <w:p>
@@ -14499,7 +15423,7 @@
         </w:tc>
         <w:tc>
           <w:tcPr>
-            <w:tcW w:w="2485" w:type="dxa"/>
+            <w:tcW w:w="2486" w:type="dxa"/>
             <w:tcBorders/>
           </w:tcPr>
           <w:p>
@@ -14664,7 +15588,7 @@
         <w:trPr/>
         <w:tc>
           <w:tcPr>
-            <w:tcW w:w="915" w:type="dxa"/>
+            <w:tcW w:w="914" w:type="dxa"/>
             <w:tcBorders/>
           </w:tcPr>
           <w:p>
@@ -14724,7 +15648,7 @@
         </w:tc>
         <w:tc>
           <w:tcPr>
-            <w:tcW w:w="2485" w:type="dxa"/>
+            <w:tcW w:w="2486" w:type="dxa"/>
             <w:tcBorders/>
           </w:tcPr>
           <w:p>
@@ -14841,7 +15765,7 @@
         <w:trPr/>
         <w:tc>
           <w:tcPr>
-            <w:tcW w:w="915" w:type="dxa"/>
+            <w:tcW w:w="914" w:type="dxa"/>
             <w:tcBorders/>
           </w:tcPr>
           <w:p>
@@ -14905,7 +15829,7 @@
         </w:tc>
         <w:tc>
           <w:tcPr>
-            <w:tcW w:w="2485" w:type="dxa"/>
+            <w:tcW w:w="2486" w:type="dxa"/>
             <w:tcBorders/>
           </w:tcPr>
           <w:p>
@@ -15118,7 +16042,7 @@
         <w:trPr/>
         <w:tc>
           <w:tcPr>
-            <w:tcW w:w="915" w:type="dxa"/>
+            <w:tcW w:w="914" w:type="dxa"/>
             <w:tcBorders/>
           </w:tcPr>
           <w:p>
@@ -15182,7 +16106,7 @@
         </w:tc>
         <w:tc>
           <w:tcPr>
-            <w:tcW w:w="2485" w:type="dxa"/>
+            <w:tcW w:w="2486" w:type="dxa"/>
             <w:tcBorders/>
           </w:tcPr>
           <w:p>
@@ -15285,7 +16209,7 @@
         </w:trPr>
         <w:tc>
           <w:tcPr>
-            <w:tcW w:w="915" w:type="dxa"/>
+            <w:tcW w:w="914" w:type="dxa"/>
             <w:tcBorders>
               <w:top w:val="nil"/>
             </w:tcBorders>
@@ -15353,7 +16277,7 @@
         </w:tc>
         <w:tc>
           <w:tcPr>
-            <w:tcW w:w="2485" w:type="dxa"/>
+            <w:tcW w:w="2486" w:type="dxa"/>
             <w:tcBorders>
               <w:top w:val="nil"/>
             </w:tcBorders>
@@ -15464,7 +16388,7 @@
         </w:trPr>
         <w:tc>
           <w:tcPr>
-            <w:tcW w:w="915" w:type="dxa"/>
+            <w:tcW w:w="914" w:type="dxa"/>
             <w:tcBorders>
               <w:top w:val="nil"/>
             </w:tcBorders>
@@ -15532,7 +16456,7 @@
         </w:tc>
         <w:tc>
           <w:tcPr>
-            <w:tcW w:w="2485" w:type="dxa"/>
+            <w:tcW w:w="2486" w:type="dxa"/>
             <w:tcBorders>
               <w:top w:val="nil"/>
             </w:tcBorders>
@@ -15643,7 +16567,7 @@
         </w:trPr>
         <w:tc>
           <w:tcPr>
-            <w:tcW w:w="915" w:type="dxa"/>
+            <w:tcW w:w="914" w:type="dxa"/>
             <w:tcBorders>
               <w:top w:val="nil"/>
             </w:tcBorders>
@@ -15711,7 +16635,7 @@
         </w:tc>
         <w:tc>
           <w:tcPr>
-            <w:tcW w:w="2485" w:type="dxa"/>
+            <w:tcW w:w="2486" w:type="dxa"/>
             <w:vMerge w:val="restart"/>
             <w:tcBorders>
               <w:top w:val="nil"/>
@@ -15813,7 +16737,7 @@
         </w:trPr>
         <w:tc>
           <w:tcPr>
-            <w:tcW w:w="915" w:type="dxa"/>
+            <w:tcW w:w="914" w:type="dxa"/>
             <w:tcBorders>
               <w:top w:val="nil"/>
             </w:tcBorders>
@@ -15881,7 +16805,7 @@
         </w:tc>
         <w:tc>
           <w:tcPr>
-            <w:tcW w:w="2485" w:type="dxa"/>
+            <w:tcW w:w="2486" w:type="dxa"/>
             <w:vMerge w:val="continue"/>
             <w:tcBorders>
               <w:top w:val="nil"/>
@@ -15978,7 +16902,7 @@
         </w:trPr>
         <w:tc>
           <w:tcPr>
-            <w:tcW w:w="915" w:type="dxa"/>
+            <w:tcW w:w="914" w:type="dxa"/>
             <w:tcBorders>
               <w:top w:val="nil"/>
             </w:tcBorders>
@@ -16046,7 +16970,7 @@
         </w:tc>
         <w:tc>
           <w:tcPr>
-            <w:tcW w:w="2485" w:type="dxa"/>
+            <w:tcW w:w="2486" w:type="dxa"/>
             <w:vMerge w:val="continue"/>
             <w:tcBorders>
               <w:top w:val="nil"/>
@@ -16143,7 +17067,7 @@
         </w:trPr>
         <w:tc>
           <w:tcPr>
-            <w:tcW w:w="915" w:type="dxa"/>
+            <w:tcW w:w="914" w:type="dxa"/>
             <w:tcBorders>
               <w:top w:val="nil"/>
             </w:tcBorders>
@@ -16211,7 +17135,7 @@
         </w:tc>
         <w:tc>
           <w:tcPr>
-            <w:tcW w:w="2485" w:type="dxa"/>
+            <w:tcW w:w="2486" w:type="dxa"/>
             <w:vMerge w:val="continue"/>
             <w:tcBorders>
               <w:top w:val="nil"/>
@@ -16308,7 +17232,7 @@
         </w:trPr>
         <w:tc>
           <w:tcPr>
-            <w:tcW w:w="915" w:type="dxa"/>
+            <w:tcW w:w="914" w:type="dxa"/>
             <w:tcBorders>
               <w:top w:val="nil"/>
             </w:tcBorders>
@@ -16376,7 +17300,7 @@
         </w:tc>
         <w:tc>
           <w:tcPr>
-            <w:tcW w:w="2485" w:type="dxa"/>
+            <w:tcW w:w="2486" w:type="dxa"/>
             <w:tcBorders>
               <w:top w:val="nil"/>
             </w:tcBorders>
@@ -16718,9 +17642,9 @@
       <w:bookmarkEnd w:id="55"/>
     </w:p>
     <w:sectPr>
-      <w:footerReference w:type="even" r:id="rId7"/>
-      <w:footerReference w:type="default" r:id="rId8"/>
-      <w:footerReference w:type="first" r:id="rId9"/>
+      <w:footerReference w:type="even" r:id="rId10"/>
+      <w:footerReference w:type="default" r:id="rId11"/>
+      <w:footerReference w:type="first" r:id="rId12"/>
       <w:type w:val="nextPage"/>
       <w:pgSz w:w="11906" w:h="16838"/>
       <w:pgMar w:left="1418" w:right="1134" w:gutter="0" w:header="0" w:top="1134" w:footer="720" w:bottom="1134"/>
@@ -16778,7 +17702,7 @@
         </w:r>
         <w:r>
           <w:rPr/>
-          <w:t>33</w:t>
+          <w:t>37</w:t>
         </w:r>
         <w:r>
           <w:rPr/>
@@ -16830,7 +17754,7 @@
         </w:r>
         <w:r>
           <w:rPr/>
-          <w:t>33</w:t>
+          <w:t>37</w:t>
         </w:r>
         <w:r>
           <w:rPr/>

--- a/Doc/KVDDokumentacija_GodotSpele_Sidorcenko.docx
+++ b/Doc/KVDDokumentacija_GodotSpele_Sidorcenko.docx
@@ -286,18 +286,17 @@
             </w:rPr>
             <w:fldChar w:fldCharType="separate"/>
           </w:r>
-          <w:r>
-            <w:rPr>
-              <w:rStyle w:val="IndexLink"/>
-            </w:rPr>
-            <w:tab/>
-          </w:r>
-          <w:r>
-            <w:rPr/>
-            <w:t>Ievads</w:t>
-            <w:tab/>
-            <w:t>4</w:t>
-          </w:r>
+          <w:hyperlink w:anchor="__RefHeading___Toc2278_2856212045" w:tooltip="Ievads">
+            <w:r>
+              <w:rPr>
+                <w:rStyle w:val="IndexLink"/>
+              </w:rPr>
+              <w:tab/>
+              <w:t>Ievads</w:t>
+              <w:tab/>
+              <w:t>4</w:t>
+            </w:r>
+          </w:hyperlink>
         </w:p>
         <w:p>
           <w:pPr>
@@ -309,14 +308,18 @@
             </w:tabs>
             <w:rPr/>
           </w:pPr>
-          <w:r>
-            <w:rPr/>
-            <w:t>1.</w:t>
-            <w:tab/>
-            <w:t>Uzdevuma formulējums</w:t>
-            <w:tab/>
-            <w:t>6</w:t>
-          </w:r>
+          <w:hyperlink w:anchor="__RefHeading___Toc2280_2856212045" w:tooltip="Uzdevuma formulējums">
+            <w:r>
+              <w:rPr>
+                <w:rStyle w:val="IndexLink"/>
+              </w:rPr>
+              <w:t>1.</w:t>
+              <w:tab/>
+              <w:t>Uzdevuma formulējums</w:t>
+              <w:tab/>
+              <w:t>6</w:t>
+            </w:r>
+          </w:hyperlink>
         </w:p>
         <w:p>
           <w:pPr>
@@ -328,14 +331,18 @@
             </w:tabs>
             <w:rPr/>
           </w:pPr>
-          <w:r>
-            <w:rPr/>
-            <w:t>2.</w:t>
-            <w:tab/>
-            <w:t>Programmatūras prasību specifikācija</w:t>
-            <w:tab/>
-            <w:t>8</w:t>
-          </w:r>
+          <w:hyperlink w:anchor="__RefHeading___Toc2282_2856212045" w:tooltip="Programmatūras prasību specifikācija">
+            <w:r>
+              <w:rPr>
+                <w:rStyle w:val="IndexLink"/>
+              </w:rPr>
+              <w:t>2.</w:t>
+              <w:tab/>
+              <w:t>Programmatūras prasību specifikācija</w:t>
+              <w:tab/>
+              <w:t>8</w:t>
+            </w:r>
+          </w:hyperlink>
         </w:p>
         <w:p>
           <w:pPr>
@@ -347,14 +354,18 @@
             </w:tabs>
             <w:rPr/>
           </w:pPr>
-          <w:r>
-            <w:rPr/>
-            <w:t>2.1.</w:t>
-            <w:tab/>
-            <w:t>Produkta perspektīva</w:t>
-            <w:tab/>
-            <w:t>8</w:t>
-          </w:r>
+          <w:hyperlink w:anchor="__RefHeading___Toc2284_2856212045" w:tooltip="Produkta perspektīva">
+            <w:r>
+              <w:rPr>
+                <w:rStyle w:val="IndexLink"/>
+              </w:rPr>
+              <w:t>2.1.</w:t>
+              <w:tab/>
+              <w:t>Produkta perspektīva</w:t>
+              <w:tab/>
+              <w:t>8</w:t>
+            </w:r>
+          </w:hyperlink>
         </w:p>
         <w:p>
           <w:pPr>
@@ -366,14 +377,18 @@
             </w:tabs>
             <w:rPr/>
           </w:pPr>
-          <w:r>
-            <w:rPr/>
-            <w:t>2.2.</w:t>
-            <w:tab/>
-            <w:t>Sistēmas funkcionālās prasības</w:t>
-            <w:tab/>
-            <w:t>8</w:t>
-          </w:r>
+          <w:hyperlink w:anchor="__RefHeading___Toc2286_2856212045" w:tooltip="Sistēmas funkcionālās prasības">
+            <w:r>
+              <w:rPr>
+                <w:rStyle w:val="IndexLink"/>
+              </w:rPr>
+              <w:t>2.2.</w:t>
+              <w:tab/>
+              <w:t>Sistēmas funkcionālās prasības</w:t>
+              <w:tab/>
+              <w:t>8</w:t>
+            </w:r>
+          </w:hyperlink>
         </w:p>
         <w:p>
           <w:pPr>
@@ -385,14 +400,18 @@
             </w:tabs>
             <w:rPr/>
           </w:pPr>
-          <w:r>
-            <w:rPr/>
-            <w:t>2.3.</w:t>
-            <w:tab/>
-            <w:t>Sistēmas nefunkcionālās prasības</w:t>
-            <w:tab/>
-            <w:t>18</w:t>
-          </w:r>
+          <w:hyperlink w:anchor="__RefHeading___Toc2288_2856212045" w:tooltip="Sistēmas nefunkcionālās prasības">
+            <w:r>
+              <w:rPr>
+                <w:rStyle w:val="IndexLink"/>
+              </w:rPr>
+              <w:t>2.3.</w:t>
+              <w:tab/>
+              <w:t>Sistēmas nefunkcionālās prasības</w:t>
+              <w:tab/>
+              <w:t>18</w:t>
+            </w:r>
+          </w:hyperlink>
         </w:p>
         <w:p>
           <w:pPr>
@@ -404,14 +423,18 @@
             </w:tabs>
             <w:rPr/>
           </w:pPr>
-          <w:r>
-            <w:rPr/>
-            <w:t>2.4.</w:t>
-            <w:tab/>
-            <w:t>Gala lietotāja raksturiezīmes</w:t>
-            <w:tab/>
-            <w:t>18</w:t>
-          </w:r>
+          <w:hyperlink w:anchor="__RefHeading___Toc2290_2856212045" w:tooltip="Gala lietotāja raksturiezīmes">
+            <w:r>
+              <w:rPr>
+                <w:rStyle w:val="IndexLink"/>
+              </w:rPr>
+              <w:t>2.4.</w:t>
+              <w:tab/>
+              <w:t>Gala lietotāja raksturiezīmes</w:t>
+              <w:tab/>
+              <w:t>18</w:t>
+            </w:r>
+          </w:hyperlink>
         </w:p>
         <w:p>
           <w:pPr>
@@ -423,14 +446,18 @@
             </w:tabs>
             <w:rPr/>
           </w:pPr>
-          <w:r>
-            <w:rPr/>
-            <w:t>3.</w:t>
-            <w:tab/>
-            <w:t>Izstrādes līdzekļu, rīku apraksts un izvēles pamatojums</w:t>
-            <w:tab/>
-            <w:t>19</w:t>
-          </w:r>
+          <w:hyperlink w:anchor="__RefHeading___Toc2292_2856212045" w:tooltip="Izstrādes līdzekļu, rīku apraksts un izvēles pamatojums">
+            <w:r>
+              <w:rPr>
+                <w:rStyle w:val="IndexLink"/>
+              </w:rPr>
+              <w:t>3.</w:t>
+              <w:tab/>
+              <w:t>Izstrādes līdzekļu, rīku apraksts un izvēles pamatojums</w:t>
+              <w:tab/>
+              <w:t>19</w:t>
+            </w:r>
+          </w:hyperlink>
         </w:p>
         <w:p>
           <w:pPr>
@@ -442,14 +469,18 @@
             </w:tabs>
             <w:rPr/>
           </w:pPr>
-          <w:r>
-            <w:rPr/>
-            <w:t>3.1.</w:t>
-            <w:tab/>
-            <w:t>Izvēlēto risinājuma līdzekļu un valodu apraksts</w:t>
-            <w:tab/>
-            <w:t>19</w:t>
-          </w:r>
+          <w:hyperlink w:anchor="__RefHeading___Toc2294_2856212045" w:tooltip="Izvēlēto risinājuma līdzekļu un valodu apraksts">
+            <w:r>
+              <w:rPr>
+                <w:rStyle w:val="IndexLink"/>
+              </w:rPr>
+              <w:t>3.1.</w:t>
+              <w:tab/>
+              <w:t>Izvēlēto risinājuma līdzekļu un valodu apraksts</w:t>
+              <w:tab/>
+              <w:t>19</w:t>
+            </w:r>
+          </w:hyperlink>
         </w:p>
         <w:p>
           <w:pPr>
@@ -461,25 +492,32 @@
             </w:tabs>
             <w:rPr/>
           </w:pPr>
-          <w:r>
-            <w:rPr/>
-            <w:t>3.2.</w:t>
-            <w:tab/>
-            <w:t xml:space="preserve">Iespējamo </w:t>
-          </w:r>
-          <w:r>
-            <w:rPr>
-              <w:i/>
-              <w:iCs/>
-            </w:rPr>
-            <w:t xml:space="preserve">(alternatīvo) </w:t>
-          </w:r>
-          <w:r>
-            <w:rPr/>
-            <w:t>risinājuma līdzekļu un valodu apraksts</w:t>
-            <w:tab/>
-            <w:t>20</w:t>
-          </w:r>
+          <w:hyperlink w:anchor="__RefHeading___Toc2296_2856212045" w:tooltip="Iespējamo (alternatīvo) risinājuma līdzekļu un valodu apraksts">
+            <w:r>
+              <w:rPr>
+                <w:rStyle w:val="IndexLink"/>
+              </w:rPr>
+              <w:t>3.2.</w:t>
+              <w:tab/>
+              <w:t xml:space="preserve">Iespējamo </w:t>
+            </w:r>
+            <w:r>
+              <w:rPr>
+                <w:rStyle w:val="IndexLink"/>
+                <w:i/>
+                <w:iCs/>
+              </w:rPr>
+              <w:t xml:space="preserve">(alternatīvo) </w:t>
+            </w:r>
+            <w:r>
+              <w:rPr>
+                <w:rStyle w:val="IndexLink"/>
+              </w:rPr>
+              <w:t>risinājuma līdzekļu un valodu apraksts</w:t>
+              <w:tab/>
+              <w:t>20</w:t>
+            </w:r>
+          </w:hyperlink>
         </w:p>
         <w:p>
           <w:pPr>
@@ -491,14 +529,18 @@
             </w:tabs>
             <w:rPr/>
           </w:pPr>
-          <w:r>
-            <w:rPr/>
-            <w:t>4.</w:t>
-            <w:tab/>
-            <w:t>Sistēmas modelēšana un projektēšana</w:t>
-            <w:tab/>
-            <w:t>21</w:t>
-          </w:r>
+          <w:hyperlink w:anchor="__RefHeading___Toc2298_2856212045" w:tooltip="Sistēmas modelēšana un projektēšana">
+            <w:r>
+              <w:rPr>
+                <w:rStyle w:val="IndexLink"/>
+              </w:rPr>
+              <w:t>4.</w:t>
+              <w:tab/>
+              <w:t>Sistēmas modelēšana un projektēšana</w:t>
+              <w:tab/>
+              <w:t>21</w:t>
+            </w:r>
+          </w:hyperlink>
         </w:p>
         <w:p>
           <w:pPr>
@@ -510,14 +552,18 @@
             </w:tabs>
             <w:rPr/>
           </w:pPr>
-          <w:r>
-            <w:rPr/>
-            <w:t>4.1.</w:t>
-            <w:tab/>
-            <w:t>Sistēmas struktūras modelis</w:t>
-            <w:tab/>
-            <w:t>21</w:t>
-          </w:r>
+          <w:hyperlink w:anchor="__RefHeading___Toc2300_2856212045" w:tooltip="Sistēmas struktūras modelis">
+            <w:r>
+              <w:rPr>
+                <w:rStyle w:val="IndexLink"/>
+              </w:rPr>
+              <w:t>4.1.</w:t>
+              <w:tab/>
+              <w:t>Sistēmas struktūras modelis</w:t>
+              <w:tab/>
+              <w:t>21</w:t>
+            </w:r>
+          </w:hyperlink>
         </w:p>
         <w:p>
           <w:pPr>
@@ -529,14 +575,18 @@
             </w:tabs>
             <w:rPr/>
           </w:pPr>
-          <w:r>
-            <w:rPr/>
-            <w:t>4.1.1.</w:t>
-            <w:tab/>
-            <w:t>Sistēmas struktūra (komponenšu diagramma)</w:t>
-            <w:tab/>
-            <w:t>21</w:t>
-          </w:r>
+          <w:hyperlink w:anchor="__RefHeading___Toc2302_2856212045" w:tooltip="Sistēmas struktūra (komponenšu diagramma)">
+            <w:r>
+              <w:rPr>
+                <w:rStyle w:val="IndexLink"/>
+              </w:rPr>
+              <w:t>4.1.1.</w:t>
+              <w:tab/>
+              <w:t>Sistēmas struktūra (komponenšu diagramma)</w:t>
+              <w:tab/>
+              <w:t>21</w:t>
+            </w:r>
+          </w:hyperlink>
         </w:p>
         <w:p>
           <w:pPr>
@@ -548,14 +598,18 @@
             </w:tabs>
             <w:rPr/>
           </w:pPr>
-          <w:r>
-            <w:rPr/>
-            <w:t>4.1.2.</w:t>
-            <w:tab/>
-            <w:t>Klašu diagramma / ER diagramma</w:t>
-            <w:tab/>
-            <w:t>22</w:t>
-          </w:r>
+          <w:hyperlink w:anchor="__RefHeading___Toc2304_2856212045" w:tooltip="Klašu diagramma">
+            <w:r>
+              <w:rPr>
+                <w:rStyle w:val="IndexLink"/>
+              </w:rPr>
+              <w:t>4.1.2.</w:t>
+              <w:tab/>
+              <w:t>Klašu diagramma</w:t>
+              <w:tab/>
+              <w:t>22</w:t>
+            </w:r>
+          </w:hyperlink>
         </w:p>
         <w:p>
           <w:pPr>
@@ -567,14 +621,18 @@
             </w:tabs>
             <w:rPr/>
           </w:pPr>
-          <w:r>
-            <w:rPr/>
-            <w:t>4.2.</w:t>
-            <w:tab/>
-            <w:t>Funkcionālais un dinamiskais sistēmas modelis</w:t>
-            <w:tab/>
-            <w:t>22</w:t>
-          </w:r>
+          <w:hyperlink w:anchor="__RefHeading___Toc2306_2856212045" w:tooltip="Funkcionālais un dinamiskais sistēmas modelis">
+            <w:r>
+              <w:rPr>
+                <w:rStyle w:val="IndexLink"/>
+              </w:rPr>
+              <w:t>4.2.</w:t>
+              <w:tab/>
+              <w:t>Funkcionālais un dinamiskais sistēmas modelis</w:t>
+              <w:tab/>
+              <w:t>23</w:t>
+            </w:r>
+          </w:hyperlink>
         </w:p>
         <w:p>
           <w:pPr>
@@ -586,24 +644,31 @@
             </w:tabs>
             <w:rPr/>
           </w:pPr>
-          <w:r>
-            <w:rPr/>
-            <w:t>4.2.1.</w:t>
-            <w:tab/>
-            <w:t xml:space="preserve">Lietojumgadījumu diagramma </w:t>
-          </w:r>
-          <w:r>
-            <w:rPr>
-              <w:i/>
-              <w:iCs/>
-            </w:rPr>
-            <w:t>(Use Case)</w:t>
-          </w:r>
-          <w:r>
-            <w:rPr/>
-            <w:tab/>
-            <w:t>22</w:t>
-          </w:r>
+          <w:hyperlink w:anchor="__RefHeading___Toc2308_2856212045" w:tooltip="Lietojumgadījumu diagramma (Use Case)">
+            <w:r>
+              <w:rPr>
+                <w:rStyle w:val="IndexLink"/>
+              </w:rPr>
+              <w:t>4.2.1.</w:t>
+              <w:tab/>
+              <w:t xml:space="preserve">Lietojumgadījumu diagramma </w:t>
+            </w:r>
+            <w:r>
+              <w:rPr>
+                <w:rStyle w:val="IndexLink"/>
+                <w:i/>
+                <w:iCs/>
+              </w:rPr>
+              <w:t>(Use Case)</w:t>
+            </w:r>
+            <w:r>
+              <w:rPr>
+                <w:rStyle w:val="IndexLink"/>
+              </w:rPr>
+              <w:tab/>
+              <w:t>23</w:t>
+            </w:r>
+          </w:hyperlink>
         </w:p>
         <w:p>
           <w:pPr>
@@ -615,24 +680,31 @@
             </w:tabs>
             <w:rPr/>
           </w:pPr>
-          <w:r>
-            <w:rPr/>
-            <w:t>4.2.2.</w:t>
-            <w:tab/>
-            <w:t xml:space="preserve">Aktivitāšu diagramma </w:t>
-          </w:r>
-          <w:r>
-            <w:rPr>
-              <w:i/>
-              <w:iCs/>
-            </w:rPr>
-            <w:t>(Activity)</w:t>
-          </w:r>
-          <w:r>
-            <w:rPr/>
-            <w:tab/>
-            <w:t>22</w:t>
-          </w:r>
+          <w:hyperlink w:anchor="__RefHeading___Toc2310_2856212045" w:tooltip="Aktivitāšu diagramma (Activity)">
+            <w:r>
+              <w:rPr>
+                <w:rStyle w:val="IndexLink"/>
+              </w:rPr>
+              <w:t>4.2.2.</w:t>
+              <w:tab/>
+              <w:t xml:space="preserve">Aktivitāšu diagramma </w:t>
+            </w:r>
+            <w:r>
+              <w:rPr>
+                <w:rStyle w:val="IndexLink"/>
+                <w:i/>
+                <w:iCs/>
+              </w:rPr>
+              <w:t>(Activity)</w:t>
+            </w:r>
+            <w:r>
+              <w:rPr>
+                <w:rStyle w:val="IndexLink"/>
+              </w:rPr>
+              <w:tab/>
+              <w:t>24</w:t>
+            </w:r>
+          </w:hyperlink>
         </w:p>
         <w:p>
           <w:pPr>
@@ -644,24 +716,31 @@
             </w:tabs>
             <w:rPr/>
           </w:pPr>
-          <w:r>
-            <w:rPr/>
-            <w:t>4.2.3.</w:t>
-            <w:tab/>
-            <w:t xml:space="preserve">Stāvokļu diagramma </w:t>
-          </w:r>
-          <w:r>
-            <w:rPr>
-              <w:i/>
-              <w:iCs/>
-            </w:rPr>
-            <w:t>(State)</w:t>
-          </w:r>
-          <w:r>
-            <w:rPr/>
-            <w:tab/>
-            <w:t>22</w:t>
-          </w:r>
+          <w:hyperlink w:anchor="__RefHeading___Toc2312_2856212045" w:tooltip="Stāvokļu diagramma (State)">
+            <w:r>
+              <w:rPr>
+                <w:rStyle w:val="IndexLink"/>
+              </w:rPr>
+              <w:t>4.2.3.</w:t>
+              <w:tab/>
+              <w:t xml:space="preserve">Stāvokļu diagramma </w:t>
+            </w:r>
+            <w:r>
+              <w:rPr>
+                <w:rStyle w:val="IndexLink"/>
+                <w:i/>
+                <w:iCs/>
+              </w:rPr>
+              <w:t>(State)</w:t>
+            </w:r>
+            <w:r>
+              <w:rPr>
+                <w:rStyle w:val="IndexLink"/>
+              </w:rPr>
+              <w:tab/>
+              <w:t>25</w:t>
+            </w:r>
+          </w:hyperlink>
         </w:p>
         <w:p>
           <w:pPr>
@@ -673,14 +752,18 @@
             </w:tabs>
             <w:rPr/>
           </w:pPr>
-          <w:r>
-            <w:rPr/>
-            <w:t>4.3.</w:t>
-            <w:tab/>
-            <w:t>Datu struktūru apraksts</w:t>
-            <w:tab/>
-            <w:t>22</w:t>
-          </w:r>
+          <w:hyperlink w:anchor="__RefHeading___Toc2314_2856212045" w:tooltip="Datu struktūru apraksts">
+            <w:r>
+              <w:rPr>
+                <w:rStyle w:val="IndexLink"/>
+              </w:rPr>
+              <w:t>4.3.</w:t>
+              <w:tab/>
+              <w:t>Datu struktūru apraksts</w:t>
+              <w:tab/>
+              <w:t>27</w:t>
+            </w:r>
+          </w:hyperlink>
         </w:p>
         <w:p>
           <w:pPr>
@@ -692,14 +775,18 @@
             </w:tabs>
             <w:rPr/>
           </w:pPr>
-          <w:r>
-            <w:rPr/>
-            <w:t>5.</w:t>
-            <w:tab/>
-            <w:t>Lietotāju ceļvedis</w:t>
-            <w:tab/>
-            <w:t>23</w:t>
-          </w:r>
+          <w:hyperlink w:anchor="__RefHeading___Toc2316_2856212045" w:tooltip="Lietotāju ceļvedis">
+            <w:r>
+              <w:rPr>
+                <w:rStyle w:val="IndexLink"/>
+              </w:rPr>
+              <w:t>5.</w:t>
+              <w:tab/>
+              <w:t>Lietotāju ceļvedis</w:t>
+              <w:tab/>
+              <w:t>29</w:t>
+            </w:r>
+          </w:hyperlink>
         </w:p>
         <w:p>
           <w:pPr>
@@ -711,14 +798,18 @@
             </w:tabs>
             <w:rPr/>
           </w:pPr>
-          <w:r>
-            <w:rPr/>
-            <w:t>6.</w:t>
-            <w:tab/>
-            <w:t>Testēšanas dokumentācija</w:t>
-            <w:tab/>
-            <w:t>24</w:t>
-          </w:r>
+          <w:hyperlink w:anchor="__RefHeading___Toc2318_2856212045" w:tooltip="Testēšanas dokumentācija">
+            <w:r>
+              <w:rPr>
+                <w:rStyle w:val="IndexLink"/>
+              </w:rPr>
+              <w:t>6.</w:t>
+              <w:tab/>
+              <w:t>Testēšanas dokumentācija</w:t>
+              <w:tab/>
+              <w:t>30</w:t>
+            </w:r>
+          </w:hyperlink>
         </w:p>
         <w:p>
           <w:pPr>
@@ -730,14 +821,18 @@
             </w:tabs>
             <w:rPr/>
           </w:pPr>
-          <w:r>
-            <w:rPr/>
-            <w:t>6.1.</w:t>
-            <w:tab/>
-            <w:t>Izvēlētās testēšanas metodes, rīku apraksts un pamatojums</w:t>
-            <w:tab/>
-            <w:t>24</w:t>
-          </w:r>
+          <w:hyperlink w:anchor="__RefHeading___Toc2320_2856212045" w:tooltip="Izvēlētās testēšanas metodes, rīku apraksts un pamatojums">
+            <w:r>
+              <w:rPr>
+                <w:rStyle w:val="IndexLink"/>
+              </w:rPr>
+              <w:t>6.1.</w:t>
+              <w:tab/>
+              <w:t>Izvēlētās testēšanas metodes, rīku apraksts un pamatojums</w:t>
+              <w:tab/>
+              <w:t>30</w:t>
+            </w:r>
+          </w:hyperlink>
         </w:p>
         <w:p>
           <w:pPr>
@@ -749,14 +844,18 @@
             </w:tabs>
             <w:rPr/>
           </w:pPr>
-          <w:r>
-            <w:rPr/>
-            <w:t>6.2.</w:t>
-            <w:tab/>
-            <w:t>Testpiemēru kopa</w:t>
-            <w:tab/>
-            <w:t>24</w:t>
-          </w:r>
+          <w:hyperlink w:anchor="__RefHeading___Toc2322_2856212045" w:tooltip="Testpiemēru kopa">
+            <w:r>
+              <w:rPr>
+                <w:rStyle w:val="IndexLink"/>
+              </w:rPr>
+              <w:t>6.2.</w:t>
+              <w:tab/>
+              <w:t>Testpiemēru kopa</w:t>
+              <w:tab/>
+              <w:t>30</w:t>
+            </w:r>
+          </w:hyperlink>
         </w:p>
         <w:p>
           <w:pPr>
@@ -768,14 +867,18 @@
             </w:tabs>
             <w:rPr/>
           </w:pPr>
-          <w:r>
-            <w:rPr/>
-            <w:t>6.3.</w:t>
-            <w:tab/>
-            <w:t>Testēšanas žurnāls</w:t>
-            <w:tab/>
-            <w:t>27</w:t>
-          </w:r>
+          <w:hyperlink w:anchor="__RefHeading___Toc2324_2856212045" w:tooltip="Testēšanas žurnāls">
+            <w:r>
+              <w:rPr>
+                <w:rStyle w:val="IndexLink"/>
+              </w:rPr>
+              <w:t>6.3.</w:t>
+              <w:tab/>
+              <w:t>Testēšanas žurnāls</w:t>
+              <w:tab/>
+              <w:t>33</w:t>
+            </w:r>
+          </w:hyperlink>
         </w:p>
         <w:p>
           <w:pPr>
@@ -787,13 +890,17 @@
             </w:tabs>
             <w:rPr/>
           </w:pPr>
-          <w:r>
-            <w:rPr/>
-            <w:tab/>
-            <w:t>Secinājumi</w:t>
-            <w:tab/>
-            <w:t>28</w:t>
-          </w:r>
+          <w:hyperlink w:anchor="__RefHeading___Toc2326_2856212045" w:tooltip="Secinājumi">
+            <w:r>
+              <w:rPr>
+                <w:rStyle w:val="IndexLink"/>
+              </w:rPr>
+              <w:tab/>
+              <w:t>Secinājumi</w:t>
+              <w:tab/>
+              <w:t>34</w:t>
+            </w:r>
+          </w:hyperlink>
         </w:p>
         <w:p>
           <w:pPr>
@@ -805,13 +912,17 @@
             </w:tabs>
             <w:rPr/>
           </w:pPr>
-          <w:r>
-            <w:rPr/>
-            <w:tab/>
-            <w:t>Lietoto terminu un saīsinājumu skaidrojumi</w:t>
-            <w:tab/>
-            <w:t>29</w:t>
-          </w:r>
+          <w:hyperlink w:anchor="__RefHeading___Toc2328_2856212045" w:tooltip="Lietoto terminu un saīsinājumu skaidrojumi">
+            <w:r>
+              <w:rPr>
+                <w:rStyle w:val="IndexLink"/>
+              </w:rPr>
+              <w:tab/>
+              <w:t>Lietoto terminu un saīsinājumu skaidrojumi</w:t>
+              <w:tab/>
+              <w:t>35</w:t>
+            </w:r>
+          </w:hyperlink>
         </w:p>
         <w:p>
           <w:pPr>
@@ -823,13 +934,17 @@
             </w:tabs>
             <w:rPr/>
           </w:pPr>
-          <w:r>
-            <w:rPr/>
-            <w:tab/>
-            <w:t>Literatūras un informācijas avotu saraksts</w:t>
-            <w:tab/>
-            <w:t>30</w:t>
-          </w:r>
+          <w:hyperlink w:anchor="__RefHeading___Toc2330_2856212045" w:tooltip="Literatūras un informācijas avotu saraksts">
+            <w:r>
+              <w:rPr>
+                <w:rStyle w:val="IndexLink"/>
+              </w:rPr>
+              <w:tab/>
+              <w:t>Literatūras un informācijas avotu saraksts</w:t>
+              <w:tab/>
+              <w:t>36</w:t>
+            </w:r>
+          </w:hyperlink>
         </w:p>
         <w:p>
           <w:pPr>
@@ -839,18 +954,23 @@
               <w:tab w:val="left" w:pos="440" w:leader="none"/>
               <w:tab w:val="right" w:pos="9353" w:leader="dot"/>
             </w:tabs>
-            <w:spacing w:before="0" w:after="54"/>
             <w:rPr/>
           </w:pPr>
+          <w:hyperlink w:anchor="__RefHeading___Toc2332_2856212045" w:tooltip="Pielikumi">
+            <w:r>
+              <w:rPr>
+                <w:rStyle w:val="IndexLink"/>
+              </w:rPr>
+              <w:tab/>
+              <w:t>Pielikumi</w:t>
+              <w:tab/>
+              <w:t>37</w:t>
+            </w:r>
+          </w:hyperlink>
           <w:r>
-            <w:rPr/>
-            <w:tab/>
-            <w:t>Pielikumi</w:t>
-            <w:tab/>
-            <w:t>31</w:t>
-          </w:r>
-          <w:r>
-            <w:rPr/>
+            <w:rPr>
+              <w:rStyle w:val="IndexLink"/>
+            </w:rPr>
             <w:fldChar w:fldCharType="end"/>
           </w:r>
         </w:p>
@@ -11147,9 +11267,9 @@
         <w:tblLook w:val="04a0" w:noHBand="0" w:noVBand="1" w:firstColumn="1" w:lastRow="0" w:lastColumn="0" w:firstRow="1"/>
       </w:tblPr>
       <w:tblGrid>
-        <w:gridCol w:w="914"/>
+        <w:gridCol w:w="913"/>
         <w:gridCol w:w="1709"/>
-        <w:gridCol w:w="2486"/>
+        <w:gridCol w:w="2487"/>
         <w:gridCol w:w="2041"/>
         <w:gridCol w:w="2194"/>
       </w:tblGrid>
@@ -11157,7 +11277,7 @@
         <w:trPr/>
         <w:tc>
           <w:tcPr>
-            <w:tcW w:w="914" w:type="dxa"/>
+            <w:tcW w:w="913" w:type="dxa"/>
             <w:tcBorders/>
           </w:tcPr>
           <w:p>
@@ -11225,7 +11345,7 @@
         </w:tc>
         <w:tc>
           <w:tcPr>
-            <w:tcW w:w="2486" w:type="dxa"/>
+            <w:tcW w:w="2487" w:type="dxa"/>
             <w:tcBorders/>
           </w:tcPr>
           <w:p>
@@ -11330,7 +11450,7 @@
         <w:trPr/>
         <w:tc>
           <w:tcPr>
-            <w:tcW w:w="914" w:type="dxa"/>
+            <w:tcW w:w="913" w:type="dxa"/>
             <w:tcBorders/>
           </w:tcPr>
           <w:p>
@@ -11390,7 +11510,7 @@
         </w:tc>
         <w:tc>
           <w:tcPr>
-            <w:tcW w:w="2486" w:type="dxa"/>
+            <w:tcW w:w="2487" w:type="dxa"/>
             <w:tcBorders/>
           </w:tcPr>
           <w:p>
@@ -11531,7 +11651,7 @@
         <w:trPr/>
         <w:tc>
           <w:tcPr>
-            <w:tcW w:w="914" w:type="dxa"/>
+            <w:tcW w:w="913" w:type="dxa"/>
             <w:tcBorders/>
           </w:tcPr>
           <w:p>
@@ -11591,7 +11711,7 @@
         </w:tc>
         <w:tc>
           <w:tcPr>
-            <w:tcW w:w="2486" w:type="dxa"/>
+            <w:tcW w:w="2487" w:type="dxa"/>
             <w:tcBorders/>
           </w:tcPr>
           <w:p>
@@ -11684,7 +11804,7 @@
         <w:trPr/>
         <w:tc>
           <w:tcPr>
-            <w:tcW w:w="914" w:type="dxa"/>
+            <w:tcW w:w="913" w:type="dxa"/>
             <w:tcBorders/>
           </w:tcPr>
           <w:p>
@@ -11744,7 +11864,7 @@
         </w:tc>
         <w:tc>
           <w:tcPr>
-            <w:tcW w:w="2486" w:type="dxa"/>
+            <w:tcW w:w="2487" w:type="dxa"/>
             <w:tcBorders/>
           </w:tcPr>
           <w:p>
@@ -11861,7 +11981,7 @@
         <w:trPr/>
         <w:tc>
           <w:tcPr>
-            <w:tcW w:w="914" w:type="dxa"/>
+            <w:tcW w:w="913" w:type="dxa"/>
             <w:tcBorders/>
           </w:tcPr>
           <w:p>
@@ -11921,7 +12041,7 @@
         </w:tc>
         <w:tc>
           <w:tcPr>
-            <w:tcW w:w="2486" w:type="dxa"/>
+            <w:tcW w:w="2487" w:type="dxa"/>
             <w:tcBorders/>
           </w:tcPr>
           <w:p>
@@ -12124,7 +12244,7 @@
         <w:trPr/>
         <w:tc>
           <w:tcPr>
-            <w:tcW w:w="914" w:type="dxa"/>
+            <w:tcW w:w="913" w:type="dxa"/>
             <w:tcBorders/>
           </w:tcPr>
           <w:p>
@@ -12188,7 +12308,7 @@
         </w:tc>
         <w:tc>
           <w:tcPr>
-            <w:tcW w:w="2486" w:type="dxa"/>
+            <w:tcW w:w="2487" w:type="dxa"/>
             <w:tcBorders/>
           </w:tcPr>
           <w:p>
@@ -12346,7 +12466,7 @@
         <w:trPr/>
         <w:tc>
           <w:tcPr>
-            <w:tcW w:w="914" w:type="dxa"/>
+            <w:tcW w:w="913" w:type="dxa"/>
             <w:tcBorders/>
           </w:tcPr>
           <w:p>
@@ -12406,7 +12526,7 @@
         </w:tc>
         <w:tc>
           <w:tcPr>
-            <w:tcW w:w="2486" w:type="dxa"/>
+            <w:tcW w:w="2487" w:type="dxa"/>
             <w:tcBorders/>
           </w:tcPr>
           <w:p>
@@ -12523,7 +12643,7 @@
         <w:trPr/>
         <w:tc>
           <w:tcPr>
-            <w:tcW w:w="914" w:type="dxa"/>
+            <w:tcW w:w="913" w:type="dxa"/>
             <w:tcBorders/>
           </w:tcPr>
           <w:p>
@@ -12583,7 +12703,7 @@
         </w:tc>
         <w:tc>
           <w:tcPr>
-            <w:tcW w:w="2486" w:type="dxa"/>
+            <w:tcW w:w="2487" w:type="dxa"/>
             <w:vMerge w:val="restart"/>
             <w:tcBorders/>
           </w:tcPr>
@@ -12729,7 +12849,7 @@
         <w:trPr/>
         <w:tc>
           <w:tcPr>
-            <w:tcW w:w="914" w:type="dxa"/>
+            <w:tcW w:w="913" w:type="dxa"/>
             <w:tcBorders/>
           </w:tcPr>
           <w:p>
@@ -12789,7 +12909,7 @@
         </w:tc>
         <w:tc>
           <w:tcPr>
-            <w:tcW w:w="2486" w:type="dxa"/>
+            <w:tcW w:w="2487" w:type="dxa"/>
             <w:vMerge w:val="continue"/>
             <w:tcBorders/>
           </w:tcPr>
@@ -12932,7 +13052,7 @@
         <w:trPr/>
         <w:tc>
           <w:tcPr>
-            <w:tcW w:w="914" w:type="dxa"/>
+            <w:tcW w:w="913" w:type="dxa"/>
             <w:tcBorders/>
           </w:tcPr>
           <w:p>
@@ -12992,7 +13112,7 @@
         </w:tc>
         <w:tc>
           <w:tcPr>
-            <w:tcW w:w="2486" w:type="dxa"/>
+            <w:tcW w:w="2487" w:type="dxa"/>
             <w:vMerge w:val="continue"/>
             <w:tcBorders/>
           </w:tcPr>
@@ -13179,7 +13299,7 @@
         <w:trPr/>
         <w:tc>
           <w:tcPr>
-            <w:tcW w:w="914" w:type="dxa"/>
+            <w:tcW w:w="913" w:type="dxa"/>
             <w:tcBorders/>
           </w:tcPr>
           <w:p>
@@ -13243,7 +13363,7 @@
         </w:tc>
         <w:tc>
           <w:tcPr>
-            <w:tcW w:w="2486" w:type="dxa"/>
+            <w:tcW w:w="2487" w:type="dxa"/>
             <w:tcBorders/>
           </w:tcPr>
           <w:p>
@@ -13480,7 +13600,7 @@
         <w:trPr/>
         <w:tc>
           <w:tcPr>
-            <w:tcW w:w="914" w:type="dxa"/>
+            <w:tcW w:w="913" w:type="dxa"/>
             <w:tcBorders/>
           </w:tcPr>
           <w:p>
@@ -13540,7 +13660,7 @@
         </w:tc>
         <w:tc>
           <w:tcPr>
-            <w:tcW w:w="2486" w:type="dxa"/>
+            <w:tcW w:w="2487" w:type="dxa"/>
             <w:tcBorders/>
           </w:tcPr>
           <w:p>
@@ -13637,7 +13757,7 @@
         <w:trPr/>
         <w:tc>
           <w:tcPr>
-            <w:tcW w:w="914" w:type="dxa"/>
+            <w:tcW w:w="913" w:type="dxa"/>
             <w:tcBorders/>
           </w:tcPr>
           <w:p>
@@ -13697,7 +13817,7 @@
         </w:tc>
         <w:tc>
           <w:tcPr>
-            <w:tcW w:w="2486" w:type="dxa"/>
+            <w:tcW w:w="2487" w:type="dxa"/>
             <w:tcBorders/>
           </w:tcPr>
           <w:p>
@@ -13886,7 +14006,7 @@
         <w:trPr/>
         <w:tc>
           <w:tcPr>
-            <w:tcW w:w="914" w:type="dxa"/>
+            <w:tcW w:w="913" w:type="dxa"/>
             <w:tcBorders>
               <w:top w:val="nil"/>
             </w:tcBorders>
@@ -13950,7 +14070,7 @@
         </w:tc>
         <w:tc>
           <w:tcPr>
-            <w:tcW w:w="2486" w:type="dxa"/>
+            <w:tcW w:w="2487" w:type="dxa"/>
             <w:tcBorders>
               <w:top w:val="nil"/>
             </w:tcBorders>
@@ -14057,7 +14177,7 @@
         <w:trPr/>
         <w:tc>
           <w:tcPr>
-            <w:tcW w:w="914" w:type="dxa"/>
+            <w:tcW w:w="913" w:type="dxa"/>
             <w:tcBorders/>
           </w:tcPr>
           <w:p>
@@ -14117,7 +14237,7 @@
         </w:tc>
         <w:tc>
           <w:tcPr>
-            <w:tcW w:w="2486" w:type="dxa"/>
+            <w:tcW w:w="2487" w:type="dxa"/>
             <w:tcBorders/>
           </w:tcPr>
           <w:p>
@@ -14210,7 +14330,7 @@
         <w:trPr/>
         <w:tc>
           <w:tcPr>
-            <w:tcW w:w="914" w:type="dxa"/>
+            <w:tcW w:w="913" w:type="dxa"/>
             <w:tcBorders/>
           </w:tcPr>
           <w:p>
@@ -14270,7 +14390,7 @@
         </w:tc>
         <w:tc>
           <w:tcPr>
-            <w:tcW w:w="2486" w:type="dxa"/>
+            <w:tcW w:w="2487" w:type="dxa"/>
             <w:tcBorders/>
           </w:tcPr>
           <w:p>
@@ -14456,7 +14576,7 @@
         <w:trPr/>
         <w:tc>
           <w:tcPr>
-            <w:tcW w:w="914" w:type="dxa"/>
+            <w:tcW w:w="913" w:type="dxa"/>
             <w:tcBorders/>
           </w:tcPr>
           <w:p>
@@ -14516,7 +14636,7 @@
         </w:tc>
         <w:tc>
           <w:tcPr>
-            <w:tcW w:w="2486" w:type="dxa"/>
+            <w:tcW w:w="2487" w:type="dxa"/>
             <w:tcBorders/>
           </w:tcPr>
           <w:p>
@@ -14609,7 +14729,7 @@
         <w:trPr/>
         <w:tc>
           <w:tcPr>
-            <w:tcW w:w="914" w:type="dxa"/>
+            <w:tcW w:w="913" w:type="dxa"/>
             <w:tcBorders/>
           </w:tcPr>
           <w:p>
@@ -14669,7 +14789,7 @@
         </w:tc>
         <w:tc>
           <w:tcPr>
-            <w:tcW w:w="2486" w:type="dxa"/>
+            <w:tcW w:w="2487" w:type="dxa"/>
             <w:tcBorders/>
           </w:tcPr>
           <w:p>
@@ -14824,7 +14944,7 @@
         <w:trPr/>
         <w:tc>
           <w:tcPr>
-            <w:tcW w:w="914" w:type="dxa"/>
+            <w:tcW w:w="913" w:type="dxa"/>
             <w:tcBorders/>
           </w:tcPr>
           <w:p>
@@ -14888,7 +15008,7 @@
         </w:tc>
         <w:tc>
           <w:tcPr>
-            <w:tcW w:w="2486" w:type="dxa"/>
+            <w:tcW w:w="2487" w:type="dxa"/>
             <w:tcBorders/>
           </w:tcPr>
           <w:p>
@@ -14981,7 +15101,7 @@
         <w:trPr/>
         <w:tc>
           <w:tcPr>
-            <w:tcW w:w="914" w:type="dxa"/>
+            <w:tcW w:w="913" w:type="dxa"/>
             <w:tcBorders/>
           </w:tcPr>
           <w:p>
@@ -15041,7 +15161,7 @@
         </w:tc>
         <w:tc>
           <w:tcPr>
-            <w:tcW w:w="2486" w:type="dxa"/>
+            <w:tcW w:w="2487" w:type="dxa"/>
             <w:tcBorders/>
           </w:tcPr>
           <w:p>
@@ -15158,7 +15278,7 @@
         <w:trPr/>
         <w:tc>
           <w:tcPr>
-            <w:tcW w:w="914" w:type="dxa"/>
+            <w:tcW w:w="913" w:type="dxa"/>
             <w:tcBorders/>
           </w:tcPr>
           <w:p>
@@ -15222,7 +15342,7 @@
         </w:tc>
         <w:tc>
           <w:tcPr>
-            <w:tcW w:w="2486" w:type="dxa"/>
+            <w:tcW w:w="2487" w:type="dxa"/>
             <w:tcBorders/>
           </w:tcPr>
           <w:p>
@@ -15363,7 +15483,7 @@
         <w:trPr/>
         <w:tc>
           <w:tcPr>
-            <w:tcW w:w="914" w:type="dxa"/>
+            <w:tcW w:w="913" w:type="dxa"/>
             <w:tcBorders/>
           </w:tcPr>
           <w:p>
@@ -15423,7 +15543,7 @@
         </w:tc>
         <w:tc>
           <w:tcPr>
-            <w:tcW w:w="2486" w:type="dxa"/>
+            <w:tcW w:w="2487" w:type="dxa"/>
             <w:tcBorders/>
           </w:tcPr>
           <w:p>
@@ -15588,7 +15708,7 @@
         <w:trPr/>
         <w:tc>
           <w:tcPr>
-            <w:tcW w:w="914" w:type="dxa"/>
+            <w:tcW w:w="913" w:type="dxa"/>
             <w:tcBorders/>
           </w:tcPr>
           <w:p>
@@ -15648,7 +15768,7 @@
         </w:tc>
         <w:tc>
           <w:tcPr>
-            <w:tcW w:w="2486" w:type="dxa"/>
+            <w:tcW w:w="2487" w:type="dxa"/>
             <w:tcBorders/>
           </w:tcPr>
           <w:p>
@@ -15765,7 +15885,7 @@
         <w:trPr/>
         <w:tc>
           <w:tcPr>
-            <w:tcW w:w="914" w:type="dxa"/>
+            <w:tcW w:w="913" w:type="dxa"/>
             <w:tcBorders/>
           </w:tcPr>
           <w:p>
@@ -15829,7 +15949,7 @@
         </w:tc>
         <w:tc>
           <w:tcPr>
-            <w:tcW w:w="2486" w:type="dxa"/>
+            <w:tcW w:w="2487" w:type="dxa"/>
             <w:tcBorders/>
           </w:tcPr>
           <w:p>
@@ -16042,7 +16162,7 @@
         <w:trPr/>
         <w:tc>
           <w:tcPr>
-            <w:tcW w:w="914" w:type="dxa"/>
+            <w:tcW w:w="913" w:type="dxa"/>
             <w:tcBorders/>
           </w:tcPr>
           <w:p>
@@ -16106,7 +16226,7 @@
         </w:tc>
         <w:tc>
           <w:tcPr>
-            <w:tcW w:w="2486" w:type="dxa"/>
+            <w:tcW w:w="2487" w:type="dxa"/>
             <w:tcBorders/>
           </w:tcPr>
           <w:p>
@@ -16209,7 +16329,7 @@
         </w:trPr>
         <w:tc>
           <w:tcPr>
-            <w:tcW w:w="914" w:type="dxa"/>
+            <w:tcW w:w="913" w:type="dxa"/>
             <w:tcBorders>
               <w:top w:val="nil"/>
             </w:tcBorders>
@@ -16277,7 +16397,7 @@
         </w:tc>
         <w:tc>
           <w:tcPr>
-            <w:tcW w:w="2486" w:type="dxa"/>
+            <w:tcW w:w="2487" w:type="dxa"/>
             <w:tcBorders>
               <w:top w:val="nil"/>
             </w:tcBorders>
@@ -16388,7 +16508,7 @@
         </w:trPr>
         <w:tc>
           <w:tcPr>
-            <w:tcW w:w="914" w:type="dxa"/>
+            <w:tcW w:w="913" w:type="dxa"/>
             <w:tcBorders>
               <w:top w:val="nil"/>
             </w:tcBorders>
@@ -16456,7 +16576,7 @@
         </w:tc>
         <w:tc>
           <w:tcPr>
-            <w:tcW w:w="2486" w:type="dxa"/>
+            <w:tcW w:w="2487" w:type="dxa"/>
             <w:tcBorders>
               <w:top w:val="nil"/>
             </w:tcBorders>
@@ -16567,7 +16687,7 @@
         </w:trPr>
         <w:tc>
           <w:tcPr>
-            <w:tcW w:w="914" w:type="dxa"/>
+            <w:tcW w:w="913" w:type="dxa"/>
             <w:tcBorders>
               <w:top w:val="nil"/>
             </w:tcBorders>
@@ -16635,7 +16755,7 @@
         </w:tc>
         <w:tc>
           <w:tcPr>
-            <w:tcW w:w="2486" w:type="dxa"/>
+            <w:tcW w:w="2487" w:type="dxa"/>
             <w:vMerge w:val="restart"/>
             <w:tcBorders>
               <w:top w:val="nil"/>
@@ -16737,7 +16857,7 @@
         </w:trPr>
         <w:tc>
           <w:tcPr>
-            <w:tcW w:w="914" w:type="dxa"/>
+            <w:tcW w:w="913" w:type="dxa"/>
             <w:tcBorders>
               <w:top w:val="nil"/>
             </w:tcBorders>
@@ -16805,7 +16925,7 @@
         </w:tc>
         <w:tc>
           <w:tcPr>
-            <w:tcW w:w="2486" w:type="dxa"/>
+            <w:tcW w:w="2487" w:type="dxa"/>
             <w:vMerge w:val="continue"/>
             <w:tcBorders>
               <w:top w:val="nil"/>
@@ -16902,7 +17022,7 @@
         </w:trPr>
         <w:tc>
           <w:tcPr>
-            <w:tcW w:w="914" w:type="dxa"/>
+            <w:tcW w:w="913" w:type="dxa"/>
             <w:tcBorders>
               <w:top w:val="nil"/>
             </w:tcBorders>
@@ -16970,7 +17090,7 @@
         </w:tc>
         <w:tc>
           <w:tcPr>
-            <w:tcW w:w="2486" w:type="dxa"/>
+            <w:tcW w:w="2487" w:type="dxa"/>
             <w:vMerge w:val="continue"/>
             <w:tcBorders>
               <w:top w:val="nil"/>
@@ -17067,7 +17187,7 @@
         </w:trPr>
         <w:tc>
           <w:tcPr>
-            <w:tcW w:w="914" w:type="dxa"/>
+            <w:tcW w:w="913" w:type="dxa"/>
             <w:tcBorders>
               <w:top w:val="nil"/>
             </w:tcBorders>
@@ -17135,7 +17255,7 @@
         </w:tc>
         <w:tc>
           <w:tcPr>
-            <w:tcW w:w="2486" w:type="dxa"/>
+            <w:tcW w:w="2487" w:type="dxa"/>
             <w:vMerge w:val="continue"/>
             <w:tcBorders>
               <w:top w:val="nil"/>
@@ -17232,7 +17352,7 @@
         </w:trPr>
         <w:tc>
           <w:tcPr>
-            <w:tcW w:w="914" w:type="dxa"/>
+            <w:tcW w:w="913" w:type="dxa"/>
             <w:tcBorders>
               <w:top w:val="nil"/>
             </w:tcBorders>
@@ -17300,7 +17420,7 @@
         </w:tc>
         <w:tc>
           <w:tcPr>
-            <w:tcW w:w="2486" w:type="dxa"/>
+            <w:tcW w:w="2487" w:type="dxa"/>
             <w:tcBorders>
               <w:top w:val="nil"/>
             </w:tcBorders>
@@ -17702,7 +17822,7 @@
         </w:r>
         <w:r>
           <w:rPr/>
-          <w:t>37</w:t>
+          <w:t>28</w:t>
         </w:r>
         <w:r>
           <w:rPr/>
@@ -17754,7 +17874,7 @@
         </w:r>
         <w:r>
           <w:rPr/>
-          <w:t>37</w:t>
+          <w:t>28</w:t>
         </w:r>
         <w:r>
           <w:rPr/>

--- a/Doc/KVDDokumentacija_GodotSpele_Sidorcenko.docx
+++ b/Doc/KVDDokumentacija_GodotSpele_Sidorcenko.docx
@@ -286,17 +286,18 @@
             </w:rPr>
             <w:fldChar w:fldCharType="separate"/>
           </w:r>
-          <w:hyperlink w:anchor="__RefHeading___Toc2278_2856212045" w:tooltip="Ievads">
-            <w:r>
-              <w:rPr>
-                <w:rStyle w:val="IndexLink"/>
-              </w:rPr>
-              <w:tab/>
-              <w:t>Ievads</w:t>
-              <w:tab/>
-              <w:t>4</w:t>
-            </w:r>
-          </w:hyperlink>
+          <w:r>
+            <w:rPr>
+              <w:rStyle w:val="IndexLink"/>
+            </w:rPr>
+            <w:tab/>
+          </w:r>
+          <w:r>
+            <w:rPr/>
+            <w:t>Ievads</w:t>
+            <w:tab/>
+            <w:t>4</w:t>
+          </w:r>
         </w:p>
         <w:p>
           <w:pPr>
@@ -308,18 +309,14 @@
             </w:tabs>
             <w:rPr/>
           </w:pPr>
-          <w:hyperlink w:anchor="__RefHeading___Toc2280_2856212045" w:tooltip="Uzdevuma formulējums">
-            <w:r>
-              <w:rPr>
-                <w:rStyle w:val="IndexLink"/>
-              </w:rPr>
-              <w:t>1.</w:t>
-              <w:tab/>
-              <w:t>Uzdevuma formulējums</w:t>
-              <w:tab/>
-              <w:t>6</w:t>
-            </w:r>
-          </w:hyperlink>
+          <w:r>
+            <w:rPr/>
+            <w:t>1.</w:t>
+            <w:tab/>
+            <w:t>Uzdevuma formulējums</w:t>
+            <w:tab/>
+            <w:t>6</w:t>
+          </w:r>
         </w:p>
         <w:p>
           <w:pPr>
@@ -331,18 +328,14 @@
             </w:tabs>
             <w:rPr/>
           </w:pPr>
-          <w:hyperlink w:anchor="__RefHeading___Toc2282_2856212045" w:tooltip="Programmatūras prasību specifikācija">
-            <w:r>
-              <w:rPr>
-                <w:rStyle w:val="IndexLink"/>
-              </w:rPr>
-              <w:t>2.</w:t>
-              <w:tab/>
-              <w:t>Programmatūras prasību specifikācija</w:t>
-              <w:tab/>
-              <w:t>8</w:t>
-            </w:r>
-          </w:hyperlink>
+          <w:r>
+            <w:rPr/>
+            <w:t>2.</w:t>
+            <w:tab/>
+            <w:t>Programmatūras prasību specifikācija</w:t>
+            <w:tab/>
+            <w:t>8</w:t>
+          </w:r>
         </w:p>
         <w:p>
           <w:pPr>
@@ -354,18 +347,14 @@
             </w:tabs>
             <w:rPr/>
           </w:pPr>
-          <w:hyperlink w:anchor="__RefHeading___Toc2284_2856212045" w:tooltip="Produkta perspektīva">
-            <w:r>
-              <w:rPr>
-                <w:rStyle w:val="IndexLink"/>
-              </w:rPr>
-              <w:t>2.1.</w:t>
-              <w:tab/>
-              <w:t>Produkta perspektīva</w:t>
-              <w:tab/>
-              <w:t>8</w:t>
-            </w:r>
-          </w:hyperlink>
+          <w:r>
+            <w:rPr/>
+            <w:t>2.1.</w:t>
+            <w:tab/>
+            <w:t>Produkta perspektīva</w:t>
+            <w:tab/>
+            <w:t>8</w:t>
+          </w:r>
         </w:p>
         <w:p>
           <w:pPr>
@@ -377,18 +366,14 @@
             </w:tabs>
             <w:rPr/>
           </w:pPr>
-          <w:hyperlink w:anchor="__RefHeading___Toc2286_2856212045" w:tooltip="Sistēmas funkcionālās prasības">
-            <w:r>
-              <w:rPr>
-                <w:rStyle w:val="IndexLink"/>
-              </w:rPr>
-              <w:t>2.2.</w:t>
-              <w:tab/>
-              <w:t>Sistēmas funkcionālās prasības</w:t>
-              <w:tab/>
-              <w:t>8</w:t>
-            </w:r>
-          </w:hyperlink>
+          <w:r>
+            <w:rPr/>
+            <w:t>2.2.</w:t>
+            <w:tab/>
+            <w:t>Sistēmas funkcionālās prasības</w:t>
+            <w:tab/>
+            <w:t>8</w:t>
+          </w:r>
         </w:p>
         <w:p>
           <w:pPr>
@@ -400,18 +385,14 @@
             </w:tabs>
             <w:rPr/>
           </w:pPr>
-          <w:hyperlink w:anchor="__RefHeading___Toc2288_2856212045" w:tooltip="Sistēmas nefunkcionālās prasības">
-            <w:r>
-              <w:rPr>
-                <w:rStyle w:val="IndexLink"/>
-              </w:rPr>
-              <w:t>2.3.</w:t>
-              <w:tab/>
-              <w:t>Sistēmas nefunkcionālās prasības</w:t>
-              <w:tab/>
-              <w:t>18</w:t>
-            </w:r>
-          </w:hyperlink>
+          <w:r>
+            <w:rPr/>
+            <w:t>2.3.</w:t>
+            <w:tab/>
+            <w:t>Sistēmas nefunkcionālās prasības</w:t>
+            <w:tab/>
+            <w:t>18</w:t>
+          </w:r>
         </w:p>
         <w:p>
           <w:pPr>
@@ -423,18 +404,14 @@
             </w:tabs>
             <w:rPr/>
           </w:pPr>
-          <w:hyperlink w:anchor="__RefHeading___Toc2290_2856212045" w:tooltip="Gala lietotāja raksturiezīmes">
-            <w:r>
-              <w:rPr>
-                <w:rStyle w:val="IndexLink"/>
-              </w:rPr>
-              <w:t>2.4.</w:t>
-              <w:tab/>
-              <w:t>Gala lietotāja raksturiezīmes</w:t>
-              <w:tab/>
-              <w:t>18</w:t>
-            </w:r>
-          </w:hyperlink>
+          <w:r>
+            <w:rPr/>
+            <w:t>2.4.</w:t>
+            <w:tab/>
+            <w:t>Gala lietotāja raksturiezīmes</w:t>
+            <w:tab/>
+            <w:t>18</w:t>
+          </w:r>
         </w:p>
         <w:p>
           <w:pPr>
@@ -446,18 +423,14 @@
             </w:tabs>
             <w:rPr/>
           </w:pPr>
-          <w:hyperlink w:anchor="__RefHeading___Toc2292_2856212045" w:tooltip="Izstrādes līdzekļu, rīku apraksts un izvēles pamatojums">
-            <w:r>
-              <w:rPr>
-                <w:rStyle w:val="IndexLink"/>
-              </w:rPr>
-              <w:t>3.</w:t>
-              <w:tab/>
-              <w:t>Izstrādes līdzekļu, rīku apraksts un izvēles pamatojums</w:t>
-              <w:tab/>
-              <w:t>19</w:t>
-            </w:r>
-          </w:hyperlink>
+          <w:r>
+            <w:rPr/>
+            <w:t>3.</w:t>
+            <w:tab/>
+            <w:t>Izstrādes līdzekļu, rīku apraksts un izvēles pamatojums</w:t>
+            <w:tab/>
+            <w:t>19</w:t>
+          </w:r>
         </w:p>
         <w:p>
           <w:pPr>
@@ -469,18 +442,14 @@
             </w:tabs>
             <w:rPr/>
           </w:pPr>
-          <w:hyperlink w:anchor="__RefHeading___Toc2294_2856212045" w:tooltip="Izvēlēto risinājuma līdzekļu un valodu apraksts">
-            <w:r>
-              <w:rPr>
-                <w:rStyle w:val="IndexLink"/>
-              </w:rPr>
-              <w:t>3.1.</w:t>
-              <w:tab/>
-              <w:t>Izvēlēto risinājuma līdzekļu un valodu apraksts</w:t>
-              <w:tab/>
-              <w:t>19</w:t>
-            </w:r>
-          </w:hyperlink>
+          <w:r>
+            <w:rPr/>
+            <w:t>3.1.</w:t>
+            <w:tab/>
+            <w:t>Izvēlēto risinājuma līdzekļu un valodu apraksts</w:t>
+            <w:tab/>
+            <w:t>19</w:t>
+          </w:r>
         </w:p>
         <w:p>
           <w:pPr>
@@ -492,32 +461,25 @@
             </w:tabs>
             <w:rPr/>
           </w:pPr>
-          <w:hyperlink w:anchor="__RefHeading___Toc2296_2856212045" w:tooltip="Iespējamo (alternatīvo) risinājuma līdzekļu un valodu apraksts">
-            <w:r>
-              <w:rPr>
-                <w:rStyle w:val="IndexLink"/>
-              </w:rPr>
-              <w:t>3.2.</w:t>
-              <w:tab/>
-              <w:t xml:space="preserve">Iespējamo </w:t>
-            </w:r>
-            <w:r>
-              <w:rPr>
-                <w:rStyle w:val="IndexLink"/>
-                <w:i/>
-                <w:iCs/>
-              </w:rPr>
-              <w:t xml:space="preserve">(alternatīvo) </w:t>
-            </w:r>
-            <w:r>
-              <w:rPr>
-                <w:rStyle w:val="IndexLink"/>
-              </w:rPr>
-              <w:t>risinājuma līdzekļu un valodu apraksts</w:t>
-              <w:tab/>
-              <w:t>20</w:t>
-            </w:r>
-          </w:hyperlink>
+          <w:r>
+            <w:rPr/>
+            <w:t>3.2.</w:t>
+            <w:tab/>
+            <w:t xml:space="preserve">Iespējamo </w:t>
+          </w:r>
+          <w:r>
+            <w:rPr>
+              <w:i/>
+              <w:iCs/>
+            </w:rPr>
+            <w:t xml:space="preserve">(alternatīvo) </w:t>
+          </w:r>
+          <w:r>
+            <w:rPr/>
+            <w:t>risinājuma līdzekļu un valodu apraksts</w:t>
+            <w:tab/>
+            <w:t>20</w:t>
+          </w:r>
         </w:p>
         <w:p>
           <w:pPr>
@@ -529,18 +491,14 @@
             </w:tabs>
             <w:rPr/>
           </w:pPr>
-          <w:hyperlink w:anchor="__RefHeading___Toc2298_2856212045" w:tooltip="Sistēmas modelēšana un projektēšana">
-            <w:r>
-              <w:rPr>
-                <w:rStyle w:val="IndexLink"/>
-              </w:rPr>
-              <w:t>4.</w:t>
-              <w:tab/>
-              <w:t>Sistēmas modelēšana un projektēšana</w:t>
-              <w:tab/>
-              <w:t>21</w:t>
-            </w:r>
-          </w:hyperlink>
+          <w:r>
+            <w:rPr/>
+            <w:t>4.</w:t>
+            <w:tab/>
+            <w:t>Sistēmas modelēšana un projektēšana</w:t>
+            <w:tab/>
+            <w:t>21</w:t>
+          </w:r>
         </w:p>
         <w:p>
           <w:pPr>
@@ -552,18 +510,14 @@
             </w:tabs>
             <w:rPr/>
           </w:pPr>
-          <w:hyperlink w:anchor="__RefHeading___Toc2300_2856212045" w:tooltip="Sistēmas struktūras modelis">
-            <w:r>
-              <w:rPr>
-                <w:rStyle w:val="IndexLink"/>
-              </w:rPr>
-              <w:t>4.1.</w:t>
-              <w:tab/>
-              <w:t>Sistēmas struktūras modelis</w:t>
-              <w:tab/>
-              <w:t>21</w:t>
-            </w:r>
-          </w:hyperlink>
+          <w:r>
+            <w:rPr/>
+            <w:t>4.1.</w:t>
+            <w:tab/>
+            <w:t>Sistēmas struktūras modelis</w:t>
+            <w:tab/>
+            <w:t>21</w:t>
+          </w:r>
         </w:p>
         <w:p>
           <w:pPr>
@@ -575,18 +529,14 @@
             </w:tabs>
             <w:rPr/>
           </w:pPr>
-          <w:hyperlink w:anchor="__RefHeading___Toc2302_2856212045" w:tooltip="Sistēmas struktūra (komponenšu diagramma)">
-            <w:r>
-              <w:rPr>
-                <w:rStyle w:val="IndexLink"/>
-              </w:rPr>
-              <w:t>4.1.1.</w:t>
-              <w:tab/>
-              <w:t>Sistēmas struktūra (komponenšu diagramma)</w:t>
-              <w:tab/>
-              <w:t>21</w:t>
-            </w:r>
-          </w:hyperlink>
+          <w:r>
+            <w:rPr/>
+            <w:t>4.1.1.</w:t>
+            <w:tab/>
+            <w:t>Sistēmas struktūra (komponenšu diagramma)</w:t>
+            <w:tab/>
+            <w:t>21</w:t>
+          </w:r>
         </w:p>
         <w:p>
           <w:pPr>
@@ -598,18 +548,14 @@
             </w:tabs>
             <w:rPr/>
           </w:pPr>
-          <w:hyperlink w:anchor="__RefHeading___Toc2304_2856212045" w:tooltip="Klašu diagramma">
-            <w:r>
-              <w:rPr>
-                <w:rStyle w:val="IndexLink"/>
-              </w:rPr>
-              <w:t>4.1.2.</w:t>
-              <w:tab/>
-              <w:t>Klašu diagramma</w:t>
-              <w:tab/>
-              <w:t>22</w:t>
-            </w:r>
-          </w:hyperlink>
+          <w:r>
+            <w:rPr/>
+            <w:t>4.1.2.</w:t>
+            <w:tab/>
+            <w:t>Klašu diagramma</w:t>
+            <w:tab/>
+            <w:t>22</w:t>
+          </w:r>
         </w:p>
         <w:p>
           <w:pPr>
@@ -621,18 +567,14 @@
             </w:tabs>
             <w:rPr/>
           </w:pPr>
-          <w:hyperlink w:anchor="__RefHeading___Toc2306_2856212045" w:tooltip="Funkcionālais un dinamiskais sistēmas modelis">
-            <w:r>
-              <w:rPr>
-                <w:rStyle w:val="IndexLink"/>
-              </w:rPr>
-              <w:t>4.2.</w:t>
-              <w:tab/>
-              <w:t>Funkcionālais un dinamiskais sistēmas modelis</w:t>
-              <w:tab/>
-              <w:t>23</w:t>
-            </w:r>
-          </w:hyperlink>
+          <w:r>
+            <w:rPr/>
+            <w:t>4.2.</w:t>
+            <w:tab/>
+            <w:t>Funkcionālais un dinamiskais sistēmas modelis</w:t>
+            <w:tab/>
+            <w:t>23</w:t>
+          </w:r>
         </w:p>
         <w:p>
           <w:pPr>
@@ -644,31 +586,24 @@
             </w:tabs>
             <w:rPr/>
           </w:pPr>
-          <w:hyperlink w:anchor="__RefHeading___Toc2308_2856212045" w:tooltip="Lietojumgadījumu diagramma (Use Case)">
-            <w:r>
-              <w:rPr>
-                <w:rStyle w:val="IndexLink"/>
-              </w:rPr>
-              <w:t>4.2.1.</w:t>
-              <w:tab/>
-              <w:t xml:space="preserve">Lietojumgadījumu diagramma </w:t>
-            </w:r>
-            <w:r>
-              <w:rPr>
-                <w:rStyle w:val="IndexLink"/>
-                <w:i/>
-                <w:iCs/>
-              </w:rPr>
-              <w:t>(Use Case)</w:t>
-            </w:r>
-            <w:r>
-              <w:rPr>
-                <w:rStyle w:val="IndexLink"/>
-              </w:rPr>
-              <w:tab/>
-              <w:t>23</w:t>
-            </w:r>
-          </w:hyperlink>
+          <w:r>
+            <w:rPr/>
+            <w:t>4.2.1.</w:t>
+            <w:tab/>
+            <w:t xml:space="preserve">Lietojumgadījumu diagramma </w:t>
+          </w:r>
+          <w:r>
+            <w:rPr>
+              <w:i/>
+              <w:iCs/>
+            </w:rPr>
+            <w:t>(Use Case)</w:t>
+          </w:r>
+          <w:r>
+            <w:rPr/>
+            <w:tab/>
+            <w:t>23</w:t>
+          </w:r>
         </w:p>
         <w:p>
           <w:pPr>
@@ -680,31 +615,24 @@
             </w:tabs>
             <w:rPr/>
           </w:pPr>
-          <w:hyperlink w:anchor="__RefHeading___Toc2310_2856212045" w:tooltip="Aktivitāšu diagramma (Activity)">
-            <w:r>
-              <w:rPr>
-                <w:rStyle w:val="IndexLink"/>
-              </w:rPr>
-              <w:t>4.2.2.</w:t>
-              <w:tab/>
-              <w:t xml:space="preserve">Aktivitāšu diagramma </w:t>
-            </w:r>
-            <w:r>
-              <w:rPr>
-                <w:rStyle w:val="IndexLink"/>
-                <w:i/>
-                <w:iCs/>
-              </w:rPr>
-              <w:t>(Activity)</w:t>
-            </w:r>
-            <w:r>
-              <w:rPr>
-                <w:rStyle w:val="IndexLink"/>
-              </w:rPr>
-              <w:tab/>
-              <w:t>24</w:t>
-            </w:r>
-          </w:hyperlink>
+          <w:r>
+            <w:rPr/>
+            <w:t>4.2.2.</w:t>
+            <w:tab/>
+            <w:t xml:space="preserve">Aktivitāšu diagramma </w:t>
+          </w:r>
+          <w:r>
+            <w:rPr>
+              <w:i/>
+              <w:iCs/>
+            </w:rPr>
+            <w:t>(Activity)</w:t>
+          </w:r>
+          <w:r>
+            <w:rPr/>
+            <w:tab/>
+            <w:t>24</w:t>
+          </w:r>
         </w:p>
         <w:p>
           <w:pPr>
@@ -716,31 +644,24 @@
             </w:tabs>
             <w:rPr/>
           </w:pPr>
-          <w:hyperlink w:anchor="__RefHeading___Toc2312_2856212045" w:tooltip="Stāvokļu diagramma (State)">
-            <w:r>
-              <w:rPr>
-                <w:rStyle w:val="IndexLink"/>
-              </w:rPr>
-              <w:t>4.2.3.</w:t>
-              <w:tab/>
-              <w:t xml:space="preserve">Stāvokļu diagramma </w:t>
-            </w:r>
-            <w:r>
-              <w:rPr>
-                <w:rStyle w:val="IndexLink"/>
-                <w:i/>
-                <w:iCs/>
-              </w:rPr>
-              <w:t>(State)</w:t>
-            </w:r>
-            <w:r>
-              <w:rPr>
-                <w:rStyle w:val="IndexLink"/>
-              </w:rPr>
-              <w:tab/>
-              <w:t>25</w:t>
-            </w:r>
-          </w:hyperlink>
+          <w:r>
+            <w:rPr/>
+            <w:t>4.2.3.</w:t>
+            <w:tab/>
+            <w:t xml:space="preserve">Stāvokļu diagramma </w:t>
+          </w:r>
+          <w:r>
+            <w:rPr>
+              <w:i/>
+              <w:iCs/>
+            </w:rPr>
+            <w:t>(State)</w:t>
+          </w:r>
+          <w:r>
+            <w:rPr/>
+            <w:tab/>
+            <w:t>25</w:t>
+          </w:r>
         </w:p>
         <w:p>
           <w:pPr>
@@ -752,18 +673,14 @@
             </w:tabs>
             <w:rPr/>
           </w:pPr>
-          <w:hyperlink w:anchor="__RefHeading___Toc2314_2856212045" w:tooltip="Datu struktūru apraksts">
-            <w:r>
-              <w:rPr>
-                <w:rStyle w:val="IndexLink"/>
-              </w:rPr>
-              <w:t>4.3.</w:t>
-              <w:tab/>
-              <w:t>Datu struktūru apraksts</w:t>
-              <w:tab/>
-              <w:t>27</w:t>
-            </w:r>
-          </w:hyperlink>
+          <w:r>
+            <w:rPr/>
+            <w:t>4.3.</w:t>
+            <w:tab/>
+            <w:t>Datu struktūru apraksts</w:t>
+            <w:tab/>
+            <w:t>27</w:t>
+          </w:r>
         </w:p>
         <w:p>
           <w:pPr>
@@ -775,18 +692,14 @@
             </w:tabs>
             <w:rPr/>
           </w:pPr>
-          <w:hyperlink w:anchor="__RefHeading___Toc2316_2856212045" w:tooltip="Lietotāju ceļvedis">
-            <w:r>
-              <w:rPr>
-                <w:rStyle w:val="IndexLink"/>
-              </w:rPr>
-              <w:t>5.</w:t>
-              <w:tab/>
-              <w:t>Lietotāju ceļvedis</w:t>
-              <w:tab/>
-              <w:t>29</w:t>
-            </w:r>
-          </w:hyperlink>
+          <w:r>
+            <w:rPr/>
+            <w:t>5.</w:t>
+            <w:tab/>
+            <w:t>Lietotāju ceļvedis</w:t>
+            <w:tab/>
+            <w:t>29</w:t>
+          </w:r>
         </w:p>
         <w:p>
           <w:pPr>
@@ -798,18 +711,14 @@
             </w:tabs>
             <w:rPr/>
           </w:pPr>
-          <w:hyperlink w:anchor="__RefHeading___Toc2318_2856212045" w:tooltip="Testēšanas dokumentācija">
-            <w:r>
-              <w:rPr>
-                <w:rStyle w:val="IndexLink"/>
-              </w:rPr>
-              <w:t>6.</w:t>
-              <w:tab/>
-              <w:t>Testēšanas dokumentācija</w:t>
-              <w:tab/>
-              <w:t>30</w:t>
-            </w:r>
-          </w:hyperlink>
+          <w:r>
+            <w:rPr/>
+            <w:t>6.</w:t>
+            <w:tab/>
+            <w:t>Testēšanas dokumentācija</w:t>
+            <w:tab/>
+            <w:t>30</w:t>
+          </w:r>
         </w:p>
         <w:p>
           <w:pPr>
@@ -821,18 +730,14 @@
             </w:tabs>
             <w:rPr/>
           </w:pPr>
-          <w:hyperlink w:anchor="__RefHeading___Toc2320_2856212045" w:tooltip="Izvēlētās testēšanas metodes, rīku apraksts un pamatojums">
-            <w:r>
-              <w:rPr>
-                <w:rStyle w:val="IndexLink"/>
-              </w:rPr>
-              <w:t>6.1.</w:t>
-              <w:tab/>
-              <w:t>Izvēlētās testēšanas metodes, rīku apraksts un pamatojums</w:t>
-              <w:tab/>
-              <w:t>30</w:t>
-            </w:r>
-          </w:hyperlink>
+          <w:r>
+            <w:rPr/>
+            <w:t>6.1.</w:t>
+            <w:tab/>
+            <w:t>Izvēlētās testēšanas metodes, rīku apraksts un pamatojums</w:t>
+            <w:tab/>
+            <w:t>30</w:t>
+          </w:r>
         </w:p>
         <w:p>
           <w:pPr>
@@ -844,18 +749,14 @@
             </w:tabs>
             <w:rPr/>
           </w:pPr>
-          <w:hyperlink w:anchor="__RefHeading___Toc2322_2856212045" w:tooltip="Testpiemēru kopa">
-            <w:r>
-              <w:rPr>
-                <w:rStyle w:val="IndexLink"/>
-              </w:rPr>
-              <w:t>6.2.</w:t>
-              <w:tab/>
-              <w:t>Testpiemēru kopa</w:t>
-              <w:tab/>
-              <w:t>30</w:t>
-            </w:r>
-          </w:hyperlink>
+          <w:r>
+            <w:rPr/>
+            <w:t>6.2.</w:t>
+            <w:tab/>
+            <w:t>Testpiemēru kopa</w:t>
+            <w:tab/>
+            <w:t>30</w:t>
+          </w:r>
         </w:p>
         <w:p>
           <w:pPr>
@@ -867,18 +768,14 @@
             </w:tabs>
             <w:rPr/>
           </w:pPr>
-          <w:hyperlink w:anchor="__RefHeading___Toc2324_2856212045" w:tooltip="Testēšanas žurnāls">
-            <w:r>
-              <w:rPr>
-                <w:rStyle w:val="IndexLink"/>
-              </w:rPr>
-              <w:t>6.3.</w:t>
-              <w:tab/>
-              <w:t>Testēšanas žurnāls</w:t>
-              <w:tab/>
-              <w:t>33</w:t>
-            </w:r>
-          </w:hyperlink>
+          <w:r>
+            <w:rPr/>
+            <w:t>6.3.</w:t>
+            <w:tab/>
+            <w:t>Testēšanas žurnāls</w:t>
+            <w:tab/>
+            <w:t>33</w:t>
+          </w:r>
         </w:p>
         <w:p>
           <w:pPr>
@@ -890,17 +787,13 @@
             </w:tabs>
             <w:rPr/>
           </w:pPr>
-          <w:hyperlink w:anchor="__RefHeading___Toc2326_2856212045" w:tooltip="Secinājumi">
-            <w:r>
-              <w:rPr>
-                <w:rStyle w:val="IndexLink"/>
-              </w:rPr>
-              <w:tab/>
-              <w:t>Secinājumi</w:t>
-              <w:tab/>
-              <w:t>34</w:t>
-            </w:r>
-          </w:hyperlink>
+          <w:r>
+            <w:rPr/>
+            <w:tab/>
+            <w:t>Secinājumi</w:t>
+            <w:tab/>
+            <w:t>34</w:t>
+          </w:r>
         </w:p>
         <w:p>
           <w:pPr>
@@ -912,17 +805,13 @@
             </w:tabs>
             <w:rPr/>
           </w:pPr>
-          <w:hyperlink w:anchor="__RefHeading___Toc2328_2856212045" w:tooltip="Lietoto terminu un saīsinājumu skaidrojumi">
-            <w:r>
-              <w:rPr>
-                <w:rStyle w:val="IndexLink"/>
-              </w:rPr>
-              <w:tab/>
-              <w:t>Lietoto terminu un saīsinājumu skaidrojumi</w:t>
-              <w:tab/>
-              <w:t>35</w:t>
-            </w:r>
-          </w:hyperlink>
+          <w:r>
+            <w:rPr/>
+            <w:tab/>
+            <w:t>Lietoto terminu un saīsinājumu skaidrojumi</w:t>
+            <w:tab/>
+            <w:t>35</w:t>
+          </w:r>
         </w:p>
         <w:p>
           <w:pPr>
@@ -934,17 +823,13 @@
             </w:tabs>
             <w:rPr/>
           </w:pPr>
-          <w:hyperlink w:anchor="__RefHeading___Toc2330_2856212045" w:tooltip="Literatūras un informācijas avotu saraksts">
-            <w:r>
-              <w:rPr>
-                <w:rStyle w:val="IndexLink"/>
-              </w:rPr>
-              <w:tab/>
-              <w:t>Literatūras un informācijas avotu saraksts</w:t>
-              <w:tab/>
-              <w:t>36</w:t>
-            </w:r>
-          </w:hyperlink>
+          <w:r>
+            <w:rPr/>
+            <w:tab/>
+            <w:t>Literatūras un informācijas avotu saraksts</w:t>
+            <w:tab/>
+            <w:t>36</w:t>
+          </w:r>
         </w:p>
         <w:p>
           <w:pPr>
@@ -954,23 +839,18 @@
               <w:tab w:val="left" w:pos="440" w:leader="none"/>
               <w:tab w:val="right" w:pos="9353" w:leader="dot"/>
             </w:tabs>
+            <w:spacing w:before="0" w:after="54"/>
             <w:rPr/>
           </w:pPr>
-          <w:hyperlink w:anchor="__RefHeading___Toc2332_2856212045" w:tooltip="Pielikumi">
-            <w:r>
-              <w:rPr>
-                <w:rStyle w:val="IndexLink"/>
-              </w:rPr>
-              <w:tab/>
-              <w:t>Pielikumi</w:t>
-              <w:tab/>
-              <w:t>37</w:t>
-            </w:r>
-          </w:hyperlink>
           <w:r>
-            <w:rPr>
-              <w:rStyle w:val="IndexLink"/>
-            </w:rPr>
+            <w:rPr/>
+            <w:tab/>
+            <w:t>Pielikumi</w:t>
+            <w:tab/>
+            <w:t>37</w:t>
+          </w:r>
+          <w:r>
+            <w:rPr/>
             <w:fldChar w:fldCharType="end"/>
           </w:r>
         </w:p>
@@ -9134,7 +9014,21 @@
           <w:sz w:val="24"/>
           <w:szCs w:val="24"/>
         </w:rPr>
-        <w:t>Šajā apakšnodaļā ir attēlota spēles “Light Seeker” komponenšu diagramma. Šī diagramma tika izvēlēta tāpēc, ka tā vislabāk parāda sistēmas galvenās sastāvdaļas, to savstarpējo saistību un izmantotās saskarnes. Tā kā spēle ir lokāla 2D platformera spēle, kas darbojas vienā datorā, izvietojuma diagramma šajā gadījumā nebūtu tik informatīva. Komponenšu diagramma ļauj pārskatāmi parādīt sistēmas uzbūvi un galveno komponentu sadarbību.</w:t>
+        <w:t xml:space="preserve">Šajā apakšnodaļā ir attēlota spēles “Light Seeker” komponenšu diagramma </w:t>
+      </w:r>
+      <w:r>
+        <w:rPr>
+          <w:sz w:val="24"/>
+          <w:szCs w:val="24"/>
+        </w:rPr>
+        <w:t>(Skat. 1. attēlu)</w:t>
+      </w:r>
+      <w:r>
+        <w:rPr>
+          <w:sz w:val="24"/>
+          <w:szCs w:val="24"/>
+        </w:rPr>
+        <w:t>. Šī diagramma tika izvēlēta tāpēc, ka tā vislabāk parāda sistēmas galvenās sastāvdaļas, to savstarpējo saistību un izmantotās saskarnes. Tā kā spēle ir lokāla 2D platformera spēle, kas darbojas vienā datorā, izvietojuma diagramma šajā gadījumā nebūtu tik informatīva. Komponenšu diagramma ļauj pārskatāmi parādīt sistēmas uzbūvi un galveno komponentu sadarbību.</w:t>
       </w:r>
     </w:p>
     <w:p>
@@ -9201,7 +9095,7 @@
             <wp:positionV relativeFrom="paragraph">
               <wp:posOffset>635</wp:posOffset>
             </wp:positionV>
-            <wp:extent cx="5939790" cy="2907030"/>
+            <wp:extent cx="5939790" cy="2904490"/>
             <wp:effectExtent l="0" t="0" r="0" b="0"/>
             <wp:wrapSquare wrapText="largest"/>
             <wp:docPr id="2" name="Image1"/>
@@ -9226,7 +9120,7 @@
                   <pic:spPr bwMode="auto">
                     <a:xfrm>
                       <a:off x="0" y="0"/>
-                      <a:ext cx="5939790" cy="2907030"/>
+                      <a:ext cx="5939790" cy="2904490"/>
                     </a:xfrm>
                     <a:prstGeom prst="rect">
                       <a:avLst/>
@@ -9285,7 +9179,25 @@
           <w:sz w:val="24"/>
           <w:szCs w:val="24"/>
         </w:rPr>
-        <w:t xml:space="preserve">Šajā apakšnodaļā ir attēlota spēles “Light Seeker” klašu diagramma. Tā tika izvēlēta tāpēc, ka šī diagramma vislabāk parāda sistēmas galvenās programmatūras klases, to atribūtus, metodes un savstarpējās saites. Šajā projektā svarīgāk ir parādīt spēles loģikas objektus un to sadarbību, jo spēle izmanto lokālu datu saglabāšanu failos </w:t>
+        <w:t xml:space="preserve">Šajā apakšnodaļā ir attēlota spēles “Light Seeker” klašu diagramma </w:t>
+      </w:r>
+      <w:r>
+        <w:rPr>
+          <w:i w:val="false"/>
+          <w:iCs w:val="false"/>
+          <w:sz w:val="24"/>
+          <w:szCs w:val="24"/>
+        </w:rPr>
+        <w:t>(Skat. 2. attēlu)</w:t>
+      </w:r>
+      <w:r>
+        <w:rPr>
+          <w:i w:val="false"/>
+          <w:iCs w:val="false"/>
+          <w:sz w:val="24"/>
+          <w:szCs w:val="24"/>
+        </w:rPr>
+        <w:t xml:space="preserve">. Tā tika izvēlēta tāpēc, ka šī diagramma vislabāk parāda sistēmas galvenās programmatūras klases, to atribūtus, metodes un savstarpējās saites. Šajā projektā svarīgāk ir parādīt spēles loģikas objektus un to sadarbību, jo spēle izmanto lokālu datu saglabāšanu failos </w:t>
       </w:r>
       <w:r>
         <w:rPr>
@@ -9666,29 +9578,6 @@
           <w:sz w:val="24"/>
         </w:rPr>
         <w:t>, lai attēlotu personāžus, veiktu iegādi un nodrošinātu personāža izvēli. Šāda klašu diagramma palīdz pārskatāmi saprast sistēmas iekšējo uzbūvi un galveno klašu sadarbību spēles darbības nodrošināšanā.</w:t>
-      </w:r>
-    </w:p>
-    <w:p>
-      <w:pPr>
-        <w:pStyle w:val="BodyText"/>
-        <w:spacing w:lineRule="auto" w:line="360" w:before="0" w:after="0"/>
-        <w:ind w:firstLine="850" w:start="0" w:end="0"/>
-        <w:contextualSpacing/>
-        <w:rPr>
-          <w:i w:val="false"/>
-          <w:i w:val="false"/>
-          <w:iCs w:val="false"/>
-          <w:sz w:val="24"/>
-          <w:szCs w:val="24"/>
-        </w:rPr>
-      </w:pPr>
-      <w:r>
-        <w:rPr>
-          <w:i w:val="false"/>
-          <w:iCs w:val="false"/>
-          <w:sz w:val="24"/>
-          <w:szCs w:val="24"/>
-        </w:rPr>
       </w:r>
     </w:p>
     <w:p>
@@ -9721,7 +9610,7 @@
             <wp:positionV relativeFrom="paragraph">
               <wp:posOffset>635</wp:posOffset>
             </wp:positionV>
-            <wp:extent cx="5939790" cy="4116705"/>
+            <wp:extent cx="5939790" cy="4544695"/>
             <wp:effectExtent l="0" t="0" r="0" b="0"/>
             <wp:wrapSquare wrapText="largest"/>
             <wp:docPr id="3" name="Image2"/>
@@ -9746,7 +9635,7 @@
                   <pic:spPr bwMode="auto">
                     <a:xfrm>
                       <a:off x="0" y="0"/>
-                      <a:ext cx="5939790" cy="4116705"/>
+                      <a:ext cx="5939790" cy="4544695"/>
                     </a:xfrm>
                     <a:prstGeom prst="rect">
                       <a:avLst/>
@@ -9867,7 +9756,25 @@
           <w:sz w:val="24"/>
           <w:szCs w:val="24"/>
         </w:rPr>
-        <w:t>Šajā apakšnodaļā ir attēlota spēles “Light Seeker” lietojumgadījumu diagramma. Tā parāda galvenās darbības, kuras lietotājs var veikt sistēmā, kā arī to saistību ar spēles funkcionalitāti. Lietojumgadījumu diagramma palīdz pārskatāmi saprast sistēmu no lietotāja skatpunkta un parāda, kā lietotājs mijiedarbojas ar spēles galvenajām sadaļām.</w:t>
+        <w:t xml:space="preserve">Šajā apakšnodaļā ir attēlota spēles “Light Seeker” lietojumgadījumu diagramma </w:t>
+      </w:r>
+      <w:r>
+        <w:rPr>
+          <w:i w:val="false"/>
+          <w:iCs w:val="false"/>
+          <w:sz w:val="24"/>
+          <w:szCs w:val="24"/>
+        </w:rPr>
+        <w:t>(Skat. 3. attēlu)</w:t>
+      </w:r>
+      <w:r>
+        <w:rPr>
+          <w:i w:val="false"/>
+          <w:iCs w:val="false"/>
+          <w:sz w:val="24"/>
+          <w:szCs w:val="24"/>
+        </w:rPr>
+        <w:t>. Tā parāda galvenās darbības, kuras lietotājs var veikt sistēmā, kā arī to saistību ar spēles funkcionalitāti. Lietojumgadījumu diagramma palīdz pārskatāmi saprast sistēmu no lietotāja skatpunkta un parāda, kā lietotājs mijiedarbojas ar spēles galvenajām sadaļām.</w:t>
       </w:r>
     </w:p>
     <w:p>
@@ -9884,7 +9791,7 @@
         <w:rPr>
           <w:sz w:val="24"/>
         </w:rPr>
-        <w:t>Diagrammā ir attēlots viens galvenais aktors — lietotājs. Tas var uzsākt spēli, izvēlēties līmeni, spēlēt līmeni, atvērt iestatījumus, apmeklēt veikalu un atvērt skapi. Papildus tam diagrammā ir parādīti arī detalizētāki lietojumgadījumi, kas izriet no galvenajām darbībām, piemēram, galvenā varoņa vadīšana, spēles pauzēšana, spēles turpināšana, līmeņa pārstartēšana, atgriešanās uz galveno izvēlni, līmeņa pabeigšana, pāriešana uz nākamo līmeni, video iestatījumu maiņa, vadības maiņa, vadības atiestatīšana uz noklusējumu, personāžu apskate, personāža iegāde veikalā un personāža izvēle skapī. Šie lietojumgadījumi atbilst dokumentā aprakstītajām funkcionālajām prasībām par spēles sākšanu, līmeņu izvēli, pauzes izvēlni, rezultātu logu, iestatījumiem, veikalu, skapi un personāža vadību.</w:t>
+        <w:t>Diagrammā ir attēlots viens galvenais aktors - lietotājs. Tas var uzsākt spēli, izvēlēties līmeni, spēlēt līmeni, atvērt iestatījumus, apmeklēt veikalu un atvērt skapi. Papildus tam diagrammā ir parādīti arī detalizētāki lietojumgadījumi, kas izriet no galvenajām darbībām, piemēram, galvenā varoņa vadīšana, spēles pauzēšana, spēles turpināšana, līmeņa pārstartēšana, atgriešanās uz galveno izvēlni, līmeņa pabeigšana, pāriešana uz nākamo līmeni, video iestatījumu maiņa, vadības maiņa, vadības atiestatīšana uz noklusējumu, personāžu apskate, personāža iegāde veikalā un personāža izvēle skapī. Šie lietojumgadījumi atbilst dokumentā aprakstītajām funkcionālajām prasībām par spēles sākšanu, līmeņu izvēli, pauzes izvēlni, rezultātu logu, iestatījumiem, veikalu, skapi un personāža vadību.</w:t>
       </w:r>
     </w:p>
     <w:p>
@@ -9995,18 +9902,32 @@
     </w:p>
     <w:p>
       <w:pPr>
-        <w:pStyle w:val="BodyText"/>
+        <w:pStyle w:val="Normal"/>
         <w:spacing w:lineRule="auto" w:line="360" w:before="0" w:after="0"/>
         <w:ind w:firstLine="850" w:start="0" w:end="0"/>
         <w:contextualSpacing/>
-        <w:rPr>
-          <w:i w:val="false"/>
+        <w:jc w:val="both"/>
+        <w:rPr>
+          <w:sz w:val="24"/>
+          <w:szCs w:val="24"/>
+        </w:rPr>
+      </w:pPr>
+      <w:r>
+        <w:rPr>
+          <w:sz w:val="24"/>
+          <w:szCs w:val="24"/>
+        </w:rPr>
+        <w:t xml:space="preserve">Šajā apakšnodaļā ir attēlotas spēles “Light Seeker” aktivitāšu diagrammas </w:t>
+      </w:r>
+      <w:r>
+        <w:rPr>
           <w:i w:val="false"/>
           <w:iCs w:val="false"/>
           <w:sz w:val="24"/>
           <w:szCs w:val="24"/>
         </w:rPr>
-      </w:pPr>
+        <w:t xml:space="preserve">(Skat. </w:t>
+      </w:r>
       <w:r>
         <w:rPr>
           <w:i w:val="false"/>
@@ -10014,21 +9935,62 @@
           <w:sz w:val="24"/>
           <w:szCs w:val="24"/>
         </w:rPr>
-        <w:t>Šajā apakšnodaļā ir attēlota spēles “Light Seeker” aktivitāšu diagramma. Tā parāda galveno darbību secību spēles izmantošanas laikā — no spēles palaišanas un galvenās izvēlnes atvēršanas līdz līmeņa ielādei, spēlēšanai, pauzes izvēlnes izmantošanai un rezultāta logam pēc līmeņa pabeigšanas. Aktivitāšu diagramma palīdz saprast, kā sistēma reaģē uz lietotāja darbībām un kādā secībā tiek izpildītas galvenās spēles funkcijas.</w:t>
-      </w:r>
-    </w:p>
-    <w:p>
-      <w:pPr>
-        <w:pStyle w:val="BodyText"/>
+        <w:t>4</w:t>
+      </w:r>
+      <w:r>
+        <w:rPr>
+          <w:i w:val="false"/>
+          <w:iCs w:val="false"/>
+          <w:sz w:val="24"/>
+          <w:szCs w:val="24"/>
+        </w:rPr>
+        <w:t xml:space="preserve">. un </w:t>
+      </w:r>
+      <w:r>
+        <w:rPr>
+          <w:i w:val="false"/>
+          <w:iCs w:val="false"/>
+          <w:sz w:val="24"/>
+          <w:szCs w:val="24"/>
+        </w:rPr>
+        <w:t>5</w:t>
+      </w:r>
+      <w:r>
+        <w:rPr>
+          <w:i w:val="false"/>
+          <w:iCs w:val="false"/>
+          <w:sz w:val="24"/>
+          <w:szCs w:val="24"/>
+        </w:rPr>
+        <w:t>. attēlu)</w:t>
+      </w:r>
+      <w:r>
+        <w:rPr>
+          <w:sz w:val="24"/>
+          <w:szCs w:val="24"/>
+        </w:rPr>
+        <w:t>. Tās parāda galveno darbību secību sistēmas darbības laikā un palīdz saprast, kā tiek apstrādātas svarīgākās spēles plūsmas. Tā kā projektā ir gan kopējā spēles plūsma starp izvēlnēm un līmeņiem, gan atsevišķa galvenā varoņa vadības loģika līmeņa laikā, aktivitāšu modelis ir sadalīts divās diagrammās. Šāds sadalījums padara attēlojumu pārskatāmāku un ļauj vieglāk uztvert gan sistēmas kopējo darbību secību, gan spēlētāja darbību apstrādi.</w:t>
+      </w:r>
+    </w:p>
+    <w:p>
+      <w:pPr>
+        <w:pStyle w:val="Normal"/>
         <w:spacing w:lineRule="auto" w:line="360" w:before="0" w:after="0"/>
         <w:ind w:firstLine="850" w:start="0" w:end="0"/>
         <w:contextualSpacing/>
-        <w:rPr>
-          <w:i/>
-          <w:i/>
-          <w:iCs/>
-        </w:rPr>
-      </w:pPr>
+        <w:jc w:val="both"/>
+        <w:rPr>
+          <w:sz w:val="24"/>
+          <w:szCs w:val="24"/>
+        </w:rPr>
+      </w:pPr>
+      <w:r>
+        <w:rPr>
+          <w:sz w:val="24"/>
+          <w:szCs w:val="24"/>
+        </w:rPr>
+        <w:t xml:space="preserve">Pirmajā diagrammā </w:t>
+      </w:r>
       <w:r>
         <w:rPr>
           <w:i w:val="false"/>
@@ -10036,17 +9998,16 @@
           <w:sz w:val="24"/>
           <w:szCs w:val="24"/>
         </w:rPr>
-        <w:t xml:space="preserve">Diagrammā ir attēlota tipiska spēles gaitas plūsma. Lietotājs palaiž spēli, atver galveno izvēlni, izvēlas sākt spēli, atver līmeņu sarakstu, izvēlas pieejamo līmeni un ielādē to. Spēles laikā lietotājs vada varoni un var jebkurā brīdī atvērt pauzes izvēlni, nospiežot taustiņu </w:t>
-      </w:r>
-      <w:r>
-        <w:rPr>
-          <w:rStyle w:val="Emphasis"/>
+        <w:t xml:space="preserve">(Skat. </w:t>
+      </w:r>
+      <w:r>
+        <w:rPr>
           <w:i w:val="false"/>
           <w:iCs w:val="false"/>
           <w:sz w:val="24"/>
           <w:szCs w:val="24"/>
         </w:rPr>
-        <w:t>Esc</w:t>
+        <w:t>4</w:t>
       </w:r>
       <w:r>
         <w:rPr>
@@ -10055,7 +10016,14 @@
           <w:sz w:val="24"/>
           <w:szCs w:val="24"/>
         </w:rPr>
-        <w:t>. No pauzes izvēlnes lietotājs var turpināt spēli, pārstartēt līmeni, atvērt iestatījumus un pēc to maiņas atgriezties atpakaļ uz pauzes izvēlni, vai arī atvērt galveno izvēlni. Ja līmenis tiek pabeigts, sistēma saglabā progresu un aprēķina zvaigznes, pēc tam parāda rezultātu logu. No šī loga lietotājs var pāriet uz nākamo līmeni, izspēlēt līmeni pa jaunu vai atgriezties uz galveno izvēlni. Diagrammā ir parādīta arī pārbaude, vai pašreizējais līmenis ir pēdējais un vai visi līmeņi ir pabeigti. Šāda aktivitāšu diagramma ļauj pārskatāmi attēlot spēles galveno procesu secību un sistēmas darbības loģiku.</w:t>
+        <w:t>. attēlu.)</w:t>
+      </w:r>
+      <w:r>
+        <w:rPr>
+          <w:sz w:val="24"/>
+          <w:szCs w:val="24"/>
+        </w:rPr>
+        <w:t xml:space="preserve"> ir attēlota galvenā spēles plūsma. Diagrammā redzams, ka lietotājs palaiž spēli, atver galveno izvēlni, izvēlas sākt spēli, atver līmeņu sarakstu un izvēlas pieejamo līmeni. Pēc tam sistēma ielādē līmeni, un sākas spēles process. Spēles laikā lietotājs var atvērt pauzes izvēlni, turpināt spēli, pārstartēt līmeni, atvērt iestatījumus vai atgriezties uz galveno izvēlni. Ja līmenis tiek pabeigts, sistēma saglabā progresu, aprēķina zvaigznes un parāda rezultātu logu, no kura iespējams pāriet uz nākamo līmeni, izspēlēt līmeni pa jaunu vai atgriezties uz galveno izvēlni.</w:t>
       </w:r>
     </w:p>
     <w:p>
@@ -10080,7 +10048,7 @@
       </w:pPr>
       <w:r>
         <w:drawing>
-          <wp:anchor behindDoc="0" distT="0" distB="0" distL="0" distR="0" simplePos="0" locked="0" layoutInCell="0" allowOverlap="1" relativeHeight="6">
+          <wp:anchor behindDoc="0" distT="0" distB="0" distL="0" distR="0" simplePos="0" locked="0" layoutInCell="0" allowOverlap="1" relativeHeight="8">
             <wp:simplePos x="0" y="0"/>
             <wp:positionH relativeFrom="column">
               <wp:align>center</wp:align>
@@ -10135,42 +10103,55 @@
           <w:sz w:val="20"/>
           <w:szCs w:val="20"/>
         </w:rPr>
-        <w:t>4. attēls. Aktivitāšu diagramma</w:t>
-      </w:r>
-    </w:p>
-    <w:p>
-      <w:pPr>
-        <w:pStyle w:val="Heading3"/>
-        <w:ind w:hanging="11" w:start="11" w:end="6"/>
-        <w:rPr>
-          <w:i/>
-          <w:i/>
-          <w:iCs/>
-        </w:rPr>
-      </w:pPr>
-      <w:bookmarkStart w:id="34" w:name="__RefHeading___Toc2312_2856212045"/>
-      <w:bookmarkStart w:id="35" w:name="_Toc212298898"/>
-      <w:bookmarkEnd w:id="34"/>
-      <w:r>
-        <w:rPr/>
-        <w:t xml:space="preserve">Stāvokļu diagramma </w:t>
-      </w:r>
-      <w:r>
-        <w:rPr>
-          <w:i/>
-          <w:iCs/>
-        </w:rPr>
-        <w:t>(State)</w:t>
-      </w:r>
-      <w:bookmarkEnd w:id="35"/>
+        <w:t>4</w:t>
+      </w:r>
+      <w:r>
+        <w:rPr>
+          <w:b/>
+          <w:bCs/>
+          <w:i w:val="false"/>
+          <w:iCs w:val="false"/>
+          <w:sz w:val="20"/>
+          <w:szCs w:val="20"/>
+        </w:rPr>
+        <w:t xml:space="preserve">. attēls. </w:t>
+      </w:r>
+      <w:r>
+        <w:rPr>
+          <w:b/>
+          <w:bCs/>
+          <w:i w:val="false"/>
+          <w:iCs w:val="false"/>
+          <w:sz w:val="20"/>
+          <w:szCs w:val="20"/>
+        </w:rPr>
+        <w:t>SceneManager aktivitāšu</w:t>
+      </w:r>
+      <w:r>
+        <w:rPr>
+          <w:b/>
+          <w:bCs/>
+          <w:i w:val="false"/>
+          <w:iCs w:val="false"/>
+          <w:sz w:val="20"/>
+          <w:szCs w:val="20"/>
+        </w:rPr>
+        <w:t xml:space="preserve"> diagramma</w:t>
+      </w:r>
     </w:p>
     <w:p>
       <w:pPr>
         <w:pStyle w:val="BodyText"/>
+        <w:widowControl/>
+        <w:suppressAutoHyphens w:val="true"/>
+        <w:bidi w:val="0"/>
         <w:spacing w:lineRule="auto" w:line="360" w:before="0" w:after="0"/>
         <w:ind w:firstLine="850" w:start="0" w:end="0"/>
         <w:contextualSpacing/>
-        <w:rPr>
+        <w:jc w:val="both"/>
+        <w:rPr>
+          <w:b w:val="false"/>
+          <w:bCs w:val="false"/>
           <w:i w:val="false"/>
           <w:i w:val="false"/>
           <w:iCs w:val="false"/>
@@ -10180,53 +10161,58 @@
       </w:pPr>
       <w:r>
         <w:rPr>
+          <w:b w:val="false"/>
+          <w:bCs w:val="false"/>
           <w:i w:val="false"/>
           <w:iCs w:val="false"/>
           <w:sz w:val="24"/>
           <w:szCs w:val="24"/>
         </w:rPr>
-        <w:t>Šajā apakšnodaļā ir attēlotas spēles “Light Seeker” stāvokļu diagrammas. Tās parāda, kā sistēma un atsevišķi tās objekti maina savus stāvokļus atkarībā no lietotāja darbībām un notikumiem spēles laikā. Šādas diagrammas palīdz pārskatāmi saprast spēles dinamisko uzvedību, pārejas starp galvenajām ainām un galvenā varoņa stāvokļu maiņu līmeņa laikā.</w:t>
-      </w:r>
-    </w:p>
-    <w:p>
-      <w:pPr>
-        <w:pStyle w:val="BodyText"/>
-        <w:spacing w:lineRule="auto" w:line="360" w:before="0" w:after="0"/>
-        <w:ind w:firstLine="850" w:start="0" w:end="0"/>
-        <w:contextualSpacing/>
-        <w:rPr>
-          <w:i/>
-          <w:i/>
-          <w:iCs/>
-        </w:rPr>
-      </w:pPr>
-      <w:r>
-        <w:rPr>
+        <w:t xml:space="preserve">Otrajā diagrammā </w:t>
+      </w:r>
+      <w:r>
+        <w:rPr>
+          <w:b w:val="false"/>
+          <w:bCs w:val="false"/>
           <w:i w:val="false"/>
           <w:iCs w:val="false"/>
           <w:sz w:val="24"/>
           <w:szCs w:val="24"/>
         </w:rPr>
-        <w:t xml:space="preserve">Pirmajā diagrammā ir attēloti spēles galvenie stāvokļi un pārejas starp tiem, kuras pārvalda </w:t>
-      </w:r>
-      <w:r>
-        <w:rPr>
-          <w:rStyle w:val="Emphasis"/>
+        <w:t xml:space="preserve">(Skat. </w:t>
+      </w:r>
+      <w:r>
+        <w:rPr>
+          <w:b w:val="false"/>
+          <w:bCs w:val="false"/>
           <w:i w:val="false"/>
           <w:iCs w:val="false"/>
           <w:sz w:val="24"/>
           <w:szCs w:val="24"/>
         </w:rPr>
-        <w:t>SceneManager</w:t>
-      </w:r>
-      <w:r>
-        <w:rPr>
+        <w:t>5</w:t>
+      </w:r>
+      <w:r>
+        <w:rPr>
+          <w:b w:val="false"/>
+          <w:bCs w:val="false"/>
           <w:i w:val="false"/>
           <w:iCs w:val="false"/>
           <w:sz w:val="24"/>
           <w:szCs w:val="24"/>
         </w:rPr>
-        <w:t>. Diagrammā redzams, ka no galvenās izvēlnes lietotājs var pāriet uz līmeņu izvēlni, veikalu, skapi vai iestatījumiem. Pēc līmeņa izvēles sistēma pāriet uz līmeņa ielādes stāvokli, pēc tam uz aktīvas spēles stāvokli. Spēles laikā iespējams atvērt pauzes izvēlni, turpināt spēli, atvērt iestatījumus, izspēlēt līmeni pa jaunu vai pēc līmeņa pabeigšanas pāriet uz rezultātu logu. No rezultātu loga lietotājs var pāriet uz nākamo līmeni vai izspēlēt līmeni vēlreiz. Šī diagramma palīdz saprast kopējo spēles plūsmu un pārejas starp galvenajiem sistēmas stāvokļiem.</w:t>
+        <w:t>. attēlu.)</w:t>
+      </w:r>
+      <w:r>
+        <w:rPr>
+          <w:b w:val="false"/>
+          <w:bCs w:val="false"/>
+          <w:i w:val="false"/>
+          <w:iCs w:val="false"/>
+          <w:sz w:val="24"/>
+          <w:szCs w:val="24"/>
+        </w:rPr>
+        <w:t xml:space="preserve"> ir attēlota galvenā varoņa darbību secība līmeņa laikā. Diagrammā redzams, ka pēc līmeņa un personāža ielādes sistēma nepārtraukti apstrādā lietotāja ievadi. Tiek pārbaudīts, vai varonis ir sasniedzis nāves zonu, un šādā gadījumā tiek izpildīta nāves animācija un varonis atdzimst sākuma punktā. Ja nāves zona nav sasniegta, sistēma pārbauda, vai ir nospiests lēciena taustiņš, pietupiena taustiņš vai kustības taustiņi. Atbilstoši ievadei varonis lec, pietupjas, pārvietojas pietupienā, pārvietojas pa kreisi vai pa labi, vai paliek uz vietas. Pēc darbības izvēles sistēma pielieto gravitāciju un sadursmes, kā arī atjaunina animāciju. Ja tiek sasniegta finiša zona, vadība tiek nodota līmeņa pabeigšanas plūsmai. Šāda diagramma palīdz pārskatāmi saprast galvenā varoņa vadības loģiku un darbību secību spēles laikā.</w:t>
       </w:r>
     </w:p>
     <w:p>
@@ -10251,7 +10237,7 @@
       </w:pPr>
       <w:r>
         <w:drawing>
-          <wp:anchor behindDoc="0" distT="0" distB="0" distL="0" distR="0" simplePos="0" locked="0" layoutInCell="0" allowOverlap="1" relativeHeight="7">
+          <wp:anchor behindDoc="0" distT="0" distB="0" distL="0" distR="0" simplePos="0" locked="0" layoutInCell="0" allowOverlap="1" relativeHeight="9">
             <wp:simplePos x="0" y="0"/>
             <wp:positionH relativeFrom="column">
               <wp:align>center</wp:align>
@@ -10259,10 +10245,10 @@
             <wp:positionV relativeFrom="paragraph">
               <wp:posOffset>635</wp:posOffset>
             </wp:positionV>
-            <wp:extent cx="5939790" cy="2974340"/>
+            <wp:extent cx="5939790" cy="3749675"/>
             <wp:effectExtent l="0" t="0" r="0" b="0"/>
             <wp:wrapSquare wrapText="largest"/>
-            <wp:docPr id="6" name="Image5"/>
+            <wp:docPr id="6" name="Image7"/>
             <wp:cNvGraphicFramePr>
               <a:graphicFrameLocks xmlns:a="http://schemas.openxmlformats.org/drawingml/2006/main" noChangeAspect="1"/>
             </wp:cNvGraphicFramePr>
@@ -10270,7 +10256,7 @@
               <a:graphicData uri="http://schemas.openxmlformats.org/drawingml/2006/picture">
                 <pic:pic xmlns:pic="http://schemas.openxmlformats.org/drawingml/2006/picture">
                   <pic:nvPicPr>
-                    <pic:cNvPr id="6" name="Image5"/>
+                    <pic:cNvPr id="6" name="Image7"/>
                     <pic:cNvPicPr>
                       <a:picLocks noChangeAspect="1" noChangeArrowheads="1"/>
                     </pic:cNvPicPr>
@@ -10284,7 +10270,7 @@
                   <pic:spPr bwMode="auto">
                     <a:xfrm>
                       <a:off x="0" y="0"/>
-                      <a:ext cx="5939790" cy="2974340"/>
+                      <a:ext cx="5939790" cy="3749675"/>
                     </a:xfrm>
                     <a:prstGeom prst="rect">
                       <a:avLst/>
@@ -10301,12 +10287,227 @@
         <w:rPr>
           <w:b/>
           <w:bCs/>
+          <w:sz w:val="20"/>
+          <w:szCs w:val="20"/>
+        </w:rPr>
+        <w:t xml:space="preserve">5. attēls. </w:t>
+      </w:r>
+      <w:r>
+        <w:rPr>
+          <w:b/>
+          <w:bCs/>
+          <w:sz w:val="20"/>
+          <w:szCs w:val="20"/>
+        </w:rPr>
+        <w:t>Player</w:t>
+      </w:r>
+      <w:r>
+        <w:rPr>
+          <w:b/>
+          <w:bCs/>
+          <w:sz w:val="20"/>
+          <w:szCs w:val="20"/>
+        </w:rPr>
+        <w:t xml:space="preserve"> </w:t>
+      </w:r>
+      <w:r>
+        <w:rPr>
+          <w:b/>
+          <w:bCs/>
+          <w:sz w:val="20"/>
+          <w:szCs w:val="20"/>
+        </w:rPr>
+        <w:t>aktivitāšu</w:t>
+      </w:r>
+      <w:r>
+        <w:rPr>
+          <w:b/>
+          <w:bCs/>
+          <w:sz w:val="20"/>
+          <w:szCs w:val="20"/>
+        </w:rPr>
+        <w:t xml:space="preserve"> diagramma</w:t>
+      </w:r>
+    </w:p>
+    <w:p>
+      <w:pPr>
+        <w:pStyle w:val="Heading3"/>
+        <w:ind w:hanging="11" w:start="11" w:end="6"/>
+        <w:rPr>
+          <w:i/>
+          <w:i/>
+          <w:iCs/>
+        </w:rPr>
+      </w:pPr>
+      <w:bookmarkStart w:id="34" w:name="__RefHeading___Toc2312_2856212045"/>
+      <w:bookmarkStart w:id="35" w:name="_Toc212298898"/>
+      <w:bookmarkEnd w:id="34"/>
+      <w:r>
+        <w:rPr/>
+        <w:t xml:space="preserve">Stāvokļu diagramma </w:t>
+      </w:r>
+      <w:r>
+        <w:rPr>
+          <w:i/>
+          <w:iCs/>
+        </w:rPr>
+        <w:t>(State)</w:t>
+      </w:r>
+      <w:bookmarkEnd w:id="35"/>
+    </w:p>
+    <w:p>
+      <w:pPr>
+        <w:pStyle w:val="BodyText"/>
+        <w:spacing w:lineRule="auto" w:line="360" w:before="0" w:after="0"/>
+        <w:ind w:firstLine="850" w:start="0" w:end="0"/>
+        <w:contextualSpacing/>
+        <w:rPr>
+          <w:i w:val="false"/>
           <w:i w:val="false"/>
           <w:iCs w:val="false"/>
-          <w:sz w:val="20"/>
-          <w:szCs w:val="20"/>
-        </w:rPr>
-        <w:t>5. attēls. SceneManager stāvokļu diagramma</w:t>
+          <w:sz w:val="24"/>
+          <w:szCs w:val="24"/>
+        </w:rPr>
+      </w:pPr>
+      <w:r>
+        <w:rPr>
+          <w:i w:val="false"/>
+          <w:iCs w:val="false"/>
+          <w:sz w:val="24"/>
+          <w:szCs w:val="24"/>
+        </w:rPr>
+        <w:t xml:space="preserve">Šajā apakšnodaļā ir attēlotas spēles “Light Seeker” stāvokļu diagrammas </w:t>
+      </w:r>
+      <w:r>
+        <w:rPr>
+          <w:i w:val="false"/>
+          <w:iCs w:val="false"/>
+          <w:sz w:val="24"/>
+          <w:szCs w:val="24"/>
+        </w:rPr>
+        <w:t xml:space="preserve">(Skat. </w:t>
+      </w:r>
+      <w:r>
+        <w:rPr>
+          <w:i w:val="false"/>
+          <w:iCs w:val="false"/>
+          <w:sz w:val="24"/>
+          <w:szCs w:val="24"/>
+        </w:rPr>
+        <w:t>6</w:t>
+      </w:r>
+      <w:r>
+        <w:rPr>
+          <w:i w:val="false"/>
+          <w:iCs w:val="false"/>
+          <w:sz w:val="24"/>
+          <w:szCs w:val="24"/>
+        </w:rPr>
+        <w:t xml:space="preserve">. un </w:t>
+      </w:r>
+      <w:r>
+        <w:rPr>
+          <w:i w:val="false"/>
+          <w:iCs w:val="false"/>
+          <w:sz w:val="24"/>
+          <w:szCs w:val="24"/>
+        </w:rPr>
+        <w:t>7</w:t>
+      </w:r>
+      <w:r>
+        <w:rPr>
+          <w:i w:val="false"/>
+          <w:iCs w:val="false"/>
+          <w:sz w:val="24"/>
+          <w:szCs w:val="24"/>
+        </w:rPr>
+        <w:t>. attēlu)</w:t>
+      </w:r>
+      <w:r>
+        <w:rPr>
+          <w:i w:val="false"/>
+          <w:iCs w:val="false"/>
+          <w:sz w:val="24"/>
+          <w:szCs w:val="24"/>
+        </w:rPr>
+        <w:t>. Tās parāda, kā sistēma un atsevišķi tās objekti maina savus stāvokļus atkarībā no lietotāja darbībām un notikumiem spēles laikā. Šādas diagrammas palīdz pārskatāmi saprast spēles dinamisko uzvedību, pārejas starp galvenajām ainām un galvenā varoņa stāvokļu maiņu līmeņa laikā.</w:t>
+      </w:r>
+    </w:p>
+    <w:p>
+      <w:pPr>
+        <w:pStyle w:val="BodyText"/>
+        <w:spacing w:lineRule="auto" w:line="360" w:before="0" w:after="0"/>
+        <w:ind w:firstLine="850" w:start="0" w:end="0"/>
+        <w:contextualSpacing/>
+        <w:rPr>
+          <w:i/>
+          <w:i/>
+          <w:iCs/>
+        </w:rPr>
+      </w:pPr>
+      <w:r>
+        <w:rPr>
+          <w:i w:val="false"/>
+          <w:iCs w:val="false"/>
+          <w:sz w:val="24"/>
+          <w:szCs w:val="24"/>
+        </w:rPr>
+        <w:t xml:space="preserve">Pirmajā diagrammā </w:t>
+      </w:r>
+      <w:r>
+        <w:rPr>
+          <w:i w:val="false"/>
+          <w:iCs w:val="false"/>
+          <w:sz w:val="24"/>
+          <w:szCs w:val="24"/>
+        </w:rPr>
+        <w:t xml:space="preserve">(Skat. </w:t>
+      </w:r>
+      <w:r>
+        <w:rPr>
+          <w:i w:val="false"/>
+          <w:iCs w:val="false"/>
+          <w:sz w:val="24"/>
+          <w:szCs w:val="24"/>
+        </w:rPr>
+        <w:t>6</w:t>
+      </w:r>
+      <w:r>
+        <w:rPr>
+          <w:i w:val="false"/>
+          <w:iCs w:val="false"/>
+          <w:sz w:val="24"/>
+          <w:szCs w:val="24"/>
+        </w:rPr>
+        <w:t>. attēlu.)</w:t>
+      </w:r>
+      <w:r>
+        <w:rPr>
+          <w:i w:val="false"/>
+          <w:iCs w:val="false"/>
+          <w:sz w:val="24"/>
+          <w:szCs w:val="24"/>
+        </w:rPr>
+        <w:t xml:space="preserve"> ir attēloti spēles galvenie stāvokļi un pārejas starp tiem, kuras pārvalda </w:t>
+      </w:r>
+      <w:r>
+        <w:rPr>
+          <w:rStyle w:val="Emphasis"/>
+          <w:i w:val="false"/>
+          <w:iCs w:val="false"/>
+          <w:sz w:val="24"/>
+          <w:szCs w:val="24"/>
+        </w:rPr>
+        <w:t>SceneManager</w:t>
+      </w:r>
+      <w:r>
+        <w:rPr>
+          <w:i w:val="false"/>
+          <w:iCs w:val="false"/>
+          <w:sz w:val="24"/>
+          <w:szCs w:val="24"/>
+        </w:rPr>
+        <w:t>. Diagrammā redzams, ka no galvenās izvēlnes lietotājs var pāriet uz līmeņu izvēlni, veikalu, skapi vai iestatījumiem. Pēc līmeņa izvēles sistēma pāriet uz līmeņa ielādes stāvokli, pēc tam uz aktīvas spēles stāvokli. Spēles laikā iespējams atvērt pauzes izvēlni, turpināt spēli, atvērt iestatījumus, izspēlēt līmeni pa jaunu vai pēc līmeņa pabeigšanas pāriet uz rezultātu logu. No rezultātu loga lietotājs var pāriet uz nākamo līmeni vai izspēlēt līmeni vēlreiz. Šī diagramma palīdz saprast kopējo spēles plūsmu un pārejas starp galvenajiem sistēmas stāvokļiem.</w:t>
       </w:r>
     </w:p>
     <w:p>
@@ -10316,9 +10517,9 @@
         <w:suppressAutoHyphens w:val="true"/>
         <w:bidi w:val="0"/>
         <w:spacing w:lineRule="auto" w:line="360" w:before="0" w:after="0"/>
-        <w:ind w:firstLine="850" w:start="0" w:end="0"/>
+        <w:ind w:hanging="0" w:start="0" w:end="0"/>
         <w:contextualSpacing/>
-        <w:jc w:val="both"/>
+        <w:jc w:val="center"/>
         <w:rPr>
           <w:b/>
           <w:bCs/>
@@ -10330,178 +10531,8 @@
         </w:rPr>
       </w:pPr>
       <w:r>
-        <w:rPr>
-          <w:b w:val="false"/>
-          <w:bCs w:val="false"/>
-          <w:i w:val="false"/>
-          <w:iCs w:val="false"/>
-          <w:sz w:val="24"/>
-          <w:szCs w:val="24"/>
-        </w:rPr>
-        <w:t xml:space="preserve">Otrajā diagrammā ir attēloti galvenā varoņa stāvokļi līmeņa laikā. Tā parāda, kā spēlētāja objekts pāriet starp stāvokļiem </w:t>
-      </w:r>
-      <w:r>
-        <w:rPr>
-          <w:rStyle w:val="Emphasis"/>
-          <w:b w:val="false"/>
-          <w:bCs w:val="false"/>
-          <w:i w:val="false"/>
-          <w:iCs w:val="false"/>
-          <w:sz w:val="24"/>
-          <w:szCs w:val="24"/>
-        </w:rPr>
-        <w:t>Idle</w:t>
-      </w:r>
-      <w:r>
-        <w:rPr>
-          <w:b w:val="false"/>
-          <w:bCs w:val="false"/>
-          <w:i w:val="false"/>
-          <w:iCs w:val="false"/>
-          <w:sz w:val="24"/>
-          <w:szCs w:val="24"/>
-        </w:rPr>
-        <w:t xml:space="preserve">, </w:t>
-      </w:r>
-      <w:r>
-        <w:rPr>
-          <w:rStyle w:val="Emphasis"/>
-          <w:b w:val="false"/>
-          <w:bCs w:val="false"/>
-          <w:i w:val="false"/>
-          <w:iCs w:val="false"/>
-          <w:sz w:val="24"/>
-          <w:szCs w:val="24"/>
-        </w:rPr>
-        <w:t>Run</w:t>
-      </w:r>
-      <w:r>
-        <w:rPr>
-          <w:b w:val="false"/>
-          <w:bCs w:val="false"/>
-          <w:i w:val="false"/>
-          <w:iCs w:val="false"/>
-          <w:sz w:val="24"/>
-          <w:szCs w:val="24"/>
-        </w:rPr>
-        <w:t xml:space="preserve">, </w:t>
-      </w:r>
-      <w:r>
-        <w:rPr>
-          <w:rStyle w:val="Emphasis"/>
-          <w:b w:val="false"/>
-          <w:bCs w:val="false"/>
-          <w:i w:val="false"/>
-          <w:iCs w:val="false"/>
-          <w:sz w:val="24"/>
-          <w:szCs w:val="24"/>
-        </w:rPr>
-        <w:t>Jump</w:t>
-      </w:r>
-      <w:r>
-        <w:rPr>
-          <w:b w:val="false"/>
-          <w:bCs w:val="false"/>
-          <w:i w:val="false"/>
-          <w:iCs w:val="false"/>
-          <w:sz w:val="24"/>
-          <w:szCs w:val="24"/>
-        </w:rPr>
-        <w:t xml:space="preserve">, </w:t>
-      </w:r>
-      <w:r>
-        <w:rPr>
-          <w:rStyle w:val="Emphasis"/>
-          <w:b w:val="false"/>
-          <w:bCs w:val="false"/>
-          <w:i w:val="false"/>
-          <w:iCs w:val="false"/>
-          <w:sz w:val="24"/>
-          <w:szCs w:val="24"/>
-        </w:rPr>
-        <w:t>Crouch</w:t>
-      </w:r>
-      <w:r>
-        <w:rPr>
-          <w:b w:val="false"/>
-          <w:bCs w:val="false"/>
-          <w:i w:val="false"/>
-          <w:iCs w:val="false"/>
-          <w:sz w:val="24"/>
-          <w:szCs w:val="24"/>
-        </w:rPr>
-        <w:t xml:space="preserve">, </w:t>
-      </w:r>
-      <w:r>
-        <w:rPr>
-          <w:rStyle w:val="Emphasis"/>
-          <w:b w:val="false"/>
-          <w:bCs w:val="false"/>
-          <w:i w:val="false"/>
-          <w:iCs w:val="false"/>
-          <w:sz w:val="24"/>
-          <w:szCs w:val="24"/>
-        </w:rPr>
-        <w:t>Crouch walk</w:t>
-      </w:r>
-      <w:r>
-        <w:rPr>
-          <w:b w:val="false"/>
-          <w:bCs w:val="false"/>
-          <w:i w:val="false"/>
-          <w:iCs w:val="false"/>
-          <w:sz w:val="24"/>
-          <w:szCs w:val="24"/>
-        </w:rPr>
-        <w:t xml:space="preserve"> un </w:t>
-      </w:r>
-      <w:r>
-        <w:rPr>
-          <w:rStyle w:val="Emphasis"/>
-          <w:b w:val="false"/>
-          <w:bCs w:val="false"/>
-          <w:i w:val="false"/>
-          <w:iCs w:val="false"/>
-          <w:sz w:val="24"/>
-          <w:szCs w:val="24"/>
-        </w:rPr>
-        <w:t>Die</w:t>
-      </w:r>
-      <w:r>
-        <w:rPr>
-          <w:b w:val="false"/>
-          <w:bCs w:val="false"/>
-          <w:i w:val="false"/>
-          <w:iCs w:val="false"/>
-          <w:sz w:val="24"/>
-          <w:szCs w:val="24"/>
-        </w:rPr>
-        <w:t>. Pārejas notiek atkarībā no spēlētāja ievades un situācijas spēlē, piemēram, kustības pa labi vai pa kreisi, lēciena, pietupiena, pietupiena atlaišanas vai nomiršanas. Šajā diagrammā stāvokļu nosaukumi ir atstāti angļu valodā, jo tādi paši nosaukumi tiek izmantoti arī pašā projektā. Diagramma palīdz pārskatāmi saprast galvenā varoņa uzvedību un tā stāvokļu maiņu spēles gaitā.</w:t>
-      </w:r>
-    </w:p>
-    <w:p>
-      <w:pPr>
-        <w:pStyle w:val="BodyText"/>
-        <w:widowControl/>
-        <w:suppressAutoHyphens w:val="true"/>
-        <w:bidi w:val="0"/>
-        <w:spacing w:lineRule="auto" w:line="360" w:before="0" w:after="0"/>
-        <w:ind w:hanging="0" w:start="0" w:end="0"/>
-        <w:contextualSpacing/>
-        <w:jc w:val="center"/>
-        <w:rPr>
-          <w:b/>
-          <w:bCs/>
-          <w:i w:val="false"/>
-          <w:i w:val="false"/>
-          <w:iCs w:val="false"/>
-          <w:sz w:val="20"/>
-          <w:szCs w:val="20"/>
-        </w:rPr>
-      </w:pPr>
-      <w:r>
         <w:drawing>
-          <wp:anchor behindDoc="0" distT="0" distB="0" distL="0" distR="0" simplePos="0" locked="0" layoutInCell="0" allowOverlap="1" relativeHeight="8">
+          <wp:anchor behindDoc="0" distT="0" distB="0" distL="0" distR="0" simplePos="0" locked="0" layoutInCell="0" allowOverlap="1" relativeHeight="6">
             <wp:simplePos x="0" y="0"/>
             <wp:positionH relativeFrom="column">
               <wp:align>center</wp:align>
@@ -10509,10 +10540,10 @@
             <wp:positionV relativeFrom="paragraph">
               <wp:posOffset>635</wp:posOffset>
             </wp:positionV>
-            <wp:extent cx="5939790" cy="2486660"/>
+            <wp:extent cx="5939790" cy="2978785"/>
             <wp:effectExtent l="0" t="0" r="0" b="0"/>
             <wp:wrapSquare wrapText="largest"/>
-            <wp:docPr id="7" name="Image6"/>
+            <wp:docPr id="7" name="Image5"/>
             <wp:cNvGraphicFramePr>
               <a:graphicFrameLocks xmlns:a="http://schemas.openxmlformats.org/drawingml/2006/main" noChangeAspect="1"/>
             </wp:cNvGraphicFramePr>
@@ -10520,7 +10551,7 @@
               <a:graphicData uri="http://schemas.openxmlformats.org/drawingml/2006/picture">
                 <pic:pic xmlns:pic="http://schemas.openxmlformats.org/drawingml/2006/picture">
                   <pic:nvPicPr>
-                    <pic:cNvPr id="7" name="Image6"/>
+                    <pic:cNvPr id="7" name="Image5"/>
                     <pic:cNvPicPr>
                       <a:picLocks noChangeAspect="1" noChangeArrowheads="1"/>
                     </pic:cNvPicPr>
@@ -10534,7 +10565,7 @@
                   <pic:spPr bwMode="auto">
                     <a:xfrm>
                       <a:off x="0" y="0"/>
-                      <a:ext cx="5939790" cy="2486660"/>
+                      <a:ext cx="5939790" cy="2978785"/>
                     </a:xfrm>
                     <a:prstGeom prst="rect">
                       <a:avLst/>
@@ -10556,7 +10587,323 @@
           <w:sz w:val="20"/>
           <w:szCs w:val="20"/>
         </w:rPr>
-        <w:t>6. attēls. Player stāvokļu diagramma</w:t>
+        <w:t>6</w:t>
+      </w:r>
+      <w:r>
+        <w:rPr>
+          <w:b/>
+          <w:bCs/>
+          <w:i w:val="false"/>
+          <w:iCs w:val="false"/>
+          <w:sz w:val="20"/>
+          <w:szCs w:val="20"/>
+        </w:rPr>
+        <w:t>. attēls. SceneManager stāvokļu diagramma</w:t>
+      </w:r>
+    </w:p>
+    <w:p>
+      <w:pPr>
+        <w:pStyle w:val="BodyText"/>
+        <w:widowControl/>
+        <w:suppressAutoHyphens w:val="true"/>
+        <w:bidi w:val="0"/>
+        <w:spacing w:lineRule="auto" w:line="360" w:before="0" w:after="0"/>
+        <w:ind w:firstLine="850" w:start="0" w:end="0"/>
+        <w:contextualSpacing/>
+        <w:jc w:val="both"/>
+        <w:rPr>
+          <w:b/>
+          <w:bCs/>
+          <w:i w:val="false"/>
+          <w:i w:val="false"/>
+          <w:iCs w:val="false"/>
+          <w:sz w:val="20"/>
+          <w:szCs w:val="20"/>
+        </w:rPr>
+      </w:pPr>
+      <w:r>
+        <w:rPr>
+          <w:b w:val="false"/>
+          <w:bCs w:val="false"/>
+          <w:i w:val="false"/>
+          <w:iCs w:val="false"/>
+          <w:sz w:val="24"/>
+          <w:szCs w:val="24"/>
+        </w:rPr>
+        <w:t xml:space="preserve">Otrajā diagrammā </w:t>
+      </w:r>
+      <w:r>
+        <w:rPr>
+          <w:b w:val="false"/>
+          <w:bCs w:val="false"/>
+          <w:i w:val="false"/>
+          <w:iCs w:val="false"/>
+          <w:sz w:val="24"/>
+          <w:szCs w:val="24"/>
+        </w:rPr>
+        <w:t xml:space="preserve">(Skat. </w:t>
+      </w:r>
+      <w:r>
+        <w:rPr>
+          <w:b w:val="false"/>
+          <w:bCs w:val="false"/>
+          <w:i w:val="false"/>
+          <w:iCs w:val="false"/>
+          <w:sz w:val="24"/>
+          <w:szCs w:val="24"/>
+        </w:rPr>
+        <w:t>7</w:t>
+      </w:r>
+      <w:r>
+        <w:rPr>
+          <w:b w:val="false"/>
+          <w:bCs w:val="false"/>
+          <w:i w:val="false"/>
+          <w:iCs w:val="false"/>
+          <w:sz w:val="24"/>
+          <w:szCs w:val="24"/>
+        </w:rPr>
+        <w:t>. attēlu.)</w:t>
+      </w:r>
+      <w:r>
+        <w:rPr>
+          <w:b w:val="false"/>
+          <w:bCs w:val="false"/>
+          <w:i w:val="false"/>
+          <w:iCs w:val="false"/>
+          <w:sz w:val="24"/>
+          <w:szCs w:val="24"/>
+        </w:rPr>
+        <w:t xml:space="preserve"> ir attēloti galvenā varoņa stāvokļi līmeņa laikā. Tā parāda, kā spēlētāja objekts pāriet starp stāvokļiem </w:t>
+      </w:r>
+      <w:r>
+        <w:rPr>
+          <w:rStyle w:val="Emphasis"/>
+          <w:b w:val="false"/>
+          <w:bCs w:val="false"/>
+          <w:i w:val="false"/>
+          <w:iCs w:val="false"/>
+          <w:sz w:val="24"/>
+          <w:szCs w:val="24"/>
+        </w:rPr>
+        <w:t>Idle</w:t>
+      </w:r>
+      <w:r>
+        <w:rPr>
+          <w:b w:val="false"/>
+          <w:bCs w:val="false"/>
+          <w:i w:val="false"/>
+          <w:iCs w:val="false"/>
+          <w:sz w:val="24"/>
+          <w:szCs w:val="24"/>
+        </w:rPr>
+        <w:t xml:space="preserve">, </w:t>
+      </w:r>
+      <w:r>
+        <w:rPr>
+          <w:rStyle w:val="Emphasis"/>
+          <w:b w:val="false"/>
+          <w:bCs w:val="false"/>
+          <w:i w:val="false"/>
+          <w:iCs w:val="false"/>
+          <w:sz w:val="24"/>
+          <w:szCs w:val="24"/>
+        </w:rPr>
+        <w:t>Run</w:t>
+      </w:r>
+      <w:r>
+        <w:rPr>
+          <w:b w:val="false"/>
+          <w:bCs w:val="false"/>
+          <w:i w:val="false"/>
+          <w:iCs w:val="false"/>
+          <w:sz w:val="24"/>
+          <w:szCs w:val="24"/>
+        </w:rPr>
+        <w:t xml:space="preserve">, </w:t>
+      </w:r>
+      <w:r>
+        <w:rPr>
+          <w:rStyle w:val="Emphasis"/>
+          <w:b w:val="false"/>
+          <w:bCs w:val="false"/>
+          <w:i w:val="false"/>
+          <w:iCs w:val="false"/>
+          <w:sz w:val="24"/>
+          <w:szCs w:val="24"/>
+        </w:rPr>
+        <w:t>Jump</w:t>
+      </w:r>
+      <w:r>
+        <w:rPr>
+          <w:b w:val="false"/>
+          <w:bCs w:val="false"/>
+          <w:i w:val="false"/>
+          <w:iCs w:val="false"/>
+          <w:sz w:val="24"/>
+          <w:szCs w:val="24"/>
+        </w:rPr>
+        <w:t xml:space="preserve">, </w:t>
+      </w:r>
+      <w:r>
+        <w:rPr>
+          <w:rStyle w:val="Emphasis"/>
+          <w:b w:val="false"/>
+          <w:bCs w:val="false"/>
+          <w:i w:val="false"/>
+          <w:iCs w:val="false"/>
+          <w:sz w:val="24"/>
+          <w:szCs w:val="24"/>
+        </w:rPr>
+        <w:t>Crouch</w:t>
+      </w:r>
+      <w:r>
+        <w:rPr>
+          <w:b w:val="false"/>
+          <w:bCs w:val="false"/>
+          <w:i w:val="false"/>
+          <w:iCs w:val="false"/>
+          <w:sz w:val="24"/>
+          <w:szCs w:val="24"/>
+        </w:rPr>
+        <w:t xml:space="preserve">, </w:t>
+      </w:r>
+      <w:r>
+        <w:rPr>
+          <w:rStyle w:val="Emphasis"/>
+          <w:b w:val="false"/>
+          <w:bCs w:val="false"/>
+          <w:i w:val="false"/>
+          <w:iCs w:val="false"/>
+          <w:sz w:val="24"/>
+          <w:szCs w:val="24"/>
+        </w:rPr>
+        <w:t>Crouch walk</w:t>
+      </w:r>
+      <w:r>
+        <w:rPr>
+          <w:b w:val="false"/>
+          <w:bCs w:val="false"/>
+          <w:i w:val="false"/>
+          <w:iCs w:val="false"/>
+          <w:sz w:val="24"/>
+          <w:szCs w:val="24"/>
+        </w:rPr>
+        <w:t xml:space="preserve"> un </w:t>
+      </w:r>
+      <w:r>
+        <w:rPr>
+          <w:rStyle w:val="Emphasis"/>
+          <w:b w:val="false"/>
+          <w:bCs w:val="false"/>
+          <w:i w:val="false"/>
+          <w:iCs w:val="false"/>
+          <w:sz w:val="24"/>
+          <w:szCs w:val="24"/>
+        </w:rPr>
+        <w:t>Die</w:t>
+      </w:r>
+      <w:r>
+        <w:rPr>
+          <w:b w:val="false"/>
+          <w:bCs w:val="false"/>
+          <w:i w:val="false"/>
+          <w:iCs w:val="false"/>
+          <w:sz w:val="24"/>
+          <w:szCs w:val="24"/>
+        </w:rPr>
+        <w:t>. Pārejas notiek atkarībā no spēlētāja ievades un situācijas spēlē, piemēram, kustības pa labi vai pa kreisi, lēciena, pietupiena, pietupiena atlaišanas vai nomiršanas. Šajā diagrammā stāvokļu nosaukumi ir atstāti angļu valodā, jo tādi paši nosaukumi tiek izmantoti arī pašā projektā. Diagramma palīdz pārskatāmi saprast galvenā varoņa uzvedību un tā stāvokļu maiņu spēles gaitā.</w:t>
+      </w:r>
+    </w:p>
+    <w:p>
+      <w:pPr>
+        <w:pStyle w:val="BodyText"/>
+        <w:widowControl/>
+        <w:suppressAutoHyphens w:val="true"/>
+        <w:bidi w:val="0"/>
+        <w:spacing w:lineRule="auto" w:line="360" w:before="0" w:after="0"/>
+        <w:ind w:hanging="0" w:start="0" w:end="0"/>
+        <w:contextualSpacing/>
+        <w:jc w:val="center"/>
+        <w:rPr>
+          <w:b/>
+          <w:bCs/>
+          <w:i w:val="false"/>
+          <w:i w:val="false"/>
+          <w:iCs w:val="false"/>
+          <w:sz w:val="20"/>
+          <w:szCs w:val="20"/>
+        </w:rPr>
+      </w:pPr>
+      <w:r>
+        <w:drawing>
+          <wp:anchor behindDoc="0" distT="0" distB="0" distL="0" distR="0" simplePos="0" locked="0" layoutInCell="0" allowOverlap="1" relativeHeight="7">
+            <wp:simplePos x="0" y="0"/>
+            <wp:positionH relativeFrom="column">
+              <wp:align>center</wp:align>
+            </wp:positionH>
+            <wp:positionV relativeFrom="paragraph">
+              <wp:posOffset>635</wp:posOffset>
+            </wp:positionV>
+            <wp:extent cx="5939790" cy="2494280"/>
+            <wp:effectExtent l="0" t="0" r="0" b="0"/>
+            <wp:wrapSquare wrapText="largest"/>
+            <wp:docPr id="8" name="Image6"/>
+            <wp:cNvGraphicFramePr>
+              <a:graphicFrameLocks xmlns:a="http://schemas.openxmlformats.org/drawingml/2006/main" noChangeAspect="1"/>
+            </wp:cNvGraphicFramePr>
+            <a:graphic xmlns:a="http://schemas.openxmlformats.org/drawingml/2006/main">
+              <a:graphicData uri="http://schemas.openxmlformats.org/drawingml/2006/picture">
+                <pic:pic xmlns:pic="http://schemas.openxmlformats.org/drawingml/2006/picture">
+                  <pic:nvPicPr>
+                    <pic:cNvPr id="8" name="Image6"/>
+                    <pic:cNvPicPr>
+                      <a:picLocks noChangeAspect="1" noChangeArrowheads="1"/>
+                    </pic:cNvPicPr>
+                  </pic:nvPicPr>
+                  <pic:blipFill>
+                    <a:blip r:embed="rId10"/>
+                    <a:stretch>
+                      <a:fillRect/>
+                    </a:stretch>
+                  </pic:blipFill>
+                  <pic:spPr bwMode="auto">
+                    <a:xfrm>
+                      <a:off x="0" y="0"/>
+                      <a:ext cx="5939790" cy="2494280"/>
+                    </a:xfrm>
+                    <a:prstGeom prst="rect">
+                      <a:avLst/>
+                    </a:prstGeom>
+                    <a:noFill/>
+                  </pic:spPr>
+                </pic:pic>
+              </a:graphicData>
+            </a:graphic>
+          </wp:anchor>
+        </w:drawing>
+      </w:r>
+      <w:r>
+        <w:rPr>
+          <w:b/>
+          <w:bCs/>
+          <w:i w:val="false"/>
+          <w:iCs w:val="false"/>
+          <w:sz w:val="20"/>
+          <w:szCs w:val="20"/>
+        </w:rPr>
+        <w:t>7</w:t>
+      </w:r>
+      <w:r>
+        <w:rPr>
+          <w:b/>
+          <w:bCs/>
+          <w:i w:val="false"/>
+          <w:iCs w:val="false"/>
+          <w:sz w:val="20"/>
+          <w:szCs w:val="20"/>
+        </w:rPr>
+        <w:t>. attēls. Player stāvokļu diagramma</w:t>
       </w:r>
     </w:p>
     <w:p>
@@ -11267,17 +11614,18 @@
         <w:tblLook w:val="04a0" w:noHBand="0" w:noVBand="1" w:firstColumn="1" w:lastRow="0" w:lastColumn="0" w:firstRow="1"/>
       </w:tblPr>
       <w:tblGrid>
-        <w:gridCol w:w="913"/>
-        <w:gridCol w:w="1709"/>
-        <w:gridCol w:w="2487"/>
-        <w:gridCol w:w="2041"/>
-        <w:gridCol w:w="2194"/>
+        <w:gridCol w:w="738"/>
+        <w:gridCol w:w="1384"/>
+        <w:gridCol w:w="2015"/>
+        <w:gridCol w:w="1654"/>
+        <w:gridCol w:w="1777"/>
+        <w:gridCol w:w="1776"/>
       </w:tblGrid>
       <w:tr>
         <w:trPr/>
         <w:tc>
           <w:tcPr>
-            <w:tcW w:w="913" w:type="dxa"/>
+            <w:tcW w:w="738" w:type="dxa"/>
             <w:tcBorders/>
           </w:tcPr>
           <w:p>
@@ -11311,7 +11659,7 @@
         </w:tc>
         <w:tc>
           <w:tcPr>
-            <w:tcW w:w="1709" w:type="dxa"/>
+            <w:tcW w:w="1384" w:type="dxa"/>
             <w:tcBorders/>
           </w:tcPr>
           <w:p>
@@ -11345,7 +11693,7 @@
         </w:tc>
         <w:tc>
           <w:tcPr>
-            <w:tcW w:w="2487" w:type="dxa"/>
+            <w:tcW w:w="2015" w:type="dxa"/>
             <w:tcBorders/>
           </w:tcPr>
           <w:p>
@@ -11379,7 +11727,7 @@
         </w:tc>
         <w:tc>
           <w:tcPr>
-            <w:tcW w:w="2041" w:type="dxa"/>
+            <w:tcW w:w="1654" w:type="dxa"/>
             <w:tcBorders/>
           </w:tcPr>
           <w:p>
@@ -11413,8 +11761,10 @@
         </w:tc>
         <w:tc>
           <w:tcPr>
-            <w:tcW w:w="2194" w:type="dxa"/>
-            <w:tcBorders/>
+            <w:tcW w:w="1777" w:type="dxa"/>
+            <w:tcBorders>
+              <w:end w:val="nil"/>
+            </w:tcBorders>
           </w:tcPr>
           <w:p>
             <w:pPr>
@@ -11442,6 +11792,38 @@
                 <w:lang w:eastAsia="ru-RU" w:bidi="ar-SA"/>
               </w:rPr>
               <w:t>Sagaidāmais rezultāts</w:t>
+            </w:r>
+          </w:p>
+        </w:tc>
+        <w:tc>
+          <w:tcPr>
+            <w:tcW w:w="1776" w:type="dxa"/>
+            <w:tcBorders/>
+          </w:tcPr>
+          <w:p>
+            <w:pPr>
+              <w:pStyle w:val="ListParagraph"/>
+              <w:widowControl/>
+              <w:suppressAutoHyphens w:val="true"/>
+              <w:spacing w:lineRule="auto" w:line="240" w:before="0" w:after="0"/>
+              <w:ind w:hanging="0" w:start="0" w:end="0"/>
+              <w:contextualSpacing/>
+              <w:jc w:val="center"/>
+              <w:rPr>
+                <w:b/>
+                <w:bCs/>
+                <w:sz w:val="20"/>
+                <w:szCs w:val="20"/>
+              </w:rPr>
+            </w:pPr>
+            <w:r>
+              <w:rPr>
+                <w:b/>
+                <w:bCs/>
+                <w:sz w:val="20"/>
+                <w:szCs w:val="20"/>
+              </w:rPr>
+              <w:t>Pārbaudāmā funkcionālā prasība (FP_ID)</w:t>
             </w:r>
           </w:p>
         </w:tc>
@@ -11450,7 +11832,7 @@
         <w:trPr/>
         <w:tc>
           <w:tcPr>
-            <w:tcW w:w="913" w:type="dxa"/>
+            <w:tcW w:w="738" w:type="dxa"/>
             <w:tcBorders/>
           </w:tcPr>
           <w:p>
@@ -11480,7 +11862,7 @@
         </w:tc>
         <w:tc>
           <w:tcPr>
-            <w:tcW w:w="1709" w:type="dxa"/>
+            <w:tcW w:w="1384" w:type="dxa"/>
             <w:tcBorders/>
           </w:tcPr>
           <w:p>
@@ -11510,7 +11892,7 @@
         </w:tc>
         <w:tc>
           <w:tcPr>
-            <w:tcW w:w="2487" w:type="dxa"/>
+            <w:tcW w:w="2015" w:type="dxa"/>
             <w:tcBorders/>
           </w:tcPr>
           <w:p>
@@ -11564,7 +11946,7 @@
         </w:tc>
         <w:tc>
           <w:tcPr>
-            <w:tcW w:w="2041" w:type="dxa"/>
+            <w:tcW w:w="1654" w:type="dxa"/>
             <w:tcBorders/>
           </w:tcPr>
           <w:p>
@@ -11594,7 +11976,63 @@
         </w:tc>
         <w:tc>
           <w:tcPr>
-            <w:tcW w:w="2194" w:type="dxa"/>
+            <w:tcW w:w="1777" w:type="dxa"/>
+            <w:tcBorders>
+              <w:end w:val="nil"/>
+            </w:tcBorders>
+          </w:tcPr>
+          <w:p>
+            <w:pPr>
+              <w:pStyle w:val="ListParagraph"/>
+              <w:widowControl/>
+              <w:suppressAutoHyphens w:val="true"/>
+              <w:spacing w:lineRule="auto" w:line="240" w:before="0" w:after="0"/>
+              <w:ind w:hanging="0" w:start="0" w:end="0"/>
+              <w:contextualSpacing/>
+              <w:jc w:val="start"/>
+              <w:rPr>
+                <w:sz w:val="20"/>
+                <w:szCs w:val="20"/>
+              </w:rPr>
+            </w:pPr>
+            <w:r>
+              <w:rPr>
+                <w:kern w:val="2"/>
+                <w:sz w:val="20"/>
+                <w:szCs w:val="20"/>
+                <w:lang w:eastAsia="ru-RU" w:bidi="ar-SA"/>
+              </w:rPr>
+              <w:t>1) Ekrānā redzama galvenā izvēlne ar pogām;</w:t>
+            </w:r>
+          </w:p>
+          <w:p>
+            <w:pPr>
+              <w:pStyle w:val="ListParagraph"/>
+              <w:widowControl/>
+              <w:suppressAutoHyphens w:val="true"/>
+              <w:spacing w:lineRule="auto" w:line="240" w:before="0" w:after="0"/>
+              <w:ind w:hanging="0" w:start="0" w:end="0"/>
+              <w:contextualSpacing/>
+              <w:jc w:val="start"/>
+              <w:rPr>
+                <w:sz w:val="20"/>
+                <w:szCs w:val="20"/>
+              </w:rPr>
+            </w:pPr>
+            <w:r>
+              <w:rPr>
+                <w:kern w:val="2"/>
+                <w:sz w:val="20"/>
+                <w:szCs w:val="20"/>
+                <w:lang w:eastAsia="ru-RU" w:bidi="ar-SA"/>
+              </w:rPr>
+              <w:t>2) Skan fona mūzika.</w:t>
+            </w:r>
+          </w:p>
+        </w:tc>
+        <w:tc>
+          <w:tcPr>
+            <w:tcW w:w="1776" w:type="dxa"/>
             <w:tcBorders/>
           </w:tcPr>
           <w:p>
@@ -11613,36 +12051,10 @@
             </w:pPr>
             <w:r>
               <w:rPr>
-                <w:kern w:val="2"/>
-                <w:sz w:val="20"/>
-                <w:szCs w:val="20"/>
-                <w:lang w:eastAsia="ru-RU" w:bidi="ar-SA"/>
-              </w:rPr>
-              <w:t>1) Ekrānā redzama galvenā izvēlne ar pogām;</w:t>
-            </w:r>
-          </w:p>
-          <w:p>
-            <w:pPr>
-              <w:pStyle w:val="ListParagraph"/>
-              <w:widowControl/>
-              <w:suppressAutoHyphens w:val="true"/>
-              <w:spacing w:lineRule="auto" w:line="240" w:before="0" w:after="0"/>
-              <w:ind w:hanging="0" w:start="0" w:end="0"/>
-              <w:contextualSpacing/>
-              <w:jc w:val="start"/>
-              <w:rPr>
-                <w:sz w:val="20"/>
-                <w:szCs w:val="20"/>
-              </w:rPr>
-            </w:pPr>
-            <w:r>
-              <w:rPr>
-                <w:kern w:val="2"/>
-                <w:sz w:val="20"/>
-                <w:szCs w:val="20"/>
-                <w:lang w:eastAsia="ru-RU" w:bidi="ar-SA"/>
-              </w:rPr>
-              <w:t>2) Skan fona mūzika.</w:t>
+                <w:sz w:val="20"/>
+                <w:szCs w:val="20"/>
+              </w:rPr>
+              <w:t>FP_1</w:t>
             </w:r>
           </w:p>
         </w:tc>
@@ -11651,7 +12063,7 @@
         <w:trPr/>
         <w:tc>
           <w:tcPr>
-            <w:tcW w:w="913" w:type="dxa"/>
+            <w:tcW w:w="738" w:type="dxa"/>
             <w:tcBorders/>
           </w:tcPr>
           <w:p>
@@ -11681,7 +12093,7 @@
         </w:tc>
         <w:tc>
           <w:tcPr>
-            <w:tcW w:w="1709" w:type="dxa"/>
+            <w:tcW w:w="1384" w:type="dxa"/>
             <w:tcBorders/>
           </w:tcPr>
           <w:p>
@@ -11711,7 +12123,7 @@
         </w:tc>
         <w:tc>
           <w:tcPr>
-            <w:tcW w:w="2487" w:type="dxa"/>
+            <w:tcW w:w="2015" w:type="dxa"/>
             <w:tcBorders/>
           </w:tcPr>
           <w:p>
@@ -11741,7 +12153,7 @@
         </w:tc>
         <w:tc>
           <w:tcPr>
-            <w:tcW w:w="2041" w:type="dxa"/>
+            <w:tcW w:w="1654" w:type="dxa"/>
             <w:tcBorders/>
           </w:tcPr>
           <w:p>
@@ -11771,7 +12183,39 @@
         </w:tc>
         <w:tc>
           <w:tcPr>
-            <w:tcW w:w="2194" w:type="dxa"/>
+            <w:tcW w:w="1777" w:type="dxa"/>
+            <w:tcBorders>
+              <w:end w:val="nil"/>
+            </w:tcBorders>
+          </w:tcPr>
+          <w:p>
+            <w:pPr>
+              <w:pStyle w:val="ListParagraph"/>
+              <w:widowControl/>
+              <w:suppressAutoHyphens w:val="true"/>
+              <w:spacing w:lineRule="auto" w:line="240" w:before="0" w:after="0"/>
+              <w:ind w:hanging="0" w:start="0" w:end="0"/>
+              <w:contextualSpacing/>
+              <w:jc w:val="start"/>
+              <w:rPr>
+                <w:sz w:val="20"/>
+                <w:szCs w:val="20"/>
+              </w:rPr>
+            </w:pPr>
+            <w:r>
+              <w:rPr>
+                <w:kern w:val="2"/>
+                <w:sz w:val="20"/>
+                <w:szCs w:val="20"/>
+                <w:lang w:eastAsia="ru-RU" w:bidi="ar-SA"/>
+              </w:rPr>
+              <w:t>Tiek atvērts līmeņu saraksta skats.</w:t>
+            </w:r>
+          </w:p>
+        </w:tc>
+        <w:tc>
+          <w:tcPr>
+            <w:tcW w:w="1776" w:type="dxa"/>
             <w:tcBorders/>
           </w:tcPr>
           <w:p>
@@ -11790,12 +12234,10 @@
             </w:pPr>
             <w:r>
               <w:rPr>
-                <w:kern w:val="2"/>
-                <w:sz w:val="20"/>
-                <w:szCs w:val="20"/>
-                <w:lang w:eastAsia="ru-RU" w:bidi="ar-SA"/>
-              </w:rPr>
-              <w:t>Tiek atvērts līmeņu saraksta skats.</w:t>
+                <w:sz w:val="20"/>
+                <w:szCs w:val="20"/>
+              </w:rPr>
+              <w:t>FP_2</w:t>
             </w:r>
           </w:p>
         </w:tc>
@@ -11804,7 +12246,7 @@
         <w:trPr/>
         <w:tc>
           <w:tcPr>
-            <w:tcW w:w="913" w:type="dxa"/>
+            <w:tcW w:w="738" w:type="dxa"/>
             <w:tcBorders/>
           </w:tcPr>
           <w:p>
@@ -11834,7 +12276,7 @@
         </w:tc>
         <w:tc>
           <w:tcPr>
-            <w:tcW w:w="1709" w:type="dxa"/>
+            <w:tcW w:w="1384" w:type="dxa"/>
             <w:tcBorders/>
           </w:tcPr>
           <w:p>
@@ -11864,7 +12306,7 @@
         </w:tc>
         <w:tc>
           <w:tcPr>
-            <w:tcW w:w="2487" w:type="dxa"/>
+            <w:tcW w:w="2015" w:type="dxa"/>
             <w:tcBorders/>
           </w:tcPr>
           <w:p>
@@ -11894,7 +12336,7 @@
         </w:tc>
         <w:tc>
           <w:tcPr>
-            <w:tcW w:w="2041" w:type="dxa"/>
+            <w:tcW w:w="1654" w:type="dxa"/>
             <w:tcBorders/>
           </w:tcPr>
           <w:p>
@@ -11924,7 +12366,63 @@
         </w:tc>
         <w:tc>
           <w:tcPr>
-            <w:tcW w:w="2194" w:type="dxa"/>
+            <w:tcW w:w="1777" w:type="dxa"/>
+            <w:tcBorders>
+              <w:end w:val="nil"/>
+            </w:tcBorders>
+          </w:tcPr>
+          <w:p>
+            <w:pPr>
+              <w:pStyle w:val="ListParagraph"/>
+              <w:widowControl/>
+              <w:suppressAutoHyphens w:val="true"/>
+              <w:spacing w:lineRule="auto" w:line="240" w:before="0" w:after="0"/>
+              <w:ind w:hanging="0" w:start="0" w:end="0"/>
+              <w:contextualSpacing/>
+              <w:jc w:val="start"/>
+              <w:rPr>
+                <w:sz w:val="20"/>
+                <w:szCs w:val="20"/>
+              </w:rPr>
+            </w:pPr>
+            <w:r>
+              <w:rPr>
+                <w:kern w:val="2"/>
+                <w:sz w:val="20"/>
+                <w:szCs w:val="20"/>
+                <w:lang w:eastAsia="ru-RU" w:bidi="ar-SA"/>
+              </w:rPr>
+              <w:t>1) Pieejamie līmeņi ir aktīvi;</w:t>
+            </w:r>
+          </w:p>
+          <w:p>
+            <w:pPr>
+              <w:pStyle w:val="ListParagraph"/>
+              <w:widowControl/>
+              <w:suppressAutoHyphens w:val="true"/>
+              <w:spacing w:lineRule="auto" w:line="240" w:before="0" w:after="0"/>
+              <w:ind w:hanging="0" w:start="0" w:end="0"/>
+              <w:contextualSpacing/>
+              <w:jc w:val="start"/>
+              <w:rPr>
+                <w:sz w:val="20"/>
+                <w:szCs w:val="20"/>
+              </w:rPr>
+            </w:pPr>
+            <w:r>
+              <w:rPr>
+                <w:kern w:val="2"/>
+                <w:sz w:val="20"/>
+                <w:szCs w:val="20"/>
+                <w:lang w:eastAsia="ru-RU" w:bidi="ar-SA"/>
+              </w:rPr>
+              <w:t>2) Bloķētajiem līmeņiem redzama slēdzenes ikona.</w:t>
+            </w:r>
+          </w:p>
+        </w:tc>
+        <w:tc>
+          <w:tcPr>
+            <w:tcW w:w="1776" w:type="dxa"/>
             <w:tcBorders/>
           </w:tcPr>
           <w:p>
@@ -11943,36 +12441,10 @@
             </w:pPr>
             <w:r>
               <w:rPr>
-                <w:kern w:val="2"/>
-                <w:sz w:val="20"/>
-                <w:szCs w:val="20"/>
-                <w:lang w:eastAsia="ru-RU" w:bidi="ar-SA"/>
-              </w:rPr>
-              <w:t>1) Pieejamie līmeņi ir aktīvi;</w:t>
-            </w:r>
-          </w:p>
-          <w:p>
-            <w:pPr>
-              <w:pStyle w:val="ListParagraph"/>
-              <w:widowControl/>
-              <w:suppressAutoHyphens w:val="true"/>
-              <w:spacing w:lineRule="auto" w:line="240" w:before="0" w:after="0"/>
-              <w:ind w:hanging="0" w:start="0" w:end="0"/>
-              <w:contextualSpacing/>
-              <w:jc w:val="start"/>
-              <w:rPr>
-                <w:sz w:val="20"/>
-                <w:szCs w:val="20"/>
-              </w:rPr>
-            </w:pPr>
-            <w:r>
-              <w:rPr>
-                <w:kern w:val="2"/>
-                <w:sz w:val="20"/>
-                <w:szCs w:val="20"/>
-                <w:lang w:eastAsia="ru-RU" w:bidi="ar-SA"/>
-              </w:rPr>
-              <w:t>2) Bloķētajiem līmeņiem redzama slēdzenes ikona.</w:t>
+                <w:sz w:val="20"/>
+                <w:szCs w:val="20"/>
+              </w:rPr>
+              <w:t>FP_3</w:t>
             </w:r>
           </w:p>
         </w:tc>
@@ -11981,7 +12453,7 @@
         <w:trPr/>
         <w:tc>
           <w:tcPr>
-            <w:tcW w:w="913" w:type="dxa"/>
+            <w:tcW w:w="738" w:type="dxa"/>
             <w:tcBorders/>
           </w:tcPr>
           <w:p>
@@ -12011,7 +12483,7 @@
         </w:tc>
         <w:tc>
           <w:tcPr>
-            <w:tcW w:w="1709" w:type="dxa"/>
+            <w:tcW w:w="1384" w:type="dxa"/>
             <w:tcBorders/>
           </w:tcPr>
           <w:p>
@@ -12041,7 +12513,7 @@
         </w:tc>
         <w:tc>
           <w:tcPr>
-            <w:tcW w:w="2487" w:type="dxa"/>
+            <w:tcW w:w="2015" w:type="dxa"/>
             <w:tcBorders/>
           </w:tcPr>
           <w:p>
@@ -12095,7 +12567,7 @@
         </w:tc>
         <w:tc>
           <w:tcPr>
-            <w:tcW w:w="2041" w:type="dxa"/>
+            <w:tcW w:w="1654" w:type="dxa"/>
             <w:tcBorders/>
           </w:tcPr>
           <w:p>
@@ -12173,7 +12645,77 @@
         </w:tc>
         <w:tc>
           <w:tcPr>
-            <w:tcW w:w="2194" w:type="dxa"/>
+            <w:tcW w:w="1777" w:type="dxa"/>
+            <w:tcBorders>
+              <w:end w:val="nil"/>
+            </w:tcBorders>
+          </w:tcPr>
+          <w:p>
+            <w:pPr>
+              <w:pStyle w:val="ListParagraph"/>
+              <w:widowControl/>
+              <w:suppressAutoHyphens w:val="true"/>
+              <w:spacing w:lineRule="auto" w:line="240" w:before="0" w:after="0"/>
+              <w:ind w:hanging="0" w:start="0" w:end="0"/>
+              <w:contextualSpacing/>
+              <w:jc w:val="start"/>
+              <w:rPr>
+                <w:sz w:val="20"/>
+                <w:szCs w:val="20"/>
+              </w:rPr>
+            </w:pPr>
+            <w:r>
+              <w:rPr>
+                <w:sz w:val="20"/>
+                <w:szCs w:val="20"/>
+              </w:rPr>
+            </w:r>
+          </w:p>
+          <w:p>
+            <w:pPr>
+              <w:pStyle w:val="Normal"/>
+              <w:widowControl/>
+              <w:suppressAutoHyphens w:val="true"/>
+              <w:spacing w:lineRule="auto" w:line="240" w:before="0" w:after="54"/>
+              <w:jc w:val="start"/>
+              <w:rPr>
+                <w:sz w:val="20"/>
+                <w:szCs w:val="20"/>
+              </w:rPr>
+            </w:pPr>
+            <w:r>
+              <w:rPr>
+                <w:sz w:val="20"/>
+                <w:szCs w:val="20"/>
+              </w:rPr>
+            </w:r>
+          </w:p>
+          <w:p>
+            <w:pPr>
+              <w:pStyle w:val="Normal"/>
+              <w:widowControl/>
+              <w:suppressAutoHyphens w:val="true"/>
+              <w:spacing w:lineRule="auto" w:line="240" w:before="0" w:after="54"/>
+              <w:jc w:val="start"/>
+              <w:rPr>
+                <w:sz w:val="20"/>
+                <w:szCs w:val="20"/>
+              </w:rPr>
+            </w:pPr>
+            <w:r>
+              <w:rPr>
+                <w:kern w:val="2"/>
+                <w:sz w:val="20"/>
+                <w:szCs w:val="20"/>
+                <w:lang w:eastAsia="ru-RU" w:bidi="ar-SA"/>
+              </w:rPr>
+              <w:t>Līmenis 2 ir atbloķēts un pieejams startēšanai.</w:t>
+            </w:r>
+          </w:p>
+        </w:tc>
+        <w:tc>
+          <w:tcPr>
+            <w:tcW w:w="1776" w:type="dxa"/>
             <w:tcBorders/>
           </w:tcPr>
           <w:p>
@@ -12195,47 +12737,7 @@
                 <w:sz w:val="20"/>
                 <w:szCs w:val="20"/>
               </w:rPr>
-            </w:r>
-          </w:p>
-          <w:p>
-            <w:pPr>
-              <w:pStyle w:val="Normal"/>
-              <w:widowControl/>
-              <w:suppressAutoHyphens w:val="true"/>
-              <w:spacing w:lineRule="auto" w:line="240" w:before="0" w:after="54"/>
-              <w:jc w:val="start"/>
-              <w:rPr>
-                <w:sz w:val="20"/>
-                <w:szCs w:val="20"/>
-              </w:rPr>
-            </w:pPr>
-            <w:r>
-              <w:rPr>
-                <w:sz w:val="20"/>
-                <w:szCs w:val="20"/>
-              </w:rPr>
-            </w:r>
-          </w:p>
-          <w:p>
-            <w:pPr>
-              <w:pStyle w:val="Normal"/>
-              <w:widowControl/>
-              <w:suppressAutoHyphens w:val="true"/>
-              <w:spacing w:lineRule="auto" w:line="240" w:before="0" w:after="54"/>
-              <w:jc w:val="start"/>
-              <w:rPr>
-                <w:sz w:val="20"/>
-                <w:szCs w:val="20"/>
-              </w:rPr>
-            </w:pPr>
-            <w:r>
-              <w:rPr>
-                <w:kern w:val="2"/>
-                <w:sz w:val="20"/>
-                <w:szCs w:val="20"/>
-                <w:lang w:eastAsia="ru-RU" w:bidi="ar-SA"/>
-              </w:rPr>
-              <w:t>Līmenis 2 ir atbloķēts un pieejams startēšanai.</w:t>
+              <w:t>FP_4</w:t>
             </w:r>
           </w:p>
         </w:tc>
@@ -12244,7 +12746,7 @@
         <w:trPr/>
         <w:tc>
           <w:tcPr>
-            <w:tcW w:w="913" w:type="dxa"/>
+            <w:tcW w:w="738" w:type="dxa"/>
             <w:tcBorders/>
           </w:tcPr>
           <w:p>
@@ -12274,7 +12776,7 @@
         </w:tc>
         <w:tc>
           <w:tcPr>
-            <w:tcW w:w="1709" w:type="dxa"/>
+            <w:tcW w:w="1384" w:type="dxa"/>
             <w:tcBorders/>
           </w:tcPr>
           <w:p>
@@ -12308,7 +12810,7 @@
         </w:tc>
         <w:tc>
           <w:tcPr>
-            <w:tcW w:w="2487" w:type="dxa"/>
+            <w:tcW w:w="2015" w:type="dxa"/>
             <w:tcBorders/>
           </w:tcPr>
           <w:p>
@@ -12338,7 +12840,7 @@
         </w:tc>
         <w:tc>
           <w:tcPr>
-            <w:tcW w:w="2041" w:type="dxa"/>
+            <w:tcW w:w="1654" w:type="dxa"/>
             <w:tcBorders/>
           </w:tcPr>
           <w:p>
@@ -12392,7 +12894,80 @@
         </w:tc>
         <w:tc>
           <w:tcPr>
-            <w:tcW w:w="2194" w:type="dxa"/>
+            <w:tcW w:w="1777" w:type="dxa"/>
+            <w:tcBorders>
+              <w:end w:val="nil"/>
+            </w:tcBorders>
+          </w:tcPr>
+          <w:p>
+            <w:pPr>
+              <w:pStyle w:val="ListParagraph"/>
+              <w:widowControl/>
+              <w:suppressAutoHyphens w:val="true"/>
+              <w:spacing w:lineRule="auto" w:line="240" w:before="0" w:after="0"/>
+              <w:ind w:hanging="0" w:start="0" w:end="0"/>
+              <w:contextualSpacing/>
+              <w:jc w:val="start"/>
+              <w:rPr>
+                <w:sz w:val="20"/>
+                <w:szCs w:val="20"/>
+              </w:rPr>
+            </w:pPr>
+            <w:r>
+              <w:rPr>
+                <w:sz w:val="20"/>
+                <w:szCs w:val="20"/>
+              </w:rPr>
+            </w:r>
+          </w:p>
+          <w:p>
+            <w:pPr>
+              <w:pStyle w:val="Normal"/>
+              <w:widowControl/>
+              <w:suppressAutoHyphens w:val="true"/>
+              <w:spacing w:lineRule="auto" w:line="240" w:before="0" w:after="54"/>
+              <w:jc w:val="start"/>
+              <w:rPr>
+                <w:sz w:val="20"/>
+                <w:szCs w:val="20"/>
+              </w:rPr>
+            </w:pPr>
+            <w:r>
+              <w:rPr>
+                <w:kern w:val="2"/>
+                <w:sz w:val="20"/>
+                <w:szCs w:val="20"/>
+                <w:lang w:eastAsia="ru-RU" w:bidi="ar-SA"/>
+              </w:rPr>
+              <w:t>1) Rezultātu logā tiek parādītas 3 zvaigznes;</w:t>
+            </w:r>
+          </w:p>
+          <w:p>
+            <w:pPr>
+              <w:pStyle w:val="Normal"/>
+              <w:widowControl/>
+              <w:suppressAutoHyphens w:val="true"/>
+              <w:spacing w:lineRule="auto" w:line="240" w:before="0" w:after="54"/>
+              <w:jc w:val="start"/>
+              <w:rPr>
+                <w:sz w:val="20"/>
+                <w:szCs w:val="20"/>
+              </w:rPr>
+            </w:pPr>
+            <w:r>
+              <w:rPr>
+                <w:kern w:val="2"/>
+                <w:sz w:val="20"/>
+                <w:szCs w:val="20"/>
+                <w:lang w:eastAsia="ru-RU" w:bidi="ar-SA"/>
+              </w:rPr>
+              <w:t>2) Līmeņu sarakstā redzamas 3 zvaigznes pie līmeņa.</w:t>
+            </w:r>
+          </w:p>
+        </w:tc>
+        <w:tc>
+          <w:tcPr>
+            <w:tcW w:w="1776" w:type="dxa"/>
             <w:tcBorders/>
           </w:tcPr>
           <w:p>
@@ -12414,50 +12989,7 @@
                 <w:sz w:val="20"/>
                 <w:szCs w:val="20"/>
               </w:rPr>
-            </w:r>
-          </w:p>
-          <w:p>
-            <w:pPr>
-              <w:pStyle w:val="Normal"/>
-              <w:widowControl/>
-              <w:suppressAutoHyphens w:val="true"/>
-              <w:spacing w:lineRule="auto" w:line="240" w:before="0" w:after="54"/>
-              <w:jc w:val="start"/>
-              <w:rPr>
-                <w:sz w:val="20"/>
-                <w:szCs w:val="20"/>
-              </w:rPr>
-            </w:pPr>
-            <w:r>
-              <w:rPr>
-                <w:kern w:val="2"/>
-                <w:sz w:val="20"/>
-                <w:szCs w:val="20"/>
-                <w:lang w:eastAsia="ru-RU" w:bidi="ar-SA"/>
-              </w:rPr>
-              <w:t>1) Rezultātu logā tiek parādītas 3 zvaigznes;</w:t>
-            </w:r>
-          </w:p>
-          <w:p>
-            <w:pPr>
-              <w:pStyle w:val="Normal"/>
-              <w:widowControl/>
-              <w:suppressAutoHyphens w:val="true"/>
-              <w:spacing w:lineRule="auto" w:line="240" w:before="0" w:after="54"/>
-              <w:jc w:val="start"/>
-              <w:rPr>
-                <w:sz w:val="20"/>
-                <w:szCs w:val="20"/>
-              </w:rPr>
-            </w:pPr>
-            <w:r>
-              <w:rPr>
-                <w:kern w:val="2"/>
-                <w:sz w:val="20"/>
-                <w:szCs w:val="20"/>
-                <w:lang w:eastAsia="ru-RU" w:bidi="ar-SA"/>
-              </w:rPr>
-              <w:t>2) Līmeņu sarakstā redzamas 3 zvaigznes pie līmeņa.</w:t>
+              <w:t>FP_5</w:t>
             </w:r>
           </w:p>
         </w:tc>
@@ -12466,7 +12998,7 @@
         <w:trPr/>
         <w:tc>
           <w:tcPr>
-            <w:tcW w:w="913" w:type="dxa"/>
+            <w:tcW w:w="738" w:type="dxa"/>
             <w:tcBorders/>
           </w:tcPr>
           <w:p>
@@ -12496,7 +13028,7 @@
         </w:tc>
         <w:tc>
           <w:tcPr>
-            <w:tcW w:w="1709" w:type="dxa"/>
+            <w:tcW w:w="1384" w:type="dxa"/>
             <w:tcBorders/>
           </w:tcPr>
           <w:p>
@@ -12526,7 +13058,7 @@
         </w:tc>
         <w:tc>
           <w:tcPr>
-            <w:tcW w:w="2487" w:type="dxa"/>
+            <w:tcW w:w="2015" w:type="dxa"/>
             <w:tcBorders/>
           </w:tcPr>
           <w:p>
@@ -12580,7 +13112,7 @@
         </w:tc>
         <w:tc>
           <w:tcPr>
-            <w:tcW w:w="2041" w:type="dxa"/>
+            <w:tcW w:w="1654" w:type="dxa"/>
             <w:tcBorders/>
           </w:tcPr>
           <w:p>
@@ -12610,7 +13142,39 @@
         </w:tc>
         <w:tc>
           <w:tcPr>
-            <w:tcW w:w="2194" w:type="dxa"/>
+            <w:tcW w:w="1777" w:type="dxa"/>
+            <w:tcBorders>
+              <w:end w:val="nil"/>
+            </w:tcBorders>
+          </w:tcPr>
+          <w:p>
+            <w:pPr>
+              <w:pStyle w:val="ListParagraph"/>
+              <w:widowControl/>
+              <w:suppressAutoHyphens w:val="true"/>
+              <w:spacing w:lineRule="auto" w:line="240" w:before="0" w:after="0"/>
+              <w:ind w:hanging="0" w:start="0" w:end="0"/>
+              <w:contextualSpacing/>
+              <w:jc w:val="start"/>
+              <w:rPr>
+                <w:sz w:val="20"/>
+                <w:szCs w:val="20"/>
+              </w:rPr>
+            </w:pPr>
+            <w:r>
+              <w:rPr>
+                <w:kern w:val="2"/>
+                <w:sz w:val="20"/>
+                <w:szCs w:val="20"/>
+                <w:lang w:eastAsia="ru-RU" w:bidi="ar-SA"/>
+              </w:rPr>
+              <w:t>Tiek ielādēta spēles aina izvēlētajam līmenim.</w:t>
+            </w:r>
+          </w:p>
+        </w:tc>
+        <w:tc>
+          <w:tcPr>
+            <w:tcW w:w="1776" w:type="dxa"/>
             <w:tcBorders/>
           </w:tcPr>
           <w:p>
@@ -12629,12 +13193,10 @@
             </w:pPr>
             <w:r>
               <w:rPr>
-                <w:kern w:val="2"/>
-                <w:sz w:val="20"/>
-                <w:szCs w:val="20"/>
-                <w:lang w:eastAsia="ru-RU" w:bidi="ar-SA"/>
-              </w:rPr>
-              <w:t>Tiek ielādēta spēles aina izvēlētajam līmenim.</w:t>
+                <w:sz w:val="20"/>
+                <w:szCs w:val="20"/>
+              </w:rPr>
+              <w:t>FP_6</w:t>
             </w:r>
           </w:p>
         </w:tc>
@@ -12643,7 +13205,7 @@
         <w:trPr/>
         <w:tc>
           <w:tcPr>
-            <w:tcW w:w="913" w:type="dxa"/>
+            <w:tcW w:w="738" w:type="dxa"/>
             <w:tcBorders/>
           </w:tcPr>
           <w:p>
@@ -12673,7 +13235,7 @@
         </w:tc>
         <w:tc>
           <w:tcPr>
-            <w:tcW w:w="1709" w:type="dxa"/>
+            <w:tcW w:w="1384" w:type="dxa"/>
             <w:tcBorders/>
           </w:tcPr>
           <w:p>
@@ -12703,7 +13265,7 @@
         </w:tc>
         <w:tc>
           <w:tcPr>
-            <w:tcW w:w="2487" w:type="dxa"/>
+            <w:tcW w:w="2015" w:type="dxa"/>
             <w:vMerge w:val="restart"/>
             <w:tcBorders/>
           </w:tcPr>
@@ -12762,7 +13324,7 @@
         </w:tc>
         <w:tc>
           <w:tcPr>
-            <w:tcW w:w="2041" w:type="dxa"/>
+            <w:tcW w:w="1654" w:type="dxa"/>
             <w:tcBorders/>
           </w:tcPr>
           <w:p>
@@ -12792,7 +13354,63 @@
         </w:tc>
         <w:tc>
           <w:tcPr>
-            <w:tcW w:w="2194" w:type="dxa"/>
+            <w:tcW w:w="1777" w:type="dxa"/>
+            <w:tcBorders>
+              <w:end w:val="nil"/>
+            </w:tcBorders>
+          </w:tcPr>
+          <w:p>
+            <w:pPr>
+              <w:pStyle w:val="ListParagraph"/>
+              <w:widowControl/>
+              <w:suppressAutoHyphens w:val="true"/>
+              <w:spacing w:lineRule="auto" w:line="240" w:before="0" w:after="0"/>
+              <w:ind w:hanging="0" w:start="0" w:end="0"/>
+              <w:contextualSpacing/>
+              <w:jc w:val="start"/>
+              <w:rPr>
+                <w:sz w:val="20"/>
+                <w:szCs w:val="20"/>
+              </w:rPr>
+            </w:pPr>
+            <w:r>
+              <w:rPr>
+                <w:kern w:val="2"/>
+                <w:sz w:val="20"/>
+                <w:szCs w:val="20"/>
+                <w:lang w:eastAsia="ru-RU" w:bidi="ar-SA"/>
+              </w:rPr>
+              <w:t>1) Spēle apstājas;</w:t>
+            </w:r>
+          </w:p>
+          <w:p>
+            <w:pPr>
+              <w:pStyle w:val="ListParagraph"/>
+              <w:widowControl/>
+              <w:suppressAutoHyphens w:val="true"/>
+              <w:spacing w:lineRule="auto" w:line="240" w:before="0" w:after="0"/>
+              <w:ind w:hanging="0" w:start="0" w:end="0"/>
+              <w:contextualSpacing/>
+              <w:jc w:val="start"/>
+              <w:rPr>
+                <w:sz w:val="20"/>
+                <w:szCs w:val="20"/>
+              </w:rPr>
+            </w:pPr>
+            <w:r>
+              <w:rPr>
+                <w:kern w:val="2"/>
+                <w:sz w:val="20"/>
+                <w:szCs w:val="20"/>
+                <w:lang w:eastAsia="ru-RU" w:bidi="ar-SA"/>
+              </w:rPr>
+              <w:t>2) Ekrānā parādās pauzes logs ar pogām.</w:t>
+            </w:r>
+          </w:p>
+        </w:tc>
+        <w:tc>
+          <w:tcPr>
+            <w:tcW w:w="1776" w:type="dxa"/>
             <w:tcBorders/>
           </w:tcPr>
           <w:p>
@@ -12811,36 +13429,10 @@
             </w:pPr>
             <w:r>
               <w:rPr>
-                <w:kern w:val="2"/>
-                <w:sz w:val="20"/>
-                <w:szCs w:val="20"/>
-                <w:lang w:eastAsia="ru-RU" w:bidi="ar-SA"/>
-              </w:rPr>
-              <w:t>1) Spēle apstājas;</w:t>
-            </w:r>
-          </w:p>
-          <w:p>
-            <w:pPr>
-              <w:pStyle w:val="ListParagraph"/>
-              <w:widowControl/>
-              <w:suppressAutoHyphens w:val="true"/>
-              <w:spacing w:lineRule="auto" w:line="240" w:before="0" w:after="0"/>
-              <w:ind w:hanging="0" w:start="0" w:end="0"/>
-              <w:contextualSpacing/>
-              <w:jc w:val="start"/>
-              <w:rPr>
-                <w:sz w:val="20"/>
-                <w:szCs w:val="20"/>
-              </w:rPr>
-            </w:pPr>
-            <w:r>
-              <w:rPr>
-                <w:kern w:val="2"/>
-                <w:sz w:val="20"/>
-                <w:szCs w:val="20"/>
-                <w:lang w:eastAsia="ru-RU" w:bidi="ar-SA"/>
-              </w:rPr>
-              <w:t>2) Ekrānā parādās pauzes logs ar pogām.</w:t>
+                <w:sz w:val="20"/>
+                <w:szCs w:val="20"/>
+              </w:rPr>
+              <w:t>FP_7</w:t>
             </w:r>
           </w:p>
         </w:tc>
@@ -12849,7 +13441,7 @@
         <w:trPr/>
         <w:tc>
           <w:tcPr>
-            <w:tcW w:w="913" w:type="dxa"/>
+            <w:tcW w:w="738" w:type="dxa"/>
             <w:tcBorders/>
           </w:tcPr>
           <w:p>
@@ -12879,7 +13471,7 @@
         </w:tc>
         <w:tc>
           <w:tcPr>
-            <w:tcW w:w="1709" w:type="dxa"/>
+            <w:tcW w:w="1384" w:type="dxa"/>
             <w:tcBorders/>
           </w:tcPr>
           <w:p>
@@ -12909,7 +13501,7 @@
         </w:tc>
         <w:tc>
           <w:tcPr>
-            <w:tcW w:w="2487" w:type="dxa"/>
+            <w:tcW w:w="2015" w:type="dxa"/>
             <w:vMerge w:val="continue"/>
             <w:tcBorders/>
           </w:tcPr>
@@ -12941,7 +13533,7 @@
         </w:tc>
         <w:tc>
           <w:tcPr>
-            <w:tcW w:w="2041" w:type="dxa"/>
+            <w:tcW w:w="1654" w:type="dxa"/>
             <w:tcBorders/>
           </w:tcPr>
           <w:p>
@@ -12995,7 +13587,63 @@
         </w:tc>
         <w:tc>
           <w:tcPr>
-            <w:tcW w:w="2194" w:type="dxa"/>
+            <w:tcW w:w="1777" w:type="dxa"/>
+            <w:tcBorders>
+              <w:end w:val="nil"/>
+            </w:tcBorders>
+          </w:tcPr>
+          <w:p>
+            <w:pPr>
+              <w:pStyle w:val="ListParagraph"/>
+              <w:widowControl/>
+              <w:suppressAutoHyphens w:val="true"/>
+              <w:spacing w:lineRule="auto" w:line="240" w:before="0" w:after="0"/>
+              <w:ind w:hanging="0" w:start="0" w:end="0"/>
+              <w:contextualSpacing/>
+              <w:jc w:val="start"/>
+              <w:rPr>
+                <w:sz w:val="20"/>
+                <w:szCs w:val="20"/>
+              </w:rPr>
+            </w:pPr>
+            <w:r>
+              <w:rPr>
+                <w:kern w:val="2"/>
+                <w:sz w:val="20"/>
+                <w:szCs w:val="20"/>
+                <w:lang w:eastAsia="ru-RU" w:bidi="ar-SA"/>
+              </w:rPr>
+              <w:t>1) Rezultātu logā redzams zvaigžņu skaits un statistika;</w:t>
+            </w:r>
+          </w:p>
+          <w:p>
+            <w:pPr>
+              <w:pStyle w:val="ListParagraph"/>
+              <w:widowControl/>
+              <w:suppressAutoHyphens w:val="true"/>
+              <w:spacing w:lineRule="auto" w:line="240" w:before="0" w:after="0"/>
+              <w:ind w:hanging="0" w:start="0" w:end="0"/>
+              <w:contextualSpacing/>
+              <w:jc w:val="start"/>
+              <w:rPr>
+                <w:sz w:val="20"/>
+                <w:szCs w:val="20"/>
+              </w:rPr>
+            </w:pPr>
+            <w:r>
+              <w:rPr>
+                <w:kern w:val="2"/>
+                <w:sz w:val="20"/>
+                <w:szCs w:val="20"/>
+                <w:lang w:eastAsia="ru-RU" w:bidi="ar-SA"/>
+              </w:rPr>
+              <w:t>2) Redzamas pogas "Nākamais līmenis", "Izspēlēt pa jaunu",  "Galvenā izvēlne".</w:t>
+            </w:r>
+          </w:p>
+        </w:tc>
+        <w:tc>
+          <w:tcPr>
+            <w:tcW w:w="1776" w:type="dxa"/>
             <w:tcBorders/>
           </w:tcPr>
           <w:p>
@@ -13014,36 +13662,10 @@
             </w:pPr>
             <w:r>
               <w:rPr>
-                <w:kern w:val="2"/>
-                <w:sz w:val="20"/>
-                <w:szCs w:val="20"/>
-                <w:lang w:eastAsia="ru-RU" w:bidi="ar-SA"/>
-              </w:rPr>
-              <w:t>1) Rezultātu logā redzams zvaigžņu skaits un statistika;</w:t>
-            </w:r>
-          </w:p>
-          <w:p>
-            <w:pPr>
-              <w:pStyle w:val="ListParagraph"/>
-              <w:widowControl/>
-              <w:suppressAutoHyphens w:val="true"/>
-              <w:spacing w:lineRule="auto" w:line="240" w:before="0" w:after="0"/>
-              <w:ind w:hanging="0" w:start="0" w:end="0"/>
-              <w:contextualSpacing/>
-              <w:jc w:val="start"/>
-              <w:rPr>
-                <w:sz w:val="20"/>
-                <w:szCs w:val="20"/>
-              </w:rPr>
-            </w:pPr>
-            <w:r>
-              <w:rPr>
-                <w:kern w:val="2"/>
-                <w:sz w:val="20"/>
-                <w:szCs w:val="20"/>
-                <w:lang w:eastAsia="ru-RU" w:bidi="ar-SA"/>
-              </w:rPr>
-              <w:t>2) Redzamas pogas "Nākamais līmenis", "Izspēlēt pa jaunu",  "Galvenā izvēlne".</w:t>
+                <w:sz w:val="20"/>
+                <w:szCs w:val="20"/>
+              </w:rPr>
+              <w:t>FP_8</w:t>
             </w:r>
           </w:p>
         </w:tc>
@@ -13052,7 +13674,7 @@
         <w:trPr/>
         <w:tc>
           <w:tcPr>
-            <w:tcW w:w="913" w:type="dxa"/>
+            <w:tcW w:w="738" w:type="dxa"/>
             <w:tcBorders/>
           </w:tcPr>
           <w:p>
@@ -13082,7 +13704,7 @@
         </w:tc>
         <w:tc>
           <w:tcPr>
-            <w:tcW w:w="1709" w:type="dxa"/>
+            <w:tcW w:w="1384" w:type="dxa"/>
             <w:tcBorders/>
           </w:tcPr>
           <w:p>
@@ -13112,7 +13734,7 @@
         </w:tc>
         <w:tc>
           <w:tcPr>
-            <w:tcW w:w="2487" w:type="dxa"/>
+            <w:tcW w:w="2015" w:type="dxa"/>
             <w:vMerge w:val="continue"/>
             <w:tcBorders/>
           </w:tcPr>
@@ -13140,7 +13762,7 @@
         </w:tc>
         <w:tc>
           <w:tcPr>
-            <w:tcW w:w="2041" w:type="dxa"/>
+            <w:tcW w:w="1654" w:type="dxa"/>
             <w:tcBorders/>
           </w:tcPr>
           <w:p>
@@ -13242,7 +13864,63 @@
         </w:tc>
         <w:tc>
           <w:tcPr>
-            <w:tcW w:w="2194" w:type="dxa"/>
+            <w:tcW w:w="1777" w:type="dxa"/>
+            <w:tcBorders>
+              <w:end w:val="nil"/>
+            </w:tcBorders>
+          </w:tcPr>
+          <w:p>
+            <w:pPr>
+              <w:pStyle w:val="ListParagraph"/>
+              <w:widowControl/>
+              <w:suppressAutoHyphens w:val="true"/>
+              <w:spacing w:lineRule="auto" w:line="240" w:before="0" w:after="0"/>
+              <w:ind w:hanging="0" w:start="0" w:end="0"/>
+              <w:contextualSpacing/>
+              <w:jc w:val="start"/>
+              <w:rPr>
+                <w:sz w:val="20"/>
+                <w:szCs w:val="20"/>
+              </w:rPr>
+            </w:pPr>
+            <w:r>
+              <w:rPr>
+                <w:kern w:val="2"/>
+                <w:sz w:val="20"/>
+                <w:szCs w:val="20"/>
+                <w:lang w:eastAsia="ru-RU" w:bidi="ar-SA"/>
+              </w:rPr>
+              <w:t>1) Pabeigtais līmenis saglabājas ar zvaigznēm;</w:t>
+            </w:r>
+          </w:p>
+          <w:p>
+            <w:pPr>
+              <w:pStyle w:val="ListParagraph"/>
+              <w:widowControl/>
+              <w:suppressAutoHyphens w:val="true"/>
+              <w:spacing w:lineRule="auto" w:line="240" w:before="0" w:after="0"/>
+              <w:ind w:hanging="0" w:start="0" w:end="0"/>
+              <w:contextualSpacing/>
+              <w:jc w:val="start"/>
+              <w:rPr>
+                <w:sz w:val="20"/>
+                <w:szCs w:val="20"/>
+              </w:rPr>
+            </w:pPr>
+            <w:r>
+              <w:rPr>
+                <w:kern w:val="2"/>
+                <w:sz w:val="20"/>
+                <w:szCs w:val="20"/>
+                <w:lang w:eastAsia="ru-RU" w:bidi="ar-SA"/>
+              </w:rPr>
+              <w:t>2) Nākamais līmenis ir atbloķēts.</w:t>
+            </w:r>
+          </w:p>
+        </w:tc>
+        <w:tc>
+          <w:tcPr>
+            <w:tcW w:w="1776" w:type="dxa"/>
             <w:tcBorders/>
           </w:tcPr>
           <w:p>
@@ -13261,36 +13939,10 @@
             </w:pPr>
             <w:r>
               <w:rPr>
-                <w:kern w:val="2"/>
-                <w:sz w:val="20"/>
-                <w:szCs w:val="20"/>
-                <w:lang w:eastAsia="ru-RU" w:bidi="ar-SA"/>
-              </w:rPr>
-              <w:t>1) Pabeigtais līmenis saglabājas ar zvaigznēm;</w:t>
-            </w:r>
-          </w:p>
-          <w:p>
-            <w:pPr>
-              <w:pStyle w:val="ListParagraph"/>
-              <w:widowControl/>
-              <w:suppressAutoHyphens w:val="true"/>
-              <w:spacing w:lineRule="auto" w:line="240" w:before="0" w:after="0"/>
-              <w:ind w:hanging="0" w:start="0" w:end="0"/>
-              <w:contextualSpacing/>
-              <w:jc w:val="start"/>
-              <w:rPr>
-                <w:sz w:val="20"/>
-                <w:szCs w:val="20"/>
-              </w:rPr>
-            </w:pPr>
-            <w:r>
-              <w:rPr>
-                <w:kern w:val="2"/>
-                <w:sz w:val="20"/>
-                <w:szCs w:val="20"/>
-                <w:lang w:eastAsia="ru-RU" w:bidi="ar-SA"/>
-              </w:rPr>
-              <w:t>2) Nākamais līmenis ir atbloķēts.</w:t>
+                <w:sz w:val="20"/>
+                <w:szCs w:val="20"/>
+              </w:rPr>
+              <w:t>FP_9</w:t>
             </w:r>
           </w:p>
         </w:tc>
@@ -13299,7 +13951,7 @@
         <w:trPr/>
         <w:tc>
           <w:tcPr>
-            <w:tcW w:w="913" w:type="dxa"/>
+            <w:tcW w:w="738" w:type="dxa"/>
             <w:tcBorders/>
           </w:tcPr>
           <w:p>
@@ -13329,7 +13981,7 @@
         </w:tc>
         <w:tc>
           <w:tcPr>
-            <w:tcW w:w="1709" w:type="dxa"/>
+            <w:tcW w:w="1384" w:type="dxa"/>
             <w:tcBorders/>
           </w:tcPr>
           <w:p>
@@ -13363,7 +14015,7 @@
         </w:tc>
         <w:tc>
           <w:tcPr>
-            <w:tcW w:w="2487" w:type="dxa"/>
+            <w:tcW w:w="2015" w:type="dxa"/>
             <w:tcBorders/>
           </w:tcPr>
           <w:p>
@@ -13417,7 +14069,7 @@
         </w:tc>
         <w:tc>
           <w:tcPr>
-            <w:tcW w:w="2041" w:type="dxa"/>
+            <w:tcW w:w="1654" w:type="dxa"/>
             <w:tcBorders/>
           </w:tcPr>
           <w:p>
@@ -13495,7 +14147,111 @@
         </w:tc>
         <w:tc>
           <w:tcPr>
-            <w:tcW w:w="2194" w:type="dxa"/>
+            <w:tcW w:w="1777" w:type="dxa"/>
+            <w:tcBorders>
+              <w:end w:val="nil"/>
+            </w:tcBorders>
+          </w:tcPr>
+          <w:p>
+            <w:pPr>
+              <w:pStyle w:val="ListParagraph"/>
+              <w:widowControl/>
+              <w:suppressAutoHyphens w:val="true"/>
+              <w:spacing w:lineRule="auto" w:line="240" w:before="0" w:after="0"/>
+              <w:ind w:hanging="0" w:start="0" w:end="0"/>
+              <w:contextualSpacing/>
+              <w:jc w:val="start"/>
+              <w:rPr>
+                <w:sz w:val="20"/>
+                <w:szCs w:val="20"/>
+              </w:rPr>
+            </w:pPr>
+            <w:r>
+              <w:rPr>
+                <w:kern w:val="2"/>
+                <w:sz w:val="20"/>
+                <w:szCs w:val="20"/>
+                <w:lang w:eastAsia="ru-RU" w:bidi="ar-SA"/>
+              </w:rPr>
+              <w:t>1) Pirmais līmenis paliek pieejams;</w:t>
+            </w:r>
+          </w:p>
+          <w:p>
+            <w:pPr>
+              <w:pStyle w:val="ListParagraph"/>
+              <w:widowControl/>
+              <w:suppressAutoHyphens w:val="true"/>
+              <w:spacing w:lineRule="auto" w:line="240" w:before="0" w:after="0"/>
+              <w:ind w:hanging="0" w:start="0" w:end="0"/>
+              <w:contextualSpacing/>
+              <w:jc w:val="start"/>
+              <w:rPr>
+                <w:sz w:val="20"/>
+                <w:szCs w:val="20"/>
+              </w:rPr>
+            </w:pPr>
+            <w:r>
+              <w:rPr>
+                <w:kern w:val="2"/>
+                <w:sz w:val="20"/>
+                <w:szCs w:val="20"/>
+                <w:lang w:eastAsia="ru-RU" w:bidi="ar-SA"/>
+              </w:rPr>
+              <w:t>2) Pārējie līmeņi kļūst bloķēti;</w:t>
+            </w:r>
+          </w:p>
+          <w:p>
+            <w:pPr>
+              <w:pStyle w:val="ListParagraph"/>
+              <w:widowControl/>
+              <w:suppressAutoHyphens w:val="true"/>
+              <w:spacing w:lineRule="auto" w:line="240" w:before="0" w:after="0"/>
+              <w:ind w:hanging="0" w:start="0" w:end="0"/>
+              <w:contextualSpacing/>
+              <w:jc w:val="start"/>
+              <w:rPr>
+                <w:sz w:val="20"/>
+                <w:szCs w:val="20"/>
+              </w:rPr>
+            </w:pPr>
+            <w:r>
+              <w:rPr>
+                <w:kern w:val="2"/>
+                <w:sz w:val="20"/>
+                <w:szCs w:val="20"/>
+                <w:lang w:eastAsia="ru-RU" w:bidi="ar-SA"/>
+              </w:rPr>
+              <w:t>3) Zvaigznes un progress tiek dzēsti;</w:t>
+            </w:r>
+          </w:p>
+          <w:p>
+            <w:pPr>
+              <w:pStyle w:val="ListParagraph"/>
+              <w:widowControl/>
+              <w:suppressAutoHyphens w:val="true"/>
+              <w:spacing w:lineRule="auto" w:line="240" w:before="0" w:after="0"/>
+              <w:ind w:hanging="0" w:start="0" w:end="0"/>
+              <w:contextualSpacing/>
+              <w:jc w:val="start"/>
+              <w:rPr>
+                <w:sz w:val="20"/>
+                <w:szCs w:val="20"/>
+              </w:rPr>
+            </w:pPr>
+            <w:r>
+              <w:rPr>
+                <w:kern w:val="2"/>
+                <w:sz w:val="20"/>
+                <w:szCs w:val="20"/>
+                <w:lang w:eastAsia="ru-RU" w:bidi="ar-SA"/>
+              </w:rPr>
+              <w:t>4) Paliek pieejams tikai sākotnējais personāžs.</w:t>
+            </w:r>
+          </w:p>
+        </w:tc>
+        <w:tc>
+          <w:tcPr>
+            <w:tcW w:w="1776" w:type="dxa"/>
             <w:tcBorders/>
           </w:tcPr>
           <w:p>
@@ -13514,84 +14270,10 @@
             </w:pPr>
             <w:r>
               <w:rPr>
-                <w:kern w:val="2"/>
-                <w:sz w:val="20"/>
-                <w:szCs w:val="20"/>
-                <w:lang w:eastAsia="ru-RU" w:bidi="ar-SA"/>
-              </w:rPr>
-              <w:t>1) Pirmais līmenis paliek pieejams;</w:t>
-            </w:r>
-          </w:p>
-          <w:p>
-            <w:pPr>
-              <w:pStyle w:val="ListParagraph"/>
-              <w:widowControl/>
-              <w:suppressAutoHyphens w:val="true"/>
-              <w:spacing w:lineRule="auto" w:line="240" w:before="0" w:after="0"/>
-              <w:ind w:hanging="0" w:start="0" w:end="0"/>
-              <w:contextualSpacing/>
-              <w:jc w:val="start"/>
-              <w:rPr>
-                <w:sz w:val="20"/>
-                <w:szCs w:val="20"/>
-              </w:rPr>
-            </w:pPr>
-            <w:r>
-              <w:rPr>
-                <w:kern w:val="2"/>
-                <w:sz w:val="20"/>
-                <w:szCs w:val="20"/>
-                <w:lang w:eastAsia="ru-RU" w:bidi="ar-SA"/>
-              </w:rPr>
-              <w:t>2) Pārējie līmeņi kļūst bloķēti;</w:t>
-            </w:r>
-          </w:p>
-          <w:p>
-            <w:pPr>
-              <w:pStyle w:val="ListParagraph"/>
-              <w:widowControl/>
-              <w:suppressAutoHyphens w:val="true"/>
-              <w:spacing w:lineRule="auto" w:line="240" w:before="0" w:after="0"/>
-              <w:ind w:hanging="0" w:start="0" w:end="0"/>
-              <w:contextualSpacing/>
-              <w:jc w:val="start"/>
-              <w:rPr>
-                <w:sz w:val="20"/>
-                <w:szCs w:val="20"/>
-              </w:rPr>
-            </w:pPr>
-            <w:r>
-              <w:rPr>
-                <w:kern w:val="2"/>
-                <w:sz w:val="20"/>
-                <w:szCs w:val="20"/>
-                <w:lang w:eastAsia="ru-RU" w:bidi="ar-SA"/>
-              </w:rPr>
-              <w:t>3) Zvaigznes un progress tiek dzēsti;</w:t>
-            </w:r>
-          </w:p>
-          <w:p>
-            <w:pPr>
-              <w:pStyle w:val="ListParagraph"/>
-              <w:widowControl/>
-              <w:suppressAutoHyphens w:val="true"/>
-              <w:spacing w:lineRule="auto" w:line="240" w:before="0" w:after="0"/>
-              <w:ind w:hanging="0" w:start="0" w:end="0"/>
-              <w:contextualSpacing/>
-              <w:jc w:val="start"/>
-              <w:rPr>
-                <w:sz w:val="20"/>
-                <w:szCs w:val="20"/>
-              </w:rPr>
-            </w:pPr>
-            <w:r>
-              <w:rPr>
-                <w:kern w:val="2"/>
-                <w:sz w:val="20"/>
-                <w:szCs w:val="20"/>
-                <w:lang w:eastAsia="ru-RU" w:bidi="ar-SA"/>
-              </w:rPr>
-              <w:t>4) Paliek pieejams tikai sākotnējais personāžs.</w:t>
+                <w:sz w:val="20"/>
+                <w:szCs w:val="20"/>
+              </w:rPr>
+              <w:t>FP_10</w:t>
             </w:r>
           </w:p>
         </w:tc>
@@ -13600,7 +14282,7 @@
         <w:trPr/>
         <w:tc>
           <w:tcPr>
-            <w:tcW w:w="913" w:type="dxa"/>
+            <w:tcW w:w="738" w:type="dxa"/>
             <w:tcBorders/>
           </w:tcPr>
           <w:p>
@@ -13630,7 +14312,7 @@
         </w:tc>
         <w:tc>
           <w:tcPr>
-            <w:tcW w:w="1709" w:type="dxa"/>
+            <w:tcW w:w="1384" w:type="dxa"/>
             <w:tcBorders/>
           </w:tcPr>
           <w:p>
@@ -13660,7 +14342,7 @@
         </w:tc>
         <w:tc>
           <w:tcPr>
-            <w:tcW w:w="2487" w:type="dxa"/>
+            <w:tcW w:w="2015" w:type="dxa"/>
             <w:tcBorders/>
           </w:tcPr>
           <w:p>
@@ -13694,7 +14376,7 @@
         </w:tc>
         <w:tc>
           <w:tcPr>
-            <w:tcW w:w="2041" w:type="dxa"/>
+            <w:tcW w:w="1654" w:type="dxa"/>
             <w:tcBorders/>
           </w:tcPr>
           <w:p>
@@ -13724,7 +14406,39 @@
         </w:tc>
         <w:tc>
           <w:tcPr>
-            <w:tcW w:w="2194" w:type="dxa"/>
+            <w:tcW w:w="1777" w:type="dxa"/>
+            <w:tcBorders>
+              <w:end w:val="nil"/>
+            </w:tcBorders>
+          </w:tcPr>
+          <w:p>
+            <w:pPr>
+              <w:pStyle w:val="ListParagraph"/>
+              <w:widowControl/>
+              <w:suppressAutoHyphens w:val="true"/>
+              <w:spacing w:lineRule="auto" w:line="240" w:before="0" w:after="0"/>
+              <w:ind w:hanging="0" w:start="0" w:end="0"/>
+              <w:contextualSpacing/>
+              <w:jc w:val="start"/>
+              <w:rPr>
+                <w:sz w:val="20"/>
+                <w:szCs w:val="20"/>
+              </w:rPr>
+            </w:pPr>
+            <w:r>
+              <w:rPr>
+                <w:kern w:val="2"/>
+                <w:sz w:val="20"/>
+                <w:szCs w:val="20"/>
+                <w:lang w:eastAsia="ru-RU" w:bidi="ar-SA"/>
+              </w:rPr>
+              <w:t>Tiek attēlots iestatījumu logs.</w:t>
+            </w:r>
+          </w:p>
+        </w:tc>
+        <w:tc>
+          <w:tcPr>
+            <w:tcW w:w="1776" w:type="dxa"/>
             <w:tcBorders/>
           </w:tcPr>
           <w:p>
@@ -13743,12 +14457,10 @@
             </w:pPr>
             <w:r>
               <w:rPr>
-                <w:kern w:val="2"/>
-                <w:sz w:val="20"/>
-                <w:szCs w:val="20"/>
-                <w:lang w:eastAsia="ru-RU" w:bidi="ar-SA"/>
-              </w:rPr>
-              <w:t>Tiek attēlots iestatījumu logs.</w:t>
+                <w:sz w:val="20"/>
+                <w:szCs w:val="20"/>
+              </w:rPr>
+              <w:t>FP_11</w:t>
             </w:r>
           </w:p>
         </w:tc>
@@ -13757,7 +14469,7 @@
         <w:trPr/>
         <w:tc>
           <w:tcPr>
-            <w:tcW w:w="913" w:type="dxa"/>
+            <w:tcW w:w="738" w:type="dxa"/>
             <w:tcBorders/>
           </w:tcPr>
           <w:p>
@@ -13787,7 +14499,7 @@
         </w:tc>
         <w:tc>
           <w:tcPr>
-            <w:tcW w:w="1709" w:type="dxa"/>
+            <w:tcW w:w="1384" w:type="dxa"/>
             <w:tcBorders/>
           </w:tcPr>
           <w:p>
@@ -13817,7 +14529,7 @@
         </w:tc>
         <w:tc>
           <w:tcPr>
-            <w:tcW w:w="2487" w:type="dxa"/>
+            <w:tcW w:w="2015" w:type="dxa"/>
             <w:tcBorders/>
           </w:tcPr>
           <w:p>
@@ -13847,7 +14559,7 @@
         </w:tc>
         <w:tc>
           <w:tcPr>
-            <w:tcW w:w="2041" w:type="dxa"/>
+            <w:tcW w:w="1654" w:type="dxa"/>
             <w:tcBorders/>
           </w:tcPr>
           <w:p>
@@ -13949,7 +14661,63 @@
         </w:tc>
         <w:tc>
           <w:tcPr>
-            <w:tcW w:w="2194" w:type="dxa"/>
+            <w:tcW w:w="1777" w:type="dxa"/>
+            <w:tcBorders>
+              <w:end w:val="nil"/>
+            </w:tcBorders>
+          </w:tcPr>
+          <w:p>
+            <w:pPr>
+              <w:pStyle w:val="ListParagraph"/>
+              <w:widowControl/>
+              <w:suppressAutoHyphens w:val="true"/>
+              <w:spacing w:lineRule="auto" w:line="240" w:before="0" w:after="0"/>
+              <w:ind w:hanging="0" w:start="0" w:end="0"/>
+              <w:contextualSpacing/>
+              <w:jc w:val="start"/>
+              <w:rPr>
+                <w:sz w:val="20"/>
+                <w:szCs w:val="20"/>
+              </w:rPr>
+            </w:pPr>
+            <w:r>
+              <w:rPr>
+                <w:kern w:val="2"/>
+                <w:sz w:val="20"/>
+                <w:szCs w:val="20"/>
+                <w:lang w:eastAsia="ru-RU" w:bidi="ar-SA"/>
+              </w:rPr>
+              <w:t>1) Skaļums mainās uzreiz pēc slīdņa pārvietošanas;</w:t>
+            </w:r>
+          </w:p>
+          <w:p>
+            <w:pPr>
+              <w:pStyle w:val="ListParagraph"/>
+              <w:widowControl/>
+              <w:suppressAutoHyphens w:val="true"/>
+              <w:spacing w:lineRule="auto" w:line="240" w:before="0" w:after="0"/>
+              <w:ind w:hanging="0" w:start="0" w:end="0"/>
+              <w:contextualSpacing/>
+              <w:jc w:val="start"/>
+              <w:rPr>
+                <w:sz w:val="20"/>
+                <w:szCs w:val="20"/>
+              </w:rPr>
+            </w:pPr>
+            <w:r>
+              <w:rPr>
+                <w:kern w:val="2"/>
+                <w:sz w:val="20"/>
+                <w:szCs w:val="20"/>
+                <w:lang w:eastAsia="ru-RU" w:bidi="ar-SA"/>
+              </w:rPr>
+              <w:t>2) Pēc restartēšanas saglabājas tā pati skaļuma vērtība.</w:t>
+            </w:r>
+          </w:p>
+        </w:tc>
+        <w:tc>
+          <w:tcPr>
+            <w:tcW w:w="1776" w:type="dxa"/>
             <w:tcBorders/>
           </w:tcPr>
           <w:p>
@@ -13968,36 +14736,10 @@
             </w:pPr>
             <w:r>
               <w:rPr>
-                <w:kern w:val="2"/>
-                <w:sz w:val="20"/>
-                <w:szCs w:val="20"/>
-                <w:lang w:eastAsia="ru-RU" w:bidi="ar-SA"/>
-              </w:rPr>
-              <w:t>1) Skaļums mainās uzreiz pēc slīdņa pārvietošanas;</w:t>
-            </w:r>
-          </w:p>
-          <w:p>
-            <w:pPr>
-              <w:pStyle w:val="ListParagraph"/>
-              <w:widowControl/>
-              <w:suppressAutoHyphens w:val="true"/>
-              <w:spacing w:lineRule="auto" w:line="240" w:before="0" w:after="0"/>
-              <w:ind w:hanging="0" w:start="0" w:end="0"/>
-              <w:contextualSpacing/>
-              <w:jc w:val="start"/>
-              <w:rPr>
-                <w:sz w:val="20"/>
-                <w:szCs w:val="20"/>
-              </w:rPr>
-            </w:pPr>
-            <w:r>
-              <w:rPr>
-                <w:kern w:val="2"/>
-                <w:sz w:val="20"/>
-                <w:szCs w:val="20"/>
-                <w:lang w:eastAsia="ru-RU" w:bidi="ar-SA"/>
-              </w:rPr>
-              <w:t>2) Pēc restartēšanas saglabājas tā pati skaļuma vērtība.</w:t>
+                <w:sz w:val="20"/>
+                <w:szCs w:val="20"/>
+              </w:rPr>
+              <w:t>FP_12</w:t>
             </w:r>
           </w:p>
         </w:tc>
@@ -14006,7 +14748,7 @@
         <w:trPr/>
         <w:tc>
           <w:tcPr>
-            <w:tcW w:w="913" w:type="dxa"/>
+            <w:tcW w:w="738" w:type="dxa"/>
             <w:tcBorders>
               <w:top w:val="nil"/>
             </w:tcBorders>
@@ -14038,7 +14780,7 @@
         </w:tc>
         <w:tc>
           <w:tcPr>
-            <w:tcW w:w="1709" w:type="dxa"/>
+            <w:tcW w:w="1384" w:type="dxa"/>
             <w:tcBorders>
               <w:top w:val="nil"/>
             </w:tcBorders>
@@ -14070,7 +14812,7 @@
         </w:tc>
         <w:tc>
           <w:tcPr>
-            <w:tcW w:w="2487" w:type="dxa"/>
+            <w:tcW w:w="2015" w:type="dxa"/>
             <w:tcBorders>
               <w:top w:val="nil"/>
             </w:tcBorders>
@@ -14102,7 +14844,7 @@
         </w:tc>
         <w:tc>
           <w:tcPr>
-            <w:tcW w:w="2041" w:type="dxa"/>
+            <w:tcW w:w="1654" w:type="dxa"/>
             <w:tcBorders>
               <w:top w:val="nil"/>
             </w:tcBorders>
@@ -14140,7 +14882,42 @@
         </w:tc>
         <w:tc>
           <w:tcPr>
-            <w:tcW w:w="2194" w:type="dxa"/>
+            <w:tcW w:w="1777" w:type="dxa"/>
+            <w:tcBorders>
+              <w:top w:val="nil"/>
+              <w:end w:val="nil"/>
+            </w:tcBorders>
+          </w:tcPr>
+          <w:p>
+            <w:pPr>
+              <w:pStyle w:val="ListParagraph"/>
+              <w:widowControl/>
+              <w:suppressAutoHyphens w:val="true"/>
+              <w:spacing w:lineRule="auto" w:line="240" w:before="0" w:after="0"/>
+              <w:ind w:hanging="0" w:start="0" w:end="0"/>
+              <w:contextualSpacing/>
+              <w:jc w:val="start"/>
+              <w:rPr>
+                <w:sz w:val="20"/>
+                <w:szCs w:val="20"/>
+              </w:rPr>
+            </w:pPr>
+            <w:r>
+              <w:rPr>
+                <w:kern w:val="2"/>
+                <w:sz w:val="20"/>
+                <w:szCs w:val="20"/>
+                <w:lang w:eastAsia="ru-RU" w:bidi="ar-SA"/>
+              </w:rPr>
+              <w:t>1) Video iestatījumi tiek piemēroti uzreiz vai pēc to apstiprināšanas;</w:t>
+              <w:br/>
+              <w:t>2) Pēc atkārtotas spēles palaišanas saglabājas iepriekš izvēlētās video iestatījumu vērtības.</w:t>
+            </w:r>
+          </w:p>
+        </w:tc>
+        <w:tc>
+          <w:tcPr>
+            <w:tcW w:w="1776" w:type="dxa"/>
             <w:tcBorders>
               <w:top w:val="nil"/>
             </w:tcBorders>
@@ -14161,14 +14938,10 @@
             </w:pPr>
             <w:r>
               <w:rPr>
-                <w:kern w:val="2"/>
-                <w:sz w:val="20"/>
-                <w:szCs w:val="20"/>
-                <w:lang w:eastAsia="ru-RU" w:bidi="ar-SA"/>
-              </w:rPr>
-              <w:t>1) Video iestatījumi tiek piemēroti uzreiz vai pēc to apstiprināšanas;</w:t>
-              <w:br/>
-              <w:t>2) Pēc atkārtotas spēles palaišanas saglabājas iepriekš izvēlētās video iestatījumu vērtības.</w:t>
+                <w:sz w:val="20"/>
+                <w:szCs w:val="20"/>
+              </w:rPr>
+              <w:t>FP_13</w:t>
             </w:r>
           </w:p>
         </w:tc>
@@ -14177,7 +14950,7 @@
         <w:trPr/>
         <w:tc>
           <w:tcPr>
-            <w:tcW w:w="913" w:type="dxa"/>
+            <w:tcW w:w="738" w:type="dxa"/>
             <w:tcBorders/>
           </w:tcPr>
           <w:p>
@@ -14207,7 +14980,7 @@
         </w:tc>
         <w:tc>
           <w:tcPr>
-            <w:tcW w:w="1709" w:type="dxa"/>
+            <w:tcW w:w="1384" w:type="dxa"/>
             <w:tcBorders/>
           </w:tcPr>
           <w:p>
@@ -14237,7 +15010,7 @@
         </w:tc>
         <w:tc>
           <w:tcPr>
-            <w:tcW w:w="2487" w:type="dxa"/>
+            <w:tcW w:w="2015" w:type="dxa"/>
             <w:tcBorders/>
           </w:tcPr>
           <w:p>
@@ -14267,7 +15040,7 @@
         </w:tc>
         <w:tc>
           <w:tcPr>
-            <w:tcW w:w="2041" w:type="dxa"/>
+            <w:tcW w:w="1654" w:type="dxa"/>
             <w:tcBorders/>
           </w:tcPr>
           <w:p>
@@ -14297,7 +15070,39 @@
         </w:tc>
         <w:tc>
           <w:tcPr>
-            <w:tcW w:w="2194" w:type="dxa"/>
+            <w:tcW w:w="1777" w:type="dxa"/>
+            <w:tcBorders>
+              <w:end w:val="nil"/>
+            </w:tcBorders>
+          </w:tcPr>
+          <w:p>
+            <w:pPr>
+              <w:pStyle w:val="ListParagraph"/>
+              <w:widowControl/>
+              <w:suppressAutoHyphens w:val="true"/>
+              <w:spacing w:lineRule="auto" w:line="240" w:before="0" w:after="0"/>
+              <w:ind w:hanging="0" w:start="0" w:end="0"/>
+              <w:contextualSpacing/>
+              <w:jc w:val="start"/>
+              <w:rPr>
+                <w:sz w:val="20"/>
+                <w:szCs w:val="20"/>
+              </w:rPr>
+            </w:pPr>
+            <w:r>
+              <w:rPr>
+                <w:kern w:val="2"/>
+                <w:sz w:val="20"/>
+                <w:szCs w:val="20"/>
+                <w:lang w:eastAsia="ru-RU" w:bidi="ar-SA"/>
+              </w:rPr>
+              <w:t>Ekrānā redzams veikals ar personāžiem un to cenām.</w:t>
+            </w:r>
+          </w:p>
+        </w:tc>
+        <w:tc>
+          <w:tcPr>
+            <w:tcW w:w="1776" w:type="dxa"/>
             <w:tcBorders/>
           </w:tcPr>
           <w:p>
@@ -14316,12 +15121,10 @@
             </w:pPr>
             <w:r>
               <w:rPr>
-                <w:kern w:val="2"/>
-                <w:sz w:val="20"/>
-                <w:szCs w:val="20"/>
-                <w:lang w:eastAsia="ru-RU" w:bidi="ar-SA"/>
-              </w:rPr>
-              <w:t>Ekrānā redzams veikals ar personāžiem un to cenām.</w:t>
+                <w:sz w:val="20"/>
+                <w:szCs w:val="20"/>
+              </w:rPr>
+              <w:t>FP_14</w:t>
             </w:r>
           </w:p>
         </w:tc>
@@ -14330,7 +15133,7 @@
         <w:trPr/>
         <w:tc>
           <w:tcPr>
-            <w:tcW w:w="913" w:type="dxa"/>
+            <w:tcW w:w="738" w:type="dxa"/>
             <w:tcBorders/>
           </w:tcPr>
           <w:p>
@@ -14360,7 +15163,7 @@
         </w:tc>
         <w:tc>
           <w:tcPr>
-            <w:tcW w:w="1709" w:type="dxa"/>
+            <w:tcW w:w="1384" w:type="dxa"/>
             <w:tcBorders/>
           </w:tcPr>
           <w:p>
@@ -14390,7 +15193,7 @@
         </w:tc>
         <w:tc>
           <w:tcPr>
-            <w:tcW w:w="2487" w:type="dxa"/>
+            <w:tcW w:w="2015" w:type="dxa"/>
             <w:tcBorders/>
           </w:tcPr>
           <w:p>
@@ -14451,7 +15254,7 @@
         </w:tc>
         <w:tc>
           <w:tcPr>
-            <w:tcW w:w="2041" w:type="dxa"/>
+            <w:tcW w:w="1654" w:type="dxa"/>
             <w:tcBorders/>
           </w:tcPr>
           <w:p>
@@ -14512,7 +15315,70 @@
         </w:tc>
         <w:tc>
           <w:tcPr>
-            <w:tcW w:w="2194" w:type="dxa"/>
+            <w:tcW w:w="1777" w:type="dxa"/>
+            <w:tcBorders>
+              <w:end w:val="nil"/>
+            </w:tcBorders>
+          </w:tcPr>
+          <w:p>
+            <w:pPr>
+              <w:pStyle w:val="ListParagraph"/>
+              <w:widowControl/>
+              <w:suppressAutoHyphens w:val="true"/>
+              <w:spacing w:lineRule="auto" w:line="240" w:before="0" w:after="0"/>
+              <w:ind w:hanging="0" w:start="0" w:end="0"/>
+              <w:contextualSpacing/>
+              <w:jc w:val="start"/>
+              <w:rPr>
+                <w:sz w:val="20"/>
+                <w:szCs w:val="20"/>
+              </w:rPr>
+            </w:pPr>
+            <w:r>
+              <w:rPr>
+                <w:kern w:val="2"/>
+                <w:sz w:val="20"/>
+                <w:szCs w:val="20"/>
+                <w:lang w:eastAsia="ru-RU" w:bidi="ar-SA"/>
+              </w:rPr>
+              <w:t>1) Pogas teksts mainās uz "Nopirkts";</w:t>
+            </w:r>
+          </w:p>
+          <w:p>
+            <w:pPr>
+              <w:pStyle w:val="ListParagraph"/>
+              <w:widowControl/>
+              <w:suppressAutoHyphens w:val="true"/>
+              <w:spacing w:lineRule="auto" w:line="240" w:before="0" w:after="0"/>
+              <w:ind w:hanging="0" w:start="0" w:end="0"/>
+              <w:contextualSpacing/>
+              <w:jc w:val="start"/>
+              <w:rPr>
+                <w:sz w:val="20"/>
+                <w:szCs w:val="20"/>
+              </w:rPr>
+            </w:pPr>
+            <w:r>
+              <w:rPr>
+                <w:kern w:val="2"/>
+                <w:sz w:val="20"/>
+                <w:szCs w:val="20"/>
+                <w:lang w:eastAsia="ru-RU" w:bidi="ar-SA"/>
+              </w:rPr>
+              <w:t xml:space="preserve">2) </w:t>
+            </w:r>
+            <w:r>
+              <w:rPr>
+                <w:sz w:val="20"/>
+                <w:szCs w:val="20"/>
+              </w:rPr>
+              <w:t>Personāžs kļūst pieejams skapī.</w:t>
+            </w:r>
+          </w:p>
+        </w:tc>
+        <w:tc>
+          <w:tcPr>
+            <w:tcW w:w="1776" w:type="dxa"/>
             <w:tcBorders/>
           </w:tcPr>
           <w:p>
@@ -14531,43 +15397,10 @@
             </w:pPr>
             <w:r>
               <w:rPr>
-                <w:kern w:val="2"/>
-                <w:sz w:val="20"/>
-                <w:szCs w:val="20"/>
-                <w:lang w:eastAsia="ru-RU" w:bidi="ar-SA"/>
-              </w:rPr>
-              <w:t>1) Pogas teksts mainās uz "Nopirkts";</w:t>
-            </w:r>
-          </w:p>
-          <w:p>
-            <w:pPr>
-              <w:pStyle w:val="ListParagraph"/>
-              <w:widowControl/>
-              <w:suppressAutoHyphens w:val="true"/>
-              <w:spacing w:lineRule="auto" w:line="240" w:before="0" w:after="0"/>
-              <w:ind w:hanging="0" w:start="0" w:end="0"/>
-              <w:contextualSpacing/>
-              <w:jc w:val="start"/>
-              <w:rPr>
-                <w:sz w:val="20"/>
-                <w:szCs w:val="20"/>
-              </w:rPr>
-            </w:pPr>
-            <w:r>
-              <w:rPr>
-                <w:kern w:val="2"/>
-                <w:sz w:val="20"/>
-                <w:szCs w:val="20"/>
-                <w:lang w:eastAsia="ru-RU" w:bidi="ar-SA"/>
-              </w:rPr>
-              <w:t xml:space="preserve">2) </w:t>
-            </w:r>
-            <w:r>
-              <w:rPr>
-                <w:sz w:val="20"/>
-                <w:szCs w:val="20"/>
-              </w:rPr>
-              <w:t>Personāžs kļūst pieejams skapī.</w:t>
+                <w:sz w:val="20"/>
+                <w:szCs w:val="20"/>
+              </w:rPr>
+              <w:t>FP_15</w:t>
             </w:r>
           </w:p>
         </w:tc>
@@ -14576,7 +15409,7 @@
         <w:trPr/>
         <w:tc>
           <w:tcPr>
-            <w:tcW w:w="913" w:type="dxa"/>
+            <w:tcW w:w="738" w:type="dxa"/>
             <w:tcBorders/>
           </w:tcPr>
           <w:p>
@@ -14606,7 +15439,7 @@
         </w:tc>
         <w:tc>
           <w:tcPr>
-            <w:tcW w:w="1709" w:type="dxa"/>
+            <w:tcW w:w="1384" w:type="dxa"/>
             <w:tcBorders/>
           </w:tcPr>
           <w:p>
@@ -14636,7 +15469,7 @@
         </w:tc>
         <w:tc>
           <w:tcPr>
-            <w:tcW w:w="2487" w:type="dxa"/>
+            <w:tcW w:w="2015" w:type="dxa"/>
             <w:tcBorders/>
           </w:tcPr>
           <w:p>
@@ -14666,7 +15499,7 @@
         </w:tc>
         <w:tc>
           <w:tcPr>
-            <w:tcW w:w="2041" w:type="dxa"/>
+            <w:tcW w:w="1654" w:type="dxa"/>
             <w:tcBorders/>
           </w:tcPr>
           <w:p>
@@ -14696,7 +15529,39 @@
         </w:tc>
         <w:tc>
           <w:tcPr>
-            <w:tcW w:w="2194" w:type="dxa"/>
+            <w:tcW w:w="1777" w:type="dxa"/>
+            <w:tcBorders>
+              <w:end w:val="nil"/>
+            </w:tcBorders>
+          </w:tcPr>
+          <w:p>
+            <w:pPr>
+              <w:pStyle w:val="ListParagraph"/>
+              <w:widowControl/>
+              <w:suppressAutoHyphens w:val="true"/>
+              <w:spacing w:lineRule="auto" w:line="240" w:before="0" w:after="0"/>
+              <w:ind w:hanging="0" w:start="0" w:end="0"/>
+              <w:contextualSpacing/>
+              <w:jc w:val="start"/>
+              <w:rPr>
+                <w:sz w:val="20"/>
+                <w:szCs w:val="20"/>
+              </w:rPr>
+            </w:pPr>
+            <w:r>
+              <w:rPr>
+                <w:kern w:val="2"/>
+                <w:sz w:val="20"/>
+                <w:szCs w:val="20"/>
+                <w:lang w:eastAsia="ru-RU" w:bidi="ar-SA"/>
+              </w:rPr>
+              <w:t>Ekrānā redzams skapja saturs ar iegādātajiem personāžiem.</w:t>
+            </w:r>
+          </w:p>
+        </w:tc>
+        <w:tc>
+          <w:tcPr>
+            <w:tcW w:w="1776" w:type="dxa"/>
             <w:tcBorders/>
           </w:tcPr>
           <w:p>
@@ -14715,12 +15580,10 @@
             </w:pPr>
             <w:r>
               <w:rPr>
-                <w:kern w:val="2"/>
-                <w:sz w:val="20"/>
-                <w:szCs w:val="20"/>
-                <w:lang w:eastAsia="ru-RU" w:bidi="ar-SA"/>
-              </w:rPr>
-              <w:t>Ekrānā redzams skapja saturs ar iegādātajiem personāžiem.</w:t>
+                <w:sz w:val="20"/>
+                <w:szCs w:val="20"/>
+              </w:rPr>
+              <w:t>FP_16</w:t>
             </w:r>
           </w:p>
         </w:tc>
@@ -14729,7 +15592,7 @@
         <w:trPr/>
         <w:tc>
           <w:tcPr>
-            <w:tcW w:w="913" w:type="dxa"/>
+            <w:tcW w:w="738" w:type="dxa"/>
             <w:tcBorders/>
           </w:tcPr>
           <w:p>
@@ -14759,7 +15622,7 @@
         </w:tc>
         <w:tc>
           <w:tcPr>
-            <w:tcW w:w="1709" w:type="dxa"/>
+            <w:tcW w:w="1384" w:type="dxa"/>
             <w:tcBorders/>
           </w:tcPr>
           <w:p>
@@ -14789,7 +15652,7 @@
         </w:tc>
         <w:tc>
           <w:tcPr>
-            <w:tcW w:w="2487" w:type="dxa"/>
+            <w:tcW w:w="2015" w:type="dxa"/>
             <w:tcBorders/>
           </w:tcPr>
           <w:p>
@@ -14850,7 +15713,7 @@
         </w:tc>
         <w:tc>
           <w:tcPr>
-            <w:tcW w:w="2041" w:type="dxa"/>
+            <w:tcW w:w="1654" w:type="dxa"/>
             <w:tcBorders/>
           </w:tcPr>
           <w:p>
@@ -14911,7 +15774,39 @@
         </w:tc>
         <w:tc>
           <w:tcPr>
-            <w:tcW w:w="2194" w:type="dxa"/>
+            <w:tcW w:w="1777" w:type="dxa"/>
+            <w:tcBorders>
+              <w:end w:val="nil"/>
+            </w:tcBorders>
+          </w:tcPr>
+          <w:p>
+            <w:pPr>
+              <w:pStyle w:val="ListParagraph"/>
+              <w:widowControl/>
+              <w:suppressAutoHyphens w:val="true"/>
+              <w:spacing w:lineRule="auto" w:line="240" w:before="0" w:after="0"/>
+              <w:ind w:hanging="0" w:start="0" w:end="0"/>
+              <w:contextualSpacing/>
+              <w:jc w:val="start"/>
+              <w:rPr>
+                <w:sz w:val="20"/>
+                <w:szCs w:val="20"/>
+              </w:rPr>
+            </w:pPr>
+            <w:r>
+              <w:rPr>
+                <w:kern w:val="2"/>
+                <w:sz w:val="20"/>
+                <w:szCs w:val="20"/>
+                <w:lang w:eastAsia="ru-RU" w:bidi="ar-SA"/>
+              </w:rPr>
+              <w:t>Spēlē tiek attēlots izvēlētais personāžs.</w:t>
+            </w:r>
+          </w:p>
+        </w:tc>
+        <w:tc>
+          <w:tcPr>
+            <w:tcW w:w="1776" w:type="dxa"/>
             <w:tcBorders/>
           </w:tcPr>
           <w:p>
@@ -14930,12 +15825,10 @@
             </w:pPr>
             <w:r>
               <w:rPr>
-                <w:kern w:val="2"/>
-                <w:sz w:val="20"/>
-                <w:szCs w:val="20"/>
-                <w:lang w:eastAsia="ru-RU" w:bidi="ar-SA"/>
-              </w:rPr>
-              <w:t>Spēlē tiek attēlots izvēlētais personāžs.</w:t>
+                <w:sz w:val="20"/>
+                <w:szCs w:val="20"/>
+              </w:rPr>
+              <w:t>FP_17</w:t>
             </w:r>
           </w:p>
         </w:tc>
@@ -14944,7 +15837,7 @@
         <w:trPr/>
         <w:tc>
           <w:tcPr>
-            <w:tcW w:w="913" w:type="dxa"/>
+            <w:tcW w:w="738" w:type="dxa"/>
             <w:tcBorders/>
           </w:tcPr>
           <w:p>
@@ -14974,7 +15867,7 @@
         </w:tc>
         <w:tc>
           <w:tcPr>
-            <w:tcW w:w="1709" w:type="dxa"/>
+            <w:tcW w:w="1384" w:type="dxa"/>
             <w:tcBorders/>
           </w:tcPr>
           <w:p>
@@ -15008,7 +15901,7 @@
         </w:tc>
         <w:tc>
           <w:tcPr>
-            <w:tcW w:w="2487" w:type="dxa"/>
+            <w:tcW w:w="2015" w:type="dxa"/>
             <w:tcBorders/>
           </w:tcPr>
           <w:p>
@@ -15038,7 +15931,7 @@
         </w:tc>
         <w:tc>
           <w:tcPr>
-            <w:tcW w:w="2041" w:type="dxa"/>
+            <w:tcW w:w="1654" w:type="dxa"/>
             <w:tcBorders/>
           </w:tcPr>
           <w:p>
@@ -15068,7 +15961,39 @@
         </w:tc>
         <w:tc>
           <w:tcPr>
-            <w:tcW w:w="2194" w:type="dxa"/>
+            <w:tcW w:w="1777" w:type="dxa"/>
+            <w:tcBorders>
+              <w:end w:val="nil"/>
+            </w:tcBorders>
+          </w:tcPr>
+          <w:p>
+            <w:pPr>
+              <w:pStyle w:val="ListParagraph"/>
+              <w:widowControl/>
+              <w:suppressAutoHyphens w:val="true"/>
+              <w:spacing w:lineRule="auto" w:line="240" w:before="0" w:after="0"/>
+              <w:ind w:hanging="0" w:start="0" w:end="0"/>
+              <w:contextualSpacing/>
+              <w:jc w:val="start"/>
+              <w:rPr>
+                <w:sz w:val="20"/>
+                <w:szCs w:val="20"/>
+              </w:rPr>
+            </w:pPr>
+            <w:r>
+              <w:rPr>
+                <w:kern w:val="2"/>
+                <w:sz w:val="20"/>
+                <w:szCs w:val="20"/>
+                <w:lang w:eastAsia="ru-RU" w:bidi="ar-SA"/>
+              </w:rPr>
+              <w:t>Tiek ielādēta galvenā izvēlne ar pogām un mūziku.</w:t>
+            </w:r>
+          </w:p>
+        </w:tc>
+        <w:tc>
+          <w:tcPr>
+            <w:tcW w:w="1776" w:type="dxa"/>
             <w:tcBorders/>
           </w:tcPr>
           <w:p>
@@ -15087,12 +16012,10 @@
             </w:pPr>
             <w:r>
               <w:rPr>
-                <w:kern w:val="2"/>
-                <w:sz w:val="20"/>
-                <w:szCs w:val="20"/>
-                <w:lang w:eastAsia="ru-RU" w:bidi="ar-SA"/>
-              </w:rPr>
-              <w:t>Tiek ielādēta galvenā izvēlne ar pogām un mūziku.</w:t>
+                <w:sz w:val="20"/>
+                <w:szCs w:val="20"/>
+              </w:rPr>
+              <w:t>FP_18</w:t>
             </w:r>
           </w:p>
         </w:tc>
@@ -15101,7 +16024,7 @@
         <w:trPr/>
         <w:tc>
           <w:tcPr>
-            <w:tcW w:w="913" w:type="dxa"/>
+            <w:tcW w:w="738" w:type="dxa"/>
             <w:tcBorders/>
           </w:tcPr>
           <w:p>
@@ -15131,7 +16054,7 @@
         </w:tc>
         <w:tc>
           <w:tcPr>
-            <w:tcW w:w="1709" w:type="dxa"/>
+            <w:tcW w:w="1384" w:type="dxa"/>
             <w:tcBorders/>
           </w:tcPr>
           <w:p>
@@ -15161,7 +16084,7 @@
         </w:tc>
         <w:tc>
           <w:tcPr>
-            <w:tcW w:w="2487" w:type="dxa"/>
+            <w:tcW w:w="2015" w:type="dxa"/>
             <w:tcBorders/>
           </w:tcPr>
           <w:p>
@@ -15191,7 +16114,7 @@
         </w:tc>
         <w:tc>
           <w:tcPr>
-            <w:tcW w:w="2041" w:type="dxa"/>
+            <w:tcW w:w="1654" w:type="dxa"/>
             <w:tcBorders/>
           </w:tcPr>
           <w:p>
@@ -15221,7 +16144,63 @@
         </w:tc>
         <w:tc>
           <w:tcPr>
-            <w:tcW w:w="2194" w:type="dxa"/>
+            <w:tcW w:w="1777" w:type="dxa"/>
+            <w:tcBorders>
+              <w:end w:val="nil"/>
+            </w:tcBorders>
+          </w:tcPr>
+          <w:p>
+            <w:pPr>
+              <w:pStyle w:val="ListParagraph"/>
+              <w:widowControl/>
+              <w:suppressAutoHyphens w:val="true"/>
+              <w:spacing w:lineRule="auto" w:line="240" w:before="0" w:after="0"/>
+              <w:ind w:hanging="0" w:start="0" w:end="0"/>
+              <w:contextualSpacing/>
+              <w:jc w:val="start"/>
+              <w:rPr>
+                <w:sz w:val="20"/>
+                <w:szCs w:val="20"/>
+              </w:rPr>
+            </w:pPr>
+            <w:r>
+              <w:rPr>
+                <w:kern w:val="2"/>
+                <w:sz w:val="20"/>
+                <w:szCs w:val="20"/>
+                <w:lang w:eastAsia="ru-RU" w:bidi="ar-SA"/>
+              </w:rPr>
+              <w:t>1) Spēles logs tiek aizvērts;</w:t>
+            </w:r>
+          </w:p>
+          <w:p>
+            <w:pPr>
+              <w:pStyle w:val="ListParagraph"/>
+              <w:widowControl/>
+              <w:suppressAutoHyphens w:val="true"/>
+              <w:spacing w:lineRule="auto" w:line="240" w:before="0" w:after="0"/>
+              <w:ind w:hanging="0" w:start="0" w:end="0"/>
+              <w:contextualSpacing/>
+              <w:jc w:val="start"/>
+              <w:rPr>
+                <w:sz w:val="20"/>
+                <w:szCs w:val="20"/>
+              </w:rPr>
+            </w:pPr>
+            <w:r>
+              <w:rPr>
+                <w:kern w:val="2"/>
+                <w:sz w:val="20"/>
+                <w:szCs w:val="20"/>
+                <w:lang w:eastAsia="ru-RU" w:bidi="ar-SA"/>
+              </w:rPr>
+              <w:t>2) Nākamajā palaišanas reizē progress ir saglabājies.</w:t>
+            </w:r>
+          </w:p>
+        </w:tc>
+        <w:tc>
+          <w:tcPr>
+            <w:tcW w:w="1776" w:type="dxa"/>
             <w:tcBorders/>
           </w:tcPr>
           <w:p>
@@ -15240,36 +16219,10 @@
             </w:pPr>
             <w:r>
               <w:rPr>
-                <w:kern w:val="2"/>
-                <w:sz w:val="20"/>
-                <w:szCs w:val="20"/>
-                <w:lang w:eastAsia="ru-RU" w:bidi="ar-SA"/>
-              </w:rPr>
-              <w:t>1) Spēles logs tiek aizvērts;</w:t>
-            </w:r>
-          </w:p>
-          <w:p>
-            <w:pPr>
-              <w:pStyle w:val="ListParagraph"/>
-              <w:widowControl/>
-              <w:suppressAutoHyphens w:val="true"/>
-              <w:spacing w:lineRule="auto" w:line="240" w:before="0" w:after="0"/>
-              <w:ind w:hanging="0" w:start="0" w:end="0"/>
-              <w:contextualSpacing/>
-              <w:jc w:val="start"/>
-              <w:rPr>
-                <w:sz w:val="20"/>
-                <w:szCs w:val="20"/>
-              </w:rPr>
-            </w:pPr>
-            <w:r>
-              <w:rPr>
-                <w:kern w:val="2"/>
-                <w:sz w:val="20"/>
-                <w:szCs w:val="20"/>
-                <w:lang w:eastAsia="ru-RU" w:bidi="ar-SA"/>
-              </w:rPr>
-              <w:t>2) Nākamajā palaišanas reizē progress ir saglabājies.</w:t>
+                <w:sz w:val="20"/>
+                <w:szCs w:val="20"/>
+              </w:rPr>
+              <w:t>FP_19</w:t>
             </w:r>
           </w:p>
         </w:tc>
@@ -15278,7 +16231,7 @@
         <w:trPr/>
         <w:tc>
           <w:tcPr>
-            <w:tcW w:w="913" w:type="dxa"/>
+            <w:tcW w:w="738" w:type="dxa"/>
             <w:tcBorders/>
           </w:tcPr>
           <w:p>
@@ -15308,7 +16261,7 @@
         </w:tc>
         <w:tc>
           <w:tcPr>
-            <w:tcW w:w="1709" w:type="dxa"/>
+            <w:tcW w:w="1384" w:type="dxa"/>
             <w:tcBorders/>
           </w:tcPr>
           <w:p>
@@ -15342,7 +16295,7 @@
         </w:tc>
         <w:tc>
           <w:tcPr>
-            <w:tcW w:w="2487" w:type="dxa"/>
+            <w:tcW w:w="2015" w:type="dxa"/>
             <w:tcBorders/>
           </w:tcPr>
           <w:p>
@@ -15396,7 +16349,7 @@
         </w:tc>
         <w:tc>
           <w:tcPr>
-            <w:tcW w:w="2041" w:type="dxa"/>
+            <w:tcW w:w="1654" w:type="dxa"/>
             <w:tcBorders/>
           </w:tcPr>
           <w:p>
@@ -15450,7 +16403,39 @@
         </w:tc>
         <w:tc>
           <w:tcPr>
-            <w:tcW w:w="2194" w:type="dxa"/>
+            <w:tcW w:w="1777" w:type="dxa"/>
+            <w:tcBorders>
+              <w:end w:val="nil"/>
+            </w:tcBorders>
+          </w:tcPr>
+          <w:p>
+            <w:pPr>
+              <w:pStyle w:val="ListParagraph"/>
+              <w:widowControl/>
+              <w:suppressAutoHyphens w:val="true"/>
+              <w:spacing w:lineRule="auto" w:line="240" w:before="0" w:after="0"/>
+              <w:ind w:hanging="0" w:start="0" w:end="0"/>
+              <w:contextualSpacing/>
+              <w:jc w:val="start"/>
+              <w:rPr>
+                <w:sz w:val="20"/>
+                <w:szCs w:val="20"/>
+              </w:rPr>
+            </w:pPr>
+            <w:r>
+              <w:rPr>
+                <w:kern w:val="2"/>
+                <w:sz w:val="20"/>
+                <w:szCs w:val="20"/>
+                <w:lang w:eastAsia="ru-RU" w:bidi="ar-SA"/>
+              </w:rPr>
+              <w:t>Pie "hover" un klikšķa tiek atskaņots atbilstošs skaņas efekts.</w:t>
+            </w:r>
+          </w:p>
+        </w:tc>
+        <w:tc>
+          <w:tcPr>
+            <w:tcW w:w="1776" w:type="dxa"/>
             <w:tcBorders/>
           </w:tcPr>
           <w:p>
@@ -15469,12 +16454,10 @@
             </w:pPr>
             <w:r>
               <w:rPr>
-                <w:kern w:val="2"/>
-                <w:sz w:val="20"/>
-                <w:szCs w:val="20"/>
-                <w:lang w:eastAsia="ru-RU" w:bidi="ar-SA"/>
-              </w:rPr>
-              <w:t>Pie "hover" un klikšķa tiek atskaņots atbilstošs skaņas efekts.</w:t>
+                <w:sz w:val="20"/>
+                <w:szCs w:val="20"/>
+              </w:rPr>
+              <w:t>FP_20</w:t>
             </w:r>
           </w:p>
         </w:tc>
@@ -15483,7 +16466,7 @@
         <w:trPr/>
         <w:tc>
           <w:tcPr>
-            <w:tcW w:w="913" w:type="dxa"/>
+            <w:tcW w:w="738" w:type="dxa"/>
             <w:tcBorders/>
           </w:tcPr>
           <w:p>
@@ -15513,7 +16496,7 @@
         </w:tc>
         <w:tc>
           <w:tcPr>
-            <w:tcW w:w="1709" w:type="dxa"/>
+            <w:tcW w:w="1384" w:type="dxa"/>
             <w:tcBorders/>
           </w:tcPr>
           <w:p>
@@ -15543,7 +16526,7 @@
         </w:tc>
         <w:tc>
           <w:tcPr>
-            <w:tcW w:w="2487" w:type="dxa"/>
+            <w:tcW w:w="2015" w:type="dxa"/>
             <w:tcBorders/>
           </w:tcPr>
           <w:p>
@@ -15573,7 +16556,7 @@
         </w:tc>
         <w:tc>
           <w:tcPr>
-            <w:tcW w:w="2041" w:type="dxa"/>
+            <w:tcW w:w="1654" w:type="dxa"/>
             <w:tcBorders/>
           </w:tcPr>
           <w:p>
@@ -15651,7 +16634,63 @@
         </w:tc>
         <w:tc>
           <w:tcPr>
-            <w:tcW w:w="2194" w:type="dxa"/>
+            <w:tcW w:w="1777" w:type="dxa"/>
+            <w:tcBorders>
+              <w:end w:val="nil"/>
+            </w:tcBorders>
+          </w:tcPr>
+          <w:p>
+            <w:pPr>
+              <w:pStyle w:val="ListParagraph"/>
+              <w:widowControl/>
+              <w:suppressAutoHyphens w:val="true"/>
+              <w:spacing w:lineRule="auto" w:line="240" w:before="0" w:after="0"/>
+              <w:ind w:hanging="0" w:start="0" w:end="0"/>
+              <w:contextualSpacing/>
+              <w:jc w:val="start"/>
+              <w:rPr>
+                <w:sz w:val="20"/>
+                <w:szCs w:val="20"/>
+              </w:rPr>
+            </w:pPr>
+            <w:r>
+              <w:rPr>
+                <w:kern w:val="2"/>
+                <w:sz w:val="20"/>
+                <w:szCs w:val="20"/>
+                <w:lang w:eastAsia="ru-RU" w:bidi="ar-SA"/>
+              </w:rPr>
+              <w:t>1) Katram skatam atskaņojas pareizais mūzikas celiņš;</w:t>
+            </w:r>
+          </w:p>
+          <w:p>
+            <w:pPr>
+              <w:pStyle w:val="ListParagraph"/>
+              <w:widowControl/>
+              <w:suppressAutoHyphens w:val="true"/>
+              <w:spacing w:lineRule="auto" w:line="240" w:before="0" w:after="0"/>
+              <w:ind w:hanging="0" w:start="0" w:end="0"/>
+              <w:contextualSpacing/>
+              <w:jc w:val="start"/>
+              <w:rPr>
+                <w:sz w:val="20"/>
+                <w:szCs w:val="20"/>
+              </w:rPr>
+            </w:pPr>
+            <w:r>
+              <w:rPr>
+                <w:kern w:val="2"/>
+                <w:sz w:val="20"/>
+                <w:szCs w:val="20"/>
+                <w:lang w:eastAsia="ru-RU" w:bidi="ar-SA"/>
+              </w:rPr>
+              <w:t>2) Skaļums atbilst iestatījumiem.</w:t>
+            </w:r>
+          </w:p>
+        </w:tc>
+        <w:tc>
+          <w:tcPr>
+            <w:tcW w:w="1776" w:type="dxa"/>
             <w:tcBorders/>
           </w:tcPr>
           <w:p>
@@ -15670,36 +16709,10 @@
             </w:pPr>
             <w:r>
               <w:rPr>
-                <w:kern w:val="2"/>
-                <w:sz w:val="20"/>
-                <w:szCs w:val="20"/>
-                <w:lang w:eastAsia="ru-RU" w:bidi="ar-SA"/>
-              </w:rPr>
-              <w:t>1) Katram skatam atskaņojas pareizais mūzikas celiņš;</w:t>
-            </w:r>
-          </w:p>
-          <w:p>
-            <w:pPr>
-              <w:pStyle w:val="ListParagraph"/>
-              <w:widowControl/>
-              <w:suppressAutoHyphens w:val="true"/>
-              <w:spacing w:lineRule="auto" w:line="240" w:before="0" w:after="0"/>
-              <w:ind w:hanging="0" w:start="0" w:end="0"/>
-              <w:contextualSpacing/>
-              <w:jc w:val="start"/>
-              <w:rPr>
-                <w:sz w:val="20"/>
-                <w:szCs w:val="20"/>
-              </w:rPr>
-            </w:pPr>
-            <w:r>
-              <w:rPr>
-                <w:kern w:val="2"/>
-                <w:sz w:val="20"/>
-                <w:szCs w:val="20"/>
-                <w:lang w:eastAsia="ru-RU" w:bidi="ar-SA"/>
-              </w:rPr>
-              <w:t>2) Skaļums atbilst iestatījumiem.</w:t>
+                <w:sz w:val="20"/>
+                <w:szCs w:val="20"/>
+              </w:rPr>
+              <w:t>FP_21</w:t>
             </w:r>
           </w:p>
         </w:tc>
@@ -15708,7 +16721,7 @@
         <w:trPr/>
         <w:tc>
           <w:tcPr>
-            <w:tcW w:w="913" w:type="dxa"/>
+            <w:tcW w:w="738" w:type="dxa"/>
             <w:tcBorders/>
           </w:tcPr>
           <w:p>
@@ -15738,7 +16751,7 @@
         </w:tc>
         <w:tc>
           <w:tcPr>
-            <w:tcW w:w="1709" w:type="dxa"/>
+            <w:tcW w:w="1384" w:type="dxa"/>
             <w:tcBorders/>
           </w:tcPr>
           <w:p>
@@ -15768,7 +16781,7 @@
         </w:tc>
         <w:tc>
           <w:tcPr>
-            <w:tcW w:w="2487" w:type="dxa"/>
+            <w:tcW w:w="2015" w:type="dxa"/>
             <w:tcBorders/>
           </w:tcPr>
           <w:p>
@@ -15822,7 +16835,7 @@
         </w:tc>
         <w:tc>
           <w:tcPr>
-            <w:tcW w:w="2041" w:type="dxa"/>
+            <w:tcW w:w="1654" w:type="dxa"/>
             <w:tcBorders/>
           </w:tcPr>
           <w:p>
@@ -15852,7 +16865,39 @@
         </w:tc>
         <w:tc>
           <w:tcPr>
-            <w:tcW w:w="2194" w:type="dxa"/>
+            <w:tcW w:w="1777" w:type="dxa"/>
+            <w:tcBorders>
+              <w:end w:val="nil"/>
+            </w:tcBorders>
+          </w:tcPr>
+          <w:p>
+            <w:pPr>
+              <w:pStyle w:val="ListParagraph"/>
+              <w:widowControl/>
+              <w:suppressAutoHyphens w:val="true"/>
+              <w:spacing w:lineRule="auto" w:line="240" w:before="0" w:after="0"/>
+              <w:ind w:hanging="0" w:start="0" w:end="0"/>
+              <w:contextualSpacing/>
+              <w:jc w:val="start"/>
+              <w:rPr>
+                <w:sz w:val="20"/>
+                <w:szCs w:val="20"/>
+              </w:rPr>
+            </w:pPr>
+            <w:r>
+              <w:rPr>
+                <w:kern w:val="2"/>
+                <w:sz w:val="20"/>
+                <w:szCs w:val="20"/>
+                <w:lang w:eastAsia="ru-RU" w:bidi="ar-SA"/>
+              </w:rPr>
+              <w:t>Tiek ielādēts nākamais līmenis bez atgriešanās izvēlnēs.</w:t>
+            </w:r>
+          </w:p>
+        </w:tc>
+        <w:tc>
+          <w:tcPr>
+            <w:tcW w:w="1776" w:type="dxa"/>
             <w:tcBorders/>
           </w:tcPr>
           <w:p>
@@ -15871,12 +16916,10 @@
             </w:pPr>
             <w:r>
               <w:rPr>
-                <w:kern w:val="2"/>
-                <w:sz w:val="20"/>
-                <w:szCs w:val="20"/>
-                <w:lang w:eastAsia="ru-RU" w:bidi="ar-SA"/>
-              </w:rPr>
-              <w:t>Tiek ielādēts nākamais līmenis bez atgriešanās izvēlnēs.</w:t>
+                <w:sz w:val="20"/>
+                <w:szCs w:val="20"/>
+              </w:rPr>
+              <w:t>FP_22</w:t>
             </w:r>
           </w:p>
         </w:tc>
@@ -15885,7 +16928,7 @@
         <w:trPr/>
         <w:tc>
           <w:tcPr>
-            <w:tcW w:w="913" w:type="dxa"/>
+            <w:tcW w:w="738" w:type="dxa"/>
             <w:tcBorders/>
           </w:tcPr>
           <w:p>
@@ -15915,7 +16958,7 @@
         </w:tc>
         <w:tc>
           <w:tcPr>
-            <w:tcW w:w="1709" w:type="dxa"/>
+            <w:tcW w:w="1384" w:type="dxa"/>
             <w:tcBorders/>
           </w:tcPr>
           <w:p>
@@ -15949,7 +16992,7 @@
         </w:tc>
         <w:tc>
           <w:tcPr>
-            <w:tcW w:w="2487" w:type="dxa"/>
+            <w:tcW w:w="2015" w:type="dxa"/>
             <w:tcBorders/>
           </w:tcPr>
           <w:p>
@@ -15979,7 +17022,7 @@
         </w:tc>
         <w:tc>
           <w:tcPr>
-            <w:tcW w:w="2041" w:type="dxa"/>
+            <w:tcW w:w="1654" w:type="dxa"/>
             <w:tcBorders/>
           </w:tcPr>
           <w:p>
@@ -16081,7 +17124,87 @@
         </w:tc>
         <w:tc>
           <w:tcPr>
-            <w:tcW w:w="2194" w:type="dxa"/>
+            <w:tcW w:w="1777" w:type="dxa"/>
+            <w:tcBorders>
+              <w:end w:val="nil"/>
+            </w:tcBorders>
+          </w:tcPr>
+          <w:p>
+            <w:pPr>
+              <w:pStyle w:val="ListParagraph"/>
+              <w:widowControl/>
+              <w:suppressAutoHyphens w:val="true"/>
+              <w:spacing w:lineRule="auto" w:line="240" w:before="0" w:after="0"/>
+              <w:ind w:hanging="0" w:start="0" w:end="0"/>
+              <w:contextualSpacing/>
+              <w:jc w:val="start"/>
+              <w:rPr>
+                <w:sz w:val="20"/>
+                <w:szCs w:val="20"/>
+              </w:rPr>
+            </w:pPr>
+            <w:r>
+              <w:rPr>
+                <w:kern w:val="2"/>
+                <w:sz w:val="20"/>
+                <w:szCs w:val="20"/>
+                <w:lang w:eastAsia="ru-RU" w:bidi="ar-SA"/>
+              </w:rPr>
+              <w:t>1) Līmeņu statusi un zvaigznes atbilst saglabātajam;</w:t>
+            </w:r>
+          </w:p>
+          <w:p>
+            <w:pPr>
+              <w:pStyle w:val="ListParagraph"/>
+              <w:widowControl/>
+              <w:suppressAutoHyphens w:val="true"/>
+              <w:spacing w:lineRule="auto" w:line="240" w:before="0" w:after="0"/>
+              <w:ind w:hanging="0" w:start="0" w:end="0"/>
+              <w:contextualSpacing/>
+              <w:jc w:val="start"/>
+              <w:rPr>
+                <w:sz w:val="20"/>
+                <w:szCs w:val="20"/>
+              </w:rPr>
+            </w:pPr>
+            <w:r>
+              <w:rPr>
+                <w:kern w:val="2"/>
+                <w:sz w:val="20"/>
+                <w:szCs w:val="20"/>
+                <w:lang w:eastAsia="ru-RU" w:bidi="ar-SA"/>
+              </w:rPr>
+              <w:t>2) Veikalā un skapī redzami iegādātie personāži, un saglabājas iepriekš izvēlētais personāžs;</w:t>
+            </w:r>
+          </w:p>
+          <w:p>
+            <w:pPr>
+              <w:pStyle w:val="ListParagraph"/>
+              <w:widowControl/>
+              <w:suppressAutoHyphens w:val="true"/>
+              <w:spacing w:lineRule="auto" w:line="240" w:before="0" w:after="0"/>
+              <w:ind w:hanging="0" w:start="0" w:end="0"/>
+              <w:contextualSpacing/>
+              <w:jc w:val="start"/>
+              <w:rPr>
+                <w:sz w:val="20"/>
+                <w:szCs w:val="20"/>
+              </w:rPr>
+            </w:pPr>
+            <w:r>
+              <w:rPr>
+                <w:kern w:val="2"/>
+                <w:sz w:val="20"/>
+                <w:szCs w:val="20"/>
+                <w:lang w:eastAsia="ru-RU" w:bidi="ar-SA"/>
+              </w:rPr>
+              <w:t>3) Iestatījumu vērtības ir iepriekš saglabātās.</w:t>
+            </w:r>
+          </w:p>
+        </w:tc>
+        <w:tc>
+          <w:tcPr>
+            <w:tcW w:w="1776" w:type="dxa"/>
             <w:tcBorders/>
           </w:tcPr>
           <w:p>
@@ -16100,60 +17223,10 @@
             </w:pPr>
             <w:r>
               <w:rPr>
-                <w:kern w:val="2"/>
-                <w:sz w:val="20"/>
-                <w:szCs w:val="20"/>
-                <w:lang w:eastAsia="ru-RU" w:bidi="ar-SA"/>
-              </w:rPr>
-              <w:t>1) Līmeņu statusi un zvaigznes atbilst saglabātajam;</w:t>
-            </w:r>
-          </w:p>
-          <w:p>
-            <w:pPr>
-              <w:pStyle w:val="ListParagraph"/>
-              <w:widowControl/>
-              <w:suppressAutoHyphens w:val="true"/>
-              <w:spacing w:lineRule="auto" w:line="240" w:before="0" w:after="0"/>
-              <w:ind w:hanging="0" w:start="0" w:end="0"/>
-              <w:contextualSpacing/>
-              <w:jc w:val="start"/>
-              <w:rPr>
-                <w:sz w:val="20"/>
-                <w:szCs w:val="20"/>
-              </w:rPr>
-            </w:pPr>
-            <w:r>
-              <w:rPr>
-                <w:kern w:val="2"/>
-                <w:sz w:val="20"/>
-                <w:szCs w:val="20"/>
-                <w:lang w:eastAsia="ru-RU" w:bidi="ar-SA"/>
-              </w:rPr>
-              <w:t>2) Veikalā un skapī redzami iegādātie personāži, un saglabājas iepriekš izvēlētais personāžs;</w:t>
-            </w:r>
-          </w:p>
-          <w:p>
-            <w:pPr>
-              <w:pStyle w:val="ListParagraph"/>
-              <w:widowControl/>
-              <w:suppressAutoHyphens w:val="true"/>
-              <w:spacing w:lineRule="auto" w:line="240" w:before="0" w:after="0"/>
-              <w:ind w:hanging="0" w:start="0" w:end="0"/>
-              <w:contextualSpacing/>
-              <w:jc w:val="start"/>
-              <w:rPr>
-                <w:sz w:val="20"/>
-                <w:szCs w:val="20"/>
-              </w:rPr>
-            </w:pPr>
-            <w:r>
-              <w:rPr>
-                <w:kern w:val="2"/>
-                <w:sz w:val="20"/>
-                <w:szCs w:val="20"/>
-                <w:lang w:eastAsia="ru-RU" w:bidi="ar-SA"/>
-              </w:rPr>
-              <w:t>3) Iestatījumu vērtības ir iepriekš saglabātās.</w:t>
+                <w:sz w:val="20"/>
+                <w:szCs w:val="20"/>
+              </w:rPr>
+              <w:t>FP_24</w:t>
             </w:r>
           </w:p>
         </w:tc>
@@ -16162,7 +17235,7 @@
         <w:trPr/>
         <w:tc>
           <w:tcPr>
-            <w:tcW w:w="913" w:type="dxa"/>
+            <w:tcW w:w="738" w:type="dxa"/>
             <w:tcBorders/>
           </w:tcPr>
           <w:p>
@@ -16192,7 +17265,7 @@
         </w:tc>
         <w:tc>
           <w:tcPr>
-            <w:tcW w:w="1709" w:type="dxa"/>
+            <w:tcW w:w="1384" w:type="dxa"/>
             <w:tcBorders/>
           </w:tcPr>
           <w:p>
@@ -16226,7 +17299,7 @@
         </w:tc>
         <w:tc>
           <w:tcPr>
-            <w:tcW w:w="2487" w:type="dxa"/>
+            <w:tcW w:w="2015" w:type="dxa"/>
             <w:tcBorders/>
           </w:tcPr>
           <w:p>
@@ -16256,7 +17329,7 @@
         </w:tc>
         <w:tc>
           <w:tcPr>
-            <w:tcW w:w="2041" w:type="dxa"/>
+            <w:tcW w:w="1654" w:type="dxa"/>
             <w:tcBorders/>
           </w:tcPr>
           <w:p>
@@ -16290,8 +17363,10 @@
         </w:tc>
         <w:tc>
           <w:tcPr>
-            <w:tcW w:w="2194" w:type="dxa"/>
-            <w:tcBorders/>
+            <w:tcW w:w="1777" w:type="dxa"/>
+            <w:tcBorders>
+              <w:end w:val="nil"/>
+            </w:tcBorders>
           </w:tcPr>
           <w:p>
             <w:pPr>
@@ -16319,6 +17394,34 @@
               <w:t>3) Varonis izpilda lēcienu;</w:t>
               <w:br/>
               <w:t>4) Varonis izpilda pietupšanos.</w:t>
+            </w:r>
+          </w:p>
+        </w:tc>
+        <w:tc>
+          <w:tcPr>
+            <w:tcW w:w="1776" w:type="dxa"/>
+            <w:tcBorders/>
+          </w:tcPr>
+          <w:p>
+            <w:pPr>
+              <w:pStyle w:val="ListParagraph"/>
+              <w:widowControl/>
+              <w:suppressAutoHyphens w:val="true"/>
+              <w:spacing w:lineRule="auto" w:line="240" w:before="0" w:after="0"/>
+              <w:ind w:hanging="0" w:start="0" w:end="0"/>
+              <w:contextualSpacing/>
+              <w:jc w:val="start"/>
+              <w:rPr>
+                <w:sz w:val="20"/>
+                <w:szCs w:val="20"/>
+              </w:rPr>
+            </w:pPr>
+            <w:r>
+              <w:rPr>
+                <w:sz w:val="20"/>
+                <w:szCs w:val="20"/>
+              </w:rPr>
+              <w:t>FP_25</w:t>
             </w:r>
           </w:p>
         </w:tc>
@@ -16329,7 +17432,7 @@
         </w:trPr>
         <w:tc>
           <w:tcPr>
-            <w:tcW w:w="913" w:type="dxa"/>
+            <w:tcW w:w="738" w:type="dxa"/>
             <w:tcBorders>
               <w:top w:val="nil"/>
             </w:tcBorders>
@@ -16361,7 +17464,7 @@
         </w:tc>
         <w:tc>
           <w:tcPr>
-            <w:tcW w:w="1709" w:type="dxa"/>
+            <w:tcW w:w="1384" w:type="dxa"/>
             <w:tcBorders>
               <w:top w:val="nil"/>
             </w:tcBorders>
@@ -16397,7 +17500,7 @@
         </w:tc>
         <w:tc>
           <w:tcPr>
-            <w:tcW w:w="2487" w:type="dxa"/>
+            <w:tcW w:w="2015" w:type="dxa"/>
             <w:tcBorders>
               <w:top w:val="nil"/>
             </w:tcBorders>
@@ -16431,7 +17534,7 @@
         </w:tc>
         <w:tc>
           <w:tcPr>
-            <w:tcW w:w="2041" w:type="dxa"/>
+            <w:tcW w:w="1654" w:type="dxa"/>
             <w:tcBorders>
               <w:top w:val="nil"/>
             </w:tcBorders>
@@ -16469,9 +17572,10 @@
         </w:tc>
         <w:tc>
           <w:tcPr>
-            <w:tcW w:w="2194" w:type="dxa"/>
+            <w:tcW w:w="1777" w:type="dxa"/>
             <w:tcBorders>
               <w:top w:val="nil"/>
+              <w:end w:val="nil"/>
             </w:tcBorders>
           </w:tcPr>
           <w:p>
@@ -16498,6 +17602,36 @@
               <w:t>2) Vadības iestatījumos redzama atjaunotā taustiņa vērtība;</w:t>
               <w:br/>
               <w:t>3) Pēc atkārtotas spēles palaišanas saglabājas iepriekš izvēlētais vadības taustiņš.</w:t>
+            </w:r>
+          </w:p>
+        </w:tc>
+        <w:tc>
+          <w:tcPr>
+            <w:tcW w:w="1776" w:type="dxa"/>
+            <w:tcBorders>
+              <w:top w:val="nil"/>
+            </w:tcBorders>
+          </w:tcPr>
+          <w:p>
+            <w:pPr>
+              <w:pStyle w:val="ListParagraph"/>
+              <w:widowControl/>
+              <w:suppressAutoHyphens w:val="true"/>
+              <w:spacing w:lineRule="auto" w:line="240" w:before="0" w:after="0"/>
+              <w:ind w:hanging="0" w:start="0" w:end="0"/>
+              <w:contextualSpacing/>
+              <w:jc w:val="start"/>
+              <w:rPr>
+                <w:sz w:val="20"/>
+                <w:szCs w:val="20"/>
+              </w:rPr>
+            </w:pPr>
+            <w:r>
+              <w:rPr>
+                <w:sz w:val="20"/>
+                <w:szCs w:val="20"/>
+              </w:rPr>
+              <w:t>FP_26</w:t>
             </w:r>
           </w:p>
         </w:tc>
@@ -16508,7 +17642,7 @@
         </w:trPr>
         <w:tc>
           <w:tcPr>
-            <w:tcW w:w="913" w:type="dxa"/>
+            <w:tcW w:w="738" w:type="dxa"/>
             <w:tcBorders>
               <w:top w:val="nil"/>
             </w:tcBorders>
@@ -16540,7 +17674,7 @@
         </w:tc>
         <w:tc>
           <w:tcPr>
-            <w:tcW w:w="1709" w:type="dxa"/>
+            <w:tcW w:w="1384" w:type="dxa"/>
             <w:tcBorders>
               <w:top w:val="nil"/>
             </w:tcBorders>
@@ -16576,7 +17710,7 @@
         </w:tc>
         <w:tc>
           <w:tcPr>
-            <w:tcW w:w="2487" w:type="dxa"/>
+            <w:tcW w:w="2015" w:type="dxa"/>
             <w:tcBorders>
               <w:top w:val="nil"/>
             </w:tcBorders>
@@ -16612,7 +17746,7 @@
         </w:tc>
         <w:tc>
           <w:tcPr>
-            <w:tcW w:w="2041" w:type="dxa"/>
+            <w:tcW w:w="1654" w:type="dxa"/>
             <w:tcBorders>
               <w:top w:val="nil"/>
             </w:tcBorders>
@@ -16648,9 +17782,10 @@
         </w:tc>
         <w:tc>
           <w:tcPr>
-            <w:tcW w:w="2194" w:type="dxa"/>
+            <w:tcW w:w="1777" w:type="dxa"/>
             <w:tcBorders>
               <w:top w:val="nil"/>
+              <w:end w:val="nil"/>
             </w:tcBorders>
           </w:tcPr>
           <w:p>
@@ -16677,6 +17812,36 @@
               <w:t>2) Vadības sadaļā redzamas noklusējuma vērtības;</w:t>
               <w:br/>
               <w:t>3) Pēc atkārtotas spēles palaišanas saglabājas noklusējuma vadības taustiņi.</w:t>
+            </w:r>
+          </w:p>
+        </w:tc>
+        <w:tc>
+          <w:tcPr>
+            <w:tcW w:w="1776" w:type="dxa"/>
+            <w:tcBorders>
+              <w:top w:val="nil"/>
+            </w:tcBorders>
+          </w:tcPr>
+          <w:p>
+            <w:pPr>
+              <w:pStyle w:val="ListParagraph"/>
+              <w:widowControl/>
+              <w:suppressAutoHyphens w:val="true"/>
+              <w:spacing w:lineRule="auto" w:line="240" w:before="0" w:after="0"/>
+              <w:ind w:hanging="0" w:start="0" w:end="0"/>
+              <w:contextualSpacing/>
+              <w:jc w:val="start"/>
+              <w:rPr>
+                <w:sz w:val="20"/>
+                <w:szCs w:val="20"/>
+              </w:rPr>
+            </w:pPr>
+            <w:r>
+              <w:rPr>
+                <w:sz w:val="20"/>
+                <w:szCs w:val="20"/>
+              </w:rPr>
+              <w:t>FP_27</w:t>
             </w:r>
           </w:p>
         </w:tc>
@@ -16687,7 +17852,7 @@
         </w:trPr>
         <w:tc>
           <w:tcPr>
-            <w:tcW w:w="913" w:type="dxa"/>
+            <w:tcW w:w="738" w:type="dxa"/>
             <w:tcBorders>
               <w:top w:val="nil"/>
             </w:tcBorders>
@@ -16719,7 +17884,7 @@
         </w:tc>
         <w:tc>
           <w:tcPr>
-            <w:tcW w:w="1709" w:type="dxa"/>
+            <w:tcW w:w="1384" w:type="dxa"/>
             <w:tcBorders>
               <w:top w:val="nil"/>
             </w:tcBorders>
@@ -16755,7 +17920,7 @@
         </w:tc>
         <w:tc>
           <w:tcPr>
-            <w:tcW w:w="2487" w:type="dxa"/>
+            <w:tcW w:w="2015" w:type="dxa"/>
             <w:vMerge w:val="restart"/>
             <w:tcBorders>
               <w:top w:val="nil"/>
@@ -16790,7 +17955,7 @@
         </w:tc>
         <w:tc>
           <w:tcPr>
-            <w:tcW w:w="2041" w:type="dxa"/>
+            <w:tcW w:w="1654" w:type="dxa"/>
             <w:tcBorders>
               <w:top w:val="nil"/>
             </w:tcBorders>
@@ -16820,7 +17985,40 @@
         </w:tc>
         <w:tc>
           <w:tcPr>
-            <w:tcW w:w="2194" w:type="dxa"/>
+            <w:tcW w:w="1777" w:type="dxa"/>
+            <w:tcBorders>
+              <w:top w:val="nil"/>
+              <w:end w:val="nil"/>
+            </w:tcBorders>
+          </w:tcPr>
+          <w:p>
+            <w:pPr>
+              <w:pStyle w:val="ListParagraph"/>
+              <w:widowControl/>
+              <w:suppressAutoHyphens w:val="true"/>
+              <w:spacing w:lineRule="auto" w:line="240" w:before="0" w:after="0"/>
+              <w:ind w:hanging="0" w:start="0" w:end="0"/>
+              <w:contextualSpacing/>
+              <w:jc w:val="start"/>
+              <w:rPr>
+                <w:sz w:val="20"/>
+                <w:szCs w:val="20"/>
+              </w:rPr>
+            </w:pPr>
+            <w:r>
+              <w:rPr>
+                <w:sz w:val="20"/>
+                <w:szCs w:val="20"/>
+              </w:rPr>
+              <w:t>1) Pauzes izvēlne aizveras;</w:t>
+              <w:br/>
+              <w:t>2) Spēle turpinās no tās pašas vietas.</w:t>
+            </w:r>
+          </w:p>
+        </w:tc>
+        <w:tc>
+          <w:tcPr>
+            <w:tcW w:w="1776" w:type="dxa"/>
             <w:tcBorders>
               <w:top w:val="nil"/>
             </w:tcBorders>
@@ -16844,9 +18042,7 @@
                 <w:sz w:val="20"/>
                 <w:szCs w:val="20"/>
               </w:rPr>
-              <w:t>1) Pauzes izvēlne aizveras;</w:t>
-              <w:br/>
-              <w:t>2) Spēle turpinās no tās pašas vietas.</w:t>
+              <w:t>FP_7</w:t>
             </w:r>
           </w:p>
         </w:tc>
@@ -16857,7 +18053,7 @@
         </w:trPr>
         <w:tc>
           <w:tcPr>
-            <w:tcW w:w="913" w:type="dxa"/>
+            <w:tcW w:w="738" w:type="dxa"/>
             <w:tcBorders>
               <w:top w:val="nil"/>
             </w:tcBorders>
@@ -16889,7 +18085,7 @@
         </w:tc>
         <w:tc>
           <w:tcPr>
-            <w:tcW w:w="1709" w:type="dxa"/>
+            <w:tcW w:w="1384" w:type="dxa"/>
             <w:tcBorders>
               <w:top w:val="nil"/>
             </w:tcBorders>
@@ -16925,7 +18121,7 @@
         </w:tc>
         <w:tc>
           <w:tcPr>
-            <w:tcW w:w="2487" w:type="dxa"/>
+            <w:tcW w:w="2015" w:type="dxa"/>
             <w:vMerge w:val="continue"/>
             <w:tcBorders>
               <w:top w:val="nil"/>
@@ -16955,7 +18151,7 @@
         </w:tc>
         <w:tc>
           <w:tcPr>
-            <w:tcW w:w="2041" w:type="dxa"/>
+            <w:tcW w:w="1654" w:type="dxa"/>
             <w:tcBorders>
               <w:top w:val="nil"/>
             </w:tcBorders>
@@ -16985,7 +18181,40 @@
         </w:tc>
         <w:tc>
           <w:tcPr>
-            <w:tcW w:w="2194" w:type="dxa"/>
+            <w:tcW w:w="1777" w:type="dxa"/>
+            <w:tcBorders>
+              <w:top w:val="nil"/>
+              <w:end w:val="nil"/>
+            </w:tcBorders>
+          </w:tcPr>
+          <w:p>
+            <w:pPr>
+              <w:pStyle w:val="ListParagraph"/>
+              <w:widowControl/>
+              <w:suppressAutoHyphens w:val="true"/>
+              <w:spacing w:lineRule="auto" w:line="240" w:before="0" w:after="0"/>
+              <w:ind w:hanging="0" w:start="0" w:end="0"/>
+              <w:contextualSpacing/>
+              <w:jc w:val="start"/>
+              <w:rPr>
+                <w:sz w:val="20"/>
+                <w:szCs w:val="20"/>
+              </w:rPr>
+            </w:pPr>
+            <w:r>
+              <w:rPr>
+                <w:sz w:val="20"/>
+                <w:szCs w:val="20"/>
+              </w:rPr>
+              <w:t>1) Pauzes izvēlne aizveras;</w:t>
+              <w:br/>
+              <w:t>2) Pašreizējais līmenis tiek ielādēts no jauna.</w:t>
+            </w:r>
+          </w:p>
+        </w:tc>
+        <w:tc>
+          <w:tcPr>
+            <w:tcW w:w="1776" w:type="dxa"/>
             <w:tcBorders>
               <w:top w:val="nil"/>
             </w:tcBorders>
@@ -17009,9 +18238,7 @@
                 <w:sz w:val="20"/>
                 <w:szCs w:val="20"/>
               </w:rPr>
-              <w:t>1) Pauzes izvēlne aizveras;</w:t>
-              <w:br/>
-              <w:t>2) Pašreizējais līmenis tiek ielādēts no jauna.</w:t>
+              <w:t>FP_7</w:t>
             </w:r>
           </w:p>
         </w:tc>
@@ -17022,7 +18249,7 @@
         </w:trPr>
         <w:tc>
           <w:tcPr>
-            <w:tcW w:w="913" w:type="dxa"/>
+            <w:tcW w:w="738" w:type="dxa"/>
             <w:tcBorders>
               <w:top w:val="nil"/>
             </w:tcBorders>
@@ -17054,7 +18281,7 @@
         </w:tc>
         <w:tc>
           <w:tcPr>
-            <w:tcW w:w="1709" w:type="dxa"/>
+            <w:tcW w:w="1384" w:type="dxa"/>
             <w:tcBorders>
               <w:top w:val="nil"/>
             </w:tcBorders>
@@ -17090,7 +18317,7 @@
         </w:tc>
         <w:tc>
           <w:tcPr>
-            <w:tcW w:w="2487" w:type="dxa"/>
+            <w:tcW w:w="2015" w:type="dxa"/>
             <w:vMerge w:val="continue"/>
             <w:tcBorders>
               <w:top w:val="nil"/>
@@ -17120,7 +18347,7 @@
         </w:tc>
         <w:tc>
           <w:tcPr>
-            <w:tcW w:w="2041" w:type="dxa"/>
+            <w:tcW w:w="1654" w:type="dxa"/>
             <w:tcBorders>
               <w:top w:val="nil"/>
             </w:tcBorders>
@@ -17150,7 +18377,40 @@
         </w:tc>
         <w:tc>
           <w:tcPr>
-            <w:tcW w:w="2194" w:type="dxa"/>
+            <w:tcW w:w="1777" w:type="dxa"/>
+            <w:tcBorders>
+              <w:top w:val="nil"/>
+              <w:end w:val="nil"/>
+            </w:tcBorders>
+          </w:tcPr>
+          <w:p>
+            <w:pPr>
+              <w:pStyle w:val="ListParagraph"/>
+              <w:widowControl/>
+              <w:suppressAutoHyphens w:val="true"/>
+              <w:spacing w:lineRule="auto" w:line="240" w:before="0" w:after="0"/>
+              <w:ind w:hanging="0" w:start="0" w:end="0"/>
+              <w:contextualSpacing/>
+              <w:jc w:val="start"/>
+              <w:rPr>
+                <w:sz w:val="20"/>
+                <w:szCs w:val="20"/>
+              </w:rPr>
+            </w:pPr>
+            <w:r>
+              <w:rPr>
+                <w:sz w:val="20"/>
+                <w:szCs w:val="20"/>
+              </w:rPr>
+              <w:t>1) Tiek atvērts iestatījumu logs;</w:t>
+              <w:br/>
+              <w:t>2) Lietotājs var piekļūt iestatījumu opcijām.</w:t>
+            </w:r>
+          </w:p>
+        </w:tc>
+        <w:tc>
+          <w:tcPr>
+            <w:tcW w:w="1776" w:type="dxa"/>
             <w:tcBorders>
               <w:top w:val="nil"/>
             </w:tcBorders>
@@ -17174,9 +18434,7 @@
                 <w:sz w:val="20"/>
                 <w:szCs w:val="20"/>
               </w:rPr>
-              <w:t>1) Tiek atvērts iestatījumu logs;</w:t>
-              <w:br/>
-              <w:t>2) Lietotājs var piekļūt iestatījumu opcijām.</w:t>
+              <w:t>FP_7, FP_11</w:t>
             </w:r>
           </w:p>
         </w:tc>
@@ -17187,7 +18445,7 @@
         </w:trPr>
         <w:tc>
           <w:tcPr>
-            <w:tcW w:w="913" w:type="dxa"/>
+            <w:tcW w:w="738" w:type="dxa"/>
             <w:tcBorders>
               <w:top w:val="nil"/>
             </w:tcBorders>
@@ -17219,7 +18477,7 @@
         </w:tc>
         <w:tc>
           <w:tcPr>
-            <w:tcW w:w="1709" w:type="dxa"/>
+            <w:tcW w:w="1384" w:type="dxa"/>
             <w:tcBorders>
               <w:top w:val="nil"/>
             </w:tcBorders>
@@ -17255,7 +18513,7 @@
         </w:tc>
         <w:tc>
           <w:tcPr>
-            <w:tcW w:w="2487" w:type="dxa"/>
+            <w:tcW w:w="2015" w:type="dxa"/>
             <w:vMerge w:val="continue"/>
             <w:tcBorders>
               <w:top w:val="nil"/>
@@ -17285,7 +18543,7 @@
         </w:tc>
         <w:tc>
           <w:tcPr>
-            <w:tcW w:w="2041" w:type="dxa"/>
+            <w:tcW w:w="1654" w:type="dxa"/>
             <w:tcBorders>
               <w:top w:val="nil"/>
             </w:tcBorders>
@@ -17315,7 +18573,40 @@
         </w:tc>
         <w:tc>
           <w:tcPr>
-            <w:tcW w:w="2194" w:type="dxa"/>
+            <w:tcW w:w="1777" w:type="dxa"/>
+            <w:tcBorders>
+              <w:top w:val="nil"/>
+              <w:end w:val="nil"/>
+            </w:tcBorders>
+          </w:tcPr>
+          <w:p>
+            <w:pPr>
+              <w:pStyle w:val="ListParagraph"/>
+              <w:widowControl/>
+              <w:suppressAutoHyphens w:val="true"/>
+              <w:spacing w:lineRule="auto" w:line="240" w:before="0" w:after="0"/>
+              <w:ind w:hanging="0" w:start="0" w:end="0"/>
+              <w:contextualSpacing/>
+              <w:jc w:val="start"/>
+              <w:rPr>
+                <w:sz w:val="20"/>
+                <w:szCs w:val="20"/>
+              </w:rPr>
+            </w:pPr>
+            <w:r>
+              <w:rPr>
+                <w:sz w:val="20"/>
+                <w:szCs w:val="20"/>
+              </w:rPr>
+              <w:t>1) Pauzes izvēlne aizveras;</w:t>
+              <w:br/>
+              <w:t>2) Tiek atvērta galvenā izvēlne.</w:t>
+            </w:r>
+          </w:p>
+        </w:tc>
+        <w:tc>
+          <w:tcPr>
+            <w:tcW w:w="1776" w:type="dxa"/>
             <w:tcBorders>
               <w:top w:val="nil"/>
             </w:tcBorders>
@@ -17339,9 +18630,7 @@
                 <w:sz w:val="20"/>
                 <w:szCs w:val="20"/>
               </w:rPr>
-              <w:t>1) Pauzes izvēlne aizveras;</w:t>
-              <w:br/>
-              <w:t>2) Tiek atvērta galvenā izvēlne.</w:t>
+              <w:t>FP_7, FP_18</w:t>
             </w:r>
           </w:p>
         </w:tc>
@@ -17352,7 +18641,7 @@
         </w:trPr>
         <w:tc>
           <w:tcPr>
-            <w:tcW w:w="913" w:type="dxa"/>
+            <w:tcW w:w="738" w:type="dxa"/>
             <w:tcBorders>
               <w:top w:val="nil"/>
             </w:tcBorders>
@@ -17384,7 +18673,7 @@
         </w:tc>
         <w:tc>
           <w:tcPr>
-            <w:tcW w:w="1709" w:type="dxa"/>
+            <w:tcW w:w="1384" w:type="dxa"/>
             <w:tcBorders>
               <w:top w:val="nil"/>
             </w:tcBorders>
@@ -17420,7 +18709,7 @@
         </w:tc>
         <w:tc>
           <w:tcPr>
-            <w:tcW w:w="2487" w:type="dxa"/>
+            <w:tcW w:w="2015" w:type="dxa"/>
             <w:tcBorders>
               <w:top w:val="nil"/>
             </w:tcBorders>
@@ -17454,7 +18743,7 @@
         </w:tc>
         <w:tc>
           <w:tcPr>
-            <w:tcW w:w="2041" w:type="dxa"/>
+            <w:tcW w:w="1654" w:type="dxa"/>
             <w:tcBorders>
               <w:top w:val="nil"/>
             </w:tcBorders>
@@ -17484,7 +18773,40 @@
         </w:tc>
         <w:tc>
           <w:tcPr>
-            <w:tcW w:w="2194" w:type="dxa"/>
+            <w:tcW w:w="1777" w:type="dxa"/>
+            <w:tcBorders>
+              <w:top w:val="nil"/>
+              <w:end w:val="nil"/>
+            </w:tcBorders>
+          </w:tcPr>
+          <w:p>
+            <w:pPr>
+              <w:pStyle w:val="ListParagraph"/>
+              <w:widowControl/>
+              <w:suppressAutoHyphens w:val="true"/>
+              <w:spacing w:lineRule="auto" w:line="240" w:before="0" w:after="0"/>
+              <w:ind w:hanging="0" w:start="0" w:end="0"/>
+              <w:contextualSpacing/>
+              <w:jc w:val="start"/>
+              <w:rPr>
+                <w:sz w:val="20"/>
+                <w:szCs w:val="20"/>
+              </w:rPr>
+            </w:pPr>
+            <w:r>
+              <w:rPr>
+                <w:sz w:val="20"/>
+                <w:szCs w:val="20"/>
+              </w:rPr>
+              <w:t>1) Rezultātu logs aizveras;</w:t>
+              <w:br/>
+              <w:t>2) Pašreizējais līmenis tiek palaists no jauna.</w:t>
+            </w:r>
+          </w:p>
+        </w:tc>
+        <w:tc>
+          <w:tcPr>
+            <w:tcW w:w="1776" w:type="dxa"/>
             <w:tcBorders>
               <w:top w:val="nil"/>
             </w:tcBorders>
@@ -17508,9 +18830,7 @@
                 <w:sz w:val="20"/>
                 <w:szCs w:val="20"/>
               </w:rPr>
-              <w:t>1) Rezultātu logs aizveras;</w:t>
-              <w:br/>
-              <w:t>2) Pašreizējais līmenis tiek palaists no jauna.</w:t>
+              <w:t>FP_23</w:t>
             </w:r>
           </w:p>
         </w:tc>
@@ -17762,9 +19082,9 @@
       <w:bookmarkEnd w:id="55"/>
     </w:p>
     <w:sectPr>
-      <w:footerReference w:type="even" r:id="rId10"/>
-      <w:footerReference w:type="default" r:id="rId11"/>
-      <w:footerReference w:type="first" r:id="rId12"/>
+      <w:footerReference w:type="even" r:id="rId11"/>
+      <w:footerReference w:type="default" r:id="rId12"/>
+      <w:footerReference w:type="first" r:id="rId13"/>
       <w:type w:val="nextPage"/>
       <w:pgSz w:w="11906" w:h="16838"/>
       <w:pgMar w:left="1418" w:right="1134" w:gutter="0" w:header="0" w:top="1134" w:footer="720" w:bottom="1134"/>
@@ -17822,7 +19142,7 @@
         </w:r>
         <w:r>
           <w:rPr/>
-          <w:t>28</w:t>
+          <w:t>33</w:t>
         </w:r>
         <w:r>
           <w:rPr/>
@@ -17874,7 +19194,7 @@
         </w:r>
         <w:r>
           <w:rPr/>
-          <w:t>28</w:t>
+          <w:t>33</w:t>
         </w:r>
         <w:r>
           <w:rPr/>

--- a/Doc/KVDDokumentacija_GodotSpele_Sidorcenko.docx
+++ b/Doc/KVDDokumentacija_GodotSpele_Sidorcenko.docx
@@ -1003,7 +1003,7 @@
         <w:rPr>
           <w:sz w:val="24"/>
         </w:rPr>
-        <w:t>Kvalifikācijas darbā tiks detalizēti aprakstīts līmeņu dizains, spēles mehāniku izveide, vizuālā noformējuma izvēle un veikala funkcionalitātes realizācija. Tas ļaus parādīt, kā no idejas tiek radīta gatava un interesanta spēle, kas spēj piesaistīt dažādu vecumu spēlētājus.</w:t>
+        <w:t>Kvalifikācijas darbā ir detalizēti aprakstīts līmeņu dizains, spēles mehāniku izveide, vizuālā noformējuma izvēle, veikala un skapja funkcionalitātes realizācija, kā arī spēles progresa, iestatījumu un rezultātu saglabāšanas risinājumi. Tas ļaus parādīt, kā no idejas tiek radīta gatava un interesanta spēle, kas spēj piesaistīt dažādu vecumu spēlētājus.</w:t>
       </w:r>
     </w:p>
     <w:p>
@@ -1103,7 +1103,7 @@
         <w:rPr>
           <w:sz w:val="24"/>
         </w:rPr>
-        <w:t>Galvenais šī darba uzdevums ir izstrādāt funkcionējošu 2D platformera spēli ar vairākiem līmeņiem un pakāpeniski pieaugošu sarežģītību. Spēlei jābūt tehniski stabilai, vizuāli pievilcīgai un interesantai plašākai auditorijai. Lai sasniegtu šo mērķi, ir izvirzīti vairāki konkrēti uzdevumi:</w:t>
+        <w:t>Galvenais šī darba uzdevums ir izstrādāt funkcionējošu 2D platformera spēli ar vairākiem līmeņiem, pakāpeniski pieaugošu sarežģītību un papildu spēles mehānikām. Spēlei jābūt tehniski stabilai, vizuāli pievilcīgai un interesantai plašākai auditorijai. Lai sasniegtu šo mērķi, ir izvirzīti vairāki konkrēti uzdevumi:</w:t>
       </w:r>
     </w:p>
     <w:p>
@@ -1191,7 +1191,7 @@
         <w:rPr>
           <w:sz w:val="24"/>
         </w:rPr>
-        <w:t>Autors izveido līmeņu struktūru, nosakot to skaitu, sarežģītību un vizuālo stilu. Katram līmenim jābūt ar savu izaicinājumu un jaunu mehānisku elementu, kas pakāpeniski paplašina spēlētāja pieredzi. Šajā posmā tiek izstrādātas skices, shēmas vai apraksti, kas palīdz strukturēt spēles gaitu.</w:t>
+        <w:t>Autors izveido līmeņu struktūru, nosakot to skaitu, sarežģītību un vizuālo stilu. Katram līmenim ir paredzēts savs izaicinājums vai spēles elements, piemēram, kustīgās platformas, kontrolpunkti, interaktīvi objekti, īslaicīgi pastiprinājumi vai ienaidnieki. Šāda pieeja pakāpeniski paplašina spēlētāja pieredzi un padara līmeņu iziešanu daudzveidīgāku.</w:t>
       </w:r>
     </w:p>
     <w:p>
@@ -1235,7 +1235,7 @@
         <w:rPr>
           <w:sz w:val="24"/>
         </w:rPr>
-        <w:t>Autors izstrādā spēles vizuālos elementus kā foni, platformas, ienaidniekus, varoņus un interaktīvos objektus. Īpaša uzmanība tiek pievērsta vizuālajai saskaņotībai un estētikai, lai spēlei būtu patīkams un saprotams dizains.</w:t>
+        <w:t>Autors izstrādā spēles vizuālos elementus, piemēram, fonus, platformas, ienaidniekus, varoņus, interaktīvos objektus, kontrolpunktus un pastiprinājumu objektus. Īpaša uzmanība tiek pievērsta vizuālajai saskaņotībai un estētikai, lai spēlei būtu patīkams un saprotams dizains.</w:t>
       </w:r>
     </w:p>
     <w:p>
@@ -1279,7 +1279,7 @@
         <w:rPr>
           <w:sz w:val="24"/>
         </w:rPr>
-        <w:t>Šajā posmā autors īsteno varoņa kustību, ienaidnieku uzvedību, sadursmju noteikšanu un citu spēles mehānismu darbību. Tiek nodrošināts, lai spēle darbotos vienmērīgi, bez kļūdām un ar atbilstošu reakciju uz spēlētāja darbībām.</w:t>
+        <w:t>Šajā posmā autors īsteno varoņa kustību, ienaidnieku uzvedību, sadursmju noteikšanu, kustīgo platformu darbību, kontrolpunktu sistēmu, interaktīvo objektu loģiku un citu spēles mehānismu darbību. Tiek nodrošināts, lai spēle darbotos vienmērīgi, bez būtiskām kļūdām un ar atbilstošu reakciju uz spēlētāja darbībām.</w:t>
       </w:r>
     </w:p>
     <w:p>
@@ -1367,7 +1367,7 @@
         <w:rPr>
           <w:sz w:val="24"/>
         </w:rPr>
-        <w:t>Kad spēles galvenā funkcionalitāte ir pabeigta, autors veic testēšanu, lai pārliecinātos par stabilitāti un lietošanas ērtumu. Tiek pārbaudītas visas mehānikas, pārejas starp līmeņiem un veikala darbība. Ja tiek atklātas kļūdas, tās tiek novērstas pirms spēles uzskatīšanas par pabeigtu.</w:t>
+        <w:t>Kad spēles galvenā funkcionalitāte ir pabeigta, autors veic testēšanu, lai pārliecinātos par stabilitāti un lietošanas ērtumu. Tiek pārbaudītas spēles mehānikas, varoņa kustība, sadursmes, kontrolpunkti, kustīgās platformas, ienaidnieki, interaktīvie objekti, pārejas starp līmeņiem, iestatījumi, veikala un skapja darbība. Ja tiek atklātas kļūdas, tās tiek novērstas pirms spēles uzskatīšanas par pabeigtu.</w:t>
       </w:r>
     </w:p>
     <w:p>
@@ -1511,7 +1511,7 @@
         <w:rPr>
           <w:sz w:val="24"/>
         </w:rPr>
-        <w:t>Spēles perspektīva balstās uz tās paplašināmību un turpmāko attīstību. Projekts ir izstrādāts tā, lai nākotnē būtu iespējams pievienot vairāk līmeņu, dažādas spēles mehānikas un papildinājumus, tādējādi padarot spēli daudzveidīgāku un interesantāku. Spēle ir potenciāli gatava publicēšanai digitālajos izplatīšanas kanālos, piemēram, “Steam” vai “Epic Games”, kas ļautu sasniegt plašu auditoriju. Turklāt projekta struktūra nodrošina iespēju attīstīt turpmākus paplašinājumus, papildinot gan vizuālo dizainu, gan spēles funkcionalitāti. Perspektīva projektam ir kombinēt radošu pieeju ar tehnisko attīstību, veidojot platformu ilgtermiņa spēles uzlabošanai un jaunu satura pievienošanai.</w:t>
+        <w:t>Spēles perspektīva balstās uz tās paplašināmību un turpmāko attīstību. Projekts ir izstrādāts tā, lai tam varētu pievienot jaunus līmeņus, personāžus, ienaidniekus, interaktīvus objektus un papildu spēles mehānikas, būtiski nepārveidojot esošo sistēmas struktūru. Spēle ir potenciāli gatava publicēšanai digitālajos izplatīšanas kanālos, piemēram, “Steam” vai “Epic Games”, kas ļautu sasniegt plašu auditoriju. Turklāt projekta struktūra nodrošina iespēju attīstīt turpmākus paplašinājumus, papildinot gan vizuālo dizainu, gan spēles funkcionalitāti. Perspektīva projektam ir kombinēt radošu pieeju ar tehnisko attīstību, veidojot platformu ilgtermiņa spēles uzlabošanai un jaunu satura pievienošanai.</w:t>
       </w:r>
     </w:p>
     <w:p>
@@ -2608,7 +2608,7 @@
         <w:rPr>
           <w:sz w:val="24"/>
         </w:rPr>
-        <w:t>Sistēma aprēķina kopējo rezultātu, izmantojot noteiktu formulu.</w:t>
+        <w:t>Sistēma aprēķina rezultātu, ņemot vērā līmeņa izpildes laiku un spēlētāja kļūdu skaitu.</w:t>
       </w:r>
     </w:p>
     <w:p>
@@ -2629,7 +2629,7 @@
         <w:rPr>
           <w:sz w:val="24"/>
         </w:rPr>
-        <w:t>Tiek noteikts zvaigžņu skaits no 0 līdz 3.</w:t>
+        <w:t>Tiek noteikts zvaigžņu skaits no 1 līdz 3.</w:t>
       </w:r>
     </w:p>
     <w:p>
@@ -2692,7 +2692,7 @@
         <w:rPr>
           <w:sz w:val="24"/>
         </w:rPr>
-        <w:t>Tiek aktivizēta animācija un skaņas efekts zvaigžņu parādīšanai.</w:t>
+        <w:t>Rezultātu logā tiek parādīts iegūtais zvaigžņu skaits, līmeņa izpildes laiks un cita svarīga statistika.</w:t>
       </w:r>
     </w:p>
     <w:p>
@@ -3377,7 +3377,7 @@
         <w:rPr>
           <w:sz w:val="24"/>
         </w:rPr>
-        <w:t>Sistēma saglabā rezultātu progresu lokālajā datu failā.</w:t>
+        <w:t>Sistēma saglabā rezultātu lokālajā progresa failā.</w:t>
       </w:r>
     </w:p>
     <w:p>
@@ -3398,7 +3398,28 @@
         <w:rPr>
           <w:sz w:val="24"/>
         </w:rPr>
-        <w:t>Aktivizē animācijas un skaņas efektus zvaigžņu un rezultātu attēlošanai.</w:t>
+        <w:t>Rezultātu logā tiek attēlots iegūtais zvaigžņu skaits, līmeņa izpildes laiks un spēlētāja kļūdu vai nāvju skaits.</w:t>
+      </w:r>
+    </w:p>
+    <w:p>
+      <w:pPr>
+        <w:pStyle w:val="ListParagraph"/>
+        <w:numPr>
+          <w:ilvl w:val="0"/>
+          <w:numId w:val="14"/>
+        </w:numPr>
+        <w:spacing w:lineRule="auto" w:line="360" w:before="0" w:after="0"/>
+        <w:ind w:firstLine="851" w:start="0" w:end="0"/>
+        <w:contextualSpacing/>
+        <w:rPr>
+          <w:sz w:val="24"/>
+        </w:rPr>
+      </w:pPr>
+      <w:r>
+        <w:rPr>
+          <w:sz w:val="24"/>
+        </w:rPr>
+        <w:t>Tiek parādītas darbību pogas, kas ļauj pāriet uz nākamo līmeni, atkārtot pašreizējo līmeni vai atgriezties galvenajā izvēlnē.</w:t>
       </w:r>
     </w:p>
     <w:p>
@@ -3941,7 +3962,7 @@
         <w:rPr>
           <w:sz w:val="24"/>
         </w:rPr>
-        <w:t>Atver iestatījumu logu ar vairākām sadaļām, piemēram, video un vadības iestatījumiem.</w:t>
+        <w:t>Atver iestatījumu logu ar vairākām sadaļām: video, vadības un audio iestatījumiem.</w:t>
       </w:r>
     </w:p>
     <w:p>
@@ -4104,7 +4125,7 @@
         <w:rPr>
           <w:sz w:val="24"/>
         </w:rPr>
-        <w:t>Sistēma reģistrē jauno skaļuma vērtību.</w:t>
+        <w:t>Sistēma reģistrē jauno skaļuma vērtību izvēlētajai audio kategorijai.</w:t>
       </w:r>
     </w:p>
     <w:p>
@@ -4125,7 +4146,7 @@
         <w:rPr>
           <w:sz w:val="24"/>
         </w:rPr>
-        <w:t>Tiek atjaunināts audio skaļuma līmenis spēlē.</w:t>
+        <w:t>Tiek atjaunināts attiecīgais audio skaļuma līmenis spēlē, piemēram, izvēlnes mūzikai, lietotāja saskarnes skaņām, spēles skaņas efektiem vai līmeņu mūzikai.</w:t>
       </w:r>
     </w:p>
     <w:p>
@@ -6567,7 +6588,7 @@
           <w:sz w:val="24"/>
           <w:u w:val="none"/>
         </w:rPr>
-        <w:t>Lietotājs nospiež kustības, lēciena vai pietupšanās vadības taustiņus.</w:t>
+        <w:t>Lietotājs nospiež kustības, lēciena, pietupšanās vai mijiedarbības vadības taustiņus.</w:t>
       </w:r>
     </w:p>
     <w:p>
@@ -6628,7 +6649,7 @@
           <w:sz w:val="24"/>
           <w:lang w:val="lv-LV"/>
         </w:rPr>
-        <w:t>Atbilstoši nospiestajām darbībām varonis pārvietojas pa kreisi vai pa labi, lec vai pietupjas.</w:t>
+        <w:t>Atbilstoši nospiestajām darbībām varonis pārvietojas pa kreisi vai pa labi, lec, pietupjas vai mijiedarbojas ar tuvumā esošu objektu.</w:t>
       </w:r>
     </w:p>
     <w:p>
@@ -7158,6 +7179,79 @@
           </w:p>
         </w:tc>
       </w:tr>
+      <w:tr>
+        <w:trPr>
+          <w:trHeight w:val="189" w:hRule="atLeast"/>
+        </w:trPr>
+        <w:tc>
+          <w:tcPr>
+            <w:tcW w:w="4106" w:type="dxa"/>
+            <w:tcBorders>
+              <w:top w:val="nil"/>
+            </w:tcBorders>
+          </w:tcPr>
+          <w:p>
+            <w:pPr>
+              <w:pStyle w:val="ListParagraph"/>
+              <w:widowControl/>
+              <w:suppressAutoHyphens w:val="true"/>
+              <w:spacing w:lineRule="auto" w:line="240" w:before="0" w:after="0"/>
+              <w:ind w:hanging="0" w:start="0" w:end="0"/>
+              <w:contextualSpacing/>
+              <w:jc w:val="start"/>
+              <w:rPr>
+                <w:kern w:val="2"/>
+                <w:sz w:val="20"/>
+                <w:szCs w:val="20"/>
+                <w:lang w:eastAsia="ru-RU" w:bidi="ar-SA"/>
+              </w:rPr>
+            </w:pPr>
+            <w:r>
+              <w:rPr>
+                <w:kern w:val="2"/>
+                <w:sz w:val="20"/>
+                <w:szCs w:val="20"/>
+                <w:lang w:eastAsia="ru-RU" w:bidi="ar-SA"/>
+              </w:rPr>
+              <w:t>E</w:t>
+            </w:r>
+          </w:p>
+        </w:tc>
+        <w:tc>
+          <w:tcPr>
+            <w:tcW w:w="4387" w:type="dxa"/>
+            <w:tcBorders>
+              <w:top w:val="nil"/>
+            </w:tcBorders>
+          </w:tcPr>
+          <w:p>
+            <w:pPr>
+              <w:pStyle w:val="ListParagraph"/>
+              <w:widowControl/>
+              <w:suppressAutoHyphens w:val="true"/>
+              <w:spacing w:lineRule="auto" w:line="240" w:before="0" w:after="0"/>
+              <w:ind w:hanging="0" w:start="0" w:end="0"/>
+              <w:contextualSpacing/>
+              <w:jc w:val="start"/>
+              <w:rPr>
+                <w:kern w:val="2"/>
+                <w:sz w:val="20"/>
+                <w:szCs w:val="20"/>
+                <w:lang w:eastAsia="ru-RU" w:bidi="ar-SA"/>
+              </w:rPr>
+            </w:pPr>
+            <w:r>
+              <w:rPr>
+                <w:kern w:val="2"/>
+                <w:sz w:val="20"/>
+                <w:szCs w:val="20"/>
+                <w:lang w:eastAsia="ru-RU" w:bidi="ar-SA"/>
+              </w:rPr>
+              <w:t>Mijiedarbība ar objektiem</w:t>
+            </w:r>
+          </w:p>
+        </w:tc>
+      </w:tr>
     </w:tbl>
     <w:p>
       <w:pPr>
@@ -7184,25 +7278,18 @@
         <w:spacing w:lineRule="auto" w:line="360" w:before="0" w:after="0"/>
         <w:ind w:hanging="0" w:start="0" w:end="0"/>
         <w:rPr>
+          <w:sz w:val="24"/>
+          <w:szCs w:val="24"/>
+        </w:rPr>
+      </w:pPr>
+      <w:r>
+        <w:rPr>
           <w:b/>
           <w:bCs/>
           <w:sz w:val="24"/>
-        </w:rPr>
-      </w:pPr>
-      <w:r>
-        <w:rPr>
-          <w:b/>
-          <w:bCs/>
-          <w:sz w:val="24"/>
-        </w:rPr>
-        <w:t xml:space="preserve">FP.26. </w:t>
-      </w:r>
-      <w:r>
-        <w:rPr>
-          <w:b/>
-          <w:bCs/>
-        </w:rPr>
-        <w:t>Vadības taustiņu maiņa</w:t>
+          <w:szCs w:val="24"/>
+        </w:rPr>
+        <w:t>FP.26. Vadības taustiņu maiņa</w:t>
       </w:r>
     </w:p>
     <w:p>
@@ -7365,7 +7452,7 @@
           <w:sz w:val="24"/>
           <w:u w:val="none"/>
         </w:rPr>
-        <w:t>Ja izvēlētā ievade jau ir piešķirta citai darbībai, sistēma nepieļauj dublēšanos vai attēlo atbilstošu paziņojumu.</w:t>
+        <w:t>Ja izvēlētā ievade jau ir piešķirta citai darbībai, sistēma nepieļauj dublēšanos un attēlo atbilstošu paziņojumu.</w:t>
       </w:r>
     </w:p>
     <w:p>
@@ -7415,6 +7502,31 @@
           <w:sz w:val="24"/>
           <w:u w:val="none"/>
         </w:rPr>
+        <w:t>Ja spēles laikā tiek rādītas vadības norādes, tās tiek atjauninātas atbilstoši jaunajām taustiņu vērtībām.</w:t>
+      </w:r>
+    </w:p>
+    <w:p>
+      <w:pPr>
+        <w:pStyle w:val="Normal"/>
+        <w:widowControl/>
+        <w:numPr>
+          <w:ilvl w:val="0"/>
+          <w:numId w:val="29"/>
+        </w:numPr>
+        <w:bidi w:val="0"/>
+        <w:spacing w:lineRule="auto" w:line="360" w:before="0" w:after="0"/>
+        <w:ind w:firstLine="794" w:start="57" w:end="0"/>
+        <w:jc w:val="both"/>
+        <w:rPr>
+          <w:sz w:val="24"/>
+          <w:u w:val="none"/>
+        </w:rPr>
+      </w:pPr>
+      <w:r>
+        <w:rPr>
+          <w:sz w:val="24"/>
+          <w:u w:val="none"/>
+        </w:rPr>
         <w:t>Pēc atkārtotas spēles palaišanas sistēma ielādē iepriekš saglabātos vadības taustiņus.</w:t>
       </w:r>
     </w:p>
@@ -7671,6 +7783,1562 @@
           <w:u w:val="none"/>
         </w:rPr>
         <w:t>Vadības sadaļā tiek attēloti noklusējuma taustiņi, un spēlē turpmāk tiek izmantotas noklusējuma vadības vērtības.</w:t>
+      </w:r>
+    </w:p>
+    <w:p>
+      <w:pPr>
+        <w:pStyle w:val="Normal"/>
+        <w:spacing w:lineRule="auto" w:line="360" w:before="0" w:after="0"/>
+        <w:ind w:hanging="0" w:start="0" w:end="0"/>
+        <w:rPr>
+          <w:b/>
+          <w:bCs/>
+          <w:sz w:val="24"/>
+        </w:rPr>
+      </w:pPr>
+      <w:r>
+        <w:rPr>
+          <w:b/>
+          <w:bCs/>
+          <w:sz w:val="24"/>
+        </w:rPr>
+        <w:t>FP.2</w:t>
+      </w:r>
+      <w:r>
+        <w:rPr>
+          <w:b/>
+          <w:bCs/>
+          <w:sz w:val="24"/>
+        </w:rPr>
+        <w:t>8</w:t>
+      </w:r>
+      <w:r>
+        <w:rPr>
+          <w:b/>
+          <w:bCs/>
+          <w:sz w:val="24"/>
+        </w:rPr>
+        <w:t>. Interaktīvo objektu izmantošana</w:t>
+      </w:r>
+    </w:p>
+    <w:p>
+      <w:pPr>
+        <w:pStyle w:val="Normal"/>
+        <w:spacing w:lineRule="auto" w:line="360" w:before="0" w:after="0"/>
+        <w:ind w:firstLine="851" w:start="0" w:end="0"/>
+        <w:rPr>
+          <w:sz w:val="24"/>
+          <w:u w:val="single"/>
+        </w:rPr>
+      </w:pPr>
+      <w:r>
+        <w:rPr>
+          <w:sz w:val="24"/>
+          <w:u w:val="single"/>
+        </w:rPr>
+        <w:t>Mērķis:</w:t>
+      </w:r>
+    </w:p>
+    <w:p>
+      <w:pPr>
+        <w:pStyle w:val="Normal"/>
+        <w:spacing w:lineRule="auto" w:line="360" w:before="0" w:after="0"/>
+        <w:ind w:firstLine="851" w:start="0" w:end="0"/>
+        <w:rPr>
+          <w:sz w:val="24"/>
+        </w:rPr>
+      </w:pPr>
+      <w:r>
+        <w:rPr>
+          <w:sz w:val="24"/>
+        </w:rPr>
+        <w:t>Nodrošināt iespēju spēlētājam mijiedarboties ar īpašiem objektiem līmeņa laikā.</w:t>
+      </w:r>
+    </w:p>
+    <w:p>
+      <w:pPr>
+        <w:pStyle w:val="Normal"/>
+        <w:spacing w:lineRule="auto" w:line="360" w:before="0" w:after="0"/>
+        <w:ind w:firstLine="851" w:start="0" w:end="0"/>
+        <w:rPr>
+          <w:sz w:val="24"/>
+          <w:u w:val="single"/>
+        </w:rPr>
+      </w:pPr>
+      <w:r>
+        <w:rPr>
+          <w:sz w:val="24"/>
+          <w:u w:val="single"/>
+        </w:rPr>
+        <w:t>Ievaddati:</w:t>
+      </w:r>
+    </w:p>
+    <w:p>
+      <w:pPr>
+        <w:pStyle w:val="Normal"/>
+        <w:spacing w:lineRule="auto" w:line="360" w:before="0" w:after="0"/>
+        <w:ind w:firstLine="851" w:start="0" w:end="0"/>
+        <w:rPr>
+          <w:sz w:val="24"/>
+          <w:u w:val="none"/>
+        </w:rPr>
+      </w:pPr>
+      <w:r>
+        <w:rPr>
+          <w:sz w:val="24"/>
+          <w:u w:val="none"/>
+        </w:rPr>
+        <w:t>Lietotājs atrodas pie interaktīva objekta un nospiež mijiedarbības taustiņu.</w:t>
+      </w:r>
+    </w:p>
+    <w:p>
+      <w:pPr>
+        <w:pStyle w:val="Normal"/>
+        <w:spacing w:lineRule="auto" w:line="360" w:before="0" w:after="0"/>
+        <w:ind w:firstLine="851" w:start="0" w:end="0"/>
+        <w:rPr>
+          <w:sz w:val="24"/>
+          <w:u w:val="single"/>
+        </w:rPr>
+      </w:pPr>
+      <w:r>
+        <w:rPr>
+          <w:sz w:val="24"/>
+          <w:u w:val="single"/>
+        </w:rPr>
+        <w:t>Apstrāde:</w:t>
+      </w:r>
+    </w:p>
+    <w:p>
+      <w:pPr>
+        <w:pStyle w:val="Normal"/>
+        <w:numPr>
+          <w:ilvl w:val="0"/>
+          <w:numId w:val="32"/>
+        </w:numPr>
+        <w:spacing w:lineRule="auto" w:line="360" w:before="0" w:after="0"/>
+        <w:ind w:firstLine="851" w:start="0" w:end="0"/>
+        <w:rPr>
+          <w:sz w:val="24"/>
+          <w:u w:val="none"/>
+        </w:rPr>
+      </w:pPr>
+      <w:r>
+        <w:rPr>
+          <w:sz w:val="24"/>
+          <w:u w:val="none"/>
+        </w:rPr>
+        <w:t>Sistēma pārbauda, vai spēlētājs atrodas interaktīvā objekta darbības zonā.</w:t>
+      </w:r>
+    </w:p>
+    <w:p>
+      <w:pPr>
+        <w:pStyle w:val="Normal"/>
+        <w:numPr>
+          <w:ilvl w:val="0"/>
+          <w:numId w:val="32"/>
+        </w:numPr>
+        <w:spacing w:lineRule="auto" w:line="360" w:before="0" w:after="0"/>
+        <w:ind w:firstLine="851" w:start="0" w:end="0"/>
+        <w:rPr>
+          <w:sz w:val="24"/>
+          <w:u w:val="none"/>
+        </w:rPr>
+      </w:pPr>
+      <w:r>
+        <w:rPr>
+          <w:sz w:val="24"/>
+          <w:u w:val="none"/>
+        </w:rPr>
+        <w:t>Ja spēlētājs atrodas objekta tuvumā, tiek parādīta mijiedarbības norāde.</w:t>
+      </w:r>
+    </w:p>
+    <w:p>
+      <w:pPr>
+        <w:pStyle w:val="Normal"/>
+        <w:numPr>
+          <w:ilvl w:val="0"/>
+          <w:numId w:val="32"/>
+        </w:numPr>
+        <w:spacing w:lineRule="auto" w:line="360" w:before="0" w:after="0"/>
+        <w:ind w:firstLine="851" w:start="0" w:end="0"/>
+        <w:rPr>
+          <w:sz w:val="24"/>
+          <w:u w:val="none"/>
+        </w:rPr>
+      </w:pPr>
+      <w:r>
+        <w:rPr>
+          <w:sz w:val="24"/>
+          <w:u w:val="none"/>
+        </w:rPr>
+        <w:t>Pēc mijiedarbības taustiņa nospiešanas sistēma izpilda objektam paredzēto darbību.</w:t>
+      </w:r>
+    </w:p>
+    <w:p>
+      <w:pPr>
+        <w:pStyle w:val="Normal"/>
+        <w:numPr>
+          <w:ilvl w:val="0"/>
+          <w:numId w:val="32"/>
+        </w:numPr>
+        <w:spacing w:lineRule="auto" w:line="360" w:before="0" w:after="0"/>
+        <w:ind w:firstLine="851" w:start="0" w:end="0"/>
+        <w:rPr>
+          <w:sz w:val="24"/>
+          <w:u w:val="none"/>
+        </w:rPr>
+      </w:pPr>
+      <w:r>
+        <w:rPr>
+          <w:sz w:val="24"/>
+          <w:u w:val="none"/>
+        </w:rPr>
+        <w:t>Atkarībā no objekta veida sistēma var piešķirt spēlētājam pastiprinājumu, aktivizēt animāciju vai sākt līmeņa pabeigšanas plūsmu.</w:t>
+      </w:r>
+    </w:p>
+    <w:p>
+      <w:pPr>
+        <w:pStyle w:val="Normal"/>
+        <w:spacing w:lineRule="auto" w:line="360" w:before="0" w:after="0"/>
+        <w:ind w:firstLine="851" w:start="0" w:end="0"/>
+        <w:rPr>
+          <w:sz w:val="24"/>
+          <w:u w:val="single"/>
+        </w:rPr>
+      </w:pPr>
+      <w:r>
+        <w:rPr>
+          <w:sz w:val="24"/>
+          <w:u w:val="single"/>
+        </w:rPr>
+        <w:t>Izvaddati:</w:t>
+      </w:r>
+    </w:p>
+    <w:p>
+      <w:pPr>
+        <w:pStyle w:val="Normal"/>
+        <w:spacing w:lineRule="auto" w:line="360" w:before="0" w:after="0"/>
+        <w:ind w:firstLine="851" w:start="0" w:end="0"/>
+        <w:rPr>
+          <w:sz w:val="24"/>
+          <w:u w:val="none"/>
+        </w:rPr>
+      </w:pPr>
+      <w:r>
+        <w:rPr>
+          <w:sz w:val="24"/>
+          <w:u w:val="none"/>
+        </w:rPr>
+        <w:t>Interaktīvais objekts izpilda tam paredzēto darbību, un spēlētājs redz atbilstošu rezultātu spēles laikā.</w:t>
+      </w:r>
+    </w:p>
+    <w:p>
+      <w:pPr>
+        <w:pStyle w:val="Normal"/>
+        <w:spacing w:lineRule="auto" w:line="360" w:before="0" w:after="0"/>
+        <w:ind w:hanging="0" w:start="0" w:end="0"/>
+        <w:rPr>
+          <w:b/>
+          <w:bCs/>
+          <w:sz w:val="24"/>
+        </w:rPr>
+      </w:pPr>
+      <w:r>
+        <w:rPr>
+          <w:b/>
+          <w:bCs/>
+          <w:sz w:val="24"/>
+        </w:rPr>
+        <w:t>FP.2</w:t>
+      </w:r>
+      <w:r>
+        <w:rPr>
+          <w:b/>
+          <w:bCs/>
+          <w:sz w:val="24"/>
+        </w:rPr>
+        <w:t>9</w:t>
+      </w:r>
+      <w:r>
+        <w:rPr>
+          <w:b/>
+          <w:bCs/>
+          <w:sz w:val="24"/>
+        </w:rPr>
+        <w:t>. Kontrolpunktu sistēma</w:t>
+      </w:r>
+    </w:p>
+    <w:p>
+      <w:pPr>
+        <w:pStyle w:val="Normal"/>
+        <w:spacing w:lineRule="auto" w:line="360" w:before="0" w:after="0"/>
+        <w:ind w:firstLine="851" w:start="0" w:end="0"/>
+        <w:rPr>
+          <w:sz w:val="24"/>
+          <w:u w:val="single"/>
+        </w:rPr>
+      </w:pPr>
+      <w:r>
+        <w:rPr>
+          <w:sz w:val="24"/>
+          <w:u w:val="single"/>
+        </w:rPr>
+        <w:t>Mērķis:</w:t>
+      </w:r>
+    </w:p>
+    <w:p>
+      <w:pPr>
+        <w:pStyle w:val="Normal"/>
+        <w:spacing w:lineRule="auto" w:line="360" w:before="0" w:after="0"/>
+        <w:ind w:firstLine="851" w:start="0" w:end="0"/>
+        <w:rPr>
+          <w:sz w:val="24"/>
+        </w:rPr>
+      </w:pPr>
+      <w:r>
+        <w:rPr>
+          <w:sz w:val="24"/>
+        </w:rPr>
+        <w:t>Nodrošināt spēlētāja atdzimšanu pēdējā aktivizētajā kontrolpunktā pēc varoņa nāves.</w:t>
+      </w:r>
+    </w:p>
+    <w:p>
+      <w:pPr>
+        <w:pStyle w:val="Normal"/>
+        <w:spacing w:lineRule="auto" w:line="360" w:before="0" w:after="0"/>
+        <w:ind w:firstLine="851" w:start="0" w:end="0"/>
+        <w:rPr>
+          <w:sz w:val="24"/>
+          <w:u w:val="single"/>
+        </w:rPr>
+      </w:pPr>
+      <w:r>
+        <w:rPr>
+          <w:sz w:val="24"/>
+          <w:u w:val="single"/>
+        </w:rPr>
+        <w:t>Ievaddati:</w:t>
+      </w:r>
+    </w:p>
+    <w:p>
+      <w:pPr>
+        <w:pStyle w:val="Normal"/>
+        <w:spacing w:lineRule="auto" w:line="360" w:before="0" w:after="0"/>
+        <w:ind w:firstLine="851" w:start="0" w:end="0"/>
+        <w:rPr>
+          <w:sz w:val="24"/>
+          <w:u w:val="none"/>
+        </w:rPr>
+      </w:pPr>
+      <w:r>
+        <w:rPr>
+          <w:sz w:val="24"/>
+          <w:u w:val="none"/>
+        </w:rPr>
+        <w:t>Spēlētājs līmeņa laikā sasniedz kontrolpunktu.</w:t>
+      </w:r>
+    </w:p>
+    <w:p>
+      <w:pPr>
+        <w:pStyle w:val="Normal"/>
+        <w:spacing w:lineRule="auto" w:line="360" w:before="0" w:after="0"/>
+        <w:ind w:firstLine="851" w:start="0" w:end="0"/>
+        <w:rPr>
+          <w:sz w:val="24"/>
+          <w:u w:val="single"/>
+        </w:rPr>
+      </w:pPr>
+      <w:r>
+        <w:rPr>
+          <w:sz w:val="24"/>
+          <w:u w:val="single"/>
+        </w:rPr>
+        <w:t>Apstrāde:</w:t>
+      </w:r>
+    </w:p>
+    <w:p>
+      <w:pPr>
+        <w:pStyle w:val="Normal"/>
+        <w:numPr>
+          <w:ilvl w:val="0"/>
+          <w:numId w:val="33"/>
+        </w:numPr>
+        <w:spacing w:lineRule="auto" w:line="360" w:before="0" w:after="0"/>
+        <w:ind w:firstLine="851" w:start="0" w:end="0"/>
+        <w:rPr>
+          <w:sz w:val="24"/>
+          <w:u w:val="none"/>
+        </w:rPr>
+      </w:pPr>
+      <w:r>
+        <w:rPr>
+          <w:sz w:val="24"/>
+          <w:u w:val="none"/>
+        </w:rPr>
+        <w:t>Sistēma pārbauda, vai spēlētājs ir saskāries ar kontrolpunktu.</w:t>
+      </w:r>
+    </w:p>
+    <w:p>
+      <w:pPr>
+        <w:pStyle w:val="Normal"/>
+        <w:numPr>
+          <w:ilvl w:val="0"/>
+          <w:numId w:val="33"/>
+        </w:numPr>
+        <w:spacing w:lineRule="auto" w:line="360" w:before="0" w:after="0"/>
+        <w:ind w:firstLine="851" w:start="0" w:end="0"/>
+        <w:rPr>
+          <w:sz w:val="24"/>
+          <w:u w:val="none"/>
+        </w:rPr>
+      </w:pPr>
+      <w:r>
+        <w:rPr>
+          <w:sz w:val="24"/>
+          <w:u w:val="none"/>
+        </w:rPr>
+        <w:t>Ja kontrolpunkts vēl nav aktivizēts, sistēma to aktivizē.</w:t>
+      </w:r>
+    </w:p>
+    <w:p>
+      <w:pPr>
+        <w:pStyle w:val="Normal"/>
+        <w:numPr>
+          <w:ilvl w:val="0"/>
+          <w:numId w:val="33"/>
+        </w:numPr>
+        <w:spacing w:lineRule="auto" w:line="360" w:before="0" w:after="0"/>
+        <w:ind w:firstLine="851" w:start="0" w:end="0"/>
+        <w:rPr>
+          <w:sz w:val="24"/>
+          <w:u w:val="none"/>
+        </w:rPr>
+      </w:pPr>
+      <w:r>
+        <w:rPr>
+          <w:sz w:val="24"/>
+          <w:u w:val="none"/>
+        </w:rPr>
+        <w:t>Sistēma saglabā aktivizēto kontrolpunktu kā jauno atdzimšanas vietu konkrētajā līmenī.</w:t>
+      </w:r>
+    </w:p>
+    <w:p>
+      <w:pPr>
+        <w:pStyle w:val="Normal"/>
+        <w:numPr>
+          <w:ilvl w:val="0"/>
+          <w:numId w:val="33"/>
+        </w:numPr>
+        <w:spacing w:lineRule="auto" w:line="360" w:before="0" w:after="0"/>
+        <w:ind w:firstLine="851" w:start="0" w:end="0"/>
+        <w:rPr>
+          <w:sz w:val="24"/>
+          <w:u w:val="none"/>
+        </w:rPr>
+      </w:pPr>
+      <w:r>
+        <w:rPr>
+          <w:sz w:val="24"/>
+          <w:u w:val="none"/>
+        </w:rPr>
+        <w:t>Ja spēlētājs nomirst, sistēma atdzīvina varoni pēdējā aktivizētajā kontrolpunktā.</w:t>
+      </w:r>
+    </w:p>
+    <w:p>
+      <w:pPr>
+        <w:pStyle w:val="Normal"/>
+        <w:spacing w:lineRule="auto" w:line="360" w:before="0" w:after="0"/>
+        <w:ind w:firstLine="851" w:start="0" w:end="0"/>
+        <w:rPr>
+          <w:sz w:val="24"/>
+          <w:u w:val="single"/>
+        </w:rPr>
+      </w:pPr>
+      <w:r>
+        <w:rPr>
+          <w:sz w:val="24"/>
+          <w:u w:val="single"/>
+        </w:rPr>
+        <w:t>Izvaddati:</w:t>
+      </w:r>
+    </w:p>
+    <w:p>
+      <w:pPr>
+        <w:pStyle w:val="Normal"/>
+        <w:spacing w:lineRule="auto" w:line="360" w:before="0" w:after="0"/>
+        <w:ind w:firstLine="851" w:start="0" w:end="0"/>
+        <w:rPr>
+          <w:sz w:val="24"/>
+          <w:u w:val="none"/>
+        </w:rPr>
+      </w:pPr>
+      <w:r>
+        <w:rPr>
+          <w:sz w:val="24"/>
+          <w:u w:val="none"/>
+        </w:rPr>
+        <w:t>Pēc nāves varonis atdzimst pēdējā aktivizētajā kontrolpunktā, nevis līmeņa sākumā.</w:t>
+      </w:r>
+    </w:p>
+    <w:p>
+      <w:pPr>
+        <w:pStyle w:val="Normal"/>
+        <w:spacing w:lineRule="auto" w:line="360" w:before="0" w:after="0"/>
+        <w:ind w:hanging="0" w:start="0" w:end="0"/>
+        <w:rPr>
+          <w:b/>
+          <w:bCs/>
+          <w:sz w:val="24"/>
+        </w:rPr>
+      </w:pPr>
+      <w:r>
+        <w:rPr>
+          <w:b/>
+          <w:bCs/>
+          <w:sz w:val="24"/>
+        </w:rPr>
+        <w:t>FP.</w:t>
+      </w:r>
+      <w:r>
+        <w:rPr>
+          <w:b/>
+          <w:bCs/>
+          <w:sz w:val="24"/>
+        </w:rPr>
+        <w:t>30</w:t>
+      </w:r>
+      <w:r>
+        <w:rPr>
+          <w:b/>
+          <w:bCs/>
+          <w:sz w:val="24"/>
+        </w:rPr>
+        <w:t>. Īslaicīga pastiprinājuma sistēma</w:t>
+      </w:r>
+    </w:p>
+    <w:p>
+      <w:pPr>
+        <w:pStyle w:val="Normal"/>
+        <w:spacing w:lineRule="auto" w:line="360" w:before="0" w:after="0"/>
+        <w:ind w:firstLine="851" w:start="0" w:end="0"/>
+        <w:rPr>
+          <w:sz w:val="24"/>
+          <w:u w:val="single"/>
+        </w:rPr>
+      </w:pPr>
+      <w:r>
+        <w:rPr>
+          <w:sz w:val="24"/>
+          <w:u w:val="single"/>
+        </w:rPr>
+        <w:t>Mērķis:</w:t>
+      </w:r>
+    </w:p>
+    <w:p>
+      <w:pPr>
+        <w:pStyle w:val="Normal"/>
+        <w:spacing w:lineRule="auto" w:line="360" w:before="0" w:after="0"/>
+        <w:ind w:firstLine="851" w:start="0" w:end="0"/>
+        <w:rPr>
+          <w:sz w:val="24"/>
+        </w:rPr>
+      </w:pPr>
+      <w:r>
+        <w:rPr>
+          <w:sz w:val="24"/>
+        </w:rPr>
+        <w:t>Nodrošināt iespēju spēlētājam iegūt īslaicīgu spējas pastiprinājumu līmeņa laikā.</w:t>
+      </w:r>
+    </w:p>
+    <w:p>
+      <w:pPr>
+        <w:pStyle w:val="Normal"/>
+        <w:spacing w:lineRule="auto" w:line="360" w:before="0" w:after="0"/>
+        <w:ind w:firstLine="851" w:start="0" w:end="0"/>
+        <w:rPr>
+          <w:sz w:val="24"/>
+          <w:u w:val="single"/>
+        </w:rPr>
+      </w:pPr>
+      <w:r>
+        <w:rPr>
+          <w:sz w:val="24"/>
+          <w:u w:val="single"/>
+        </w:rPr>
+        <w:t>Ievaddati:</w:t>
+      </w:r>
+    </w:p>
+    <w:p>
+      <w:pPr>
+        <w:pStyle w:val="Normal"/>
+        <w:spacing w:lineRule="auto" w:line="360" w:before="0" w:after="0"/>
+        <w:ind w:firstLine="851" w:start="0" w:end="0"/>
+        <w:rPr>
+          <w:sz w:val="24"/>
+          <w:u w:val="none"/>
+        </w:rPr>
+      </w:pPr>
+      <w:r>
+        <w:rPr>
+          <w:sz w:val="24"/>
+          <w:u w:val="none"/>
+        </w:rPr>
+        <w:t>Spēlētājs atrodas pie pastiprinājuma objekta un nospiež mijiedarbības taustiņu.</w:t>
+      </w:r>
+    </w:p>
+    <w:p>
+      <w:pPr>
+        <w:pStyle w:val="Normal"/>
+        <w:spacing w:lineRule="auto" w:line="360" w:before="0" w:after="0"/>
+        <w:ind w:firstLine="851" w:start="0" w:end="0"/>
+        <w:rPr>
+          <w:sz w:val="24"/>
+          <w:u w:val="single"/>
+        </w:rPr>
+      </w:pPr>
+      <w:r>
+        <w:rPr>
+          <w:sz w:val="24"/>
+          <w:u w:val="single"/>
+        </w:rPr>
+        <w:t>Apstrāde:</w:t>
+      </w:r>
+    </w:p>
+    <w:p>
+      <w:pPr>
+        <w:pStyle w:val="Normal"/>
+        <w:numPr>
+          <w:ilvl w:val="0"/>
+          <w:numId w:val="34"/>
+        </w:numPr>
+        <w:spacing w:lineRule="auto" w:line="360" w:before="0" w:after="0"/>
+        <w:ind w:firstLine="851" w:start="0" w:end="0"/>
+        <w:rPr>
+          <w:sz w:val="24"/>
+          <w:u w:val="none"/>
+        </w:rPr>
+      </w:pPr>
+      <w:r>
+        <w:rPr>
+          <w:sz w:val="24"/>
+          <w:u w:val="none"/>
+        </w:rPr>
+        <w:t>Sistēma pārbauda, vai spēlētājs atrodas pastiprinājuma objekta darbības zonā.</w:t>
+      </w:r>
+    </w:p>
+    <w:p>
+      <w:pPr>
+        <w:pStyle w:val="Normal"/>
+        <w:numPr>
+          <w:ilvl w:val="0"/>
+          <w:numId w:val="34"/>
+        </w:numPr>
+        <w:spacing w:lineRule="auto" w:line="360" w:before="0" w:after="0"/>
+        <w:ind w:firstLine="851" w:start="0" w:end="0"/>
+        <w:rPr>
+          <w:sz w:val="24"/>
+          <w:u w:val="none"/>
+        </w:rPr>
+      </w:pPr>
+      <w:r>
+        <w:rPr>
+          <w:sz w:val="24"/>
+          <w:u w:val="none"/>
+        </w:rPr>
+        <w:t>Pēc mijiedarbības taustiņa nospiešanas sistēma aktivizē pastiprinājumu.</w:t>
+      </w:r>
+    </w:p>
+    <w:p>
+      <w:pPr>
+        <w:pStyle w:val="Normal"/>
+        <w:numPr>
+          <w:ilvl w:val="0"/>
+          <w:numId w:val="34"/>
+        </w:numPr>
+        <w:spacing w:lineRule="auto" w:line="360" w:before="0" w:after="0"/>
+        <w:ind w:firstLine="851" w:start="0" w:end="0"/>
+        <w:rPr>
+          <w:sz w:val="24"/>
+          <w:u w:val="none"/>
+        </w:rPr>
+      </w:pPr>
+      <w:r>
+        <w:rPr>
+          <w:sz w:val="24"/>
+          <w:u w:val="none"/>
+        </w:rPr>
+        <w:t>Pastiprinājums uz noteiktu laiku maina spēlētāja īpašības, piemēram, palielina lēciena augstumu.</w:t>
+      </w:r>
+    </w:p>
+    <w:p>
+      <w:pPr>
+        <w:pStyle w:val="Normal"/>
+        <w:numPr>
+          <w:ilvl w:val="0"/>
+          <w:numId w:val="34"/>
+        </w:numPr>
+        <w:spacing w:lineRule="auto" w:line="360" w:before="0" w:after="0"/>
+        <w:ind w:firstLine="851" w:start="0" w:end="0"/>
+        <w:rPr>
+          <w:sz w:val="24"/>
+          <w:u w:val="none"/>
+        </w:rPr>
+      </w:pPr>
+      <w:r>
+        <w:rPr>
+          <w:sz w:val="24"/>
+          <w:u w:val="none"/>
+        </w:rPr>
+        <w:t>Pastiprinājuma darbības laikā tiek attēlots vizuāls efekts.</w:t>
+      </w:r>
+    </w:p>
+    <w:p>
+      <w:pPr>
+        <w:pStyle w:val="Normal"/>
+        <w:numPr>
+          <w:ilvl w:val="0"/>
+          <w:numId w:val="34"/>
+        </w:numPr>
+        <w:spacing w:lineRule="auto" w:line="360" w:before="0" w:after="0"/>
+        <w:ind w:firstLine="851" w:start="0" w:end="0"/>
+        <w:rPr>
+          <w:sz w:val="24"/>
+          <w:u w:val="none"/>
+        </w:rPr>
+      </w:pPr>
+      <w:r>
+        <w:rPr>
+          <w:sz w:val="24"/>
+          <w:u w:val="none"/>
+        </w:rPr>
+        <w:t>Pēc noteiktā laika beigām vai pēc spēlētāja nāves pastiprinājums tiek atcelts.</w:t>
+      </w:r>
+    </w:p>
+    <w:p>
+      <w:pPr>
+        <w:pStyle w:val="Normal"/>
+        <w:spacing w:lineRule="auto" w:line="360" w:before="0" w:after="0"/>
+        <w:ind w:firstLine="851" w:start="0" w:end="0"/>
+        <w:rPr>
+          <w:sz w:val="24"/>
+          <w:u w:val="single"/>
+        </w:rPr>
+      </w:pPr>
+      <w:r>
+        <w:rPr>
+          <w:sz w:val="24"/>
+          <w:u w:val="single"/>
+        </w:rPr>
+        <w:t>Izvaddati:</w:t>
+      </w:r>
+    </w:p>
+    <w:p>
+      <w:pPr>
+        <w:pStyle w:val="Normal"/>
+        <w:spacing w:lineRule="auto" w:line="360" w:before="0" w:after="0"/>
+        <w:ind w:firstLine="851" w:start="0" w:end="0"/>
+        <w:rPr>
+          <w:sz w:val="24"/>
+          <w:u w:val="none"/>
+        </w:rPr>
+      </w:pPr>
+      <w:r>
+        <w:rPr>
+          <w:sz w:val="24"/>
+          <w:u w:val="none"/>
+        </w:rPr>
+        <w:t>Spēlētājs īslaicīgi iegūst pastiprinātu spēju, un pēc pastiprinājuma beigām varoņa īpašības atgriežas sākotnējā stāvoklī.</w:t>
+      </w:r>
+    </w:p>
+    <w:p>
+      <w:pPr>
+        <w:pStyle w:val="Normal"/>
+        <w:spacing w:lineRule="auto" w:line="360" w:before="0" w:after="0"/>
+        <w:ind w:hanging="0" w:start="0" w:end="0"/>
+        <w:rPr>
+          <w:b/>
+          <w:bCs/>
+          <w:sz w:val="24"/>
+        </w:rPr>
+      </w:pPr>
+      <w:r>
+        <w:rPr>
+          <w:b/>
+          <w:bCs/>
+          <w:sz w:val="24"/>
+        </w:rPr>
+        <w:t>FP.</w:t>
+      </w:r>
+      <w:r>
+        <w:rPr>
+          <w:b/>
+          <w:bCs/>
+          <w:sz w:val="24"/>
+        </w:rPr>
+        <w:t>3</w:t>
+      </w:r>
+      <w:r>
+        <w:rPr>
+          <w:b/>
+          <w:bCs/>
+          <w:sz w:val="24"/>
+        </w:rPr>
+        <w:t>1</w:t>
+      </w:r>
+      <w:r>
+        <w:rPr>
+          <w:b/>
+          <w:bCs/>
+          <w:sz w:val="24"/>
+        </w:rPr>
+        <w:t>. Ienaidnieku sistēma</w:t>
+      </w:r>
+    </w:p>
+    <w:p>
+      <w:pPr>
+        <w:pStyle w:val="Normal"/>
+        <w:spacing w:lineRule="auto" w:line="360" w:before="0" w:after="0"/>
+        <w:ind w:firstLine="851" w:start="0" w:end="0"/>
+        <w:rPr>
+          <w:sz w:val="24"/>
+          <w:u w:val="single"/>
+        </w:rPr>
+      </w:pPr>
+      <w:r>
+        <w:rPr>
+          <w:sz w:val="24"/>
+          <w:u w:val="single"/>
+        </w:rPr>
+        <w:t>Mērķis:</w:t>
+      </w:r>
+    </w:p>
+    <w:p>
+      <w:pPr>
+        <w:pStyle w:val="Normal"/>
+        <w:spacing w:lineRule="auto" w:line="360" w:before="0" w:after="0"/>
+        <w:ind w:firstLine="851" w:start="0" w:end="0"/>
+        <w:rPr>
+          <w:sz w:val="24"/>
+        </w:rPr>
+      </w:pPr>
+      <w:r>
+        <w:rPr>
+          <w:sz w:val="24"/>
+        </w:rPr>
+        <w:t>Nodrošināt līmeņos ienaidniekus, kas rada spēlētājam papildu šķēršļus un palielina spēles izaicinājumu.</w:t>
+      </w:r>
+    </w:p>
+    <w:p>
+      <w:pPr>
+        <w:pStyle w:val="Normal"/>
+        <w:spacing w:lineRule="auto" w:line="360" w:before="0" w:after="0"/>
+        <w:ind w:firstLine="851" w:start="0" w:end="0"/>
+        <w:rPr>
+          <w:sz w:val="24"/>
+          <w:u w:val="single"/>
+        </w:rPr>
+      </w:pPr>
+      <w:r>
+        <w:rPr>
+          <w:sz w:val="24"/>
+          <w:u w:val="single"/>
+        </w:rPr>
+        <w:t>Ievaddati:</w:t>
+      </w:r>
+    </w:p>
+    <w:p>
+      <w:pPr>
+        <w:pStyle w:val="Normal"/>
+        <w:spacing w:lineRule="auto" w:line="360" w:before="0" w:after="0"/>
+        <w:ind w:firstLine="851" w:start="0" w:end="0"/>
+        <w:rPr>
+          <w:sz w:val="24"/>
+          <w:u w:val="none"/>
+        </w:rPr>
+      </w:pPr>
+      <w:r>
+        <w:rPr>
+          <w:sz w:val="24"/>
+          <w:u w:val="none"/>
+        </w:rPr>
+        <w:t>Spēlētājs līmeņa laikā tuvojas ienaidniekam vai saskaras ar to.</w:t>
+      </w:r>
+    </w:p>
+    <w:p>
+      <w:pPr>
+        <w:pStyle w:val="Normal"/>
+        <w:spacing w:lineRule="auto" w:line="360" w:before="0" w:after="0"/>
+        <w:ind w:firstLine="851" w:start="0" w:end="0"/>
+        <w:rPr>
+          <w:sz w:val="24"/>
+          <w:u w:val="single"/>
+        </w:rPr>
+      </w:pPr>
+      <w:r>
+        <w:rPr>
+          <w:sz w:val="24"/>
+          <w:u w:val="single"/>
+        </w:rPr>
+        <w:t>Apstrāde:</w:t>
+      </w:r>
+    </w:p>
+    <w:p>
+      <w:pPr>
+        <w:pStyle w:val="Normal"/>
+        <w:numPr>
+          <w:ilvl w:val="0"/>
+          <w:numId w:val="35"/>
+        </w:numPr>
+        <w:spacing w:lineRule="auto" w:line="360" w:before="0" w:after="0"/>
+        <w:ind w:firstLine="851" w:start="0" w:end="0"/>
+        <w:rPr>
+          <w:sz w:val="24"/>
+          <w:u w:val="none"/>
+        </w:rPr>
+      </w:pPr>
+      <w:r>
+        <w:rPr>
+          <w:sz w:val="24"/>
+          <w:u w:val="none"/>
+        </w:rPr>
+        <w:t>Sistēma nodrošina ienaidnieka pārvietošanos pa noteiktu maršrutu.</w:t>
+      </w:r>
+    </w:p>
+    <w:p>
+      <w:pPr>
+        <w:pStyle w:val="Normal"/>
+        <w:numPr>
+          <w:ilvl w:val="0"/>
+          <w:numId w:val="35"/>
+        </w:numPr>
+        <w:spacing w:lineRule="auto" w:line="360" w:before="0" w:after="0"/>
+        <w:ind w:firstLine="851" w:start="0" w:end="0"/>
+        <w:rPr>
+          <w:sz w:val="24"/>
+          <w:u w:val="none"/>
+        </w:rPr>
+      </w:pPr>
+      <w:r>
+        <w:rPr>
+          <w:sz w:val="24"/>
+          <w:u w:val="none"/>
+        </w:rPr>
+        <w:t>Ja ienaidnieks sasniedz šķērsli vai noteiktu robežu, tas maina kustības virzienu.</w:t>
+      </w:r>
+    </w:p>
+    <w:p>
+      <w:pPr>
+        <w:pStyle w:val="Normal"/>
+        <w:numPr>
+          <w:ilvl w:val="0"/>
+          <w:numId w:val="35"/>
+        </w:numPr>
+        <w:spacing w:lineRule="auto" w:line="360" w:before="0" w:after="0"/>
+        <w:ind w:firstLine="851" w:start="0" w:end="0"/>
+        <w:rPr>
+          <w:sz w:val="24"/>
+          <w:u w:val="none"/>
+        </w:rPr>
+      </w:pPr>
+      <w:r>
+        <w:rPr>
+          <w:sz w:val="24"/>
+          <w:u w:val="none"/>
+        </w:rPr>
+        <w:t>Sistēma pārbauda sadursmi starp spēlētāju un ienaidnieku.</w:t>
+      </w:r>
+    </w:p>
+    <w:p>
+      <w:pPr>
+        <w:pStyle w:val="Normal"/>
+        <w:numPr>
+          <w:ilvl w:val="0"/>
+          <w:numId w:val="35"/>
+        </w:numPr>
+        <w:spacing w:lineRule="auto" w:line="360" w:before="0" w:after="0"/>
+        <w:ind w:firstLine="851" w:start="0" w:end="0"/>
+        <w:rPr>
+          <w:sz w:val="24"/>
+          <w:u w:val="none"/>
+        </w:rPr>
+      </w:pPr>
+      <w:r>
+        <w:rPr>
+          <w:sz w:val="24"/>
+          <w:u w:val="none"/>
+        </w:rPr>
+        <w:t>Ja spēlētājs saskaras ar ienaidnieka bīstamo zonu, tiek aktivizēta varoņa nāves loģika.</w:t>
+      </w:r>
+    </w:p>
+    <w:p>
+      <w:pPr>
+        <w:pStyle w:val="Normal"/>
+        <w:spacing w:lineRule="auto" w:line="360" w:before="0" w:after="0"/>
+        <w:ind w:firstLine="851" w:start="0" w:end="0"/>
+        <w:rPr>
+          <w:sz w:val="24"/>
+          <w:u w:val="single"/>
+        </w:rPr>
+      </w:pPr>
+      <w:r>
+        <w:rPr>
+          <w:sz w:val="24"/>
+          <w:u w:val="single"/>
+        </w:rPr>
+        <w:t>Izvaddati:</w:t>
+      </w:r>
+    </w:p>
+    <w:p>
+      <w:pPr>
+        <w:pStyle w:val="Normal"/>
+        <w:spacing w:lineRule="auto" w:line="360" w:before="0" w:after="0"/>
+        <w:ind w:firstLine="851" w:start="0" w:end="0"/>
+        <w:rPr>
+          <w:sz w:val="24"/>
+          <w:u w:val="none"/>
+        </w:rPr>
+      </w:pPr>
+      <w:r>
+        <w:rPr>
+          <w:sz w:val="24"/>
+          <w:u w:val="none"/>
+        </w:rPr>
+        <w:t>Ienaidnieks pārvietojas līmenī un rada draudu spēlētājam. Saskares gadījumā varonis zaudē mēģinājumu un tiek atdzīvināts atbilstoši līmeņa loģikai.</w:t>
+      </w:r>
+    </w:p>
+    <w:p>
+      <w:pPr>
+        <w:pStyle w:val="Normal"/>
+        <w:spacing w:lineRule="auto" w:line="360" w:before="0" w:after="0"/>
+        <w:ind w:hanging="0" w:start="0" w:end="0"/>
+        <w:rPr>
+          <w:b/>
+          <w:bCs/>
+          <w:sz w:val="24"/>
+        </w:rPr>
+      </w:pPr>
+      <w:r>
+        <w:rPr>
+          <w:b/>
+          <w:bCs/>
+          <w:sz w:val="24"/>
+        </w:rPr>
+        <w:t>FP.</w:t>
+      </w:r>
+      <w:r>
+        <w:rPr>
+          <w:b/>
+          <w:bCs/>
+          <w:sz w:val="24"/>
+        </w:rPr>
+        <w:t>3</w:t>
+      </w:r>
+      <w:r>
+        <w:rPr>
+          <w:b/>
+          <w:bCs/>
+          <w:sz w:val="24"/>
+        </w:rPr>
+        <w:t>2</w:t>
+      </w:r>
+      <w:r>
+        <w:rPr>
+          <w:b/>
+          <w:bCs/>
+          <w:sz w:val="24"/>
+        </w:rPr>
+        <w:t>. Kustīgo platformu sistēma</w:t>
+      </w:r>
+    </w:p>
+    <w:p>
+      <w:pPr>
+        <w:pStyle w:val="Normal"/>
+        <w:spacing w:lineRule="auto" w:line="360" w:before="0" w:after="0"/>
+        <w:ind w:firstLine="851" w:start="0" w:end="0"/>
+        <w:rPr>
+          <w:sz w:val="24"/>
+          <w:u w:val="single"/>
+        </w:rPr>
+      </w:pPr>
+      <w:r>
+        <w:rPr>
+          <w:sz w:val="24"/>
+          <w:u w:val="single"/>
+        </w:rPr>
+        <w:t>Mērķis:</w:t>
+      </w:r>
+    </w:p>
+    <w:p>
+      <w:pPr>
+        <w:pStyle w:val="Normal"/>
+        <w:spacing w:lineRule="auto" w:line="360" w:before="0" w:after="0"/>
+        <w:ind w:firstLine="851" w:start="0" w:end="0"/>
+        <w:rPr>
+          <w:sz w:val="24"/>
+        </w:rPr>
+      </w:pPr>
+      <w:r>
+        <w:rPr>
+          <w:sz w:val="24"/>
+        </w:rPr>
+        <w:t>Nodrošināt līmeņos kustīgas platformas, kas paplašina spēles mehānikas un rada papildu izaicinājumu spēlētājam.</w:t>
+      </w:r>
+    </w:p>
+    <w:p>
+      <w:pPr>
+        <w:pStyle w:val="Normal"/>
+        <w:spacing w:lineRule="auto" w:line="360" w:before="0" w:after="0"/>
+        <w:ind w:firstLine="851" w:start="0" w:end="0"/>
+        <w:rPr>
+          <w:sz w:val="24"/>
+          <w:u w:val="single"/>
+        </w:rPr>
+      </w:pPr>
+      <w:r>
+        <w:rPr>
+          <w:sz w:val="24"/>
+          <w:u w:val="single"/>
+        </w:rPr>
+        <w:t>Ievaddati:</w:t>
+      </w:r>
+    </w:p>
+    <w:p>
+      <w:pPr>
+        <w:pStyle w:val="Normal"/>
+        <w:spacing w:lineRule="auto" w:line="360" w:before="0" w:after="0"/>
+        <w:ind w:firstLine="851" w:start="0" w:end="0"/>
+        <w:rPr>
+          <w:sz w:val="24"/>
+          <w:u w:val="none"/>
+        </w:rPr>
+      </w:pPr>
+      <w:r>
+        <w:rPr>
+          <w:sz w:val="24"/>
+          <w:u w:val="none"/>
+        </w:rPr>
+        <w:t>Spēlētājs līmeņa laikā uzlec uz kustīgas platformas vai izmanto to pārvietošanās procesā.</w:t>
+      </w:r>
+    </w:p>
+    <w:p>
+      <w:pPr>
+        <w:pStyle w:val="Normal"/>
+        <w:spacing w:lineRule="auto" w:line="360" w:before="0" w:after="0"/>
+        <w:ind w:firstLine="851" w:start="0" w:end="0"/>
+        <w:rPr>
+          <w:sz w:val="24"/>
+          <w:u w:val="single"/>
+        </w:rPr>
+      </w:pPr>
+      <w:r>
+        <w:rPr>
+          <w:sz w:val="24"/>
+          <w:u w:val="single"/>
+        </w:rPr>
+        <w:t>Apstrāde:</w:t>
+      </w:r>
+    </w:p>
+    <w:p>
+      <w:pPr>
+        <w:pStyle w:val="Normal"/>
+        <w:numPr>
+          <w:ilvl w:val="0"/>
+          <w:numId w:val="36"/>
+        </w:numPr>
+        <w:spacing w:lineRule="auto" w:line="360" w:before="0" w:after="0"/>
+        <w:ind w:firstLine="851" w:start="0" w:end="0"/>
+        <w:rPr>
+          <w:sz w:val="24"/>
+          <w:u w:val="none"/>
+        </w:rPr>
+      </w:pPr>
+      <w:r>
+        <w:rPr>
+          <w:sz w:val="24"/>
+          <w:u w:val="none"/>
+        </w:rPr>
+        <w:t>Sistēma pārvieto platformu pa iepriekš noteiktu virzienu vai maršrutu.</w:t>
+      </w:r>
+    </w:p>
+    <w:p>
+      <w:pPr>
+        <w:pStyle w:val="Normal"/>
+        <w:numPr>
+          <w:ilvl w:val="0"/>
+          <w:numId w:val="36"/>
+        </w:numPr>
+        <w:spacing w:lineRule="auto" w:line="360" w:before="0" w:after="0"/>
+        <w:ind w:firstLine="851" w:start="0" w:end="0"/>
+        <w:rPr>
+          <w:sz w:val="24"/>
+          <w:u w:val="none"/>
+        </w:rPr>
+      </w:pPr>
+      <w:r>
+        <w:rPr>
+          <w:sz w:val="24"/>
+          <w:u w:val="none"/>
+        </w:rPr>
+        <w:t>Platforma maina kustības virzienu, sasniedzot noteiktu robežu vai galapunktu.</w:t>
+      </w:r>
+    </w:p>
+    <w:p>
+      <w:pPr>
+        <w:pStyle w:val="Normal"/>
+        <w:numPr>
+          <w:ilvl w:val="0"/>
+          <w:numId w:val="36"/>
+        </w:numPr>
+        <w:spacing w:lineRule="auto" w:line="360" w:before="0" w:after="0"/>
+        <w:ind w:firstLine="851" w:start="0" w:end="0"/>
+        <w:rPr>
+          <w:sz w:val="24"/>
+          <w:u w:val="none"/>
+        </w:rPr>
+      </w:pPr>
+      <w:r>
+        <w:rPr>
+          <w:sz w:val="24"/>
+          <w:u w:val="none"/>
+        </w:rPr>
+        <w:t>Ja spēlētājs atrodas uz platformas, sistēma nodrošina, ka varonis pārvietojas kopā ar platformu.</w:t>
+      </w:r>
+    </w:p>
+    <w:p>
+      <w:pPr>
+        <w:pStyle w:val="Normal"/>
+        <w:numPr>
+          <w:ilvl w:val="0"/>
+          <w:numId w:val="36"/>
+        </w:numPr>
+        <w:spacing w:lineRule="auto" w:line="360" w:before="0" w:after="0"/>
+        <w:ind w:firstLine="851" w:start="0" w:end="0"/>
+        <w:rPr>
+          <w:sz w:val="24"/>
+          <w:u w:val="none"/>
+        </w:rPr>
+      </w:pPr>
+      <w:r>
+        <w:rPr>
+          <w:sz w:val="24"/>
+          <w:u w:val="none"/>
+        </w:rPr>
+        <w:t>Platformas kustība tiek apstrādāta kopā ar spēlētāja fiziku un sadursmēm.</w:t>
+      </w:r>
+    </w:p>
+    <w:p>
+      <w:pPr>
+        <w:pStyle w:val="Normal"/>
+        <w:spacing w:lineRule="auto" w:line="360" w:before="0" w:after="0"/>
+        <w:ind w:firstLine="851" w:start="0" w:end="0"/>
+        <w:rPr>
+          <w:sz w:val="24"/>
+          <w:u w:val="single"/>
+        </w:rPr>
+      </w:pPr>
+      <w:r>
+        <w:rPr>
+          <w:sz w:val="24"/>
+          <w:u w:val="single"/>
+        </w:rPr>
+        <w:t>Izvaddati:</w:t>
+      </w:r>
+    </w:p>
+    <w:p>
+      <w:pPr>
+        <w:pStyle w:val="Normal"/>
+        <w:spacing w:lineRule="auto" w:line="360" w:before="0" w:after="0"/>
+        <w:ind w:firstLine="851" w:start="0" w:end="0"/>
+        <w:rPr>
+          <w:sz w:val="24"/>
+          <w:u w:val="none"/>
+        </w:rPr>
+      </w:pPr>
+      <w:r>
+        <w:rPr>
+          <w:sz w:val="24"/>
+          <w:u w:val="none"/>
+        </w:rPr>
+        <w:t>Kustīgā platforma darbojas līmenī, un spēlētājs var to izmantot, lai pārvarētu šķēršļus vai sasniegtu citas līmeņa daļas.</w:t>
+      </w:r>
+    </w:p>
+    <w:p>
+      <w:pPr>
+        <w:pStyle w:val="Normal"/>
+        <w:spacing w:lineRule="auto" w:line="360" w:before="0" w:after="0"/>
+        <w:ind w:hanging="0" w:start="0" w:end="0"/>
+        <w:rPr>
+          <w:b/>
+          <w:bCs/>
+          <w:sz w:val="24"/>
+        </w:rPr>
+      </w:pPr>
+      <w:r>
+        <w:rPr>
+          <w:b/>
+          <w:bCs/>
+          <w:sz w:val="24"/>
+        </w:rPr>
+        <w:t>FP.</w:t>
+      </w:r>
+      <w:r>
+        <w:rPr>
+          <w:b/>
+          <w:bCs/>
+          <w:sz w:val="24"/>
+        </w:rPr>
+        <w:t>3</w:t>
+      </w:r>
+      <w:r>
+        <w:rPr>
+          <w:b/>
+          <w:bCs/>
+          <w:sz w:val="24"/>
+        </w:rPr>
+        <w:t>3</w:t>
+      </w:r>
+      <w:r>
+        <w:rPr>
+          <w:b/>
+          <w:bCs/>
+          <w:sz w:val="24"/>
+        </w:rPr>
+        <w:t>. Līmeņa pabeigšana ar kristālu</w:t>
+      </w:r>
+    </w:p>
+    <w:p>
+      <w:pPr>
+        <w:pStyle w:val="Normal"/>
+        <w:spacing w:lineRule="auto" w:line="360" w:before="0" w:after="0"/>
+        <w:ind w:firstLine="851" w:start="0" w:end="0"/>
+        <w:rPr>
+          <w:sz w:val="24"/>
+          <w:u w:val="single"/>
+        </w:rPr>
+      </w:pPr>
+      <w:r>
+        <w:rPr>
+          <w:sz w:val="24"/>
+          <w:u w:val="single"/>
+        </w:rPr>
+        <w:t>Mērķis:</w:t>
+      </w:r>
+    </w:p>
+    <w:p>
+      <w:pPr>
+        <w:pStyle w:val="Normal"/>
+        <w:spacing w:lineRule="auto" w:line="360" w:before="0" w:after="0"/>
+        <w:ind w:firstLine="851" w:start="0" w:end="0"/>
+        <w:rPr>
+          <w:sz w:val="24"/>
+        </w:rPr>
+      </w:pPr>
+      <w:r>
+        <w:rPr>
+          <w:sz w:val="24"/>
+        </w:rPr>
+        <w:t>Nodrošināt līmeņa pabeigšanu, izmantojot īpašu interaktīvu objektu - kristālu.</w:t>
+      </w:r>
+    </w:p>
+    <w:p>
+      <w:pPr>
+        <w:pStyle w:val="Normal"/>
+        <w:spacing w:lineRule="auto" w:line="360" w:before="0" w:after="0"/>
+        <w:ind w:firstLine="851" w:start="0" w:end="0"/>
+        <w:rPr>
+          <w:sz w:val="24"/>
+          <w:u w:val="single"/>
+        </w:rPr>
+      </w:pPr>
+      <w:r>
+        <w:rPr>
+          <w:sz w:val="24"/>
+          <w:u w:val="single"/>
+        </w:rPr>
+        <w:t>Ievaddati:</w:t>
+      </w:r>
+    </w:p>
+    <w:p>
+      <w:pPr>
+        <w:pStyle w:val="Normal"/>
+        <w:spacing w:lineRule="auto" w:line="360" w:before="0" w:after="0"/>
+        <w:ind w:firstLine="851" w:start="0" w:end="0"/>
+        <w:rPr>
+          <w:sz w:val="24"/>
+          <w:u w:val="none"/>
+        </w:rPr>
+      </w:pPr>
+      <w:r>
+        <w:rPr>
+          <w:sz w:val="24"/>
+          <w:u w:val="none"/>
+        </w:rPr>
+        <w:t>Spēlētājs atrodas pie kristāla un nospiež mijiedarbības taustiņu.</w:t>
+      </w:r>
+    </w:p>
+    <w:p>
+      <w:pPr>
+        <w:pStyle w:val="Normal"/>
+        <w:spacing w:lineRule="auto" w:line="360" w:before="0" w:after="0"/>
+        <w:ind w:firstLine="851" w:start="0" w:end="0"/>
+        <w:rPr>
+          <w:sz w:val="24"/>
+          <w:u w:val="single"/>
+        </w:rPr>
+      </w:pPr>
+      <w:r>
+        <w:rPr>
+          <w:sz w:val="24"/>
+          <w:u w:val="single"/>
+        </w:rPr>
+        <w:t>Apstrāde:</w:t>
+      </w:r>
+    </w:p>
+    <w:p>
+      <w:pPr>
+        <w:pStyle w:val="Normal"/>
+        <w:numPr>
+          <w:ilvl w:val="0"/>
+          <w:numId w:val="37"/>
+        </w:numPr>
+        <w:spacing w:lineRule="auto" w:line="360" w:before="0" w:after="0"/>
+        <w:ind w:firstLine="851" w:start="0" w:end="0"/>
+        <w:rPr>
+          <w:sz w:val="24"/>
+          <w:u w:val="none"/>
+        </w:rPr>
+      </w:pPr>
+      <w:r>
+        <w:rPr>
+          <w:sz w:val="24"/>
+          <w:u w:val="none"/>
+        </w:rPr>
+        <w:t>Sistēma pārbauda, vai spēlētājs atrodas kristāla darbības zonā.</w:t>
+      </w:r>
+    </w:p>
+    <w:p>
+      <w:pPr>
+        <w:pStyle w:val="Normal"/>
+        <w:numPr>
+          <w:ilvl w:val="0"/>
+          <w:numId w:val="37"/>
+        </w:numPr>
+        <w:spacing w:lineRule="auto" w:line="360" w:before="0" w:after="0"/>
+        <w:ind w:firstLine="851" w:start="0" w:end="0"/>
+        <w:rPr>
+          <w:sz w:val="24"/>
+          <w:u w:val="none"/>
+        </w:rPr>
+      </w:pPr>
+      <w:r>
+        <w:rPr>
+          <w:sz w:val="24"/>
+          <w:u w:val="none"/>
+        </w:rPr>
+        <w:t>Ja spēlētājs nospiež mijiedarbības taustiņu, tiek aktivizēta kristāla animācija.</w:t>
+      </w:r>
+    </w:p>
+    <w:p>
+      <w:pPr>
+        <w:pStyle w:val="Normal"/>
+        <w:numPr>
+          <w:ilvl w:val="0"/>
+          <w:numId w:val="37"/>
+        </w:numPr>
+        <w:spacing w:lineRule="auto" w:line="360" w:before="0" w:after="0"/>
+        <w:ind w:firstLine="851" w:start="0" w:end="0"/>
+        <w:rPr>
+          <w:sz w:val="24"/>
+          <w:u w:val="none"/>
+        </w:rPr>
+      </w:pPr>
+      <w:r>
+        <w:rPr>
+          <w:sz w:val="24"/>
+          <w:u w:val="none"/>
+        </w:rPr>
+        <w:t>Pēc kristāla aktivizēšanas sistēma izpilda līmenim paredzēto noslēguma plūsmu.</w:t>
+      </w:r>
+    </w:p>
+    <w:p>
+      <w:pPr>
+        <w:pStyle w:val="Normal"/>
+        <w:numPr>
+          <w:ilvl w:val="0"/>
+          <w:numId w:val="37"/>
+        </w:numPr>
+        <w:spacing w:lineRule="auto" w:line="360" w:before="0" w:after="0"/>
+        <w:ind w:firstLine="851" w:start="0" w:end="0"/>
+        <w:rPr>
+          <w:sz w:val="24"/>
+          <w:u w:val="none"/>
+        </w:rPr>
+      </w:pPr>
+      <w:r>
+        <w:rPr>
+          <w:sz w:val="24"/>
+          <w:u w:val="none"/>
+        </w:rPr>
+        <w:t>Sistēma aptur līmeņa taimeri un sagatavo rezultātu logu.</w:t>
+      </w:r>
+    </w:p>
+    <w:p>
+      <w:pPr>
+        <w:pStyle w:val="Normal"/>
+        <w:numPr>
+          <w:ilvl w:val="0"/>
+          <w:numId w:val="37"/>
+        </w:numPr>
+        <w:spacing w:lineRule="auto" w:line="360" w:before="0" w:after="0"/>
+        <w:ind w:firstLine="851" w:start="0" w:end="0"/>
+        <w:rPr>
+          <w:sz w:val="24"/>
+          <w:u w:val="none"/>
+        </w:rPr>
+      </w:pPr>
+      <w:r>
+        <w:rPr>
+          <w:sz w:val="24"/>
+          <w:u w:val="none"/>
+        </w:rPr>
+        <w:t>Tiek aprēķināts un saglabāts spēlētāja rezultāts.</w:t>
+      </w:r>
+    </w:p>
+    <w:p>
+      <w:pPr>
+        <w:pStyle w:val="Normal"/>
+        <w:spacing w:lineRule="auto" w:line="360" w:before="0" w:after="0"/>
+        <w:ind w:firstLine="851" w:start="0" w:end="0"/>
+        <w:rPr>
+          <w:sz w:val="24"/>
+          <w:u w:val="single"/>
+        </w:rPr>
+      </w:pPr>
+      <w:r>
+        <w:rPr>
+          <w:sz w:val="24"/>
+          <w:u w:val="single"/>
+        </w:rPr>
+        <w:t>Izvaddati:</w:t>
+      </w:r>
+    </w:p>
+    <w:p>
+      <w:pPr>
+        <w:pStyle w:val="Normal"/>
+        <w:spacing w:lineRule="auto" w:line="360" w:before="0" w:after="0"/>
+        <w:ind w:firstLine="851" w:start="0" w:end="0"/>
+        <w:rPr>
+          <w:sz w:val="24"/>
+          <w:u w:val="none"/>
+        </w:rPr>
+      </w:pPr>
+      <w:r>
+        <w:rPr>
+          <w:sz w:val="24"/>
+          <w:u w:val="none"/>
+        </w:rPr>
+        <w:t>Līmenis tiek pabeigts, spēlētāja rezultāts tiek saglabāts, un uz ekrāna tiek parādīts rezultātu logs.</w:t>
       </w:r>
     </w:p>
     <w:p>
@@ -9014,21 +10682,7 @@
           <w:sz w:val="24"/>
           <w:szCs w:val="24"/>
         </w:rPr>
-        <w:t xml:space="preserve">Šajā apakšnodaļā ir attēlota spēles “Light Seeker” komponenšu diagramma </w:t>
-      </w:r>
-      <w:r>
-        <w:rPr>
-          <w:sz w:val="24"/>
-          <w:szCs w:val="24"/>
-        </w:rPr>
-        <w:t>(Skat. 1. attēlu)</w:t>
-      </w:r>
-      <w:r>
-        <w:rPr>
-          <w:sz w:val="24"/>
-          <w:szCs w:val="24"/>
-        </w:rPr>
-        <w:t>. Šī diagramma tika izvēlēta tāpēc, ka tā vislabāk parāda sistēmas galvenās sastāvdaļas, to savstarpējo saistību un izmantotās saskarnes. Tā kā spēle ir lokāla 2D platformera spēle, kas darbojas vienā datorā, izvietojuma diagramma šajā gadījumā nebūtu tik informatīva. Komponenšu diagramma ļauj pārskatāmi parādīt sistēmas uzbūvi un galveno komponentu sadarbību.</w:t>
+        <w:t>Šajā apakšnodaļā ir attēlota spēles “Light Seeker” komponenšu diagramma (Skat. 1. attēlu). Šī diagramma tika izvēlēta tāpēc, ka tā vislabāk parāda sistēmas galvenās sastāvdaļas, to savstarpējo saistību un izmantotās saskarnes. Tā kā spēle ir lokāla 2D platformera spēle, kas darbojas vienā datorā, izvietojuma diagramma šajā gadījumā nebūtu tik informatīva. Komponenšu diagramma ļauj pārskatāmi parādīt sistēmas uzbūvi un galveno komponentu sadarbību.</w:t>
       </w:r>
     </w:p>
     <w:p>
@@ -9047,7 +10701,7 @@
           <w:sz w:val="24"/>
           <w:szCs w:val="24"/>
         </w:rPr>
-        <w:t>Diagrammā ir attēloti galvenie sistēmas komponenti: UI Screens, SceneManager, Level Scenes, GameState, CharacterDB un Local Storage. UI Screens komponents apvieno spēles galvenos lietotāja saskarnes skatus, piemēram, galveno izvēlni, līmeņu izvēlni, veikalu, skapi, iestatījumus, pauzes izvēlni un rezultātu logu. SceneManager nodrošina pārejas starp dažādām ainām, savukārt Level Scenes komponents ietver spēles līmeņus un ar tiem saistīto darbību. GameState atbild par spēles progresa, iestatījumu un izvēlēto datu pārvaldību, bet CharacterDB satur personāžu datus, kas tiek izmantoti spēles gaitā. Local Storage nodrošina datu saglabāšanu un ielādi.</w:t>
+        <w:t>Diagrammā ir attēloti galvenie sistēmas komponenti: UI Screens, SceneManager, Level Scenes, GameState, CharacterDB un Local Storage. UI Screens komponents apvieno spēles galvenos lietotāja saskarnes skatus, piemēram, galveno izvēlni, līmeņu izvēlni, veikalu, skapi, iestatījumus, pauzes izvēlni un rezultātu logu. SceneManager nodrošina pārejas starp dažādām ainām, savukārt Level Scenes komponents ietver spēles līmeņus, galveno varoni, līmeņu objektus, ienaidniekus, kontrolpunktus, kustīgās platformas un līmeņa pabeigšanas loģiku. GameState atbild par spēles progresa, iestatījumu un izvēlēto datu pārvaldību, bet CharacterDB satur personāžu datus, kas tiek izmantoti spēles gaitā. Local Storage nodrošina datu saglabāšanu un ielādi.</w:t>
       </w:r>
     </w:p>
     <w:p>
@@ -9179,25 +10833,7 @@
           <w:sz w:val="24"/>
           <w:szCs w:val="24"/>
         </w:rPr>
-        <w:t xml:space="preserve">Šajā apakšnodaļā ir attēlota spēles “Light Seeker” klašu diagramma </w:t>
-      </w:r>
-      <w:r>
-        <w:rPr>
-          <w:i w:val="false"/>
-          <w:iCs w:val="false"/>
-          <w:sz w:val="24"/>
-          <w:szCs w:val="24"/>
-        </w:rPr>
-        <w:t>(Skat. 2. attēlu)</w:t>
-      </w:r>
-      <w:r>
-        <w:rPr>
-          <w:i w:val="false"/>
-          <w:iCs w:val="false"/>
-          <w:sz w:val="24"/>
-          <w:szCs w:val="24"/>
-        </w:rPr>
-        <w:t xml:space="preserve">. Tā tika izvēlēta tāpēc, ka šī diagramma vislabāk parāda sistēmas galvenās programmatūras klases, to atribūtus, metodes un savstarpējās saites. Šajā projektā svarīgāk ir parādīt spēles loģikas objektus un to sadarbību, jo spēle izmanto lokālu datu saglabāšanu failos </w:t>
+        <w:t xml:space="preserve">Šajā apakšnodaļā ir attēlota spēles “Light Seeker” klašu diagramma (Skat. 2. attēlu). Tā tika izvēlēta tāpēc, ka šī diagramma vislabāk parāda sistēmas galvenās programmatūras klases, to atribūtus, metodes un savstarpējās saites. Šajā projektā svarīgāk ir parādīt spēles loģikas objektus un to sadarbību, jo spēle izmanto lokālu datu saglabāšanu failos </w:t>
       </w:r>
       <w:r>
         <w:rPr>
@@ -9254,330 +10890,7 @@
           <w:iCs w:val="false"/>
           <w:sz w:val="24"/>
         </w:rPr>
-        <w:t xml:space="preserve">Diagrammā ir attēlotas svarīgākās sistēmas klases: </w:t>
-      </w:r>
-      <w:r>
-        <w:rPr>
-          <w:rStyle w:val="Emphasis"/>
-          <w:i w:val="false"/>
-          <w:iCs w:val="false"/>
-          <w:sz w:val="24"/>
-        </w:rPr>
-        <w:t>SceneManager</w:t>
-      </w:r>
-      <w:r>
-        <w:rPr>
-          <w:i w:val="false"/>
-          <w:iCs w:val="false"/>
-          <w:sz w:val="24"/>
-        </w:rPr>
-        <w:t xml:space="preserve">, </w:t>
-      </w:r>
-      <w:r>
-        <w:rPr>
-          <w:rStyle w:val="Emphasis"/>
-          <w:i w:val="false"/>
-          <w:iCs w:val="false"/>
-          <w:sz w:val="24"/>
-        </w:rPr>
-        <w:t>Level</w:t>
-      </w:r>
-      <w:r>
-        <w:rPr>
-          <w:i w:val="false"/>
-          <w:iCs w:val="false"/>
-          <w:sz w:val="24"/>
-        </w:rPr>
-        <w:t xml:space="preserve">, </w:t>
-      </w:r>
-      <w:r>
-        <w:rPr>
-          <w:rStyle w:val="Emphasis"/>
-          <w:i w:val="false"/>
-          <w:iCs w:val="false"/>
-          <w:sz w:val="24"/>
-        </w:rPr>
-        <w:t>Player</w:t>
-      </w:r>
-      <w:r>
-        <w:rPr>
-          <w:i w:val="false"/>
-          <w:iCs w:val="false"/>
-          <w:sz w:val="24"/>
-        </w:rPr>
-        <w:t xml:space="preserve">, </w:t>
-      </w:r>
-      <w:r>
-        <w:rPr>
-          <w:rStyle w:val="Emphasis"/>
-          <w:i w:val="false"/>
-          <w:iCs w:val="false"/>
-          <w:sz w:val="24"/>
-        </w:rPr>
-        <w:t>GameState</w:t>
-      </w:r>
-      <w:r>
-        <w:rPr>
-          <w:i w:val="false"/>
-          <w:iCs w:val="false"/>
-          <w:sz w:val="24"/>
-        </w:rPr>
-        <w:t xml:space="preserve">, </w:t>
-      </w:r>
-      <w:r>
-        <w:rPr>
-          <w:rStyle w:val="Emphasis"/>
-          <w:i w:val="false"/>
-          <w:iCs w:val="false"/>
-          <w:sz w:val="24"/>
-        </w:rPr>
-        <w:t>CharacterDB</w:t>
-      </w:r>
-      <w:r>
-        <w:rPr>
-          <w:i w:val="false"/>
-          <w:iCs w:val="false"/>
-          <w:sz w:val="24"/>
-        </w:rPr>
-        <w:t xml:space="preserve">, </w:t>
-      </w:r>
-      <w:r>
-        <w:rPr>
-          <w:rStyle w:val="Emphasis"/>
-          <w:i w:val="false"/>
-          <w:iCs w:val="false"/>
-          <w:sz w:val="24"/>
-        </w:rPr>
-        <w:t>SettingsPanel</w:t>
-      </w:r>
-      <w:r>
-        <w:rPr>
-          <w:i w:val="false"/>
-          <w:iCs w:val="false"/>
-          <w:sz w:val="24"/>
-        </w:rPr>
-        <w:t xml:space="preserve">, </w:t>
-      </w:r>
-      <w:r>
-        <w:rPr>
-          <w:rStyle w:val="Emphasis"/>
-          <w:i w:val="false"/>
-          <w:iCs w:val="false"/>
-          <w:sz w:val="24"/>
-        </w:rPr>
-        <w:t>Shop</w:t>
-      </w:r>
-      <w:r>
-        <w:rPr>
-          <w:i w:val="false"/>
-          <w:iCs w:val="false"/>
-          <w:sz w:val="24"/>
-        </w:rPr>
-        <w:t xml:space="preserve"> un </w:t>
-      </w:r>
-      <w:r>
-        <w:rPr>
-          <w:rStyle w:val="Emphasis"/>
-          <w:i w:val="false"/>
-          <w:iCs w:val="false"/>
-          <w:sz w:val="24"/>
-        </w:rPr>
-        <w:t>Locker</w:t>
-      </w:r>
-      <w:r>
-        <w:rPr>
-          <w:i w:val="false"/>
-          <w:iCs w:val="false"/>
-          <w:sz w:val="24"/>
-        </w:rPr>
-        <w:t xml:space="preserve">. </w:t>
-      </w:r>
-      <w:r>
-        <w:rPr>
-          <w:rStyle w:val="Emphasis"/>
-          <w:i w:val="false"/>
-          <w:iCs w:val="false"/>
-          <w:sz w:val="24"/>
-        </w:rPr>
-        <w:t>SceneManager</w:t>
-      </w:r>
-      <w:r>
-        <w:rPr>
-          <w:i w:val="false"/>
-          <w:iCs w:val="false"/>
-          <w:sz w:val="24"/>
-        </w:rPr>
-        <w:t xml:space="preserve"> nodrošina pārejas starp spēles skatiem un līmeņiem. </w:t>
-      </w:r>
-      <w:r>
-        <w:rPr>
-          <w:rStyle w:val="Emphasis"/>
-          <w:i w:val="false"/>
-          <w:iCs w:val="false"/>
-          <w:sz w:val="24"/>
-        </w:rPr>
-        <w:t>Level</w:t>
-      </w:r>
-      <w:r>
-        <w:rPr>
-          <w:i w:val="false"/>
-          <w:iCs w:val="false"/>
-          <w:sz w:val="24"/>
-        </w:rPr>
-        <w:t xml:space="preserve"> satur galveno varoni un līmeņa darbības loģiku. </w:t>
-      </w:r>
-      <w:r>
-        <w:rPr>
-          <w:rStyle w:val="Emphasis"/>
-          <w:i w:val="false"/>
-          <w:iCs w:val="false"/>
-          <w:sz w:val="24"/>
-        </w:rPr>
-        <w:t>Player</w:t>
-      </w:r>
-      <w:r>
-        <w:rPr>
-          <w:i w:val="false"/>
-          <w:iCs w:val="false"/>
-          <w:sz w:val="24"/>
-        </w:rPr>
-        <w:t xml:space="preserve"> izmanto </w:t>
-      </w:r>
-      <w:r>
-        <w:rPr>
-          <w:rStyle w:val="Emphasis"/>
-          <w:i w:val="false"/>
-          <w:iCs w:val="false"/>
-          <w:sz w:val="24"/>
-        </w:rPr>
-        <w:t>GameState</w:t>
-      </w:r>
-      <w:r>
-        <w:rPr>
-          <w:i w:val="false"/>
-          <w:iCs w:val="false"/>
-          <w:sz w:val="24"/>
-        </w:rPr>
-        <w:t xml:space="preserve"> un </w:t>
-      </w:r>
-      <w:r>
-        <w:rPr>
-          <w:rStyle w:val="Emphasis"/>
-          <w:i w:val="false"/>
-          <w:iCs w:val="false"/>
-          <w:sz w:val="24"/>
-        </w:rPr>
-        <w:t>CharacterDB</w:t>
-      </w:r>
-      <w:r>
-        <w:rPr>
-          <w:i w:val="false"/>
-          <w:iCs w:val="false"/>
-          <w:sz w:val="24"/>
-        </w:rPr>
-        <w:t xml:space="preserve"> datus, lai ielādētu izvēlēto personāžu un apstrādātu tā kustības. </w:t>
-      </w:r>
-      <w:r>
-        <w:rPr>
-          <w:rStyle w:val="Emphasis"/>
-          <w:i w:val="false"/>
-          <w:iCs w:val="false"/>
-          <w:sz w:val="24"/>
-        </w:rPr>
-        <w:t>GameState</w:t>
-      </w:r>
-      <w:r>
-        <w:rPr>
-          <w:i w:val="false"/>
-          <w:iCs w:val="false"/>
-          <w:sz w:val="24"/>
-        </w:rPr>
-        <w:t xml:space="preserve"> pārvalda spēles progresu, zvaigznes, labākos laikus, atbloķētos personāžus un iestatījumus. </w:t>
-      </w:r>
-      <w:r>
-        <w:rPr>
-          <w:rStyle w:val="Emphasis"/>
-          <w:i w:val="false"/>
-          <w:iCs w:val="false"/>
-          <w:sz w:val="24"/>
-        </w:rPr>
-        <w:t>SettingsPanel</w:t>
-      </w:r>
-      <w:r>
-        <w:rPr>
-          <w:i w:val="false"/>
-          <w:iCs w:val="false"/>
-          <w:sz w:val="24"/>
-        </w:rPr>
-        <w:t xml:space="preserve"> ļauj mainīt video un vadības iestatījumus, savukārt </w:t>
-      </w:r>
-      <w:r>
-        <w:rPr>
-          <w:rStyle w:val="Emphasis"/>
-          <w:i w:val="false"/>
-          <w:iCs w:val="false"/>
-          <w:sz w:val="24"/>
-        </w:rPr>
-        <w:t>Shop</w:t>
-      </w:r>
-      <w:r>
-        <w:rPr>
-          <w:i w:val="false"/>
-          <w:iCs w:val="false"/>
-          <w:sz w:val="24"/>
-        </w:rPr>
-        <w:t xml:space="preserve"> un </w:t>
-      </w:r>
-      <w:r>
-        <w:rPr>
-          <w:rStyle w:val="Emphasis"/>
-          <w:i w:val="false"/>
-          <w:iCs w:val="false"/>
-          <w:sz w:val="24"/>
-        </w:rPr>
-        <w:t>Locker</w:t>
-      </w:r>
-      <w:r>
-        <w:rPr>
-          <w:i w:val="false"/>
-          <w:iCs w:val="false"/>
-          <w:sz w:val="24"/>
-        </w:rPr>
-        <w:t xml:space="preserve"> izmanto </w:t>
-      </w:r>
-      <w:r>
-        <w:rPr>
-          <w:rStyle w:val="Emphasis"/>
-          <w:i w:val="false"/>
-          <w:iCs w:val="false"/>
-          <w:sz w:val="24"/>
-        </w:rPr>
-        <w:t>GameState</w:t>
-      </w:r>
-      <w:r>
-        <w:rPr>
-          <w:i w:val="false"/>
-          <w:iCs w:val="false"/>
-          <w:sz w:val="24"/>
-        </w:rPr>
-        <w:t xml:space="preserve"> un </w:t>
-      </w:r>
-      <w:r>
-        <w:rPr>
-          <w:rStyle w:val="Emphasis"/>
-          <w:i w:val="false"/>
-          <w:iCs w:val="false"/>
-          <w:sz w:val="24"/>
-        </w:rPr>
-        <w:t>CharacterDB</w:t>
-      </w:r>
-      <w:r>
-        <w:rPr>
-          <w:i w:val="false"/>
-          <w:iCs w:val="false"/>
-          <w:sz w:val="24"/>
-        </w:rPr>
-        <w:t>, lai attēlotu personāžus, veiktu iegādi un nodrošinātu personāža izvēli. Šāda klašu diagramma palīdz pārskatāmi saprast sistēmas iekšējo uzbūvi un galveno klašu sadarbību spēles darbības nodrošināšanā.</w:t>
+        <w:t>Diagrammā ir attēlotas svarīgākās sistēmas klases: SceneManager, Level, Player, GameState, CharacterDB, SettingsPanel, Shop un Locker. SceneManager nodrošina pārejas starp spēles skatiem un līmeņiem. Level satur galveno varoni un līmeņa darbības loģiku, kā arī izmanto vairākus atkārtoti lietojamus līmeņa objektus, piemēram, kontrolpunktus, kustīgās platformas, interaktīvus objektus un ienaidniekus. Player izmanto GameState un CharacterDB datus, lai ielādētu izvēlēto personāžu un apstrādātu tā kustības. GameState pārvalda spēles progresu, zvaigznes, labākos laikus, atbloķētos personāžus un iestatījumus. SettingsPanel ļauj mainīt video, audio un vadības iestatījumus, savukārt Shop un Locker izmanto GameState un CharacterDB, lai attēlotu personāžus, veiktu iegādi un nodrošinātu personāža izvēli. Šāda klašu diagramma palīdz pārskatāmi saprast sistēmas iekšējo uzbūvi un galveno klašu sadarbību spēles darbības nodrošināšanā.</w:t>
       </w:r>
     </w:p>
     <w:p>
@@ -9756,25 +11069,7 @@
           <w:sz w:val="24"/>
           <w:szCs w:val="24"/>
         </w:rPr>
-        <w:t xml:space="preserve">Šajā apakšnodaļā ir attēlota spēles “Light Seeker” lietojumgadījumu diagramma </w:t>
-      </w:r>
-      <w:r>
-        <w:rPr>
-          <w:i w:val="false"/>
-          <w:iCs w:val="false"/>
-          <w:sz w:val="24"/>
-          <w:szCs w:val="24"/>
-        </w:rPr>
-        <w:t>(Skat. 3. attēlu)</w:t>
-      </w:r>
-      <w:r>
-        <w:rPr>
-          <w:i w:val="false"/>
-          <w:iCs w:val="false"/>
-          <w:sz w:val="24"/>
-          <w:szCs w:val="24"/>
-        </w:rPr>
-        <w:t>. Tā parāda galvenās darbības, kuras lietotājs var veikt sistēmā, kā arī to saistību ar spēles funkcionalitāti. Lietojumgadījumu diagramma palīdz pārskatāmi saprast sistēmu no lietotāja skatpunkta un parāda, kā lietotājs mijiedarbojas ar spēles galvenajām sadaļām.</w:t>
+        <w:t>Šajā apakšnodaļā ir attēlota spēles “Light Seeker” lietojumgadījumu diagramma (Skat. 3. attēlu). Tā parāda galvenās darbības, kuras lietotājs var veikt sistēmā, kā arī to saistību ar spēles funkcionalitāti. Lietojumgadījumu diagramma palīdz pārskatāmi saprast sistēmu no lietotāja skatpunkta un parāda, kā lietotājs mijiedarbojas ar spēles galvenajām sadaļām.</w:t>
       </w:r>
     </w:p>
     <w:p>
@@ -9791,7 +11086,7 @@
         <w:rPr>
           <w:sz w:val="24"/>
         </w:rPr>
-        <w:t>Diagrammā ir attēlots viens galvenais aktors - lietotājs. Tas var uzsākt spēli, izvēlēties līmeni, spēlēt līmeni, atvērt iestatījumus, apmeklēt veikalu un atvērt skapi. Papildus tam diagrammā ir parādīti arī detalizētāki lietojumgadījumi, kas izriet no galvenajām darbībām, piemēram, galvenā varoņa vadīšana, spēles pauzēšana, spēles turpināšana, līmeņa pārstartēšana, atgriešanās uz galveno izvēlni, līmeņa pabeigšana, pāriešana uz nākamo līmeni, video iestatījumu maiņa, vadības maiņa, vadības atiestatīšana uz noklusējumu, personāžu apskate, personāža iegāde veikalā un personāža izvēle skapī. Šie lietojumgadījumi atbilst dokumentā aprakstītajām funkcionālajām prasībām par spēles sākšanu, līmeņu izvēli, pauzes izvēlni, rezultātu logu, iestatījumiem, veikalu, skapi un personāža vadību.</w:t>
+        <w:t>Diagrammā ir attēlots viens galvenais aktors - lietotājs. Tas var uzsākt spēli, izvēlēties līmeni, spēlēt līmeni, atvērt iestatījumus, apmeklēt veikalu un atvērt skapi. Papildus tam diagrammā ir parādīti arī detalizētāki lietojumgadījumi, kas izriet no galvenajām darbībām, piemēram, galvenā varoņa vadīšana, mijiedarbība ar spēles objektiem, spēles pauzēšana, spēles turpināšana, līmeņa pārstartēšana, atgriešanās uz galveno izvēlni, līmeņa pabeigšana, pāriešana uz nākamo līmeni, video iestatījumu maiņa, audio iestatījumu maiņa, vadības maiņa, vadības atiestatīšana uz noklusējumu, personāžu apskate, personāža iegāde veikalā un personāža izvēle skapī. Šie lietojumgadījumi atbilst dokumentā aprakstītajām funkcionālajām prasībām par spēles sākšanu, līmeņu izvēli, pauzes izvēlni, rezultātu logu, iestatījumiem, veikalu, skapi un personāža vadību.</w:t>
       </w:r>
     </w:p>
     <w:p>
@@ -9816,7 +11111,7 @@
       </w:pPr>
       <w:r>
         <w:drawing>
-          <wp:anchor behindDoc="0" distT="0" distB="0" distL="0" distR="0" simplePos="0" locked="0" layoutInCell="0" allowOverlap="1" relativeHeight="5">
+          <wp:anchor behindDoc="0" distT="0" distB="0" distL="0" distR="0" simplePos="0" locked="0" layoutInCell="0" allowOverlap="1" relativeHeight="8">
             <wp:simplePos x="0" y="0"/>
             <wp:positionH relativeFrom="column">
               <wp:align>center</wp:align>
@@ -9926,43 +11221,7 @@
           <w:sz w:val="24"/>
           <w:szCs w:val="24"/>
         </w:rPr>
-        <w:t xml:space="preserve">(Skat. </w:t>
-      </w:r>
-      <w:r>
-        <w:rPr>
-          <w:i w:val="false"/>
-          <w:iCs w:val="false"/>
-          <w:sz w:val="24"/>
-          <w:szCs w:val="24"/>
-        </w:rPr>
-        <w:t>4</w:t>
-      </w:r>
-      <w:r>
-        <w:rPr>
-          <w:i w:val="false"/>
-          <w:iCs w:val="false"/>
-          <w:sz w:val="24"/>
-          <w:szCs w:val="24"/>
-        </w:rPr>
-        <w:t xml:space="preserve">. un </w:t>
-      </w:r>
-      <w:r>
-        <w:rPr>
-          <w:i w:val="false"/>
-          <w:iCs w:val="false"/>
-          <w:sz w:val="24"/>
-          <w:szCs w:val="24"/>
-        </w:rPr>
-        <w:t>5</w:t>
-      </w:r>
-      <w:r>
-        <w:rPr>
-          <w:i w:val="false"/>
-          <w:iCs w:val="false"/>
-          <w:sz w:val="24"/>
-          <w:szCs w:val="24"/>
-        </w:rPr>
-        <w:t>. attēlu)</w:t>
+        <w:t>(Skat. 4. un 5. attēlu)</w:t>
       </w:r>
       <w:r>
         <w:rPr>
@@ -9998,25 +11257,7 @@
           <w:sz w:val="24"/>
           <w:szCs w:val="24"/>
         </w:rPr>
-        <w:t xml:space="preserve">(Skat. </w:t>
-      </w:r>
-      <w:r>
-        <w:rPr>
-          <w:i w:val="false"/>
-          <w:iCs w:val="false"/>
-          <w:sz w:val="24"/>
-          <w:szCs w:val="24"/>
-        </w:rPr>
-        <w:t>4</w:t>
-      </w:r>
-      <w:r>
-        <w:rPr>
-          <w:i w:val="false"/>
-          <w:iCs w:val="false"/>
-          <w:sz w:val="24"/>
-          <w:szCs w:val="24"/>
-        </w:rPr>
-        <w:t>. attēlu.)</w:t>
+        <w:t>(Skat. 4. attēlu.)</w:t>
       </w:r>
       <w:r>
         <w:rPr>
@@ -10048,7 +11289,7 @@
       </w:pPr>
       <w:r>
         <w:drawing>
-          <wp:anchor behindDoc="0" distT="0" distB="0" distL="0" distR="0" simplePos="0" locked="0" layoutInCell="0" allowOverlap="1" relativeHeight="8">
+          <wp:anchor behindDoc="0" distT="0" distB="0" distL="0" distR="0" simplePos="0" locked="0" layoutInCell="0" allowOverlap="1" relativeHeight="7">
             <wp:simplePos x="0" y="0"/>
             <wp:positionH relativeFrom="column">
               <wp:align>center</wp:align>
@@ -10103,40 +11344,7 @@
           <w:sz w:val="20"/>
           <w:szCs w:val="20"/>
         </w:rPr>
-        <w:t>4</w:t>
-      </w:r>
-      <w:r>
-        <w:rPr>
-          <w:b/>
-          <w:bCs/>
-          <w:i w:val="false"/>
-          <w:iCs w:val="false"/>
-          <w:sz w:val="20"/>
-          <w:szCs w:val="20"/>
-        </w:rPr>
-        <w:t xml:space="preserve">. attēls. </w:t>
-      </w:r>
-      <w:r>
-        <w:rPr>
-          <w:b/>
-          <w:bCs/>
-          <w:i w:val="false"/>
-          <w:iCs w:val="false"/>
-          <w:sz w:val="20"/>
-          <w:szCs w:val="20"/>
-        </w:rPr>
-        <w:t>SceneManager aktivitāšu</w:t>
-      </w:r>
-      <w:r>
-        <w:rPr>
-          <w:b/>
-          <w:bCs/>
-          <w:i w:val="false"/>
-          <w:iCs w:val="false"/>
-          <w:sz w:val="20"/>
-          <w:szCs w:val="20"/>
-        </w:rPr>
-        <w:t xml:space="preserve"> diagramma</w:t>
+        <w:t>4. attēls. SceneManager aktivitāšu diagramma</w:t>
       </w:r>
     </w:p>
     <w:p>
@@ -10168,51 +11376,7 @@
           <w:sz w:val="24"/>
           <w:szCs w:val="24"/>
         </w:rPr>
-        <w:t xml:space="preserve">Otrajā diagrammā </w:t>
-      </w:r>
-      <w:r>
-        <w:rPr>
-          <w:b w:val="false"/>
-          <w:bCs w:val="false"/>
-          <w:i w:val="false"/>
-          <w:iCs w:val="false"/>
-          <w:sz w:val="24"/>
-          <w:szCs w:val="24"/>
-        </w:rPr>
-        <w:t xml:space="preserve">(Skat. </w:t>
-      </w:r>
-      <w:r>
-        <w:rPr>
-          <w:b w:val="false"/>
-          <w:bCs w:val="false"/>
-          <w:i w:val="false"/>
-          <w:iCs w:val="false"/>
-          <w:sz w:val="24"/>
-          <w:szCs w:val="24"/>
-        </w:rPr>
-        <w:t>5</w:t>
-      </w:r>
-      <w:r>
-        <w:rPr>
-          <w:b w:val="false"/>
-          <w:bCs w:val="false"/>
-          <w:i w:val="false"/>
-          <w:iCs w:val="false"/>
-          <w:sz w:val="24"/>
-          <w:szCs w:val="24"/>
-        </w:rPr>
-        <w:t>. attēlu.)</w:t>
-      </w:r>
-      <w:r>
-        <w:rPr>
-          <w:b w:val="false"/>
-          <w:bCs w:val="false"/>
-          <w:i w:val="false"/>
-          <w:iCs w:val="false"/>
-          <w:sz w:val="24"/>
-          <w:szCs w:val="24"/>
-        </w:rPr>
-        <w:t xml:space="preserve"> ir attēlota galvenā varoņa darbību secība līmeņa laikā. Diagrammā redzams, ka pēc līmeņa un personāža ielādes sistēma nepārtraukti apstrādā lietotāja ievadi. Tiek pārbaudīts, vai varonis ir sasniedzis nāves zonu, un šādā gadījumā tiek izpildīta nāves animācija un varonis atdzimst sākuma punktā. Ja nāves zona nav sasniegta, sistēma pārbauda, vai ir nospiests lēciena taustiņš, pietupiena taustiņš vai kustības taustiņi. Atbilstoši ievadei varonis lec, pietupjas, pārvietojas pietupienā, pārvietojas pa kreisi vai pa labi, vai paliek uz vietas. Pēc darbības izvēles sistēma pielieto gravitāciju un sadursmes, kā arī atjaunina animāciju. Ja tiek sasniegta finiša zona, vadība tiek nodota līmeņa pabeigšanas plūsmai. Šāda diagramma palīdz pārskatāmi saprast galvenā varoņa vadības loģiku un darbību secību spēles laikā.</w:t>
+        <w:t>Otrajā diagrammā (Skat. 5. attēlu.) ir attēlota galvenā varoņa darbību secība līmeņa laikā. Diagrammā redzams, ka pēc līmeņa un personāža ielādes sistēma nepārtraukti apstrādā lietotāja ievadi. Tiek pārbaudīts, vai varonis ir sasniedzis nāves zonu, un šādā gadījumā tiek izpildīta nāves animācija un varonis atdzimst sākuma punktā. Ja nāves zona nav sasniegta, sistēma pārbauda, vai ir nospiests lēciena taustiņš, pietupiena taustiņš, kustības taustiņi vai mijiedarbības taustiņš. Atbilstoši ievadei varonis lec, pietupjas, pārvietojas pietupienā, pārvietojas pa kreisi vai pa labi, mijiedarbojas ar tuvumā esošu objektu vai paliek uz vietas. Pēc darbības izvēles sistēma pielieto gravitāciju un sadursmes, kā arī atjaunina animāciju. Ja varonis saskaras ar kontrolpunktu, sistēma atjaunina atdzimšanas vietu. Ja tiek aktivizēts interaktīvs līmeņa objekts, sistēma izpilda tam paredzēto darbību, piemēram, piešķir īslaicīgu pastiprinājumu vai sāk līmeņa pabeigšanas plūsmu. Šāda diagramma palīdz pārskatāmi saprast galvenā varoņa vadības loģiku un darbību secību spēles laikā.</w:t>
       </w:r>
     </w:p>
     <w:p>
@@ -10245,7 +11409,7 @@
             <wp:positionV relativeFrom="paragraph">
               <wp:posOffset>635</wp:posOffset>
             </wp:positionV>
-            <wp:extent cx="5939790" cy="3749675"/>
+            <wp:extent cx="5939790" cy="4255770"/>
             <wp:effectExtent l="0" t="0" r="0" b="0"/>
             <wp:wrapSquare wrapText="largest"/>
             <wp:docPr id="6" name="Image7"/>
@@ -10270,7 +11434,7 @@
                   <pic:spPr bwMode="auto">
                     <a:xfrm>
                       <a:off x="0" y="0"/>
-                      <a:ext cx="5939790" cy="3749675"/>
+                      <a:ext cx="5939790" cy="4255770"/>
                     </a:xfrm>
                     <a:prstGeom prst="rect">
                       <a:avLst/>
@@ -10290,43 +11454,8 @@
           <w:sz w:val="20"/>
           <w:szCs w:val="20"/>
         </w:rPr>
-        <w:t xml:space="preserve">5. attēls. </w:t>
-      </w:r>
-      <w:r>
-        <w:rPr>
-          <w:b/>
-          <w:bCs/>
-          <w:sz w:val="20"/>
-          <w:szCs w:val="20"/>
-        </w:rPr>
-        <w:t>Player</w:t>
-      </w:r>
-      <w:r>
-        <w:rPr>
-          <w:b/>
-          <w:bCs/>
-          <w:sz w:val="20"/>
-          <w:szCs w:val="20"/>
-        </w:rPr>
-        <w:t xml:space="preserve"> </w:t>
-      </w:r>
-      <w:r>
-        <w:rPr>
-          <w:b/>
-          <w:bCs/>
-          <w:sz w:val="20"/>
-          <w:szCs w:val="20"/>
-        </w:rPr>
-        <w:t>aktivitāšu</w:t>
-      </w:r>
-      <w:r>
-        <w:rPr>
-          <w:b/>
-          <w:bCs/>
-          <w:sz w:val="20"/>
-          <w:szCs w:val="20"/>
-        </w:rPr>
-        <w:t xml:space="preserve"> diagramma</w:t>
+        <w:tab/>
+        <w:t>5. attēls. Player aktivitāšu diagramma</w:t>
       </w:r>
     </w:p>
     <w:p>
@@ -10376,61 +11505,7 @@
           <w:sz w:val="24"/>
           <w:szCs w:val="24"/>
         </w:rPr>
-        <w:t xml:space="preserve">Šajā apakšnodaļā ir attēlotas spēles “Light Seeker” stāvokļu diagrammas </w:t>
-      </w:r>
-      <w:r>
-        <w:rPr>
-          <w:i w:val="false"/>
-          <w:iCs w:val="false"/>
-          <w:sz w:val="24"/>
-          <w:szCs w:val="24"/>
-        </w:rPr>
-        <w:t xml:space="preserve">(Skat. </w:t>
-      </w:r>
-      <w:r>
-        <w:rPr>
-          <w:i w:val="false"/>
-          <w:iCs w:val="false"/>
-          <w:sz w:val="24"/>
-          <w:szCs w:val="24"/>
-        </w:rPr>
-        <w:t>6</w:t>
-      </w:r>
-      <w:r>
-        <w:rPr>
-          <w:i w:val="false"/>
-          <w:iCs w:val="false"/>
-          <w:sz w:val="24"/>
-          <w:szCs w:val="24"/>
-        </w:rPr>
-        <w:t xml:space="preserve">. un </w:t>
-      </w:r>
-      <w:r>
-        <w:rPr>
-          <w:i w:val="false"/>
-          <w:iCs w:val="false"/>
-          <w:sz w:val="24"/>
-          <w:szCs w:val="24"/>
-        </w:rPr>
-        <w:t>7</w:t>
-      </w:r>
-      <w:r>
-        <w:rPr>
-          <w:i w:val="false"/>
-          <w:iCs w:val="false"/>
-          <w:sz w:val="24"/>
-          <w:szCs w:val="24"/>
-        </w:rPr>
-        <w:t>. attēlu)</w:t>
-      </w:r>
-      <w:r>
-        <w:rPr>
-          <w:i w:val="false"/>
-          <w:iCs w:val="false"/>
-          <w:sz w:val="24"/>
-          <w:szCs w:val="24"/>
-        </w:rPr>
-        <w:t>. Tās parāda, kā sistēma un atsevišķi tās objekti maina savus stāvokļus atkarībā no lietotāja darbībām un notikumiem spēles laikā. Šādas diagrammas palīdz pārskatāmi saprast spēles dinamisko uzvedību, pārejas starp galvenajām ainām un galvenā varoņa stāvokļu maiņu līmeņa laikā.</w:t>
+        <w:t>Šajā apakšnodaļā ir attēlotas spēles “Light Seeker” stāvokļu diagrammas (Skat. 6. un 7. attēlu). Tās parāda, kā sistēma un atsevišķi tās objekti maina savus stāvokļus atkarībā no lietotāja darbībām un notikumiem spēles laikā. Šādas diagrammas palīdz pārskatāmi saprast spēles dinamisko uzvedību, pārejas starp galvenajām ainām un galvenā varoņa stāvokļu maiņu līmeņa laikā.</w:t>
       </w:r>
     </w:p>
     <w:p>
@@ -10452,43 +11527,7 @@
           <w:sz w:val="24"/>
           <w:szCs w:val="24"/>
         </w:rPr>
-        <w:t xml:space="preserve">Pirmajā diagrammā </w:t>
-      </w:r>
-      <w:r>
-        <w:rPr>
-          <w:i w:val="false"/>
-          <w:iCs w:val="false"/>
-          <w:sz w:val="24"/>
-          <w:szCs w:val="24"/>
-        </w:rPr>
-        <w:t xml:space="preserve">(Skat. </w:t>
-      </w:r>
-      <w:r>
-        <w:rPr>
-          <w:i w:val="false"/>
-          <w:iCs w:val="false"/>
-          <w:sz w:val="24"/>
-          <w:szCs w:val="24"/>
-        </w:rPr>
-        <w:t>6</w:t>
-      </w:r>
-      <w:r>
-        <w:rPr>
-          <w:i w:val="false"/>
-          <w:iCs w:val="false"/>
-          <w:sz w:val="24"/>
-          <w:szCs w:val="24"/>
-        </w:rPr>
-        <w:t>. attēlu.)</w:t>
-      </w:r>
-      <w:r>
-        <w:rPr>
-          <w:i w:val="false"/>
-          <w:iCs w:val="false"/>
-          <w:sz w:val="24"/>
-          <w:szCs w:val="24"/>
-        </w:rPr>
-        <w:t xml:space="preserve"> ir attēloti spēles galvenie stāvokļi un pārejas starp tiem, kuras pārvalda </w:t>
+        <w:t xml:space="preserve">Pirmajā diagrammā (Skat. 6. attēlu.) ir attēloti spēles galvenie stāvokļi un pārejas starp tiem, kuras pārvalda </w:t>
       </w:r>
       <w:r>
         <w:rPr>
@@ -10532,7 +11571,7 @@
       </w:pPr>
       <w:r>
         <w:drawing>
-          <wp:anchor behindDoc="0" distT="0" distB="0" distL="0" distR="0" simplePos="0" locked="0" layoutInCell="0" allowOverlap="1" relativeHeight="6">
+          <wp:anchor behindDoc="0" distT="0" distB="0" distL="0" distR="0" simplePos="0" locked="0" layoutInCell="0" allowOverlap="1" relativeHeight="5">
             <wp:simplePos x="0" y="0"/>
             <wp:positionH relativeFrom="column">
               <wp:align>center</wp:align>
@@ -10587,18 +11626,7 @@
           <w:sz w:val="20"/>
           <w:szCs w:val="20"/>
         </w:rPr>
-        <w:t>6</w:t>
-      </w:r>
-      <w:r>
-        <w:rPr>
-          <w:b/>
-          <w:bCs/>
-          <w:i w:val="false"/>
-          <w:iCs w:val="false"/>
-          <w:sz w:val="20"/>
-          <w:szCs w:val="20"/>
-        </w:rPr>
-        <w:t>. attēls. SceneManager stāvokļu diagramma</w:t>
+        <w:t>6. attēls. SceneManager stāvokļu diagramma</w:t>
       </w:r>
     </w:p>
     <w:p>
@@ -10630,189 +11658,7 @@
           <w:sz w:val="24"/>
           <w:szCs w:val="24"/>
         </w:rPr>
-        <w:t xml:space="preserve">Otrajā diagrammā </w:t>
-      </w:r>
-      <w:r>
-        <w:rPr>
-          <w:b w:val="false"/>
-          <w:bCs w:val="false"/>
-          <w:i w:val="false"/>
-          <w:iCs w:val="false"/>
-          <w:sz w:val="24"/>
-          <w:szCs w:val="24"/>
-        </w:rPr>
-        <w:t xml:space="preserve">(Skat. </w:t>
-      </w:r>
-      <w:r>
-        <w:rPr>
-          <w:b w:val="false"/>
-          <w:bCs w:val="false"/>
-          <w:i w:val="false"/>
-          <w:iCs w:val="false"/>
-          <w:sz w:val="24"/>
-          <w:szCs w:val="24"/>
-        </w:rPr>
-        <w:t>7</w:t>
-      </w:r>
-      <w:r>
-        <w:rPr>
-          <w:b w:val="false"/>
-          <w:bCs w:val="false"/>
-          <w:i w:val="false"/>
-          <w:iCs w:val="false"/>
-          <w:sz w:val="24"/>
-          <w:szCs w:val="24"/>
-        </w:rPr>
-        <w:t>. attēlu.)</w:t>
-      </w:r>
-      <w:r>
-        <w:rPr>
-          <w:b w:val="false"/>
-          <w:bCs w:val="false"/>
-          <w:i w:val="false"/>
-          <w:iCs w:val="false"/>
-          <w:sz w:val="24"/>
-          <w:szCs w:val="24"/>
-        </w:rPr>
-        <w:t xml:space="preserve"> ir attēloti galvenā varoņa stāvokļi līmeņa laikā. Tā parāda, kā spēlētāja objekts pāriet starp stāvokļiem </w:t>
-      </w:r>
-      <w:r>
-        <w:rPr>
-          <w:rStyle w:val="Emphasis"/>
-          <w:b w:val="false"/>
-          <w:bCs w:val="false"/>
-          <w:i w:val="false"/>
-          <w:iCs w:val="false"/>
-          <w:sz w:val="24"/>
-          <w:szCs w:val="24"/>
-        </w:rPr>
-        <w:t>Idle</w:t>
-      </w:r>
-      <w:r>
-        <w:rPr>
-          <w:b w:val="false"/>
-          <w:bCs w:val="false"/>
-          <w:i w:val="false"/>
-          <w:iCs w:val="false"/>
-          <w:sz w:val="24"/>
-          <w:szCs w:val="24"/>
-        </w:rPr>
-        <w:t xml:space="preserve">, </w:t>
-      </w:r>
-      <w:r>
-        <w:rPr>
-          <w:rStyle w:val="Emphasis"/>
-          <w:b w:val="false"/>
-          <w:bCs w:val="false"/>
-          <w:i w:val="false"/>
-          <w:iCs w:val="false"/>
-          <w:sz w:val="24"/>
-          <w:szCs w:val="24"/>
-        </w:rPr>
-        <w:t>Run</w:t>
-      </w:r>
-      <w:r>
-        <w:rPr>
-          <w:b w:val="false"/>
-          <w:bCs w:val="false"/>
-          <w:i w:val="false"/>
-          <w:iCs w:val="false"/>
-          <w:sz w:val="24"/>
-          <w:szCs w:val="24"/>
-        </w:rPr>
-        <w:t xml:space="preserve">, </w:t>
-      </w:r>
-      <w:r>
-        <w:rPr>
-          <w:rStyle w:val="Emphasis"/>
-          <w:b w:val="false"/>
-          <w:bCs w:val="false"/>
-          <w:i w:val="false"/>
-          <w:iCs w:val="false"/>
-          <w:sz w:val="24"/>
-          <w:szCs w:val="24"/>
-        </w:rPr>
-        <w:t>Jump</w:t>
-      </w:r>
-      <w:r>
-        <w:rPr>
-          <w:b w:val="false"/>
-          <w:bCs w:val="false"/>
-          <w:i w:val="false"/>
-          <w:iCs w:val="false"/>
-          <w:sz w:val="24"/>
-          <w:szCs w:val="24"/>
-        </w:rPr>
-        <w:t xml:space="preserve">, </w:t>
-      </w:r>
-      <w:r>
-        <w:rPr>
-          <w:rStyle w:val="Emphasis"/>
-          <w:b w:val="false"/>
-          <w:bCs w:val="false"/>
-          <w:i w:val="false"/>
-          <w:iCs w:val="false"/>
-          <w:sz w:val="24"/>
-          <w:szCs w:val="24"/>
-        </w:rPr>
-        <w:t>Crouch</w:t>
-      </w:r>
-      <w:r>
-        <w:rPr>
-          <w:b w:val="false"/>
-          <w:bCs w:val="false"/>
-          <w:i w:val="false"/>
-          <w:iCs w:val="false"/>
-          <w:sz w:val="24"/>
-          <w:szCs w:val="24"/>
-        </w:rPr>
-        <w:t xml:space="preserve">, </w:t>
-      </w:r>
-      <w:r>
-        <w:rPr>
-          <w:rStyle w:val="Emphasis"/>
-          <w:b w:val="false"/>
-          <w:bCs w:val="false"/>
-          <w:i w:val="false"/>
-          <w:iCs w:val="false"/>
-          <w:sz w:val="24"/>
-          <w:szCs w:val="24"/>
-        </w:rPr>
-        <w:t>Crouch walk</w:t>
-      </w:r>
-      <w:r>
-        <w:rPr>
-          <w:b w:val="false"/>
-          <w:bCs w:val="false"/>
-          <w:i w:val="false"/>
-          <w:iCs w:val="false"/>
-          <w:sz w:val="24"/>
-          <w:szCs w:val="24"/>
-        </w:rPr>
-        <w:t xml:space="preserve"> un </w:t>
-      </w:r>
-      <w:r>
-        <w:rPr>
-          <w:rStyle w:val="Emphasis"/>
-          <w:b w:val="false"/>
-          <w:bCs w:val="false"/>
-          <w:i w:val="false"/>
-          <w:iCs w:val="false"/>
-          <w:sz w:val="24"/>
-          <w:szCs w:val="24"/>
-        </w:rPr>
-        <w:t>Die</w:t>
-      </w:r>
-      <w:r>
-        <w:rPr>
-          <w:b w:val="false"/>
-          <w:bCs w:val="false"/>
-          <w:i w:val="false"/>
-          <w:iCs w:val="false"/>
-          <w:sz w:val="24"/>
-          <w:szCs w:val="24"/>
-        </w:rPr>
-        <w:t>. Pārejas notiek atkarībā no spēlētāja ievades un situācijas spēlē, piemēram, kustības pa labi vai pa kreisi, lēciena, pietupiena, pietupiena atlaišanas vai nomiršanas. Šajā diagrammā stāvokļu nosaukumi ir atstāti angļu valodā, jo tādi paši nosaukumi tiek izmantoti arī pašā projektā. Diagramma palīdz pārskatāmi saprast galvenā varoņa uzvedību un tā stāvokļu maiņu spēles gaitā.</w:t>
+        <w:t>Otrajā diagrammā (Skat. 7. attēlu.) ir attēloti galvenā varoņa stāvokļi līmeņa laikā. Tā parāda, kā spēlētāja objekts pāriet starp stāvokļiem Idle, Run, Jump, Fall, Crouch, Crouch walk un Dead. Pārejas notiek atkarībā no spēlētāja ievades un situācijas spēlē, piemēram, kustības pa labi vai pa kreisi, lēciena, krišanas, pietupiena, pietupiena atlaišanas vai nāves. Pēc nāves varonis atdzimst sākuma punktā vai pēdējā aktivizētajā kontrolpunktā. Šajā diagrammā stāvokļu nosaukumi ir atstāti angļu valodā, jo tādi paši nosaukumi tiek izmantoti arī pašā projektā. Diagramma palīdz pārskatāmi saprast galvenā varoņa uzvedību un tā stāvokļu maiņu spēles gaitā.</w:t>
       </w:r>
     </w:p>
     <w:p>
@@ -10837,7 +11683,7 @@
       </w:pPr>
       <w:r>
         <w:drawing>
-          <wp:anchor behindDoc="0" distT="0" distB="0" distL="0" distR="0" simplePos="0" locked="0" layoutInCell="0" allowOverlap="1" relativeHeight="7">
+          <wp:anchor behindDoc="0" distT="0" distB="0" distL="0" distR="0" simplePos="0" locked="0" layoutInCell="0" allowOverlap="1" relativeHeight="6">
             <wp:simplePos x="0" y="0"/>
             <wp:positionH relativeFrom="column">
               <wp:align>center</wp:align>
@@ -10892,18 +11738,7 @@
           <w:sz w:val="20"/>
           <w:szCs w:val="20"/>
         </w:rPr>
-        <w:t>7</w:t>
-      </w:r>
-      <w:r>
-        <w:rPr>
-          <w:b/>
-          <w:bCs/>
-          <w:i w:val="false"/>
-          <w:iCs w:val="false"/>
-          <w:sz w:val="20"/>
-          <w:szCs w:val="20"/>
-        </w:rPr>
-        <w:t>. attēls. Player stāvokļu diagramma</w:t>
+        <w:t>7. attēls. Player stāvokļu diagramma</w:t>
       </w:r>
     </w:p>
     <w:p>
@@ -10954,6 +11789,118 @@
           <w:szCs w:val="24"/>
         </w:rPr>
         <w:t xml:space="preserve">Viena no svarīgākajām datu pārvaldības daļām projektā ir </w:t>
+      </w:r>
+      <w:r>
+        <w:rPr>
+          <w:b/>
+          <w:bCs/>
+          <w:sz w:val="24"/>
+          <w:szCs w:val="24"/>
+        </w:rPr>
+        <w:t>GameState</w:t>
+      </w:r>
+      <w:r>
+        <w:rPr>
+          <w:sz w:val="24"/>
+          <w:szCs w:val="24"/>
+        </w:rPr>
+        <w:t>. Šajā struktūrā tiek glabāti galvenie spēles progresa un iestatījumu dati, piemēram, izvēlētais personāžs, līmeņos iegūto zvaigžņu skaits, labākie rezultāti, atbloķētie personāži, iztērētās zvaigznes, video, audio un vadības iestatījumi. GameState nodrošina šo datu ielādi, saglabāšanu un atjaunošanu spēles darbības laikā. Tas ļauj dažādām sistēmas daļām izmantot vienotus un aktuālus datus bez to dublēšanas vairākās vietās.</w:t>
+      </w:r>
+    </w:p>
+    <w:p>
+      <w:pPr>
+        <w:pStyle w:val="BodyText"/>
+        <w:spacing w:lineRule="auto" w:line="360" w:before="0" w:after="0"/>
+        <w:ind w:firstLine="850" w:start="0" w:end="0"/>
+        <w:contextualSpacing/>
+        <w:rPr/>
+      </w:pPr>
+      <w:r>
+        <w:rPr>
+          <w:sz w:val="24"/>
+          <w:szCs w:val="24"/>
+        </w:rPr>
+        <w:t xml:space="preserve">Spēlē tiek izmantoti arī lokālie saglabāšanas faili </w:t>
+      </w:r>
+      <w:r>
+        <w:rPr>
+          <w:b/>
+          <w:bCs/>
+          <w:sz w:val="24"/>
+          <w:szCs w:val="24"/>
+        </w:rPr>
+        <w:t>settings.cfg</w:t>
+      </w:r>
+      <w:r>
+        <w:rPr>
+          <w:sz w:val="24"/>
+          <w:szCs w:val="24"/>
+        </w:rPr>
+        <w:t xml:space="preserve"> un </w:t>
+      </w:r>
+      <w:r>
+        <w:rPr>
+          <w:b/>
+          <w:bCs/>
+          <w:sz w:val="24"/>
+          <w:szCs w:val="24"/>
+        </w:rPr>
+        <w:t>progress.cfg</w:t>
+      </w:r>
+      <w:r>
+        <w:rPr>
+          <w:sz w:val="24"/>
+          <w:szCs w:val="24"/>
+        </w:rPr>
+        <w:t>. Failā settings.cfg tiek glabāti lietotāja iestatījumi, piemēram, video iestatījumi, audio skaļuma vērtības un vadības taustiņu konfigurācija. Savukārt failā progress.cfg tiek glabāti spēles progresa dati, piemēram, līmeņu atbloķēšanas statuss, iegūto zvaigžņu skaits, labākie laiki, iegādātie personāži, iztērētās zvaigznes un aktīvi izvēlētais varonis. Šāds sadalījums starp iestatījumu un progresa datiem padara sistēmu pārskatāmāku un ļauj nepieciešamības gadījumā atiestatīt progresu, neietekmējot lietotāja iestatījumus.</w:t>
+      </w:r>
+    </w:p>
+    <w:p>
+      <w:pPr>
+        <w:pStyle w:val="BodyText"/>
+        <w:spacing w:lineRule="auto" w:line="360" w:before="0" w:after="0"/>
+        <w:ind w:firstLine="850" w:start="0" w:end="0"/>
+        <w:contextualSpacing/>
+        <w:rPr/>
+      </w:pPr>
+      <w:r>
+        <w:rPr>
+          <w:sz w:val="24"/>
+          <w:szCs w:val="24"/>
+        </w:rPr>
+        <w:t xml:space="preserve">Svarīga datu struktūra projektā ir arī </w:t>
+      </w:r>
+      <w:r>
+        <w:rPr>
+          <w:b/>
+          <w:bCs/>
+          <w:sz w:val="24"/>
+          <w:szCs w:val="24"/>
+        </w:rPr>
+        <w:t>CharacterDB</w:t>
+      </w:r>
+      <w:r>
+        <w:rPr>
+          <w:sz w:val="24"/>
+          <w:szCs w:val="24"/>
+        </w:rPr>
+        <w:t>. Tā satur informāciju par visiem spēlē pieejamajiem personāžiem. Šajā struktūrā tiek glabāti personāžu nosaukumi, apraksti, animāciju kadri, vizuālās nobīdes, mēroga vērtības un citi ar personāžiem saistītie dati. CharacterDB tiek izmantota veikala, skapja, galvenās izvēlnes un paša spēles varoņa attēlošanā. Tas ļauj vienuviet glabāt personāžu informāciju un izmantot to dažādās sistēmas daļās, tādējādi atvieglojot gan datu uzturēšanu, gan jaunu personāžu pievienošanu.</w:t>
+      </w:r>
+    </w:p>
+    <w:p>
+      <w:pPr>
+        <w:pStyle w:val="BodyText"/>
+        <w:spacing w:lineRule="auto" w:line="360" w:before="0" w:after="0"/>
+        <w:ind w:firstLine="850" w:start="0" w:end="0"/>
+        <w:contextualSpacing/>
+        <w:rPr/>
+      </w:pPr>
+      <w:r>
+        <w:rPr>
+          <w:sz w:val="24"/>
+          <w:szCs w:val="24"/>
+        </w:rPr>
+        <w:t xml:space="preserve">Projektā plaši tiek izmantoti arī </w:t>
       </w:r>
       <w:r>
         <w:rPr>
@@ -10965,31 +11912,14 @@
           <w:sz w:val="24"/>
           <w:szCs w:val="24"/>
         </w:rPr>
-        <w:t>GameState</w:t>
+        <w:t>masīvi</w:t>
       </w:r>
       <w:r>
         <w:rPr>
           <w:sz w:val="24"/>
           <w:szCs w:val="24"/>
         </w:rPr>
-        <w:t xml:space="preserve">. Šajā struktūrā tiek glabāti galvenie spēles progresa un iestatījumu dati, piemēram, izvēlētais personāžs, līmeņos iegūto zvaigžņu skaits, labākie rezultāti, atbloķētie personāži un citi spēlētāja progresa rādītāji. </w:t>
-      </w:r>
-      <w:r>
-        <w:rPr>
-          <w:rStyle w:val="Emphasis"/>
-          <w:i w:val="false"/>
-          <w:iCs w:val="false"/>
-          <w:sz w:val="24"/>
-          <w:szCs w:val="24"/>
-        </w:rPr>
-        <w:t>GameState</w:t>
-      </w:r>
-      <w:r>
-        <w:rPr>
-          <w:sz w:val="24"/>
-          <w:szCs w:val="24"/>
-        </w:rPr>
-        <w:t xml:space="preserve"> nodrošina šo datu ielādi, saglabāšanu un atjaunošanu spēles darbības laikā. Tas ļauj dažādām sistēmas daļām izmantot vienotus un aktuālus datus bez to dublēšanas vairākās vietās.</w:t>
+        <w:t>. Masīvi ir viena no galvenajām datu struktūrām, kas tiek izmantota vairāku vērtību glabāšanai noteiktā secībā. Piemēram, ar masīvu palīdzību tiek glabāti līmeņu rezultāti, zvaigžņu skaits katrā līmenī, labākie laiki, atbloķēto personāžu saraksts, kā arī personāžu datu kolekcijas. Šāds risinājums ir ērts, jo ļauj vienkārši piekļūt datiem pēc indeksa un apstrādāt tos ciklos. Masīvi projektā tiek izmantoti gan spēles progresa loģikā, gan lietotāja interfeisā, piemēram, attēlojot līmeņu sarakstu vai veikala kartītes.</w:t>
       </w:r>
     </w:p>
     <w:p>
@@ -11005,7 +11935,7 @@
           <w:sz w:val="24"/>
           <w:szCs w:val="24"/>
         </w:rPr>
-        <w:t xml:space="preserve">Spēlē tiek izmantoti arī lokālie saglabāšanas faili </w:t>
+        <w:t xml:space="preserve">Papildus tam projektā tiek izmantoti arī </w:t>
       </w:r>
       <w:r>
         <w:rPr>
@@ -11017,14 +11947,62 @@
           <w:sz w:val="24"/>
           <w:szCs w:val="24"/>
         </w:rPr>
-        <w:t>settings.cfg</w:t>
+        <w:t>resources</w:t>
       </w:r>
       <w:r>
         <w:rPr>
           <w:sz w:val="24"/>
           <w:szCs w:val="24"/>
         </w:rPr>
-        <w:t xml:space="preserve"> un </w:t>
+        <w:t xml:space="preserve"> jeb resursi. Tie ir Godot dzinēja objekti, kuros iespējams saglabāt strukturētus datus neatkarīgi no konkrētas ainas. Resursi projektā ir noderīgi, jo tie ļauj glabāt personāžu animāciju, tekstūru un citu datu kopas atkārtotai izmantošanai. Šāda pieeja samazina datu dublēšanos un padara sistēmu sakārtotāku. Resursu izmantošana ir īpaši noderīga tajās vietās, kur vieni un tie paši dati jāizmanto vairākās ainās vai objektos.</w:t>
+      </w:r>
+    </w:p>
+    <w:p>
+      <w:pPr>
+        <w:pStyle w:val="BodyText"/>
+        <w:spacing w:lineRule="auto" w:line="360" w:before="0" w:after="0"/>
+        <w:ind w:firstLine="850" w:start="0" w:end="0"/>
+        <w:contextualSpacing/>
+        <w:rPr/>
+      </w:pPr>
+      <w:r>
+        <w:rPr>
+          <w:sz w:val="24"/>
+          <w:szCs w:val="24"/>
+        </w:rPr>
+        <w:t xml:space="preserve">Spēlē tiek izmantoti arī </w:t>
+      </w:r>
+      <w:r>
+        <w:rPr>
+          <w:b/>
+          <w:bCs/>
+          <w:sz w:val="24"/>
+          <w:szCs w:val="24"/>
+        </w:rPr>
+        <w:t>PackedScene</w:t>
+      </w:r>
+      <w:r>
+        <w:rPr>
+          <w:sz w:val="24"/>
+          <w:szCs w:val="24"/>
+        </w:rPr>
+        <w:t xml:space="preserve"> objekti. Tie ļauj saglabāt un pēc vajadzības ielādēt gatavas ainas vai to veidnes. Šāda struktūra ir īpaši noderīga izvēlņu, līmeņu, uznirstošo logu un atkārtoti izmantojamu līmeņa objektu pārvaldībā, piemēram, kontrolpunktiem, kustīgajām platformām, ienaidniekiem un pastiprinājumu objektiem. Ar PackedScene palīdzību iespējams dinamiski izveidot spēles objektus vai pāriet starp dažādiem skatiem. Tas uzlabo projekta modularitāti un padara sistēmu vieglāk paplašināmu, jo jaunu ainu vai elementu var pievienot bez būtiskas esošā koda pārveides.</w:t>
+      </w:r>
+    </w:p>
+    <w:p>
+      <w:pPr>
+        <w:pStyle w:val="BodyText"/>
+        <w:spacing w:lineRule="auto" w:line="360" w:before="0" w:after="0"/>
+        <w:ind w:firstLine="850" w:start="0" w:end="0"/>
+        <w:contextualSpacing/>
+        <w:rPr/>
+      </w:pPr>
+      <w:r>
+        <w:rPr>
+          <w:sz w:val="24"/>
+          <w:szCs w:val="24"/>
+        </w:rPr>
+        <w:t xml:space="preserve">Nozīmīgu lomu projektā spēlē arī </w:t>
       </w:r>
       <w:r>
         <w:rPr>
@@ -11036,258 +12014,6 @@
           <w:sz w:val="24"/>
           <w:szCs w:val="24"/>
         </w:rPr>
-        <w:t>progress.cfg</w:t>
-      </w:r>
-      <w:r>
-        <w:rPr>
-          <w:sz w:val="24"/>
-          <w:szCs w:val="24"/>
-        </w:rPr>
-        <w:t xml:space="preserve">. Failā </w:t>
-      </w:r>
-      <w:r>
-        <w:rPr>
-          <w:rStyle w:val="Emphasis"/>
-          <w:i w:val="false"/>
-          <w:iCs w:val="false"/>
-          <w:sz w:val="24"/>
-          <w:szCs w:val="24"/>
-        </w:rPr>
-        <w:t>settings.cfg</w:t>
-      </w:r>
-      <w:r>
-        <w:rPr>
-          <w:sz w:val="24"/>
-          <w:szCs w:val="24"/>
-        </w:rPr>
-        <w:t xml:space="preserve"> tiek glabāti lietotāja iestatījumi, piemēram, video iestatījumi, spilgtuma vērtība, VSync un vadības taustiņu konfigurācija. Savukārt failā </w:t>
-      </w:r>
-      <w:r>
-        <w:rPr>
-          <w:rStyle w:val="Emphasis"/>
-          <w:i w:val="false"/>
-          <w:iCs w:val="false"/>
-          <w:sz w:val="24"/>
-          <w:szCs w:val="24"/>
-        </w:rPr>
-        <w:t>progress.cfg</w:t>
-      </w:r>
-      <w:r>
-        <w:rPr>
-          <w:i w:val="false"/>
-          <w:iCs w:val="false"/>
-          <w:sz w:val="24"/>
-          <w:szCs w:val="24"/>
-        </w:rPr>
-        <w:t xml:space="preserve"> </w:t>
-      </w:r>
-      <w:r>
-        <w:rPr>
-          <w:sz w:val="24"/>
-          <w:szCs w:val="24"/>
-        </w:rPr>
-        <w:t>tiek glabāti spēles progresa dati, piemēram, līmeņu atbloķēšanas statuss, iegūto zvaigžņu skaits, labākie laiki, iegādātie personāži un aktīvi izvēlētais varonis. Šāds sadalījums starp iestatījumu un progresa datiem padara sistēmu pārskatāmāku un ļauj nepieciešamības gadījumā atiestatīt progresu, neietekmējot lietotāja iestatījumus.</w:t>
-      </w:r>
-    </w:p>
-    <w:p>
-      <w:pPr>
-        <w:pStyle w:val="BodyText"/>
-        <w:spacing w:lineRule="auto" w:line="360" w:before="0" w:after="0"/>
-        <w:ind w:firstLine="850" w:start="0" w:end="0"/>
-        <w:contextualSpacing/>
-        <w:rPr/>
-      </w:pPr>
-      <w:r>
-        <w:rPr>
-          <w:sz w:val="24"/>
-          <w:szCs w:val="24"/>
-        </w:rPr>
-        <w:t xml:space="preserve">Svarīga datu struktūra projektā ir arī </w:t>
-      </w:r>
-      <w:r>
-        <w:rPr>
-          <w:rStyle w:val="Emphasis"/>
-          <w:b/>
-          <w:bCs/>
-          <w:i w:val="false"/>
-          <w:iCs w:val="false"/>
-          <w:sz w:val="24"/>
-          <w:szCs w:val="24"/>
-        </w:rPr>
-        <w:t>CharacterDB</w:t>
-      </w:r>
-      <w:r>
-        <w:rPr>
-          <w:sz w:val="24"/>
-          <w:szCs w:val="24"/>
-        </w:rPr>
-        <w:t xml:space="preserve">. Tā satur informāciju par visiem spēlē pieejamajiem personāžiem. Šajā struktūrā tiek glabāti personāžu nosaukumi, apraksti, animāciju kadri un citi ar personāžiem saistītie dati. </w:t>
-      </w:r>
-      <w:r>
-        <w:rPr>
-          <w:rStyle w:val="Emphasis"/>
-          <w:i w:val="false"/>
-          <w:iCs w:val="false"/>
-          <w:sz w:val="24"/>
-          <w:szCs w:val="24"/>
-        </w:rPr>
-        <w:t>CharacterDB</w:t>
-      </w:r>
-      <w:r>
-        <w:rPr>
-          <w:sz w:val="24"/>
-          <w:szCs w:val="24"/>
-        </w:rPr>
-        <w:t xml:space="preserve"> tiek izmantota veikala, skapja un paša spēles varoņa attēlošanā. Tas ļauj vienuviet glabāt personāžu informāciju un izmantot to dažādās sistēmas daļās, tādējādi atvieglojot gan datu uzturēšanu, gan jaunu personāžu pievienošanu.</w:t>
-      </w:r>
-    </w:p>
-    <w:p>
-      <w:pPr>
-        <w:pStyle w:val="BodyText"/>
-        <w:spacing w:lineRule="auto" w:line="360" w:before="0" w:after="0"/>
-        <w:ind w:firstLine="850" w:start="0" w:end="0"/>
-        <w:contextualSpacing/>
-        <w:rPr/>
-      </w:pPr>
-      <w:r>
-        <w:rPr>
-          <w:sz w:val="24"/>
-          <w:szCs w:val="24"/>
-        </w:rPr>
-        <w:t xml:space="preserve">Projektā plaši tiek izmantoti arī </w:t>
-      </w:r>
-      <w:r>
-        <w:rPr>
-          <w:rStyle w:val="Emphasis"/>
-          <w:b/>
-          <w:bCs/>
-          <w:i w:val="false"/>
-          <w:iCs w:val="false"/>
-          <w:sz w:val="24"/>
-          <w:szCs w:val="24"/>
-        </w:rPr>
-        <w:t>masīvi</w:t>
-      </w:r>
-      <w:r>
-        <w:rPr>
-          <w:sz w:val="24"/>
-          <w:szCs w:val="24"/>
-        </w:rPr>
-        <w:t>. Masīvi ir viena no galvenajām datu struktūrām, kas tiek izmantota vairāku vērtību glabāšanai noteiktā secībā. Piemēram, ar masīvu palīdzību tiek glabāti līmeņu rezultāti, zvaigžņu skaits katrā līmenī, labākie laiki, atbloķēto personāžu saraksts, kā arī personāžu datu kolekcijas. Šāds risinājums ir ērts, jo ļauj vienkārši piekļūt datiem pēc indeksa un apstrādāt tos ciklos. Masīvi projektā tiek izmantoti gan spēles progresa loģikā, gan lietotāja interfeisā, piemēram, attēlojot līmeņu sarakstu vai veikala kartītes.</w:t>
-      </w:r>
-    </w:p>
-    <w:p>
-      <w:pPr>
-        <w:pStyle w:val="BodyText"/>
-        <w:spacing w:lineRule="auto" w:line="360" w:before="0" w:after="0"/>
-        <w:ind w:firstLine="850" w:start="0" w:end="0"/>
-        <w:contextualSpacing/>
-        <w:rPr/>
-      </w:pPr>
-      <w:r>
-        <w:rPr>
-          <w:sz w:val="24"/>
-          <w:szCs w:val="24"/>
-        </w:rPr>
-        <w:t xml:space="preserve">Papildus tam projektā tiek izmantoti arī </w:t>
-      </w:r>
-      <w:r>
-        <w:rPr>
-          <w:rStyle w:val="Emphasis"/>
-          <w:b/>
-          <w:bCs/>
-          <w:i w:val="false"/>
-          <w:iCs w:val="false"/>
-          <w:sz w:val="24"/>
-          <w:szCs w:val="24"/>
-        </w:rPr>
-        <w:t>resources</w:t>
-      </w:r>
-      <w:r>
-        <w:rPr>
-          <w:sz w:val="24"/>
-          <w:szCs w:val="24"/>
-        </w:rPr>
-        <w:t xml:space="preserve"> jeb resursi. Tie ir Godot dzinēja objekti, kuros iespējams saglabāt strukturētus datus neatkarīgi no konkrētas ainas. Resursi projektā ir noderīgi, jo tie ļauj glabāt personāžu animāciju, tekstūru un citu datu kopas atkārtotai izmantošanai. Šāda pieeja samazina datu dublēšanos un padara sistēmu sakārtotāku. Resursu izmantošana ir īpaši noderīga tajās vietās, kur vieni un tie paši dati jāizmanto vairākās ainās vai objektos.</w:t>
-      </w:r>
-    </w:p>
-    <w:p>
-      <w:pPr>
-        <w:pStyle w:val="BodyText"/>
-        <w:spacing w:lineRule="auto" w:line="360" w:before="0" w:after="0"/>
-        <w:ind w:firstLine="850" w:start="0" w:end="0"/>
-        <w:contextualSpacing/>
-        <w:rPr/>
-      </w:pPr>
-      <w:r>
-        <w:rPr>
-          <w:sz w:val="24"/>
-          <w:szCs w:val="24"/>
-        </w:rPr>
-        <w:t xml:space="preserve">Spēlē tiek izmantoti arī </w:t>
-      </w:r>
-      <w:r>
-        <w:rPr>
-          <w:rStyle w:val="Emphasis"/>
-          <w:b/>
-          <w:bCs/>
-          <w:i w:val="false"/>
-          <w:iCs w:val="false"/>
-          <w:sz w:val="24"/>
-          <w:szCs w:val="24"/>
-        </w:rPr>
-        <w:t>PackedScene</w:t>
-      </w:r>
-      <w:r>
-        <w:rPr>
-          <w:sz w:val="24"/>
-          <w:szCs w:val="24"/>
-        </w:rPr>
-        <w:t xml:space="preserve"> objekti. Tie ļauj saglabāt un pēc vajadzības ielādēt gatavas ainas vai to veidnes. Šāda struktūra ir īpaši noderīga izvēlņu, līmeņu, uznirstošo logu un citu atkārtoti izmantojamu elementu pārvaldībā. Ar </w:t>
-      </w:r>
-      <w:r>
-        <w:rPr>
-          <w:rStyle w:val="Emphasis"/>
-          <w:i w:val="false"/>
-          <w:iCs w:val="false"/>
-          <w:sz w:val="24"/>
-          <w:szCs w:val="24"/>
-        </w:rPr>
-        <w:t>PackedScene</w:t>
-      </w:r>
-      <w:r>
-        <w:rPr>
-          <w:sz w:val="24"/>
-          <w:szCs w:val="24"/>
-        </w:rPr>
-        <w:t xml:space="preserve"> palīdzību iespējams dinamiski izveidot spēles objektus vai pāriet starp dažādiem skatiem. Tas uzlabo projekta modularitāti un padara sistēmu vieglāk paplašināmu, jo jaunu ainu vai elementu var pievienot bez būtiskas esošā koda pārveides.</w:t>
-      </w:r>
-    </w:p>
-    <w:p>
-      <w:pPr>
-        <w:pStyle w:val="BodyText"/>
-        <w:spacing w:lineRule="auto" w:line="360" w:before="0" w:after="0"/>
-        <w:ind w:firstLine="850" w:start="0" w:end="0"/>
-        <w:contextualSpacing/>
-        <w:rPr/>
-      </w:pPr>
-      <w:r>
-        <w:rPr>
-          <w:sz w:val="24"/>
-          <w:szCs w:val="24"/>
-        </w:rPr>
-        <w:t xml:space="preserve">Nozīmīgu lomu projektā spēlē arī </w:t>
-      </w:r>
-      <w:r>
-        <w:rPr>
-          <w:rStyle w:val="Emphasis"/>
-          <w:b/>
-          <w:bCs/>
-          <w:i w:val="false"/>
-          <w:iCs w:val="false"/>
-          <w:sz w:val="24"/>
-          <w:szCs w:val="24"/>
-        </w:rPr>
         <w:t>Vector2</w:t>
       </w:r>
       <w:r>
@@ -11543,7 +12269,7 @@
         <w:rPr>
           <w:sz w:val="24"/>
         </w:rPr>
-        <w:t>Tabulā “Testpiemēru kopa” ir apkopoti visi testpiemēri, kas tika izmantoti projekta “Light Seeker” funkcionālās darbības pārbaudei. Šajā tabulā ir norādīts katra testpiemēra ID un nosaukums, kā arī priekšnosacījumi (kas jāizpilda pirms testa uzsākšanas), veicamās darbības (kārtība, kā tests jāizpilda) un sagaidāmais rezultāts (kā jāuzvedas sistēmai, ja funkcionalitāte strādā korekti). Testpiemēru kopa nodrošina pārskatāmu un atkārtojamu testēšanas procesu, kas ļauj pārliecināties par spēles kvalitāti un atbilstību izvirzītajām prasībām.</w:t>
+        <w:t>Tabulā “Testpiemēru kopa” ir apkopoti testpiemēri, kas tika izmantoti projekta “Light Seeker” funkcionālās darbības pārbaudei. Šajā tabulā ir norādīts katra testpiemēra ID un nosaukums, priekšnosacījumi, veicamās darbības, sagaidāmais rezultāts un pārbaudāmā funkcionālā prasība. Testpiemēru kopa nodrošina pārskatāmu un atkārtojamu testēšanas procesu, kas ļauj pārliecināties par spēles kvalitāti un atbilstību izvirzītajām prasībām.</w:t>
       </w:r>
     </w:p>
     <w:p>
@@ -11616,10 +12342,10 @@
       <w:tblGrid>
         <w:gridCol w:w="738"/>
         <w:gridCol w:w="1384"/>
-        <w:gridCol w:w="2015"/>
-        <w:gridCol w:w="1654"/>
-        <w:gridCol w:w="1777"/>
-        <w:gridCol w:w="1776"/>
+        <w:gridCol w:w="2013"/>
+        <w:gridCol w:w="1656"/>
+        <w:gridCol w:w="1775"/>
+        <w:gridCol w:w="1778"/>
       </w:tblGrid>
       <w:tr>
         <w:trPr/>
@@ -11693,7 +12419,7 @@
         </w:tc>
         <w:tc>
           <w:tcPr>
-            <w:tcW w:w="2015" w:type="dxa"/>
+            <w:tcW w:w="2013" w:type="dxa"/>
             <w:tcBorders/>
           </w:tcPr>
           <w:p>
@@ -11727,7 +12453,7 @@
         </w:tc>
         <w:tc>
           <w:tcPr>
-            <w:tcW w:w="1654" w:type="dxa"/>
+            <w:tcW w:w="1656" w:type="dxa"/>
             <w:tcBorders/>
           </w:tcPr>
           <w:p>
@@ -11761,7 +12487,7 @@
         </w:tc>
         <w:tc>
           <w:tcPr>
-            <w:tcW w:w="1777" w:type="dxa"/>
+            <w:tcW w:w="1775" w:type="dxa"/>
             <w:tcBorders>
               <w:end w:val="nil"/>
             </w:tcBorders>
@@ -11797,7 +12523,7 @@
         </w:tc>
         <w:tc>
           <w:tcPr>
-            <w:tcW w:w="1776" w:type="dxa"/>
+            <w:tcW w:w="1778" w:type="dxa"/>
             <w:tcBorders/>
           </w:tcPr>
           <w:p>
@@ -11892,7 +12618,7 @@
         </w:tc>
         <w:tc>
           <w:tcPr>
-            <w:tcW w:w="2015" w:type="dxa"/>
+            <w:tcW w:w="2013" w:type="dxa"/>
             <w:tcBorders/>
           </w:tcPr>
           <w:p>
@@ -11946,7 +12672,7 @@
         </w:tc>
         <w:tc>
           <w:tcPr>
-            <w:tcW w:w="1654" w:type="dxa"/>
+            <w:tcW w:w="1656" w:type="dxa"/>
             <w:tcBorders/>
           </w:tcPr>
           <w:p>
@@ -11976,7 +12702,7 @@
         </w:tc>
         <w:tc>
           <w:tcPr>
-            <w:tcW w:w="1777" w:type="dxa"/>
+            <w:tcW w:w="1775" w:type="dxa"/>
             <w:tcBorders>
               <w:end w:val="nil"/>
             </w:tcBorders>
@@ -12032,7 +12758,7 @@
         </w:tc>
         <w:tc>
           <w:tcPr>
-            <w:tcW w:w="1776" w:type="dxa"/>
+            <w:tcW w:w="1778" w:type="dxa"/>
             <w:tcBorders/>
           </w:tcPr>
           <w:p>
@@ -12123,7 +12849,7 @@
         </w:tc>
         <w:tc>
           <w:tcPr>
-            <w:tcW w:w="2015" w:type="dxa"/>
+            <w:tcW w:w="2013" w:type="dxa"/>
             <w:tcBorders/>
           </w:tcPr>
           <w:p>
@@ -12153,7 +12879,7 @@
         </w:tc>
         <w:tc>
           <w:tcPr>
-            <w:tcW w:w="1654" w:type="dxa"/>
+            <w:tcW w:w="1656" w:type="dxa"/>
             <w:tcBorders/>
           </w:tcPr>
           <w:p>
@@ -12183,7 +12909,7 @@
         </w:tc>
         <w:tc>
           <w:tcPr>
-            <w:tcW w:w="1777" w:type="dxa"/>
+            <w:tcW w:w="1775" w:type="dxa"/>
             <w:tcBorders>
               <w:end w:val="nil"/>
             </w:tcBorders>
@@ -12215,7 +12941,7 @@
         </w:tc>
         <w:tc>
           <w:tcPr>
-            <w:tcW w:w="1776" w:type="dxa"/>
+            <w:tcW w:w="1778" w:type="dxa"/>
             <w:tcBorders/>
           </w:tcPr>
           <w:p>
@@ -12306,7 +13032,7 @@
         </w:tc>
         <w:tc>
           <w:tcPr>
-            <w:tcW w:w="2015" w:type="dxa"/>
+            <w:tcW w:w="2013" w:type="dxa"/>
             <w:tcBorders/>
           </w:tcPr>
           <w:p>
@@ -12336,7 +13062,7 @@
         </w:tc>
         <w:tc>
           <w:tcPr>
-            <w:tcW w:w="1654" w:type="dxa"/>
+            <w:tcW w:w="1656" w:type="dxa"/>
             <w:tcBorders/>
           </w:tcPr>
           <w:p>
@@ -12366,7 +13092,7 @@
         </w:tc>
         <w:tc>
           <w:tcPr>
-            <w:tcW w:w="1777" w:type="dxa"/>
+            <w:tcW w:w="1775" w:type="dxa"/>
             <w:tcBorders>
               <w:end w:val="nil"/>
             </w:tcBorders>
@@ -12422,7 +13148,7 @@
         </w:tc>
         <w:tc>
           <w:tcPr>
-            <w:tcW w:w="1776" w:type="dxa"/>
+            <w:tcW w:w="1778" w:type="dxa"/>
             <w:tcBorders/>
           </w:tcPr>
           <w:p>
@@ -12513,7 +13239,7 @@
         </w:tc>
         <w:tc>
           <w:tcPr>
-            <w:tcW w:w="2015" w:type="dxa"/>
+            <w:tcW w:w="2013" w:type="dxa"/>
             <w:tcBorders/>
           </w:tcPr>
           <w:p>
@@ -12567,7 +13293,7 @@
         </w:tc>
         <w:tc>
           <w:tcPr>
-            <w:tcW w:w="1654" w:type="dxa"/>
+            <w:tcW w:w="1656" w:type="dxa"/>
             <w:tcBorders/>
           </w:tcPr>
           <w:p>
@@ -12645,7 +13371,7 @@
         </w:tc>
         <w:tc>
           <w:tcPr>
-            <w:tcW w:w="1777" w:type="dxa"/>
+            <w:tcW w:w="1775" w:type="dxa"/>
             <w:tcBorders>
               <w:end w:val="nil"/>
             </w:tcBorders>
@@ -12715,7 +13441,7 @@
         </w:tc>
         <w:tc>
           <w:tcPr>
-            <w:tcW w:w="1776" w:type="dxa"/>
+            <w:tcW w:w="1778" w:type="dxa"/>
             <w:tcBorders/>
           </w:tcPr>
           <w:p>
@@ -12810,7 +13536,7 @@
         </w:tc>
         <w:tc>
           <w:tcPr>
-            <w:tcW w:w="2015" w:type="dxa"/>
+            <w:tcW w:w="2013" w:type="dxa"/>
             <w:tcBorders/>
           </w:tcPr>
           <w:p>
@@ -12840,7 +13566,7 @@
         </w:tc>
         <w:tc>
           <w:tcPr>
-            <w:tcW w:w="1654" w:type="dxa"/>
+            <w:tcW w:w="1656" w:type="dxa"/>
             <w:tcBorders/>
           </w:tcPr>
           <w:p>
@@ -12894,7 +13620,7 @@
         </w:tc>
         <w:tc>
           <w:tcPr>
-            <w:tcW w:w="1777" w:type="dxa"/>
+            <w:tcW w:w="1775" w:type="dxa"/>
             <w:tcBorders>
               <w:end w:val="nil"/>
             </w:tcBorders>
@@ -12967,7 +13693,7 @@
         </w:tc>
         <w:tc>
           <w:tcPr>
-            <w:tcW w:w="1776" w:type="dxa"/>
+            <w:tcW w:w="1778" w:type="dxa"/>
             <w:tcBorders/>
           </w:tcPr>
           <w:p>
@@ -13058,7 +13784,7 @@
         </w:tc>
         <w:tc>
           <w:tcPr>
-            <w:tcW w:w="2015" w:type="dxa"/>
+            <w:tcW w:w="2013" w:type="dxa"/>
             <w:tcBorders/>
           </w:tcPr>
           <w:p>
@@ -13112,7 +13838,7 @@
         </w:tc>
         <w:tc>
           <w:tcPr>
-            <w:tcW w:w="1654" w:type="dxa"/>
+            <w:tcW w:w="1656" w:type="dxa"/>
             <w:tcBorders/>
           </w:tcPr>
           <w:p>
@@ -13142,7 +13868,7 @@
         </w:tc>
         <w:tc>
           <w:tcPr>
-            <w:tcW w:w="1777" w:type="dxa"/>
+            <w:tcW w:w="1775" w:type="dxa"/>
             <w:tcBorders>
               <w:end w:val="nil"/>
             </w:tcBorders>
@@ -13174,7 +13900,7 @@
         </w:tc>
         <w:tc>
           <w:tcPr>
-            <w:tcW w:w="1776" w:type="dxa"/>
+            <w:tcW w:w="1778" w:type="dxa"/>
             <w:tcBorders/>
           </w:tcPr>
           <w:p>
@@ -13265,7 +13991,7 @@
         </w:tc>
         <w:tc>
           <w:tcPr>
-            <w:tcW w:w="2015" w:type="dxa"/>
+            <w:tcW w:w="2013" w:type="dxa"/>
             <w:vMerge w:val="restart"/>
             <w:tcBorders/>
           </w:tcPr>
@@ -13324,7 +14050,7 @@
         </w:tc>
         <w:tc>
           <w:tcPr>
-            <w:tcW w:w="1654" w:type="dxa"/>
+            <w:tcW w:w="1656" w:type="dxa"/>
             <w:tcBorders/>
           </w:tcPr>
           <w:p>
@@ -13354,7 +14080,7 @@
         </w:tc>
         <w:tc>
           <w:tcPr>
-            <w:tcW w:w="1777" w:type="dxa"/>
+            <w:tcW w:w="1775" w:type="dxa"/>
             <w:tcBorders>
               <w:end w:val="nil"/>
             </w:tcBorders>
@@ -13410,7 +14136,7 @@
         </w:tc>
         <w:tc>
           <w:tcPr>
-            <w:tcW w:w="1776" w:type="dxa"/>
+            <w:tcW w:w="1778" w:type="dxa"/>
             <w:tcBorders/>
           </w:tcPr>
           <w:p>
@@ -13501,7 +14227,7 @@
         </w:tc>
         <w:tc>
           <w:tcPr>
-            <w:tcW w:w="2015" w:type="dxa"/>
+            <w:tcW w:w="2013" w:type="dxa"/>
             <w:vMerge w:val="continue"/>
             <w:tcBorders/>
           </w:tcPr>
@@ -13533,7 +14259,7 @@
         </w:tc>
         <w:tc>
           <w:tcPr>
-            <w:tcW w:w="1654" w:type="dxa"/>
+            <w:tcW w:w="1656" w:type="dxa"/>
             <w:tcBorders/>
           </w:tcPr>
           <w:p>
@@ -13587,7 +14313,7 @@
         </w:tc>
         <w:tc>
           <w:tcPr>
-            <w:tcW w:w="1777" w:type="dxa"/>
+            <w:tcW w:w="1775" w:type="dxa"/>
             <w:tcBorders>
               <w:end w:val="nil"/>
             </w:tcBorders>
@@ -13643,7 +14369,7 @@
         </w:tc>
         <w:tc>
           <w:tcPr>
-            <w:tcW w:w="1776" w:type="dxa"/>
+            <w:tcW w:w="1778" w:type="dxa"/>
             <w:tcBorders/>
           </w:tcPr>
           <w:p>
@@ -13734,7 +14460,7 @@
         </w:tc>
         <w:tc>
           <w:tcPr>
-            <w:tcW w:w="2015" w:type="dxa"/>
+            <w:tcW w:w="2013" w:type="dxa"/>
             <w:vMerge w:val="continue"/>
             <w:tcBorders/>
           </w:tcPr>
@@ -13762,7 +14488,7 @@
         </w:tc>
         <w:tc>
           <w:tcPr>
-            <w:tcW w:w="1654" w:type="dxa"/>
+            <w:tcW w:w="1656" w:type="dxa"/>
             <w:tcBorders/>
           </w:tcPr>
           <w:p>
@@ -13864,7 +14590,7 @@
         </w:tc>
         <w:tc>
           <w:tcPr>
-            <w:tcW w:w="1777" w:type="dxa"/>
+            <w:tcW w:w="1775" w:type="dxa"/>
             <w:tcBorders>
               <w:end w:val="nil"/>
             </w:tcBorders>
@@ -13920,7 +14646,7 @@
         </w:tc>
         <w:tc>
           <w:tcPr>
-            <w:tcW w:w="1776" w:type="dxa"/>
+            <w:tcW w:w="1778" w:type="dxa"/>
             <w:tcBorders/>
           </w:tcPr>
           <w:p>
@@ -14015,7 +14741,7 @@
         </w:tc>
         <w:tc>
           <w:tcPr>
-            <w:tcW w:w="2015" w:type="dxa"/>
+            <w:tcW w:w="2013" w:type="dxa"/>
             <w:tcBorders/>
           </w:tcPr>
           <w:p>
@@ -14069,7 +14795,7 @@
         </w:tc>
         <w:tc>
           <w:tcPr>
-            <w:tcW w:w="1654" w:type="dxa"/>
+            <w:tcW w:w="1656" w:type="dxa"/>
             <w:tcBorders/>
           </w:tcPr>
           <w:p>
@@ -14147,7 +14873,7 @@
         </w:tc>
         <w:tc>
           <w:tcPr>
-            <w:tcW w:w="1777" w:type="dxa"/>
+            <w:tcW w:w="1775" w:type="dxa"/>
             <w:tcBorders>
               <w:end w:val="nil"/>
             </w:tcBorders>
@@ -14251,7 +14977,7 @@
         </w:tc>
         <w:tc>
           <w:tcPr>
-            <w:tcW w:w="1776" w:type="dxa"/>
+            <w:tcW w:w="1778" w:type="dxa"/>
             <w:tcBorders/>
           </w:tcPr>
           <w:p>
@@ -14342,7 +15068,7 @@
         </w:tc>
         <w:tc>
           <w:tcPr>
-            <w:tcW w:w="2015" w:type="dxa"/>
+            <w:tcW w:w="2013" w:type="dxa"/>
             <w:tcBorders/>
           </w:tcPr>
           <w:p>
@@ -14376,7 +15102,7 @@
         </w:tc>
         <w:tc>
           <w:tcPr>
-            <w:tcW w:w="1654" w:type="dxa"/>
+            <w:tcW w:w="1656" w:type="dxa"/>
             <w:tcBorders/>
           </w:tcPr>
           <w:p>
@@ -14406,7 +15132,7 @@
         </w:tc>
         <w:tc>
           <w:tcPr>
-            <w:tcW w:w="1777" w:type="dxa"/>
+            <w:tcW w:w="1775" w:type="dxa"/>
             <w:tcBorders>
               <w:end w:val="nil"/>
             </w:tcBorders>
@@ -14438,7 +15164,7 @@
         </w:tc>
         <w:tc>
           <w:tcPr>
-            <w:tcW w:w="1776" w:type="dxa"/>
+            <w:tcW w:w="1778" w:type="dxa"/>
             <w:tcBorders/>
           </w:tcPr>
           <w:p>
@@ -14529,7 +15255,7 @@
         </w:tc>
         <w:tc>
           <w:tcPr>
-            <w:tcW w:w="2015" w:type="dxa"/>
+            <w:tcW w:w="2013" w:type="dxa"/>
             <w:tcBorders/>
           </w:tcPr>
           <w:p>
@@ -14559,7 +15285,7 @@
         </w:tc>
         <w:tc>
           <w:tcPr>
-            <w:tcW w:w="1654" w:type="dxa"/>
+            <w:tcW w:w="1656" w:type="dxa"/>
             <w:tcBorders/>
           </w:tcPr>
           <w:p>
@@ -14661,7 +15387,7 @@
         </w:tc>
         <w:tc>
           <w:tcPr>
-            <w:tcW w:w="1777" w:type="dxa"/>
+            <w:tcW w:w="1775" w:type="dxa"/>
             <w:tcBorders>
               <w:end w:val="nil"/>
             </w:tcBorders>
@@ -14717,7 +15443,7 @@
         </w:tc>
         <w:tc>
           <w:tcPr>
-            <w:tcW w:w="1776" w:type="dxa"/>
+            <w:tcW w:w="1778" w:type="dxa"/>
             <w:tcBorders/>
           </w:tcPr>
           <w:p>
@@ -14812,7 +15538,7 @@
         </w:tc>
         <w:tc>
           <w:tcPr>
-            <w:tcW w:w="2015" w:type="dxa"/>
+            <w:tcW w:w="2013" w:type="dxa"/>
             <w:tcBorders>
               <w:top w:val="nil"/>
             </w:tcBorders>
@@ -14844,7 +15570,7 @@
         </w:tc>
         <w:tc>
           <w:tcPr>
-            <w:tcW w:w="1654" w:type="dxa"/>
+            <w:tcW w:w="1656" w:type="dxa"/>
             <w:tcBorders>
               <w:top w:val="nil"/>
             </w:tcBorders>
@@ -14882,7 +15608,7 @@
         </w:tc>
         <w:tc>
           <w:tcPr>
-            <w:tcW w:w="1777" w:type="dxa"/>
+            <w:tcW w:w="1775" w:type="dxa"/>
             <w:tcBorders>
               <w:top w:val="nil"/>
               <w:end w:val="nil"/>
@@ -14917,7 +15643,7 @@
         </w:tc>
         <w:tc>
           <w:tcPr>
-            <w:tcW w:w="1776" w:type="dxa"/>
+            <w:tcW w:w="1778" w:type="dxa"/>
             <w:tcBorders>
               <w:top w:val="nil"/>
             </w:tcBorders>
@@ -15010,7 +15736,7 @@
         </w:tc>
         <w:tc>
           <w:tcPr>
-            <w:tcW w:w="2015" w:type="dxa"/>
+            <w:tcW w:w="2013" w:type="dxa"/>
             <w:tcBorders/>
           </w:tcPr>
           <w:p>
@@ -15040,7 +15766,7 @@
         </w:tc>
         <w:tc>
           <w:tcPr>
-            <w:tcW w:w="1654" w:type="dxa"/>
+            <w:tcW w:w="1656" w:type="dxa"/>
             <w:tcBorders/>
           </w:tcPr>
           <w:p>
@@ -15070,7 +15796,7 @@
         </w:tc>
         <w:tc>
           <w:tcPr>
-            <w:tcW w:w="1777" w:type="dxa"/>
+            <w:tcW w:w="1775" w:type="dxa"/>
             <w:tcBorders>
               <w:end w:val="nil"/>
             </w:tcBorders>
@@ -15102,7 +15828,7 @@
         </w:tc>
         <w:tc>
           <w:tcPr>
-            <w:tcW w:w="1776" w:type="dxa"/>
+            <w:tcW w:w="1778" w:type="dxa"/>
             <w:tcBorders/>
           </w:tcPr>
           <w:p>
@@ -15193,7 +15919,7 @@
         </w:tc>
         <w:tc>
           <w:tcPr>
-            <w:tcW w:w="2015" w:type="dxa"/>
+            <w:tcW w:w="2013" w:type="dxa"/>
             <w:tcBorders/>
           </w:tcPr>
           <w:p>
@@ -15254,7 +15980,7 @@
         </w:tc>
         <w:tc>
           <w:tcPr>
-            <w:tcW w:w="1654" w:type="dxa"/>
+            <w:tcW w:w="1656" w:type="dxa"/>
             <w:tcBorders/>
           </w:tcPr>
           <w:p>
@@ -15315,7 +16041,7 @@
         </w:tc>
         <w:tc>
           <w:tcPr>
-            <w:tcW w:w="1777" w:type="dxa"/>
+            <w:tcW w:w="1775" w:type="dxa"/>
             <w:tcBorders>
               <w:end w:val="nil"/>
             </w:tcBorders>
@@ -15378,7 +16104,7 @@
         </w:tc>
         <w:tc>
           <w:tcPr>
-            <w:tcW w:w="1776" w:type="dxa"/>
+            <w:tcW w:w="1778" w:type="dxa"/>
             <w:tcBorders/>
           </w:tcPr>
           <w:p>
@@ -15469,7 +16195,7 @@
         </w:tc>
         <w:tc>
           <w:tcPr>
-            <w:tcW w:w="2015" w:type="dxa"/>
+            <w:tcW w:w="2013" w:type="dxa"/>
             <w:tcBorders/>
           </w:tcPr>
           <w:p>
@@ -15499,7 +16225,7 @@
         </w:tc>
         <w:tc>
           <w:tcPr>
-            <w:tcW w:w="1654" w:type="dxa"/>
+            <w:tcW w:w="1656" w:type="dxa"/>
             <w:tcBorders/>
           </w:tcPr>
           <w:p>
@@ -15529,7 +16255,7 @@
         </w:tc>
         <w:tc>
           <w:tcPr>
-            <w:tcW w:w="1777" w:type="dxa"/>
+            <w:tcW w:w="1775" w:type="dxa"/>
             <w:tcBorders>
               <w:end w:val="nil"/>
             </w:tcBorders>
@@ -15561,7 +16287,7 @@
         </w:tc>
         <w:tc>
           <w:tcPr>
-            <w:tcW w:w="1776" w:type="dxa"/>
+            <w:tcW w:w="1778" w:type="dxa"/>
             <w:tcBorders/>
           </w:tcPr>
           <w:p>
@@ -15652,7 +16378,7 @@
         </w:tc>
         <w:tc>
           <w:tcPr>
-            <w:tcW w:w="2015" w:type="dxa"/>
+            <w:tcW w:w="2013" w:type="dxa"/>
             <w:tcBorders/>
           </w:tcPr>
           <w:p>
@@ -15713,7 +16439,7 @@
         </w:tc>
         <w:tc>
           <w:tcPr>
-            <w:tcW w:w="1654" w:type="dxa"/>
+            <w:tcW w:w="1656" w:type="dxa"/>
             <w:tcBorders/>
           </w:tcPr>
           <w:p>
@@ -15774,7 +16500,7 @@
         </w:tc>
         <w:tc>
           <w:tcPr>
-            <w:tcW w:w="1777" w:type="dxa"/>
+            <w:tcW w:w="1775" w:type="dxa"/>
             <w:tcBorders>
               <w:end w:val="nil"/>
             </w:tcBorders>
@@ -15806,7 +16532,7 @@
         </w:tc>
         <w:tc>
           <w:tcPr>
-            <w:tcW w:w="1776" w:type="dxa"/>
+            <w:tcW w:w="1778" w:type="dxa"/>
             <w:tcBorders/>
           </w:tcPr>
           <w:p>
@@ -15901,7 +16627,7 @@
         </w:tc>
         <w:tc>
           <w:tcPr>
-            <w:tcW w:w="2015" w:type="dxa"/>
+            <w:tcW w:w="2013" w:type="dxa"/>
             <w:tcBorders/>
           </w:tcPr>
           <w:p>
@@ -15931,7 +16657,7 @@
         </w:tc>
         <w:tc>
           <w:tcPr>
-            <w:tcW w:w="1654" w:type="dxa"/>
+            <w:tcW w:w="1656" w:type="dxa"/>
             <w:tcBorders/>
           </w:tcPr>
           <w:p>
@@ -15961,7 +16687,7 @@
         </w:tc>
         <w:tc>
           <w:tcPr>
-            <w:tcW w:w="1777" w:type="dxa"/>
+            <w:tcW w:w="1775" w:type="dxa"/>
             <w:tcBorders>
               <w:end w:val="nil"/>
             </w:tcBorders>
@@ -15993,7 +16719,7 @@
         </w:tc>
         <w:tc>
           <w:tcPr>
-            <w:tcW w:w="1776" w:type="dxa"/>
+            <w:tcW w:w="1778" w:type="dxa"/>
             <w:tcBorders/>
           </w:tcPr>
           <w:p>
@@ -16084,7 +16810,7 @@
         </w:tc>
         <w:tc>
           <w:tcPr>
-            <w:tcW w:w="2015" w:type="dxa"/>
+            <w:tcW w:w="2013" w:type="dxa"/>
             <w:tcBorders/>
           </w:tcPr>
           <w:p>
@@ -16114,7 +16840,7 @@
         </w:tc>
         <w:tc>
           <w:tcPr>
-            <w:tcW w:w="1654" w:type="dxa"/>
+            <w:tcW w:w="1656" w:type="dxa"/>
             <w:tcBorders/>
           </w:tcPr>
           <w:p>
@@ -16144,7 +16870,7 @@
         </w:tc>
         <w:tc>
           <w:tcPr>
-            <w:tcW w:w="1777" w:type="dxa"/>
+            <w:tcW w:w="1775" w:type="dxa"/>
             <w:tcBorders>
               <w:end w:val="nil"/>
             </w:tcBorders>
@@ -16200,7 +16926,7 @@
         </w:tc>
         <w:tc>
           <w:tcPr>
-            <w:tcW w:w="1776" w:type="dxa"/>
+            <w:tcW w:w="1778" w:type="dxa"/>
             <w:tcBorders/>
           </w:tcPr>
           <w:p>
@@ -16295,7 +17021,7 @@
         </w:tc>
         <w:tc>
           <w:tcPr>
-            <w:tcW w:w="2015" w:type="dxa"/>
+            <w:tcW w:w="2013" w:type="dxa"/>
             <w:tcBorders/>
           </w:tcPr>
           <w:p>
@@ -16349,7 +17075,7 @@
         </w:tc>
         <w:tc>
           <w:tcPr>
-            <w:tcW w:w="1654" w:type="dxa"/>
+            <w:tcW w:w="1656" w:type="dxa"/>
             <w:tcBorders/>
           </w:tcPr>
           <w:p>
@@ -16403,7 +17129,7 @@
         </w:tc>
         <w:tc>
           <w:tcPr>
-            <w:tcW w:w="1777" w:type="dxa"/>
+            <w:tcW w:w="1775" w:type="dxa"/>
             <w:tcBorders>
               <w:end w:val="nil"/>
             </w:tcBorders>
@@ -16435,7 +17161,7 @@
         </w:tc>
         <w:tc>
           <w:tcPr>
-            <w:tcW w:w="1776" w:type="dxa"/>
+            <w:tcW w:w="1778" w:type="dxa"/>
             <w:tcBorders/>
           </w:tcPr>
           <w:p>
@@ -16526,7 +17252,7 @@
         </w:tc>
         <w:tc>
           <w:tcPr>
-            <w:tcW w:w="2015" w:type="dxa"/>
+            <w:tcW w:w="2013" w:type="dxa"/>
             <w:tcBorders/>
           </w:tcPr>
           <w:p>
@@ -16556,7 +17282,7 @@
         </w:tc>
         <w:tc>
           <w:tcPr>
-            <w:tcW w:w="1654" w:type="dxa"/>
+            <w:tcW w:w="1656" w:type="dxa"/>
             <w:tcBorders/>
           </w:tcPr>
           <w:p>
@@ -16634,7 +17360,7 @@
         </w:tc>
         <w:tc>
           <w:tcPr>
-            <w:tcW w:w="1777" w:type="dxa"/>
+            <w:tcW w:w="1775" w:type="dxa"/>
             <w:tcBorders>
               <w:end w:val="nil"/>
             </w:tcBorders>
@@ -16690,7 +17416,7 @@
         </w:tc>
         <w:tc>
           <w:tcPr>
-            <w:tcW w:w="1776" w:type="dxa"/>
+            <w:tcW w:w="1778" w:type="dxa"/>
             <w:tcBorders/>
           </w:tcPr>
           <w:p>
@@ -16781,7 +17507,7 @@
         </w:tc>
         <w:tc>
           <w:tcPr>
-            <w:tcW w:w="2015" w:type="dxa"/>
+            <w:tcW w:w="2013" w:type="dxa"/>
             <w:tcBorders/>
           </w:tcPr>
           <w:p>
@@ -16835,7 +17561,7 @@
         </w:tc>
         <w:tc>
           <w:tcPr>
-            <w:tcW w:w="1654" w:type="dxa"/>
+            <w:tcW w:w="1656" w:type="dxa"/>
             <w:tcBorders/>
           </w:tcPr>
           <w:p>
@@ -16865,7 +17591,7 @@
         </w:tc>
         <w:tc>
           <w:tcPr>
-            <w:tcW w:w="1777" w:type="dxa"/>
+            <w:tcW w:w="1775" w:type="dxa"/>
             <w:tcBorders>
               <w:end w:val="nil"/>
             </w:tcBorders>
@@ -16897,7 +17623,7 @@
         </w:tc>
         <w:tc>
           <w:tcPr>
-            <w:tcW w:w="1776" w:type="dxa"/>
+            <w:tcW w:w="1778" w:type="dxa"/>
             <w:tcBorders/>
           </w:tcPr>
           <w:p>
@@ -16992,7 +17718,7 @@
         </w:tc>
         <w:tc>
           <w:tcPr>
-            <w:tcW w:w="2015" w:type="dxa"/>
+            <w:tcW w:w="2013" w:type="dxa"/>
             <w:tcBorders/>
           </w:tcPr>
           <w:p>
@@ -17022,7 +17748,7 @@
         </w:tc>
         <w:tc>
           <w:tcPr>
-            <w:tcW w:w="1654" w:type="dxa"/>
+            <w:tcW w:w="1656" w:type="dxa"/>
             <w:tcBorders/>
           </w:tcPr>
           <w:p>
@@ -17124,7 +17850,7 @@
         </w:tc>
         <w:tc>
           <w:tcPr>
-            <w:tcW w:w="1777" w:type="dxa"/>
+            <w:tcW w:w="1775" w:type="dxa"/>
             <w:tcBorders>
               <w:end w:val="nil"/>
             </w:tcBorders>
@@ -17204,7 +17930,7 @@
         </w:tc>
         <w:tc>
           <w:tcPr>
-            <w:tcW w:w="1776" w:type="dxa"/>
+            <w:tcW w:w="1778" w:type="dxa"/>
             <w:tcBorders/>
           </w:tcPr>
           <w:p>
@@ -17299,7 +18025,7 @@
         </w:tc>
         <w:tc>
           <w:tcPr>
-            <w:tcW w:w="2015" w:type="dxa"/>
+            <w:tcW w:w="2013" w:type="dxa"/>
             <w:tcBorders/>
           </w:tcPr>
           <w:p>
@@ -17329,7 +18055,7 @@
         </w:tc>
         <w:tc>
           <w:tcPr>
-            <w:tcW w:w="1654" w:type="dxa"/>
+            <w:tcW w:w="1656" w:type="dxa"/>
             <w:tcBorders/>
           </w:tcPr>
           <w:p>
@@ -17363,7 +18089,7 @@
         </w:tc>
         <w:tc>
           <w:tcPr>
-            <w:tcW w:w="1777" w:type="dxa"/>
+            <w:tcW w:w="1775" w:type="dxa"/>
             <w:tcBorders>
               <w:end w:val="nil"/>
             </w:tcBorders>
@@ -17399,7 +18125,7 @@
         </w:tc>
         <w:tc>
           <w:tcPr>
-            <w:tcW w:w="1776" w:type="dxa"/>
+            <w:tcW w:w="1778" w:type="dxa"/>
             <w:tcBorders/>
           </w:tcPr>
           <w:p>
@@ -17500,7 +18226,7 @@
         </w:tc>
         <w:tc>
           <w:tcPr>
-            <w:tcW w:w="2015" w:type="dxa"/>
+            <w:tcW w:w="2013" w:type="dxa"/>
             <w:tcBorders>
               <w:top w:val="nil"/>
             </w:tcBorders>
@@ -17534,7 +18260,7 @@
         </w:tc>
         <w:tc>
           <w:tcPr>
-            <w:tcW w:w="1654" w:type="dxa"/>
+            <w:tcW w:w="1656" w:type="dxa"/>
             <w:tcBorders>
               <w:top w:val="nil"/>
             </w:tcBorders>
@@ -17572,7 +18298,7 @@
         </w:tc>
         <w:tc>
           <w:tcPr>
-            <w:tcW w:w="1777" w:type="dxa"/>
+            <w:tcW w:w="1775" w:type="dxa"/>
             <w:tcBorders>
               <w:top w:val="nil"/>
               <w:end w:val="nil"/>
@@ -17607,7 +18333,7 @@
         </w:tc>
         <w:tc>
           <w:tcPr>
-            <w:tcW w:w="1776" w:type="dxa"/>
+            <w:tcW w:w="1778" w:type="dxa"/>
             <w:tcBorders>
               <w:top w:val="nil"/>
             </w:tcBorders>
@@ -17710,7 +18436,7 @@
         </w:tc>
         <w:tc>
           <w:tcPr>
-            <w:tcW w:w="2015" w:type="dxa"/>
+            <w:tcW w:w="2013" w:type="dxa"/>
             <w:tcBorders>
               <w:top w:val="nil"/>
             </w:tcBorders>
@@ -17746,7 +18472,7 @@
         </w:tc>
         <w:tc>
           <w:tcPr>
-            <w:tcW w:w="1654" w:type="dxa"/>
+            <w:tcW w:w="1656" w:type="dxa"/>
             <w:tcBorders>
               <w:top w:val="nil"/>
             </w:tcBorders>
@@ -17782,7 +18508,7 @@
         </w:tc>
         <w:tc>
           <w:tcPr>
-            <w:tcW w:w="1777" w:type="dxa"/>
+            <w:tcW w:w="1775" w:type="dxa"/>
             <w:tcBorders>
               <w:top w:val="nil"/>
               <w:end w:val="nil"/>
@@ -17817,7 +18543,7 @@
         </w:tc>
         <w:tc>
           <w:tcPr>
-            <w:tcW w:w="1776" w:type="dxa"/>
+            <w:tcW w:w="1778" w:type="dxa"/>
             <w:tcBorders>
               <w:top w:val="nil"/>
             </w:tcBorders>
@@ -17920,7 +18646,7 @@
         </w:tc>
         <w:tc>
           <w:tcPr>
-            <w:tcW w:w="2015" w:type="dxa"/>
+            <w:tcW w:w="2013" w:type="dxa"/>
             <w:vMerge w:val="restart"/>
             <w:tcBorders>
               <w:top w:val="nil"/>
@@ -17955,7 +18681,7 @@
         </w:tc>
         <w:tc>
           <w:tcPr>
-            <w:tcW w:w="1654" w:type="dxa"/>
+            <w:tcW w:w="1656" w:type="dxa"/>
             <w:tcBorders>
               <w:top w:val="nil"/>
             </w:tcBorders>
@@ -17985,7 +18711,7 @@
         </w:tc>
         <w:tc>
           <w:tcPr>
-            <w:tcW w:w="1777" w:type="dxa"/>
+            <w:tcW w:w="1775" w:type="dxa"/>
             <w:tcBorders>
               <w:top w:val="nil"/>
               <w:end w:val="nil"/>
@@ -18018,7 +18744,7 @@
         </w:tc>
         <w:tc>
           <w:tcPr>
-            <w:tcW w:w="1776" w:type="dxa"/>
+            <w:tcW w:w="1778" w:type="dxa"/>
             <w:tcBorders>
               <w:top w:val="nil"/>
             </w:tcBorders>
@@ -18121,7 +18847,7 @@
         </w:tc>
         <w:tc>
           <w:tcPr>
-            <w:tcW w:w="2015" w:type="dxa"/>
+            <w:tcW w:w="2013" w:type="dxa"/>
             <w:vMerge w:val="continue"/>
             <w:tcBorders>
               <w:top w:val="nil"/>
@@ -18151,7 +18877,7 @@
         </w:tc>
         <w:tc>
           <w:tcPr>
-            <w:tcW w:w="1654" w:type="dxa"/>
+            <w:tcW w:w="1656" w:type="dxa"/>
             <w:tcBorders>
               <w:top w:val="nil"/>
             </w:tcBorders>
@@ -18181,7 +18907,7 @@
         </w:tc>
         <w:tc>
           <w:tcPr>
-            <w:tcW w:w="1777" w:type="dxa"/>
+            <w:tcW w:w="1775" w:type="dxa"/>
             <w:tcBorders>
               <w:top w:val="nil"/>
               <w:end w:val="nil"/>
@@ -18214,7 +18940,7 @@
         </w:tc>
         <w:tc>
           <w:tcPr>
-            <w:tcW w:w="1776" w:type="dxa"/>
+            <w:tcW w:w="1778" w:type="dxa"/>
             <w:tcBorders>
               <w:top w:val="nil"/>
             </w:tcBorders>
@@ -18317,7 +19043,7 @@
         </w:tc>
         <w:tc>
           <w:tcPr>
-            <w:tcW w:w="2015" w:type="dxa"/>
+            <w:tcW w:w="2013" w:type="dxa"/>
             <w:vMerge w:val="continue"/>
             <w:tcBorders>
               <w:top w:val="nil"/>
@@ -18347,7 +19073,7 @@
         </w:tc>
         <w:tc>
           <w:tcPr>
-            <w:tcW w:w="1654" w:type="dxa"/>
+            <w:tcW w:w="1656" w:type="dxa"/>
             <w:tcBorders>
               <w:top w:val="nil"/>
             </w:tcBorders>
@@ -18377,7 +19103,7 @@
         </w:tc>
         <w:tc>
           <w:tcPr>
-            <w:tcW w:w="1777" w:type="dxa"/>
+            <w:tcW w:w="1775" w:type="dxa"/>
             <w:tcBorders>
               <w:top w:val="nil"/>
               <w:end w:val="nil"/>
@@ -18410,7 +19136,7 @@
         </w:tc>
         <w:tc>
           <w:tcPr>
-            <w:tcW w:w="1776" w:type="dxa"/>
+            <w:tcW w:w="1778" w:type="dxa"/>
             <w:tcBorders>
               <w:top w:val="nil"/>
             </w:tcBorders>
@@ -18513,7 +19239,7 @@
         </w:tc>
         <w:tc>
           <w:tcPr>
-            <w:tcW w:w="2015" w:type="dxa"/>
+            <w:tcW w:w="2013" w:type="dxa"/>
             <w:vMerge w:val="continue"/>
             <w:tcBorders>
               <w:top w:val="nil"/>
@@ -18543,7 +19269,7 @@
         </w:tc>
         <w:tc>
           <w:tcPr>
-            <w:tcW w:w="1654" w:type="dxa"/>
+            <w:tcW w:w="1656" w:type="dxa"/>
             <w:tcBorders>
               <w:top w:val="nil"/>
             </w:tcBorders>
@@ -18573,7 +19299,7 @@
         </w:tc>
         <w:tc>
           <w:tcPr>
-            <w:tcW w:w="1777" w:type="dxa"/>
+            <w:tcW w:w="1775" w:type="dxa"/>
             <w:tcBorders>
               <w:top w:val="nil"/>
               <w:end w:val="nil"/>
@@ -18606,7 +19332,7 @@
         </w:tc>
         <w:tc>
           <w:tcPr>
-            <w:tcW w:w="1776" w:type="dxa"/>
+            <w:tcW w:w="1778" w:type="dxa"/>
             <w:tcBorders>
               <w:top w:val="nil"/>
             </w:tcBorders>
@@ -18709,7 +19435,7 @@
         </w:tc>
         <w:tc>
           <w:tcPr>
-            <w:tcW w:w="2015" w:type="dxa"/>
+            <w:tcW w:w="2013" w:type="dxa"/>
             <w:tcBorders>
               <w:top w:val="nil"/>
             </w:tcBorders>
@@ -18743,7 +19469,7 @@
         </w:tc>
         <w:tc>
           <w:tcPr>
-            <w:tcW w:w="1654" w:type="dxa"/>
+            <w:tcW w:w="1656" w:type="dxa"/>
             <w:tcBorders>
               <w:top w:val="nil"/>
             </w:tcBorders>
@@ -18773,7 +19499,7 @@
         </w:tc>
         <w:tc>
           <w:tcPr>
-            <w:tcW w:w="1777" w:type="dxa"/>
+            <w:tcW w:w="1775" w:type="dxa"/>
             <w:tcBorders>
               <w:top w:val="nil"/>
               <w:end w:val="nil"/>
@@ -18806,7 +19532,7 @@
         </w:tc>
         <w:tc>
           <w:tcPr>
-            <w:tcW w:w="1776" w:type="dxa"/>
+            <w:tcW w:w="1778" w:type="dxa"/>
             <w:tcBorders>
               <w:top w:val="nil"/>
             </w:tcBorders>
@@ -18831,6 +19557,1588 @@
                 <w:szCs w:val="20"/>
               </w:rPr>
               <w:t>FP_23</w:t>
+            </w:r>
+          </w:p>
+        </w:tc>
+      </w:tr>
+      <w:tr>
+        <w:trPr>
+          <w:trHeight w:val="191" w:hRule="atLeast"/>
+        </w:trPr>
+        <w:tc>
+          <w:tcPr>
+            <w:tcW w:w="738" w:type="dxa"/>
+            <w:tcBorders>
+              <w:top w:val="nil"/>
+            </w:tcBorders>
+          </w:tcPr>
+          <w:p>
+            <w:pPr>
+              <w:pStyle w:val="ListParagraph"/>
+              <w:widowControl/>
+              <w:suppressAutoHyphens w:val="true"/>
+              <w:spacing w:lineRule="auto" w:line="240" w:before="0" w:after="0"/>
+              <w:ind w:hanging="0" w:start="0" w:end="0"/>
+              <w:contextualSpacing/>
+              <w:jc w:val="start"/>
+              <w:rPr>
+                <w:sz w:val="20"/>
+                <w:szCs w:val="20"/>
+              </w:rPr>
+            </w:pPr>
+            <w:r>
+              <w:rPr>
+                <w:sz w:val="20"/>
+                <w:szCs w:val="20"/>
+              </w:rPr>
+              <w:t>TST_32</w:t>
+            </w:r>
+          </w:p>
+        </w:tc>
+        <w:tc>
+          <w:tcPr>
+            <w:tcW w:w="1384" w:type="dxa"/>
+            <w:tcBorders>
+              <w:top w:val="nil"/>
+            </w:tcBorders>
+          </w:tcPr>
+          <w:p>
+            <w:pPr>
+              <w:pStyle w:val="ListParagraph"/>
+              <w:widowControl/>
+              <w:tabs>
+                <w:tab w:val="clear" w:pos="708"/>
+                <w:tab w:val="left" w:pos="473" w:leader="none"/>
+              </w:tabs>
+              <w:suppressAutoHyphens w:val="true"/>
+              <w:spacing w:lineRule="auto" w:line="240" w:before="0" w:after="0"/>
+              <w:ind w:hanging="0" w:start="0" w:end="0"/>
+              <w:contextualSpacing/>
+              <w:jc w:val="start"/>
+              <w:rPr>
+                <w:sz w:val="20"/>
+                <w:szCs w:val="20"/>
+              </w:rPr>
+            </w:pPr>
+            <w:r>
+              <w:rPr>
+                <w:sz w:val="20"/>
+                <w:szCs w:val="20"/>
+              </w:rPr>
+              <w:t>Interaktīvā objekta izmantošana</w:t>
+            </w:r>
+          </w:p>
+        </w:tc>
+        <w:tc>
+          <w:tcPr>
+            <w:tcW w:w="2013" w:type="dxa"/>
+            <w:tcBorders>
+              <w:top w:val="nil"/>
+            </w:tcBorders>
+          </w:tcPr>
+          <w:p>
+            <w:pPr>
+              <w:pStyle w:val="ListParagraph"/>
+              <w:widowControl/>
+              <w:suppressAutoHyphens w:val="true"/>
+              <w:spacing w:lineRule="auto" w:line="240" w:before="0" w:after="0"/>
+              <w:ind w:hanging="0" w:start="0" w:end="0"/>
+              <w:contextualSpacing/>
+              <w:jc w:val="start"/>
+              <w:rPr>
+                <w:sz w:val="20"/>
+                <w:szCs w:val="20"/>
+              </w:rPr>
+            </w:pPr>
+            <w:r>
+              <w:rPr>
+                <w:sz w:val="20"/>
+                <w:szCs w:val="20"/>
+              </w:rPr>
+              <w:t>1) Ir palaists līmenis ar interaktīvu objektu;</w:t>
+              <w:br/>
+              <w:t>2) Spēlētājs atrodas pie interaktīvā objekta.</w:t>
+            </w:r>
+          </w:p>
+        </w:tc>
+        <w:tc>
+          <w:tcPr>
+            <w:tcW w:w="1656" w:type="dxa"/>
+            <w:tcBorders>
+              <w:top w:val="nil"/>
+            </w:tcBorders>
+          </w:tcPr>
+          <w:p>
+            <w:pPr>
+              <w:pStyle w:val="ListParagraph"/>
+              <w:widowControl/>
+              <w:suppressAutoHyphens w:val="true"/>
+              <w:spacing w:lineRule="auto" w:line="240" w:before="0" w:after="0"/>
+              <w:ind w:hanging="0" w:start="0" w:end="0"/>
+              <w:contextualSpacing/>
+              <w:jc w:val="start"/>
+              <w:rPr>
+                <w:sz w:val="20"/>
+                <w:szCs w:val="20"/>
+              </w:rPr>
+            </w:pPr>
+            <w:r>
+              <w:rPr>
+                <w:sz w:val="20"/>
+                <w:szCs w:val="20"/>
+              </w:rPr>
+              <w:t>1) Sagaidīt, līdz parādās mijiedarbības norāde;</w:t>
+              <w:br/>
+              <w:t>2) Nospiest mijiedarbības taustiņu.</w:t>
+            </w:r>
+          </w:p>
+        </w:tc>
+        <w:tc>
+          <w:tcPr>
+            <w:tcW w:w="1775" w:type="dxa"/>
+            <w:tcBorders>
+              <w:top w:val="nil"/>
+              <w:end w:val="nil"/>
+            </w:tcBorders>
+          </w:tcPr>
+          <w:p>
+            <w:pPr>
+              <w:pStyle w:val="ListParagraph"/>
+              <w:widowControl/>
+              <w:suppressAutoHyphens w:val="true"/>
+              <w:spacing w:lineRule="auto" w:line="240" w:before="0" w:after="0"/>
+              <w:ind w:hanging="0" w:start="0" w:end="0"/>
+              <w:contextualSpacing/>
+              <w:jc w:val="start"/>
+              <w:rPr>
+                <w:sz w:val="20"/>
+                <w:szCs w:val="20"/>
+              </w:rPr>
+            </w:pPr>
+            <w:r>
+              <w:rPr>
+                <w:sz w:val="20"/>
+                <w:szCs w:val="20"/>
+              </w:rPr>
+              <w:t>1) Uz ekrāna tiek parādīta mijiedarbības norāde;</w:t>
+              <w:br/>
+              <w:t>2) Pēc taustiņa nospiešanas objekts izpilda tam paredzēto darbību.</w:t>
+            </w:r>
+          </w:p>
+        </w:tc>
+        <w:tc>
+          <w:tcPr>
+            <w:tcW w:w="1778" w:type="dxa"/>
+            <w:tcBorders>
+              <w:top w:val="nil"/>
+            </w:tcBorders>
+          </w:tcPr>
+          <w:p>
+            <w:pPr>
+              <w:pStyle w:val="ListParagraph"/>
+              <w:widowControl/>
+              <w:suppressAutoHyphens w:val="true"/>
+              <w:spacing w:lineRule="auto" w:line="240" w:before="0" w:after="0"/>
+              <w:ind w:hanging="0" w:start="0" w:end="0"/>
+              <w:contextualSpacing/>
+              <w:jc w:val="start"/>
+              <w:rPr>
+                <w:sz w:val="20"/>
+                <w:szCs w:val="20"/>
+              </w:rPr>
+            </w:pPr>
+            <w:r>
+              <w:rPr>
+                <w:sz w:val="20"/>
+                <w:szCs w:val="20"/>
+              </w:rPr>
+              <w:t>FP_28</w:t>
+            </w:r>
+          </w:p>
+        </w:tc>
+      </w:tr>
+      <w:tr>
+        <w:trPr>
+          <w:trHeight w:val="208" w:hRule="atLeast"/>
+        </w:trPr>
+        <w:tc>
+          <w:tcPr>
+            <w:tcW w:w="738" w:type="dxa"/>
+            <w:tcBorders>
+              <w:top w:val="nil"/>
+            </w:tcBorders>
+          </w:tcPr>
+          <w:p>
+            <w:pPr>
+              <w:pStyle w:val="ListParagraph"/>
+              <w:widowControl/>
+              <w:suppressAutoHyphens w:val="true"/>
+              <w:spacing w:lineRule="auto" w:line="240" w:before="0" w:after="0"/>
+              <w:ind w:hanging="0" w:start="0" w:end="0"/>
+              <w:contextualSpacing/>
+              <w:jc w:val="start"/>
+              <w:rPr>
+                <w:sz w:val="20"/>
+                <w:szCs w:val="20"/>
+              </w:rPr>
+            </w:pPr>
+            <w:r>
+              <w:rPr>
+                <w:sz w:val="20"/>
+                <w:szCs w:val="20"/>
+              </w:rPr>
+              <w:t>TST_33</w:t>
+            </w:r>
+          </w:p>
+        </w:tc>
+        <w:tc>
+          <w:tcPr>
+            <w:tcW w:w="1384" w:type="dxa"/>
+            <w:tcBorders>
+              <w:top w:val="nil"/>
+            </w:tcBorders>
+          </w:tcPr>
+          <w:p>
+            <w:pPr>
+              <w:pStyle w:val="ListParagraph"/>
+              <w:widowControl/>
+              <w:tabs>
+                <w:tab w:val="clear" w:pos="708"/>
+                <w:tab w:val="left" w:pos="473" w:leader="none"/>
+              </w:tabs>
+              <w:suppressAutoHyphens w:val="true"/>
+              <w:spacing w:lineRule="auto" w:line="240" w:before="0" w:after="0"/>
+              <w:ind w:hanging="0" w:start="0" w:end="0"/>
+              <w:contextualSpacing/>
+              <w:jc w:val="start"/>
+              <w:rPr>
+                <w:sz w:val="20"/>
+                <w:szCs w:val="20"/>
+              </w:rPr>
+            </w:pPr>
+            <w:r>
+              <w:rPr>
+                <w:sz w:val="20"/>
+                <w:szCs w:val="20"/>
+              </w:rPr>
+              <w:t>Kontrolpunkta aktivizēšana</w:t>
+            </w:r>
+          </w:p>
+        </w:tc>
+        <w:tc>
+          <w:tcPr>
+            <w:tcW w:w="2013" w:type="dxa"/>
+            <w:tcBorders>
+              <w:top w:val="nil"/>
+            </w:tcBorders>
+          </w:tcPr>
+          <w:p>
+            <w:pPr>
+              <w:pStyle w:val="ListParagraph"/>
+              <w:widowControl/>
+              <w:suppressAutoHyphens w:val="true"/>
+              <w:spacing w:lineRule="auto" w:line="240" w:before="0" w:after="0"/>
+              <w:ind w:hanging="0" w:start="0" w:end="0"/>
+              <w:contextualSpacing/>
+              <w:jc w:val="start"/>
+              <w:rPr>
+                <w:sz w:val="20"/>
+                <w:szCs w:val="20"/>
+              </w:rPr>
+            </w:pPr>
+            <w:r>
+              <w:rPr>
+                <w:sz w:val="20"/>
+                <w:szCs w:val="20"/>
+              </w:rPr>
+              <w:t>1) Ir palaists līmenis ar kontrolpunktu;</w:t>
+              <w:br/>
+              <w:t>2) Kontrolpunkts vēl nav aktivizēts.</w:t>
+            </w:r>
+          </w:p>
+        </w:tc>
+        <w:tc>
+          <w:tcPr>
+            <w:tcW w:w="1656" w:type="dxa"/>
+            <w:tcBorders>
+              <w:top w:val="nil"/>
+            </w:tcBorders>
+          </w:tcPr>
+          <w:p>
+            <w:pPr>
+              <w:pStyle w:val="ListParagraph"/>
+              <w:widowControl/>
+              <w:suppressAutoHyphens w:val="true"/>
+              <w:spacing w:lineRule="auto" w:line="240" w:before="0" w:after="0"/>
+              <w:ind w:hanging="0" w:start="0" w:end="0"/>
+              <w:contextualSpacing/>
+              <w:jc w:val="start"/>
+              <w:rPr>
+                <w:sz w:val="20"/>
+                <w:szCs w:val="20"/>
+              </w:rPr>
+            </w:pPr>
+            <w:r>
+              <w:rPr>
+                <w:sz w:val="20"/>
+                <w:szCs w:val="20"/>
+              </w:rPr>
+              <w:t>1) Pārvietot varoni līdz kontrolpunktam;</w:t>
+              <w:br/>
+              <w:t>2) Saskarties ar kontrolpunktu.</w:t>
+            </w:r>
+          </w:p>
+        </w:tc>
+        <w:tc>
+          <w:tcPr>
+            <w:tcW w:w="1775" w:type="dxa"/>
+            <w:tcBorders>
+              <w:top w:val="nil"/>
+              <w:end w:val="nil"/>
+            </w:tcBorders>
+          </w:tcPr>
+          <w:p>
+            <w:pPr>
+              <w:pStyle w:val="ListParagraph"/>
+              <w:widowControl/>
+              <w:suppressAutoHyphens w:val="true"/>
+              <w:spacing w:lineRule="auto" w:line="240" w:before="0" w:after="0"/>
+              <w:ind w:hanging="0" w:start="0" w:end="0"/>
+              <w:contextualSpacing/>
+              <w:jc w:val="start"/>
+              <w:rPr>
+                <w:sz w:val="20"/>
+                <w:szCs w:val="20"/>
+              </w:rPr>
+            </w:pPr>
+            <w:r>
+              <w:rPr>
+                <w:sz w:val="20"/>
+                <w:szCs w:val="20"/>
+              </w:rPr>
+              <w:t>1) Kontrolpunkts tiek aktivizēts;</w:t>
+              <w:br/>
+              <w:t>2) Kontrolpunkts vizuāli parāda, ka tas ir aktivizēts.</w:t>
+            </w:r>
+          </w:p>
+        </w:tc>
+        <w:tc>
+          <w:tcPr>
+            <w:tcW w:w="1778" w:type="dxa"/>
+            <w:tcBorders>
+              <w:top w:val="nil"/>
+            </w:tcBorders>
+          </w:tcPr>
+          <w:p>
+            <w:pPr>
+              <w:pStyle w:val="ListParagraph"/>
+              <w:widowControl/>
+              <w:suppressAutoHyphens w:val="true"/>
+              <w:spacing w:lineRule="auto" w:line="240" w:before="0" w:after="0"/>
+              <w:ind w:hanging="0" w:start="0" w:end="0"/>
+              <w:contextualSpacing/>
+              <w:jc w:val="start"/>
+              <w:rPr>
+                <w:sz w:val="20"/>
+                <w:szCs w:val="20"/>
+              </w:rPr>
+            </w:pPr>
+            <w:r>
+              <w:rPr>
+                <w:sz w:val="20"/>
+                <w:szCs w:val="20"/>
+              </w:rPr>
+              <w:t>FP_29</w:t>
+            </w:r>
+          </w:p>
+        </w:tc>
+      </w:tr>
+      <w:tr>
+        <w:trPr>
+          <w:trHeight w:val="208" w:hRule="atLeast"/>
+        </w:trPr>
+        <w:tc>
+          <w:tcPr>
+            <w:tcW w:w="738" w:type="dxa"/>
+            <w:tcBorders>
+              <w:top w:val="nil"/>
+            </w:tcBorders>
+          </w:tcPr>
+          <w:p>
+            <w:pPr>
+              <w:pStyle w:val="ListParagraph"/>
+              <w:widowControl/>
+              <w:suppressAutoHyphens w:val="true"/>
+              <w:spacing w:lineRule="auto" w:line="240" w:before="0" w:after="0"/>
+              <w:ind w:hanging="0" w:start="0" w:end="0"/>
+              <w:contextualSpacing/>
+              <w:jc w:val="start"/>
+              <w:rPr>
+                <w:sz w:val="20"/>
+                <w:szCs w:val="20"/>
+              </w:rPr>
+            </w:pPr>
+            <w:r>
+              <w:rPr>
+                <w:sz w:val="20"/>
+                <w:szCs w:val="20"/>
+              </w:rPr>
+              <w:t>TST_34</w:t>
+            </w:r>
+          </w:p>
+        </w:tc>
+        <w:tc>
+          <w:tcPr>
+            <w:tcW w:w="1384" w:type="dxa"/>
+            <w:tcBorders>
+              <w:top w:val="nil"/>
+            </w:tcBorders>
+          </w:tcPr>
+          <w:p>
+            <w:pPr>
+              <w:pStyle w:val="ListParagraph"/>
+              <w:widowControl/>
+              <w:tabs>
+                <w:tab w:val="clear" w:pos="708"/>
+                <w:tab w:val="left" w:pos="473" w:leader="none"/>
+              </w:tabs>
+              <w:suppressAutoHyphens w:val="true"/>
+              <w:spacing w:lineRule="auto" w:line="240" w:before="0" w:after="0"/>
+              <w:ind w:hanging="0" w:start="0" w:end="0"/>
+              <w:contextualSpacing/>
+              <w:jc w:val="start"/>
+              <w:rPr>
+                <w:sz w:val="20"/>
+                <w:szCs w:val="20"/>
+              </w:rPr>
+            </w:pPr>
+            <w:r>
+              <w:rPr>
+                <w:sz w:val="20"/>
+                <w:szCs w:val="20"/>
+              </w:rPr>
+              <w:t>Atdzimšana kontrolpunktā</w:t>
+            </w:r>
+          </w:p>
+        </w:tc>
+        <w:tc>
+          <w:tcPr>
+            <w:tcW w:w="2013" w:type="dxa"/>
+            <w:tcBorders>
+              <w:top w:val="nil"/>
+            </w:tcBorders>
+          </w:tcPr>
+          <w:p>
+            <w:pPr>
+              <w:pStyle w:val="ListParagraph"/>
+              <w:widowControl/>
+              <w:suppressAutoHyphens w:val="true"/>
+              <w:spacing w:lineRule="auto" w:line="240" w:before="0" w:after="0"/>
+              <w:ind w:hanging="0" w:start="0" w:end="0"/>
+              <w:contextualSpacing/>
+              <w:jc w:val="start"/>
+              <w:rPr>
+                <w:sz w:val="20"/>
+                <w:szCs w:val="20"/>
+              </w:rPr>
+            </w:pPr>
+            <w:r>
+              <w:rPr>
+                <w:sz w:val="20"/>
+                <w:szCs w:val="20"/>
+              </w:rPr>
+              <w:t>1) Ir palaists līmenis ar kontrolpunktu;</w:t>
+              <w:br/>
+              <w:t>2) Kontrolpunkts ir aktivizēts.</w:t>
+            </w:r>
+          </w:p>
+        </w:tc>
+        <w:tc>
+          <w:tcPr>
+            <w:tcW w:w="1656" w:type="dxa"/>
+            <w:tcBorders>
+              <w:top w:val="nil"/>
+            </w:tcBorders>
+          </w:tcPr>
+          <w:p>
+            <w:pPr>
+              <w:pStyle w:val="ListParagraph"/>
+              <w:widowControl/>
+              <w:suppressAutoHyphens w:val="true"/>
+              <w:spacing w:lineRule="auto" w:line="240" w:before="0" w:after="0"/>
+              <w:ind w:hanging="0" w:start="0" w:end="0"/>
+              <w:contextualSpacing/>
+              <w:jc w:val="start"/>
+              <w:rPr>
+                <w:sz w:val="20"/>
+                <w:szCs w:val="20"/>
+              </w:rPr>
+            </w:pPr>
+            <w:r>
+              <w:rPr>
+                <w:sz w:val="20"/>
+                <w:szCs w:val="20"/>
+              </w:rPr>
+              <w:t>1) Pēc kontrolpunkta aktivizēšanas turpināt līmeni;</w:t>
+              <w:br/>
+              <w:t>2) Panākt varoņa nāvi.</w:t>
+            </w:r>
+          </w:p>
+        </w:tc>
+        <w:tc>
+          <w:tcPr>
+            <w:tcW w:w="1775" w:type="dxa"/>
+            <w:tcBorders>
+              <w:top w:val="nil"/>
+              <w:end w:val="nil"/>
+            </w:tcBorders>
+          </w:tcPr>
+          <w:p>
+            <w:pPr>
+              <w:pStyle w:val="ListParagraph"/>
+              <w:widowControl/>
+              <w:suppressAutoHyphens w:val="true"/>
+              <w:spacing w:lineRule="auto" w:line="240" w:before="0" w:after="0"/>
+              <w:ind w:hanging="0" w:start="0" w:end="0"/>
+              <w:contextualSpacing/>
+              <w:jc w:val="start"/>
+              <w:rPr>
+                <w:sz w:val="20"/>
+                <w:szCs w:val="20"/>
+              </w:rPr>
+            </w:pPr>
+            <w:r>
+              <w:rPr>
+                <w:sz w:val="20"/>
+                <w:szCs w:val="20"/>
+              </w:rPr>
+              <w:t>1) Varonis tiek atdzīvināts pēdējā aktivizētajā kontrolpunktā;</w:t>
+              <w:br/>
+              <w:t>2) Līmenis turpinās no kontrolpunkta, nevis no sākuma punkta.</w:t>
+            </w:r>
+          </w:p>
+        </w:tc>
+        <w:tc>
+          <w:tcPr>
+            <w:tcW w:w="1778" w:type="dxa"/>
+            <w:tcBorders>
+              <w:top w:val="nil"/>
+            </w:tcBorders>
+          </w:tcPr>
+          <w:p>
+            <w:pPr>
+              <w:pStyle w:val="ListParagraph"/>
+              <w:widowControl/>
+              <w:suppressAutoHyphens w:val="true"/>
+              <w:spacing w:lineRule="auto" w:line="240" w:before="0" w:after="0"/>
+              <w:ind w:hanging="0" w:start="0" w:end="0"/>
+              <w:contextualSpacing/>
+              <w:jc w:val="start"/>
+              <w:rPr>
+                <w:sz w:val="20"/>
+                <w:szCs w:val="20"/>
+              </w:rPr>
+            </w:pPr>
+            <w:r>
+              <w:rPr>
+                <w:sz w:val="20"/>
+                <w:szCs w:val="20"/>
+              </w:rPr>
+              <w:t>FP_29</w:t>
+            </w:r>
+          </w:p>
+        </w:tc>
+      </w:tr>
+      <w:tr>
+        <w:trPr>
+          <w:trHeight w:val="208" w:hRule="atLeast"/>
+        </w:trPr>
+        <w:tc>
+          <w:tcPr>
+            <w:tcW w:w="738" w:type="dxa"/>
+            <w:tcBorders>
+              <w:top w:val="nil"/>
+            </w:tcBorders>
+          </w:tcPr>
+          <w:p>
+            <w:pPr>
+              <w:pStyle w:val="ListParagraph"/>
+              <w:widowControl/>
+              <w:suppressAutoHyphens w:val="true"/>
+              <w:spacing w:lineRule="auto" w:line="240" w:before="0" w:after="0"/>
+              <w:ind w:hanging="0" w:start="0" w:end="0"/>
+              <w:contextualSpacing/>
+              <w:jc w:val="start"/>
+              <w:rPr>
+                <w:sz w:val="20"/>
+                <w:szCs w:val="20"/>
+              </w:rPr>
+            </w:pPr>
+            <w:r>
+              <w:rPr>
+                <w:sz w:val="20"/>
+                <w:szCs w:val="20"/>
+              </w:rPr>
+              <w:t>TST_35</w:t>
+            </w:r>
+          </w:p>
+        </w:tc>
+        <w:tc>
+          <w:tcPr>
+            <w:tcW w:w="1384" w:type="dxa"/>
+            <w:tcBorders>
+              <w:top w:val="nil"/>
+            </w:tcBorders>
+          </w:tcPr>
+          <w:p>
+            <w:pPr>
+              <w:pStyle w:val="ListParagraph"/>
+              <w:widowControl/>
+              <w:tabs>
+                <w:tab w:val="clear" w:pos="708"/>
+                <w:tab w:val="left" w:pos="473" w:leader="none"/>
+              </w:tabs>
+              <w:suppressAutoHyphens w:val="true"/>
+              <w:spacing w:lineRule="auto" w:line="240" w:before="0" w:after="0"/>
+              <w:ind w:hanging="0" w:start="0" w:end="0"/>
+              <w:contextualSpacing/>
+              <w:jc w:val="start"/>
+              <w:rPr>
+                <w:sz w:val="20"/>
+                <w:szCs w:val="20"/>
+              </w:rPr>
+            </w:pPr>
+            <w:r>
+              <w:rPr>
+                <w:sz w:val="20"/>
+                <w:szCs w:val="20"/>
+              </w:rPr>
+              <w:t>Īslaicīga pastiprinājuma iegūšana</w:t>
+            </w:r>
+          </w:p>
+        </w:tc>
+        <w:tc>
+          <w:tcPr>
+            <w:tcW w:w="2013" w:type="dxa"/>
+            <w:tcBorders>
+              <w:top w:val="nil"/>
+            </w:tcBorders>
+          </w:tcPr>
+          <w:p>
+            <w:pPr>
+              <w:pStyle w:val="ListParagraph"/>
+              <w:widowControl/>
+              <w:suppressAutoHyphens w:val="true"/>
+              <w:spacing w:lineRule="auto" w:line="240" w:before="0" w:after="0"/>
+              <w:ind w:hanging="0" w:start="0" w:end="0"/>
+              <w:contextualSpacing/>
+              <w:jc w:val="start"/>
+              <w:rPr>
+                <w:sz w:val="20"/>
+                <w:szCs w:val="20"/>
+              </w:rPr>
+            </w:pPr>
+            <w:r>
+              <w:rPr>
+                <w:sz w:val="20"/>
+                <w:szCs w:val="20"/>
+              </w:rPr>
+              <w:t>1) Ir palaists līmenis ar pastiprinājuma objektu;</w:t>
+              <w:br/>
+              <w:t>2) Spēlētājs atrodas pie pastiprinājuma objekta.</w:t>
+            </w:r>
+          </w:p>
+        </w:tc>
+        <w:tc>
+          <w:tcPr>
+            <w:tcW w:w="1656" w:type="dxa"/>
+            <w:tcBorders>
+              <w:top w:val="nil"/>
+            </w:tcBorders>
+          </w:tcPr>
+          <w:p>
+            <w:pPr>
+              <w:pStyle w:val="ListParagraph"/>
+              <w:widowControl/>
+              <w:suppressAutoHyphens w:val="true"/>
+              <w:spacing w:lineRule="auto" w:line="240" w:before="0" w:after="0"/>
+              <w:ind w:hanging="0" w:start="0" w:end="0"/>
+              <w:contextualSpacing/>
+              <w:jc w:val="start"/>
+              <w:rPr>
+                <w:sz w:val="20"/>
+                <w:szCs w:val="20"/>
+              </w:rPr>
+            </w:pPr>
+            <w:r>
+              <w:rPr>
+                <w:sz w:val="20"/>
+                <w:szCs w:val="20"/>
+              </w:rPr>
+              <w:t>1) Sagaidīt, līdz parādās mijiedarbības norāde;</w:t>
+              <w:br/>
+              <w:t>2) Nospiest mijiedarbības taustiņu.</w:t>
+            </w:r>
+          </w:p>
+        </w:tc>
+        <w:tc>
+          <w:tcPr>
+            <w:tcW w:w="1775" w:type="dxa"/>
+            <w:tcBorders>
+              <w:top w:val="nil"/>
+              <w:end w:val="nil"/>
+            </w:tcBorders>
+          </w:tcPr>
+          <w:p>
+            <w:pPr>
+              <w:pStyle w:val="ListParagraph"/>
+              <w:widowControl/>
+              <w:suppressAutoHyphens w:val="true"/>
+              <w:spacing w:lineRule="auto" w:line="240" w:before="0" w:after="0"/>
+              <w:ind w:hanging="0" w:start="0" w:end="0"/>
+              <w:contextualSpacing/>
+              <w:jc w:val="start"/>
+              <w:rPr>
+                <w:sz w:val="20"/>
+                <w:szCs w:val="20"/>
+              </w:rPr>
+            </w:pPr>
+            <w:r>
+              <w:rPr>
+                <w:sz w:val="20"/>
+                <w:szCs w:val="20"/>
+              </w:rPr>
+              <w:t>1) Pastiprinājums tiek aktivizēts;</w:t>
+              <w:br/>
+              <w:t>2) Varoņa spēja īslaicīgi mainās;</w:t>
+              <w:br/>
+              <w:t>3) Pastiprinājuma laikā tiek attēlots vizuāls efekts.</w:t>
+            </w:r>
+          </w:p>
+        </w:tc>
+        <w:tc>
+          <w:tcPr>
+            <w:tcW w:w="1778" w:type="dxa"/>
+            <w:tcBorders>
+              <w:top w:val="nil"/>
+            </w:tcBorders>
+          </w:tcPr>
+          <w:p>
+            <w:pPr>
+              <w:pStyle w:val="ListParagraph"/>
+              <w:widowControl/>
+              <w:suppressAutoHyphens w:val="true"/>
+              <w:spacing w:lineRule="auto" w:line="240" w:before="0" w:after="0"/>
+              <w:ind w:hanging="0" w:start="0" w:end="0"/>
+              <w:contextualSpacing/>
+              <w:jc w:val="start"/>
+              <w:rPr>
+                <w:sz w:val="20"/>
+                <w:szCs w:val="20"/>
+              </w:rPr>
+            </w:pPr>
+            <w:r>
+              <w:rPr>
+                <w:sz w:val="20"/>
+                <w:szCs w:val="20"/>
+              </w:rPr>
+              <w:t>FP_30</w:t>
+            </w:r>
+          </w:p>
+        </w:tc>
+      </w:tr>
+      <w:tr>
+        <w:trPr>
+          <w:trHeight w:val="208" w:hRule="atLeast"/>
+        </w:trPr>
+        <w:tc>
+          <w:tcPr>
+            <w:tcW w:w="738" w:type="dxa"/>
+            <w:tcBorders>
+              <w:top w:val="nil"/>
+            </w:tcBorders>
+          </w:tcPr>
+          <w:p>
+            <w:pPr>
+              <w:pStyle w:val="ListParagraph"/>
+              <w:widowControl/>
+              <w:suppressAutoHyphens w:val="true"/>
+              <w:spacing w:lineRule="auto" w:line="240" w:before="0" w:after="0"/>
+              <w:ind w:hanging="0" w:start="0" w:end="0"/>
+              <w:contextualSpacing/>
+              <w:jc w:val="start"/>
+              <w:rPr>
+                <w:sz w:val="20"/>
+                <w:szCs w:val="20"/>
+              </w:rPr>
+            </w:pPr>
+            <w:r>
+              <w:rPr>
+                <w:sz w:val="20"/>
+                <w:szCs w:val="20"/>
+              </w:rPr>
+              <w:t>TST_36</w:t>
+            </w:r>
+          </w:p>
+        </w:tc>
+        <w:tc>
+          <w:tcPr>
+            <w:tcW w:w="1384" w:type="dxa"/>
+            <w:tcBorders>
+              <w:top w:val="nil"/>
+            </w:tcBorders>
+          </w:tcPr>
+          <w:p>
+            <w:pPr>
+              <w:pStyle w:val="ListParagraph"/>
+              <w:widowControl/>
+              <w:tabs>
+                <w:tab w:val="clear" w:pos="708"/>
+                <w:tab w:val="left" w:pos="473" w:leader="none"/>
+              </w:tabs>
+              <w:suppressAutoHyphens w:val="true"/>
+              <w:spacing w:lineRule="auto" w:line="240" w:before="0" w:after="0"/>
+              <w:ind w:hanging="0" w:start="0" w:end="0"/>
+              <w:contextualSpacing/>
+              <w:jc w:val="start"/>
+              <w:rPr>
+                <w:sz w:val="20"/>
+                <w:szCs w:val="20"/>
+              </w:rPr>
+            </w:pPr>
+            <w:r>
+              <w:rPr>
+                <w:sz w:val="20"/>
+                <w:szCs w:val="20"/>
+              </w:rPr>
+              <w:t>Pastiprinājuma atcelšana pēc nāves</w:t>
+            </w:r>
+          </w:p>
+        </w:tc>
+        <w:tc>
+          <w:tcPr>
+            <w:tcW w:w="2013" w:type="dxa"/>
+            <w:tcBorders>
+              <w:top w:val="nil"/>
+            </w:tcBorders>
+          </w:tcPr>
+          <w:p>
+            <w:pPr>
+              <w:pStyle w:val="ListParagraph"/>
+              <w:widowControl/>
+              <w:suppressAutoHyphens w:val="true"/>
+              <w:spacing w:lineRule="auto" w:line="240" w:before="0" w:after="0"/>
+              <w:ind w:hanging="0" w:start="0" w:end="0"/>
+              <w:contextualSpacing/>
+              <w:jc w:val="start"/>
+              <w:rPr>
+                <w:sz w:val="20"/>
+                <w:szCs w:val="20"/>
+              </w:rPr>
+            </w:pPr>
+            <w:r>
+              <w:rPr>
+                <w:sz w:val="20"/>
+                <w:szCs w:val="20"/>
+              </w:rPr>
+              <w:t>1) Ir palaists līmenis ar pastiprinājuma objektu;</w:t>
+              <w:br/>
+              <w:t>2) Pastiprinājums ir aktivizēts.</w:t>
+            </w:r>
+          </w:p>
+        </w:tc>
+        <w:tc>
+          <w:tcPr>
+            <w:tcW w:w="1656" w:type="dxa"/>
+            <w:tcBorders>
+              <w:top w:val="nil"/>
+            </w:tcBorders>
+          </w:tcPr>
+          <w:p>
+            <w:pPr>
+              <w:pStyle w:val="ListParagraph"/>
+              <w:widowControl/>
+              <w:suppressAutoHyphens w:val="true"/>
+              <w:spacing w:lineRule="auto" w:line="240" w:before="0" w:after="0"/>
+              <w:ind w:hanging="0" w:start="0" w:end="0"/>
+              <w:contextualSpacing/>
+              <w:jc w:val="start"/>
+              <w:rPr>
+                <w:sz w:val="20"/>
+                <w:szCs w:val="20"/>
+              </w:rPr>
+            </w:pPr>
+            <w:r>
+              <w:rPr>
+                <w:sz w:val="20"/>
+                <w:szCs w:val="20"/>
+              </w:rPr>
+              <w:t>1) Pastiprinājuma darbības laikā panākt varoņa nāvi;</w:t>
+              <w:br/>
+              <w:t>2) Sagaidīt varoņa atdzimšanu.</w:t>
+            </w:r>
+          </w:p>
+        </w:tc>
+        <w:tc>
+          <w:tcPr>
+            <w:tcW w:w="1775" w:type="dxa"/>
+            <w:tcBorders>
+              <w:top w:val="nil"/>
+              <w:end w:val="nil"/>
+            </w:tcBorders>
+          </w:tcPr>
+          <w:p>
+            <w:pPr>
+              <w:pStyle w:val="ListParagraph"/>
+              <w:widowControl/>
+              <w:suppressAutoHyphens w:val="true"/>
+              <w:spacing w:lineRule="auto" w:line="240" w:before="0" w:after="0"/>
+              <w:ind w:hanging="0" w:start="0" w:end="0"/>
+              <w:contextualSpacing/>
+              <w:jc w:val="start"/>
+              <w:rPr>
+                <w:sz w:val="20"/>
+                <w:szCs w:val="20"/>
+              </w:rPr>
+            </w:pPr>
+            <w:r>
+              <w:rPr>
+                <w:sz w:val="20"/>
+                <w:szCs w:val="20"/>
+              </w:rPr>
+              <w:t>1) Pastiprinājums tiek atcelts;</w:t>
+              <w:br/>
+              <w:t>2) Vizuālais efekts pazūd;</w:t>
+              <w:br/>
+              <w:t>3) Pastiprinājuma objekts atkal kļūst pieejams savākšanai.</w:t>
+            </w:r>
+          </w:p>
+        </w:tc>
+        <w:tc>
+          <w:tcPr>
+            <w:tcW w:w="1778" w:type="dxa"/>
+            <w:tcBorders>
+              <w:top w:val="nil"/>
+            </w:tcBorders>
+          </w:tcPr>
+          <w:p>
+            <w:pPr>
+              <w:pStyle w:val="ListParagraph"/>
+              <w:widowControl/>
+              <w:suppressAutoHyphens w:val="true"/>
+              <w:spacing w:lineRule="auto" w:line="240" w:before="0" w:after="0"/>
+              <w:ind w:hanging="0" w:start="0" w:end="0"/>
+              <w:contextualSpacing/>
+              <w:jc w:val="start"/>
+              <w:rPr>
+                <w:sz w:val="20"/>
+                <w:szCs w:val="20"/>
+              </w:rPr>
+            </w:pPr>
+            <w:r>
+              <w:rPr>
+                <w:sz w:val="20"/>
+                <w:szCs w:val="20"/>
+              </w:rPr>
+              <w:t>FP_30</w:t>
+            </w:r>
+          </w:p>
+        </w:tc>
+      </w:tr>
+      <w:tr>
+        <w:trPr>
+          <w:trHeight w:val="208" w:hRule="atLeast"/>
+        </w:trPr>
+        <w:tc>
+          <w:tcPr>
+            <w:tcW w:w="738" w:type="dxa"/>
+            <w:tcBorders>
+              <w:top w:val="nil"/>
+            </w:tcBorders>
+          </w:tcPr>
+          <w:p>
+            <w:pPr>
+              <w:pStyle w:val="ListParagraph"/>
+              <w:widowControl/>
+              <w:suppressAutoHyphens w:val="true"/>
+              <w:spacing w:lineRule="auto" w:line="240" w:before="0" w:after="0"/>
+              <w:ind w:hanging="0" w:start="0" w:end="0"/>
+              <w:contextualSpacing/>
+              <w:jc w:val="start"/>
+              <w:rPr>
+                <w:sz w:val="20"/>
+                <w:szCs w:val="20"/>
+              </w:rPr>
+            </w:pPr>
+            <w:r>
+              <w:rPr>
+                <w:sz w:val="20"/>
+                <w:szCs w:val="20"/>
+              </w:rPr>
+              <w:t>TST_37</w:t>
+            </w:r>
+          </w:p>
+        </w:tc>
+        <w:tc>
+          <w:tcPr>
+            <w:tcW w:w="1384" w:type="dxa"/>
+            <w:tcBorders>
+              <w:top w:val="nil"/>
+            </w:tcBorders>
+          </w:tcPr>
+          <w:p>
+            <w:pPr>
+              <w:pStyle w:val="ListParagraph"/>
+              <w:widowControl/>
+              <w:tabs>
+                <w:tab w:val="clear" w:pos="708"/>
+                <w:tab w:val="left" w:pos="473" w:leader="none"/>
+              </w:tabs>
+              <w:suppressAutoHyphens w:val="true"/>
+              <w:spacing w:lineRule="auto" w:line="240" w:before="0" w:after="0"/>
+              <w:ind w:hanging="0" w:start="0" w:end="0"/>
+              <w:contextualSpacing/>
+              <w:jc w:val="start"/>
+              <w:rPr>
+                <w:sz w:val="20"/>
+                <w:szCs w:val="20"/>
+              </w:rPr>
+            </w:pPr>
+            <w:r>
+              <w:rPr>
+                <w:sz w:val="20"/>
+                <w:szCs w:val="20"/>
+              </w:rPr>
+              <w:t>Saskare ar ienaidnieku</w:t>
+            </w:r>
+          </w:p>
+        </w:tc>
+        <w:tc>
+          <w:tcPr>
+            <w:tcW w:w="2013" w:type="dxa"/>
+            <w:tcBorders>
+              <w:top w:val="nil"/>
+            </w:tcBorders>
+          </w:tcPr>
+          <w:p>
+            <w:pPr>
+              <w:pStyle w:val="ListParagraph"/>
+              <w:widowControl/>
+              <w:suppressAutoHyphens w:val="true"/>
+              <w:spacing w:lineRule="auto" w:line="240" w:before="0" w:after="0"/>
+              <w:ind w:hanging="0" w:start="0" w:end="0"/>
+              <w:contextualSpacing/>
+              <w:jc w:val="start"/>
+              <w:rPr>
+                <w:sz w:val="20"/>
+                <w:szCs w:val="20"/>
+              </w:rPr>
+            </w:pPr>
+            <w:r>
+              <w:rPr>
+                <w:sz w:val="20"/>
+                <w:szCs w:val="20"/>
+              </w:rPr>
+              <w:t>1) Ir palaists līmenis ar ienaidnieku;</w:t>
+              <w:br/>
+              <w:t>2) Ienaidnieks pārvietojas pa līmeni.</w:t>
+            </w:r>
+          </w:p>
+        </w:tc>
+        <w:tc>
+          <w:tcPr>
+            <w:tcW w:w="1656" w:type="dxa"/>
+            <w:tcBorders>
+              <w:top w:val="nil"/>
+            </w:tcBorders>
+          </w:tcPr>
+          <w:p>
+            <w:pPr>
+              <w:pStyle w:val="ListParagraph"/>
+              <w:widowControl/>
+              <w:suppressAutoHyphens w:val="true"/>
+              <w:spacing w:lineRule="auto" w:line="240" w:before="0" w:after="0"/>
+              <w:ind w:hanging="0" w:start="0" w:end="0"/>
+              <w:contextualSpacing/>
+              <w:jc w:val="start"/>
+              <w:rPr>
+                <w:sz w:val="20"/>
+                <w:szCs w:val="20"/>
+              </w:rPr>
+            </w:pPr>
+            <w:r>
+              <w:rPr>
+                <w:sz w:val="20"/>
+                <w:szCs w:val="20"/>
+              </w:rPr>
+              <w:t>1) Pārvietot varoni līdz ienaidniekam;</w:t>
+              <w:br/>
+              <w:t>2) Saskarties ar ienaidnieka bīstamo zonu.</w:t>
+            </w:r>
+          </w:p>
+        </w:tc>
+        <w:tc>
+          <w:tcPr>
+            <w:tcW w:w="1775" w:type="dxa"/>
+            <w:tcBorders>
+              <w:top w:val="nil"/>
+              <w:end w:val="nil"/>
+            </w:tcBorders>
+          </w:tcPr>
+          <w:p>
+            <w:pPr>
+              <w:pStyle w:val="ListParagraph"/>
+              <w:widowControl/>
+              <w:suppressAutoHyphens w:val="true"/>
+              <w:spacing w:lineRule="auto" w:line="240" w:before="0" w:after="0"/>
+              <w:ind w:hanging="0" w:start="0" w:end="0"/>
+              <w:contextualSpacing/>
+              <w:jc w:val="start"/>
+              <w:rPr>
+                <w:sz w:val="20"/>
+                <w:szCs w:val="20"/>
+              </w:rPr>
+            </w:pPr>
+            <w:r>
+              <w:rPr>
+                <w:sz w:val="20"/>
+                <w:szCs w:val="20"/>
+              </w:rPr>
+              <w:t>1) Tiek aktivizēta varoņa nāves loģika;</w:t>
+              <w:br/>
+              <w:t>2) Varonis tiek atdzīvināts sākuma punktā vai pēdējā aktivizētajā kontrolpunktā.</w:t>
+            </w:r>
+          </w:p>
+        </w:tc>
+        <w:tc>
+          <w:tcPr>
+            <w:tcW w:w="1778" w:type="dxa"/>
+            <w:tcBorders>
+              <w:top w:val="nil"/>
+            </w:tcBorders>
+          </w:tcPr>
+          <w:p>
+            <w:pPr>
+              <w:pStyle w:val="ListParagraph"/>
+              <w:widowControl/>
+              <w:suppressAutoHyphens w:val="true"/>
+              <w:spacing w:lineRule="auto" w:line="240" w:before="0" w:after="0"/>
+              <w:ind w:hanging="0" w:start="0" w:end="0"/>
+              <w:contextualSpacing/>
+              <w:jc w:val="start"/>
+              <w:rPr>
+                <w:sz w:val="20"/>
+                <w:szCs w:val="20"/>
+              </w:rPr>
+            </w:pPr>
+            <w:r>
+              <w:rPr>
+                <w:sz w:val="20"/>
+                <w:szCs w:val="20"/>
+              </w:rPr>
+              <w:t>FP_31</w:t>
+            </w:r>
+          </w:p>
+        </w:tc>
+      </w:tr>
+      <w:tr>
+        <w:trPr>
+          <w:trHeight w:val="208" w:hRule="atLeast"/>
+        </w:trPr>
+        <w:tc>
+          <w:tcPr>
+            <w:tcW w:w="738" w:type="dxa"/>
+            <w:tcBorders>
+              <w:top w:val="nil"/>
+            </w:tcBorders>
+          </w:tcPr>
+          <w:p>
+            <w:pPr>
+              <w:pStyle w:val="ListParagraph"/>
+              <w:widowControl/>
+              <w:suppressAutoHyphens w:val="true"/>
+              <w:spacing w:lineRule="auto" w:line="240" w:before="0" w:after="0"/>
+              <w:ind w:hanging="0" w:start="0" w:end="0"/>
+              <w:contextualSpacing/>
+              <w:jc w:val="start"/>
+              <w:rPr>
+                <w:sz w:val="20"/>
+                <w:szCs w:val="20"/>
+              </w:rPr>
+            </w:pPr>
+            <w:r>
+              <w:rPr>
+                <w:sz w:val="20"/>
+                <w:szCs w:val="20"/>
+              </w:rPr>
+              <w:t>TST_38</w:t>
+            </w:r>
+          </w:p>
+        </w:tc>
+        <w:tc>
+          <w:tcPr>
+            <w:tcW w:w="1384" w:type="dxa"/>
+            <w:tcBorders>
+              <w:top w:val="nil"/>
+            </w:tcBorders>
+          </w:tcPr>
+          <w:p>
+            <w:pPr>
+              <w:pStyle w:val="ListParagraph"/>
+              <w:widowControl/>
+              <w:tabs>
+                <w:tab w:val="clear" w:pos="708"/>
+                <w:tab w:val="left" w:pos="473" w:leader="none"/>
+              </w:tabs>
+              <w:suppressAutoHyphens w:val="true"/>
+              <w:spacing w:lineRule="auto" w:line="240" w:before="0" w:after="0"/>
+              <w:ind w:hanging="0" w:start="0" w:end="0"/>
+              <w:contextualSpacing/>
+              <w:jc w:val="start"/>
+              <w:rPr>
+                <w:sz w:val="20"/>
+                <w:szCs w:val="20"/>
+              </w:rPr>
+            </w:pPr>
+            <w:r>
+              <w:rPr>
+                <w:sz w:val="20"/>
+                <w:szCs w:val="20"/>
+              </w:rPr>
+              <w:t>Kustīgās platformas darbība</w:t>
+            </w:r>
+          </w:p>
+        </w:tc>
+        <w:tc>
+          <w:tcPr>
+            <w:tcW w:w="2013" w:type="dxa"/>
+            <w:tcBorders>
+              <w:top w:val="nil"/>
+            </w:tcBorders>
+          </w:tcPr>
+          <w:p>
+            <w:pPr>
+              <w:pStyle w:val="ListParagraph"/>
+              <w:widowControl/>
+              <w:suppressAutoHyphens w:val="true"/>
+              <w:spacing w:lineRule="auto" w:line="240" w:before="0" w:after="0"/>
+              <w:ind w:hanging="0" w:start="0" w:end="0"/>
+              <w:contextualSpacing/>
+              <w:jc w:val="start"/>
+              <w:rPr>
+                <w:sz w:val="20"/>
+                <w:szCs w:val="20"/>
+              </w:rPr>
+            </w:pPr>
+            <w:r>
+              <w:rPr>
+                <w:sz w:val="20"/>
+                <w:szCs w:val="20"/>
+              </w:rPr>
+              <w:t>1) Ir palaists līmenis ar kustīgu platformu;</w:t>
+              <w:br/>
+              <w:t>2) Kustīgā platforma darbojas līmenī.</w:t>
+            </w:r>
+          </w:p>
+        </w:tc>
+        <w:tc>
+          <w:tcPr>
+            <w:tcW w:w="1656" w:type="dxa"/>
+            <w:tcBorders>
+              <w:top w:val="nil"/>
+            </w:tcBorders>
+          </w:tcPr>
+          <w:p>
+            <w:pPr>
+              <w:pStyle w:val="ListParagraph"/>
+              <w:widowControl/>
+              <w:suppressAutoHyphens w:val="true"/>
+              <w:spacing w:lineRule="auto" w:line="240" w:before="0" w:after="0"/>
+              <w:ind w:hanging="0" w:start="0" w:end="0"/>
+              <w:contextualSpacing/>
+              <w:jc w:val="start"/>
+              <w:rPr>
+                <w:sz w:val="20"/>
+                <w:szCs w:val="20"/>
+              </w:rPr>
+            </w:pPr>
+            <w:r>
+              <w:rPr>
+                <w:sz w:val="20"/>
+                <w:szCs w:val="20"/>
+              </w:rPr>
+              <w:t>1) Sagaidīt platformas kustību;</w:t>
+              <w:br/>
+              <w:t>2) Uzlēkt uz kustīgās platformas;</w:t>
+              <w:br/>
+              <w:t>3) Palikt uz platformas tās kustības laikā.</w:t>
+            </w:r>
+          </w:p>
+        </w:tc>
+        <w:tc>
+          <w:tcPr>
+            <w:tcW w:w="1775" w:type="dxa"/>
+            <w:tcBorders>
+              <w:top w:val="nil"/>
+              <w:end w:val="nil"/>
+            </w:tcBorders>
+          </w:tcPr>
+          <w:p>
+            <w:pPr>
+              <w:pStyle w:val="ListParagraph"/>
+              <w:widowControl/>
+              <w:suppressAutoHyphens w:val="true"/>
+              <w:spacing w:lineRule="auto" w:line="240" w:before="0" w:after="0"/>
+              <w:ind w:hanging="0" w:start="0" w:end="0"/>
+              <w:contextualSpacing/>
+              <w:jc w:val="start"/>
+              <w:rPr>
+                <w:sz w:val="20"/>
+                <w:szCs w:val="20"/>
+              </w:rPr>
+            </w:pPr>
+            <w:r>
+              <w:rPr>
+                <w:sz w:val="20"/>
+                <w:szCs w:val="20"/>
+              </w:rPr>
+              <w:t>1) Platforma pārvietojas pa noteiktu maršrutu;</w:t>
+              <w:br/>
+              <w:t>2) Varonis pārvietojas kopā ar platformu;</w:t>
+              <w:br/>
+              <w:t>3) Platformas kustības laikā varonis nekrīt cauri platformai.</w:t>
+            </w:r>
+          </w:p>
+        </w:tc>
+        <w:tc>
+          <w:tcPr>
+            <w:tcW w:w="1778" w:type="dxa"/>
+            <w:tcBorders>
+              <w:top w:val="nil"/>
+            </w:tcBorders>
+          </w:tcPr>
+          <w:p>
+            <w:pPr>
+              <w:pStyle w:val="ListParagraph"/>
+              <w:widowControl/>
+              <w:suppressAutoHyphens w:val="true"/>
+              <w:spacing w:lineRule="auto" w:line="240" w:before="0" w:after="0"/>
+              <w:ind w:hanging="0" w:start="0" w:end="0"/>
+              <w:contextualSpacing/>
+              <w:jc w:val="start"/>
+              <w:rPr>
+                <w:sz w:val="20"/>
+                <w:szCs w:val="20"/>
+              </w:rPr>
+            </w:pPr>
+            <w:r>
+              <w:rPr>
+                <w:sz w:val="20"/>
+                <w:szCs w:val="20"/>
+              </w:rPr>
+              <w:t>FP_32</w:t>
+            </w:r>
+          </w:p>
+        </w:tc>
+      </w:tr>
+      <w:tr>
+        <w:trPr>
+          <w:trHeight w:val="208" w:hRule="atLeast"/>
+        </w:trPr>
+        <w:tc>
+          <w:tcPr>
+            <w:tcW w:w="738" w:type="dxa"/>
+            <w:tcBorders>
+              <w:top w:val="nil"/>
+            </w:tcBorders>
+          </w:tcPr>
+          <w:p>
+            <w:pPr>
+              <w:pStyle w:val="ListParagraph"/>
+              <w:widowControl/>
+              <w:suppressAutoHyphens w:val="true"/>
+              <w:spacing w:lineRule="auto" w:line="240" w:before="0" w:after="0"/>
+              <w:ind w:hanging="0" w:start="0" w:end="0"/>
+              <w:contextualSpacing/>
+              <w:jc w:val="start"/>
+              <w:rPr>
+                <w:sz w:val="20"/>
+                <w:szCs w:val="20"/>
+              </w:rPr>
+            </w:pPr>
+            <w:r>
+              <w:rPr>
+                <w:sz w:val="20"/>
+                <w:szCs w:val="20"/>
+              </w:rPr>
+              <w:t>TST_39</w:t>
+            </w:r>
+          </w:p>
+        </w:tc>
+        <w:tc>
+          <w:tcPr>
+            <w:tcW w:w="1384" w:type="dxa"/>
+            <w:tcBorders>
+              <w:top w:val="nil"/>
+            </w:tcBorders>
+          </w:tcPr>
+          <w:p>
+            <w:pPr>
+              <w:pStyle w:val="ListParagraph"/>
+              <w:widowControl/>
+              <w:tabs>
+                <w:tab w:val="clear" w:pos="708"/>
+                <w:tab w:val="left" w:pos="473" w:leader="none"/>
+              </w:tabs>
+              <w:suppressAutoHyphens w:val="true"/>
+              <w:spacing w:lineRule="auto" w:line="240" w:before="0" w:after="0"/>
+              <w:ind w:hanging="0" w:start="0" w:end="0"/>
+              <w:contextualSpacing/>
+              <w:jc w:val="start"/>
+              <w:rPr>
+                <w:sz w:val="20"/>
+                <w:szCs w:val="20"/>
+              </w:rPr>
+            </w:pPr>
+            <w:r>
+              <w:rPr>
+                <w:sz w:val="20"/>
+                <w:szCs w:val="20"/>
+              </w:rPr>
+              <w:t>Līmeņa pabeigšana ar kristālu</w:t>
+            </w:r>
+          </w:p>
+        </w:tc>
+        <w:tc>
+          <w:tcPr>
+            <w:tcW w:w="2013" w:type="dxa"/>
+            <w:tcBorders>
+              <w:top w:val="nil"/>
+            </w:tcBorders>
+          </w:tcPr>
+          <w:p>
+            <w:pPr>
+              <w:pStyle w:val="ListParagraph"/>
+              <w:widowControl/>
+              <w:suppressAutoHyphens w:val="true"/>
+              <w:spacing w:lineRule="auto" w:line="240" w:before="0" w:after="0"/>
+              <w:ind w:hanging="0" w:start="0" w:end="0"/>
+              <w:contextualSpacing/>
+              <w:jc w:val="start"/>
+              <w:rPr>
+                <w:sz w:val="20"/>
+                <w:szCs w:val="20"/>
+              </w:rPr>
+            </w:pPr>
+            <w:r>
+              <w:rPr>
+                <w:sz w:val="20"/>
+                <w:szCs w:val="20"/>
+              </w:rPr>
+              <w:t>1) Ir palaists līmenis ar kristālu;</w:t>
+              <w:br/>
+              <w:t>2) Spēlētājs atrodas pie kristāla.</w:t>
+            </w:r>
+          </w:p>
+        </w:tc>
+        <w:tc>
+          <w:tcPr>
+            <w:tcW w:w="1656" w:type="dxa"/>
+            <w:tcBorders>
+              <w:top w:val="nil"/>
+            </w:tcBorders>
+          </w:tcPr>
+          <w:p>
+            <w:pPr>
+              <w:pStyle w:val="ListParagraph"/>
+              <w:widowControl/>
+              <w:suppressAutoHyphens w:val="true"/>
+              <w:spacing w:lineRule="auto" w:line="240" w:before="0" w:after="0"/>
+              <w:ind w:hanging="0" w:start="0" w:end="0"/>
+              <w:contextualSpacing/>
+              <w:jc w:val="start"/>
+              <w:rPr>
+                <w:sz w:val="20"/>
+                <w:szCs w:val="20"/>
+              </w:rPr>
+            </w:pPr>
+            <w:r>
+              <w:rPr>
+                <w:sz w:val="20"/>
+                <w:szCs w:val="20"/>
+              </w:rPr>
+              <w:t>1) Sagaidīt, līdz parādās mijiedarbības norāde;</w:t>
+              <w:br/>
+              <w:t>2) Nospiest mijiedarbības taustiņu;</w:t>
+              <w:br/>
+              <w:t>3) Sagaidīt līmeņa noslēguma plūsmu.</w:t>
+            </w:r>
+          </w:p>
+        </w:tc>
+        <w:tc>
+          <w:tcPr>
+            <w:tcW w:w="1775" w:type="dxa"/>
+            <w:tcBorders>
+              <w:top w:val="nil"/>
+              <w:end w:val="nil"/>
+            </w:tcBorders>
+          </w:tcPr>
+          <w:p>
+            <w:pPr>
+              <w:pStyle w:val="ListParagraph"/>
+              <w:widowControl/>
+              <w:suppressAutoHyphens w:val="true"/>
+              <w:spacing w:lineRule="auto" w:line="240" w:before="0" w:after="0"/>
+              <w:ind w:hanging="0" w:start="0" w:end="0"/>
+              <w:contextualSpacing/>
+              <w:jc w:val="start"/>
+              <w:rPr>
+                <w:sz w:val="20"/>
+                <w:szCs w:val="20"/>
+              </w:rPr>
+            </w:pPr>
+            <w:r>
+              <w:rPr>
+                <w:sz w:val="20"/>
+                <w:szCs w:val="20"/>
+              </w:rPr>
+              <w:t>1) Kristāls tiek aktivizēts;</w:t>
+              <w:br/>
+              <w:t>2) Tiek palaista līmeņa pabeigšanas plūsma;</w:t>
+              <w:br/>
+              <w:t>3) Tiek apturēts līmeņa taimeris;</w:t>
+              <w:br/>
+              <w:t>4) Uz ekrāna tiek parādīts rezultātu logs.</w:t>
+            </w:r>
+          </w:p>
+        </w:tc>
+        <w:tc>
+          <w:tcPr>
+            <w:tcW w:w="1778" w:type="dxa"/>
+            <w:tcBorders>
+              <w:top w:val="nil"/>
+            </w:tcBorders>
+          </w:tcPr>
+          <w:p>
+            <w:pPr>
+              <w:pStyle w:val="ListParagraph"/>
+              <w:widowControl/>
+              <w:suppressAutoHyphens w:val="true"/>
+              <w:spacing w:lineRule="auto" w:line="240" w:before="0" w:after="0"/>
+              <w:ind w:hanging="0" w:start="0" w:end="0"/>
+              <w:contextualSpacing/>
+              <w:jc w:val="start"/>
+              <w:rPr>
+                <w:sz w:val="20"/>
+                <w:szCs w:val="20"/>
+              </w:rPr>
+            </w:pPr>
+            <w:r>
+              <w:rPr>
+                <w:sz w:val="20"/>
+                <w:szCs w:val="20"/>
+              </w:rPr>
+              <w:t>FP_33</w:t>
             </w:r>
           </w:p>
         </w:tc>
@@ -19142,7 +21450,7 @@
         </w:r>
         <w:r>
           <w:rPr/>
-          <w:t>33</w:t>
+          <w:t>42</w:t>
         </w:r>
         <w:r>
           <w:rPr/>
@@ -19194,7 +21502,7 @@
         </w:r>
         <w:r>
           <w:rPr/>
-          <w:t>33</w:t>
+          <w:t>42</w:t>
         </w:r>
         <w:r>
           <w:rPr/>
@@ -22802,6 +25110,720 @@
     </w:lvl>
   </w:abstractNum>
   <w:abstractNum w:abstractNumId="31">
+    <w:lvl w:ilvl="0">
+      <w:start w:val="1"/>
+      <w:numFmt w:val="decimal"/>
+      <w:lvlText w:val="%1)"/>
+      <w:lvlJc w:val="start"/>
+      <w:pPr>
+        <w:tabs>
+          <w:tab w:val="num" w:pos="720"/>
+        </w:tabs>
+        <w:ind w:start="720" w:hanging="360"/>
+      </w:pPr>
+      <w:rPr/>
+    </w:lvl>
+    <w:lvl w:ilvl="1">
+      <w:start w:val="1"/>
+      <w:numFmt w:val="decimal"/>
+      <w:lvlText w:val="%2)"/>
+      <w:lvlJc w:val="start"/>
+      <w:pPr>
+        <w:tabs>
+          <w:tab w:val="num" w:pos="1080"/>
+        </w:tabs>
+        <w:ind w:start="1080" w:hanging="360"/>
+      </w:pPr>
+      <w:rPr/>
+    </w:lvl>
+    <w:lvl w:ilvl="2">
+      <w:start w:val="1"/>
+      <w:numFmt w:val="decimal"/>
+      <w:lvlText w:val="%3)"/>
+      <w:lvlJc w:val="start"/>
+      <w:pPr>
+        <w:tabs>
+          <w:tab w:val="num" w:pos="1440"/>
+        </w:tabs>
+        <w:ind w:start="1440" w:hanging="360"/>
+      </w:pPr>
+      <w:rPr/>
+    </w:lvl>
+    <w:lvl w:ilvl="3">
+      <w:start w:val="1"/>
+      <w:numFmt w:val="decimal"/>
+      <w:lvlText w:val="%4)"/>
+      <w:lvlJc w:val="start"/>
+      <w:pPr>
+        <w:tabs>
+          <w:tab w:val="num" w:pos="1800"/>
+        </w:tabs>
+        <w:ind w:start="1800" w:hanging="360"/>
+      </w:pPr>
+      <w:rPr/>
+    </w:lvl>
+    <w:lvl w:ilvl="4">
+      <w:start w:val="1"/>
+      <w:numFmt w:val="decimal"/>
+      <w:lvlText w:val="%5)"/>
+      <w:lvlJc w:val="start"/>
+      <w:pPr>
+        <w:tabs>
+          <w:tab w:val="num" w:pos="2160"/>
+        </w:tabs>
+        <w:ind w:start="2160" w:hanging="360"/>
+      </w:pPr>
+      <w:rPr/>
+    </w:lvl>
+    <w:lvl w:ilvl="5">
+      <w:start w:val="1"/>
+      <w:numFmt w:val="decimal"/>
+      <w:lvlText w:val="%6)"/>
+      <w:lvlJc w:val="start"/>
+      <w:pPr>
+        <w:tabs>
+          <w:tab w:val="num" w:pos="2520"/>
+        </w:tabs>
+        <w:ind w:start="2520" w:hanging="360"/>
+      </w:pPr>
+      <w:rPr/>
+    </w:lvl>
+    <w:lvl w:ilvl="6">
+      <w:start w:val="1"/>
+      <w:numFmt w:val="decimal"/>
+      <w:lvlText w:val="%7)"/>
+      <w:lvlJc w:val="start"/>
+      <w:pPr>
+        <w:tabs>
+          <w:tab w:val="num" w:pos="2880"/>
+        </w:tabs>
+        <w:ind w:start="2880" w:hanging="360"/>
+      </w:pPr>
+      <w:rPr/>
+    </w:lvl>
+    <w:lvl w:ilvl="7">
+      <w:start w:val="1"/>
+      <w:numFmt w:val="decimal"/>
+      <w:lvlText w:val="%8)"/>
+      <w:lvlJc w:val="start"/>
+      <w:pPr>
+        <w:tabs>
+          <w:tab w:val="num" w:pos="3240"/>
+        </w:tabs>
+        <w:ind w:start="3240" w:hanging="360"/>
+      </w:pPr>
+      <w:rPr/>
+    </w:lvl>
+    <w:lvl w:ilvl="8">
+      <w:start w:val="1"/>
+      <w:numFmt w:val="decimal"/>
+      <w:lvlText w:val="%9)"/>
+      <w:lvlJc w:val="start"/>
+      <w:pPr>
+        <w:tabs>
+          <w:tab w:val="num" w:pos="3600"/>
+        </w:tabs>
+        <w:ind w:start="3600" w:hanging="360"/>
+      </w:pPr>
+      <w:rPr/>
+    </w:lvl>
+  </w:abstractNum>
+  <w:abstractNum w:abstractNumId="32">
+    <w:lvl w:ilvl="0">
+      <w:start w:val="1"/>
+      <w:numFmt w:val="decimal"/>
+      <w:lvlText w:val="%1)"/>
+      <w:lvlJc w:val="start"/>
+      <w:pPr>
+        <w:tabs>
+          <w:tab w:val="num" w:pos="720"/>
+        </w:tabs>
+        <w:ind w:start="720" w:hanging="360"/>
+      </w:pPr>
+      <w:rPr/>
+    </w:lvl>
+    <w:lvl w:ilvl="1">
+      <w:start w:val="1"/>
+      <w:numFmt w:val="decimal"/>
+      <w:lvlText w:val="%2)"/>
+      <w:lvlJc w:val="start"/>
+      <w:pPr>
+        <w:tabs>
+          <w:tab w:val="num" w:pos="1080"/>
+        </w:tabs>
+        <w:ind w:start="1080" w:hanging="360"/>
+      </w:pPr>
+      <w:rPr/>
+    </w:lvl>
+    <w:lvl w:ilvl="2">
+      <w:start w:val="1"/>
+      <w:numFmt w:val="decimal"/>
+      <w:lvlText w:val="%3)"/>
+      <w:lvlJc w:val="start"/>
+      <w:pPr>
+        <w:tabs>
+          <w:tab w:val="num" w:pos="1440"/>
+        </w:tabs>
+        <w:ind w:start="1440" w:hanging="360"/>
+      </w:pPr>
+      <w:rPr/>
+    </w:lvl>
+    <w:lvl w:ilvl="3">
+      <w:start w:val="1"/>
+      <w:numFmt w:val="decimal"/>
+      <w:lvlText w:val="%4)"/>
+      <w:lvlJc w:val="start"/>
+      <w:pPr>
+        <w:tabs>
+          <w:tab w:val="num" w:pos="1800"/>
+        </w:tabs>
+        <w:ind w:start="1800" w:hanging="360"/>
+      </w:pPr>
+      <w:rPr/>
+    </w:lvl>
+    <w:lvl w:ilvl="4">
+      <w:start w:val="1"/>
+      <w:numFmt w:val="decimal"/>
+      <w:lvlText w:val="%5)"/>
+      <w:lvlJc w:val="start"/>
+      <w:pPr>
+        <w:tabs>
+          <w:tab w:val="num" w:pos="2160"/>
+        </w:tabs>
+        <w:ind w:start="2160" w:hanging="360"/>
+      </w:pPr>
+      <w:rPr/>
+    </w:lvl>
+    <w:lvl w:ilvl="5">
+      <w:start w:val="1"/>
+      <w:numFmt w:val="decimal"/>
+      <w:lvlText w:val="%6)"/>
+      <w:lvlJc w:val="start"/>
+      <w:pPr>
+        <w:tabs>
+          <w:tab w:val="num" w:pos="2520"/>
+        </w:tabs>
+        <w:ind w:start="2520" w:hanging="360"/>
+      </w:pPr>
+      <w:rPr/>
+    </w:lvl>
+    <w:lvl w:ilvl="6">
+      <w:start w:val="1"/>
+      <w:numFmt w:val="decimal"/>
+      <w:lvlText w:val="%7)"/>
+      <w:lvlJc w:val="start"/>
+      <w:pPr>
+        <w:tabs>
+          <w:tab w:val="num" w:pos="2880"/>
+        </w:tabs>
+        <w:ind w:start="2880" w:hanging="360"/>
+      </w:pPr>
+      <w:rPr/>
+    </w:lvl>
+    <w:lvl w:ilvl="7">
+      <w:start w:val="1"/>
+      <w:numFmt w:val="decimal"/>
+      <w:lvlText w:val="%8)"/>
+      <w:lvlJc w:val="start"/>
+      <w:pPr>
+        <w:tabs>
+          <w:tab w:val="num" w:pos="3240"/>
+        </w:tabs>
+        <w:ind w:start="3240" w:hanging="360"/>
+      </w:pPr>
+      <w:rPr/>
+    </w:lvl>
+    <w:lvl w:ilvl="8">
+      <w:start w:val="1"/>
+      <w:numFmt w:val="decimal"/>
+      <w:lvlText w:val="%9)"/>
+      <w:lvlJc w:val="start"/>
+      <w:pPr>
+        <w:tabs>
+          <w:tab w:val="num" w:pos="3600"/>
+        </w:tabs>
+        <w:ind w:start="3600" w:hanging="360"/>
+      </w:pPr>
+      <w:rPr/>
+    </w:lvl>
+  </w:abstractNum>
+  <w:abstractNum w:abstractNumId="33">
+    <w:lvl w:ilvl="0">
+      <w:start w:val="1"/>
+      <w:numFmt w:val="decimal"/>
+      <w:lvlText w:val="%1)"/>
+      <w:lvlJc w:val="start"/>
+      <w:pPr>
+        <w:tabs>
+          <w:tab w:val="num" w:pos="720"/>
+        </w:tabs>
+        <w:ind w:start="720" w:hanging="360"/>
+      </w:pPr>
+      <w:rPr/>
+    </w:lvl>
+    <w:lvl w:ilvl="1">
+      <w:start w:val="1"/>
+      <w:numFmt w:val="decimal"/>
+      <w:lvlText w:val="%2)"/>
+      <w:lvlJc w:val="start"/>
+      <w:pPr>
+        <w:tabs>
+          <w:tab w:val="num" w:pos="1080"/>
+        </w:tabs>
+        <w:ind w:start="1080" w:hanging="360"/>
+      </w:pPr>
+      <w:rPr/>
+    </w:lvl>
+    <w:lvl w:ilvl="2">
+      <w:start w:val="1"/>
+      <w:numFmt w:val="decimal"/>
+      <w:lvlText w:val="%3)"/>
+      <w:lvlJc w:val="start"/>
+      <w:pPr>
+        <w:tabs>
+          <w:tab w:val="num" w:pos="1440"/>
+        </w:tabs>
+        <w:ind w:start="1440" w:hanging="360"/>
+      </w:pPr>
+      <w:rPr/>
+    </w:lvl>
+    <w:lvl w:ilvl="3">
+      <w:start w:val="1"/>
+      <w:numFmt w:val="decimal"/>
+      <w:lvlText w:val="%4)"/>
+      <w:lvlJc w:val="start"/>
+      <w:pPr>
+        <w:tabs>
+          <w:tab w:val="num" w:pos="1800"/>
+        </w:tabs>
+        <w:ind w:start="1800" w:hanging="360"/>
+      </w:pPr>
+      <w:rPr/>
+    </w:lvl>
+    <w:lvl w:ilvl="4">
+      <w:start w:val="1"/>
+      <w:numFmt w:val="decimal"/>
+      <w:lvlText w:val="%5)"/>
+      <w:lvlJc w:val="start"/>
+      <w:pPr>
+        <w:tabs>
+          <w:tab w:val="num" w:pos="2160"/>
+        </w:tabs>
+        <w:ind w:start="2160" w:hanging="360"/>
+      </w:pPr>
+      <w:rPr/>
+    </w:lvl>
+    <w:lvl w:ilvl="5">
+      <w:start w:val="1"/>
+      <w:numFmt w:val="decimal"/>
+      <w:lvlText w:val="%6)"/>
+      <w:lvlJc w:val="start"/>
+      <w:pPr>
+        <w:tabs>
+          <w:tab w:val="num" w:pos="2520"/>
+        </w:tabs>
+        <w:ind w:start="2520" w:hanging="360"/>
+      </w:pPr>
+      <w:rPr/>
+    </w:lvl>
+    <w:lvl w:ilvl="6">
+      <w:start w:val="1"/>
+      <w:numFmt w:val="decimal"/>
+      <w:lvlText w:val="%7)"/>
+      <w:lvlJc w:val="start"/>
+      <w:pPr>
+        <w:tabs>
+          <w:tab w:val="num" w:pos="2880"/>
+        </w:tabs>
+        <w:ind w:start="2880" w:hanging="360"/>
+      </w:pPr>
+      <w:rPr/>
+    </w:lvl>
+    <w:lvl w:ilvl="7">
+      <w:start w:val="1"/>
+      <w:numFmt w:val="decimal"/>
+      <w:lvlText w:val="%8)"/>
+      <w:lvlJc w:val="start"/>
+      <w:pPr>
+        <w:tabs>
+          <w:tab w:val="num" w:pos="3240"/>
+        </w:tabs>
+        <w:ind w:start="3240" w:hanging="360"/>
+      </w:pPr>
+      <w:rPr/>
+    </w:lvl>
+    <w:lvl w:ilvl="8">
+      <w:start w:val="1"/>
+      <w:numFmt w:val="decimal"/>
+      <w:lvlText w:val="%9)"/>
+      <w:lvlJc w:val="start"/>
+      <w:pPr>
+        <w:tabs>
+          <w:tab w:val="num" w:pos="3600"/>
+        </w:tabs>
+        <w:ind w:start="3600" w:hanging="360"/>
+      </w:pPr>
+      <w:rPr/>
+    </w:lvl>
+  </w:abstractNum>
+  <w:abstractNum w:abstractNumId="34">
+    <w:lvl w:ilvl="0">
+      <w:start w:val="1"/>
+      <w:numFmt w:val="decimal"/>
+      <w:lvlText w:val="%1)"/>
+      <w:lvlJc w:val="start"/>
+      <w:pPr>
+        <w:tabs>
+          <w:tab w:val="num" w:pos="720"/>
+        </w:tabs>
+        <w:ind w:start="720" w:hanging="360"/>
+      </w:pPr>
+      <w:rPr/>
+    </w:lvl>
+    <w:lvl w:ilvl="1">
+      <w:start w:val="1"/>
+      <w:numFmt w:val="decimal"/>
+      <w:lvlText w:val="%2)"/>
+      <w:lvlJc w:val="start"/>
+      <w:pPr>
+        <w:tabs>
+          <w:tab w:val="num" w:pos="1080"/>
+        </w:tabs>
+        <w:ind w:start="1080" w:hanging="360"/>
+      </w:pPr>
+      <w:rPr/>
+    </w:lvl>
+    <w:lvl w:ilvl="2">
+      <w:start w:val="1"/>
+      <w:numFmt w:val="decimal"/>
+      <w:lvlText w:val="%3)"/>
+      <w:lvlJc w:val="start"/>
+      <w:pPr>
+        <w:tabs>
+          <w:tab w:val="num" w:pos="1440"/>
+        </w:tabs>
+        <w:ind w:start="1440" w:hanging="360"/>
+      </w:pPr>
+      <w:rPr/>
+    </w:lvl>
+    <w:lvl w:ilvl="3">
+      <w:start w:val="1"/>
+      <w:numFmt w:val="decimal"/>
+      <w:lvlText w:val="%4)"/>
+      <w:lvlJc w:val="start"/>
+      <w:pPr>
+        <w:tabs>
+          <w:tab w:val="num" w:pos="1800"/>
+        </w:tabs>
+        <w:ind w:start="1800" w:hanging="360"/>
+      </w:pPr>
+      <w:rPr/>
+    </w:lvl>
+    <w:lvl w:ilvl="4">
+      <w:start w:val="1"/>
+      <w:numFmt w:val="decimal"/>
+      <w:lvlText w:val="%5)"/>
+      <w:lvlJc w:val="start"/>
+      <w:pPr>
+        <w:tabs>
+          <w:tab w:val="num" w:pos="2160"/>
+        </w:tabs>
+        <w:ind w:start="2160" w:hanging="360"/>
+      </w:pPr>
+      <w:rPr/>
+    </w:lvl>
+    <w:lvl w:ilvl="5">
+      <w:start w:val="1"/>
+      <w:numFmt w:val="decimal"/>
+      <w:lvlText w:val="%6)"/>
+      <w:lvlJc w:val="start"/>
+      <w:pPr>
+        <w:tabs>
+          <w:tab w:val="num" w:pos="2520"/>
+        </w:tabs>
+        <w:ind w:start="2520" w:hanging="360"/>
+      </w:pPr>
+      <w:rPr/>
+    </w:lvl>
+    <w:lvl w:ilvl="6">
+      <w:start w:val="1"/>
+      <w:numFmt w:val="decimal"/>
+      <w:lvlText w:val="%7)"/>
+      <w:lvlJc w:val="start"/>
+      <w:pPr>
+        <w:tabs>
+          <w:tab w:val="num" w:pos="2880"/>
+        </w:tabs>
+        <w:ind w:start="2880" w:hanging="360"/>
+      </w:pPr>
+      <w:rPr/>
+    </w:lvl>
+    <w:lvl w:ilvl="7">
+      <w:start w:val="1"/>
+      <w:numFmt w:val="decimal"/>
+      <w:lvlText w:val="%8)"/>
+      <w:lvlJc w:val="start"/>
+      <w:pPr>
+        <w:tabs>
+          <w:tab w:val="num" w:pos="3240"/>
+        </w:tabs>
+        <w:ind w:start="3240" w:hanging="360"/>
+      </w:pPr>
+      <w:rPr/>
+    </w:lvl>
+    <w:lvl w:ilvl="8">
+      <w:start w:val="1"/>
+      <w:numFmt w:val="decimal"/>
+      <w:lvlText w:val="%9)"/>
+      <w:lvlJc w:val="start"/>
+      <w:pPr>
+        <w:tabs>
+          <w:tab w:val="num" w:pos="3600"/>
+        </w:tabs>
+        <w:ind w:start="3600" w:hanging="360"/>
+      </w:pPr>
+      <w:rPr/>
+    </w:lvl>
+  </w:abstractNum>
+  <w:abstractNum w:abstractNumId="35">
+    <w:lvl w:ilvl="0">
+      <w:start w:val="1"/>
+      <w:numFmt w:val="decimal"/>
+      <w:lvlText w:val="%1)"/>
+      <w:lvlJc w:val="start"/>
+      <w:pPr>
+        <w:tabs>
+          <w:tab w:val="num" w:pos="720"/>
+        </w:tabs>
+        <w:ind w:start="720" w:hanging="360"/>
+      </w:pPr>
+      <w:rPr/>
+    </w:lvl>
+    <w:lvl w:ilvl="1">
+      <w:start w:val="1"/>
+      <w:numFmt w:val="decimal"/>
+      <w:lvlText w:val="%2)"/>
+      <w:lvlJc w:val="start"/>
+      <w:pPr>
+        <w:tabs>
+          <w:tab w:val="num" w:pos="1080"/>
+        </w:tabs>
+        <w:ind w:start="1080" w:hanging="360"/>
+      </w:pPr>
+      <w:rPr/>
+    </w:lvl>
+    <w:lvl w:ilvl="2">
+      <w:start w:val="1"/>
+      <w:numFmt w:val="decimal"/>
+      <w:lvlText w:val="%3)"/>
+      <w:lvlJc w:val="start"/>
+      <w:pPr>
+        <w:tabs>
+          <w:tab w:val="num" w:pos="1440"/>
+        </w:tabs>
+        <w:ind w:start="1440" w:hanging="360"/>
+      </w:pPr>
+      <w:rPr/>
+    </w:lvl>
+    <w:lvl w:ilvl="3">
+      <w:start w:val="1"/>
+      <w:numFmt w:val="decimal"/>
+      <w:lvlText w:val="%4)"/>
+      <w:lvlJc w:val="start"/>
+      <w:pPr>
+        <w:tabs>
+          <w:tab w:val="num" w:pos="1800"/>
+        </w:tabs>
+        <w:ind w:start="1800" w:hanging="360"/>
+      </w:pPr>
+      <w:rPr/>
+    </w:lvl>
+    <w:lvl w:ilvl="4">
+      <w:start w:val="1"/>
+      <w:numFmt w:val="decimal"/>
+      <w:lvlText w:val="%5)"/>
+      <w:lvlJc w:val="start"/>
+      <w:pPr>
+        <w:tabs>
+          <w:tab w:val="num" w:pos="2160"/>
+        </w:tabs>
+        <w:ind w:start="2160" w:hanging="360"/>
+      </w:pPr>
+      <w:rPr/>
+    </w:lvl>
+    <w:lvl w:ilvl="5">
+      <w:start w:val="1"/>
+      <w:numFmt w:val="decimal"/>
+      <w:lvlText w:val="%6)"/>
+      <w:lvlJc w:val="start"/>
+      <w:pPr>
+        <w:tabs>
+          <w:tab w:val="num" w:pos="2520"/>
+        </w:tabs>
+        <w:ind w:start="2520" w:hanging="360"/>
+      </w:pPr>
+      <w:rPr/>
+    </w:lvl>
+    <w:lvl w:ilvl="6">
+      <w:start w:val="1"/>
+      <w:numFmt w:val="decimal"/>
+      <w:lvlText w:val="%7)"/>
+      <w:lvlJc w:val="start"/>
+      <w:pPr>
+        <w:tabs>
+          <w:tab w:val="num" w:pos="2880"/>
+        </w:tabs>
+        <w:ind w:start="2880" w:hanging="360"/>
+      </w:pPr>
+      <w:rPr/>
+    </w:lvl>
+    <w:lvl w:ilvl="7">
+      <w:start w:val="1"/>
+      <w:numFmt w:val="decimal"/>
+      <w:lvlText w:val="%8)"/>
+      <w:lvlJc w:val="start"/>
+      <w:pPr>
+        <w:tabs>
+          <w:tab w:val="num" w:pos="3240"/>
+        </w:tabs>
+        <w:ind w:start="3240" w:hanging="360"/>
+      </w:pPr>
+      <w:rPr/>
+    </w:lvl>
+    <w:lvl w:ilvl="8">
+      <w:start w:val="1"/>
+      <w:numFmt w:val="decimal"/>
+      <w:lvlText w:val="%9)"/>
+      <w:lvlJc w:val="start"/>
+      <w:pPr>
+        <w:tabs>
+          <w:tab w:val="num" w:pos="3600"/>
+        </w:tabs>
+        <w:ind w:start="3600" w:hanging="360"/>
+      </w:pPr>
+      <w:rPr/>
+    </w:lvl>
+  </w:abstractNum>
+  <w:abstractNum w:abstractNumId="36">
+    <w:lvl w:ilvl="0">
+      <w:start w:val="1"/>
+      <w:numFmt w:val="decimal"/>
+      <w:lvlText w:val="%1)"/>
+      <w:lvlJc w:val="start"/>
+      <w:pPr>
+        <w:tabs>
+          <w:tab w:val="num" w:pos="720"/>
+        </w:tabs>
+        <w:ind w:start="720" w:hanging="360"/>
+      </w:pPr>
+      <w:rPr/>
+    </w:lvl>
+    <w:lvl w:ilvl="1">
+      <w:start w:val="1"/>
+      <w:numFmt w:val="decimal"/>
+      <w:lvlText w:val="%2)"/>
+      <w:lvlJc w:val="start"/>
+      <w:pPr>
+        <w:tabs>
+          <w:tab w:val="num" w:pos="1080"/>
+        </w:tabs>
+        <w:ind w:start="1080" w:hanging="360"/>
+      </w:pPr>
+      <w:rPr/>
+    </w:lvl>
+    <w:lvl w:ilvl="2">
+      <w:start w:val="1"/>
+      <w:numFmt w:val="decimal"/>
+      <w:lvlText w:val="%3)"/>
+      <w:lvlJc w:val="start"/>
+      <w:pPr>
+        <w:tabs>
+          <w:tab w:val="num" w:pos="1440"/>
+        </w:tabs>
+        <w:ind w:start="1440" w:hanging="360"/>
+      </w:pPr>
+      <w:rPr/>
+    </w:lvl>
+    <w:lvl w:ilvl="3">
+      <w:start w:val="1"/>
+      <w:numFmt w:val="decimal"/>
+      <w:lvlText w:val="%4)"/>
+      <w:lvlJc w:val="start"/>
+      <w:pPr>
+        <w:tabs>
+          <w:tab w:val="num" w:pos="1800"/>
+        </w:tabs>
+        <w:ind w:start="1800" w:hanging="360"/>
+      </w:pPr>
+      <w:rPr/>
+    </w:lvl>
+    <w:lvl w:ilvl="4">
+      <w:start w:val="1"/>
+      <w:numFmt w:val="decimal"/>
+      <w:lvlText w:val="%5)"/>
+      <w:lvlJc w:val="start"/>
+      <w:pPr>
+        <w:tabs>
+          <w:tab w:val="num" w:pos="2160"/>
+        </w:tabs>
+        <w:ind w:start="2160" w:hanging="360"/>
+      </w:pPr>
+      <w:rPr/>
+    </w:lvl>
+    <w:lvl w:ilvl="5">
+      <w:start w:val="1"/>
+      <w:numFmt w:val="decimal"/>
+      <w:lvlText w:val="%6)"/>
+      <w:lvlJc w:val="start"/>
+      <w:pPr>
+        <w:tabs>
+          <w:tab w:val="num" w:pos="2520"/>
+        </w:tabs>
+        <w:ind w:start="2520" w:hanging="360"/>
+      </w:pPr>
+      <w:rPr/>
+    </w:lvl>
+    <w:lvl w:ilvl="6">
+      <w:start w:val="1"/>
+      <w:numFmt w:val="decimal"/>
+      <w:lvlText w:val="%7)"/>
+      <w:lvlJc w:val="start"/>
+      <w:pPr>
+        <w:tabs>
+          <w:tab w:val="num" w:pos="2880"/>
+        </w:tabs>
+        <w:ind w:start="2880" w:hanging="360"/>
+      </w:pPr>
+      <w:rPr/>
+    </w:lvl>
+    <w:lvl w:ilvl="7">
+      <w:start w:val="1"/>
+      <w:numFmt w:val="decimal"/>
+      <w:lvlText w:val="%8)"/>
+      <w:lvlJc w:val="start"/>
+      <w:pPr>
+        <w:tabs>
+          <w:tab w:val="num" w:pos="3240"/>
+        </w:tabs>
+        <w:ind w:start="3240" w:hanging="360"/>
+      </w:pPr>
+      <w:rPr/>
+    </w:lvl>
+    <w:lvl w:ilvl="8">
+      <w:start w:val="1"/>
+      <w:numFmt w:val="decimal"/>
+      <w:lvlText w:val="%9)"/>
+      <w:lvlJc w:val="start"/>
+      <w:pPr>
+        <w:tabs>
+          <w:tab w:val="num" w:pos="3600"/>
+        </w:tabs>
+        <w:ind w:start="3600" w:hanging="360"/>
+      </w:pPr>
+      <w:rPr/>
+    </w:lvl>
+  </w:abstractNum>
+  <w:abstractNum w:abstractNumId="37">
     <w:lvl w:ilvl="0">
       <w:start w:val="1"/>
       <w:numFmt w:val="decimal"/>
@@ -23012,6 +26034,24 @@
   </w:num>
   <w:num w:numId="31">
     <w:abstractNumId w:val="31"/>
+  </w:num>
+  <w:num w:numId="32">
+    <w:abstractNumId w:val="32"/>
+  </w:num>
+  <w:num w:numId="33">
+    <w:abstractNumId w:val="33"/>
+  </w:num>
+  <w:num w:numId="34">
+    <w:abstractNumId w:val="34"/>
+  </w:num>
+  <w:num w:numId="35">
+    <w:abstractNumId w:val="35"/>
+  </w:num>
+  <w:num w:numId="36">
+    <w:abstractNumId w:val="36"/>
+  </w:num>
+  <w:num w:numId="37">
+    <w:abstractNumId w:val="37"/>
   </w:num>
 </w:numbering>
 </file>

--- a/Doc/KVDDokumentacija_GodotSpele_Sidorcenko.docx
+++ b/Doc/KVDDokumentacija_GodotSpele_Sidorcenko.docx
@@ -7802,23 +7802,7 @@
           <w:bCs/>
           <w:sz w:val="24"/>
         </w:rPr>
-        <w:t>FP.2</w:t>
-      </w:r>
-      <w:r>
-        <w:rPr>
-          <w:b/>
-          <w:bCs/>
-          <w:sz w:val="24"/>
-        </w:rPr>
-        <w:t>8</w:t>
-      </w:r>
-      <w:r>
-        <w:rPr>
-          <w:b/>
-          <w:bCs/>
-          <w:sz w:val="24"/>
-        </w:rPr>
-        <w:t>. Interaktīvo objektu izmantošana</w:t>
+        <w:t>FP.28. Interaktīvo objektu izmantošana</w:t>
       </w:r>
     </w:p>
     <w:p>
@@ -8050,23 +8034,7 @@
           <w:bCs/>
           <w:sz w:val="24"/>
         </w:rPr>
-        <w:t>FP.2</w:t>
-      </w:r>
-      <w:r>
-        <w:rPr>
-          <w:b/>
-          <w:bCs/>
-          <w:sz w:val="24"/>
-        </w:rPr>
-        <w:t>9</w:t>
-      </w:r>
-      <w:r>
-        <w:rPr>
-          <w:b/>
-          <w:bCs/>
-          <w:sz w:val="24"/>
-        </w:rPr>
-        <w:t>. Kontrolpunktu sistēma</w:t>
+        <w:t>FP.29. Kontrolpunktu sistēma</w:t>
       </w:r>
     </w:p>
     <w:p>
@@ -8298,23 +8266,7 @@
           <w:bCs/>
           <w:sz w:val="24"/>
         </w:rPr>
-        <w:t>FP.</w:t>
-      </w:r>
-      <w:r>
-        <w:rPr>
-          <w:b/>
-          <w:bCs/>
-          <w:sz w:val="24"/>
-        </w:rPr>
-        <w:t>30</w:t>
-      </w:r>
-      <w:r>
-        <w:rPr>
-          <w:b/>
-          <w:bCs/>
-          <w:sz w:val="24"/>
-        </w:rPr>
-        <w:t>. Īslaicīga pastiprinājuma sistēma</w:t>
+        <w:t>FP.30. Īslaicīga pastiprinājuma sistēma</w:t>
       </w:r>
     </w:p>
     <w:p>
@@ -8568,31 +8520,7 @@
           <w:bCs/>
           <w:sz w:val="24"/>
         </w:rPr>
-        <w:t>FP.</w:t>
-      </w:r>
-      <w:r>
-        <w:rPr>
-          <w:b/>
-          <w:bCs/>
-          <w:sz w:val="24"/>
-        </w:rPr>
-        <w:t>3</w:t>
-      </w:r>
-      <w:r>
-        <w:rPr>
-          <w:b/>
-          <w:bCs/>
-          <w:sz w:val="24"/>
-        </w:rPr>
-        <w:t>1</w:t>
-      </w:r>
-      <w:r>
-        <w:rPr>
-          <w:b/>
-          <w:bCs/>
-          <w:sz w:val="24"/>
-        </w:rPr>
-        <w:t>. Ienaidnieku sistēma</w:t>
+        <w:t>FP.31. Ienaidnieku sistēma</w:t>
       </w:r>
     </w:p>
     <w:p>
@@ -8824,31 +8752,7 @@
           <w:bCs/>
           <w:sz w:val="24"/>
         </w:rPr>
-        <w:t>FP.</w:t>
-      </w:r>
-      <w:r>
-        <w:rPr>
-          <w:b/>
-          <w:bCs/>
-          <w:sz w:val="24"/>
-        </w:rPr>
-        <w:t>3</w:t>
-      </w:r>
-      <w:r>
-        <w:rPr>
-          <w:b/>
-          <w:bCs/>
-          <w:sz w:val="24"/>
-        </w:rPr>
-        <w:t>2</w:t>
-      </w:r>
-      <w:r>
-        <w:rPr>
-          <w:b/>
-          <w:bCs/>
-          <w:sz w:val="24"/>
-        </w:rPr>
-        <w:t>. Kustīgo platformu sistēma</w:t>
+        <w:t>FP.32. Kustīgo platformu sistēma</w:t>
       </w:r>
     </w:p>
     <w:p>
@@ -9080,31 +8984,7 @@
           <w:bCs/>
           <w:sz w:val="24"/>
         </w:rPr>
-        <w:t>FP.</w:t>
-      </w:r>
-      <w:r>
-        <w:rPr>
-          <w:b/>
-          <w:bCs/>
-          <w:sz w:val="24"/>
-        </w:rPr>
-        <w:t>3</w:t>
-      </w:r>
-      <w:r>
-        <w:rPr>
-          <w:b/>
-          <w:bCs/>
-          <w:sz w:val="24"/>
-        </w:rPr>
-        <w:t>3</w:t>
-      </w:r>
-      <w:r>
-        <w:rPr>
-          <w:b/>
-          <w:bCs/>
-          <w:sz w:val="24"/>
-        </w:rPr>
-        <w:t>. Līmeņa pabeigšana ar kristālu</w:t>
+        <w:t>FP.33. Līmeņa pabeigšana ar kristālu</w:t>
       </w:r>
     </w:p>
     <w:p>
@@ -12191,19 +12071,2765 @@
     <w:p>
       <w:pPr>
         <w:pStyle w:val="Normal"/>
-        <w:spacing w:lineRule="auto" w:line="278" w:before="0" w:after="160"/>
+        <w:spacing w:lineRule="auto" w:line="360" w:before="0" w:after="0"/>
+        <w:ind w:firstLine="850" w:start="0" w:end="0"/>
+        <w:contextualSpacing/>
+        <w:rPr>
+          <w:sz w:val="24"/>
+          <w:szCs w:val="24"/>
+        </w:rPr>
+      </w:pPr>
+      <w:r>
+        <w:rPr>
+          <w:sz w:val="24"/>
+          <w:szCs w:val="24"/>
+        </w:rPr>
+        <w:t>Šajā nodaļā ir aprakstīts, kā lietotājs var izmantot spēli “Light Seeker”. Ceļvedis paredzēts, lai spēlētājs saprastu spēles galvenās sadaļas, vadību, iestatījumus, līmeņu izvēli, veikala un skapja izmantošanu, kā arī rezultātu saglabāšanas principu. Spēle ir veidota tā, lai lietotājs varētu to izmantot bez īpašas apmācības, tomēr šis apraksts palīdz pārskatāmi iepazīties ar visām galvenajām iespējām.</w:t>
+      </w:r>
+    </w:p>
+    <w:p>
+      <w:pPr>
+        <w:pStyle w:val="Normal"/>
+        <w:spacing w:lineRule="auto" w:line="360" w:before="0" w:after="0"/>
         <w:ind w:hanging="0" w:start="0" w:end="0"/>
-        <w:jc w:val="start"/>
+        <w:contextualSpacing/>
+        <w:jc w:val="center"/>
         <w:rPr>
           <w:b/>
-          <w:sz w:val="28"/>
+          <w:bCs/>
+          <w:sz w:val="24"/>
+          <w:szCs w:val="24"/>
         </w:rPr>
       </w:pPr>
       <w:r>
         <w:rPr>
           <w:b/>
-          <w:sz w:val="28"/>
-        </w:rPr>
+          <w:bCs/>
+          <w:sz w:val="24"/>
+          <w:szCs w:val="24"/>
+        </w:rPr>
+        <w:t>Spēles palaišana un galvenā izvēlne</w:t>
+      </w:r>
+    </w:p>
+    <w:p>
+      <w:pPr>
+        <w:pStyle w:val="Normal"/>
+        <w:spacing w:lineRule="auto" w:line="360" w:before="0" w:after="0"/>
+        <w:ind w:firstLine="850" w:start="0" w:end="0"/>
+        <w:contextualSpacing/>
+        <w:rPr>
+          <w:b w:val="false"/>
+          <w:bCs w:val="false"/>
+          <w:sz w:val="24"/>
+          <w:szCs w:val="24"/>
+        </w:rPr>
+      </w:pPr>
+      <w:r>
+        <w:rPr>
+          <w:b w:val="false"/>
+          <w:bCs w:val="false"/>
+          <w:sz w:val="24"/>
+          <w:szCs w:val="24"/>
+        </w:rPr>
+        <w:t>Lai sāktu spēli, lietotājam jāpalaiž spēles izpildāmais fails. Pēc spēles palaišanas tiek ielādēta galvenā izvēlne. Tā ir sākuma sadaļa, no kuras iespējams pāriet uz pārējām spēles daļām.</w:t>
+      </w:r>
+    </w:p>
+    <w:p>
+      <w:pPr>
+        <w:pStyle w:val="Normal"/>
+        <w:spacing w:lineRule="auto" w:line="360" w:before="0" w:after="0"/>
+        <w:ind w:firstLine="850" w:start="0" w:end="0"/>
+        <w:contextualSpacing/>
+        <w:rPr>
+          <w:b w:val="false"/>
+          <w:bCs w:val="false"/>
+          <w:sz w:val="24"/>
+          <w:szCs w:val="24"/>
+        </w:rPr>
+      </w:pPr>
+      <w:r>
+        <w:rPr>
+          <w:b w:val="false"/>
+          <w:bCs w:val="false"/>
+          <w:sz w:val="24"/>
+          <w:szCs w:val="24"/>
+        </w:rPr>
+        <w:t xml:space="preserve">Galvenajā izvēlnē </w:t>
+      </w:r>
+      <w:r>
+        <w:rPr>
+          <w:b w:val="false"/>
+          <w:bCs w:val="false"/>
+          <w:i w:val="false"/>
+          <w:iCs w:val="false"/>
+          <w:sz w:val="24"/>
+          <w:szCs w:val="24"/>
+        </w:rPr>
+        <w:t xml:space="preserve">(Skat. </w:t>
+      </w:r>
+      <w:r>
+        <w:rPr>
+          <w:b w:val="false"/>
+          <w:bCs w:val="false"/>
+          <w:i w:val="false"/>
+          <w:iCs w:val="false"/>
+          <w:sz w:val="24"/>
+          <w:szCs w:val="24"/>
+        </w:rPr>
+        <w:t>8</w:t>
+      </w:r>
+      <w:r>
+        <w:rPr>
+          <w:b w:val="false"/>
+          <w:bCs w:val="false"/>
+          <w:i w:val="false"/>
+          <w:iCs w:val="false"/>
+          <w:sz w:val="24"/>
+          <w:szCs w:val="24"/>
+        </w:rPr>
+        <w:t>. attēlu.)</w:t>
+      </w:r>
+      <w:r>
+        <w:rPr>
+          <w:b w:val="false"/>
+          <w:bCs w:val="false"/>
+          <w:sz w:val="24"/>
+          <w:szCs w:val="24"/>
+        </w:rPr>
+        <w:t xml:space="preserve"> lietotājs var sākt spēli, atvērt veikalu, atvērt skapi, mainīt iestatījumus vai aizvērt spēli. Šajā skatā tiek atskaņota fona mūzika, un pogas reaģē uz lietotāja darbībām, piemēram, peles uzbraukšanu un klikšķiem. Tas nodrošina lietotājam skaidru vizuālu un skaņas atgriezenisko saiti.</w:t>
+      </w:r>
+    </w:p>
+    <w:p>
+      <w:pPr>
+        <w:pStyle w:val="BodyText"/>
+        <w:widowControl/>
+        <w:suppressAutoHyphens w:val="true"/>
+        <w:bidi w:val="0"/>
+        <w:spacing w:lineRule="auto" w:line="360" w:before="0" w:after="0"/>
+        <w:ind w:hanging="0" w:start="0" w:end="0"/>
+        <w:contextualSpacing/>
+        <w:jc w:val="center"/>
+        <w:rPr>
+          <w:b/>
+          <w:bCs/>
+          <w:i w:val="false"/>
+          <w:i w:val="false"/>
+          <w:iCs w:val="false"/>
+          <w:sz w:val="20"/>
+          <w:szCs w:val="20"/>
+        </w:rPr>
+      </w:pPr>
+      <w:r>
+        <w:drawing>
+          <wp:anchor behindDoc="0" distT="0" distB="0" distL="0" distR="0" simplePos="0" locked="0" layoutInCell="0" allowOverlap="1" relativeHeight="10">
+            <wp:simplePos x="0" y="0"/>
+            <wp:positionH relativeFrom="column">
+              <wp:align>center</wp:align>
+            </wp:positionH>
+            <wp:positionV relativeFrom="paragraph">
+              <wp:posOffset>635</wp:posOffset>
+            </wp:positionV>
+            <wp:extent cx="5939790" cy="3359150"/>
+            <wp:effectExtent l="0" t="0" r="0" b="0"/>
+            <wp:wrapSquare wrapText="largest"/>
+            <wp:docPr id="9" name="Image8"/>
+            <wp:cNvGraphicFramePr>
+              <a:graphicFrameLocks xmlns:a="http://schemas.openxmlformats.org/drawingml/2006/main" noChangeAspect="1"/>
+            </wp:cNvGraphicFramePr>
+            <a:graphic xmlns:a="http://schemas.openxmlformats.org/drawingml/2006/main">
+              <a:graphicData uri="http://schemas.openxmlformats.org/drawingml/2006/picture">
+                <pic:pic xmlns:pic="http://schemas.openxmlformats.org/drawingml/2006/picture">
+                  <pic:nvPicPr>
+                    <pic:cNvPr id="9" name="Image8"/>
+                    <pic:cNvPicPr>
+                      <a:picLocks noChangeAspect="1" noChangeArrowheads="1"/>
+                    </pic:cNvPicPr>
+                  </pic:nvPicPr>
+                  <pic:blipFill>
+                    <a:blip r:embed="rId11"/>
+                    <a:stretch>
+                      <a:fillRect/>
+                    </a:stretch>
+                  </pic:blipFill>
+                  <pic:spPr bwMode="auto">
+                    <a:xfrm>
+                      <a:off x="0" y="0"/>
+                      <a:ext cx="5939790" cy="3359150"/>
+                    </a:xfrm>
+                    <a:prstGeom prst="rect">
+                      <a:avLst/>
+                    </a:prstGeom>
+                    <a:noFill/>
+                  </pic:spPr>
+                </pic:pic>
+              </a:graphicData>
+            </a:graphic>
+          </wp:anchor>
+        </w:drawing>
+      </w:r>
+      <w:r>
+        <w:rPr>
+          <w:b/>
+          <w:bCs/>
+          <w:i w:val="false"/>
+          <w:iCs w:val="false"/>
+          <w:sz w:val="20"/>
+          <w:szCs w:val="20"/>
+        </w:rPr>
+        <w:t>8</w:t>
+      </w:r>
+      <w:r>
+        <w:rPr>
+          <w:b/>
+          <w:bCs/>
+          <w:i w:val="false"/>
+          <w:iCs w:val="false"/>
+          <w:sz w:val="20"/>
+          <w:szCs w:val="20"/>
+        </w:rPr>
+        <w:t xml:space="preserve">. attēls. </w:t>
+      </w:r>
+      <w:r>
+        <w:rPr>
+          <w:b/>
+          <w:bCs/>
+          <w:i w:val="false"/>
+          <w:iCs w:val="false"/>
+          <w:sz w:val="20"/>
+          <w:szCs w:val="20"/>
+        </w:rPr>
+        <w:t>Galvenā izvēlne</w:t>
+      </w:r>
+    </w:p>
+    <w:p>
+      <w:pPr>
+        <w:pStyle w:val="BodyText"/>
+        <w:widowControl/>
+        <w:suppressAutoHyphens w:val="true"/>
+        <w:bidi w:val="0"/>
+        <w:spacing w:lineRule="auto" w:line="360" w:before="0" w:after="0"/>
+        <w:ind w:firstLine="850" w:start="0" w:end="0"/>
+        <w:contextualSpacing/>
+        <w:jc w:val="both"/>
+        <w:rPr>
+          <w:b w:val="false"/>
+          <w:bCs w:val="false"/>
+          <w:i w:val="false"/>
+          <w:i w:val="false"/>
+          <w:iCs w:val="false"/>
+          <w:sz w:val="24"/>
+          <w:szCs w:val="24"/>
+        </w:rPr>
+      </w:pPr>
+      <w:r>
+        <w:rPr>
+          <w:b w:val="false"/>
+          <w:bCs w:val="false"/>
+          <w:i w:val="false"/>
+          <w:iCs w:val="false"/>
+          <w:sz w:val="24"/>
+          <w:szCs w:val="24"/>
+        </w:rPr>
+        <w:t>Spēles palaišanas laikā tiek ielādēti arī saglabātie lietotāja dati. Ja spēle jau iepriekš ir bijusi palaista un lietotājs ir pabeidzis līmeņus, nopircis personāžus vai mainījis iestatījumus, šie dati tiek automātiski nolasīti no lokālajiem saglabāšanas failiem. Tādējādi lietotājs var turpināt spēli no iepriekš saglabātā stāvokļa.</w:t>
+      </w:r>
+    </w:p>
+    <w:p>
+      <w:pPr>
+        <w:pStyle w:val="BodyText"/>
+        <w:widowControl/>
+        <w:suppressAutoHyphens w:val="true"/>
+        <w:bidi w:val="0"/>
+        <w:spacing w:lineRule="auto" w:line="360" w:before="0" w:after="0"/>
+        <w:ind w:hanging="0" w:start="0" w:end="0"/>
+        <w:contextualSpacing/>
+        <w:jc w:val="center"/>
+        <w:rPr>
+          <w:b/>
+          <w:bCs/>
+          <w:i w:val="false"/>
+          <w:i w:val="false"/>
+          <w:iCs w:val="false"/>
+          <w:sz w:val="24"/>
+          <w:szCs w:val="24"/>
+        </w:rPr>
+      </w:pPr>
+      <w:r>
+        <w:rPr>
+          <w:b/>
+          <w:bCs/>
+          <w:i w:val="false"/>
+          <w:iCs w:val="false"/>
+          <w:sz w:val="24"/>
+          <w:szCs w:val="24"/>
+        </w:rPr>
+        <w:t>Līmeņu izvēlne</w:t>
+      </w:r>
+    </w:p>
+    <w:p>
+      <w:pPr>
+        <w:pStyle w:val="BodyText"/>
+        <w:widowControl/>
+        <w:suppressAutoHyphens w:val="true"/>
+        <w:bidi w:val="0"/>
+        <w:spacing w:lineRule="auto" w:line="360" w:before="0" w:after="0"/>
+        <w:ind w:firstLine="850" w:start="0" w:end="0"/>
+        <w:contextualSpacing/>
+        <w:jc w:val="both"/>
+        <w:rPr>
+          <w:b w:val="false"/>
+          <w:bCs w:val="false"/>
+          <w:i w:val="false"/>
+          <w:i w:val="false"/>
+          <w:iCs w:val="false"/>
+          <w:sz w:val="24"/>
+          <w:szCs w:val="24"/>
+        </w:rPr>
+      </w:pPr>
+      <w:r>
+        <w:rPr>
+          <w:b w:val="false"/>
+          <w:bCs w:val="false"/>
+          <w:i w:val="false"/>
+          <w:iCs w:val="false"/>
+          <w:sz w:val="24"/>
+          <w:szCs w:val="24"/>
+        </w:rPr>
+        <w:t>Nospiežot pogu “Sākt spēli”, tiek atvērta līmeņu izvēlne. Šajā sadaļā lietotājs redz spēles līmeņus, to pieejamības statusu un iepriekš iegūto zvaigžņu skaitu. Pieejamos līmeņus iespējams palaist, nospiežot uz to ikonas. Bloķētie līmeņi nav pieejami, kamēr nav pabeigti iepriekšējie līmeņi.</w:t>
+      </w:r>
+    </w:p>
+    <w:p>
+      <w:pPr>
+        <w:pStyle w:val="BodyText"/>
+        <w:widowControl/>
+        <w:suppressAutoHyphens w:val="true"/>
+        <w:bidi w:val="0"/>
+        <w:spacing w:lineRule="auto" w:line="360" w:before="0" w:after="0"/>
+        <w:ind w:firstLine="850" w:start="0" w:end="0"/>
+        <w:contextualSpacing/>
+        <w:jc w:val="both"/>
+        <w:rPr>
+          <w:b w:val="false"/>
+          <w:bCs w:val="false"/>
+          <w:i w:val="false"/>
+          <w:i w:val="false"/>
+          <w:iCs w:val="false"/>
+          <w:sz w:val="24"/>
+          <w:szCs w:val="24"/>
+        </w:rPr>
+      </w:pPr>
+      <w:r>
+        <w:rPr>
+          <w:b w:val="false"/>
+          <w:bCs w:val="false"/>
+          <w:i w:val="false"/>
+          <w:iCs w:val="false"/>
+          <w:sz w:val="24"/>
+          <w:szCs w:val="24"/>
+        </w:rPr>
+        <w:t>Līmeņu izvēlne (Skat. 9. attēlu.) palīdz lietotājam sekot līdzi savam progresam. Ja līmenis jau ir pabeigts, pie tā tiek attēlots iegūtais zvaigžņu skaits. Tas ļauj spēlētājam redzēt, kuros līmeņos rezultātu vēl iespējams uzlabot. Ja lietotājs atkārtoti izspēlē līmeni un iegūst labāku rezultātu, saglabātie dati tiek atjaunināti.</w:t>
+      </w:r>
+    </w:p>
+    <w:p>
+      <w:pPr>
+        <w:pStyle w:val="BodyText"/>
+        <w:widowControl/>
+        <w:suppressAutoHyphens w:val="true"/>
+        <w:bidi w:val="0"/>
+        <w:spacing w:lineRule="auto" w:line="360" w:before="0" w:after="0"/>
+        <w:ind w:hanging="0" w:start="0" w:end="0"/>
+        <w:contextualSpacing/>
+        <w:jc w:val="center"/>
+        <w:rPr>
+          <w:b/>
+          <w:bCs/>
+          <w:i w:val="false"/>
+          <w:i w:val="false"/>
+          <w:iCs w:val="false"/>
+          <w:sz w:val="20"/>
+          <w:szCs w:val="20"/>
+        </w:rPr>
+      </w:pPr>
+      <w:r>
+        <w:drawing>
+          <wp:anchor behindDoc="0" distT="0" distB="0" distL="0" distR="0" simplePos="0" locked="0" layoutInCell="0" allowOverlap="1" relativeHeight="11">
+            <wp:simplePos x="0" y="0"/>
+            <wp:positionH relativeFrom="column">
+              <wp:align>center</wp:align>
+            </wp:positionH>
+            <wp:positionV relativeFrom="paragraph">
+              <wp:posOffset>635</wp:posOffset>
+            </wp:positionV>
+            <wp:extent cx="5939790" cy="3359150"/>
+            <wp:effectExtent l="0" t="0" r="0" b="0"/>
+            <wp:wrapSquare wrapText="largest"/>
+            <wp:docPr id="10" name="Image9"/>
+            <wp:cNvGraphicFramePr>
+              <a:graphicFrameLocks xmlns:a="http://schemas.openxmlformats.org/drawingml/2006/main" noChangeAspect="1"/>
+            </wp:cNvGraphicFramePr>
+            <a:graphic xmlns:a="http://schemas.openxmlformats.org/drawingml/2006/main">
+              <a:graphicData uri="http://schemas.openxmlformats.org/drawingml/2006/picture">
+                <pic:pic xmlns:pic="http://schemas.openxmlformats.org/drawingml/2006/picture">
+                  <pic:nvPicPr>
+                    <pic:cNvPr id="10" name="Image9"/>
+                    <pic:cNvPicPr>
+                      <a:picLocks noChangeAspect="1" noChangeArrowheads="1"/>
+                    </pic:cNvPicPr>
+                  </pic:nvPicPr>
+                  <pic:blipFill>
+                    <a:blip r:embed="rId12"/>
+                    <a:stretch>
+                      <a:fillRect/>
+                    </a:stretch>
+                  </pic:blipFill>
+                  <pic:spPr bwMode="auto">
+                    <a:xfrm>
+                      <a:off x="0" y="0"/>
+                      <a:ext cx="5939790" cy="3359150"/>
+                    </a:xfrm>
+                    <a:prstGeom prst="rect">
+                      <a:avLst/>
+                    </a:prstGeom>
+                    <a:noFill/>
+                  </pic:spPr>
+                </pic:pic>
+              </a:graphicData>
+            </a:graphic>
+          </wp:anchor>
+        </w:drawing>
+      </w:r>
+      <w:r>
+        <w:rPr>
+          <w:b/>
+          <w:bCs/>
+          <w:sz w:val="20"/>
+          <w:szCs w:val="20"/>
+        </w:rPr>
+        <w:t>9</w:t>
+      </w:r>
+      <w:r>
+        <w:rPr>
+          <w:b/>
+          <w:bCs/>
+          <w:sz w:val="20"/>
+          <w:szCs w:val="20"/>
+        </w:rPr>
+        <w:t xml:space="preserve">. attēls. </w:t>
+      </w:r>
+      <w:r>
+        <w:rPr>
+          <w:b/>
+          <w:bCs/>
+          <w:sz w:val="20"/>
+          <w:szCs w:val="20"/>
+        </w:rPr>
+        <w:t>Līmeņu izvēlne</w:t>
+      </w:r>
+    </w:p>
+    <w:p>
+      <w:pPr>
+        <w:pStyle w:val="BodyText"/>
+        <w:widowControl/>
+        <w:suppressAutoHyphens w:val="true"/>
+        <w:bidi w:val="0"/>
+        <w:spacing w:lineRule="auto" w:line="360" w:before="0" w:after="0"/>
+        <w:ind w:firstLine="850" w:start="0" w:end="0"/>
+        <w:contextualSpacing/>
+        <w:jc w:val="both"/>
+        <w:rPr>
+          <w:b w:val="false"/>
+          <w:bCs w:val="false"/>
+          <w:sz w:val="24"/>
+          <w:szCs w:val="24"/>
+        </w:rPr>
+      </w:pPr>
+      <w:r>
+        <w:rPr>
+          <w:b w:val="false"/>
+          <w:bCs w:val="false"/>
+          <w:sz w:val="24"/>
+          <w:szCs w:val="24"/>
+        </w:rPr>
+        <w:t>Līmeņu izvēlnē ir pieejama arī progresa atiestatīšanas iespēja. Ja lietotājs izvēlas atiestatīt progresu, spēle dzēš saglabātos līmeņu rezultātus, iegūtās zvaigznes un nopirktos personāžus. Pēc atiestatīšanas spēle atgriežas sākotnējā progresa stāvoklī.</w:t>
+      </w:r>
+    </w:p>
+    <w:p>
+      <w:pPr>
+        <w:pStyle w:val="BodyText"/>
+        <w:widowControl/>
+        <w:suppressAutoHyphens w:val="true"/>
+        <w:bidi w:val="0"/>
+        <w:spacing w:lineRule="auto" w:line="360" w:before="0" w:after="0"/>
+        <w:ind w:hanging="0" w:start="0" w:end="0"/>
+        <w:contextualSpacing/>
+        <w:jc w:val="center"/>
+        <w:rPr>
+          <w:b/>
+          <w:bCs/>
+          <w:sz w:val="24"/>
+          <w:szCs w:val="24"/>
+        </w:rPr>
+      </w:pPr>
+      <w:r>
+        <w:rPr>
+          <w:b/>
+          <w:bCs/>
+          <w:sz w:val="24"/>
+          <w:szCs w:val="24"/>
+        </w:rPr>
+        <w:t>Spēles vadība</w:t>
+      </w:r>
+    </w:p>
+    <w:p>
+      <w:pPr>
+        <w:pStyle w:val="BodyText"/>
+        <w:widowControl/>
+        <w:suppressAutoHyphens w:val="true"/>
+        <w:bidi w:val="0"/>
+        <w:spacing w:lineRule="auto" w:line="360" w:before="0" w:after="0"/>
+        <w:ind w:firstLine="850" w:start="0" w:end="0"/>
+        <w:contextualSpacing/>
+        <w:jc w:val="both"/>
+        <w:rPr>
+          <w:b w:val="false"/>
+          <w:bCs w:val="false"/>
+          <w:sz w:val="24"/>
+          <w:szCs w:val="24"/>
+        </w:rPr>
+      </w:pPr>
+      <w:r>
+        <w:rPr>
+          <w:b w:val="false"/>
+          <w:bCs w:val="false"/>
+          <w:sz w:val="24"/>
+          <w:szCs w:val="24"/>
+        </w:rPr>
+        <w:t>Spēles laikā lietotājs vada galveno varoni ar tastatūras taustiņiem. Vadība ir veidota vienkārša un saprotama, lai spēlētājs varētu koncentrēties uz līmeņa iziešanu. Pēc noklusējuma varoni var pārvietot pa kreisi ar taustiņu A, pa labi ar taustiņu D, lēkt ar W vai Space, pietupties ar S vai Ctrl, mijiedarboties ar objektiem ar E un atvērt pauzes izvēlni ar Esc.</w:t>
+      </w:r>
+    </w:p>
+    <w:p>
+      <w:pPr>
+        <w:pStyle w:val="BodyText"/>
+        <w:widowControl/>
+        <w:suppressAutoHyphens w:val="true"/>
+        <w:bidi w:val="0"/>
+        <w:spacing w:lineRule="auto" w:line="360" w:before="0" w:after="0"/>
+        <w:ind w:firstLine="850" w:start="0" w:end="0"/>
+        <w:contextualSpacing/>
+        <w:jc w:val="both"/>
+        <w:rPr>
+          <w:b w:val="false"/>
+          <w:bCs w:val="false"/>
+          <w:sz w:val="24"/>
+          <w:szCs w:val="24"/>
+        </w:rPr>
+      </w:pPr>
+      <w:r>
+        <w:rPr>
+          <w:b w:val="false"/>
+          <w:bCs w:val="false"/>
+          <w:sz w:val="24"/>
+          <w:szCs w:val="24"/>
+        </w:rPr>
+        <w:t xml:space="preserve">Vadības taustiņus iespējams mainīt iestatījumu logā </w:t>
+      </w:r>
+      <w:r>
+        <w:rPr>
+          <w:b w:val="false"/>
+          <w:bCs w:val="false"/>
+          <w:i w:val="false"/>
+          <w:iCs w:val="false"/>
+          <w:sz w:val="24"/>
+          <w:szCs w:val="24"/>
+        </w:rPr>
+        <w:t xml:space="preserve">(Skat. </w:t>
+      </w:r>
+      <w:r>
+        <w:rPr>
+          <w:b w:val="false"/>
+          <w:bCs w:val="false"/>
+          <w:i w:val="false"/>
+          <w:iCs w:val="false"/>
+          <w:sz w:val="24"/>
+          <w:szCs w:val="24"/>
+        </w:rPr>
+        <w:t>10</w:t>
+      </w:r>
+      <w:r>
+        <w:rPr>
+          <w:b w:val="false"/>
+          <w:bCs w:val="false"/>
+          <w:i w:val="false"/>
+          <w:iCs w:val="false"/>
+          <w:sz w:val="24"/>
+          <w:szCs w:val="24"/>
+        </w:rPr>
+        <w:t>. attēlu.)</w:t>
+      </w:r>
+      <w:r>
+        <w:rPr>
+          <w:b w:val="false"/>
+          <w:bCs w:val="false"/>
+          <w:sz w:val="24"/>
+          <w:szCs w:val="24"/>
+        </w:rPr>
+        <w:t>. Tas nozīmē, ka lietotājs var pielāgot spēles vadību savām ērtībām. Ja spēles laikā tiek attēlotas vadības norādes, tās tiek atjauninātas atbilstoši lietotāja izvēlētajiem taustiņiem.</w:t>
+      </w:r>
+    </w:p>
+    <w:p>
+      <w:pPr>
+        <w:pStyle w:val="BodyText"/>
+        <w:widowControl/>
+        <w:suppressAutoHyphens w:val="true"/>
+        <w:bidi w:val="0"/>
+        <w:spacing w:lineRule="auto" w:line="360" w:before="0" w:after="0"/>
+        <w:ind w:hanging="0" w:start="0" w:end="0"/>
+        <w:contextualSpacing/>
+        <w:jc w:val="center"/>
+        <w:rPr>
+          <w:b/>
+          <w:bCs/>
+          <w:sz w:val="24"/>
+          <w:szCs w:val="24"/>
+        </w:rPr>
+      </w:pPr>
+      <w:r>
+        <w:drawing>
+          <wp:anchor behindDoc="0" distT="0" distB="0" distL="0" distR="0" simplePos="0" locked="0" layoutInCell="0" allowOverlap="1" relativeHeight="12">
+            <wp:simplePos x="0" y="0"/>
+            <wp:positionH relativeFrom="column">
+              <wp:align>center</wp:align>
+            </wp:positionH>
+            <wp:positionV relativeFrom="paragraph">
+              <wp:posOffset>635</wp:posOffset>
+            </wp:positionV>
+            <wp:extent cx="5939790" cy="3316605"/>
+            <wp:effectExtent l="0" t="0" r="0" b="0"/>
+            <wp:wrapSquare wrapText="largest"/>
+            <wp:docPr id="11" name="Image10"/>
+            <wp:cNvGraphicFramePr>
+              <a:graphicFrameLocks xmlns:a="http://schemas.openxmlformats.org/drawingml/2006/main" noChangeAspect="1"/>
+            </wp:cNvGraphicFramePr>
+            <a:graphic xmlns:a="http://schemas.openxmlformats.org/drawingml/2006/main">
+              <a:graphicData uri="http://schemas.openxmlformats.org/drawingml/2006/picture">
+                <pic:pic xmlns:pic="http://schemas.openxmlformats.org/drawingml/2006/picture">
+                  <pic:nvPicPr>
+                    <pic:cNvPr id="11" name="Image10"/>
+                    <pic:cNvPicPr>
+                      <a:picLocks noChangeAspect="1" noChangeArrowheads="1"/>
+                    </pic:cNvPicPr>
+                  </pic:nvPicPr>
+                  <pic:blipFill>
+                    <a:blip r:embed="rId13"/>
+                    <a:stretch>
+                      <a:fillRect/>
+                    </a:stretch>
+                  </pic:blipFill>
+                  <pic:spPr bwMode="auto">
+                    <a:xfrm>
+                      <a:off x="0" y="0"/>
+                      <a:ext cx="5939790" cy="3316605"/>
+                    </a:xfrm>
+                    <a:prstGeom prst="rect">
+                      <a:avLst/>
+                    </a:prstGeom>
+                    <a:noFill/>
+                  </pic:spPr>
+                </pic:pic>
+              </a:graphicData>
+            </a:graphic>
+          </wp:anchor>
+        </w:drawing>
+      </w:r>
+      <w:r>
+        <w:rPr>
+          <w:b/>
+          <w:bCs/>
+          <w:sz w:val="20"/>
+          <w:szCs w:val="20"/>
+        </w:rPr>
+        <w:t>10</w:t>
+      </w:r>
+      <w:r>
+        <w:rPr>
+          <w:b/>
+          <w:bCs/>
+          <w:sz w:val="20"/>
+          <w:szCs w:val="20"/>
+        </w:rPr>
+        <w:t xml:space="preserve">. attēls. </w:t>
+      </w:r>
+      <w:r>
+        <w:rPr>
+          <w:b/>
+          <w:bCs/>
+          <w:sz w:val="20"/>
+          <w:szCs w:val="20"/>
+        </w:rPr>
+        <w:t>Vadības iestatījumi</w:t>
+      </w:r>
+    </w:p>
+    <w:p>
+      <w:pPr>
+        <w:pStyle w:val="BodyText"/>
+        <w:widowControl/>
+        <w:suppressAutoHyphens w:val="true"/>
+        <w:bidi w:val="0"/>
+        <w:spacing w:lineRule="auto" w:line="360" w:before="0" w:after="0"/>
+        <w:ind w:hanging="0" w:start="0" w:end="0"/>
+        <w:contextualSpacing/>
+        <w:jc w:val="center"/>
+        <w:rPr>
+          <w:b/>
+          <w:bCs/>
+          <w:sz w:val="24"/>
+          <w:szCs w:val="24"/>
+        </w:rPr>
+      </w:pPr>
+      <w:r>
+        <w:rPr>
+          <w:b/>
+          <w:bCs/>
+          <w:sz w:val="24"/>
+          <w:szCs w:val="24"/>
+        </w:rPr>
+        <w:t>Līmeņa spēlēšana</w:t>
+      </w:r>
+    </w:p>
+    <w:p>
+      <w:pPr>
+        <w:pStyle w:val="BodyText"/>
+        <w:widowControl/>
+        <w:suppressAutoHyphens w:val="true"/>
+        <w:bidi w:val="0"/>
+        <w:spacing w:lineRule="auto" w:line="360" w:before="0" w:after="0"/>
+        <w:ind w:firstLine="850" w:start="0" w:end="0"/>
+        <w:contextualSpacing/>
+        <w:jc w:val="both"/>
+        <w:rPr>
+          <w:b w:val="false"/>
+          <w:bCs w:val="false"/>
+          <w:sz w:val="24"/>
+          <w:szCs w:val="24"/>
+        </w:rPr>
+      </w:pPr>
+      <w:r>
+        <w:rPr>
+          <w:b w:val="false"/>
+          <w:bCs w:val="false"/>
+          <w:sz w:val="24"/>
+          <w:szCs w:val="24"/>
+        </w:rPr>
+        <w:t xml:space="preserve">Pēc līmeņa palaišanas lietotājs nonāk spēles vidē </w:t>
+      </w:r>
+      <w:r>
+        <w:rPr>
+          <w:b w:val="false"/>
+          <w:bCs w:val="false"/>
+          <w:i w:val="false"/>
+          <w:iCs w:val="false"/>
+          <w:sz w:val="24"/>
+          <w:szCs w:val="24"/>
+        </w:rPr>
+        <w:t xml:space="preserve">(Skat. </w:t>
+      </w:r>
+      <w:r>
+        <w:rPr>
+          <w:b w:val="false"/>
+          <w:bCs w:val="false"/>
+          <w:i w:val="false"/>
+          <w:iCs w:val="false"/>
+          <w:sz w:val="24"/>
+          <w:szCs w:val="24"/>
+        </w:rPr>
+        <w:t>11</w:t>
+      </w:r>
+      <w:r>
+        <w:rPr>
+          <w:b w:val="false"/>
+          <w:bCs w:val="false"/>
+          <w:i w:val="false"/>
+          <w:iCs w:val="false"/>
+          <w:sz w:val="24"/>
+          <w:szCs w:val="24"/>
+        </w:rPr>
+        <w:t>. attēlu.)</w:t>
+      </w:r>
+      <w:r>
+        <w:rPr>
+          <w:b w:val="false"/>
+          <w:bCs w:val="false"/>
+          <w:sz w:val="24"/>
+          <w:szCs w:val="24"/>
+        </w:rPr>
+        <w:t>. Līmeņa laikā spēlētājam jāpārvietojas pa platformām, jāizvairās no šķēršļiem un ienaidniekiem, kā arī jāizmanto dažādi spēles objekti. Līmeņos var būt kustīgās platformas, nāves zonas, ienaidnieki, kontrolpunkti, interaktīvi objekti un kristāli.</w:t>
+      </w:r>
+    </w:p>
+    <w:p>
+      <w:pPr>
+        <w:pStyle w:val="BodyText"/>
+        <w:widowControl/>
+        <w:suppressAutoHyphens w:val="true"/>
+        <w:bidi w:val="0"/>
+        <w:spacing w:lineRule="auto" w:line="360" w:before="0" w:after="0"/>
+        <w:ind w:firstLine="850" w:start="0" w:end="0"/>
+        <w:contextualSpacing/>
+        <w:jc w:val="both"/>
+        <w:rPr>
+          <w:b w:val="false"/>
+          <w:bCs w:val="false"/>
+          <w:sz w:val="24"/>
+          <w:szCs w:val="24"/>
+        </w:rPr>
+      </w:pPr>
+      <w:r>
+        <w:rPr>
+          <w:b w:val="false"/>
+          <w:bCs w:val="false"/>
+          <w:sz w:val="24"/>
+          <w:szCs w:val="24"/>
+        </w:rPr>
+        <w:t>Spēlētājam jāizmanto varoņa kustības iespējas, lai pārvarētu šķēršļus. Precīzs lēciens, pareizs kustības virziens un savlaicīga reakcija ir svarīgi elementi līmeņa veiksmīgai pabeigšanai. Dažās situācijās spēlētājam jāizmanto pietupšanās, lai pielāgotos līmeņa videi vai izvairītos no šķēršļiem.</w:t>
+      </w:r>
+    </w:p>
+    <w:p>
+      <w:pPr>
+        <w:pStyle w:val="BodyText"/>
+        <w:widowControl/>
+        <w:suppressAutoHyphens w:val="true"/>
+        <w:bidi w:val="0"/>
+        <w:spacing w:lineRule="auto" w:line="360" w:before="0" w:after="0"/>
+        <w:ind w:hanging="0" w:start="0" w:end="0"/>
+        <w:contextualSpacing/>
+        <w:jc w:val="center"/>
+        <w:rPr>
+          <w:b/>
+          <w:bCs/>
+          <w:sz w:val="24"/>
+          <w:szCs w:val="24"/>
+        </w:rPr>
+      </w:pPr>
+      <w:r>
+        <w:drawing>
+          <wp:anchor behindDoc="0" distT="0" distB="0" distL="0" distR="0" simplePos="0" locked="0" layoutInCell="0" allowOverlap="1" relativeHeight="13">
+            <wp:simplePos x="0" y="0"/>
+            <wp:positionH relativeFrom="column">
+              <wp:align>center</wp:align>
+            </wp:positionH>
+            <wp:positionV relativeFrom="paragraph">
+              <wp:posOffset>635</wp:posOffset>
+            </wp:positionV>
+            <wp:extent cx="5939790" cy="3359150"/>
+            <wp:effectExtent l="0" t="0" r="0" b="0"/>
+            <wp:wrapSquare wrapText="largest"/>
+            <wp:docPr id="12" name="Image11"/>
+            <wp:cNvGraphicFramePr>
+              <a:graphicFrameLocks xmlns:a="http://schemas.openxmlformats.org/drawingml/2006/main" noChangeAspect="1"/>
+            </wp:cNvGraphicFramePr>
+            <a:graphic xmlns:a="http://schemas.openxmlformats.org/drawingml/2006/main">
+              <a:graphicData uri="http://schemas.openxmlformats.org/drawingml/2006/picture">
+                <pic:pic xmlns:pic="http://schemas.openxmlformats.org/drawingml/2006/picture">
+                  <pic:nvPicPr>
+                    <pic:cNvPr id="12" name="Image11"/>
+                    <pic:cNvPicPr>
+                      <a:picLocks noChangeAspect="1" noChangeArrowheads="1"/>
+                    </pic:cNvPicPr>
+                  </pic:nvPicPr>
+                  <pic:blipFill>
+                    <a:blip r:embed="rId14"/>
+                    <a:stretch>
+                      <a:fillRect/>
+                    </a:stretch>
+                  </pic:blipFill>
+                  <pic:spPr bwMode="auto">
+                    <a:xfrm>
+                      <a:off x="0" y="0"/>
+                      <a:ext cx="5939790" cy="3359150"/>
+                    </a:xfrm>
+                    <a:prstGeom prst="rect">
+                      <a:avLst/>
+                    </a:prstGeom>
+                    <a:noFill/>
+                  </pic:spPr>
+                </pic:pic>
+              </a:graphicData>
+            </a:graphic>
+          </wp:anchor>
+        </w:drawing>
+      </w:r>
+      <w:r>
+        <w:rPr>
+          <w:b/>
+          <w:bCs/>
+          <w:sz w:val="20"/>
+          <w:szCs w:val="20"/>
+        </w:rPr>
+        <w:t>11</w:t>
+      </w:r>
+      <w:r>
+        <w:rPr>
+          <w:b/>
+          <w:bCs/>
+          <w:sz w:val="20"/>
+          <w:szCs w:val="20"/>
+        </w:rPr>
+        <w:t xml:space="preserve">. attēls. </w:t>
+      </w:r>
+      <w:r>
+        <w:rPr>
+          <w:b/>
+          <w:bCs/>
+          <w:sz w:val="20"/>
+          <w:szCs w:val="20"/>
+        </w:rPr>
+        <w:t>Spēles process līmenī</w:t>
+      </w:r>
+    </w:p>
+    <w:p>
+      <w:pPr>
+        <w:pStyle w:val="BodyText"/>
+        <w:widowControl/>
+        <w:suppressAutoHyphens w:val="true"/>
+        <w:bidi w:val="0"/>
+        <w:spacing w:lineRule="auto" w:line="360" w:before="0" w:after="0"/>
+        <w:ind w:firstLine="850" w:start="0" w:end="0"/>
+        <w:contextualSpacing/>
+        <w:jc w:val="both"/>
+        <w:rPr>
+          <w:b w:val="false"/>
+          <w:bCs w:val="false"/>
+          <w:sz w:val="24"/>
+          <w:szCs w:val="24"/>
+        </w:rPr>
+      </w:pPr>
+      <w:r>
+        <w:rPr>
+          <w:b w:val="false"/>
+          <w:bCs w:val="false"/>
+          <w:sz w:val="24"/>
+          <w:szCs w:val="24"/>
+        </w:rPr>
+        <w:t>Ja varonis iekrīt nāves zonā vai saskaras ar bīstamu objektu vai ienaidnieku, tiek aktivizēta nāves loģika. Pēc tam varonis atdzimst sākuma punktā vai pēdējā aktivizētajā kontrolpunktā. Tas ļauj spēlētājam turpināt līmeņa iziešanu, nezaudējot visu progresu līmeņa ietvaros.</w:t>
+      </w:r>
+    </w:p>
+    <w:p>
+      <w:pPr>
+        <w:pStyle w:val="BodyText"/>
+        <w:widowControl/>
+        <w:suppressAutoHyphens w:val="true"/>
+        <w:bidi w:val="0"/>
+        <w:spacing w:lineRule="auto" w:line="360" w:before="0" w:after="0"/>
+        <w:ind w:hanging="0" w:start="0" w:end="0"/>
+        <w:contextualSpacing/>
+        <w:jc w:val="center"/>
+        <w:rPr>
+          <w:b/>
+          <w:bCs/>
+          <w:sz w:val="24"/>
+          <w:szCs w:val="24"/>
+        </w:rPr>
+      </w:pPr>
+      <w:r>
+        <w:rPr>
+          <w:b/>
+          <w:bCs/>
+          <w:sz w:val="24"/>
+          <w:szCs w:val="24"/>
+        </w:rPr>
+        <w:t>Interaktīvie objekti un kristāli</w:t>
+      </w:r>
+    </w:p>
+    <w:p>
+      <w:pPr>
+        <w:pStyle w:val="BodyText"/>
+        <w:widowControl/>
+        <w:suppressAutoHyphens w:val="true"/>
+        <w:bidi w:val="0"/>
+        <w:spacing w:lineRule="auto" w:line="360" w:before="0" w:after="0"/>
+        <w:ind w:firstLine="850" w:start="0" w:end="0"/>
+        <w:contextualSpacing/>
+        <w:jc w:val="both"/>
+        <w:rPr>
+          <w:b w:val="false"/>
+          <w:bCs w:val="false"/>
+          <w:sz w:val="24"/>
+          <w:szCs w:val="24"/>
+        </w:rPr>
+      </w:pPr>
+      <w:r>
+        <w:rPr>
+          <w:b w:val="false"/>
+          <w:bCs w:val="false"/>
+          <w:sz w:val="24"/>
+          <w:szCs w:val="24"/>
+        </w:rPr>
+        <w:t xml:space="preserve">Dažos līmeņos ir pieejami interaktīvi objekti </w:t>
+      </w:r>
+      <w:r>
+        <w:rPr>
+          <w:b w:val="false"/>
+          <w:bCs w:val="false"/>
+          <w:i w:val="false"/>
+          <w:iCs w:val="false"/>
+          <w:sz w:val="24"/>
+          <w:szCs w:val="24"/>
+        </w:rPr>
+        <w:t xml:space="preserve">(Skat. </w:t>
+      </w:r>
+      <w:r>
+        <w:rPr>
+          <w:b w:val="false"/>
+          <w:bCs w:val="false"/>
+          <w:i w:val="false"/>
+          <w:iCs w:val="false"/>
+          <w:sz w:val="24"/>
+          <w:szCs w:val="24"/>
+        </w:rPr>
+        <w:t>12</w:t>
+      </w:r>
+      <w:r>
+        <w:rPr>
+          <w:b w:val="false"/>
+          <w:bCs w:val="false"/>
+          <w:i w:val="false"/>
+          <w:iCs w:val="false"/>
+          <w:sz w:val="24"/>
+          <w:szCs w:val="24"/>
+        </w:rPr>
+        <w:t>. attēlu.)</w:t>
+      </w:r>
+      <w:r>
+        <w:rPr>
+          <w:b w:val="false"/>
+          <w:bCs w:val="false"/>
+          <w:sz w:val="24"/>
+          <w:szCs w:val="24"/>
+        </w:rPr>
+        <w:t>. Kad spēlētājs atrodas pie šāda objekta, uz ekrāna tiek parādīta mijiedarbības norāde. Nospiežot mijiedarbības taustiņu, objekts izpilda tam paredzēto darbību.</w:t>
+      </w:r>
+    </w:p>
+    <w:p>
+      <w:pPr>
+        <w:pStyle w:val="BodyText"/>
+        <w:widowControl/>
+        <w:suppressAutoHyphens w:val="true"/>
+        <w:bidi w:val="0"/>
+        <w:spacing w:lineRule="auto" w:line="360" w:before="0" w:after="0"/>
+        <w:ind w:firstLine="850" w:start="0" w:end="0"/>
+        <w:contextualSpacing/>
+        <w:jc w:val="both"/>
+        <w:rPr>
+          <w:b w:val="false"/>
+          <w:bCs w:val="false"/>
+          <w:sz w:val="24"/>
+          <w:szCs w:val="24"/>
+        </w:rPr>
+      </w:pPr>
+      <w:r>
+        <w:rPr>
+          <w:b w:val="false"/>
+          <w:bCs w:val="false"/>
+          <w:sz w:val="24"/>
+          <w:szCs w:val="24"/>
+        </w:rPr>
+        <w:t>Interaktīvie objekti var pildīt dažādas funkcijas. Piemēram, pastiprinājuma objekts var īslaicīgi uzlabot varoņa spējas, savukārt kristāls var aktivizēt līmeņa noslēguma plūsmu. Kristāla aktivizēšana var būt saistīta ar animāciju, skaņas efektu un pāreju uz rezultātu logu.</w:t>
+      </w:r>
+    </w:p>
+    <w:p>
+      <w:pPr>
+        <w:pStyle w:val="BodyText"/>
+        <w:widowControl/>
+        <w:suppressAutoHyphens w:val="true"/>
+        <w:bidi w:val="0"/>
+        <w:spacing w:lineRule="auto" w:line="360" w:before="0" w:after="0"/>
+        <w:ind w:hanging="0" w:start="0" w:end="0"/>
+        <w:contextualSpacing/>
+        <w:jc w:val="center"/>
+        <w:rPr>
+          <w:b w:val="false"/>
+          <w:bCs w:val="false"/>
+          <w:sz w:val="24"/>
+          <w:szCs w:val="24"/>
+        </w:rPr>
+      </w:pPr>
+      <w:r>
+        <w:drawing>
+          <wp:anchor behindDoc="0" distT="0" distB="0" distL="0" distR="0" simplePos="0" locked="0" layoutInCell="0" allowOverlap="1" relativeHeight="14">
+            <wp:simplePos x="0" y="0"/>
+            <wp:positionH relativeFrom="column">
+              <wp:align>center</wp:align>
+            </wp:positionH>
+            <wp:positionV relativeFrom="paragraph">
+              <wp:posOffset>635</wp:posOffset>
+            </wp:positionV>
+            <wp:extent cx="5939790" cy="3316605"/>
+            <wp:effectExtent l="0" t="0" r="0" b="0"/>
+            <wp:wrapSquare wrapText="largest"/>
+            <wp:docPr id="13" name="Image12"/>
+            <wp:cNvGraphicFramePr>
+              <a:graphicFrameLocks xmlns:a="http://schemas.openxmlformats.org/drawingml/2006/main" noChangeAspect="1"/>
+            </wp:cNvGraphicFramePr>
+            <a:graphic xmlns:a="http://schemas.openxmlformats.org/drawingml/2006/main">
+              <a:graphicData uri="http://schemas.openxmlformats.org/drawingml/2006/picture">
+                <pic:pic xmlns:pic="http://schemas.openxmlformats.org/drawingml/2006/picture">
+                  <pic:nvPicPr>
+                    <pic:cNvPr id="13" name="Image12"/>
+                    <pic:cNvPicPr>
+                      <a:picLocks noChangeAspect="1" noChangeArrowheads="1"/>
+                    </pic:cNvPicPr>
+                  </pic:nvPicPr>
+                  <pic:blipFill>
+                    <a:blip r:embed="rId15"/>
+                    <a:stretch>
+                      <a:fillRect/>
+                    </a:stretch>
+                  </pic:blipFill>
+                  <pic:spPr bwMode="auto">
+                    <a:xfrm>
+                      <a:off x="0" y="0"/>
+                      <a:ext cx="5939790" cy="3316605"/>
+                    </a:xfrm>
+                    <a:prstGeom prst="rect">
+                      <a:avLst/>
+                    </a:prstGeom>
+                    <a:noFill/>
+                  </pic:spPr>
+                </pic:pic>
+              </a:graphicData>
+            </a:graphic>
+          </wp:anchor>
+        </w:drawing>
+      </w:r>
+      <w:r>
+        <w:rPr>
+          <w:b/>
+          <w:bCs/>
+          <w:sz w:val="20"/>
+          <w:szCs w:val="20"/>
+        </w:rPr>
+        <w:t>12</w:t>
+      </w:r>
+      <w:r>
+        <w:rPr>
+          <w:b/>
+          <w:bCs/>
+          <w:sz w:val="20"/>
+          <w:szCs w:val="20"/>
+        </w:rPr>
+        <w:t xml:space="preserve">. attēls. </w:t>
+      </w:r>
+      <w:r>
+        <w:rPr>
+          <w:b/>
+          <w:bCs/>
+          <w:sz w:val="20"/>
+          <w:szCs w:val="20"/>
+        </w:rPr>
+        <w:t>Interaktīvais objekts</w:t>
+      </w:r>
+    </w:p>
+    <w:p>
+      <w:pPr>
+        <w:pStyle w:val="BodyText"/>
+        <w:widowControl/>
+        <w:suppressAutoHyphens w:val="true"/>
+        <w:bidi w:val="0"/>
+        <w:spacing w:lineRule="auto" w:line="360" w:before="0" w:after="0"/>
+        <w:ind w:firstLine="850" w:start="0" w:end="0"/>
+        <w:contextualSpacing/>
+        <w:jc w:val="both"/>
+        <w:rPr>
+          <w:b w:val="false"/>
+          <w:bCs w:val="false"/>
+          <w:sz w:val="24"/>
+          <w:szCs w:val="24"/>
+        </w:rPr>
+      </w:pPr>
+      <w:r>
+        <w:rPr>
+          <w:b w:val="false"/>
+          <w:bCs w:val="false"/>
+          <w:sz w:val="24"/>
+          <w:szCs w:val="24"/>
+        </w:rPr>
+        <w:t>Šāda sistēma padara līmeņus daudzveidīgākus, jo spēlētājam nav tikai jānonāk līdz finišam, bet arī jāizmanto līmenī esošie objekti. Tas dod iespēju līmeņus veidot interesantākus un pievienot tajos dažādus uzdevumus.</w:t>
+      </w:r>
+    </w:p>
+    <w:p>
+      <w:pPr>
+        <w:pStyle w:val="BodyText"/>
+        <w:widowControl/>
+        <w:suppressAutoHyphens w:val="true"/>
+        <w:bidi w:val="0"/>
+        <w:spacing w:lineRule="auto" w:line="360" w:before="0" w:after="0"/>
+        <w:ind w:hanging="0" w:start="0" w:end="0"/>
+        <w:contextualSpacing/>
+        <w:jc w:val="center"/>
+        <w:rPr>
+          <w:b/>
+          <w:bCs/>
+          <w:sz w:val="24"/>
+          <w:szCs w:val="24"/>
+        </w:rPr>
+      </w:pPr>
+      <w:r>
+        <w:rPr>
+          <w:b/>
+          <w:bCs/>
+          <w:sz w:val="24"/>
+          <w:szCs w:val="24"/>
+        </w:rPr>
+        <w:t>Kontrolpunkti un atdzimšana</w:t>
+      </w:r>
+    </w:p>
+    <w:p>
+      <w:pPr>
+        <w:pStyle w:val="BodyText"/>
+        <w:widowControl/>
+        <w:suppressAutoHyphens w:val="true"/>
+        <w:bidi w:val="0"/>
+        <w:spacing w:lineRule="auto" w:line="360" w:before="0" w:after="0"/>
+        <w:ind w:firstLine="850" w:start="0" w:end="0"/>
+        <w:contextualSpacing/>
+        <w:jc w:val="both"/>
+        <w:rPr>
+          <w:b w:val="false"/>
+          <w:bCs w:val="false"/>
+          <w:sz w:val="24"/>
+          <w:szCs w:val="24"/>
+        </w:rPr>
+      </w:pPr>
+      <w:r>
+        <w:rPr>
+          <w:b w:val="false"/>
+          <w:bCs w:val="false"/>
+          <w:sz w:val="24"/>
+          <w:szCs w:val="24"/>
+        </w:rPr>
+        <w:t xml:space="preserve">Līmeņos var būt kontrolpunkti </w:t>
+      </w:r>
+      <w:r>
+        <w:rPr>
+          <w:b w:val="false"/>
+          <w:bCs w:val="false"/>
+          <w:i w:val="false"/>
+          <w:iCs w:val="false"/>
+          <w:sz w:val="24"/>
+          <w:szCs w:val="24"/>
+        </w:rPr>
+        <w:t xml:space="preserve">(Skat. </w:t>
+      </w:r>
+      <w:r>
+        <w:rPr>
+          <w:b w:val="false"/>
+          <w:bCs w:val="false"/>
+          <w:i w:val="false"/>
+          <w:iCs w:val="false"/>
+          <w:sz w:val="24"/>
+          <w:szCs w:val="24"/>
+        </w:rPr>
+        <w:t>1</w:t>
+      </w:r>
+      <w:r>
+        <w:rPr>
+          <w:b w:val="false"/>
+          <w:bCs w:val="false"/>
+          <w:i w:val="false"/>
+          <w:iCs w:val="false"/>
+          <w:sz w:val="24"/>
+          <w:szCs w:val="24"/>
+        </w:rPr>
+        <w:t>3</w:t>
+      </w:r>
+      <w:r>
+        <w:rPr>
+          <w:b w:val="false"/>
+          <w:bCs w:val="false"/>
+          <w:i w:val="false"/>
+          <w:iCs w:val="false"/>
+          <w:sz w:val="24"/>
+          <w:szCs w:val="24"/>
+        </w:rPr>
+        <w:t>. attēlu.)</w:t>
+      </w:r>
+      <w:r>
+        <w:rPr>
+          <w:b w:val="false"/>
+          <w:bCs w:val="false"/>
+          <w:sz w:val="24"/>
+          <w:szCs w:val="24"/>
+        </w:rPr>
+        <w:t>. Kontrolpunkts ir īpašs objekts, kas pēc aktivizēšanas kļūst par jauno varoņa atdzimšanas vietu. Ja spēlētājs pēc kontrolpunkta aktivizēšanas nomirst, varonis neatgriežas pašā līmeņa sākumā, bet gan pēdējā aktivizētajā kontrolpunktā.</w:t>
+      </w:r>
+    </w:p>
+    <w:p>
+      <w:pPr>
+        <w:pStyle w:val="BodyText"/>
+        <w:widowControl/>
+        <w:suppressAutoHyphens w:val="true"/>
+        <w:bidi w:val="0"/>
+        <w:spacing w:lineRule="auto" w:line="360" w:before="0" w:after="0"/>
+        <w:ind w:firstLine="850" w:start="0" w:end="0"/>
+        <w:contextualSpacing/>
+        <w:jc w:val="both"/>
+        <w:rPr>
+          <w:b w:val="false"/>
+          <w:bCs w:val="false"/>
+          <w:sz w:val="24"/>
+          <w:szCs w:val="24"/>
+        </w:rPr>
+      </w:pPr>
+      <w:r>
+        <w:rPr>
+          <w:b w:val="false"/>
+          <w:bCs w:val="false"/>
+          <w:sz w:val="24"/>
+          <w:szCs w:val="24"/>
+        </w:rPr>
+        <w:t>Kontrolpunktu sistēma palīdz samazināt atkārtošanos sarežģītākos līmeņos. Tā ļauj spēlētājam turpināt spēli no jau sasniegtas vietas, saglabājot līmeņa izaicinājumu, bet nepadarot spēli pārāk nogurdinošu. Kontrolpunkts tiek aktivizēts, kad varonis tam pieskaras.</w:t>
+      </w:r>
+    </w:p>
+    <w:p>
+      <w:pPr>
+        <w:pStyle w:val="BodyText"/>
+        <w:widowControl/>
+        <w:suppressAutoHyphens w:val="true"/>
+        <w:bidi w:val="0"/>
+        <w:spacing w:lineRule="auto" w:line="360" w:before="0" w:after="0"/>
+        <w:ind w:hanging="0" w:start="0" w:end="0"/>
+        <w:contextualSpacing/>
+        <w:jc w:val="center"/>
+        <w:rPr>
+          <w:b w:val="false"/>
+          <w:bCs w:val="false"/>
+          <w:sz w:val="24"/>
+          <w:szCs w:val="24"/>
+        </w:rPr>
+      </w:pPr>
+      <w:r>
+        <w:drawing>
+          <wp:anchor behindDoc="0" distT="0" distB="0" distL="0" distR="0" simplePos="0" locked="0" layoutInCell="0" allowOverlap="1" relativeHeight="15">
+            <wp:simplePos x="0" y="0"/>
+            <wp:positionH relativeFrom="column">
+              <wp:align>center</wp:align>
+            </wp:positionH>
+            <wp:positionV relativeFrom="paragraph">
+              <wp:posOffset>635</wp:posOffset>
+            </wp:positionV>
+            <wp:extent cx="5939790" cy="3316605"/>
+            <wp:effectExtent l="0" t="0" r="0" b="0"/>
+            <wp:wrapSquare wrapText="largest"/>
+            <wp:docPr id="14" name="Image13"/>
+            <wp:cNvGraphicFramePr>
+              <a:graphicFrameLocks xmlns:a="http://schemas.openxmlformats.org/drawingml/2006/main" noChangeAspect="1"/>
+            </wp:cNvGraphicFramePr>
+            <a:graphic xmlns:a="http://schemas.openxmlformats.org/drawingml/2006/main">
+              <a:graphicData uri="http://schemas.openxmlformats.org/drawingml/2006/picture">
+                <pic:pic xmlns:pic="http://schemas.openxmlformats.org/drawingml/2006/picture">
+                  <pic:nvPicPr>
+                    <pic:cNvPr id="14" name="Image13"/>
+                    <pic:cNvPicPr>
+                      <a:picLocks noChangeAspect="1" noChangeArrowheads="1"/>
+                    </pic:cNvPicPr>
+                  </pic:nvPicPr>
+                  <pic:blipFill>
+                    <a:blip r:embed="rId16"/>
+                    <a:stretch>
+                      <a:fillRect/>
+                    </a:stretch>
+                  </pic:blipFill>
+                  <pic:spPr bwMode="auto">
+                    <a:xfrm>
+                      <a:off x="0" y="0"/>
+                      <a:ext cx="5939790" cy="3316605"/>
+                    </a:xfrm>
+                    <a:prstGeom prst="rect">
+                      <a:avLst/>
+                    </a:prstGeom>
+                    <a:noFill/>
+                  </pic:spPr>
+                </pic:pic>
+              </a:graphicData>
+            </a:graphic>
+          </wp:anchor>
+        </w:drawing>
+      </w:r>
+      <w:r>
+        <w:rPr>
+          <w:b/>
+          <w:bCs/>
+          <w:sz w:val="20"/>
+          <w:szCs w:val="20"/>
+        </w:rPr>
+        <w:t>1</w:t>
+      </w:r>
+      <w:r>
+        <w:rPr>
+          <w:b/>
+          <w:bCs/>
+          <w:sz w:val="20"/>
+          <w:szCs w:val="20"/>
+        </w:rPr>
+        <w:t>3</w:t>
+      </w:r>
+      <w:r>
+        <w:rPr>
+          <w:b/>
+          <w:bCs/>
+          <w:sz w:val="20"/>
+          <w:szCs w:val="20"/>
+        </w:rPr>
+        <w:t xml:space="preserve">. attēls. </w:t>
+      </w:r>
+      <w:r>
+        <w:rPr>
+          <w:b/>
+          <w:bCs/>
+          <w:sz w:val="20"/>
+          <w:szCs w:val="20"/>
+        </w:rPr>
+        <w:t>Aktivizēts kontrolpunkts</w:t>
+      </w:r>
+    </w:p>
+    <w:p>
+      <w:pPr>
+        <w:pStyle w:val="BodyText"/>
+        <w:widowControl/>
+        <w:suppressAutoHyphens w:val="true"/>
+        <w:bidi w:val="0"/>
+        <w:spacing w:lineRule="auto" w:line="360" w:before="0" w:after="0"/>
+        <w:ind w:hanging="0" w:start="0" w:end="0"/>
+        <w:contextualSpacing/>
+        <w:jc w:val="center"/>
+        <w:rPr>
+          <w:b/>
+          <w:bCs/>
+          <w:sz w:val="24"/>
+          <w:szCs w:val="24"/>
+        </w:rPr>
+      </w:pPr>
+      <w:r>
+        <w:rPr>
+          <w:b/>
+          <w:bCs/>
+          <w:sz w:val="24"/>
+          <w:szCs w:val="24"/>
+        </w:rPr>
+        <w:t>Pauzes izvēlne</w:t>
+      </w:r>
+    </w:p>
+    <w:p>
+      <w:pPr>
+        <w:pStyle w:val="BodyText"/>
+        <w:widowControl/>
+        <w:suppressAutoHyphens w:val="true"/>
+        <w:bidi w:val="0"/>
+        <w:spacing w:lineRule="auto" w:line="360" w:before="0" w:after="0"/>
+        <w:ind w:firstLine="850" w:start="0" w:end="0"/>
+        <w:contextualSpacing/>
+        <w:jc w:val="both"/>
+        <w:rPr>
+          <w:b w:val="false"/>
+          <w:bCs w:val="false"/>
+          <w:sz w:val="24"/>
+          <w:szCs w:val="24"/>
+        </w:rPr>
+      </w:pPr>
+      <w:r>
+        <w:rPr>
+          <w:b w:val="false"/>
+          <w:bCs w:val="false"/>
+          <w:sz w:val="24"/>
+          <w:szCs w:val="24"/>
+        </w:rPr>
+        <w:t xml:space="preserve">Spēles laikā lietotājs var nospiest Esc, lai atvērtu pauzes izvēlni </w:t>
+      </w:r>
+      <w:r>
+        <w:rPr>
+          <w:b w:val="false"/>
+          <w:bCs w:val="false"/>
+          <w:i w:val="false"/>
+          <w:iCs w:val="false"/>
+          <w:sz w:val="24"/>
+          <w:szCs w:val="24"/>
+        </w:rPr>
+        <w:t xml:space="preserve">(Skat. </w:t>
+      </w:r>
+      <w:r>
+        <w:rPr>
+          <w:b w:val="false"/>
+          <w:bCs w:val="false"/>
+          <w:i w:val="false"/>
+          <w:iCs w:val="false"/>
+          <w:sz w:val="24"/>
+          <w:szCs w:val="24"/>
+        </w:rPr>
+        <w:t>1</w:t>
+      </w:r>
+      <w:r>
+        <w:rPr>
+          <w:b w:val="false"/>
+          <w:bCs w:val="false"/>
+          <w:i w:val="false"/>
+          <w:iCs w:val="false"/>
+          <w:sz w:val="24"/>
+          <w:szCs w:val="24"/>
+        </w:rPr>
+        <w:t>4</w:t>
+      </w:r>
+      <w:r>
+        <w:rPr>
+          <w:b w:val="false"/>
+          <w:bCs w:val="false"/>
+          <w:i w:val="false"/>
+          <w:iCs w:val="false"/>
+          <w:sz w:val="24"/>
+          <w:szCs w:val="24"/>
+        </w:rPr>
+        <w:t>. attēlu.)</w:t>
+      </w:r>
+      <w:r>
+        <w:rPr>
+          <w:b w:val="false"/>
+          <w:bCs w:val="false"/>
+          <w:sz w:val="24"/>
+          <w:szCs w:val="24"/>
+        </w:rPr>
+        <w:t>. Kad pauzes izvēlne ir atvērta, spēles process tiek apturēts. Tas nozīmē, ka varonis un citi spēles objekti nepārvietojas, kamēr lietotājs izvēlas turpmāko darbību.</w:t>
+      </w:r>
+    </w:p>
+    <w:p>
+      <w:pPr>
+        <w:pStyle w:val="BodyText"/>
+        <w:widowControl/>
+        <w:suppressAutoHyphens w:val="true"/>
+        <w:bidi w:val="0"/>
+        <w:spacing w:lineRule="auto" w:line="360" w:before="0" w:after="0"/>
+        <w:ind w:firstLine="850" w:start="0" w:end="0"/>
+        <w:contextualSpacing/>
+        <w:jc w:val="both"/>
+        <w:rPr>
+          <w:b w:val="false"/>
+          <w:bCs w:val="false"/>
+          <w:sz w:val="24"/>
+          <w:szCs w:val="24"/>
+        </w:rPr>
+      </w:pPr>
+      <w:r>
+        <w:rPr>
+          <w:b w:val="false"/>
+          <w:bCs w:val="false"/>
+          <w:sz w:val="24"/>
+          <w:szCs w:val="24"/>
+        </w:rPr>
+        <w:t>Pauzes izvēlnē pieejamas vairākas darbības. Lietotājs var turpināt spēli no tās pašas vietas, pārstartēt pašreizējo līmeni, atvērt iestatījumus vai atgriezties galvenajā izvēlnē. Šī izvēlne ir svarīga, jo tā ļauj spēlētājam pārtraukt spēli jebkurā brīdī, nezaudējot kontroli pār notiekošo.</w:t>
+      </w:r>
+    </w:p>
+    <w:p>
+      <w:pPr>
+        <w:pStyle w:val="BodyText"/>
+        <w:widowControl/>
+        <w:suppressAutoHyphens w:val="true"/>
+        <w:bidi w:val="0"/>
+        <w:spacing w:lineRule="auto" w:line="360" w:before="0" w:after="0"/>
+        <w:ind w:hanging="0" w:start="0" w:end="0"/>
+        <w:contextualSpacing/>
+        <w:jc w:val="center"/>
+        <w:rPr>
+          <w:b w:val="false"/>
+          <w:bCs w:val="false"/>
+          <w:sz w:val="24"/>
+          <w:szCs w:val="24"/>
+        </w:rPr>
+      </w:pPr>
+      <w:r>
+        <w:drawing>
+          <wp:anchor behindDoc="0" distT="0" distB="0" distL="0" distR="0" simplePos="0" locked="0" layoutInCell="0" allowOverlap="1" relativeHeight="16">
+            <wp:simplePos x="0" y="0"/>
+            <wp:positionH relativeFrom="column">
+              <wp:posOffset>0</wp:posOffset>
+            </wp:positionH>
+            <wp:positionV relativeFrom="paragraph">
+              <wp:posOffset>635</wp:posOffset>
+            </wp:positionV>
+            <wp:extent cx="5939790" cy="3316605"/>
+            <wp:effectExtent l="0" t="0" r="0" b="0"/>
+            <wp:wrapSquare wrapText="largest"/>
+            <wp:docPr id="15" name="Image14"/>
+            <wp:cNvGraphicFramePr>
+              <a:graphicFrameLocks xmlns:a="http://schemas.openxmlformats.org/drawingml/2006/main" noChangeAspect="1"/>
+            </wp:cNvGraphicFramePr>
+            <a:graphic xmlns:a="http://schemas.openxmlformats.org/drawingml/2006/main">
+              <a:graphicData uri="http://schemas.openxmlformats.org/drawingml/2006/picture">
+                <pic:pic xmlns:pic="http://schemas.openxmlformats.org/drawingml/2006/picture">
+                  <pic:nvPicPr>
+                    <pic:cNvPr id="15" name="Image14"/>
+                    <pic:cNvPicPr>
+                      <a:picLocks noChangeAspect="1" noChangeArrowheads="1"/>
+                    </pic:cNvPicPr>
+                  </pic:nvPicPr>
+                  <pic:blipFill>
+                    <a:blip r:embed="rId17"/>
+                    <a:stretch>
+                      <a:fillRect/>
+                    </a:stretch>
+                  </pic:blipFill>
+                  <pic:spPr bwMode="auto">
+                    <a:xfrm>
+                      <a:off x="0" y="0"/>
+                      <a:ext cx="5939790" cy="3316605"/>
+                    </a:xfrm>
+                    <a:prstGeom prst="rect">
+                      <a:avLst/>
+                    </a:prstGeom>
+                    <a:noFill/>
+                  </pic:spPr>
+                </pic:pic>
+              </a:graphicData>
+            </a:graphic>
+          </wp:anchor>
+        </w:drawing>
+      </w:r>
+      <w:r>
+        <w:rPr>
+          <w:b/>
+          <w:bCs/>
+          <w:sz w:val="20"/>
+          <w:szCs w:val="20"/>
+        </w:rPr>
+        <w:t>1</w:t>
+      </w:r>
+      <w:r>
+        <w:rPr>
+          <w:b/>
+          <w:bCs/>
+          <w:sz w:val="20"/>
+          <w:szCs w:val="20"/>
+        </w:rPr>
+        <w:t>4</w:t>
+      </w:r>
+      <w:r>
+        <w:rPr>
+          <w:b/>
+          <w:bCs/>
+          <w:sz w:val="20"/>
+          <w:szCs w:val="20"/>
+        </w:rPr>
+        <w:t xml:space="preserve">. attēls. </w:t>
+      </w:r>
+      <w:r>
+        <w:rPr>
+          <w:b/>
+          <w:bCs/>
+          <w:sz w:val="20"/>
+          <w:szCs w:val="20"/>
+        </w:rPr>
+        <w:t>Pauzes izvēlne</w:t>
+      </w:r>
+    </w:p>
+    <w:p>
+      <w:pPr>
+        <w:pStyle w:val="BodyText"/>
+        <w:widowControl/>
+        <w:suppressAutoHyphens w:val="true"/>
+        <w:bidi w:val="0"/>
+        <w:spacing w:lineRule="auto" w:line="360" w:before="0" w:after="0"/>
+        <w:ind w:firstLine="850" w:start="0" w:end="0"/>
+        <w:contextualSpacing/>
+        <w:jc w:val="both"/>
+        <w:rPr>
+          <w:b w:val="false"/>
+          <w:bCs w:val="false"/>
+          <w:sz w:val="24"/>
+          <w:szCs w:val="24"/>
+        </w:rPr>
+      </w:pPr>
+      <w:r>
+        <w:rPr>
+          <w:b w:val="false"/>
+          <w:bCs w:val="false"/>
+          <w:sz w:val="24"/>
+          <w:szCs w:val="24"/>
+        </w:rPr>
+        <w:t>Ja lietotājs izvēlas pārstartēt līmeni, pašreizējais līmenis tiek ielādēts no jauna. Ja lietotājs izvēlas atgriezties galvenajā izvēlnē, spēle pārtrauc pašreizējā līmeņa darbību un atver sākuma izvēlni.</w:t>
+      </w:r>
+    </w:p>
+    <w:p>
+      <w:pPr>
+        <w:pStyle w:val="BodyText"/>
+        <w:widowControl/>
+        <w:suppressAutoHyphens w:val="true"/>
+        <w:bidi w:val="0"/>
+        <w:spacing w:lineRule="auto" w:line="360" w:before="0" w:after="0"/>
+        <w:ind w:hanging="0" w:start="0" w:end="0"/>
+        <w:contextualSpacing/>
+        <w:jc w:val="center"/>
+        <w:rPr>
+          <w:b/>
+          <w:bCs/>
+          <w:sz w:val="24"/>
+          <w:szCs w:val="24"/>
+        </w:rPr>
+      </w:pPr>
+      <w:r>
+        <w:rPr>
+          <w:b/>
+          <w:bCs/>
+          <w:sz w:val="24"/>
+          <w:szCs w:val="24"/>
+        </w:rPr>
+        <w:t>Iestatījumu logs</w:t>
+      </w:r>
+    </w:p>
+    <w:p>
+      <w:pPr>
+        <w:pStyle w:val="BodyText"/>
+        <w:widowControl/>
+        <w:suppressAutoHyphens w:val="true"/>
+        <w:bidi w:val="0"/>
+        <w:spacing w:lineRule="auto" w:line="360" w:before="0" w:after="0"/>
+        <w:ind w:firstLine="850" w:start="0" w:end="0"/>
+        <w:contextualSpacing/>
+        <w:jc w:val="both"/>
+        <w:rPr>
+          <w:b w:val="false"/>
+          <w:bCs w:val="false"/>
+          <w:sz w:val="24"/>
+          <w:szCs w:val="24"/>
+        </w:rPr>
+      </w:pPr>
+      <w:r>
+        <w:rPr>
+          <w:b w:val="false"/>
+          <w:bCs w:val="false"/>
+          <w:sz w:val="24"/>
+          <w:szCs w:val="24"/>
+        </w:rPr>
+        <w:t xml:space="preserve">Iestatījumu logā </w:t>
+      </w:r>
+      <w:r>
+        <w:rPr>
+          <w:b w:val="false"/>
+          <w:bCs w:val="false"/>
+          <w:i w:val="false"/>
+          <w:iCs w:val="false"/>
+          <w:sz w:val="24"/>
+          <w:szCs w:val="24"/>
+        </w:rPr>
+        <w:t xml:space="preserve">(Skat. </w:t>
+      </w:r>
+      <w:r>
+        <w:rPr>
+          <w:b w:val="false"/>
+          <w:bCs w:val="false"/>
+          <w:i w:val="false"/>
+          <w:iCs w:val="false"/>
+          <w:sz w:val="24"/>
+          <w:szCs w:val="24"/>
+        </w:rPr>
+        <w:t>1</w:t>
+      </w:r>
+      <w:r>
+        <w:rPr>
+          <w:b w:val="false"/>
+          <w:bCs w:val="false"/>
+          <w:i w:val="false"/>
+          <w:iCs w:val="false"/>
+          <w:sz w:val="24"/>
+          <w:szCs w:val="24"/>
+        </w:rPr>
+        <w:t>5</w:t>
+      </w:r>
+      <w:r>
+        <w:rPr>
+          <w:b w:val="false"/>
+          <w:bCs w:val="false"/>
+          <w:i w:val="false"/>
+          <w:iCs w:val="false"/>
+          <w:sz w:val="24"/>
+          <w:szCs w:val="24"/>
+        </w:rPr>
+        <w:t xml:space="preserve">. attēlu.) </w:t>
+      </w:r>
+      <w:r>
+        <w:rPr>
+          <w:b w:val="false"/>
+          <w:bCs w:val="false"/>
+          <w:sz w:val="24"/>
+          <w:szCs w:val="24"/>
+        </w:rPr>
+        <w:t>lietotājs var pielāgot spēli savām vajadzībām. Iestatījumi ir sadalīti vairākās sadaļās, piemēram, video, audio un vadības iestatījumos. Šāda struktūra ļauj lietotājam vieglāk atrast nepieciešamo opciju.</w:t>
+      </w:r>
+    </w:p>
+    <w:p>
+      <w:pPr>
+        <w:pStyle w:val="BodyText"/>
+        <w:widowControl/>
+        <w:suppressAutoHyphens w:val="true"/>
+        <w:bidi w:val="0"/>
+        <w:spacing w:lineRule="auto" w:line="360" w:before="0" w:after="0"/>
+        <w:ind w:firstLine="850" w:start="0" w:end="0"/>
+        <w:contextualSpacing/>
+        <w:jc w:val="both"/>
+        <w:rPr>
+          <w:b w:val="false"/>
+          <w:bCs w:val="false"/>
+          <w:sz w:val="24"/>
+          <w:szCs w:val="24"/>
+        </w:rPr>
+      </w:pPr>
+      <w:r>
+        <w:rPr>
+          <w:b w:val="false"/>
+          <w:bCs w:val="false"/>
+          <w:sz w:val="24"/>
+          <w:szCs w:val="24"/>
+        </w:rPr>
+        <w:t>Video sadaļā iespējams mainīt spēles attēlošanas parametrus. Audio sadaļā lietotājs var regulēt dažādu skaņas kategoriju skaļumu, piemēram, izvēlnes mūziku, lietotāja saskarnes skaņas, spēles skaņas efektus un līmeņu mūziku. Vadības sadaļā iespējams mainīt spēles taustiņus vai atiestatīt tos uz noklusējuma vērtībām.</w:t>
+      </w:r>
+    </w:p>
+    <w:p>
+      <w:pPr>
+        <w:pStyle w:val="BodyText"/>
+        <w:widowControl/>
+        <w:suppressAutoHyphens w:val="true"/>
+        <w:bidi w:val="0"/>
+        <w:spacing w:lineRule="auto" w:line="360" w:before="0" w:after="0"/>
+        <w:ind w:hanging="0" w:start="0" w:end="0"/>
+        <w:contextualSpacing/>
+        <w:jc w:val="center"/>
+        <w:rPr>
+          <w:b w:val="false"/>
+          <w:bCs w:val="false"/>
+          <w:sz w:val="24"/>
+          <w:szCs w:val="24"/>
+        </w:rPr>
+      </w:pPr>
+      <w:r>
+        <w:drawing>
+          <wp:anchor behindDoc="0" distT="0" distB="0" distL="0" distR="0" simplePos="0" locked="0" layoutInCell="0" allowOverlap="1" relativeHeight="17">
+            <wp:simplePos x="0" y="0"/>
+            <wp:positionH relativeFrom="column">
+              <wp:align>center</wp:align>
+            </wp:positionH>
+            <wp:positionV relativeFrom="paragraph">
+              <wp:posOffset>635</wp:posOffset>
+            </wp:positionV>
+            <wp:extent cx="5939790" cy="3359150"/>
+            <wp:effectExtent l="0" t="0" r="0" b="0"/>
+            <wp:wrapSquare wrapText="largest"/>
+            <wp:docPr id="16" name="Image15"/>
+            <wp:cNvGraphicFramePr>
+              <a:graphicFrameLocks xmlns:a="http://schemas.openxmlformats.org/drawingml/2006/main" noChangeAspect="1"/>
+            </wp:cNvGraphicFramePr>
+            <a:graphic xmlns:a="http://schemas.openxmlformats.org/drawingml/2006/main">
+              <a:graphicData uri="http://schemas.openxmlformats.org/drawingml/2006/picture">
+                <pic:pic xmlns:pic="http://schemas.openxmlformats.org/drawingml/2006/picture">
+                  <pic:nvPicPr>
+                    <pic:cNvPr id="16" name="Image15"/>
+                    <pic:cNvPicPr>
+                      <a:picLocks noChangeAspect="1" noChangeArrowheads="1"/>
+                    </pic:cNvPicPr>
+                  </pic:nvPicPr>
+                  <pic:blipFill>
+                    <a:blip r:embed="rId18"/>
+                    <a:stretch>
+                      <a:fillRect/>
+                    </a:stretch>
+                  </pic:blipFill>
+                  <pic:spPr bwMode="auto">
+                    <a:xfrm>
+                      <a:off x="0" y="0"/>
+                      <a:ext cx="5939790" cy="3359150"/>
+                    </a:xfrm>
+                    <a:prstGeom prst="rect">
+                      <a:avLst/>
+                    </a:prstGeom>
+                    <a:noFill/>
+                  </pic:spPr>
+                </pic:pic>
+              </a:graphicData>
+            </a:graphic>
+          </wp:anchor>
+        </w:drawing>
+      </w:r>
+      <w:r>
+        <w:rPr>
+          <w:b/>
+          <w:bCs/>
+          <w:sz w:val="20"/>
+          <w:szCs w:val="20"/>
+        </w:rPr>
+        <w:t>1</w:t>
+      </w:r>
+      <w:r>
+        <w:rPr>
+          <w:b/>
+          <w:bCs/>
+          <w:sz w:val="20"/>
+          <w:szCs w:val="20"/>
+        </w:rPr>
+        <w:t>5</w:t>
+      </w:r>
+      <w:r>
+        <w:rPr>
+          <w:b/>
+          <w:bCs/>
+          <w:sz w:val="20"/>
+          <w:szCs w:val="20"/>
+        </w:rPr>
+        <w:t xml:space="preserve">. attēls. </w:t>
+      </w:r>
+      <w:r>
+        <w:rPr>
+          <w:b/>
+          <w:bCs/>
+          <w:sz w:val="20"/>
+          <w:szCs w:val="20"/>
+        </w:rPr>
+        <w:t>Iestatījumu logs</w:t>
+      </w:r>
+    </w:p>
+    <w:p>
+      <w:pPr>
+        <w:pStyle w:val="BodyText"/>
+        <w:widowControl/>
+        <w:suppressAutoHyphens w:val="true"/>
+        <w:bidi w:val="0"/>
+        <w:spacing w:lineRule="auto" w:line="360" w:before="0" w:after="0"/>
+        <w:ind w:firstLine="850" w:start="0" w:end="0"/>
+        <w:contextualSpacing/>
+        <w:jc w:val="both"/>
+        <w:rPr>
+          <w:b w:val="false"/>
+          <w:bCs w:val="false"/>
+          <w:sz w:val="24"/>
+          <w:szCs w:val="24"/>
+        </w:rPr>
+      </w:pPr>
+      <w:r>
+        <w:rPr>
+          <w:b w:val="false"/>
+          <w:bCs w:val="false"/>
+          <w:sz w:val="24"/>
+          <w:szCs w:val="24"/>
+        </w:rPr>
+        <w:t>Visi mainītie iestatījumi tiek saglabāti lokālajā iestatījumu failā. Tas nozīmē, ka pēc spēles aizvēršanas un atkārtotas palaišanas lietotāja izvēlētās vērtības tiek saglabātas.</w:t>
+      </w:r>
+    </w:p>
+    <w:p>
+      <w:pPr>
+        <w:pStyle w:val="BodyText"/>
+        <w:widowControl/>
+        <w:suppressAutoHyphens w:val="true"/>
+        <w:bidi w:val="0"/>
+        <w:spacing w:lineRule="auto" w:line="360" w:before="0" w:after="0"/>
+        <w:ind w:hanging="0" w:start="0" w:end="0"/>
+        <w:contextualSpacing/>
+        <w:jc w:val="center"/>
+        <w:rPr>
+          <w:b/>
+          <w:bCs/>
+          <w:sz w:val="24"/>
+          <w:szCs w:val="24"/>
+        </w:rPr>
+      </w:pPr>
+      <w:r>
+        <w:rPr>
+          <w:b/>
+          <w:bCs/>
+          <w:sz w:val="24"/>
+          <w:szCs w:val="24"/>
+        </w:rPr>
+        <w:t>Veikals</w:t>
+      </w:r>
+    </w:p>
+    <w:p>
+      <w:pPr>
+        <w:pStyle w:val="BodyText"/>
+        <w:widowControl/>
+        <w:suppressAutoHyphens w:val="true"/>
+        <w:bidi w:val="0"/>
+        <w:spacing w:lineRule="auto" w:line="360" w:before="0" w:after="0"/>
+        <w:ind w:firstLine="850" w:start="0" w:end="0"/>
+        <w:contextualSpacing/>
+        <w:jc w:val="both"/>
+        <w:rPr>
+          <w:b w:val="false"/>
+          <w:bCs w:val="false"/>
+          <w:sz w:val="24"/>
+          <w:szCs w:val="24"/>
+        </w:rPr>
+      </w:pPr>
+      <w:r>
+        <w:rPr>
+          <w:b w:val="false"/>
+          <w:bCs w:val="false"/>
+          <w:sz w:val="24"/>
+          <w:szCs w:val="24"/>
+        </w:rPr>
+        <w:t xml:space="preserve">Veikala sadaļā </w:t>
+      </w:r>
+      <w:r>
+        <w:rPr>
+          <w:b w:val="false"/>
+          <w:bCs w:val="false"/>
+          <w:i w:val="false"/>
+          <w:iCs w:val="false"/>
+          <w:sz w:val="24"/>
+          <w:szCs w:val="24"/>
+        </w:rPr>
+        <w:t xml:space="preserve">(Skat. </w:t>
+      </w:r>
+      <w:r>
+        <w:rPr>
+          <w:b w:val="false"/>
+          <w:bCs w:val="false"/>
+          <w:i w:val="false"/>
+          <w:iCs w:val="false"/>
+          <w:sz w:val="24"/>
+          <w:szCs w:val="24"/>
+        </w:rPr>
+        <w:t>1</w:t>
+      </w:r>
+      <w:r>
+        <w:rPr>
+          <w:b w:val="false"/>
+          <w:bCs w:val="false"/>
+          <w:i w:val="false"/>
+          <w:iCs w:val="false"/>
+          <w:sz w:val="24"/>
+          <w:szCs w:val="24"/>
+        </w:rPr>
+        <w:t>6</w:t>
+      </w:r>
+      <w:r>
+        <w:rPr>
+          <w:b w:val="false"/>
+          <w:bCs w:val="false"/>
+          <w:i w:val="false"/>
+          <w:iCs w:val="false"/>
+          <w:sz w:val="24"/>
+          <w:szCs w:val="24"/>
+        </w:rPr>
+        <w:t>. attēlu.)</w:t>
+      </w:r>
+      <w:r>
+        <w:rPr>
+          <w:b w:val="false"/>
+          <w:bCs w:val="false"/>
+          <w:sz w:val="24"/>
+          <w:szCs w:val="24"/>
+        </w:rPr>
+        <w:t xml:space="preserve"> lietotājs var apskatīt spēlē pieejamos personāžus. Katram personāžam var būt sava cena zvaigznēs. Zvaigznes tiek iegūtas, pabeidzot līmeņus un sasniedzot labākus rezultātus. Ja lietotājam pietiek zvaigžņu, viņš var iegādāties izvēlēto personāžu.</w:t>
+      </w:r>
+    </w:p>
+    <w:p>
+      <w:pPr>
+        <w:pStyle w:val="BodyText"/>
+        <w:widowControl/>
+        <w:suppressAutoHyphens w:val="true"/>
+        <w:bidi w:val="0"/>
+        <w:spacing w:lineRule="auto" w:line="360" w:before="0" w:after="0"/>
+        <w:ind w:firstLine="850" w:start="0" w:end="0"/>
+        <w:contextualSpacing/>
+        <w:jc w:val="both"/>
+        <w:rPr>
+          <w:b w:val="false"/>
+          <w:bCs w:val="false"/>
+          <w:sz w:val="24"/>
+          <w:szCs w:val="24"/>
+        </w:rPr>
+      </w:pPr>
+      <w:r>
+        <w:rPr>
+          <w:b w:val="false"/>
+          <w:bCs w:val="false"/>
+          <w:sz w:val="24"/>
+          <w:szCs w:val="24"/>
+        </w:rPr>
+        <w:t>Veikalā jau nopirktie personāži tiek attēloti kā iegādāti. Ja lietotājam nav pietiekami daudz zvaigžņu, pirkumu nevar veikt. Šāda sistēma motivē spēlētāju atkārtoti izspēlēt līmeņus un uzlabot rezultātus, lai iegūtu vairāk zvaigžņu.</w:t>
+      </w:r>
+    </w:p>
+    <w:p>
+      <w:pPr>
+        <w:pStyle w:val="BodyText"/>
+        <w:widowControl/>
+        <w:suppressAutoHyphens w:val="true"/>
+        <w:bidi w:val="0"/>
+        <w:spacing w:lineRule="auto" w:line="360" w:before="0" w:after="0"/>
+        <w:ind w:hanging="0" w:start="0" w:end="0"/>
+        <w:contextualSpacing/>
+        <w:jc w:val="center"/>
+        <w:rPr>
+          <w:b w:val="false"/>
+          <w:bCs w:val="false"/>
+          <w:sz w:val="24"/>
+          <w:szCs w:val="24"/>
+        </w:rPr>
+      </w:pPr>
+      <w:r>
+        <w:drawing>
+          <wp:anchor behindDoc="0" distT="0" distB="0" distL="0" distR="0" simplePos="0" locked="0" layoutInCell="0" allowOverlap="1" relativeHeight="18">
+            <wp:simplePos x="0" y="0"/>
+            <wp:positionH relativeFrom="column">
+              <wp:align>center</wp:align>
+            </wp:positionH>
+            <wp:positionV relativeFrom="paragraph">
+              <wp:posOffset>635</wp:posOffset>
+            </wp:positionV>
+            <wp:extent cx="5939790" cy="3359150"/>
+            <wp:effectExtent l="0" t="0" r="0" b="0"/>
+            <wp:wrapSquare wrapText="largest"/>
+            <wp:docPr id="17" name="Image16"/>
+            <wp:cNvGraphicFramePr>
+              <a:graphicFrameLocks xmlns:a="http://schemas.openxmlformats.org/drawingml/2006/main" noChangeAspect="1"/>
+            </wp:cNvGraphicFramePr>
+            <a:graphic xmlns:a="http://schemas.openxmlformats.org/drawingml/2006/main">
+              <a:graphicData uri="http://schemas.openxmlformats.org/drawingml/2006/picture">
+                <pic:pic xmlns:pic="http://schemas.openxmlformats.org/drawingml/2006/picture">
+                  <pic:nvPicPr>
+                    <pic:cNvPr id="17" name="Image16"/>
+                    <pic:cNvPicPr>
+                      <a:picLocks noChangeAspect="1" noChangeArrowheads="1"/>
+                    </pic:cNvPicPr>
+                  </pic:nvPicPr>
+                  <pic:blipFill>
+                    <a:blip r:embed="rId19"/>
+                    <a:stretch>
+                      <a:fillRect/>
+                    </a:stretch>
+                  </pic:blipFill>
+                  <pic:spPr bwMode="auto">
+                    <a:xfrm>
+                      <a:off x="0" y="0"/>
+                      <a:ext cx="5939790" cy="3359150"/>
+                    </a:xfrm>
+                    <a:prstGeom prst="rect">
+                      <a:avLst/>
+                    </a:prstGeom>
+                    <a:noFill/>
+                  </pic:spPr>
+                </pic:pic>
+              </a:graphicData>
+            </a:graphic>
+          </wp:anchor>
+        </w:drawing>
+      </w:r>
+      <w:r>
+        <w:rPr>
+          <w:b/>
+          <w:bCs/>
+          <w:sz w:val="20"/>
+          <w:szCs w:val="20"/>
+        </w:rPr>
+        <w:t>1</w:t>
+      </w:r>
+      <w:r>
+        <w:rPr>
+          <w:b/>
+          <w:bCs/>
+          <w:sz w:val="20"/>
+          <w:szCs w:val="20"/>
+        </w:rPr>
+        <w:t>6</w:t>
+      </w:r>
+      <w:r>
+        <w:rPr>
+          <w:b/>
+          <w:bCs/>
+          <w:sz w:val="20"/>
+          <w:szCs w:val="20"/>
+        </w:rPr>
+        <w:t xml:space="preserve">. attēls. </w:t>
+      </w:r>
+      <w:r>
+        <w:rPr>
+          <w:b/>
+          <w:bCs/>
+          <w:sz w:val="20"/>
+          <w:szCs w:val="20"/>
+        </w:rPr>
+        <w:t>Veikals</w:t>
+      </w:r>
+    </w:p>
+    <w:p>
+      <w:pPr>
+        <w:pStyle w:val="BodyText"/>
+        <w:widowControl/>
+        <w:suppressAutoHyphens w:val="true"/>
+        <w:bidi w:val="0"/>
+        <w:spacing w:lineRule="auto" w:line="360" w:before="0" w:after="0"/>
+        <w:ind w:hanging="0" w:start="0" w:end="0"/>
+        <w:contextualSpacing/>
+        <w:jc w:val="center"/>
+        <w:rPr>
+          <w:b/>
+          <w:bCs/>
+          <w:sz w:val="24"/>
+          <w:szCs w:val="24"/>
+        </w:rPr>
+      </w:pPr>
+      <w:r>
+        <w:rPr>
+          <w:b/>
+          <w:bCs/>
+          <w:sz w:val="24"/>
+          <w:szCs w:val="24"/>
+        </w:rPr>
+        <w:t>Skapis</w:t>
+      </w:r>
+    </w:p>
+    <w:p>
+      <w:pPr>
+        <w:pStyle w:val="BodyText"/>
+        <w:widowControl/>
+        <w:suppressAutoHyphens w:val="true"/>
+        <w:bidi w:val="0"/>
+        <w:spacing w:lineRule="auto" w:line="360" w:before="0" w:after="0"/>
+        <w:ind w:firstLine="850" w:start="0" w:end="0"/>
+        <w:contextualSpacing/>
+        <w:jc w:val="both"/>
+        <w:rPr>
+          <w:b w:val="false"/>
+          <w:bCs w:val="false"/>
+          <w:sz w:val="24"/>
+          <w:szCs w:val="24"/>
+        </w:rPr>
+      </w:pPr>
+      <w:r>
+        <w:rPr>
+          <w:b w:val="false"/>
+          <w:bCs w:val="false"/>
+          <w:sz w:val="24"/>
+          <w:szCs w:val="24"/>
+        </w:rPr>
+        <w:t xml:space="preserve">Skapja sadaļā </w:t>
+      </w:r>
+      <w:r>
+        <w:rPr>
+          <w:b w:val="false"/>
+          <w:bCs w:val="false"/>
+          <w:i w:val="false"/>
+          <w:iCs w:val="false"/>
+          <w:sz w:val="24"/>
+          <w:szCs w:val="24"/>
+        </w:rPr>
+        <w:t xml:space="preserve">(Skat. </w:t>
+      </w:r>
+      <w:r>
+        <w:rPr>
+          <w:b w:val="false"/>
+          <w:bCs w:val="false"/>
+          <w:i w:val="false"/>
+          <w:iCs w:val="false"/>
+          <w:sz w:val="24"/>
+          <w:szCs w:val="24"/>
+        </w:rPr>
+        <w:t>1</w:t>
+      </w:r>
+      <w:r>
+        <w:rPr>
+          <w:b w:val="false"/>
+          <w:bCs w:val="false"/>
+          <w:i w:val="false"/>
+          <w:iCs w:val="false"/>
+          <w:sz w:val="24"/>
+          <w:szCs w:val="24"/>
+        </w:rPr>
+        <w:t>7</w:t>
+      </w:r>
+      <w:r>
+        <w:rPr>
+          <w:b w:val="false"/>
+          <w:bCs w:val="false"/>
+          <w:i w:val="false"/>
+          <w:iCs w:val="false"/>
+          <w:sz w:val="24"/>
+          <w:szCs w:val="24"/>
+        </w:rPr>
+        <w:t xml:space="preserve">. attēlu.) </w:t>
+      </w:r>
+      <w:r>
+        <w:rPr>
+          <w:b w:val="false"/>
+          <w:bCs w:val="false"/>
+          <w:sz w:val="24"/>
+          <w:szCs w:val="24"/>
+        </w:rPr>
+        <w:t>lietotājs var apskatīt jau iegādātos personāžus un izvēlēties, kuru izmantot spēlē. Izvēlētais personāžs tiek saglabāts, un nākamajos līmeņos spēlētājs spēlē ar šo varoni.</w:t>
+      </w:r>
+    </w:p>
+    <w:p>
+      <w:pPr>
+        <w:pStyle w:val="BodyText"/>
+        <w:widowControl/>
+        <w:suppressAutoHyphens w:val="true"/>
+        <w:bidi w:val="0"/>
+        <w:spacing w:lineRule="auto" w:line="360" w:before="0" w:after="0"/>
+        <w:ind w:firstLine="850" w:start="0" w:end="0"/>
+        <w:contextualSpacing/>
+        <w:jc w:val="both"/>
+        <w:rPr>
+          <w:b w:val="false"/>
+          <w:bCs w:val="false"/>
+          <w:sz w:val="24"/>
+          <w:szCs w:val="24"/>
+        </w:rPr>
+      </w:pPr>
+      <w:r>
+        <w:rPr>
+          <w:b w:val="false"/>
+          <w:bCs w:val="false"/>
+          <w:sz w:val="24"/>
+          <w:szCs w:val="24"/>
+        </w:rPr>
+        <w:t>Skapis ļauj lietotājam personalizēt spēles pieredzi. Lai gan personāžu izvēle galvenokārt ietekmē vizuālo izskatu, tā padara spēli interesantāku un dod spēlētājam papildu motivāciju atbloķēt jaunus varoņus.</w:t>
+      </w:r>
+    </w:p>
+    <w:p>
+      <w:pPr>
+        <w:pStyle w:val="BodyText"/>
+        <w:widowControl/>
+        <w:suppressAutoHyphens w:val="true"/>
+        <w:bidi w:val="0"/>
+        <w:spacing w:lineRule="auto" w:line="360" w:before="0" w:after="0"/>
+        <w:ind w:hanging="0" w:start="0" w:end="0"/>
+        <w:contextualSpacing/>
+        <w:jc w:val="center"/>
+        <w:rPr>
+          <w:b w:val="false"/>
+          <w:bCs w:val="false"/>
+          <w:sz w:val="24"/>
+          <w:szCs w:val="24"/>
+        </w:rPr>
+      </w:pPr>
+      <w:r>
+        <w:drawing>
+          <wp:anchor behindDoc="0" distT="0" distB="0" distL="0" distR="0" simplePos="0" locked="0" layoutInCell="0" allowOverlap="1" relativeHeight="19">
+            <wp:simplePos x="0" y="0"/>
+            <wp:positionH relativeFrom="column">
+              <wp:align>center</wp:align>
+            </wp:positionH>
+            <wp:positionV relativeFrom="paragraph">
+              <wp:posOffset>635</wp:posOffset>
+            </wp:positionV>
+            <wp:extent cx="5939790" cy="3359150"/>
+            <wp:effectExtent l="0" t="0" r="0" b="0"/>
+            <wp:wrapSquare wrapText="largest"/>
+            <wp:docPr id="18" name="Image17"/>
+            <wp:cNvGraphicFramePr>
+              <a:graphicFrameLocks xmlns:a="http://schemas.openxmlformats.org/drawingml/2006/main" noChangeAspect="1"/>
+            </wp:cNvGraphicFramePr>
+            <a:graphic xmlns:a="http://schemas.openxmlformats.org/drawingml/2006/main">
+              <a:graphicData uri="http://schemas.openxmlformats.org/drawingml/2006/picture">
+                <pic:pic xmlns:pic="http://schemas.openxmlformats.org/drawingml/2006/picture">
+                  <pic:nvPicPr>
+                    <pic:cNvPr id="18" name="Image17"/>
+                    <pic:cNvPicPr>
+                      <a:picLocks noChangeAspect="1" noChangeArrowheads="1"/>
+                    </pic:cNvPicPr>
+                  </pic:nvPicPr>
+                  <pic:blipFill>
+                    <a:blip r:embed="rId20"/>
+                    <a:stretch>
+                      <a:fillRect/>
+                    </a:stretch>
+                  </pic:blipFill>
+                  <pic:spPr bwMode="auto">
+                    <a:xfrm>
+                      <a:off x="0" y="0"/>
+                      <a:ext cx="5939790" cy="3359150"/>
+                    </a:xfrm>
+                    <a:prstGeom prst="rect">
+                      <a:avLst/>
+                    </a:prstGeom>
+                    <a:noFill/>
+                  </pic:spPr>
+                </pic:pic>
+              </a:graphicData>
+            </a:graphic>
+          </wp:anchor>
+        </w:drawing>
+      </w:r>
+      <w:r>
+        <w:rPr>
+          <w:b/>
+          <w:bCs/>
+          <w:sz w:val="20"/>
+          <w:szCs w:val="20"/>
+        </w:rPr>
+        <w:t>1</w:t>
+      </w:r>
+      <w:r>
+        <w:rPr>
+          <w:b/>
+          <w:bCs/>
+          <w:sz w:val="20"/>
+          <w:szCs w:val="20"/>
+        </w:rPr>
+        <w:t>7</w:t>
+      </w:r>
+      <w:r>
+        <w:rPr>
+          <w:b/>
+          <w:bCs/>
+          <w:sz w:val="20"/>
+          <w:szCs w:val="20"/>
+        </w:rPr>
+        <w:t xml:space="preserve">. attēls. </w:t>
+      </w:r>
+      <w:r>
+        <w:rPr>
+          <w:b/>
+          <w:bCs/>
+          <w:sz w:val="20"/>
+          <w:szCs w:val="20"/>
+        </w:rPr>
+        <w:t>Skapis</w:t>
+      </w:r>
+    </w:p>
+    <w:p>
+      <w:pPr>
+        <w:pStyle w:val="BodyText"/>
+        <w:widowControl/>
+        <w:suppressAutoHyphens w:val="true"/>
+        <w:bidi w:val="0"/>
+        <w:spacing w:lineRule="auto" w:line="360" w:before="0" w:after="0"/>
+        <w:ind w:hanging="0" w:start="0" w:end="0"/>
+        <w:contextualSpacing/>
+        <w:jc w:val="center"/>
+        <w:rPr>
+          <w:b/>
+          <w:bCs/>
+          <w:sz w:val="24"/>
+          <w:szCs w:val="24"/>
+        </w:rPr>
+      </w:pPr>
+      <w:r>
+        <w:rPr>
+          <w:b/>
+          <w:bCs/>
+          <w:sz w:val="24"/>
+          <w:szCs w:val="24"/>
+        </w:rPr>
+        <w:t>Rezultātu logs</w:t>
+      </w:r>
+    </w:p>
+    <w:p>
+      <w:pPr>
+        <w:pStyle w:val="BodyText"/>
+        <w:widowControl/>
+        <w:suppressAutoHyphens w:val="true"/>
+        <w:bidi w:val="0"/>
+        <w:spacing w:lineRule="auto" w:line="360" w:before="0" w:after="0"/>
+        <w:ind w:firstLine="850" w:start="0" w:end="0"/>
+        <w:contextualSpacing/>
+        <w:jc w:val="both"/>
+        <w:rPr>
+          <w:b w:val="false"/>
+          <w:bCs w:val="false"/>
+          <w:sz w:val="24"/>
+          <w:szCs w:val="24"/>
+        </w:rPr>
+      </w:pPr>
+      <w:r>
+        <w:rPr>
+          <w:b w:val="false"/>
+          <w:bCs w:val="false"/>
+          <w:sz w:val="24"/>
+          <w:szCs w:val="24"/>
+        </w:rPr>
+        <w:t xml:space="preserve">Pēc līmeņa pabeigšanas tiek parādīts rezultātu logs </w:t>
+      </w:r>
+      <w:r>
+        <w:rPr>
+          <w:b w:val="false"/>
+          <w:bCs w:val="false"/>
+          <w:i w:val="false"/>
+          <w:iCs w:val="false"/>
+          <w:sz w:val="24"/>
+          <w:szCs w:val="24"/>
+        </w:rPr>
+        <w:t xml:space="preserve">(Skat. </w:t>
+      </w:r>
+      <w:r>
+        <w:rPr>
+          <w:b w:val="false"/>
+          <w:bCs w:val="false"/>
+          <w:i w:val="false"/>
+          <w:iCs w:val="false"/>
+          <w:sz w:val="24"/>
+          <w:szCs w:val="24"/>
+        </w:rPr>
+        <w:t>1</w:t>
+      </w:r>
+      <w:r>
+        <w:rPr>
+          <w:b w:val="false"/>
+          <w:bCs w:val="false"/>
+          <w:i w:val="false"/>
+          <w:iCs w:val="false"/>
+          <w:sz w:val="24"/>
+          <w:szCs w:val="24"/>
+        </w:rPr>
+        <w:t>8</w:t>
+      </w:r>
+      <w:r>
+        <w:rPr>
+          <w:b w:val="false"/>
+          <w:bCs w:val="false"/>
+          <w:i w:val="false"/>
+          <w:iCs w:val="false"/>
+          <w:sz w:val="24"/>
+          <w:szCs w:val="24"/>
+        </w:rPr>
+        <w:t>. attēlu.)</w:t>
+      </w:r>
+      <w:r>
+        <w:rPr>
+          <w:b w:val="false"/>
+          <w:bCs w:val="false"/>
+          <w:sz w:val="24"/>
+          <w:szCs w:val="24"/>
+        </w:rPr>
+        <w:t>. Tajā lietotājs redz savu rezultātu, iegūto zvaigžņu skaitu, līmeņa izpildes laiku un citu svarīgu statistiku. Zvaigžņu skaits ir atkarīgs no spēlētāja snieguma līmeņa laikā.</w:t>
+      </w:r>
+    </w:p>
+    <w:p>
+      <w:pPr>
+        <w:pStyle w:val="BodyText"/>
+        <w:widowControl/>
+        <w:suppressAutoHyphens w:val="true"/>
+        <w:bidi w:val="0"/>
+        <w:spacing w:lineRule="auto" w:line="360" w:before="0" w:after="0"/>
+        <w:ind w:firstLine="850" w:start="0" w:end="0"/>
+        <w:contextualSpacing/>
+        <w:jc w:val="both"/>
+        <w:rPr>
+          <w:b w:val="false"/>
+          <w:bCs w:val="false"/>
+          <w:sz w:val="24"/>
+          <w:szCs w:val="24"/>
+        </w:rPr>
+      </w:pPr>
+      <w:r>
+        <w:rPr>
+          <w:b w:val="false"/>
+          <w:bCs w:val="false"/>
+          <w:sz w:val="24"/>
+          <w:szCs w:val="24"/>
+        </w:rPr>
+        <w:t>Rezultātu logā lietotājam ir pieejamas vairākas pogas. Viņš var pāriet uz nākamo līmeni, atkārtoti izspēlēt pašreizējo līmeni vai atgriezties galvenajā izvēlnē. Ja lietotājs vēlas uzlabot savu rezultātu, viņš var atkārtoti palaist līmeni un mēģināt iegūt vairāk zvaigžņu.</w:t>
+      </w:r>
+    </w:p>
+    <w:p>
+      <w:pPr>
+        <w:pStyle w:val="BodyText"/>
+        <w:widowControl/>
+        <w:suppressAutoHyphens w:val="true"/>
+        <w:bidi w:val="0"/>
+        <w:spacing w:lineRule="auto" w:line="360" w:before="0" w:after="0"/>
+        <w:ind w:hanging="0" w:start="0" w:end="0"/>
+        <w:contextualSpacing/>
+        <w:jc w:val="center"/>
+        <w:rPr>
+          <w:b w:val="false"/>
+          <w:bCs w:val="false"/>
+          <w:sz w:val="24"/>
+          <w:szCs w:val="24"/>
+        </w:rPr>
+      </w:pPr>
+      <w:r>
+        <w:drawing>
+          <wp:anchor behindDoc="0" distT="0" distB="0" distL="0" distR="0" simplePos="0" locked="0" layoutInCell="0" allowOverlap="1" relativeHeight="20">
+            <wp:simplePos x="0" y="0"/>
+            <wp:positionH relativeFrom="column">
+              <wp:align>center</wp:align>
+            </wp:positionH>
+            <wp:positionV relativeFrom="paragraph">
+              <wp:posOffset>635</wp:posOffset>
+            </wp:positionV>
+            <wp:extent cx="5939790" cy="3359150"/>
+            <wp:effectExtent l="0" t="0" r="0" b="0"/>
+            <wp:wrapSquare wrapText="largest"/>
+            <wp:docPr id="19" name="Image18"/>
+            <wp:cNvGraphicFramePr>
+              <a:graphicFrameLocks xmlns:a="http://schemas.openxmlformats.org/drawingml/2006/main" noChangeAspect="1"/>
+            </wp:cNvGraphicFramePr>
+            <a:graphic xmlns:a="http://schemas.openxmlformats.org/drawingml/2006/main">
+              <a:graphicData uri="http://schemas.openxmlformats.org/drawingml/2006/picture">
+                <pic:pic xmlns:pic="http://schemas.openxmlformats.org/drawingml/2006/picture">
+                  <pic:nvPicPr>
+                    <pic:cNvPr id="19" name="Image18"/>
+                    <pic:cNvPicPr>
+                      <a:picLocks noChangeAspect="1" noChangeArrowheads="1"/>
+                    </pic:cNvPicPr>
+                  </pic:nvPicPr>
+                  <pic:blipFill>
+                    <a:blip r:embed="rId21"/>
+                    <a:stretch>
+                      <a:fillRect/>
+                    </a:stretch>
+                  </pic:blipFill>
+                  <pic:spPr bwMode="auto">
+                    <a:xfrm>
+                      <a:off x="0" y="0"/>
+                      <a:ext cx="5939790" cy="3359150"/>
+                    </a:xfrm>
+                    <a:prstGeom prst="rect">
+                      <a:avLst/>
+                    </a:prstGeom>
+                    <a:noFill/>
+                  </pic:spPr>
+                </pic:pic>
+              </a:graphicData>
+            </a:graphic>
+          </wp:anchor>
+        </w:drawing>
+      </w:r>
+      <w:r>
+        <w:rPr>
+          <w:b/>
+          <w:bCs/>
+          <w:sz w:val="20"/>
+          <w:szCs w:val="20"/>
+        </w:rPr>
+        <w:t>1</w:t>
+      </w:r>
+      <w:r>
+        <w:rPr>
+          <w:b/>
+          <w:bCs/>
+          <w:sz w:val="20"/>
+          <w:szCs w:val="20"/>
+        </w:rPr>
+        <w:t>8</w:t>
+      </w:r>
+      <w:r>
+        <w:rPr>
+          <w:b/>
+          <w:bCs/>
+          <w:sz w:val="20"/>
+          <w:szCs w:val="20"/>
+        </w:rPr>
+        <w:t xml:space="preserve">. attēls. </w:t>
+      </w:r>
+      <w:r>
+        <w:rPr>
+          <w:b/>
+          <w:bCs/>
+          <w:sz w:val="20"/>
+          <w:szCs w:val="20"/>
+        </w:rPr>
+        <w:t>Rezultātu logs</w:t>
+      </w:r>
+    </w:p>
+    <w:p>
+      <w:pPr>
+        <w:pStyle w:val="BodyText"/>
+        <w:widowControl/>
+        <w:suppressAutoHyphens w:val="true"/>
+        <w:bidi w:val="0"/>
+        <w:spacing w:lineRule="auto" w:line="360" w:before="0" w:after="0"/>
+        <w:ind w:hanging="0" w:start="0" w:end="0"/>
+        <w:contextualSpacing/>
+        <w:jc w:val="center"/>
+        <w:rPr>
+          <w:b/>
+          <w:bCs/>
+          <w:sz w:val="24"/>
+          <w:szCs w:val="24"/>
+        </w:rPr>
+      </w:pPr>
+      <w:r>
+        <w:rPr>
+          <w:b/>
+          <w:bCs/>
+          <w:sz w:val="24"/>
+          <w:szCs w:val="24"/>
+        </w:rPr>
+        <w:t>Progresa saglabāšana</w:t>
+      </w:r>
+    </w:p>
+    <w:p>
+      <w:pPr>
+        <w:pStyle w:val="BodyText"/>
+        <w:widowControl/>
+        <w:suppressAutoHyphens w:val="true"/>
+        <w:bidi w:val="0"/>
+        <w:spacing w:lineRule="auto" w:line="360" w:before="0" w:after="0"/>
+        <w:ind w:firstLine="850" w:start="0" w:end="0"/>
+        <w:contextualSpacing/>
+        <w:jc w:val="both"/>
+        <w:rPr>
+          <w:b w:val="false"/>
+          <w:bCs w:val="false"/>
+          <w:sz w:val="24"/>
+          <w:szCs w:val="24"/>
+        </w:rPr>
+      </w:pPr>
+      <w:r>
+        <w:rPr>
+          <w:b w:val="false"/>
+          <w:bCs w:val="false"/>
+          <w:sz w:val="24"/>
+          <w:szCs w:val="24"/>
+        </w:rPr>
+        <w:t>Spēle automātiski saglabā lietotāja progresu. Saglabātajos datos ietilpst pabeigtie līmeņi, iegūtās zvaigznes, labākie rezultāti, nopirktie personāži, izvēlētais personāžs un lietotāja iestatījumi.</w:t>
+      </w:r>
+    </w:p>
+    <w:p>
+      <w:pPr>
+        <w:pStyle w:val="BodyText"/>
+        <w:widowControl/>
+        <w:suppressAutoHyphens w:val="true"/>
+        <w:bidi w:val="0"/>
+        <w:spacing w:lineRule="auto" w:line="360" w:before="0" w:after="0"/>
+        <w:ind w:firstLine="850" w:start="0" w:end="0"/>
+        <w:contextualSpacing/>
+        <w:jc w:val="both"/>
+        <w:rPr>
+          <w:b w:val="false"/>
+          <w:bCs w:val="false"/>
+          <w:sz w:val="24"/>
+          <w:szCs w:val="24"/>
+        </w:rPr>
+      </w:pPr>
+      <w:r>
+        <w:rPr>
+          <w:b w:val="false"/>
+          <w:bCs w:val="false"/>
+          <w:sz w:val="24"/>
+          <w:szCs w:val="24"/>
+        </w:rPr>
+        <w:t>Progress tiek glabāts lokāli, tāpēc lietotājs var aizvērt spēli un vēlāk turpināt no saglabātā stāvokļa. Tas padara spēli ērtāku lietošanai un ļauj spēlētājam pakāpeniski virzīties uz priekšu, nezaudējot iepriekš sasniegto rezultātu.</w:t>
+      </w:r>
+    </w:p>
+    <w:p>
+      <w:pPr>
+        <w:pStyle w:val="BodyText"/>
+        <w:widowControl/>
+        <w:suppressAutoHyphens w:val="true"/>
+        <w:bidi w:val="0"/>
+        <w:spacing w:lineRule="auto" w:line="360" w:before="0" w:after="0"/>
+        <w:ind w:firstLine="850" w:start="0" w:end="0"/>
+        <w:contextualSpacing/>
+        <w:jc w:val="both"/>
+        <w:rPr>
+          <w:b w:val="false"/>
+          <w:bCs w:val="false"/>
+          <w:sz w:val="24"/>
+          <w:szCs w:val="24"/>
+        </w:rPr>
+      </w:pPr>
+      <w:r>
+        <w:rPr>
+          <w:b w:val="false"/>
+          <w:bCs w:val="false"/>
+          <w:sz w:val="24"/>
+          <w:szCs w:val="24"/>
+        </w:rPr>
+        <w:br/>
       </w:r>
       <w:r>
         <w:br w:type="page"/>
@@ -12342,10 +14968,10 @@
       <w:tblGrid>
         <w:gridCol w:w="738"/>
         <w:gridCol w:w="1384"/>
-        <w:gridCol w:w="2013"/>
-        <w:gridCol w:w="1656"/>
-        <w:gridCol w:w="1775"/>
-        <w:gridCol w:w="1778"/>
+        <w:gridCol w:w="2012"/>
+        <w:gridCol w:w="1657"/>
+        <w:gridCol w:w="1774"/>
+        <w:gridCol w:w="1779"/>
       </w:tblGrid>
       <w:tr>
         <w:trPr/>
@@ -12419,7 +15045,7 @@
         </w:tc>
         <w:tc>
           <w:tcPr>
-            <w:tcW w:w="2013" w:type="dxa"/>
+            <w:tcW w:w="2012" w:type="dxa"/>
             <w:tcBorders/>
           </w:tcPr>
           <w:p>
@@ -12453,7 +15079,7 @@
         </w:tc>
         <w:tc>
           <w:tcPr>
-            <w:tcW w:w="1656" w:type="dxa"/>
+            <w:tcW w:w="1657" w:type="dxa"/>
             <w:tcBorders/>
           </w:tcPr>
           <w:p>
@@ -12487,7 +15113,7 @@
         </w:tc>
         <w:tc>
           <w:tcPr>
-            <w:tcW w:w="1775" w:type="dxa"/>
+            <w:tcW w:w="1774" w:type="dxa"/>
             <w:tcBorders>
               <w:end w:val="nil"/>
             </w:tcBorders>
@@ -12523,7 +15149,7 @@
         </w:tc>
         <w:tc>
           <w:tcPr>
-            <w:tcW w:w="1778" w:type="dxa"/>
+            <w:tcW w:w="1779" w:type="dxa"/>
             <w:tcBorders/>
           </w:tcPr>
           <w:p>
@@ -12618,7 +15244,7 @@
         </w:tc>
         <w:tc>
           <w:tcPr>
-            <w:tcW w:w="2013" w:type="dxa"/>
+            <w:tcW w:w="2012" w:type="dxa"/>
             <w:tcBorders/>
           </w:tcPr>
           <w:p>
@@ -12672,7 +15298,7 @@
         </w:tc>
         <w:tc>
           <w:tcPr>
-            <w:tcW w:w="1656" w:type="dxa"/>
+            <w:tcW w:w="1657" w:type="dxa"/>
             <w:tcBorders/>
           </w:tcPr>
           <w:p>
@@ -12702,7 +15328,7 @@
         </w:tc>
         <w:tc>
           <w:tcPr>
-            <w:tcW w:w="1775" w:type="dxa"/>
+            <w:tcW w:w="1774" w:type="dxa"/>
             <w:tcBorders>
               <w:end w:val="nil"/>
             </w:tcBorders>
@@ -12758,7 +15384,7 @@
         </w:tc>
         <w:tc>
           <w:tcPr>
-            <w:tcW w:w="1778" w:type="dxa"/>
+            <w:tcW w:w="1779" w:type="dxa"/>
             <w:tcBorders/>
           </w:tcPr>
           <w:p>
@@ -12849,7 +15475,7 @@
         </w:tc>
         <w:tc>
           <w:tcPr>
-            <w:tcW w:w="2013" w:type="dxa"/>
+            <w:tcW w:w="2012" w:type="dxa"/>
             <w:tcBorders/>
           </w:tcPr>
           <w:p>
@@ -12879,7 +15505,7 @@
         </w:tc>
         <w:tc>
           <w:tcPr>
-            <w:tcW w:w="1656" w:type="dxa"/>
+            <w:tcW w:w="1657" w:type="dxa"/>
             <w:tcBorders/>
           </w:tcPr>
           <w:p>
@@ -12909,7 +15535,7 @@
         </w:tc>
         <w:tc>
           <w:tcPr>
-            <w:tcW w:w="1775" w:type="dxa"/>
+            <w:tcW w:w="1774" w:type="dxa"/>
             <w:tcBorders>
               <w:end w:val="nil"/>
             </w:tcBorders>
@@ -12941,7 +15567,7 @@
         </w:tc>
         <w:tc>
           <w:tcPr>
-            <w:tcW w:w="1778" w:type="dxa"/>
+            <w:tcW w:w="1779" w:type="dxa"/>
             <w:tcBorders/>
           </w:tcPr>
           <w:p>
@@ -13032,7 +15658,7 @@
         </w:tc>
         <w:tc>
           <w:tcPr>
-            <w:tcW w:w="2013" w:type="dxa"/>
+            <w:tcW w:w="2012" w:type="dxa"/>
             <w:tcBorders/>
           </w:tcPr>
           <w:p>
@@ -13062,7 +15688,7 @@
         </w:tc>
         <w:tc>
           <w:tcPr>
-            <w:tcW w:w="1656" w:type="dxa"/>
+            <w:tcW w:w="1657" w:type="dxa"/>
             <w:tcBorders/>
           </w:tcPr>
           <w:p>
@@ -13092,7 +15718,7 @@
         </w:tc>
         <w:tc>
           <w:tcPr>
-            <w:tcW w:w="1775" w:type="dxa"/>
+            <w:tcW w:w="1774" w:type="dxa"/>
             <w:tcBorders>
               <w:end w:val="nil"/>
             </w:tcBorders>
@@ -13148,7 +15774,7 @@
         </w:tc>
         <w:tc>
           <w:tcPr>
-            <w:tcW w:w="1778" w:type="dxa"/>
+            <w:tcW w:w="1779" w:type="dxa"/>
             <w:tcBorders/>
           </w:tcPr>
           <w:p>
@@ -13239,7 +15865,7 @@
         </w:tc>
         <w:tc>
           <w:tcPr>
-            <w:tcW w:w="2013" w:type="dxa"/>
+            <w:tcW w:w="2012" w:type="dxa"/>
             <w:tcBorders/>
           </w:tcPr>
           <w:p>
@@ -13293,7 +15919,7 @@
         </w:tc>
         <w:tc>
           <w:tcPr>
-            <w:tcW w:w="1656" w:type="dxa"/>
+            <w:tcW w:w="1657" w:type="dxa"/>
             <w:tcBorders/>
           </w:tcPr>
           <w:p>
@@ -13371,7 +15997,7 @@
         </w:tc>
         <w:tc>
           <w:tcPr>
-            <w:tcW w:w="1775" w:type="dxa"/>
+            <w:tcW w:w="1774" w:type="dxa"/>
             <w:tcBorders>
               <w:end w:val="nil"/>
             </w:tcBorders>
@@ -13441,7 +16067,7 @@
         </w:tc>
         <w:tc>
           <w:tcPr>
-            <w:tcW w:w="1778" w:type="dxa"/>
+            <w:tcW w:w="1779" w:type="dxa"/>
             <w:tcBorders/>
           </w:tcPr>
           <w:p>
@@ -13536,7 +16162,7 @@
         </w:tc>
         <w:tc>
           <w:tcPr>
-            <w:tcW w:w="2013" w:type="dxa"/>
+            <w:tcW w:w="2012" w:type="dxa"/>
             <w:tcBorders/>
           </w:tcPr>
           <w:p>
@@ -13566,7 +16192,7 @@
         </w:tc>
         <w:tc>
           <w:tcPr>
-            <w:tcW w:w="1656" w:type="dxa"/>
+            <w:tcW w:w="1657" w:type="dxa"/>
             <w:tcBorders/>
           </w:tcPr>
           <w:p>
@@ -13620,7 +16246,7 @@
         </w:tc>
         <w:tc>
           <w:tcPr>
-            <w:tcW w:w="1775" w:type="dxa"/>
+            <w:tcW w:w="1774" w:type="dxa"/>
             <w:tcBorders>
               <w:end w:val="nil"/>
             </w:tcBorders>
@@ -13693,7 +16319,7 @@
         </w:tc>
         <w:tc>
           <w:tcPr>
-            <w:tcW w:w="1778" w:type="dxa"/>
+            <w:tcW w:w="1779" w:type="dxa"/>
             <w:tcBorders/>
           </w:tcPr>
           <w:p>
@@ -13784,7 +16410,7 @@
         </w:tc>
         <w:tc>
           <w:tcPr>
-            <w:tcW w:w="2013" w:type="dxa"/>
+            <w:tcW w:w="2012" w:type="dxa"/>
             <w:tcBorders/>
           </w:tcPr>
           <w:p>
@@ -13838,7 +16464,7 @@
         </w:tc>
         <w:tc>
           <w:tcPr>
-            <w:tcW w:w="1656" w:type="dxa"/>
+            <w:tcW w:w="1657" w:type="dxa"/>
             <w:tcBorders/>
           </w:tcPr>
           <w:p>
@@ -13868,7 +16494,7 @@
         </w:tc>
         <w:tc>
           <w:tcPr>
-            <w:tcW w:w="1775" w:type="dxa"/>
+            <w:tcW w:w="1774" w:type="dxa"/>
             <w:tcBorders>
               <w:end w:val="nil"/>
             </w:tcBorders>
@@ -13900,7 +16526,7 @@
         </w:tc>
         <w:tc>
           <w:tcPr>
-            <w:tcW w:w="1778" w:type="dxa"/>
+            <w:tcW w:w="1779" w:type="dxa"/>
             <w:tcBorders/>
           </w:tcPr>
           <w:p>
@@ -13991,7 +16617,7 @@
         </w:tc>
         <w:tc>
           <w:tcPr>
-            <w:tcW w:w="2013" w:type="dxa"/>
+            <w:tcW w:w="2012" w:type="dxa"/>
             <w:vMerge w:val="restart"/>
             <w:tcBorders/>
           </w:tcPr>
@@ -14050,7 +16676,7 @@
         </w:tc>
         <w:tc>
           <w:tcPr>
-            <w:tcW w:w="1656" w:type="dxa"/>
+            <w:tcW w:w="1657" w:type="dxa"/>
             <w:tcBorders/>
           </w:tcPr>
           <w:p>
@@ -14080,7 +16706,7 @@
         </w:tc>
         <w:tc>
           <w:tcPr>
-            <w:tcW w:w="1775" w:type="dxa"/>
+            <w:tcW w:w="1774" w:type="dxa"/>
             <w:tcBorders>
               <w:end w:val="nil"/>
             </w:tcBorders>
@@ -14136,7 +16762,7 @@
         </w:tc>
         <w:tc>
           <w:tcPr>
-            <w:tcW w:w="1778" w:type="dxa"/>
+            <w:tcW w:w="1779" w:type="dxa"/>
             <w:tcBorders/>
           </w:tcPr>
           <w:p>
@@ -14227,7 +16853,7 @@
         </w:tc>
         <w:tc>
           <w:tcPr>
-            <w:tcW w:w="2013" w:type="dxa"/>
+            <w:tcW w:w="2012" w:type="dxa"/>
             <w:vMerge w:val="continue"/>
             <w:tcBorders/>
           </w:tcPr>
@@ -14259,7 +16885,7 @@
         </w:tc>
         <w:tc>
           <w:tcPr>
-            <w:tcW w:w="1656" w:type="dxa"/>
+            <w:tcW w:w="1657" w:type="dxa"/>
             <w:tcBorders/>
           </w:tcPr>
           <w:p>
@@ -14313,7 +16939,7 @@
         </w:tc>
         <w:tc>
           <w:tcPr>
-            <w:tcW w:w="1775" w:type="dxa"/>
+            <w:tcW w:w="1774" w:type="dxa"/>
             <w:tcBorders>
               <w:end w:val="nil"/>
             </w:tcBorders>
@@ -14369,7 +16995,7 @@
         </w:tc>
         <w:tc>
           <w:tcPr>
-            <w:tcW w:w="1778" w:type="dxa"/>
+            <w:tcW w:w="1779" w:type="dxa"/>
             <w:tcBorders/>
           </w:tcPr>
           <w:p>
@@ -14460,7 +17086,7 @@
         </w:tc>
         <w:tc>
           <w:tcPr>
-            <w:tcW w:w="2013" w:type="dxa"/>
+            <w:tcW w:w="2012" w:type="dxa"/>
             <w:vMerge w:val="continue"/>
             <w:tcBorders/>
           </w:tcPr>
@@ -14488,7 +17114,7 @@
         </w:tc>
         <w:tc>
           <w:tcPr>
-            <w:tcW w:w="1656" w:type="dxa"/>
+            <w:tcW w:w="1657" w:type="dxa"/>
             <w:tcBorders/>
           </w:tcPr>
           <w:p>
@@ -14590,7 +17216,7 @@
         </w:tc>
         <w:tc>
           <w:tcPr>
-            <w:tcW w:w="1775" w:type="dxa"/>
+            <w:tcW w:w="1774" w:type="dxa"/>
             <w:tcBorders>
               <w:end w:val="nil"/>
             </w:tcBorders>
@@ -14646,7 +17272,7 @@
         </w:tc>
         <w:tc>
           <w:tcPr>
-            <w:tcW w:w="1778" w:type="dxa"/>
+            <w:tcW w:w="1779" w:type="dxa"/>
             <w:tcBorders/>
           </w:tcPr>
           <w:p>
@@ -14741,7 +17367,7 @@
         </w:tc>
         <w:tc>
           <w:tcPr>
-            <w:tcW w:w="2013" w:type="dxa"/>
+            <w:tcW w:w="2012" w:type="dxa"/>
             <w:tcBorders/>
           </w:tcPr>
           <w:p>
@@ -14795,7 +17421,7 @@
         </w:tc>
         <w:tc>
           <w:tcPr>
-            <w:tcW w:w="1656" w:type="dxa"/>
+            <w:tcW w:w="1657" w:type="dxa"/>
             <w:tcBorders/>
           </w:tcPr>
           <w:p>
@@ -14873,7 +17499,7 @@
         </w:tc>
         <w:tc>
           <w:tcPr>
-            <w:tcW w:w="1775" w:type="dxa"/>
+            <w:tcW w:w="1774" w:type="dxa"/>
             <w:tcBorders>
               <w:end w:val="nil"/>
             </w:tcBorders>
@@ -14977,7 +17603,7 @@
         </w:tc>
         <w:tc>
           <w:tcPr>
-            <w:tcW w:w="1778" w:type="dxa"/>
+            <w:tcW w:w="1779" w:type="dxa"/>
             <w:tcBorders/>
           </w:tcPr>
           <w:p>
@@ -15068,7 +17694,7 @@
         </w:tc>
         <w:tc>
           <w:tcPr>
-            <w:tcW w:w="2013" w:type="dxa"/>
+            <w:tcW w:w="2012" w:type="dxa"/>
             <w:tcBorders/>
           </w:tcPr>
           <w:p>
@@ -15102,7 +17728,7 @@
         </w:tc>
         <w:tc>
           <w:tcPr>
-            <w:tcW w:w="1656" w:type="dxa"/>
+            <w:tcW w:w="1657" w:type="dxa"/>
             <w:tcBorders/>
           </w:tcPr>
           <w:p>
@@ -15132,7 +17758,7 @@
         </w:tc>
         <w:tc>
           <w:tcPr>
-            <w:tcW w:w="1775" w:type="dxa"/>
+            <w:tcW w:w="1774" w:type="dxa"/>
             <w:tcBorders>
               <w:end w:val="nil"/>
             </w:tcBorders>
@@ -15164,7 +17790,7 @@
         </w:tc>
         <w:tc>
           <w:tcPr>
-            <w:tcW w:w="1778" w:type="dxa"/>
+            <w:tcW w:w="1779" w:type="dxa"/>
             <w:tcBorders/>
           </w:tcPr>
           <w:p>
@@ -15255,7 +17881,7 @@
         </w:tc>
         <w:tc>
           <w:tcPr>
-            <w:tcW w:w="2013" w:type="dxa"/>
+            <w:tcW w:w="2012" w:type="dxa"/>
             <w:tcBorders/>
           </w:tcPr>
           <w:p>
@@ -15285,7 +17911,7 @@
         </w:tc>
         <w:tc>
           <w:tcPr>
-            <w:tcW w:w="1656" w:type="dxa"/>
+            <w:tcW w:w="1657" w:type="dxa"/>
             <w:tcBorders/>
           </w:tcPr>
           <w:p>
@@ -15387,7 +18013,7 @@
         </w:tc>
         <w:tc>
           <w:tcPr>
-            <w:tcW w:w="1775" w:type="dxa"/>
+            <w:tcW w:w="1774" w:type="dxa"/>
             <w:tcBorders>
               <w:end w:val="nil"/>
             </w:tcBorders>
@@ -15443,7 +18069,7 @@
         </w:tc>
         <w:tc>
           <w:tcPr>
-            <w:tcW w:w="1778" w:type="dxa"/>
+            <w:tcW w:w="1779" w:type="dxa"/>
             <w:tcBorders/>
           </w:tcPr>
           <w:p>
@@ -15538,7 +18164,7 @@
         </w:tc>
         <w:tc>
           <w:tcPr>
-            <w:tcW w:w="2013" w:type="dxa"/>
+            <w:tcW w:w="2012" w:type="dxa"/>
             <w:tcBorders>
               <w:top w:val="nil"/>
             </w:tcBorders>
@@ -15570,7 +18196,7 @@
         </w:tc>
         <w:tc>
           <w:tcPr>
-            <w:tcW w:w="1656" w:type="dxa"/>
+            <w:tcW w:w="1657" w:type="dxa"/>
             <w:tcBorders>
               <w:top w:val="nil"/>
             </w:tcBorders>
@@ -15608,7 +18234,7 @@
         </w:tc>
         <w:tc>
           <w:tcPr>
-            <w:tcW w:w="1775" w:type="dxa"/>
+            <w:tcW w:w="1774" w:type="dxa"/>
             <w:tcBorders>
               <w:top w:val="nil"/>
               <w:end w:val="nil"/>
@@ -15643,7 +18269,7 @@
         </w:tc>
         <w:tc>
           <w:tcPr>
-            <w:tcW w:w="1778" w:type="dxa"/>
+            <w:tcW w:w="1779" w:type="dxa"/>
             <w:tcBorders>
               <w:top w:val="nil"/>
             </w:tcBorders>
@@ -15736,7 +18362,7 @@
         </w:tc>
         <w:tc>
           <w:tcPr>
-            <w:tcW w:w="2013" w:type="dxa"/>
+            <w:tcW w:w="2012" w:type="dxa"/>
             <w:tcBorders/>
           </w:tcPr>
           <w:p>
@@ -15766,7 +18392,7 @@
         </w:tc>
         <w:tc>
           <w:tcPr>
-            <w:tcW w:w="1656" w:type="dxa"/>
+            <w:tcW w:w="1657" w:type="dxa"/>
             <w:tcBorders/>
           </w:tcPr>
           <w:p>
@@ -15796,7 +18422,7 @@
         </w:tc>
         <w:tc>
           <w:tcPr>
-            <w:tcW w:w="1775" w:type="dxa"/>
+            <w:tcW w:w="1774" w:type="dxa"/>
             <w:tcBorders>
               <w:end w:val="nil"/>
             </w:tcBorders>
@@ -15828,7 +18454,7 @@
         </w:tc>
         <w:tc>
           <w:tcPr>
-            <w:tcW w:w="1778" w:type="dxa"/>
+            <w:tcW w:w="1779" w:type="dxa"/>
             <w:tcBorders/>
           </w:tcPr>
           <w:p>
@@ -15919,7 +18545,7 @@
         </w:tc>
         <w:tc>
           <w:tcPr>
-            <w:tcW w:w="2013" w:type="dxa"/>
+            <w:tcW w:w="2012" w:type="dxa"/>
             <w:tcBorders/>
           </w:tcPr>
           <w:p>
@@ -15980,7 +18606,7 @@
         </w:tc>
         <w:tc>
           <w:tcPr>
-            <w:tcW w:w="1656" w:type="dxa"/>
+            <w:tcW w:w="1657" w:type="dxa"/>
             <w:tcBorders/>
           </w:tcPr>
           <w:p>
@@ -16041,7 +18667,7 @@
         </w:tc>
         <w:tc>
           <w:tcPr>
-            <w:tcW w:w="1775" w:type="dxa"/>
+            <w:tcW w:w="1774" w:type="dxa"/>
             <w:tcBorders>
               <w:end w:val="nil"/>
             </w:tcBorders>
@@ -16104,7 +18730,7 @@
         </w:tc>
         <w:tc>
           <w:tcPr>
-            <w:tcW w:w="1778" w:type="dxa"/>
+            <w:tcW w:w="1779" w:type="dxa"/>
             <w:tcBorders/>
           </w:tcPr>
           <w:p>
@@ -16195,7 +18821,7 @@
         </w:tc>
         <w:tc>
           <w:tcPr>
-            <w:tcW w:w="2013" w:type="dxa"/>
+            <w:tcW w:w="2012" w:type="dxa"/>
             <w:tcBorders/>
           </w:tcPr>
           <w:p>
@@ -16225,7 +18851,7 @@
         </w:tc>
         <w:tc>
           <w:tcPr>
-            <w:tcW w:w="1656" w:type="dxa"/>
+            <w:tcW w:w="1657" w:type="dxa"/>
             <w:tcBorders/>
           </w:tcPr>
           <w:p>
@@ -16255,7 +18881,7 @@
         </w:tc>
         <w:tc>
           <w:tcPr>
-            <w:tcW w:w="1775" w:type="dxa"/>
+            <w:tcW w:w="1774" w:type="dxa"/>
             <w:tcBorders>
               <w:end w:val="nil"/>
             </w:tcBorders>
@@ -16287,7 +18913,7 @@
         </w:tc>
         <w:tc>
           <w:tcPr>
-            <w:tcW w:w="1778" w:type="dxa"/>
+            <w:tcW w:w="1779" w:type="dxa"/>
             <w:tcBorders/>
           </w:tcPr>
           <w:p>
@@ -16378,7 +19004,7 @@
         </w:tc>
         <w:tc>
           <w:tcPr>
-            <w:tcW w:w="2013" w:type="dxa"/>
+            <w:tcW w:w="2012" w:type="dxa"/>
             <w:tcBorders/>
           </w:tcPr>
           <w:p>
@@ -16439,7 +19065,7 @@
         </w:tc>
         <w:tc>
           <w:tcPr>
-            <w:tcW w:w="1656" w:type="dxa"/>
+            <w:tcW w:w="1657" w:type="dxa"/>
             <w:tcBorders/>
           </w:tcPr>
           <w:p>
@@ -16500,7 +19126,7 @@
         </w:tc>
         <w:tc>
           <w:tcPr>
-            <w:tcW w:w="1775" w:type="dxa"/>
+            <w:tcW w:w="1774" w:type="dxa"/>
             <w:tcBorders>
               <w:end w:val="nil"/>
             </w:tcBorders>
@@ -16532,7 +19158,7 @@
         </w:tc>
         <w:tc>
           <w:tcPr>
-            <w:tcW w:w="1778" w:type="dxa"/>
+            <w:tcW w:w="1779" w:type="dxa"/>
             <w:tcBorders/>
           </w:tcPr>
           <w:p>
@@ -16627,7 +19253,7 @@
         </w:tc>
         <w:tc>
           <w:tcPr>
-            <w:tcW w:w="2013" w:type="dxa"/>
+            <w:tcW w:w="2012" w:type="dxa"/>
             <w:tcBorders/>
           </w:tcPr>
           <w:p>
@@ -16657,7 +19283,7 @@
         </w:tc>
         <w:tc>
           <w:tcPr>
-            <w:tcW w:w="1656" w:type="dxa"/>
+            <w:tcW w:w="1657" w:type="dxa"/>
             <w:tcBorders/>
           </w:tcPr>
           <w:p>
@@ -16687,7 +19313,7 @@
         </w:tc>
         <w:tc>
           <w:tcPr>
-            <w:tcW w:w="1775" w:type="dxa"/>
+            <w:tcW w:w="1774" w:type="dxa"/>
             <w:tcBorders>
               <w:end w:val="nil"/>
             </w:tcBorders>
@@ -16719,7 +19345,7 @@
         </w:tc>
         <w:tc>
           <w:tcPr>
-            <w:tcW w:w="1778" w:type="dxa"/>
+            <w:tcW w:w="1779" w:type="dxa"/>
             <w:tcBorders/>
           </w:tcPr>
           <w:p>
@@ -16810,7 +19436,7 @@
         </w:tc>
         <w:tc>
           <w:tcPr>
-            <w:tcW w:w="2013" w:type="dxa"/>
+            <w:tcW w:w="2012" w:type="dxa"/>
             <w:tcBorders/>
           </w:tcPr>
           <w:p>
@@ -16840,7 +19466,7 @@
         </w:tc>
         <w:tc>
           <w:tcPr>
-            <w:tcW w:w="1656" w:type="dxa"/>
+            <w:tcW w:w="1657" w:type="dxa"/>
             <w:tcBorders/>
           </w:tcPr>
           <w:p>
@@ -16870,7 +19496,7 @@
         </w:tc>
         <w:tc>
           <w:tcPr>
-            <w:tcW w:w="1775" w:type="dxa"/>
+            <w:tcW w:w="1774" w:type="dxa"/>
             <w:tcBorders>
               <w:end w:val="nil"/>
             </w:tcBorders>
@@ -16926,7 +19552,7 @@
         </w:tc>
         <w:tc>
           <w:tcPr>
-            <w:tcW w:w="1778" w:type="dxa"/>
+            <w:tcW w:w="1779" w:type="dxa"/>
             <w:tcBorders/>
           </w:tcPr>
           <w:p>
@@ -17021,7 +19647,7 @@
         </w:tc>
         <w:tc>
           <w:tcPr>
-            <w:tcW w:w="2013" w:type="dxa"/>
+            <w:tcW w:w="2012" w:type="dxa"/>
             <w:tcBorders/>
           </w:tcPr>
           <w:p>
@@ -17075,7 +19701,7 @@
         </w:tc>
         <w:tc>
           <w:tcPr>
-            <w:tcW w:w="1656" w:type="dxa"/>
+            <w:tcW w:w="1657" w:type="dxa"/>
             <w:tcBorders/>
           </w:tcPr>
           <w:p>
@@ -17129,7 +19755,7 @@
         </w:tc>
         <w:tc>
           <w:tcPr>
-            <w:tcW w:w="1775" w:type="dxa"/>
+            <w:tcW w:w="1774" w:type="dxa"/>
             <w:tcBorders>
               <w:end w:val="nil"/>
             </w:tcBorders>
@@ -17161,7 +19787,7 @@
         </w:tc>
         <w:tc>
           <w:tcPr>
-            <w:tcW w:w="1778" w:type="dxa"/>
+            <w:tcW w:w="1779" w:type="dxa"/>
             <w:tcBorders/>
           </w:tcPr>
           <w:p>
@@ -17252,7 +19878,7 @@
         </w:tc>
         <w:tc>
           <w:tcPr>
-            <w:tcW w:w="2013" w:type="dxa"/>
+            <w:tcW w:w="2012" w:type="dxa"/>
             <w:tcBorders/>
           </w:tcPr>
           <w:p>
@@ -17282,7 +19908,7 @@
         </w:tc>
         <w:tc>
           <w:tcPr>
-            <w:tcW w:w="1656" w:type="dxa"/>
+            <w:tcW w:w="1657" w:type="dxa"/>
             <w:tcBorders/>
           </w:tcPr>
           <w:p>
@@ -17360,7 +19986,7 @@
         </w:tc>
         <w:tc>
           <w:tcPr>
-            <w:tcW w:w="1775" w:type="dxa"/>
+            <w:tcW w:w="1774" w:type="dxa"/>
             <w:tcBorders>
               <w:end w:val="nil"/>
             </w:tcBorders>
@@ -17416,7 +20042,7 @@
         </w:tc>
         <w:tc>
           <w:tcPr>
-            <w:tcW w:w="1778" w:type="dxa"/>
+            <w:tcW w:w="1779" w:type="dxa"/>
             <w:tcBorders/>
           </w:tcPr>
           <w:p>
@@ -17507,7 +20133,7 @@
         </w:tc>
         <w:tc>
           <w:tcPr>
-            <w:tcW w:w="2013" w:type="dxa"/>
+            <w:tcW w:w="2012" w:type="dxa"/>
             <w:tcBorders/>
           </w:tcPr>
           <w:p>
@@ -17561,7 +20187,7 @@
         </w:tc>
         <w:tc>
           <w:tcPr>
-            <w:tcW w:w="1656" w:type="dxa"/>
+            <w:tcW w:w="1657" w:type="dxa"/>
             <w:tcBorders/>
           </w:tcPr>
           <w:p>
@@ -17591,7 +20217,7 @@
         </w:tc>
         <w:tc>
           <w:tcPr>
-            <w:tcW w:w="1775" w:type="dxa"/>
+            <w:tcW w:w="1774" w:type="dxa"/>
             <w:tcBorders>
               <w:end w:val="nil"/>
             </w:tcBorders>
@@ -17623,7 +20249,7 @@
         </w:tc>
         <w:tc>
           <w:tcPr>
-            <w:tcW w:w="1778" w:type="dxa"/>
+            <w:tcW w:w="1779" w:type="dxa"/>
             <w:tcBorders/>
           </w:tcPr>
           <w:p>
@@ -17718,7 +20344,7 @@
         </w:tc>
         <w:tc>
           <w:tcPr>
-            <w:tcW w:w="2013" w:type="dxa"/>
+            <w:tcW w:w="2012" w:type="dxa"/>
             <w:tcBorders/>
           </w:tcPr>
           <w:p>
@@ -17748,7 +20374,7 @@
         </w:tc>
         <w:tc>
           <w:tcPr>
-            <w:tcW w:w="1656" w:type="dxa"/>
+            <w:tcW w:w="1657" w:type="dxa"/>
             <w:tcBorders/>
           </w:tcPr>
           <w:p>
@@ -17850,7 +20476,7 @@
         </w:tc>
         <w:tc>
           <w:tcPr>
-            <w:tcW w:w="1775" w:type="dxa"/>
+            <w:tcW w:w="1774" w:type="dxa"/>
             <w:tcBorders>
               <w:end w:val="nil"/>
             </w:tcBorders>
@@ -17930,7 +20556,7 @@
         </w:tc>
         <w:tc>
           <w:tcPr>
-            <w:tcW w:w="1778" w:type="dxa"/>
+            <w:tcW w:w="1779" w:type="dxa"/>
             <w:tcBorders/>
           </w:tcPr>
           <w:p>
@@ -18025,7 +20651,7 @@
         </w:tc>
         <w:tc>
           <w:tcPr>
-            <w:tcW w:w="2013" w:type="dxa"/>
+            <w:tcW w:w="2012" w:type="dxa"/>
             <w:tcBorders/>
           </w:tcPr>
           <w:p>
@@ -18055,7 +20681,7 @@
         </w:tc>
         <w:tc>
           <w:tcPr>
-            <w:tcW w:w="1656" w:type="dxa"/>
+            <w:tcW w:w="1657" w:type="dxa"/>
             <w:tcBorders/>
           </w:tcPr>
           <w:p>
@@ -18089,7 +20715,7 @@
         </w:tc>
         <w:tc>
           <w:tcPr>
-            <w:tcW w:w="1775" w:type="dxa"/>
+            <w:tcW w:w="1774" w:type="dxa"/>
             <w:tcBorders>
               <w:end w:val="nil"/>
             </w:tcBorders>
@@ -18125,7 +20751,7 @@
         </w:tc>
         <w:tc>
           <w:tcPr>
-            <w:tcW w:w="1778" w:type="dxa"/>
+            <w:tcW w:w="1779" w:type="dxa"/>
             <w:tcBorders/>
           </w:tcPr>
           <w:p>
@@ -18226,7 +20852,7 @@
         </w:tc>
         <w:tc>
           <w:tcPr>
-            <w:tcW w:w="2013" w:type="dxa"/>
+            <w:tcW w:w="2012" w:type="dxa"/>
             <w:tcBorders>
               <w:top w:val="nil"/>
             </w:tcBorders>
@@ -18260,7 +20886,7 @@
         </w:tc>
         <w:tc>
           <w:tcPr>
-            <w:tcW w:w="1656" w:type="dxa"/>
+            <w:tcW w:w="1657" w:type="dxa"/>
             <w:tcBorders>
               <w:top w:val="nil"/>
             </w:tcBorders>
@@ -18298,7 +20924,7 @@
         </w:tc>
         <w:tc>
           <w:tcPr>
-            <w:tcW w:w="1775" w:type="dxa"/>
+            <w:tcW w:w="1774" w:type="dxa"/>
             <w:tcBorders>
               <w:top w:val="nil"/>
               <w:end w:val="nil"/>
@@ -18333,7 +20959,7 @@
         </w:tc>
         <w:tc>
           <w:tcPr>
-            <w:tcW w:w="1778" w:type="dxa"/>
+            <w:tcW w:w="1779" w:type="dxa"/>
             <w:tcBorders>
               <w:top w:val="nil"/>
             </w:tcBorders>
@@ -18436,7 +21062,7 @@
         </w:tc>
         <w:tc>
           <w:tcPr>
-            <w:tcW w:w="2013" w:type="dxa"/>
+            <w:tcW w:w="2012" w:type="dxa"/>
             <w:tcBorders>
               <w:top w:val="nil"/>
             </w:tcBorders>
@@ -18472,7 +21098,7 @@
         </w:tc>
         <w:tc>
           <w:tcPr>
-            <w:tcW w:w="1656" w:type="dxa"/>
+            <w:tcW w:w="1657" w:type="dxa"/>
             <w:tcBorders>
               <w:top w:val="nil"/>
             </w:tcBorders>
@@ -18508,7 +21134,7 @@
         </w:tc>
         <w:tc>
           <w:tcPr>
-            <w:tcW w:w="1775" w:type="dxa"/>
+            <w:tcW w:w="1774" w:type="dxa"/>
             <w:tcBorders>
               <w:top w:val="nil"/>
               <w:end w:val="nil"/>
@@ -18543,7 +21169,7 @@
         </w:tc>
         <w:tc>
           <w:tcPr>
-            <w:tcW w:w="1778" w:type="dxa"/>
+            <w:tcW w:w="1779" w:type="dxa"/>
             <w:tcBorders>
               <w:top w:val="nil"/>
             </w:tcBorders>
@@ -18646,7 +21272,7 @@
         </w:tc>
         <w:tc>
           <w:tcPr>
-            <w:tcW w:w="2013" w:type="dxa"/>
+            <w:tcW w:w="2012" w:type="dxa"/>
             <w:vMerge w:val="restart"/>
             <w:tcBorders>
               <w:top w:val="nil"/>
@@ -18681,7 +21307,7 @@
         </w:tc>
         <w:tc>
           <w:tcPr>
-            <w:tcW w:w="1656" w:type="dxa"/>
+            <w:tcW w:w="1657" w:type="dxa"/>
             <w:tcBorders>
               <w:top w:val="nil"/>
             </w:tcBorders>
@@ -18711,7 +21337,7 @@
         </w:tc>
         <w:tc>
           <w:tcPr>
-            <w:tcW w:w="1775" w:type="dxa"/>
+            <w:tcW w:w="1774" w:type="dxa"/>
             <w:tcBorders>
               <w:top w:val="nil"/>
               <w:end w:val="nil"/>
@@ -18744,7 +21370,7 @@
         </w:tc>
         <w:tc>
           <w:tcPr>
-            <w:tcW w:w="1778" w:type="dxa"/>
+            <w:tcW w:w="1779" w:type="dxa"/>
             <w:tcBorders>
               <w:top w:val="nil"/>
             </w:tcBorders>
@@ -18847,7 +21473,7 @@
         </w:tc>
         <w:tc>
           <w:tcPr>
-            <w:tcW w:w="2013" w:type="dxa"/>
+            <w:tcW w:w="2012" w:type="dxa"/>
             <w:vMerge w:val="continue"/>
             <w:tcBorders>
               <w:top w:val="nil"/>
@@ -18877,7 +21503,7 @@
         </w:tc>
         <w:tc>
           <w:tcPr>
-            <w:tcW w:w="1656" w:type="dxa"/>
+            <w:tcW w:w="1657" w:type="dxa"/>
             <w:tcBorders>
               <w:top w:val="nil"/>
             </w:tcBorders>
@@ -18907,7 +21533,7 @@
         </w:tc>
         <w:tc>
           <w:tcPr>
-            <w:tcW w:w="1775" w:type="dxa"/>
+            <w:tcW w:w="1774" w:type="dxa"/>
             <w:tcBorders>
               <w:top w:val="nil"/>
               <w:end w:val="nil"/>
@@ -18940,7 +21566,7 @@
         </w:tc>
         <w:tc>
           <w:tcPr>
-            <w:tcW w:w="1778" w:type="dxa"/>
+            <w:tcW w:w="1779" w:type="dxa"/>
             <w:tcBorders>
               <w:top w:val="nil"/>
             </w:tcBorders>
@@ -19043,7 +21669,7 @@
         </w:tc>
         <w:tc>
           <w:tcPr>
-            <w:tcW w:w="2013" w:type="dxa"/>
+            <w:tcW w:w="2012" w:type="dxa"/>
             <w:vMerge w:val="continue"/>
             <w:tcBorders>
               <w:top w:val="nil"/>
@@ -19073,7 +21699,7 @@
         </w:tc>
         <w:tc>
           <w:tcPr>
-            <w:tcW w:w="1656" w:type="dxa"/>
+            <w:tcW w:w="1657" w:type="dxa"/>
             <w:tcBorders>
               <w:top w:val="nil"/>
             </w:tcBorders>
@@ -19103,7 +21729,7 @@
         </w:tc>
         <w:tc>
           <w:tcPr>
-            <w:tcW w:w="1775" w:type="dxa"/>
+            <w:tcW w:w="1774" w:type="dxa"/>
             <w:tcBorders>
               <w:top w:val="nil"/>
               <w:end w:val="nil"/>
@@ -19136,7 +21762,7 @@
         </w:tc>
         <w:tc>
           <w:tcPr>
-            <w:tcW w:w="1778" w:type="dxa"/>
+            <w:tcW w:w="1779" w:type="dxa"/>
             <w:tcBorders>
               <w:top w:val="nil"/>
             </w:tcBorders>
@@ -19239,7 +21865,7 @@
         </w:tc>
         <w:tc>
           <w:tcPr>
-            <w:tcW w:w="2013" w:type="dxa"/>
+            <w:tcW w:w="2012" w:type="dxa"/>
             <w:vMerge w:val="continue"/>
             <w:tcBorders>
               <w:top w:val="nil"/>
@@ -19269,7 +21895,7 @@
         </w:tc>
         <w:tc>
           <w:tcPr>
-            <w:tcW w:w="1656" w:type="dxa"/>
+            <w:tcW w:w="1657" w:type="dxa"/>
             <w:tcBorders>
               <w:top w:val="nil"/>
             </w:tcBorders>
@@ -19299,7 +21925,7 @@
         </w:tc>
         <w:tc>
           <w:tcPr>
-            <w:tcW w:w="1775" w:type="dxa"/>
+            <w:tcW w:w="1774" w:type="dxa"/>
             <w:tcBorders>
               <w:top w:val="nil"/>
               <w:end w:val="nil"/>
@@ -19332,7 +21958,7 @@
         </w:tc>
         <w:tc>
           <w:tcPr>
-            <w:tcW w:w="1778" w:type="dxa"/>
+            <w:tcW w:w="1779" w:type="dxa"/>
             <w:tcBorders>
               <w:top w:val="nil"/>
             </w:tcBorders>
@@ -19435,7 +22061,7 @@
         </w:tc>
         <w:tc>
           <w:tcPr>
-            <w:tcW w:w="2013" w:type="dxa"/>
+            <w:tcW w:w="2012" w:type="dxa"/>
             <w:tcBorders>
               <w:top w:val="nil"/>
             </w:tcBorders>
@@ -19469,7 +22095,7 @@
         </w:tc>
         <w:tc>
           <w:tcPr>
-            <w:tcW w:w="1656" w:type="dxa"/>
+            <w:tcW w:w="1657" w:type="dxa"/>
             <w:tcBorders>
               <w:top w:val="nil"/>
             </w:tcBorders>
@@ -19499,7 +22125,7 @@
         </w:tc>
         <w:tc>
           <w:tcPr>
-            <w:tcW w:w="1775" w:type="dxa"/>
+            <w:tcW w:w="1774" w:type="dxa"/>
             <w:tcBorders>
               <w:top w:val="nil"/>
               <w:end w:val="nil"/>
@@ -19532,7 +22158,7 @@
         </w:tc>
         <w:tc>
           <w:tcPr>
-            <w:tcW w:w="1778" w:type="dxa"/>
+            <w:tcW w:w="1779" w:type="dxa"/>
             <w:tcBorders>
               <w:top w:val="nil"/>
             </w:tcBorders>
@@ -19631,7 +22257,7 @@
         </w:tc>
         <w:tc>
           <w:tcPr>
-            <w:tcW w:w="2013" w:type="dxa"/>
+            <w:tcW w:w="2012" w:type="dxa"/>
             <w:tcBorders>
               <w:top w:val="nil"/>
             </w:tcBorders>
@@ -19663,7 +22289,7 @@
         </w:tc>
         <w:tc>
           <w:tcPr>
-            <w:tcW w:w="1656" w:type="dxa"/>
+            <w:tcW w:w="1657" w:type="dxa"/>
             <w:tcBorders>
               <w:top w:val="nil"/>
             </w:tcBorders>
@@ -19695,7 +22321,7 @@
         </w:tc>
         <w:tc>
           <w:tcPr>
-            <w:tcW w:w="1775" w:type="dxa"/>
+            <w:tcW w:w="1774" w:type="dxa"/>
             <w:tcBorders>
               <w:top w:val="nil"/>
               <w:end w:val="nil"/>
@@ -19728,7 +22354,7 @@
         </w:tc>
         <w:tc>
           <w:tcPr>
-            <w:tcW w:w="1778" w:type="dxa"/>
+            <w:tcW w:w="1779" w:type="dxa"/>
             <w:tcBorders>
               <w:top w:val="nil"/>
             </w:tcBorders>
@@ -19827,7 +22453,7 @@
         </w:tc>
         <w:tc>
           <w:tcPr>
-            <w:tcW w:w="2013" w:type="dxa"/>
+            <w:tcW w:w="2012" w:type="dxa"/>
             <w:tcBorders>
               <w:top w:val="nil"/>
             </w:tcBorders>
@@ -19859,7 +22485,7 @@
         </w:tc>
         <w:tc>
           <w:tcPr>
-            <w:tcW w:w="1656" w:type="dxa"/>
+            <w:tcW w:w="1657" w:type="dxa"/>
             <w:tcBorders>
               <w:top w:val="nil"/>
             </w:tcBorders>
@@ -19891,7 +22517,7 @@
         </w:tc>
         <w:tc>
           <w:tcPr>
-            <w:tcW w:w="1775" w:type="dxa"/>
+            <w:tcW w:w="1774" w:type="dxa"/>
             <w:tcBorders>
               <w:top w:val="nil"/>
               <w:end w:val="nil"/>
@@ -19924,7 +22550,7 @@
         </w:tc>
         <w:tc>
           <w:tcPr>
-            <w:tcW w:w="1778" w:type="dxa"/>
+            <w:tcW w:w="1779" w:type="dxa"/>
             <w:tcBorders>
               <w:top w:val="nil"/>
             </w:tcBorders>
@@ -20023,7 +22649,7 @@
         </w:tc>
         <w:tc>
           <w:tcPr>
-            <w:tcW w:w="2013" w:type="dxa"/>
+            <w:tcW w:w="2012" w:type="dxa"/>
             <w:tcBorders>
               <w:top w:val="nil"/>
             </w:tcBorders>
@@ -20055,7 +22681,7 @@
         </w:tc>
         <w:tc>
           <w:tcPr>
-            <w:tcW w:w="1656" w:type="dxa"/>
+            <w:tcW w:w="1657" w:type="dxa"/>
             <w:tcBorders>
               <w:top w:val="nil"/>
             </w:tcBorders>
@@ -20087,7 +22713,7 @@
         </w:tc>
         <w:tc>
           <w:tcPr>
-            <w:tcW w:w="1775" w:type="dxa"/>
+            <w:tcW w:w="1774" w:type="dxa"/>
             <w:tcBorders>
               <w:top w:val="nil"/>
               <w:end w:val="nil"/>
@@ -20120,7 +22746,7 @@
         </w:tc>
         <w:tc>
           <w:tcPr>
-            <w:tcW w:w="1778" w:type="dxa"/>
+            <w:tcW w:w="1779" w:type="dxa"/>
             <w:tcBorders>
               <w:top w:val="nil"/>
             </w:tcBorders>
@@ -20219,7 +22845,7 @@
         </w:tc>
         <w:tc>
           <w:tcPr>
-            <w:tcW w:w="2013" w:type="dxa"/>
+            <w:tcW w:w="2012" w:type="dxa"/>
             <w:tcBorders>
               <w:top w:val="nil"/>
             </w:tcBorders>
@@ -20251,7 +22877,7 @@
         </w:tc>
         <w:tc>
           <w:tcPr>
-            <w:tcW w:w="1656" w:type="dxa"/>
+            <w:tcW w:w="1657" w:type="dxa"/>
             <w:tcBorders>
               <w:top w:val="nil"/>
             </w:tcBorders>
@@ -20283,7 +22909,7 @@
         </w:tc>
         <w:tc>
           <w:tcPr>
-            <w:tcW w:w="1775" w:type="dxa"/>
+            <w:tcW w:w="1774" w:type="dxa"/>
             <w:tcBorders>
               <w:top w:val="nil"/>
               <w:end w:val="nil"/>
@@ -20318,7 +22944,7 @@
         </w:tc>
         <w:tc>
           <w:tcPr>
-            <w:tcW w:w="1778" w:type="dxa"/>
+            <w:tcW w:w="1779" w:type="dxa"/>
             <w:tcBorders>
               <w:top w:val="nil"/>
             </w:tcBorders>
@@ -20417,7 +23043,7 @@
         </w:tc>
         <w:tc>
           <w:tcPr>
-            <w:tcW w:w="2013" w:type="dxa"/>
+            <w:tcW w:w="2012" w:type="dxa"/>
             <w:tcBorders>
               <w:top w:val="nil"/>
             </w:tcBorders>
@@ -20449,7 +23075,7 @@
         </w:tc>
         <w:tc>
           <w:tcPr>
-            <w:tcW w:w="1656" w:type="dxa"/>
+            <w:tcW w:w="1657" w:type="dxa"/>
             <w:tcBorders>
               <w:top w:val="nil"/>
             </w:tcBorders>
@@ -20481,7 +23107,7 @@
         </w:tc>
         <w:tc>
           <w:tcPr>
-            <w:tcW w:w="1775" w:type="dxa"/>
+            <w:tcW w:w="1774" w:type="dxa"/>
             <w:tcBorders>
               <w:top w:val="nil"/>
               <w:end w:val="nil"/>
@@ -20516,7 +23142,7 @@
         </w:tc>
         <w:tc>
           <w:tcPr>
-            <w:tcW w:w="1778" w:type="dxa"/>
+            <w:tcW w:w="1779" w:type="dxa"/>
             <w:tcBorders>
               <w:top w:val="nil"/>
             </w:tcBorders>
@@ -20615,7 +23241,7 @@
         </w:tc>
         <w:tc>
           <w:tcPr>
-            <w:tcW w:w="2013" w:type="dxa"/>
+            <w:tcW w:w="2012" w:type="dxa"/>
             <w:tcBorders>
               <w:top w:val="nil"/>
             </w:tcBorders>
@@ -20647,7 +23273,7 @@
         </w:tc>
         <w:tc>
           <w:tcPr>
-            <w:tcW w:w="1656" w:type="dxa"/>
+            <w:tcW w:w="1657" w:type="dxa"/>
             <w:tcBorders>
               <w:top w:val="nil"/>
             </w:tcBorders>
@@ -20679,7 +23305,7 @@
         </w:tc>
         <w:tc>
           <w:tcPr>
-            <w:tcW w:w="1775" w:type="dxa"/>
+            <w:tcW w:w="1774" w:type="dxa"/>
             <w:tcBorders>
               <w:top w:val="nil"/>
               <w:end w:val="nil"/>
@@ -20712,7 +23338,7 @@
         </w:tc>
         <w:tc>
           <w:tcPr>
-            <w:tcW w:w="1778" w:type="dxa"/>
+            <w:tcW w:w="1779" w:type="dxa"/>
             <w:tcBorders>
               <w:top w:val="nil"/>
             </w:tcBorders>
@@ -20811,7 +23437,7 @@
         </w:tc>
         <w:tc>
           <w:tcPr>
-            <w:tcW w:w="2013" w:type="dxa"/>
+            <w:tcW w:w="2012" w:type="dxa"/>
             <w:tcBorders>
               <w:top w:val="nil"/>
             </w:tcBorders>
@@ -20843,7 +23469,7 @@
         </w:tc>
         <w:tc>
           <w:tcPr>
-            <w:tcW w:w="1656" w:type="dxa"/>
+            <w:tcW w:w="1657" w:type="dxa"/>
             <w:tcBorders>
               <w:top w:val="nil"/>
             </w:tcBorders>
@@ -20877,7 +23503,7 @@
         </w:tc>
         <w:tc>
           <w:tcPr>
-            <w:tcW w:w="1775" w:type="dxa"/>
+            <w:tcW w:w="1774" w:type="dxa"/>
             <w:tcBorders>
               <w:top w:val="nil"/>
               <w:end w:val="nil"/>
@@ -20912,7 +23538,7 @@
         </w:tc>
         <w:tc>
           <w:tcPr>
-            <w:tcW w:w="1778" w:type="dxa"/>
+            <w:tcW w:w="1779" w:type="dxa"/>
             <w:tcBorders>
               <w:top w:val="nil"/>
             </w:tcBorders>
@@ -21011,7 +23637,7 @@
         </w:tc>
         <w:tc>
           <w:tcPr>
-            <w:tcW w:w="2013" w:type="dxa"/>
+            <w:tcW w:w="2012" w:type="dxa"/>
             <w:tcBorders>
               <w:top w:val="nil"/>
             </w:tcBorders>
@@ -21043,7 +23669,7 @@
         </w:tc>
         <w:tc>
           <w:tcPr>
-            <w:tcW w:w="1656" w:type="dxa"/>
+            <w:tcW w:w="1657" w:type="dxa"/>
             <w:tcBorders>
               <w:top w:val="nil"/>
             </w:tcBorders>
@@ -21077,7 +23703,7 @@
         </w:tc>
         <w:tc>
           <w:tcPr>
-            <w:tcW w:w="1775" w:type="dxa"/>
+            <w:tcW w:w="1774" w:type="dxa"/>
             <w:tcBorders>
               <w:top w:val="nil"/>
               <w:end w:val="nil"/>
@@ -21114,7 +23740,7 @@
         </w:tc>
         <w:tc>
           <w:tcPr>
-            <w:tcW w:w="1778" w:type="dxa"/>
+            <w:tcW w:w="1779" w:type="dxa"/>
             <w:tcBorders>
               <w:top w:val="nil"/>
             </w:tcBorders>
@@ -21390,9 +24016,9 @@
       <w:bookmarkEnd w:id="55"/>
     </w:p>
     <w:sectPr>
-      <w:footerReference w:type="even" r:id="rId11"/>
-      <w:footerReference w:type="default" r:id="rId12"/>
-      <w:footerReference w:type="first" r:id="rId13"/>
+      <w:footerReference w:type="even" r:id="rId22"/>
+      <w:footerReference w:type="default" r:id="rId23"/>
+      <w:footerReference w:type="first" r:id="rId24"/>
       <w:type w:val="nextPage"/>
       <w:pgSz w:w="11906" w:h="16838"/>
       <w:pgMar w:left="1418" w:right="1134" w:gutter="0" w:header="0" w:top="1134" w:footer="720" w:bottom="1134"/>
@@ -21450,7 +24076,7 @@
         </w:r>
         <w:r>
           <w:rPr/>
-          <w:t>42</w:t>
+          <w:t>31</w:t>
         </w:r>
         <w:r>
           <w:rPr/>
@@ -21502,7 +24128,7 @@
         </w:r>
         <w:r>
           <w:rPr/>
-          <w:t>42</w:t>
+          <w:t>31</w:t>
         </w:r>
         <w:r>
           <w:rPr/>

--- a/Doc/KVDDokumentacija_GodotSpele_Sidorcenko.docx
+++ b/Doc/KVDDokumentacija_GodotSpele_Sidorcenko.docx
@@ -36821,7 +36821,7 @@
         </w:r>
         <w:r>
           <w:rPr/>
-          <w:t>52</w:t>
+          <w:t>56</w:t>
         </w:r>
         <w:r>
           <w:rPr/>
@@ -36873,7 +36873,7 @@
         </w:r>
         <w:r>
           <w:rPr/>
-          <w:t>52</w:t>
+          <w:t>56</w:t>
         </w:r>
         <w:r>
           <w:rPr/>

--- a/Doc/KVDDokumentacija_GodotSpele_Sidorcenko.docx
+++ b/Doc/KVDDokumentacija_GodotSpele_Sidorcenko.docx
@@ -93,7 +93,7 @@
           <w:sz w:val="32"/>
           <w:szCs w:val="32"/>
         </w:rPr>
-        <w:t>2D piedzīvojumu spēle “Light Seeker”</w:t>
+        <w:t>2D piedzīvojumu spēle “Gaismas Meklētājs”</w:t>
       </w:r>
     </w:p>
     <w:p>
@@ -391,7 +391,7 @@
             <w:tab/>
             <w:t>Sistēmas nefunkcionālās prasības</w:t>
             <w:tab/>
-            <w:t>18</w:t>
+            <w:t>21</w:t>
           </w:r>
         </w:p>
         <w:p>
@@ -410,7 +410,7 @@
             <w:tab/>
             <w:t>Gala lietotāja raksturiezīmes</w:t>
             <w:tab/>
-            <w:t>18</w:t>
+            <w:t>22</w:t>
           </w:r>
         </w:p>
         <w:p>
@@ -429,7 +429,7 @@
             <w:tab/>
             <w:t>Izstrādes līdzekļu, rīku apraksts un izvēles pamatojums</w:t>
             <w:tab/>
-            <w:t>19</w:t>
+            <w:t>23</w:t>
           </w:r>
         </w:p>
         <w:p>
@@ -448,7 +448,7 @@
             <w:tab/>
             <w:t>Izvēlēto risinājuma līdzekļu un valodu apraksts</w:t>
             <w:tab/>
-            <w:t>19</w:t>
+            <w:t>23</w:t>
           </w:r>
         </w:p>
         <w:p>
@@ -478,7 +478,7 @@
             <w:rPr/>
             <w:t>risinājuma līdzekļu un valodu apraksts</w:t>
             <w:tab/>
-            <w:t>20</w:t>
+            <w:t>24</w:t>
           </w:r>
         </w:p>
         <w:p>
@@ -497,7 +497,7 @@
             <w:tab/>
             <w:t>Sistēmas modelēšana un projektēšana</w:t>
             <w:tab/>
-            <w:t>21</w:t>
+            <w:t>25</w:t>
           </w:r>
         </w:p>
         <w:p>
@@ -516,7 +516,7 @@
             <w:tab/>
             <w:t>Sistēmas struktūras modelis</w:t>
             <w:tab/>
-            <w:t>21</w:t>
+            <w:t>25</w:t>
           </w:r>
         </w:p>
         <w:p>
@@ -535,7 +535,7 @@
             <w:tab/>
             <w:t>Sistēmas struktūra (komponenšu diagramma)</w:t>
             <w:tab/>
-            <w:t>21</w:t>
+            <w:t>25</w:t>
           </w:r>
         </w:p>
         <w:p>
@@ -554,7 +554,7 @@
             <w:tab/>
             <w:t>Klašu diagramma</w:t>
             <w:tab/>
-            <w:t>22</w:t>
+            <w:t>26</w:t>
           </w:r>
         </w:p>
         <w:p>
@@ -573,7 +573,7 @@
             <w:tab/>
             <w:t>Funkcionālais un dinamiskais sistēmas modelis</w:t>
             <w:tab/>
-            <w:t>23</w:t>
+            <w:t>27</w:t>
           </w:r>
         </w:p>
         <w:p>
@@ -602,7 +602,7 @@
           <w:r>
             <w:rPr/>
             <w:tab/>
-            <w:t>23</w:t>
+            <w:t>27</w:t>
           </w:r>
         </w:p>
         <w:p>
@@ -631,7 +631,7 @@
           <w:r>
             <w:rPr/>
             <w:tab/>
-            <w:t>24</w:t>
+            <w:t>28</w:t>
           </w:r>
         </w:p>
         <w:p>
@@ -660,7 +660,7 @@
           <w:r>
             <w:rPr/>
             <w:tab/>
-            <w:t>25</w:t>
+            <w:t>30</w:t>
           </w:r>
         </w:p>
         <w:p>
@@ -679,7 +679,7 @@
             <w:tab/>
             <w:t>Datu struktūru apraksts</w:t>
             <w:tab/>
-            <w:t>27</w:t>
+            <w:t>32</w:t>
           </w:r>
         </w:p>
         <w:p>
@@ -698,7 +698,7 @@
             <w:tab/>
             <w:t>Lietotāju ceļvedis</w:t>
             <w:tab/>
-            <w:t>29</w:t>
+            <w:t>34</w:t>
           </w:r>
         </w:p>
         <w:p>
@@ -717,7 +717,7 @@
             <w:tab/>
             <w:t>Testēšanas dokumentācija</w:t>
             <w:tab/>
-            <w:t>30</w:t>
+            <w:t>45</w:t>
           </w:r>
         </w:p>
         <w:p>
@@ -736,7 +736,7 @@
             <w:tab/>
             <w:t>Izvēlētās testēšanas metodes, rīku apraksts un pamatojums</w:t>
             <w:tab/>
-            <w:t>30</w:t>
+            <w:t>45</w:t>
           </w:r>
         </w:p>
         <w:p>
@@ -755,7 +755,7 @@
             <w:tab/>
             <w:t>Testpiemēru kopa</w:t>
             <w:tab/>
-            <w:t>30</w:t>
+            <w:t>46</w:t>
           </w:r>
         </w:p>
         <w:p>
@@ -774,7 +774,7 @@
             <w:tab/>
             <w:t>Testēšanas žurnāls</w:t>
             <w:tab/>
-            <w:t>33</w:t>
+            <w:t>51</w:t>
           </w:r>
         </w:p>
         <w:p>
@@ -792,7 +792,7 @@
             <w:tab/>
             <w:t>Secinājumi</w:t>
             <w:tab/>
-            <w:t>34</w:t>
+            <w:t>56</w:t>
           </w:r>
         </w:p>
         <w:p>
@@ -807,10 +807,11 @@
           </w:pPr>
           <w:r>
             <w:rPr/>
+            <w:t>7.</w:t>
             <w:tab/>
             <w:t>Lietoto terminu un saīsinājumu skaidrojumi</w:t>
             <w:tab/>
-            <w:t>35</w:t>
+            <w:t>59</w:t>
           </w:r>
         </w:p>
         <w:p>
@@ -828,7 +829,7 @@
             <w:tab/>
             <w:t>Literatūras un informācijas avotu saraksts</w:t>
             <w:tab/>
-            <w:t>36</w:t>
+            <w:t>61</w:t>
           </w:r>
         </w:p>
         <w:p>
@@ -847,7 +848,7 @@
             <w:tab/>
             <w:t>Pielikumi</w:t>
             <w:tab/>
-            <w:t>37</w:t>
+            <w:t>62</w:t>
           </w:r>
           <w:r>
             <w:rPr/>
@@ -880,7 +881,7 @@
           <w:numId w:val="0"/>
         </w:numPr>
         <w:spacing w:before="0" w:after="240"/>
-        <w:ind w:hanging="0" w:start="0" w:end="11"/>
+        <w:ind w:hanging="0" w:start="0" w:end="0"/>
         <w:rPr/>
       </w:pPr>
       <w:bookmarkStart w:id="0" w:name="__RefHeading___Toc2278_2856212045"/>
@@ -1061,6 +1062,9 @@
     <w:p>
       <w:pPr>
         <w:pStyle w:val="Heading1"/>
+        <w:tabs>
+          <w:tab w:val="clear" w:pos="708"/>
+        </w:tabs>
         <w:spacing w:before="0" w:after="240"/>
         <w:ind w:hanging="431" w:start="431" w:end="11"/>
         <w:rPr/>
@@ -1454,6 +1458,9 @@
     <w:p>
       <w:pPr>
         <w:pStyle w:val="Heading1"/>
+        <w:tabs>
+          <w:tab w:val="clear" w:pos="708"/>
+        </w:tabs>
         <w:spacing w:before="0" w:after="240"/>
         <w:ind w:hanging="431" w:start="431" w:end="11"/>
         <w:rPr/>
@@ -10437,7 +10444,7 @@
         <w:rPr>
           <w:sz w:val="24"/>
         </w:rPr>
-        <w:t>Spēles “Light Seeker” gala lietotājs ir cilvēks, kurš interesējas par 2D piedzīvojumu un platformas spēlēm. Spēle ir piemērota lietotājiem, kuriem patīk līmeņu iziešana, šķēršļu pārvarēšana, precīza varoņa vadība un pakāpeniski pieaugošs izaicinājums. Galvenā mērķauditorija ir pusaudži un jaunieši, taču spēli var spēlēt ikviens lietotājs, kurš vēlas izbaudīt klasisku 2D platformera tipa spēli ar piedzīvojuma elementiem. Spēle paredzēta izklaidei, tāpēc tai jābūt saprotamai, vizuāli pievilcīgai un pietiekami ērtai lietošanai bez īpašas apmācības.</w:t>
+        <w:t>Spēles “Gaismas Meklētājs” gala lietotājs ir cilvēks, kurš interesējas par 2D piedzīvojumu un platformas spēlēm. Spēle ir piemērota lietotājiem, kuriem patīk līmeņu iziešana, šķēršļu pārvarēšana, precīza varoņa vadība un pakāpeniski pieaugošs izaicinājums. Galvenā mērķauditorija ir pusaudži un jaunieši, taču spēli var spēlēt ikviens lietotājs, kurš vēlas izbaudīt klasisku 2D platformera tipa spēli ar piedzīvojuma elementiem. Spēle paredzēta izklaidei, tāpēc tai jābūt saprotamai, vizuāli pievilcīgai un pietiekami ērtai lietošanai bez īpašas apmācības.</w:t>
       </w:r>
     </w:p>
     <w:p>
@@ -10464,6 +10471,9 @@
     <w:p>
       <w:pPr>
         <w:pStyle w:val="Heading1"/>
+        <w:tabs>
+          <w:tab w:val="clear" w:pos="708"/>
+        </w:tabs>
         <w:spacing w:before="0" w:after="240"/>
         <w:ind w:hanging="431" w:start="431" w:end="11"/>
         <w:rPr/>
@@ -10492,7 +10502,7 @@
         <w:rPr>
           <w:lang w:val="lv-LV"/>
         </w:rPr>
-        <w:t>Šajā nodaļā tiek aprakstīti visi rīki un tehnoloģijas, kas tika izmantoti spēles “Light Seeker” izstrādes procesā, kā arī sniegts pamatojums to izvēlei. Autors analizē izmantoto programmēšanas valodu, izstrādes vidi un citas nepieciešamās programmas, kas palīdzēja realizēt projekta mērķus. Tiek izskaidrots, kāpēc konkrētie risinājumi tika izvēlēti, ņemot vērā projekta prasības, autora zināšanu līmeni un tehniskās iespējas.</w:t>
+        <w:t>Šajā nodaļā tiek aprakstīti visi rīki un tehnoloģijas, kas tika izmantoti spēles “Gaismas Meklētājs” izstrādes procesā, kā arī sniegts pamatojums to izvēlei. Autors analizē izmantoto programmēšanas valodu, izstrādes vidi un citas nepieciešamās programmas, kas palīdzēja realizēt projekta mērķus. Tiek izskaidrots, kāpēc konkrētie risinājumi tika izvēlēti, ņemot vērā projekta prasības, autora zināšanu līmeni un tehniskās iespējas.</w:t>
       </w:r>
     </w:p>
     <w:p>
@@ -10731,7 +10741,7 @@
           <w:bCs/>
           <w:lang w:val="lv-LV"/>
         </w:rPr>
-        <w:t>Visual Studio Code</w:t>
+        <w:t>GitHub</w:t>
       </w:r>
     </w:p>
     <w:p>
@@ -10749,7 +10759,7 @@
         <w:rPr>
           <w:lang w:val="lv-LV"/>
         </w:rPr>
-        <w:t xml:space="preserve">Papildu tiek izmantots </w:t>
+        <w:t xml:space="preserve">Lai nodrošinātu versiju kontroli un failu drošu glabāšanu, tiek izmantots </w:t>
       </w:r>
       <w:r>
         <w:rPr>
@@ -10758,13 +10768,13 @@
           <w:bCs w:val="false"/>
           <w:lang w:val="lv-LV"/>
         </w:rPr>
-        <w:t>Visual Studio Code</w:t>
+        <w:t>GitHub</w:t>
       </w:r>
       <w:r>
         <w:rPr>
           <w:lang w:val="lv-LV"/>
         </w:rPr>
-        <w:t>, kas kalpo kā ērts un funkcionāls koda redaktors. Tas piedāvā sintakses izcelšanu, automātisku formatēšanu, kļūdu pārbaudi un integrāciju ar GitHub, kas būtiski paātrina darbu.</w:t>
+        <w:t>. Tas ļauj saglabāt projekta izmaiņu vēsturi, atgriezties pie iepriekšējām versijām un nodrošina ērtu sadarbību un rezerves kopiju izveidi.</w:t>
       </w:r>
     </w:p>
     <w:p>
@@ -10794,7 +10804,7 @@
           <w:bCs/>
           <w:lang w:val="lv-LV"/>
         </w:rPr>
-        <w:t>GitHub</w:t>
+        <w:t>Aseprite</w:t>
       </w:r>
     </w:p>
     <w:p>
@@ -10810,54 +10820,18 @@
       </w:pPr>
       <w:r>
         <w:rPr>
-          <w:lang w:val="lv-LV"/>
-        </w:rPr>
-        <w:t xml:space="preserve">Lai nodrošinātu versiju kontroli un failu drošu glabāšanu, tiek izmantots </w:t>
-      </w:r>
-      <w:r>
-        <w:rPr>
           <w:rStyle w:val="Strong"/>
           <w:b w:val="false"/>
           <w:bCs w:val="false"/>
           <w:lang w:val="lv-LV"/>
         </w:rPr>
-        <w:t>GitHub</w:t>
+        <w:t>Aseprite</w:t>
       </w:r>
       <w:r>
         <w:rPr>
           <w:lang w:val="lv-LV"/>
         </w:rPr>
-        <w:t>. Tas ļauj saglabāt projekta izmaiņu vēsturi, atgriezties pie iepriekšējām versijām un nodrošina ērtu sadarbību un rezerves kopiju izveidi.</w:t>
-      </w:r>
-    </w:p>
-    <w:p>
-      <w:pPr>
-        <w:pStyle w:val="NormalWeb"/>
-        <w:numPr>
-          <w:ilvl w:val="1"/>
-          <w:numId w:val="25"/>
-        </w:numPr>
-        <w:tabs>
-          <w:tab w:val="clear" w:pos="708"/>
-          <w:tab w:val="left" w:pos="1276" w:leader="none"/>
-        </w:tabs>
-        <w:spacing w:lineRule="auto" w:line="360" w:beforeAutospacing="0" w:before="0" w:afterAutospacing="0" w:after="0"/>
-        <w:ind w:firstLine="851" w:start="0" w:end="0"/>
-        <w:contextualSpacing/>
-        <w:jc w:val="both"/>
-        <w:rPr>
-          <w:b/>
-          <w:bCs/>
-          <w:lang w:val="lv-LV"/>
-        </w:rPr>
-      </w:pPr>
-      <w:r>
-        <w:rPr>
-          <w:b/>
-          <w:bCs/>
-          <w:lang w:val="lv-LV"/>
-        </w:rPr>
-        <w:t>Aseprite</w:t>
+        <w:t xml:space="preserve"> tiek izmantots spēles vizuālo elementu izveidei. Tas ir specializēts rīks pikseļu grafikas un animāciju veidošanai, kas ir īpaši piemērots retro stila 2D spēlēm. Ar tā palīdzību iespējams izstrādāt spēles varoņu, objektu un vides elementu dizainu.</w:t>
       </w:r>
     </w:p>
     <w:p>
@@ -10873,19 +10847,133 @@
       </w:pPr>
       <w:r>
         <w:rPr>
-          <w:rStyle w:val="Strong"/>
-          <w:b w:val="false"/>
-          <w:bCs w:val="false"/>
           <w:lang w:val="lv-LV"/>
         </w:rPr>
+        <w:t xml:space="preserve">Apvienojot visus šos rīkus </w:t>
+      </w:r>
+      <w:r>
+        <w:rPr>
+          <w:i/>
+          <w:iCs/>
+          <w:lang w:val="lv-LV"/>
+        </w:rPr>
+        <w:t xml:space="preserve">— </w:t>
+      </w:r>
+      <w:r>
+        <w:rPr>
+          <w:rStyle w:val="Emphasis"/>
+          <w:i w:val="false"/>
+          <w:iCs w:val="false"/>
+          <w:lang w:val="lv-LV"/>
+        </w:rPr>
+        <w:t>Godot Engine</w:t>
+      </w:r>
+      <w:r>
+        <w:rPr>
+          <w:i/>
+          <w:iCs/>
+          <w:lang w:val="lv-LV"/>
+        </w:rPr>
+        <w:t xml:space="preserve">, </w:t>
+      </w:r>
+      <w:r>
+        <w:rPr>
+          <w:rStyle w:val="Emphasis"/>
+          <w:i w:val="false"/>
+          <w:iCs w:val="false"/>
+          <w:lang w:val="lv-LV"/>
+        </w:rPr>
+        <w:t>GDScript</w:t>
+      </w:r>
+      <w:r>
+        <w:rPr>
+          <w:i/>
+          <w:iCs/>
+          <w:lang w:val="lv-LV"/>
+        </w:rPr>
+        <w:t xml:space="preserve">, </w:t>
+      </w:r>
+      <w:r>
+        <w:rPr>
+          <w:rStyle w:val="Emphasis"/>
+          <w:i w:val="false"/>
+          <w:iCs w:val="false"/>
+          <w:lang w:val="lv-LV"/>
+        </w:rPr>
+        <w:t>Visual Studio Code</w:t>
+      </w:r>
+      <w:r>
+        <w:rPr>
+          <w:i/>
+          <w:iCs/>
+          <w:lang w:val="lv-LV"/>
+        </w:rPr>
+        <w:t xml:space="preserve">, </w:t>
+      </w:r>
+      <w:r>
+        <w:rPr>
+          <w:rStyle w:val="Emphasis"/>
+          <w:i w:val="false"/>
+          <w:iCs w:val="false"/>
+          <w:lang w:val="lv-LV"/>
+        </w:rPr>
+        <w:t>GitHub</w:t>
+      </w:r>
+      <w:r>
+        <w:rPr>
+          <w:lang w:val="lv-LV"/>
+        </w:rPr>
+        <w:t xml:space="preserve"> un </w:t>
+      </w:r>
+      <w:r>
+        <w:rPr>
+          <w:rStyle w:val="Emphasis"/>
+          <w:i w:val="false"/>
+          <w:iCs w:val="false"/>
+          <w:lang w:val="lv-LV"/>
+        </w:rPr>
         <w:t>Aseprite</w:t>
       </w:r>
       <w:r>
         <w:rPr>
+          <w:i/>
+          <w:iCs/>
           <w:lang w:val="lv-LV"/>
         </w:rPr>
-        <w:t xml:space="preserve"> tiek izmantots spēles vizuālo elementu izveidei. Tas ir specializēts rīks pikseļu grafikas un animāciju veidošanai, kas ir īpaši piemērots retro stila 2D spēlēm. Ar tā palīdzību iespējams izstrādāt spēles varoņu, objektu un vides elementu dizainu.</w:t>
-      </w:r>
+        <w:t xml:space="preserve"> </w:t>
+      </w:r>
+      <w:r>
+        <w:rPr>
+          <w:lang w:val="lv-LV"/>
+        </w:rPr>
+        <w:t>— tiek nodrošināta pilnvērtīga un efektīva izstrādes vide, kas ļaus izveidot kvalitatīvu 2D platformera spēli no idejas līdz gatavam produktam.</w:t>
+      </w:r>
+    </w:p>
+    <w:p>
+      <w:pPr>
+        <w:pStyle w:val="Heading2"/>
+        <w:ind w:hanging="0" w:start="0"/>
+        <w:rPr/>
+      </w:pPr>
+      <w:bookmarkStart w:id="18" w:name="__RefHeading___Toc2296_2856212045"/>
+      <w:bookmarkStart w:id="19" w:name="_Toc212298890"/>
+      <w:bookmarkEnd w:id="18"/>
+      <w:r>
+        <w:rPr/>
+        <w:t xml:space="preserve">Iespējamo </w:t>
+      </w:r>
+      <w:r>
+        <w:rPr>
+          <w:i/>
+          <w:iCs/>
+        </w:rPr>
+        <w:t xml:space="preserve">(alternatīvo) </w:t>
+      </w:r>
+      <w:r>
+        <w:rPr/>
+        <w:t>risinājuma līdzekļu un valodu apraksts</w:t>
+      </w:r>
+      <w:bookmarkEnd w:id="19"/>
     </w:p>
     <w:p>
       <w:pPr>
@@ -10902,15 +10990,7 @@
         <w:rPr>
           <w:lang w:val="lv-LV"/>
         </w:rPr>
-        <w:t xml:space="preserve">Apvienojot visus šos rīkus </w:t>
-      </w:r>
-      <w:r>
-        <w:rPr>
-          <w:i/>
-          <w:iCs/>
-          <w:lang w:val="lv-LV"/>
-        </w:rPr>
-        <w:t xml:space="preserve">— </w:t>
+        <w:t xml:space="preserve">Izstrādes procesa sākumā tika apsvērti vairāki citi spēļu dzinēji un programmēšanas risinājumi, kuri teorētiski varētu nodrošināt līdzīgu rezultātu kā </w:t>
       </w:r>
       <w:r>
         <w:rPr>
@@ -10923,110 +11003,10 @@
       </w:r>
       <w:r>
         <w:rPr>
-          <w:i/>
-          <w:iCs/>
           <w:lang w:val="lv-LV"/>
         </w:rPr>
-        <w:t xml:space="preserve">, </w:t>
-      </w:r>
-      <w:r>
-        <w:rPr>
-          <w:rStyle w:val="Emphasis"/>
-          <w:i w:val="false"/>
-          <w:iCs w:val="false"/>
-          <w:lang w:val="lv-LV"/>
-        </w:rPr>
-        <w:t>GDScript</w:t>
-      </w:r>
-      <w:r>
-        <w:rPr>
-          <w:i/>
-          <w:iCs/>
-          <w:lang w:val="lv-LV"/>
-        </w:rPr>
-        <w:t xml:space="preserve">, </w:t>
-      </w:r>
-      <w:r>
-        <w:rPr>
-          <w:rStyle w:val="Emphasis"/>
-          <w:i w:val="false"/>
-          <w:iCs w:val="false"/>
-          <w:lang w:val="lv-LV"/>
-        </w:rPr>
-        <w:t>Visual Studio Code</w:t>
-      </w:r>
-      <w:r>
-        <w:rPr>
-          <w:i/>
-          <w:iCs/>
-          <w:lang w:val="lv-LV"/>
-        </w:rPr>
-        <w:t xml:space="preserve">, </w:t>
-      </w:r>
-      <w:r>
-        <w:rPr>
-          <w:rStyle w:val="Emphasis"/>
-          <w:i w:val="false"/>
-          <w:iCs w:val="false"/>
-          <w:lang w:val="lv-LV"/>
-        </w:rPr>
-        <w:t>GitHub</w:t>
-      </w:r>
-      <w:r>
-        <w:rPr>
-          <w:lang w:val="lv-LV"/>
-        </w:rPr>
-        <w:t xml:space="preserve"> un </w:t>
-      </w:r>
-      <w:r>
-        <w:rPr>
-          <w:rStyle w:val="Emphasis"/>
-          <w:i w:val="false"/>
-          <w:iCs w:val="false"/>
-          <w:lang w:val="lv-LV"/>
-        </w:rPr>
-        <w:t>Aseprite</w:t>
-      </w:r>
-      <w:r>
-        <w:rPr>
-          <w:i/>
-          <w:iCs/>
-          <w:lang w:val="lv-LV"/>
-        </w:rPr>
-        <w:t xml:space="preserve"> </w:t>
-      </w:r>
-      <w:r>
-        <w:rPr>
-          <w:lang w:val="lv-LV"/>
-        </w:rPr>
-        <w:t>— tiek nodrošināta pilnvērtīga un efektīva izstrādes vide, kas ļaus izveidot kvalitatīvu 2D platformera spēli no idejas līdz gatavam produktam.</w:t>
-      </w:r>
-    </w:p>
-    <w:p>
-      <w:pPr>
-        <w:pStyle w:val="Heading2"/>
-        <w:ind w:hanging="0" w:start="0"/>
-        <w:rPr/>
-      </w:pPr>
-      <w:bookmarkStart w:id="18" w:name="__RefHeading___Toc2296_2856212045"/>
-      <w:bookmarkStart w:id="19" w:name="_Toc212298890"/>
-      <w:bookmarkEnd w:id="18"/>
-      <w:r>
-        <w:rPr/>
-        <w:t xml:space="preserve">Iespējamo </w:t>
-      </w:r>
-      <w:r>
-        <w:rPr>
-          <w:i/>
-          <w:iCs/>
-        </w:rPr>
-        <w:t xml:space="preserve">(alternatīvo) </w:t>
-      </w:r>
-      <w:r>
-        <w:rPr/>
-        <w:t>risinājuma līdzekļu un valodu apraksts</w:t>
-      </w:r>
-      <w:bookmarkEnd w:id="19"/>
+        <w:t>, tomēr katram no tiem bija arī savi trūkumi, kas padarīja tos mazāk piemērotus šī projekta vajadzībām.</w:t>
+      </w:r>
     </w:p>
     <w:p>
       <w:pPr>
@@ -11041,24 +11021,16 @@
       </w:pPr>
       <w:r>
         <w:rPr>
+          <w:rStyle w:val="Strong"/>
           <w:lang w:val="lv-LV"/>
         </w:rPr>
-        <w:t xml:space="preserve">Izstrādes procesa sākumā tika apsvērti vairāki citi spēļu dzinēji un programmēšanas risinājumi, kuri teorētiski varētu nodrošināt līdzīgu rezultātu kā </w:t>
-      </w:r>
-      <w:r>
-        <w:rPr>
-          <w:rStyle w:val="Emphasis"/>
-          <w:i w:val="false"/>
-          <w:iCs w:val="false"/>
+        <w:t>Unity (C#)</w:t>
+      </w:r>
+      <w:r>
+        <w:rPr>
           <w:lang w:val="lv-LV"/>
         </w:rPr>
-        <w:t>Godot Engine</w:t>
-      </w:r>
-      <w:r>
-        <w:rPr>
-          <w:lang w:val="lv-LV"/>
-        </w:rPr>
-        <w:t>, tomēr katram no tiem bija arī savi trūkumi, kas padarīja tos mazāk piemērotus šī projekta vajadzībām.</w:t>
+        <w:t xml:space="preserve"> ir viens no populārākajiem spēļu dzinējiem pasaulē, taču tā izmantošana prasa vairāk laika, jo vide ir salīdzinoši sarežģīta un resursu prasīga. Unity ir lielisks risinājums 3D spēlēm, taču 2D projektiem tas bieži vien ir pārāk apjomīgs, un daudzas funkcijas paliek neizmantotas. Turklāt bezmaksas versijā ir noteikti ierobežojumi, kas var radīt problēmas turpmākai projekta attīstībai.</w:t>
       </w:r>
     </w:p>
     <w:p>
@@ -11077,13 +11049,13 @@
           <w:rStyle w:val="Strong"/>
           <w:lang w:val="lv-LV"/>
         </w:rPr>
-        <w:t>Unity (C#)</w:t>
+        <w:t>Unreal Engine (C++)</w:t>
       </w:r>
       <w:r>
         <w:rPr>
           <w:lang w:val="lv-LV"/>
         </w:rPr>
-        <w:t xml:space="preserve"> ir viens no populārākajiem spēļu dzinējiem pasaulē, taču tā izmantošana prasa vairāk laika, jo vide ir salīdzinoši sarežģīta un resursu prasīga. Unity ir lielisks risinājums 3D spēlēm, taču 2D projektiem tas bieži vien ir pārāk apjomīgs, un daudzas funkcijas paliek neizmantotas. Turklāt bezmaksas versijā ir noteikti ierobežojumi, kas var radīt problēmas turpmākai projekta attīstībai.</w:t>
+        <w:t xml:space="preserve"> piedāvā ļoti augstu veiktspēju un grafisko kvalitāti, tomēr tas ir daudz komplicētāks rīks, kas vairāk piemērots lieliem un tehniski sarežģītiem projektiem. C++ valoda ir sarežģītāka, tās apgūšanai nepieciešams vairāk laika, un tas nebūtu efektīvi šī darba ietvaros, kur mērķis ir izstrādāt 2D platformera tipa spēli.</w:t>
       </w:r>
     </w:p>
     <w:p>
@@ -11102,13 +11074,13 @@
           <w:rStyle w:val="Strong"/>
           <w:lang w:val="lv-LV"/>
         </w:rPr>
-        <w:t>Unreal Engine (C++)</w:t>
+        <w:t>Python + Pygame</w:t>
       </w:r>
       <w:r>
         <w:rPr>
           <w:lang w:val="lv-LV"/>
         </w:rPr>
-        <w:t xml:space="preserve"> piedāvā ļoti augstu veiktspēju un grafisko kvalitāti, tomēr tas ir daudz komplicētāks rīks, kas vairāk piemērots lieliem un tehniski sarežģītiem projektiem. C++ valoda ir sarežģītāka, tās apgūšanai nepieciešams vairāk laika, un tas nebūtu efektīvi šī darba ietvaros, kur mērķis ir izstrādāt 2D platformera tipa spēli.</w:t>
+        <w:t xml:space="preserve"> ir vienkāršs un piemērots mazākiem projektiem vai mācību nolūkiem, tomēr tam ir ierobežotas grafiskās un veiktspējas iespējas. Pygame nav optimizēts lielākām spēlēm vai animācijām, un tas prasa manuālu darbu ar daudzām pamatfunkcijām, kas citos dzinējos jau ir iebūvētas.</w:t>
       </w:r>
     </w:p>
     <w:p>
@@ -11127,13 +11099,36 @@
           <w:rStyle w:val="Strong"/>
           <w:lang w:val="lv-LV"/>
         </w:rPr>
-        <w:t>Python + Pygame</w:t>
+        <w:t>JavaScript + Phaser</w:t>
       </w:r>
       <w:r>
         <w:rPr>
           <w:lang w:val="lv-LV"/>
         </w:rPr>
-        <w:t xml:space="preserve"> ir vienkāršs un piemērots mazākiem projektiem vai mācību nolūkiem, tomēr tam ir ierobežotas grafiskās un veiktspējas iespējas. Pygame nav optimizēts lielākām spēlēm vai animācijām, un tas prasa manuālu darbu ar daudzām pamatfunkcijām, kas citos dzinējos jau ir iebūvētas.</w:t>
+        <w:t xml:space="preserve"> tika apsvērts kā iespēja tīmekļa spēles izstrādei, tomēr šajā gadījumā spēle tiek paredzēta darbam uz </w:t>
+      </w:r>
+      <w:r>
+        <w:rPr>
+          <w:rStyle w:val="Emphasis"/>
+          <w:i w:val="false"/>
+          <w:iCs w:val="false"/>
+          <w:lang w:val="lv-LV"/>
+        </w:rPr>
+        <w:t>Windows</w:t>
+      </w:r>
+      <w:r>
+        <w:rPr>
+          <w:i/>
+          <w:iCs/>
+          <w:lang w:val="lv-LV"/>
+        </w:rPr>
+        <w:t xml:space="preserve"> </w:t>
+      </w:r>
+      <w:r>
+        <w:rPr>
+          <w:lang w:val="lv-LV"/>
+        </w:rPr>
+        <w:t>platformas, tāpēc šāds risinājums nebūtu piemērots. Turklāt Phaser vairāk orientēts uz vieglām, pārlūkprogrammā darbināmām spēlēm, nevis uz pilnvērtīgiem lokāliem projektiem ar plašākām iespējām.</w:t>
       </w:r>
     </w:p>
     <w:p>
@@ -11149,16 +11144,9 @@
       </w:pPr>
       <w:r>
         <w:rPr>
-          <w:rStyle w:val="Strong"/>
           <w:lang w:val="lv-LV"/>
         </w:rPr>
-        <w:t>JavaScript + Phaser</w:t>
-      </w:r>
-      <w:r>
-        <w:rPr>
-          <w:lang w:val="lv-LV"/>
-        </w:rPr>
-        <w:t xml:space="preserve"> tika apsvērts kā iespēja tīmekļa spēles izstrādei, tomēr šajā gadījumā spēle tiek paredzēta darbam uz </w:t>
+        <w:t xml:space="preserve">Apkopojot, visi minētie risinājumi ir funkcionāli un spēcīgi savās jomās, taču tie nebija optimāli izvēlētajam mērķim — 2D platformera izveidei uz </w:t>
       </w:r>
       <w:r>
         <w:rPr>
@@ -11171,35 +11159,9 @@
       </w:r>
       <w:r>
         <w:rPr>
-          <w:i/>
-          <w:iCs/>
           <w:lang w:val="lv-LV"/>
         </w:rPr>
-        <w:t xml:space="preserve"> </w:t>
-      </w:r>
-      <w:r>
-        <w:rPr>
-          <w:lang w:val="lv-LV"/>
-        </w:rPr>
-        <w:t>platformas, tāpēc šāds risinājums nebūtu piemērots. Turklāt Phaser vairāk orientēts uz vieglām, pārlūkprogrammā darbināmām spēlēm, nevis uz pilnvērtīgiem lokāliem projektiem ar plašākām iespējām.</w:t>
-      </w:r>
-    </w:p>
-    <w:p>
-      <w:pPr>
-        <w:pStyle w:val="NormalWeb"/>
-        <w:spacing w:lineRule="auto" w:line="360" w:beforeAutospacing="0" w:before="0" w:afterAutospacing="0" w:after="0"/>
-        <w:ind w:firstLine="851" w:start="0" w:end="0"/>
-        <w:contextualSpacing/>
-        <w:jc w:val="both"/>
-        <w:rPr>
-          <w:lang w:val="lv-LV"/>
-        </w:rPr>
-      </w:pPr>
-      <w:r>
-        <w:rPr>
-          <w:lang w:val="lv-LV"/>
-        </w:rPr>
-        <w:t xml:space="preserve">Apkopojot, visi minētie risinājumi ir funkcionāli un spēcīgi savās jomās, taču tie nebija optimāli izvēlētajam mērķim — 2D platformera izveidei uz </w:t>
+        <w:t xml:space="preserve"> vides, kur galvenais uzsvars ir uz izstrādes vienkāršību, ātru testēšanu un radošu pieeju, ko vislabāk nodrošina </w:t>
       </w:r>
       <w:r>
         <w:rPr>
@@ -11208,27 +11170,12 @@
           <w:iCs w:val="false"/>
           <w:lang w:val="lv-LV"/>
         </w:rPr>
-        <w:t>Windows</w:t>
+        <w:t>Godot Engine</w:t>
       </w:r>
       <w:r>
         <w:rPr>
           <w:lang w:val="lv-LV"/>
         </w:rPr>
-        <w:t xml:space="preserve"> vides, kur galvenais uzsvars ir uz izstrādes vienkāršību, ātru testēšanu un radošu pieeju, ko vislabāk nodrošina </w:t>
-      </w:r>
-      <w:r>
-        <w:rPr>
-          <w:rStyle w:val="Emphasis"/>
-          <w:i w:val="false"/>
-          <w:iCs w:val="false"/>
-          <w:lang w:val="lv-LV"/>
-        </w:rPr>
-        <w:t>Godot Engine</w:t>
-      </w:r>
-      <w:r>
-        <w:rPr>
-          <w:lang w:val="lv-LV"/>
-        </w:rPr>
         <w:t>.</w:t>
       </w:r>
       <w:r>
@@ -11238,6 +11185,9 @@
     <w:p>
       <w:pPr>
         <w:pStyle w:val="Heading1"/>
+        <w:tabs>
+          <w:tab w:val="clear" w:pos="708"/>
+        </w:tabs>
         <w:spacing w:before="0" w:after="240"/>
         <w:ind w:hanging="431" w:start="431" w:end="11"/>
         <w:rPr/>
@@ -11322,7 +11272,7 @@
           <w:sz w:val="24"/>
           <w:szCs w:val="24"/>
         </w:rPr>
-        <w:t>Šajā apakšnodaļā tiek aprakstīts spēles “Light Seeker” sistēmas struktūras modelis. Tās mērķis ir parādīt, no kādām galvenajām daļām sastāv izstrādātā sistēma un kā šīs daļas ir savstarpēji saistītas. Sistēmas struktūras modelis palīdz labāk saprast spēles uzbūvi, tās galvenos komponentus un to savstarpējo sadarbību.</w:t>
+        <w:t>Šajā apakšnodaļā tiek aprakstīts spēles “Gaismas Meklētājs” sistēmas struktūras modelis. Tās mērķis ir parādīt, no kādām galvenajām daļām sastāv izstrādātā sistēma un kā šīs daļas ir savstarpēji saistītas. Sistēmas struktūras modelis palīdz labāk saprast spēles uzbūvi, tās galvenos komponentus un to savstarpējo sadarbību.</w:t>
       </w:r>
     </w:p>
     <w:p>
@@ -11375,7 +11325,7 @@
           <w:sz w:val="24"/>
           <w:szCs w:val="24"/>
         </w:rPr>
-        <w:t>Šajā apakšnodaļā ir attēlota spēles “Light Seeker” komponenšu diagramma (Skat. 1. attēlu). Šī diagramma tika izvēlēta tāpēc, ka tā vislabāk parāda sistēmas galvenās sastāvdaļas, to savstarpējo saistību un izmantotās saskarnes. Tā kā spēle ir lokāla 2D platformera spēle, kas darbojas vienā datorā, izvietojuma diagramma šajā gadījumā nebūtu tik informatīva. Komponenšu diagramma ļauj pārskatāmi parādīt sistēmas uzbūvi un galveno komponentu sadarbību.</w:t>
+        <w:t>Šajā apakšnodaļā ir attēlota spēles “Gaismas Meklētājs” komponenšu diagramma (Skat. 1. attēlu). Šī diagramma tika izvēlēta tāpēc, ka tā vislabāk parāda sistēmas galvenās sastāvdaļas, to savstarpējo saistību un izmantotās saskarnes. Tā kā spēle ir lokāla 2D platformera spēle, kas darbojas vienā datorā, izvietojuma diagramma šajā gadījumā nebūtu tik informatīva. Komponenšu diagramma ļauj pārskatāmi parādīt sistēmas uzbūvi un galveno komponentu sadarbību.</w:t>
       </w:r>
     </w:p>
     <w:p>
@@ -11434,7 +11384,7 @@
       </w:pPr>
       <w:r>
         <w:drawing>
-          <wp:anchor distT="0" distB="0" distL="0" distR="0" simplePos="0" relativeHeight="3" behindDoc="0" locked="0" layoutInCell="0" allowOverlap="1">
+          <wp:anchor distT="0" distB="0" distL="0" distR="0" simplePos="0" relativeHeight="25" behindDoc="0" locked="0" layoutInCell="0" allowOverlap="1">
             <wp:simplePos x="0" y="0"/>
             <wp:positionH relativeFrom="column">
               <wp:align>center</wp:align>
@@ -11442,7 +11392,7 @@
             <wp:positionV relativeFrom="paragraph">
               <wp:posOffset>635</wp:posOffset>
             </wp:positionV>
-            <wp:extent cx="5939790" cy="2904490"/>
+            <wp:extent cx="5939790" cy="2907030"/>
             <wp:effectExtent l="0" t="0" r="0" b="0"/>
             <wp:wrapSquare wrapText="largest"/>
             <wp:docPr id="2" name="Image1"/>
@@ -11467,7 +11417,7 @@
                   <pic:spPr bwMode="auto">
                     <a:xfrm>
                       <a:off x="0" y="0"/>
-                      <a:ext cx="5939790" cy="2904490"/>
+                      <a:ext cx="5939790" cy="2907030"/>
                     </a:xfrm>
                     <a:prstGeom prst="rect">
                       <a:avLst/>
@@ -11525,7 +11475,7 @@
           <w:sz w:val="24"/>
           <w:szCs w:val="24"/>
         </w:rPr>
-        <w:t xml:space="preserve">Šajā apakšnodaļā ir attēlota spēles “Light Seeker” klašu diagramma (Skat. 2. attēlu). Tā tika izvēlēta tāpēc, ka šī diagramma vislabāk parāda sistēmas galvenās programmatūras klases, to atribūtus, metodes un savstarpējās saites. Šajā projektā svarīgāk ir parādīt spēles loģikas objektus un to sadarbību, jo spēle izmanto lokālu datu saglabāšanu failos </w:t>
+        <w:t xml:space="preserve">Šajā apakšnodaļā ir attēlota spēles “Gaismas Meklētājs” klašu diagramma (Skat. 2. attēlu). Tā tika izvēlēta tāpēc, ka šī diagramma vislabāk parāda sistēmas galvenās programmatūras klases, to atribūtus, metodes un savstarpējās saites. Šajā projektā svarīgāk ir parādīt spēles loģikas objektus un to sadarbību, jo spēle izmanto lokālu datu saglabāšanu failos </w:t>
       </w:r>
       <w:r>
         <w:rPr>
@@ -11606,7 +11556,7 @@
       </w:pPr>
       <w:r>
         <w:drawing>
-          <wp:anchor distT="0" distB="0" distL="0" distR="0" simplePos="0" relativeHeight="4" behindDoc="0" locked="0" layoutInCell="0" allowOverlap="1">
+          <wp:anchor distT="0" distB="0" distL="0" distR="0" simplePos="0" relativeHeight="3" behindDoc="0" locked="0" layoutInCell="0" allowOverlap="1">
             <wp:simplePos x="0" y="0"/>
             <wp:positionH relativeFrom="column">
               <wp:align>center</wp:align>
@@ -11695,7 +11645,7 @@
           <w:sz w:val="24"/>
           <w:szCs w:val="24"/>
         </w:rPr>
-        <w:t>Šajā apakšnodaļā ir aprakstīts spēles “Light Seeker” funkcionālais un dinamiskais sistēmas modelis. Tā mērķis ir parādīt, kā lietotājs mijiedarbojas ar sistēmu, kādas galvenās darbības tajā ir iespējamas un kā tās tiek izpildītas spēles darbības laikā. Šis modelis palīdz labāk saprast sistēmas uzvedību, lietotāja iespējas un darbību secību dažādās situācijās.</w:t>
+        <w:t>Šajā apakšnodaļā ir aprakstīts spēles “Gaismas Meklētājs” funkcionālais un dinamiskais sistēmas modelis. Tā mērķis ir parādīt, kā lietotājs mijiedarbojas ar sistēmu, kādas galvenās darbības tajā ir iespējamas un kā tās tiek izpildītas spēles darbības laikā. Šis modelis palīdz labāk saprast sistēmas uzvedību, lietotāja iespējas un darbību secību dažādās situācijās.</w:t>
       </w:r>
     </w:p>
     <w:p>
@@ -11759,7 +11709,7 @@
           <w:sz w:val="24"/>
           <w:szCs w:val="24"/>
         </w:rPr>
-        <w:t>Šajā apakšnodaļā ir attēlota spēles “Light Seeker” lietojumgadījumu diagramma (Skat. 3. attēlu). Tā parāda galvenās darbības, kuras lietotājs var veikt sistēmā, kā arī to saistību ar spēles funkcionalitāti. Lietojumgadījumu diagramma palīdz pārskatāmi saprast sistēmu no lietotāja skatpunkta un parāda, kā lietotājs mijiedarbojas ar spēles galvenajām sadaļām.</w:t>
+        <w:t>Šajā apakšnodaļā ir attēlota spēles “Gaismas Meklētājs” lietojumgadījumu diagramma (Skat. 3. attēlu). Tā parāda galvenās darbības, kuras lietotājs var veikt sistēmā, kā arī to saistību ar spēles funkcionalitāti. Lietojumgadījumu diagramma palīdz pārskatāmi saprast sistēmu no lietotāja skatpunkta un parāda, kā lietotājs mijiedarbojas ar spēles galvenajām sadaļām.</w:t>
       </w:r>
     </w:p>
     <w:p>
@@ -11800,7 +11750,7 @@
       </w:pPr>
       <w:r>
         <w:drawing>
-          <wp:anchor distT="0" distB="0" distL="0" distR="0" simplePos="0" relativeHeight="19" behindDoc="0" locked="0" layoutInCell="0" allowOverlap="1">
+          <wp:anchor distT="0" distB="0" distL="0" distR="0" simplePos="0" relativeHeight="26" behindDoc="0" locked="0" layoutInCell="0" allowOverlap="1">
             <wp:simplePos x="0" y="0"/>
             <wp:positionH relativeFrom="column">
               <wp:align>center</wp:align>
@@ -11900,7 +11850,7 @@
           <w:sz w:val="24"/>
           <w:szCs w:val="24"/>
         </w:rPr>
-        <w:t xml:space="preserve">Šajā apakšnodaļā ir attēlotas spēles “Light Seeker” aktivitāšu diagrammas </w:t>
+        <w:t xml:space="preserve">Šajā apakšnodaļā ir attēlotas spēles “Gaismas Meklētājs” aktivitāšu diagrammas </w:t>
       </w:r>
       <w:r>
         <w:rPr>
@@ -11976,7 +11926,7 @@
       </w:pPr>
       <w:r>
         <w:drawing>
-          <wp:anchor distT="0" distB="0" distL="0" distR="0" simplePos="0" relativeHeight="6" behindDoc="0" locked="0" layoutInCell="0" allowOverlap="1">
+          <wp:anchor distT="0" distB="0" distL="0" distR="0" simplePos="0" relativeHeight="5" behindDoc="0" locked="0" layoutInCell="0" allowOverlap="1">
             <wp:simplePos x="0" y="0"/>
             <wp:positionH relativeFrom="column">
               <wp:align>center</wp:align>
@@ -12086,7 +12036,7 @@
       </w:pPr>
       <w:r>
         <w:drawing>
-          <wp:anchor distT="0" distB="0" distL="0" distR="0" simplePos="0" relativeHeight="20" behindDoc="0" locked="0" layoutInCell="0" allowOverlap="1">
+          <wp:anchor distT="0" distB="0" distL="0" distR="0" simplePos="0" relativeHeight="14" behindDoc="0" locked="0" layoutInCell="0" allowOverlap="1">
             <wp:simplePos x="0" y="0"/>
             <wp:positionH relativeFrom="column">
               <wp:align>center</wp:align>
@@ -12187,7 +12137,7 @@
           <w:sz w:val="24"/>
           <w:szCs w:val="24"/>
         </w:rPr>
-        <w:t>Šajā apakšnodaļā ir attēlotas spēles “Light Seeker” stāvokļu diagrammas (Skat. 6. un 7. attēlu). Tās parāda, kā sistēma un atsevišķi tās objekti maina savus stāvokļus atkarībā no lietotāja darbībām un notikumiem spēles laikā. Šādas diagrammas palīdz pārskatāmi saprast spēles dinamisko uzvedību, pārejas starp galvenajām ainām un galvenā varoņa stāvokļu maiņu līmeņa laikā.</w:t>
+        <w:t>Šajā apakšnodaļā ir attēlotas spēles “Gaismas Meklētājs” stāvokļu diagrammas (Skat. 6. un 7. attēlu). Tās parāda, kā sistēma un atsevišķi tās objekti maina savus stāvokļus atkarībā no lietotāja darbībām un notikumiem spēles laikā. Šādas diagrammas palīdz pārskatāmi saprast spēles dinamisko uzvedību, pārejas starp galvenajām ainām un galvenā varoņa stāvokļu maiņu līmeņa laikā.</w:t>
       </w:r>
     </w:p>
     <w:p>
@@ -12251,7 +12201,7 @@
       </w:pPr>
       <w:r>
         <w:drawing>
-          <wp:anchor distT="0" distB="0" distL="0" distR="0" simplePos="0" relativeHeight="5" behindDoc="0" locked="0" layoutInCell="0" allowOverlap="1">
+          <wp:anchor distT="0" distB="0" distL="0" distR="0" simplePos="0" relativeHeight="4" behindDoc="0" locked="0" layoutInCell="0" allowOverlap="1">
             <wp:simplePos x="0" y="0"/>
             <wp:positionH relativeFrom="column">
               <wp:align>center</wp:align>
@@ -12361,7 +12311,7 @@
       </w:pPr>
       <w:r>
         <w:drawing>
-          <wp:anchor distT="0" distB="0" distL="0" distR="0" simplePos="0" relativeHeight="21" behindDoc="0" locked="0" layoutInCell="0" allowOverlap="1">
+          <wp:anchor distT="0" distB="0" distL="0" distR="0" simplePos="0" relativeHeight="15" behindDoc="0" locked="0" layoutInCell="0" allowOverlap="1">
             <wp:simplePos x="0" y="0"/>
             <wp:positionH relativeFrom="column">
               <wp:align>center</wp:align>
@@ -12450,7 +12400,7 @@
           <w:sz w:val="24"/>
           <w:szCs w:val="24"/>
         </w:rPr>
-        <w:t>Šajā apakšnodaļā tiek aprakstītas spēlē “Light Seeker” izmantotās datu struktūras un datu tipi, kas nodrošina spēles progresa, iestatījumu, personāžu un ainu pārvaldību. Tā kā spēle ir lokāls viena lietotāja projekts un neizmanto relāciju datubāzi, datu glabāšana un apstrāde tiek organizēta ar iekšējām programmēšanas struktūrām, resursiem un lokāliem saglabāšanas failiem. Šāda pieeja ir piemērota konkrētajam projektam, jo tā nodrošina vienkāršu datu pārvaldību, pietiekamu veiktspēju un ērtu sistēmas paplašināšanu nākotnē.</w:t>
+        <w:t>Šajā apakšnodaļā tiek aprakstītas spēlē “Gaismas Meklētājs” izmantotās datu struktūras un datu tipi, kas nodrošina spēles progresa, iestatījumu, personāžu un ainu pārvaldību. Tā kā spēle ir lokāls viena lietotāja projekts un neizmanto relāciju datubāzi, datu glabāšana un apstrāde tiek organizēta ar iekšējām programmēšanas struktūrām, resursiem un lokāliem saglabāšanas failiem. Šāda pieeja ir piemērota konkrētajam projektam, jo tā nodrošina vienkāršu datu pārvaldību, pietiekamu veiktspēju un ērtu sistēmas paplašināšanu nākotnē.</w:t>
       </w:r>
     </w:p>
     <w:p>
@@ -12699,7 +12649,7 @@
           <w:sz w:val="24"/>
           <w:szCs w:val="24"/>
         </w:rPr>
-        <w:t xml:space="preserve"> datu tips. Tas tiek izmantots divdimensiju koordinātu, pozīciju, pārvietošanās virzienu, ātruma un nobīžu glabāšanai. Tā kā “Light Seeker” ir 2D spēle, </w:t>
+        <w:t xml:space="preserve"> datu tips. Tas tiek izmantots divdimensiju koordinātu, pozīciju, pārvietošanās virzienu, ātruma un nobīžu glabāšanai. Tā kā “Gaismas Meklētājs” ir 2D spēle, </w:t>
       </w:r>
       <w:r>
         <w:rPr>
@@ -12732,7 +12682,7 @@
           <w:sz w:val="24"/>
           <w:szCs w:val="24"/>
         </w:rPr>
-        <w:t xml:space="preserve">Kopumā spēles “Light Seeker” datu struktūras ir veidotas tā, lai nodrošinātu vienkāršu, saprotamu un paplašināmu datu organizāciju. </w:t>
+        <w:t xml:space="preserve">Kopumā spēles “Gaismas Meklētājs” datu struktūras ir veidotas tā, lai nodrošinātu vienkāršu, saprotamu un paplašināmu datu organizāciju. </w:t>
       </w:r>
       <w:r>
         <w:rPr>
@@ -12853,6 +12803,9 @@
     <w:p>
       <w:pPr>
         <w:pStyle w:val="Heading1"/>
+        <w:tabs>
+          <w:tab w:val="clear" w:pos="708"/>
+        </w:tabs>
         <w:spacing w:before="0" w:after="240"/>
         <w:ind w:hanging="431" w:start="431" w:end="11"/>
         <w:rPr/>
@@ -12882,7 +12835,7 @@
           <w:sz w:val="24"/>
           <w:szCs w:val="24"/>
         </w:rPr>
-        <w:t>Šajā nodaļā ir aprakstīts, kā lietotājs var izmantot spēli “Light Seeker”. Ceļvedis paredzēts, lai spēlētājs saprastu spēles galvenās sadaļas, vadību, iestatījumus, līmeņu izvēli, veikala un skapja izmantošanu, kā arī rezultātu saglabāšanas principu. Spēle ir veidota tā, lai lietotājs varētu to izmantot bez īpašas apmācības, tomēr šis apraksts palīdz pārskatāmi iepazīties ar visām galvenajām iespējām.</w:t>
+        <w:t>Šajā nodaļā ir aprakstīts, kā lietotājs var izmantot spēli “Gaismas Meklētājs”. Ceļvedis paredzēts, lai spēlētājs saprastu spēles galvenās sadaļas, vadību, iestatījumus, līmeņu izvēli, veikala un skapja izmantošanu, kā arī rezultātu saglabāšanas principu. Spēle ir veidota tā, lai lietotājs varētu to izmantot bez īpašas apmācības, tomēr šis apraksts palīdz pārskatāmi iepazīties ar visām galvenajām iespējām.</w:t>
       </w:r>
     </w:p>
     <w:p>
@@ -12996,7 +12949,7 @@
       </w:pPr>
       <w:r>
         <w:drawing>
-          <wp:anchor distT="0" distB="0" distL="0" distR="0" simplePos="0" relativeHeight="7" behindDoc="0" locked="0" layoutInCell="0" allowOverlap="1">
+          <wp:anchor distT="0" distB="0" distL="0" distR="0" simplePos="0" relativeHeight="31" behindDoc="0" locked="0" layoutInCell="0" allowOverlap="1">
             <wp:simplePos x="0" y="0"/>
             <wp:positionH relativeFrom="column">
               <wp:align>center</wp:align>
@@ -13199,7 +13152,7 @@
       </w:pPr>
       <w:r>
         <w:drawing>
-          <wp:anchor distT="0" distB="0" distL="0" distR="0" simplePos="0" relativeHeight="8" behindDoc="0" locked="0" layoutInCell="0" allowOverlap="1">
+          <wp:anchor distT="0" distB="0" distL="0" distR="0" simplePos="0" relativeHeight="6" behindDoc="0" locked="0" layoutInCell="0" allowOverlap="1">
             <wp:simplePos x="0" y="0"/>
             <wp:positionH relativeFrom="column">
               <wp:align>center</wp:align>
@@ -13409,7 +13362,7 @@
       </w:pPr>
       <w:r>
         <w:drawing>
-          <wp:anchor distT="0" distB="0" distL="0" distR="0" simplePos="0" relativeHeight="9" behindDoc="0" locked="0" layoutInCell="0" allowOverlap="1">
+          <wp:anchor distT="0" distB="0" distL="0" distR="0" simplePos="0" relativeHeight="7" behindDoc="0" locked="0" layoutInCell="0" allowOverlap="1">
             <wp:simplePos x="0" y="0"/>
             <wp:positionH relativeFrom="column">
               <wp:align>center</wp:align>
@@ -13585,7 +13538,7 @@
       </w:pPr>
       <w:r>
         <w:drawing>
-          <wp:anchor distT="0" distB="0" distL="0" distR="0" simplePos="0" relativeHeight="10" behindDoc="0" locked="0" layoutInCell="0" allowOverlap="1">
+          <wp:anchor distT="0" distB="0" distL="0" distR="0" simplePos="0" relativeHeight="8" behindDoc="0" locked="0" layoutInCell="0" allowOverlap="1">
             <wp:simplePos x="0" y="0"/>
             <wp:positionH relativeFrom="column">
               <wp:align>center</wp:align>
@@ -13788,7 +13741,7 @@
       </w:pPr>
       <w:r>
         <w:drawing>
-          <wp:anchor distT="0" distB="0" distL="0" distR="0" simplePos="0" relativeHeight="11" behindDoc="0" locked="0" layoutInCell="0" allowOverlap="1">
+          <wp:anchor distT="0" distB="0" distL="0" distR="0" simplePos="0" relativeHeight="27" behindDoc="0" locked="0" layoutInCell="0" allowOverlap="1">
             <wp:simplePos x="0" y="0"/>
             <wp:positionH relativeFrom="column">
               <wp:align>center</wp:align>
@@ -13796,7 +13749,7 @@
             <wp:positionV relativeFrom="paragraph">
               <wp:posOffset>635</wp:posOffset>
             </wp:positionV>
-            <wp:extent cx="5939790" cy="3316605"/>
+            <wp:extent cx="5939790" cy="3378200"/>
             <wp:effectExtent l="0" t="0" r="0" b="0"/>
             <wp:wrapSquare wrapText="largest"/>
             <wp:docPr id="13" name="Image12"/>
@@ -13821,7 +13774,7 @@
                   <pic:spPr bwMode="auto">
                     <a:xfrm>
                       <a:off x="0" y="0"/>
-                      <a:ext cx="5939790" cy="3316605"/>
+                      <a:ext cx="5939790" cy="3378200"/>
                     </a:xfrm>
                     <a:prstGeom prst="rect">
                       <a:avLst/>
@@ -13991,7 +13944,7 @@
       </w:pPr>
       <w:r>
         <w:drawing>
-          <wp:anchor distT="0" distB="0" distL="0" distR="0" simplePos="0" relativeHeight="12" behindDoc="0" locked="0" layoutInCell="0" allowOverlap="1">
+          <wp:anchor distT="0" distB="0" distL="0" distR="0" simplePos="0" relativeHeight="9" behindDoc="0" locked="0" layoutInCell="0" allowOverlap="1">
             <wp:simplePos x="0" y="0"/>
             <wp:positionH relativeFrom="column">
               <wp:align>center</wp:align>
@@ -14177,7 +14130,7 @@
       </w:pPr>
       <w:r>
         <w:drawing>
-          <wp:anchor distT="0" distB="0" distL="0" distR="0" simplePos="0" relativeHeight="18" behindDoc="0" locked="0" layoutInCell="0" allowOverlap="1">
+          <wp:anchor distT="0" distB="0" distL="0" distR="0" simplePos="0" relativeHeight="28" behindDoc="0" locked="0" layoutInCell="0" allowOverlap="1">
             <wp:simplePos x="0" y="0"/>
             <wp:positionH relativeFrom="column">
               <wp:align>center</wp:align>
@@ -14185,7 +14138,7 @@
             <wp:positionV relativeFrom="paragraph">
               <wp:posOffset>635</wp:posOffset>
             </wp:positionV>
-            <wp:extent cx="5939790" cy="3383280"/>
+            <wp:extent cx="5939790" cy="3378200"/>
             <wp:effectExtent l="0" t="0" r="0" b="0"/>
             <wp:wrapSquare wrapText="largest"/>
             <wp:docPr id="15" name="Image19"/>
@@ -14210,7 +14163,7 @@
                   <pic:spPr bwMode="auto">
                     <a:xfrm>
                       <a:off x="0" y="0"/>
-                      <a:ext cx="5939790" cy="3383280"/>
+                      <a:ext cx="5939790" cy="3378200"/>
                     </a:xfrm>
                     <a:prstGeom prst="rect">
                       <a:avLst/>
@@ -14307,23 +14260,7 @@
           <w:bCs w:val="false"/>
           <w:sz w:val="24"/>
         </w:rPr>
-        <w:t xml:space="preserve">Pēc noslēguma pārejas uz ekrāna tiek parādīti spēles titri </w:t>
-      </w:r>
-      <w:r>
-        <w:rPr>
-          <w:b w:val="false"/>
-          <w:bCs w:val="false"/>
-          <w:sz w:val="24"/>
-        </w:rPr>
-        <w:t>(Skat. 15. attēlu)</w:t>
-      </w:r>
-      <w:r>
-        <w:rPr>
-          <w:b w:val="false"/>
-          <w:bCs w:val="false"/>
-          <w:sz w:val="24"/>
-        </w:rPr>
-        <w:t>. Tajos ir norādīts projekta autors un izmantoto resursu autori. Kad titri ir beigušies, tiek parādīts finālā līmeņa rezultātu logs.</w:t>
+        <w:t>Pēc noslēguma pārejas uz ekrāna tiek parādīti spēles titri (Skat. 15. attēlu). Tajos ir norādīts projekta autors un izmantoto resursu autori. Kad titri ir beigušies, tiek parādīts finālā līmeņa rezultātu logs.</w:t>
       </w:r>
     </w:p>
     <w:p>
@@ -14345,7 +14282,7 @@
       </w:pPr>
       <w:r>
         <w:drawing>
-          <wp:anchor distT="0" distB="0" distL="0" distR="0" simplePos="0" relativeHeight="22" behindDoc="0" locked="0" layoutInCell="0" allowOverlap="1">
+          <wp:anchor distT="0" distB="0" distL="0" distR="0" simplePos="0" relativeHeight="29" behindDoc="0" locked="0" layoutInCell="0" allowOverlap="1">
             <wp:simplePos x="0" y="0"/>
             <wp:positionH relativeFrom="column">
               <wp:align>center</wp:align>
@@ -14353,7 +14290,7 @@
             <wp:positionV relativeFrom="paragraph">
               <wp:posOffset>635</wp:posOffset>
             </wp:positionV>
-            <wp:extent cx="5939790" cy="3262630"/>
+            <wp:extent cx="5939790" cy="3378200"/>
             <wp:effectExtent l="0" t="0" r="0" b="0"/>
             <wp:wrapSquare wrapText="largest"/>
             <wp:docPr id="16" name="Image20"/>
@@ -14378,7 +14315,7 @@
                   <pic:spPr bwMode="auto">
                     <a:xfrm>
                       <a:off x="0" y="0"/>
-                      <a:ext cx="5939790" cy="3262630"/>
+                      <a:ext cx="5939790" cy="3378200"/>
                     </a:xfrm>
                     <a:prstGeom prst="rect">
                       <a:avLst/>
@@ -14398,34 +14335,7 @@
           <w:sz w:val="20"/>
           <w:szCs w:val="20"/>
         </w:rPr>
-        <w:t>1</w:t>
-      </w:r>
-      <w:r>
-        <w:rPr>
-          <w:b/>
-          <w:bCs/>
-          <w:sz w:val="20"/>
-          <w:szCs w:val="20"/>
-        </w:rPr>
-        <w:t>5</w:t>
-      </w:r>
-      <w:r>
-        <w:rPr>
-          <w:b/>
-          <w:bCs/>
-          <w:sz w:val="20"/>
-          <w:szCs w:val="20"/>
-        </w:rPr>
-        <w:t xml:space="preserve">. attēls. </w:t>
-      </w:r>
-      <w:r>
-        <w:rPr>
-          <w:b/>
-          <w:bCs/>
-          <w:sz w:val="20"/>
-          <w:szCs w:val="20"/>
-        </w:rPr>
-        <w:t>Titri</w:t>
+        <w:t>15. attēls. Titri</w:t>
       </w:r>
     </w:p>
     <w:p>
@@ -14490,29 +14400,7 @@
           <w:sz w:val="24"/>
           <w:szCs w:val="24"/>
         </w:rPr>
-        <w:t>(Skat. 1</w:t>
-      </w:r>
-      <w:r>
-        <w:rPr>
-          <w:b w:val="false"/>
-          <w:bCs w:val="false"/>
-          <w:i w:val="false"/>
-          <w:iCs w:val="false"/>
-          <w:sz w:val="24"/>
-          <w:szCs w:val="24"/>
-        </w:rPr>
-        <w:t>6</w:t>
-      </w:r>
-      <w:r>
-        <w:rPr>
-          <w:b w:val="false"/>
-          <w:bCs w:val="false"/>
-          <w:i w:val="false"/>
-          <w:iCs w:val="false"/>
-          <w:sz w:val="24"/>
-          <w:szCs w:val="24"/>
-        </w:rPr>
-        <w:t>. attēlu.)</w:t>
+        <w:t>(Skat. 16. attēlu.)</w:t>
       </w:r>
       <w:r>
         <w:rPr>
@@ -14570,7 +14458,7 @@
       </w:pPr>
       <w:r>
         <w:drawing>
-          <wp:anchor distT="0" distB="0" distL="0" distR="0" simplePos="0" relativeHeight="13" behindDoc="0" locked="0" layoutInCell="0" allowOverlap="1">
+          <wp:anchor distT="0" distB="0" distL="0" distR="0" simplePos="0" relativeHeight="10" behindDoc="0" locked="0" layoutInCell="0" allowOverlap="1">
             <wp:simplePos x="0" y="0"/>
             <wp:positionH relativeFrom="column">
               <wp:posOffset>0</wp:posOffset>
@@ -14623,25 +14511,7 @@
           <w:sz w:val="20"/>
           <w:szCs w:val="20"/>
         </w:rPr>
-        <w:t>1</w:t>
-      </w:r>
-      <w:r>
-        <w:rPr>
-          <w:b/>
-          <w:bCs/>
-          <w:sz w:val="20"/>
-          <w:szCs w:val="20"/>
-        </w:rPr>
-        <w:t>6</w:t>
-      </w:r>
-      <w:r>
-        <w:rPr>
-          <w:b/>
-          <w:bCs/>
-          <w:sz w:val="20"/>
-          <w:szCs w:val="20"/>
-        </w:rPr>
-        <w:t>. attēls. Pauzes izvēlne</w:t>
+        <w:t>16. attēls. Pauzes izvēlne</w:t>
       </w:r>
     </w:p>
     <w:p>
@@ -14733,29 +14603,7 @@
           <w:sz w:val="24"/>
           <w:szCs w:val="24"/>
         </w:rPr>
-        <w:t>(Skat. 1</w:t>
-      </w:r>
-      <w:r>
-        <w:rPr>
-          <w:b w:val="false"/>
-          <w:bCs w:val="false"/>
-          <w:i w:val="false"/>
-          <w:iCs w:val="false"/>
-          <w:sz w:val="24"/>
-          <w:szCs w:val="24"/>
-        </w:rPr>
-        <w:t>7</w:t>
-      </w:r>
-      <w:r>
-        <w:rPr>
-          <w:b w:val="false"/>
-          <w:bCs w:val="false"/>
-          <w:i w:val="false"/>
-          <w:iCs w:val="false"/>
-          <w:sz w:val="24"/>
-          <w:szCs w:val="24"/>
-        </w:rPr>
-        <w:t xml:space="preserve">. attēlu.) </w:t>
+        <w:t xml:space="preserve">(Skat. 17. attēlu.) </w:t>
       </w:r>
       <w:r>
         <w:rPr>
@@ -14813,7 +14661,7 @@
       </w:pPr>
       <w:r>
         <w:drawing>
-          <wp:anchor distT="0" distB="0" distL="0" distR="0" simplePos="0" relativeHeight="14" behindDoc="0" locked="0" layoutInCell="0" allowOverlap="1">
+          <wp:anchor distT="0" distB="0" distL="0" distR="0" simplePos="0" relativeHeight="11" behindDoc="0" locked="0" layoutInCell="0" allowOverlap="1">
             <wp:simplePos x="0" y="0"/>
             <wp:positionH relativeFrom="column">
               <wp:align>center</wp:align>
@@ -14866,25 +14714,7 @@
           <w:sz w:val="20"/>
           <w:szCs w:val="20"/>
         </w:rPr>
-        <w:t>1</w:t>
-      </w:r>
-      <w:r>
-        <w:rPr>
-          <w:b/>
-          <w:bCs/>
-          <w:sz w:val="20"/>
-          <w:szCs w:val="20"/>
-        </w:rPr>
-        <w:t>7</w:t>
-      </w:r>
-      <w:r>
-        <w:rPr>
-          <w:b/>
-          <w:bCs/>
-          <w:sz w:val="20"/>
-          <w:szCs w:val="20"/>
-        </w:rPr>
-        <w:t>. attēls. Iestatījumu logs</w:t>
+        <w:t>17. attēls. Iestatījumu logs</w:t>
       </w:r>
     </w:p>
     <w:p>
@@ -14976,29 +14806,7 @@
           <w:sz w:val="24"/>
           <w:szCs w:val="24"/>
         </w:rPr>
-        <w:t>(Skat. 1</w:t>
-      </w:r>
-      <w:r>
-        <w:rPr>
-          <w:b w:val="false"/>
-          <w:bCs w:val="false"/>
-          <w:i w:val="false"/>
-          <w:iCs w:val="false"/>
-          <w:sz w:val="24"/>
-          <w:szCs w:val="24"/>
-        </w:rPr>
-        <w:t>8</w:t>
-      </w:r>
-      <w:r>
-        <w:rPr>
-          <w:b w:val="false"/>
-          <w:bCs w:val="false"/>
-          <w:i w:val="false"/>
-          <w:iCs w:val="false"/>
-          <w:sz w:val="24"/>
-          <w:szCs w:val="24"/>
-        </w:rPr>
-        <w:t>. attēlu.)</w:t>
+        <w:t>(Skat. 18. attēlu.)</w:t>
       </w:r>
       <w:r>
         <w:rPr>
@@ -15056,7 +14864,7 @@
       </w:pPr>
       <w:r>
         <w:drawing>
-          <wp:anchor distT="0" distB="0" distL="0" distR="0" simplePos="0" relativeHeight="15" behindDoc="0" locked="0" layoutInCell="0" allowOverlap="1">
+          <wp:anchor distT="0" distB="0" distL="0" distR="0" simplePos="0" relativeHeight="30" behindDoc="0" locked="0" layoutInCell="0" allowOverlap="1">
             <wp:simplePos x="0" y="0"/>
             <wp:positionH relativeFrom="column">
               <wp:align>center</wp:align>
@@ -15109,25 +14917,7 @@
           <w:sz w:val="20"/>
           <w:szCs w:val="20"/>
         </w:rPr>
-        <w:t>1</w:t>
-      </w:r>
-      <w:r>
-        <w:rPr>
-          <w:b/>
-          <w:bCs/>
-          <w:sz w:val="20"/>
-          <w:szCs w:val="20"/>
-        </w:rPr>
-        <w:t>8</w:t>
-      </w:r>
-      <w:r>
-        <w:rPr>
-          <w:b/>
-          <w:bCs/>
-          <w:sz w:val="20"/>
-          <w:szCs w:val="20"/>
-        </w:rPr>
-        <w:t>. attēls. Veikals</w:t>
+        <w:t>18. attēls. Veikals</w:t>
       </w:r>
     </w:p>
     <w:p>
@@ -15192,29 +14982,7 @@
           <w:sz w:val="24"/>
           <w:szCs w:val="24"/>
         </w:rPr>
-        <w:t>(Skat. 1</w:t>
-      </w:r>
-      <w:r>
-        <w:rPr>
-          <w:b w:val="false"/>
-          <w:bCs w:val="false"/>
-          <w:i w:val="false"/>
-          <w:iCs w:val="false"/>
-          <w:sz w:val="24"/>
-          <w:szCs w:val="24"/>
-        </w:rPr>
-        <w:t>9</w:t>
-      </w:r>
-      <w:r>
-        <w:rPr>
-          <w:b w:val="false"/>
-          <w:bCs w:val="false"/>
-          <w:i w:val="false"/>
-          <w:iCs w:val="false"/>
-          <w:sz w:val="24"/>
-          <w:szCs w:val="24"/>
-        </w:rPr>
-        <w:t xml:space="preserve">. attēlu.) </w:t>
+        <w:t xml:space="preserve">(Skat. 19. attēlu.) </w:t>
       </w:r>
       <w:r>
         <w:rPr>
@@ -15272,7 +15040,7 @@
       </w:pPr>
       <w:r>
         <w:drawing>
-          <wp:anchor distT="0" distB="0" distL="0" distR="0" simplePos="0" relativeHeight="16" behindDoc="0" locked="0" layoutInCell="0" allowOverlap="1">
+          <wp:anchor distT="0" distB="0" distL="0" distR="0" simplePos="0" relativeHeight="12" behindDoc="0" locked="0" layoutInCell="0" allowOverlap="1">
             <wp:simplePos x="0" y="0"/>
             <wp:positionH relativeFrom="column">
               <wp:align>center</wp:align>
@@ -15325,25 +15093,7 @@
           <w:sz w:val="20"/>
           <w:szCs w:val="20"/>
         </w:rPr>
-        <w:t>1</w:t>
-      </w:r>
-      <w:r>
-        <w:rPr>
-          <w:b/>
-          <w:bCs/>
-          <w:sz w:val="20"/>
-          <w:szCs w:val="20"/>
-        </w:rPr>
-        <w:t>9</w:t>
-      </w:r>
-      <w:r>
-        <w:rPr>
-          <w:b/>
-          <w:bCs/>
-          <w:sz w:val="20"/>
-          <w:szCs w:val="20"/>
-        </w:rPr>
-        <w:t>. attēls. Skapis</w:t>
+        <w:t>19. attēls. Skapis</w:t>
       </w:r>
     </w:p>
     <w:p>
@@ -15408,29 +15158,7 @@
           <w:sz w:val="24"/>
           <w:szCs w:val="24"/>
         </w:rPr>
-        <w:t xml:space="preserve">(Skat. </w:t>
-      </w:r>
-      <w:r>
-        <w:rPr>
-          <w:b w:val="false"/>
-          <w:bCs w:val="false"/>
-          <w:i w:val="false"/>
-          <w:iCs w:val="false"/>
-          <w:sz w:val="24"/>
-          <w:szCs w:val="24"/>
-        </w:rPr>
-        <w:t>20</w:t>
-      </w:r>
-      <w:r>
-        <w:rPr>
-          <w:b w:val="false"/>
-          <w:bCs w:val="false"/>
-          <w:i w:val="false"/>
-          <w:iCs w:val="false"/>
-          <w:sz w:val="24"/>
-          <w:szCs w:val="24"/>
-        </w:rPr>
-        <w:t>. attēlu.)</w:t>
+        <w:t>(Skat. 20. attēlu.)</w:t>
       </w:r>
       <w:r>
         <w:rPr>
@@ -15515,7 +15243,7 @@
       </w:pPr>
       <w:r>
         <w:drawing>
-          <wp:anchor distT="0" distB="0" distL="0" distR="0" simplePos="0" relativeHeight="17" behindDoc="0" locked="0" layoutInCell="0" allowOverlap="1">
+          <wp:anchor distT="0" distB="0" distL="0" distR="0" simplePos="0" relativeHeight="13" behindDoc="0" locked="0" layoutInCell="0" allowOverlap="1">
             <wp:simplePos x="0" y="0"/>
             <wp:positionH relativeFrom="column">
               <wp:align>center</wp:align>
@@ -15568,16 +15296,7 @@
           <w:sz w:val="20"/>
           <w:szCs w:val="20"/>
         </w:rPr>
-        <w:t>20</w:t>
-      </w:r>
-      <w:r>
-        <w:rPr>
-          <w:b/>
-          <w:bCs/>
-          <w:sz w:val="20"/>
-          <w:szCs w:val="20"/>
-        </w:rPr>
-        <w:t>. attēls. Rezultātu logs</w:t>
+        <w:t>20. attēls. Rezultātu logs</w:t>
       </w:r>
     </w:p>
     <w:p>
@@ -15694,6 +15413,9 @@
     <w:p>
       <w:pPr>
         <w:pStyle w:val="Heading1"/>
+        <w:tabs>
+          <w:tab w:val="clear" w:pos="708"/>
+        </w:tabs>
         <w:spacing w:before="0" w:after="240"/>
         <w:ind w:hanging="431" w:start="431" w:end="11"/>
         <w:rPr/>
@@ -15723,7 +15445,7 @@
           <w:sz w:val="24"/>
           <w:szCs w:val="24"/>
         </w:rPr>
-        <w:t>Šajā nodaļā autors apraksta spēles “Light Seeker” testēšanas procesu. Testēšanas mērķis ir pārbaudīt, vai izstrādātā spēle darbojas atbilstoši noteiktajām funkcionālajām un nefunkcionālajām prasībām, kā arī pārliecināties, ka lietotājs var ērti izmantot galvenās spēles funkcijas.</w:t>
+        <w:t>Šajā nodaļā autors apraksta spēles “Gaismas Meklētājs” testēšanas procesu. Testēšanas mērķis ir pārbaudīt, vai izstrādātā spēle darbojas atbilstoši noteiktajām funkcionālajām un nefunkcionālajām prasībām, kā arī pārliecināties, ka lietotājs var ērti izmantot galvenās spēles funkcijas.</w:t>
       </w:r>
     </w:p>
     <w:p>
@@ -15795,7 +15517,7 @@
           <w:sz w:val="24"/>
           <w:szCs w:val="24"/>
         </w:rPr>
-        <w:t>Spēles “Light Seeker” testēšanai tika izmantota galvenokārt manuālā testēšana. Šāda pieeja tika izvēlēta tāpēc, ka spēle ir interaktīvs projekts, kurā svarīgi pārbaudīt ne tikai atsevišķu funkciju darbību, bet arī varoņa kustību, sadursmes, animācijas, skaņas, kameras darbību un lietotāja ievades apstrādi reālā spēles laikā.</w:t>
+        <w:t>Spēles “Gaismas Meklētājs” testēšanai tika izmantota galvenokārt manuālā testēšana. Šāda pieeja tika izvēlēta tāpēc, ka spēle ir interaktīvs projekts, kurā svarīgi pārbaudīt ne tikai atsevišķu funkciju darbību, bet arī varoņa kustību, sadursmes, animācijas, skaņas, kameras darbību un lietotāja ievades apstrādi reālā spēles laikā.</w:t>
       </w:r>
     </w:p>
     <w:p>
@@ -15960,7 +15682,7 @@
         <w:rPr>
           <w:sz w:val="24"/>
         </w:rPr>
-        <w:t>Tabulā “Testpiemēru kopa” ir apkopoti testpiemēri, kas tika izmantoti projekta “Light Seeker” funkcionālās darbības pārbaudei. Šajā tabulā ir norādīts katra testpiemēra ID un nosaukums, priekšnosacījumi, veicamās darbības, sagaidāmais rezultāts un pārbaudāmā funkcionālā prasība. Testpiemēru kopa nodrošina pārskatāmu un atkārtojamu testēšanas procesu, kas ļauj pārliecināties par spēles kvalitāti un atbilstību izvirzītajām prasībām.</w:t>
+        <w:t>Tabulā “Testpiemēru kopa” ir apkopoti testpiemēri, kas tika izmantoti projekta “Gaismas Meklētājs” funkcionālās darbības pārbaudei. Šajā tabulā ir norādīts katra testpiemēra ID un nosaukums, priekšnosacījumi, veicamās darbības, sagaidāmais rezultāts un pārbaudāmā funkcionālā prasība. Testpiemēru kopa nodrošina pārskatāmu un atkārtojamu testēšanas procesu, kas ļauj pārliecināties par spēles kvalitāti un atbilstību izvirzītajām prasībām.</w:t>
       </w:r>
     </w:p>
     <w:p>
@@ -16032,11 +15754,11 @@
       </w:tblPr>
       <w:tblGrid>
         <w:gridCol w:w="1020"/>
-        <w:gridCol w:w="1303"/>
+        <w:gridCol w:w="1302"/>
         <w:gridCol w:w="1809"/>
-        <w:gridCol w:w="1659"/>
-        <w:gridCol w:w="1917"/>
-        <w:gridCol w:w="1636"/>
+        <w:gridCol w:w="1660"/>
+        <w:gridCol w:w="1916"/>
+        <w:gridCol w:w="1637"/>
       </w:tblGrid>
       <w:tr>
         <w:trPr/>
@@ -16076,7 +15798,7 @@
         </w:tc>
         <w:tc>
           <w:tcPr>
-            <w:tcW w:w="1303" w:type="dxa"/>
+            <w:tcW w:w="1302" w:type="dxa"/>
             <w:tcBorders/>
           </w:tcPr>
           <w:p>
@@ -16144,7 +15866,7 @@
         </w:tc>
         <w:tc>
           <w:tcPr>
-            <w:tcW w:w="1659" w:type="dxa"/>
+            <w:tcW w:w="1660" w:type="dxa"/>
             <w:tcBorders/>
           </w:tcPr>
           <w:p>
@@ -16178,7 +15900,7 @@
         </w:tc>
         <w:tc>
           <w:tcPr>
-            <w:tcW w:w="1917" w:type="dxa"/>
+            <w:tcW w:w="1916" w:type="dxa"/>
             <w:tcBorders>
               <w:end w:val="nil"/>
             </w:tcBorders>
@@ -16214,7 +15936,7 @@
         </w:tc>
         <w:tc>
           <w:tcPr>
-            <w:tcW w:w="1636" w:type="dxa"/>
+            <w:tcW w:w="1637" w:type="dxa"/>
             <w:tcBorders/>
           </w:tcPr>
           <w:p>
@@ -16279,7 +16001,7 @@
         </w:tc>
         <w:tc>
           <w:tcPr>
-            <w:tcW w:w="1303" w:type="dxa"/>
+            <w:tcW w:w="1302" w:type="dxa"/>
             <w:tcBorders/>
           </w:tcPr>
           <w:p>
@@ -16363,7 +16085,7 @@
         </w:tc>
         <w:tc>
           <w:tcPr>
-            <w:tcW w:w="1659" w:type="dxa"/>
+            <w:tcW w:w="1660" w:type="dxa"/>
             <w:tcBorders/>
           </w:tcPr>
           <w:p>
@@ -16393,7 +16115,7 @@
         </w:tc>
         <w:tc>
           <w:tcPr>
-            <w:tcW w:w="1917" w:type="dxa"/>
+            <w:tcW w:w="1916" w:type="dxa"/>
             <w:tcBorders>
               <w:end w:val="nil"/>
             </w:tcBorders>
@@ -16449,7 +16171,7 @@
         </w:tc>
         <w:tc>
           <w:tcPr>
-            <w:tcW w:w="1636" w:type="dxa"/>
+            <w:tcW w:w="1637" w:type="dxa"/>
             <w:tcBorders/>
           </w:tcPr>
           <w:p>
@@ -16510,7 +16232,7 @@
         </w:tc>
         <w:tc>
           <w:tcPr>
-            <w:tcW w:w="1303" w:type="dxa"/>
+            <w:tcW w:w="1302" w:type="dxa"/>
             <w:tcBorders/>
           </w:tcPr>
           <w:p>
@@ -16570,7 +16292,7 @@
         </w:tc>
         <w:tc>
           <w:tcPr>
-            <w:tcW w:w="1659" w:type="dxa"/>
+            <w:tcW w:w="1660" w:type="dxa"/>
             <w:tcBorders/>
           </w:tcPr>
           <w:p>
@@ -16600,7 +16322,7 @@
         </w:tc>
         <w:tc>
           <w:tcPr>
-            <w:tcW w:w="1917" w:type="dxa"/>
+            <w:tcW w:w="1916" w:type="dxa"/>
             <w:tcBorders>
               <w:end w:val="nil"/>
             </w:tcBorders>
@@ -16632,7 +16354,7 @@
         </w:tc>
         <w:tc>
           <w:tcPr>
-            <w:tcW w:w="1636" w:type="dxa"/>
+            <w:tcW w:w="1637" w:type="dxa"/>
             <w:tcBorders/>
           </w:tcPr>
           <w:p>
@@ -16693,7 +16415,7 @@
         </w:tc>
         <w:tc>
           <w:tcPr>
-            <w:tcW w:w="1303" w:type="dxa"/>
+            <w:tcW w:w="1302" w:type="dxa"/>
             <w:tcBorders/>
           </w:tcPr>
           <w:p>
@@ -16753,7 +16475,7 @@
         </w:tc>
         <w:tc>
           <w:tcPr>
-            <w:tcW w:w="1659" w:type="dxa"/>
+            <w:tcW w:w="1660" w:type="dxa"/>
             <w:tcBorders/>
           </w:tcPr>
           <w:p>
@@ -16783,7 +16505,7 @@
         </w:tc>
         <w:tc>
           <w:tcPr>
-            <w:tcW w:w="1917" w:type="dxa"/>
+            <w:tcW w:w="1916" w:type="dxa"/>
             <w:tcBorders>
               <w:end w:val="nil"/>
             </w:tcBorders>
@@ -16839,7 +16561,7 @@
         </w:tc>
         <w:tc>
           <w:tcPr>
-            <w:tcW w:w="1636" w:type="dxa"/>
+            <w:tcW w:w="1637" w:type="dxa"/>
             <w:tcBorders/>
           </w:tcPr>
           <w:p>
@@ -16900,7 +16622,7 @@
         </w:tc>
         <w:tc>
           <w:tcPr>
-            <w:tcW w:w="1303" w:type="dxa"/>
+            <w:tcW w:w="1302" w:type="dxa"/>
             <w:tcBorders/>
           </w:tcPr>
           <w:p>
@@ -16984,7 +16706,7 @@
         </w:tc>
         <w:tc>
           <w:tcPr>
-            <w:tcW w:w="1659" w:type="dxa"/>
+            <w:tcW w:w="1660" w:type="dxa"/>
             <w:tcBorders/>
           </w:tcPr>
           <w:p>
@@ -17062,7 +16784,7 @@
         </w:tc>
         <w:tc>
           <w:tcPr>
-            <w:tcW w:w="1917" w:type="dxa"/>
+            <w:tcW w:w="1916" w:type="dxa"/>
             <w:tcBorders>
               <w:end w:val="nil"/>
             </w:tcBorders>
@@ -17132,7 +16854,7 @@
         </w:tc>
         <w:tc>
           <w:tcPr>
-            <w:tcW w:w="1636" w:type="dxa"/>
+            <w:tcW w:w="1637" w:type="dxa"/>
             <w:tcBorders/>
           </w:tcPr>
           <w:p>
@@ -17193,7 +16915,7 @@
         </w:tc>
         <w:tc>
           <w:tcPr>
-            <w:tcW w:w="1303" w:type="dxa"/>
+            <w:tcW w:w="1302" w:type="dxa"/>
             <w:tcBorders/>
           </w:tcPr>
           <w:p>
@@ -17257,7 +16979,7 @@
         </w:tc>
         <w:tc>
           <w:tcPr>
-            <w:tcW w:w="1659" w:type="dxa"/>
+            <w:tcW w:w="1660" w:type="dxa"/>
             <w:tcBorders/>
           </w:tcPr>
           <w:p>
@@ -17311,7 +17033,7 @@
         </w:tc>
         <w:tc>
           <w:tcPr>
-            <w:tcW w:w="1917" w:type="dxa"/>
+            <w:tcW w:w="1916" w:type="dxa"/>
             <w:tcBorders>
               <w:end w:val="nil"/>
             </w:tcBorders>
@@ -17384,7 +17106,7 @@
         </w:tc>
         <w:tc>
           <w:tcPr>
-            <w:tcW w:w="1636" w:type="dxa"/>
+            <w:tcW w:w="1637" w:type="dxa"/>
             <w:tcBorders/>
           </w:tcPr>
           <w:p>
@@ -17445,7 +17167,7 @@
         </w:tc>
         <w:tc>
           <w:tcPr>
-            <w:tcW w:w="1303" w:type="dxa"/>
+            <w:tcW w:w="1302" w:type="dxa"/>
             <w:tcBorders/>
           </w:tcPr>
           <w:p>
@@ -17529,7 +17251,7 @@
         </w:tc>
         <w:tc>
           <w:tcPr>
-            <w:tcW w:w="1659" w:type="dxa"/>
+            <w:tcW w:w="1660" w:type="dxa"/>
             <w:tcBorders/>
           </w:tcPr>
           <w:p>
@@ -17559,7 +17281,7 @@
         </w:tc>
         <w:tc>
           <w:tcPr>
-            <w:tcW w:w="1917" w:type="dxa"/>
+            <w:tcW w:w="1916" w:type="dxa"/>
             <w:tcBorders>
               <w:end w:val="nil"/>
             </w:tcBorders>
@@ -17591,7 +17313,7 @@
         </w:tc>
         <w:tc>
           <w:tcPr>
-            <w:tcW w:w="1636" w:type="dxa"/>
+            <w:tcW w:w="1637" w:type="dxa"/>
             <w:tcBorders/>
           </w:tcPr>
           <w:p>
@@ -17652,7 +17374,7 @@
         </w:tc>
         <w:tc>
           <w:tcPr>
-            <w:tcW w:w="1303" w:type="dxa"/>
+            <w:tcW w:w="1302" w:type="dxa"/>
             <w:tcBorders/>
           </w:tcPr>
           <w:p>
@@ -17741,7 +17463,7 @@
         </w:tc>
         <w:tc>
           <w:tcPr>
-            <w:tcW w:w="1659" w:type="dxa"/>
+            <w:tcW w:w="1660" w:type="dxa"/>
             <w:tcBorders/>
           </w:tcPr>
           <w:p>
@@ -17771,7 +17493,7 @@
         </w:tc>
         <w:tc>
           <w:tcPr>
-            <w:tcW w:w="1917" w:type="dxa"/>
+            <w:tcW w:w="1916" w:type="dxa"/>
             <w:tcBorders>
               <w:end w:val="nil"/>
             </w:tcBorders>
@@ -17827,7 +17549,7 @@
         </w:tc>
         <w:tc>
           <w:tcPr>
-            <w:tcW w:w="1636" w:type="dxa"/>
+            <w:tcW w:w="1637" w:type="dxa"/>
             <w:tcBorders/>
           </w:tcPr>
           <w:p>
@@ -17888,7 +17610,7 @@
         </w:tc>
         <w:tc>
           <w:tcPr>
-            <w:tcW w:w="1303" w:type="dxa"/>
+            <w:tcW w:w="1302" w:type="dxa"/>
             <w:tcBorders/>
           </w:tcPr>
           <w:p>
@@ -17950,7 +17672,7 @@
         </w:tc>
         <w:tc>
           <w:tcPr>
-            <w:tcW w:w="1659" w:type="dxa"/>
+            <w:tcW w:w="1660" w:type="dxa"/>
             <w:tcBorders/>
           </w:tcPr>
           <w:p>
@@ -18004,7 +17726,7 @@
         </w:tc>
         <w:tc>
           <w:tcPr>
-            <w:tcW w:w="1917" w:type="dxa"/>
+            <w:tcW w:w="1916" w:type="dxa"/>
             <w:tcBorders>
               <w:end w:val="nil"/>
             </w:tcBorders>
@@ -18060,7 +17782,7 @@
         </w:tc>
         <w:tc>
           <w:tcPr>
-            <w:tcW w:w="1636" w:type="dxa"/>
+            <w:tcW w:w="1637" w:type="dxa"/>
             <w:tcBorders/>
           </w:tcPr>
           <w:p>
@@ -18121,7 +17843,7 @@
         </w:tc>
         <w:tc>
           <w:tcPr>
-            <w:tcW w:w="1303" w:type="dxa"/>
+            <w:tcW w:w="1302" w:type="dxa"/>
             <w:tcBorders/>
           </w:tcPr>
           <w:p>
@@ -18179,7 +17901,7 @@
         </w:tc>
         <w:tc>
           <w:tcPr>
-            <w:tcW w:w="1659" w:type="dxa"/>
+            <w:tcW w:w="1660" w:type="dxa"/>
             <w:tcBorders/>
           </w:tcPr>
           <w:p>
@@ -18281,7 +18003,7 @@
         </w:tc>
         <w:tc>
           <w:tcPr>
-            <w:tcW w:w="1917" w:type="dxa"/>
+            <w:tcW w:w="1916" w:type="dxa"/>
             <w:tcBorders>
               <w:end w:val="nil"/>
             </w:tcBorders>
@@ -18337,7 +18059,7 @@
         </w:tc>
         <w:tc>
           <w:tcPr>
-            <w:tcW w:w="1636" w:type="dxa"/>
+            <w:tcW w:w="1637" w:type="dxa"/>
             <w:tcBorders/>
           </w:tcPr>
           <w:p>
@@ -18398,7 +18120,7 @@
         </w:tc>
         <w:tc>
           <w:tcPr>
-            <w:tcW w:w="1303" w:type="dxa"/>
+            <w:tcW w:w="1302" w:type="dxa"/>
             <w:tcBorders/>
           </w:tcPr>
           <w:p>
@@ -18486,7 +18208,7 @@
         </w:tc>
         <w:tc>
           <w:tcPr>
-            <w:tcW w:w="1659" w:type="dxa"/>
+            <w:tcW w:w="1660" w:type="dxa"/>
             <w:tcBorders/>
           </w:tcPr>
           <w:p>
@@ -18564,7 +18286,7 @@
         </w:tc>
         <w:tc>
           <w:tcPr>
-            <w:tcW w:w="1917" w:type="dxa"/>
+            <w:tcW w:w="1916" w:type="dxa"/>
             <w:tcBorders>
               <w:end w:val="nil"/>
             </w:tcBorders>
@@ -18668,7 +18390,7 @@
         </w:tc>
         <w:tc>
           <w:tcPr>
-            <w:tcW w:w="1636" w:type="dxa"/>
+            <w:tcW w:w="1637" w:type="dxa"/>
             <w:tcBorders/>
           </w:tcPr>
           <w:p>
@@ -18729,7 +18451,7 @@
         </w:tc>
         <w:tc>
           <w:tcPr>
-            <w:tcW w:w="1303" w:type="dxa"/>
+            <w:tcW w:w="1302" w:type="dxa"/>
             <w:tcBorders/>
           </w:tcPr>
           <w:p>
@@ -18793,7 +18515,7 @@
         </w:tc>
         <w:tc>
           <w:tcPr>
-            <w:tcW w:w="1659" w:type="dxa"/>
+            <w:tcW w:w="1660" w:type="dxa"/>
             <w:tcBorders/>
           </w:tcPr>
           <w:p>
@@ -18823,7 +18545,7 @@
         </w:tc>
         <w:tc>
           <w:tcPr>
-            <w:tcW w:w="1917" w:type="dxa"/>
+            <w:tcW w:w="1916" w:type="dxa"/>
             <w:tcBorders>
               <w:end w:val="nil"/>
             </w:tcBorders>
@@ -18855,7 +18577,7 @@
         </w:tc>
         <w:tc>
           <w:tcPr>
-            <w:tcW w:w="1636" w:type="dxa"/>
+            <w:tcW w:w="1637" w:type="dxa"/>
             <w:tcBorders/>
           </w:tcPr>
           <w:p>
@@ -18916,7 +18638,7 @@
         </w:tc>
         <w:tc>
           <w:tcPr>
-            <w:tcW w:w="1303" w:type="dxa"/>
+            <w:tcW w:w="1302" w:type="dxa"/>
             <w:tcBorders/>
           </w:tcPr>
           <w:p>
@@ -18976,7 +18698,7 @@
         </w:tc>
         <w:tc>
           <w:tcPr>
-            <w:tcW w:w="1659" w:type="dxa"/>
+            <w:tcW w:w="1660" w:type="dxa"/>
             <w:tcBorders/>
           </w:tcPr>
           <w:p>
@@ -19078,7 +18800,7 @@
         </w:tc>
         <w:tc>
           <w:tcPr>
-            <w:tcW w:w="1917" w:type="dxa"/>
+            <w:tcW w:w="1916" w:type="dxa"/>
             <w:tcBorders>
               <w:end w:val="nil"/>
             </w:tcBorders>
@@ -19134,7 +18856,7 @@
         </w:tc>
         <w:tc>
           <w:tcPr>
-            <w:tcW w:w="1636" w:type="dxa"/>
+            <w:tcW w:w="1637" w:type="dxa"/>
             <w:tcBorders/>
           </w:tcPr>
           <w:p>
@@ -19197,7 +18919,7 @@
         </w:tc>
         <w:tc>
           <w:tcPr>
-            <w:tcW w:w="1303" w:type="dxa"/>
+            <w:tcW w:w="1302" w:type="dxa"/>
             <w:tcBorders>
               <w:top w:val="nil"/>
             </w:tcBorders>
@@ -19261,7 +18983,7 @@
         </w:tc>
         <w:tc>
           <w:tcPr>
-            <w:tcW w:w="1659" w:type="dxa"/>
+            <w:tcW w:w="1660" w:type="dxa"/>
             <w:tcBorders>
               <w:top w:val="nil"/>
             </w:tcBorders>
@@ -19299,7 +19021,7 @@
         </w:tc>
         <w:tc>
           <w:tcPr>
-            <w:tcW w:w="1917" w:type="dxa"/>
+            <w:tcW w:w="1916" w:type="dxa"/>
             <w:tcBorders>
               <w:top w:val="nil"/>
               <w:end w:val="nil"/>
@@ -19334,7 +19056,7 @@
         </w:tc>
         <w:tc>
           <w:tcPr>
-            <w:tcW w:w="1636" w:type="dxa"/>
+            <w:tcW w:w="1637" w:type="dxa"/>
             <w:tcBorders>
               <w:top w:val="nil"/>
             </w:tcBorders>
@@ -19397,7 +19119,7 @@
         </w:tc>
         <w:tc>
           <w:tcPr>
-            <w:tcW w:w="1303" w:type="dxa"/>
+            <w:tcW w:w="1302" w:type="dxa"/>
             <w:tcBorders/>
           </w:tcPr>
           <w:p>
@@ -19457,7 +19179,7 @@
         </w:tc>
         <w:tc>
           <w:tcPr>
-            <w:tcW w:w="1659" w:type="dxa"/>
+            <w:tcW w:w="1660" w:type="dxa"/>
             <w:tcBorders/>
           </w:tcPr>
           <w:p>
@@ -19487,7 +19209,7 @@
         </w:tc>
         <w:tc>
           <w:tcPr>
-            <w:tcW w:w="1917" w:type="dxa"/>
+            <w:tcW w:w="1916" w:type="dxa"/>
             <w:tcBorders>
               <w:end w:val="nil"/>
             </w:tcBorders>
@@ -19519,7 +19241,7 @@
         </w:tc>
         <w:tc>
           <w:tcPr>
-            <w:tcW w:w="1636" w:type="dxa"/>
+            <w:tcW w:w="1637" w:type="dxa"/>
             <w:tcBorders/>
           </w:tcPr>
           <w:p>
@@ -19580,7 +19302,7 @@
         </w:tc>
         <w:tc>
           <w:tcPr>
-            <w:tcW w:w="1303" w:type="dxa"/>
+            <w:tcW w:w="1302" w:type="dxa"/>
             <w:tcBorders/>
           </w:tcPr>
           <w:p>
@@ -19671,7 +19393,7 @@
         </w:tc>
         <w:tc>
           <w:tcPr>
-            <w:tcW w:w="1659" w:type="dxa"/>
+            <w:tcW w:w="1660" w:type="dxa"/>
             <w:tcBorders/>
           </w:tcPr>
           <w:p>
@@ -19732,7 +19454,7 @@
         </w:tc>
         <w:tc>
           <w:tcPr>
-            <w:tcW w:w="1917" w:type="dxa"/>
+            <w:tcW w:w="1916" w:type="dxa"/>
             <w:tcBorders>
               <w:end w:val="nil"/>
             </w:tcBorders>
@@ -19795,7 +19517,7 @@
         </w:tc>
         <w:tc>
           <w:tcPr>
-            <w:tcW w:w="1636" w:type="dxa"/>
+            <w:tcW w:w="1637" w:type="dxa"/>
             <w:tcBorders/>
           </w:tcPr>
           <w:p>
@@ -19856,7 +19578,7 @@
         </w:tc>
         <w:tc>
           <w:tcPr>
-            <w:tcW w:w="1303" w:type="dxa"/>
+            <w:tcW w:w="1302" w:type="dxa"/>
             <w:tcBorders/>
           </w:tcPr>
           <w:p>
@@ -19916,7 +19638,7 @@
         </w:tc>
         <w:tc>
           <w:tcPr>
-            <w:tcW w:w="1659" w:type="dxa"/>
+            <w:tcW w:w="1660" w:type="dxa"/>
             <w:tcBorders/>
           </w:tcPr>
           <w:p>
@@ -19946,7 +19668,7 @@
         </w:tc>
         <w:tc>
           <w:tcPr>
-            <w:tcW w:w="1917" w:type="dxa"/>
+            <w:tcW w:w="1916" w:type="dxa"/>
             <w:tcBorders>
               <w:end w:val="nil"/>
             </w:tcBorders>
@@ -19978,7 +19700,7 @@
         </w:tc>
         <w:tc>
           <w:tcPr>
-            <w:tcW w:w="1636" w:type="dxa"/>
+            <w:tcW w:w="1637" w:type="dxa"/>
             <w:tcBorders/>
           </w:tcPr>
           <w:p>
@@ -20039,7 +19761,7 @@
         </w:tc>
         <w:tc>
           <w:tcPr>
-            <w:tcW w:w="1303" w:type="dxa"/>
+            <w:tcW w:w="1302" w:type="dxa"/>
             <w:tcBorders/>
           </w:tcPr>
           <w:p>
@@ -20130,7 +19852,7 @@
         </w:tc>
         <w:tc>
           <w:tcPr>
-            <w:tcW w:w="1659" w:type="dxa"/>
+            <w:tcW w:w="1660" w:type="dxa"/>
             <w:tcBorders/>
           </w:tcPr>
           <w:p>
@@ -20191,7 +19913,7 @@
         </w:tc>
         <w:tc>
           <w:tcPr>
-            <w:tcW w:w="1917" w:type="dxa"/>
+            <w:tcW w:w="1916" w:type="dxa"/>
             <w:tcBorders>
               <w:end w:val="nil"/>
             </w:tcBorders>
@@ -20223,7 +19945,7 @@
         </w:tc>
         <w:tc>
           <w:tcPr>
-            <w:tcW w:w="1636" w:type="dxa"/>
+            <w:tcW w:w="1637" w:type="dxa"/>
             <w:tcBorders/>
           </w:tcPr>
           <w:p>
@@ -20284,7 +20006,7 @@
         </w:tc>
         <w:tc>
           <w:tcPr>
-            <w:tcW w:w="1303" w:type="dxa"/>
+            <w:tcW w:w="1302" w:type="dxa"/>
             <w:tcBorders/>
           </w:tcPr>
           <w:p>
@@ -20348,7 +20070,7 @@
         </w:tc>
         <w:tc>
           <w:tcPr>
-            <w:tcW w:w="1659" w:type="dxa"/>
+            <w:tcW w:w="1660" w:type="dxa"/>
             <w:tcBorders/>
           </w:tcPr>
           <w:p>
@@ -20378,7 +20100,7 @@
         </w:tc>
         <w:tc>
           <w:tcPr>
-            <w:tcW w:w="1917" w:type="dxa"/>
+            <w:tcW w:w="1916" w:type="dxa"/>
             <w:tcBorders>
               <w:end w:val="nil"/>
             </w:tcBorders>
@@ -20410,7 +20132,7 @@
         </w:tc>
         <w:tc>
           <w:tcPr>
-            <w:tcW w:w="1636" w:type="dxa"/>
+            <w:tcW w:w="1637" w:type="dxa"/>
             <w:tcBorders/>
           </w:tcPr>
           <w:p>
@@ -20471,7 +20193,7 @@
         </w:tc>
         <w:tc>
           <w:tcPr>
-            <w:tcW w:w="1303" w:type="dxa"/>
+            <w:tcW w:w="1302" w:type="dxa"/>
             <w:tcBorders/>
           </w:tcPr>
           <w:p>
@@ -20531,7 +20253,7 @@
         </w:tc>
         <w:tc>
           <w:tcPr>
-            <w:tcW w:w="1659" w:type="dxa"/>
+            <w:tcW w:w="1660" w:type="dxa"/>
             <w:tcBorders/>
           </w:tcPr>
           <w:p>
@@ -20561,7 +20283,7 @@
         </w:tc>
         <w:tc>
           <w:tcPr>
-            <w:tcW w:w="1917" w:type="dxa"/>
+            <w:tcW w:w="1916" w:type="dxa"/>
             <w:tcBorders>
               <w:end w:val="nil"/>
             </w:tcBorders>
@@ -20617,7 +20339,7 @@
         </w:tc>
         <w:tc>
           <w:tcPr>
-            <w:tcW w:w="1636" w:type="dxa"/>
+            <w:tcW w:w="1637" w:type="dxa"/>
             <w:tcBorders/>
           </w:tcPr>
           <w:p>
@@ -20678,7 +20400,7 @@
         </w:tc>
         <w:tc>
           <w:tcPr>
-            <w:tcW w:w="1303" w:type="dxa"/>
+            <w:tcW w:w="1302" w:type="dxa"/>
             <w:tcBorders/>
           </w:tcPr>
           <w:p>
@@ -20766,7 +20488,7 @@
         </w:tc>
         <w:tc>
           <w:tcPr>
-            <w:tcW w:w="1659" w:type="dxa"/>
+            <w:tcW w:w="1660" w:type="dxa"/>
             <w:tcBorders/>
           </w:tcPr>
           <w:p>
@@ -20820,7 +20542,7 @@
         </w:tc>
         <w:tc>
           <w:tcPr>
-            <w:tcW w:w="1917" w:type="dxa"/>
+            <w:tcW w:w="1916" w:type="dxa"/>
             <w:tcBorders>
               <w:end w:val="nil"/>
             </w:tcBorders>
@@ -20852,7 +20574,7 @@
         </w:tc>
         <w:tc>
           <w:tcPr>
-            <w:tcW w:w="1636" w:type="dxa"/>
+            <w:tcW w:w="1637" w:type="dxa"/>
             <w:tcBorders/>
           </w:tcPr>
           <w:p>
@@ -20913,7 +20635,7 @@
         </w:tc>
         <w:tc>
           <w:tcPr>
-            <w:tcW w:w="1303" w:type="dxa"/>
+            <w:tcW w:w="1302" w:type="dxa"/>
             <w:tcBorders/>
           </w:tcPr>
           <w:p>
@@ -20973,7 +20695,7 @@
         </w:tc>
         <w:tc>
           <w:tcPr>
-            <w:tcW w:w="1659" w:type="dxa"/>
+            <w:tcW w:w="1660" w:type="dxa"/>
             <w:tcBorders/>
           </w:tcPr>
           <w:p>
@@ -21051,7 +20773,7 @@
         </w:tc>
         <w:tc>
           <w:tcPr>
-            <w:tcW w:w="1917" w:type="dxa"/>
+            <w:tcW w:w="1916" w:type="dxa"/>
             <w:tcBorders>
               <w:end w:val="nil"/>
             </w:tcBorders>
@@ -21107,7 +20829,7 @@
         </w:tc>
         <w:tc>
           <w:tcPr>
-            <w:tcW w:w="1636" w:type="dxa"/>
+            <w:tcW w:w="1637" w:type="dxa"/>
             <w:tcBorders/>
           </w:tcPr>
           <w:p>
@@ -21168,7 +20890,7 @@
         </w:tc>
         <w:tc>
           <w:tcPr>
-            <w:tcW w:w="1303" w:type="dxa"/>
+            <w:tcW w:w="1302" w:type="dxa"/>
             <w:tcBorders/>
           </w:tcPr>
           <w:p>
@@ -21252,7 +20974,7 @@
         </w:tc>
         <w:tc>
           <w:tcPr>
-            <w:tcW w:w="1659" w:type="dxa"/>
+            <w:tcW w:w="1660" w:type="dxa"/>
             <w:tcBorders/>
           </w:tcPr>
           <w:p>
@@ -21282,7 +21004,7 @@
         </w:tc>
         <w:tc>
           <w:tcPr>
-            <w:tcW w:w="1917" w:type="dxa"/>
+            <w:tcW w:w="1916" w:type="dxa"/>
             <w:tcBorders>
               <w:end w:val="nil"/>
             </w:tcBorders>
@@ -21314,7 +21036,7 @@
         </w:tc>
         <w:tc>
           <w:tcPr>
-            <w:tcW w:w="1636" w:type="dxa"/>
+            <w:tcW w:w="1637" w:type="dxa"/>
             <w:tcBorders/>
           </w:tcPr>
           <w:p>
@@ -21375,7 +21097,7 @@
         </w:tc>
         <w:tc>
           <w:tcPr>
-            <w:tcW w:w="1303" w:type="dxa"/>
+            <w:tcW w:w="1302" w:type="dxa"/>
             <w:tcBorders/>
           </w:tcPr>
           <w:p>
@@ -21439,7 +21161,7 @@
         </w:tc>
         <w:tc>
           <w:tcPr>
-            <w:tcW w:w="1659" w:type="dxa"/>
+            <w:tcW w:w="1660" w:type="dxa"/>
             <w:tcBorders/>
           </w:tcPr>
           <w:p>
@@ -21541,7 +21263,7 @@
         </w:tc>
         <w:tc>
           <w:tcPr>
-            <w:tcW w:w="1917" w:type="dxa"/>
+            <w:tcW w:w="1916" w:type="dxa"/>
             <w:tcBorders>
               <w:end w:val="nil"/>
             </w:tcBorders>
@@ -21621,7 +21343,7 @@
         </w:tc>
         <w:tc>
           <w:tcPr>
-            <w:tcW w:w="1636" w:type="dxa"/>
+            <w:tcW w:w="1637" w:type="dxa"/>
             <w:tcBorders/>
           </w:tcPr>
           <w:p>
@@ -21682,7 +21404,7 @@
         </w:tc>
         <w:tc>
           <w:tcPr>
-            <w:tcW w:w="1303" w:type="dxa"/>
+            <w:tcW w:w="1302" w:type="dxa"/>
             <w:tcBorders/>
           </w:tcPr>
           <w:p>
@@ -21746,7 +21468,7 @@
         </w:tc>
         <w:tc>
           <w:tcPr>
-            <w:tcW w:w="1659" w:type="dxa"/>
+            <w:tcW w:w="1660" w:type="dxa"/>
             <w:tcBorders/>
           </w:tcPr>
           <w:p>
@@ -21802,7 +21524,7 @@
         </w:tc>
         <w:tc>
           <w:tcPr>
-            <w:tcW w:w="1917" w:type="dxa"/>
+            <w:tcW w:w="1916" w:type="dxa"/>
             <w:tcBorders>
               <w:end w:val="nil"/>
             </w:tcBorders>
@@ -21860,7 +21582,7 @@
         </w:tc>
         <w:tc>
           <w:tcPr>
-            <w:tcW w:w="1636" w:type="dxa"/>
+            <w:tcW w:w="1637" w:type="dxa"/>
             <w:tcBorders/>
           </w:tcPr>
           <w:p>
@@ -21925,7 +21647,7 @@
         </w:tc>
         <w:tc>
           <w:tcPr>
-            <w:tcW w:w="1303" w:type="dxa"/>
+            <w:tcW w:w="1302" w:type="dxa"/>
             <w:tcBorders>
               <w:top w:val="nil"/>
             </w:tcBorders>
@@ -21995,7 +21717,7 @@
         </w:tc>
         <w:tc>
           <w:tcPr>
-            <w:tcW w:w="1659" w:type="dxa"/>
+            <w:tcW w:w="1660" w:type="dxa"/>
             <w:tcBorders>
               <w:top w:val="nil"/>
             </w:tcBorders>
@@ -22033,7 +21755,7 @@
         </w:tc>
         <w:tc>
           <w:tcPr>
-            <w:tcW w:w="1917" w:type="dxa"/>
+            <w:tcW w:w="1916" w:type="dxa"/>
             <w:tcBorders>
               <w:top w:val="nil"/>
               <w:end w:val="nil"/>
@@ -22068,7 +21790,7 @@
         </w:tc>
         <w:tc>
           <w:tcPr>
-            <w:tcW w:w="1636" w:type="dxa"/>
+            <w:tcW w:w="1637" w:type="dxa"/>
             <w:tcBorders>
               <w:top w:val="nil"/>
             </w:tcBorders>
@@ -22135,7 +21857,7 @@
         </w:tc>
         <w:tc>
           <w:tcPr>
-            <w:tcW w:w="1303" w:type="dxa"/>
+            <w:tcW w:w="1302" w:type="dxa"/>
             <w:tcBorders>
               <w:top w:val="nil"/>
             </w:tcBorders>
@@ -22207,7 +21929,7 @@
         </w:tc>
         <w:tc>
           <w:tcPr>
-            <w:tcW w:w="1659" w:type="dxa"/>
+            <w:tcW w:w="1660" w:type="dxa"/>
             <w:tcBorders>
               <w:top w:val="nil"/>
             </w:tcBorders>
@@ -22243,7 +21965,7 @@
         </w:tc>
         <w:tc>
           <w:tcPr>
-            <w:tcW w:w="1917" w:type="dxa"/>
+            <w:tcW w:w="1916" w:type="dxa"/>
             <w:tcBorders>
               <w:top w:val="nil"/>
               <w:end w:val="nil"/>
@@ -22278,7 +22000,7 @@
         </w:tc>
         <w:tc>
           <w:tcPr>
-            <w:tcW w:w="1636" w:type="dxa"/>
+            <w:tcW w:w="1637" w:type="dxa"/>
             <w:tcBorders>
               <w:top w:val="nil"/>
             </w:tcBorders>
@@ -22345,7 +22067,7 @@
         </w:tc>
         <w:tc>
           <w:tcPr>
-            <w:tcW w:w="1303" w:type="dxa"/>
+            <w:tcW w:w="1302" w:type="dxa"/>
             <w:tcBorders>
               <w:top w:val="nil"/>
             </w:tcBorders>
@@ -22416,7 +22138,7 @@
         </w:tc>
         <w:tc>
           <w:tcPr>
-            <w:tcW w:w="1659" w:type="dxa"/>
+            <w:tcW w:w="1660" w:type="dxa"/>
             <w:tcBorders>
               <w:top w:val="nil"/>
             </w:tcBorders>
@@ -22446,7 +22168,7 @@
         </w:tc>
         <w:tc>
           <w:tcPr>
-            <w:tcW w:w="1917" w:type="dxa"/>
+            <w:tcW w:w="1916" w:type="dxa"/>
             <w:tcBorders>
               <w:top w:val="nil"/>
               <w:end w:val="nil"/>
@@ -22479,7 +22201,7 @@
         </w:tc>
         <w:tc>
           <w:tcPr>
-            <w:tcW w:w="1636" w:type="dxa"/>
+            <w:tcW w:w="1637" w:type="dxa"/>
             <w:tcBorders>
               <w:top w:val="nil"/>
             </w:tcBorders>
@@ -22546,7 +22268,7 @@
         </w:tc>
         <w:tc>
           <w:tcPr>
-            <w:tcW w:w="1303" w:type="dxa"/>
+            <w:tcW w:w="1302" w:type="dxa"/>
             <w:tcBorders>
               <w:top w:val="nil"/>
             </w:tcBorders>
@@ -22612,7 +22334,7 @@
         </w:tc>
         <w:tc>
           <w:tcPr>
-            <w:tcW w:w="1659" w:type="dxa"/>
+            <w:tcW w:w="1660" w:type="dxa"/>
             <w:tcBorders>
               <w:top w:val="nil"/>
             </w:tcBorders>
@@ -22642,7 +22364,7 @@
         </w:tc>
         <w:tc>
           <w:tcPr>
-            <w:tcW w:w="1917" w:type="dxa"/>
+            <w:tcW w:w="1916" w:type="dxa"/>
             <w:tcBorders>
               <w:top w:val="nil"/>
               <w:end w:val="nil"/>
@@ -22675,7 +22397,7 @@
         </w:tc>
         <w:tc>
           <w:tcPr>
-            <w:tcW w:w="1636" w:type="dxa"/>
+            <w:tcW w:w="1637" w:type="dxa"/>
             <w:tcBorders>
               <w:top w:val="nil"/>
             </w:tcBorders>
@@ -22742,7 +22464,7 @@
         </w:tc>
         <w:tc>
           <w:tcPr>
-            <w:tcW w:w="1303" w:type="dxa"/>
+            <w:tcW w:w="1302" w:type="dxa"/>
             <w:tcBorders>
               <w:top w:val="nil"/>
             </w:tcBorders>
@@ -22808,7 +22530,7 @@
         </w:tc>
         <w:tc>
           <w:tcPr>
-            <w:tcW w:w="1659" w:type="dxa"/>
+            <w:tcW w:w="1660" w:type="dxa"/>
             <w:tcBorders>
               <w:top w:val="nil"/>
             </w:tcBorders>
@@ -22838,7 +22560,7 @@
         </w:tc>
         <w:tc>
           <w:tcPr>
-            <w:tcW w:w="1917" w:type="dxa"/>
+            <w:tcW w:w="1916" w:type="dxa"/>
             <w:tcBorders>
               <w:top w:val="nil"/>
               <w:end w:val="nil"/>
@@ -22871,7 +22593,7 @@
         </w:tc>
         <w:tc>
           <w:tcPr>
-            <w:tcW w:w="1636" w:type="dxa"/>
+            <w:tcW w:w="1637" w:type="dxa"/>
             <w:tcBorders>
               <w:top w:val="nil"/>
             </w:tcBorders>
@@ -22938,7 +22660,7 @@
         </w:tc>
         <w:tc>
           <w:tcPr>
-            <w:tcW w:w="1303" w:type="dxa"/>
+            <w:tcW w:w="1302" w:type="dxa"/>
             <w:tcBorders>
               <w:top w:val="nil"/>
             </w:tcBorders>
@@ -23004,7 +22726,7 @@
         </w:tc>
         <w:tc>
           <w:tcPr>
-            <w:tcW w:w="1659" w:type="dxa"/>
+            <w:tcW w:w="1660" w:type="dxa"/>
             <w:tcBorders>
               <w:top w:val="nil"/>
             </w:tcBorders>
@@ -23034,7 +22756,7 @@
         </w:tc>
         <w:tc>
           <w:tcPr>
-            <w:tcW w:w="1917" w:type="dxa"/>
+            <w:tcW w:w="1916" w:type="dxa"/>
             <w:tcBorders>
               <w:top w:val="nil"/>
               <w:end w:val="nil"/>
@@ -23067,7 +22789,7 @@
         </w:tc>
         <w:tc>
           <w:tcPr>
-            <w:tcW w:w="1636" w:type="dxa"/>
+            <w:tcW w:w="1637" w:type="dxa"/>
             <w:tcBorders>
               <w:top w:val="nil"/>
             </w:tcBorders>
@@ -23134,7 +22856,7 @@
         </w:tc>
         <w:tc>
           <w:tcPr>
-            <w:tcW w:w="1303" w:type="dxa"/>
+            <w:tcW w:w="1302" w:type="dxa"/>
             <w:tcBorders>
               <w:top w:val="nil"/>
             </w:tcBorders>
@@ -23204,7 +22926,7 @@
         </w:tc>
         <w:tc>
           <w:tcPr>
-            <w:tcW w:w="1659" w:type="dxa"/>
+            <w:tcW w:w="1660" w:type="dxa"/>
             <w:tcBorders>
               <w:top w:val="nil"/>
             </w:tcBorders>
@@ -23234,7 +22956,7 @@
         </w:tc>
         <w:tc>
           <w:tcPr>
-            <w:tcW w:w="1917" w:type="dxa"/>
+            <w:tcW w:w="1916" w:type="dxa"/>
             <w:tcBorders>
               <w:top w:val="nil"/>
               <w:end w:val="nil"/>
@@ -23267,7 +22989,7 @@
         </w:tc>
         <w:tc>
           <w:tcPr>
-            <w:tcW w:w="1636" w:type="dxa"/>
+            <w:tcW w:w="1637" w:type="dxa"/>
             <w:tcBorders>
               <w:top w:val="nil"/>
             </w:tcBorders>
@@ -23332,7 +23054,7 @@
         </w:tc>
         <w:tc>
           <w:tcPr>
-            <w:tcW w:w="1303" w:type="dxa"/>
+            <w:tcW w:w="1302" w:type="dxa"/>
             <w:tcBorders>
               <w:top w:val="nil"/>
             </w:tcBorders>
@@ -23398,7 +23120,7 @@
         </w:tc>
         <w:tc>
           <w:tcPr>
-            <w:tcW w:w="1659" w:type="dxa"/>
+            <w:tcW w:w="1660" w:type="dxa"/>
             <w:tcBorders>
               <w:top w:val="nil"/>
             </w:tcBorders>
@@ -23430,7 +23152,7 @@
         </w:tc>
         <w:tc>
           <w:tcPr>
-            <w:tcW w:w="1917" w:type="dxa"/>
+            <w:tcW w:w="1916" w:type="dxa"/>
             <w:tcBorders>
               <w:top w:val="nil"/>
               <w:end w:val="nil"/>
@@ -23463,7 +23185,7 @@
         </w:tc>
         <w:tc>
           <w:tcPr>
-            <w:tcW w:w="1636" w:type="dxa"/>
+            <w:tcW w:w="1637" w:type="dxa"/>
             <w:tcBorders>
               <w:top w:val="nil"/>
             </w:tcBorders>
@@ -23528,7 +23250,7 @@
         </w:tc>
         <w:tc>
           <w:tcPr>
-            <w:tcW w:w="1303" w:type="dxa"/>
+            <w:tcW w:w="1302" w:type="dxa"/>
             <w:tcBorders>
               <w:top w:val="nil"/>
             </w:tcBorders>
@@ -23594,7 +23316,7 @@
         </w:tc>
         <w:tc>
           <w:tcPr>
-            <w:tcW w:w="1659" w:type="dxa"/>
+            <w:tcW w:w="1660" w:type="dxa"/>
             <w:tcBorders>
               <w:top w:val="nil"/>
             </w:tcBorders>
@@ -23626,7 +23348,7 @@
         </w:tc>
         <w:tc>
           <w:tcPr>
-            <w:tcW w:w="1917" w:type="dxa"/>
+            <w:tcW w:w="1916" w:type="dxa"/>
             <w:tcBorders>
               <w:top w:val="nil"/>
               <w:end w:val="nil"/>
@@ -23659,7 +23381,7 @@
         </w:tc>
         <w:tc>
           <w:tcPr>
-            <w:tcW w:w="1636" w:type="dxa"/>
+            <w:tcW w:w="1637" w:type="dxa"/>
             <w:tcBorders>
               <w:top w:val="nil"/>
             </w:tcBorders>
@@ -23724,7 +23446,7 @@
         </w:tc>
         <w:tc>
           <w:tcPr>
-            <w:tcW w:w="1303" w:type="dxa"/>
+            <w:tcW w:w="1302" w:type="dxa"/>
             <w:tcBorders>
               <w:top w:val="nil"/>
             </w:tcBorders>
@@ -23790,7 +23512,7 @@
         </w:tc>
         <w:tc>
           <w:tcPr>
-            <w:tcW w:w="1659" w:type="dxa"/>
+            <w:tcW w:w="1660" w:type="dxa"/>
             <w:tcBorders>
               <w:top w:val="nil"/>
             </w:tcBorders>
@@ -23822,7 +23544,7 @@
         </w:tc>
         <w:tc>
           <w:tcPr>
-            <w:tcW w:w="1917" w:type="dxa"/>
+            <w:tcW w:w="1916" w:type="dxa"/>
             <w:tcBorders>
               <w:top w:val="nil"/>
               <w:end w:val="nil"/>
@@ -23855,7 +23577,7 @@
         </w:tc>
         <w:tc>
           <w:tcPr>
-            <w:tcW w:w="1636" w:type="dxa"/>
+            <w:tcW w:w="1637" w:type="dxa"/>
             <w:tcBorders>
               <w:top w:val="nil"/>
             </w:tcBorders>
@@ -23920,7 +23642,7 @@
         </w:tc>
         <w:tc>
           <w:tcPr>
-            <w:tcW w:w="1303" w:type="dxa"/>
+            <w:tcW w:w="1302" w:type="dxa"/>
             <w:tcBorders>
               <w:top w:val="nil"/>
             </w:tcBorders>
@@ -23986,7 +23708,7 @@
         </w:tc>
         <w:tc>
           <w:tcPr>
-            <w:tcW w:w="1659" w:type="dxa"/>
+            <w:tcW w:w="1660" w:type="dxa"/>
             <w:tcBorders>
               <w:top w:val="nil"/>
             </w:tcBorders>
@@ -24018,7 +23740,7 @@
         </w:tc>
         <w:tc>
           <w:tcPr>
-            <w:tcW w:w="1917" w:type="dxa"/>
+            <w:tcW w:w="1916" w:type="dxa"/>
             <w:tcBorders>
               <w:top w:val="nil"/>
               <w:end w:val="nil"/>
@@ -24053,7 +23775,7 @@
         </w:tc>
         <w:tc>
           <w:tcPr>
-            <w:tcW w:w="1636" w:type="dxa"/>
+            <w:tcW w:w="1637" w:type="dxa"/>
             <w:tcBorders>
               <w:top w:val="nil"/>
             </w:tcBorders>
@@ -24118,7 +23840,7 @@
         </w:tc>
         <w:tc>
           <w:tcPr>
-            <w:tcW w:w="1303" w:type="dxa"/>
+            <w:tcW w:w="1302" w:type="dxa"/>
             <w:tcBorders>
               <w:top w:val="nil"/>
             </w:tcBorders>
@@ -24184,7 +23906,7 @@
         </w:tc>
         <w:tc>
           <w:tcPr>
-            <w:tcW w:w="1659" w:type="dxa"/>
+            <w:tcW w:w="1660" w:type="dxa"/>
             <w:tcBorders>
               <w:top w:val="nil"/>
             </w:tcBorders>
@@ -24216,7 +23938,7 @@
         </w:tc>
         <w:tc>
           <w:tcPr>
-            <w:tcW w:w="1917" w:type="dxa"/>
+            <w:tcW w:w="1916" w:type="dxa"/>
             <w:tcBorders>
               <w:top w:val="nil"/>
               <w:end w:val="nil"/>
@@ -24251,7 +23973,7 @@
         </w:tc>
         <w:tc>
           <w:tcPr>
-            <w:tcW w:w="1636" w:type="dxa"/>
+            <w:tcW w:w="1637" w:type="dxa"/>
             <w:tcBorders>
               <w:top w:val="nil"/>
             </w:tcBorders>
@@ -24316,7 +24038,7 @@
         </w:tc>
         <w:tc>
           <w:tcPr>
-            <w:tcW w:w="1303" w:type="dxa"/>
+            <w:tcW w:w="1302" w:type="dxa"/>
             <w:tcBorders>
               <w:top w:val="nil"/>
             </w:tcBorders>
@@ -24382,7 +24104,7 @@
         </w:tc>
         <w:tc>
           <w:tcPr>
-            <w:tcW w:w="1659" w:type="dxa"/>
+            <w:tcW w:w="1660" w:type="dxa"/>
             <w:tcBorders>
               <w:top w:val="nil"/>
             </w:tcBorders>
@@ -24414,7 +24136,7 @@
         </w:tc>
         <w:tc>
           <w:tcPr>
-            <w:tcW w:w="1917" w:type="dxa"/>
+            <w:tcW w:w="1916" w:type="dxa"/>
             <w:tcBorders>
               <w:top w:val="nil"/>
               <w:end w:val="nil"/>
@@ -24447,7 +24169,7 @@
         </w:tc>
         <w:tc>
           <w:tcPr>
-            <w:tcW w:w="1636" w:type="dxa"/>
+            <w:tcW w:w="1637" w:type="dxa"/>
             <w:tcBorders>
               <w:top w:val="nil"/>
             </w:tcBorders>
@@ -24512,7 +24234,7 @@
         </w:tc>
         <w:tc>
           <w:tcPr>
-            <w:tcW w:w="1303" w:type="dxa"/>
+            <w:tcW w:w="1302" w:type="dxa"/>
             <w:tcBorders>
               <w:top w:val="nil"/>
             </w:tcBorders>
@@ -24578,7 +24300,7 @@
         </w:tc>
         <w:tc>
           <w:tcPr>
-            <w:tcW w:w="1659" w:type="dxa"/>
+            <w:tcW w:w="1660" w:type="dxa"/>
             <w:tcBorders>
               <w:top w:val="nil"/>
             </w:tcBorders>
@@ -24612,7 +24334,7 @@
         </w:tc>
         <w:tc>
           <w:tcPr>
-            <w:tcW w:w="1917" w:type="dxa"/>
+            <w:tcW w:w="1916" w:type="dxa"/>
             <w:tcBorders>
               <w:top w:val="nil"/>
               <w:end w:val="nil"/>
@@ -24647,7 +24369,7 @@
         </w:tc>
         <w:tc>
           <w:tcPr>
-            <w:tcW w:w="1636" w:type="dxa"/>
+            <w:tcW w:w="1637" w:type="dxa"/>
             <w:tcBorders>
               <w:top w:val="nil"/>
             </w:tcBorders>
@@ -24712,7 +24434,7 @@
         </w:tc>
         <w:tc>
           <w:tcPr>
-            <w:tcW w:w="1303" w:type="dxa"/>
+            <w:tcW w:w="1302" w:type="dxa"/>
             <w:tcBorders>
               <w:top w:val="nil"/>
             </w:tcBorders>
@@ -24778,7 +24500,7 @@
         </w:tc>
         <w:tc>
           <w:tcPr>
-            <w:tcW w:w="1659" w:type="dxa"/>
+            <w:tcW w:w="1660" w:type="dxa"/>
             <w:tcBorders>
               <w:top w:val="nil"/>
             </w:tcBorders>
@@ -24812,7 +24534,7 @@
         </w:tc>
         <w:tc>
           <w:tcPr>
-            <w:tcW w:w="1917" w:type="dxa"/>
+            <w:tcW w:w="1916" w:type="dxa"/>
             <w:tcBorders>
               <w:top w:val="nil"/>
               <w:end w:val="nil"/>
@@ -24849,7 +24571,7 @@
         </w:tc>
         <w:tc>
           <w:tcPr>
-            <w:tcW w:w="1636" w:type="dxa"/>
+            <w:tcW w:w="1637" w:type="dxa"/>
             <w:tcBorders>
               <w:top w:val="nil"/>
             </w:tcBorders>
@@ -24914,7 +24636,7 @@
         </w:tc>
         <w:tc>
           <w:tcPr>
-            <w:tcW w:w="1303" w:type="dxa"/>
+            <w:tcW w:w="1302" w:type="dxa"/>
             <w:tcBorders>
               <w:top w:val="nil"/>
             </w:tcBorders>
@@ -25000,7 +24722,7 @@
         </w:tc>
         <w:tc>
           <w:tcPr>
-            <w:tcW w:w="1659" w:type="dxa"/>
+            <w:tcW w:w="1660" w:type="dxa"/>
             <w:tcBorders>
               <w:top w:val="nil"/>
             </w:tcBorders>
@@ -25096,7 +24818,7 @@
         </w:tc>
         <w:tc>
           <w:tcPr>
-            <w:tcW w:w="1917" w:type="dxa"/>
+            <w:tcW w:w="1916" w:type="dxa"/>
             <w:tcBorders>
               <w:top w:val="nil"/>
               <w:end w:val="nil"/>
@@ -25193,7 +24915,7 @@
         </w:tc>
         <w:tc>
           <w:tcPr>
-            <w:tcW w:w="1636" w:type="dxa"/>
+            <w:tcW w:w="1637" w:type="dxa"/>
             <w:tcBorders>
               <w:top w:val="nil"/>
             </w:tcBorders>
@@ -25258,7 +24980,7 @@
         </w:tc>
         <w:tc>
           <w:tcPr>
-            <w:tcW w:w="1303" w:type="dxa"/>
+            <w:tcW w:w="1302" w:type="dxa"/>
             <w:tcBorders>
               <w:top w:val="nil"/>
             </w:tcBorders>
@@ -25344,7 +25066,7 @@
         </w:tc>
         <w:tc>
           <w:tcPr>
-            <w:tcW w:w="1659" w:type="dxa"/>
+            <w:tcW w:w="1660" w:type="dxa"/>
             <w:tcBorders>
               <w:top w:val="nil"/>
             </w:tcBorders>
@@ -25440,7 +25162,7 @@
         </w:tc>
         <w:tc>
           <w:tcPr>
-            <w:tcW w:w="1917" w:type="dxa"/>
+            <w:tcW w:w="1916" w:type="dxa"/>
             <w:tcBorders>
               <w:top w:val="nil"/>
               <w:end w:val="nil"/>
@@ -25515,7 +25237,7 @@
         </w:tc>
         <w:tc>
           <w:tcPr>
-            <w:tcW w:w="1636" w:type="dxa"/>
+            <w:tcW w:w="1637" w:type="dxa"/>
             <w:tcBorders>
               <w:top w:val="nil"/>
             </w:tcBorders>
@@ -25692,8 +25414,8 @@
       </w:tblPr>
       <w:tblGrid>
         <w:gridCol w:w="1559"/>
-        <w:gridCol w:w="1557"/>
-        <w:gridCol w:w="1560"/>
+        <w:gridCol w:w="1556"/>
+        <w:gridCol w:w="1561"/>
         <w:gridCol w:w="1560"/>
         <w:gridCol w:w="1558"/>
         <w:gridCol w:w="1560"/>
@@ -25754,7 +25476,7 @@
         </w:tc>
         <w:tc>
           <w:tcPr>
-            <w:tcW w:w="1557" w:type="dxa"/>
+            <w:tcW w:w="1556" w:type="dxa"/>
             <w:tcBorders>
               <w:top w:val="single" w:sz="4" w:space="0" w:color="000000"/>
               <w:start w:val="single" w:sz="4" w:space="0" w:color="000000"/>
@@ -25804,7 +25526,7 @@
         </w:tc>
         <w:tc>
           <w:tcPr>
-            <w:tcW w:w="1560" w:type="dxa"/>
+            <w:tcW w:w="1561" w:type="dxa"/>
             <w:tcBorders>
               <w:top w:val="single" w:sz="4" w:space="0" w:color="000000"/>
               <w:start w:val="single" w:sz="4" w:space="0" w:color="000000"/>
@@ -26057,7 +25779,7 @@
         </w:tc>
         <w:tc>
           <w:tcPr>
-            <w:tcW w:w="1557" w:type="dxa"/>
+            <w:tcW w:w="1556" w:type="dxa"/>
             <w:tcBorders>
               <w:start w:val="single" w:sz="4" w:space="0" w:color="000000"/>
               <w:bottom w:val="single" w:sz="4" w:space="0" w:color="000000"/>
@@ -26106,7 +25828,7 @@
         </w:tc>
         <w:tc>
           <w:tcPr>
-            <w:tcW w:w="1560" w:type="dxa"/>
+            <w:tcW w:w="1561" w:type="dxa"/>
             <w:tcBorders>
               <w:start w:val="single" w:sz="4" w:space="0" w:color="000000"/>
               <w:bottom w:val="single" w:sz="4" w:space="0" w:color="000000"/>
@@ -26355,7 +26077,7 @@
         </w:tc>
         <w:tc>
           <w:tcPr>
-            <w:tcW w:w="1557" w:type="dxa"/>
+            <w:tcW w:w="1556" w:type="dxa"/>
             <w:tcBorders>
               <w:start w:val="single" w:sz="4" w:space="0" w:color="000000"/>
               <w:bottom w:val="single" w:sz="4" w:space="0" w:color="000000"/>
@@ -26404,7 +26126,7 @@
         </w:tc>
         <w:tc>
           <w:tcPr>
-            <w:tcW w:w="1560" w:type="dxa"/>
+            <w:tcW w:w="1561" w:type="dxa"/>
             <w:tcBorders>
               <w:start w:val="single" w:sz="4" w:space="0" w:color="000000"/>
               <w:bottom w:val="single" w:sz="4" w:space="0" w:color="000000"/>
@@ -26653,7 +26375,7 @@
         </w:tc>
         <w:tc>
           <w:tcPr>
-            <w:tcW w:w="1557" w:type="dxa"/>
+            <w:tcW w:w="1556" w:type="dxa"/>
             <w:tcBorders>
               <w:start w:val="single" w:sz="4" w:space="0" w:color="000000"/>
               <w:bottom w:val="single" w:sz="4" w:space="0" w:color="000000"/>
@@ -26702,7 +26424,7 @@
         </w:tc>
         <w:tc>
           <w:tcPr>
-            <w:tcW w:w="1560" w:type="dxa"/>
+            <w:tcW w:w="1561" w:type="dxa"/>
             <w:tcBorders>
               <w:start w:val="single" w:sz="4" w:space="0" w:color="000000"/>
               <w:bottom w:val="single" w:sz="4" w:space="0" w:color="000000"/>
@@ -26951,7 +26673,7 @@
         </w:tc>
         <w:tc>
           <w:tcPr>
-            <w:tcW w:w="1557" w:type="dxa"/>
+            <w:tcW w:w="1556" w:type="dxa"/>
             <w:tcBorders>
               <w:start w:val="single" w:sz="4" w:space="0" w:color="000000"/>
               <w:bottom w:val="single" w:sz="4" w:space="0" w:color="000000"/>
@@ -27000,7 +26722,7 @@
         </w:tc>
         <w:tc>
           <w:tcPr>
-            <w:tcW w:w="1560" w:type="dxa"/>
+            <w:tcW w:w="1561" w:type="dxa"/>
             <w:tcBorders>
               <w:start w:val="single" w:sz="4" w:space="0" w:color="000000"/>
               <w:bottom w:val="single" w:sz="4" w:space="0" w:color="000000"/>
@@ -27249,7 +26971,7 @@
         </w:tc>
         <w:tc>
           <w:tcPr>
-            <w:tcW w:w="1557" w:type="dxa"/>
+            <w:tcW w:w="1556" w:type="dxa"/>
             <w:tcBorders>
               <w:start w:val="single" w:sz="4" w:space="0" w:color="000000"/>
               <w:bottom w:val="single" w:sz="4" w:space="0" w:color="000000"/>
@@ -27298,7 +27020,7 @@
         </w:tc>
         <w:tc>
           <w:tcPr>
-            <w:tcW w:w="1560" w:type="dxa"/>
+            <w:tcW w:w="1561" w:type="dxa"/>
             <w:tcBorders>
               <w:start w:val="single" w:sz="4" w:space="0" w:color="000000"/>
               <w:bottom w:val="single" w:sz="4" w:space="0" w:color="000000"/>
@@ -27547,7 +27269,7 @@
         </w:tc>
         <w:tc>
           <w:tcPr>
-            <w:tcW w:w="1557" w:type="dxa"/>
+            <w:tcW w:w="1556" w:type="dxa"/>
             <w:tcBorders>
               <w:start w:val="single" w:sz="4" w:space="0" w:color="000000"/>
               <w:bottom w:val="single" w:sz="4" w:space="0" w:color="000000"/>
@@ -27596,7 +27318,7 @@
         </w:tc>
         <w:tc>
           <w:tcPr>
-            <w:tcW w:w="1560" w:type="dxa"/>
+            <w:tcW w:w="1561" w:type="dxa"/>
             <w:tcBorders>
               <w:start w:val="single" w:sz="4" w:space="0" w:color="000000"/>
               <w:bottom w:val="single" w:sz="4" w:space="0" w:color="000000"/>
@@ -27845,7 +27567,7 @@
         </w:tc>
         <w:tc>
           <w:tcPr>
-            <w:tcW w:w="1557" w:type="dxa"/>
+            <w:tcW w:w="1556" w:type="dxa"/>
             <w:tcBorders>
               <w:start w:val="single" w:sz="4" w:space="0" w:color="000000"/>
               <w:bottom w:val="single" w:sz="4" w:space="0" w:color="000000"/>
@@ -27894,7 +27616,7 @@
         </w:tc>
         <w:tc>
           <w:tcPr>
-            <w:tcW w:w="1560" w:type="dxa"/>
+            <w:tcW w:w="1561" w:type="dxa"/>
             <w:tcBorders>
               <w:start w:val="single" w:sz="4" w:space="0" w:color="000000"/>
               <w:bottom w:val="single" w:sz="4" w:space="0" w:color="000000"/>
@@ -28143,7 +27865,7 @@
         </w:tc>
         <w:tc>
           <w:tcPr>
-            <w:tcW w:w="1557" w:type="dxa"/>
+            <w:tcW w:w="1556" w:type="dxa"/>
             <w:tcBorders>
               <w:start w:val="single" w:sz="4" w:space="0" w:color="000000"/>
               <w:bottom w:val="single" w:sz="4" w:space="0" w:color="000000"/>
@@ -28192,7 +27914,7 @@
         </w:tc>
         <w:tc>
           <w:tcPr>
-            <w:tcW w:w="1560" w:type="dxa"/>
+            <w:tcW w:w="1561" w:type="dxa"/>
             <w:tcBorders>
               <w:start w:val="single" w:sz="4" w:space="0" w:color="000000"/>
               <w:bottom w:val="single" w:sz="4" w:space="0" w:color="000000"/>
@@ -28441,7 +28163,7 @@
         </w:tc>
         <w:tc>
           <w:tcPr>
-            <w:tcW w:w="1557" w:type="dxa"/>
+            <w:tcW w:w="1556" w:type="dxa"/>
             <w:tcBorders>
               <w:start w:val="single" w:sz="4" w:space="0" w:color="000000"/>
               <w:bottom w:val="single" w:sz="4" w:space="0" w:color="000000"/>
@@ -28490,7 +28212,7 @@
         </w:tc>
         <w:tc>
           <w:tcPr>
-            <w:tcW w:w="1560" w:type="dxa"/>
+            <w:tcW w:w="1561" w:type="dxa"/>
             <w:tcBorders>
               <w:start w:val="single" w:sz="4" w:space="0" w:color="000000"/>
               <w:bottom w:val="single" w:sz="4" w:space="0" w:color="000000"/>
@@ -28739,7 +28461,7 @@
         </w:tc>
         <w:tc>
           <w:tcPr>
-            <w:tcW w:w="1557" w:type="dxa"/>
+            <w:tcW w:w="1556" w:type="dxa"/>
             <w:tcBorders>
               <w:start w:val="single" w:sz="4" w:space="0" w:color="000000"/>
               <w:bottom w:val="single" w:sz="4" w:space="0" w:color="000000"/>
@@ -28788,7 +28510,7 @@
         </w:tc>
         <w:tc>
           <w:tcPr>
-            <w:tcW w:w="1560" w:type="dxa"/>
+            <w:tcW w:w="1561" w:type="dxa"/>
             <w:tcBorders>
               <w:start w:val="single" w:sz="4" w:space="0" w:color="000000"/>
               <w:bottom w:val="single" w:sz="4" w:space="0" w:color="000000"/>
@@ -29037,7 +28759,7 @@
         </w:tc>
         <w:tc>
           <w:tcPr>
-            <w:tcW w:w="1557" w:type="dxa"/>
+            <w:tcW w:w="1556" w:type="dxa"/>
             <w:tcBorders>
               <w:start w:val="single" w:sz="4" w:space="0" w:color="000000"/>
               <w:bottom w:val="single" w:sz="4" w:space="0" w:color="000000"/>
@@ -29086,7 +28808,7 @@
         </w:tc>
         <w:tc>
           <w:tcPr>
-            <w:tcW w:w="1560" w:type="dxa"/>
+            <w:tcW w:w="1561" w:type="dxa"/>
             <w:tcBorders>
               <w:start w:val="single" w:sz="4" w:space="0" w:color="000000"/>
               <w:bottom w:val="single" w:sz="4" w:space="0" w:color="000000"/>
@@ -29335,7 +29057,7 @@
         </w:tc>
         <w:tc>
           <w:tcPr>
-            <w:tcW w:w="1557" w:type="dxa"/>
+            <w:tcW w:w="1556" w:type="dxa"/>
             <w:tcBorders>
               <w:start w:val="single" w:sz="4" w:space="0" w:color="000000"/>
               <w:bottom w:val="single" w:sz="4" w:space="0" w:color="000000"/>
@@ -29384,7 +29106,7 @@
         </w:tc>
         <w:tc>
           <w:tcPr>
-            <w:tcW w:w="1560" w:type="dxa"/>
+            <w:tcW w:w="1561" w:type="dxa"/>
             <w:tcBorders>
               <w:start w:val="single" w:sz="4" w:space="0" w:color="000000"/>
               <w:bottom w:val="single" w:sz="4" w:space="0" w:color="000000"/>
@@ -29633,7 +29355,7 @@
         </w:tc>
         <w:tc>
           <w:tcPr>
-            <w:tcW w:w="1557" w:type="dxa"/>
+            <w:tcW w:w="1556" w:type="dxa"/>
             <w:tcBorders>
               <w:start w:val="single" w:sz="4" w:space="0" w:color="000000"/>
               <w:bottom w:val="single" w:sz="4" w:space="0" w:color="000000"/>
@@ -29682,7 +29404,7 @@
         </w:tc>
         <w:tc>
           <w:tcPr>
-            <w:tcW w:w="1560" w:type="dxa"/>
+            <w:tcW w:w="1561" w:type="dxa"/>
             <w:tcBorders>
               <w:start w:val="single" w:sz="4" w:space="0" w:color="000000"/>
               <w:bottom w:val="single" w:sz="4" w:space="0" w:color="000000"/>
@@ -29931,7 +29653,7 @@
         </w:tc>
         <w:tc>
           <w:tcPr>
-            <w:tcW w:w="1557" w:type="dxa"/>
+            <w:tcW w:w="1556" w:type="dxa"/>
             <w:tcBorders>
               <w:start w:val="single" w:sz="4" w:space="0" w:color="000000"/>
               <w:bottom w:val="single" w:sz="4" w:space="0" w:color="000000"/>
@@ -29980,7 +29702,7 @@
         </w:tc>
         <w:tc>
           <w:tcPr>
-            <w:tcW w:w="1560" w:type="dxa"/>
+            <w:tcW w:w="1561" w:type="dxa"/>
             <w:tcBorders>
               <w:start w:val="single" w:sz="4" w:space="0" w:color="000000"/>
               <w:bottom w:val="single" w:sz="4" w:space="0" w:color="000000"/>
@@ -30229,7 +29951,7 @@
         </w:tc>
         <w:tc>
           <w:tcPr>
-            <w:tcW w:w="1557" w:type="dxa"/>
+            <w:tcW w:w="1556" w:type="dxa"/>
             <w:tcBorders>
               <w:start w:val="single" w:sz="4" w:space="0" w:color="000000"/>
               <w:bottom w:val="single" w:sz="4" w:space="0" w:color="000000"/>
@@ -30278,7 +30000,7 @@
         </w:tc>
         <w:tc>
           <w:tcPr>
-            <w:tcW w:w="1560" w:type="dxa"/>
+            <w:tcW w:w="1561" w:type="dxa"/>
             <w:tcBorders>
               <w:start w:val="single" w:sz="4" w:space="0" w:color="000000"/>
               <w:bottom w:val="single" w:sz="4" w:space="0" w:color="000000"/>
@@ -30527,7 +30249,7 @@
         </w:tc>
         <w:tc>
           <w:tcPr>
-            <w:tcW w:w="1557" w:type="dxa"/>
+            <w:tcW w:w="1556" w:type="dxa"/>
             <w:tcBorders>
               <w:start w:val="single" w:sz="4" w:space="0" w:color="000000"/>
               <w:bottom w:val="single" w:sz="4" w:space="0" w:color="000000"/>
@@ -30576,7 +30298,7 @@
         </w:tc>
         <w:tc>
           <w:tcPr>
-            <w:tcW w:w="1560" w:type="dxa"/>
+            <w:tcW w:w="1561" w:type="dxa"/>
             <w:tcBorders>
               <w:start w:val="single" w:sz="4" w:space="0" w:color="000000"/>
               <w:bottom w:val="single" w:sz="4" w:space="0" w:color="000000"/>
@@ -30825,7 +30547,7 @@
         </w:tc>
         <w:tc>
           <w:tcPr>
-            <w:tcW w:w="1557" w:type="dxa"/>
+            <w:tcW w:w="1556" w:type="dxa"/>
             <w:tcBorders>
               <w:start w:val="single" w:sz="4" w:space="0" w:color="000000"/>
               <w:bottom w:val="single" w:sz="4" w:space="0" w:color="000000"/>
@@ -30874,7 +30596,7 @@
         </w:tc>
         <w:tc>
           <w:tcPr>
-            <w:tcW w:w="1560" w:type="dxa"/>
+            <w:tcW w:w="1561" w:type="dxa"/>
             <w:tcBorders>
               <w:start w:val="single" w:sz="4" w:space="0" w:color="000000"/>
               <w:bottom w:val="single" w:sz="4" w:space="0" w:color="000000"/>
@@ -31123,7 +30845,7 @@
         </w:tc>
         <w:tc>
           <w:tcPr>
-            <w:tcW w:w="1557" w:type="dxa"/>
+            <w:tcW w:w="1556" w:type="dxa"/>
             <w:tcBorders>
               <w:start w:val="single" w:sz="4" w:space="0" w:color="000000"/>
               <w:bottom w:val="single" w:sz="4" w:space="0" w:color="000000"/>
@@ -31172,7 +30894,7 @@
         </w:tc>
         <w:tc>
           <w:tcPr>
-            <w:tcW w:w="1560" w:type="dxa"/>
+            <w:tcW w:w="1561" w:type="dxa"/>
             <w:tcBorders>
               <w:start w:val="single" w:sz="4" w:space="0" w:color="000000"/>
               <w:bottom w:val="single" w:sz="4" w:space="0" w:color="000000"/>
@@ -31421,7 +31143,7 @@
         </w:tc>
         <w:tc>
           <w:tcPr>
-            <w:tcW w:w="1557" w:type="dxa"/>
+            <w:tcW w:w="1556" w:type="dxa"/>
             <w:tcBorders>
               <w:start w:val="single" w:sz="4" w:space="0" w:color="000000"/>
               <w:bottom w:val="single" w:sz="4" w:space="0" w:color="000000"/>
@@ -31470,7 +31192,7 @@
         </w:tc>
         <w:tc>
           <w:tcPr>
-            <w:tcW w:w="1560" w:type="dxa"/>
+            <w:tcW w:w="1561" w:type="dxa"/>
             <w:tcBorders>
               <w:start w:val="single" w:sz="4" w:space="0" w:color="000000"/>
               <w:bottom w:val="single" w:sz="4" w:space="0" w:color="000000"/>
@@ -31719,7 +31441,7 @@
         </w:tc>
         <w:tc>
           <w:tcPr>
-            <w:tcW w:w="1557" w:type="dxa"/>
+            <w:tcW w:w="1556" w:type="dxa"/>
             <w:tcBorders>
               <w:start w:val="single" w:sz="4" w:space="0" w:color="000000"/>
               <w:bottom w:val="single" w:sz="4" w:space="0" w:color="000000"/>
@@ -31768,7 +31490,7 @@
         </w:tc>
         <w:tc>
           <w:tcPr>
-            <w:tcW w:w="1560" w:type="dxa"/>
+            <w:tcW w:w="1561" w:type="dxa"/>
             <w:tcBorders>
               <w:start w:val="single" w:sz="4" w:space="0" w:color="000000"/>
               <w:bottom w:val="single" w:sz="4" w:space="0" w:color="000000"/>
@@ -32017,7 +31739,7 @@
         </w:tc>
         <w:tc>
           <w:tcPr>
-            <w:tcW w:w="1557" w:type="dxa"/>
+            <w:tcW w:w="1556" w:type="dxa"/>
             <w:tcBorders>
               <w:start w:val="single" w:sz="4" w:space="0" w:color="000000"/>
               <w:bottom w:val="single" w:sz="4" w:space="0" w:color="000000"/>
@@ -32066,7 +31788,7 @@
         </w:tc>
         <w:tc>
           <w:tcPr>
-            <w:tcW w:w="1560" w:type="dxa"/>
+            <w:tcW w:w="1561" w:type="dxa"/>
             <w:tcBorders>
               <w:start w:val="single" w:sz="4" w:space="0" w:color="000000"/>
               <w:bottom w:val="single" w:sz="4" w:space="0" w:color="000000"/>
@@ -32315,7 +32037,7 @@
         </w:tc>
         <w:tc>
           <w:tcPr>
-            <w:tcW w:w="1557" w:type="dxa"/>
+            <w:tcW w:w="1556" w:type="dxa"/>
             <w:tcBorders>
               <w:start w:val="single" w:sz="4" w:space="0" w:color="000000"/>
               <w:bottom w:val="single" w:sz="4" w:space="0" w:color="000000"/>
@@ -32364,7 +32086,7 @@
         </w:tc>
         <w:tc>
           <w:tcPr>
-            <w:tcW w:w="1560" w:type="dxa"/>
+            <w:tcW w:w="1561" w:type="dxa"/>
             <w:tcBorders>
               <w:start w:val="single" w:sz="4" w:space="0" w:color="000000"/>
               <w:bottom w:val="single" w:sz="4" w:space="0" w:color="000000"/>
@@ -32613,7 +32335,7 @@
         </w:tc>
         <w:tc>
           <w:tcPr>
-            <w:tcW w:w="1557" w:type="dxa"/>
+            <w:tcW w:w="1556" w:type="dxa"/>
             <w:tcBorders>
               <w:start w:val="single" w:sz="4" w:space="0" w:color="000000"/>
               <w:bottom w:val="single" w:sz="4" w:space="0" w:color="000000"/>
@@ -32642,7 +32364,7 @@
         </w:tc>
         <w:tc>
           <w:tcPr>
-            <w:tcW w:w="1560" w:type="dxa"/>
+            <w:tcW w:w="1561" w:type="dxa"/>
             <w:tcBorders>
               <w:start w:val="single" w:sz="4" w:space="0" w:color="000000"/>
               <w:bottom w:val="single" w:sz="4" w:space="0" w:color="000000"/>
@@ -32891,7 +32613,7 @@
         </w:tc>
         <w:tc>
           <w:tcPr>
-            <w:tcW w:w="1557" w:type="dxa"/>
+            <w:tcW w:w="1556" w:type="dxa"/>
             <w:tcBorders>
               <w:start w:val="single" w:sz="4" w:space="0" w:color="000000"/>
               <w:bottom w:val="single" w:sz="4" w:space="0" w:color="000000"/>
@@ -32940,7 +32662,7 @@
         </w:tc>
         <w:tc>
           <w:tcPr>
-            <w:tcW w:w="1560" w:type="dxa"/>
+            <w:tcW w:w="1561" w:type="dxa"/>
             <w:tcBorders>
               <w:start w:val="single" w:sz="4" w:space="0" w:color="000000"/>
               <w:bottom w:val="single" w:sz="4" w:space="0" w:color="000000"/>
@@ -33189,7 +32911,7 @@
         </w:tc>
         <w:tc>
           <w:tcPr>
-            <w:tcW w:w="1557" w:type="dxa"/>
+            <w:tcW w:w="1556" w:type="dxa"/>
             <w:tcBorders>
               <w:start w:val="single" w:sz="4" w:space="0" w:color="000000"/>
               <w:bottom w:val="single" w:sz="4" w:space="0" w:color="000000"/>
@@ -33238,7 +32960,7 @@
         </w:tc>
         <w:tc>
           <w:tcPr>
-            <w:tcW w:w="1560" w:type="dxa"/>
+            <w:tcW w:w="1561" w:type="dxa"/>
             <w:tcBorders>
               <w:start w:val="single" w:sz="4" w:space="0" w:color="000000"/>
               <w:bottom w:val="single" w:sz="4" w:space="0" w:color="000000"/>
@@ -33487,7 +33209,7 @@
         </w:tc>
         <w:tc>
           <w:tcPr>
-            <w:tcW w:w="1557" w:type="dxa"/>
+            <w:tcW w:w="1556" w:type="dxa"/>
             <w:tcBorders>
               <w:start w:val="single" w:sz="4" w:space="0" w:color="000000"/>
               <w:bottom w:val="single" w:sz="4" w:space="0" w:color="000000"/>
@@ -33536,7 +33258,7 @@
         </w:tc>
         <w:tc>
           <w:tcPr>
-            <w:tcW w:w="1560" w:type="dxa"/>
+            <w:tcW w:w="1561" w:type="dxa"/>
             <w:tcBorders>
               <w:start w:val="single" w:sz="4" w:space="0" w:color="000000"/>
               <w:bottom w:val="single" w:sz="4" w:space="0" w:color="000000"/>
@@ -33785,7 +33507,7 @@
         </w:tc>
         <w:tc>
           <w:tcPr>
-            <w:tcW w:w="1557" w:type="dxa"/>
+            <w:tcW w:w="1556" w:type="dxa"/>
             <w:tcBorders>
               <w:start w:val="single" w:sz="4" w:space="0" w:color="000000"/>
               <w:bottom w:val="single" w:sz="4" w:space="0" w:color="000000"/>
@@ -33834,7 +33556,7 @@
         </w:tc>
         <w:tc>
           <w:tcPr>
-            <w:tcW w:w="1560" w:type="dxa"/>
+            <w:tcW w:w="1561" w:type="dxa"/>
             <w:tcBorders>
               <w:start w:val="single" w:sz="4" w:space="0" w:color="000000"/>
               <w:bottom w:val="single" w:sz="4" w:space="0" w:color="000000"/>
@@ -34083,7 +33805,7 @@
         </w:tc>
         <w:tc>
           <w:tcPr>
-            <w:tcW w:w="1557" w:type="dxa"/>
+            <w:tcW w:w="1556" w:type="dxa"/>
             <w:tcBorders>
               <w:start w:val="single" w:sz="4" w:space="0" w:color="000000"/>
               <w:bottom w:val="single" w:sz="4" w:space="0" w:color="000000"/>
@@ -34132,7 +33854,7 @@
         </w:tc>
         <w:tc>
           <w:tcPr>
-            <w:tcW w:w="1560" w:type="dxa"/>
+            <w:tcW w:w="1561" w:type="dxa"/>
             <w:tcBorders>
               <w:start w:val="single" w:sz="4" w:space="0" w:color="000000"/>
               <w:bottom w:val="single" w:sz="4" w:space="0" w:color="000000"/>
@@ -34381,7 +34103,7 @@
         </w:tc>
         <w:tc>
           <w:tcPr>
-            <w:tcW w:w="1557" w:type="dxa"/>
+            <w:tcW w:w="1556" w:type="dxa"/>
             <w:tcBorders>
               <w:start w:val="single" w:sz="4" w:space="0" w:color="000000"/>
               <w:bottom w:val="single" w:sz="4" w:space="0" w:color="000000"/>
@@ -34430,7 +34152,7 @@
         </w:tc>
         <w:tc>
           <w:tcPr>
-            <w:tcW w:w="1560" w:type="dxa"/>
+            <w:tcW w:w="1561" w:type="dxa"/>
             <w:tcBorders>
               <w:start w:val="single" w:sz="4" w:space="0" w:color="000000"/>
               <w:bottom w:val="single" w:sz="4" w:space="0" w:color="000000"/>
@@ -34679,7 +34401,7 @@
         </w:tc>
         <w:tc>
           <w:tcPr>
-            <w:tcW w:w="1557" w:type="dxa"/>
+            <w:tcW w:w="1556" w:type="dxa"/>
             <w:tcBorders>
               <w:start w:val="single" w:sz="4" w:space="0" w:color="000000"/>
               <w:bottom w:val="single" w:sz="4" w:space="0" w:color="000000"/>
@@ -34728,7 +34450,7 @@
         </w:tc>
         <w:tc>
           <w:tcPr>
-            <w:tcW w:w="1560" w:type="dxa"/>
+            <w:tcW w:w="1561" w:type="dxa"/>
             <w:tcBorders>
               <w:start w:val="single" w:sz="4" w:space="0" w:color="000000"/>
               <w:bottom w:val="single" w:sz="4" w:space="0" w:color="000000"/>
@@ -34977,7 +34699,7 @@
         </w:tc>
         <w:tc>
           <w:tcPr>
-            <w:tcW w:w="1557" w:type="dxa"/>
+            <w:tcW w:w="1556" w:type="dxa"/>
             <w:tcBorders>
               <w:start w:val="single" w:sz="4" w:space="0" w:color="000000"/>
               <w:bottom w:val="single" w:sz="4" w:space="0" w:color="000000"/>
@@ -35006,7 +34728,7 @@
         </w:tc>
         <w:tc>
           <w:tcPr>
-            <w:tcW w:w="1560" w:type="dxa"/>
+            <w:tcW w:w="1561" w:type="dxa"/>
             <w:tcBorders>
               <w:start w:val="single" w:sz="4" w:space="0" w:color="000000"/>
               <w:bottom w:val="single" w:sz="4" w:space="0" w:color="000000"/>
@@ -35255,7 +34977,7 @@
         </w:tc>
         <w:tc>
           <w:tcPr>
-            <w:tcW w:w="1557" w:type="dxa"/>
+            <w:tcW w:w="1556" w:type="dxa"/>
             <w:tcBorders>
               <w:start w:val="single" w:sz="4" w:space="0" w:color="000000"/>
               <w:bottom w:val="single" w:sz="4" w:space="0" w:color="000000"/>
@@ -35304,7 +35026,7 @@
         </w:tc>
         <w:tc>
           <w:tcPr>
-            <w:tcW w:w="1560" w:type="dxa"/>
+            <w:tcW w:w="1561" w:type="dxa"/>
             <w:tcBorders>
               <w:start w:val="single" w:sz="4" w:space="0" w:color="000000"/>
               <w:bottom w:val="single" w:sz="4" w:space="0" w:color="000000"/>
@@ -35553,7 +35275,7 @@
         </w:tc>
         <w:tc>
           <w:tcPr>
-            <w:tcW w:w="1557" w:type="dxa"/>
+            <w:tcW w:w="1556" w:type="dxa"/>
             <w:tcBorders>
               <w:start w:val="single" w:sz="4" w:space="0" w:color="000000"/>
               <w:bottom w:val="single" w:sz="4" w:space="0" w:color="000000"/>
@@ -35602,7 +35324,7 @@
         </w:tc>
         <w:tc>
           <w:tcPr>
-            <w:tcW w:w="1560" w:type="dxa"/>
+            <w:tcW w:w="1561" w:type="dxa"/>
             <w:tcBorders>
               <w:start w:val="single" w:sz="4" w:space="0" w:color="000000"/>
               <w:bottom w:val="single" w:sz="4" w:space="0" w:color="000000"/>
@@ -35851,7 +35573,7 @@
         </w:tc>
         <w:tc>
           <w:tcPr>
-            <w:tcW w:w="1557" w:type="dxa"/>
+            <w:tcW w:w="1556" w:type="dxa"/>
             <w:tcBorders>
               <w:start w:val="single" w:sz="4" w:space="0" w:color="000000"/>
               <w:bottom w:val="single" w:sz="4" w:space="0" w:color="000000"/>
@@ -35900,7 +35622,7 @@
         </w:tc>
         <w:tc>
           <w:tcPr>
-            <w:tcW w:w="1560" w:type="dxa"/>
+            <w:tcW w:w="1561" w:type="dxa"/>
             <w:tcBorders>
               <w:start w:val="single" w:sz="4" w:space="0" w:color="000000"/>
               <w:bottom w:val="single" w:sz="4" w:space="0" w:color="000000"/>
@@ -36149,7 +35871,7 @@
         </w:tc>
         <w:tc>
           <w:tcPr>
-            <w:tcW w:w="1557" w:type="dxa"/>
+            <w:tcW w:w="1556" w:type="dxa"/>
             <w:tcBorders>
               <w:start w:val="single" w:sz="4" w:space="0" w:color="000000"/>
               <w:bottom w:val="single" w:sz="4" w:space="0" w:color="000000"/>
@@ -36198,7 +35920,7 @@
         </w:tc>
         <w:tc>
           <w:tcPr>
-            <w:tcW w:w="1560" w:type="dxa"/>
+            <w:tcW w:w="1561" w:type="dxa"/>
             <w:tcBorders>
               <w:start w:val="single" w:sz="4" w:space="0" w:color="000000"/>
               <w:bottom w:val="single" w:sz="4" w:space="0" w:color="000000"/>
@@ -36447,7 +36169,7 @@
         </w:tc>
         <w:tc>
           <w:tcPr>
-            <w:tcW w:w="1557" w:type="dxa"/>
+            <w:tcW w:w="1556" w:type="dxa"/>
             <w:tcBorders>
               <w:start w:val="single" w:sz="4" w:space="0" w:color="000000"/>
               <w:bottom w:val="single" w:sz="4" w:space="0" w:color="000000"/>
@@ -36496,7 +36218,7 @@
         </w:tc>
         <w:tc>
           <w:tcPr>
-            <w:tcW w:w="1560" w:type="dxa"/>
+            <w:tcW w:w="1561" w:type="dxa"/>
             <w:tcBorders>
               <w:start w:val="single" w:sz="4" w:space="0" w:color="000000"/>
               <w:bottom w:val="single" w:sz="4" w:space="0" w:color="000000"/>
@@ -36745,7 +36467,7 @@
         </w:tc>
         <w:tc>
           <w:tcPr>
-            <w:tcW w:w="1557" w:type="dxa"/>
+            <w:tcW w:w="1556" w:type="dxa"/>
             <w:tcBorders>
               <w:start w:val="single" w:sz="4" w:space="0" w:color="000000"/>
               <w:bottom w:val="single" w:sz="4" w:space="0" w:color="000000"/>
@@ -36794,7 +36516,7 @@
         </w:tc>
         <w:tc>
           <w:tcPr>
-            <w:tcW w:w="1560" w:type="dxa"/>
+            <w:tcW w:w="1561" w:type="dxa"/>
             <w:tcBorders>
               <w:start w:val="single" w:sz="4" w:space="0" w:color="000000"/>
               <w:bottom w:val="single" w:sz="4" w:space="0" w:color="000000"/>
@@ -37043,7 +36765,7 @@
         </w:tc>
         <w:tc>
           <w:tcPr>
-            <w:tcW w:w="1557" w:type="dxa"/>
+            <w:tcW w:w="1556" w:type="dxa"/>
             <w:tcBorders>
               <w:start w:val="single" w:sz="4" w:space="0" w:color="000000"/>
               <w:bottom w:val="single" w:sz="4" w:space="0" w:color="000000"/>
@@ -37092,7 +36814,7 @@
         </w:tc>
         <w:tc>
           <w:tcPr>
-            <w:tcW w:w="1560" w:type="dxa"/>
+            <w:tcW w:w="1561" w:type="dxa"/>
             <w:tcBorders>
               <w:start w:val="single" w:sz="4" w:space="0" w:color="000000"/>
               <w:bottom w:val="single" w:sz="4" w:space="0" w:color="000000"/>
@@ -37341,7 +37063,7 @@
         </w:tc>
         <w:tc>
           <w:tcPr>
-            <w:tcW w:w="1557" w:type="dxa"/>
+            <w:tcW w:w="1556" w:type="dxa"/>
             <w:tcBorders>
               <w:start w:val="single" w:sz="4" w:space="0" w:color="000000"/>
               <w:bottom w:val="single" w:sz="4" w:space="0" w:color="000000"/>
@@ -37390,7 +37112,7 @@
         </w:tc>
         <w:tc>
           <w:tcPr>
-            <w:tcW w:w="1560" w:type="dxa"/>
+            <w:tcW w:w="1561" w:type="dxa"/>
             <w:tcBorders>
               <w:start w:val="single" w:sz="4" w:space="0" w:color="000000"/>
               <w:bottom w:val="single" w:sz="4" w:space="0" w:color="000000"/>
@@ -37639,7 +37361,7 @@
         </w:tc>
         <w:tc>
           <w:tcPr>
-            <w:tcW w:w="1557" w:type="dxa"/>
+            <w:tcW w:w="1556" w:type="dxa"/>
             <w:tcBorders>
               <w:start w:val="single" w:sz="4" w:space="0" w:color="000000"/>
               <w:bottom w:val="single" w:sz="4" w:space="0" w:color="000000"/>
@@ -37688,7 +37410,7 @@
         </w:tc>
         <w:tc>
           <w:tcPr>
-            <w:tcW w:w="1560" w:type="dxa"/>
+            <w:tcW w:w="1561" w:type="dxa"/>
             <w:tcBorders>
               <w:start w:val="single" w:sz="4" w:space="0" w:color="000000"/>
               <w:bottom w:val="single" w:sz="4" w:space="0" w:color="000000"/>
@@ -37937,7 +37659,7 @@
         </w:tc>
         <w:tc>
           <w:tcPr>
-            <w:tcW w:w="1557" w:type="dxa"/>
+            <w:tcW w:w="1556" w:type="dxa"/>
             <w:tcBorders>
               <w:start w:val="single" w:sz="4" w:space="0" w:color="000000"/>
               <w:bottom w:val="single" w:sz="4" w:space="0" w:color="000000"/>
@@ -37986,7 +37708,7 @@
         </w:tc>
         <w:tc>
           <w:tcPr>
-            <w:tcW w:w="1560" w:type="dxa"/>
+            <w:tcW w:w="1561" w:type="dxa"/>
             <w:tcBorders>
               <w:start w:val="single" w:sz="4" w:space="0" w:color="000000"/>
               <w:bottom w:val="single" w:sz="4" w:space="0" w:color="000000"/>
@@ -38230,7 +37952,7 @@
           <w:numId w:val="0"/>
         </w:numPr>
         <w:spacing w:before="0" w:after="240"/>
-        <w:ind w:hanging="0" w:start="0" w:end="11"/>
+        <w:ind w:hanging="0" w:start="0" w:end="0"/>
         <w:rPr/>
       </w:pPr>
       <w:bookmarkStart w:id="48" w:name="__RefHeading___Toc2326_2856212045"/>
@@ -38263,7 +37985,7 @@
           <w:sz w:val="24"/>
           <w:szCs w:val="24"/>
         </w:rPr>
-        <w:t>Šajā nodaļā autors apkopo galvenos secinājumus par kvalifikācijas darba izstrādes procesu un sasniegto rezultātu. Tiek izvērtēti izmantotie izstrādes rīki, projekta laikā sastaptās problēmas un izaicinājumi, kā arī iegūtā pieredze spēles mehāniku, lietotāja saskarnes, līmeņu un dokumentācijas veidošanā. Nodaļā tiek aprakstīti arī projekta sasniegumi un iespējamie turpmākie mērķi, kas saistīti ar izstrādāto spēli “Light Seeker”.</w:t>
+        <w:t>Šajā nodaļā autors apkopo galvenos secinājumus par kvalifikācijas darba izstrādes procesu un sasniegto rezultātu. Tiek izvērtēti izmantotie izstrādes rīki, projekta laikā sastaptās problēmas un izaicinājumi, kā arī iegūtā pieredze spēles mehāniku, lietotāja saskarnes, līmeņu un dokumentācijas veidošanā. Nodaļā tiek aprakstīti arī projekta sasniegumi un iespējamie turpmākie mērķi, kas saistīti ar izstrādāto spēli “Gaismas Meklētājs”.</w:t>
       </w:r>
     </w:p>
     <w:p>
@@ -38527,7 +38249,7 @@
           <w:sz w:val="24"/>
           <w:szCs w:val="24"/>
         </w:rPr>
-        <w:t>Lai gan autoram ir vēlme kādreiz publicēt savu spēli tādās platformās kā “Steam”, “Epic Games” vai citos digitālajos izplatīšanas kanālos, šis projekts vairāk tiek uztverts kā nozīmīga mācību pieredze. “Light Seeker” palīdzēja apgūt Godot Engine, GDScript, 2D spēļu izstrādes principus, līmeņu veidošanu, spēles mehāniku programmēšanu un lietotāja saskarnes izstrādi. Nākotnē autors vēlētos izmantot iegūto pieredzi jauna projekta izveidē no nulles, lai jau sākumā labāk plānotu koda struktūru, optimizāciju, ainu organizāciju un vizuālo stilu.</w:t>
+        <w:t>Lai gan autoram ir vēlme kādreiz publicēt savu spēli tādās platformās kā “Steam”, “Epic Games” vai citos digitālajos izplatīšanas kanālos, šis projekts vairāk tiek uztverts kā nozīmīga mācību pieredze. “Gaismas Meklētājs” palīdzēja apgūt Godot Engine, GDScript, 2D spēļu izstrādes principus, līmeņu veidošanu, spēles mehāniku programmēšanu un lietotāja saskarnes izstrādi. Nākotnē autors vēlētos izmantot iegūto pieredzi jauna projekta izveidē no nulles, lai jau sākumā labāk plānotu koda struktūru, optimizāciju, ainu organizāciju un vizuālo stilu.</w:t>
       </w:r>
     </w:p>
     <w:p>
@@ -38594,6 +38316,734 @@
           <w:b/>
           <w:sz w:val="28"/>
         </w:rPr>
+      </w:r>
+      <w:r>
+        <w:br w:type="page"/>
+      </w:r>
+    </w:p>
+    <w:p>
+      <w:pPr>
+        <w:pStyle w:val="Heading1"/>
+        <w:tabs>
+          <w:tab w:val="clear" w:pos="708"/>
+        </w:tabs>
+        <w:spacing w:before="0" w:after="240"/>
+        <w:ind w:hanging="431" w:start="431" w:end="11"/>
+        <w:rPr/>
+      </w:pPr>
+      <w:bookmarkStart w:id="50" w:name="__RefHeading___Toc2328_2856212045"/>
+      <w:bookmarkStart w:id="51" w:name="_Toc212298906"/>
+      <w:bookmarkEnd w:id="50"/>
+      <w:r>
+        <w:rPr/>
+        <w:t>Lietoto terminu un saīsinājumu skaidrojumi</w:t>
+      </w:r>
+      <w:bookmarkEnd w:id="51"/>
+    </w:p>
+    <w:p>
+      <w:pPr>
+        <w:pStyle w:val="Normal"/>
+        <w:spacing w:lineRule="auto" w:line="360" w:before="0" w:after="0"/>
+        <w:ind w:firstLine="851" w:start="0" w:end="0"/>
+        <w:rPr>
+          <w:sz w:val="24"/>
+          <w:szCs w:val="24"/>
+        </w:rPr>
+      </w:pPr>
+      <w:r>
+        <w:rPr>
+          <w:b/>
+          <w:bCs/>
+          <w:sz w:val="24"/>
+          <w:szCs w:val="24"/>
+        </w:rPr>
+        <w:t>Platformer (platformeru spēle)</w:t>
+      </w:r>
+      <w:r>
+        <w:rPr>
+          <w:sz w:val="24"/>
+          <w:szCs w:val="24"/>
+        </w:rPr>
+        <w:t xml:space="preserve"> - videospēļu žanrs, kurā spēlētājs vada varoni, kas pārvietojas pa dažādiem līmeņiem, lecot starp platformām, izvairoties no šķēršļiem un ienaidniekiem. Galvenais uzsvars tiek likts uz precīzu kustību un reakcijas ātrumu.</w:t>
+      </w:r>
+    </w:p>
+    <w:p>
+      <w:pPr>
+        <w:pStyle w:val="Normal"/>
+        <w:spacing w:lineRule="auto" w:line="360" w:before="0" w:after="0"/>
+        <w:ind w:firstLine="851" w:start="0" w:end="0"/>
+        <w:rPr>
+          <w:sz w:val="24"/>
+          <w:szCs w:val="24"/>
+        </w:rPr>
+      </w:pPr>
+      <w:r>
+        <w:rPr>
+          <w:b/>
+          <w:bCs/>
+          <w:sz w:val="24"/>
+          <w:szCs w:val="24"/>
+        </w:rPr>
+        <w:t>FP</w:t>
+      </w:r>
+      <w:r>
+        <w:rPr>
+          <w:sz w:val="24"/>
+          <w:szCs w:val="24"/>
+        </w:rPr>
+        <w:t xml:space="preserve"> - funkcionālās prasības.</w:t>
+      </w:r>
+    </w:p>
+    <w:p>
+      <w:pPr>
+        <w:pStyle w:val="Normal"/>
+        <w:spacing w:lineRule="auto" w:line="360" w:before="0" w:after="0"/>
+        <w:ind w:firstLine="851" w:start="0" w:end="0"/>
+        <w:rPr>
+          <w:sz w:val="24"/>
+          <w:szCs w:val="24"/>
+        </w:rPr>
+      </w:pPr>
+      <w:r>
+        <w:rPr>
+          <w:b/>
+          <w:bCs/>
+          <w:sz w:val="24"/>
+          <w:szCs w:val="24"/>
+        </w:rPr>
+        <w:t>NP</w:t>
+      </w:r>
+      <w:r>
+        <w:rPr>
+          <w:sz w:val="24"/>
+          <w:szCs w:val="24"/>
+        </w:rPr>
+        <w:t xml:space="preserve"> - nefunkcionālās prasības.</w:t>
+      </w:r>
+    </w:p>
+    <w:p>
+      <w:pPr>
+        <w:pStyle w:val="Normal"/>
+        <w:spacing w:lineRule="auto" w:line="360" w:before="0" w:after="0"/>
+        <w:ind w:firstLine="851" w:start="0" w:end="0"/>
+        <w:rPr>
+          <w:sz w:val="24"/>
+          <w:szCs w:val="24"/>
+        </w:rPr>
+      </w:pPr>
+      <w:r>
+        <w:rPr>
+          <w:b/>
+          <w:bCs/>
+          <w:sz w:val="24"/>
+          <w:szCs w:val="24"/>
+        </w:rPr>
+        <w:t>2D spēle</w:t>
+      </w:r>
+      <w:r>
+        <w:rPr>
+          <w:b w:val="false"/>
+          <w:bCs w:val="false"/>
+          <w:sz w:val="24"/>
+          <w:szCs w:val="24"/>
+        </w:rPr>
+        <w:t xml:space="preserve"> - </w:t>
+      </w:r>
+      <w:r>
+        <w:rPr>
+          <w:sz w:val="24"/>
+          <w:szCs w:val="24"/>
+        </w:rPr>
+        <w:t>videospēle, kuras darbība notiek divdimensiju vidē.</w:t>
+      </w:r>
+    </w:p>
+    <w:p>
+      <w:pPr>
+        <w:pStyle w:val="Normal"/>
+        <w:spacing w:lineRule="auto" w:line="360" w:before="0" w:after="0"/>
+        <w:ind w:firstLine="851" w:start="0" w:end="0"/>
+        <w:rPr>
+          <w:b w:val="false"/>
+          <w:bCs w:val="false"/>
+          <w:sz w:val="24"/>
+          <w:szCs w:val="24"/>
+        </w:rPr>
+      </w:pPr>
+      <w:r>
+        <w:rPr>
+          <w:b/>
+          <w:bCs/>
+          <w:sz w:val="24"/>
+          <w:szCs w:val="24"/>
+        </w:rPr>
+        <w:t>Godot Engine</w:t>
+      </w:r>
+      <w:r>
+        <w:rPr>
+          <w:b w:val="false"/>
+          <w:bCs w:val="false"/>
+          <w:sz w:val="24"/>
+          <w:szCs w:val="24"/>
+        </w:rPr>
+        <w:t xml:space="preserve"> - spēļu izstrādes dzinējs, kas tika izmantots projekta “Gaismas Meklētājs” izveidei.</w:t>
+      </w:r>
+    </w:p>
+    <w:p>
+      <w:pPr>
+        <w:pStyle w:val="Normal"/>
+        <w:spacing w:lineRule="auto" w:line="360" w:before="0" w:after="0"/>
+        <w:ind w:firstLine="851" w:start="0" w:end="0"/>
+        <w:rPr>
+          <w:b w:val="false"/>
+          <w:bCs w:val="false"/>
+          <w:sz w:val="24"/>
+          <w:szCs w:val="24"/>
+        </w:rPr>
+      </w:pPr>
+      <w:r>
+        <w:rPr>
+          <w:b/>
+          <w:bCs/>
+          <w:sz w:val="24"/>
+          <w:szCs w:val="24"/>
+        </w:rPr>
+        <w:t>GDScript</w:t>
+      </w:r>
+      <w:r>
+        <w:rPr>
+          <w:b w:val="false"/>
+          <w:bCs w:val="false"/>
+          <w:sz w:val="24"/>
+          <w:szCs w:val="24"/>
+        </w:rPr>
+        <w:t xml:space="preserve"> - Godot Engine programmēšanas valoda, ar kuru tika veidota spēles loģika un mehānikas.</w:t>
+      </w:r>
+    </w:p>
+    <w:p>
+      <w:pPr>
+        <w:pStyle w:val="Normal"/>
+        <w:spacing w:lineRule="auto" w:line="360" w:before="0" w:after="0"/>
+        <w:ind w:firstLine="851" w:start="0" w:end="0"/>
+        <w:rPr>
+          <w:b w:val="false"/>
+          <w:bCs w:val="false"/>
+          <w:sz w:val="24"/>
+          <w:szCs w:val="24"/>
+        </w:rPr>
+      </w:pPr>
+      <w:r>
+        <w:rPr>
+          <w:b/>
+          <w:bCs/>
+          <w:sz w:val="24"/>
+          <w:szCs w:val="24"/>
+        </w:rPr>
+        <w:t>Asset</w:t>
+      </w:r>
+      <w:r>
+        <w:rPr>
+          <w:b w:val="false"/>
+          <w:bCs w:val="false"/>
+          <w:sz w:val="24"/>
+          <w:szCs w:val="24"/>
+        </w:rPr>
+        <w:t xml:space="preserve"> - gatavs spēles resurss, piemēram, attēls, animācija, skaņa, mūzika, fons vai cits elements, kas tiek izmantots spēles izstrādē.</w:t>
+      </w:r>
+    </w:p>
+    <w:p>
+      <w:pPr>
+        <w:pStyle w:val="Normal"/>
+        <w:spacing w:lineRule="auto" w:line="360" w:before="0" w:after="0"/>
+        <w:ind w:firstLine="851" w:start="0" w:end="0"/>
+        <w:rPr>
+          <w:b w:val="false"/>
+          <w:bCs w:val="false"/>
+          <w:sz w:val="24"/>
+          <w:szCs w:val="24"/>
+        </w:rPr>
+      </w:pPr>
+      <w:r>
+        <w:rPr>
+          <w:b/>
+          <w:bCs/>
+          <w:sz w:val="24"/>
+          <w:szCs w:val="24"/>
+        </w:rPr>
+        <w:t>UI (User Interface)</w:t>
+      </w:r>
+      <w:r>
+        <w:rPr>
+          <w:b w:val="false"/>
+          <w:bCs w:val="false"/>
+          <w:sz w:val="24"/>
+          <w:szCs w:val="24"/>
+        </w:rPr>
+        <w:t xml:space="preserve"> - lietotāja saskarne, kas ietver pogas, izvēlnes, logus, iestatījumus un citus vizuālus elementus, ar kuriem lietotājs mijiedarbojas.</w:t>
+      </w:r>
+    </w:p>
+    <w:p>
+      <w:pPr>
+        <w:pStyle w:val="Normal"/>
+        <w:spacing w:lineRule="auto" w:line="360" w:before="0" w:after="0"/>
+        <w:ind w:firstLine="851" w:start="0" w:end="0"/>
+        <w:rPr>
+          <w:b w:val="false"/>
+          <w:bCs w:val="false"/>
+          <w:sz w:val="24"/>
+          <w:szCs w:val="24"/>
+        </w:rPr>
+      </w:pPr>
+      <w:r>
+        <w:rPr>
+          <w:b/>
+          <w:bCs/>
+          <w:sz w:val="24"/>
+          <w:szCs w:val="24"/>
+        </w:rPr>
+        <w:t>Kontrolpunkts</w:t>
+      </w:r>
+      <w:r>
+        <w:rPr>
+          <w:b w:val="false"/>
+          <w:bCs w:val="false"/>
+          <w:sz w:val="24"/>
+          <w:szCs w:val="24"/>
+        </w:rPr>
+        <w:t xml:space="preserve"> - līmeņa punkts, kas pēc aktivizēšanas kļūst par varoņa jauno atdzimšanas vietu.</w:t>
+      </w:r>
+    </w:p>
+    <w:p>
+      <w:pPr>
+        <w:pStyle w:val="Normal"/>
+        <w:spacing w:lineRule="auto" w:line="360" w:before="0" w:after="0"/>
+        <w:ind w:firstLine="851" w:start="0" w:end="0"/>
+        <w:rPr>
+          <w:b w:val="false"/>
+          <w:bCs w:val="false"/>
+          <w:sz w:val="24"/>
+          <w:szCs w:val="24"/>
+        </w:rPr>
+      </w:pPr>
+      <w:r>
+        <w:rPr>
+          <w:b/>
+          <w:bCs/>
+          <w:sz w:val="24"/>
+          <w:szCs w:val="24"/>
+        </w:rPr>
+        <w:t>Boss</w:t>
+      </w:r>
+      <w:r>
+        <w:rPr>
+          <w:b w:val="false"/>
+          <w:bCs w:val="false"/>
+          <w:sz w:val="24"/>
+          <w:szCs w:val="24"/>
+        </w:rPr>
+        <w:t xml:space="preserve"> - īpašs pretinieks, kas parasti ir spēcīgāks par parastiem ienaidniekiem un tiek izmantots kā nozīmīgs izaicinājums spēles gaitā.</w:t>
+      </w:r>
+    </w:p>
+    <w:p>
+      <w:pPr>
+        <w:pStyle w:val="Normal"/>
+        <w:spacing w:lineRule="auto" w:line="360" w:before="0" w:after="0"/>
+        <w:ind w:firstLine="851" w:start="0" w:end="0"/>
+        <w:rPr>
+          <w:b w:val="false"/>
+          <w:bCs w:val="false"/>
+          <w:sz w:val="24"/>
+          <w:szCs w:val="24"/>
+        </w:rPr>
+      </w:pPr>
+      <w:r>
+        <w:rPr>
+          <w:b/>
+          <w:bCs/>
+          <w:sz w:val="24"/>
+          <w:szCs w:val="24"/>
+        </w:rPr>
+        <w:t>PackedScene</w:t>
+      </w:r>
+      <w:r>
+        <w:rPr>
+          <w:b w:val="false"/>
+          <w:bCs w:val="false"/>
+          <w:sz w:val="24"/>
+          <w:szCs w:val="24"/>
+        </w:rPr>
+        <w:t xml:space="preserve"> - Godot Engine datu tips, kas ļauj saglabāt un atkārtoti ielādēt gatavas ainas vai objektu veidnes.</w:t>
+      </w:r>
+    </w:p>
+    <w:p>
+      <w:pPr>
+        <w:pStyle w:val="Normal"/>
+        <w:spacing w:lineRule="auto" w:line="360" w:before="0" w:after="0"/>
+        <w:ind w:firstLine="851" w:start="0" w:end="0"/>
+        <w:rPr>
+          <w:b w:val="false"/>
+          <w:bCs w:val="false"/>
+          <w:sz w:val="24"/>
+          <w:szCs w:val="24"/>
+        </w:rPr>
+      </w:pPr>
+      <w:r>
+        <w:rPr>
+          <w:b/>
+          <w:bCs/>
+          <w:sz w:val="24"/>
+          <w:szCs w:val="24"/>
+        </w:rPr>
+        <w:t>GameState</w:t>
+      </w:r>
+      <w:r>
+        <w:rPr>
+          <w:b w:val="false"/>
+          <w:bCs w:val="false"/>
+          <w:sz w:val="24"/>
+          <w:szCs w:val="24"/>
+        </w:rPr>
+        <w:t xml:space="preserve"> - projekta skripts, kas pārvalda spēles progresu, iestatījumus, izvēlēto personāžu un citus saglabājamos datus.</w:t>
+      </w:r>
+    </w:p>
+    <w:p>
+      <w:pPr>
+        <w:pStyle w:val="Normal"/>
+        <w:spacing w:lineRule="auto" w:line="360" w:before="0" w:after="0"/>
+        <w:ind w:firstLine="851" w:start="0" w:end="0"/>
+        <w:rPr>
+          <w:b w:val="false"/>
+          <w:bCs w:val="false"/>
+          <w:sz w:val="24"/>
+          <w:szCs w:val="24"/>
+        </w:rPr>
+      </w:pPr>
+      <w:r>
+        <w:rPr>
+          <w:b/>
+          <w:bCs/>
+          <w:sz w:val="24"/>
+          <w:szCs w:val="24"/>
+        </w:rPr>
+        <w:t>CharacterDB</w:t>
+      </w:r>
+      <w:r>
+        <w:rPr>
+          <w:b w:val="false"/>
+          <w:bCs w:val="false"/>
+          <w:sz w:val="24"/>
+          <w:szCs w:val="24"/>
+        </w:rPr>
+        <w:t xml:space="preserve"> - projekta datu struktūra, kurā tiek glabāta informācija par spēlē pieejamajiem personāžiem.</w:t>
+      </w:r>
+    </w:p>
+    <w:p>
+      <w:pPr>
+        <w:pStyle w:val="Normal"/>
+        <w:spacing w:lineRule="auto" w:line="360" w:before="0" w:after="0"/>
+        <w:ind w:firstLine="851" w:start="0" w:end="0"/>
+        <w:rPr>
+          <w:b w:val="false"/>
+          <w:bCs w:val="false"/>
+          <w:sz w:val="24"/>
+          <w:szCs w:val="24"/>
+        </w:rPr>
+      </w:pPr>
+      <w:r>
+        <w:rPr>
+          <w:b/>
+          <w:bCs/>
+          <w:sz w:val="24"/>
+          <w:szCs w:val="24"/>
+        </w:rPr>
+        <w:t>settings.cfg</w:t>
+      </w:r>
+      <w:r>
+        <w:rPr>
+          <w:b w:val="false"/>
+          <w:bCs w:val="false"/>
+          <w:sz w:val="24"/>
+          <w:szCs w:val="24"/>
+        </w:rPr>
+        <w:t xml:space="preserve"> - lokāls konfigurācijas fails, kurā tiek saglabāti lietotāja iestatījumi.</w:t>
+      </w:r>
+    </w:p>
+    <w:p>
+      <w:pPr>
+        <w:pStyle w:val="Normal"/>
+        <w:spacing w:lineRule="auto" w:line="360" w:before="0" w:after="0"/>
+        <w:ind w:firstLine="851" w:start="0" w:end="0"/>
+        <w:rPr>
+          <w:b w:val="false"/>
+          <w:bCs w:val="false"/>
+          <w:sz w:val="24"/>
+          <w:szCs w:val="24"/>
+        </w:rPr>
+      </w:pPr>
+      <w:r>
+        <w:rPr>
+          <w:b/>
+          <w:bCs/>
+          <w:sz w:val="24"/>
+          <w:szCs w:val="24"/>
+        </w:rPr>
+        <w:t>progress.cfg</w:t>
+      </w:r>
+      <w:r>
+        <w:rPr>
+          <w:b w:val="false"/>
+          <w:bCs w:val="false"/>
+          <w:sz w:val="24"/>
+          <w:szCs w:val="24"/>
+        </w:rPr>
+        <w:t xml:space="preserve"> - lokāls konfigurācijas fails, kurā tiek saglabāts spēles progress.</w:t>
+      </w:r>
+    </w:p>
+    <w:p>
+      <w:pPr>
+        <w:pStyle w:val="Normal"/>
+        <w:spacing w:lineRule="auto" w:line="360" w:before="0" w:after="0"/>
+        <w:ind w:firstLine="851" w:start="0" w:end="0"/>
+        <w:rPr>
+          <w:b w:val="false"/>
+          <w:bCs w:val="false"/>
+          <w:sz w:val="24"/>
+          <w:szCs w:val="24"/>
+        </w:rPr>
+      </w:pPr>
+      <w:r>
+        <w:rPr>
+          <w:b/>
+          <w:bCs/>
+          <w:sz w:val="24"/>
+          <w:szCs w:val="24"/>
+        </w:rPr>
+        <w:t>UML</w:t>
+      </w:r>
+      <w:r>
+        <w:rPr>
+          <w:b w:val="false"/>
+          <w:bCs w:val="false"/>
+          <w:sz w:val="24"/>
+          <w:szCs w:val="24"/>
+        </w:rPr>
+        <w:t xml:space="preserve"> - modelēšanas valoda, kas tiek izmantota sistēmas diagrammu veidošanai.</w:t>
+      </w:r>
+    </w:p>
+    <w:p>
+      <w:pPr>
+        <w:pStyle w:val="Normal"/>
+        <w:spacing w:lineRule="auto" w:line="360" w:before="0" w:after="0"/>
+        <w:ind w:firstLine="851" w:start="0" w:end="0"/>
+        <w:rPr>
+          <w:b w:val="false"/>
+          <w:bCs w:val="false"/>
+          <w:sz w:val="24"/>
+          <w:szCs w:val="24"/>
+        </w:rPr>
+      </w:pPr>
+      <w:r>
+        <w:rPr>
+          <w:b/>
+          <w:bCs/>
+          <w:sz w:val="24"/>
+          <w:szCs w:val="24"/>
+        </w:rPr>
+        <w:t>Use Case diagramma</w:t>
+      </w:r>
+      <w:r>
+        <w:rPr>
+          <w:b w:val="false"/>
+          <w:bCs w:val="false"/>
+          <w:sz w:val="24"/>
+          <w:szCs w:val="24"/>
+        </w:rPr>
+        <w:t xml:space="preserve"> - UML diagramma, kas parāda lietotāja iespējamās darbības sistēmā.</w:t>
+      </w:r>
+    </w:p>
+    <w:p>
+      <w:pPr>
+        <w:pStyle w:val="Normal"/>
+        <w:spacing w:lineRule="auto" w:line="360" w:before="0" w:after="0"/>
+        <w:ind w:firstLine="851" w:start="0" w:end="0"/>
+        <w:rPr>
+          <w:b w:val="false"/>
+          <w:bCs w:val="false"/>
+          <w:sz w:val="24"/>
+          <w:szCs w:val="24"/>
+        </w:rPr>
+      </w:pPr>
+      <w:r>
+        <w:rPr>
+          <w:b/>
+          <w:bCs/>
+          <w:sz w:val="24"/>
+          <w:szCs w:val="24"/>
+        </w:rPr>
+        <w:t>Activity diagramma</w:t>
+      </w:r>
+      <w:r>
+        <w:rPr>
+          <w:b w:val="false"/>
+          <w:bCs w:val="false"/>
+          <w:sz w:val="24"/>
+          <w:szCs w:val="24"/>
+        </w:rPr>
+        <w:t xml:space="preserve"> - UML diagramma, kas parāda darbību secību sistēmā vai konkrētā procesā.</w:t>
+      </w:r>
+    </w:p>
+    <w:p>
+      <w:pPr>
+        <w:pStyle w:val="Normal"/>
+        <w:spacing w:lineRule="auto" w:line="360" w:before="0" w:after="0"/>
+        <w:ind w:firstLine="851" w:start="0" w:end="0"/>
+        <w:rPr>
+          <w:b w:val="false"/>
+          <w:bCs w:val="false"/>
+          <w:sz w:val="24"/>
+          <w:szCs w:val="24"/>
+        </w:rPr>
+      </w:pPr>
+      <w:r>
+        <w:rPr>
+          <w:b/>
+          <w:bCs/>
+          <w:sz w:val="24"/>
+          <w:szCs w:val="24"/>
+        </w:rPr>
+        <w:t xml:space="preserve">State diagramma </w:t>
+      </w:r>
+      <w:r>
+        <w:rPr>
+          <w:b w:val="false"/>
+          <w:bCs w:val="false"/>
+          <w:sz w:val="24"/>
+          <w:szCs w:val="24"/>
+        </w:rPr>
+        <w:t>- UML diagramma, kas parāda objekta vai sistēmas stāvokļus un pārejas starp tiem.</w:t>
+      </w:r>
+    </w:p>
+    <w:p>
+      <w:pPr>
+        <w:pStyle w:val="Normal"/>
+        <w:spacing w:lineRule="auto" w:line="360" w:before="0" w:after="0"/>
+        <w:ind w:firstLine="851" w:start="0" w:end="0"/>
+        <w:rPr>
+          <w:b w:val="false"/>
+          <w:bCs w:val="false"/>
+          <w:sz w:val="24"/>
+          <w:szCs w:val="24"/>
+        </w:rPr>
+      </w:pPr>
+      <w:r>
+        <w:rPr>
+          <w:b/>
+          <w:bCs/>
+          <w:sz w:val="24"/>
+          <w:szCs w:val="24"/>
+        </w:rPr>
+        <w:t>Klašu diagramma</w:t>
+      </w:r>
+      <w:r>
+        <w:rPr>
+          <w:b w:val="false"/>
+          <w:bCs w:val="false"/>
+          <w:sz w:val="24"/>
+          <w:szCs w:val="24"/>
+        </w:rPr>
+        <w:t xml:space="preserve"> - UML diagramma, kas parāda sistēmas klases, to īpašības, metodes un savstarpējās saites.</w:t>
+      </w:r>
+    </w:p>
+    <w:p>
+      <w:pPr>
+        <w:pStyle w:val="Normal"/>
+        <w:spacing w:lineRule="auto" w:line="360" w:before="0" w:after="0"/>
+        <w:ind w:firstLine="851" w:start="0" w:end="0"/>
+        <w:rPr>
+          <w:b w:val="false"/>
+          <w:bCs w:val="false"/>
+          <w:sz w:val="24"/>
+          <w:szCs w:val="24"/>
+        </w:rPr>
+      </w:pPr>
+      <w:r>
+        <w:rPr>
+          <w:b/>
+          <w:bCs/>
+          <w:sz w:val="24"/>
+          <w:szCs w:val="24"/>
+        </w:rPr>
+        <w:t>Komponenšu diagramma</w:t>
+      </w:r>
+      <w:r>
+        <w:rPr>
+          <w:b w:val="false"/>
+          <w:bCs w:val="false"/>
+          <w:sz w:val="24"/>
+          <w:szCs w:val="24"/>
+        </w:rPr>
+        <w:t xml:space="preserve"> - UML diagramma, kas parāda sistēmas galvenos komponentus un to savstarpējo sadarbību.</w:t>
+      </w:r>
+    </w:p>
+    <w:p>
+      <w:pPr>
+        <w:pStyle w:val="Normal"/>
+        <w:spacing w:lineRule="auto" w:line="360" w:before="0" w:after="0"/>
+        <w:ind w:firstLine="851" w:start="0" w:end="0"/>
+        <w:rPr>
+          <w:b w:val="false"/>
+          <w:bCs w:val="false"/>
+          <w:sz w:val="24"/>
+          <w:szCs w:val="24"/>
+        </w:rPr>
+      </w:pPr>
+      <w:r>
+        <w:rPr>
+          <w:b/>
+          <w:bCs/>
+          <w:sz w:val="24"/>
+          <w:szCs w:val="24"/>
+        </w:rPr>
+        <w:t>TST</w:t>
+      </w:r>
+      <w:r>
+        <w:rPr>
+          <w:b w:val="false"/>
+          <w:bCs w:val="false"/>
+          <w:sz w:val="24"/>
+          <w:szCs w:val="24"/>
+        </w:rPr>
+        <w:t xml:space="preserve"> - testpiemēra identifikators testēšanas dokumentācijā.</w:t>
+      </w:r>
+    </w:p>
+    <w:p>
+      <w:pPr>
+        <w:pStyle w:val="Normal"/>
+        <w:spacing w:lineRule="auto" w:line="360" w:before="0" w:after="0"/>
+        <w:ind w:firstLine="851" w:start="0" w:end="0"/>
+        <w:rPr>
+          <w:b w:val="false"/>
+          <w:bCs w:val="false"/>
+          <w:sz w:val="24"/>
+          <w:szCs w:val="24"/>
+        </w:rPr>
+      </w:pPr>
+      <w:r>
+        <w:rPr>
+          <w:b/>
+          <w:bCs/>
+          <w:sz w:val="24"/>
+          <w:szCs w:val="24"/>
+        </w:rPr>
+        <w:t>Vector2</w:t>
+      </w:r>
+      <w:r>
+        <w:rPr>
+          <w:b w:val="false"/>
+          <w:bCs w:val="false"/>
+          <w:sz w:val="24"/>
+          <w:szCs w:val="24"/>
+        </w:rPr>
+        <w:t xml:space="preserve"> - datu tips, kas tiek izmantots divdimensiju pozīciju, virzienu un ātruma glabāšanai.</w:t>
       </w:r>
       <w:r>
         <w:br w:type="page"/>
@@ -38607,103 +39057,7 @@
           <w:numId w:val="0"/>
         </w:numPr>
         <w:spacing w:before="0" w:after="240"/>
-        <w:ind w:hanging="0" w:start="0" w:end="11"/>
-        <w:rPr/>
-      </w:pPr>
-      <w:bookmarkStart w:id="50" w:name="__RefHeading___Toc2328_2856212045"/>
-      <w:bookmarkStart w:id="51" w:name="_Toc212298906"/>
-      <w:bookmarkEnd w:id="50"/>
-      <w:r>
-        <w:rPr/>
-        <w:t>Lietoto terminu un saīsinājumu skaidrojumi</w:t>
-      </w:r>
-      <w:bookmarkEnd w:id="51"/>
-    </w:p>
-    <w:p>
-      <w:pPr>
-        <w:pStyle w:val="Normal"/>
-        <w:spacing w:lineRule="auto" w:line="360" w:before="0" w:after="0"/>
-        <w:ind w:firstLine="851" w:start="0" w:end="0"/>
-        <w:rPr>
-          <w:sz w:val="24"/>
-        </w:rPr>
-      </w:pPr>
-      <w:r>
-        <w:rPr>
-          <w:b/>
-          <w:bCs/>
-          <w:sz w:val="24"/>
-        </w:rPr>
-        <w:t>Platformer (platformeru spēle)</w:t>
-      </w:r>
-      <w:r>
-        <w:rPr>
-          <w:sz w:val="24"/>
-        </w:rPr>
-        <w:t xml:space="preserve"> - videospēļu žanrs, kurā spēlētājs vada varoni, kas pārvietojas pa dažādiem līmeņiem, lecot starp platformām, izvairoties no šķēršļiem un ienaidniekiem. Galvenais uzsvars tiek likts uz precīzu kustību un reakcijas ātrumu.</w:t>
-      </w:r>
-    </w:p>
-    <w:p>
-      <w:pPr>
-        <w:pStyle w:val="Normal"/>
-        <w:spacing w:lineRule="auto" w:line="360" w:before="0" w:after="0"/>
-        <w:ind w:firstLine="851" w:start="0" w:end="0"/>
-        <w:rPr>
-          <w:sz w:val="24"/>
-        </w:rPr>
-      </w:pPr>
-      <w:r>
-        <w:rPr>
-          <w:b/>
-          <w:bCs/>
-          <w:sz w:val="24"/>
-        </w:rPr>
-        <w:t>FP</w:t>
-      </w:r>
-      <w:r>
-        <w:rPr>
-          <w:sz w:val="24"/>
-        </w:rPr>
-        <w:t xml:space="preserve"> - funkcionālās prasības.</w:t>
-      </w:r>
-    </w:p>
-    <w:p>
-      <w:pPr>
-        <w:pStyle w:val="Normal"/>
-        <w:spacing w:lineRule="auto" w:line="360" w:before="0" w:after="0"/>
-        <w:ind w:firstLine="851" w:start="0" w:end="0"/>
-        <w:rPr>
-          <w:b/>
-          <w:sz w:val="24"/>
-        </w:rPr>
-      </w:pPr>
-      <w:r>
-        <w:rPr>
-          <w:b/>
-          <w:bCs/>
-          <w:sz w:val="24"/>
-        </w:rPr>
-        <w:t>NP</w:t>
-      </w:r>
-      <w:r>
-        <w:rPr>
-          <w:sz w:val="24"/>
-        </w:rPr>
-        <w:t xml:space="preserve"> - nefunkcionālās prasības.</w:t>
-      </w:r>
-      <w:r>
-        <w:br w:type="page"/>
-      </w:r>
-    </w:p>
-    <w:p>
-      <w:pPr>
-        <w:pStyle w:val="Heading1"/>
-        <w:numPr>
-          <w:ilvl w:val="0"/>
-          <w:numId w:val="0"/>
-        </w:numPr>
-        <w:spacing w:before="0" w:after="240"/>
-        <w:ind w:hanging="0" w:start="0" w:end="11"/>
+        <w:ind w:hanging="0" w:start="0" w:end="0"/>
         <w:rPr/>
       </w:pPr>
       <w:bookmarkStart w:id="52" w:name="__RefHeading___Toc2330_2856212045"/>
@@ -38714,6 +39068,406 @@
         <w:t>Literatūras un informācijas avotu saraksts</w:t>
       </w:r>
       <w:bookmarkEnd w:id="53"/>
+    </w:p>
+    <w:p>
+      <w:pPr>
+        <w:pStyle w:val="Normal"/>
+        <w:numPr>
+          <w:ilvl w:val="0"/>
+          <w:numId w:val="44"/>
+        </w:numPr>
+        <w:spacing w:lineRule="auto" w:line="360" w:before="0" w:after="0"/>
+        <w:ind w:firstLine="850" w:start="0" w:end="0"/>
+        <w:jc w:val="both"/>
+        <w:rPr/>
+      </w:pPr>
+      <w:r>
+        <w:rPr>
+          <w:b/>
+          <w:bCs/>
+          <w:sz w:val="24"/>
+          <w:szCs w:val="24"/>
+        </w:rPr>
+        <w:t>Godot Engine.</w:t>
+      </w:r>
+      <w:r>
+        <w:rPr>
+          <w:sz w:val="24"/>
+          <w:szCs w:val="24"/>
+        </w:rPr>
+        <w:t xml:space="preserve"> Godot Docs - oficiāla dokumentācija. Pieejams: </w:t>
+      </w:r>
+      <w:hyperlink r:id="rId24">
+        <w:r>
+          <w:rPr>
+            <w:rStyle w:val="Hyperlink"/>
+            <w:sz w:val="24"/>
+            <w:szCs w:val="24"/>
+          </w:rPr>
+          <w:t>https://docs.godotengine.org/en/stable/</w:t>
+        </w:r>
+      </w:hyperlink>
+    </w:p>
+    <w:p>
+      <w:pPr>
+        <w:pStyle w:val="Normal"/>
+        <w:numPr>
+          <w:ilvl w:val="0"/>
+          <w:numId w:val="44"/>
+        </w:numPr>
+        <w:spacing w:lineRule="auto" w:line="360" w:before="0" w:after="0"/>
+        <w:ind w:firstLine="850" w:start="0" w:end="0"/>
+        <w:jc w:val="both"/>
+        <w:rPr/>
+      </w:pPr>
+      <w:r>
+        <w:rPr>
+          <w:b/>
+          <w:bCs/>
+          <w:sz w:val="24"/>
+          <w:szCs w:val="24"/>
+        </w:rPr>
+        <w:t>GDQuest.</w:t>
+      </w:r>
+      <w:r>
+        <w:rPr>
+          <w:sz w:val="24"/>
+          <w:szCs w:val="24"/>
+        </w:rPr>
+        <w:t xml:space="preserve"> Godot mācību materiāli. Pieejams: </w:t>
+      </w:r>
+      <w:hyperlink r:id="rId25">
+        <w:r>
+          <w:rPr>
+            <w:rStyle w:val="Hyperlink"/>
+            <w:sz w:val="24"/>
+            <w:szCs w:val="24"/>
+          </w:rPr>
+          <w:t>https://www.gdquest.com/</w:t>
+        </w:r>
+      </w:hyperlink>
+    </w:p>
+    <w:p>
+      <w:pPr>
+        <w:pStyle w:val="Normal"/>
+        <w:numPr>
+          <w:ilvl w:val="0"/>
+          <w:numId w:val="44"/>
+        </w:numPr>
+        <w:spacing w:lineRule="auto" w:line="360" w:before="0" w:after="0"/>
+        <w:ind w:firstLine="850" w:start="0" w:end="0"/>
+        <w:jc w:val="both"/>
+        <w:rPr/>
+      </w:pPr>
+      <w:r>
+        <w:rPr>
+          <w:b/>
+          <w:bCs/>
+          <w:sz w:val="24"/>
+          <w:szCs w:val="24"/>
+        </w:rPr>
+        <w:t>Youtube.</w:t>
+      </w:r>
+      <w:r>
+        <w:rPr>
+          <w:sz w:val="24"/>
+          <w:szCs w:val="24"/>
+        </w:rPr>
+        <w:t xml:space="preserve"> Godot Engine, GDScript un spēļu izstrādes mācību video materiāli. Pieejams: </w:t>
+      </w:r>
+      <w:hyperlink r:id="rId26">
+        <w:r>
+          <w:rPr>
+            <w:rStyle w:val="Hyperlink"/>
+            <w:sz w:val="24"/>
+            <w:szCs w:val="24"/>
+          </w:rPr>
+          <w:t>https://www.youtube.com/</w:t>
+        </w:r>
+      </w:hyperlink>
+    </w:p>
+    <w:p>
+      <w:pPr>
+        <w:pStyle w:val="Normal"/>
+        <w:numPr>
+          <w:ilvl w:val="0"/>
+          <w:numId w:val="44"/>
+        </w:numPr>
+        <w:spacing w:lineRule="auto" w:line="360" w:before="0" w:after="0"/>
+        <w:ind w:firstLine="850" w:start="0" w:end="0"/>
+        <w:jc w:val="both"/>
+        <w:rPr/>
+      </w:pPr>
+      <w:r>
+        <w:rPr>
+          <w:b/>
+          <w:bCs/>
+          <w:sz w:val="24"/>
+          <w:szCs w:val="24"/>
+        </w:rPr>
+        <w:t>GDScript.</w:t>
+      </w:r>
+      <w:r>
+        <w:rPr>
+          <w:sz w:val="24"/>
+          <w:szCs w:val="24"/>
+        </w:rPr>
+        <w:t xml:space="preserve"> GDScript mācību materiāli. Pieejams: </w:t>
+      </w:r>
+      <w:hyperlink r:id="rId27">
+        <w:r>
+          <w:rPr>
+            <w:rStyle w:val="Hyperlink"/>
+            <w:sz w:val="24"/>
+            <w:szCs w:val="24"/>
+          </w:rPr>
+          <w:t>https://gdscript.com/</w:t>
+        </w:r>
+      </w:hyperlink>
+    </w:p>
+    <w:p>
+      <w:pPr>
+        <w:pStyle w:val="Normal"/>
+        <w:numPr>
+          <w:ilvl w:val="0"/>
+          <w:numId w:val="44"/>
+        </w:numPr>
+        <w:spacing w:lineRule="auto" w:line="360" w:before="0" w:after="0"/>
+        <w:ind w:firstLine="850" w:start="0" w:end="0"/>
+        <w:jc w:val="both"/>
+        <w:rPr/>
+      </w:pPr>
+      <w:r>
+        <w:rPr>
+          <w:b/>
+          <w:bCs/>
+          <w:sz w:val="24"/>
+          <w:szCs w:val="24"/>
+        </w:rPr>
+        <w:t>itch.io.</w:t>
+      </w:r>
+      <w:r>
+        <w:rPr>
+          <w:sz w:val="24"/>
+          <w:szCs w:val="24"/>
+        </w:rPr>
+        <w:t xml:space="preserve"> Spēļu resursu platforma. Pieejams: </w:t>
+      </w:r>
+      <w:hyperlink r:id="rId28">
+        <w:r>
+          <w:rPr>
+            <w:rStyle w:val="Hyperlink"/>
+            <w:sz w:val="24"/>
+            <w:szCs w:val="24"/>
+          </w:rPr>
+          <w:t>https://itch.io/</w:t>
+        </w:r>
+      </w:hyperlink>
+    </w:p>
+    <w:p>
+      <w:pPr>
+        <w:pStyle w:val="Normal"/>
+        <w:numPr>
+          <w:ilvl w:val="0"/>
+          <w:numId w:val="44"/>
+        </w:numPr>
+        <w:spacing w:lineRule="auto" w:line="360" w:before="0" w:after="0"/>
+        <w:ind w:firstLine="850" w:start="0" w:end="0"/>
+        <w:jc w:val="both"/>
+        <w:rPr/>
+      </w:pPr>
+      <w:r>
+        <w:rPr>
+          <w:b/>
+          <w:bCs/>
+          <w:sz w:val="24"/>
+          <w:szCs w:val="24"/>
+        </w:rPr>
+        <w:t xml:space="preserve">Kenney. </w:t>
+      </w:r>
+      <w:r>
+        <w:rPr>
+          <w:sz w:val="24"/>
+          <w:szCs w:val="24"/>
+        </w:rPr>
+        <w:t xml:space="preserve">Spēļu resursu platforma. Pieejams: </w:t>
+      </w:r>
+      <w:hyperlink r:id="rId29">
+        <w:r>
+          <w:rPr>
+            <w:rStyle w:val="Hyperlink"/>
+            <w:sz w:val="24"/>
+            <w:szCs w:val="24"/>
+          </w:rPr>
+          <w:t>https://kenney.nl/</w:t>
+        </w:r>
+      </w:hyperlink>
+    </w:p>
+    <w:p>
+      <w:pPr>
+        <w:pStyle w:val="Normal"/>
+        <w:numPr>
+          <w:ilvl w:val="0"/>
+          <w:numId w:val="44"/>
+        </w:numPr>
+        <w:spacing w:lineRule="auto" w:line="360" w:before="0" w:after="0"/>
+        <w:ind w:firstLine="850" w:start="0" w:end="0"/>
+        <w:jc w:val="both"/>
+        <w:rPr/>
+      </w:pPr>
+      <w:r>
+        <w:rPr>
+          <w:b/>
+          <w:bCs/>
+          <w:sz w:val="24"/>
+          <w:szCs w:val="24"/>
+        </w:rPr>
+        <w:t>OpenGameArt.</w:t>
+      </w:r>
+      <w:r>
+        <w:rPr>
+          <w:sz w:val="24"/>
+          <w:szCs w:val="24"/>
+        </w:rPr>
+        <w:t xml:space="preserve"> Spēļu resursu platforma. Pieejams: </w:t>
+      </w:r>
+      <w:hyperlink r:id="rId30">
+        <w:r>
+          <w:rPr>
+            <w:rStyle w:val="Hyperlink"/>
+            <w:sz w:val="24"/>
+            <w:szCs w:val="24"/>
+          </w:rPr>
+          <w:t>https://opengameart.org/</w:t>
+        </w:r>
+      </w:hyperlink>
+    </w:p>
+    <w:p>
+      <w:pPr>
+        <w:pStyle w:val="Normal"/>
+        <w:numPr>
+          <w:ilvl w:val="0"/>
+          <w:numId w:val="44"/>
+        </w:numPr>
+        <w:spacing w:lineRule="auto" w:line="360" w:before="0" w:after="0"/>
+        <w:ind w:firstLine="850" w:start="0" w:end="0"/>
+        <w:jc w:val="both"/>
+        <w:rPr/>
+      </w:pPr>
+      <w:r>
+        <w:rPr>
+          <w:b/>
+          <w:bCs/>
+          <w:sz w:val="24"/>
+          <w:szCs w:val="24"/>
+        </w:rPr>
+        <w:t>Pixabay.</w:t>
+      </w:r>
+      <w:r>
+        <w:rPr>
+          <w:sz w:val="24"/>
+          <w:szCs w:val="24"/>
+        </w:rPr>
+        <w:t xml:space="preserve"> Skaņu efektu un mūzikas platforma. Pieejams: </w:t>
+      </w:r>
+      <w:hyperlink r:id="rId31">
+        <w:r>
+          <w:rPr>
+            <w:rStyle w:val="Hyperlink"/>
+            <w:sz w:val="24"/>
+            <w:szCs w:val="24"/>
+          </w:rPr>
+          <w:t>https://pixabay.com/</w:t>
+        </w:r>
+      </w:hyperlink>
+    </w:p>
+    <w:p>
+      <w:pPr>
+        <w:pStyle w:val="Normal"/>
+        <w:numPr>
+          <w:ilvl w:val="0"/>
+          <w:numId w:val="44"/>
+        </w:numPr>
+        <w:spacing w:lineRule="auto" w:line="360" w:before="0" w:after="0"/>
+        <w:ind w:firstLine="850" w:start="0" w:end="0"/>
+        <w:jc w:val="both"/>
+        <w:rPr/>
+      </w:pPr>
+      <w:r>
+        <w:rPr>
+          <w:b/>
+          <w:bCs/>
+          <w:sz w:val="24"/>
+          <w:szCs w:val="24"/>
+        </w:rPr>
+        <w:t>Mixkit.</w:t>
+      </w:r>
+      <w:r>
+        <w:rPr>
+          <w:sz w:val="24"/>
+          <w:szCs w:val="24"/>
+        </w:rPr>
+        <w:t xml:space="preserve"> Skaņu efektu un mūzikas platforma. Pieejams: </w:t>
+      </w:r>
+      <w:hyperlink r:id="rId32">
+        <w:r>
+          <w:rPr>
+            <w:rStyle w:val="Hyperlink"/>
+            <w:sz w:val="24"/>
+            <w:szCs w:val="24"/>
+          </w:rPr>
+          <w:t>https://mixkit.co/</w:t>
+        </w:r>
+      </w:hyperlink>
+    </w:p>
+    <w:p>
+      <w:pPr>
+        <w:pStyle w:val="Normal"/>
+        <w:numPr>
+          <w:ilvl w:val="0"/>
+          <w:numId w:val="44"/>
+        </w:numPr>
+        <w:spacing w:lineRule="auto" w:line="360" w:before="0" w:after="0"/>
+        <w:ind w:firstLine="850" w:start="0" w:end="0"/>
+        <w:jc w:val="both"/>
+        <w:rPr/>
+      </w:pPr>
+      <w:r>
+        <w:rPr>
+          <w:b/>
+          <w:bCs/>
+          <w:sz w:val="24"/>
+          <w:szCs w:val="24"/>
+        </w:rPr>
+        <w:t>Godot Forum.</w:t>
+      </w:r>
+      <w:r>
+        <w:rPr>
+          <w:sz w:val="24"/>
+          <w:szCs w:val="24"/>
+        </w:rPr>
+        <w:t xml:space="preserve"> Godot kopienas forums. Pieejmas: </w:t>
+      </w:r>
+      <w:hyperlink r:id="rId33">
+        <w:r>
+          <w:rPr>
+            <w:rStyle w:val="Hyperlink"/>
+            <w:sz w:val="24"/>
+            <w:szCs w:val="24"/>
+          </w:rPr>
+          <w:t>https://forum.godotengine.org/</w:t>
+        </w:r>
+      </w:hyperlink>
+    </w:p>
+    <w:p>
+      <w:pPr>
+        <w:pStyle w:val="Normal"/>
+        <w:spacing w:before="0" w:after="240"/>
+        <w:rPr/>
+      </w:pPr>
+      <w:r>
+        <w:rPr/>
+      </w:r>
     </w:p>
     <w:p>
       <w:pPr>
@@ -38760,10 +39514,1217 @@
       </w:r>
       <w:bookmarkEnd w:id="55"/>
     </w:p>
+    <w:p>
+      <w:pPr>
+        <w:pStyle w:val="Normal"/>
+        <w:numPr>
+          <w:ilvl w:val="0"/>
+          <w:numId w:val="0"/>
+        </w:numPr>
+        <w:spacing w:lineRule="auto" w:line="360" w:before="0" w:after="0"/>
+        <w:ind w:hanging="0" w:start="0" w:end="0"/>
+        <w:jc w:val="end"/>
+        <w:rPr>
+          <w:b/>
+          <w:bCs/>
+          <w:sz w:val="24"/>
+          <w:szCs w:val="24"/>
+        </w:rPr>
+      </w:pPr>
+      <w:r>
+        <w:rPr>
+          <w:b/>
+          <w:bCs/>
+          <w:sz w:val="24"/>
+          <w:szCs w:val="24"/>
+        </w:rPr>
+        <w:t>1. Pielikums</w:t>
+      </w:r>
+    </w:p>
+    <w:p>
+      <w:pPr>
+        <w:pStyle w:val="Normal"/>
+        <w:numPr>
+          <w:ilvl w:val="0"/>
+          <w:numId w:val="0"/>
+        </w:numPr>
+        <w:spacing w:lineRule="auto" w:line="360" w:before="0" w:after="0"/>
+        <w:ind w:hanging="0" w:start="0" w:end="0"/>
+        <w:jc w:val="center"/>
+        <w:rPr>
+          <w:b/>
+          <w:bCs/>
+          <w:sz w:val="24"/>
+          <w:szCs w:val="24"/>
+        </w:rPr>
+      </w:pPr>
+      <w:r>
+        <w:rPr>
+          <w:b/>
+          <w:bCs/>
+          <w:sz w:val="24"/>
+          <w:szCs w:val="24"/>
+        </w:rPr>
+        <w:t>Super lēciena pastiprinājuma pirmais koda fragments</w:t>
+      </w:r>
+    </w:p>
+    <w:p>
+      <w:pPr>
+        <w:pStyle w:val="Normal"/>
+        <w:numPr>
+          <w:ilvl w:val="0"/>
+          <w:numId w:val="0"/>
+        </w:numPr>
+        <w:spacing w:lineRule="auto" w:line="360" w:before="0" w:after="0"/>
+        <w:ind w:hanging="0" w:start="0" w:end="0"/>
+        <w:jc w:val="center"/>
+        <w:rPr>
+          <w:b/>
+          <w:bCs/>
+          <w:sz w:val="24"/>
+          <w:szCs w:val="24"/>
+        </w:rPr>
+      </w:pPr>
+      <w:r>
+        <w:rPr>
+          <w:b/>
+          <w:bCs/>
+          <w:sz w:val="24"/>
+          <w:szCs w:val="24"/>
+        </w:rPr>
+        <w:drawing>
+          <wp:anchor distT="0" distB="0" distL="0" distR="0" simplePos="0" relativeHeight="16" behindDoc="0" locked="0" layoutInCell="0" allowOverlap="1">
+            <wp:simplePos x="0" y="0"/>
+            <wp:positionH relativeFrom="column">
+              <wp:align>center</wp:align>
+            </wp:positionH>
+            <wp:positionV relativeFrom="paragraph">
+              <wp:posOffset>635</wp:posOffset>
+            </wp:positionV>
+            <wp:extent cx="5939790" cy="8231505"/>
+            <wp:effectExtent l="0" t="0" r="0" b="0"/>
+            <wp:wrapSquare wrapText="largest"/>
+            <wp:docPr id="22" name="Image21"/>
+            <wp:cNvGraphicFramePr>
+              <a:graphicFrameLocks xmlns:a="http://schemas.openxmlformats.org/drawingml/2006/main" noChangeAspect="1"/>
+            </wp:cNvGraphicFramePr>
+            <a:graphic xmlns:a="http://schemas.openxmlformats.org/drawingml/2006/main">
+              <a:graphicData uri="http://schemas.openxmlformats.org/drawingml/2006/picture">
+                <pic:pic xmlns:pic="http://schemas.openxmlformats.org/drawingml/2006/picture">
+                  <pic:nvPicPr>
+                    <pic:cNvPr id="22" name="Image21"/>
+                    <pic:cNvPicPr>
+                      <a:picLocks noChangeAspect="1" noChangeArrowheads="1"/>
+                    </pic:cNvPicPr>
+                  </pic:nvPicPr>
+                  <pic:blipFill>
+                    <a:blip r:embed="rId34"/>
+                    <a:stretch>
+                      <a:fillRect/>
+                    </a:stretch>
+                  </pic:blipFill>
+                  <pic:spPr bwMode="auto">
+                    <a:xfrm>
+                      <a:off x="0" y="0"/>
+                      <a:ext cx="5939790" cy="8231505"/>
+                    </a:xfrm>
+                    <a:prstGeom prst="rect">
+                      <a:avLst/>
+                    </a:prstGeom>
+                    <a:noFill/>
+                  </pic:spPr>
+                </pic:pic>
+              </a:graphicData>
+            </a:graphic>
+          </wp:anchor>
+        </w:drawing>
+      </w:r>
+    </w:p>
+    <w:p>
+      <w:pPr>
+        <w:pStyle w:val="Normal"/>
+        <w:numPr>
+          <w:ilvl w:val="0"/>
+          <w:numId w:val="0"/>
+        </w:numPr>
+        <w:spacing w:lineRule="auto" w:line="360" w:before="0" w:after="0"/>
+        <w:ind w:hanging="0" w:start="0" w:end="0"/>
+        <w:jc w:val="end"/>
+        <w:rPr>
+          <w:b/>
+          <w:bCs/>
+          <w:sz w:val="24"/>
+          <w:szCs w:val="24"/>
+        </w:rPr>
+      </w:pPr>
+      <w:r>
+        <w:rPr>
+          <w:b/>
+          <w:bCs/>
+          <w:sz w:val="24"/>
+          <w:szCs w:val="24"/>
+        </w:rPr>
+        <w:t>2. Pielikums</w:t>
+      </w:r>
+    </w:p>
+    <w:p>
+      <w:pPr>
+        <w:pStyle w:val="Normal"/>
+        <w:numPr>
+          <w:ilvl w:val="0"/>
+          <w:numId w:val="0"/>
+        </w:numPr>
+        <w:spacing w:lineRule="auto" w:line="360" w:before="0" w:after="0"/>
+        <w:ind w:hanging="0" w:start="0" w:end="0"/>
+        <w:jc w:val="center"/>
+        <w:rPr>
+          <w:b/>
+          <w:bCs/>
+          <w:sz w:val="24"/>
+          <w:szCs w:val="24"/>
+        </w:rPr>
+      </w:pPr>
+      <w:r>
+        <w:rPr>
+          <w:b/>
+          <w:bCs/>
+          <w:sz w:val="24"/>
+          <w:szCs w:val="24"/>
+        </w:rPr>
+        <w:t>Super lēciena pastiprinājuma otrais koda fragments</w:t>
+      </w:r>
+    </w:p>
+    <w:p>
+      <w:pPr>
+        <w:pStyle w:val="Normal"/>
+        <w:numPr>
+          <w:ilvl w:val="0"/>
+          <w:numId w:val="0"/>
+        </w:numPr>
+        <w:spacing w:lineRule="auto" w:line="360" w:before="0" w:after="0"/>
+        <w:ind w:hanging="0" w:start="0" w:end="0"/>
+        <w:jc w:val="center"/>
+        <w:rPr>
+          <w:b/>
+          <w:bCs/>
+          <w:sz w:val="24"/>
+          <w:szCs w:val="24"/>
+        </w:rPr>
+      </w:pPr>
+      <w:r>
+        <w:rPr>
+          <w:b/>
+          <w:bCs/>
+          <w:sz w:val="24"/>
+          <w:szCs w:val="24"/>
+        </w:rPr>
+        <w:drawing>
+          <wp:anchor distT="0" distB="0" distL="0" distR="0" simplePos="0" relativeHeight="17" behindDoc="0" locked="0" layoutInCell="0" allowOverlap="1">
+            <wp:simplePos x="0" y="0"/>
+            <wp:positionH relativeFrom="column">
+              <wp:align>center</wp:align>
+            </wp:positionH>
+            <wp:positionV relativeFrom="paragraph">
+              <wp:posOffset>635</wp:posOffset>
+            </wp:positionV>
+            <wp:extent cx="5939790" cy="7901940"/>
+            <wp:effectExtent l="0" t="0" r="0" b="0"/>
+            <wp:wrapSquare wrapText="largest"/>
+            <wp:docPr id="23" name="Image22"/>
+            <wp:cNvGraphicFramePr>
+              <a:graphicFrameLocks xmlns:a="http://schemas.openxmlformats.org/drawingml/2006/main" noChangeAspect="1"/>
+            </wp:cNvGraphicFramePr>
+            <a:graphic xmlns:a="http://schemas.openxmlformats.org/drawingml/2006/main">
+              <a:graphicData uri="http://schemas.openxmlformats.org/drawingml/2006/picture">
+                <pic:pic xmlns:pic="http://schemas.openxmlformats.org/drawingml/2006/picture">
+                  <pic:nvPicPr>
+                    <pic:cNvPr id="23" name="Image22"/>
+                    <pic:cNvPicPr>
+                      <a:picLocks noChangeAspect="1" noChangeArrowheads="1"/>
+                    </pic:cNvPicPr>
+                  </pic:nvPicPr>
+                  <pic:blipFill>
+                    <a:blip r:embed="rId35"/>
+                    <a:stretch>
+                      <a:fillRect/>
+                    </a:stretch>
+                  </pic:blipFill>
+                  <pic:spPr bwMode="auto">
+                    <a:xfrm>
+                      <a:off x="0" y="0"/>
+                      <a:ext cx="5939790" cy="7901940"/>
+                    </a:xfrm>
+                    <a:prstGeom prst="rect">
+                      <a:avLst/>
+                    </a:prstGeom>
+                    <a:noFill/>
+                  </pic:spPr>
+                </pic:pic>
+              </a:graphicData>
+            </a:graphic>
+          </wp:anchor>
+        </w:drawing>
+      </w:r>
+    </w:p>
+    <w:p>
+      <w:pPr>
+        <w:pStyle w:val="Normal"/>
+        <w:numPr>
+          <w:ilvl w:val="0"/>
+          <w:numId w:val="0"/>
+        </w:numPr>
+        <w:spacing w:lineRule="auto" w:line="360" w:before="0" w:after="0"/>
+        <w:ind w:hanging="0" w:start="0" w:end="0"/>
+        <w:jc w:val="end"/>
+        <w:rPr>
+          <w:b/>
+          <w:bCs/>
+          <w:sz w:val="24"/>
+          <w:szCs w:val="24"/>
+        </w:rPr>
+      </w:pPr>
+      <w:r>
+        <w:rPr>
+          <w:b/>
+          <w:bCs/>
+          <w:sz w:val="24"/>
+          <w:szCs w:val="24"/>
+        </w:rPr>
+      </w:r>
+      <w:r>
+        <w:br w:type="page"/>
+      </w:r>
+    </w:p>
+    <w:p>
+      <w:pPr>
+        <w:pStyle w:val="Normal"/>
+        <w:numPr>
+          <w:ilvl w:val="0"/>
+          <w:numId w:val="0"/>
+        </w:numPr>
+        <w:spacing w:lineRule="auto" w:line="360" w:before="0" w:after="0"/>
+        <w:ind w:hanging="0" w:start="0" w:end="0"/>
+        <w:jc w:val="end"/>
+        <w:rPr>
+          <w:b/>
+          <w:bCs/>
+          <w:sz w:val="24"/>
+          <w:szCs w:val="24"/>
+        </w:rPr>
+      </w:pPr>
+      <w:r>
+        <w:rPr>
+          <w:b/>
+          <w:bCs/>
+          <w:sz w:val="24"/>
+          <w:szCs w:val="24"/>
+        </w:rPr>
+        <w:t>3. Pielikums</w:t>
+      </w:r>
+    </w:p>
+    <w:p>
+      <w:pPr>
+        <w:pStyle w:val="Normal"/>
+        <w:numPr>
+          <w:ilvl w:val="0"/>
+          <w:numId w:val="0"/>
+        </w:numPr>
+        <w:spacing w:lineRule="auto" w:line="360" w:before="0" w:after="0"/>
+        <w:ind w:hanging="0" w:start="0" w:end="0"/>
+        <w:jc w:val="center"/>
+        <w:rPr>
+          <w:b/>
+          <w:bCs/>
+          <w:sz w:val="24"/>
+          <w:szCs w:val="24"/>
+        </w:rPr>
+      </w:pPr>
+      <w:r>
+        <w:rPr>
+          <w:b/>
+          <w:bCs/>
+          <w:sz w:val="24"/>
+          <w:szCs w:val="24"/>
+        </w:rPr>
+        <w:t>Super lēciena pastiprinājuma trešais koda fragments</w:t>
+      </w:r>
+    </w:p>
+    <w:p>
+      <w:pPr>
+        <w:pStyle w:val="Normal"/>
+        <w:numPr>
+          <w:ilvl w:val="0"/>
+          <w:numId w:val="0"/>
+        </w:numPr>
+        <w:spacing w:lineRule="auto" w:line="360" w:before="0" w:after="0"/>
+        <w:ind w:hanging="0" w:start="0" w:end="0"/>
+        <w:jc w:val="center"/>
+        <w:rPr>
+          <w:b/>
+          <w:bCs/>
+          <w:sz w:val="24"/>
+          <w:szCs w:val="24"/>
+        </w:rPr>
+      </w:pPr>
+      <w:r>
+        <w:rPr>
+          <w:b/>
+          <w:bCs/>
+          <w:sz w:val="24"/>
+          <w:szCs w:val="24"/>
+        </w:rPr>
+        <w:drawing>
+          <wp:anchor distT="0" distB="0" distL="0" distR="0" simplePos="0" relativeHeight="18" behindDoc="0" locked="0" layoutInCell="0" allowOverlap="1">
+            <wp:simplePos x="0" y="0"/>
+            <wp:positionH relativeFrom="column">
+              <wp:align>center</wp:align>
+            </wp:positionH>
+            <wp:positionV relativeFrom="paragraph">
+              <wp:posOffset>635</wp:posOffset>
+            </wp:positionV>
+            <wp:extent cx="5939790" cy="6027420"/>
+            <wp:effectExtent l="0" t="0" r="0" b="0"/>
+            <wp:wrapSquare wrapText="largest"/>
+            <wp:docPr id="24" name="Image23"/>
+            <wp:cNvGraphicFramePr>
+              <a:graphicFrameLocks xmlns:a="http://schemas.openxmlformats.org/drawingml/2006/main" noChangeAspect="1"/>
+            </wp:cNvGraphicFramePr>
+            <a:graphic xmlns:a="http://schemas.openxmlformats.org/drawingml/2006/main">
+              <a:graphicData uri="http://schemas.openxmlformats.org/drawingml/2006/picture">
+                <pic:pic xmlns:pic="http://schemas.openxmlformats.org/drawingml/2006/picture">
+                  <pic:nvPicPr>
+                    <pic:cNvPr id="24" name="Image23"/>
+                    <pic:cNvPicPr>
+                      <a:picLocks noChangeAspect="1" noChangeArrowheads="1"/>
+                    </pic:cNvPicPr>
+                  </pic:nvPicPr>
+                  <pic:blipFill>
+                    <a:blip r:embed="rId36"/>
+                    <a:stretch>
+                      <a:fillRect/>
+                    </a:stretch>
+                  </pic:blipFill>
+                  <pic:spPr bwMode="auto">
+                    <a:xfrm>
+                      <a:off x="0" y="0"/>
+                      <a:ext cx="5939790" cy="6027420"/>
+                    </a:xfrm>
+                    <a:prstGeom prst="rect">
+                      <a:avLst/>
+                    </a:prstGeom>
+                    <a:noFill/>
+                  </pic:spPr>
+                </pic:pic>
+              </a:graphicData>
+            </a:graphic>
+          </wp:anchor>
+        </w:drawing>
+      </w:r>
+    </w:p>
+    <w:p>
+      <w:pPr>
+        <w:pStyle w:val="Normal"/>
+        <w:numPr>
+          <w:ilvl w:val="0"/>
+          <w:numId w:val="0"/>
+        </w:numPr>
+        <w:spacing w:lineRule="auto" w:line="360" w:before="0" w:after="0"/>
+        <w:ind w:hanging="0" w:start="0" w:end="0"/>
+        <w:jc w:val="end"/>
+        <w:rPr>
+          <w:b/>
+          <w:bCs/>
+          <w:sz w:val="24"/>
+          <w:szCs w:val="24"/>
+        </w:rPr>
+      </w:pPr>
+      <w:r>
+        <w:rPr>
+          <w:b/>
+          <w:bCs/>
+          <w:sz w:val="24"/>
+          <w:szCs w:val="24"/>
+        </w:rPr>
+      </w:r>
+      <w:r>
+        <w:br w:type="page"/>
+      </w:r>
+    </w:p>
+    <w:p>
+      <w:pPr>
+        <w:pStyle w:val="Normal"/>
+        <w:numPr>
+          <w:ilvl w:val="0"/>
+          <w:numId w:val="0"/>
+        </w:numPr>
+        <w:spacing w:lineRule="auto" w:line="360" w:before="0" w:after="0"/>
+        <w:ind w:hanging="0" w:start="0" w:end="0"/>
+        <w:jc w:val="end"/>
+        <w:rPr>
+          <w:b/>
+          <w:bCs/>
+          <w:sz w:val="24"/>
+          <w:szCs w:val="24"/>
+        </w:rPr>
+      </w:pPr>
+      <w:r>
+        <w:rPr>
+          <w:b/>
+          <w:bCs/>
+          <w:sz w:val="24"/>
+          <w:szCs w:val="24"/>
+        </w:rPr>
+        <w:t>4. Pielikums</w:t>
+      </w:r>
+    </w:p>
+    <w:p>
+      <w:pPr>
+        <w:pStyle w:val="Normal"/>
+        <w:numPr>
+          <w:ilvl w:val="0"/>
+          <w:numId w:val="0"/>
+        </w:numPr>
+        <w:spacing w:lineRule="auto" w:line="360" w:before="0" w:after="0"/>
+        <w:ind w:hanging="0" w:start="0" w:end="0"/>
+        <w:jc w:val="center"/>
+        <w:rPr>
+          <w:b/>
+          <w:bCs/>
+          <w:sz w:val="24"/>
+          <w:szCs w:val="24"/>
+        </w:rPr>
+      </w:pPr>
+      <w:r>
+        <w:rPr>
+          <w:b/>
+          <w:bCs/>
+          <w:sz w:val="24"/>
+          <w:szCs w:val="24"/>
+        </w:rPr>
+        <w:t>Super lēciena pastiprinājuma ceturtais koda fragments</w:t>
+      </w:r>
+    </w:p>
+    <w:p>
+      <w:pPr>
+        <w:pStyle w:val="Normal"/>
+        <w:numPr>
+          <w:ilvl w:val="0"/>
+          <w:numId w:val="0"/>
+        </w:numPr>
+        <w:spacing w:lineRule="auto" w:line="360" w:before="0" w:after="0"/>
+        <w:ind w:hanging="0" w:start="0" w:end="0"/>
+        <w:jc w:val="center"/>
+        <w:rPr>
+          <w:b/>
+          <w:bCs/>
+          <w:sz w:val="24"/>
+          <w:szCs w:val="24"/>
+        </w:rPr>
+      </w:pPr>
+      <w:r>
+        <w:rPr>
+          <w:b/>
+          <w:bCs/>
+          <w:sz w:val="24"/>
+          <w:szCs w:val="24"/>
+        </w:rPr>
+        <w:drawing>
+          <wp:anchor distT="0" distB="0" distL="0" distR="0" simplePos="0" relativeHeight="19" behindDoc="0" locked="0" layoutInCell="0" allowOverlap="1">
+            <wp:simplePos x="0" y="0"/>
+            <wp:positionH relativeFrom="column">
+              <wp:align>center</wp:align>
+            </wp:positionH>
+            <wp:positionV relativeFrom="paragraph">
+              <wp:posOffset>635</wp:posOffset>
+            </wp:positionV>
+            <wp:extent cx="5724525" cy="6934200"/>
+            <wp:effectExtent l="0" t="0" r="0" b="0"/>
+            <wp:wrapSquare wrapText="largest"/>
+            <wp:docPr id="25" name="Image24"/>
+            <wp:cNvGraphicFramePr>
+              <a:graphicFrameLocks xmlns:a="http://schemas.openxmlformats.org/drawingml/2006/main" noChangeAspect="1"/>
+            </wp:cNvGraphicFramePr>
+            <a:graphic xmlns:a="http://schemas.openxmlformats.org/drawingml/2006/main">
+              <a:graphicData uri="http://schemas.openxmlformats.org/drawingml/2006/picture">
+                <pic:pic xmlns:pic="http://schemas.openxmlformats.org/drawingml/2006/picture">
+                  <pic:nvPicPr>
+                    <pic:cNvPr id="25" name="Image24"/>
+                    <pic:cNvPicPr>
+                      <a:picLocks noChangeAspect="1" noChangeArrowheads="1"/>
+                    </pic:cNvPicPr>
+                  </pic:nvPicPr>
+                  <pic:blipFill>
+                    <a:blip r:embed="rId37"/>
+                    <a:stretch>
+                      <a:fillRect/>
+                    </a:stretch>
+                  </pic:blipFill>
+                  <pic:spPr bwMode="auto">
+                    <a:xfrm>
+                      <a:off x="0" y="0"/>
+                      <a:ext cx="5724525" cy="6934200"/>
+                    </a:xfrm>
+                    <a:prstGeom prst="rect">
+                      <a:avLst/>
+                    </a:prstGeom>
+                    <a:noFill/>
+                  </pic:spPr>
+                </pic:pic>
+              </a:graphicData>
+            </a:graphic>
+          </wp:anchor>
+        </w:drawing>
+      </w:r>
+      <w:r>
+        <w:br w:type="page"/>
+      </w:r>
+    </w:p>
+    <w:p>
+      <w:pPr>
+        <w:pStyle w:val="Normal"/>
+        <w:numPr>
+          <w:ilvl w:val="0"/>
+          <w:numId w:val="0"/>
+        </w:numPr>
+        <w:spacing w:lineRule="auto" w:line="360" w:before="0" w:after="0"/>
+        <w:ind w:hanging="0" w:start="0" w:end="0"/>
+        <w:jc w:val="end"/>
+        <w:rPr>
+          <w:b/>
+          <w:bCs/>
+          <w:sz w:val="24"/>
+          <w:szCs w:val="24"/>
+        </w:rPr>
+      </w:pPr>
+      <w:r>
+        <w:rPr>
+          <w:b/>
+          <w:bCs/>
+          <w:sz w:val="24"/>
+          <w:szCs w:val="24"/>
+        </w:rPr>
+        <w:t>5. Pielikums</w:t>
+      </w:r>
+    </w:p>
+    <w:p>
+      <w:pPr>
+        <w:pStyle w:val="Normal"/>
+        <w:numPr>
+          <w:ilvl w:val="0"/>
+          <w:numId w:val="0"/>
+        </w:numPr>
+        <w:spacing w:lineRule="auto" w:line="360" w:before="0" w:after="0"/>
+        <w:ind w:hanging="0" w:start="0" w:end="0"/>
+        <w:jc w:val="center"/>
+        <w:rPr>
+          <w:b/>
+          <w:bCs/>
+          <w:sz w:val="24"/>
+          <w:szCs w:val="24"/>
+        </w:rPr>
+      </w:pPr>
+      <w:r>
+        <w:rPr>
+          <w:b/>
+          <w:bCs/>
+          <w:sz w:val="24"/>
+          <w:szCs w:val="24"/>
+        </w:rPr>
+        <w:t>Kristāla pirmais koda fragments</w:t>
+      </w:r>
+    </w:p>
+    <w:p>
+      <w:pPr>
+        <w:pStyle w:val="Normal"/>
+        <w:numPr>
+          <w:ilvl w:val="0"/>
+          <w:numId w:val="0"/>
+        </w:numPr>
+        <w:spacing w:lineRule="auto" w:line="360" w:before="0" w:after="0"/>
+        <w:ind w:hanging="0" w:start="0" w:end="0"/>
+        <w:jc w:val="center"/>
+        <w:rPr>
+          <w:b/>
+          <w:bCs/>
+          <w:sz w:val="24"/>
+          <w:szCs w:val="24"/>
+        </w:rPr>
+      </w:pPr>
+      <w:r>
+        <w:rPr>
+          <w:b/>
+          <w:bCs/>
+          <w:sz w:val="24"/>
+          <w:szCs w:val="24"/>
+        </w:rPr>
+        <w:drawing>
+          <wp:anchor distT="0" distB="0" distL="0" distR="0" simplePos="0" relativeHeight="20" behindDoc="0" locked="0" layoutInCell="0" allowOverlap="1">
+            <wp:simplePos x="0" y="0"/>
+            <wp:positionH relativeFrom="column">
+              <wp:align>center</wp:align>
+            </wp:positionH>
+            <wp:positionV relativeFrom="paragraph">
+              <wp:posOffset>635</wp:posOffset>
+            </wp:positionV>
+            <wp:extent cx="5939790" cy="7222490"/>
+            <wp:effectExtent l="0" t="0" r="0" b="0"/>
+            <wp:wrapSquare wrapText="largest"/>
+            <wp:docPr id="26" name="Image25"/>
+            <wp:cNvGraphicFramePr>
+              <a:graphicFrameLocks xmlns:a="http://schemas.openxmlformats.org/drawingml/2006/main" noChangeAspect="1"/>
+            </wp:cNvGraphicFramePr>
+            <a:graphic xmlns:a="http://schemas.openxmlformats.org/drawingml/2006/main">
+              <a:graphicData uri="http://schemas.openxmlformats.org/drawingml/2006/picture">
+                <pic:pic xmlns:pic="http://schemas.openxmlformats.org/drawingml/2006/picture">
+                  <pic:nvPicPr>
+                    <pic:cNvPr id="26" name="Image25"/>
+                    <pic:cNvPicPr>
+                      <a:picLocks noChangeAspect="1" noChangeArrowheads="1"/>
+                    </pic:cNvPicPr>
+                  </pic:nvPicPr>
+                  <pic:blipFill>
+                    <a:blip r:embed="rId38"/>
+                    <a:stretch>
+                      <a:fillRect/>
+                    </a:stretch>
+                  </pic:blipFill>
+                  <pic:spPr bwMode="auto">
+                    <a:xfrm>
+                      <a:off x="0" y="0"/>
+                      <a:ext cx="5939790" cy="7222490"/>
+                    </a:xfrm>
+                    <a:prstGeom prst="rect">
+                      <a:avLst/>
+                    </a:prstGeom>
+                    <a:noFill/>
+                  </pic:spPr>
+                </pic:pic>
+              </a:graphicData>
+            </a:graphic>
+          </wp:anchor>
+        </w:drawing>
+      </w:r>
+      <w:r>
+        <w:br w:type="page"/>
+      </w:r>
+    </w:p>
+    <w:p>
+      <w:pPr>
+        <w:pStyle w:val="Normal"/>
+        <w:numPr>
+          <w:ilvl w:val="0"/>
+          <w:numId w:val="0"/>
+        </w:numPr>
+        <w:spacing w:lineRule="auto" w:line="360" w:before="0" w:after="0"/>
+        <w:ind w:hanging="0" w:start="0" w:end="0"/>
+        <w:jc w:val="end"/>
+        <w:rPr>
+          <w:b/>
+          <w:bCs/>
+          <w:sz w:val="24"/>
+          <w:szCs w:val="24"/>
+        </w:rPr>
+      </w:pPr>
+      <w:r>
+        <w:rPr>
+          <w:b/>
+          <w:bCs/>
+          <w:sz w:val="24"/>
+          <w:szCs w:val="24"/>
+        </w:rPr>
+        <w:t>6. Pielikums</w:t>
+      </w:r>
+    </w:p>
+    <w:p>
+      <w:pPr>
+        <w:pStyle w:val="Normal"/>
+        <w:numPr>
+          <w:ilvl w:val="0"/>
+          <w:numId w:val="0"/>
+        </w:numPr>
+        <w:spacing w:lineRule="auto" w:line="360" w:before="0" w:after="0"/>
+        <w:ind w:hanging="0" w:start="0" w:end="0"/>
+        <w:jc w:val="center"/>
+        <w:rPr>
+          <w:b/>
+          <w:bCs/>
+          <w:sz w:val="24"/>
+          <w:szCs w:val="24"/>
+        </w:rPr>
+      </w:pPr>
+      <w:r>
+        <w:rPr>
+          <w:b/>
+          <w:bCs/>
+          <w:sz w:val="24"/>
+          <w:szCs w:val="24"/>
+        </w:rPr>
+        <w:t>Kristāla otrais koda fragments</w:t>
+      </w:r>
+    </w:p>
+    <w:p>
+      <w:pPr>
+        <w:pStyle w:val="Normal"/>
+        <w:numPr>
+          <w:ilvl w:val="0"/>
+          <w:numId w:val="0"/>
+        </w:numPr>
+        <w:spacing w:lineRule="auto" w:line="360" w:before="0" w:after="0"/>
+        <w:ind w:hanging="0" w:start="0" w:end="0"/>
+        <w:jc w:val="center"/>
+        <w:rPr>
+          <w:b/>
+          <w:bCs/>
+          <w:sz w:val="24"/>
+          <w:szCs w:val="24"/>
+        </w:rPr>
+      </w:pPr>
+      <w:r>
+        <w:rPr>
+          <w:b/>
+          <w:bCs/>
+          <w:sz w:val="24"/>
+          <w:szCs w:val="24"/>
+        </w:rPr>
+        <w:drawing>
+          <wp:anchor distT="0" distB="0" distL="0" distR="0" simplePos="0" relativeHeight="21" behindDoc="0" locked="0" layoutInCell="0" allowOverlap="1">
+            <wp:simplePos x="0" y="0"/>
+            <wp:positionH relativeFrom="column">
+              <wp:align>center</wp:align>
+            </wp:positionH>
+            <wp:positionV relativeFrom="paragraph">
+              <wp:posOffset>635</wp:posOffset>
+            </wp:positionV>
+            <wp:extent cx="5939790" cy="8462645"/>
+            <wp:effectExtent l="0" t="0" r="0" b="0"/>
+            <wp:wrapSquare wrapText="largest"/>
+            <wp:docPr id="27" name="Image26"/>
+            <wp:cNvGraphicFramePr>
+              <a:graphicFrameLocks xmlns:a="http://schemas.openxmlformats.org/drawingml/2006/main" noChangeAspect="1"/>
+            </wp:cNvGraphicFramePr>
+            <a:graphic xmlns:a="http://schemas.openxmlformats.org/drawingml/2006/main">
+              <a:graphicData uri="http://schemas.openxmlformats.org/drawingml/2006/picture">
+                <pic:pic xmlns:pic="http://schemas.openxmlformats.org/drawingml/2006/picture">
+                  <pic:nvPicPr>
+                    <pic:cNvPr id="27" name="Image26"/>
+                    <pic:cNvPicPr>
+                      <a:picLocks noChangeAspect="1" noChangeArrowheads="1"/>
+                    </pic:cNvPicPr>
+                  </pic:nvPicPr>
+                  <pic:blipFill>
+                    <a:blip r:embed="rId39"/>
+                    <a:stretch>
+                      <a:fillRect/>
+                    </a:stretch>
+                  </pic:blipFill>
+                  <pic:spPr bwMode="auto">
+                    <a:xfrm>
+                      <a:off x="0" y="0"/>
+                      <a:ext cx="5939790" cy="8462645"/>
+                    </a:xfrm>
+                    <a:prstGeom prst="rect">
+                      <a:avLst/>
+                    </a:prstGeom>
+                    <a:noFill/>
+                  </pic:spPr>
+                </pic:pic>
+              </a:graphicData>
+            </a:graphic>
+          </wp:anchor>
+        </w:drawing>
+      </w:r>
+      <w:r>
+        <w:br w:type="page"/>
+      </w:r>
+    </w:p>
+    <w:p>
+      <w:pPr>
+        <w:pStyle w:val="Normal"/>
+        <w:numPr>
+          <w:ilvl w:val="0"/>
+          <w:numId w:val="0"/>
+        </w:numPr>
+        <w:spacing w:lineRule="auto" w:line="360" w:before="0" w:after="0"/>
+        <w:ind w:hanging="0" w:start="0" w:end="0"/>
+        <w:jc w:val="end"/>
+        <w:rPr>
+          <w:b/>
+          <w:bCs/>
+          <w:sz w:val="24"/>
+          <w:szCs w:val="24"/>
+        </w:rPr>
+      </w:pPr>
+      <w:r>
+        <w:rPr>
+          <w:b/>
+          <w:bCs/>
+          <w:sz w:val="24"/>
+          <w:szCs w:val="24"/>
+        </w:rPr>
+        <w:t>7. Pielikums</w:t>
+      </w:r>
+    </w:p>
+    <w:p>
+      <w:pPr>
+        <w:pStyle w:val="Normal"/>
+        <w:numPr>
+          <w:ilvl w:val="0"/>
+          <w:numId w:val="0"/>
+        </w:numPr>
+        <w:spacing w:lineRule="auto" w:line="360" w:before="0" w:after="0"/>
+        <w:ind w:hanging="0" w:start="0" w:end="0"/>
+        <w:jc w:val="center"/>
+        <w:rPr>
+          <w:b/>
+          <w:bCs/>
+          <w:sz w:val="24"/>
+          <w:szCs w:val="24"/>
+        </w:rPr>
+      </w:pPr>
+      <w:r>
+        <w:rPr>
+          <w:b/>
+          <w:bCs/>
+          <w:sz w:val="24"/>
+          <w:szCs w:val="24"/>
+        </w:rPr>
+        <w:t>Kristāla trešais koda fragments</w:t>
+      </w:r>
+    </w:p>
+    <w:p>
+      <w:pPr>
+        <w:pStyle w:val="Normal"/>
+        <w:numPr>
+          <w:ilvl w:val="0"/>
+          <w:numId w:val="0"/>
+        </w:numPr>
+        <w:spacing w:lineRule="auto" w:line="360" w:before="0" w:after="0"/>
+        <w:ind w:hanging="0" w:start="0" w:end="0"/>
+        <w:jc w:val="center"/>
+        <w:rPr>
+          <w:b/>
+          <w:bCs/>
+          <w:sz w:val="24"/>
+          <w:szCs w:val="24"/>
+        </w:rPr>
+      </w:pPr>
+      <w:r>
+        <w:rPr>
+          <w:b/>
+          <w:bCs/>
+          <w:sz w:val="24"/>
+          <w:szCs w:val="24"/>
+        </w:rPr>
+        <w:drawing>
+          <wp:anchor distT="0" distB="0" distL="0" distR="0" simplePos="0" relativeHeight="22" behindDoc="0" locked="0" layoutInCell="0" allowOverlap="1">
+            <wp:simplePos x="0" y="0"/>
+            <wp:positionH relativeFrom="column">
+              <wp:align>center</wp:align>
+            </wp:positionH>
+            <wp:positionV relativeFrom="paragraph">
+              <wp:posOffset>635</wp:posOffset>
+            </wp:positionV>
+            <wp:extent cx="5939790" cy="8310245"/>
+            <wp:effectExtent l="0" t="0" r="0" b="0"/>
+            <wp:wrapSquare wrapText="largest"/>
+            <wp:docPr id="28" name="Image27"/>
+            <wp:cNvGraphicFramePr>
+              <a:graphicFrameLocks xmlns:a="http://schemas.openxmlformats.org/drawingml/2006/main" noChangeAspect="1"/>
+            </wp:cNvGraphicFramePr>
+            <a:graphic xmlns:a="http://schemas.openxmlformats.org/drawingml/2006/main">
+              <a:graphicData uri="http://schemas.openxmlformats.org/drawingml/2006/picture">
+                <pic:pic xmlns:pic="http://schemas.openxmlformats.org/drawingml/2006/picture">
+                  <pic:nvPicPr>
+                    <pic:cNvPr id="28" name="Image27"/>
+                    <pic:cNvPicPr>
+                      <a:picLocks noChangeAspect="1" noChangeArrowheads="1"/>
+                    </pic:cNvPicPr>
+                  </pic:nvPicPr>
+                  <pic:blipFill>
+                    <a:blip r:embed="rId40"/>
+                    <a:stretch>
+                      <a:fillRect/>
+                    </a:stretch>
+                  </pic:blipFill>
+                  <pic:spPr bwMode="auto">
+                    <a:xfrm>
+                      <a:off x="0" y="0"/>
+                      <a:ext cx="5939790" cy="8310245"/>
+                    </a:xfrm>
+                    <a:prstGeom prst="rect">
+                      <a:avLst/>
+                    </a:prstGeom>
+                    <a:noFill/>
+                  </pic:spPr>
+                </pic:pic>
+              </a:graphicData>
+            </a:graphic>
+          </wp:anchor>
+        </w:drawing>
+      </w:r>
+      <w:r>
+        <w:br w:type="page"/>
+      </w:r>
+    </w:p>
+    <w:p>
+      <w:pPr>
+        <w:pStyle w:val="Normal"/>
+        <w:numPr>
+          <w:ilvl w:val="0"/>
+          <w:numId w:val="0"/>
+        </w:numPr>
+        <w:spacing w:lineRule="auto" w:line="360" w:before="0" w:after="0"/>
+        <w:ind w:hanging="0" w:start="0" w:end="0"/>
+        <w:jc w:val="end"/>
+        <w:rPr>
+          <w:b/>
+          <w:bCs/>
+          <w:sz w:val="24"/>
+          <w:szCs w:val="24"/>
+        </w:rPr>
+      </w:pPr>
+      <w:r>
+        <w:rPr>
+          <w:b/>
+          <w:bCs/>
+          <w:sz w:val="24"/>
+          <w:szCs w:val="24"/>
+        </w:rPr>
+        <w:t>8. Pielikums</w:t>
+      </w:r>
+    </w:p>
+    <w:p>
+      <w:pPr>
+        <w:pStyle w:val="Normal"/>
+        <w:numPr>
+          <w:ilvl w:val="0"/>
+          <w:numId w:val="0"/>
+        </w:numPr>
+        <w:spacing w:lineRule="auto" w:line="360" w:before="0" w:after="0"/>
+        <w:ind w:hanging="0" w:start="0" w:end="0"/>
+        <w:jc w:val="center"/>
+        <w:rPr>
+          <w:b/>
+          <w:bCs/>
+          <w:sz w:val="24"/>
+          <w:szCs w:val="24"/>
+        </w:rPr>
+      </w:pPr>
+      <w:r>
+        <w:rPr>
+          <w:b/>
+          <w:bCs/>
+          <w:sz w:val="24"/>
+          <w:szCs w:val="24"/>
+        </w:rPr>
+        <w:t>Lūztošās platformas pirmais koda fragments</w:t>
+      </w:r>
+    </w:p>
+    <w:p>
+      <w:pPr>
+        <w:pStyle w:val="Normal"/>
+        <w:numPr>
+          <w:ilvl w:val="0"/>
+          <w:numId w:val="0"/>
+        </w:numPr>
+        <w:spacing w:lineRule="auto" w:line="360" w:before="0" w:after="0"/>
+        <w:ind w:hanging="0" w:start="0" w:end="0"/>
+        <w:jc w:val="center"/>
+        <w:rPr>
+          <w:b/>
+          <w:bCs/>
+          <w:sz w:val="24"/>
+          <w:szCs w:val="24"/>
+        </w:rPr>
+      </w:pPr>
+      <w:r>
+        <w:rPr>
+          <w:b/>
+          <w:bCs/>
+          <w:sz w:val="24"/>
+          <w:szCs w:val="24"/>
+        </w:rPr>
+        <w:drawing>
+          <wp:anchor distT="0" distB="0" distL="0" distR="0" simplePos="0" relativeHeight="23" behindDoc="0" locked="0" layoutInCell="0" allowOverlap="1">
+            <wp:simplePos x="0" y="0"/>
+            <wp:positionH relativeFrom="column">
+              <wp:align>center</wp:align>
+            </wp:positionH>
+            <wp:positionV relativeFrom="paragraph">
+              <wp:posOffset>635</wp:posOffset>
+            </wp:positionV>
+            <wp:extent cx="5871210" cy="8367395"/>
+            <wp:effectExtent l="0" t="0" r="0" b="0"/>
+            <wp:wrapSquare wrapText="largest"/>
+            <wp:docPr id="29" name="Image28"/>
+            <wp:cNvGraphicFramePr>
+              <a:graphicFrameLocks xmlns:a="http://schemas.openxmlformats.org/drawingml/2006/main" noChangeAspect="1"/>
+            </wp:cNvGraphicFramePr>
+            <a:graphic xmlns:a="http://schemas.openxmlformats.org/drawingml/2006/main">
+              <a:graphicData uri="http://schemas.openxmlformats.org/drawingml/2006/picture">
+                <pic:pic xmlns:pic="http://schemas.openxmlformats.org/drawingml/2006/picture">
+                  <pic:nvPicPr>
+                    <pic:cNvPr id="29" name="Image28"/>
+                    <pic:cNvPicPr>
+                      <a:picLocks noChangeAspect="1" noChangeArrowheads="1"/>
+                    </pic:cNvPicPr>
+                  </pic:nvPicPr>
+                  <pic:blipFill>
+                    <a:blip r:embed="rId41"/>
+                    <a:stretch>
+                      <a:fillRect/>
+                    </a:stretch>
+                  </pic:blipFill>
+                  <pic:spPr bwMode="auto">
+                    <a:xfrm>
+                      <a:off x="0" y="0"/>
+                      <a:ext cx="5871210" cy="8367395"/>
+                    </a:xfrm>
+                    <a:prstGeom prst="rect">
+                      <a:avLst/>
+                    </a:prstGeom>
+                    <a:noFill/>
+                  </pic:spPr>
+                </pic:pic>
+              </a:graphicData>
+            </a:graphic>
+          </wp:anchor>
+        </w:drawing>
+      </w:r>
+      <w:r>
+        <w:br w:type="page"/>
+      </w:r>
+    </w:p>
+    <w:p>
+      <w:pPr>
+        <w:pStyle w:val="Normal"/>
+        <w:numPr>
+          <w:ilvl w:val="0"/>
+          <w:numId w:val="0"/>
+        </w:numPr>
+        <w:spacing w:lineRule="auto" w:line="360" w:before="0" w:after="0"/>
+        <w:ind w:hanging="0" w:start="0" w:end="0"/>
+        <w:jc w:val="end"/>
+        <w:rPr>
+          <w:b/>
+          <w:bCs/>
+          <w:sz w:val="24"/>
+          <w:szCs w:val="24"/>
+        </w:rPr>
+      </w:pPr>
+      <w:r>
+        <w:rPr>
+          <w:b/>
+          <w:bCs/>
+          <w:sz w:val="24"/>
+          <w:szCs w:val="24"/>
+        </w:rPr>
+        <w:t>9. Pielikums</w:t>
+      </w:r>
+    </w:p>
+    <w:p>
+      <w:pPr>
+        <w:pStyle w:val="Normal"/>
+        <w:numPr>
+          <w:ilvl w:val="0"/>
+          <w:numId w:val="0"/>
+        </w:numPr>
+        <w:spacing w:lineRule="auto" w:line="360" w:before="0" w:after="0"/>
+        <w:ind w:hanging="0" w:start="0" w:end="0"/>
+        <w:jc w:val="center"/>
+        <w:rPr>
+          <w:b/>
+          <w:bCs/>
+          <w:sz w:val="24"/>
+          <w:szCs w:val="24"/>
+        </w:rPr>
+      </w:pPr>
+      <w:r>
+        <w:rPr>
+          <w:b/>
+          <w:bCs/>
+          <w:sz w:val="24"/>
+          <w:szCs w:val="24"/>
+        </w:rPr>
+        <w:t>Lūztošās platformas otrais koda fragments</w:t>
+      </w:r>
+    </w:p>
+    <w:p>
+      <w:pPr>
+        <w:pStyle w:val="Normal"/>
+        <w:numPr>
+          <w:ilvl w:val="0"/>
+          <w:numId w:val="0"/>
+        </w:numPr>
+        <w:spacing w:lineRule="auto" w:line="360" w:before="0" w:after="0"/>
+        <w:ind w:hanging="0" w:start="0" w:end="0"/>
+        <w:jc w:val="center"/>
+        <w:rPr>
+          <w:b/>
+          <w:bCs/>
+          <w:sz w:val="24"/>
+          <w:szCs w:val="24"/>
+        </w:rPr>
+      </w:pPr>
+      <w:r>
+        <w:rPr>
+          <w:b/>
+          <w:bCs/>
+          <w:sz w:val="24"/>
+          <w:szCs w:val="24"/>
+        </w:rPr>
+        <w:drawing>
+          <wp:anchor distT="0" distB="0" distL="0" distR="0" simplePos="0" relativeHeight="24" behindDoc="0" locked="0" layoutInCell="0" allowOverlap="1">
+            <wp:simplePos x="0" y="0"/>
+            <wp:positionH relativeFrom="column">
+              <wp:align>center</wp:align>
+            </wp:positionH>
+            <wp:positionV relativeFrom="paragraph">
+              <wp:posOffset>635</wp:posOffset>
+            </wp:positionV>
+            <wp:extent cx="5838825" cy="8667750"/>
+            <wp:effectExtent l="0" t="0" r="0" b="0"/>
+            <wp:wrapSquare wrapText="largest"/>
+            <wp:docPr id="30" name="Image29"/>
+            <wp:cNvGraphicFramePr>
+              <a:graphicFrameLocks xmlns:a="http://schemas.openxmlformats.org/drawingml/2006/main" noChangeAspect="1"/>
+            </wp:cNvGraphicFramePr>
+            <a:graphic xmlns:a="http://schemas.openxmlformats.org/drawingml/2006/main">
+              <a:graphicData uri="http://schemas.openxmlformats.org/drawingml/2006/picture">
+                <pic:pic xmlns:pic="http://schemas.openxmlformats.org/drawingml/2006/picture">
+                  <pic:nvPicPr>
+                    <pic:cNvPr id="30" name="Image29"/>
+                    <pic:cNvPicPr>
+                      <a:picLocks noChangeAspect="1" noChangeArrowheads="1"/>
+                    </pic:cNvPicPr>
+                  </pic:nvPicPr>
+                  <pic:blipFill>
+                    <a:blip r:embed="rId42"/>
+                    <a:stretch>
+                      <a:fillRect/>
+                    </a:stretch>
+                  </pic:blipFill>
+                  <pic:spPr bwMode="auto">
+                    <a:xfrm>
+                      <a:off x="0" y="0"/>
+                      <a:ext cx="5838825" cy="8667750"/>
+                    </a:xfrm>
+                    <a:prstGeom prst="rect">
+                      <a:avLst/>
+                    </a:prstGeom>
+                    <a:noFill/>
+                  </pic:spPr>
+                </pic:pic>
+              </a:graphicData>
+            </a:graphic>
+          </wp:anchor>
+        </w:drawing>
+      </w:r>
+    </w:p>
     <w:sectPr>
-      <w:footerReference w:type="even" r:id="rId24"/>
-      <w:footerReference w:type="default" r:id="rId25"/>
-      <w:footerReference w:type="first" r:id="rId26"/>
+      <w:footerReference w:type="even" r:id="rId43"/>
+      <w:footerReference w:type="default" r:id="rId44"/>
+      <w:footerReference w:type="first" r:id="rId45"/>
       <w:type w:val="nextPage"/>
       <w:pgSz w:w="11906" w:h="16838"/>
       <w:pgMar w:left="1418" w:right="1134" w:gutter="0" w:header="0" w:top="1134" w:footer="720" w:bottom="1134"/>
@@ -38821,7 +40782,7 @@
         </w:r>
         <w:r>
           <w:rPr/>
-          <w:t>61</w:t>
+          <w:t>70</w:t>
         </w:r>
         <w:r>
           <w:rPr/>
@@ -38873,7 +40834,7 @@
         </w:r>
         <w:r>
           <w:rPr/>
-          <w:t>61</w:t>
+          <w:t>70</w:t>
         </w:r>
         <w:r>
           <w:rPr/>
@@ -44017,6 +45978,125 @@
       <w:start w:val="1"/>
       <w:numFmt w:val="decimal"/>
       <w:lvlText w:val="%9)"/>
+      <w:lvlJc w:val="start"/>
+      <w:pPr>
+        <w:tabs>
+          <w:tab w:val="num" w:pos="3600"/>
+        </w:tabs>
+        <w:ind w:start="3600" w:hanging="360"/>
+      </w:pPr>
+      <w:rPr/>
+    </w:lvl>
+  </w:abstractNum>
+  <w:abstractNum w:abstractNumId="44">
+    <w:lvl w:ilvl="0">
+      <w:start w:val="1"/>
+      <w:numFmt w:val="decimal"/>
+      <w:lvlText w:val="%1."/>
+      <w:lvlJc w:val="start"/>
+      <w:pPr>
+        <w:tabs>
+          <w:tab w:val="num" w:pos="720"/>
+        </w:tabs>
+        <w:ind w:start="720" w:hanging="360"/>
+      </w:pPr>
+      <w:rPr/>
+    </w:lvl>
+    <w:lvl w:ilvl="1">
+      <w:start w:val="1"/>
+      <w:numFmt w:val="decimal"/>
+      <w:lvlText w:val="%2."/>
+      <w:lvlJc w:val="start"/>
+      <w:pPr>
+        <w:tabs>
+          <w:tab w:val="num" w:pos="1080"/>
+        </w:tabs>
+        <w:ind w:start="1080" w:hanging="360"/>
+      </w:pPr>
+      <w:rPr/>
+    </w:lvl>
+    <w:lvl w:ilvl="2">
+      <w:start w:val="1"/>
+      <w:numFmt w:val="decimal"/>
+      <w:lvlText w:val="%3."/>
+      <w:lvlJc w:val="start"/>
+      <w:pPr>
+        <w:tabs>
+          <w:tab w:val="num" w:pos="1440"/>
+        </w:tabs>
+        <w:ind w:start="1440" w:hanging="360"/>
+      </w:pPr>
+      <w:rPr/>
+    </w:lvl>
+    <w:lvl w:ilvl="3">
+      <w:start w:val="1"/>
+      <w:numFmt w:val="decimal"/>
+      <w:lvlText w:val="%4."/>
+      <w:lvlJc w:val="start"/>
+      <w:pPr>
+        <w:tabs>
+          <w:tab w:val="num" w:pos="1800"/>
+        </w:tabs>
+        <w:ind w:start="1800" w:hanging="360"/>
+      </w:pPr>
+      <w:rPr/>
+    </w:lvl>
+    <w:lvl w:ilvl="4">
+      <w:start w:val="1"/>
+      <w:numFmt w:val="decimal"/>
+      <w:lvlText w:val="%5."/>
+      <w:lvlJc w:val="start"/>
+      <w:pPr>
+        <w:tabs>
+          <w:tab w:val="num" w:pos="2160"/>
+        </w:tabs>
+        <w:ind w:start="2160" w:hanging="360"/>
+      </w:pPr>
+      <w:rPr/>
+    </w:lvl>
+    <w:lvl w:ilvl="5">
+      <w:start w:val="1"/>
+      <w:numFmt w:val="decimal"/>
+      <w:lvlText w:val="%6."/>
+      <w:lvlJc w:val="start"/>
+      <w:pPr>
+        <w:tabs>
+          <w:tab w:val="num" w:pos="2520"/>
+        </w:tabs>
+        <w:ind w:start="2520" w:hanging="360"/>
+      </w:pPr>
+      <w:rPr/>
+    </w:lvl>
+    <w:lvl w:ilvl="6">
+      <w:start w:val="1"/>
+      <w:numFmt w:val="decimal"/>
+      <w:lvlText w:val="%7."/>
+      <w:lvlJc w:val="start"/>
+      <w:pPr>
+        <w:tabs>
+          <w:tab w:val="num" w:pos="2880"/>
+        </w:tabs>
+        <w:ind w:start="2880" w:hanging="360"/>
+      </w:pPr>
+      <w:rPr/>
+    </w:lvl>
+    <w:lvl w:ilvl="7">
+      <w:start w:val="1"/>
+      <w:numFmt w:val="decimal"/>
+      <w:lvlText w:val="%8."/>
+      <w:lvlJc w:val="start"/>
+      <w:pPr>
+        <w:tabs>
+          <w:tab w:val="num" w:pos="3240"/>
+        </w:tabs>
+        <w:ind w:start="3240" w:hanging="360"/>
+      </w:pPr>
+      <w:rPr/>
+    </w:lvl>
+    <w:lvl w:ilvl="8">
+      <w:start w:val="1"/>
+      <w:numFmt w:val="decimal"/>
+      <w:lvlText w:val="%9."/>
       <w:lvlJc w:val="start"/>
       <w:pPr>
         <w:tabs>
@@ -44155,6 +46235,9 @@
   </w:num>
   <w:num w:numId="43">
     <w:abstractNumId w:val="43"/>
+  </w:num>
+  <w:num w:numId="44">
+    <w:abstractNumId w:val="44"/>
   </w:num>
 </w:numbering>
 </file>
@@ -45068,6 +47151,13 @@
       <w:rFonts w:ascii="Liberation Mono" w:hAnsi="Liberation Mono" w:eastAsia="Liberation Mono" w:cs="Liberation Mono"/>
     </w:rPr>
   </w:style>
+  <w:style w:type="character" w:styleId="Bulletsuser">
+    <w:name w:val="Bullets (user)"/>
+    <w:qFormat/>
+    <w:rPr>
+      <w:rFonts w:ascii="OpenSymbol" w:hAnsi="OpenSymbol" w:eastAsia="OpenSymbol" w:cs="OpenSymbol"/>
+    </w:rPr>
+  </w:style>
   <w:style w:type="paragraph" w:styleId="Heading">
     <w:name w:val="Heading"/>
     <w:basedOn w:val="Normal"/>

--- a/Doc/KVDDokumentacija_GodotSpele_Sidorcenko.docx
+++ b/Doc/KVDDokumentacija_GodotSpele_Sidorcenko.docx
@@ -15754,11 +15754,11 @@
       </w:tblPr>
       <w:tblGrid>
         <w:gridCol w:w="1020"/>
-        <w:gridCol w:w="1302"/>
+        <w:gridCol w:w="1301"/>
         <w:gridCol w:w="1809"/>
-        <w:gridCol w:w="1660"/>
-        <w:gridCol w:w="1916"/>
-        <w:gridCol w:w="1637"/>
+        <w:gridCol w:w="1661"/>
+        <w:gridCol w:w="1915"/>
+        <w:gridCol w:w="1638"/>
       </w:tblGrid>
       <w:tr>
         <w:trPr/>
@@ -15798,7 +15798,7 @@
         </w:tc>
         <w:tc>
           <w:tcPr>
-            <w:tcW w:w="1302" w:type="dxa"/>
+            <w:tcW w:w="1301" w:type="dxa"/>
             <w:tcBorders/>
           </w:tcPr>
           <w:p>
@@ -15866,7 +15866,7 @@
         </w:tc>
         <w:tc>
           <w:tcPr>
-            <w:tcW w:w="1660" w:type="dxa"/>
+            <w:tcW w:w="1661" w:type="dxa"/>
             <w:tcBorders/>
           </w:tcPr>
           <w:p>
@@ -15900,7 +15900,7 @@
         </w:tc>
         <w:tc>
           <w:tcPr>
-            <w:tcW w:w="1916" w:type="dxa"/>
+            <w:tcW w:w="1915" w:type="dxa"/>
             <w:tcBorders>
               <w:end w:val="nil"/>
             </w:tcBorders>
@@ -15936,7 +15936,7 @@
         </w:tc>
         <w:tc>
           <w:tcPr>
-            <w:tcW w:w="1637" w:type="dxa"/>
+            <w:tcW w:w="1638" w:type="dxa"/>
             <w:tcBorders/>
           </w:tcPr>
           <w:p>
@@ -16001,7 +16001,7 @@
         </w:tc>
         <w:tc>
           <w:tcPr>
-            <w:tcW w:w="1302" w:type="dxa"/>
+            <w:tcW w:w="1301" w:type="dxa"/>
             <w:tcBorders/>
           </w:tcPr>
           <w:p>
@@ -16085,7 +16085,7 @@
         </w:tc>
         <w:tc>
           <w:tcPr>
-            <w:tcW w:w="1660" w:type="dxa"/>
+            <w:tcW w:w="1661" w:type="dxa"/>
             <w:tcBorders/>
           </w:tcPr>
           <w:p>
@@ -16115,7 +16115,7 @@
         </w:tc>
         <w:tc>
           <w:tcPr>
-            <w:tcW w:w="1916" w:type="dxa"/>
+            <w:tcW w:w="1915" w:type="dxa"/>
             <w:tcBorders>
               <w:end w:val="nil"/>
             </w:tcBorders>
@@ -16171,7 +16171,7 @@
         </w:tc>
         <w:tc>
           <w:tcPr>
-            <w:tcW w:w="1637" w:type="dxa"/>
+            <w:tcW w:w="1638" w:type="dxa"/>
             <w:tcBorders/>
           </w:tcPr>
           <w:p>
@@ -16232,7 +16232,7 @@
         </w:tc>
         <w:tc>
           <w:tcPr>
-            <w:tcW w:w="1302" w:type="dxa"/>
+            <w:tcW w:w="1301" w:type="dxa"/>
             <w:tcBorders/>
           </w:tcPr>
           <w:p>
@@ -16292,7 +16292,7 @@
         </w:tc>
         <w:tc>
           <w:tcPr>
-            <w:tcW w:w="1660" w:type="dxa"/>
+            <w:tcW w:w="1661" w:type="dxa"/>
             <w:tcBorders/>
           </w:tcPr>
           <w:p>
@@ -16322,7 +16322,7 @@
         </w:tc>
         <w:tc>
           <w:tcPr>
-            <w:tcW w:w="1916" w:type="dxa"/>
+            <w:tcW w:w="1915" w:type="dxa"/>
             <w:tcBorders>
               <w:end w:val="nil"/>
             </w:tcBorders>
@@ -16354,7 +16354,7 @@
         </w:tc>
         <w:tc>
           <w:tcPr>
-            <w:tcW w:w="1637" w:type="dxa"/>
+            <w:tcW w:w="1638" w:type="dxa"/>
             <w:tcBorders/>
           </w:tcPr>
           <w:p>
@@ -16415,7 +16415,7 @@
         </w:tc>
         <w:tc>
           <w:tcPr>
-            <w:tcW w:w="1302" w:type="dxa"/>
+            <w:tcW w:w="1301" w:type="dxa"/>
             <w:tcBorders/>
           </w:tcPr>
           <w:p>
@@ -16475,7 +16475,7 @@
         </w:tc>
         <w:tc>
           <w:tcPr>
-            <w:tcW w:w="1660" w:type="dxa"/>
+            <w:tcW w:w="1661" w:type="dxa"/>
             <w:tcBorders/>
           </w:tcPr>
           <w:p>
@@ -16505,7 +16505,7 @@
         </w:tc>
         <w:tc>
           <w:tcPr>
-            <w:tcW w:w="1916" w:type="dxa"/>
+            <w:tcW w:w="1915" w:type="dxa"/>
             <w:tcBorders>
               <w:end w:val="nil"/>
             </w:tcBorders>
@@ -16561,7 +16561,7 @@
         </w:tc>
         <w:tc>
           <w:tcPr>
-            <w:tcW w:w="1637" w:type="dxa"/>
+            <w:tcW w:w="1638" w:type="dxa"/>
             <w:tcBorders/>
           </w:tcPr>
           <w:p>
@@ -16622,7 +16622,7 @@
         </w:tc>
         <w:tc>
           <w:tcPr>
-            <w:tcW w:w="1302" w:type="dxa"/>
+            <w:tcW w:w="1301" w:type="dxa"/>
             <w:tcBorders/>
           </w:tcPr>
           <w:p>
@@ -16706,7 +16706,7 @@
         </w:tc>
         <w:tc>
           <w:tcPr>
-            <w:tcW w:w="1660" w:type="dxa"/>
+            <w:tcW w:w="1661" w:type="dxa"/>
             <w:tcBorders/>
           </w:tcPr>
           <w:p>
@@ -16784,7 +16784,7 @@
         </w:tc>
         <w:tc>
           <w:tcPr>
-            <w:tcW w:w="1916" w:type="dxa"/>
+            <w:tcW w:w="1915" w:type="dxa"/>
             <w:tcBorders>
               <w:end w:val="nil"/>
             </w:tcBorders>
@@ -16854,7 +16854,7 @@
         </w:tc>
         <w:tc>
           <w:tcPr>
-            <w:tcW w:w="1637" w:type="dxa"/>
+            <w:tcW w:w="1638" w:type="dxa"/>
             <w:tcBorders/>
           </w:tcPr>
           <w:p>
@@ -16915,7 +16915,7 @@
         </w:tc>
         <w:tc>
           <w:tcPr>
-            <w:tcW w:w="1302" w:type="dxa"/>
+            <w:tcW w:w="1301" w:type="dxa"/>
             <w:tcBorders/>
           </w:tcPr>
           <w:p>
@@ -16979,7 +16979,7 @@
         </w:tc>
         <w:tc>
           <w:tcPr>
-            <w:tcW w:w="1660" w:type="dxa"/>
+            <w:tcW w:w="1661" w:type="dxa"/>
             <w:tcBorders/>
           </w:tcPr>
           <w:p>
@@ -17033,7 +17033,7 @@
         </w:tc>
         <w:tc>
           <w:tcPr>
-            <w:tcW w:w="1916" w:type="dxa"/>
+            <w:tcW w:w="1915" w:type="dxa"/>
             <w:tcBorders>
               <w:end w:val="nil"/>
             </w:tcBorders>
@@ -17106,7 +17106,7 @@
         </w:tc>
         <w:tc>
           <w:tcPr>
-            <w:tcW w:w="1637" w:type="dxa"/>
+            <w:tcW w:w="1638" w:type="dxa"/>
             <w:tcBorders/>
           </w:tcPr>
           <w:p>
@@ -17167,7 +17167,7 @@
         </w:tc>
         <w:tc>
           <w:tcPr>
-            <w:tcW w:w="1302" w:type="dxa"/>
+            <w:tcW w:w="1301" w:type="dxa"/>
             <w:tcBorders/>
           </w:tcPr>
           <w:p>
@@ -17251,7 +17251,7 @@
         </w:tc>
         <w:tc>
           <w:tcPr>
-            <w:tcW w:w="1660" w:type="dxa"/>
+            <w:tcW w:w="1661" w:type="dxa"/>
             <w:tcBorders/>
           </w:tcPr>
           <w:p>
@@ -17281,7 +17281,7 @@
         </w:tc>
         <w:tc>
           <w:tcPr>
-            <w:tcW w:w="1916" w:type="dxa"/>
+            <w:tcW w:w="1915" w:type="dxa"/>
             <w:tcBorders>
               <w:end w:val="nil"/>
             </w:tcBorders>
@@ -17313,7 +17313,7 @@
         </w:tc>
         <w:tc>
           <w:tcPr>
-            <w:tcW w:w="1637" w:type="dxa"/>
+            <w:tcW w:w="1638" w:type="dxa"/>
             <w:tcBorders/>
           </w:tcPr>
           <w:p>
@@ -17374,7 +17374,7 @@
         </w:tc>
         <w:tc>
           <w:tcPr>
-            <w:tcW w:w="1302" w:type="dxa"/>
+            <w:tcW w:w="1301" w:type="dxa"/>
             <w:tcBorders/>
           </w:tcPr>
           <w:p>
@@ -17463,7 +17463,7 @@
         </w:tc>
         <w:tc>
           <w:tcPr>
-            <w:tcW w:w="1660" w:type="dxa"/>
+            <w:tcW w:w="1661" w:type="dxa"/>
             <w:tcBorders/>
           </w:tcPr>
           <w:p>
@@ -17493,7 +17493,7 @@
         </w:tc>
         <w:tc>
           <w:tcPr>
-            <w:tcW w:w="1916" w:type="dxa"/>
+            <w:tcW w:w="1915" w:type="dxa"/>
             <w:tcBorders>
               <w:end w:val="nil"/>
             </w:tcBorders>
@@ -17549,7 +17549,7 @@
         </w:tc>
         <w:tc>
           <w:tcPr>
-            <w:tcW w:w="1637" w:type="dxa"/>
+            <w:tcW w:w="1638" w:type="dxa"/>
             <w:tcBorders/>
           </w:tcPr>
           <w:p>
@@ -17610,7 +17610,7 @@
         </w:tc>
         <w:tc>
           <w:tcPr>
-            <w:tcW w:w="1302" w:type="dxa"/>
+            <w:tcW w:w="1301" w:type="dxa"/>
             <w:tcBorders/>
           </w:tcPr>
           <w:p>
@@ -17672,7 +17672,7 @@
         </w:tc>
         <w:tc>
           <w:tcPr>
-            <w:tcW w:w="1660" w:type="dxa"/>
+            <w:tcW w:w="1661" w:type="dxa"/>
             <w:tcBorders/>
           </w:tcPr>
           <w:p>
@@ -17726,7 +17726,7 @@
         </w:tc>
         <w:tc>
           <w:tcPr>
-            <w:tcW w:w="1916" w:type="dxa"/>
+            <w:tcW w:w="1915" w:type="dxa"/>
             <w:tcBorders>
               <w:end w:val="nil"/>
             </w:tcBorders>
@@ -17782,7 +17782,7 @@
         </w:tc>
         <w:tc>
           <w:tcPr>
-            <w:tcW w:w="1637" w:type="dxa"/>
+            <w:tcW w:w="1638" w:type="dxa"/>
             <w:tcBorders/>
           </w:tcPr>
           <w:p>
@@ -17843,7 +17843,7 @@
         </w:tc>
         <w:tc>
           <w:tcPr>
-            <w:tcW w:w="1302" w:type="dxa"/>
+            <w:tcW w:w="1301" w:type="dxa"/>
             <w:tcBorders/>
           </w:tcPr>
           <w:p>
@@ -17901,7 +17901,7 @@
         </w:tc>
         <w:tc>
           <w:tcPr>
-            <w:tcW w:w="1660" w:type="dxa"/>
+            <w:tcW w:w="1661" w:type="dxa"/>
             <w:tcBorders/>
           </w:tcPr>
           <w:p>
@@ -18003,7 +18003,7 @@
         </w:tc>
         <w:tc>
           <w:tcPr>
-            <w:tcW w:w="1916" w:type="dxa"/>
+            <w:tcW w:w="1915" w:type="dxa"/>
             <w:tcBorders>
               <w:end w:val="nil"/>
             </w:tcBorders>
@@ -18059,7 +18059,7 @@
         </w:tc>
         <w:tc>
           <w:tcPr>
-            <w:tcW w:w="1637" w:type="dxa"/>
+            <w:tcW w:w="1638" w:type="dxa"/>
             <w:tcBorders/>
           </w:tcPr>
           <w:p>
@@ -18120,7 +18120,7 @@
         </w:tc>
         <w:tc>
           <w:tcPr>
-            <w:tcW w:w="1302" w:type="dxa"/>
+            <w:tcW w:w="1301" w:type="dxa"/>
             <w:tcBorders/>
           </w:tcPr>
           <w:p>
@@ -18208,7 +18208,7 @@
         </w:tc>
         <w:tc>
           <w:tcPr>
-            <w:tcW w:w="1660" w:type="dxa"/>
+            <w:tcW w:w="1661" w:type="dxa"/>
             <w:tcBorders/>
           </w:tcPr>
           <w:p>
@@ -18286,7 +18286,7 @@
         </w:tc>
         <w:tc>
           <w:tcPr>
-            <w:tcW w:w="1916" w:type="dxa"/>
+            <w:tcW w:w="1915" w:type="dxa"/>
             <w:tcBorders>
               <w:end w:val="nil"/>
             </w:tcBorders>
@@ -18390,7 +18390,7 @@
         </w:tc>
         <w:tc>
           <w:tcPr>
-            <w:tcW w:w="1637" w:type="dxa"/>
+            <w:tcW w:w="1638" w:type="dxa"/>
             <w:tcBorders/>
           </w:tcPr>
           <w:p>
@@ -18451,7 +18451,7 @@
         </w:tc>
         <w:tc>
           <w:tcPr>
-            <w:tcW w:w="1302" w:type="dxa"/>
+            <w:tcW w:w="1301" w:type="dxa"/>
             <w:tcBorders/>
           </w:tcPr>
           <w:p>
@@ -18515,7 +18515,7 @@
         </w:tc>
         <w:tc>
           <w:tcPr>
-            <w:tcW w:w="1660" w:type="dxa"/>
+            <w:tcW w:w="1661" w:type="dxa"/>
             <w:tcBorders/>
           </w:tcPr>
           <w:p>
@@ -18545,7 +18545,7 @@
         </w:tc>
         <w:tc>
           <w:tcPr>
-            <w:tcW w:w="1916" w:type="dxa"/>
+            <w:tcW w:w="1915" w:type="dxa"/>
             <w:tcBorders>
               <w:end w:val="nil"/>
             </w:tcBorders>
@@ -18577,7 +18577,7 @@
         </w:tc>
         <w:tc>
           <w:tcPr>
-            <w:tcW w:w="1637" w:type="dxa"/>
+            <w:tcW w:w="1638" w:type="dxa"/>
             <w:tcBorders/>
           </w:tcPr>
           <w:p>
@@ -18638,7 +18638,7 @@
         </w:tc>
         <w:tc>
           <w:tcPr>
-            <w:tcW w:w="1302" w:type="dxa"/>
+            <w:tcW w:w="1301" w:type="dxa"/>
             <w:tcBorders/>
           </w:tcPr>
           <w:p>
@@ -18698,7 +18698,7 @@
         </w:tc>
         <w:tc>
           <w:tcPr>
-            <w:tcW w:w="1660" w:type="dxa"/>
+            <w:tcW w:w="1661" w:type="dxa"/>
             <w:tcBorders/>
           </w:tcPr>
           <w:p>
@@ -18800,7 +18800,7 @@
         </w:tc>
         <w:tc>
           <w:tcPr>
-            <w:tcW w:w="1916" w:type="dxa"/>
+            <w:tcW w:w="1915" w:type="dxa"/>
             <w:tcBorders>
               <w:end w:val="nil"/>
             </w:tcBorders>
@@ -18856,7 +18856,7 @@
         </w:tc>
         <w:tc>
           <w:tcPr>
-            <w:tcW w:w="1637" w:type="dxa"/>
+            <w:tcW w:w="1638" w:type="dxa"/>
             <w:tcBorders/>
           </w:tcPr>
           <w:p>
@@ -18919,7 +18919,7 @@
         </w:tc>
         <w:tc>
           <w:tcPr>
-            <w:tcW w:w="1302" w:type="dxa"/>
+            <w:tcW w:w="1301" w:type="dxa"/>
             <w:tcBorders>
               <w:top w:val="nil"/>
             </w:tcBorders>
@@ -18983,7 +18983,7 @@
         </w:tc>
         <w:tc>
           <w:tcPr>
-            <w:tcW w:w="1660" w:type="dxa"/>
+            <w:tcW w:w="1661" w:type="dxa"/>
             <w:tcBorders>
               <w:top w:val="nil"/>
             </w:tcBorders>
@@ -19021,7 +19021,7 @@
         </w:tc>
         <w:tc>
           <w:tcPr>
-            <w:tcW w:w="1916" w:type="dxa"/>
+            <w:tcW w:w="1915" w:type="dxa"/>
             <w:tcBorders>
               <w:top w:val="nil"/>
               <w:end w:val="nil"/>
@@ -19056,7 +19056,7 @@
         </w:tc>
         <w:tc>
           <w:tcPr>
-            <w:tcW w:w="1637" w:type="dxa"/>
+            <w:tcW w:w="1638" w:type="dxa"/>
             <w:tcBorders>
               <w:top w:val="nil"/>
             </w:tcBorders>
@@ -19119,7 +19119,7 @@
         </w:tc>
         <w:tc>
           <w:tcPr>
-            <w:tcW w:w="1302" w:type="dxa"/>
+            <w:tcW w:w="1301" w:type="dxa"/>
             <w:tcBorders/>
           </w:tcPr>
           <w:p>
@@ -19179,7 +19179,7 @@
         </w:tc>
         <w:tc>
           <w:tcPr>
-            <w:tcW w:w="1660" w:type="dxa"/>
+            <w:tcW w:w="1661" w:type="dxa"/>
             <w:tcBorders/>
           </w:tcPr>
           <w:p>
@@ -19209,7 +19209,7 @@
         </w:tc>
         <w:tc>
           <w:tcPr>
-            <w:tcW w:w="1916" w:type="dxa"/>
+            <w:tcW w:w="1915" w:type="dxa"/>
             <w:tcBorders>
               <w:end w:val="nil"/>
             </w:tcBorders>
@@ -19241,7 +19241,7 @@
         </w:tc>
         <w:tc>
           <w:tcPr>
-            <w:tcW w:w="1637" w:type="dxa"/>
+            <w:tcW w:w="1638" w:type="dxa"/>
             <w:tcBorders/>
           </w:tcPr>
           <w:p>
@@ -19302,7 +19302,7 @@
         </w:tc>
         <w:tc>
           <w:tcPr>
-            <w:tcW w:w="1302" w:type="dxa"/>
+            <w:tcW w:w="1301" w:type="dxa"/>
             <w:tcBorders/>
           </w:tcPr>
           <w:p>
@@ -19393,7 +19393,7 @@
         </w:tc>
         <w:tc>
           <w:tcPr>
-            <w:tcW w:w="1660" w:type="dxa"/>
+            <w:tcW w:w="1661" w:type="dxa"/>
             <w:tcBorders/>
           </w:tcPr>
           <w:p>
@@ -19454,7 +19454,7 @@
         </w:tc>
         <w:tc>
           <w:tcPr>
-            <w:tcW w:w="1916" w:type="dxa"/>
+            <w:tcW w:w="1915" w:type="dxa"/>
             <w:tcBorders>
               <w:end w:val="nil"/>
             </w:tcBorders>
@@ -19517,7 +19517,7 @@
         </w:tc>
         <w:tc>
           <w:tcPr>
-            <w:tcW w:w="1637" w:type="dxa"/>
+            <w:tcW w:w="1638" w:type="dxa"/>
             <w:tcBorders/>
           </w:tcPr>
           <w:p>
@@ -19578,7 +19578,7 @@
         </w:tc>
         <w:tc>
           <w:tcPr>
-            <w:tcW w:w="1302" w:type="dxa"/>
+            <w:tcW w:w="1301" w:type="dxa"/>
             <w:tcBorders/>
           </w:tcPr>
           <w:p>
@@ -19638,7 +19638,7 @@
         </w:tc>
         <w:tc>
           <w:tcPr>
-            <w:tcW w:w="1660" w:type="dxa"/>
+            <w:tcW w:w="1661" w:type="dxa"/>
             <w:tcBorders/>
           </w:tcPr>
           <w:p>
@@ -19668,7 +19668,7 @@
         </w:tc>
         <w:tc>
           <w:tcPr>
-            <w:tcW w:w="1916" w:type="dxa"/>
+            <w:tcW w:w="1915" w:type="dxa"/>
             <w:tcBorders>
               <w:end w:val="nil"/>
             </w:tcBorders>
@@ -19700,7 +19700,7 @@
         </w:tc>
         <w:tc>
           <w:tcPr>
-            <w:tcW w:w="1637" w:type="dxa"/>
+            <w:tcW w:w="1638" w:type="dxa"/>
             <w:tcBorders/>
           </w:tcPr>
           <w:p>
@@ -19761,7 +19761,7 @@
         </w:tc>
         <w:tc>
           <w:tcPr>
-            <w:tcW w:w="1302" w:type="dxa"/>
+            <w:tcW w:w="1301" w:type="dxa"/>
             <w:tcBorders/>
           </w:tcPr>
           <w:p>
@@ -19852,7 +19852,7 @@
         </w:tc>
         <w:tc>
           <w:tcPr>
-            <w:tcW w:w="1660" w:type="dxa"/>
+            <w:tcW w:w="1661" w:type="dxa"/>
             <w:tcBorders/>
           </w:tcPr>
           <w:p>
@@ -19913,7 +19913,7 @@
         </w:tc>
         <w:tc>
           <w:tcPr>
-            <w:tcW w:w="1916" w:type="dxa"/>
+            <w:tcW w:w="1915" w:type="dxa"/>
             <w:tcBorders>
               <w:end w:val="nil"/>
             </w:tcBorders>
@@ -19945,7 +19945,7 @@
         </w:tc>
         <w:tc>
           <w:tcPr>
-            <w:tcW w:w="1637" w:type="dxa"/>
+            <w:tcW w:w="1638" w:type="dxa"/>
             <w:tcBorders/>
           </w:tcPr>
           <w:p>
@@ -20006,7 +20006,7 @@
         </w:tc>
         <w:tc>
           <w:tcPr>
-            <w:tcW w:w="1302" w:type="dxa"/>
+            <w:tcW w:w="1301" w:type="dxa"/>
             <w:tcBorders/>
           </w:tcPr>
           <w:p>
@@ -20070,7 +20070,7 @@
         </w:tc>
         <w:tc>
           <w:tcPr>
-            <w:tcW w:w="1660" w:type="dxa"/>
+            <w:tcW w:w="1661" w:type="dxa"/>
             <w:tcBorders/>
           </w:tcPr>
           <w:p>
@@ -20100,7 +20100,7 @@
         </w:tc>
         <w:tc>
           <w:tcPr>
-            <w:tcW w:w="1916" w:type="dxa"/>
+            <w:tcW w:w="1915" w:type="dxa"/>
             <w:tcBorders>
               <w:end w:val="nil"/>
             </w:tcBorders>
@@ -20132,7 +20132,7 @@
         </w:tc>
         <w:tc>
           <w:tcPr>
-            <w:tcW w:w="1637" w:type="dxa"/>
+            <w:tcW w:w="1638" w:type="dxa"/>
             <w:tcBorders/>
           </w:tcPr>
           <w:p>
@@ -20193,7 +20193,7 @@
         </w:tc>
         <w:tc>
           <w:tcPr>
-            <w:tcW w:w="1302" w:type="dxa"/>
+            <w:tcW w:w="1301" w:type="dxa"/>
             <w:tcBorders/>
           </w:tcPr>
           <w:p>
@@ -20253,7 +20253,7 @@
         </w:tc>
         <w:tc>
           <w:tcPr>
-            <w:tcW w:w="1660" w:type="dxa"/>
+            <w:tcW w:w="1661" w:type="dxa"/>
             <w:tcBorders/>
           </w:tcPr>
           <w:p>
@@ -20283,7 +20283,7 @@
         </w:tc>
         <w:tc>
           <w:tcPr>
-            <w:tcW w:w="1916" w:type="dxa"/>
+            <w:tcW w:w="1915" w:type="dxa"/>
             <w:tcBorders>
               <w:end w:val="nil"/>
             </w:tcBorders>
@@ -20339,7 +20339,7 @@
         </w:tc>
         <w:tc>
           <w:tcPr>
-            <w:tcW w:w="1637" w:type="dxa"/>
+            <w:tcW w:w="1638" w:type="dxa"/>
             <w:tcBorders/>
           </w:tcPr>
           <w:p>
@@ -20400,7 +20400,7 @@
         </w:tc>
         <w:tc>
           <w:tcPr>
-            <w:tcW w:w="1302" w:type="dxa"/>
+            <w:tcW w:w="1301" w:type="dxa"/>
             <w:tcBorders/>
           </w:tcPr>
           <w:p>
@@ -20488,7 +20488,7 @@
         </w:tc>
         <w:tc>
           <w:tcPr>
-            <w:tcW w:w="1660" w:type="dxa"/>
+            <w:tcW w:w="1661" w:type="dxa"/>
             <w:tcBorders/>
           </w:tcPr>
           <w:p>
@@ -20542,7 +20542,7 @@
         </w:tc>
         <w:tc>
           <w:tcPr>
-            <w:tcW w:w="1916" w:type="dxa"/>
+            <w:tcW w:w="1915" w:type="dxa"/>
             <w:tcBorders>
               <w:end w:val="nil"/>
             </w:tcBorders>
@@ -20574,7 +20574,7 @@
         </w:tc>
         <w:tc>
           <w:tcPr>
-            <w:tcW w:w="1637" w:type="dxa"/>
+            <w:tcW w:w="1638" w:type="dxa"/>
             <w:tcBorders/>
           </w:tcPr>
           <w:p>
@@ -20635,7 +20635,7 @@
         </w:tc>
         <w:tc>
           <w:tcPr>
-            <w:tcW w:w="1302" w:type="dxa"/>
+            <w:tcW w:w="1301" w:type="dxa"/>
             <w:tcBorders/>
           </w:tcPr>
           <w:p>
@@ -20695,7 +20695,7 @@
         </w:tc>
         <w:tc>
           <w:tcPr>
-            <w:tcW w:w="1660" w:type="dxa"/>
+            <w:tcW w:w="1661" w:type="dxa"/>
             <w:tcBorders/>
           </w:tcPr>
           <w:p>
@@ -20773,7 +20773,7 @@
         </w:tc>
         <w:tc>
           <w:tcPr>
-            <w:tcW w:w="1916" w:type="dxa"/>
+            <w:tcW w:w="1915" w:type="dxa"/>
             <w:tcBorders>
               <w:end w:val="nil"/>
             </w:tcBorders>
@@ -20829,7 +20829,7 @@
         </w:tc>
         <w:tc>
           <w:tcPr>
-            <w:tcW w:w="1637" w:type="dxa"/>
+            <w:tcW w:w="1638" w:type="dxa"/>
             <w:tcBorders/>
           </w:tcPr>
           <w:p>
@@ -20890,7 +20890,7 @@
         </w:tc>
         <w:tc>
           <w:tcPr>
-            <w:tcW w:w="1302" w:type="dxa"/>
+            <w:tcW w:w="1301" w:type="dxa"/>
             <w:tcBorders/>
           </w:tcPr>
           <w:p>
@@ -20974,7 +20974,7 @@
         </w:tc>
         <w:tc>
           <w:tcPr>
-            <w:tcW w:w="1660" w:type="dxa"/>
+            <w:tcW w:w="1661" w:type="dxa"/>
             <w:tcBorders/>
           </w:tcPr>
           <w:p>
@@ -21004,7 +21004,7 @@
         </w:tc>
         <w:tc>
           <w:tcPr>
-            <w:tcW w:w="1916" w:type="dxa"/>
+            <w:tcW w:w="1915" w:type="dxa"/>
             <w:tcBorders>
               <w:end w:val="nil"/>
             </w:tcBorders>
@@ -21036,7 +21036,7 @@
         </w:tc>
         <w:tc>
           <w:tcPr>
-            <w:tcW w:w="1637" w:type="dxa"/>
+            <w:tcW w:w="1638" w:type="dxa"/>
             <w:tcBorders/>
           </w:tcPr>
           <w:p>
@@ -21097,7 +21097,7 @@
         </w:tc>
         <w:tc>
           <w:tcPr>
-            <w:tcW w:w="1302" w:type="dxa"/>
+            <w:tcW w:w="1301" w:type="dxa"/>
             <w:tcBorders/>
           </w:tcPr>
           <w:p>
@@ -21161,7 +21161,7 @@
         </w:tc>
         <w:tc>
           <w:tcPr>
-            <w:tcW w:w="1660" w:type="dxa"/>
+            <w:tcW w:w="1661" w:type="dxa"/>
             <w:tcBorders/>
           </w:tcPr>
           <w:p>
@@ -21263,7 +21263,7 @@
         </w:tc>
         <w:tc>
           <w:tcPr>
-            <w:tcW w:w="1916" w:type="dxa"/>
+            <w:tcW w:w="1915" w:type="dxa"/>
             <w:tcBorders>
               <w:end w:val="nil"/>
             </w:tcBorders>
@@ -21343,7 +21343,7 @@
         </w:tc>
         <w:tc>
           <w:tcPr>
-            <w:tcW w:w="1637" w:type="dxa"/>
+            <w:tcW w:w="1638" w:type="dxa"/>
             <w:tcBorders/>
           </w:tcPr>
           <w:p>
@@ -21404,7 +21404,7 @@
         </w:tc>
         <w:tc>
           <w:tcPr>
-            <w:tcW w:w="1302" w:type="dxa"/>
+            <w:tcW w:w="1301" w:type="dxa"/>
             <w:tcBorders/>
           </w:tcPr>
           <w:p>
@@ -21468,7 +21468,7 @@
         </w:tc>
         <w:tc>
           <w:tcPr>
-            <w:tcW w:w="1660" w:type="dxa"/>
+            <w:tcW w:w="1661" w:type="dxa"/>
             <w:tcBorders/>
           </w:tcPr>
           <w:p>
@@ -21524,7 +21524,7 @@
         </w:tc>
         <w:tc>
           <w:tcPr>
-            <w:tcW w:w="1916" w:type="dxa"/>
+            <w:tcW w:w="1915" w:type="dxa"/>
             <w:tcBorders>
               <w:end w:val="nil"/>
             </w:tcBorders>
@@ -21582,7 +21582,7 @@
         </w:tc>
         <w:tc>
           <w:tcPr>
-            <w:tcW w:w="1637" w:type="dxa"/>
+            <w:tcW w:w="1638" w:type="dxa"/>
             <w:tcBorders/>
           </w:tcPr>
           <w:p>
@@ -21647,7 +21647,7 @@
         </w:tc>
         <w:tc>
           <w:tcPr>
-            <w:tcW w:w="1302" w:type="dxa"/>
+            <w:tcW w:w="1301" w:type="dxa"/>
             <w:tcBorders>
               <w:top w:val="nil"/>
             </w:tcBorders>
@@ -21717,7 +21717,7 @@
         </w:tc>
         <w:tc>
           <w:tcPr>
-            <w:tcW w:w="1660" w:type="dxa"/>
+            <w:tcW w:w="1661" w:type="dxa"/>
             <w:tcBorders>
               <w:top w:val="nil"/>
             </w:tcBorders>
@@ -21755,7 +21755,7 @@
         </w:tc>
         <w:tc>
           <w:tcPr>
-            <w:tcW w:w="1916" w:type="dxa"/>
+            <w:tcW w:w="1915" w:type="dxa"/>
             <w:tcBorders>
               <w:top w:val="nil"/>
               <w:end w:val="nil"/>
@@ -21790,7 +21790,7 @@
         </w:tc>
         <w:tc>
           <w:tcPr>
-            <w:tcW w:w="1637" w:type="dxa"/>
+            <w:tcW w:w="1638" w:type="dxa"/>
             <w:tcBorders>
               <w:top w:val="nil"/>
             </w:tcBorders>
@@ -21857,7 +21857,7 @@
         </w:tc>
         <w:tc>
           <w:tcPr>
-            <w:tcW w:w="1302" w:type="dxa"/>
+            <w:tcW w:w="1301" w:type="dxa"/>
             <w:tcBorders>
               <w:top w:val="nil"/>
             </w:tcBorders>
@@ -21929,7 +21929,7 @@
         </w:tc>
         <w:tc>
           <w:tcPr>
-            <w:tcW w:w="1660" w:type="dxa"/>
+            <w:tcW w:w="1661" w:type="dxa"/>
             <w:tcBorders>
               <w:top w:val="nil"/>
             </w:tcBorders>
@@ -21965,7 +21965,7 @@
         </w:tc>
         <w:tc>
           <w:tcPr>
-            <w:tcW w:w="1916" w:type="dxa"/>
+            <w:tcW w:w="1915" w:type="dxa"/>
             <w:tcBorders>
               <w:top w:val="nil"/>
               <w:end w:val="nil"/>
@@ -22000,7 +22000,7 @@
         </w:tc>
         <w:tc>
           <w:tcPr>
-            <w:tcW w:w="1637" w:type="dxa"/>
+            <w:tcW w:w="1638" w:type="dxa"/>
             <w:tcBorders>
               <w:top w:val="nil"/>
             </w:tcBorders>
@@ -22067,7 +22067,7 @@
         </w:tc>
         <w:tc>
           <w:tcPr>
-            <w:tcW w:w="1302" w:type="dxa"/>
+            <w:tcW w:w="1301" w:type="dxa"/>
             <w:tcBorders>
               <w:top w:val="nil"/>
             </w:tcBorders>
@@ -22138,7 +22138,7 @@
         </w:tc>
         <w:tc>
           <w:tcPr>
-            <w:tcW w:w="1660" w:type="dxa"/>
+            <w:tcW w:w="1661" w:type="dxa"/>
             <w:tcBorders>
               <w:top w:val="nil"/>
             </w:tcBorders>
@@ -22168,7 +22168,7 @@
         </w:tc>
         <w:tc>
           <w:tcPr>
-            <w:tcW w:w="1916" w:type="dxa"/>
+            <w:tcW w:w="1915" w:type="dxa"/>
             <w:tcBorders>
               <w:top w:val="nil"/>
               <w:end w:val="nil"/>
@@ -22201,7 +22201,7 @@
         </w:tc>
         <w:tc>
           <w:tcPr>
-            <w:tcW w:w="1637" w:type="dxa"/>
+            <w:tcW w:w="1638" w:type="dxa"/>
             <w:tcBorders>
               <w:top w:val="nil"/>
             </w:tcBorders>
@@ -22268,7 +22268,7 @@
         </w:tc>
         <w:tc>
           <w:tcPr>
-            <w:tcW w:w="1302" w:type="dxa"/>
+            <w:tcW w:w="1301" w:type="dxa"/>
             <w:tcBorders>
               <w:top w:val="nil"/>
             </w:tcBorders>
@@ -22334,7 +22334,7 @@
         </w:tc>
         <w:tc>
           <w:tcPr>
-            <w:tcW w:w="1660" w:type="dxa"/>
+            <w:tcW w:w="1661" w:type="dxa"/>
             <w:tcBorders>
               <w:top w:val="nil"/>
             </w:tcBorders>
@@ -22364,7 +22364,7 @@
         </w:tc>
         <w:tc>
           <w:tcPr>
-            <w:tcW w:w="1916" w:type="dxa"/>
+            <w:tcW w:w="1915" w:type="dxa"/>
             <w:tcBorders>
               <w:top w:val="nil"/>
               <w:end w:val="nil"/>
@@ -22397,7 +22397,7 @@
         </w:tc>
         <w:tc>
           <w:tcPr>
-            <w:tcW w:w="1637" w:type="dxa"/>
+            <w:tcW w:w="1638" w:type="dxa"/>
             <w:tcBorders>
               <w:top w:val="nil"/>
             </w:tcBorders>
@@ -22464,7 +22464,7 @@
         </w:tc>
         <w:tc>
           <w:tcPr>
-            <w:tcW w:w="1302" w:type="dxa"/>
+            <w:tcW w:w="1301" w:type="dxa"/>
             <w:tcBorders>
               <w:top w:val="nil"/>
             </w:tcBorders>
@@ -22530,7 +22530,7 @@
         </w:tc>
         <w:tc>
           <w:tcPr>
-            <w:tcW w:w="1660" w:type="dxa"/>
+            <w:tcW w:w="1661" w:type="dxa"/>
             <w:tcBorders>
               <w:top w:val="nil"/>
             </w:tcBorders>
@@ -22560,7 +22560,7 @@
         </w:tc>
         <w:tc>
           <w:tcPr>
-            <w:tcW w:w="1916" w:type="dxa"/>
+            <w:tcW w:w="1915" w:type="dxa"/>
             <w:tcBorders>
               <w:top w:val="nil"/>
               <w:end w:val="nil"/>
@@ -22593,7 +22593,7 @@
         </w:tc>
         <w:tc>
           <w:tcPr>
-            <w:tcW w:w="1637" w:type="dxa"/>
+            <w:tcW w:w="1638" w:type="dxa"/>
             <w:tcBorders>
               <w:top w:val="nil"/>
             </w:tcBorders>
@@ -22660,7 +22660,7 @@
         </w:tc>
         <w:tc>
           <w:tcPr>
-            <w:tcW w:w="1302" w:type="dxa"/>
+            <w:tcW w:w="1301" w:type="dxa"/>
             <w:tcBorders>
               <w:top w:val="nil"/>
             </w:tcBorders>
@@ -22726,7 +22726,7 @@
         </w:tc>
         <w:tc>
           <w:tcPr>
-            <w:tcW w:w="1660" w:type="dxa"/>
+            <w:tcW w:w="1661" w:type="dxa"/>
             <w:tcBorders>
               <w:top w:val="nil"/>
             </w:tcBorders>
@@ -22756,7 +22756,7 @@
         </w:tc>
         <w:tc>
           <w:tcPr>
-            <w:tcW w:w="1916" w:type="dxa"/>
+            <w:tcW w:w="1915" w:type="dxa"/>
             <w:tcBorders>
               <w:top w:val="nil"/>
               <w:end w:val="nil"/>
@@ -22789,7 +22789,7 @@
         </w:tc>
         <w:tc>
           <w:tcPr>
-            <w:tcW w:w="1637" w:type="dxa"/>
+            <w:tcW w:w="1638" w:type="dxa"/>
             <w:tcBorders>
               <w:top w:val="nil"/>
             </w:tcBorders>
@@ -22856,7 +22856,7 @@
         </w:tc>
         <w:tc>
           <w:tcPr>
-            <w:tcW w:w="1302" w:type="dxa"/>
+            <w:tcW w:w="1301" w:type="dxa"/>
             <w:tcBorders>
               <w:top w:val="nil"/>
             </w:tcBorders>
@@ -22926,7 +22926,7 @@
         </w:tc>
         <w:tc>
           <w:tcPr>
-            <w:tcW w:w="1660" w:type="dxa"/>
+            <w:tcW w:w="1661" w:type="dxa"/>
             <w:tcBorders>
               <w:top w:val="nil"/>
             </w:tcBorders>
@@ -22956,7 +22956,7 @@
         </w:tc>
         <w:tc>
           <w:tcPr>
-            <w:tcW w:w="1916" w:type="dxa"/>
+            <w:tcW w:w="1915" w:type="dxa"/>
             <w:tcBorders>
               <w:top w:val="nil"/>
               <w:end w:val="nil"/>
@@ -22989,7 +22989,7 @@
         </w:tc>
         <w:tc>
           <w:tcPr>
-            <w:tcW w:w="1637" w:type="dxa"/>
+            <w:tcW w:w="1638" w:type="dxa"/>
             <w:tcBorders>
               <w:top w:val="nil"/>
             </w:tcBorders>
@@ -23054,7 +23054,7 @@
         </w:tc>
         <w:tc>
           <w:tcPr>
-            <w:tcW w:w="1302" w:type="dxa"/>
+            <w:tcW w:w="1301" w:type="dxa"/>
             <w:tcBorders>
               <w:top w:val="nil"/>
             </w:tcBorders>
@@ -23120,7 +23120,7 @@
         </w:tc>
         <w:tc>
           <w:tcPr>
-            <w:tcW w:w="1660" w:type="dxa"/>
+            <w:tcW w:w="1661" w:type="dxa"/>
             <w:tcBorders>
               <w:top w:val="nil"/>
             </w:tcBorders>
@@ -23152,7 +23152,7 @@
         </w:tc>
         <w:tc>
           <w:tcPr>
-            <w:tcW w:w="1916" w:type="dxa"/>
+            <w:tcW w:w="1915" w:type="dxa"/>
             <w:tcBorders>
               <w:top w:val="nil"/>
               <w:end w:val="nil"/>
@@ -23185,7 +23185,7 @@
         </w:tc>
         <w:tc>
           <w:tcPr>
-            <w:tcW w:w="1637" w:type="dxa"/>
+            <w:tcW w:w="1638" w:type="dxa"/>
             <w:tcBorders>
               <w:top w:val="nil"/>
             </w:tcBorders>
@@ -23250,7 +23250,7 @@
         </w:tc>
         <w:tc>
           <w:tcPr>
-            <w:tcW w:w="1302" w:type="dxa"/>
+            <w:tcW w:w="1301" w:type="dxa"/>
             <w:tcBorders>
               <w:top w:val="nil"/>
             </w:tcBorders>
@@ -23316,7 +23316,7 @@
         </w:tc>
         <w:tc>
           <w:tcPr>
-            <w:tcW w:w="1660" w:type="dxa"/>
+            <w:tcW w:w="1661" w:type="dxa"/>
             <w:tcBorders>
               <w:top w:val="nil"/>
             </w:tcBorders>
@@ -23348,7 +23348,7 @@
         </w:tc>
         <w:tc>
           <w:tcPr>
-            <w:tcW w:w="1916" w:type="dxa"/>
+            <w:tcW w:w="1915" w:type="dxa"/>
             <w:tcBorders>
               <w:top w:val="nil"/>
               <w:end w:val="nil"/>
@@ -23381,7 +23381,7 @@
         </w:tc>
         <w:tc>
           <w:tcPr>
-            <w:tcW w:w="1637" w:type="dxa"/>
+            <w:tcW w:w="1638" w:type="dxa"/>
             <w:tcBorders>
               <w:top w:val="nil"/>
             </w:tcBorders>
@@ -23446,7 +23446,7 @@
         </w:tc>
         <w:tc>
           <w:tcPr>
-            <w:tcW w:w="1302" w:type="dxa"/>
+            <w:tcW w:w="1301" w:type="dxa"/>
             <w:tcBorders>
               <w:top w:val="nil"/>
             </w:tcBorders>
@@ -23512,7 +23512,7 @@
         </w:tc>
         <w:tc>
           <w:tcPr>
-            <w:tcW w:w="1660" w:type="dxa"/>
+            <w:tcW w:w="1661" w:type="dxa"/>
             <w:tcBorders>
               <w:top w:val="nil"/>
             </w:tcBorders>
@@ -23544,7 +23544,7 @@
         </w:tc>
         <w:tc>
           <w:tcPr>
-            <w:tcW w:w="1916" w:type="dxa"/>
+            <w:tcW w:w="1915" w:type="dxa"/>
             <w:tcBorders>
               <w:top w:val="nil"/>
               <w:end w:val="nil"/>
@@ -23577,7 +23577,7 @@
         </w:tc>
         <w:tc>
           <w:tcPr>
-            <w:tcW w:w="1637" w:type="dxa"/>
+            <w:tcW w:w="1638" w:type="dxa"/>
             <w:tcBorders>
               <w:top w:val="nil"/>
             </w:tcBorders>
@@ -23642,7 +23642,7 @@
         </w:tc>
         <w:tc>
           <w:tcPr>
-            <w:tcW w:w="1302" w:type="dxa"/>
+            <w:tcW w:w="1301" w:type="dxa"/>
             <w:tcBorders>
               <w:top w:val="nil"/>
             </w:tcBorders>
@@ -23708,7 +23708,7 @@
         </w:tc>
         <w:tc>
           <w:tcPr>
-            <w:tcW w:w="1660" w:type="dxa"/>
+            <w:tcW w:w="1661" w:type="dxa"/>
             <w:tcBorders>
               <w:top w:val="nil"/>
             </w:tcBorders>
@@ -23740,7 +23740,7 @@
         </w:tc>
         <w:tc>
           <w:tcPr>
-            <w:tcW w:w="1916" w:type="dxa"/>
+            <w:tcW w:w="1915" w:type="dxa"/>
             <w:tcBorders>
               <w:top w:val="nil"/>
               <w:end w:val="nil"/>
@@ -23775,7 +23775,7 @@
         </w:tc>
         <w:tc>
           <w:tcPr>
-            <w:tcW w:w="1637" w:type="dxa"/>
+            <w:tcW w:w="1638" w:type="dxa"/>
             <w:tcBorders>
               <w:top w:val="nil"/>
             </w:tcBorders>
@@ -23840,7 +23840,7 @@
         </w:tc>
         <w:tc>
           <w:tcPr>
-            <w:tcW w:w="1302" w:type="dxa"/>
+            <w:tcW w:w="1301" w:type="dxa"/>
             <w:tcBorders>
               <w:top w:val="nil"/>
             </w:tcBorders>
@@ -23906,7 +23906,7 @@
         </w:tc>
         <w:tc>
           <w:tcPr>
-            <w:tcW w:w="1660" w:type="dxa"/>
+            <w:tcW w:w="1661" w:type="dxa"/>
             <w:tcBorders>
               <w:top w:val="nil"/>
             </w:tcBorders>
@@ -23938,7 +23938,7 @@
         </w:tc>
         <w:tc>
           <w:tcPr>
-            <w:tcW w:w="1916" w:type="dxa"/>
+            <w:tcW w:w="1915" w:type="dxa"/>
             <w:tcBorders>
               <w:top w:val="nil"/>
               <w:end w:val="nil"/>
@@ -23973,7 +23973,7 @@
         </w:tc>
         <w:tc>
           <w:tcPr>
-            <w:tcW w:w="1637" w:type="dxa"/>
+            <w:tcW w:w="1638" w:type="dxa"/>
             <w:tcBorders>
               <w:top w:val="nil"/>
             </w:tcBorders>
@@ -24038,7 +24038,7 @@
         </w:tc>
         <w:tc>
           <w:tcPr>
-            <w:tcW w:w="1302" w:type="dxa"/>
+            <w:tcW w:w="1301" w:type="dxa"/>
             <w:tcBorders>
               <w:top w:val="nil"/>
             </w:tcBorders>
@@ -24104,7 +24104,7 @@
         </w:tc>
         <w:tc>
           <w:tcPr>
-            <w:tcW w:w="1660" w:type="dxa"/>
+            <w:tcW w:w="1661" w:type="dxa"/>
             <w:tcBorders>
               <w:top w:val="nil"/>
             </w:tcBorders>
@@ -24136,7 +24136,7 @@
         </w:tc>
         <w:tc>
           <w:tcPr>
-            <w:tcW w:w="1916" w:type="dxa"/>
+            <w:tcW w:w="1915" w:type="dxa"/>
             <w:tcBorders>
               <w:top w:val="nil"/>
               <w:end w:val="nil"/>
@@ -24169,7 +24169,7 @@
         </w:tc>
         <w:tc>
           <w:tcPr>
-            <w:tcW w:w="1637" w:type="dxa"/>
+            <w:tcW w:w="1638" w:type="dxa"/>
             <w:tcBorders>
               <w:top w:val="nil"/>
             </w:tcBorders>
@@ -24234,7 +24234,7 @@
         </w:tc>
         <w:tc>
           <w:tcPr>
-            <w:tcW w:w="1302" w:type="dxa"/>
+            <w:tcW w:w="1301" w:type="dxa"/>
             <w:tcBorders>
               <w:top w:val="nil"/>
             </w:tcBorders>
@@ -24300,7 +24300,7 @@
         </w:tc>
         <w:tc>
           <w:tcPr>
-            <w:tcW w:w="1660" w:type="dxa"/>
+            <w:tcW w:w="1661" w:type="dxa"/>
             <w:tcBorders>
               <w:top w:val="nil"/>
             </w:tcBorders>
@@ -24334,7 +24334,7 @@
         </w:tc>
         <w:tc>
           <w:tcPr>
-            <w:tcW w:w="1916" w:type="dxa"/>
+            <w:tcW w:w="1915" w:type="dxa"/>
             <w:tcBorders>
               <w:top w:val="nil"/>
               <w:end w:val="nil"/>
@@ -24369,7 +24369,7 @@
         </w:tc>
         <w:tc>
           <w:tcPr>
-            <w:tcW w:w="1637" w:type="dxa"/>
+            <w:tcW w:w="1638" w:type="dxa"/>
             <w:tcBorders>
               <w:top w:val="nil"/>
             </w:tcBorders>
@@ -24434,7 +24434,7 @@
         </w:tc>
         <w:tc>
           <w:tcPr>
-            <w:tcW w:w="1302" w:type="dxa"/>
+            <w:tcW w:w="1301" w:type="dxa"/>
             <w:tcBorders>
               <w:top w:val="nil"/>
             </w:tcBorders>
@@ -24500,7 +24500,7 @@
         </w:tc>
         <w:tc>
           <w:tcPr>
-            <w:tcW w:w="1660" w:type="dxa"/>
+            <w:tcW w:w="1661" w:type="dxa"/>
             <w:tcBorders>
               <w:top w:val="nil"/>
             </w:tcBorders>
@@ -24534,7 +24534,7 @@
         </w:tc>
         <w:tc>
           <w:tcPr>
-            <w:tcW w:w="1916" w:type="dxa"/>
+            <w:tcW w:w="1915" w:type="dxa"/>
             <w:tcBorders>
               <w:top w:val="nil"/>
               <w:end w:val="nil"/>
@@ -24571,7 +24571,7 @@
         </w:tc>
         <w:tc>
           <w:tcPr>
-            <w:tcW w:w="1637" w:type="dxa"/>
+            <w:tcW w:w="1638" w:type="dxa"/>
             <w:tcBorders>
               <w:top w:val="nil"/>
             </w:tcBorders>
@@ -24636,7 +24636,7 @@
         </w:tc>
         <w:tc>
           <w:tcPr>
-            <w:tcW w:w="1302" w:type="dxa"/>
+            <w:tcW w:w="1301" w:type="dxa"/>
             <w:tcBorders>
               <w:top w:val="nil"/>
             </w:tcBorders>
@@ -24722,7 +24722,7 @@
         </w:tc>
         <w:tc>
           <w:tcPr>
-            <w:tcW w:w="1660" w:type="dxa"/>
+            <w:tcW w:w="1661" w:type="dxa"/>
             <w:tcBorders>
               <w:top w:val="nil"/>
             </w:tcBorders>
@@ -24818,7 +24818,7 @@
         </w:tc>
         <w:tc>
           <w:tcPr>
-            <w:tcW w:w="1916" w:type="dxa"/>
+            <w:tcW w:w="1915" w:type="dxa"/>
             <w:tcBorders>
               <w:top w:val="nil"/>
               <w:end w:val="nil"/>
@@ -24915,7 +24915,7 @@
         </w:tc>
         <w:tc>
           <w:tcPr>
-            <w:tcW w:w="1637" w:type="dxa"/>
+            <w:tcW w:w="1638" w:type="dxa"/>
             <w:tcBorders>
               <w:top w:val="nil"/>
             </w:tcBorders>
@@ -24980,7 +24980,7 @@
         </w:tc>
         <w:tc>
           <w:tcPr>
-            <w:tcW w:w="1302" w:type="dxa"/>
+            <w:tcW w:w="1301" w:type="dxa"/>
             <w:tcBorders>
               <w:top w:val="nil"/>
             </w:tcBorders>
@@ -25066,7 +25066,7 @@
         </w:tc>
         <w:tc>
           <w:tcPr>
-            <w:tcW w:w="1660" w:type="dxa"/>
+            <w:tcW w:w="1661" w:type="dxa"/>
             <w:tcBorders>
               <w:top w:val="nil"/>
             </w:tcBorders>
@@ -25162,7 +25162,7 @@
         </w:tc>
         <w:tc>
           <w:tcPr>
-            <w:tcW w:w="1916" w:type="dxa"/>
+            <w:tcW w:w="1915" w:type="dxa"/>
             <w:tcBorders>
               <w:top w:val="nil"/>
               <w:end w:val="nil"/>
@@ -25237,7 +25237,7 @@
         </w:tc>
         <w:tc>
           <w:tcPr>
-            <w:tcW w:w="1637" w:type="dxa"/>
+            <w:tcW w:w="1638" w:type="dxa"/>
             <w:tcBorders>
               <w:top w:val="nil"/>
             </w:tcBorders>
@@ -25414,8 +25414,8 @@
       </w:tblPr>
       <w:tblGrid>
         <w:gridCol w:w="1559"/>
-        <w:gridCol w:w="1556"/>
-        <w:gridCol w:w="1561"/>
+        <w:gridCol w:w="1555"/>
+        <w:gridCol w:w="1562"/>
         <w:gridCol w:w="1560"/>
         <w:gridCol w:w="1558"/>
         <w:gridCol w:w="1560"/>
@@ -25476,7 +25476,7 @@
         </w:tc>
         <w:tc>
           <w:tcPr>
-            <w:tcW w:w="1556" w:type="dxa"/>
+            <w:tcW w:w="1555" w:type="dxa"/>
             <w:tcBorders>
               <w:top w:val="single" w:sz="4" w:space="0" w:color="000000"/>
               <w:start w:val="single" w:sz="4" w:space="0" w:color="000000"/>
@@ -25526,7 +25526,7 @@
         </w:tc>
         <w:tc>
           <w:tcPr>
-            <w:tcW w:w="1561" w:type="dxa"/>
+            <w:tcW w:w="1562" w:type="dxa"/>
             <w:tcBorders>
               <w:top w:val="single" w:sz="4" w:space="0" w:color="000000"/>
               <w:start w:val="single" w:sz="4" w:space="0" w:color="000000"/>
@@ -25779,7 +25779,7 @@
         </w:tc>
         <w:tc>
           <w:tcPr>
-            <w:tcW w:w="1556" w:type="dxa"/>
+            <w:tcW w:w="1555" w:type="dxa"/>
             <w:tcBorders>
               <w:start w:val="single" w:sz="4" w:space="0" w:color="000000"/>
               <w:bottom w:val="single" w:sz="4" w:space="0" w:color="000000"/>
@@ -25828,7 +25828,7 @@
         </w:tc>
         <w:tc>
           <w:tcPr>
-            <w:tcW w:w="1561" w:type="dxa"/>
+            <w:tcW w:w="1562" w:type="dxa"/>
             <w:tcBorders>
               <w:start w:val="single" w:sz="4" w:space="0" w:color="000000"/>
               <w:bottom w:val="single" w:sz="4" w:space="0" w:color="000000"/>
@@ -26077,7 +26077,7 @@
         </w:tc>
         <w:tc>
           <w:tcPr>
-            <w:tcW w:w="1556" w:type="dxa"/>
+            <w:tcW w:w="1555" w:type="dxa"/>
             <w:tcBorders>
               <w:start w:val="single" w:sz="4" w:space="0" w:color="000000"/>
               <w:bottom w:val="single" w:sz="4" w:space="0" w:color="000000"/>
@@ -26126,7 +26126,7 @@
         </w:tc>
         <w:tc>
           <w:tcPr>
-            <w:tcW w:w="1561" w:type="dxa"/>
+            <w:tcW w:w="1562" w:type="dxa"/>
             <w:tcBorders>
               <w:start w:val="single" w:sz="4" w:space="0" w:color="000000"/>
               <w:bottom w:val="single" w:sz="4" w:space="0" w:color="000000"/>
@@ -26375,7 +26375,7 @@
         </w:tc>
         <w:tc>
           <w:tcPr>
-            <w:tcW w:w="1556" w:type="dxa"/>
+            <w:tcW w:w="1555" w:type="dxa"/>
             <w:tcBorders>
               <w:start w:val="single" w:sz="4" w:space="0" w:color="000000"/>
               <w:bottom w:val="single" w:sz="4" w:space="0" w:color="000000"/>
@@ -26424,7 +26424,7 @@
         </w:tc>
         <w:tc>
           <w:tcPr>
-            <w:tcW w:w="1561" w:type="dxa"/>
+            <w:tcW w:w="1562" w:type="dxa"/>
             <w:tcBorders>
               <w:start w:val="single" w:sz="4" w:space="0" w:color="000000"/>
               <w:bottom w:val="single" w:sz="4" w:space="0" w:color="000000"/>
@@ -26673,7 +26673,7 @@
         </w:tc>
         <w:tc>
           <w:tcPr>
-            <w:tcW w:w="1556" w:type="dxa"/>
+            <w:tcW w:w="1555" w:type="dxa"/>
             <w:tcBorders>
               <w:start w:val="single" w:sz="4" w:space="0" w:color="000000"/>
               <w:bottom w:val="single" w:sz="4" w:space="0" w:color="000000"/>
@@ -26722,7 +26722,7 @@
         </w:tc>
         <w:tc>
           <w:tcPr>
-            <w:tcW w:w="1561" w:type="dxa"/>
+            <w:tcW w:w="1562" w:type="dxa"/>
             <w:tcBorders>
               <w:start w:val="single" w:sz="4" w:space="0" w:color="000000"/>
               <w:bottom w:val="single" w:sz="4" w:space="0" w:color="000000"/>
@@ -26971,7 +26971,7 @@
         </w:tc>
         <w:tc>
           <w:tcPr>
-            <w:tcW w:w="1556" w:type="dxa"/>
+            <w:tcW w:w="1555" w:type="dxa"/>
             <w:tcBorders>
               <w:start w:val="single" w:sz="4" w:space="0" w:color="000000"/>
               <w:bottom w:val="single" w:sz="4" w:space="0" w:color="000000"/>
@@ -27020,7 +27020,7 @@
         </w:tc>
         <w:tc>
           <w:tcPr>
-            <w:tcW w:w="1561" w:type="dxa"/>
+            <w:tcW w:w="1562" w:type="dxa"/>
             <w:tcBorders>
               <w:start w:val="single" w:sz="4" w:space="0" w:color="000000"/>
               <w:bottom w:val="single" w:sz="4" w:space="0" w:color="000000"/>
@@ -27269,7 +27269,7 @@
         </w:tc>
         <w:tc>
           <w:tcPr>
-            <w:tcW w:w="1556" w:type="dxa"/>
+            <w:tcW w:w="1555" w:type="dxa"/>
             <w:tcBorders>
               <w:start w:val="single" w:sz="4" w:space="0" w:color="000000"/>
               <w:bottom w:val="single" w:sz="4" w:space="0" w:color="000000"/>
@@ -27318,7 +27318,7 @@
         </w:tc>
         <w:tc>
           <w:tcPr>
-            <w:tcW w:w="1561" w:type="dxa"/>
+            <w:tcW w:w="1562" w:type="dxa"/>
             <w:tcBorders>
               <w:start w:val="single" w:sz="4" w:space="0" w:color="000000"/>
               <w:bottom w:val="single" w:sz="4" w:space="0" w:color="000000"/>
@@ -27567,7 +27567,7 @@
         </w:tc>
         <w:tc>
           <w:tcPr>
-            <w:tcW w:w="1556" w:type="dxa"/>
+            <w:tcW w:w="1555" w:type="dxa"/>
             <w:tcBorders>
               <w:start w:val="single" w:sz="4" w:space="0" w:color="000000"/>
               <w:bottom w:val="single" w:sz="4" w:space="0" w:color="000000"/>
@@ -27616,7 +27616,7 @@
         </w:tc>
         <w:tc>
           <w:tcPr>
-            <w:tcW w:w="1561" w:type="dxa"/>
+            <w:tcW w:w="1562" w:type="dxa"/>
             <w:tcBorders>
               <w:start w:val="single" w:sz="4" w:space="0" w:color="000000"/>
               <w:bottom w:val="single" w:sz="4" w:space="0" w:color="000000"/>
@@ -27865,7 +27865,7 @@
         </w:tc>
         <w:tc>
           <w:tcPr>
-            <w:tcW w:w="1556" w:type="dxa"/>
+            <w:tcW w:w="1555" w:type="dxa"/>
             <w:tcBorders>
               <w:start w:val="single" w:sz="4" w:space="0" w:color="000000"/>
               <w:bottom w:val="single" w:sz="4" w:space="0" w:color="000000"/>
@@ -27914,7 +27914,7 @@
         </w:tc>
         <w:tc>
           <w:tcPr>
-            <w:tcW w:w="1561" w:type="dxa"/>
+            <w:tcW w:w="1562" w:type="dxa"/>
             <w:tcBorders>
               <w:start w:val="single" w:sz="4" w:space="0" w:color="000000"/>
               <w:bottom w:val="single" w:sz="4" w:space="0" w:color="000000"/>
@@ -28163,7 +28163,7 @@
         </w:tc>
         <w:tc>
           <w:tcPr>
-            <w:tcW w:w="1556" w:type="dxa"/>
+            <w:tcW w:w="1555" w:type="dxa"/>
             <w:tcBorders>
               <w:start w:val="single" w:sz="4" w:space="0" w:color="000000"/>
               <w:bottom w:val="single" w:sz="4" w:space="0" w:color="000000"/>
@@ -28212,7 +28212,7 @@
         </w:tc>
         <w:tc>
           <w:tcPr>
-            <w:tcW w:w="1561" w:type="dxa"/>
+            <w:tcW w:w="1562" w:type="dxa"/>
             <w:tcBorders>
               <w:start w:val="single" w:sz="4" w:space="0" w:color="000000"/>
               <w:bottom w:val="single" w:sz="4" w:space="0" w:color="000000"/>
@@ -28461,7 +28461,7 @@
         </w:tc>
         <w:tc>
           <w:tcPr>
-            <w:tcW w:w="1556" w:type="dxa"/>
+            <w:tcW w:w="1555" w:type="dxa"/>
             <w:tcBorders>
               <w:start w:val="single" w:sz="4" w:space="0" w:color="000000"/>
               <w:bottom w:val="single" w:sz="4" w:space="0" w:color="000000"/>
@@ -28510,7 +28510,7 @@
         </w:tc>
         <w:tc>
           <w:tcPr>
-            <w:tcW w:w="1561" w:type="dxa"/>
+            <w:tcW w:w="1562" w:type="dxa"/>
             <w:tcBorders>
               <w:start w:val="single" w:sz="4" w:space="0" w:color="000000"/>
               <w:bottom w:val="single" w:sz="4" w:space="0" w:color="000000"/>
@@ -28759,7 +28759,7 @@
         </w:tc>
         <w:tc>
           <w:tcPr>
-            <w:tcW w:w="1556" w:type="dxa"/>
+            <w:tcW w:w="1555" w:type="dxa"/>
             <w:tcBorders>
               <w:start w:val="single" w:sz="4" w:space="0" w:color="000000"/>
               <w:bottom w:val="single" w:sz="4" w:space="0" w:color="000000"/>
@@ -28808,7 +28808,7 @@
         </w:tc>
         <w:tc>
           <w:tcPr>
-            <w:tcW w:w="1561" w:type="dxa"/>
+            <w:tcW w:w="1562" w:type="dxa"/>
             <w:tcBorders>
               <w:start w:val="single" w:sz="4" w:space="0" w:color="000000"/>
               <w:bottom w:val="single" w:sz="4" w:space="0" w:color="000000"/>
@@ -29057,7 +29057,7 @@
         </w:tc>
         <w:tc>
           <w:tcPr>
-            <w:tcW w:w="1556" w:type="dxa"/>
+            <w:tcW w:w="1555" w:type="dxa"/>
             <w:tcBorders>
               <w:start w:val="single" w:sz="4" w:space="0" w:color="000000"/>
               <w:bottom w:val="single" w:sz="4" w:space="0" w:color="000000"/>
@@ -29106,7 +29106,7 @@
         </w:tc>
         <w:tc>
           <w:tcPr>
-            <w:tcW w:w="1561" w:type="dxa"/>
+            <w:tcW w:w="1562" w:type="dxa"/>
             <w:tcBorders>
               <w:start w:val="single" w:sz="4" w:space="0" w:color="000000"/>
               <w:bottom w:val="single" w:sz="4" w:space="0" w:color="000000"/>
@@ -29355,7 +29355,7 @@
         </w:tc>
         <w:tc>
           <w:tcPr>
-            <w:tcW w:w="1556" w:type="dxa"/>
+            <w:tcW w:w="1555" w:type="dxa"/>
             <w:tcBorders>
               <w:start w:val="single" w:sz="4" w:space="0" w:color="000000"/>
               <w:bottom w:val="single" w:sz="4" w:space="0" w:color="000000"/>
@@ -29404,7 +29404,7 @@
         </w:tc>
         <w:tc>
           <w:tcPr>
-            <w:tcW w:w="1561" w:type="dxa"/>
+            <w:tcW w:w="1562" w:type="dxa"/>
             <w:tcBorders>
               <w:start w:val="single" w:sz="4" w:space="0" w:color="000000"/>
               <w:bottom w:val="single" w:sz="4" w:space="0" w:color="000000"/>
@@ -29653,7 +29653,7 @@
         </w:tc>
         <w:tc>
           <w:tcPr>
-            <w:tcW w:w="1556" w:type="dxa"/>
+            <w:tcW w:w="1555" w:type="dxa"/>
             <w:tcBorders>
               <w:start w:val="single" w:sz="4" w:space="0" w:color="000000"/>
               <w:bottom w:val="single" w:sz="4" w:space="0" w:color="000000"/>
@@ -29702,7 +29702,7 @@
         </w:tc>
         <w:tc>
           <w:tcPr>
-            <w:tcW w:w="1561" w:type="dxa"/>
+            <w:tcW w:w="1562" w:type="dxa"/>
             <w:tcBorders>
               <w:start w:val="single" w:sz="4" w:space="0" w:color="000000"/>
               <w:bottom w:val="single" w:sz="4" w:space="0" w:color="000000"/>
@@ -29951,7 +29951,7 @@
         </w:tc>
         <w:tc>
           <w:tcPr>
-            <w:tcW w:w="1556" w:type="dxa"/>
+            <w:tcW w:w="1555" w:type="dxa"/>
             <w:tcBorders>
               <w:start w:val="single" w:sz="4" w:space="0" w:color="000000"/>
               <w:bottom w:val="single" w:sz="4" w:space="0" w:color="000000"/>
@@ -30000,7 +30000,7 @@
         </w:tc>
         <w:tc>
           <w:tcPr>
-            <w:tcW w:w="1561" w:type="dxa"/>
+            <w:tcW w:w="1562" w:type="dxa"/>
             <w:tcBorders>
               <w:start w:val="single" w:sz="4" w:space="0" w:color="000000"/>
               <w:bottom w:val="single" w:sz="4" w:space="0" w:color="000000"/>
@@ -30249,7 +30249,7 @@
         </w:tc>
         <w:tc>
           <w:tcPr>
-            <w:tcW w:w="1556" w:type="dxa"/>
+            <w:tcW w:w="1555" w:type="dxa"/>
             <w:tcBorders>
               <w:start w:val="single" w:sz="4" w:space="0" w:color="000000"/>
               <w:bottom w:val="single" w:sz="4" w:space="0" w:color="000000"/>
@@ -30298,7 +30298,7 @@
         </w:tc>
         <w:tc>
           <w:tcPr>
-            <w:tcW w:w="1561" w:type="dxa"/>
+            <w:tcW w:w="1562" w:type="dxa"/>
             <w:tcBorders>
               <w:start w:val="single" w:sz="4" w:space="0" w:color="000000"/>
               <w:bottom w:val="single" w:sz="4" w:space="0" w:color="000000"/>
@@ -30547,7 +30547,7 @@
         </w:tc>
         <w:tc>
           <w:tcPr>
-            <w:tcW w:w="1556" w:type="dxa"/>
+            <w:tcW w:w="1555" w:type="dxa"/>
             <w:tcBorders>
               <w:start w:val="single" w:sz="4" w:space="0" w:color="000000"/>
               <w:bottom w:val="single" w:sz="4" w:space="0" w:color="000000"/>
@@ -30596,7 +30596,7 @@
         </w:tc>
         <w:tc>
           <w:tcPr>
-            <w:tcW w:w="1561" w:type="dxa"/>
+            <w:tcW w:w="1562" w:type="dxa"/>
             <w:tcBorders>
               <w:start w:val="single" w:sz="4" w:space="0" w:color="000000"/>
               <w:bottom w:val="single" w:sz="4" w:space="0" w:color="000000"/>
@@ -30845,7 +30845,7 @@
         </w:tc>
         <w:tc>
           <w:tcPr>
-            <w:tcW w:w="1556" w:type="dxa"/>
+            <w:tcW w:w="1555" w:type="dxa"/>
             <w:tcBorders>
               <w:start w:val="single" w:sz="4" w:space="0" w:color="000000"/>
               <w:bottom w:val="single" w:sz="4" w:space="0" w:color="000000"/>
@@ -30894,7 +30894,7 @@
         </w:tc>
         <w:tc>
           <w:tcPr>
-            <w:tcW w:w="1561" w:type="dxa"/>
+            <w:tcW w:w="1562" w:type="dxa"/>
             <w:tcBorders>
               <w:start w:val="single" w:sz="4" w:space="0" w:color="000000"/>
               <w:bottom w:val="single" w:sz="4" w:space="0" w:color="000000"/>
@@ -31143,7 +31143,7 @@
         </w:tc>
         <w:tc>
           <w:tcPr>
-            <w:tcW w:w="1556" w:type="dxa"/>
+            <w:tcW w:w="1555" w:type="dxa"/>
             <w:tcBorders>
               <w:start w:val="single" w:sz="4" w:space="0" w:color="000000"/>
               <w:bottom w:val="single" w:sz="4" w:space="0" w:color="000000"/>
@@ -31192,7 +31192,7 @@
         </w:tc>
         <w:tc>
           <w:tcPr>
-            <w:tcW w:w="1561" w:type="dxa"/>
+            <w:tcW w:w="1562" w:type="dxa"/>
             <w:tcBorders>
               <w:start w:val="single" w:sz="4" w:space="0" w:color="000000"/>
               <w:bottom w:val="single" w:sz="4" w:space="0" w:color="000000"/>
@@ -31441,7 +31441,7 @@
         </w:tc>
         <w:tc>
           <w:tcPr>
-            <w:tcW w:w="1556" w:type="dxa"/>
+            <w:tcW w:w="1555" w:type="dxa"/>
             <w:tcBorders>
               <w:start w:val="single" w:sz="4" w:space="0" w:color="000000"/>
               <w:bottom w:val="single" w:sz="4" w:space="0" w:color="000000"/>
@@ -31490,7 +31490,7 @@
         </w:tc>
         <w:tc>
           <w:tcPr>
-            <w:tcW w:w="1561" w:type="dxa"/>
+            <w:tcW w:w="1562" w:type="dxa"/>
             <w:tcBorders>
               <w:start w:val="single" w:sz="4" w:space="0" w:color="000000"/>
               <w:bottom w:val="single" w:sz="4" w:space="0" w:color="000000"/>
@@ -31739,7 +31739,7 @@
         </w:tc>
         <w:tc>
           <w:tcPr>
-            <w:tcW w:w="1556" w:type="dxa"/>
+            <w:tcW w:w="1555" w:type="dxa"/>
             <w:tcBorders>
               <w:start w:val="single" w:sz="4" w:space="0" w:color="000000"/>
               <w:bottom w:val="single" w:sz="4" w:space="0" w:color="000000"/>
@@ -31788,7 +31788,7 @@
         </w:tc>
         <w:tc>
           <w:tcPr>
-            <w:tcW w:w="1561" w:type="dxa"/>
+            <w:tcW w:w="1562" w:type="dxa"/>
             <w:tcBorders>
               <w:start w:val="single" w:sz="4" w:space="0" w:color="000000"/>
               <w:bottom w:val="single" w:sz="4" w:space="0" w:color="000000"/>
@@ -32037,7 +32037,7 @@
         </w:tc>
         <w:tc>
           <w:tcPr>
-            <w:tcW w:w="1556" w:type="dxa"/>
+            <w:tcW w:w="1555" w:type="dxa"/>
             <w:tcBorders>
               <w:start w:val="single" w:sz="4" w:space="0" w:color="000000"/>
               <w:bottom w:val="single" w:sz="4" w:space="0" w:color="000000"/>
@@ -32086,7 +32086,7 @@
         </w:tc>
         <w:tc>
           <w:tcPr>
-            <w:tcW w:w="1561" w:type="dxa"/>
+            <w:tcW w:w="1562" w:type="dxa"/>
             <w:tcBorders>
               <w:start w:val="single" w:sz="4" w:space="0" w:color="000000"/>
               <w:bottom w:val="single" w:sz="4" w:space="0" w:color="000000"/>
@@ -32335,7 +32335,7 @@
         </w:tc>
         <w:tc>
           <w:tcPr>
-            <w:tcW w:w="1556" w:type="dxa"/>
+            <w:tcW w:w="1555" w:type="dxa"/>
             <w:tcBorders>
               <w:start w:val="single" w:sz="4" w:space="0" w:color="000000"/>
               <w:bottom w:val="single" w:sz="4" w:space="0" w:color="000000"/>
@@ -32364,7 +32364,7 @@
         </w:tc>
         <w:tc>
           <w:tcPr>
-            <w:tcW w:w="1561" w:type="dxa"/>
+            <w:tcW w:w="1562" w:type="dxa"/>
             <w:tcBorders>
               <w:start w:val="single" w:sz="4" w:space="0" w:color="000000"/>
               <w:bottom w:val="single" w:sz="4" w:space="0" w:color="000000"/>
@@ -32613,7 +32613,7 @@
         </w:tc>
         <w:tc>
           <w:tcPr>
-            <w:tcW w:w="1556" w:type="dxa"/>
+            <w:tcW w:w="1555" w:type="dxa"/>
             <w:tcBorders>
               <w:start w:val="single" w:sz="4" w:space="0" w:color="000000"/>
               <w:bottom w:val="single" w:sz="4" w:space="0" w:color="000000"/>
@@ -32662,7 +32662,7 @@
         </w:tc>
         <w:tc>
           <w:tcPr>
-            <w:tcW w:w="1561" w:type="dxa"/>
+            <w:tcW w:w="1562" w:type="dxa"/>
             <w:tcBorders>
               <w:start w:val="single" w:sz="4" w:space="0" w:color="000000"/>
               <w:bottom w:val="single" w:sz="4" w:space="0" w:color="000000"/>
@@ -32911,7 +32911,7 @@
         </w:tc>
         <w:tc>
           <w:tcPr>
-            <w:tcW w:w="1556" w:type="dxa"/>
+            <w:tcW w:w="1555" w:type="dxa"/>
             <w:tcBorders>
               <w:start w:val="single" w:sz="4" w:space="0" w:color="000000"/>
               <w:bottom w:val="single" w:sz="4" w:space="0" w:color="000000"/>
@@ -32960,7 +32960,7 @@
         </w:tc>
         <w:tc>
           <w:tcPr>
-            <w:tcW w:w="1561" w:type="dxa"/>
+            <w:tcW w:w="1562" w:type="dxa"/>
             <w:tcBorders>
               <w:start w:val="single" w:sz="4" w:space="0" w:color="000000"/>
               <w:bottom w:val="single" w:sz="4" w:space="0" w:color="000000"/>
@@ -33209,7 +33209,7 @@
         </w:tc>
         <w:tc>
           <w:tcPr>
-            <w:tcW w:w="1556" w:type="dxa"/>
+            <w:tcW w:w="1555" w:type="dxa"/>
             <w:tcBorders>
               <w:start w:val="single" w:sz="4" w:space="0" w:color="000000"/>
               <w:bottom w:val="single" w:sz="4" w:space="0" w:color="000000"/>
@@ -33258,7 +33258,7 @@
         </w:tc>
         <w:tc>
           <w:tcPr>
-            <w:tcW w:w="1561" w:type="dxa"/>
+            <w:tcW w:w="1562" w:type="dxa"/>
             <w:tcBorders>
               <w:start w:val="single" w:sz="4" w:space="0" w:color="000000"/>
               <w:bottom w:val="single" w:sz="4" w:space="0" w:color="000000"/>
@@ -33507,7 +33507,7 @@
         </w:tc>
         <w:tc>
           <w:tcPr>
-            <w:tcW w:w="1556" w:type="dxa"/>
+            <w:tcW w:w="1555" w:type="dxa"/>
             <w:tcBorders>
               <w:start w:val="single" w:sz="4" w:space="0" w:color="000000"/>
               <w:bottom w:val="single" w:sz="4" w:space="0" w:color="000000"/>
@@ -33556,7 +33556,7 @@
         </w:tc>
         <w:tc>
           <w:tcPr>
-            <w:tcW w:w="1561" w:type="dxa"/>
+            <w:tcW w:w="1562" w:type="dxa"/>
             <w:tcBorders>
               <w:start w:val="single" w:sz="4" w:space="0" w:color="000000"/>
               <w:bottom w:val="single" w:sz="4" w:space="0" w:color="000000"/>
@@ -33805,7 +33805,7 @@
         </w:tc>
         <w:tc>
           <w:tcPr>
-            <w:tcW w:w="1556" w:type="dxa"/>
+            <w:tcW w:w="1555" w:type="dxa"/>
             <w:tcBorders>
               <w:start w:val="single" w:sz="4" w:space="0" w:color="000000"/>
               <w:bottom w:val="single" w:sz="4" w:space="0" w:color="000000"/>
@@ -33854,7 +33854,7 @@
         </w:tc>
         <w:tc>
           <w:tcPr>
-            <w:tcW w:w="1561" w:type="dxa"/>
+            <w:tcW w:w="1562" w:type="dxa"/>
             <w:tcBorders>
               <w:start w:val="single" w:sz="4" w:space="0" w:color="000000"/>
               <w:bottom w:val="single" w:sz="4" w:space="0" w:color="000000"/>
@@ -34103,7 +34103,7 @@
         </w:tc>
         <w:tc>
           <w:tcPr>
-            <w:tcW w:w="1556" w:type="dxa"/>
+            <w:tcW w:w="1555" w:type="dxa"/>
             <w:tcBorders>
               <w:start w:val="single" w:sz="4" w:space="0" w:color="000000"/>
               <w:bottom w:val="single" w:sz="4" w:space="0" w:color="000000"/>
@@ -34152,7 +34152,7 @@
         </w:tc>
         <w:tc>
           <w:tcPr>
-            <w:tcW w:w="1561" w:type="dxa"/>
+            <w:tcW w:w="1562" w:type="dxa"/>
             <w:tcBorders>
               <w:start w:val="single" w:sz="4" w:space="0" w:color="000000"/>
               <w:bottom w:val="single" w:sz="4" w:space="0" w:color="000000"/>
@@ -34401,7 +34401,7 @@
         </w:tc>
         <w:tc>
           <w:tcPr>
-            <w:tcW w:w="1556" w:type="dxa"/>
+            <w:tcW w:w="1555" w:type="dxa"/>
             <w:tcBorders>
               <w:start w:val="single" w:sz="4" w:space="0" w:color="000000"/>
               <w:bottom w:val="single" w:sz="4" w:space="0" w:color="000000"/>
@@ -34450,7 +34450,7 @@
         </w:tc>
         <w:tc>
           <w:tcPr>
-            <w:tcW w:w="1561" w:type="dxa"/>
+            <w:tcW w:w="1562" w:type="dxa"/>
             <w:tcBorders>
               <w:start w:val="single" w:sz="4" w:space="0" w:color="000000"/>
               <w:bottom w:val="single" w:sz="4" w:space="0" w:color="000000"/>
@@ -34699,7 +34699,7 @@
         </w:tc>
         <w:tc>
           <w:tcPr>
-            <w:tcW w:w="1556" w:type="dxa"/>
+            <w:tcW w:w="1555" w:type="dxa"/>
             <w:tcBorders>
               <w:start w:val="single" w:sz="4" w:space="0" w:color="000000"/>
               <w:bottom w:val="single" w:sz="4" w:space="0" w:color="000000"/>
@@ -34728,7 +34728,7 @@
         </w:tc>
         <w:tc>
           <w:tcPr>
-            <w:tcW w:w="1561" w:type="dxa"/>
+            <w:tcW w:w="1562" w:type="dxa"/>
             <w:tcBorders>
               <w:start w:val="single" w:sz="4" w:space="0" w:color="000000"/>
               <w:bottom w:val="single" w:sz="4" w:space="0" w:color="000000"/>
@@ -34977,7 +34977,7 @@
         </w:tc>
         <w:tc>
           <w:tcPr>
-            <w:tcW w:w="1556" w:type="dxa"/>
+            <w:tcW w:w="1555" w:type="dxa"/>
             <w:tcBorders>
               <w:start w:val="single" w:sz="4" w:space="0" w:color="000000"/>
               <w:bottom w:val="single" w:sz="4" w:space="0" w:color="000000"/>
@@ -35026,7 +35026,7 @@
         </w:tc>
         <w:tc>
           <w:tcPr>
-            <w:tcW w:w="1561" w:type="dxa"/>
+            <w:tcW w:w="1562" w:type="dxa"/>
             <w:tcBorders>
               <w:start w:val="single" w:sz="4" w:space="0" w:color="000000"/>
               <w:bottom w:val="single" w:sz="4" w:space="0" w:color="000000"/>
@@ -35275,7 +35275,7 @@
         </w:tc>
         <w:tc>
           <w:tcPr>
-            <w:tcW w:w="1556" w:type="dxa"/>
+            <w:tcW w:w="1555" w:type="dxa"/>
             <w:tcBorders>
               <w:start w:val="single" w:sz="4" w:space="0" w:color="000000"/>
               <w:bottom w:val="single" w:sz="4" w:space="0" w:color="000000"/>
@@ -35324,7 +35324,7 @@
         </w:tc>
         <w:tc>
           <w:tcPr>
-            <w:tcW w:w="1561" w:type="dxa"/>
+            <w:tcW w:w="1562" w:type="dxa"/>
             <w:tcBorders>
               <w:start w:val="single" w:sz="4" w:space="0" w:color="000000"/>
               <w:bottom w:val="single" w:sz="4" w:space="0" w:color="000000"/>
@@ -35573,7 +35573,7 @@
         </w:tc>
         <w:tc>
           <w:tcPr>
-            <w:tcW w:w="1556" w:type="dxa"/>
+            <w:tcW w:w="1555" w:type="dxa"/>
             <w:tcBorders>
               <w:start w:val="single" w:sz="4" w:space="0" w:color="000000"/>
               <w:bottom w:val="single" w:sz="4" w:space="0" w:color="000000"/>
@@ -35622,7 +35622,7 @@
         </w:tc>
         <w:tc>
           <w:tcPr>
-            <w:tcW w:w="1561" w:type="dxa"/>
+            <w:tcW w:w="1562" w:type="dxa"/>
             <w:tcBorders>
               <w:start w:val="single" w:sz="4" w:space="0" w:color="000000"/>
               <w:bottom w:val="single" w:sz="4" w:space="0" w:color="000000"/>
@@ -35871,7 +35871,7 @@
         </w:tc>
         <w:tc>
           <w:tcPr>
-            <w:tcW w:w="1556" w:type="dxa"/>
+            <w:tcW w:w="1555" w:type="dxa"/>
             <w:tcBorders>
               <w:start w:val="single" w:sz="4" w:space="0" w:color="000000"/>
               <w:bottom w:val="single" w:sz="4" w:space="0" w:color="000000"/>
@@ -35920,7 +35920,7 @@
         </w:tc>
         <w:tc>
           <w:tcPr>
-            <w:tcW w:w="1561" w:type="dxa"/>
+            <w:tcW w:w="1562" w:type="dxa"/>
             <w:tcBorders>
               <w:start w:val="single" w:sz="4" w:space="0" w:color="000000"/>
               <w:bottom w:val="single" w:sz="4" w:space="0" w:color="000000"/>
@@ -36169,7 +36169,7 @@
         </w:tc>
         <w:tc>
           <w:tcPr>
-            <w:tcW w:w="1556" w:type="dxa"/>
+            <w:tcW w:w="1555" w:type="dxa"/>
             <w:tcBorders>
               <w:start w:val="single" w:sz="4" w:space="0" w:color="000000"/>
               <w:bottom w:val="single" w:sz="4" w:space="0" w:color="000000"/>
@@ -36218,7 +36218,7 @@
         </w:tc>
         <w:tc>
           <w:tcPr>
-            <w:tcW w:w="1561" w:type="dxa"/>
+            <w:tcW w:w="1562" w:type="dxa"/>
             <w:tcBorders>
               <w:start w:val="single" w:sz="4" w:space="0" w:color="000000"/>
               <w:bottom w:val="single" w:sz="4" w:space="0" w:color="000000"/>
@@ -36467,7 +36467,7 @@
         </w:tc>
         <w:tc>
           <w:tcPr>
-            <w:tcW w:w="1556" w:type="dxa"/>
+            <w:tcW w:w="1555" w:type="dxa"/>
             <w:tcBorders>
               <w:start w:val="single" w:sz="4" w:space="0" w:color="000000"/>
               <w:bottom w:val="single" w:sz="4" w:space="0" w:color="000000"/>
@@ -36516,7 +36516,7 @@
         </w:tc>
         <w:tc>
           <w:tcPr>
-            <w:tcW w:w="1561" w:type="dxa"/>
+            <w:tcW w:w="1562" w:type="dxa"/>
             <w:tcBorders>
               <w:start w:val="single" w:sz="4" w:space="0" w:color="000000"/>
               <w:bottom w:val="single" w:sz="4" w:space="0" w:color="000000"/>
@@ -36765,7 +36765,7 @@
         </w:tc>
         <w:tc>
           <w:tcPr>
-            <w:tcW w:w="1556" w:type="dxa"/>
+            <w:tcW w:w="1555" w:type="dxa"/>
             <w:tcBorders>
               <w:start w:val="single" w:sz="4" w:space="0" w:color="000000"/>
               <w:bottom w:val="single" w:sz="4" w:space="0" w:color="000000"/>
@@ -36814,7 +36814,7 @@
         </w:tc>
         <w:tc>
           <w:tcPr>
-            <w:tcW w:w="1561" w:type="dxa"/>
+            <w:tcW w:w="1562" w:type="dxa"/>
             <w:tcBorders>
               <w:start w:val="single" w:sz="4" w:space="0" w:color="000000"/>
               <w:bottom w:val="single" w:sz="4" w:space="0" w:color="000000"/>
@@ -37063,7 +37063,7 @@
         </w:tc>
         <w:tc>
           <w:tcPr>
-            <w:tcW w:w="1556" w:type="dxa"/>
+            <w:tcW w:w="1555" w:type="dxa"/>
             <w:tcBorders>
               <w:start w:val="single" w:sz="4" w:space="0" w:color="000000"/>
               <w:bottom w:val="single" w:sz="4" w:space="0" w:color="000000"/>
@@ -37112,7 +37112,7 @@
         </w:tc>
         <w:tc>
           <w:tcPr>
-            <w:tcW w:w="1561" w:type="dxa"/>
+            <w:tcW w:w="1562" w:type="dxa"/>
             <w:tcBorders>
               <w:start w:val="single" w:sz="4" w:space="0" w:color="000000"/>
               <w:bottom w:val="single" w:sz="4" w:space="0" w:color="000000"/>
@@ -37361,7 +37361,7 @@
         </w:tc>
         <w:tc>
           <w:tcPr>
-            <w:tcW w:w="1556" w:type="dxa"/>
+            <w:tcW w:w="1555" w:type="dxa"/>
             <w:tcBorders>
               <w:start w:val="single" w:sz="4" w:space="0" w:color="000000"/>
               <w:bottom w:val="single" w:sz="4" w:space="0" w:color="000000"/>
@@ -37410,7 +37410,7 @@
         </w:tc>
         <w:tc>
           <w:tcPr>
-            <w:tcW w:w="1561" w:type="dxa"/>
+            <w:tcW w:w="1562" w:type="dxa"/>
             <w:tcBorders>
               <w:start w:val="single" w:sz="4" w:space="0" w:color="000000"/>
               <w:bottom w:val="single" w:sz="4" w:space="0" w:color="000000"/>
@@ -37659,7 +37659,7 @@
         </w:tc>
         <w:tc>
           <w:tcPr>
-            <w:tcW w:w="1556" w:type="dxa"/>
+            <w:tcW w:w="1555" w:type="dxa"/>
             <w:tcBorders>
               <w:start w:val="single" w:sz="4" w:space="0" w:color="000000"/>
               <w:bottom w:val="single" w:sz="4" w:space="0" w:color="000000"/>
@@ -37708,7 +37708,7 @@
         </w:tc>
         <w:tc>
           <w:tcPr>
-            <w:tcW w:w="1561" w:type="dxa"/>
+            <w:tcW w:w="1562" w:type="dxa"/>
             <w:tcBorders>
               <w:start w:val="single" w:sz="4" w:space="0" w:color="000000"/>
               <w:bottom w:val="single" w:sz="4" w:space="0" w:color="000000"/>
@@ -47151,8 +47151,8 @@
       <w:rFonts w:ascii="Liberation Mono" w:hAnsi="Liberation Mono" w:eastAsia="Liberation Mono" w:cs="Liberation Mono"/>
     </w:rPr>
   </w:style>
-  <w:style w:type="character" w:styleId="Bulletsuser">
-    <w:name w:val="Bullets (user)"/>
+  <w:style w:type="character" w:styleId="Bullets">
+    <w:name w:val="Bullets"/>
     <w:qFormat/>
     <w:rPr>
       <w:rFonts w:ascii="OpenSymbol" w:hAnsi="OpenSymbol" w:eastAsia="OpenSymbol" w:cs="OpenSymbol"/>

--- a/Doc/KVDDokumentacija_GodotSpele_Sidorcenko.docx
+++ b/Doc/KVDDokumentacija_GodotSpele_Sidorcenko.docx
@@ -286,18 +286,17 @@
             </w:rPr>
             <w:fldChar w:fldCharType="separate"/>
           </w:r>
-          <w:r>
-            <w:rPr>
-              <w:rStyle w:val="IndexLink"/>
-            </w:rPr>
-            <w:tab/>
-          </w:r>
-          <w:r>
-            <w:rPr/>
-            <w:t>Ievads</w:t>
-            <w:tab/>
-            <w:t>4</w:t>
-          </w:r>
+          <w:hyperlink w:anchor="__RefHeading___Toc2278_2856212045" w:tooltip="Ievads">
+            <w:r>
+              <w:rPr>
+                <w:rStyle w:val="IndexLink"/>
+              </w:rPr>
+              <w:tab/>
+              <w:t>Ievads</w:t>
+              <w:tab/>
+              <w:t>4</w:t>
+            </w:r>
+          </w:hyperlink>
         </w:p>
         <w:p>
           <w:pPr>
@@ -309,14 +308,18 @@
             </w:tabs>
             <w:rPr/>
           </w:pPr>
-          <w:r>
-            <w:rPr/>
-            <w:t>1.</w:t>
-            <w:tab/>
-            <w:t>Uzdevuma formulējums</w:t>
-            <w:tab/>
-            <w:t>6</w:t>
-          </w:r>
+          <w:hyperlink w:anchor="__RefHeading___Toc2280_2856212045" w:tooltip="Uzdevuma formulējums">
+            <w:r>
+              <w:rPr>
+                <w:rStyle w:val="IndexLink"/>
+              </w:rPr>
+              <w:t>1.</w:t>
+              <w:tab/>
+              <w:t>Uzdevuma formulējums</w:t>
+              <w:tab/>
+              <w:t>6</w:t>
+            </w:r>
+          </w:hyperlink>
         </w:p>
         <w:p>
           <w:pPr>
@@ -328,14 +331,18 @@
             </w:tabs>
             <w:rPr/>
           </w:pPr>
-          <w:r>
-            <w:rPr/>
-            <w:t>2.</w:t>
-            <w:tab/>
-            <w:t>Programmatūras prasību specifikācija</w:t>
-            <w:tab/>
-            <w:t>8</w:t>
-          </w:r>
+          <w:hyperlink w:anchor="__RefHeading___Toc2282_2856212045" w:tooltip="Programmatūras prasību specifikācija">
+            <w:r>
+              <w:rPr>
+                <w:rStyle w:val="IndexLink"/>
+              </w:rPr>
+              <w:t>2.</w:t>
+              <w:tab/>
+              <w:t>Programmatūras prasību specifikācija</w:t>
+              <w:tab/>
+              <w:t>8</w:t>
+            </w:r>
+          </w:hyperlink>
         </w:p>
         <w:p>
           <w:pPr>
@@ -347,14 +354,18 @@
             </w:tabs>
             <w:rPr/>
           </w:pPr>
-          <w:r>
-            <w:rPr/>
-            <w:t>2.1.</w:t>
-            <w:tab/>
-            <w:t>Produkta perspektīva</w:t>
-            <w:tab/>
-            <w:t>8</w:t>
-          </w:r>
+          <w:hyperlink w:anchor="__RefHeading___Toc2284_2856212045" w:tooltip="Produkta perspektīva">
+            <w:r>
+              <w:rPr>
+                <w:rStyle w:val="IndexLink"/>
+              </w:rPr>
+              <w:t>2.1.</w:t>
+              <w:tab/>
+              <w:t>Produkta perspektīva</w:t>
+              <w:tab/>
+              <w:t>8</w:t>
+            </w:r>
+          </w:hyperlink>
         </w:p>
         <w:p>
           <w:pPr>
@@ -366,14 +377,18 @@
             </w:tabs>
             <w:rPr/>
           </w:pPr>
-          <w:r>
-            <w:rPr/>
-            <w:t>2.2.</w:t>
-            <w:tab/>
-            <w:t>Sistēmas funkcionālās prasības</w:t>
-            <w:tab/>
-            <w:t>8</w:t>
-          </w:r>
+          <w:hyperlink w:anchor="__RefHeading___Toc2286_2856212045" w:tooltip="Sistēmas funkcionālās prasības">
+            <w:r>
+              <w:rPr>
+                <w:rStyle w:val="IndexLink"/>
+              </w:rPr>
+              <w:t>2.2.</w:t>
+              <w:tab/>
+              <w:t>Sistēmas funkcionālās prasības</w:t>
+              <w:tab/>
+              <w:t>8</w:t>
+            </w:r>
+          </w:hyperlink>
         </w:p>
         <w:p>
           <w:pPr>
@@ -385,14 +400,18 @@
             </w:tabs>
             <w:rPr/>
           </w:pPr>
-          <w:r>
-            <w:rPr/>
-            <w:t>2.3.</w:t>
-            <w:tab/>
-            <w:t>Sistēmas nefunkcionālās prasības</w:t>
-            <w:tab/>
-            <w:t>21</w:t>
-          </w:r>
+          <w:hyperlink w:anchor="__RefHeading___Toc2288_2856212045" w:tooltip="Sistēmas nefunkcionālās prasības">
+            <w:r>
+              <w:rPr>
+                <w:rStyle w:val="IndexLink"/>
+              </w:rPr>
+              <w:t>2.3.</w:t>
+              <w:tab/>
+              <w:t>Sistēmas nefunkcionālās prasības</w:t>
+              <w:tab/>
+              <w:t>22</w:t>
+            </w:r>
+          </w:hyperlink>
         </w:p>
         <w:p>
           <w:pPr>
@@ -404,14 +423,18 @@
             </w:tabs>
             <w:rPr/>
           </w:pPr>
-          <w:r>
-            <w:rPr/>
-            <w:t>2.4.</w:t>
-            <w:tab/>
-            <w:t>Gala lietotāja raksturiezīmes</w:t>
-            <w:tab/>
-            <w:t>22</w:t>
-          </w:r>
+          <w:hyperlink w:anchor="__RefHeading___Toc2290_2856212045" w:tooltip="Gala lietotāja raksturiezīmes">
+            <w:r>
+              <w:rPr>
+                <w:rStyle w:val="IndexLink"/>
+              </w:rPr>
+              <w:t>2.4.</w:t>
+              <w:tab/>
+              <w:t>Gala lietotāja raksturiezīmes</w:t>
+              <w:tab/>
+              <w:t>23</w:t>
+            </w:r>
+          </w:hyperlink>
         </w:p>
         <w:p>
           <w:pPr>
@@ -423,14 +446,18 @@
             </w:tabs>
             <w:rPr/>
           </w:pPr>
-          <w:r>
-            <w:rPr/>
-            <w:t>3.</w:t>
-            <w:tab/>
-            <w:t>Izstrādes līdzekļu, rīku apraksts un izvēles pamatojums</w:t>
-            <w:tab/>
-            <w:t>23</w:t>
-          </w:r>
+          <w:hyperlink w:anchor="__RefHeading___Toc2292_2856212045" w:tooltip="Izstrādes līdzekļu, rīku apraksts un izvēles pamatojums">
+            <w:r>
+              <w:rPr>
+                <w:rStyle w:val="IndexLink"/>
+              </w:rPr>
+              <w:t>3.</w:t>
+              <w:tab/>
+              <w:t>Izstrādes līdzekļu, rīku apraksts un izvēles pamatojums</w:t>
+              <w:tab/>
+              <w:t>24</w:t>
+            </w:r>
+          </w:hyperlink>
         </w:p>
         <w:p>
           <w:pPr>
@@ -442,14 +469,18 @@
             </w:tabs>
             <w:rPr/>
           </w:pPr>
-          <w:r>
-            <w:rPr/>
-            <w:t>3.1.</w:t>
-            <w:tab/>
-            <w:t>Izvēlēto risinājuma līdzekļu un valodu apraksts</w:t>
-            <w:tab/>
-            <w:t>23</w:t>
-          </w:r>
+          <w:hyperlink w:anchor="__RefHeading___Toc2294_2856212045" w:tooltip="Izvēlēto risinājuma līdzekļu un valodu apraksts">
+            <w:r>
+              <w:rPr>
+                <w:rStyle w:val="IndexLink"/>
+              </w:rPr>
+              <w:t>3.1.</w:t>
+              <w:tab/>
+              <w:t>Izvēlēto risinājuma līdzekļu un valodu apraksts</w:t>
+              <w:tab/>
+              <w:t>24</w:t>
+            </w:r>
+          </w:hyperlink>
         </w:p>
         <w:p>
           <w:pPr>
@@ -461,25 +492,32 @@
             </w:tabs>
             <w:rPr/>
           </w:pPr>
-          <w:r>
-            <w:rPr/>
-            <w:t>3.2.</w:t>
-            <w:tab/>
-            <w:t xml:space="preserve">Iespējamo </w:t>
-          </w:r>
-          <w:r>
-            <w:rPr>
-              <w:i/>
-              <w:iCs/>
-            </w:rPr>
-            <w:t xml:space="preserve">(alternatīvo) </w:t>
-          </w:r>
-          <w:r>
-            <w:rPr/>
-            <w:t>risinājuma līdzekļu un valodu apraksts</w:t>
-            <w:tab/>
-            <w:t>24</w:t>
-          </w:r>
+          <w:hyperlink w:anchor="__RefHeading___Toc2296_2856212045" w:tooltip="Iespējamo (alternatīvo) risinājuma līdzekļu un valodu apraksts">
+            <w:r>
+              <w:rPr>
+                <w:rStyle w:val="IndexLink"/>
+              </w:rPr>
+              <w:t>3.2.</w:t>
+              <w:tab/>
+              <w:t xml:space="preserve">Iespējamo </w:t>
+            </w:r>
+            <w:r>
+              <w:rPr>
+                <w:rStyle w:val="IndexLink"/>
+                <w:i/>
+                <w:iCs/>
+              </w:rPr>
+              <w:t xml:space="preserve">(alternatīvo) </w:t>
+            </w:r>
+            <w:r>
+              <w:rPr>
+                <w:rStyle w:val="IndexLink"/>
+              </w:rPr>
+              <w:t>risinājuma līdzekļu un valodu apraksts</w:t>
+              <w:tab/>
+              <w:t>25</w:t>
+            </w:r>
+          </w:hyperlink>
         </w:p>
         <w:p>
           <w:pPr>
@@ -491,14 +529,18 @@
             </w:tabs>
             <w:rPr/>
           </w:pPr>
-          <w:r>
-            <w:rPr/>
-            <w:t>4.</w:t>
-            <w:tab/>
-            <w:t>Sistēmas modelēšana un projektēšana</w:t>
-            <w:tab/>
-            <w:t>25</w:t>
-          </w:r>
+          <w:hyperlink w:anchor="__RefHeading___Toc2298_2856212045" w:tooltip="Sistēmas modelēšana un projektēšana">
+            <w:r>
+              <w:rPr>
+                <w:rStyle w:val="IndexLink"/>
+              </w:rPr>
+              <w:t>4.</w:t>
+              <w:tab/>
+              <w:t>Sistēmas modelēšana un projektēšana</w:t>
+              <w:tab/>
+              <w:t>26</w:t>
+            </w:r>
+          </w:hyperlink>
         </w:p>
         <w:p>
           <w:pPr>
@@ -510,14 +552,18 @@
             </w:tabs>
             <w:rPr/>
           </w:pPr>
-          <w:r>
-            <w:rPr/>
-            <w:t>4.1.</w:t>
-            <w:tab/>
-            <w:t>Sistēmas struktūras modelis</w:t>
-            <w:tab/>
-            <w:t>25</w:t>
-          </w:r>
+          <w:hyperlink w:anchor="__RefHeading___Toc2300_2856212045" w:tooltip="Sistēmas struktūras modelis">
+            <w:r>
+              <w:rPr>
+                <w:rStyle w:val="IndexLink"/>
+              </w:rPr>
+              <w:t>4.1.</w:t>
+              <w:tab/>
+              <w:t>Sistēmas struktūras modelis</w:t>
+              <w:tab/>
+              <w:t>26</w:t>
+            </w:r>
+          </w:hyperlink>
         </w:p>
         <w:p>
           <w:pPr>
@@ -529,14 +575,18 @@
             </w:tabs>
             <w:rPr/>
           </w:pPr>
-          <w:r>
-            <w:rPr/>
-            <w:t>4.1.1.</w:t>
-            <w:tab/>
-            <w:t>Sistēmas struktūra (komponenšu diagramma)</w:t>
-            <w:tab/>
-            <w:t>25</w:t>
-          </w:r>
+          <w:hyperlink w:anchor="__RefHeading___Toc2302_2856212045" w:tooltip="Sistēmas struktūra (komponenšu diagramma)">
+            <w:r>
+              <w:rPr>
+                <w:rStyle w:val="IndexLink"/>
+              </w:rPr>
+              <w:t>4.1.1.</w:t>
+              <w:tab/>
+              <w:t>Sistēmas struktūra (komponenšu diagramma)</w:t>
+              <w:tab/>
+              <w:t>26</w:t>
+            </w:r>
+          </w:hyperlink>
         </w:p>
         <w:p>
           <w:pPr>
@@ -548,14 +598,18 @@
             </w:tabs>
             <w:rPr/>
           </w:pPr>
-          <w:r>
-            <w:rPr/>
-            <w:t>4.1.2.</w:t>
-            <w:tab/>
-            <w:t>Klašu diagramma</w:t>
-            <w:tab/>
-            <w:t>26</w:t>
-          </w:r>
+          <w:hyperlink w:anchor="__RefHeading___Toc2304_2856212045" w:tooltip="Klašu diagramma">
+            <w:r>
+              <w:rPr>
+                <w:rStyle w:val="IndexLink"/>
+              </w:rPr>
+              <w:t>4.1.2.</w:t>
+              <w:tab/>
+              <w:t>Klašu diagramma</w:t>
+              <w:tab/>
+              <w:t>27</w:t>
+            </w:r>
+          </w:hyperlink>
         </w:p>
         <w:p>
           <w:pPr>
@@ -567,14 +621,18 @@
             </w:tabs>
             <w:rPr/>
           </w:pPr>
-          <w:r>
-            <w:rPr/>
-            <w:t>4.2.</w:t>
-            <w:tab/>
-            <w:t>Funkcionālais un dinamiskais sistēmas modelis</w:t>
-            <w:tab/>
-            <w:t>27</w:t>
-          </w:r>
+          <w:hyperlink w:anchor="__RefHeading___Toc2306_2856212045" w:tooltip="Funkcionālais un dinamiskais sistēmas modelis">
+            <w:r>
+              <w:rPr>
+                <w:rStyle w:val="IndexLink"/>
+              </w:rPr>
+              <w:t>4.2.</w:t>
+              <w:tab/>
+              <w:t>Funkcionālais un dinamiskais sistēmas modelis</w:t>
+              <w:tab/>
+              <w:t>28</w:t>
+            </w:r>
+          </w:hyperlink>
         </w:p>
         <w:p>
           <w:pPr>
@@ -586,24 +644,31 @@
             </w:tabs>
             <w:rPr/>
           </w:pPr>
-          <w:r>
-            <w:rPr/>
-            <w:t>4.2.1.</w:t>
-            <w:tab/>
-            <w:t xml:space="preserve">Lietojumgadījumu diagramma </w:t>
-          </w:r>
-          <w:r>
-            <w:rPr>
-              <w:i/>
-              <w:iCs/>
-            </w:rPr>
-            <w:t>(Use Case)</w:t>
-          </w:r>
-          <w:r>
-            <w:rPr/>
-            <w:tab/>
-            <w:t>27</w:t>
-          </w:r>
+          <w:hyperlink w:anchor="__RefHeading___Toc2308_2856212045" w:tooltip="Lietojumgadījumu diagramma (Use Case)">
+            <w:r>
+              <w:rPr>
+                <w:rStyle w:val="IndexLink"/>
+              </w:rPr>
+              <w:t>4.2.1.</w:t>
+              <w:tab/>
+              <w:t xml:space="preserve">Lietojumgadījumu diagramma </w:t>
+            </w:r>
+            <w:r>
+              <w:rPr>
+                <w:rStyle w:val="IndexLink"/>
+                <w:i/>
+                <w:iCs/>
+              </w:rPr>
+              <w:t>(Use Case)</w:t>
+            </w:r>
+            <w:r>
+              <w:rPr>
+                <w:rStyle w:val="IndexLink"/>
+              </w:rPr>
+              <w:tab/>
+              <w:t>28</w:t>
+            </w:r>
+          </w:hyperlink>
         </w:p>
         <w:p>
           <w:pPr>
@@ -615,24 +680,31 @@
             </w:tabs>
             <w:rPr/>
           </w:pPr>
-          <w:r>
-            <w:rPr/>
-            <w:t>4.2.2.</w:t>
-            <w:tab/>
-            <w:t xml:space="preserve">Aktivitāšu diagramma </w:t>
-          </w:r>
-          <w:r>
-            <w:rPr>
-              <w:i/>
-              <w:iCs/>
-            </w:rPr>
-            <w:t>(Activity)</w:t>
-          </w:r>
-          <w:r>
-            <w:rPr/>
-            <w:tab/>
-            <w:t>28</w:t>
-          </w:r>
+          <w:hyperlink w:anchor="__RefHeading___Toc2310_2856212045" w:tooltip="Aktivitāšu diagramma (Activity)">
+            <w:r>
+              <w:rPr>
+                <w:rStyle w:val="IndexLink"/>
+              </w:rPr>
+              <w:t>4.2.2.</w:t>
+              <w:tab/>
+              <w:t xml:space="preserve">Aktivitāšu diagramma </w:t>
+            </w:r>
+            <w:r>
+              <w:rPr>
+                <w:rStyle w:val="IndexLink"/>
+                <w:i/>
+                <w:iCs/>
+              </w:rPr>
+              <w:t>(Activity)</w:t>
+            </w:r>
+            <w:r>
+              <w:rPr>
+                <w:rStyle w:val="IndexLink"/>
+              </w:rPr>
+              <w:tab/>
+              <w:t>29</w:t>
+            </w:r>
+          </w:hyperlink>
         </w:p>
         <w:p>
           <w:pPr>
@@ -644,24 +716,31 @@
             </w:tabs>
             <w:rPr/>
           </w:pPr>
-          <w:r>
-            <w:rPr/>
-            <w:t>4.2.3.</w:t>
-            <w:tab/>
-            <w:t xml:space="preserve">Stāvokļu diagramma </w:t>
-          </w:r>
-          <w:r>
-            <w:rPr>
-              <w:i/>
-              <w:iCs/>
-            </w:rPr>
-            <w:t>(State)</w:t>
-          </w:r>
-          <w:r>
-            <w:rPr/>
-            <w:tab/>
-            <w:t>30</w:t>
-          </w:r>
+          <w:hyperlink w:anchor="__RefHeading___Toc2312_2856212045" w:tooltip="Stāvokļu diagramma (State)">
+            <w:r>
+              <w:rPr>
+                <w:rStyle w:val="IndexLink"/>
+              </w:rPr>
+              <w:t>4.2.3.</w:t>
+              <w:tab/>
+              <w:t xml:space="preserve">Stāvokļu diagramma </w:t>
+            </w:r>
+            <w:r>
+              <w:rPr>
+                <w:rStyle w:val="IndexLink"/>
+                <w:i/>
+                <w:iCs/>
+              </w:rPr>
+              <w:t>(State)</w:t>
+            </w:r>
+            <w:r>
+              <w:rPr>
+                <w:rStyle w:val="IndexLink"/>
+              </w:rPr>
+              <w:tab/>
+              <w:t>31</w:t>
+            </w:r>
+          </w:hyperlink>
         </w:p>
         <w:p>
           <w:pPr>
@@ -673,14 +752,18 @@
             </w:tabs>
             <w:rPr/>
           </w:pPr>
-          <w:r>
-            <w:rPr/>
-            <w:t>4.3.</w:t>
-            <w:tab/>
-            <w:t>Datu struktūru apraksts</w:t>
-            <w:tab/>
-            <w:t>32</w:t>
-          </w:r>
+          <w:hyperlink w:anchor="__RefHeading___Toc2314_2856212045" w:tooltip="Datu struktūru apraksts">
+            <w:r>
+              <w:rPr>
+                <w:rStyle w:val="IndexLink"/>
+              </w:rPr>
+              <w:t>4.3.</w:t>
+              <w:tab/>
+              <w:t>Datu struktūru apraksts</w:t>
+              <w:tab/>
+              <w:t>33</w:t>
+            </w:r>
+          </w:hyperlink>
         </w:p>
         <w:p>
           <w:pPr>
@@ -692,14 +775,18 @@
             </w:tabs>
             <w:rPr/>
           </w:pPr>
-          <w:r>
-            <w:rPr/>
-            <w:t>5.</w:t>
-            <w:tab/>
-            <w:t>Lietotāju ceļvedis</w:t>
-            <w:tab/>
-            <w:t>34</w:t>
-          </w:r>
+          <w:hyperlink w:anchor="__RefHeading___Toc2316_2856212045" w:tooltip="Lietotāju ceļvedis">
+            <w:r>
+              <w:rPr>
+                <w:rStyle w:val="IndexLink"/>
+              </w:rPr>
+              <w:t>5.</w:t>
+              <w:tab/>
+              <w:t>Lietotāju ceļvedis</w:t>
+              <w:tab/>
+              <w:t>35</w:t>
+            </w:r>
+          </w:hyperlink>
         </w:p>
         <w:p>
           <w:pPr>
@@ -711,14 +798,18 @@
             </w:tabs>
             <w:rPr/>
           </w:pPr>
-          <w:r>
-            <w:rPr/>
-            <w:t>6.</w:t>
-            <w:tab/>
-            <w:t>Testēšanas dokumentācija</w:t>
-            <w:tab/>
-            <w:t>45</w:t>
-          </w:r>
+          <w:hyperlink w:anchor="__RefHeading___Toc2318_2856212045" w:tooltip="Testēšanas dokumentācija">
+            <w:r>
+              <w:rPr>
+                <w:rStyle w:val="IndexLink"/>
+              </w:rPr>
+              <w:t>6.</w:t>
+              <w:tab/>
+              <w:t>Testēšanas dokumentācija</w:t>
+              <w:tab/>
+              <w:t>47</w:t>
+            </w:r>
+          </w:hyperlink>
         </w:p>
         <w:p>
           <w:pPr>
@@ -730,14 +821,18 @@
             </w:tabs>
             <w:rPr/>
           </w:pPr>
-          <w:r>
-            <w:rPr/>
-            <w:t>6.1.</w:t>
-            <w:tab/>
-            <w:t>Izvēlētās testēšanas metodes, rīku apraksts un pamatojums</w:t>
-            <w:tab/>
-            <w:t>45</w:t>
-          </w:r>
+          <w:hyperlink w:anchor="__RefHeading___Toc2320_2856212045" w:tooltip="Izvēlētās testēšanas metodes, rīku apraksts un pamatojums">
+            <w:r>
+              <w:rPr>
+                <w:rStyle w:val="IndexLink"/>
+              </w:rPr>
+              <w:t>6.1.</w:t>
+              <w:tab/>
+              <w:t>Izvēlētās testēšanas metodes, rīku apraksts un pamatojums</w:t>
+              <w:tab/>
+              <w:t>47</w:t>
+            </w:r>
+          </w:hyperlink>
         </w:p>
         <w:p>
           <w:pPr>
@@ -749,14 +844,18 @@
             </w:tabs>
             <w:rPr/>
           </w:pPr>
-          <w:r>
-            <w:rPr/>
-            <w:t>6.2.</w:t>
-            <w:tab/>
-            <w:t>Testpiemēru kopa</w:t>
-            <w:tab/>
-            <w:t>46</w:t>
-          </w:r>
+          <w:hyperlink w:anchor="__RefHeading___Toc2322_2856212045" w:tooltip="Testpiemēru kopa">
+            <w:r>
+              <w:rPr>
+                <w:rStyle w:val="IndexLink"/>
+              </w:rPr>
+              <w:t>6.2.</w:t>
+              <w:tab/>
+              <w:t>Testpiemēru kopa</w:t>
+              <w:tab/>
+              <w:t>48</w:t>
+            </w:r>
+          </w:hyperlink>
         </w:p>
         <w:p>
           <w:pPr>
@@ -768,14 +867,18 @@
             </w:tabs>
             <w:rPr/>
           </w:pPr>
-          <w:r>
-            <w:rPr/>
-            <w:t>6.3.</w:t>
-            <w:tab/>
-            <w:t>Testēšanas žurnāls</w:t>
-            <w:tab/>
-            <w:t>51</w:t>
-          </w:r>
+          <w:hyperlink w:anchor="__RefHeading___Toc2324_2856212045" w:tooltip="Testēšanas žurnāls">
+            <w:r>
+              <w:rPr>
+                <w:rStyle w:val="IndexLink"/>
+              </w:rPr>
+              <w:t>6.3.</w:t>
+              <w:tab/>
+              <w:t>Testēšanas žurnāls</w:t>
+              <w:tab/>
+              <w:t>53</w:t>
+            </w:r>
+          </w:hyperlink>
         </w:p>
         <w:p>
           <w:pPr>
@@ -787,13 +890,17 @@
             </w:tabs>
             <w:rPr/>
           </w:pPr>
-          <w:r>
-            <w:rPr/>
-            <w:tab/>
-            <w:t>Secinājumi</w:t>
-            <w:tab/>
-            <w:t>56</w:t>
-          </w:r>
+          <w:hyperlink w:anchor="__RefHeading___Toc2326_2856212045" w:tooltip="Secinājumi">
+            <w:r>
+              <w:rPr>
+                <w:rStyle w:val="IndexLink"/>
+              </w:rPr>
+              <w:tab/>
+              <w:t>Secinājumi</w:t>
+              <w:tab/>
+              <w:t>59</w:t>
+            </w:r>
+          </w:hyperlink>
         </w:p>
         <w:p>
           <w:pPr>
@@ -805,14 +912,18 @@
             </w:tabs>
             <w:rPr/>
           </w:pPr>
-          <w:r>
-            <w:rPr/>
-            <w:t>7.</w:t>
-            <w:tab/>
-            <w:t>Lietoto terminu un saīsinājumu skaidrojumi</w:t>
-            <w:tab/>
-            <w:t>59</w:t>
-          </w:r>
+          <w:hyperlink w:anchor="__RefHeading___Toc2328_2856212045" w:tooltip="Lietoto terminu un saīsinājumu skaidrojumi">
+            <w:r>
+              <w:rPr>
+                <w:rStyle w:val="IndexLink"/>
+              </w:rPr>
+              <w:t>7.</w:t>
+              <w:tab/>
+              <w:t>Lietoto terminu un saīsinājumu skaidrojumi</w:t>
+              <w:tab/>
+              <w:t>62</w:t>
+            </w:r>
+          </w:hyperlink>
         </w:p>
         <w:p>
           <w:pPr>
@@ -824,13 +935,17 @@
             </w:tabs>
             <w:rPr/>
           </w:pPr>
-          <w:r>
-            <w:rPr/>
-            <w:tab/>
-            <w:t>Literatūras un informācijas avotu saraksts</w:t>
-            <w:tab/>
-            <w:t>61</w:t>
-          </w:r>
+          <w:hyperlink w:anchor="__RefHeading___Toc2330_2856212045" w:tooltip="Literatūras un informācijas avotu saraksts">
+            <w:r>
+              <w:rPr>
+                <w:rStyle w:val="IndexLink"/>
+              </w:rPr>
+              <w:tab/>
+              <w:t>Literatūras un informācijas avotu saraksts</w:t>
+              <w:tab/>
+              <w:t>64</w:t>
+            </w:r>
+          </w:hyperlink>
         </w:p>
         <w:p>
           <w:pPr>
@@ -840,18 +955,23 @@
               <w:tab w:val="left" w:pos="440" w:leader="none"/>
               <w:tab w:val="right" w:pos="9353" w:leader="dot"/>
             </w:tabs>
-            <w:spacing w:before="0" w:after="54"/>
             <w:rPr/>
           </w:pPr>
+          <w:hyperlink w:anchor="__RefHeading___Toc2332_2856212045" w:tooltip="Pielikumi">
+            <w:r>
+              <w:rPr>
+                <w:rStyle w:val="IndexLink"/>
+              </w:rPr>
+              <w:tab/>
+              <w:t>Pielikumi</w:t>
+              <w:tab/>
+              <w:t>65</w:t>
+            </w:r>
+          </w:hyperlink>
           <w:r>
-            <w:rPr/>
-            <w:tab/>
-            <w:t>Pielikumi</w:t>
-            <w:tab/>
-            <w:t>62</w:t>
-          </w:r>
-          <w:r>
-            <w:rPr/>
+            <w:rPr>
+              <w:rStyle w:val="IndexLink"/>
+            </w:rPr>
             <w:fldChar w:fldCharType="end"/>
           </w:r>
         </w:p>
@@ -956,7 +1076,7 @@
         <w:rPr>
           <w:sz w:val="24"/>
         </w:rPr>
-        <w:t>Spēlē būs arī veikala un skapja sadaļas, kurās spēlētājs varēs iegādāties un izvēlēties dažādus personāžus. Tas ļaus padarīt spēles pieredzi personiskāku un dos papildu motivāciju krāt zvaigznes un turpināt spēli. Šāda pieeja padara spēli interesantāku un veicina atkārtotu līmeņu spēlēšanu.</w:t>
+        <w:t>Spēlē būs arī veikala un skapja sadaļas, kurās spēlētājs varēs iegādāties un izvēlēties dažādus personāžus. Papildus tam spēlē būs paslēpti artefakti, kurus spēlētājs varēs atrast līmeņu laikā un apskatīt atsevišķā artefaktu kolekcijas sadaļā. Tas ļaus padarīt spēles pieredzi personiskāku un dos papildu motivāciju krāt zvaigznes un turpināt spēli. Šāda pieeja padara spēli interesantāku un veicina atkārtotu līmeņu spēlēšanu.</w:t>
       </w:r>
     </w:p>
     <w:p>
@@ -1195,7 +1315,20 @@
         <w:rPr>
           <w:sz w:val="24"/>
         </w:rPr>
-        <w:t>Autors izveido līmeņu struktūru, nosakot to skaitu, sarežģītību un vizuālo stilu. Katram līmenim ir paredzēts savs izaicinājums vai spēles elements, piemēram, kustīgās platformas, kontrolpunkti, interaktīvi objekti, īslaicīgi pastiprinājumi vai ienaidnieki. Šāda pieeja pakāpeniski paplašina spēlētāja pieredzi un padara līmeņu iziešanu daudzveidīgāku.</w:t>
+        <w:t xml:space="preserve">Autors izveido līmeņu struktūru, nosakot to skaitu, sarežģītību un vizuālo stilu. </w:t>
+      </w:r>
+      <w:r>
+        <w:rPr>
+          <w:sz w:val="24"/>
+          <w:szCs w:val="24"/>
+        </w:rPr>
+        <w:t>Katram līmenim ir paredzēts savs izaicinājums vai spēles elements, piemēram, kustīgās platformas, kontrolpunkti, interaktīvi objekti un citi līmeņa elementi.</w:t>
+      </w:r>
+      <w:r>
+        <w:rPr>
+          <w:sz w:val="24"/>
+        </w:rPr>
+        <w:t xml:space="preserve"> Šāda pieeja pakāpeniski paplašina spēlētāja pieredzi un padara līmeņu iziešanu daudzveidīgāku.</w:t>
       </w:r>
     </w:p>
     <w:p>
@@ -1239,7 +1372,7 @@
         <w:rPr>
           <w:sz w:val="24"/>
         </w:rPr>
-        <w:t>Autors izstrādā spēles vizuālos elementus, piemēram, fonus, platformas, ienaidniekus, varoņus, interaktīvos objektus, kontrolpunktus un pastiprinājumu objektus. Īpaša uzmanība tiek pievērsta vizuālajai saskaņotībai un estētikai, lai spēlei būtu patīkams un saprotams dizains.</w:t>
+        <w:t>Autors izstrādā spēles vizuālos elementus, piemēram, fonus, platformas, personāžus un citus spēles objektus. Īpaša uzmanība tiek pievērsta vizuālajai saskaņotībai un estētikai, lai spēlei būtu patīkams un saprotams dizains.</w:t>
       </w:r>
     </w:p>
     <w:p>
@@ -3623,7 +3756,7 @@
         <w:rPr>
           <w:sz w:val="24"/>
         </w:rPr>
-        <w:t>Sistēma saglabā zvaigznes un līmeņa statusu lokāli.</w:t>
+        <w:t>Sistēma saglabā zvaigznes, līmeņa statusu, labākos rezultātus, iegādātos personāžus un atrastos artefaktus lokālajā progresa failā.</w:t>
       </w:r>
     </w:p>
     <w:p>
@@ -3658,7 +3791,7 @@
         <w:rPr>
           <w:sz w:val="24"/>
         </w:rPr>
-        <w:t>Progresu var redzēt nākamajā spēles palaišanas reizē.</w:t>
+        <w:t>Progresu, iegādātos personāžus un atrastos artefaktus var redzēt nākamajā spēles palaišanas reizē.</w:t>
       </w:r>
     </w:p>
     <w:p>
@@ -3820,7 +3953,7 @@
         <w:rPr>
           <w:sz w:val="24"/>
         </w:rPr>
-        <w:t>Pirmais līmenis paliek pieejams, pārējie līmeņi kļūst bloķēti, zvaigznes pazūd, un iegādātie personāži vairs nav pieejami.</w:t>
+        <w:t>Pirmais līmenis paliek pieejams, pārējie līmeņi kļūst bloķēti, zvaigznes pazūd, iegādātie personāži vairs nav pieejami, un atrastie artefakti tiek atiestatīti.</w:t>
       </w:r>
     </w:p>
     <w:p>
@@ -4153,7 +4286,7 @@
         <w:rPr>
           <w:sz w:val="24"/>
         </w:rPr>
-        <w:t>Tiek atjaunināts attiecīgais audio skaļuma līmenis spēlē, piemēram, izvēlnes mūzikai, lietotāja saskarnes skaņām, spēles skaņas efektiem vai līmeņu mūzikai.</w:t>
+        <w:t>Tiek atjaunināts attiecīgais audio skaļuma līmenis spēlē, piemēram, izvēlnes mūzikai, skaņas efektiem un citām audio kategorijām.</w:t>
       </w:r>
     </w:p>
     <w:p>
@@ -6470,7 +6603,7 @@
         <w:rPr>
           <w:sz w:val="24"/>
         </w:rPr>
-        <w:t>Ielādē līmeņu statusus, zvaigznes, iegādātos personāžus un izvēlēto personāžu.</w:t>
+        <w:t>Ielādē līmeņu statusus, zvaigznes, iegādātos personāžus, izvēlēto personāžu un atrasto artefaktu statusu.</w:t>
       </w:r>
     </w:p>
     <w:p>
@@ -6505,7 +6638,7 @@
         <w:rPr>
           <w:sz w:val="24"/>
         </w:rPr>
-        <w:t>Līmeņu skats, iestatījumi un skapis attēlo aktuālo progresu.</w:t>
+        <w:t>Līmeņu skats, iestatījumi, skapis un artefaktu kolekcijas sadaļa attēlo aktuālo progresu.</w:t>
       </w:r>
     </w:p>
     <w:p>
@@ -10043,6 +10176,387 @@
     </w:p>
     <w:p>
       <w:pPr>
+        <w:pStyle w:val="Normal"/>
+        <w:spacing w:lineRule="auto" w:line="360" w:before="0" w:after="0"/>
+        <w:ind w:hanging="0" w:start="0" w:end="0"/>
+        <w:rPr>
+          <w:b/>
+          <w:bCs/>
+          <w:sz w:val="24"/>
+        </w:rPr>
+      </w:pPr>
+      <w:r>
+        <w:rPr>
+          <w:b/>
+          <w:bCs/>
+          <w:sz w:val="24"/>
+        </w:rPr>
+        <w:t xml:space="preserve">FP.35. </w:t>
+      </w:r>
+      <w:r>
+        <w:rPr>
+          <w:b/>
+          <w:bCs/>
+          <w:sz w:val="24"/>
+          <w:szCs w:val="24"/>
+        </w:rPr>
+        <w:t>Spēles fināla un titru attēlošana</w:t>
+      </w:r>
+    </w:p>
+    <w:p>
+      <w:pPr>
+        <w:pStyle w:val="Normal"/>
+        <w:spacing w:lineRule="auto" w:line="360" w:before="0" w:after="0"/>
+        <w:ind w:firstLine="851" w:start="0" w:end="0"/>
+        <w:rPr>
+          <w:sz w:val="24"/>
+          <w:u w:val="single"/>
+        </w:rPr>
+      </w:pPr>
+      <w:r>
+        <w:rPr>
+          <w:sz w:val="24"/>
+          <w:u w:val="single"/>
+        </w:rPr>
+        <w:t>Mērķis:</w:t>
+      </w:r>
+    </w:p>
+    <w:p>
+      <w:pPr>
+        <w:pStyle w:val="Normal"/>
+        <w:spacing w:lineRule="auto" w:line="360" w:before="0" w:after="0"/>
+        <w:ind w:firstLine="851" w:start="0" w:end="0"/>
+        <w:rPr>
+          <w:sz w:val="24"/>
+        </w:rPr>
+      </w:pPr>
+      <w:r>
+        <w:rPr>
+          <w:sz w:val="24"/>
+        </w:rPr>
+        <w:t>Nodrošināt iespēju spēlētājam atrast slēptus artefaktus līmeņu laikā un apskatīt tos atsevišķā kolekcijas sadaļā.</w:t>
+      </w:r>
+    </w:p>
+    <w:p>
+      <w:pPr>
+        <w:pStyle w:val="Normal"/>
+        <w:spacing w:lineRule="auto" w:line="360" w:before="0" w:after="0"/>
+        <w:ind w:firstLine="851" w:start="0" w:end="0"/>
+        <w:rPr>
+          <w:sz w:val="24"/>
+          <w:u w:val="single"/>
+        </w:rPr>
+      </w:pPr>
+      <w:r>
+        <w:rPr>
+          <w:sz w:val="24"/>
+          <w:u w:val="single"/>
+        </w:rPr>
+        <w:t>Ievaddati:</w:t>
+      </w:r>
+    </w:p>
+    <w:p>
+      <w:pPr>
+        <w:pStyle w:val="Normal"/>
+        <w:numPr>
+          <w:ilvl w:val="0"/>
+          <w:numId w:val="45"/>
+        </w:numPr>
+        <w:spacing w:lineRule="auto" w:line="360" w:before="0" w:after="0"/>
+        <w:ind w:firstLine="851" w:start="0" w:end="0"/>
+        <w:rPr>
+          <w:sz w:val="24"/>
+          <w:szCs w:val="24"/>
+        </w:rPr>
+      </w:pPr>
+      <w:r>
+        <w:rPr>
+          <w:sz w:val="24"/>
+          <w:szCs w:val="24"/>
+        </w:rPr>
+        <w:t>Spēlētājs atrodas pie slēptā artefakta līmeņa laikā.</w:t>
+      </w:r>
+    </w:p>
+    <w:p>
+      <w:pPr>
+        <w:pStyle w:val="Normal"/>
+        <w:numPr>
+          <w:ilvl w:val="0"/>
+          <w:numId w:val="45"/>
+        </w:numPr>
+        <w:spacing w:lineRule="auto" w:line="360" w:before="0" w:after="0"/>
+        <w:ind w:firstLine="851" w:start="0" w:end="0"/>
+        <w:rPr>
+          <w:sz w:val="24"/>
+          <w:szCs w:val="24"/>
+        </w:rPr>
+      </w:pPr>
+      <w:r>
+        <w:rPr>
+          <w:sz w:val="24"/>
+          <w:szCs w:val="24"/>
+        </w:rPr>
+        <w:t>Lietotājs nospiež mijiedarbības taustiņu pie artefakta.</w:t>
+      </w:r>
+    </w:p>
+    <w:p>
+      <w:pPr>
+        <w:pStyle w:val="Normal"/>
+        <w:numPr>
+          <w:ilvl w:val="0"/>
+          <w:numId w:val="45"/>
+        </w:numPr>
+        <w:spacing w:lineRule="auto" w:line="360" w:before="0" w:after="0"/>
+        <w:ind w:firstLine="851" w:start="0" w:end="0"/>
+        <w:rPr>
+          <w:sz w:val="24"/>
+          <w:szCs w:val="24"/>
+        </w:rPr>
+      </w:pPr>
+      <w:r>
+        <w:rPr>
+          <w:sz w:val="24"/>
+          <w:szCs w:val="24"/>
+        </w:rPr>
+        <w:t>Lietotājs galvenajā izvēlnē atver artefaktu sadaļu.</w:t>
+      </w:r>
+    </w:p>
+    <w:p>
+      <w:pPr>
+        <w:pStyle w:val="Normal"/>
+        <w:spacing w:lineRule="auto" w:line="360" w:before="0" w:after="0"/>
+        <w:ind w:firstLine="851" w:start="0" w:end="0"/>
+        <w:rPr>
+          <w:sz w:val="24"/>
+          <w:u w:val="single"/>
+        </w:rPr>
+      </w:pPr>
+      <w:r>
+        <w:rPr>
+          <w:sz w:val="24"/>
+          <w:u w:val="single"/>
+        </w:rPr>
+        <w:t>Apstrāde:</w:t>
+      </w:r>
+    </w:p>
+    <w:p>
+      <w:pPr>
+        <w:pStyle w:val="Normal"/>
+        <w:numPr>
+          <w:ilvl w:val="0"/>
+          <w:numId w:val="46"/>
+        </w:numPr>
+        <w:spacing w:lineRule="auto" w:line="360" w:before="0" w:after="0"/>
+        <w:ind w:firstLine="851" w:start="0" w:end="0"/>
+        <w:rPr>
+          <w:sz w:val="24"/>
+          <w:szCs w:val="24"/>
+        </w:rPr>
+      </w:pPr>
+      <w:r>
+        <w:rPr>
+          <w:sz w:val="24"/>
+          <w:szCs w:val="24"/>
+        </w:rPr>
+        <w:t>Sistēma pārbauda, vai spēlētājs atrodas slēptā artefakta darbības zonā.</w:t>
+      </w:r>
+    </w:p>
+    <w:p>
+      <w:pPr>
+        <w:pStyle w:val="Normal"/>
+        <w:numPr>
+          <w:ilvl w:val="0"/>
+          <w:numId w:val="46"/>
+        </w:numPr>
+        <w:spacing w:lineRule="auto" w:line="360" w:before="0" w:after="0"/>
+        <w:ind w:firstLine="851" w:start="0" w:end="0"/>
+        <w:rPr>
+          <w:sz w:val="24"/>
+          <w:szCs w:val="24"/>
+        </w:rPr>
+      </w:pPr>
+      <w:r>
+        <w:rPr>
+          <w:sz w:val="24"/>
+          <w:szCs w:val="24"/>
+        </w:rPr>
+        <w:t>Ja spēlētājs nospiež mijiedarbības taustiņu, artefakts tiek atzīmēts kā atrasts.</w:t>
+      </w:r>
+    </w:p>
+    <w:p>
+      <w:pPr>
+        <w:pStyle w:val="Normal"/>
+        <w:numPr>
+          <w:ilvl w:val="0"/>
+          <w:numId w:val="46"/>
+        </w:numPr>
+        <w:spacing w:lineRule="auto" w:line="360" w:before="0" w:after="0"/>
+        <w:ind w:firstLine="851" w:start="0" w:end="0"/>
+        <w:rPr>
+          <w:sz w:val="24"/>
+          <w:szCs w:val="24"/>
+        </w:rPr>
+      </w:pPr>
+      <w:r>
+        <w:rPr>
+          <w:sz w:val="24"/>
+          <w:szCs w:val="24"/>
+        </w:rPr>
+        <w:t>Artefakta statuss tiek saglabāts lokālajā progresa failā.</w:t>
+      </w:r>
+    </w:p>
+    <w:p>
+      <w:pPr>
+        <w:pStyle w:val="Normal"/>
+        <w:numPr>
+          <w:ilvl w:val="0"/>
+          <w:numId w:val="46"/>
+        </w:numPr>
+        <w:spacing w:lineRule="auto" w:line="360" w:before="0" w:after="0"/>
+        <w:ind w:firstLine="851" w:start="0" w:end="0"/>
+        <w:rPr>
+          <w:sz w:val="24"/>
+          <w:szCs w:val="24"/>
+        </w:rPr>
+      </w:pPr>
+      <w:r>
+        <w:rPr>
+          <w:sz w:val="24"/>
+          <w:szCs w:val="24"/>
+        </w:rPr>
+        <w:t>Pēc artefakta savākšanas tiek parādīts paziņojums par atrasto artefaktu.</w:t>
+      </w:r>
+    </w:p>
+    <w:p>
+      <w:pPr>
+        <w:pStyle w:val="Normal"/>
+        <w:numPr>
+          <w:ilvl w:val="0"/>
+          <w:numId w:val="46"/>
+        </w:numPr>
+        <w:spacing w:lineRule="auto" w:line="360" w:before="0" w:after="0"/>
+        <w:ind w:firstLine="851" w:start="0" w:end="0"/>
+        <w:rPr>
+          <w:sz w:val="24"/>
+          <w:szCs w:val="24"/>
+        </w:rPr>
+      </w:pPr>
+      <w:r>
+        <w:rPr>
+          <w:sz w:val="24"/>
+          <w:szCs w:val="24"/>
+        </w:rPr>
+        <w:t>Artefaktu kolekcijas sadaļā sistēma attēlo visus artefaktus un to statusu: “Atrasts” vai “Nav atrasts”.</w:t>
+      </w:r>
+    </w:p>
+    <w:p>
+      <w:pPr>
+        <w:pStyle w:val="Normal"/>
+        <w:numPr>
+          <w:ilvl w:val="0"/>
+          <w:numId w:val="46"/>
+        </w:numPr>
+        <w:spacing w:lineRule="auto" w:line="360" w:before="0" w:after="0"/>
+        <w:ind w:firstLine="851" w:start="0" w:end="0"/>
+        <w:rPr>
+          <w:sz w:val="24"/>
+          <w:szCs w:val="24"/>
+        </w:rPr>
+      </w:pPr>
+      <w:r>
+        <w:rPr>
+          <w:sz w:val="24"/>
+          <w:szCs w:val="24"/>
+        </w:rPr>
+        <w:t>Ja artefakts jau ir atrasts, tas līmenī atkārtoti netiek parādīts.</w:t>
+      </w:r>
+    </w:p>
+    <w:p>
+      <w:pPr>
+        <w:pStyle w:val="Normal"/>
+        <w:spacing w:lineRule="auto" w:line="360" w:before="0" w:after="0"/>
+        <w:ind w:firstLine="851" w:start="0" w:end="0"/>
+        <w:rPr>
+          <w:sz w:val="24"/>
+          <w:u w:val="single"/>
+        </w:rPr>
+      </w:pPr>
+      <w:r>
+        <w:rPr>
+          <w:sz w:val="24"/>
+          <w:u w:val="single"/>
+        </w:rPr>
+        <w:t>Izvaddati:</w:t>
+      </w:r>
+    </w:p>
+    <w:p>
+      <w:pPr>
+        <w:pStyle w:val="Normal"/>
+        <w:numPr>
+          <w:ilvl w:val="0"/>
+          <w:numId w:val="47"/>
+        </w:numPr>
+        <w:spacing w:lineRule="auto" w:line="360" w:before="0" w:after="0"/>
+        <w:ind w:firstLine="851" w:start="0" w:end="0"/>
+        <w:rPr>
+          <w:sz w:val="24"/>
+          <w:szCs w:val="24"/>
+        </w:rPr>
+      </w:pPr>
+      <w:r>
+        <w:rPr>
+          <w:sz w:val="24"/>
+          <w:szCs w:val="24"/>
+        </w:rPr>
+        <w:t>Atrastais artefakts tiek saglabāts spēlētāja progresā.</w:t>
+      </w:r>
+    </w:p>
+    <w:p>
+      <w:pPr>
+        <w:pStyle w:val="Normal"/>
+        <w:numPr>
+          <w:ilvl w:val="0"/>
+          <w:numId w:val="47"/>
+        </w:numPr>
+        <w:spacing w:lineRule="auto" w:line="360" w:before="0" w:after="0"/>
+        <w:ind w:firstLine="851" w:start="0" w:end="0"/>
+        <w:rPr>
+          <w:sz w:val="24"/>
+          <w:szCs w:val="24"/>
+        </w:rPr>
+      </w:pPr>
+      <w:r>
+        <w:rPr>
+          <w:sz w:val="24"/>
+          <w:szCs w:val="24"/>
+        </w:rPr>
+        <w:t>Uz ekrāna tiek parādīts paziņojums par artefakta atrašanu.</w:t>
+      </w:r>
+    </w:p>
+    <w:p>
+      <w:pPr>
+        <w:pStyle w:val="Normal"/>
+        <w:numPr>
+          <w:ilvl w:val="0"/>
+          <w:numId w:val="47"/>
+        </w:numPr>
+        <w:spacing w:lineRule="auto" w:line="360" w:before="0" w:after="0"/>
+        <w:ind w:firstLine="851" w:start="0" w:end="0"/>
+        <w:rPr>
+          <w:sz w:val="24"/>
+          <w:szCs w:val="24"/>
+        </w:rPr>
+      </w:pPr>
+      <w:r>
+        <w:rPr>
+          <w:sz w:val="24"/>
+          <w:szCs w:val="24"/>
+        </w:rPr>
+        <w:t>Artefaktu kolekcijas sadaļā tiek attēlots aktuālais atrasto artefaktu skaits un katra artefakta statuss.</w:t>
+      </w:r>
+    </w:p>
+    <w:p>
+      <w:pPr>
         <w:pStyle w:val="Heading2"/>
         <w:ind w:hanging="0" w:start="0"/>
         <w:rPr/>
@@ -11344,7 +11858,32 @@
           <w:sz w:val="24"/>
           <w:szCs w:val="24"/>
         </w:rPr>
-        <w:t>Diagrammā ir attēloti galvenie sistēmas komponenti: UI Screens, SceneManager, Level Scenes, GameState, CharacterDB un Local Storage. UI Screens komponents apvieno spēles galvenos lietotāja saskarnes skatus, piemēram, galveno izvēlni, līmeņu izvēlni, veikalu, skapi, iestatījumus, pauzes izvēlni un rezultātu logu. SceneManager nodrošina pārejas starp dažādām ainām, savukārt Level Scenes komponents ietver spēles līmeņus, galveno varoni, līmeņu objektus, ienaidniekus, kontrolpunktus, kustīgās platformas un līmeņa pabeigšanas loģiku. GameState atbild par spēles progresa, iestatījumu un izvēlēto datu pārvaldību, bet CharacterDB satur personāžu datus, kas tiek izmantoti spēles gaitā. Local Storage nodrošina datu saglabāšanu un ielādi.</w:t>
+        <w:t>Diagrammā ir attēloti galvenie sistēmas komponenti: UI Screens, SceneManager, Level Scenes, GameState, CharacterDB un Local Storage. UI Screens komponents apvieno spēles galvenos lietotāja saskarnes skatus: galveno izvēlni, līmeņu izvēlni, veikalu, skapi, artefaktu kolekcijas sadaļu, iestatījumus, pauzes izvēlni un rezultātu logu.</w:t>
+      </w:r>
+      <w:r>
+        <w:rPr>
+          <w:sz w:val="24"/>
+          <w:szCs w:val="24"/>
+        </w:rPr>
+        <w:t xml:space="preserve"> SceneManager nodrošina pārejas starp dažādām ainām, savukārt </w:t>
+      </w:r>
+      <w:r>
+        <w:rPr>
+          <w:sz w:val="24"/>
+          <w:szCs w:val="24"/>
+        </w:rPr>
+        <w:t>Level Scenes komponents ietver spēles līmeņus, galveno varoni, līmeņu objektus, ienaidniekus, kontrolpunktus, kustīgās platformas, līmeņa pabeigšanas loģiku un citus spēles līmeņos izmantotos elementus.</w:t>
+      </w:r>
+      <w:r>
+        <w:rPr/>
+        <w:t xml:space="preserve"> </w:t>
+      </w:r>
+      <w:r>
+        <w:rPr>
+          <w:sz w:val="24"/>
+          <w:szCs w:val="24"/>
+        </w:rPr>
+        <w:t>GameState atbild par spēles progresa, iestatījumu un izvēlēto datu pārvaldību, bet CharacterDB satur personāžu datus, kas tiek izmantoti spēles gaitā. Local Storage nodrošina datu saglabāšanu un ielādi.</w:t>
       </w:r>
     </w:p>
     <w:p>
@@ -11532,7 +12071,22 @@
           <w:iCs w:val="false"/>
           <w:sz w:val="24"/>
         </w:rPr>
-        <w:t>Diagrammā ir attēlotas svarīgākās sistēmas klases: SceneManager, Level, Player, GameState, CharacterDB, SettingsPanel, Shop un Locker. SceneManager nodrošina pārejas starp spēles skatiem un līmeņiem. Level satur galveno varoni un līmeņa darbības loģiku, kā arī izmanto vairākus atkārtoti lietojamus līmeņa objektus, piemēram, kontrolpunktus, kustīgās platformas, interaktīvus objektus un ienaidniekus. Player izmanto GameState un CharacterDB datus, lai ielādētu izvēlēto personāžu un apstrādātu tā kustības. GameState pārvalda spēles progresu, zvaigznes, labākos laikus, atbloķētos personāžus un iestatījumus. SettingsPanel ļauj mainīt video, audio un vadības iestatījumus, savukārt Shop un Locker izmanto GameState un CharacterDB, lai attēlotu personāžus, veiktu iegādi un nodrošinātu personāža izvēli. Šāda klašu diagramma palīdz pārskatāmi saprast sistēmas iekšējo uzbūvi un galveno klašu sadarbību spēles darbības nodrošināšanā.</w:t>
+        <w:t xml:space="preserve">Diagrammā ir attēlotas svarīgākās sistēmas klases: SceneManager, Level, Player, GameState, CharacterDB, SettingsPanel, Shop un Locker. SceneManager nodrošina pārejas starp spēles skatiem un līmeņiem. </w:t>
+      </w:r>
+      <w:r>
+        <w:rPr>
+          <w:sz w:val="24"/>
+          <w:szCs w:val="24"/>
+        </w:rPr>
+        <w:t>Level satur galveno varoni un līmeņa darbības loģiku, kā arī izmanto vairākus atkārtoti lietojamus līmeņa objektus, piemēram, kontrolpunktus, interaktīvus objektus un citus līmeņa elementus.</w:t>
+      </w:r>
+      <w:r>
+        <w:rPr>
+          <w:i w:val="false"/>
+          <w:iCs w:val="false"/>
+          <w:sz w:val="24"/>
+        </w:rPr>
+        <w:t xml:space="preserve"> Player izmanto GameState un CharacterDB datus, lai ielādētu izvēlēto personāžu un apstrādātu tā kustības. GameState pārvalda spēles progresu, zvaigznes, labākos laikus, atbloķētos personāžus un iestatījumus. SettingsPanel ļauj mainīt video, audio un vadības iestatījumus, savukārt Shop un Locker izmanto GameState un CharacterDB, lai attēlotu personāžus, veiktu iegādi un nodrošinātu personāža izvēli. Šāda klašu diagramma palīdz pārskatāmi saprast sistēmas iekšējo uzbūvi un galveno klašu sadarbību spēles darbības nodrošināšanā.</w:t>
       </w:r>
     </w:p>
     <w:p>
@@ -11709,7 +12263,7 @@
           <w:sz w:val="24"/>
           <w:szCs w:val="24"/>
         </w:rPr>
-        <w:t>Šajā apakšnodaļā ir attēlota spēles “Gaismas Meklētājs” lietojumgadījumu diagramma (Skat. 3. attēlu). Tā parāda galvenās darbības, kuras lietotājs var veikt sistēmā, kā arī to saistību ar spēles funkcionalitāti. Lietojumgadījumu diagramma palīdz pārskatāmi saprast sistēmu no lietotāja skatpunkta un parāda, kā lietotājs mijiedarbojas ar spēles galvenajām sadaļām.</w:t>
+        <w:t>Šajā apakšnodaļā ir attēlota spēles “Gaismas Meklētājs” lietojumgadījumu diagramma (Skat. 3. attēlu). Tā parāda galvenās darbības, kuras lietotājs var veikt sistēmā, kā arī šo darbību saistību ar spēles funkcionalitāti. Lietojumgadījumu diagramma palīdz pārskatāmi saprast sistēmu no lietotāja skatpunkta un parāda, kā lietotājs mijiedarbojas ar spēles galvenajām sadaļām.</w:t>
       </w:r>
     </w:p>
     <w:p>
@@ -11719,14 +12273,43 @@
         <w:ind w:firstLine="850" w:start="0" w:end="0"/>
         <w:contextualSpacing/>
         <w:rPr>
-          <w:sz w:val="24"/>
-        </w:rPr>
-      </w:pPr>
-      <w:r>
-        <w:rPr>
-          <w:sz w:val="24"/>
-        </w:rPr>
-        <w:t>Diagrammā ir attēlots viens galvenais aktors - lietotājs. Tas var uzsākt spēli, izvēlēties līmeni, spēlēt līmeni, atvērt iestatījumus, apmeklēt veikalu un atvērt skapi. Papildus tam diagrammā ir parādīti arī detalizētāki lietojumgadījumi, kas izriet no galvenajām darbībām, piemēram, galvenā varoņa vadīšana, mijiedarbība ar spēles objektiem, spēles pauzēšana, spēles turpināšana, līmeņa pārstartēšana, atgriešanās uz galveno izvēlni, līmeņa pabeigšana, pāriešana uz nākamo līmeni, cīnīšanās ar boss pretinieku, uzbrukuma izmantošana, spēles titru apskate, video iestatījumu maiņa, audio iestatījumu maiņa, vadības maiņa, vadības atiestatīšana uz noklusējumu, personāžu apskate, personāža iegāde veikalā un personāža izvēle skapī. Šie lietojumgadījumi atbilst dokumentā aprakstītajām funkcionālajām prasībām par spēles sākšanu, līmeņu izvēli, pauzes izvēlni, rezultātu logu, iestatījumiem, veikalu, skapi, personāža vadību, boss cīņu un spēles noslēgumu.</w:t>
+          <w:i w:val="false"/>
+          <w:iCs w:val="false"/>
+          <w:sz w:val="24"/>
+          <w:szCs w:val="24"/>
+        </w:rPr>
+      </w:pPr>
+      <w:r>
+        <w:rPr>
+          <w:i w:val="false"/>
+          <w:iCs w:val="false"/>
+          <w:sz w:val="24"/>
+          <w:szCs w:val="24"/>
+        </w:rPr>
+        <w:t>Diagrammā ir attēlots viens galvenais aktors — lietotājs. Lietotājs var sākt spēli, izvēlēties līmeni, spēlēt līmeni, atvērt iestatījumus, apmeklēt veikalu, atvērt skapi un apskatīt artefaktu kolekciju. Šīs darbības raksturo galvenās spēles sadaļas un lietotāja iespējas ārpus pašas līmeņa spēlēšanas.</w:t>
+      </w:r>
+    </w:p>
+    <w:p>
+      <w:pPr>
+        <w:pStyle w:val="BodyText"/>
+        <w:spacing w:lineRule="auto" w:line="360" w:before="0" w:after="0"/>
+        <w:ind w:firstLine="850" w:start="0" w:end="0"/>
+        <w:contextualSpacing/>
+        <w:rPr>
+          <w:i w:val="false"/>
+          <w:iCs w:val="false"/>
+          <w:sz w:val="24"/>
+          <w:szCs w:val="24"/>
+        </w:rPr>
+      </w:pPr>
+      <w:r>
+        <w:rPr>
+          <w:i w:val="false"/>
+          <w:iCs w:val="false"/>
+          <w:sz w:val="24"/>
+          <w:szCs w:val="24"/>
+        </w:rPr>
+        <w:t>Papildus galvenajām darbībām diagrammā ir parādīti arī detalizētāki lietojumgadījumi, kas saistīti ar spēles procesu. Tie ietver galvenā varoņa vadīšanu, mijiedarbību ar līmeņa objektiem, pauzes izvēlnes izmantošanu, līmeņa pabeigšanu, rezultātu apskati, personāžu iegādi un izvēli, kā arī finālā līmeņa notikumus. Šie lietojumgadījumi atbilst dokumentā aprakstītajām funkcionālajām prasībām un palīdz parādīt, kā spēles funkcijas ir pieejamas lietotājam.</w:t>
       </w:r>
     </w:p>
     <w:p>
@@ -11750,7 +12333,7 @@
       </w:pPr>
       <w:r>
         <w:drawing>
-          <wp:anchor distT="0" distB="0" distL="0" distR="0" simplePos="0" relativeHeight="26" behindDoc="0" locked="0" layoutInCell="0" allowOverlap="1">
+          <wp:anchor distT="0" distB="0" distL="0" distR="0" simplePos="0" relativeHeight="31" behindDoc="0" locked="0" layoutInCell="0" allowOverlap="1">
             <wp:simplePos x="0" y="0"/>
             <wp:positionH relativeFrom="column">
               <wp:align>center</wp:align>
@@ -11758,7 +12341,7 @@
             <wp:positionV relativeFrom="paragraph">
               <wp:posOffset>635</wp:posOffset>
             </wp:positionV>
-            <wp:extent cx="5939790" cy="3444240"/>
+            <wp:extent cx="5939790" cy="4077335"/>
             <wp:effectExtent l="0" t="0" r="0" b="0"/>
             <wp:wrapSquare wrapText="largest"/>
             <wp:docPr id="4" name="Image3"/>
@@ -11783,7 +12366,7 @@
                   <pic:spPr bwMode="auto">
                     <a:xfrm>
                       <a:off x="0" y="0"/>
-                      <a:ext cx="5939790" cy="3444240"/>
+                      <a:ext cx="5939790" cy="4077335"/>
                     </a:xfrm>
                     <a:prstGeom prst="rect">
                       <a:avLst/>
@@ -12287,7 +12870,25 @@
           <w:sz w:val="24"/>
           <w:szCs w:val="24"/>
         </w:rPr>
-        <w:t>Otrajā diagrammā (Skat. 7. attēlu.) ir attēloti galvenā varoņa stāvokļi līmeņa laikā. Tā parāda, kā spēlētāja objekts pāriet starp stāvokļiem Idle, Run, Jump, Fall, Crouch, Crouch walk, Attack un Dead. Pārejas notiek atkarībā no spēlētāja ievades un situācijas spēlē, piemēram, kustības pa labi vai pa kreisi, lēciena, krišanas, pietupiena, pietupiena atlaišanas, uzbrukuma boss cīņas laikā vai nāves. Stāvoklis Attack tiek izmantots tikai boss cīņas laikā, kad spēlētājs nospiež uzbrukuma taustiņu un tiek atskaņota uzbrukuma animācija. Pēc uzbrukuma animācijas beigām varonis atgriežas Idle vai Run stāvoklī atkarībā no tā, vai spēlētājs turpina kustību. Pēc nāves varonis atdzimst sākuma punktā vai pēdējā aktivizētajā kontrolpunktā. Šajā diagrammā stāvokļu nosaukumi ir atstāti angļu valodā, jo tādi paši nosaukumi tiek izmantoti arī pašā projektā. Diagramma palīdz pārskatāmi saprast galvenā varoņa uzvedību un tā stāvokļu maiņu spēles gaitā.</w:t>
+        <w:t xml:space="preserve">Otrajā diagrammā (Skat. 7. attēlu.) ir attēloti galvenā varoņa stāvokļi līmeņa laikā. Tā parāda, kā spēlētāja objekts pāriet starp stāvokļiem Idle, Run, Jump, Fall, Crouch, Crouch walk, Attack un Dead. </w:t>
+      </w:r>
+      <w:r>
+        <w:rPr>
+          <w:sz w:val="24"/>
+          <w:szCs w:val="24"/>
+        </w:rPr>
+        <w:t>Pārejas notiek atkarībā no spēlētāja ievades un situācijas spēlē, piemēram, kustības, lēciena, pietupiena, uzbrukuma boss cīņas laikā un citiem spēles notikumiem.</w:t>
+      </w:r>
+      <w:r>
+        <w:rPr>
+          <w:b w:val="false"/>
+          <w:bCs w:val="false"/>
+          <w:i w:val="false"/>
+          <w:iCs w:val="false"/>
+          <w:sz w:val="24"/>
+          <w:szCs w:val="24"/>
+        </w:rPr>
+        <w:t xml:space="preserve"> Stāvoklis Attack tiek izmantots tikai boss cīņas laikā, kad spēlētājs nospiež uzbrukuma taustiņu un tiek atskaņota uzbrukuma animācija. Pēc uzbrukuma animācijas beigām varonis atgriežas Idle vai Run stāvoklī atkarībā no tā, vai spēlētājs turpina kustību. Pēc nāves varonis atdzimst sākuma punktā vai pēdējā aktivizētajā kontrolpunktā. Šajā diagrammā stāvokļu nosaukumi ir atstāti angļu valodā, jo tādi paši nosaukumi tiek izmantoti arī pašā projektā. Diagramma palīdz pārskatāmi saprast galvenā varoņa uzvedību un tā stāvokļu maiņu spēles gaitā.</w:t>
       </w:r>
     </w:p>
     <w:p>
@@ -12432,7 +13033,21 @@
           <w:sz w:val="24"/>
           <w:szCs w:val="24"/>
         </w:rPr>
-        <w:t>. Šajā struktūrā tiek glabāti galvenie spēles progresa un iestatījumu dati, piemēram, izvēlētais personāžs, līmeņos iegūto zvaigžņu skaits, labākie rezultāti, atbloķētie personāži, iztērētās zvaigznes, video, audio un vadības iestatījumi. GameState nodrošina šo datu ielādi, saglabāšanu un atjaunošanu spēles darbības laikā. Tas ļauj dažādām sistēmas daļām izmantot vienotus un aktuālus datus bez to dublēšanas vairākās vietās.</w:t>
+        <w:t xml:space="preserve">. </w:t>
+      </w:r>
+      <w:r>
+        <w:rPr>
+          <w:sz w:val="24"/>
+          <w:szCs w:val="24"/>
+        </w:rPr>
+        <w:t>Šajā struktūrā tiek glabāti galvenie spēles progresa un iestatījumu dati, piemēram, izvēlētais personāžs, līmeņu rezultāti, atrastie artefakti un citi saglabājamie dati.</w:t>
+      </w:r>
+      <w:r>
+        <w:rPr>
+          <w:sz w:val="24"/>
+          <w:szCs w:val="24"/>
+        </w:rPr>
+        <w:t xml:space="preserve"> GameState nodrošina šo datu ielādi, saglabāšanu un atjaunošanu spēles darbības laikā. Tas ļauj dažādām sistēmas daļām izmantot vienotus un aktuālus datus bez to dublēšanas vairākās vietās.</w:t>
       </w:r>
     </w:p>
     <w:p>
@@ -12480,7 +13095,21 @@
           <w:sz w:val="24"/>
           <w:szCs w:val="24"/>
         </w:rPr>
-        <w:t>. Failā settings.cfg tiek glabāti lietotāja iestatījumi, piemēram, video iestatījumi, audio skaļuma vērtības un vadības taustiņu konfigurācija. Savukārt failā progress.cfg tiek glabāti spēles progresa dati, piemēram, līmeņu atbloķēšanas statuss, iegūto zvaigžņu skaits, labākie laiki, iegādātie personāži, iztērētās zvaigznes un aktīvi izvēlētais varonis. Šāds sadalījums starp iestatījumu un progresa datiem padara sistēmu pārskatāmāku un ļauj nepieciešamības gadījumā atiestatīt progresu, neietekmējot lietotāja iestatījumus.</w:t>
+        <w:t xml:space="preserve">. </w:t>
+      </w:r>
+      <w:r>
+        <w:rPr>
+          <w:sz w:val="24"/>
+          <w:szCs w:val="24"/>
+        </w:rPr>
+        <w:t>Failā settings.cfg tiek glabāti lietotāja iestatījumi, piemēram, video, audio, vadības konfigurācija un citi ar iestatījumiem saistīti dati.</w:t>
+      </w:r>
+      <w:r>
+        <w:rPr>
+          <w:sz w:val="24"/>
+          <w:szCs w:val="24"/>
+        </w:rPr>
+        <w:t xml:space="preserve"> Savukārt failā progress.cfg tiek glabāti spēles progresa dati, piemēram, līmeņu rezultāti, iegādātie personāži, atrastie artefakti un citi ar progresu saistīti dati. Šāds sadalījums starp iestatījumu un progresa datiem padara sistēmu pārskatāmāku un ļauj nepieciešamības gadījumā atiestatīt progresu, neietekmējot lietotāja iestatījumus.</w:t>
       </w:r>
     </w:p>
     <w:p>
@@ -12547,7 +13176,21 @@
           <w:sz w:val="24"/>
           <w:szCs w:val="24"/>
         </w:rPr>
-        <w:t>. Masīvi ir viena no galvenajām datu struktūrām, kas tiek izmantota vairāku vērtību glabāšanai noteiktā secībā. Piemēram, ar masīvu palīdzību tiek glabāti līmeņu rezultāti, zvaigžņu skaits katrā līmenī, labākie laiki, atbloķēto personāžu saraksts, kā arī personāžu datu kolekcijas. Šāds risinājums ir ērts, jo ļauj vienkārši piekļūt datiem pēc indeksa un apstrādāt tos ciklos. Masīvi projektā tiek izmantoti gan spēles progresa loģikā, gan lietotāja interfeisā, piemēram, attēlojot līmeņu sarakstu vai veikala kartītes.</w:t>
+        <w:t xml:space="preserve">. Masīvi ir viena no galvenajām datu struktūrām, kas tiek izmantota vairāku vērtību glabāšanai noteiktā secībā. </w:t>
+      </w:r>
+      <w:r>
+        <w:rPr>
+          <w:sz w:val="24"/>
+          <w:szCs w:val="24"/>
+        </w:rPr>
+        <w:t>Piemēram, ar masīvu palīdzību tiek glabāti līmeņu rezultāti, personāžu dati un citas vairākas vērtības, kuras nepieciešams apstrādāt noteiktā secībā.</w:t>
+      </w:r>
+      <w:r>
+        <w:rPr>
+          <w:sz w:val="24"/>
+          <w:szCs w:val="24"/>
+        </w:rPr>
+        <w:t xml:space="preserve"> Šāds risinājums ir ērts, jo ļauj vienkārši piekļūt datiem pēc indeksa un apstrādāt tos ciklos. Masīvi projektā tiek izmantoti gan spēles progresa loģikā, gan lietotāja interfeisā, piemēram, attēlojot līmeņu sarakstu vai veikala kartītes.</w:t>
       </w:r>
     </w:p>
     <w:p>
@@ -12614,7 +13257,21 @@
           <w:sz w:val="24"/>
           <w:szCs w:val="24"/>
         </w:rPr>
-        <w:t xml:space="preserve"> objekti. Tie ļauj saglabāt un pēc vajadzības ielādēt gatavas ainas vai to veidnes. Šāda struktūra ir īpaši noderīga izvēlņu, līmeņu, uznirstošo logu un atkārtoti izmantojamu līmeņa objektu pārvaldībā, piemēram, kontrolpunktiem, kustīgajām platformām, ienaidniekiem un pastiprinājumu objektiem. Ar PackedScene palīdzību iespējams dinamiski izveidot spēles objektus vai pāriet starp dažādiem skatiem. Tas uzlabo projekta modularitāti un padara sistēmu vieglāk paplašināmu, jo jaunu ainu vai elementu var pievienot bez būtiskas esošā koda pārveides.</w:t>
+        <w:t xml:space="preserve"> objekti. Tie ļauj saglabāt un pēc vajadzības ielādēt gatavas ainas vai to veidnes. </w:t>
+      </w:r>
+      <w:r>
+        <w:rPr>
+          <w:sz w:val="24"/>
+          <w:szCs w:val="24"/>
+        </w:rPr>
+        <w:t>Šāda struktūra ir īpaši noderīga izvēlņu, līmeņu, uznirstošo logu un atkārtoti izmantojamu līmeņa objektu pārvaldībā, piemēram, kontrolpunktiem, ienaidniekiem un citiem līmeņa objektiem.</w:t>
+      </w:r>
+      <w:r>
+        <w:rPr>
+          <w:sz w:val="24"/>
+          <w:szCs w:val="24"/>
+        </w:rPr>
+        <w:t xml:space="preserve"> Ar PackedScene palīdzību iespējams dinamiski izveidot spēles objektus vai pāriet starp dažādiem skatiem. Tas uzlabo projekta modularitāti un padara sistēmu vieglāk paplašināmu, jo jaunu ainu vai elementu var pievienot bez būtiskas esošā koda pārveides.</w:t>
       </w:r>
     </w:p>
     <w:p>
@@ -12949,7 +13606,7 @@
       </w:pPr>
       <w:r>
         <w:drawing>
-          <wp:anchor distT="0" distB="0" distL="0" distR="0" simplePos="0" relativeHeight="31" behindDoc="0" locked="0" layoutInCell="0" allowOverlap="1">
+          <wp:anchor distT="0" distB="0" distL="0" distR="0" simplePos="0" relativeHeight="30" behindDoc="0" locked="0" layoutInCell="0" allowOverlap="1">
             <wp:simplePos x="0" y="0"/>
             <wp:positionH relativeFrom="column">
               <wp:align>center</wp:align>
@@ -13741,7 +14398,7 @@
       </w:pPr>
       <w:r>
         <w:drawing>
-          <wp:anchor distT="0" distB="0" distL="0" distR="0" simplePos="0" relativeHeight="27" behindDoc="0" locked="0" layoutInCell="0" allowOverlap="1">
+          <wp:anchor distT="0" distB="0" distL="0" distR="0" simplePos="0" relativeHeight="26" behindDoc="0" locked="0" layoutInCell="0" allowOverlap="1">
             <wp:simplePos x="0" y="0"/>
             <wp:positionH relativeFrom="column">
               <wp:align>center</wp:align>
@@ -14130,7 +14787,7 @@
       </w:pPr>
       <w:r>
         <w:drawing>
-          <wp:anchor distT="0" distB="0" distL="0" distR="0" simplePos="0" relativeHeight="28" behindDoc="0" locked="0" layoutInCell="0" allowOverlap="1">
+          <wp:anchor distT="0" distB="0" distL="0" distR="0" simplePos="0" relativeHeight="27" behindDoc="0" locked="0" layoutInCell="0" allowOverlap="1">
             <wp:simplePos x="0" y="0"/>
             <wp:positionH relativeFrom="column">
               <wp:align>center</wp:align>
@@ -14282,7 +14939,7 @@
       </w:pPr>
       <w:r>
         <w:drawing>
-          <wp:anchor distT="0" distB="0" distL="0" distR="0" simplePos="0" relativeHeight="29" behindDoc="0" locked="0" layoutInCell="0" allowOverlap="1">
+          <wp:anchor distT="0" distB="0" distL="0" distR="0" simplePos="0" relativeHeight="28" behindDoc="0" locked="0" layoutInCell="0" allowOverlap="1">
             <wp:simplePos x="0" y="0"/>
             <wp:positionH relativeFrom="column">
               <wp:align>center</wp:align>
@@ -14639,7 +15296,23 @@
           <w:sz w:val="24"/>
           <w:szCs w:val="24"/>
         </w:rPr>
-        <w:t>Video sadaļā iespējams mainīt spēles attēlošanas parametrus. Audio sadaļā lietotājs var regulēt dažādu skaņas kategoriju skaļumu, piemēram, izvēlnes mūziku, lietotāja saskarnes skaņas, spēles skaņas efektus un līmeņu mūziku. Vadības sadaļā iespējams mainīt spēles taustiņus vai atiestatīt tos uz noklusējuma vērtībām.</w:t>
+        <w:t xml:space="preserve">Video sadaļā iespējams mainīt spēles attēlošanas parametrus. </w:t>
+      </w:r>
+      <w:r>
+        <w:rPr>
+          <w:sz w:val="24"/>
+          <w:szCs w:val="24"/>
+        </w:rPr>
+        <w:t>Audio sadaļā lietotājs var regulēt dažādu skaņas kategoriju skaļumu, piemēram, izvēlnes mūziku, skaņas efektus un citas audio kategorijas.</w:t>
+      </w:r>
+      <w:r>
+        <w:rPr>
+          <w:b w:val="false"/>
+          <w:bCs w:val="false"/>
+          <w:sz w:val="24"/>
+          <w:szCs w:val="24"/>
+        </w:rPr>
+        <w:t xml:space="preserve"> Vadības sadaļā iespējams mainīt spēles taustiņus vai atiestatīt tos uz noklusējuma vērtībām.</w:t>
       </w:r>
     </w:p>
     <w:p>
@@ -14864,7 +15537,7 @@
       </w:pPr>
       <w:r>
         <w:drawing>
-          <wp:anchor distT="0" distB="0" distL="0" distR="0" simplePos="0" relativeHeight="30" behindDoc="0" locked="0" layoutInCell="0" allowOverlap="1">
+          <wp:anchor distT="0" distB="0" distL="0" distR="0" simplePos="0" relativeHeight="29" behindDoc="0" locked="0" layoutInCell="0" allowOverlap="1">
             <wp:simplePos x="0" y="0"/>
             <wp:positionH relativeFrom="column">
               <wp:align>center</wp:align>
@@ -15120,7 +15793,7 @@
           <w:sz w:val="24"/>
           <w:szCs w:val="24"/>
         </w:rPr>
-        <w:t>Rezultātu logs</w:t>
+        <w:t>Artefaktu kolekcija</w:t>
       </w:r>
     </w:p>
     <w:p>
@@ -15147,6 +15820,198 @@
           <w:sz w:val="24"/>
           <w:szCs w:val="24"/>
         </w:rPr>
+        <w:t>Galvenajā izvēlnē lietotājs var atvērt artefaktu kolekcijas sadaļu (Skat. 20. attēlu.). Šajā sadaļā tiek attēloti spēles laikā atrastie un vēl neatrastie slēptie artefakti. Katram artefaktam tiek parādīts statuss “Atrasts” vai “Nav atrasts”.</w:t>
+      </w:r>
+    </w:p>
+    <w:p>
+      <w:pPr>
+        <w:pStyle w:val="BodyText"/>
+        <w:widowControl/>
+        <w:suppressAutoHyphens w:val="true"/>
+        <w:bidi w:val="0"/>
+        <w:spacing w:lineRule="auto" w:line="360" w:before="0" w:after="0"/>
+        <w:ind w:firstLine="850" w:start="0" w:end="0"/>
+        <w:contextualSpacing/>
+        <w:jc w:val="both"/>
+        <w:rPr>
+          <w:b w:val="false"/>
+          <w:bCs w:val="false"/>
+          <w:sz w:val="24"/>
+          <w:szCs w:val="24"/>
+        </w:rPr>
+      </w:pPr>
+      <w:r>
+        <w:rPr>
+          <w:b w:val="false"/>
+          <w:bCs w:val="false"/>
+          <w:sz w:val="24"/>
+          <w:szCs w:val="24"/>
+        </w:rPr>
+        <w:t>Ja artefakts vēl nav atrasts, tas kolekcijas sadaļā tiek attēlots kā tumšs siluets. Tas ļauj spēlētājam saprast, ka spēlē vēl ir neatklāti objekti, bet vienlaikus neatklāj to pilnu izskatu. Kad spēlētājs līmeņa laikā atrod slēpto artefaktu un mijiedarbojas ar to, artefakts tiek saglabāts progresā un kļūst redzams kolekcijā.</w:t>
+      </w:r>
+    </w:p>
+    <w:p>
+      <w:pPr>
+        <w:pStyle w:val="BodyText"/>
+        <w:widowControl/>
+        <w:suppressAutoHyphens w:val="true"/>
+        <w:bidi w:val="0"/>
+        <w:spacing w:lineRule="auto" w:line="360" w:before="0" w:after="0"/>
+        <w:ind w:firstLine="850" w:start="0" w:end="0"/>
+        <w:contextualSpacing/>
+        <w:jc w:val="both"/>
+        <w:rPr>
+          <w:b w:val="false"/>
+          <w:bCs w:val="false"/>
+          <w:sz w:val="24"/>
+          <w:szCs w:val="24"/>
+        </w:rPr>
+      </w:pPr>
+      <w:r>
+        <w:rPr>
+          <w:b w:val="false"/>
+          <w:bCs w:val="false"/>
+          <w:sz w:val="24"/>
+          <w:szCs w:val="24"/>
+        </w:rPr>
+        <w:t>Pēc artefakta atrašanas uz ekrāna tiek parādīts paziņojums “Artefakts atrasts!”, kā arī atrasto artefaktu skaits. Tas dod spēlētājam papildu motivāciju rūpīgāk izpētīt līmeņus un atrast visus paslēptos objektus.</w:t>
+      </w:r>
+    </w:p>
+    <w:p>
+      <w:pPr>
+        <w:pStyle w:val="BodyText"/>
+        <w:widowControl/>
+        <w:suppressAutoHyphens w:val="true"/>
+        <w:bidi w:val="0"/>
+        <w:spacing w:lineRule="auto" w:line="360" w:before="0" w:after="0"/>
+        <w:ind w:hanging="0" w:start="0" w:end="0"/>
+        <w:contextualSpacing/>
+        <w:jc w:val="center"/>
+        <w:rPr>
+          <w:b w:val="false"/>
+          <w:bCs w:val="false"/>
+          <w:sz w:val="24"/>
+          <w:szCs w:val="24"/>
+        </w:rPr>
+      </w:pPr>
+      <w:r>
+        <w:drawing>
+          <wp:anchor distT="0" distB="0" distL="0" distR="0" simplePos="0" relativeHeight="32" behindDoc="0" locked="0" layoutInCell="0" allowOverlap="1">
+            <wp:simplePos x="0" y="0"/>
+            <wp:positionH relativeFrom="column">
+              <wp:align>center</wp:align>
+            </wp:positionH>
+            <wp:positionV relativeFrom="paragraph">
+              <wp:posOffset>635</wp:posOffset>
+            </wp:positionV>
+            <wp:extent cx="5939790" cy="3350260"/>
+            <wp:effectExtent l="0" t="0" r="0" b="0"/>
+            <wp:wrapSquare wrapText="largest"/>
+            <wp:docPr id="21" name="Image30"/>
+            <wp:cNvGraphicFramePr>
+              <a:graphicFrameLocks xmlns:a="http://schemas.openxmlformats.org/drawingml/2006/main" noChangeAspect="1"/>
+            </wp:cNvGraphicFramePr>
+            <a:graphic xmlns:a="http://schemas.openxmlformats.org/drawingml/2006/main">
+              <a:graphicData uri="http://schemas.openxmlformats.org/drawingml/2006/picture">
+                <pic:pic xmlns:pic="http://schemas.openxmlformats.org/drawingml/2006/picture">
+                  <pic:nvPicPr>
+                    <pic:cNvPr id="21" name="Image30"/>
+                    <pic:cNvPicPr>
+                      <a:picLocks noChangeAspect="1" noChangeArrowheads="1"/>
+                    </pic:cNvPicPr>
+                  </pic:nvPicPr>
+                  <pic:blipFill>
+                    <a:blip r:embed="rId23"/>
+                    <a:stretch>
+                      <a:fillRect/>
+                    </a:stretch>
+                  </pic:blipFill>
+                  <pic:spPr bwMode="auto">
+                    <a:xfrm>
+                      <a:off x="0" y="0"/>
+                      <a:ext cx="5939790" cy="3350260"/>
+                    </a:xfrm>
+                    <a:prstGeom prst="rect">
+                      <a:avLst/>
+                    </a:prstGeom>
+                    <a:noFill/>
+                  </pic:spPr>
+                </pic:pic>
+              </a:graphicData>
+            </a:graphic>
+          </wp:anchor>
+        </w:drawing>
+      </w:r>
+      <w:r>
+        <w:rPr>
+          <w:b/>
+          <w:bCs/>
+          <w:sz w:val="20"/>
+          <w:szCs w:val="20"/>
+        </w:rPr>
+        <w:t xml:space="preserve">20. attēls. </w:t>
+      </w:r>
+      <w:r>
+        <w:rPr>
+          <w:b/>
+          <w:bCs/>
+          <w:sz w:val="20"/>
+          <w:szCs w:val="20"/>
+        </w:rPr>
+        <w:t>Artefaktu kolekcija</w:t>
+      </w:r>
+    </w:p>
+    <w:p>
+      <w:pPr>
+        <w:pStyle w:val="BodyText"/>
+        <w:widowControl/>
+        <w:suppressAutoHyphens w:val="true"/>
+        <w:bidi w:val="0"/>
+        <w:spacing w:lineRule="auto" w:line="360" w:before="0" w:after="0"/>
+        <w:ind w:hanging="0" w:start="0" w:end="0"/>
+        <w:contextualSpacing/>
+        <w:jc w:val="center"/>
+        <w:rPr>
+          <w:b/>
+          <w:bCs/>
+          <w:sz w:val="24"/>
+          <w:szCs w:val="24"/>
+        </w:rPr>
+      </w:pPr>
+      <w:r>
+        <w:rPr>
+          <w:b/>
+          <w:bCs/>
+          <w:sz w:val="24"/>
+          <w:szCs w:val="24"/>
+        </w:rPr>
+        <w:t>Rezultātu logs</w:t>
+      </w:r>
+    </w:p>
+    <w:p>
+      <w:pPr>
+        <w:pStyle w:val="BodyText"/>
+        <w:widowControl/>
+        <w:suppressAutoHyphens w:val="true"/>
+        <w:bidi w:val="0"/>
+        <w:spacing w:lineRule="auto" w:line="360" w:before="0" w:after="0"/>
+        <w:ind w:firstLine="850" w:start="0" w:end="0"/>
+        <w:contextualSpacing/>
+        <w:jc w:val="both"/>
+        <w:rPr>
+          <w:b w:val="false"/>
+          <w:bCs w:val="false"/>
+          <w:sz w:val="24"/>
+          <w:szCs w:val="24"/>
+        </w:rPr>
+      </w:pPr>
+      <w:r>
+        <w:rPr>
+          <w:b w:val="false"/>
+          <w:bCs w:val="false"/>
+          <w:sz w:val="24"/>
+          <w:szCs w:val="24"/>
+        </w:rPr>
         <w:t xml:space="preserve">Pēc līmeņa pabeigšanas tiek parādīts rezultātu logs </w:t>
       </w:r>
       <w:r>
@@ -15158,7 +16023,29 @@
           <w:sz w:val="24"/>
           <w:szCs w:val="24"/>
         </w:rPr>
-        <w:t>(Skat. 20. attēlu.)</w:t>
+        <w:t>(Skat. 2</w:t>
+      </w:r>
+      <w:r>
+        <w:rPr>
+          <w:b w:val="false"/>
+          <w:bCs w:val="false"/>
+          <w:i w:val="false"/>
+          <w:iCs w:val="false"/>
+          <w:sz w:val="24"/>
+          <w:szCs w:val="24"/>
+        </w:rPr>
+        <w:t>1</w:t>
+      </w:r>
+      <w:r>
+        <w:rPr>
+          <w:b w:val="false"/>
+          <w:bCs w:val="false"/>
+          <w:i w:val="false"/>
+          <w:iCs w:val="false"/>
+          <w:sz w:val="24"/>
+          <w:szCs w:val="24"/>
+        </w:rPr>
+        <w:t>. attēlu.)</w:t>
       </w:r>
       <w:r>
         <w:rPr>
@@ -15254,7 +16141,7 @@
             <wp:extent cx="5939790" cy="3359150"/>
             <wp:effectExtent l="0" t="0" r="0" b="0"/>
             <wp:wrapSquare wrapText="largest"/>
-            <wp:docPr id="21" name="Image18"/>
+            <wp:docPr id="22" name="Image18"/>
             <wp:cNvGraphicFramePr>
               <a:graphicFrameLocks xmlns:a="http://schemas.openxmlformats.org/drawingml/2006/main" noChangeAspect="1"/>
             </wp:cNvGraphicFramePr>
@@ -15262,13 +16149,13 @@
               <a:graphicData uri="http://schemas.openxmlformats.org/drawingml/2006/picture">
                 <pic:pic xmlns:pic="http://schemas.openxmlformats.org/drawingml/2006/picture">
                   <pic:nvPicPr>
-                    <pic:cNvPr id="21" name="Image18"/>
+                    <pic:cNvPr id="22" name="Image18"/>
                     <pic:cNvPicPr>
                       <a:picLocks noChangeAspect="1" noChangeArrowheads="1"/>
                     </pic:cNvPicPr>
                   </pic:nvPicPr>
                   <pic:blipFill>
-                    <a:blip r:embed="rId23"/>
+                    <a:blip r:embed="rId24"/>
                     <a:stretch>
                       <a:fillRect/>
                     </a:stretch>
@@ -15296,7 +16183,25 @@
           <w:sz w:val="20"/>
           <w:szCs w:val="20"/>
         </w:rPr>
-        <w:t>20. attēls. Rezultātu logs</w:t>
+        <w:t>2</w:t>
+      </w:r>
+      <w:r>
+        <w:rPr>
+          <w:b/>
+          <w:bCs/>
+          <w:sz w:val="20"/>
+          <w:szCs w:val="20"/>
+        </w:rPr>
+        <w:t>1</w:t>
+      </w:r>
+      <w:r>
+        <w:rPr>
+          <w:b/>
+          <w:bCs/>
+          <w:sz w:val="20"/>
+          <w:szCs w:val="20"/>
+        </w:rPr>
+        <w:t>. attēls. Rezultātu logs</w:t>
       </w:r>
     </w:p>
     <w:p>
@@ -15555,7 +16460,7 @@
           <w:sz w:val="24"/>
           <w:szCs w:val="24"/>
         </w:rPr>
-        <w:t>Projektā tika izmantota funkcionālā testēšana. Ar tās palīdzību tika pārbaudīts, vai katra funkcija darbojas atbilstoši iepriekš definētajām funkcionālajām prasībām. Piemēram, tika pārbaudīta galvenā varoņa vadība, līmeņu atbloķēšana, rezultātu saglabāšana, kontrolpunktu darbība, kustīgās platformas, ienaidnieki, interaktīvie objekti, pastiprinājumi un līmeņa pabeigšana.</w:t>
+        <w:t>Projektā tika izmantota funkcionālā testēšana. Ar tās palīdzību tika pārbaudīts, vai katra funkcija darbojas atbilstoši iepriekš definētajām funkcionālajām prasībām. Piemēram, tika pārbaudīta galvenā varoņa vadība, līmeņu progress, interaktīvie objekti un citas svarīgākās spēles funkcijas.</w:t>
       </w:r>
     </w:p>
     <w:p>
@@ -15757,8 +16662,8 @@
         <w:gridCol w:w="1301"/>
         <w:gridCol w:w="1809"/>
         <w:gridCol w:w="1661"/>
-        <w:gridCol w:w="1915"/>
-        <w:gridCol w:w="1638"/>
+        <w:gridCol w:w="1914"/>
+        <w:gridCol w:w="1639"/>
       </w:tblGrid>
       <w:tr>
         <w:trPr/>
@@ -15900,7 +16805,7 @@
         </w:tc>
         <w:tc>
           <w:tcPr>
-            <w:tcW w:w="1915" w:type="dxa"/>
+            <w:tcW w:w="1914" w:type="dxa"/>
             <w:tcBorders>
               <w:end w:val="nil"/>
             </w:tcBorders>
@@ -15936,7 +16841,7 @@
         </w:tc>
         <w:tc>
           <w:tcPr>
-            <w:tcW w:w="1638" w:type="dxa"/>
+            <w:tcW w:w="1639" w:type="dxa"/>
             <w:tcBorders/>
           </w:tcPr>
           <w:p>
@@ -16115,7 +17020,7 @@
         </w:tc>
         <w:tc>
           <w:tcPr>
-            <w:tcW w:w="1915" w:type="dxa"/>
+            <w:tcW w:w="1914" w:type="dxa"/>
             <w:tcBorders>
               <w:end w:val="nil"/>
             </w:tcBorders>
@@ -16171,7 +17076,7 @@
         </w:tc>
         <w:tc>
           <w:tcPr>
-            <w:tcW w:w="1638" w:type="dxa"/>
+            <w:tcW w:w="1639" w:type="dxa"/>
             <w:tcBorders/>
           </w:tcPr>
           <w:p>
@@ -16322,7 +17227,7 @@
         </w:tc>
         <w:tc>
           <w:tcPr>
-            <w:tcW w:w="1915" w:type="dxa"/>
+            <w:tcW w:w="1914" w:type="dxa"/>
             <w:tcBorders>
               <w:end w:val="nil"/>
             </w:tcBorders>
@@ -16354,7 +17259,7 @@
         </w:tc>
         <w:tc>
           <w:tcPr>
-            <w:tcW w:w="1638" w:type="dxa"/>
+            <w:tcW w:w="1639" w:type="dxa"/>
             <w:tcBorders/>
           </w:tcPr>
           <w:p>
@@ -16505,7 +17410,7 @@
         </w:tc>
         <w:tc>
           <w:tcPr>
-            <w:tcW w:w="1915" w:type="dxa"/>
+            <w:tcW w:w="1914" w:type="dxa"/>
             <w:tcBorders>
               <w:end w:val="nil"/>
             </w:tcBorders>
@@ -16561,7 +17466,7 @@
         </w:tc>
         <w:tc>
           <w:tcPr>
-            <w:tcW w:w="1638" w:type="dxa"/>
+            <w:tcW w:w="1639" w:type="dxa"/>
             <w:tcBorders/>
           </w:tcPr>
           <w:p>
@@ -16784,7 +17689,7 @@
         </w:tc>
         <w:tc>
           <w:tcPr>
-            <w:tcW w:w="1915" w:type="dxa"/>
+            <w:tcW w:w="1914" w:type="dxa"/>
             <w:tcBorders>
               <w:end w:val="nil"/>
             </w:tcBorders>
@@ -16854,7 +17759,7 @@
         </w:tc>
         <w:tc>
           <w:tcPr>
-            <w:tcW w:w="1638" w:type="dxa"/>
+            <w:tcW w:w="1639" w:type="dxa"/>
             <w:tcBorders/>
           </w:tcPr>
           <w:p>
@@ -17033,7 +17938,7 @@
         </w:tc>
         <w:tc>
           <w:tcPr>
-            <w:tcW w:w="1915" w:type="dxa"/>
+            <w:tcW w:w="1914" w:type="dxa"/>
             <w:tcBorders>
               <w:end w:val="nil"/>
             </w:tcBorders>
@@ -17106,7 +18011,7 @@
         </w:tc>
         <w:tc>
           <w:tcPr>
-            <w:tcW w:w="1638" w:type="dxa"/>
+            <w:tcW w:w="1639" w:type="dxa"/>
             <w:tcBorders/>
           </w:tcPr>
           <w:p>
@@ -17281,7 +18186,7 @@
         </w:tc>
         <w:tc>
           <w:tcPr>
-            <w:tcW w:w="1915" w:type="dxa"/>
+            <w:tcW w:w="1914" w:type="dxa"/>
             <w:tcBorders>
               <w:end w:val="nil"/>
             </w:tcBorders>
@@ -17313,7 +18218,7 @@
         </w:tc>
         <w:tc>
           <w:tcPr>
-            <w:tcW w:w="1638" w:type="dxa"/>
+            <w:tcW w:w="1639" w:type="dxa"/>
             <w:tcBorders/>
           </w:tcPr>
           <w:p>
@@ -17493,7 +18398,7 @@
         </w:tc>
         <w:tc>
           <w:tcPr>
-            <w:tcW w:w="1915" w:type="dxa"/>
+            <w:tcW w:w="1914" w:type="dxa"/>
             <w:tcBorders>
               <w:end w:val="nil"/>
             </w:tcBorders>
@@ -17549,7 +18454,7 @@
         </w:tc>
         <w:tc>
           <w:tcPr>
-            <w:tcW w:w="1638" w:type="dxa"/>
+            <w:tcW w:w="1639" w:type="dxa"/>
             <w:tcBorders/>
           </w:tcPr>
           <w:p>
@@ -17726,7 +18631,7 @@
         </w:tc>
         <w:tc>
           <w:tcPr>
-            <w:tcW w:w="1915" w:type="dxa"/>
+            <w:tcW w:w="1914" w:type="dxa"/>
             <w:tcBorders>
               <w:end w:val="nil"/>
             </w:tcBorders>
@@ -17782,7 +18687,7 @@
         </w:tc>
         <w:tc>
           <w:tcPr>
-            <w:tcW w:w="1638" w:type="dxa"/>
+            <w:tcW w:w="1639" w:type="dxa"/>
             <w:tcBorders/>
           </w:tcPr>
           <w:p>
@@ -18003,7 +18908,7 @@
         </w:tc>
         <w:tc>
           <w:tcPr>
-            <w:tcW w:w="1915" w:type="dxa"/>
+            <w:tcW w:w="1914" w:type="dxa"/>
             <w:tcBorders>
               <w:end w:val="nil"/>
             </w:tcBorders>
@@ -18059,7 +18964,7 @@
         </w:tc>
         <w:tc>
           <w:tcPr>
-            <w:tcW w:w="1638" w:type="dxa"/>
+            <w:tcW w:w="1639" w:type="dxa"/>
             <w:tcBorders/>
           </w:tcPr>
           <w:p>
@@ -18286,7 +19191,7 @@
         </w:tc>
         <w:tc>
           <w:tcPr>
-            <w:tcW w:w="1915" w:type="dxa"/>
+            <w:tcW w:w="1914" w:type="dxa"/>
             <w:tcBorders>
               <w:end w:val="nil"/>
             </w:tcBorders>
@@ -18390,7 +19295,7 @@
         </w:tc>
         <w:tc>
           <w:tcPr>
-            <w:tcW w:w="1638" w:type="dxa"/>
+            <w:tcW w:w="1639" w:type="dxa"/>
             <w:tcBorders/>
           </w:tcPr>
           <w:p>
@@ -18545,7 +19450,7 @@
         </w:tc>
         <w:tc>
           <w:tcPr>
-            <w:tcW w:w="1915" w:type="dxa"/>
+            <w:tcW w:w="1914" w:type="dxa"/>
             <w:tcBorders>
               <w:end w:val="nil"/>
             </w:tcBorders>
@@ -18577,7 +19482,7 @@
         </w:tc>
         <w:tc>
           <w:tcPr>
-            <w:tcW w:w="1638" w:type="dxa"/>
+            <w:tcW w:w="1639" w:type="dxa"/>
             <w:tcBorders/>
           </w:tcPr>
           <w:p>
@@ -18800,7 +19705,7 @@
         </w:tc>
         <w:tc>
           <w:tcPr>
-            <w:tcW w:w="1915" w:type="dxa"/>
+            <w:tcW w:w="1914" w:type="dxa"/>
             <w:tcBorders>
               <w:end w:val="nil"/>
             </w:tcBorders>
@@ -18856,7 +19761,7 @@
         </w:tc>
         <w:tc>
           <w:tcPr>
-            <w:tcW w:w="1638" w:type="dxa"/>
+            <w:tcW w:w="1639" w:type="dxa"/>
             <w:tcBorders/>
           </w:tcPr>
           <w:p>
@@ -19021,7 +19926,7 @@
         </w:tc>
         <w:tc>
           <w:tcPr>
-            <w:tcW w:w="1915" w:type="dxa"/>
+            <w:tcW w:w="1914" w:type="dxa"/>
             <w:tcBorders>
               <w:top w:val="nil"/>
               <w:end w:val="nil"/>
@@ -19056,7 +19961,7 @@
         </w:tc>
         <w:tc>
           <w:tcPr>
-            <w:tcW w:w="1638" w:type="dxa"/>
+            <w:tcW w:w="1639" w:type="dxa"/>
             <w:tcBorders>
               <w:top w:val="nil"/>
             </w:tcBorders>
@@ -19209,7 +20114,7 @@
         </w:tc>
         <w:tc>
           <w:tcPr>
-            <w:tcW w:w="1915" w:type="dxa"/>
+            <w:tcW w:w="1914" w:type="dxa"/>
             <w:tcBorders>
               <w:end w:val="nil"/>
             </w:tcBorders>
@@ -19241,7 +20146,7 @@
         </w:tc>
         <w:tc>
           <w:tcPr>
-            <w:tcW w:w="1638" w:type="dxa"/>
+            <w:tcW w:w="1639" w:type="dxa"/>
             <w:tcBorders/>
           </w:tcPr>
           <w:p>
@@ -19454,7 +20359,7 @@
         </w:tc>
         <w:tc>
           <w:tcPr>
-            <w:tcW w:w="1915" w:type="dxa"/>
+            <w:tcW w:w="1914" w:type="dxa"/>
             <w:tcBorders>
               <w:end w:val="nil"/>
             </w:tcBorders>
@@ -19517,7 +20422,7 @@
         </w:tc>
         <w:tc>
           <w:tcPr>
-            <w:tcW w:w="1638" w:type="dxa"/>
+            <w:tcW w:w="1639" w:type="dxa"/>
             <w:tcBorders/>
           </w:tcPr>
           <w:p>
@@ -19668,7 +20573,7 @@
         </w:tc>
         <w:tc>
           <w:tcPr>
-            <w:tcW w:w="1915" w:type="dxa"/>
+            <w:tcW w:w="1914" w:type="dxa"/>
             <w:tcBorders>
               <w:end w:val="nil"/>
             </w:tcBorders>
@@ -19700,7 +20605,7 @@
         </w:tc>
         <w:tc>
           <w:tcPr>
-            <w:tcW w:w="1638" w:type="dxa"/>
+            <w:tcW w:w="1639" w:type="dxa"/>
             <w:tcBorders/>
           </w:tcPr>
           <w:p>
@@ -19913,7 +20818,7 @@
         </w:tc>
         <w:tc>
           <w:tcPr>
-            <w:tcW w:w="1915" w:type="dxa"/>
+            <w:tcW w:w="1914" w:type="dxa"/>
             <w:tcBorders>
               <w:end w:val="nil"/>
             </w:tcBorders>
@@ -19945,7 +20850,7 @@
         </w:tc>
         <w:tc>
           <w:tcPr>
-            <w:tcW w:w="1638" w:type="dxa"/>
+            <w:tcW w:w="1639" w:type="dxa"/>
             <w:tcBorders/>
           </w:tcPr>
           <w:p>
@@ -20100,7 +21005,7 @@
         </w:tc>
         <w:tc>
           <w:tcPr>
-            <w:tcW w:w="1915" w:type="dxa"/>
+            <w:tcW w:w="1914" w:type="dxa"/>
             <w:tcBorders>
               <w:end w:val="nil"/>
             </w:tcBorders>
@@ -20132,7 +21037,7 @@
         </w:tc>
         <w:tc>
           <w:tcPr>
-            <w:tcW w:w="1638" w:type="dxa"/>
+            <w:tcW w:w="1639" w:type="dxa"/>
             <w:tcBorders/>
           </w:tcPr>
           <w:p>
@@ -20283,7 +21188,7 @@
         </w:tc>
         <w:tc>
           <w:tcPr>
-            <w:tcW w:w="1915" w:type="dxa"/>
+            <w:tcW w:w="1914" w:type="dxa"/>
             <w:tcBorders>
               <w:end w:val="nil"/>
             </w:tcBorders>
@@ -20339,7 +21244,7 @@
         </w:tc>
         <w:tc>
           <w:tcPr>
-            <w:tcW w:w="1638" w:type="dxa"/>
+            <w:tcW w:w="1639" w:type="dxa"/>
             <w:tcBorders/>
           </w:tcPr>
           <w:p>
@@ -20542,7 +21447,7 @@
         </w:tc>
         <w:tc>
           <w:tcPr>
-            <w:tcW w:w="1915" w:type="dxa"/>
+            <w:tcW w:w="1914" w:type="dxa"/>
             <w:tcBorders>
               <w:end w:val="nil"/>
             </w:tcBorders>
@@ -20574,7 +21479,7 @@
         </w:tc>
         <w:tc>
           <w:tcPr>
-            <w:tcW w:w="1638" w:type="dxa"/>
+            <w:tcW w:w="1639" w:type="dxa"/>
             <w:tcBorders/>
           </w:tcPr>
           <w:p>
@@ -20773,7 +21678,7 @@
         </w:tc>
         <w:tc>
           <w:tcPr>
-            <w:tcW w:w="1915" w:type="dxa"/>
+            <w:tcW w:w="1914" w:type="dxa"/>
             <w:tcBorders>
               <w:end w:val="nil"/>
             </w:tcBorders>
@@ -20829,7 +21734,7 @@
         </w:tc>
         <w:tc>
           <w:tcPr>
-            <w:tcW w:w="1638" w:type="dxa"/>
+            <w:tcW w:w="1639" w:type="dxa"/>
             <w:tcBorders/>
           </w:tcPr>
           <w:p>
@@ -21004,7 +21909,7 @@
         </w:tc>
         <w:tc>
           <w:tcPr>
-            <w:tcW w:w="1915" w:type="dxa"/>
+            <w:tcW w:w="1914" w:type="dxa"/>
             <w:tcBorders>
               <w:end w:val="nil"/>
             </w:tcBorders>
@@ -21036,7 +21941,7 @@
         </w:tc>
         <w:tc>
           <w:tcPr>
-            <w:tcW w:w="1638" w:type="dxa"/>
+            <w:tcW w:w="1639" w:type="dxa"/>
             <w:tcBorders/>
           </w:tcPr>
           <w:p>
@@ -21263,7 +22168,7 @@
         </w:tc>
         <w:tc>
           <w:tcPr>
-            <w:tcW w:w="1915" w:type="dxa"/>
+            <w:tcW w:w="1914" w:type="dxa"/>
             <w:tcBorders>
               <w:end w:val="nil"/>
             </w:tcBorders>
@@ -21343,7 +22248,7 @@
         </w:tc>
         <w:tc>
           <w:tcPr>
-            <w:tcW w:w="1638" w:type="dxa"/>
+            <w:tcW w:w="1639" w:type="dxa"/>
             <w:tcBorders/>
           </w:tcPr>
           <w:p>
@@ -21524,7 +22429,7 @@
         </w:tc>
         <w:tc>
           <w:tcPr>
-            <w:tcW w:w="1915" w:type="dxa"/>
+            <w:tcW w:w="1914" w:type="dxa"/>
             <w:tcBorders>
               <w:end w:val="nil"/>
             </w:tcBorders>
@@ -21582,7 +22487,7 @@
         </w:tc>
         <w:tc>
           <w:tcPr>
-            <w:tcW w:w="1638" w:type="dxa"/>
+            <w:tcW w:w="1639" w:type="dxa"/>
             <w:tcBorders/>
           </w:tcPr>
           <w:p>
@@ -21755,7 +22660,7 @@
         </w:tc>
         <w:tc>
           <w:tcPr>
-            <w:tcW w:w="1915" w:type="dxa"/>
+            <w:tcW w:w="1914" w:type="dxa"/>
             <w:tcBorders>
               <w:top w:val="nil"/>
               <w:end w:val="nil"/>
@@ -21790,7 +22695,7 @@
         </w:tc>
         <w:tc>
           <w:tcPr>
-            <w:tcW w:w="1638" w:type="dxa"/>
+            <w:tcW w:w="1639" w:type="dxa"/>
             <w:tcBorders>
               <w:top w:val="nil"/>
             </w:tcBorders>
@@ -21965,7 +22870,7 @@
         </w:tc>
         <w:tc>
           <w:tcPr>
-            <w:tcW w:w="1915" w:type="dxa"/>
+            <w:tcW w:w="1914" w:type="dxa"/>
             <w:tcBorders>
               <w:top w:val="nil"/>
               <w:end w:val="nil"/>
@@ -22000,7 +22905,7 @@
         </w:tc>
         <w:tc>
           <w:tcPr>
-            <w:tcW w:w="1638" w:type="dxa"/>
+            <w:tcW w:w="1639" w:type="dxa"/>
             <w:tcBorders>
               <w:top w:val="nil"/>
             </w:tcBorders>
@@ -22168,7 +23073,7 @@
         </w:tc>
         <w:tc>
           <w:tcPr>
-            <w:tcW w:w="1915" w:type="dxa"/>
+            <w:tcW w:w="1914" w:type="dxa"/>
             <w:tcBorders>
               <w:top w:val="nil"/>
               <w:end w:val="nil"/>
@@ -22201,7 +23106,7 @@
         </w:tc>
         <w:tc>
           <w:tcPr>
-            <w:tcW w:w="1638" w:type="dxa"/>
+            <w:tcW w:w="1639" w:type="dxa"/>
             <w:tcBorders>
               <w:top w:val="nil"/>
             </w:tcBorders>
@@ -22364,7 +23269,7 @@
         </w:tc>
         <w:tc>
           <w:tcPr>
-            <w:tcW w:w="1915" w:type="dxa"/>
+            <w:tcW w:w="1914" w:type="dxa"/>
             <w:tcBorders>
               <w:top w:val="nil"/>
               <w:end w:val="nil"/>
@@ -22397,7 +23302,7 @@
         </w:tc>
         <w:tc>
           <w:tcPr>
-            <w:tcW w:w="1638" w:type="dxa"/>
+            <w:tcW w:w="1639" w:type="dxa"/>
             <w:tcBorders>
               <w:top w:val="nil"/>
             </w:tcBorders>
@@ -22560,7 +23465,7 @@
         </w:tc>
         <w:tc>
           <w:tcPr>
-            <w:tcW w:w="1915" w:type="dxa"/>
+            <w:tcW w:w="1914" w:type="dxa"/>
             <w:tcBorders>
               <w:top w:val="nil"/>
               <w:end w:val="nil"/>
@@ -22593,7 +23498,7 @@
         </w:tc>
         <w:tc>
           <w:tcPr>
-            <w:tcW w:w="1638" w:type="dxa"/>
+            <w:tcW w:w="1639" w:type="dxa"/>
             <w:tcBorders>
               <w:top w:val="nil"/>
             </w:tcBorders>
@@ -22756,7 +23661,7 @@
         </w:tc>
         <w:tc>
           <w:tcPr>
-            <w:tcW w:w="1915" w:type="dxa"/>
+            <w:tcW w:w="1914" w:type="dxa"/>
             <w:tcBorders>
               <w:top w:val="nil"/>
               <w:end w:val="nil"/>
@@ -22789,7 +23694,7 @@
         </w:tc>
         <w:tc>
           <w:tcPr>
-            <w:tcW w:w="1638" w:type="dxa"/>
+            <w:tcW w:w="1639" w:type="dxa"/>
             <w:tcBorders>
               <w:top w:val="nil"/>
             </w:tcBorders>
@@ -22956,7 +23861,7 @@
         </w:tc>
         <w:tc>
           <w:tcPr>
-            <w:tcW w:w="1915" w:type="dxa"/>
+            <w:tcW w:w="1914" w:type="dxa"/>
             <w:tcBorders>
               <w:top w:val="nil"/>
               <w:end w:val="nil"/>
@@ -22989,7 +23894,7 @@
         </w:tc>
         <w:tc>
           <w:tcPr>
-            <w:tcW w:w="1638" w:type="dxa"/>
+            <w:tcW w:w="1639" w:type="dxa"/>
             <w:tcBorders>
               <w:top w:val="nil"/>
             </w:tcBorders>
@@ -23152,7 +24057,7 @@
         </w:tc>
         <w:tc>
           <w:tcPr>
-            <w:tcW w:w="1915" w:type="dxa"/>
+            <w:tcW w:w="1914" w:type="dxa"/>
             <w:tcBorders>
               <w:top w:val="nil"/>
               <w:end w:val="nil"/>
@@ -23185,7 +24090,7 @@
         </w:tc>
         <w:tc>
           <w:tcPr>
-            <w:tcW w:w="1638" w:type="dxa"/>
+            <w:tcW w:w="1639" w:type="dxa"/>
             <w:tcBorders>
               <w:top w:val="nil"/>
             </w:tcBorders>
@@ -23348,7 +24253,7 @@
         </w:tc>
         <w:tc>
           <w:tcPr>
-            <w:tcW w:w="1915" w:type="dxa"/>
+            <w:tcW w:w="1914" w:type="dxa"/>
             <w:tcBorders>
               <w:top w:val="nil"/>
               <w:end w:val="nil"/>
@@ -23381,7 +24286,7 @@
         </w:tc>
         <w:tc>
           <w:tcPr>
-            <w:tcW w:w="1638" w:type="dxa"/>
+            <w:tcW w:w="1639" w:type="dxa"/>
             <w:tcBorders>
               <w:top w:val="nil"/>
             </w:tcBorders>
@@ -23544,7 +24449,7 @@
         </w:tc>
         <w:tc>
           <w:tcPr>
-            <w:tcW w:w="1915" w:type="dxa"/>
+            <w:tcW w:w="1914" w:type="dxa"/>
             <w:tcBorders>
               <w:top w:val="nil"/>
               <w:end w:val="nil"/>
@@ -23577,7 +24482,7 @@
         </w:tc>
         <w:tc>
           <w:tcPr>
-            <w:tcW w:w="1638" w:type="dxa"/>
+            <w:tcW w:w="1639" w:type="dxa"/>
             <w:tcBorders>
               <w:top w:val="nil"/>
             </w:tcBorders>
@@ -23740,7 +24645,7 @@
         </w:tc>
         <w:tc>
           <w:tcPr>
-            <w:tcW w:w="1915" w:type="dxa"/>
+            <w:tcW w:w="1914" w:type="dxa"/>
             <w:tcBorders>
               <w:top w:val="nil"/>
               <w:end w:val="nil"/>
@@ -23775,7 +24680,7 @@
         </w:tc>
         <w:tc>
           <w:tcPr>
-            <w:tcW w:w="1638" w:type="dxa"/>
+            <w:tcW w:w="1639" w:type="dxa"/>
             <w:tcBorders>
               <w:top w:val="nil"/>
             </w:tcBorders>
@@ -23938,7 +24843,7 @@
         </w:tc>
         <w:tc>
           <w:tcPr>
-            <w:tcW w:w="1915" w:type="dxa"/>
+            <w:tcW w:w="1914" w:type="dxa"/>
             <w:tcBorders>
               <w:top w:val="nil"/>
               <w:end w:val="nil"/>
@@ -23973,7 +24878,7 @@
         </w:tc>
         <w:tc>
           <w:tcPr>
-            <w:tcW w:w="1638" w:type="dxa"/>
+            <w:tcW w:w="1639" w:type="dxa"/>
             <w:tcBorders>
               <w:top w:val="nil"/>
             </w:tcBorders>
@@ -24136,7 +25041,7 @@
         </w:tc>
         <w:tc>
           <w:tcPr>
-            <w:tcW w:w="1915" w:type="dxa"/>
+            <w:tcW w:w="1914" w:type="dxa"/>
             <w:tcBorders>
               <w:top w:val="nil"/>
               <w:end w:val="nil"/>
@@ -24169,7 +25074,7 @@
         </w:tc>
         <w:tc>
           <w:tcPr>
-            <w:tcW w:w="1638" w:type="dxa"/>
+            <w:tcW w:w="1639" w:type="dxa"/>
             <w:tcBorders>
               <w:top w:val="nil"/>
             </w:tcBorders>
@@ -24334,7 +25239,7 @@
         </w:tc>
         <w:tc>
           <w:tcPr>
-            <w:tcW w:w="1915" w:type="dxa"/>
+            <w:tcW w:w="1914" w:type="dxa"/>
             <w:tcBorders>
               <w:top w:val="nil"/>
               <w:end w:val="nil"/>
@@ -24369,7 +25274,7 @@
         </w:tc>
         <w:tc>
           <w:tcPr>
-            <w:tcW w:w="1638" w:type="dxa"/>
+            <w:tcW w:w="1639" w:type="dxa"/>
             <w:tcBorders>
               <w:top w:val="nil"/>
             </w:tcBorders>
@@ -24534,7 +25439,7 @@
         </w:tc>
         <w:tc>
           <w:tcPr>
-            <w:tcW w:w="1915" w:type="dxa"/>
+            <w:tcW w:w="1914" w:type="dxa"/>
             <w:tcBorders>
               <w:top w:val="nil"/>
               <w:end w:val="nil"/>
@@ -24571,7 +25476,7 @@
         </w:tc>
         <w:tc>
           <w:tcPr>
-            <w:tcW w:w="1638" w:type="dxa"/>
+            <w:tcW w:w="1639" w:type="dxa"/>
             <w:tcBorders>
               <w:top w:val="nil"/>
             </w:tcBorders>
@@ -24818,7 +25723,7 @@
         </w:tc>
         <w:tc>
           <w:tcPr>
-            <w:tcW w:w="1915" w:type="dxa"/>
+            <w:tcW w:w="1914" w:type="dxa"/>
             <w:tcBorders>
               <w:top w:val="nil"/>
               <w:end w:val="nil"/>
@@ -24915,7 +25820,7 @@
         </w:tc>
         <w:tc>
           <w:tcPr>
-            <w:tcW w:w="1638" w:type="dxa"/>
+            <w:tcW w:w="1639" w:type="dxa"/>
             <w:tcBorders>
               <w:top w:val="nil"/>
             </w:tcBorders>
@@ -25162,7 +26067,7 @@
         </w:tc>
         <w:tc>
           <w:tcPr>
-            <w:tcW w:w="1915" w:type="dxa"/>
+            <w:tcW w:w="1914" w:type="dxa"/>
             <w:tcBorders>
               <w:top w:val="nil"/>
               <w:end w:val="nil"/>
@@ -25237,7 +26142,7 @@
         </w:tc>
         <w:tc>
           <w:tcPr>
-            <w:tcW w:w="1638" w:type="dxa"/>
+            <w:tcW w:w="1639" w:type="dxa"/>
             <w:tcBorders>
               <w:top w:val="nil"/>
             </w:tcBorders>
@@ -25262,6 +26167,414 @@
                 <w:szCs w:val="20"/>
               </w:rPr>
               <w:t>FP_35</w:t>
+            </w:r>
+          </w:p>
+        </w:tc>
+      </w:tr>
+      <w:tr>
+        <w:trPr>
+          <w:trHeight w:val="208" w:hRule="atLeast"/>
+        </w:trPr>
+        <w:tc>
+          <w:tcPr>
+            <w:tcW w:w="1020" w:type="dxa"/>
+            <w:tcBorders>
+              <w:top w:val="nil"/>
+            </w:tcBorders>
+          </w:tcPr>
+          <w:p>
+            <w:pPr>
+              <w:pStyle w:val="ListParagraph"/>
+              <w:widowControl/>
+              <w:suppressAutoHyphens w:val="true"/>
+              <w:spacing w:lineRule="auto" w:line="240" w:before="0" w:after="0"/>
+              <w:ind w:hanging="0" w:start="0" w:end="0"/>
+              <w:contextualSpacing/>
+              <w:jc w:val="start"/>
+              <w:rPr>
+                <w:sz w:val="20"/>
+                <w:szCs w:val="20"/>
+              </w:rPr>
+            </w:pPr>
+            <w:r>
+              <w:rPr>
+                <w:sz w:val="20"/>
+                <w:szCs w:val="20"/>
+              </w:rPr>
+              <w:t>TST_42</w:t>
+            </w:r>
+          </w:p>
+        </w:tc>
+        <w:tc>
+          <w:tcPr>
+            <w:tcW w:w="1301" w:type="dxa"/>
+            <w:tcBorders>
+              <w:top w:val="nil"/>
+            </w:tcBorders>
+          </w:tcPr>
+          <w:p>
+            <w:pPr>
+              <w:pStyle w:val="ListParagraph"/>
+              <w:widowControl/>
+              <w:tabs>
+                <w:tab w:val="clear" w:pos="708"/>
+                <w:tab w:val="left" w:pos="473" w:leader="none"/>
+              </w:tabs>
+              <w:suppressAutoHyphens w:val="true"/>
+              <w:spacing w:lineRule="auto" w:line="240" w:before="0" w:after="0"/>
+              <w:ind w:hanging="0" w:start="0" w:end="0"/>
+              <w:contextualSpacing/>
+              <w:jc w:val="start"/>
+              <w:rPr>
+                <w:sz w:val="20"/>
+                <w:szCs w:val="20"/>
+              </w:rPr>
+            </w:pPr>
+            <w:r>
+              <w:rPr>
+                <w:sz w:val="20"/>
+                <w:szCs w:val="20"/>
+              </w:rPr>
+              <w:t>Artefaktu kolekcijas sadaļas attēlošana</w:t>
+            </w:r>
+          </w:p>
+        </w:tc>
+        <w:tc>
+          <w:tcPr>
+            <w:tcW w:w="1809" w:type="dxa"/>
+            <w:tcBorders>
+              <w:top w:val="nil"/>
+            </w:tcBorders>
+          </w:tcPr>
+          <w:p>
+            <w:pPr>
+              <w:pStyle w:val="ListParagraph"/>
+              <w:widowControl/>
+              <w:suppressAutoHyphens w:val="true"/>
+              <w:spacing w:lineRule="auto" w:line="240" w:before="0" w:after="0"/>
+              <w:ind w:hanging="0" w:start="0" w:end="0"/>
+              <w:contextualSpacing/>
+              <w:jc w:val="start"/>
+              <w:rPr>
+                <w:sz w:val="20"/>
+                <w:szCs w:val="20"/>
+              </w:rPr>
+            </w:pPr>
+            <w:r>
+              <w:rPr>
+                <w:sz w:val="20"/>
+                <w:szCs w:val="20"/>
+              </w:rPr>
+              <w:t>1) Spēle ir palaista;</w:t>
+              <w:br/>
+              <w:t>2) Lietotājs atrodas galvenajā izvēlnē.</w:t>
+            </w:r>
+          </w:p>
+        </w:tc>
+        <w:tc>
+          <w:tcPr>
+            <w:tcW w:w="1661" w:type="dxa"/>
+            <w:tcBorders>
+              <w:top w:val="nil"/>
+            </w:tcBorders>
+          </w:tcPr>
+          <w:p>
+            <w:pPr>
+              <w:pStyle w:val="ListParagraph"/>
+              <w:widowControl/>
+              <w:suppressAutoHyphens w:val="true"/>
+              <w:spacing w:lineRule="auto" w:line="240" w:before="0" w:after="0"/>
+              <w:ind w:hanging="0" w:start="0" w:end="0"/>
+              <w:contextualSpacing/>
+              <w:jc w:val="start"/>
+              <w:rPr>
+                <w:sz w:val="20"/>
+                <w:szCs w:val="20"/>
+              </w:rPr>
+            </w:pPr>
+            <w:r>
+              <w:rPr>
+                <w:sz w:val="20"/>
+                <w:szCs w:val="20"/>
+              </w:rPr>
+              <w:t>Galvenajā izvēlnē nospiest pogu “Artefakti”.</w:t>
+            </w:r>
+          </w:p>
+        </w:tc>
+        <w:tc>
+          <w:tcPr>
+            <w:tcW w:w="1914" w:type="dxa"/>
+            <w:tcBorders>
+              <w:top w:val="nil"/>
+              <w:end w:val="nil"/>
+            </w:tcBorders>
+          </w:tcPr>
+          <w:p>
+            <w:pPr>
+              <w:pStyle w:val="ListParagraph"/>
+              <w:widowControl/>
+              <w:suppressAutoHyphens w:val="true"/>
+              <w:spacing w:lineRule="auto" w:line="240" w:before="0" w:after="0"/>
+              <w:ind w:hanging="0" w:start="0" w:end="0"/>
+              <w:contextualSpacing/>
+              <w:jc w:val="start"/>
+              <w:rPr>
+                <w:sz w:val="20"/>
+                <w:szCs w:val="20"/>
+              </w:rPr>
+            </w:pPr>
+            <w:r>
+              <w:rPr>
+                <w:sz w:val="20"/>
+                <w:szCs w:val="20"/>
+              </w:rPr>
+              <w:t>1) Tiek atvērta artefaktu kolekcijas sadaļa;</w:t>
+              <w:br/>
+              <w:t>2) Tiek attēloti visi artefaktu sloti;</w:t>
+              <w:br/>
+              <w:t>3) Pie katra artefakta redzams statuss “Atrasts” vai “Nav atrasts”;</w:t>
+              <w:br/>
+              <w:t>4) Tiek parādīts atrasto artefaktu skaits.</w:t>
+            </w:r>
+          </w:p>
+        </w:tc>
+        <w:tc>
+          <w:tcPr>
+            <w:tcW w:w="1639" w:type="dxa"/>
+            <w:tcBorders>
+              <w:top w:val="nil"/>
+            </w:tcBorders>
+          </w:tcPr>
+          <w:p>
+            <w:pPr>
+              <w:pStyle w:val="ListParagraph"/>
+              <w:widowControl/>
+              <w:suppressAutoHyphens w:val="true"/>
+              <w:spacing w:lineRule="auto" w:line="240" w:before="0" w:after="0"/>
+              <w:ind w:hanging="0" w:start="0" w:end="0"/>
+              <w:contextualSpacing/>
+              <w:jc w:val="start"/>
+              <w:rPr>
+                <w:sz w:val="20"/>
+                <w:szCs w:val="20"/>
+              </w:rPr>
+            </w:pPr>
+            <w:r>
+              <w:rPr>
+                <w:sz w:val="20"/>
+                <w:szCs w:val="20"/>
+              </w:rPr>
+              <w:t>FP_36</w:t>
+            </w:r>
+          </w:p>
+        </w:tc>
+      </w:tr>
+      <w:tr>
+        <w:trPr>
+          <w:trHeight w:val="208" w:hRule="atLeast"/>
+        </w:trPr>
+        <w:tc>
+          <w:tcPr>
+            <w:tcW w:w="1020" w:type="dxa"/>
+            <w:tcBorders>
+              <w:top w:val="nil"/>
+            </w:tcBorders>
+          </w:tcPr>
+          <w:p>
+            <w:pPr>
+              <w:pStyle w:val="ListParagraph"/>
+              <w:widowControl/>
+              <w:suppressAutoHyphens w:val="true"/>
+              <w:spacing w:lineRule="auto" w:line="240" w:before="0" w:after="0"/>
+              <w:ind w:hanging="0" w:start="0" w:end="0"/>
+              <w:contextualSpacing/>
+              <w:jc w:val="start"/>
+              <w:rPr>
+                <w:sz w:val="20"/>
+                <w:szCs w:val="20"/>
+              </w:rPr>
+            </w:pPr>
+            <w:r>
+              <w:rPr>
+                <w:sz w:val="20"/>
+                <w:szCs w:val="20"/>
+              </w:rPr>
+              <w:t>TST_43</w:t>
+            </w:r>
+          </w:p>
+        </w:tc>
+        <w:tc>
+          <w:tcPr>
+            <w:tcW w:w="1301" w:type="dxa"/>
+            <w:tcBorders>
+              <w:top w:val="nil"/>
+            </w:tcBorders>
+          </w:tcPr>
+          <w:p>
+            <w:pPr>
+              <w:pStyle w:val="ListParagraph"/>
+              <w:widowControl/>
+              <w:tabs>
+                <w:tab w:val="clear" w:pos="708"/>
+                <w:tab w:val="left" w:pos="473" w:leader="none"/>
+              </w:tabs>
+              <w:suppressAutoHyphens w:val="true"/>
+              <w:spacing w:lineRule="auto" w:line="240" w:before="0" w:after="0"/>
+              <w:ind w:hanging="0" w:start="0" w:end="0"/>
+              <w:contextualSpacing/>
+              <w:jc w:val="start"/>
+              <w:rPr>
+                <w:sz w:val="20"/>
+                <w:szCs w:val="20"/>
+              </w:rPr>
+            </w:pPr>
+            <w:r>
+              <w:rPr>
+                <w:sz w:val="20"/>
+                <w:szCs w:val="20"/>
+              </w:rPr>
+              <w:t>Slēptā artefakta atrašana un saglabāšana</w:t>
+            </w:r>
+          </w:p>
+        </w:tc>
+        <w:tc>
+          <w:tcPr>
+            <w:tcW w:w="1809" w:type="dxa"/>
+            <w:tcBorders>
+              <w:top w:val="nil"/>
+            </w:tcBorders>
+          </w:tcPr>
+          <w:p>
+            <w:pPr>
+              <w:pStyle w:val="ListParagraph"/>
+              <w:widowControl/>
+              <w:suppressAutoHyphens w:val="true"/>
+              <w:spacing w:lineRule="auto" w:line="240" w:before="0" w:after="0"/>
+              <w:ind w:hanging="0" w:start="0" w:end="0"/>
+              <w:contextualSpacing/>
+              <w:jc w:val="start"/>
+              <w:rPr>
+                <w:sz w:val="20"/>
+                <w:szCs w:val="20"/>
+              </w:rPr>
+            </w:pPr>
+            <w:r>
+              <w:rPr>
+                <w:sz w:val="20"/>
+                <w:szCs w:val="20"/>
+              </w:rPr>
+              <w:t>1) Ir palaists līmenis ar slēpto artefaktu;</w:t>
+              <w:br/>
+              <w:t>2) Artefakts vēl nav atrasts.</w:t>
+            </w:r>
+          </w:p>
+        </w:tc>
+        <w:tc>
+          <w:tcPr>
+            <w:tcW w:w="1661" w:type="dxa"/>
+            <w:tcBorders>
+              <w:top w:val="nil"/>
+            </w:tcBorders>
+          </w:tcPr>
+          <w:p>
+            <w:pPr>
+              <w:pStyle w:val="ListParagraph"/>
+              <w:widowControl/>
+              <w:suppressAutoHyphens w:val="true"/>
+              <w:spacing w:lineRule="auto" w:line="240" w:before="0" w:after="0"/>
+              <w:ind w:hanging="0" w:start="0" w:end="0"/>
+              <w:contextualSpacing/>
+              <w:jc w:val="start"/>
+              <w:rPr>
+                <w:sz w:val="20"/>
+                <w:szCs w:val="20"/>
+              </w:rPr>
+            </w:pPr>
+            <w:r>
+              <w:rPr>
+                <w:sz w:val="20"/>
+                <w:szCs w:val="20"/>
+              </w:rPr>
+              <w:t>1) Atrast slēpto artefaktu līmenī;</w:t>
+              <w:br/>
+              <w:t>2) Sagaidīt mijiedarbības norādi;</w:t>
+              <w:br/>
+              <w:t>3) Nospiest mijiedarbības taustiņu;</w:t>
+              <w:br/>
+              <w:t>4) Atvērt artefaktu kolekcijas sadaļu;</w:t>
+              <w:br/>
+              <w:t>5) Aizvērt un atkārtoti palaist spēli;</w:t>
+              <w:br/>
+              <w:t>6) Atkārtoti atvērt artefaktu kolekcijas sadaļu.</w:t>
+            </w:r>
+          </w:p>
+        </w:tc>
+        <w:tc>
+          <w:tcPr>
+            <w:tcW w:w="1914" w:type="dxa"/>
+            <w:tcBorders>
+              <w:top w:val="nil"/>
+              <w:end w:val="nil"/>
+            </w:tcBorders>
+          </w:tcPr>
+          <w:p>
+            <w:pPr>
+              <w:pStyle w:val="ListParagraph"/>
+              <w:widowControl/>
+              <w:suppressAutoHyphens w:val="true"/>
+              <w:spacing w:lineRule="auto" w:line="240" w:before="0" w:after="0"/>
+              <w:ind w:hanging="0" w:start="0" w:end="0"/>
+              <w:contextualSpacing/>
+              <w:jc w:val="start"/>
+              <w:rPr>
+                <w:sz w:val="20"/>
+                <w:szCs w:val="20"/>
+              </w:rPr>
+            </w:pPr>
+            <w:r>
+              <w:rPr>
+                <w:sz w:val="20"/>
+                <w:szCs w:val="20"/>
+              </w:rPr>
+              <w:t>1) Artefakts tiek savākts un saglabāts progresā;</w:t>
+              <w:br/>
+              <w:t>2) Uz ekrāna tiek parādīts paziņojums par atrasto artefaktu;</w:t>
+              <w:br/>
+              <w:t>3) Artefaktu kolekcijā attiecīgais artefakts tiek attēlots kā atrasts;</w:t>
+              <w:br/>
+              <w:t>4) Pēc spēles restartēšanas artefakta statuss saglabājas;</w:t>
+              <w:br/>
+              <w:t>5) Savāktais artefakts līmenī atkārtoti neparādās.</w:t>
+            </w:r>
+          </w:p>
+        </w:tc>
+        <w:tc>
+          <w:tcPr>
+            <w:tcW w:w="1639" w:type="dxa"/>
+            <w:tcBorders>
+              <w:top w:val="nil"/>
+            </w:tcBorders>
+          </w:tcPr>
+          <w:p>
+            <w:pPr>
+              <w:pStyle w:val="ListParagraph"/>
+              <w:widowControl/>
+              <w:suppressAutoHyphens w:val="true"/>
+              <w:spacing w:lineRule="auto" w:line="240" w:before="0" w:after="0"/>
+              <w:ind w:hanging="0" w:start="0" w:end="0"/>
+              <w:contextualSpacing/>
+              <w:jc w:val="start"/>
+              <w:rPr>
+                <w:sz w:val="20"/>
+                <w:szCs w:val="20"/>
+              </w:rPr>
+            </w:pPr>
+            <w:r>
+              <w:rPr>
+                <w:sz w:val="20"/>
+                <w:szCs w:val="20"/>
+              </w:rPr>
+              <w:t>FP_36</w:t>
             </w:r>
           </w:p>
         </w:tc>
@@ -25414,8 +26727,8 @@
       </w:tblPr>
       <w:tblGrid>
         <w:gridCol w:w="1559"/>
-        <w:gridCol w:w="1555"/>
-        <w:gridCol w:w="1562"/>
+        <w:gridCol w:w="1554"/>
+        <w:gridCol w:w="1563"/>
         <w:gridCol w:w="1560"/>
         <w:gridCol w:w="1558"/>
         <w:gridCol w:w="1560"/>
@@ -25476,7 +26789,7 @@
         </w:tc>
         <w:tc>
           <w:tcPr>
-            <w:tcW w:w="1555" w:type="dxa"/>
+            <w:tcW w:w="1554" w:type="dxa"/>
             <w:tcBorders>
               <w:top w:val="single" w:sz="4" w:space="0" w:color="000000"/>
               <w:start w:val="single" w:sz="4" w:space="0" w:color="000000"/>
@@ -25526,7 +26839,7 @@
         </w:tc>
         <w:tc>
           <w:tcPr>
-            <w:tcW w:w="1562" w:type="dxa"/>
+            <w:tcW w:w="1563" w:type="dxa"/>
             <w:tcBorders>
               <w:top w:val="single" w:sz="4" w:space="0" w:color="000000"/>
               <w:start w:val="single" w:sz="4" w:space="0" w:color="000000"/>
@@ -25779,7 +27092,7 @@
         </w:tc>
         <w:tc>
           <w:tcPr>
-            <w:tcW w:w="1555" w:type="dxa"/>
+            <w:tcW w:w="1554" w:type="dxa"/>
             <w:tcBorders>
               <w:start w:val="single" w:sz="4" w:space="0" w:color="000000"/>
               <w:bottom w:val="single" w:sz="4" w:space="0" w:color="000000"/>
@@ -25828,7 +27141,7 @@
         </w:tc>
         <w:tc>
           <w:tcPr>
-            <w:tcW w:w="1562" w:type="dxa"/>
+            <w:tcW w:w="1563" w:type="dxa"/>
             <w:tcBorders>
               <w:start w:val="single" w:sz="4" w:space="0" w:color="000000"/>
               <w:bottom w:val="single" w:sz="4" w:space="0" w:color="000000"/>
@@ -26077,7 +27390,7 @@
         </w:tc>
         <w:tc>
           <w:tcPr>
-            <w:tcW w:w="1555" w:type="dxa"/>
+            <w:tcW w:w="1554" w:type="dxa"/>
             <w:tcBorders>
               <w:start w:val="single" w:sz="4" w:space="0" w:color="000000"/>
               <w:bottom w:val="single" w:sz="4" w:space="0" w:color="000000"/>
@@ -26126,7 +27439,7 @@
         </w:tc>
         <w:tc>
           <w:tcPr>
-            <w:tcW w:w="1562" w:type="dxa"/>
+            <w:tcW w:w="1563" w:type="dxa"/>
             <w:tcBorders>
               <w:start w:val="single" w:sz="4" w:space="0" w:color="000000"/>
               <w:bottom w:val="single" w:sz="4" w:space="0" w:color="000000"/>
@@ -26375,7 +27688,7 @@
         </w:tc>
         <w:tc>
           <w:tcPr>
-            <w:tcW w:w="1555" w:type="dxa"/>
+            <w:tcW w:w="1554" w:type="dxa"/>
             <w:tcBorders>
               <w:start w:val="single" w:sz="4" w:space="0" w:color="000000"/>
               <w:bottom w:val="single" w:sz="4" w:space="0" w:color="000000"/>
@@ -26424,7 +27737,7 @@
         </w:tc>
         <w:tc>
           <w:tcPr>
-            <w:tcW w:w="1562" w:type="dxa"/>
+            <w:tcW w:w="1563" w:type="dxa"/>
             <w:tcBorders>
               <w:start w:val="single" w:sz="4" w:space="0" w:color="000000"/>
               <w:bottom w:val="single" w:sz="4" w:space="0" w:color="000000"/>
@@ -26673,7 +27986,7 @@
         </w:tc>
         <w:tc>
           <w:tcPr>
-            <w:tcW w:w="1555" w:type="dxa"/>
+            <w:tcW w:w="1554" w:type="dxa"/>
             <w:tcBorders>
               <w:start w:val="single" w:sz="4" w:space="0" w:color="000000"/>
               <w:bottom w:val="single" w:sz="4" w:space="0" w:color="000000"/>
@@ -26722,7 +28035,7 @@
         </w:tc>
         <w:tc>
           <w:tcPr>
-            <w:tcW w:w="1562" w:type="dxa"/>
+            <w:tcW w:w="1563" w:type="dxa"/>
             <w:tcBorders>
               <w:start w:val="single" w:sz="4" w:space="0" w:color="000000"/>
               <w:bottom w:val="single" w:sz="4" w:space="0" w:color="000000"/>
@@ -26971,7 +28284,7 @@
         </w:tc>
         <w:tc>
           <w:tcPr>
-            <w:tcW w:w="1555" w:type="dxa"/>
+            <w:tcW w:w="1554" w:type="dxa"/>
             <w:tcBorders>
               <w:start w:val="single" w:sz="4" w:space="0" w:color="000000"/>
               <w:bottom w:val="single" w:sz="4" w:space="0" w:color="000000"/>
@@ -27020,7 +28333,7 @@
         </w:tc>
         <w:tc>
           <w:tcPr>
-            <w:tcW w:w="1562" w:type="dxa"/>
+            <w:tcW w:w="1563" w:type="dxa"/>
             <w:tcBorders>
               <w:start w:val="single" w:sz="4" w:space="0" w:color="000000"/>
               <w:bottom w:val="single" w:sz="4" w:space="0" w:color="000000"/>
@@ -27269,7 +28582,7 @@
         </w:tc>
         <w:tc>
           <w:tcPr>
-            <w:tcW w:w="1555" w:type="dxa"/>
+            <w:tcW w:w="1554" w:type="dxa"/>
             <w:tcBorders>
               <w:start w:val="single" w:sz="4" w:space="0" w:color="000000"/>
               <w:bottom w:val="single" w:sz="4" w:space="0" w:color="000000"/>
@@ -27318,7 +28631,7 @@
         </w:tc>
         <w:tc>
           <w:tcPr>
-            <w:tcW w:w="1562" w:type="dxa"/>
+            <w:tcW w:w="1563" w:type="dxa"/>
             <w:tcBorders>
               <w:start w:val="single" w:sz="4" w:space="0" w:color="000000"/>
               <w:bottom w:val="single" w:sz="4" w:space="0" w:color="000000"/>
@@ -27567,7 +28880,7 @@
         </w:tc>
         <w:tc>
           <w:tcPr>
-            <w:tcW w:w="1555" w:type="dxa"/>
+            <w:tcW w:w="1554" w:type="dxa"/>
             <w:tcBorders>
               <w:start w:val="single" w:sz="4" w:space="0" w:color="000000"/>
               <w:bottom w:val="single" w:sz="4" w:space="0" w:color="000000"/>
@@ -27616,7 +28929,7 @@
         </w:tc>
         <w:tc>
           <w:tcPr>
-            <w:tcW w:w="1562" w:type="dxa"/>
+            <w:tcW w:w="1563" w:type="dxa"/>
             <w:tcBorders>
               <w:start w:val="single" w:sz="4" w:space="0" w:color="000000"/>
               <w:bottom w:val="single" w:sz="4" w:space="0" w:color="000000"/>
@@ -27865,7 +29178,7 @@
         </w:tc>
         <w:tc>
           <w:tcPr>
-            <w:tcW w:w="1555" w:type="dxa"/>
+            <w:tcW w:w="1554" w:type="dxa"/>
             <w:tcBorders>
               <w:start w:val="single" w:sz="4" w:space="0" w:color="000000"/>
               <w:bottom w:val="single" w:sz="4" w:space="0" w:color="000000"/>
@@ -27914,7 +29227,7 @@
         </w:tc>
         <w:tc>
           <w:tcPr>
-            <w:tcW w:w="1562" w:type="dxa"/>
+            <w:tcW w:w="1563" w:type="dxa"/>
             <w:tcBorders>
               <w:start w:val="single" w:sz="4" w:space="0" w:color="000000"/>
               <w:bottom w:val="single" w:sz="4" w:space="0" w:color="000000"/>
@@ -28163,7 +29476,7 @@
         </w:tc>
         <w:tc>
           <w:tcPr>
-            <w:tcW w:w="1555" w:type="dxa"/>
+            <w:tcW w:w="1554" w:type="dxa"/>
             <w:tcBorders>
               <w:start w:val="single" w:sz="4" w:space="0" w:color="000000"/>
               <w:bottom w:val="single" w:sz="4" w:space="0" w:color="000000"/>
@@ -28212,7 +29525,7 @@
         </w:tc>
         <w:tc>
           <w:tcPr>
-            <w:tcW w:w="1562" w:type="dxa"/>
+            <w:tcW w:w="1563" w:type="dxa"/>
             <w:tcBorders>
               <w:start w:val="single" w:sz="4" w:space="0" w:color="000000"/>
               <w:bottom w:val="single" w:sz="4" w:space="0" w:color="000000"/>
@@ -28461,7 +29774,7 @@
         </w:tc>
         <w:tc>
           <w:tcPr>
-            <w:tcW w:w="1555" w:type="dxa"/>
+            <w:tcW w:w="1554" w:type="dxa"/>
             <w:tcBorders>
               <w:start w:val="single" w:sz="4" w:space="0" w:color="000000"/>
               <w:bottom w:val="single" w:sz="4" w:space="0" w:color="000000"/>
@@ -28510,7 +29823,7 @@
         </w:tc>
         <w:tc>
           <w:tcPr>
-            <w:tcW w:w="1562" w:type="dxa"/>
+            <w:tcW w:w="1563" w:type="dxa"/>
             <w:tcBorders>
               <w:start w:val="single" w:sz="4" w:space="0" w:color="000000"/>
               <w:bottom w:val="single" w:sz="4" w:space="0" w:color="000000"/>
@@ -28759,7 +30072,7 @@
         </w:tc>
         <w:tc>
           <w:tcPr>
-            <w:tcW w:w="1555" w:type="dxa"/>
+            <w:tcW w:w="1554" w:type="dxa"/>
             <w:tcBorders>
               <w:start w:val="single" w:sz="4" w:space="0" w:color="000000"/>
               <w:bottom w:val="single" w:sz="4" w:space="0" w:color="000000"/>
@@ -28808,7 +30121,7 @@
         </w:tc>
         <w:tc>
           <w:tcPr>
-            <w:tcW w:w="1562" w:type="dxa"/>
+            <w:tcW w:w="1563" w:type="dxa"/>
             <w:tcBorders>
               <w:start w:val="single" w:sz="4" w:space="0" w:color="000000"/>
               <w:bottom w:val="single" w:sz="4" w:space="0" w:color="000000"/>
@@ -29057,7 +30370,7 @@
         </w:tc>
         <w:tc>
           <w:tcPr>
-            <w:tcW w:w="1555" w:type="dxa"/>
+            <w:tcW w:w="1554" w:type="dxa"/>
             <w:tcBorders>
               <w:start w:val="single" w:sz="4" w:space="0" w:color="000000"/>
               <w:bottom w:val="single" w:sz="4" w:space="0" w:color="000000"/>
@@ -29106,7 +30419,7 @@
         </w:tc>
         <w:tc>
           <w:tcPr>
-            <w:tcW w:w="1562" w:type="dxa"/>
+            <w:tcW w:w="1563" w:type="dxa"/>
             <w:tcBorders>
               <w:start w:val="single" w:sz="4" w:space="0" w:color="000000"/>
               <w:bottom w:val="single" w:sz="4" w:space="0" w:color="000000"/>
@@ -29355,7 +30668,7 @@
         </w:tc>
         <w:tc>
           <w:tcPr>
-            <w:tcW w:w="1555" w:type="dxa"/>
+            <w:tcW w:w="1554" w:type="dxa"/>
             <w:tcBorders>
               <w:start w:val="single" w:sz="4" w:space="0" w:color="000000"/>
               <w:bottom w:val="single" w:sz="4" w:space="0" w:color="000000"/>
@@ -29404,7 +30717,7 @@
         </w:tc>
         <w:tc>
           <w:tcPr>
-            <w:tcW w:w="1562" w:type="dxa"/>
+            <w:tcW w:w="1563" w:type="dxa"/>
             <w:tcBorders>
               <w:start w:val="single" w:sz="4" w:space="0" w:color="000000"/>
               <w:bottom w:val="single" w:sz="4" w:space="0" w:color="000000"/>
@@ -29653,7 +30966,7 @@
         </w:tc>
         <w:tc>
           <w:tcPr>
-            <w:tcW w:w="1555" w:type="dxa"/>
+            <w:tcW w:w="1554" w:type="dxa"/>
             <w:tcBorders>
               <w:start w:val="single" w:sz="4" w:space="0" w:color="000000"/>
               <w:bottom w:val="single" w:sz="4" w:space="0" w:color="000000"/>
@@ -29702,7 +31015,7 @@
         </w:tc>
         <w:tc>
           <w:tcPr>
-            <w:tcW w:w="1562" w:type="dxa"/>
+            <w:tcW w:w="1563" w:type="dxa"/>
             <w:tcBorders>
               <w:start w:val="single" w:sz="4" w:space="0" w:color="000000"/>
               <w:bottom w:val="single" w:sz="4" w:space="0" w:color="000000"/>
@@ -29951,7 +31264,7 @@
         </w:tc>
         <w:tc>
           <w:tcPr>
-            <w:tcW w:w="1555" w:type="dxa"/>
+            <w:tcW w:w="1554" w:type="dxa"/>
             <w:tcBorders>
               <w:start w:val="single" w:sz="4" w:space="0" w:color="000000"/>
               <w:bottom w:val="single" w:sz="4" w:space="0" w:color="000000"/>
@@ -30000,7 +31313,7 @@
         </w:tc>
         <w:tc>
           <w:tcPr>
-            <w:tcW w:w="1562" w:type="dxa"/>
+            <w:tcW w:w="1563" w:type="dxa"/>
             <w:tcBorders>
               <w:start w:val="single" w:sz="4" w:space="0" w:color="000000"/>
               <w:bottom w:val="single" w:sz="4" w:space="0" w:color="000000"/>
@@ -30249,7 +31562,7 @@
         </w:tc>
         <w:tc>
           <w:tcPr>
-            <w:tcW w:w="1555" w:type="dxa"/>
+            <w:tcW w:w="1554" w:type="dxa"/>
             <w:tcBorders>
               <w:start w:val="single" w:sz="4" w:space="0" w:color="000000"/>
               <w:bottom w:val="single" w:sz="4" w:space="0" w:color="000000"/>
@@ -30298,7 +31611,7 @@
         </w:tc>
         <w:tc>
           <w:tcPr>
-            <w:tcW w:w="1562" w:type="dxa"/>
+            <w:tcW w:w="1563" w:type="dxa"/>
             <w:tcBorders>
               <w:start w:val="single" w:sz="4" w:space="0" w:color="000000"/>
               <w:bottom w:val="single" w:sz="4" w:space="0" w:color="000000"/>
@@ -30547,7 +31860,7 @@
         </w:tc>
         <w:tc>
           <w:tcPr>
-            <w:tcW w:w="1555" w:type="dxa"/>
+            <w:tcW w:w="1554" w:type="dxa"/>
             <w:tcBorders>
               <w:start w:val="single" w:sz="4" w:space="0" w:color="000000"/>
               <w:bottom w:val="single" w:sz="4" w:space="0" w:color="000000"/>
@@ -30596,7 +31909,7 @@
         </w:tc>
         <w:tc>
           <w:tcPr>
-            <w:tcW w:w="1562" w:type="dxa"/>
+            <w:tcW w:w="1563" w:type="dxa"/>
             <w:tcBorders>
               <w:start w:val="single" w:sz="4" w:space="0" w:color="000000"/>
               <w:bottom w:val="single" w:sz="4" w:space="0" w:color="000000"/>
@@ -30845,7 +32158,7 @@
         </w:tc>
         <w:tc>
           <w:tcPr>
-            <w:tcW w:w="1555" w:type="dxa"/>
+            <w:tcW w:w="1554" w:type="dxa"/>
             <w:tcBorders>
               <w:start w:val="single" w:sz="4" w:space="0" w:color="000000"/>
               <w:bottom w:val="single" w:sz="4" w:space="0" w:color="000000"/>
@@ -30894,7 +32207,7 @@
         </w:tc>
         <w:tc>
           <w:tcPr>
-            <w:tcW w:w="1562" w:type="dxa"/>
+            <w:tcW w:w="1563" w:type="dxa"/>
             <w:tcBorders>
               <w:start w:val="single" w:sz="4" w:space="0" w:color="000000"/>
               <w:bottom w:val="single" w:sz="4" w:space="0" w:color="000000"/>
@@ -31143,7 +32456,7 @@
         </w:tc>
         <w:tc>
           <w:tcPr>
-            <w:tcW w:w="1555" w:type="dxa"/>
+            <w:tcW w:w="1554" w:type="dxa"/>
             <w:tcBorders>
               <w:start w:val="single" w:sz="4" w:space="0" w:color="000000"/>
               <w:bottom w:val="single" w:sz="4" w:space="0" w:color="000000"/>
@@ -31192,7 +32505,7 @@
         </w:tc>
         <w:tc>
           <w:tcPr>
-            <w:tcW w:w="1562" w:type="dxa"/>
+            <w:tcW w:w="1563" w:type="dxa"/>
             <w:tcBorders>
               <w:start w:val="single" w:sz="4" w:space="0" w:color="000000"/>
               <w:bottom w:val="single" w:sz="4" w:space="0" w:color="000000"/>
@@ -31441,7 +32754,7 @@
         </w:tc>
         <w:tc>
           <w:tcPr>
-            <w:tcW w:w="1555" w:type="dxa"/>
+            <w:tcW w:w="1554" w:type="dxa"/>
             <w:tcBorders>
               <w:start w:val="single" w:sz="4" w:space="0" w:color="000000"/>
               <w:bottom w:val="single" w:sz="4" w:space="0" w:color="000000"/>
@@ -31490,7 +32803,7 @@
         </w:tc>
         <w:tc>
           <w:tcPr>
-            <w:tcW w:w="1562" w:type="dxa"/>
+            <w:tcW w:w="1563" w:type="dxa"/>
             <w:tcBorders>
               <w:start w:val="single" w:sz="4" w:space="0" w:color="000000"/>
               <w:bottom w:val="single" w:sz="4" w:space="0" w:color="000000"/>
@@ -31739,7 +33052,7 @@
         </w:tc>
         <w:tc>
           <w:tcPr>
-            <w:tcW w:w="1555" w:type="dxa"/>
+            <w:tcW w:w="1554" w:type="dxa"/>
             <w:tcBorders>
               <w:start w:val="single" w:sz="4" w:space="0" w:color="000000"/>
               <w:bottom w:val="single" w:sz="4" w:space="0" w:color="000000"/>
@@ -31788,7 +33101,7 @@
         </w:tc>
         <w:tc>
           <w:tcPr>
-            <w:tcW w:w="1562" w:type="dxa"/>
+            <w:tcW w:w="1563" w:type="dxa"/>
             <w:tcBorders>
               <w:start w:val="single" w:sz="4" w:space="0" w:color="000000"/>
               <w:bottom w:val="single" w:sz="4" w:space="0" w:color="000000"/>
@@ -32037,7 +33350,7 @@
         </w:tc>
         <w:tc>
           <w:tcPr>
-            <w:tcW w:w="1555" w:type="dxa"/>
+            <w:tcW w:w="1554" w:type="dxa"/>
             <w:tcBorders>
               <w:start w:val="single" w:sz="4" w:space="0" w:color="000000"/>
               <w:bottom w:val="single" w:sz="4" w:space="0" w:color="000000"/>
@@ -32086,7 +33399,7 @@
         </w:tc>
         <w:tc>
           <w:tcPr>
-            <w:tcW w:w="1562" w:type="dxa"/>
+            <w:tcW w:w="1563" w:type="dxa"/>
             <w:tcBorders>
               <w:start w:val="single" w:sz="4" w:space="0" w:color="000000"/>
               <w:bottom w:val="single" w:sz="4" w:space="0" w:color="000000"/>
@@ -32335,7 +33648,7 @@
         </w:tc>
         <w:tc>
           <w:tcPr>
-            <w:tcW w:w="1555" w:type="dxa"/>
+            <w:tcW w:w="1554" w:type="dxa"/>
             <w:tcBorders>
               <w:start w:val="single" w:sz="4" w:space="0" w:color="000000"/>
               <w:bottom w:val="single" w:sz="4" w:space="0" w:color="000000"/>
@@ -32364,7 +33677,7 @@
         </w:tc>
         <w:tc>
           <w:tcPr>
-            <w:tcW w:w="1562" w:type="dxa"/>
+            <w:tcW w:w="1563" w:type="dxa"/>
             <w:tcBorders>
               <w:start w:val="single" w:sz="4" w:space="0" w:color="000000"/>
               <w:bottom w:val="single" w:sz="4" w:space="0" w:color="000000"/>
@@ -32613,7 +33926,7 @@
         </w:tc>
         <w:tc>
           <w:tcPr>
-            <w:tcW w:w="1555" w:type="dxa"/>
+            <w:tcW w:w="1554" w:type="dxa"/>
             <w:tcBorders>
               <w:start w:val="single" w:sz="4" w:space="0" w:color="000000"/>
               <w:bottom w:val="single" w:sz="4" w:space="0" w:color="000000"/>
@@ -32662,7 +33975,7 @@
         </w:tc>
         <w:tc>
           <w:tcPr>
-            <w:tcW w:w="1562" w:type="dxa"/>
+            <w:tcW w:w="1563" w:type="dxa"/>
             <w:tcBorders>
               <w:start w:val="single" w:sz="4" w:space="0" w:color="000000"/>
               <w:bottom w:val="single" w:sz="4" w:space="0" w:color="000000"/>
@@ -32911,7 +34224,7 @@
         </w:tc>
         <w:tc>
           <w:tcPr>
-            <w:tcW w:w="1555" w:type="dxa"/>
+            <w:tcW w:w="1554" w:type="dxa"/>
             <w:tcBorders>
               <w:start w:val="single" w:sz="4" w:space="0" w:color="000000"/>
               <w:bottom w:val="single" w:sz="4" w:space="0" w:color="000000"/>
@@ -32960,7 +34273,7 @@
         </w:tc>
         <w:tc>
           <w:tcPr>
-            <w:tcW w:w="1562" w:type="dxa"/>
+            <w:tcW w:w="1563" w:type="dxa"/>
             <w:tcBorders>
               <w:start w:val="single" w:sz="4" w:space="0" w:color="000000"/>
               <w:bottom w:val="single" w:sz="4" w:space="0" w:color="000000"/>
@@ -33209,7 +34522,7 @@
         </w:tc>
         <w:tc>
           <w:tcPr>
-            <w:tcW w:w="1555" w:type="dxa"/>
+            <w:tcW w:w="1554" w:type="dxa"/>
             <w:tcBorders>
               <w:start w:val="single" w:sz="4" w:space="0" w:color="000000"/>
               <w:bottom w:val="single" w:sz="4" w:space="0" w:color="000000"/>
@@ -33258,7 +34571,7 @@
         </w:tc>
         <w:tc>
           <w:tcPr>
-            <w:tcW w:w="1562" w:type="dxa"/>
+            <w:tcW w:w="1563" w:type="dxa"/>
             <w:tcBorders>
               <w:start w:val="single" w:sz="4" w:space="0" w:color="000000"/>
               <w:bottom w:val="single" w:sz="4" w:space="0" w:color="000000"/>
@@ -33507,7 +34820,7 @@
         </w:tc>
         <w:tc>
           <w:tcPr>
-            <w:tcW w:w="1555" w:type="dxa"/>
+            <w:tcW w:w="1554" w:type="dxa"/>
             <w:tcBorders>
               <w:start w:val="single" w:sz="4" w:space="0" w:color="000000"/>
               <w:bottom w:val="single" w:sz="4" w:space="0" w:color="000000"/>
@@ -33556,7 +34869,7 @@
         </w:tc>
         <w:tc>
           <w:tcPr>
-            <w:tcW w:w="1562" w:type="dxa"/>
+            <w:tcW w:w="1563" w:type="dxa"/>
             <w:tcBorders>
               <w:start w:val="single" w:sz="4" w:space="0" w:color="000000"/>
               <w:bottom w:val="single" w:sz="4" w:space="0" w:color="000000"/>
@@ -33805,7 +35118,7 @@
         </w:tc>
         <w:tc>
           <w:tcPr>
-            <w:tcW w:w="1555" w:type="dxa"/>
+            <w:tcW w:w="1554" w:type="dxa"/>
             <w:tcBorders>
               <w:start w:val="single" w:sz="4" w:space="0" w:color="000000"/>
               <w:bottom w:val="single" w:sz="4" w:space="0" w:color="000000"/>
@@ -33854,7 +35167,7 @@
         </w:tc>
         <w:tc>
           <w:tcPr>
-            <w:tcW w:w="1562" w:type="dxa"/>
+            <w:tcW w:w="1563" w:type="dxa"/>
             <w:tcBorders>
               <w:start w:val="single" w:sz="4" w:space="0" w:color="000000"/>
               <w:bottom w:val="single" w:sz="4" w:space="0" w:color="000000"/>
@@ -34103,7 +35416,7 @@
         </w:tc>
         <w:tc>
           <w:tcPr>
-            <w:tcW w:w="1555" w:type="dxa"/>
+            <w:tcW w:w="1554" w:type="dxa"/>
             <w:tcBorders>
               <w:start w:val="single" w:sz="4" w:space="0" w:color="000000"/>
               <w:bottom w:val="single" w:sz="4" w:space="0" w:color="000000"/>
@@ -34152,7 +35465,7 @@
         </w:tc>
         <w:tc>
           <w:tcPr>
-            <w:tcW w:w="1562" w:type="dxa"/>
+            <w:tcW w:w="1563" w:type="dxa"/>
             <w:tcBorders>
               <w:start w:val="single" w:sz="4" w:space="0" w:color="000000"/>
               <w:bottom w:val="single" w:sz="4" w:space="0" w:color="000000"/>
@@ -34401,7 +35714,7 @@
         </w:tc>
         <w:tc>
           <w:tcPr>
-            <w:tcW w:w="1555" w:type="dxa"/>
+            <w:tcW w:w="1554" w:type="dxa"/>
             <w:tcBorders>
               <w:start w:val="single" w:sz="4" w:space="0" w:color="000000"/>
               <w:bottom w:val="single" w:sz="4" w:space="0" w:color="000000"/>
@@ -34450,7 +35763,7 @@
         </w:tc>
         <w:tc>
           <w:tcPr>
-            <w:tcW w:w="1562" w:type="dxa"/>
+            <w:tcW w:w="1563" w:type="dxa"/>
             <w:tcBorders>
               <w:start w:val="single" w:sz="4" w:space="0" w:color="000000"/>
               <w:bottom w:val="single" w:sz="4" w:space="0" w:color="000000"/>
@@ -34699,7 +36012,7 @@
         </w:tc>
         <w:tc>
           <w:tcPr>
-            <w:tcW w:w="1555" w:type="dxa"/>
+            <w:tcW w:w="1554" w:type="dxa"/>
             <w:tcBorders>
               <w:start w:val="single" w:sz="4" w:space="0" w:color="000000"/>
               <w:bottom w:val="single" w:sz="4" w:space="0" w:color="000000"/>
@@ -34728,7 +36041,7 @@
         </w:tc>
         <w:tc>
           <w:tcPr>
-            <w:tcW w:w="1562" w:type="dxa"/>
+            <w:tcW w:w="1563" w:type="dxa"/>
             <w:tcBorders>
               <w:start w:val="single" w:sz="4" w:space="0" w:color="000000"/>
               <w:bottom w:val="single" w:sz="4" w:space="0" w:color="000000"/>
@@ -34977,7 +36290,7 @@
         </w:tc>
         <w:tc>
           <w:tcPr>
-            <w:tcW w:w="1555" w:type="dxa"/>
+            <w:tcW w:w="1554" w:type="dxa"/>
             <w:tcBorders>
               <w:start w:val="single" w:sz="4" w:space="0" w:color="000000"/>
               <w:bottom w:val="single" w:sz="4" w:space="0" w:color="000000"/>
@@ -35026,7 +36339,7 @@
         </w:tc>
         <w:tc>
           <w:tcPr>
-            <w:tcW w:w="1562" w:type="dxa"/>
+            <w:tcW w:w="1563" w:type="dxa"/>
             <w:tcBorders>
               <w:start w:val="single" w:sz="4" w:space="0" w:color="000000"/>
               <w:bottom w:val="single" w:sz="4" w:space="0" w:color="000000"/>
@@ -35275,7 +36588,7 @@
         </w:tc>
         <w:tc>
           <w:tcPr>
-            <w:tcW w:w="1555" w:type="dxa"/>
+            <w:tcW w:w="1554" w:type="dxa"/>
             <w:tcBorders>
               <w:start w:val="single" w:sz="4" w:space="0" w:color="000000"/>
               <w:bottom w:val="single" w:sz="4" w:space="0" w:color="000000"/>
@@ -35324,7 +36637,7 @@
         </w:tc>
         <w:tc>
           <w:tcPr>
-            <w:tcW w:w="1562" w:type="dxa"/>
+            <w:tcW w:w="1563" w:type="dxa"/>
             <w:tcBorders>
               <w:start w:val="single" w:sz="4" w:space="0" w:color="000000"/>
               <w:bottom w:val="single" w:sz="4" w:space="0" w:color="000000"/>
@@ -35573,7 +36886,7 @@
         </w:tc>
         <w:tc>
           <w:tcPr>
-            <w:tcW w:w="1555" w:type="dxa"/>
+            <w:tcW w:w="1554" w:type="dxa"/>
             <w:tcBorders>
               <w:start w:val="single" w:sz="4" w:space="0" w:color="000000"/>
               <w:bottom w:val="single" w:sz="4" w:space="0" w:color="000000"/>
@@ -35622,7 +36935,7 @@
         </w:tc>
         <w:tc>
           <w:tcPr>
-            <w:tcW w:w="1562" w:type="dxa"/>
+            <w:tcW w:w="1563" w:type="dxa"/>
             <w:tcBorders>
               <w:start w:val="single" w:sz="4" w:space="0" w:color="000000"/>
               <w:bottom w:val="single" w:sz="4" w:space="0" w:color="000000"/>
@@ -35871,7 +37184,7 @@
         </w:tc>
         <w:tc>
           <w:tcPr>
-            <w:tcW w:w="1555" w:type="dxa"/>
+            <w:tcW w:w="1554" w:type="dxa"/>
             <w:tcBorders>
               <w:start w:val="single" w:sz="4" w:space="0" w:color="000000"/>
               <w:bottom w:val="single" w:sz="4" w:space="0" w:color="000000"/>
@@ -35920,7 +37233,7 @@
         </w:tc>
         <w:tc>
           <w:tcPr>
-            <w:tcW w:w="1562" w:type="dxa"/>
+            <w:tcW w:w="1563" w:type="dxa"/>
             <w:tcBorders>
               <w:start w:val="single" w:sz="4" w:space="0" w:color="000000"/>
               <w:bottom w:val="single" w:sz="4" w:space="0" w:color="000000"/>
@@ -36169,7 +37482,7 @@
         </w:tc>
         <w:tc>
           <w:tcPr>
-            <w:tcW w:w="1555" w:type="dxa"/>
+            <w:tcW w:w="1554" w:type="dxa"/>
             <w:tcBorders>
               <w:start w:val="single" w:sz="4" w:space="0" w:color="000000"/>
               <w:bottom w:val="single" w:sz="4" w:space="0" w:color="000000"/>
@@ -36218,7 +37531,7 @@
         </w:tc>
         <w:tc>
           <w:tcPr>
-            <w:tcW w:w="1562" w:type="dxa"/>
+            <w:tcW w:w="1563" w:type="dxa"/>
             <w:tcBorders>
               <w:start w:val="single" w:sz="4" w:space="0" w:color="000000"/>
               <w:bottom w:val="single" w:sz="4" w:space="0" w:color="000000"/>
@@ -36467,7 +37780,7 @@
         </w:tc>
         <w:tc>
           <w:tcPr>
-            <w:tcW w:w="1555" w:type="dxa"/>
+            <w:tcW w:w="1554" w:type="dxa"/>
             <w:tcBorders>
               <w:start w:val="single" w:sz="4" w:space="0" w:color="000000"/>
               <w:bottom w:val="single" w:sz="4" w:space="0" w:color="000000"/>
@@ -36516,7 +37829,7 @@
         </w:tc>
         <w:tc>
           <w:tcPr>
-            <w:tcW w:w="1562" w:type="dxa"/>
+            <w:tcW w:w="1563" w:type="dxa"/>
             <w:tcBorders>
               <w:start w:val="single" w:sz="4" w:space="0" w:color="000000"/>
               <w:bottom w:val="single" w:sz="4" w:space="0" w:color="000000"/>
@@ -36765,7 +38078,7 @@
         </w:tc>
         <w:tc>
           <w:tcPr>
-            <w:tcW w:w="1555" w:type="dxa"/>
+            <w:tcW w:w="1554" w:type="dxa"/>
             <w:tcBorders>
               <w:start w:val="single" w:sz="4" w:space="0" w:color="000000"/>
               <w:bottom w:val="single" w:sz="4" w:space="0" w:color="000000"/>
@@ -36814,7 +38127,7 @@
         </w:tc>
         <w:tc>
           <w:tcPr>
-            <w:tcW w:w="1562" w:type="dxa"/>
+            <w:tcW w:w="1563" w:type="dxa"/>
             <w:tcBorders>
               <w:start w:val="single" w:sz="4" w:space="0" w:color="000000"/>
               <w:bottom w:val="single" w:sz="4" w:space="0" w:color="000000"/>
@@ -37063,7 +38376,7 @@
         </w:tc>
         <w:tc>
           <w:tcPr>
-            <w:tcW w:w="1555" w:type="dxa"/>
+            <w:tcW w:w="1554" w:type="dxa"/>
             <w:tcBorders>
               <w:start w:val="single" w:sz="4" w:space="0" w:color="000000"/>
               <w:bottom w:val="single" w:sz="4" w:space="0" w:color="000000"/>
@@ -37112,7 +38425,7 @@
         </w:tc>
         <w:tc>
           <w:tcPr>
-            <w:tcW w:w="1562" w:type="dxa"/>
+            <w:tcW w:w="1563" w:type="dxa"/>
             <w:tcBorders>
               <w:start w:val="single" w:sz="4" w:space="0" w:color="000000"/>
               <w:bottom w:val="single" w:sz="4" w:space="0" w:color="000000"/>
@@ -37361,7 +38674,7 @@
         </w:tc>
         <w:tc>
           <w:tcPr>
-            <w:tcW w:w="1555" w:type="dxa"/>
+            <w:tcW w:w="1554" w:type="dxa"/>
             <w:tcBorders>
               <w:start w:val="single" w:sz="4" w:space="0" w:color="000000"/>
               <w:bottom w:val="single" w:sz="4" w:space="0" w:color="000000"/>
@@ -37410,7 +38723,7 @@
         </w:tc>
         <w:tc>
           <w:tcPr>
-            <w:tcW w:w="1562" w:type="dxa"/>
+            <w:tcW w:w="1563" w:type="dxa"/>
             <w:tcBorders>
               <w:start w:val="single" w:sz="4" w:space="0" w:color="000000"/>
               <w:bottom w:val="single" w:sz="4" w:space="0" w:color="000000"/>
@@ -37659,7 +38972,7 @@
         </w:tc>
         <w:tc>
           <w:tcPr>
-            <w:tcW w:w="1555" w:type="dxa"/>
+            <w:tcW w:w="1554" w:type="dxa"/>
             <w:tcBorders>
               <w:start w:val="single" w:sz="4" w:space="0" w:color="000000"/>
               <w:bottom w:val="single" w:sz="4" w:space="0" w:color="000000"/>
@@ -37708,7 +39021,7 @@
         </w:tc>
         <w:tc>
           <w:tcPr>
-            <w:tcW w:w="1562" w:type="dxa"/>
+            <w:tcW w:w="1563" w:type="dxa"/>
             <w:tcBorders>
               <w:start w:val="single" w:sz="4" w:space="0" w:color="000000"/>
               <w:bottom w:val="single" w:sz="4" w:space="0" w:color="000000"/>
@@ -37850,6 +39163,602 @@
                 <w:u w:val="none"/>
               </w:rPr>
               <w:t>17.05.2026</w:t>
+            </w:r>
+          </w:p>
+        </w:tc>
+        <w:tc>
+          <w:tcPr>
+            <w:tcW w:w="1560" w:type="dxa"/>
+            <w:tcBorders>
+              <w:start w:val="single" w:sz="4" w:space="0" w:color="000000"/>
+              <w:bottom w:val="single" w:sz="4" w:space="0" w:color="000000"/>
+              <w:end w:val="single" w:sz="4" w:space="0" w:color="000000"/>
+            </w:tcBorders>
+          </w:tcPr>
+          <w:p>
+            <w:pPr>
+              <w:pStyle w:val="TableContents"/>
+              <w:spacing w:lineRule="auto" w:line="240" w:before="0" w:after="0"/>
+              <w:ind w:hanging="0" w:start="0" w:end="0"/>
+              <w:jc w:val="start"/>
+              <w:rPr>
+                <w:rFonts w:ascii="Times New Roman" w:hAnsi="Times New Roman"/>
+                <w:b w:val="false"/>
+                <w:bCs w:val="false"/>
+                <w:i w:val="false"/>
+                <w:iCs w:val="false"/>
+                <w:strike w:val="false"/>
+                <w:dstrike w:val="false"/>
+                <w:outline w:val="false"/>
+                <w:shadow w:val="false"/>
+                <w:color w:val="000000"/>
+                <w:sz w:val="20"/>
+                <w:szCs w:val="20"/>
+                <w:u w:val="none"/>
+              </w:rPr>
+            </w:pPr>
+            <w:r>
+              <w:rPr>
+                <w:b w:val="false"/>
+                <w:bCs w:val="false"/>
+                <w:i w:val="false"/>
+                <w:iCs w:val="false"/>
+                <w:strike w:val="false"/>
+                <w:dstrike w:val="false"/>
+                <w:outline w:val="false"/>
+                <w:shadow w:val="false"/>
+                <w:color w:val="000000"/>
+                <w:sz w:val="20"/>
+                <w:szCs w:val="20"/>
+                <w:u w:val="none"/>
+              </w:rPr>
+              <w:t>A. Sidorčenko</w:t>
+            </w:r>
+          </w:p>
+        </w:tc>
+      </w:tr>
+      <w:tr>
+        <w:trPr/>
+        <w:tc>
+          <w:tcPr>
+            <w:tcW w:w="1559" w:type="dxa"/>
+            <w:tcBorders>
+              <w:start w:val="single" w:sz="4" w:space="0" w:color="000000"/>
+              <w:bottom w:val="single" w:sz="4" w:space="0" w:color="000000"/>
+            </w:tcBorders>
+          </w:tcPr>
+          <w:p>
+            <w:pPr>
+              <w:pStyle w:val="TableContents"/>
+              <w:spacing w:lineRule="auto" w:line="240" w:before="0" w:after="0"/>
+              <w:ind w:hanging="0" w:start="0" w:end="0"/>
+              <w:jc w:val="start"/>
+              <w:rPr>
+                <w:rFonts w:ascii="Times New Roman" w:hAnsi="Times New Roman"/>
+                <w:b w:val="false"/>
+                <w:bCs w:val="false"/>
+                <w:i w:val="false"/>
+                <w:iCs w:val="false"/>
+                <w:strike w:val="false"/>
+                <w:dstrike w:val="false"/>
+                <w:outline w:val="false"/>
+                <w:shadow w:val="false"/>
+                <w:color w:val="000000"/>
+                <w:sz w:val="20"/>
+                <w:szCs w:val="20"/>
+                <w:u w:val="none"/>
+              </w:rPr>
+            </w:pPr>
+            <w:r>
+              <w:rPr>
+                <w:b w:val="false"/>
+                <w:bCs w:val="false"/>
+                <w:i w:val="false"/>
+                <w:iCs w:val="false"/>
+                <w:strike w:val="false"/>
+                <w:dstrike w:val="false"/>
+                <w:outline w:val="false"/>
+                <w:shadow w:val="false"/>
+                <w:color w:val="000000"/>
+                <w:sz w:val="20"/>
+                <w:szCs w:val="20"/>
+                <w:u w:val="none"/>
+              </w:rPr>
+              <w:t>TST_42</w:t>
+            </w:r>
+          </w:p>
+        </w:tc>
+        <w:tc>
+          <w:tcPr>
+            <w:tcW w:w="1554" w:type="dxa"/>
+            <w:tcBorders>
+              <w:start w:val="single" w:sz="4" w:space="0" w:color="000000"/>
+              <w:bottom w:val="single" w:sz="4" w:space="0" w:color="000000"/>
+            </w:tcBorders>
+          </w:tcPr>
+          <w:p>
+            <w:pPr>
+              <w:pStyle w:val="TableContents"/>
+              <w:spacing w:lineRule="auto" w:line="240" w:before="0" w:after="0"/>
+              <w:ind w:hanging="0" w:start="0" w:end="0"/>
+              <w:jc w:val="start"/>
+              <w:rPr>
+                <w:rFonts w:ascii="Times New Roman" w:hAnsi="Times New Roman"/>
+                <w:b w:val="false"/>
+                <w:bCs w:val="false"/>
+                <w:i w:val="false"/>
+                <w:iCs w:val="false"/>
+                <w:strike w:val="false"/>
+                <w:dstrike w:val="false"/>
+                <w:outline w:val="false"/>
+                <w:shadow w:val="false"/>
+                <w:color w:val="000000"/>
+                <w:sz w:val="20"/>
+                <w:szCs w:val="20"/>
+                <w:u w:val="none"/>
+              </w:rPr>
+            </w:pPr>
+            <w:r>
+              <w:rPr>
+                <w:b w:val="false"/>
+                <w:bCs w:val="false"/>
+                <w:i w:val="false"/>
+                <w:iCs w:val="false"/>
+                <w:strike w:val="false"/>
+                <w:dstrike w:val="false"/>
+                <w:outline w:val="false"/>
+                <w:shadow w:val="false"/>
+                <w:color w:val="000000"/>
+                <w:sz w:val="20"/>
+                <w:szCs w:val="20"/>
+                <w:u w:val="none"/>
+              </w:rPr>
+              <w:t>Pēc pogas “Artefakti” nospiešanas tika atvērta artefaktu kolekcijas sadaļa ar trīs artefaktu slotiem, statusiem un atrasto artefaktu skaitu.</w:t>
+            </w:r>
+          </w:p>
+        </w:tc>
+        <w:tc>
+          <w:tcPr>
+            <w:tcW w:w="1563" w:type="dxa"/>
+            <w:tcBorders>
+              <w:start w:val="single" w:sz="4" w:space="0" w:color="000000"/>
+              <w:bottom w:val="single" w:sz="4" w:space="0" w:color="000000"/>
+            </w:tcBorders>
+          </w:tcPr>
+          <w:p>
+            <w:pPr>
+              <w:pStyle w:val="TableContents"/>
+              <w:spacing w:lineRule="auto" w:line="240" w:before="0" w:after="0"/>
+              <w:ind w:hanging="0" w:start="0" w:end="0"/>
+              <w:jc w:val="start"/>
+              <w:rPr>
+                <w:rFonts w:ascii="Times New Roman" w:hAnsi="Times New Roman"/>
+                <w:b w:val="false"/>
+                <w:bCs w:val="false"/>
+                <w:i w:val="false"/>
+                <w:iCs w:val="false"/>
+                <w:strike w:val="false"/>
+                <w:dstrike w:val="false"/>
+                <w:outline w:val="false"/>
+                <w:shadow w:val="false"/>
+                <w:color w:val="000000"/>
+                <w:sz w:val="20"/>
+                <w:szCs w:val="20"/>
+                <w:u w:val="none"/>
+              </w:rPr>
+            </w:pPr>
+            <w:r>
+              <w:rPr>
+                <w:b w:val="false"/>
+                <w:bCs w:val="false"/>
+                <w:i w:val="false"/>
+                <w:iCs w:val="false"/>
+                <w:strike w:val="false"/>
+                <w:dstrike w:val="false"/>
+                <w:outline w:val="false"/>
+                <w:shadow w:val="false"/>
+                <w:color w:val="000000"/>
+                <w:sz w:val="20"/>
+                <w:szCs w:val="20"/>
+                <w:u w:val="none"/>
+              </w:rPr>
+              <w:t>Sekmīgs</w:t>
+            </w:r>
+          </w:p>
+        </w:tc>
+        <w:tc>
+          <w:tcPr>
+            <w:tcW w:w="1560" w:type="dxa"/>
+            <w:tcBorders>
+              <w:start w:val="single" w:sz="4" w:space="0" w:color="000000"/>
+              <w:bottom w:val="single" w:sz="4" w:space="0" w:color="000000"/>
+            </w:tcBorders>
+          </w:tcPr>
+          <w:p>
+            <w:pPr>
+              <w:pStyle w:val="TableContents"/>
+              <w:spacing w:lineRule="auto" w:line="240" w:before="0" w:after="0"/>
+              <w:ind w:hanging="0" w:start="0" w:end="0"/>
+              <w:jc w:val="start"/>
+              <w:rPr>
+                <w:rFonts w:ascii="Times New Roman" w:hAnsi="Times New Roman"/>
+                <w:b w:val="false"/>
+                <w:bCs w:val="false"/>
+                <w:i w:val="false"/>
+                <w:iCs w:val="false"/>
+                <w:strike w:val="false"/>
+                <w:dstrike w:val="false"/>
+                <w:outline w:val="false"/>
+                <w:shadow w:val="false"/>
+                <w:color w:val="000000"/>
+                <w:sz w:val="20"/>
+                <w:szCs w:val="20"/>
+                <w:u w:val="none"/>
+              </w:rPr>
+            </w:pPr>
+            <w:r>
+              <w:rPr>
+                <w:b w:val="false"/>
+                <w:bCs w:val="false"/>
+                <w:i w:val="false"/>
+                <w:iCs w:val="false"/>
+                <w:strike w:val="false"/>
+                <w:dstrike w:val="false"/>
+                <w:outline w:val="false"/>
+                <w:shadow w:val="false"/>
+                <w:color w:val="000000"/>
+                <w:sz w:val="20"/>
+                <w:szCs w:val="20"/>
+                <w:u w:val="none"/>
+              </w:rPr>
+              <w:t>Artefaktu kolekcijas sadaļa darbojas korekti.</w:t>
+            </w:r>
+          </w:p>
+        </w:tc>
+        <w:tc>
+          <w:tcPr>
+            <w:tcW w:w="1558" w:type="dxa"/>
+            <w:tcBorders>
+              <w:start w:val="single" w:sz="4" w:space="0" w:color="000000"/>
+              <w:bottom w:val="single" w:sz="4" w:space="0" w:color="000000"/>
+            </w:tcBorders>
+          </w:tcPr>
+          <w:p>
+            <w:pPr>
+              <w:pStyle w:val="TableContents"/>
+              <w:spacing w:lineRule="auto" w:line="240" w:before="0" w:after="0"/>
+              <w:ind w:hanging="0" w:start="0" w:end="0"/>
+              <w:jc w:val="start"/>
+              <w:rPr>
+                <w:rFonts w:ascii="Times New Roman" w:hAnsi="Times New Roman"/>
+                <w:b w:val="false"/>
+                <w:bCs w:val="false"/>
+                <w:i w:val="false"/>
+                <w:iCs w:val="false"/>
+                <w:strike w:val="false"/>
+                <w:dstrike w:val="false"/>
+                <w:outline w:val="false"/>
+                <w:shadow w:val="false"/>
+                <w:color w:val="000000"/>
+                <w:sz w:val="20"/>
+                <w:szCs w:val="20"/>
+                <w:u w:val="none"/>
+              </w:rPr>
+            </w:pPr>
+            <w:r>
+              <w:rPr>
+                <w:b w:val="false"/>
+                <w:bCs w:val="false"/>
+                <w:i w:val="false"/>
+                <w:iCs w:val="false"/>
+                <w:strike w:val="false"/>
+                <w:dstrike w:val="false"/>
+                <w:outline w:val="false"/>
+                <w:shadow w:val="false"/>
+                <w:color w:val="000000"/>
+                <w:sz w:val="20"/>
+                <w:szCs w:val="20"/>
+                <w:u w:val="none"/>
+              </w:rPr>
+              <w:t>21.05.2026</w:t>
+            </w:r>
+          </w:p>
+        </w:tc>
+        <w:tc>
+          <w:tcPr>
+            <w:tcW w:w="1560" w:type="dxa"/>
+            <w:tcBorders>
+              <w:start w:val="single" w:sz="4" w:space="0" w:color="000000"/>
+              <w:bottom w:val="single" w:sz="4" w:space="0" w:color="000000"/>
+              <w:end w:val="single" w:sz="4" w:space="0" w:color="000000"/>
+            </w:tcBorders>
+          </w:tcPr>
+          <w:p>
+            <w:pPr>
+              <w:pStyle w:val="TableContents"/>
+              <w:spacing w:lineRule="auto" w:line="240" w:before="0" w:after="0"/>
+              <w:ind w:hanging="0" w:start="0" w:end="0"/>
+              <w:jc w:val="start"/>
+              <w:rPr>
+                <w:rFonts w:ascii="Times New Roman" w:hAnsi="Times New Roman"/>
+                <w:b w:val="false"/>
+                <w:bCs w:val="false"/>
+                <w:i w:val="false"/>
+                <w:iCs w:val="false"/>
+                <w:strike w:val="false"/>
+                <w:dstrike w:val="false"/>
+                <w:outline w:val="false"/>
+                <w:shadow w:val="false"/>
+                <w:color w:val="000000"/>
+                <w:sz w:val="20"/>
+                <w:szCs w:val="20"/>
+                <w:u w:val="none"/>
+              </w:rPr>
+            </w:pPr>
+            <w:r>
+              <w:rPr>
+                <w:b w:val="false"/>
+                <w:bCs w:val="false"/>
+                <w:i w:val="false"/>
+                <w:iCs w:val="false"/>
+                <w:strike w:val="false"/>
+                <w:dstrike w:val="false"/>
+                <w:outline w:val="false"/>
+                <w:shadow w:val="false"/>
+                <w:color w:val="000000"/>
+                <w:sz w:val="20"/>
+                <w:szCs w:val="20"/>
+                <w:u w:val="none"/>
+              </w:rPr>
+              <w:t>A. Sidorčenko</w:t>
+            </w:r>
+          </w:p>
+        </w:tc>
+      </w:tr>
+      <w:tr>
+        <w:trPr/>
+        <w:tc>
+          <w:tcPr>
+            <w:tcW w:w="1559" w:type="dxa"/>
+            <w:tcBorders>
+              <w:start w:val="single" w:sz="4" w:space="0" w:color="000000"/>
+              <w:bottom w:val="single" w:sz="4" w:space="0" w:color="000000"/>
+            </w:tcBorders>
+          </w:tcPr>
+          <w:p>
+            <w:pPr>
+              <w:pStyle w:val="TableContents"/>
+              <w:spacing w:lineRule="auto" w:line="240" w:before="0" w:after="0"/>
+              <w:ind w:hanging="0" w:start="0" w:end="0"/>
+              <w:jc w:val="start"/>
+              <w:rPr>
+                <w:rFonts w:ascii="Times New Roman" w:hAnsi="Times New Roman"/>
+                <w:b w:val="false"/>
+                <w:bCs w:val="false"/>
+                <w:i w:val="false"/>
+                <w:iCs w:val="false"/>
+                <w:strike w:val="false"/>
+                <w:dstrike w:val="false"/>
+                <w:outline w:val="false"/>
+                <w:shadow w:val="false"/>
+                <w:color w:val="000000"/>
+                <w:sz w:val="20"/>
+                <w:szCs w:val="20"/>
+                <w:u w:val="none"/>
+              </w:rPr>
+            </w:pPr>
+            <w:r>
+              <w:rPr>
+                <w:b w:val="false"/>
+                <w:bCs w:val="false"/>
+                <w:i w:val="false"/>
+                <w:iCs w:val="false"/>
+                <w:strike w:val="false"/>
+                <w:dstrike w:val="false"/>
+                <w:outline w:val="false"/>
+                <w:shadow w:val="false"/>
+                <w:color w:val="000000"/>
+                <w:sz w:val="20"/>
+                <w:szCs w:val="20"/>
+                <w:u w:val="none"/>
+              </w:rPr>
+              <w:t>TST_43</w:t>
+            </w:r>
+          </w:p>
+        </w:tc>
+        <w:tc>
+          <w:tcPr>
+            <w:tcW w:w="1554" w:type="dxa"/>
+            <w:tcBorders>
+              <w:start w:val="single" w:sz="4" w:space="0" w:color="000000"/>
+              <w:bottom w:val="single" w:sz="4" w:space="0" w:color="000000"/>
+            </w:tcBorders>
+          </w:tcPr>
+          <w:p>
+            <w:pPr>
+              <w:pStyle w:val="TableContents"/>
+              <w:spacing w:lineRule="auto" w:line="240" w:before="0" w:after="0"/>
+              <w:ind w:hanging="0" w:start="0" w:end="0"/>
+              <w:jc w:val="start"/>
+              <w:rPr>
+                <w:rFonts w:ascii="Times New Roman" w:hAnsi="Times New Roman"/>
+                <w:b w:val="false"/>
+                <w:bCs w:val="false"/>
+                <w:i w:val="false"/>
+                <w:iCs w:val="false"/>
+                <w:strike w:val="false"/>
+                <w:dstrike w:val="false"/>
+                <w:outline w:val="false"/>
+                <w:shadow w:val="false"/>
+                <w:color w:val="000000"/>
+                <w:sz w:val="20"/>
+                <w:szCs w:val="20"/>
+                <w:u w:val="none"/>
+              </w:rPr>
+            </w:pPr>
+            <w:r>
+              <w:rPr>
+                <w:b w:val="false"/>
+                <w:bCs w:val="false"/>
+                <w:i w:val="false"/>
+                <w:iCs w:val="false"/>
+                <w:strike w:val="false"/>
+                <w:dstrike w:val="false"/>
+                <w:outline w:val="false"/>
+                <w:shadow w:val="false"/>
+                <w:color w:val="000000"/>
+                <w:sz w:val="20"/>
+                <w:szCs w:val="20"/>
+                <w:u w:val="none"/>
+              </w:rPr>
+              <w:t>Pēc slēptā artefakta savākšanas tika parādīts paziņojums, artefakts tika saglabāts progresā un pēc spēles restartēšanas kolekcijā palika atzīmēts kā atrasts.</w:t>
+            </w:r>
+          </w:p>
+        </w:tc>
+        <w:tc>
+          <w:tcPr>
+            <w:tcW w:w="1563" w:type="dxa"/>
+            <w:tcBorders>
+              <w:start w:val="single" w:sz="4" w:space="0" w:color="000000"/>
+              <w:bottom w:val="single" w:sz="4" w:space="0" w:color="000000"/>
+            </w:tcBorders>
+          </w:tcPr>
+          <w:p>
+            <w:pPr>
+              <w:pStyle w:val="TableContents"/>
+              <w:spacing w:lineRule="auto" w:line="240" w:before="0" w:after="0"/>
+              <w:ind w:hanging="0" w:start="0" w:end="0"/>
+              <w:jc w:val="start"/>
+              <w:rPr>
+                <w:rFonts w:ascii="Times New Roman" w:hAnsi="Times New Roman"/>
+                <w:b w:val="false"/>
+                <w:bCs w:val="false"/>
+                <w:i w:val="false"/>
+                <w:iCs w:val="false"/>
+                <w:strike w:val="false"/>
+                <w:dstrike w:val="false"/>
+                <w:outline w:val="false"/>
+                <w:shadow w:val="false"/>
+                <w:color w:val="000000"/>
+                <w:sz w:val="20"/>
+                <w:szCs w:val="20"/>
+                <w:u w:val="none"/>
+              </w:rPr>
+            </w:pPr>
+            <w:r>
+              <w:rPr>
+                <w:b w:val="false"/>
+                <w:bCs w:val="false"/>
+                <w:i w:val="false"/>
+                <w:iCs w:val="false"/>
+                <w:strike w:val="false"/>
+                <w:dstrike w:val="false"/>
+                <w:outline w:val="false"/>
+                <w:shadow w:val="false"/>
+                <w:color w:val="000000"/>
+                <w:sz w:val="20"/>
+                <w:szCs w:val="20"/>
+                <w:u w:val="none"/>
+              </w:rPr>
+              <w:t>Sekmīgs</w:t>
+            </w:r>
+          </w:p>
+        </w:tc>
+        <w:tc>
+          <w:tcPr>
+            <w:tcW w:w="1560" w:type="dxa"/>
+            <w:tcBorders>
+              <w:start w:val="single" w:sz="4" w:space="0" w:color="000000"/>
+              <w:bottom w:val="single" w:sz="4" w:space="0" w:color="000000"/>
+            </w:tcBorders>
+          </w:tcPr>
+          <w:p>
+            <w:pPr>
+              <w:pStyle w:val="TableContents"/>
+              <w:spacing w:lineRule="auto" w:line="240" w:before="0" w:after="0"/>
+              <w:ind w:hanging="0" w:start="0" w:end="0"/>
+              <w:jc w:val="start"/>
+              <w:rPr>
+                <w:rFonts w:ascii="Times New Roman" w:hAnsi="Times New Roman"/>
+                <w:b w:val="false"/>
+                <w:bCs w:val="false"/>
+                <w:i w:val="false"/>
+                <w:iCs w:val="false"/>
+                <w:strike w:val="false"/>
+                <w:dstrike w:val="false"/>
+                <w:outline w:val="false"/>
+                <w:shadow w:val="false"/>
+                <w:color w:val="000000"/>
+                <w:sz w:val="20"/>
+                <w:szCs w:val="20"/>
+                <w:u w:val="none"/>
+              </w:rPr>
+            </w:pPr>
+            <w:r>
+              <w:rPr>
+                <w:b w:val="false"/>
+                <w:bCs w:val="false"/>
+                <w:i w:val="false"/>
+                <w:iCs w:val="false"/>
+                <w:strike w:val="false"/>
+                <w:dstrike w:val="false"/>
+                <w:outline w:val="false"/>
+                <w:shadow w:val="false"/>
+                <w:color w:val="000000"/>
+                <w:sz w:val="20"/>
+                <w:szCs w:val="20"/>
+                <w:u w:val="none"/>
+              </w:rPr>
+              <w:t>Slēpto artefaktu saglabāšana un attēlošana darbojas korekti.</w:t>
+            </w:r>
+          </w:p>
+        </w:tc>
+        <w:tc>
+          <w:tcPr>
+            <w:tcW w:w="1558" w:type="dxa"/>
+            <w:tcBorders>
+              <w:start w:val="single" w:sz="4" w:space="0" w:color="000000"/>
+              <w:bottom w:val="single" w:sz="4" w:space="0" w:color="000000"/>
+            </w:tcBorders>
+          </w:tcPr>
+          <w:p>
+            <w:pPr>
+              <w:pStyle w:val="TableContents"/>
+              <w:spacing w:lineRule="auto" w:line="240" w:before="0" w:after="0"/>
+              <w:ind w:hanging="0" w:start="0" w:end="0"/>
+              <w:jc w:val="start"/>
+              <w:rPr>
+                <w:rFonts w:ascii="Times New Roman" w:hAnsi="Times New Roman"/>
+                <w:b w:val="false"/>
+                <w:bCs w:val="false"/>
+                <w:i w:val="false"/>
+                <w:iCs w:val="false"/>
+                <w:strike w:val="false"/>
+                <w:dstrike w:val="false"/>
+                <w:outline w:val="false"/>
+                <w:shadow w:val="false"/>
+                <w:color w:val="000000"/>
+                <w:sz w:val="20"/>
+                <w:szCs w:val="20"/>
+                <w:u w:val="none"/>
+              </w:rPr>
+            </w:pPr>
+            <w:r>
+              <w:rPr>
+                <w:b w:val="false"/>
+                <w:bCs w:val="false"/>
+                <w:i w:val="false"/>
+                <w:iCs w:val="false"/>
+                <w:strike w:val="false"/>
+                <w:dstrike w:val="false"/>
+                <w:outline w:val="false"/>
+                <w:shadow w:val="false"/>
+                <w:color w:val="000000"/>
+                <w:sz w:val="20"/>
+                <w:szCs w:val="20"/>
+                <w:u w:val="none"/>
+              </w:rPr>
+              <w:t>21.05.2026</w:t>
             </w:r>
           </w:p>
         </w:tc>
@@ -38129,7 +40038,23 @@
           <w:sz w:val="24"/>
           <w:szCs w:val="24"/>
         </w:rPr>
-        <w:t>Vēl viens izaicinājums bija personāžu animācijas. Darba sākumā bija vairāk ideju par dažādiem personāžu kustības veidiem un papildu animācijām, taču atrast personāžus ar pilnu nepieciešamo animāciju komplektu bija ļoti grūti. Tāpēc bija jāatsakās no dažām sākotnējām iecerēm un jāpaliek pie svarīgākajām kustībām, piemēram, stāvēšanas, skriešanas, lēkšanas, pietupšanās un uzbrukuma animācijas. Šis ierobežojums ietekmēja spēles dizainu, taču vienlaikus palīdzēja saglabāt projektu reāli izpildāmu noteiktajā laikā.</w:t>
+        <w:t xml:space="preserve">Vēl viens izaicinājums bija personāžu animācijas. Darba sākumā bija vairāk ideju par dažādiem personāžu kustības veidiem un papildu animācijām, taču atrast personāžus ar pilnu nepieciešamo animāciju komplektu bija ļoti grūti. </w:t>
+      </w:r>
+      <w:r>
+        <w:rPr>
+          <w:sz w:val="24"/>
+          <w:szCs w:val="24"/>
+        </w:rPr>
+        <w:t>Tāpēc bija jāatsakās no dažām sākotnējām iecerēm un jāpaliek pie svarīgākajām kustībām, piemēram, skriešanas, lēkšanas un citām galvenajām varoņa animācijām.</w:t>
+      </w:r>
+      <w:r>
+        <w:rPr>
+          <w:b w:val="false"/>
+          <w:bCs w:val="false"/>
+          <w:sz w:val="24"/>
+          <w:szCs w:val="24"/>
+        </w:rPr>
+        <w:t xml:space="preserve"> Šis ierobežojums ietekmēja spēles dizainu, taču vienlaikus palīdzēja saglabāt projektu reāli izpildāmu noteiktajā laikā.</w:t>
       </w:r>
     </w:p>
     <w:p>
@@ -38225,7 +40150,23 @@
           <w:sz w:val="24"/>
           <w:szCs w:val="24"/>
         </w:rPr>
-        <w:t>Par vienu no galvenajiem sasniegumiem autors uzskata to, ka izdevās izveidot ne tikai vienkāršu spēles prototipu, bet pilnvērtīgu 2D platformera tipa spēli ar vairākām savstarpēji saistītām sistēmām. Spēlē ir realizēta galvenā varoņa vadība, līmeņu izvēle, progress, zvaigžņu vērtēšana, personāžu veikals, skapis, iestatījumi, vadības maiņa, kontrolpunkti, interaktīvie objekti, īslaicīgi pastiprinājumi, ienaidnieki, kustīgās platformas, boss cīņa, fināla aina un titri. Šo sistēmu savienošana vienā projektā palīdzēja autoram iegūt praktisku pieredzi spēļu izstrādē.</w:t>
+        <w:t xml:space="preserve">Par vienu no galvenajiem sasniegumiem autors uzskata to, ka izdevās izveidot ne tikai vienkāršu spēles prototipu, bet pilnvērtīgu 2D platformera tipa spēli ar vairākām savstarpēji saistītām sistēmām. Spēlē ir realizēta galvenā varoņa vadība, līmeņu izvēle, progress, zvaigžņu vērtēšana, personāžu veikals, skapis, iestatījumi, vadības maiņa, </w:t>
+      </w:r>
+      <w:r>
+        <w:rPr>
+          <w:sz w:val="24"/>
+          <w:szCs w:val="24"/>
+        </w:rPr>
+        <w:t>kontrolpunkti, interaktīvie objekti, īslaicīgi pastiprinājumi, ienaidnieki, kustīgās platformas, slēpto artefaktu kolekcija, boss cīņa, fināla aina un titri.</w:t>
+      </w:r>
+      <w:r>
+        <w:rPr>
+          <w:b w:val="false"/>
+          <w:bCs w:val="false"/>
+          <w:sz w:val="24"/>
+          <w:szCs w:val="24"/>
+        </w:rPr>
+        <w:t xml:space="preserve"> Šo sistēmu savienošana vienā projektā palīdzēja autoram iegūt praktisku pieredzi spēļu izstrādē.</w:t>
       </w:r>
     </w:p>
     <w:p>
@@ -39044,6 +40985,68 @@
           <w:szCs w:val="24"/>
         </w:rPr>
         <w:t xml:space="preserve"> - datu tips, kas tiek izmantots divdimensiju pozīciju, virzienu un ātruma glabāšanai.</w:t>
+      </w:r>
+    </w:p>
+    <w:p>
+      <w:pPr>
+        <w:pStyle w:val="Normal"/>
+        <w:spacing w:lineRule="auto" w:line="360" w:before="0" w:after="0"/>
+        <w:ind w:firstLine="851" w:start="0" w:end="0"/>
+        <w:rPr>
+          <w:b w:val="false"/>
+          <w:bCs w:val="false"/>
+          <w:sz w:val="24"/>
+          <w:szCs w:val="24"/>
+        </w:rPr>
+      </w:pPr>
+      <w:r>
+        <w:rPr>
+          <w:b/>
+          <w:bCs/>
+          <w:sz w:val="24"/>
+          <w:szCs w:val="24"/>
+        </w:rPr>
+        <w:t>Artefakts</w:t>
+      </w:r>
+      <w:r>
+        <w:rPr>
+          <w:b w:val="false"/>
+          <w:bCs w:val="false"/>
+          <w:sz w:val="24"/>
+          <w:szCs w:val="24"/>
+        </w:rPr>
+        <w:t xml:space="preserve"> - slēpts kolekcijas objekts, kuru spēlētājs var atrast līmeņu laikā un apskatīt artefaktu kolekcijas sadaļā.</w:t>
+      </w:r>
+    </w:p>
+    <w:p>
+      <w:pPr>
+        <w:pStyle w:val="Normal"/>
+        <w:spacing w:lineRule="auto" w:line="360" w:before="0" w:after="0"/>
+        <w:ind w:firstLine="851" w:start="0" w:end="0"/>
+        <w:rPr>
+          <w:b w:val="false"/>
+          <w:bCs w:val="false"/>
+          <w:sz w:val="24"/>
+          <w:szCs w:val="24"/>
+        </w:rPr>
+      </w:pPr>
+      <w:r>
+        <w:rPr>
+          <w:b/>
+          <w:bCs/>
+          <w:sz w:val="24"/>
+          <w:szCs w:val="24"/>
+        </w:rPr>
+        <w:t>Slēptais kristāls</w:t>
+      </w:r>
+      <w:r>
+        <w:rPr>
+          <w:b w:val="false"/>
+          <w:bCs w:val="false"/>
+          <w:sz w:val="24"/>
+          <w:szCs w:val="24"/>
+        </w:rPr>
+        <w:t xml:space="preserve"> - spēles objekts, kas tiek izmantots kā paslēpts artefakts. Pēc atrašanas tas tiek saglabāts spēlētāja progresā.</w:t>
       </w:r>
       <w:r>
         <w:br w:type="page"/>
@@ -39097,7 +41100,7 @@
         </w:rPr>
         <w:t xml:space="preserve"> Godot Docs - oficiāla dokumentācija. Pieejams: </w:t>
       </w:r>
-      <w:hyperlink r:id="rId24">
+      <w:hyperlink r:id="rId25">
         <w:r>
           <w:rPr>
             <w:rStyle w:val="Hyperlink"/>
@@ -39136,7 +41139,7 @@
         </w:rPr>
         <w:t xml:space="preserve"> Godot mācību materiāli. Pieejams: </w:t>
       </w:r>
-      <w:hyperlink r:id="rId25">
+      <w:hyperlink r:id="rId26">
         <w:r>
           <w:rPr>
             <w:rStyle w:val="Hyperlink"/>
@@ -39175,7 +41178,7 @@
         </w:rPr>
         <w:t xml:space="preserve"> Godot Engine, GDScript un spēļu izstrādes mācību video materiāli. Pieejams: </w:t>
       </w:r>
-      <w:hyperlink r:id="rId26">
+      <w:hyperlink r:id="rId27">
         <w:r>
           <w:rPr>
             <w:rStyle w:val="Hyperlink"/>
@@ -39214,7 +41217,7 @@
         </w:rPr>
         <w:t xml:space="preserve"> GDScript mācību materiāli. Pieejams: </w:t>
       </w:r>
-      <w:hyperlink r:id="rId27">
+      <w:hyperlink r:id="rId28">
         <w:r>
           <w:rPr>
             <w:rStyle w:val="Hyperlink"/>
@@ -39253,7 +41256,7 @@
         </w:rPr>
         <w:t xml:space="preserve"> Spēļu resursu platforma. Pieejams: </w:t>
       </w:r>
-      <w:hyperlink r:id="rId28">
+      <w:hyperlink r:id="rId29">
         <w:r>
           <w:rPr>
             <w:rStyle w:val="Hyperlink"/>
@@ -39292,7 +41295,7 @@
         </w:rPr>
         <w:t xml:space="preserve">Spēļu resursu platforma. Pieejams: </w:t>
       </w:r>
-      <w:hyperlink r:id="rId29">
+      <w:hyperlink r:id="rId30">
         <w:r>
           <w:rPr>
             <w:rStyle w:val="Hyperlink"/>
@@ -39331,7 +41334,7 @@
         </w:rPr>
         <w:t xml:space="preserve"> Spēļu resursu platforma. Pieejams: </w:t>
       </w:r>
-      <w:hyperlink r:id="rId30">
+      <w:hyperlink r:id="rId31">
         <w:r>
           <w:rPr>
             <w:rStyle w:val="Hyperlink"/>
@@ -39370,7 +41373,7 @@
         </w:rPr>
         <w:t xml:space="preserve"> Skaņu efektu un mūzikas platforma. Pieejams: </w:t>
       </w:r>
-      <w:hyperlink r:id="rId31">
+      <w:hyperlink r:id="rId32">
         <w:r>
           <w:rPr>
             <w:rStyle w:val="Hyperlink"/>
@@ -39409,7 +41412,7 @@
         </w:rPr>
         <w:t xml:space="preserve"> Skaņu efektu un mūzikas platforma. Pieejams: </w:t>
       </w:r>
-      <w:hyperlink r:id="rId32">
+      <w:hyperlink r:id="rId33">
         <w:r>
           <w:rPr>
             <w:rStyle w:val="Hyperlink"/>
@@ -39448,7 +41451,7 @@
         </w:rPr>
         <w:t xml:space="preserve"> Godot kopienas forums. Pieejmas: </w:t>
       </w:r>
-      <w:hyperlink r:id="rId33">
+      <w:hyperlink r:id="rId34">
         <w:r>
           <w:rPr>
             <w:rStyle w:val="Hyperlink"/>
@@ -39604,7 +41607,7 @@
             <wp:extent cx="5939790" cy="8231505"/>
             <wp:effectExtent l="0" t="0" r="0" b="0"/>
             <wp:wrapSquare wrapText="largest"/>
-            <wp:docPr id="22" name="Image21"/>
+            <wp:docPr id="23" name="Image21"/>
             <wp:cNvGraphicFramePr>
               <a:graphicFrameLocks xmlns:a="http://schemas.openxmlformats.org/drawingml/2006/main" noChangeAspect="1"/>
             </wp:cNvGraphicFramePr>
@@ -39612,13 +41615,13 @@
               <a:graphicData uri="http://schemas.openxmlformats.org/drawingml/2006/picture">
                 <pic:pic xmlns:pic="http://schemas.openxmlformats.org/drawingml/2006/picture">
                   <pic:nvPicPr>
-                    <pic:cNvPr id="22" name="Image21"/>
+                    <pic:cNvPr id="23" name="Image21"/>
                     <pic:cNvPicPr>
                       <a:picLocks noChangeAspect="1" noChangeArrowheads="1"/>
                     </pic:cNvPicPr>
                   </pic:nvPicPr>
                   <pic:blipFill>
-                    <a:blip r:embed="rId34"/>
+                    <a:blip r:embed="rId35"/>
                     <a:stretch>
                       <a:fillRect/>
                     </a:stretch>
@@ -39730,7 +41733,7 @@
             <wp:extent cx="5939790" cy="7901940"/>
             <wp:effectExtent l="0" t="0" r="0" b="0"/>
             <wp:wrapSquare wrapText="largest"/>
-            <wp:docPr id="23" name="Image22"/>
+            <wp:docPr id="24" name="Image22"/>
             <wp:cNvGraphicFramePr>
               <a:graphicFrameLocks xmlns:a="http://schemas.openxmlformats.org/drawingml/2006/main" noChangeAspect="1"/>
             </wp:cNvGraphicFramePr>
@@ -39738,13 +41741,13 @@
               <a:graphicData uri="http://schemas.openxmlformats.org/drawingml/2006/picture">
                 <pic:pic xmlns:pic="http://schemas.openxmlformats.org/drawingml/2006/picture">
                   <pic:nvPicPr>
-                    <pic:cNvPr id="23" name="Image22"/>
+                    <pic:cNvPr id="24" name="Image22"/>
                     <pic:cNvPicPr>
                       <a:picLocks noChangeAspect="1" noChangeArrowheads="1"/>
                     </pic:cNvPicPr>
                   </pic:nvPicPr>
                   <pic:blipFill>
-                    <a:blip r:embed="rId35"/>
+                    <a:blip r:embed="rId36"/>
                     <a:stretch>
                       <a:fillRect/>
                     </a:stretch>
@@ -39885,7 +41888,7 @@
             <wp:extent cx="5939790" cy="6027420"/>
             <wp:effectExtent l="0" t="0" r="0" b="0"/>
             <wp:wrapSquare wrapText="largest"/>
-            <wp:docPr id="24" name="Image23"/>
+            <wp:docPr id="25" name="Image23"/>
             <wp:cNvGraphicFramePr>
               <a:graphicFrameLocks xmlns:a="http://schemas.openxmlformats.org/drawingml/2006/main" noChangeAspect="1"/>
             </wp:cNvGraphicFramePr>
@@ -39893,13 +41896,13 @@
               <a:graphicData uri="http://schemas.openxmlformats.org/drawingml/2006/picture">
                 <pic:pic xmlns:pic="http://schemas.openxmlformats.org/drawingml/2006/picture">
                   <pic:nvPicPr>
-                    <pic:cNvPr id="24" name="Image23"/>
+                    <pic:cNvPr id="25" name="Image23"/>
                     <pic:cNvPicPr>
                       <a:picLocks noChangeAspect="1" noChangeArrowheads="1"/>
                     </pic:cNvPicPr>
                   </pic:nvPicPr>
                   <pic:blipFill>
-                    <a:blip r:embed="rId36"/>
+                    <a:blip r:embed="rId37"/>
                     <a:stretch>
                       <a:fillRect/>
                     </a:stretch>
@@ -40040,7 +42043,7 @@
             <wp:extent cx="5724525" cy="6934200"/>
             <wp:effectExtent l="0" t="0" r="0" b="0"/>
             <wp:wrapSquare wrapText="largest"/>
-            <wp:docPr id="25" name="Image24"/>
+            <wp:docPr id="26" name="Image24"/>
             <wp:cNvGraphicFramePr>
               <a:graphicFrameLocks xmlns:a="http://schemas.openxmlformats.org/drawingml/2006/main" noChangeAspect="1"/>
             </wp:cNvGraphicFramePr>
@@ -40048,13 +42051,13 @@
               <a:graphicData uri="http://schemas.openxmlformats.org/drawingml/2006/picture">
                 <pic:pic xmlns:pic="http://schemas.openxmlformats.org/drawingml/2006/picture">
                   <pic:nvPicPr>
-                    <pic:cNvPr id="25" name="Image24"/>
+                    <pic:cNvPr id="26" name="Image24"/>
                     <pic:cNvPicPr>
                       <a:picLocks noChangeAspect="1" noChangeArrowheads="1"/>
                     </pic:cNvPicPr>
                   </pic:nvPicPr>
                   <pic:blipFill>
-                    <a:blip r:embed="rId37"/>
+                    <a:blip r:embed="rId38"/>
                     <a:stretch>
                       <a:fillRect/>
                     </a:stretch>
@@ -40169,7 +42172,7 @@
             <wp:extent cx="5939790" cy="7222490"/>
             <wp:effectExtent l="0" t="0" r="0" b="0"/>
             <wp:wrapSquare wrapText="largest"/>
-            <wp:docPr id="26" name="Image25"/>
+            <wp:docPr id="27" name="Image25"/>
             <wp:cNvGraphicFramePr>
               <a:graphicFrameLocks xmlns:a="http://schemas.openxmlformats.org/drawingml/2006/main" noChangeAspect="1"/>
             </wp:cNvGraphicFramePr>
@@ -40177,13 +42180,13 @@
               <a:graphicData uri="http://schemas.openxmlformats.org/drawingml/2006/picture">
                 <pic:pic xmlns:pic="http://schemas.openxmlformats.org/drawingml/2006/picture">
                   <pic:nvPicPr>
-                    <pic:cNvPr id="26" name="Image25"/>
+                    <pic:cNvPr id="27" name="Image25"/>
                     <pic:cNvPicPr>
                       <a:picLocks noChangeAspect="1" noChangeArrowheads="1"/>
                     </pic:cNvPicPr>
                   </pic:nvPicPr>
                   <pic:blipFill>
-                    <a:blip r:embed="rId38"/>
+                    <a:blip r:embed="rId39"/>
                     <a:stretch>
                       <a:fillRect/>
                     </a:stretch>
@@ -40298,7 +42301,7 @@
             <wp:extent cx="5939790" cy="8462645"/>
             <wp:effectExtent l="0" t="0" r="0" b="0"/>
             <wp:wrapSquare wrapText="largest"/>
-            <wp:docPr id="27" name="Image26"/>
+            <wp:docPr id="28" name="Image26"/>
             <wp:cNvGraphicFramePr>
               <a:graphicFrameLocks xmlns:a="http://schemas.openxmlformats.org/drawingml/2006/main" noChangeAspect="1"/>
             </wp:cNvGraphicFramePr>
@@ -40306,13 +42309,13 @@
               <a:graphicData uri="http://schemas.openxmlformats.org/drawingml/2006/picture">
                 <pic:pic xmlns:pic="http://schemas.openxmlformats.org/drawingml/2006/picture">
                   <pic:nvPicPr>
-                    <pic:cNvPr id="27" name="Image26"/>
+                    <pic:cNvPr id="28" name="Image26"/>
                     <pic:cNvPicPr>
                       <a:picLocks noChangeAspect="1" noChangeArrowheads="1"/>
                     </pic:cNvPicPr>
                   </pic:nvPicPr>
                   <pic:blipFill>
-                    <a:blip r:embed="rId39"/>
+                    <a:blip r:embed="rId40"/>
                     <a:stretch>
                       <a:fillRect/>
                     </a:stretch>
@@ -40427,7 +42430,7 @@
             <wp:extent cx="5939790" cy="8310245"/>
             <wp:effectExtent l="0" t="0" r="0" b="0"/>
             <wp:wrapSquare wrapText="largest"/>
-            <wp:docPr id="28" name="Image27"/>
+            <wp:docPr id="29" name="Image27"/>
             <wp:cNvGraphicFramePr>
               <a:graphicFrameLocks xmlns:a="http://schemas.openxmlformats.org/drawingml/2006/main" noChangeAspect="1"/>
             </wp:cNvGraphicFramePr>
@@ -40435,13 +42438,13 @@
               <a:graphicData uri="http://schemas.openxmlformats.org/drawingml/2006/picture">
                 <pic:pic xmlns:pic="http://schemas.openxmlformats.org/drawingml/2006/picture">
                   <pic:nvPicPr>
-                    <pic:cNvPr id="28" name="Image27"/>
+                    <pic:cNvPr id="29" name="Image27"/>
                     <pic:cNvPicPr>
                       <a:picLocks noChangeAspect="1" noChangeArrowheads="1"/>
                     </pic:cNvPicPr>
                   </pic:nvPicPr>
                   <pic:blipFill>
-                    <a:blip r:embed="rId40"/>
+                    <a:blip r:embed="rId41"/>
                     <a:stretch>
                       <a:fillRect/>
                     </a:stretch>
@@ -40556,7 +42559,7 @@
             <wp:extent cx="5871210" cy="8367395"/>
             <wp:effectExtent l="0" t="0" r="0" b="0"/>
             <wp:wrapSquare wrapText="largest"/>
-            <wp:docPr id="29" name="Image28"/>
+            <wp:docPr id="30" name="Image28"/>
             <wp:cNvGraphicFramePr>
               <a:graphicFrameLocks xmlns:a="http://schemas.openxmlformats.org/drawingml/2006/main" noChangeAspect="1"/>
             </wp:cNvGraphicFramePr>
@@ -40564,13 +42567,13 @@
               <a:graphicData uri="http://schemas.openxmlformats.org/drawingml/2006/picture">
                 <pic:pic xmlns:pic="http://schemas.openxmlformats.org/drawingml/2006/picture">
                   <pic:nvPicPr>
-                    <pic:cNvPr id="29" name="Image28"/>
+                    <pic:cNvPr id="30" name="Image28"/>
                     <pic:cNvPicPr>
                       <a:picLocks noChangeAspect="1" noChangeArrowheads="1"/>
                     </pic:cNvPicPr>
                   </pic:nvPicPr>
                   <pic:blipFill>
-                    <a:blip r:embed="rId41"/>
+                    <a:blip r:embed="rId42"/>
                     <a:stretch>
                       <a:fillRect/>
                     </a:stretch>
@@ -40685,7 +42688,7 @@
             <wp:extent cx="5838825" cy="8667750"/>
             <wp:effectExtent l="0" t="0" r="0" b="0"/>
             <wp:wrapSquare wrapText="largest"/>
-            <wp:docPr id="30" name="Image29"/>
+            <wp:docPr id="31" name="Image29"/>
             <wp:cNvGraphicFramePr>
               <a:graphicFrameLocks xmlns:a="http://schemas.openxmlformats.org/drawingml/2006/main" noChangeAspect="1"/>
             </wp:cNvGraphicFramePr>
@@ -40693,13 +42696,13 @@
               <a:graphicData uri="http://schemas.openxmlformats.org/drawingml/2006/picture">
                 <pic:pic xmlns:pic="http://schemas.openxmlformats.org/drawingml/2006/picture">
                   <pic:nvPicPr>
-                    <pic:cNvPr id="30" name="Image29"/>
+                    <pic:cNvPr id="31" name="Image29"/>
                     <pic:cNvPicPr>
                       <a:picLocks noChangeAspect="1" noChangeArrowheads="1"/>
                     </pic:cNvPicPr>
                   </pic:nvPicPr>
                   <pic:blipFill>
-                    <a:blip r:embed="rId42"/>
+                    <a:blip r:embed="rId43"/>
                     <a:stretch>
                       <a:fillRect/>
                     </a:stretch>
@@ -40722,9 +42725,9 @@
       </w:r>
     </w:p>
     <w:sectPr>
-      <w:footerReference w:type="even" r:id="rId43"/>
-      <w:footerReference w:type="default" r:id="rId44"/>
-      <w:footerReference w:type="first" r:id="rId45"/>
+      <w:footerReference w:type="even" r:id="rId44"/>
+      <w:footerReference w:type="default" r:id="rId45"/>
+      <w:footerReference w:type="first" r:id="rId46"/>
       <w:type w:val="nextPage"/>
       <w:pgSz w:w="11906" w:h="16838"/>
       <w:pgMar w:left="1418" w:right="1134" w:gutter="0" w:header="0" w:top="1134" w:footer="720" w:bottom="1134"/>
@@ -40782,7 +42785,7 @@
         </w:r>
         <w:r>
           <w:rPr/>
-          <w:t>70</w:t>
+          <w:t>73</w:t>
         </w:r>
         <w:r>
           <w:rPr/>
@@ -40834,7 +42837,7 @@
         </w:r>
         <w:r>
           <w:rPr/>
-          <w:t>70</w:t>
+          <w:t>73</w:t>
         </w:r>
         <w:r>
           <w:rPr/>
@@ -46097,6 +48100,363 @@
       <w:start w:val="1"/>
       <w:numFmt w:val="decimal"/>
       <w:lvlText w:val="%9."/>
+      <w:lvlJc w:val="start"/>
+      <w:pPr>
+        <w:tabs>
+          <w:tab w:val="num" w:pos="3600"/>
+        </w:tabs>
+        <w:ind w:start="3600" w:hanging="360"/>
+      </w:pPr>
+      <w:rPr/>
+    </w:lvl>
+  </w:abstractNum>
+  <w:abstractNum w:abstractNumId="45">
+    <w:lvl w:ilvl="0">
+      <w:start w:val="1"/>
+      <w:numFmt w:val="decimal"/>
+      <w:lvlText w:val="%1)"/>
+      <w:lvlJc w:val="start"/>
+      <w:pPr>
+        <w:tabs>
+          <w:tab w:val="num" w:pos="720"/>
+        </w:tabs>
+        <w:ind w:start="720" w:hanging="360"/>
+      </w:pPr>
+      <w:rPr/>
+    </w:lvl>
+    <w:lvl w:ilvl="1">
+      <w:start w:val="1"/>
+      <w:numFmt w:val="decimal"/>
+      <w:lvlText w:val="%2)"/>
+      <w:lvlJc w:val="start"/>
+      <w:pPr>
+        <w:tabs>
+          <w:tab w:val="num" w:pos="1080"/>
+        </w:tabs>
+        <w:ind w:start="1080" w:hanging="360"/>
+      </w:pPr>
+      <w:rPr/>
+    </w:lvl>
+    <w:lvl w:ilvl="2">
+      <w:start w:val="1"/>
+      <w:numFmt w:val="decimal"/>
+      <w:lvlText w:val="%3)"/>
+      <w:lvlJc w:val="start"/>
+      <w:pPr>
+        <w:tabs>
+          <w:tab w:val="num" w:pos="1440"/>
+        </w:tabs>
+        <w:ind w:start="1440" w:hanging="360"/>
+      </w:pPr>
+      <w:rPr/>
+    </w:lvl>
+    <w:lvl w:ilvl="3">
+      <w:start w:val="1"/>
+      <w:numFmt w:val="decimal"/>
+      <w:lvlText w:val="%4)"/>
+      <w:lvlJc w:val="start"/>
+      <w:pPr>
+        <w:tabs>
+          <w:tab w:val="num" w:pos="1800"/>
+        </w:tabs>
+        <w:ind w:start="1800" w:hanging="360"/>
+      </w:pPr>
+      <w:rPr/>
+    </w:lvl>
+    <w:lvl w:ilvl="4">
+      <w:start w:val="1"/>
+      <w:numFmt w:val="decimal"/>
+      <w:lvlText w:val="%5)"/>
+      <w:lvlJc w:val="start"/>
+      <w:pPr>
+        <w:tabs>
+          <w:tab w:val="num" w:pos="2160"/>
+        </w:tabs>
+        <w:ind w:start="2160" w:hanging="360"/>
+      </w:pPr>
+      <w:rPr/>
+    </w:lvl>
+    <w:lvl w:ilvl="5">
+      <w:start w:val="1"/>
+      <w:numFmt w:val="decimal"/>
+      <w:lvlText w:val="%6)"/>
+      <w:lvlJc w:val="start"/>
+      <w:pPr>
+        <w:tabs>
+          <w:tab w:val="num" w:pos="2520"/>
+        </w:tabs>
+        <w:ind w:start="2520" w:hanging="360"/>
+      </w:pPr>
+      <w:rPr/>
+    </w:lvl>
+    <w:lvl w:ilvl="6">
+      <w:start w:val="1"/>
+      <w:numFmt w:val="decimal"/>
+      <w:lvlText w:val="%7)"/>
+      <w:lvlJc w:val="start"/>
+      <w:pPr>
+        <w:tabs>
+          <w:tab w:val="num" w:pos="2880"/>
+        </w:tabs>
+        <w:ind w:start="2880" w:hanging="360"/>
+      </w:pPr>
+      <w:rPr/>
+    </w:lvl>
+    <w:lvl w:ilvl="7">
+      <w:start w:val="1"/>
+      <w:numFmt w:val="decimal"/>
+      <w:lvlText w:val="%8)"/>
+      <w:lvlJc w:val="start"/>
+      <w:pPr>
+        <w:tabs>
+          <w:tab w:val="num" w:pos="3240"/>
+        </w:tabs>
+        <w:ind w:start="3240" w:hanging="360"/>
+      </w:pPr>
+      <w:rPr/>
+    </w:lvl>
+    <w:lvl w:ilvl="8">
+      <w:start w:val="1"/>
+      <w:numFmt w:val="decimal"/>
+      <w:lvlText w:val="%9)"/>
+      <w:lvlJc w:val="start"/>
+      <w:pPr>
+        <w:tabs>
+          <w:tab w:val="num" w:pos="3600"/>
+        </w:tabs>
+        <w:ind w:start="3600" w:hanging="360"/>
+      </w:pPr>
+      <w:rPr/>
+    </w:lvl>
+  </w:abstractNum>
+  <w:abstractNum w:abstractNumId="46">
+    <w:lvl w:ilvl="0">
+      <w:start w:val="1"/>
+      <w:numFmt w:val="decimal"/>
+      <w:lvlText w:val="%1)"/>
+      <w:lvlJc w:val="start"/>
+      <w:pPr>
+        <w:tabs>
+          <w:tab w:val="num" w:pos="720"/>
+        </w:tabs>
+        <w:ind w:start="720" w:hanging="360"/>
+      </w:pPr>
+      <w:rPr/>
+    </w:lvl>
+    <w:lvl w:ilvl="1">
+      <w:start w:val="1"/>
+      <w:numFmt w:val="decimal"/>
+      <w:lvlText w:val="%2)"/>
+      <w:lvlJc w:val="start"/>
+      <w:pPr>
+        <w:tabs>
+          <w:tab w:val="num" w:pos="1080"/>
+        </w:tabs>
+        <w:ind w:start="1080" w:hanging="360"/>
+      </w:pPr>
+      <w:rPr/>
+    </w:lvl>
+    <w:lvl w:ilvl="2">
+      <w:start w:val="1"/>
+      <w:numFmt w:val="decimal"/>
+      <w:lvlText w:val="%3)"/>
+      <w:lvlJc w:val="start"/>
+      <w:pPr>
+        <w:tabs>
+          <w:tab w:val="num" w:pos="1440"/>
+        </w:tabs>
+        <w:ind w:start="1440" w:hanging="360"/>
+      </w:pPr>
+      <w:rPr/>
+    </w:lvl>
+    <w:lvl w:ilvl="3">
+      <w:start w:val="1"/>
+      <w:numFmt w:val="decimal"/>
+      <w:lvlText w:val="%4)"/>
+      <w:lvlJc w:val="start"/>
+      <w:pPr>
+        <w:tabs>
+          <w:tab w:val="num" w:pos="1800"/>
+        </w:tabs>
+        <w:ind w:start="1800" w:hanging="360"/>
+      </w:pPr>
+      <w:rPr/>
+    </w:lvl>
+    <w:lvl w:ilvl="4">
+      <w:start w:val="1"/>
+      <w:numFmt w:val="decimal"/>
+      <w:lvlText w:val="%5)"/>
+      <w:lvlJc w:val="start"/>
+      <w:pPr>
+        <w:tabs>
+          <w:tab w:val="num" w:pos="2160"/>
+        </w:tabs>
+        <w:ind w:start="2160" w:hanging="360"/>
+      </w:pPr>
+      <w:rPr/>
+    </w:lvl>
+    <w:lvl w:ilvl="5">
+      <w:start w:val="1"/>
+      <w:numFmt w:val="decimal"/>
+      <w:lvlText w:val="%6)"/>
+      <w:lvlJc w:val="start"/>
+      <w:pPr>
+        <w:tabs>
+          <w:tab w:val="num" w:pos="2520"/>
+        </w:tabs>
+        <w:ind w:start="2520" w:hanging="360"/>
+      </w:pPr>
+      <w:rPr/>
+    </w:lvl>
+    <w:lvl w:ilvl="6">
+      <w:start w:val="1"/>
+      <w:numFmt w:val="decimal"/>
+      <w:lvlText w:val="%7)"/>
+      <w:lvlJc w:val="start"/>
+      <w:pPr>
+        <w:tabs>
+          <w:tab w:val="num" w:pos="2880"/>
+        </w:tabs>
+        <w:ind w:start="2880" w:hanging="360"/>
+      </w:pPr>
+      <w:rPr/>
+    </w:lvl>
+    <w:lvl w:ilvl="7">
+      <w:start w:val="1"/>
+      <w:numFmt w:val="decimal"/>
+      <w:lvlText w:val="%8)"/>
+      <w:lvlJc w:val="start"/>
+      <w:pPr>
+        <w:tabs>
+          <w:tab w:val="num" w:pos="3240"/>
+        </w:tabs>
+        <w:ind w:start="3240" w:hanging="360"/>
+      </w:pPr>
+      <w:rPr/>
+    </w:lvl>
+    <w:lvl w:ilvl="8">
+      <w:start w:val="1"/>
+      <w:numFmt w:val="decimal"/>
+      <w:lvlText w:val="%9)"/>
+      <w:lvlJc w:val="start"/>
+      <w:pPr>
+        <w:tabs>
+          <w:tab w:val="num" w:pos="3600"/>
+        </w:tabs>
+        <w:ind w:start="3600" w:hanging="360"/>
+      </w:pPr>
+      <w:rPr/>
+    </w:lvl>
+  </w:abstractNum>
+  <w:abstractNum w:abstractNumId="47">
+    <w:lvl w:ilvl="0">
+      <w:start w:val="1"/>
+      <w:numFmt w:val="decimal"/>
+      <w:lvlText w:val="%1)"/>
+      <w:lvlJc w:val="start"/>
+      <w:pPr>
+        <w:tabs>
+          <w:tab w:val="num" w:pos="720"/>
+        </w:tabs>
+        <w:ind w:start="720" w:hanging="360"/>
+      </w:pPr>
+      <w:rPr/>
+    </w:lvl>
+    <w:lvl w:ilvl="1">
+      <w:start w:val="1"/>
+      <w:numFmt w:val="decimal"/>
+      <w:lvlText w:val="%2)"/>
+      <w:lvlJc w:val="start"/>
+      <w:pPr>
+        <w:tabs>
+          <w:tab w:val="num" w:pos="1080"/>
+        </w:tabs>
+        <w:ind w:start="1080" w:hanging="360"/>
+      </w:pPr>
+      <w:rPr/>
+    </w:lvl>
+    <w:lvl w:ilvl="2">
+      <w:start w:val="1"/>
+      <w:numFmt w:val="decimal"/>
+      <w:lvlText w:val="%3)"/>
+      <w:lvlJc w:val="start"/>
+      <w:pPr>
+        <w:tabs>
+          <w:tab w:val="num" w:pos="1440"/>
+        </w:tabs>
+        <w:ind w:start="1440" w:hanging="360"/>
+      </w:pPr>
+      <w:rPr/>
+    </w:lvl>
+    <w:lvl w:ilvl="3">
+      <w:start w:val="1"/>
+      <w:numFmt w:val="decimal"/>
+      <w:lvlText w:val="%4)"/>
+      <w:lvlJc w:val="start"/>
+      <w:pPr>
+        <w:tabs>
+          <w:tab w:val="num" w:pos="1800"/>
+        </w:tabs>
+        <w:ind w:start="1800" w:hanging="360"/>
+      </w:pPr>
+      <w:rPr/>
+    </w:lvl>
+    <w:lvl w:ilvl="4">
+      <w:start w:val="1"/>
+      <w:numFmt w:val="decimal"/>
+      <w:lvlText w:val="%5)"/>
+      <w:lvlJc w:val="start"/>
+      <w:pPr>
+        <w:tabs>
+          <w:tab w:val="num" w:pos="2160"/>
+        </w:tabs>
+        <w:ind w:start="2160" w:hanging="360"/>
+      </w:pPr>
+      <w:rPr/>
+    </w:lvl>
+    <w:lvl w:ilvl="5">
+      <w:start w:val="1"/>
+      <w:numFmt w:val="decimal"/>
+      <w:lvlText w:val="%6)"/>
+      <w:lvlJc w:val="start"/>
+      <w:pPr>
+        <w:tabs>
+          <w:tab w:val="num" w:pos="2520"/>
+        </w:tabs>
+        <w:ind w:start="2520" w:hanging="360"/>
+      </w:pPr>
+      <w:rPr/>
+    </w:lvl>
+    <w:lvl w:ilvl="6">
+      <w:start w:val="1"/>
+      <w:numFmt w:val="decimal"/>
+      <w:lvlText w:val="%7)"/>
+      <w:lvlJc w:val="start"/>
+      <w:pPr>
+        <w:tabs>
+          <w:tab w:val="num" w:pos="2880"/>
+        </w:tabs>
+        <w:ind w:start="2880" w:hanging="360"/>
+      </w:pPr>
+      <w:rPr/>
+    </w:lvl>
+    <w:lvl w:ilvl="7">
+      <w:start w:val="1"/>
+      <w:numFmt w:val="decimal"/>
+      <w:lvlText w:val="%8)"/>
+      <w:lvlJc w:val="start"/>
+      <w:pPr>
+        <w:tabs>
+          <w:tab w:val="num" w:pos="3240"/>
+        </w:tabs>
+        <w:ind w:start="3240" w:hanging="360"/>
+      </w:pPr>
+      <w:rPr/>
+    </w:lvl>
+    <w:lvl w:ilvl="8">
+      <w:start w:val="1"/>
+      <w:numFmt w:val="decimal"/>
+      <w:lvlText w:val="%9)"/>
       <w:lvlJc w:val="start"/>
       <w:pPr>
         <w:tabs>
@@ -46238,6 +48598,15 @@
   </w:num>
   <w:num w:numId="44">
     <w:abstractNumId w:val="44"/>
+  </w:num>
+  <w:num w:numId="45">
+    <w:abstractNumId w:val="45"/>
+  </w:num>
+  <w:num w:numId="46">
+    <w:abstractNumId w:val="46"/>
+  </w:num>
+  <w:num w:numId="47">
+    <w:abstractNumId w:val="47"/>
   </w:num>
 </w:numbering>
 </file>
@@ -47151,8 +49520,8 @@
       <w:rFonts w:ascii="Liberation Mono" w:hAnsi="Liberation Mono" w:eastAsia="Liberation Mono" w:cs="Liberation Mono"/>
     </w:rPr>
   </w:style>
-  <w:style w:type="character" w:styleId="Bullets">
-    <w:name w:val="Bullets"/>
+  <w:style w:type="character" w:styleId="Bulletsuser">
+    <w:name w:val="Bullets (user)"/>
     <w:qFormat/>
     <w:rPr>
       <w:rFonts w:ascii="OpenSymbol" w:hAnsi="OpenSymbol" w:eastAsia="OpenSymbol" w:cs="OpenSymbol"/>

--- a/Doc/KVDDokumentacija_GodotSpele_Sidorcenko.docx
+++ b/Doc/KVDDokumentacija_GodotSpele_Sidorcenko.docx
@@ -187,7 +187,19 @@
         <w:rPr>
           <w:sz w:val="28"/>
         </w:rPr>
-        <w:t xml:space="preserve">Eksāmena datums 2026. gada 16., 17. jūnijs </w:t>
+        <w:t xml:space="preserve">Eksāmena datums 2026. gada 16. </w:t>
+      </w:r>
+      <w:r>
+        <w:rPr>
+          <w:sz w:val="28"/>
+        </w:rPr>
+        <w:t>un</w:t>
+      </w:r>
+      <w:r>
+        <w:rPr>
+          <w:sz w:val="28"/>
+        </w:rPr>
+        <w:t xml:space="preserve"> 17. jūnijs </w:t>
       </w:r>
     </w:p>
     <w:p>
@@ -286,17 +298,18 @@
             </w:rPr>
             <w:fldChar w:fldCharType="separate"/>
           </w:r>
-          <w:hyperlink w:anchor="__RefHeading___Toc2278_2856212045" w:tooltip="Ievads">
-            <w:r>
-              <w:rPr>
-                <w:rStyle w:val="IndexLink"/>
-              </w:rPr>
-              <w:tab/>
-              <w:t>Ievads</w:t>
-              <w:tab/>
-              <w:t>4</w:t>
-            </w:r>
-          </w:hyperlink>
+          <w:r>
+            <w:rPr>
+              <w:rStyle w:val="IndexLink"/>
+            </w:rPr>
+            <w:tab/>
+          </w:r>
+          <w:r>
+            <w:rPr/>
+            <w:t>Ievads</w:t>
+            <w:tab/>
+            <w:t>4</w:t>
+          </w:r>
         </w:p>
         <w:p>
           <w:pPr>
@@ -308,18 +321,14 @@
             </w:tabs>
             <w:rPr/>
           </w:pPr>
-          <w:hyperlink w:anchor="__RefHeading___Toc2280_2856212045" w:tooltip="Uzdevuma formulējums">
-            <w:r>
-              <w:rPr>
-                <w:rStyle w:val="IndexLink"/>
-              </w:rPr>
-              <w:t>1.</w:t>
-              <w:tab/>
-              <w:t>Uzdevuma formulējums</w:t>
-              <w:tab/>
-              <w:t>6</w:t>
-            </w:r>
-          </w:hyperlink>
+          <w:r>
+            <w:rPr/>
+            <w:t>1.</w:t>
+            <w:tab/>
+            <w:t>Uzdevuma formulējums</w:t>
+            <w:tab/>
+            <w:t>6</w:t>
+          </w:r>
         </w:p>
         <w:p>
           <w:pPr>
@@ -331,18 +340,14 @@
             </w:tabs>
             <w:rPr/>
           </w:pPr>
-          <w:hyperlink w:anchor="__RefHeading___Toc2282_2856212045" w:tooltip="Programmatūras prasību specifikācija">
-            <w:r>
-              <w:rPr>
-                <w:rStyle w:val="IndexLink"/>
-              </w:rPr>
-              <w:t>2.</w:t>
-              <w:tab/>
-              <w:t>Programmatūras prasību specifikācija</w:t>
-              <w:tab/>
-              <w:t>8</w:t>
-            </w:r>
-          </w:hyperlink>
+          <w:r>
+            <w:rPr/>
+            <w:t>2.</w:t>
+            <w:tab/>
+            <w:t>Programmatūras prasību specifikācija</w:t>
+            <w:tab/>
+            <w:t>8</w:t>
+          </w:r>
         </w:p>
         <w:p>
           <w:pPr>
@@ -354,18 +359,14 @@
             </w:tabs>
             <w:rPr/>
           </w:pPr>
-          <w:hyperlink w:anchor="__RefHeading___Toc2284_2856212045" w:tooltip="Produkta perspektīva">
-            <w:r>
-              <w:rPr>
-                <w:rStyle w:val="IndexLink"/>
-              </w:rPr>
-              <w:t>2.1.</w:t>
-              <w:tab/>
-              <w:t>Produkta perspektīva</w:t>
-              <w:tab/>
-              <w:t>8</w:t>
-            </w:r>
-          </w:hyperlink>
+          <w:r>
+            <w:rPr/>
+            <w:t>2.1.</w:t>
+            <w:tab/>
+            <w:t>Produkta perspektīva</w:t>
+            <w:tab/>
+            <w:t>8</w:t>
+          </w:r>
         </w:p>
         <w:p>
           <w:pPr>
@@ -377,18 +378,14 @@
             </w:tabs>
             <w:rPr/>
           </w:pPr>
-          <w:hyperlink w:anchor="__RefHeading___Toc2286_2856212045" w:tooltip="Sistēmas funkcionālās prasības">
-            <w:r>
-              <w:rPr>
-                <w:rStyle w:val="IndexLink"/>
-              </w:rPr>
-              <w:t>2.2.</w:t>
-              <w:tab/>
-              <w:t>Sistēmas funkcionālās prasības</w:t>
-              <w:tab/>
-              <w:t>8</w:t>
-            </w:r>
-          </w:hyperlink>
+          <w:r>
+            <w:rPr/>
+            <w:t>2.2.</w:t>
+            <w:tab/>
+            <w:t>Sistēmas funkcionālās prasības</w:t>
+            <w:tab/>
+            <w:t>8</w:t>
+          </w:r>
         </w:p>
         <w:p>
           <w:pPr>
@@ -400,18 +397,14 @@
             </w:tabs>
             <w:rPr/>
           </w:pPr>
-          <w:hyperlink w:anchor="__RefHeading___Toc2288_2856212045" w:tooltip="Sistēmas nefunkcionālās prasības">
-            <w:r>
-              <w:rPr>
-                <w:rStyle w:val="IndexLink"/>
-              </w:rPr>
-              <w:t>2.3.</w:t>
-              <w:tab/>
-              <w:t>Sistēmas nefunkcionālās prasības</w:t>
-              <w:tab/>
-              <w:t>22</w:t>
-            </w:r>
-          </w:hyperlink>
+          <w:r>
+            <w:rPr/>
+            <w:t>2.3.</w:t>
+            <w:tab/>
+            <w:t>Sistēmas nefunkcionālās prasības</w:t>
+            <w:tab/>
+            <w:t>22</w:t>
+          </w:r>
         </w:p>
         <w:p>
           <w:pPr>
@@ -423,18 +416,14 @@
             </w:tabs>
             <w:rPr/>
           </w:pPr>
-          <w:hyperlink w:anchor="__RefHeading___Toc2290_2856212045" w:tooltip="Gala lietotāja raksturiezīmes">
-            <w:r>
-              <w:rPr>
-                <w:rStyle w:val="IndexLink"/>
-              </w:rPr>
-              <w:t>2.4.</w:t>
-              <w:tab/>
-              <w:t>Gala lietotāja raksturiezīmes</w:t>
-              <w:tab/>
-              <w:t>23</w:t>
-            </w:r>
-          </w:hyperlink>
+          <w:r>
+            <w:rPr/>
+            <w:t>2.4.</w:t>
+            <w:tab/>
+            <w:t>Gala lietotāja raksturiezīmes</w:t>
+            <w:tab/>
+            <w:t>23</w:t>
+          </w:r>
         </w:p>
         <w:p>
           <w:pPr>
@@ -446,18 +435,14 @@
             </w:tabs>
             <w:rPr/>
           </w:pPr>
-          <w:hyperlink w:anchor="__RefHeading___Toc2292_2856212045" w:tooltip="Izstrādes līdzekļu, rīku apraksts un izvēles pamatojums">
-            <w:r>
-              <w:rPr>
-                <w:rStyle w:val="IndexLink"/>
-              </w:rPr>
-              <w:t>3.</w:t>
-              <w:tab/>
-              <w:t>Izstrādes līdzekļu, rīku apraksts un izvēles pamatojums</w:t>
-              <w:tab/>
-              <w:t>24</w:t>
-            </w:r>
-          </w:hyperlink>
+          <w:r>
+            <w:rPr/>
+            <w:t>3.</w:t>
+            <w:tab/>
+            <w:t>Izstrādes līdzekļu, rīku apraksts un izvēles pamatojums</w:t>
+            <w:tab/>
+            <w:t>24</w:t>
+          </w:r>
         </w:p>
         <w:p>
           <w:pPr>
@@ -469,18 +454,14 @@
             </w:tabs>
             <w:rPr/>
           </w:pPr>
-          <w:hyperlink w:anchor="__RefHeading___Toc2294_2856212045" w:tooltip="Izvēlēto risinājuma līdzekļu un valodu apraksts">
-            <w:r>
-              <w:rPr>
-                <w:rStyle w:val="IndexLink"/>
-              </w:rPr>
-              <w:t>3.1.</w:t>
-              <w:tab/>
-              <w:t>Izvēlēto risinājuma līdzekļu un valodu apraksts</w:t>
-              <w:tab/>
-              <w:t>24</w:t>
-            </w:r>
-          </w:hyperlink>
+          <w:r>
+            <w:rPr/>
+            <w:t>3.1.</w:t>
+            <w:tab/>
+            <w:t>Izvēlēto risinājuma līdzekļu un valodu apraksts</w:t>
+            <w:tab/>
+            <w:t>24</w:t>
+          </w:r>
         </w:p>
         <w:p>
           <w:pPr>
@@ -492,32 +473,25 @@
             </w:tabs>
             <w:rPr/>
           </w:pPr>
-          <w:hyperlink w:anchor="__RefHeading___Toc2296_2856212045" w:tooltip="Iespējamo (alternatīvo) risinājuma līdzekļu un valodu apraksts">
-            <w:r>
-              <w:rPr>
-                <w:rStyle w:val="IndexLink"/>
-              </w:rPr>
-              <w:t>3.2.</w:t>
-              <w:tab/>
-              <w:t xml:space="preserve">Iespējamo </w:t>
-            </w:r>
-            <w:r>
-              <w:rPr>
-                <w:rStyle w:val="IndexLink"/>
-                <w:i/>
-                <w:iCs/>
-              </w:rPr>
-              <w:t xml:space="preserve">(alternatīvo) </w:t>
-            </w:r>
-            <w:r>
-              <w:rPr>
-                <w:rStyle w:val="IndexLink"/>
-              </w:rPr>
-              <w:t>risinājuma līdzekļu un valodu apraksts</w:t>
-              <w:tab/>
-              <w:t>25</w:t>
-            </w:r>
-          </w:hyperlink>
+          <w:r>
+            <w:rPr/>
+            <w:t>3.2.</w:t>
+            <w:tab/>
+            <w:t xml:space="preserve">Iespējamo </w:t>
+          </w:r>
+          <w:r>
+            <w:rPr>
+              <w:i/>
+              <w:iCs/>
+            </w:rPr>
+            <w:t xml:space="preserve">(alternatīvo) </w:t>
+          </w:r>
+          <w:r>
+            <w:rPr/>
+            <w:t>risinājuma līdzekļu un valodu apraksts</w:t>
+            <w:tab/>
+            <w:t>25</w:t>
+          </w:r>
         </w:p>
         <w:p>
           <w:pPr>
@@ -529,18 +503,14 @@
             </w:tabs>
             <w:rPr/>
           </w:pPr>
-          <w:hyperlink w:anchor="__RefHeading___Toc2298_2856212045" w:tooltip="Sistēmas modelēšana un projektēšana">
-            <w:r>
-              <w:rPr>
-                <w:rStyle w:val="IndexLink"/>
-              </w:rPr>
-              <w:t>4.</w:t>
-              <w:tab/>
-              <w:t>Sistēmas modelēšana un projektēšana</w:t>
-              <w:tab/>
-              <w:t>26</w:t>
-            </w:r>
-          </w:hyperlink>
+          <w:r>
+            <w:rPr/>
+            <w:t>4.</w:t>
+            <w:tab/>
+            <w:t>Sistēmas modelēšana un projektēšana</w:t>
+            <w:tab/>
+            <w:t>26</w:t>
+          </w:r>
         </w:p>
         <w:p>
           <w:pPr>
@@ -552,18 +522,14 @@
             </w:tabs>
             <w:rPr/>
           </w:pPr>
-          <w:hyperlink w:anchor="__RefHeading___Toc2300_2856212045" w:tooltip="Sistēmas struktūras modelis">
-            <w:r>
-              <w:rPr>
-                <w:rStyle w:val="IndexLink"/>
-              </w:rPr>
-              <w:t>4.1.</w:t>
-              <w:tab/>
-              <w:t>Sistēmas struktūras modelis</w:t>
-              <w:tab/>
-              <w:t>26</w:t>
-            </w:r>
-          </w:hyperlink>
+          <w:r>
+            <w:rPr/>
+            <w:t>4.1.</w:t>
+            <w:tab/>
+            <w:t>Sistēmas struktūras modelis</w:t>
+            <w:tab/>
+            <w:t>26</w:t>
+          </w:r>
         </w:p>
         <w:p>
           <w:pPr>
@@ -575,18 +541,14 @@
             </w:tabs>
             <w:rPr/>
           </w:pPr>
-          <w:hyperlink w:anchor="__RefHeading___Toc2302_2856212045" w:tooltip="Sistēmas struktūra (komponenšu diagramma)">
-            <w:r>
-              <w:rPr>
-                <w:rStyle w:val="IndexLink"/>
-              </w:rPr>
-              <w:t>4.1.1.</w:t>
-              <w:tab/>
-              <w:t>Sistēmas struktūra (komponenšu diagramma)</w:t>
-              <w:tab/>
-              <w:t>26</w:t>
-            </w:r>
-          </w:hyperlink>
+          <w:r>
+            <w:rPr/>
+            <w:t>4.1.1.</w:t>
+            <w:tab/>
+            <w:t>Sistēmas struktūra (komponenšu diagramma)</w:t>
+            <w:tab/>
+            <w:t>26</w:t>
+          </w:r>
         </w:p>
         <w:p>
           <w:pPr>
@@ -598,18 +560,14 @@
             </w:tabs>
             <w:rPr/>
           </w:pPr>
-          <w:hyperlink w:anchor="__RefHeading___Toc2304_2856212045" w:tooltip="Klašu diagramma">
-            <w:r>
-              <w:rPr>
-                <w:rStyle w:val="IndexLink"/>
-              </w:rPr>
-              <w:t>4.1.2.</w:t>
-              <w:tab/>
-              <w:t>Klašu diagramma</w:t>
-              <w:tab/>
-              <w:t>27</w:t>
-            </w:r>
-          </w:hyperlink>
+          <w:r>
+            <w:rPr/>
+            <w:t>4.1.2.</w:t>
+            <w:tab/>
+            <w:t>Klašu diagramma</w:t>
+            <w:tab/>
+            <w:t>27</w:t>
+          </w:r>
         </w:p>
         <w:p>
           <w:pPr>
@@ -621,18 +579,14 @@
             </w:tabs>
             <w:rPr/>
           </w:pPr>
-          <w:hyperlink w:anchor="__RefHeading___Toc2306_2856212045" w:tooltip="Funkcionālais un dinamiskais sistēmas modelis">
-            <w:r>
-              <w:rPr>
-                <w:rStyle w:val="IndexLink"/>
-              </w:rPr>
-              <w:t>4.2.</w:t>
-              <w:tab/>
-              <w:t>Funkcionālais un dinamiskais sistēmas modelis</w:t>
-              <w:tab/>
-              <w:t>28</w:t>
-            </w:r>
-          </w:hyperlink>
+          <w:r>
+            <w:rPr/>
+            <w:t>4.2.</w:t>
+            <w:tab/>
+            <w:t>Funkcionālais un dinamiskais sistēmas modelis</w:t>
+            <w:tab/>
+            <w:t>28</w:t>
+          </w:r>
         </w:p>
         <w:p>
           <w:pPr>
@@ -644,31 +598,24 @@
             </w:tabs>
             <w:rPr/>
           </w:pPr>
-          <w:hyperlink w:anchor="__RefHeading___Toc2308_2856212045" w:tooltip="Lietojumgadījumu diagramma (Use Case)">
-            <w:r>
-              <w:rPr>
-                <w:rStyle w:val="IndexLink"/>
-              </w:rPr>
-              <w:t>4.2.1.</w:t>
-              <w:tab/>
-              <w:t xml:space="preserve">Lietojumgadījumu diagramma </w:t>
-            </w:r>
-            <w:r>
-              <w:rPr>
-                <w:rStyle w:val="IndexLink"/>
-                <w:i/>
-                <w:iCs/>
-              </w:rPr>
-              <w:t>(Use Case)</w:t>
-            </w:r>
-            <w:r>
-              <w:rPr>
-                <w:rStyle w:val="IndexLink"/>
-              </w:rPr>
-              <w:tab/>
-              <w:t>28</w:t>
-            </w:r>
-          </w:hyperlink>
+          <w:r>
+            <w:rPr/>
+            <w:t>4.2.1.</w:t>
+            <w:tab/>
+            <w:t xml:space="preserve">Lietojumgadījumu diagramma </w:t>
+          </w:r>
+          <w:r>
+            <w:rPr>
+              <w:i/>
+              <w:iCs/>
+            </w:rPr>
+            <w:t>(Use Case)</w:t>
+          </w:r>
+          <w:r>
+            <w:rPr/>
+            <w:tab/>
+            <w:t>28</w:t>
+          </w:r>
         </w:p>
         <w:p>
           <w:pPr>
@@ -680,31 +627,24 @@
             </w:tabs>
             <w:rPr/>
           </w:pPr>
-          <w:hyperlink w:anchor="__RefHeading___Toc2310_2856212045" w:tooltip="Aktivitāšu diagramma (Activity)">
-            <w:r>
-              <w:rPr>
-                <w:rStyle w:val="IndexLink"/>
-              </w:rPr>
-              <w:t>4.2.2.</w:t>
-              <w:tab/>
-              <w:t xml:space="preserve">Aktivitāšu diagramma </w:t>
-            </w:r>
-            <w:r>
-              <w:rPr>
-                <w:rStyle w:val="IndexLink"/>
-                <w:i/>
-                <w:iCs/>
-              </w:rPr>
-              <w:t>(Activity)</w:t>
-            </w:r>
-            <w:r>
-              <w:rPr>
-                <w:rStyle w:val="IndexLink"/>
-              </w:rPr>
-              <w:tab/>
-              <w:t>29</w:t>
-            </w:r>
-          </w:hyperlink>
+          <w:r>
+            <w:rPr/>
+            <w:t>4.2.2.</w:t>
+            <w:tab/>
+            <w:t xml:space="preserve">Aktivitāšu diagramma </w:t>
+          </w:r>
+          <w:r>
+            <w:rPr>
+              <w:i/>
+              <w:iCs/>
+            </w:rPr>
+            <w:t>(Activity)</w:t>
+          </w:r>
+          <w:r>
+            <w:rPr/>
+            <w:tab/>
+            <w:t>29</w:t>
+          </w:r>
         </w:p>
         <w:p>
           <w:pPr>
@@ -716,31 +656,24 @@
             </w:tabs>
             <w:rPr/>
           </w:pPr>
-          <w:hyperlink w:anchor="__RefHeading___Toc2312_2856212045" w:tooltip="Stāvokļu diagramma (State)">
-            <w:r>
-              <w:rPr>
-                <w:rStyle w:val="IndexLink"/>
-              </w:rPr>
-              <w:t>4.2.3.</w:t>
-              <w:tab/>
-              <w:t xml:space="preserve">Stāvokļu diagramma </w:t>
-            </w:r>
-            <w:r>
-              <w:rPr>
-                <w:rStyle w:val="IndexLink"/>
-                <w:i/>
-                <w:iCs/>
-              </w:rPr>
-              <w:t>(State)</w:t>
-            </w:r>
-            <w:r>
-              <w:rPr>
-                <w:rStyle w:val="IndexLink"/>
-              </w:rPr>
-              <w:tab/>
-              <w:t>31</w:t>
-            </w:r>
-          </w:hyperlink>
+          <w:r>
+            <w:rPr/>
+            <w:t>4.2.3.</w:t>
+            <w:tab/>
+            <w:t xml:space="preserve">Stāvokļu diagramma </w:t>
+          </w:r>
+          <w:r>
+            <w:rPr>
+              <w:i/>
+              <w:iCs/>
+            </w:rPr>
+            <w:t>(State)</w:t>
+          </w:r>
+          <w:r>
+            <w:rPr/>
+            <w:tab/>
+            <w:t>31</w:t>
+          </w:r>
         </w:p>
         <w:p>
           <w:pPr>
@@ -752,18 +685,14 @@
             </w:tabs>
             <w:rPr/>
           </w:pPr>
-          <w:hyperlink w:anchor="__RefHeading___Toc2314_2856212045" w:tooltip="Datu struktūru apraksts">
-            <w:r>
-              <w:rPr>
-                <w:rStyle w:val="IndexLink"/>
-              </w:rPr>
-              <w:t>4.3.</w:t>
-              <w:tab/>
-              <w:t>Datu struktūru apraksts</w:t>
-              <w:tab/>
-              <w:t>33</w:t>
-            </w:r>
-          </w:hyperlink>
+          <w:r>
+            <w:rPr/>
+            <w:t>4.3.</w:t>
+            <w:tab/>
+            <w:t>Datu struktūru apraksts</w:t>
+            <w:tab/>
+            <w:t>33</w:t>
+          </w:r>
         </w:p>
         <w:p>
           <w:pPr>
@@ -775,18 +704,14 @@
             </w:tabs>
             <w:rPr/>
           </w:pPr>
-          <w:hyperlink w:anchor="__RefHeading___Toc2316_2856212045" w:tooltip="Lietotāju ceļvedis">
-            <w:r>
-              <w:rPr>
-                <w:rStyle w:val="IndexLink"/>
-              </w:rPr>
-              <w:t>5.</w:t>
-              <w:tab/>
-              <w:t>Lietotāju ceļvedis</w:t>
-              <w:tab/>
-              <w:t>35</w:t>
-            </w:r>
-          </w:hyperlink>
+          <w:r>
+            <w:rPr/>
+            <w:t>5.</w:t>
+            <w:tab/>
+            <w:t>Lietotāju ceļvedis</w:t>
+            <w:tab/>
+            <w:t>35</w:t>
+          </w:r>
         </w:p>
         <w:p>
           <w:pPr>
@@ -798,18 +723,14 @@
             </w:tabs>
             <w:rPr/>
           </w:pPr>
-          <w:hyperlink w:anchor="__RefHeading___Toc2318_2856212045" w:tooltip="Testēšanas dokumentācija">
-            <w:r>
-              <w:rPr>
-                <w:rStyle w:val="IndexLink"/>
-              </w:rPr>
-              <w:t>6.</w:t>
-              <w:tab/>
-              <w:t>Testēšanas dokumentācija</w:t>
-              <w:tab/>
-              <w:t>47</w:t>
-            </w:r>
-          </w:hyperlink>
+          <w:r>
+            <w:rPr/>
+            <w:t>6.</w:t>
+            <w:tab/>
+            <w:t>Testēšanas dokumentācija</w:t>
+            <w:tab/>
+            <w:t>47</w:t>
+          </w:r>
         </w:p>
         <w:p>
           <w:pPr>
@@ -821,18 +742,14 @@
             </w:tabs>
             <w:rPr/>
           </w:pPr>
-          <w:hyperlink w:anchor="__RefHeading___Toc2320_2856212045" w:tooltip="Izvēlētās testēšanas metodes, rīku apraksts un pamatojums">
-            <w:r>
-              <w:rPr>
-                <w:rStyle w:val="IndexLink"/>
-              </w:rPr>
-              <w:t>6.1.</w:t>
-              <w:tab/>
-              <w:t>Izvēlētās testēšanas metodes, rīku apraksts un pamatojums</w:t>
-              <w:tab/>
-              <w:t>47</w:t>
-            </w:r>
-          </w:hyperlink>
+          <w:r>
+            <w:rPr/>
+            <w:t>6.1.</w:t>
+            <w:tab/>
+            <w:t>Izvēlētās testēšanas metodes, rīku apraksts un pamatojums</w:t>
+            <w:tab/>
+            <w:t>47</w:t>
+          </w:r>
         </w:p>
         <w:p>
           <w:pPr>
@@ -844,18 +761,14 @@
             </w:tabs>
             <w:rPr/>
           </w:pPr>
-          <w:hyperlink w:anchor="__RefHeading___Toc2322_2856212045" w:tooltip="Testpiemēru kopa">
-            <w:r>
-              <w:rPr>
-                <w:rStyle w:val="IndexLink"/>
-              </w:rPr>
-              <w:t>6.2.</w:t>
-              <w:tab/>
-              <w:t>Testpiemēru kopa</w:t>
-              <w:tab/>
-              <w:t>48</w:t>
-            </w:r>
-          </w:hyperlink>
+          <w:r>
+            <w:rPr/>
+            <w:t>6.2.</w:t>
+            <w:tab/>
+            <w:t>Testpiemēru kopa</w:t>
+            <w:tab/>
+            <w:t>48</w:t>
+          </w:r>
         </w:p>
         <w:p>
           <w:pPr>
@@ -867,18 +780,14 @@
             </w:tabs>
             <w:rPr/>
           </w:pPr>
-          <w:hyperlink w:anchor="__RefHeading___Toc2324_2856212045" w:tooltip="Testēšanas žurnāls">
-            <w:r>
-              <w:rPr>
-                <w:rStyle w:val="IndexLink"/>
-              </w:rPr>
-              <w:t>6.3.</w:t>
-              <w:tab/>
-              <w:t>Testēšanas žurnāls</w:t>
-              <w:tab/>
-              <w:t>53</w:t>
-            </w:r>
-          </w:hyperlink>
+          <w:r>
+            <w:rPr/>
+            <w:t>6.3.</w:t>
+            <w:tab/>
+            <w:t>Testēšanas žurnāls</w:t>
+            <w:tab/>
+            <w:t>53</w:t>
+          </w:r>
         </w:p>
         <w:p>
           <w:pPr>
@@ -890,17 +799,13 @@
             </w:tabs>
             <w:rPr/>
           </w:pPr>
-          <w:hyperlink w:anchor="__RefHeading___Toc2326_2856212045" w:tooltip="Secinājumi">
-            <w:r>
-              <w:rPr>
-                <w:rStyle w:val="IndexLink"/>
-              </w:rPr>
-              <w:tab/>
-              <w:t>Secinājumi</w:t>
-              <w:tab/>
-              <w:t>59</w:t>
-            </w:r>
-          </w:hyperlink>
+          <w:r>
+            <w:rPr/>
+            <w:tab/>
+            <w:t>Secinājumi</w:t>
+            <w:tab/>
+            <w:t>59</w:t>
+          </w:r>
         </w:p>
         <w:p>
           <w:pPr>
@@ -912,18 +817,14 @@
             </w:tabs>
             <w:rPr/>
           </w:pPr>
-          <w:hyperlink w:anchor="__RefHeading___Toc2328_2856212045" w:tooltip="Lietoto terminu un saīsinājumu skaidrojumi">
-            <w:r>
-              <w:rPr>
-                <w:rStyle w:val="IndexLink"/>
-              </w:rPr>
-              <w:t>7.</w:t>
-              <w:tab/>
-              <w:t>Lietoto terminu un saīsinājumu skaidrojumi</w:t>
-              <w:tab/>
-              <w:t>62</w:t>
-            </w:r>
-          </w:hyperlink>
+          <w:r>
+            <w:rPr/>
+            <w:t>7.</w:t>
+            <w:tab/>
+            <w:t>Lietoto terminu un saīsinājumu skaidrojumi</w:t>
+            <w:tab/>
+            <w:t>62</w:t>
+          </w:r>
         </w:p>
         <w:p>
           <w:pPr>
@@ -935,17 +836,13 @@
             </w:tabs>
             <w:rPr/>
           </w:pPr>
-          <w:hyperlink w:anchor="__RefHeading___Toc2330_2856212045" w:tooltip="Literatūras un informācijas avotu saraksts">
-            <w:r>
-              <w:rPr>
-                <w:rStyle w:val="IndexLink"/>
-              </w:rPr>
-              <w:tab/>
-              <w:t>Literatūras un informācijas avotu saraksts</w:t>
-              <w:tab/>
-              <w:t>64</w:t>
-            </w:r>
-          </w:hyperlink>
+          <w:r>
+            <w:rPr/>
+            <w:tab/>
+            <w:t>Literatūras un informācijas avotu saraksts</w:t>
+            <w:tab/>
+            <w:t>64</w:t>
+          </w:r>
         </w:p>
         <w:p>
           <w:pPr>
@@ -955,23 +852,18 @@
               <w:tab w:val="left" w:pos="440" w:leader="none"/>
               <w:tab w:val="right" w:pos="9353" w:leader="dot"/>
             </w:tabs>
+            <w:spacing w:before="0" w:after="54"/>
             <w:rPr/>
           </w:pPr>
-          <w:hyperlink w:anchor="__RefHeading___Toc2332_2856212045" w:tooltip="Pielikumi">
-            <w:r>
-              <w:rPr>
-                <w:rStyle w:val="IndexLink"/>
-              </w:rPr>
-              <w:tab/>
-              <w:t>Pielikumi</w:t>
-              <w:tab/>
-              <w:t>65</w:t>
-            </w:r>
-          </w:hyperlink>
           <w:r>
-            <w:rPr>
-              <w:rStyle w:val="IndexLink"/>
-            </w:rPr>
+            <w:rPr/>
+            <w:tab/>
+            <w:t>Pielikumi</w:t>
+            <w:tab/>
+            <w:t>65</w:t>
+          </w:r>
+          <w:r>
+            <w:rPr/>
             <w:fldChar w:fldCharType="end"/>
           </w:r>
         </w:p>
@@ -2246,7 +2138,19 @@
         <w:rPr>
           <w:sz w:val="24"/>
         </w:rPr>
-        <w:t>Sistēma nolasa lokālos progresu datus (bloķētie / atbloķētie līmeņi, zvaigznes).</w:t>
+        <w:t>Sistēma nolasa lokālos progres</w:t>
+      </w:r>
+      <w:r>
+        <w:rPr>
+          <w:sz w:val="24"/>
+        </w:rPr>
+        <w:t>a</w:t>
+      </w:r>
+      <w:r>
+        <w:rPr>
+          <w:sz w:val="24"/>
+        </w:rPr>
+        <w:t xml:space="preserve"> datus (bloķētie / atbloķētie līmeņi, zvaigznes).</w:t>
       </w:r>
     </w:p>
     <w:p>
@@ -2790,7 +2694,19 @@
         <w:rPr>
           <w:sz w:val="24"/>
         </w:rPr>
-        <w:t>Rezultāts tiek saglabāts progresu datos.</w:t>
+        <w:t>Rezultāts tiek saglabāts progres</w:t>
+      </w:r>
+      <w:r>
+        <w:rPr>
+          <w:sz w:val="24"/>
+        </w:rPr>
+        <w:t>a</w:t>
+      </w:r>
+      <w:r>
+        <w:rPr>
+          <w:sz w:val="24"/>
+        </w:rPr>
+        <w:t xml:space="preserve"> datos.</w:t>
       </w:r>
     </w:p>
     <w:p>
@@ -3652,7 +3568,23 @@
           <w:bCs/>
           <w:sz w:val="24"/>
         </w:rPr>
-        <w:t>FP.9. Progresu saglabāšana</w:t>
+        <w:t>FP.9. Progres</w:t>
+      </w:r>
+      <w:r>
+        <w:rPr>
+          <w:b/>
+          <w:bCs/>
+          <w:sz w:val="24"/>
+        </w:rPr>
+        <w:t>a</w:t>
+      </w:r>
+      <w:r>
+        <w:rPr>
+          <w:b/>
+          <w:bCs/>
+          <w:sz w:val="24"/>
+        </w:rPr>
+        <w:t xml:space="preserve"> saglabāšana</w:t>
       </w:r>
     </w:p>
     <w:p>
@@ -3811,7 +3743,23 @@
           <w:bCs/>
           <w:sz w:val="24"/>
         </w:rPr>
-        <w:t>FP.10. Progresu atiestatīšana</w:t>
+        <w:t>FP.10. Progres</w:t>
+      </w:r>
+      <w:r>
+        <w:rPr>
+          <w:b/>
+          <w:bCs/>
+          <w:sz w:val="24"/>
+        </w:rPr>
+        <w:t>a</w:t>
+      </w:r>
+      <w:r>
+        <w:rPr>
+          <w:b/>
+          <w:bCs/>
+          <w:sz w:val="24"/>
+        </w:rPr>
+        <w:t xml:space="preserve"> atiestatīšana</w:t>
       </w:r>
     </w:p>
     <w:p>
@@ -6255,7 +6203,7 @@
         <w:rPr>
           <w:sz w:val="24"/>
         </w:rPr>
-        <w:t>Tiek palaists nākamais līmenis bez atgriešanas līmeņu sarakstā.</w:t>
+        <w:t>Tiek palaists nākamais līmenis bez atgriešanās līmeņu sarakstā.</w:t>
       </w:r>
     </w:p>
     <w:p>
@@ -9494,7 +9442,7 @@
         <w:rPr>
           <w:sz w:val="24"/>
         </w:rPr>
-        <w:t>Nodrošināt finālā līmenī boss cīņu, kurā spēlētājs var izmantot uzbrukuma darbību, lai uzvarētu boss pretinieku un turpinātu līmeņa noslēguma plūsmu.</w:t>
+        <w:t>Nodrošināt finālajā līmenī boss cīņu, kurā spēlētājs var izmantot uzbrukuma darbību, lai uzvarētu boss pretinieku un turpinātu līmeņa noslēguma plūsmu.</w:t>
       </w:r>
     </w:p>
     <w:p>
@@ -10191,16 +10139,32 @@
           <w:bCs/>
           <w:sz w:val="24"/>
         </w:rPr>
-        <w:t xml:space="preserve">FP.35. </w:t>
+        <w:t>FP.3</w:t>
       </w:r>
       <w:r>
         <w:rPr>
           <w:b/>
           <w:bCs/>
           <w:sz w:val="24"/>
-          <w:szCs w:val="24"/>
-        </w:rPr>
-        <w:t>Spēles fināla un titru attēlošana</w:t>
+        </w:rPr>
+        <w:t>6</w:t>
+      </w:r>
+      <w:r>
+        <w:rPr>
+          <w:b/>
+          <w:bCs/>
+          <w:sz w:val="24"/>
+        </w:rPr>
+        <w:t xml:space="preserve">. </w:t>
+      </w:r>
+      <w:r>
+        <w:rPr>
+          <w:b/>
+          <w:bCs/>
+          <w:sz w:val="24"/>
+          <w:szCs w:val="24"/>
+        </w:rPr>
+        <w:t>Slēpto artefaktu kolekcija</w:t>
       </w:r>
     </w:p>
     <w:p>
@@ -10927,7 +10891,7 @@
         <w:rPr>
           <w:sz w:val="24"/>
         </w:rPr>
-        <w:t>Spēlei jāuzsākas ar galveno izvēlni bez kavēšanās vai papildus ielādes ekrāniem.</w:t>
+        <w:t>Spēlei jāuzsākas ar galveno izvēlni bez kavēšanās vai papildu ielādes ekrāniem.</w:t>
       </w:r>
     </w:p>
     <w:p>
@@ -11660,22 +11624,7 @@
         <w:rPr>
           <w:lang w:val="lv-LV"/>
         </w:rPr>
-        <w:t xml:space="preserve">Apkopojot, visi minētie risinājumi ir funkcionāli un spēcīgi savās jomās, taču tie nebija optimāli izvēlētajam mērķim — 2D platformera izveidei uz </w:t>
-      </w:r>
-      <w:r>
-        <w:rPr>
-          <w:rStyle w:val="Emphasis"/>
-          <w:i w:val="false"/>
-          <w:iCs w:val="false"/>
-          <w:lang w:val="lv-LV"/>
-        </w:rPr>
-        <w:t>Windows</w:t>
-      </w:r>
-      <w:r>
-        <w:rPr>
-          <w:lang w:val="lv-LV"/>
-        </w:rPr>
-        <w:t xml:space="preserve"> vides, kur galvenais uzsvars ir uz izstrādes vienkāršību, ātru testēšanu un radošu pieeju, ko vislabāk nodrošina </w:t>
+        <w:t xml:space="preserve">Apkopojot, visi minētie risinājumi ir funkcionāli un spēcīgi savās jomās, taču tie nebija optimāli izvēlētajam mērķim — 2D platformera izveidei Windows vidē, kur galvenais uzsvars ir uz izstrādes vienkāršību, ātru testēšanu un radošu pieeju, ko vislabāk nodrošina </w:t>
       </w:r>
       <w:r>
         <w:rPr>
@@ -11839,7 +11788,7 @@
           <w:sz w:val="24"/>
           <w:szCs w:val="24"/>
         </w:rPr>
-        <w:t>Šajā apakšnodaļā ir attēlota spēles “Gaismas Meklētājs” komponenšu diagramma (Skat. 1. attēlu). Šī diagramma tika izvēlēta tāpēc, ka tā vislabāk parāda sistēmas galvenās sastāvdaļas, to savstarpējo saistību un izmantotās saskarnes. Tā kā spēle ir lokāla 2D platformera spēle, kas darbojas vienā datorā, izvietojuma diagramma šajā gadījumā nebūtu tik informatīva. Komponenšu diagramma ļauj pārskatāmi parādīt sistēmas uzbūvi un galveno komponentu sadarbību.</w:t>
+        <w:t>Šajā apakšnodaļā ir attēlota spēles “Gaismas Meklētājs” komponenšu diagramma (Skat. 1. attēlu.). Šī diagramma tika izvēlēta tāpēc, ka tā vislabāk parāda sistēmas galvenās sastāvdaļas, to savstarpējo saistību un izmantotās saskarnes. Tā kā spēle ir lokāla 2D platformera spēle, kas darbojas vienā datorā, izvietojuma diagramma šajā gadījumā nebūtu tik informatīva. Komponenšu diagramma ļauj pārskatāmi parādīt sistēmas uzbūvi un galveno komponentu sadarbību.</w:t>
       </w:r>
     </w:p>
     <w:p>
@@ -11858,21 +11807,7 @@
           <w:sz w:val="24"/>
           <w:szCs w:val="24"/>
         </w:rPr>
-        <w:t>Diagrammā ir attēloti galvenie sistēmas komponenti: UI Screens, SceneManager, Level Scenes, GameState, CharacterDB un Local Storage. UI Screens komponents apvieno spēles galvenos lietotāja saskarnes skatus: galveno izvēlni, līmeņu izvēlni, veikalu, skapi, artefaktu kolekcijas sadaļu, iestatījumus, pauzes izvēlni un rezultātu logu.</w:t>
-      </w:r>
-      <w:r>
-        <w:rPr>
-          <w:sz w:val="24"/>
-          <w:szCs w:val="24"/>
-        </w:rPr>
-        <w:t xml:space="preserve"> SceneManager nodrošina pārejas starp dažādām ainām, savukārt </w:t>
-      </w:r>
-      <w:r>
-        <w:rPr>
-          <w:sz w:val="24"/>
-          <w:szCs w:val="24"/>
-        </w:rPr>
-        <w:t>Level Scenes komponents ietver spēles līmeņus, galveno varoni, līmeņu objektus, ienaidniekus, kontrolpunktus, kustīgās platformas, līmeņa pabeigšanas loģiku un citus spēles līmeņos izmantotos elementus.</w:t>
+        <w:t>Diagrammā ir attēloti galvenie sistēmas komponenti: UI Screens, SceneManager, Level Scenes, GameState, CharacterDB un Local Storage. UI Screens komponents apvieno spēles galvenos lietotāja saskarnes skatus: galveno izvēlni, līmeņu izvēlni, veikalu, skapi, artefaktu kolekcijas sadaļu, iestatījumus, pauzes izvēlni un rezultātu logu. SceneManager nodrošina pārejas starp dažādām ainām, savukārt Level Scenes komponents ietver spēles līmeņus, galveno varoni, līmeņu objektus, ienaidniekus, kontrolpunktus, kustīgās platformas, līmeņa pabeigšanas loģiku un citus spēles līmeņos izmantotos elementus.</w:t>
       </w:r>
       <w:r>
         <w:rPr/>
@@ -12014,7 +11949,7 @@
           <w:sz w:val="24"/>
           <w:szCs w:val="24"/>
         </w:rPr>
-        <w:t xml:space="preserve">Šajā apakšnodaļā ir attēlota spēles “Gaismas Meklētājs” klašu diagramma (Skat. 2. attēlu). Tā tika izvēlēta tāpēc, ka šī diagramma vislabāk parāda sistēmas galvenās programmatūras klases, to atribūtus, metodes un savstarpējās saites. Šajā projektā svarīgāk ir parādīt spēles loģikas objektus un to sadarbību, jo spēle izmanto lokālu datu saglabāšanu failos </w:t>
+        <w:t xml:space="preserve">Šajā apakšnodaļā ir attēlota spēles “Gaismas Meklētājs” klašu diagramma (Skat. 2. attēlu.). Tā tika izvēlēta tāpēc, ka šī diagramma vislabāk parāda sistēmas galvenās programmatūras klases, to atribūtus, metodes un savstarpējās saites. Šajā projektā svarīgāk ir parādīt spēles loģikas objektus un to sadarbību, jo spēle izmanto lokālu datu saglabāšanu failos </w:t>
       </w:r>
       <w:r>
         <w:rPr>
@@ -12263,7 +12198,7 @@
           <w:sz w:val="24"/>
           <w:szCs w:val="24"/>
         </w:rPr>
-        <w:t>Šajā apakšnodaļā ir attēlota spēles “Gaismas Meklētājs” lietojumgadījumu diagramma (Skat. 3. attēlu). Tā parāda galvenās darbības, kuras lietotājs var veikt sistēmā, kā arī šo darbību saistību ar spēles funkcionalitāti. Lietojumgadījumu diagramma palīdz pārskatāmi saprast sistēmu no lietotāja skatpunkta un parāda, kā lietotājs mijiedarbojas ar spēles galvenajām sadaļām.</w:t>
+        <w:t>Šajā apakšnodaļā ir attēlota spēles “Gaismas Meklētājs” lietojumgadījumu diagramma (Skat. 3. attēlu.). Tā parāda galvenās darbības, kuras lietotājs var veikt sistēmā, kā arī šo darbību saistību ar spēles funkcionalitāti. Lietojumgadījumu diagramma palīdz pārskatāmi saprast sistēmu no lietotāja skatpunkta un parāda, kā lietotājs mijiedarbojas ar spēles galvenajām sadaļām.</w:t>
       </w:r>
     </w:p>
     <w:p>
@@ -12442,7 +12377,7 @@
           <w:sz w:val="24"/>
           <w:szCs w:val="24"/>
         </w:rPr>
-        <w:t>(Skat. 4. un 5. attēlu)</w:t>
+        <w:t>(Skat. 4. un 5. attēlu.)</w:t>
       </w:r>
       <w:r>
         <w:rPr>
@@ -12720,7 +12655,7 @@
           <w:sz w:val="24"/>
           <w:szCs w:val="24"/>
         </w:rPr>
-        <w:t>Šajā apakšnodaļā ir attēlotas spēles “Gaismas Meklētājs” stāvokļu diagrammas (Skat. 6. un 7. attēlu). Tās parāda, kā sistēma un atsevišķi tās objekti maina savus stāvokļus atkarībā no lietotāja darbībām un notikumiem spēles laikā. Šādas diagrammas palīdz pārskatāmi saprast spēles dinamisko uzvedību, pārejas starp galvenajām ainām un galvenā varoņa stāvokļu maiņu līmeņa laikā.</w:t>
+        <w:t>Šajā apakšnodaļā ir attēlotas spēles “Gaismas Meklētājs” stāvokļu diagrammas (Skat. 6. un 7. attēlu.). Tās parāda, kā sistēma un atsevišķi tās objekti maina savus stāvokļus atkarībā no lietotāja darbībām un notikumiem spēles laikā. Šādas diagrammas palīdz pārskatāmi saprast spēles dinamisko uzvedību, pārejas starp galvenajām ainām un galvenā varoņa stāvokļu maiņu līmeņa laikā.</w:t>
       </w:r>
     </w:p>
     <w:p>
@@ -13033,21 +12968,7 @@
           <w:sz w:val="24"/>
           <w:szCs w:val="24"/>
         </w:rPr>
-        <w:t xml:space="preserve">. </w:t>
-      </w:r>
-      <w:r>
-        <w:rPr>
-          <w:sz w:val="24"/>
-          <w:szCs w:val="24"/>
-        </w:rPr>
-        <w:t>Šajā struktūrā tiek glabāti galvenie spēles progresa un iestatījumu dati, piemēram, izvēlētais personāžs, līmeņu rezultāti, atrastie artefakti un citi saglabājamie dati.</w:t>
-      </w:r>
-      <w:r>
-        <w:rPr>
-          <w:sz w:val="24"/>
-          <w:szCs w:val="24"/>
-        </w:rPr>
-        <w:t xml:space="preserve"> GameState nodrošina šo datu ielādi, saglabāšanu un atjaunošanu spēles darbības laikā. Tas ļauj dažādām sistēmas daļām izmantot vienotus un aktuālus datus bez to dublēšanas vairākās vietās.</w:t>
+        <w:t>. Šajā struktūrā tiek glabāti galvenie spēles progresa un iestatījumu dati, piemēram, izvēlētais personāžs, līmeņu rezultāti, atrastie artefakti un citi saglabājamie dati. GameState nodrošina šo datu ielādi, saglabāšanu un atjaunošanu spēles darbības laikā. Tas ļauj dažādām sistēmas daļām izmantot vienotus un aktuālus datus bez to dublēšanas vairākās vietās.</w:t>
       </w:r>
     </w:p>
     <w:p>
@@ -13095,21 +13016,21 @@
           <w:sz w:val="24"/>
           <w:szCs w:val="24"/>
         </w:rPr>
-        <w:t xml:space="preserve">. </w:t>
-      </w:r>
-      <w:r>
-        <w:rPr>
-          <w:sz w:val="24"/>
-          <w:szCs w:val="24"/>
-        </w:rPr>
-        <w:t>Failā settings.cfg tiek glabāti lietotāja iestatījumi, piemēram, video, audio, vadības konfigurācija un citi ar iestatījumiem saistīti dati.</w:t>
-      </w:r>
-      <w:r>
-        <w:rPr>
-          <w:sz w:val="24"/>
-          <w:szCs w:val="24"/>
-        </w:rPr>
-        <w:t xml:space="preserve"> Savukārt failā progress.cfg tiek glabāti spēles progresa dati, piemēram, līmeņu rezultāti, iegādātie personāži, atrastie artefakti un citi ar progresu saistīti dati. Šāds sadalījums starp iestatījumu un progresa datiem padara sistēmu pārskatāmāku un ļauj nepieciešamības gadījumā atiestatīt progresu, neietekmējot lietotāja iestatījumus.</w:t>
+        <w:t>. Failā settings.cfg tiek glabāti lietotāja iestatījumi, piemēram, video, audio, vadības konfigurācija un citi ar iestatījumiem saistīti dati. Savukārt failā progress.cfg tiek glabāti spēles progresa dati, piemēram, līmeņu rezultāti, iegādātie personāži, atrastie artefakti un citi ar progres</w:t>
+      </w:r>
+      <w:r>
+        <w:rPr>
+          <w:sz w:val="24"/>
+          <w:szCs w:val="24"/>
+        </w:rPr>
+        <w:t>a</w:t>
+      </w:r>
+      <w:r>
+        <w:rPr>
+          <w:sz w:val="24"/>
+          <w:szCs w:val="24"/>
+        </w:rPr>
+        <w:t xml:space="preserve"> saistīti dati. Šāds sadalījums starp iestatījumu un progresa datiem padara sistēmu pārskatāmāku un ļauj nepieciešamības gadījumā atiestatīt progresu, neietekmējot lietotāja iestatījumus.</w:t>
       </w:r>
     </w:p>
     <w:p>
@@ -13176,21 +13097,7 @@
           <w:sz w:val="24"/>
           <w:szCs w:val="24"/>
         </w:rPr>
-        <w:t xml:space="preserve">. Masīvi ir viena no galvenajām datu struktūrām, kas tiek izmantota vairāku vērtību glabāšanai noteiktā secībā. </w:t>
-      </w:r>
-      <w:r>
-        <w:rPr>
-          <w:sz w:val="24"/>
-          <w:szCs w:val="24"/>
-        </w:rPr>
-        <w:t>Piemēram, ar masīvu palīdzību tiek glabāti līmeņu rezultāti, personāžu dati un citas vairākas vērtības, kuras nepieciešams apstrādāt noteiktā secībā.</w:t>
-      </w:r>
-      <w:r>
-        <w:rPr>
-          <w:sz w:val="24"/>
-          <w:szCs w:val="24"/>
-        </w:rPr>
-        <w:t xml:space="preserve"> Šāds risinājums ir ērts, jo ļauj vienkārši piekļūt datiem pēc indeksa un apstrādāt tos ciklos. Masīvi projektā tiek izmantoti gan spēles progresa loģikā, gan lietotāja interfeisā, piemēram, attēlojot līmeņu sarakstu vai veikala kartītes.</w:t>
+        <w:t>. Masīvi ir viena no galvenajām datu struktūrām, kas tiek izmantota vairāku vērtību glabāšanai noteiktā secībā. Piemēram, ar masīvu palīdzību tiek glabāti līmeņu rezultāti, personāžu dati un citas vairākas vērtības, kuras nepieciešams apstrādāt noteiktā secībā. Šāds risinājums ir ērts, jo ļauj vienkārši piekļūt datiem pēc indeksa un apstrādāt tos ciklos. Masīvi projektā tiek izmantoti gan spēles progresa loģikā, gan lietotāja interfeisā, piemēram, attēlojot līmeņu sarakstu vai veikala kartītes.</w:t>
       </w:r>
     </w:p>
     <w:p>
@@ -13257,21 +13164,7 @@
           <w:sz w:val="24"/>
           <w:szCs w:val="24"/>
         </w:rPr>
-        <w:t xml:space="preserve"> objekti. Tie ļauj saglabāt un pēc vajadzības ielādēt gatavas ainas vai to veidnes. </w:t>
-      </w:r>
-      <w:r>
-        <w:rPr>
-          <w:sz w:val="24"/>
-          <w:szCs w:val="24"/>
-        </w:rPr>
-        <w:t>Šāda struktūra ir īpaši noderīga izvēlņu, līmeņu, uznirstošo logu un atkārtoti izmantojamu līmeņa objektu pārvaldībā, piemēram, kontrolpunktiem, ienaidniekiem un citiem līmeņa objektiem.</w:t>
-      </w:r>
-      <w:r>
-        <w:rPr>
-          <w:sz w:val="24"/>
-          <w:szCs w:val="24"/>
-        </w:rPr>
-        <w:t xml:space="preserve"> Ar PackedScene palīdzību iespējams dinamiski izveidot spēles objektus vai pāriet starp dažādiem skatiem. Tas uzlabo projekta modularitāti un padara sistēmu vieglāk paplašināmu, jo jaunu ainu vai elementu var pievienot bez būtiskas esošā koda pārveides.</w:t>
+        <w:t xml:space="preserve"> objekti. Tie ļauj saglabāt un pēc vajadzības ielādēt gatavas ainas vai to veidnes. Šāda struktūra ir īpaši noderīga izvēlņu, līmeņu, uznirstošo logu un atkārtoti izmantojamu līmeņa objektu pārvaldībā, piemēram, kontrolpunktiem, ienaidniekiem un citiem līmeņa objektiem. Ar PackedScene palīdzību iespējams dinamiski izveidot spēles objektus vai pāriet starp dažādiem skatiem. Tas uzlabo projekta modularitāti un padara sistēmu vieglāk paplašināmu, jo jaunu ainu vai elementu var pievienot bez būtiskas esošā koda pārveides.</w:t>
       </w:r>
     </w:p>
     <w:p>
@@ -14710,7 +14603,7 @@
           <w:sz w:val="24"/>
           <w:szCs w:val="24"/>
         </w:rPr>
-        <w:t>Skat. 14. attēlu)</w:t>
+        <w:t>Skat. 14. attēlu.)</w:t>
       </w:r>
       <w:r>
         <w:rPr>
@@ -14917,7 +14810,7 @@
           <w:bCs w:val="false"/>
           <w:sz w:val="24"/>
         </w:rPr>
-        <w:t>Pēc noslēguma pārejas uz ekrāna tiek parādīti spēles titri (Skat. 15. attēlu). Tajos ir norādīts projekta autors un izmantoto resursu autori. Kad titri ir beigušies, tiek parādīts finālā līmeņa rezultātu logs.</w:t>
+        <w:t>Pēc noslēguma pārejas uz ekrāna tiek parādīti spēles titri (Skat. 15. attēlu.). Tajos ir norādīts projekta autors un izmantoto resursu autori. Kad titri ir beigušies, tiek parādīts finālā līmeņa rezultātu logs.</w:t>
       </w:r>
     </w:p>
     <w:p>
@@ -15949,16 +15842,7 @@
           <w:sz w:val="20"/>
           <w:szCs w:val="20"/>
         </w:rPr>
-        <w:t xml:space="preserve">20. attēls. </w:t>
-      </w:r>
-      <w:r>
-        <w:rPr>
-          <w:b/>
-          <w:bCs/>
-          <w:sz w:val="20"/>
-          <w:szCs w:val="20"/>
-        </w:rPr>
-        <w:t>Artefaktu kolekcija</w:t>
+        <w:t>20. attēls. Artefaktu kolekcija</w:t>
       </w:r>
     </w:p>
     <w:p>
@@ -16023,29 +15907,7 @@
           <w:sz w:val="24"/>
           <w:szCs w:val="24"/>
         </w:rPr>
-        <w:t>(Skat. 2</w:t>
-      </w:r>
-      <w:r>
-        <w:rPr>
-          <w:b w:val="false"/>
-          <w:bCs w:val="false"/>
-          <w:i w:val="false"/>
-          <w:iCs w:val="false"/>
-          <w:sz w:val="24"/>
-          <w:szCs w:val="24"/>
-        </w:rPr>
-        <w:t>1</w:t>
-      </w:r>
-      <w:r>
-        <w:rPr>
-          <w:b w:val="false"/>
-          <w:bCs w:val="false"/>
-          <w:i w:val="false"/>
-          <w:iCs w:val="false"/>
-          <w:sz w:val="24"/>
-          <w:szCs w:val="24"/>
-        </w:rPr>
-        <w:t>. attēlu.)</w:t>
+        <w:t>(Skat. 21. attēlu.)</w:t>
       </w:r>
       <w:r>
         <w:rPr>
@@ -16183,25 +16045,7 @@
           <w:sz w:val="20"/>
           <w:szCs w:val="20"/>
         </w:rPr>
-        <w:t>2</w:t>
-      </w:r>
-      <w:r>
-        <w:rPr>
-          <w:b/>
-          <w:bCs/>
-          <w:sz w:val="20"/>
-          <w:szCs w:val="20"/>
-        </w:rPr>
-        <w:t>1</w:t>
-      </w:r>
-      <w:r>
-        <w:rPr>
-          <w:b/>
-          <w:bCs/>
-          <w:sz w:val="20"/>
-          <w:szCs w:val="20"/>
-        </w:rPr>
-        <w:t>. attēls. Rezultātu logs</w:t>
+        <w:t>21. attēls. Rezultātu logs</w:t>
       </w:r>
     </w:p>
     <w:p>
@@ -26634,7 +26478,7 @@
           <w:sz w:val="24"/>
           <w:szCs w:val="24"/>
         </w:rPr>
-        <w:t>Testēšanas žurnālā (Skat. 3. tabulu) ir apkopoti visu testpiemēru izpildes rezultāti. Tajā norādīts testpiemēra ID, reālais rezultāts, statuss, komentāri vai piezīmes, testēšanas datums un testētājs. Šis žurnāls ļauj pārskatāmi dokumentēt, vai spēles funkcionalitāte darbojas atbilstoši iepriekš definētajām prasībām.</w:t>
+        <w:t>Testēšanas žurnālā (Skat. 3. tabulu.) ir apkopoti visu testpiemēru izpildes rezultāti. Tajā norādīts testpiemēra ID, reālais rezultāts, statuss, komentāri vai piezīmes, testēšanas datums un testētājs. Šis žurnāls ļauj pārskatāmi dokumentēt, vai spēles funkcionalitāte darbojas atbilstoši iepriekš definētajām prasībām.</w:t>
       </w:r>
     </w:p>
     <w:p>
@@ -41449,7 +41293,21 @@
           <w:sz w:val="24"/>
           <w:szCs w:val="24"/>
         </w:rPr>
-        <w:t xml:space="preserve"> Godot kopienas forums. Pieejmas: </w:t>
+        <w:t xml:space="preserve"> Godot kopienas forums. Pieeja</w:t>
+      </w:r>
+      <w:r>
+        <w:rPr>
+          <w:sz w:val="24"/>
+          <w:szCs w:val="24"/>
+        </w:rPr>
+        <w:t>m</w:t>
+      </w:r>
+      <w:r>
+        <w:rPr>
+          <w:sz w:val="24"/>
+          <w:szCs w:val="24"/>
+        </w:rPr>
+        <w:t xml:space="preserve">s: </w:t>
       </w:r>
       <w:hyperlink r:id="rId34">
         <w:r>
@@ -41587,6 +41445,18 @@
           <w:sz w:val="24"/>
           <w:szCs w:val="24"/>
         </w:rPr>
+        <w:sectPr>
+          <w:footerReference w:type="even" r:id="rId36"/>
+          <w:footerReference w:type="default" r:id="rId37"/>
+          <w:footerReference w:type="first" r:id="rId38"/>
+          <w:type w:val="nextPage"/>
+          <w:pgSz w:w="11906" w:h="16838"/>
+          <w:pgMar w:left="1418" w:right="1134" w:gutter="0" w:header="0" w:top="1134" w:footer="720" w:bottom="1134"/>
+          <w:pgNumType w:fmt="decimal"/>
+          <w:formProt w:val="false"/>
+          <w:textDirection w:val="lrTb"/>
+          <w:docGrid w:type="default" w:linePitch="100" w:charSpace="0"/>
+        </w:sectPr>
       </w:pPr>
       <w:r>
         <w:rPr>
@@ -41747,7 +41617,7 @@
                     </pic:cNvPicPr>
                   </pic:nvPicPr>
                   <pic:blipFill>
-                    <a:blip r:embed="rId36"/>
+                    <a:blip r:embed="rId39"/>
                     <a:stretch>
                       <a:fillRect/>
                     </a:stretch>
@@ -41902,7 +41772,7 @@
                     </pic:cNvPicPr>
                   </pic:nvPicPr>
                   <pic:blipFill>
-                    <a:blip r:embed="rId37"/>
+                    <a:blip r:embed="rId40"/>
                     <a:stretch>
                       <a:fillRect/>
                     </a:stretch>
@@ -42057,7 +41927,7 @@
                     </pic:cNvPicPr>
                   </pic:nvPicPr>
                   <pic:blipFill>
-                    <a:blip r:embed="rId38"/>
+                    <a:blip r:embed="rId41"/>
                     <a:stretch>
                       <a:fillRect/>
                     </a:stretch>
@@ -42186,7 +42056,7 @@
                     </pic:cNvPicPr>
                   </pic:nvPicPr>
                   <pic:blipFill>
-                    <a:blip r:embed="rId39"/>
+                    <a:blip r:embed="rId42"/>
                     <a:stretch>
                       <a:fillRect/>
                     </a:stretch>
@@ -42315,7 +42185,7 @@
                     </pic:cNvPicPr>
                   </pic:nvPicPr>
                   <pic:blipFill>
-                    <a:blip r:embed="rId40"/>
+                    <a:blip r:embed="rId43"/>
                     <a:stretch>
                       <a:fillRect/>
                     </a:stretch>
@@ -42444,7 +42314,7 @@
                     </pic:cNvPicPr>
                   </pic:nvPicPr>
                   <pic:blipFill>
-                    <a:blip r:embed="rId41"/>
+                    <a:blip r:embed="rId44"/>
                     <a:stretch>
                       <a:fillRect/>
                     </a:stretch>
@@ -42573,7 +42443,7 @@
                     </pic:cNvPicPr>
                   </pic:nvPicPr>
                   <pic:blipFill>
-                    <a:blip r:embed="rId42"/>
+                    <a:blip r:embed="rId45"/>
                     <a:stretch>
                       <a:fillRect/>
                     </a:stretch>
@@ -42702,7 +42572,7 @@
                     </pic:cNvPicPr>
                   </pic:nvPicPr>
                   <pic:blipFill>
-                    <a:blip r:embed="rId43"/>
+                    <a:blip r:embed="rId46"/>
                     <a:stretch>
                       <a:fillRect/>
                     </a:stretch>
@@ -42725,12 +42595,11 @@
       </w:r>
     </w:p>
     <w:sectPr>
-      <w:footerReference w:type="even" r:id="rId44"/>
-      <w:footerReference w:type="default" r:id="rId45"/>
-      <w:footerReference w:type="first" r:id="rId46"/>
+      <w:footerReference w:type="default" r:id="rId47"/>
+      <w:footerReference w:type="first" r:id="rId48"/>
       <w:type w:val="nextPage"/>
       <w:pgSz w:w="11906" w:h="16838"/>
-      <w:pgMar w:left="1418" w:right="1134" w:gutter="0" w:header="0" w:top="1134" w:footer="720" w:bottom="1134"/>
+      <w:pgMar w:left="1418" w:right="1134" w:gutter="0" w:header="0" w:top="1134" w:footer="0" w:bottom="1134"/>
       <w:pgNumType w:fmt="decimal"/>
       <w:formProt w:val="false"/>
       <w:textDirection w:val="lrTb"/>
@@ -42785,7 +42654,7 @@
         </w:r>
         <w:r>
           <w:rPr/>
-          <w:t>73</w:t>
+          <w:t>65</w:t>
         </w:r>
         <w:r>
           <w:rPr/>
@@ -42837,7 +42706,7 @@
         </w:r>
         <w:r>
           <w:rPr/>
-          <w:t>73</w:t>
+          <w:t>65</w:t>
         </w:r>
         <w:r>
           <w:rPr/>
@@ -42855,6 +42724,18 @@
       <w:rPr/>
     </w:r>
   </w:p>
+</w:ftr>
+</file>
+
+<file path=word/footer4.xml><?xml version="1.0" encoding="utf-8"?>
+<w:ftr xmlns:o="urn:schemas-microsoft-com:office:office" xmlns:r="http://schemas.openxmlformats.org/officeDocument/2006/relationships" xmlns:v="urn:schemas-microsoft-com:vml" xmlns:w="http://schemas.openxmlformats.org/wordprocessingml/2006/main" xmlns:w10="urn:schemas-microsoft-com:office:word" xmlns:wp="http://schemas.openxmlformats.org/drawingml/2006/wordprocessingDrawing" xmlns:pic="http://schemas.openxmlformats.org/drawingml/2006/picture" xmlns:wps="http://schemas.microsoft.com/office/word/2010/wordprocessingShape" xmlns:wpg="http://schemas.microsoft.com/office/word/2010/wordprocessingGroup" xmlns:mc="http://schemas.openxmlformats.org/markup-compatibility/2006" xmlns:wp14="http://schemas.microsoft.com/office/word/2010/wordprocessingDrawing" xmlns:w14="http://schemas.microsoft.com/office/word/2010/wordml" xmlns:w15="http://schemas.microsoft.com/office/word/2012/wordml" mc:Ignorable="w14 wp14 w15">
+  <w:p/>
+</w:ftr>
+</file>
+
+<file path=word/footer5.xml><?xml version="1.0" encoding="utf-8"?>
+<w:ftr xmlns:o="urn:schemas-microsoft-com:office:office" xmlns:r="http://schemas.openxmlformats.org/officeDocument/2006/relationships" xmlns:v="urn:schemas-microsoft-com:vml" xmlns:w="http://schemas.openxmlformats.org/wordprocessingml/2006/main" xmlns:w10="urn:schemas-microsoft-com:office:word" xmlns:wp="http://schemas.openxmlformats.org/drawingml/2006/wordprocessingDrawing" xmlns:pic="http://schemas.openxmlformats.org/drawingml/2006/picture" xmlns:wps="http://schemas.microsoft.com/office/word/2010/wordprocessingShape" xmlns:wpg="http://schemas.microsoft.com/office/word/2010/wordprocessingGroup" xmlns:mc="http://schemas.openxmlformats.org/markup-compatibility/2006" xmlns:wp14="http://schemas.microsoft.com/office/word/2010/wordprocessingDrawing" xmlns:w14="http://schemas.microsoft.com/office/word/2010/wordml" xmlns:w15="http://schemas.microsoft.com/office/word/2012/wordml" mc:Ignorable="w14 wp14 w15">
+  <w:p/>
 </w:ftr>
 </file>
 
@@ -49520,8 +49401,8 @@
       <w:rFonts w:ascii="Liberation Mono" w:hAnsi="Liberation Mono" w:eastAsia="Liberation Mono" w:cs="Liberation Mono"/>
     </w:rPr>
   </w:style>
-  <w:style w:type="character" w:styleId="Bulletsuser">
-    <w:name w:val="Bullets (user)"/>
+  <w:style w:type="character" w:styleId="Bullets">
+    <w:name w:val="Bullets"/>
     <w:qFormat/>
     <w:rPr>
       <w:rFonts w:ascii="OpenSymbol" w:hAnsi="OpenSymbol" w:eastAsia="OpenSymbol" w:cs="OpenSymbol"/>
